--- a/毛智明-小作文.docx
+++ b/毛智明-小作文.docx
@@ -979,7 +979,7 @@
     <w:p>
       <w:pPr>
         <w:rPr>
-          <w:rFonts w:hint="eastAsia"/>
+          <w:rFonts w:ascii="MiSans" w:eastAsia="MiSans" w:hAnsi="MiSans" w:cs="MiSans"/>
         </w:rPr>
       </w:pPr>
       <w:r>
@@ -987,65 +987,871 @@
           <w:rFonts w:ascii="MiSans" w:eastAsia="MiSans" w:hAnsi="MiSans" w:cs="MiSans" w:hint="eastAsia"/>
         </w:rPr>
         <w:t>汇总层逻辑：</w:t>
+      </w:r>
+      <w:r>
+        <w:rPr>
+          <w:rFonts w:ascii="MiSans" w:eastAsia="MiSans" w:hAnsi="MiSans" w:cs="MiSans"/>
+        </w:rPr>
+        <w:t>核心逻辑包括：</w:t>
+      </w:r>
+      <w:r>
+        <w:rPr>
+          <w:rFonts w:ascii="MiSans" w:eastAsia="MiSans" w:hAnsi="MiSans" w:cs="MiSans"/>
+          <w:bCs/>
+        </w:rPr>
+        <w:t>老收展员达星判定</w:t>
+      </w:r>
+      <w:r>
+        <w:rPr>
+          <w:rFonts w:ascii="MiSans" w:eastAsia="MiSans" w:hAnsi="MiSans" w:cs="MiSans"/>
+        </w:rPr>
+        <w:t>（按月汇总入司超12月人员的FYC，自动标记是否达星并统计连续未达星月数）、</w:t>
+      </w:r>
+      <w:r>
+        <w:rPr>
+          <w:rFonts w:ascii="MiSans" w:eastAsia="MiSans" w:hAnsi="MiSans" w:cs="MiSans"/>
+          <w:bCs/>
+        </w:rPr>
+        <w:t>新人达Q追踪</w:t>
+      </w:r>
+      <w:r>
+        <w:rPr>
+          <w:rFonts w:ascii="MiSans" w:eastAsia="MiSans" w:hAnsi="MiSans" w:cs="MiSans"/>
+        </w:rPr>
+        <w:t>（按日累计新人举绩件数与FYC</w:t>
+      </w:r>
+      <w:r>
+        <w:rPr>
+          <w:rFonts w:ascii="MiSans" w:eastAsia="MiSans" w:hAnsi="MiSans" w:cs="MiSans"/>
+        </w:rPr>
+        <w:t>，判定转正条件</w:t>
+      </w:r>
+      <w:r>
+        <w:rPr>
+          <w:rFonts w:ascii="MiSans" w:eastAsia="MiSans" w:hAnsi="MiSans" w:cs="MiSans"/>
+        </w:rPr>
+        <w:t>）、以及有效拜访数</w:t>
+      </w:r>
+      <w:r>
+        <w:rPr>
+          <w:rFonts w:ascii="MiSans" w:eastAsia="MiSans" w:hAnsi="MiSans" w:cs="MiSans"/>
+        </w:rPr>
+        <w:t>、</w:t>
+      </w:r>
+      <w:r>
+        <w:rPr>
+          <w:rFonts w:ascii="MiSans" w:eastAsia="MiSans" w:hAnsi="MiSans" w:cs="MiSans"/>
+        </w:rPr>
+        <w:t>等过程指标的多周期汇总</w:t>
+      </w:r>
+    </w:p>
+    <w:p>
+      <w:pPr>
+        <w:rPr>
+          <w:rFonts w:ascii="MiSans" w:eastAsia="MiSans" w:hAnsi="MiSans" w:cs="MiSans"/>
+        </w:rPr>
+      </w:pPr>
+    </w:p>
+    <w:p>
+      <w:pPr>
+        <w:rPr>
+          <w:b/>
+          <w:bCs/>
+        </w:rPr>
+      </w:pPr>
+      <w:r>
+        <w:rPr>
+          <w:b/>
+          <w:bCs/>
+        </w:rPr>
+        <w:lastRenderedPageBreak/>
+        <w:t>一、最细颗粒度的表（事实表）</w:t>
+      </w:r>
+    </w:p>
+    <w:p>
+      <w:r>
+        <w:t>最细颗粒度指的是</w:t>
+      </w:r>
+      <w:r>
+        <w:rPr>
+          <w:b/>
+          <w:bCs/>
+        </w:rPr>
+        <w:t>每行记录代表最底层、最原子化的事件或明细数据</w:t>
+      </w:r>
+      <w:r>
+        <w:t>。从项目描述来看，以下几张表属于最细颗粒度：</w:t>
+      </w:r>
+    </w:p>
+    <w:p>
+      <w:r>
+        <w:rPr>
+          <w:b/>
+          <w:bCs/>
+        </w:rPr>
+        <w:t>1. 活动记录表</w:t>
       </w:r>
       <w:bookmarkStart w:id="2" w:name="_GoBack"/>
       <w:bookmarkEnd w:id="2"/>
-      <w:r>
-        <w:rPr>
-          <w:rFonts w:ascii="MiSans" w:eastAsia="MiSans" w:hAnsi="MiSans" w:cs="MiSans"/>
-        </w:rPr>
-        <w:t>核心逻辑包括：</w:t>
-      </w:r>
-      <w:r>
-        <w:rPr>
-          <w:rFonts w:ascii="MiSans" w:eastAsia="MiSans" w:hAnsi="MiSans" w:cs="MiSans"/>
+    </w:p>
+    <w:p>
+      <w:r>
+        <w:t>每行代表一次具体的客户拜访或活动记录。颗粒度为</w:t>
+      </w:r>
+      <w:r>
+        <w:rPr>
+          <w:b/>
           <w:bCs/>
         </w:rPr>
-        <w:t>老收展员达星判定</w:t>
-      </w:r>
-      <w:r>
-        <w:rPr>
-          <w:rFonts w:ascii="MiSans" w:eastAsia="MiSans" w:hAnsi="MiSans" w:cs="MiSans"/>
-        </w:rPr>
-        <w:t>（按月汇总入司超12月人员的FYC，自动标记是否达星并统计连续未达星月数）、</w:t>
-      </w:r>
-      <w:r>
-        <w:rPr>
-          <w:rFonts w:ascii="MiSans" w:eastAsia="MiSans" w:hAnsi="MiSans" w:cs="MiSans"/>
+        <w:t>单次活动</w:t>
+      </w:r>
+      <w:r>
+        <w:t>，记录收展员每次拜访客户的时间、方式、内容等明细信息。这是支撑“有效拜访客户数”指标的最原始数据，粒度最细，数据量最大。</w:t>
+      </w:r>
+    </w:p>
+    <w:p>
+      <w:r>
+        <w:rPr>
+          <w:b/>
           <w:bCs/>
         </w:rPr>
-        <w:t>新人达Q追踪</w:t>
-      </w:r>
-      <w:r>
-        <w:rPr>
-          <w:rFonts w:ascii="MiSans" w:eastAsia="MiSans" w:hAnsi="MiSans" w:cs="MiSans"/>
-        </w:rPr>
-        <w:t>（按日累计新人举绩件数与FYC</w:t>
-      </w:r>
-      <w:r>
-        <w:rPr>
-          <w:rFonts w:ascii="MiSans" w:eastAsia="MiSans" w:hAnsi="MiSans" w:cs="MiSans"/>
-        </w:rPr>
-        <w:t>，判定转正条件</w:t>
-      </w:r>
-      <w:r>
-        <w:rPr>
-          <w:rFonts w:ascii="MiSans" w:eastAsia="MiSans" w:hAnsi="MiSans" w:cs="MiSans"/>
-        </w:rPr>
-        <w:t>）、以及有效拜访数</w:t>
-      </w:r>
-      <w:r>
-        <w:rPr>
-          <w:rFonts w:ascii="MiSans" w:eastAsia="MiSans" w:hAnsi="MiSans" w:cs="MiSans"/>
-        </w:rPr>
-        <w:t>、</w:t>
-      </w:r>
-      <w:r>
-        <w:rPr>
-          <w:rFonts w:ascii="MiSans" w:eastAsia="MiSans" w:hAnsi="MiSans" w:cs="MiSans"/>
-        </w:rPr>
-        <w:t>等过程指标的多周期汇总</w:t>
-      </w:r>
+        <w:t>2. 保单表</w:t>
+      </w:r>
+    </w:p>
+    <w:p>
+      <w:r>
+        <w:t>每行代表一张保单的明细信息。颗粒度为</w:t>
+      </w:r>
+      <w:r>
+        <w:rPr>
+          <w:b/>
+          <w:bCs/>
+        </w:rPr>
+        <w:t>单张保单</w:t>
+      </w:r>
+      <w:r>
+        <w:t>，记录每笔保单的投保人、险种、保费、签单日期等明细信息。这是业绩考核和佣金计算的核心数据来源，也是后续保费规模分析的底层明细表。</w:t>
+      </w:r>
+    </w:p>
+    <w:p>
+      <w:r>
+        <w:rPr>
+          <w:b/>
+          <w:bCs/>
+        </w:rPr>
+        <w:t>3. 佣金表</w:t>
+      </w:r>
+    </w:p>
+    <w:p>
+      <w:r>
+        <w:t>每行代表一笔佣金发放的明细记录。颗粒度为</w:t>
+      </w:r>
+      <w:r>
+        <w:rPr>
+          <w:b/>
+          <w:bCs/>
+        </w:rPr>
+        <w:t>单笔佣金</w:t>
+      </w:r>
+      <w:r>
+        <w:t>，记录每笔佣金的发放对象、金额、对应保单、发放日期等明细信息。这是考核收展员收入及业绩产出的最细颗粒度数据，直接支撑佣金相关的考核指标。</w:t>
+      </w:r>
+    </w:p>
+    <w:p>
+      <w:r>
+        <w:rPr>
+          <w:b/>
+          <w:bCs/>
+        </w:rPr>
+        <w:t>4. 代理人信息表</w:t>
+      </w:r>
+    </w:p>
+    <w:p>
+      <w:r>
+        <w:t>每行代表一个代理人（收展员）的基本信息。颗粒度为</w:t>
+      </w:r>
+      <w:r>
+        <w:rPr>
+          <w:b/>
+          <w:bCs/>
+        </w:rPr>
+        <w:t>单个代理人</w:t>
+      </w:r>
+      <w:r>
+        <w:t>，记录收展员的工号、姓名、所属团队、入职日期、职级等信息。虽然它承载的是属性信息，但在数仓建模中属于</w:t>
+      </w:r>
+      <w:r>
+        <w:rPr>
+          <w:b/>
+          <w:bCs/>
+        </w:rPr>
+        <w:t>维度表</w:t>
+      </w:r>
+      <w:r>
+        <w:t>，用于描述事实数据的人员属性。判断依据是：该表主要提供“谁”的属性信息，被多张事实表关联使用。</w:t>
+      </w:r>
+    </w:p>
+    <w:p>
+      <w:pPr>
+        <w:rPr>
+          <w:b/>
+          <w:bCs/>
+        </w:rPr>
+      </w:pPr>
+      <w:r>
+        <w:rPr>
+          <w:b/>
+          <w:bCs/>
+        </w:rPr>
+        <w:t>二、维度表</w:t>
+      </w:r>
+    </w:p>
+    <w:p>
+      <w:r>
+        <w:t>从项目描述中识别出以下维度表：</w:t>
+      </w:r>
+    </w:p>
+    <w:p>
+      <w:r>
+        <w:rPr>
+          <w:b/>
+          <w:bCs/>
+        </w:rPr>
+        <w:t>1. 代理人信息表</w:t>
+      </w:r>
+    </w:p>
+    <w:p>
+      <w:r>
+        <w:t>代理人（收展员）的基础属性，包括工号、姓名、所属团队、职级、入职日期等。用于分析各团队、各职级人员的考核情况。</w:t>
+      </w:r>
+    </w:p>
+    <w:p>
+      <w:r>
+        <w:rPr>
+          <w:b/>
+          <w:bCs/>
+        </w:rPr>
+        <w:t>2. 客户经营信息表</w:t>
+      </w:r>
+    </w:p>
+    <w:p>
+      <w:r>
+        <w:t>客户的基础属性信息，包括客户号、姓名、联系方式、地区等。用于关联保单表和活动记录表，分析客户维度的经营情况。</w:t>
+      </w:r>
+    </w:p>
+    <w:p>
+      <w:r>
+        <w:rPr>
+          <w:b/>
+          <w:bCs/>
+        </w:rPr>
+        <w:t>3. 团队/机构维度表</w:t>
+      </w:r>
+    </w:p>
+    <w:p>
+      <w:r>
+        <w:t>收展员所属团队或机构信息，包括团队编号、团队名称、上级团队等（描述中隐含“代理人团队”字段）。用于按团队维度进行业绩汇总和排名。</w:t>
+      </w:r>
+    </w:p>
+    <w:p>
+      <w:r>
+        <w:rPr>
+          <w:b/>
+          <w:bCs/>
+        </w:rPr>
+        <w:t>4. 时间维度表</w:t>
+      </w:r>
+    </w:p>
+    <w:p>
+      <w:r>
+        <w:t>日期、月份、季度、年度等时间属性信息，包括日期、年、季、月、周、是否工作日等（描述中明确提到“每日、每周、月度、季度、年度”统计维度）。用于按不同时间粒度对考核指标进行汇总分析。</w:t>
+      </w:r>
+    </w:p>
+    <w:p>
+      <w:r>
+        <w:rPr>
+          <w:b/>
+          <w:bCs/>
+        </w:rPr>
+        <w:t>5. 产品维度表</w:t>
+      </w:r>
+    </w:p>
+    <w:p>
+      <w:r>
+        <w:t>保险产品的分类属性信息，包括产品代码、产品名称、险种大类等（从保单表中可关联获取）。用于分析不同产品的销售情况。</w:t>
+      </w:r>
+    </w:p>
+    <w:p>
+      <w:pPr>
+        <w:rPr>
+          <w:b/>
+          <w:bCs/>
+        </w:rPr>
+      </w:pPr>
+      <w:r>
+        <w:rPr>
+          <w:b/>
+          <w:bCs/>
+        </w:rPr>
+        <w:t>三、判断依据</w:t>
+      </w:r>
+    </w:p>
+    <w:p>
+      <w:r>
+        <w:rPr>
+          <w:b/>
+          <w:bCs/>
+        </w:rPr>
+        <w:t>区分事实表与维度表的核心标准是“谁在描述谁”</w:t>
+      </w:r>
+      <w:r>
+        <w:t>：</w:t>
+      </w:r>
+    </w:p>
+    <w:tbl>
+      <w:tblPr>
+        <w:tblW w:w="11280" w:type="dxa"/>
+        <w:tblCellMar>
+          <w:top w:w="15" w:type="dxa"/>
+          <w:left w:w="15" w:type="dxa"/>
+          <w:bottom w:w="15" w:type="dxa"/>
+          <w:right w:w="15" w:type="dxa"/>
+        </w:tblCellMar>
+        <w:tblLook w:val="04A0" w:firstRow="1" w:lastRow="0" w:firstColumn="1" w:lastColumn="0" w:noHBand="0" w:noVBand="1"/>
+      </w:tblPr>
+      <w:tblGrid>
+        <w:gridCol w:w="1095"/>
+        <w:gridCol w:w="4895"/>
+        <w:gridCol w:w="5290"/>
+      </w:tblGrid>
+      <w:tr>
+        <w:trPr>
+          <w:tblHeader/>
+        </w:trPr>
+        <w:tc>
+          <w:tcPr>
+            <w:tcW w:w="0" w:type="auto"/>
+            <w:tcBorders>
+              <w:top w:val="nil"/>
+            </w:tcBorders>
+            <w:tcMar>
+              <w:top w:w="150" w:type="dxa"/>
+              <w:left w:w="0" w:type="dxa"/>
+              <w:bottom w:w="150" w:type="dxa"/>
+              <w:right w:w="240" w:type="dxa"/>
+            </w:tcMar>
+            <w:vAlign w:val="center"/>
+            <w:hideMark/>
+          </w:tcPr>
+          <w:p>
+            <w:r>
+              <w:t>判断维度</w:t>
+            </w:r>
+          </w:p>
+        </w:tc>
+        <w:tc>
+          <w:tcPr>
+            <w:tcW w:w="0" w:type="auto"/>
+            <w:tcBorders>
+              <w:top w:val="nil"/>
+            </w:tcBorders>
+            <w:tcMar>
+              <w:top w:w="150" w:type="dxa"/>
+              <w:left w:w="240" w:type="dxa"/>
+              <w:bottom w:w="150" w:type="dxa"/>
+              <w:right w:w="240" w:type="dxa"/>
+            </w:tcMar>
+            <w:vAlign w:val="center"/>
+            <w:hideMark/>
+          </w:tcPr>
+          <w:p>
+            <w:r>
+              <w:t>事实表（明细表）</w:t>
+            </w:r>
+          </w:p>
+        </w:tc>
+        <w:tc>
+          <w:tcPr>
+            <w:tcW w:w="0" w:type="auto"/>
+            <w:tcBorders>
+              <w:top w:val="nil"/>
+            </w:tcBorders>
+            <w:tcMar>
+              <w:top w:w="150" w:type="dxa"/>
+              <w:left w:w="240" w:type="dxa"/>
+              <w:bottom w:w="150" w:type="dxa"/>
+              <w:right w:w="240" w:type="dxa"/>
+            </w:tcMar>
+            <w:vAlign w:val="center"/>
+            <w:hideMark/>
+          </w:tcPr>
+          <w:p>
+            <w:r>
+              <w:t>维度表</w:t>
+            </w:r>
+          </w:p>
+        </w:tc>
+      </w:tr>
+      <w:tr>
+        <w:tc>
+          <w:tcPr>
+            <w:tcW w:w="0" w:type="auto"/>
+            <w:tcMar>
+              <w:top w:w="150" w:type="dxa"/>
+              <w:left w:w="0" w:type="dxa"/>
+              <w:bottom w:w="150" w:type="dxa"/>
+              <w:right w:w="240" w:type="dxa"/>
+            </w:tcMar>
+            <w:vAlign w:val="center"/>
+            <w:hideMark/>
+          </w:tcPr>
+          <w:p>
+            <w:r>
+              <w:rPr>
+                <w:b/>
+                <w:bCs/>
+              </w:rPr>
+              <w:t>内容</w:t>
+            </w:r>
+          </w:p>
+        </w:tc>
+        <w:tc>
+          <w:tcPr>
+            <w:tcW w:w="0" w:type="auto"/>
+            <w:tcMar>
+              <w:top w:w="150" w:type="dxa"/>
+              <w:left w:w="240" w:type="dxa"/>
+              <w:bottom w:w="150" w:type="dxa"/>
+              <w:right w:w="240" w:type="dxa"/>
+            </w:tcMar>
+            <w:vAlign w:val="center"/>
+            <w:hideMark/>
+          </w:tcPr>
+          <w:p>
+            <w:r>
+              <w:t>记录事件、行为、业务过程，描述“发生了什么”</w:t>
+            </w:r>
+          </w:p>
+        </w:tc>
+        <w:tc>
+          <w:tcPr>
+            <w:tcW w:w="0" w:type="auto"/>
+            <w:tcMar>
+              <w:top w:w="150" w:type="dxa"/>
+              <w:left w:w="240" w:type="dxa"/>
+              <w:bottom w:w="150" w:type="dxa"/>
+              <w:right w:w="0" w:type="dxa"/>
+            </w:tcMar>
+            <w:vAlign w:val="center"/>
+            <w:hideMark/>
+          </w:tcPr>
+          <w:p>
+            <w:r>
+              <w:t>记录属性、分类、字典，描述“谁、什么、何时、何地”</w:t>
+            </w:r>
+          </w:p>
+        </w:tc>
+      </w:tr>
+      <w:tr>
+        <w:tc>
+          <w:tcPr>
+            <w:tcW w:w="0" w:type="auto"/>
+            <w:tcMar>
+              <w:top w:w="150" w:type="dxa"/>
+              <w:left w:w="0" w:type="dxa"/>
+              <w:bottom w:w="150" w:type="dxa"/>
+              <w:right w:w="240" w:type="dxa"/>
+            </w:tcMar>
+            <w:vAlign w:val="center"/>
+            <w:hideMark/>
+          </w:tcPr>
+          <w:p>
+            <w:r>
+              <w:rPr>
+                <w:b/>
+                <w:bCs/>
+              </w:rPr>
+              <w:lastRenderedPageBreak/>
+              <w:t>颗粒度</w:t>
+            </w:r>
+          </w:p>
+        </w:tc>
+        <w:tc>
+          <w:tcPr>
+            <w:tcW w:w="0" w:type="auto"/>
+            <w:tcMar>
+              <w:top w:w="150" w:type="dxa"/>
+              <w:left w:w="240" w:type="dxa"/>
+              <w:bottom w:w="150" w:type="dxa"/>
+              <w:right w:w="240" w:type="dxa"/>
+            </w:tcMar>
+            <w:vAlign w:val="center"/>
+            <w:hideMark/>
+          </w:tcPr>
+          <w:p>
+            <w:r>
+              <w:t>通常较细，代表最原子化的事件记录</w:t>
+            </w:r>
+          </w:p>
+        </w:tc>
+        <w:tc>
+          <w:tcPr>
+            <w:tcW w:w="0" w:type="auto"/>
+            <w:tcMar>
+              <w:top w:w="150" w:type="dxa"/>
+              <w:left w:w="240" w:type="dxa"/>
+              <w:bottom w:w="150" w:type="dxa"/>
+              <w:right w:w="0" w:type="dxa"/>
+            </w:tcMar>
+            <w:vAlign w:val="center"/>
+            <w:hideMark/>
+          </w:tcPr>
+          <w:p>
+            <w:r>
+              <w:t>通常较粗，代表一个维度实体</w:t>
+            </w:r>
+          </w:p>
+        </w:tc>
+      </w:tr>
+      <w:tr>
+        <w:tc>
+          <w:tcPr>
+            <w:tcW w:w="0" w:type="auto"/>
+            <w:tcMar>
+              <w:top w:w="150" w:type="dxa"/>
+              <w:left w:w="0" w:type="dxa"/>
+              <w:bottom w:w="150" w:type="dxa"/>
+              <w:right w:w="240" w:type="dxa"/>
+            </w:tcMar>
+            <w:vAlign w:val="center"/>
+            <w:hideMark/>
+          </w:tcPr>
+          <w:p>
+            <w:r>
+              <w:rPr>
+                <w:b/>
+                <w:bCs/>
+              </w:rPr>
+              <w:t>更新方式</w:t>
+            </w:r>
+          </w:p>
+        </w:tc>
+        <w:tc>
+          <w:tcPr>
+            <w:tcW w:w="0" w:type="auto"/>
+            <w:tcMar>
+              <w:top w:w="150" w:type="dxa"/>
+              <w:left w:w="240" w:type="dxa"/>
+              <w:bottom w:w="150" w:type="dxa"/>
+              <w:right w:w="240" w:type="dxa"/>
+            </w:tcMar>
+            <w:vAlign w:val="center"/>
+            <w:hideMark/>
+          </w:tcPr>
+          <w:p>
+            <w:r>
+              <w:t>通常增量追加</w:t>
+            </w:r>
+          </w:p>
+        </w:tc>
+        <w:tc>
+          <w:tcPr>
+            <w:tcW w:w="0" w:type="auto"/>
+            <w:tcMar>
+              <w:top w:w="150" w:type="dxa"/>
+              <w:left w:w="240" w:type="dxa"/>
+              <w:bottom w:w="150" w:type="dxa"/>
+              <w:right w:w="0" w:type="dxa"/>
+            </w:tcMar>
+            <w:vAlign w:val="center"/>
+            <w:hideMark/>
+          </w:tcPr>
+          <w:p>
+            <w:r>
+              <w:t>通常拉链/全量更新</w:t>
+            </w:r>
+          </w:p>
+        </w:tc>
+      </w:tr>
+      <w:tr>
+        <w:tc>
+          <w:tcPr>
+            <w:tcW w:w="0" w:type="auto"/>
+            <w:tcMar>
+              <w:top w:w="150" w:type="dxa"/>
+              <w:left w:w="0" w:type="dxa"/>
+              <w:bottom w:w="150" w:type="dxa"/>
+              <w:right w:w="240" w:type="dxa"/>
+            </w:tcMar>
+            <w:vAlign w:val="center"/>
+            <w:hideMark/>
+          </w:tcPr>
+          <w:p>
+            <w:r>
+              <w:rPr>
+                <w:b/>
+                <w:bCs/>
+              </w:rPr>
+              <w:t>数据量</w:t>
+            </w:r>
+          </w:p>
+        </w:tc>
+        <w:tc>
+          <w:tcPr>
+            <w:tcW w:w="0" w:type="auto"/>
+            <w:tcMar>
+              <w:top w:w="150" w:type="dxa"/>
+              <w:left w:w="240" w:type="dxa"/>
+              <w:bottom w:w="150" w:type="dxa"/>
+              <w:right w:w="240" w:type="dxa"/>
+            </w:tcMar>
+            <w:vAlign w:val="center"/>
+            <w:hideMark/>
+          </w:tcPr>
+          <w:p>
+            <w:r>
+              <w:t>通常较大</w:t>
+            </w:r>
+          </w:p>
+        </w:tc>
+        <w:tc>
+          <w:tcPr>
+            <w:tcW w:w="0" w:type="auto"/>
+            <w:tcMar>
+              <w:top w:w="150" w:type="dxa"/>
+              <w:left w:w="240" w:type="dxa"/>
+              <w:bottom w:w="150" w:type="dxa"/>
+              <w:right w:w="0" w:type="dxa"/>
+            </w:tcMar>
+            <w:vAlign w:val="center"/>
+            <w:hideMark/>
+          </w:tcPr>
+          <w:p>
+            <w:r>
+              <w:t>通常较小</w:t>
+            </w:r>
+          </w:p>
+        </w:tc>
+      </w:tr>
+      <w:tr>
+        <w:tc>
+          <w:tcPr>
+            <w:tcW w:w="0" w:type="auto"/>
+            <w:tcMar>
+              <w:top w:w="150" w:type="dxa"/>
+              <w:left w:w="0" w:type="dxa"/>
+              <w:bottom w:w="150" w:type="dxa"/>
+              <w:right w:w="240" w:type="dxa"/>
+            </w:tcMar>
+            <w:vAlign w:val="center"/>
+            <w:hideMark/>
+          </w:tcPr>
+          <w:p>
+            <w:r>
+              <w:rPr>
+                <w:b/>
+                <w:bCs/>
+              </w:rPr>
+              <w:t>典型字段</w:t>
+            </w:r>
+          </w:p>
+        </w:tc>
+        <w:tc>
+          <w:tcPr>
+            <w:tcW w:w="0" w:type="auto"/>
+            <w:tcMar>
+              <w:top w:w="150" w:type="dxa"/>
+              <w:left w:w="240" w:type="dxa"/>
+              <w:bottom w:w="150" w:type="dxa"/>
+              <w:right w:w="240" w:type="dxa"/>
+            </w:tcMar>
+            <w:vAlign w:val="center"/>
+            <w:hideMark/>
+          </w:tcPr>
+          <w:p>
+            <w:r>
+              <w:t>数值型指标（金额、数量）+ 外键</w:t>
+            </w:r>
+          </w:p>
+        </w:tc>
+        <w:tc>
+          <w:tcPr>
+            <w:tcW w:w="0" w:type="auto"/>
+            <w:tcMar>
+              <w:top w:w="150" w:type="dxa"/>
+              <w:left w:w="240" w:type="dxa"/>
+              <w:bottom w:w="150" w:type="dxa"/>
+              <w:right w:w="0" w:type="dxa"/>
+            </w:tcMar>
+            <w:vAlign w:val="center"/>
+            <w:hideMark/>
+          </w:tcPr>
+          <w:p>
+            <w:r>
+              <w:t>描述型字段（名称、分类、层级）</w:t>
+            </w:r>
+          </w:p>
+        </w:tc>
+      </w:tr>
+    </w:tbl>
+    <w:p>
+      <w:pPr>
+        <w:rPr>
+          <w:b/>
+          <w:bCs/>
+        </w:rPr>
+      </w:pPr>
+      <w:r>
+        <w:rPr>
+          <w:b/>
+          <w:bCs/>
+        </w:rPr>
+        <w:t>四、数仓模型结构</w:t>
+      </w:r>
+    </w:p>
+    <w:p>
+      <w:r>
+        <w:t>结合上面的分析，该项目的数仓模型可梳理为以下结构：</w:t>
+      </w:r>
+    </w:p>
+    <w:p>
+      <w:r>
+        <w:rPr>
+          <w:b/>
+          <w:bCs/>
+        </w:rPr>
+        <w:t>DWD层</w:t>
+      </w:r>
+      <w:r>
+        <w:t>：</w:t>
+      </w:r>
+    </w:p>
+    <w:p>
+      <w:pPr>
+        <w:numPr>
+          <w:ilvl w:val="0"/>
+          <w:numId w:val="4"/>
+        </w:numPr>
+      </w:pPr>
+      <w:r>
+        <w:rPr>
+          <w:b/>
+          <w:bCs/>
+        </w:rPr>
+        <w:t>事实表</w:t>
+      </w:r>
+      <w:r>
+        <w:t>：保单表（单张保单粒度）、佣金表（单笔佣金粒度）、活动记录表（单次活动粒度）</w:t>
+      </w:r>
+    </w:p>
+    <w:p>
+      <w:pPr>
+        <w:numPr>
+          <w:ilvl w:val="0"/>
+          <w:numId w:val="4"/>
+        </w:numPr>
+      </w:pPr>
+      <w:r>
+        <w:rPr>
+          <w:b/>
+          <w:bCs/>
+        </w:rPr>
+        <w:t>维度表</w:t>
+      </w:r>
+      <w:r>
+        <w:t>：代理人信息表、客户经营信息表、团队维度表、时间维度表、产品维度表</w:t>
+      </w:r>
+    </w:p>
+    <w:p>
+      <w:r>
+        <w:rPr>
+          <w:b/>
+          <w:bCs/>
+        </w:rPr>
+        <w:t>DWS层</w:t>
+      </w:r>
+      <w:r>
+        <w:t>：</w:t>
+      </w:r>
+    </w:p>
+    <w:p>
+      <w:pPr>
+        <w:numPr>
+          <w:ilvl w:val="0"/>
+          <w:numId w:val="5"/>
+        </w:numPr>
+      </w:pPr>
+      <w:r>
+        <w:t>基于DWD层按“人（收展员） × 日”粒度汇总，计算有效拜访客户数、参会次数、保费规模等指标</w:t>
+      </w:r>
+    </w:p>
+    <w:p>
+      <w:pPr>
+        <w:numPr>
+          <w:ilvl w:val="0"/>
+          <w:numId w:val="5"/>
+        </w:numPr>
+      </w:pPr>
+      <w:r>
+        <w:t>按“人（收展员） × 月”粒度计算达星、达Q等月度考核指标</w:t>
+      </w:r>
+    </w:p>
+    <w:p>
+      <w:pPr>
+        <w:numPr>
+          <w:ilvl w:val="0"/>
+          <w:numId w:val="5"/>
+        </w:numPr>
+      </w:pPr>
+      <w:r>
+        <w:t>按“团队 × 月”粒度汇总团队整体业绩</w:t>
+      </w:r>
+    </w:p>
+    <w:p>
+      <w:r>
+        <w:rPr>
+          <w:b/>
+          <w:bCs/>
+        </w:rPr>
+        <w:t>ADS层</w:t>
+      </w:r>
+      <w:r>
+        <w:t>：</w:t>
+      </w:r>
+    </w:p>
+    <w:p>
+      <w:pPr>
+        <w:numPr>
+          <w:ilvl w:val="0"/>
+          <w:numId w:val="6"/>
+        </w:numPr>
+      </w:pPr>
+      <w:r>
+        <w:t>考核结果明细表</w:t>
+      </w:r>
+    </w:p>
+    <w:p>
+      <w:pPr>
+        <w:numPr>
+          <w:ilvl w:val="0"/>
+          <w:numId w:val="6"/>
+        </w:numPr>
+      </w:pPr>
+      <w:r>
+        <w:t>多维度可视化看板</w:t>
+      </w:r>
+    </w:p>
+    <w:p>
+      <w:r>
+        <w:t>这种模型设计遵循了“维度建模”的经典思路：将业务过程记录为事实，将业务实体和分类抽象为维度，通过外键关联实现灵活的多维分析。</w:t>
+      </w:r>
+    </w:p>
+    <w:p>
+      <w:pPr>
+        <w:rPr>
+          <w:rFonts w:hint="eastAsia"/>
+        </w:rPr>
+      </w:pPr>
     </w:p>
     <w:sectPr>
       <w:pgSz w:w="11906" w:h="16838"/>
@@ -1098,6 +1904,304 @@
 <file path=word/numbering.xml><?xml version="1.0" encoding="utf-8"?>
 <w:numbering xmlns:wpc="http://schemas.microsoft.com/office/word/2010/wordprocessingCanvas" xmlns:cx="http://schemas.microsoft.com/office/drawing/2014/chartex" xmlns:cx1="http://schemas.microsoft.com/office/drawing/2015/9/8/chartex" xmlns:mc="http://schemas.openxmlformats.org/markup-compatibility/2006" xmlns:o="urn:schemas-microsoft-com:office:office" xmlns:r="http://schemas.openxmlformats.org/officeDocument/2006/relationships" xmlns:m="http://schemas.openxmlformats.org/officeDocument/2006/math" xmlns:v="urn:schemas-microsoft-com:vml" xmlns:wp14="http://schemas.microsoft.com/office/word/2010/wordprocessingDrawing" xmlns:wp="http://schemas.openxmlformats.org/drawingml/2006/wordprocessingDrawing" xmlns:w10="urn:schemas-microsoft-com:office:word" xmlns:w="http://schemas.openxmlformats.org/wordprocessingml/2006/main" xmlns:w14="http://schemas.microsoft.com/office/word/2010/wordml" xmlns:w15="http://schemas.microsoft.com/office/word/2012/wordml" xmlns:w16se="http://schemas.microsoft.com/office/word/2015/wordml/symex" xmlns:wpg="http://schemas.microsoft.com/office/word/2010/wordprocessingGroup" xmlns:wpi="http://schemas.microsoft.com/office/word/2010/wordprocessingInk" xmlns:wne="http://schemas.microsoft.com/office/word/2006/wordml" xmlns:wps="http://schemas.microsoft.com/office/word/2010/wordprocessingShape" mc:Ignorable="w14 w15 w16se wp14">
   <w:abstractNum w:abstractNumId="0" w15:restartNumberingAfterBreak="0">
+    <w:nsid w:val="0A516AC1"/>
+    <w:multiLevelType w:val="multilevel"/>
+    <w:tmpl w:val="61AA3862"/>
+    <w:lvl w:ilvl="0">
+      <w:start w:val="1"/>
+      <w:numFmt w:val="bullet"/>
+      <w:lvlText w:val=""/>
+      <w:lvlJc w:val="left"/>
+      <w:pPr>
+        <w:tabs>
+          <w:tab w:val="num" w:pos="720"/>
+        </w:tabs>
+        <w:ind w:left="720" w:hanging="360"/>
+      </w:pPr>
+      <w:rPr>
+        <w:rFonts w:ascii="Symbol" w:hAnsi="Symbol" w:hint="default"/>
+        <w:sz w:val="20"/>
+      </w:rPr>
+    </w:lvl>
+    <w:lvl w:ilvl="1" w:tentative="1">
+      <w:start w:val="1"/>
+      <w:numFmt w:val="bullet"/>
+      <w:lvlText w:val="o"/>
+      <w:lvlJc w:val="left"/>
+      <w:pPr>
+        <w:tabs>
+          <w:tab w:val="num" w:pos="1440"/>
+        </w:tabs>
+        <w:ind w:left="1440" w:hanging="360"/>
+      </w:pPr>
+      <w:rPr>
+        <w:rFonts w:ascii="Courier New" w:hAnsi="Courier New" w:hint="default"/>
+        <w:sz w:val="20"/>
+      </w:rPr>
+    </w:lvl>
+    <w:lvl w:ilvl="2" w:tentative="1">
+      <w:start w:val="1"/>
+      <w:numFmt w:val="bullet"/>
+      <w:lvlText w:val=""/>
+      <w:lvlJc w:val="left"/>
+      <w:pPr>
+        <w:tabs>
+          <w:tab w:val="num" w:pos="2160"/>
+        </w:tabs>
+        <w:ind w:left="2160" w:hanging="360"/>
+      </w:pPr>
+      <w:rPr>
+        <w:rFonts w:ascii="Wingdings" w:hAnsi="Wingdings" w:hint="default"/>
+        <w:sz w:val="20"/>
+      </w:rPr>
+    </w:lvl>
+    <w:lvl w:ilvl="3" w:tentative="1">
+      <w:start w:val="1"/>
+      <w:numFmt w:val="bullet"/>
+      <w:lvlText w:val=""/>
+      <w:lvlJc w:val="left"/>
+      <w:pPr>
+        <w:tabs>
+          <w:tab w:val="num" w:pos="2880"/>
+        </w:tabs>
+        <w:ind w:left="2880" w:hanging="360"/>
+      </w:pPr>
+      <w:rPr>
+        <w:rFonts w:ascii="Wingdings" w:hAnsi="Wingdings" w:hint="default"/>
+        <w:sz w:val="20"/>
+      </w:rPr>
+    </w:lvl>
+    <w:lvl w:ilvl="4" w:tentative="1">
+      <w:start w:val="1"/>
+      <w:numFmt w:val="bullet"/>
+      <w:lvlText w:val=""/>
+      <w:lvlJc w:val="left"/>
+      <w:pPr>
+        <w:tabs>
+          <w:tab w:val="num" w:pos="3600"/>
+        </w:tabs>
+        <w:ind w:left="3600" w:hanging="360"/>
+      </w:pPr>
+      <w:rPr>
+        <w:rFonts w:ascii="Wingdings" w:hAnsi="Wingdings" w:hint="default"/>
+        <w:sz w:val="20"/>
+      </w:rPr>
+    </w:lvl>
+    <w:lvl w:ilvl="5" w:tentative="1">
+      <w:start w:val="1"/>
+      <w:numFmt w:val="bullet"/>
+      <w:lvlText w:val=""/>
+      <w:lvlJc w:val="left"/>
+      <w:pPr>
+        <w:tabs>
+          <w:tab w:val="num" w:pos="4320"/>
+        </w:tabs>
+        <w:ind w:left="4320" w:hanging="360"/>
+      </w:pPr>
+      <w:rPr>
+        <w:rFonts w:ascii="Wingdings" w:hAnsi="Wingdings" w:hint="default"/>
+        <w:sz w:val="20"/>
+      </w:rPr>
+    </w:lvl>
+    <w:lvl w:ilvl="6" w:tentative="1">
+      <w:start w:val="1"/>
+      <w:numFmt w:val="bullet"/>
+      <w:lvlText w:val=""/>
+      <w:lvlJc w:val="left"/>
+      <w:pPr>
+        <w:tabs>
+          <w:tab w:val="num" w:pos="5040"/>
+        </w:tabs>
+        <w:ind w:left="5040" w:hanging="360"/>
+      </w:pPr>
+      <w:rPr>
+        <w:rFonts w:ascii="Wingdings" w:hAnsi="Wingdings" w:hint="default"/>
+        <w:sz w:val="20"/>
+      </w:rPr>
+    </w:lvl>
+    <w:lvl w:ilvl="7" w:tentative="1">
+      <w:start w:val="1"/>
+      <w:numFmt w:val="bullet"/>
+      <w:lvlText w:val=""/>
+      <w:lvlJc w:val="left"/>
+      <w:pPr>
+        <w:tabs>
+          <w:tab w:val="num" w:pos="5760"/>
+        </w:tabs>
+        <w:ind w:left="5760" w:hanging="360"/>
+      </w:pPr>
+      <w:rPr>
+        <w:rFonts w:ascii="Wingdings" w:hAnsi="Wingdings" w:hint="default"/>
+        <w:sz w:val="20"/>
+      </w:rPr>
+    </w:lvl>
+    <w:lvl w:ilvl="8" w:tentative="1">
+      <w:start w:val="1"/>
+      <w:numFmt w:val="bullet"/>
+      <w:lvlText w:val=""/>
+      <w:lvlJc w:val="left"/>
+      <w:pPr>
+        <w:tabs>
+          <w:tab w:val="num" w:pos="6480"/>
+        </w:tabs>
+        <w:ind w:left="6480" w:hanging="360"/>
+      </w:pPr>
+      <w:rPr>
+        <w:rFonts w:ascii="Wingdings" w:hAnsi="Wingdings" w:hint="default"/>
+        <w:sz w:val="20"/>
+      </w:rPr>
+    </w:lvl>
+  </w:abstractNum>
+  <w:abstractNum w:abstractNumId="1" w15:restartNumberingAfterBreak="0">
+    <w:nsid w:val="407F0492"/>
+    <w:multiLevelType w:val="multilevel"/>
+    <w:tmpl w:val="04B8418A"/>
+    <w:lvl w:ilvl="0">
+      <w:start w:val="1"/>
+      <w:numFmt w:val="bullet"/>
+      <w:lvlText w:val=""/>
+      <w:lvlJc w:val="left"/>
+      <w:pPr>
+        <w:tabs>
+          <w:tab w:val="num" w:pos="720"/>
+        </w:tabs>
+        <w:ind w:left="720" w:hanging="360"/>
+      </w:pPr>
+      <w:rPr>
+        <w:rFonts w:ascii="Symbol" w:hAnsi="Symbol" w:hint="default"/>
+        <w:sz w:val="20"/>
+      </w:rPr>
+    </w:lvl>
+    <w:lvl w:ilvl="1" w:tentative="1">
+      <w:start w:val="1"/>
+      <w:numFmt w:val="bullet"/>
+      <w:lvlText w:val="o"/>
+      <w:lvlJc w:val="left"/>
+      <w:pPr>
+        <w:tabs>
+          <w:tab w:val="num" w:pos="1440"/>
+        </w:tabs>
+        <w:ind w:left="1440" w:hanging="360"/>
+      </w:pPr>
+      <w:rPr>
+        <w:rFonts w:ascii="Courier New" w:hAnsi="Courier New" w:hint="default"/>
+        <w:sz w:val="20"/>
+      </w:rPr>
+    </w:lvl>
+    <w:lvl w:ilvl="2" w:tentative="1">
+      <w:start w:val="1"/>
+      <w:numFmt w:val="bullet"/>
+      <w:lvlText w:val=""/>
+      <w:lvlJc w:val="left"/>
+      <w:pPr>
+        <w:tabs>
+          <w:tab w:val="num" w:pos="2160"/>
+        </w:tabs>
+        <w:ind w:left="2160" w:hanging="360"/>
+      </w:pPr>
+      <w:rPr>
+        <w:rFonts w:ascii="Wingdings" w:hAnsi="Wingdings" w:hint="default"/>
+        <w:sz w:val="20"/>
+      </w:rPr>
+    </w:lvl>
+    <w:lvl w:ilvl="3" w:tentative="1">
+      <w:start w:val="1"/>
+      <w:numFmt w:val="bullet"/>
+      <w:lvlText w:val=""/>
+      <w:lvlJc w:val="left"/>
+      <w:pPr>
+        <w:tabs>
+          <w:tab w:val="num" w:pos="2880"/>
+        </w:tabs>
+        <w:ind w:left="2880" w:hanging="360"/>
+      </w:pPr>
+      <w:rPr>
+        <w:rFonts w:ascii="Wingdings" w:hAnsi="Wingdings" w:hint="default"/>
+        <w:sz w:val="20"/>
+      </w:rPr>
+    </w:lvl>
+    <w:lvl w:ilvl="4" w:tentative="1">
+      <w:start w:val="1"/>
+      <w:numFmt w:val="bullet"/>
+      <w:lvlText w:val=""/>
+      <w:lvlJc w:val="left"/>
+      <w:pPr>
+        <w:tabs>
+          <w:tab w:val="num" w:pos="3600"/>
+        </w:tabs>
+        <w:ind w:left="3600" w:hanging="360"/>
+      </w:pPr>
+      <w:rPr>
+        <w:rFonts w:ascii="Wingdings" w:hAnsi="Wingdings" w:hint="default"/>
+        <w:sz w:val="20"/>
+      </w:rPr>
+    </w:lvl>
+    <w:lvl w:ilvl="5" w:tentative="1">
+      <w:start w:val="1"/>
+      <w:numFmt w:val="bullet"/>
+      <w:lvlText w:val=""/>
+      <w:lvlJc w:val="left"/>
+      <w:pPr>
+        <w:tabs>
+          <w:tab w:val="num" w:pos="4320"/>
+        </w:tabs>
+        <w:ind w:left="4320" w:hanging="360"/>
+      </w:pPr>
+      <w:rPr>
+        <w:rFonts w:ascii="Wingdings" w:hAnsi="Wingdings" w:hint="default"/>
+        <w:sz w:val="20"/>
+      </w:rPr>
+    </w:lvl>
+    <w:lvl w:ilvl="6" w:tentative="1">
+      <w:start w:val="1"/>
+      <w:numFmt w:val="bullet"/>
+      <w:lvlText w:val=""/>
+      <w:lvlJc w:val="left"/>
+      <w:pPr>
+        <w:tabs>
+          <w:tab w:val="num" w:pos="5040"/>
+        </w:tabs>
+        <w:ind w:left="5040" w:hanging="360"/>
+      </w:pPr>
+      <w:rPr>
+        <w:rFonts w:ascii="Wingdings" w:hAnsi="Wingdings" w:hint="default"/>
+        <w:sz w:val="20"/>
+      </w:rPr>
+    </w:lvl>
+    <w:lvl w:ilvl="7" w:tentative="1">
+      <w:start w:val="1"/>
+      <w:numFmt w:val="bullet"/>
+      <w:lvlText w:val=""/>
+      <w:lvlJc w:val="left"/>
+      <w:pPr>
+        <w:tabs>
+          <w:tab w:val="num" w:pos="5760"/>
+        </w:tabs>
+        <w:ind w:left="5760" w:hanging="360"/>
+      </w:pPr>
+      <w:rPr>
+        <w:rFonts w:ascii="Wingdings" w:hAnsi="Wingdings" w:hint="default"/>
+        <w:sz w:val="20"/>
+      </w:rPr>
+    </w:lvl>
+    <w:lvl w:ilvl="8" w:tentative="1">
+      <w:start w:val="1"/>
+      <w:numFmt w:val="bullet"/>
+      <w:lvlText w:val=""/>
+      <w:lvlJc w:val="left"/>
+      <w:pPr>
+        <w:tabs>
+          <w:tab w:val="num" w:pos="6480"/>
+        </w:tabs>
+        <w:ind w:left="6480" w:hanging="360"/>
+      </w:pPr>
+      <w:rPr>
+        <w:rFonts w:ascii="Wingdings" w:hAnsi="Wingdings" w:hint="default"/>
+        <w:sz w:val="20"/>
+      </w:rPr>
+    </w:lvl>
+  </w:abstractNum>
+  <w:abstractNum w:abstractNumId="2" w15:restartNumberingAfterBreak="0">
     <w:nsid w:val="4BCF1675"/>
     <w:multiLevelType w:val="hybridMultilevel"/>
     <w:tmpl w:val="5F34C9F8"/>
@@ -1186,7 +2290,7 @@
       </w:pPr>
     </w:lvl>
   </w:abstractNum>
-  <w:abstractNum w:abstractNumId="1" w15:restartNumberingAfterBreak="0">
+  <w:abstractNum w:abstractNumId="3" w15:restartNumberingAfterBreak="0">
     <w:nsid w:val="51282F0E"/>
     <w:multiLevelType w:val="multilevel"/>
     <w:tmpl w:val="D258F692"/>
@@ -1335,7 +2439,156 @@
       </w:rPr>
     </w:lvl>
   </w:abstractNum>
-  <w:abstractNum w:abstractNumId="2" w15:restartNumberingAfterBreak="0">
+  <w:abstractNum w:abstractNumId="4" w15:restartNumberingAfterBreak="0">
+    <w:nsid w:val="5E837FB2"/>
+    <w:multiLevelType w:val="multilevel"/>
+    <w:tmpl w:val="639A9DFA"/>
+    <w:lvl w:ilvl="0">
+      <w:start w:val="1"/>
+      <w:numFmt w:val="bullet"/>
+      <w:lvlText w:val=""/>
+      <w:lvlJc w:val="left"/>
+      <w:pPr>
+        <w:tabs>
+          <w:tab w:val="num" w:pos="720"/>
+        </w:tabs>
+        <w:ind w:left="720" w:hanging="360"/>
+      </w:pPr>
+      <w:rPr>
+        <w:rFonts w:ascii="Symbol" w:hAnsi="Symbol" w:hint="default"/>
+        <w:sz w:val="20"/>
+      </w:rPr>
+    </w:lvl>
+    <w:lvl w:ilvl="1" w:tentative="1">
+      <w:start w:val="1"/>
+      <w:numFmt w:val="bullet"/>
+      <w:lvlText w:val="o"/>
+      <w:lvlJc w:val="left"/>
+      <w:pPr>
+        <w:tabs>
+          <w:tab w:val="num" w:pos="1440"/>
+        </w:tabs>
+        <w:ind w:left="1440" w:hanging="360"/>
+      </w:pPr>
+      <w:rPr>
+        <w:rFonts w:ascii="Courier New" w:hAnsi="Courier New" w:hint="default"/>
+        <w:sz w:val="20"/>
+      </w:rPr>
+    </w:lvl>
+    <w:lvl w:ilvl="2" w:tentative="1">
+      <w:start w:val="1"/>
+      <w:numFmt w:val="bullet"/>
+      <w:lvlText w:val=""/>
+      <w:lvlJc w:val="left"/>
+      <w:pPr>
+        <w:tabs>
+          <w:tab w:val="num" w:pos="2160"/>
+        </w:tabs>
+        <w:ind w:left="2160" w:hanging="360"/>
+      </w:pPr>
+      <w:rPr>
+        <w:rFonts w:ascii="Wingdings" w:hAnsi="Wingdings" w:hint="default"/>
+        <w:sz w:val="20"/>
+      </w:rPr>
+    </w:lvl>
+    <w:lvl w:ilvl="3" w:tentative="1">
+      <w:start w:val="1"/>
+      <w:numFmt w:val="bullet"/>
+      <w:lvlText w:val=""/>
+      <w:lvlJc w:val="left"/>
+      <w:pPr>
+        <w:tabs>
+          <w:tab w:val="num" w:pos="2880"/>
+        </w:tabs>
+        <w:ind w:left="2880" w:hanging="360"/>
+      </w:pPr>
+      <w:rPr>
+        <w:rFonts w:ascii="Wingdings" w:hAnsi="Wingdings" w:hint="default"/>
+        <w:sz w:val="20"/>
+      </w:rPr>
+    </w:lvl>
+    <w:lvl w:ilvl="4" w:tentative="1">
+      <w:start w:val="1"/>
+      <w:numFmt w:val="bullet"/>
+      <w:lvlText w:val=""/>
+      <w:lvlJc w:val="left"/>
+      <w:pPr>
+        <w:tabs>
+          <w:tab w:val="num" w:pos="3600"/>
+        </w:tabs>
+        <w:ind w:left="3600" w:hanging="360"/>
+      </w:pPr>
+      <w:rPr>
+        <w:rFonts w:ascii="Wingdings" w:hAnsi="Wingdings" w:hint="default"/>
+        <w:sz w:val="20"/>
+      </w:rPr>
+    </w:lvl>
+    <w:lvl w:ilvl="5" w:tentative="1">
+      <w:start w:val="1"/>
+      <w:numFmt w:val="bullet"/>
+      <w:lvlText w:val=""/>
+      <w:lvlJc w:val="left"/>
+      <w:pPr>
+        <w:tabs>
+          <w:tab w:val="num" w:pos="4320"/>
+        </w:tabs>
+        <w:ind w:left="4320" w:hanging="360"/>
+      </w:pPr>
+      <w:rPr>
+        <w:rFonts w:ascii="Wingdings" w:hAnsi="Wingdings" w:hint="default"/>
+        <w:sz w:val="20"/>
+      </w:rPr>
+    </w:lvl>
+    <w:lvl w:ilvl="6" w:tentative="1">
+      <w:start w:val="1"/>
+      <w:numFmt w:val="bullet"/>
+      <w:lvlText w:val=""/>
+      <w:lvlJc w:val="left"/>
+      <w:pPr>
+        <w:tabs>
+          <w:tab w:val="num" w:pos="5040"/>
+        </w:tabs>
+        <w:ind w:left="5040" w:hanging="360"/>
+      </w:pPr>
+      <w:rPr>
+        <w:rFonts w:ascii="Wingdings" w:hAnsi="Wingdings" w:hint="default"/>
+        <w:sz w:val="20"/>
+      </w:rPr>
+    </w:lvl>
+    <w:lvl w:ilvl="7" w:tentative="1">
+      <w:start w:val="1"/>
+      <w:numFmt w:val="bullet"/>
+      <w:lvlText w:val=""/>
+      <w:lvlJc w:val="left"/>
+      <w:pPr>
+        <w:tabs>
+          <w:tab w:val="num" w:pos="5760"/>
+        </w:tabs>
+        <w:ind w:left="5760" w:hanging="360"/>
+      </w:pPr>
+      <w:rPr>
+        <w:rFonts w:ascii="Wingdings" w:hAnsi="Wingdings" w:hint="default"/>
+        <w:sz w:val="20"/>
+      </w:rPr>
+    </w:lvl>
+    <w:lvl w:ilvl="8" w:tentative="1">
+      <w:start w:val="1"/>
+      <w:numFmt w:val="bullet"/>
+      <w:lvlText w:val=""/>
+      <w:lvlJc w:val="left"/>
+      <w:pPr>
+        <w:tabs>
+          <w:tab w:val="num" w:pos="6480"/>
+        </w:tabs>
+        <w:ind w:left="6480" w:hanging="360"/>
+      </w:pPr>
+      <w:rPr>
+        <w:rFonts w:ascii="Wingdings" w:hAnsi="Wingdings" w:hint="default"/>
+        <w:sz w:val="20"/>
+      </w:rPr>
+    </w:lvl>
+  </w:abstractNum>
+  <w:abstractNum w:abstractNumId="5" w15:restartNumberingAfterBreak="0">
     <w:nsid w:val="6435232B"/>
     <w:multiLevelType w:val="multilevel"/>
     <w:tmpl w:val="AF18C9E6"/>
@@ -1485,13 +2738,22 @@
     </w:lvl>
   </w:abstractNum>
   <w:num w:numId="1">
-    <w:abstractNumId w:val="0"/>
+    <w:abstractNumId w:val="2"/>
   </w:num>
   <w:num w:numId="2">
+    <w:abstractNumId w:val="3"/>
+  </w:num>
+  <w:num w:numId="3">
+    <w:abstractNumId w:val="5"/>
+  </w:num>
+  <w:num w:numId="4">
     <w:abstractNumId w:val="1"/>
   </w:num>
-  <w:num w:numId="3">
-    <w:abstractNumId w:val="2"/>
+  <w:num w:numId="5">
+    <w:abstractNumId w:val="4"/>
+  </w:num>
+  <w:num w:numId="6">
+    <w:abstractNumId w:val="0"/>
   </w:num>
 </w:numbering>
 </file>
@@ -1936,6 +3198,29 @@
       <w:szCs w:val="32"/>
     </w:rPr>
   </w:style>
+  <w:style w:type="paragraph" w:styleId="3">
+    <w:name w:val="heading 3"/>
+    <w:basedOn w:val="a"/>
+    <w:next w:val="a"/>
+    <w:link w:val="30"/>
+    <w:uiPriority w:val="9"/>
+    <w:semiHidden/>
+    <w:unhideWhenUsed/>
+    <w:qFormat/>
+    <w:rsid w:val="0036617D"/>
+    <w:pPr>
+      <w:keepNext/>
+      <w:keepLines/>
+      <w:spacing w:before="260" w:after="260" w:line="416" w:lineRule="auto"/>
+      <w:outlineLvl w:val="2"/>
+    </w:pPr>
+    <w:rPr>
+      <w:b/>
+      <w:bCs/>
+      <w:sz w:val="32"/>
+      <w:szCs w:val="32"/>
+    </w:rPr>
+  </w:style>
   <w:style w:type="paragraph" w:styleId="4">
     <w:name w:val="heading 4"/>
     <w:basedOn w:val="a"/>
@@ -1963,7 +3248,6 @@
   <w:style w:type="character" w:default="1" w:styleId="a0">
     <w:name w:val="Default Paragraph Font"/>
     <w:uiPriority w:val="1"/>
-    <w:semiHidden/>
     <w:unhideWhenUsed/>
   </w:style>
   <w:style w:type="table" w:default="1" w:styleId="a1">
@@ -2103,6 +3387,20 @@
     <w:rPr>
       <w:sz w:val="18"/>
       <w:szCs w:val="18"/>
+    </w:rPr>
+  </w:style>
+  <w:style w:type="character" w:customStyle="1" w:styleId="30">
+    <w:name w:val="标题 3 字符"/>
+    <w:basedOn w:val="a0"/>
+    <w:link w:val="3"/>
+    <w:uiPriority w:val="9"/>
+    <w:semiHidden/>
+    <w:rsid w:val="0036617D"/>
+    <w:rPr>
+      <w:b/>
+      <w:bCs/>
+      <w:sz w:val="32"/>
+      <w:szCs w:val="32"/>
     </w:rPr>
   </w:style>
 </w:styles>

--- a/毛智明-小作文.docx
+++ b/毛智明-小作文.docx
@@ -5,6 +5,7 @@
     <w:p>
       <w:pPr>
         <w:pStyle w:val="1"/>
+        <w:jc w:val="center"/>
       </w:pPr>
       <w:r>
         <w:rPr>
@@ -108,59 +109,13 @@
         <w:t>。</w:t>
       </w:r>
     </w:p>
-    <w:p/>
-    <w:p>
-      <w:r>
-        <w:rPr>
-          <w:rFonts w:hint="eastAsia"/>
-        </w:rPr>
-        <w:t>我做的这个项目是华安财险贵州分公司的收展人员经营考核数据仓库及大数据分析平台。收展团队简单说就是既有续收老客户保费的职责、又有新单展业职责的销售队伍，贵州分公司这边规模超过</w:t>
-      </w:r>
-      <w:r>
-        <w:t>200人，分布在9个地州市。</w:t>
-      </w:r>
-    </w:p>
-    <w:p>
-      <w:r>
-        <w:rPr>
-          <w:rFonts w:hint="eastAsia"/>
-        </w:rPr>
-        <w:t>做这个项目之前，分公司的考核完全是靠各机构手工</w:t>
-      </w:r>
-      <w:r>
-        <w:t>Excel来做，承保数据在核心业务系统里，佣金数据在另一套薪酬系统里，活动量记录又在CRM或者纸质台账里，三套数据互相不通。每个月出考核结果要到次月15号以后，而且各部门统计口径还不一样，比如保费达成率这个指标，业务管理部和人力资源部算出来的数经常对不上。</w:t>
-      </w:r>
-    </w:p>
-    <w:p>
-      <w:r>
-        <w:rPr>
-          <w:rFonts w:hint="eastAsia"/>
-        </w:rPr>
-        <w:t>所以分公司决定建这套数仓和报表平台，核心就是把考核数据统一管起来、自动算出来，重点解决几个业务问题：</w:t>
-      </w:r>
-      <w:r>
-        <w:t>**老收展员每个月有没有达星、新人能不能顺利达Q转正、过程活动量到底够不够。</w:t>
-      </w:r>
-    </w:p>
-    <w:p>
-      <w:pPr>
-        <w:rPr>
-          <w:b/>
-        </w:rPr>
-      </w:pPr>
-    </w:p>
-    <w:p>
-      <w:pPr>
-        <w:rPr>
-          <w:b/>
-          <w:sz w:val="28"/>
-        </w:rPr>
-      </w:pPr>
-      <w:r>
-        <w:rPr>
-          <w:rFonts w:hint="eastAsia"/>
-          <w:b/>
-          <w:sz w:val="28"/>
+    <w:p>
+      <w:pPr>
+        <w:pStyle w:val="2"/>
+      </w:pPr>
+      <w:r>
+        <w:rPr>
+          <w:rFonts w:hint="eastAsia"/>
         </w:rPr>
         <w:t>第一个项目</w:t>
       </w:r>
@@ -182,11 +137,19 @@
       </w:r>
       <w:r>
         <w:rPr>
+          <w:rFonts w:ascii="Segoe UI" w:hAnsi="Segoe UI" w:cs="Segoe UI" w:hint="eastAsia"/>
+          <w:color w:val="0F1115"/>
+          <w:szCs w:val="21"/>
+        </w:rPr>
+        <w:t>8</w:t>
+      </w:r>
+      <w:r>
+        <w:rPr>
           <w:rFonts w:ascii="Segoe UI" w:hAnsi="Segoe UI" w:cs="Segoe UI"/>
           <w:color w:val="0F1115"/>
           <w:szCs w:val="21"/>
         </w:rPr>
-        <w:t>8</w:t>
+        <w:t>个人，</w:t>
       </w:r>
       <w:r>
         <w:rPr>
@@ -194,7 +157,7 @@
           <w:color w:val="0F1115"/>
           <w:szCs w:val="21"/>
         </w:rPr>
-        <w:t>个人，</w:t>
+        <w:t>1</w:t>
       </w:r>
       <w:r>
         <w:rPr>
@@ -202,14 +165,6 @@
           <w:color w:val="0F1115"/>
           <w:szCs w:val="21"/>
         </w:rPr>
-        <w:t>1</w:t>
-      </w:r>
-      <w:r>
-        <w:rPr>
-          <w:rFonts w:ascii="Segoe UI" w:hAnsi="Segoe UI" w:cs="Segoe UI"/>
-          <w:color w:val="0F1115"/>
-          <w:szCs w:val="21"/>
-        </w:rPr>
         <w:t>名小组组长，</w:t>
       </w:r>
       <w:r>
@@ -255,23 +210,142 @@
         <w:rPr>
           <w:rFonts w:hint="eastAsia"/>
         </w:rPr>
-        <w:t>核心是打通承保、佣金、活动量等多源数据，构建销售人员的达星、达</w:t>
-      </w:r>
-      <w:r>
-        <w:t>Q等考核指标体系</w:t>
-      </w:r>
-      <w:r>
-        <w:rPr>
-          <w:rFonts w:hint="eastAsia"/>
-        </w:rPr>
-        <w:t>的</w:t>
-      </w:r>
-      <w:r>
-        <w:t>360度画像</w:t>
-      </w:r>
-      <w:r>
-        <w:rPr>
-          <w:rFonts w:hint="eastAsia"/>
+        <w:t>核心是开发是开发保险代理人的展业数据分析、新人奖励机制等需求</w:t>
+      </w:r>
+      <w:r>
+        <w:rPr>
+          <w:rFonts w:hint="eastAsia"/>
+        </w:rPr>
+        <w:t>，</w:t>
+      </w:r>
+      <w:r>
+        <w:rPr>
+          <w:rFonts w:hint="eastAsia"/>
+          <w:b/>
+        </w:rPr>
+        <w:t>技术栈整体是</w:t>
+      </w:r>
+      <w:r>
+        <w:rPr>
+          <w:b/>
+        </w:rPr>
+        <w:t>**Hadoop HDFS + Hive + Sqoop + Shell脚本调度 + FineReport**，纯离线架构，没有用到云服务。</w:t>
+      </w:r>
+    </w:p>
+    <w:p>
+      <w:pPr>
+        <w:rPr>
+          <w:rFonts w:hint="eastAsia"/>
+        </w:rPr>
+      </w:pPr>
+      <w:r>
+        <w:rPr>
+          <w:rFonts w:hint="eastAsia"/>
+        </w:rPr>
+        <w:t>这样选型主要有两个原因：一是华安是金融企业，数据安全合规要求高，核心数据不出本地机房；二是保险考核数据的时效需求是</w:t>
+      </w:r>
+      <w:r>
+        <w:t>T+1就足够了，不需要实时流处理，离线批量完全可以满足每天早上8点前出数的要求。</w:t>
+      </w:r>
+    </w:p>
+    <w:p>
+      <w:r>
+        <w:rPr>
+          <w:rFonts w:hint="eastAsia"/>
+        </w:rPr>
+        <w:t>整体分层是标准的四层：</w:t>
+      </w:r>
+      <w:r>
+        <w:t>ODS贴源层、DWD明细宽表层、DWS汇总层、ADS应用层。ETL用Hive SQL来写，调度用Azkaban做DAG编排，每天早上凌晨2点开始跑，6点前跑完，8点前FineReport报表刷新完成。</w:t>
+      </w:r>
+    </w:p>
+    <w:p/>
+    <w:p>
+      <w:pPr>
+        <w:pStyle w:val="2"/>
+      </w:pPr>
+      <w:r>
+        <w:rPr>
+          <w:rFonts w:hint="eastAsia"/>
+        </w:rPr>
+        <w:t>工作流程</w:t>
+      </w:r>
+    </w:p>
+    <w:p>
+      <w:pPr>
+        <w:rPr>
+          <w:rFonts w:hint="eastAsia"/>
+        </w:rPr>
+      </w:pPr>
+      <w:r>
+        <w:rPr>
+          <w:rFonts w:hint="eastAsia"/>
+        </w:rPr>
+        <w:t>外包与甲方做启动会，然后我们和甲方</w:t>
+      </w:r>
+      <w:r>
+        <w:rPr>
+          <w:rFonts w:hint="eastAsia"/>
+        </w:rPr>
+        <w:t>部门</w:t>
+      </w:r>
+      <w:r>
+        <w:rPr>
+          <w:rFonts w:hint="eastAsia"/>
+        </w:rPr>
+        <w:t>开会，提出疑问记录疑问，了解需求与数据来源。发送疑</w:t>
+      </w:r>
+      <w:r>
+        <w:rPr>
+          <w:rFonts w:hint="eastAsia"/>
+        </w:rPr>
+        <w:t>问给甲方，之后开会回答疑问，最后产出一个</w:t>
+      </w:r>
+      <w:r>
+        <w:rPr>
+          <w:rFonts w:hint="eastAsia"/>
+          <w:b/>
+        </w:rPr>
+        <w:t>需求文档</w:t>
+      </w:r>
+      <w:r>
+        <w:rPr>
+          <w:rFonts w:hint="eastAsia"/>
+        </w:rPr>
+        <w:t>，由公司审批。</w:t>
+      </w:r>
+      <w:bookmarkStart w:id="0" w:name="_GoBack"/>
+      <w:bookmarkEnd w:id="0"/>
+    </w:p>
+    <w:p>
+      <w:pPr>
+        <w:rPr>
+          <w:b/>
+        </w:rPr>
+      </w:pPr>
+      <w:r>
+        <w:rPr>
+          <w:rFonts w:hint="eastAsia"/>
+        </w:rPr>
+        <w:t>技术架构</w:t>
+      </w:r>
+      <w:r>
+        <w:rPr>
+          <w:rFonts w:hint="eastAsia"/>
+        </w:rPr>
+        <w:t xml:space="preserve"> 我们与甲方公司it技术部门开会 用到什么软件 系统上方便做什么改造 提出疑问 提交疑问 有必要开附加会 产出</w:t>
+      </w:r>
+      <w:r>
+        <w:rPr>
+          <w:rFonts w:hint="eastAsia"/>
+          <w:b/>
+        </w:rPr>
+        <w:t>技术概念说明书</w:t>
+      </w:r>
+      <w:r>
+        <w:rPr>
+          <w:rFonts w:hint="eastAsia"/>
+          <w:b/>
         </w:rPr>
         <w:t>。</w:t>
       </w:r>
@@ -279,48 +353,106 @@
     <w:p>
       <w:pPr>
         <w:rPr>
-          <w:b/>
-        </w:rPr>
-      </w:pPr>
-      <w:r>
-        <w:rPr>
-          <w:rFonts w:hint="eastAsia"/>
-          <w:b/>
-        </w:rPr>
-        <w:t>技术栈整体是</w:t>
-      </w:r>
-      <w:r>
-        <w:rPr>
-          <w:b/>
-        </w:rPr>
-        <w:t>**Hadoop HDFS + Hive + Sqoop + Shell脚本调度 + FineReport**，纯离线架构，没有用到云服务。</w:t>
-      </w:r>
-    </w:p>
-    <w:p/>
-    <w:p>
-      <w:r>
-        <w:rPr>
-          <w:rFonts w:hint="eastAsia"/>
-        </w:rPr>
-        <w:t>这样选型主要有两个原因：一是华安是金融企业，数据安全合规要求高，核心数据不出本地机房；二是保险考核数据的时效需求是</w:t>
-      </w:r>
-      <w:r>
-        <w:t>T+1就足够了，不需要实时流处理，离线批量完全可以满足每天早上8点前出数的要求。</w:t>
-      </w:r>
-    </w:p>
-    <w:p/>
-    <w:p>
-      <w:r>
-        <w:rPr>
-          <w:rFonts w:hint="eastAsia"/>
-        </w:rPr>
-        <w:t>整体分层是标准的四层：</w:t>
-      </w:r>
-      <w:r>
-        <w:t>ODS贴源层、DWD明细宽表层、DWS汇总层、ADS应用层。ETL用Hive SQL来写，调度用Azkaban做DAG编排，每天早上凌晨2点开始跑，6点前跑完，8点前FineReport报表刷新完成。</w:t>
-      </w:r>
-    </w:p>
-    <w:p/>
+          <w:rFonts w:hint="eastAsia"/>
+        </w:rPr>
+      </w:pPr>
+    </w:p>
+    <w:p>
+      <w:r>
+        <w:rPr>
+          <w:rFonts w:hint="eastAsia"/>
+        </w:rPr>
+        <w:t>根据需求文档和技术概念说明书由我负责完成mapping文档的编写工作</w:t>
+      </w:r>
+      <w:r>
+        <w:t xml:space="preserve"> </w:t>
+      </w:r>
+    </w:p>
+    <w:p>
+      <w:r>
+        <w:rPr>
+          <w:rFonts w:hint="eastAsia"/>
+        </w:rPr>
+        <w:t>代码开发层面 从</w:t>
+      </w:r>
+      <w:r>
+        <w:rPr>
+          <w:rFonts w:hint="eastAsia"/>
+        </w:rPr>
+        <w:t>甲方数据管理平台dama抽数到相应表的数据贴到本地 定期抽取 会做一个简单的处理清洗 但是整体表的核心数据和结构不会改变</w:t>
+      </w:r>
+    </w:p>
+    <w:p>
+      <w:pPr>
+        <w:rPr>
+          <w:rFonts w:hint="eastAsia"/>
+        </w:rPr>
+      </w:pPr>
+      <w:r>
+        <w:rPr>
+          <w:rFonts w:hint="eastAsia"/>
+        </w:rPr>
+        <w:t>在DWD层则将数据进行脱敏以及加密 会有专门</w:t>
+      </w:r>
+      <w:r>
+        <w:rPr>
+          <w:rFonts w:hint="eastAsia"/>
+        </w:rPr>
+        <w:t>人员做udf自定义函数 将敏感信息比如说身份证、手机号等进行加密脱敏。比如说维度表中的客户信息表，事务表例如保单信息表中</w:t>
+      </w:r>
+      <w:r>
+        <w:rPr>
+          <w:rFonts w:hint="eastAsia"/>
+        </w:rPr>
+        <w:lastRenderedPageBreak/>
+        <w:t>的保单号为空的数据行过滤掉，保费为null的字段改为0，保单状态字段已过期的行给他过滤掉。</w:t>
+      </w:r>
+    </w:p>
+    <w:p>
+      <w:pPr>
+        <w:rPr>
+          <w:rFonts w:hint="eastAsia"/>
+        </w:rPr>
+      </w:pPr>
+      <w:r>
+        <w:rPr>
+          <w:rFonts w:hint="eastAsia"/>
+        </w:rPr>
+        <w:t>在DWS</w:t>
+      </w:r>
+      <w:r>
+        <w:rPr>
+          <w:rFonts w:hint="eastAsia"/>
+        </w:rPr>
+        <w:t>将每个主题所需要的dws层的表根据分类拼接成宽表，如果需要的话可以做一个轻度聚合，比如说每个团队当月累计出单总保费、累计佣金、累计有效拜访人数等，为后续指标分析做准备。</w:t>
+      </w:r>
+    </w:p>
+    <w:p>
+      <w:pPr>
+        <w:rPr>
+          <w:rFonts w:hint="eastAsia"/>
+        </w:rPr>
+      </w:pPr>
+      <w:r>
+        <w:rPr>
+          <w:rFonts w:hint="eastAsia"/>
+        </w:rPr>
+        <w:t>ADS层根据业务指标将dws层数据卸数到</w:t>
+      </w:r>
+      <w:r>
+        <w:rPr>
+          <w:rFonts w:hint="eastAsia"/>
+        </w:rPr>
+        <w:t>报表分析库做分析。</w:t>
+      </w:r>
+    </w:p>
+    <w:p>
+      <w:pPr>
+        <w:rPr>
+          <w:rFonts w:hint="eastAsia"/>
+        </w:rPr>
+      </w:pPr>
+    </w:p>
     <w:p>
       <w:pPr>
         <w:pStyle w:val="2"/>
@@ -329,7 +461,6 @@
         <w:rPr>
           <w:rFonts w:hint="eastAsia"/>
         </w:rPr>
-        <w:lastRenderedPageBreak/>
         <w:t>项目具体指标</w:t>
       </w:r>
     </w:p>
@@ -350,7 +481,28 @@
         <w:t>包括按月汇总</w:t>
       </w:r>
       <w:r>
-        <w:t>FYC判定达星并计算连续未达星月数、按日累计新人件数与FYC判定达Q并预测月末达成概率、以及多粒度聚合有效拜访数和续保触达率等过程指标，最后在ADS层输出全员考核结果表，对接FineReport与HR薪酬系统。第三阶段是调度配置与测试上线，我利用Azkaban配置全链路ETL每日凌晨自动调度，保障T+1早上8点前数据刷新，最后独立完成自测，验证达星达Q逻辑与薪酬系统数据一致性。</w:t>
+        <w:t>FYC判定达星并计算连续未达星月数、按日累计新人件数与FYC判定达Q并预测月末达成概率、以及多粒度聚合有效拜访数和续保触达率等过程指标，最后在ADS层输出全员考核结果表，对接FineReport与HR薪酬系统。第三阶段是调度配置与测试上线，我利用</w:t>
+      </w:r>
+      <w:r>
+        <w:rPr>
+          <w:rFonts w:hint="eastAsia"/>
+        </w:rPr>
+        <w:t>海豚</w:t>
+      </w:r>
+      <w:r>
+        <w:t>配置全链路ETL</w:t>
+      </w:r>
+      <w:r>
+        <w:t>每日凌晨自动调度</w:t>
+      </w:r>
+      <w:r>
+        <w:rPr>
+          <w:rFonts w:hint="eastAsia"/>
+        </w:rPr>
+        <w:t>。</w:t>
+      </w:r>
+      <w:r>
+        <w:t xml:space="preserve"> </w:t>
       </w:r>
     </w:p>
     <w:p/>
@@ -506,7 +658,11 @@
     </w:p>
     <w:p>
       <w:r>
-        <w:t>新人入司后有6个月保护期，保护期内累计完成一定的举绩件数和FYC，就可以转正，这个叫“达Q”。如果保护期满还没达Q，就要淘汰。</w:t>
+        <w:t>新人入司后有6个月保护期，保护期内累计完成一定的举绩件数和FYC，就可以转正，这个</w:t>
+      </w:r>
+      <w:r>
+        <w:lastRenderedPageBreak/>
+        <w:t>叫“达Q”。如果保护期满还没达Q，就要淘汰。</w:t>
       </w:r>
     </w:p>
     <w:p/>
@@ -571,7 +727,6 @@
         <w:rPr>
           <w:rFonts w:hint="eastAsia"/>
         </w:rPr>
-        <w:lastRenderedPageBreak/>
         <w:t xml:space="preserve">从收展人员信息表中筛选出月份小于等于六个月的收展员信息 </w:t>
       </w:r>
       <w:r>
@@ -632,8 +787,8 @@
           <w:sz w:val="22"/>
         </w:rPr>
       </w:pPr>
-      <w:bookmarkStart w:id="0" w:name="OLE_LINK1"/>
-      <w:bookmarkStart w:id="1" w:name="OLE_LINK2"/>
+      <w:bookmarkStart w:id="1" w:name="OLE_LINK1"/>
+      <w:bookmarkStart w:id="2" w:name="OLE_LINK2"/>
       <w:r>
         <w:rPr>
           <w:rFonts w:hint="eastAsia"/>
@@ -643,8 +798,8 @@
         <w:t>数据口径</w:t>
       </w:r>
     </w:p>
-    <w:bookmarkEnd w:id="0"/>
     <w:bookmarkEnd w:id="1"/>
+    <w:bookmarkEnd w:id="2"/>
     <w:p>
       <w:pPr>
         <w:numPr>
@@ -829,6 +984,7 @@
         <w:rPr>
           <w:rFonts w:hint="eastAsia"/>
         </w:rPr>
+        <w:lastRenderedPageBreak/>
         <w:t>项目难点这块，主要有两个。第一个难点是标签口径统一复杂，市场、续期、理赔等部门对客户标签的定义和划分标准不一致，跨部门对齐成本高，我们采用自上而下定框架、自下而上按数据可算性填充的方法，形成可配置的标签模型。第二个难点是数据质量保障难度高，源端存在客户信息缺失、历史数据不一致、日志无效流量等问题，影响画像准确性，我在</w:t>
       </w:r>
       <w:r>
@@ -848,91 +1004,308 @@
           <w:b/>
           <w:sz w:val="28"/>
         </w:rPr>
+        <w:t>第三</w:t>
+      </w:r>
+      <w:r>
+        <w:rPr>
+          <w:rFonts w:hint="eastAsia"/>
+          <w:b/>
+          <w:sz w:val="28"/>
+        </w:rPr>
+        <w:t>个项目</w:t>
+      </w:r>
+    </w:p>
+    <w:p>
+      <w:r>
+        <w:t>与需求调研，与信贷、风控、人力等部门沟通，将业务目标转化为累计贷款发放额、不良贷款率、逾期率等核心考核指标，编写ODS到ADS四层Mapping文档</w:t>
+      </w:r>
+    </w:p>
+    <w:p/>
+    <w:p>
+      <w:r>
+        <w:rPr>
+          <w:rFonts w:hint="eastAsia"/>
+        </w:rPr>
+        <w:t>项目整体流程是这样的：第一阶段是需求调研与指标口径对齐，我们对接了信贷管理部、风险管理部、人力资源部等部门，逐一确认累计贷款发放额、不良贷款率、逾期率、拨备覆盖率等核心考核指标的计算口径与统计维度，输出了需求规格说明书和</w:t>
+      </w:r>
+      <w:r>
+        <w:t>ODS到ADS四层Mapping文档，同时统一了联社编码、贷款五级分类、客户经理工号等主数据标准。第二阶段是数据接入与ETL开发，我使用DataX将源端OceanBase中的核心业务与信贷管理系统数据同步至Hadoop HDFS，使用Sqoop抽取MySQL系统中的辅助数据至Hive ODS</w:t>
+      </w:r>
+      <w:r>
+        <w:rPr>
+          <w:rFonts w:hint="eastAsia"/>
+        </w:rPr>
+        <w:t>层，在</w:t>
+      </w:r>
+      <w:r>
+        <w:t>DWD层构建覆盖放款、还款、分类、担保的贷款全生命周期明细宽表，在DWS层完成累计放款额、贷款余额、不良率、逾期率、拨备覆盖率及客户经理绩效分等指标汇总，最后在ADS层输出业绩考核表与资产质量监控表，并用FineReport连接Hive开发了信贷投放进度、不良率趋势、联社资产质量排名、监管报送指标等看板，SQL脚本与报表模板通过SVN管理。第三阶段是调度配置与测试上线，我利用Dolphin Scheduler编排全链路DAG工作流，实现每日自动调度与告警，并编写Shell脚本配合Hive SQL进行贷</w:t>
+      </w:r>
+      <w:r>
+        <w:rPr>
+          <w:rFonts w:hint="eastAsia"/>
+        </w:rPr>
+        <w:t>款总额一致性与不良率口径合规性稽核，每日跑批后输出质量报告，最后独立完成自测。</w:t>
+      </w:r>
+    </w:p>
+    <w:p/>
+    <w:p>
+      <w:r>
+        <w:rPr>
+          <w:rFonts w:hint="eastAsia"/>
+        </w:rPr>
+        <w:t>项目难点这块，主要有两个。第一个难点是信贷指标口径统一复杂，信贷、风控、人力等部门对不良率、逾期率等指标的理解存在差异，比如不良贷款是否纳入展期或借新还旧情形，五级分类标准是否参照最新监管要求等，跨部门对齐成本高。我们的应对策略是采用自上而下定框架、自下而上逐项确认的方法，最终输出各部门签字确认的</w:t>
+      </w:r>
+      <w:r>
+        <w:t>Mapping文档。第二个难点是数据质量保障难度高，源端OceanBase和MySQL系统中存在贷款状态更新滞后、五级分类缺失、历史数据迁移不完整等问题，直接影响不良率和拨备覆盖率的准确性。我的应对策略是在DWD层</w:t>
+      </w:r>
+      <w:r>
+        <w:rPr>
+          <w:rFonts w:hint="eastAsia"/>
+        </w:rPr>
+        <w:t>设计贷款状态校验、五级分类补全、重复记录去重等清洗逻辑，并通过每日稽核脚本校验关键指标的一致性，确保监管报送数据的准确率。</w:t>
+      </w:r>
+    </w:p>
+    <w:p/>
+    <w:p>
+      <w:pPr>
+        <w:rPr>
+          <w:b/>
+          <w:sz w:val="36"/>
+        </w:rPr>
+      </w:pPr>
+      <w:r>
+        <w:rPr>
+          <w:rFonts w:hint="eastAsia"/>
+          <w:b/>
+          <w:sz w:val="36"/>
+        </w:rPr>
+        <w:t>延毕问题</w:t>
+      </w:r>
+    </w:p>
+    <w:p>
+      <w:r>
+        <w:rPr>
+          <w:rFonts w:hint="eastAsia"/>
+        </w:rPr>
+        <w:t>当时在实习</w:t>
+      </w:r>
+      <w:r>
+        <w:t xml:space="preserve"> </w:t>
+      </w:r>
+      <w:r>
+        <w:rPr>
+          <w:rFonts w:hint="eastAsia"/>
+        </w:rPr>
+        <w:t>项目正好赶上要投产 所以没空去考那门试 导致延毕</w:t>
+      </w:r>
+    </w:p>
+    <w:p>
+      <w:pPr>
+        <w:rPr>
+          <w:b/>
+          <w:sz w:val="36"/>
+        </w:rPr>
+      </w:pPr>
+      <w:r>
+        <w:rPr>
+          <w:rFonts w:hint="eastAsia"/>
+          <w:b/>
+          <w:sz w:val="36"/>
+        </w:rPr>
+        <w:t>去贵州的原因</w:t>
+      </w:r>
+    </w:p>
+    <w:p>
+      <w:r>
+        <w:rPr>
+          <w:rFonts w:hint="eastAsia"/>
+        </w:rPr>
+        <w:t xml:space="preserve">广东就业难度较大 封校期间出去实习机会比较少 刚好当时赶上解封 想着往外面去找找工作 </w:t>
+      </w:r>
+      <w:r>
+        <w:rPr>
+          <w:rFonts w:hint="eastAsia"/>
+        </w:rPr>
+        <w:t>所以跑去贵州</w:t>
+      </w:r>
+    </w:p>
+    <w:p>
+      <w:pPr>
+        <w:rPr>
+          <w:rFonts w:hint="eastAsia"/>
+        </w:rPr>
+      </w:pPr>
+    </w:p>
+    <w:p>
+      <w:pPr>
+        <w:pStyle w:val="1"/>
+      </w:pPr>
+      <w:r>
+        <w:rPr>
+          <w:rFonts w:hint="eastAsia"/>
+        </w:rPr>
         <w:lastRenderedPageBreak/>
-        <w:t>第三</w:t>
-      </w:r>
-      <w:r>
-        <w:rPr>
-          <w:rFonts w:hint="eastAsia"/>
-          <w:b/>
-          <w:sz w:val="28"/>
-        </w:rPr>
-        <w:t>个项目</w:t>
-      </w:r>
-    </w:p>
-    <w:p>
-      <w:r>
-        <w:t>与需求调研，与信贷、风控、人力等部门沟通，将业务目标转化为累计贷款发放额、不良贷款率、逾期率等核心考核指标，编写ODS到ADS四层Mapping文档</w:t>
-      </w:r>
-    </w:p>
-    <w:p/>
-    <w:p>
-      <w:r>
-        <w:rPr>
-          <w:rFonts w:hint="eastAsia"/>
-        </w:rPr>
-        <w:t>项目整体流程是这样的：第一阶段是需求调研与指标口径对齐，我们对接了信贷管理部、风险管理部、人力资源部等部门，逐一确认累计贷款发放额、不良贷款率、逾期率、拨备覆盖率等核心考核指标的计算口径与统计维度，输出了需求规格说明书和</w:t>
-      </w:r>
-      <w:r>
-        <w:t>ODS到ADS四层Mapping文档，同时统一了联社编码、贷款五级分类、客户经理工号等主数据标准。第二阶段是数据接入与ETL开发，我使用DataX将源端OceanBase中的核心业务与信贷管理系统数据同步至Hadoop HDFS，使用Sqoop抽取MySQL系统中的辅助数据至Hive ODS</w:t>
-      </w:r>
-      <w:r>
-        <w:rPr>
-          <w:rFonts w:hint="eastAsia"/>
-        </w:rPr>
-        <w:t>层，在</w:t>
-      </w:r>
-      <w:r>
-        <w:t>DWD层构建覆盖放款、还款、分类、担保的贷款全生命周期明细宽表，在DWS层完成累计放款额、贷款余额、不良率、逾期率、拨备覆盖率及客户经理绩效分等指标汇总，最后在ADS层输出业绩考核表与资产质量监控表，并用FineReport连接Hive开发了信贷投放进度、不良率趋势、联社资产质量排名、监管报送指标等看板，SQL脚本与报表模板通过SVN管理。第三阶段是调度配置与测试上线，我利用Dolphin Scheduler编排全链路DAG工作流，实现每日自动调度与告警，并编写Shell脚本配合Hive SQL进行贷</w:t>
-      </w:r>
-      <w:r>
-        <w:rPr>
-          <w:rFonts w:hint="eastAsia"/>
-        </w:rPr>
-        <w:t>款总额一致性与不良率口径合规性稽核，每日跑批后输出质量报告，最后独立完成自测。</w:t>
-      </w:r>
-    </w:p>
-    <w:p/>
-    <w:p>
-      <w:r>
-        <w:rPr>
-          <w:rFonts w:hint="eastAsia"/>
-        </w:rPr>
-        <w:t>项目难点这块，主要有两个。第一个难点是信贷指标口径统一复杂，信贷、风控、人力等部门对不良率、逾期率等指标的理解存在差异，比如不良贷款是否纳入展期或借新还旧情形，五级分类标准是否参照最新监管要求等，跨部门对齐成本高。我们的应对策略是采用自上而下定框架、自下而上逐项确认的方法，最终输出各部门签字确认的</w:t>
-      </w:r>
-      <w:r>
-        <w:t>Mapping文档。第二个难点是数据质量保障难度高，源端OceanBase和MySQL系统中存在贷款状态更新滞后、五级分类缺失、历史数据迁移不完整等问题，直接影响不良率和拨备覆盖率的准确性。我的应对策略是在DWD层</w:t>
-      </w:r>
-      <w:r>
-        <w:rPr>
-          <w:rFonts w:hint="eastAsia"/>
-        </w:rPr>
-        <w:t>设计贷款状态校验、五级分类补全、重复记录去重等清洗逻辑，并通过每日稽核脚本校验关键指标的一致性，确保监管报送数据的准确率。</w:t>
-      </w:r>
-    </w:p>
-    <w:p/>
-    <w:p>
-      <w:pPr>
-        <w:rPr>
-          <w:b/>
-          <w:sz w:val="36"/>
-        </w:rPr>
-      </w:pPr>
-      <w:r>
-        <w:rPr>
-          <w:rFonts w:hint="eastAsia"/>
-          <w:b/>
-          <w:sz w:val="36"/>
-        </w:rPr>
-        <w:t>延毕问题</w:t>
-      </w:r>
-    </w:p>
-    <w:p>
-      <w:r>
-        <w:rPr>
-          <w:rFonts w:hint="eastAsia"/>
-        </w:rPr>
-        <w:t>当时在实习</w:t>
+        <w:t>面试点</w:t>
+      </w:r>
+    </w:p>
+    <w:p>
+      <w:pPr>
+        <w:rPr>
+          <w:rFonts w:hint="eastAsia"/>
+        </w:rPr>
+      </w:pPr>
+      <w:r>
+        <w:rPr>
+          <w:rFonts w:hint="eastAsia"/>
+        </w:rPr>
+        <w:t>大学情况：大学大四离校 在2</w:t>
+      </w:r>
+      <w:r>
+        <w:t>3</w:t>
+      </w:r>
+      <w:r>
+        <w:rPr>
+          <w:rFonts w:hint="eastAsia"/>
+        </w:rPr>
+        <w:t xml:space="preserve">年3月份去 中途项目赶工期投产 线下考试没去 </w:t>
+      </w:r>
+      <w:r>
+        <w:t>12</w:t>
+      </w:r>
+      <w:r>
+        <w:rPr>
+          <w:rFonts w:hint="eastAsia"/>
+        </w:rPr>
+        <w:t>月份拿毕业证</w:t>
+      </w:r>
+    </w:p>
+    <w:p>
+      <w:r>
+        <w:t>公司地址情况</w:t>
+      </w:r>
+      <w:r>
+        <w:rPr>
+          <w:rFonts w:hint="eastAsia"/>
+        </w:rPr>
+        <w:t>：</w:t>
+      </w:r>
+    </w:p>
+    <w:p>
+      <w:pPr>
+        <w:rPr>
+          <w:rFonts w:hint="eastAsia"/>
+        </w:rPr>
+      </w:pPr>
+      <w:r>
+        <w:rPr>
+          <w:noProof/>
+        </w:rPr>
+        <w:drawing>
+          <wp:inline distT="0" distB="0" distL="0" distR="0" wp14:anchorId="77137192" wp14:editId="03002121">
+            <wp:extent cx="4565650" cy="3389882"/>
+            <wp:effectExtent l="0" t="0" r="6350" b="1270"/>
+            <wp:docPr id="1" name="图片 1"/>
+            <wp:cNvGraphicFramePr>
+              <a:graphicFrameLocks xmlns:a="http://schemas.openxmlformats.org/drawingml/2006/main" noChangeAspect="1"/>
+            </wp:cNvGraphicFramePr>
+            <a:graphic xmlns:a="http://schemas.openxmlformats.org/drawingml/2006/main">
+              <a:graphicData uri="http://schemas.openxmlformats.org/drawingml/2006/picture">
+                <pic:pic xmlns:pic="http://schemas.openxmlformats.org/drawingml/2006/picture">
+                  <pic:nvPicPr>
+                    <pic:cNvPr id="1" name=""/>
+                    <pic:cNvPicPr/>
+                  </pic:nvPicPr>
+                  <pic:blipFill>
+                    <a:blip r:embed="rId7"/>
+                    <a:stretch>
+                      <a:fillRect/>
+                    </a:stretch>
+                  </pic:blipFill>
+                  <pic:spPr>
+                    <a:xfrm>
+                      <a:off x="0" y="0"/>
+                      <a:ext cx="4569364" cy="3392639"/>
+                    </a:xfrm>
+                    <a:prstGeom prst="rect">
+                      <a:avLst/>
+                    </a:prstGeom>
+                  </pic:spPr>
+                </pic:pic>
+              </a:graphicData>
+            </a:graphic>
+          </wp:inline>
+        </w:drawing>
+      </w:r>
+    </w:p>
+    <w:p>
+      <w:r>
+        <w:rPr>
+          <w:noProof/>
+        </w:rPr>
+        <w:drawing>
+          <wp:inline distT="0" distB="0" distL="0" distR="0" wp14:anchorId="16143567" wp14:editId="287C5E86">
+            <wp:extent cx="5274310" cy="2372995"/>
+            <wp:effectExtent l="0" t="0" r="2540" b="8255"/>
+            <wp:docPr id="2" name="图片 2"/>
+            <wp:cNvGraphicFramePr>
+              <a:graphicFrameLocks xmlns:a="http://schemas.openxmlformats.org/drawingml/2006/main" noChangeAspect="1"/>
+            </wp:cNvGraphicFramePr>
+            <a:graphic xmlns:a="http://schemas.openxmlformats.org/drawingml/2006/main">
+              <a:graphicData uri="http://schemas.openxmlformats.org/drawingml/2006/picture">
+                <pic:pic xmlns:pic="http://schemas.openxmlformats.org/drawingml/2006/picture">
+                  <pic:nvPicPr>
+                    <pic:cNvPr id="1" name=""/>
+                    <pic:cNvPicPr/>
+                  </pic:nvPicPr>
+                  <pic:blipFill>
+                    <a:blip r:embed="rId8"/>
+                    <a:stretch>
+                      <a:fillRect/>
+                    </a:stretch>
+                  </pic:blipFill>
+                  <pic:spPr>
+                    <a:xfrm>
+                      <a:off x="0" y="0"/>
+                      <a:ext cx="5274310" cy="2372995"/>
+                    </a:xfrm>
+                    <a:prstGeom prst="rect">
+                      <a:avLst/>
+                    </a:prstGeom>
+                  </pic:spPr>
+                </pic:pic>
+              </a:graphicData>
+            </a:graphic>
+          </wp:inline>
+        </w:drawing>
+      </w:r>
+    </w:p>
+    <w:p>
+      <w:pPr>
+        <w:rPr>
+          <w:rFonts w:hint="eastAsia"/>
+        </w:rPr>
+      </w:pPr>
+    </w:p>
+    <w:p>
+      <w:r>
+        <w:rPr>
+          <w:rFonts w:hint="eastAsia"/>
+        </w:rPr>
+        <w:t>项目人员配置情况：</w:t>
+      </w:r>
+    </w:p>
+    <w:p>
+      <w:r>
+        <w:rPr>
+          <w:rFonts w:hint="eastAsia"/>
+        </w:rPr>
+        <w:t>小组有8</w:t>
+      </w:r>
+      <w:r>
+        <w:rPr>
+          <w:rFonts w:hint="eastAsia"/>
+        </w:rPr>
+        <w:t>个人（驻点）</w:t>
       </w:r>
       <w:r>
         <w:t xml:space="preserve"> </w:t>
@@ -941,37 +1314,74 @@
         <w:rPr>
           <w:rFonts w:hint="eastAsia"/>
         </w:rPr>
-        <w:t>项目正好赶上要投产 所以没空去考那门试 导致延毕</w:t>
-      </w:r>
-    </w:p>
-    <w:p>
-      <w:pPr>
-        <w:rPr>
-          <w:b/>
-          <w:sz w:val="36"/>
-        </w:rPr>
-      </w:pPr>
-      <w:r>
-        <w:rPr>
-          <w:rFonts w:hint="eastAsia"/>
-          <w:b/>
-          <w:sz w:val="36"/>
-        </w:rPr>
-        <w:t>去贵州的原因</w:t>
-      </w:r>
-    </w:p>
-    <w:p>
-      <w:r>
-        <w:rPr>
-          <w:rFonts w:hint="eastAsia"/>
-        </w:rPr>
-        <w:t xml:space="preserve">广东就业难度较大 封校期间出去实习机会比较少 刚好当时赶上解封 想着往外面去找找工作 </w:t>
-      </w:r>
-      <w:r>
-        <w:rPr>
-          <w:rFonts w:hint="eastAsia"/>
-        </w:rPr>
-        <w:t>所以跑去贵州</w:t>
+        <w:t>一个小组长带队、一个全栈</w:t>
+      </w:r>
+      <w:r>
+        <w:rPr>
+          <w:rFonts w:hint="eastAsia"/>
+        </w:rPr>
+        <w:t>负责</w:t>
+      </w:r>
+      <w:r>
+        <w:rPr>
+          <w:rFonts w:hint="eastAsia"/>
+        </w:rPr>
+        <w:t>java、一个测试（联系甲方）、</w:t>
+      </w:r>
+      <w:r>
+        <w:rPr>
+          <w:rFonts w:hint="eastAsia"/>
+        </w:rPr>
+        <w:t>五</w:t>
+      </w:r>
+      <w:r>
+        <w:rPr>
+          <w:rFonts w:hint="eastAsia"/>
+        </w:rPr>
+        <w:t>个</w:t>
+      </w:r>
+      <w:r>
+        <w:rPr>
+          <w:rFonts w:hint="eastAsia"/>
+        </w:rPr>
+        <w:t>数据开发</w:t>
+      </w:r>
+      <w:r>
+        <w:rPr>
+          <w:rFonts w:hint="eastAsia"/>
+        </w:rPr>
+        <w:t>。</w:t>
+      </w:r>
+    </w:p>
+    <w:p>
+      <w:pPr>
+        <w:rPr>
+          <w:rFonts w:hint="eastAsia"/>
+        </w:rPr>
+      </w:pPr>
+      <w:r>
+        <w:rPr>
+          <w:rFonts w:hint="eastAsia"/>
+        </w:rPr>
+        <w:t>公司项目开发形式:一个公司二十五个左右 我所在的项目小组</w:t>
+      </w:r>
+      <w:r>
+        <w:rPr>
+          <w:rFonts w:hint="eastAsia"/>
+        </w:rPr>
+        <w:t>有五个人</w:t>
+      </w:r>
+      <w:r>
+        <w:rPr>
+          <w:rFonts w:hint="eastAsia"/>
+        </w:rPr>
+        <w:t xml:space="preserve"> 一个经理和经理助理 助理负责分发工作到各个小组 公司主营业务一般在金融领域 主要是本省的 保险、银行、制造业也有一部分。</w:t>
+      </w:r>
+      <w:r>
+        <w:rPr>
+          <w:rFonts w:hint="eastAsia"/>
+        </w:rPr>
+        <w:t xml:space="preserve"> </w:t>
       </w:r>
     </w:p>
     <w:p/>
@@ -979,292 +1389,255 @@
     <w:p>
       <w:pPr>
         <w:rPr>
-          <w:rFonts w:ascii="MiSans" w:eastAsia="MiSans" w:hAnsi="MiSans" w:cs="MiSans"/>
-        </w:rPr>
-      </w:pPr>
-      <w:r>
-        <w:rPr>
-          <w:rFonts w:ascii="MiSans" w:eastAsia="MiSans" w:hAnsi="MiSans" w:cs="MiSans" w:hint="eastAsia"/>
+          <w:rFonts w:hint="eastAsia"/>
+        </w:rPr>
+      </w:pPr>
+    </w:p>
+    <w:p>
+      <w:pPr>
+        <w:rPr>
+          <w:rFonts w:hint="eastAsia"/>
+        </w:rPr>
+      </w:pPr>
+      <w:r>
+        <w:rPr>
+          <w:rFonts w:hint="eastAsia"/>
         </w:rPr>
         <w:t>汇总层逻辑：</w:t>
       </w:r>
       <w:r>
-        <w:rPr>
-          <w:rFonts w:ascii="MiSans" w:eastAsia="MiSans" w:hAnsi="MiSans" w:cs="MiSans"/>
-        </w:rPr>
-        <w:t>核心逻辑包括：</w:t>
-      </w:r>
-      <w:r>
-        <w:rPr>
-          <w:rFonts w:ascii="MiSans" w:eastAsia="MiSans" w:hAnsi="MiSans" w:cs="MiSans"/>
+        <w:t>核心逻辑包括：老收展员达星判定（按月汇总入司超12月人员的FYC，自动标记是否达星并统计连续未达星月数）、新人达Q追踪（按日累计新人举绩件数与FYC，判定转正条件）、以及有效拜访数、等过程指标的多周期汇总</w:t>
+      </w:r>
+    </w:p>
+    <w:p>
+      <w:pPr>
+        <w:pStyle w:val="1"/>
+        <w:jc w:val="center"/>
+        <w:rPr>
+          <w:rFonts w:hint="eastAsia"/>
+        </w:rPr>
+      </w:pPr>
+      <w:r>
+        <w:rPr>
+          <w:rFonts w:hint="eastAsia"/>
+        </w:rPr>
+        <w:t>总结</w:t>
+      </w:r>
+    </w:p>
+    <w:p>
+      <w:pPr>
+        <w:rPr>
+          <w:b/>
           <w:bCs/>
         </w:rPr>
-        <w:t>老收展员达星判定</w:t>
-      </w:r>
-      <w:r>
-        <w:rPr>
-          <w:rFonts w:ascii="MiSans" w:eastAsia="MiSans" w:hAnsi="MiSans" w:cs="MiSans"/>
-        </w:rPr>
-        <w:t>（按月汇总入司超12月人员的FYC，自动标记是否达星并统计连续未达星月数）、</w:t>
-      </w:r>
-      <w:r>
-        <w:rPr>
-          <w:rFonts w:ascii="MiSans" w:eastAsia="MiSans" w:hAnsi="MiSans" w:cs="MiSans"/>
+      </w:pPr>
+      <w:r>
+        <w:rPr>
+          <w:b/>
           <w:bCs/>
         </w:rPr>
-        <w:t>新人达Q追踪</w:t>
-      </w:r>
-      <w:r>
-        <w:rPr>
-          <w:rFonts w:ascii="MiSans" w:eastAsia="MiSans" w:hAnsi="MiSans" w:cs="MiSans"/>
-        </w:rPr>
-        <w:t>（按日累计新人举绩件数与FYC</w:t>
-      </w:r>
-      <w:r>
-        <w:rPr>
-          <w:rFonts w:ascii="MiSans" w:eastAsia="MiSans" w:hAnsi="MiSans" w:cs="MiSans"/>
-        </w:rPr>
-        <w:t>，判定转正条件</w:t>
-      </w:r>
-      <w:r>
-        <w:rPr>
-          <w:rFonts w:ascii="MiSans" w:eastAsia="MiSans" w:hAnsi="MiSans" w:cs="MiSans"/>
-        </w:rPr>
-        <w:t>）、以及有效拜访数</w:t>
-      </w:r>
-      <w:r>
-        <w:rPr>
-          <w:rFonts w:ascii="MiSans" w:eastAsia="MiSans" w:hAnsi="MiSans" w:cs="MiSans"/>
-        </w:rPr>
-        <w:t>、</w:t>
-      </w:r>
-      <w:r>
-        <w:rPr>
-          <w:rFonts w:ascii="MiSans" w:eastAsia="MiSans" w:hAnsi="MiSans" w:cs="MiSans"/>
-        </w:rPr>
-        <w:t>等过程指标的多周期汇总</w:t>
-      </w:r>
-    </w:p>
-    <w:p>
-      <w:pPr>
-        <w:rPr>
-          <w:rFonts w:ascii="MiSans" w:eastAsia="MiSans" w:hAnsi="MiSans" w:cs="MiSans"/>
-        </w:rPr>
-      </w:pPr>
-    </w:p>
-    <w:p>
-      <w:pPr>
+        <w:t>一、最细颗粒度的表（事实表）</w:t>
+      </w:r>
+    </w:p>
+    <w:p>
+      <w:r>
+        <w:t>最细颗粒度指的是</w:t>
+      </w:r>
+      <w:r>
         <w:rPr>
           <w:b/>
           <w:bCs/>
         </w:rPr>
-      </w:pPr>
+        <w:t>每行记录代表最底层、最原子化的事件或明细数据</w:t>
+      </w:r>
+      <w:r>
+        <w:t>。从项目描述来看，以下几张表属于最细颗粒度：</w:t>
+      </w:r>
+    </w:p>
+    <w:p>
       <w:r>
         <w:rPr>
           <w:b/>
           <w:bCs/>
         </w:rPr>
+        <w:t>1. 活动记录表</w:t>
+      </w:r>
+    </w:p>
+    <w:p>
+      <w:r>
+        <w:t>每行代表一次具体的客户拜访或活动记录。颗粒度为</w:t>
+      </w:r>
+      <w:r>
+        <w:rPr>
+          <w:b/>
+          <w:bCs/>
+        </w:rPr>
+        <w:t>单次活动</w:t>
+      </w:r>
+      <w:r>
+        <w:t>，记录收展员每次拜访客户的时间、方式、内容等明细信息。这是支撑“有效拜访客户数”指标的最原始数据，粒度最细，数据量最大。</w:t>
+      </w:r>
+    </w:p>
+    <w:p>
+      <w:r>
+        <w:rPr>
+          <w:b/>
+          <w:bCs/>
+        </w:rPr>
+        <w:t>2. 保单表</w:t>
+      </w:r>
+    </w:p>
+    <w:p>
+      <w:r>
+        <w:t>每行代表一张保单的明细信息。颗粒度为</w:t>
+      </w:r>
+      <w:r>
+        <w:rPr>
+          <w:b/>
+          <w:bCs/>
+        </w:rPr>
+        <w:t>单张保单</w:t>
+      </w:r>
+      <w:r>
+        <w:t>，记录每笔保单的投保人、险种、保费、签单日期等明细信息。这是业绩考核和佣金计算的核心数据来源，也是后续保费规模分析的底层明细表。</w:t>
+      </w:r>
+    </w:p>
+    <w:p>
+      <w:r>
+        <w:rPr>
+          <w:b/>
+          <w:bCs/>
+        </w:rPr>
+        <w:t>3. 佣金表</w:t>
+      </w:r>
+    </w:p>
+    <w:p>
+      <w:r>
+        <w:t>每行代表一笔佣金发放的明细记录。颗粒度为</w:t>
+      </w:r>
+      <w:r>
+        <w:rPr>
+          <w:b/>
+          <w:bCs/>
+        </w:rPr>
+        <w:t>单笔佣金</w:t>
+      </w:r>
+      <w:r>
+        <w:t>，记录每笔佣金的发放对象、金额、对应保单、发放日期等明细信息。这是考核收展员收入及业绩产出的最细颗粒度数据，直接支撑佣金相关的考核指标。</w:t>
+      </w:r>
+    </w:p>
+    <w:p>
+      <w:r>
+        <w:rPr>
+          <w:b/>
+          <w:bCs/>
+        </w:rPr>
+        <w:t>4. 代理人信息表</w:t>
+      </w:r>
+    </w:p>
+    <w:p>
+      <w:r>
+        <w:t>每行代表一个代理人（收展员）的基本信息。颗粒度为</w:t>
+      </w:r>
+      <w:r>
+        <w:rPr>
+          <w:b/>
+          <w:bCs/>
+        </w:rPr>
+        <w:t>单个代理人</w:t>
+      </w:r>
+      <w:r>
+        <w:t>，记录收展员的工号、姓名、所属团队、入职日期、职级等信息。虽然它承载的是属性信息，但在数仓建模中属于</w:t>
+      </w:r>
+      <w:r>
+        <w:rPr>
+          <w:b/>
+          <w:bCs/>
+        </w:rPr>
+        <w:t>维度表</w:t>
+      </w:r>
+      <w:r>
+        <w:t>，用于描述事实数据的人员属性。判断依据是：该表主要提供“谁”的属性信息，被多张事实表关联使用。</w:t>
+      </w:r>
+    </w:p>
+    <w:p>
+      <w:pPr>
+        <w:rPr>
+          <w:b/>
+          <w:bCs/>
+        </w:rPr>
+      </w:pPr>
+      <w:r>
+        <w:rPr>
+          <w:b/>
+          <w:bCs/>
+        </w:rPr>
+        <w:t>二、维度表</w:t>
+      </w:r>
+    </w:p>
+    <w:p>
+      <w:r>
+        <w:t>从项目描述中识别出以下维度表：</w:t>
+      </w:r>
+    </w:p>
+    <w:p>
+      <w:r>
+        <w:rPr>
+          <w:b/>
+          <w:bCs/>
+        </w:rPr>
+        <w:t>1. 代理人信息表</w:t>
+      </w:r>
+    </w:p>
+    <w:p>
+      <w:r>
+        <w:t>代理人（收展员）的基础属性，包括工号、姓名、所属团队、职级、入职日期等。用于分析各团队、各职级人员的考核情况。</w:t>
+      </w:r>
+    </w:p>
+    <w:p>
+      <w:r>
+        <w:rPr>
+          <w:b/>
+          <w:bCs/>
+        </w:rPr>
+        <w:t>2. 客户经营信息表</w:t>
+      </w:r>
+    </w:p>
+    <w:p>
+      <w:r>
+        <w:t>客户的基础属性信息，包括客户号、姓名、联系方式、地区等。用于关联保单表和活动记录表，分析客户维度的经营情况。</w:t>
+      </w:r>
+    </w:p>
+    <w:p>
+      <w:r>
+        <w:rPr>
+          <w:b/>
+          <w:bCs/>
+        </w:rPr>
+        <w:t>3. 团队/机构维度表</w:t>
+      </w:r>
+    </w:p>
+    <w:p>
+      <w:r>
+        <w:t>收展员所属团队或机构信息，包括团队编号、团队名称、上级团队等（描述中隐含“代理人团队”字段）。用于按团队维度进行业绩汇总和排名。</w:t>
+      </w:r>
+    </w:p>
+    <w:p>
+      <w:r>
+        <w:rPr>
+          <w:b/>
+          <w:bCs/>
+        </w:rPr>
+        <w:t>4. 时间维度表</w:t>
+      </w:r>
+    </w:p>
+    <w:p>
+      <w:r>
+        <w:t>日期、月份、季度、年度等时间属性信息，包括日期、年、季、月、周、是否工作日等（描述中明确提到“每日、每周、月度、季度、年度”统计维度）。用于按不同时间粒度对考核指标</w:t>
+      </w:r>
+      <w:r>
         <w:lastRenderedPageBreak/>
-        <w:t>一、最细颗粒度的表（事实表）</w:t>
-      </w:r>
-    </w:p>
-    <w:p>
-      <w:r>
-        <w:t>最细颗粒度指的是</w:t>
-      </w:r>
-      <w:r>
-        <w:rPr>
-          <w:b/>
-          <w:bCs/>
-        </w:rPr>
-        <w:t>每行记录代表最底层、最原子化的事件或明细数据</w:t>
-      </w:r>
-      <w:r>
-        <w:t>。从项目描述来看，以下几张表属于最细颗粒度：</w:t>
-      </w:r>
-    </w:p>
-    <w:p>
-      <w:r>
-        <w:rPr>
-          <w:b/>
-          <w:bCs/>
-        </w:rPr>
-        <w:t>1. 活动记录表</w:t>
-      </w:r>
-      <w:bookmarkStart w:id="2" w:name="_GoBack"/>
-      <w:bookmarkEnd w:id="2"/>
-    </w:p>
-    <w:p>
-      <w:r>
-        <w:t>每行代表一次具体的客户拜访或活动记录。颗粒度为</w:t>
-      </w:r>
-      <w:r>
-        <w:rPr>
-          <w:b/>
-          <w:bCs/>
-        </w:rPr>
-        <w:t>单次活动</w:t>
-      </w:r>
-      <w:r>
-        <w:t>，记录收展员每次拜访客户的时间、方式、内容等明细信息。这是支撑“有效拜访客户数”指标的最原始数据，粒度最细，数据量最大。</w:t>
-      </w:r>
-    </w:p>
-    <w:p>
-      <w:r>
-        <w:rPr>
-          <w:b/>
-          <w:bCs/>
-        </w:rPr>
-        <w:t>2. 保单表</w:t>
-      </w:r>
-    </w:p>
-    <w:p>
-      <w:r>
-        <w:t>每行代表一张保单的明细信息。颗粒度为</w:t>
-      </w:r>
-      <w:r>
-        <w:rPr>
-          <w:b/>
-          <w:bCs/>
-        </w:rPr>
-        <w:t>单张保单</w:t>
-      </w:r>
-      <w:r>
-        <w:t>，记录每笔保单的投保人、险种、保费、签单日期等明细信息。这是业绩考核和佣金计算的核心数据来源，也是后续保费规模分析的底层明细表。</w:t>
-      </w:r>
-    </w:p>
-    <w:p>
-      <w:r>
-        <w:rPr>
-          <w:b/>
-          <w:bCs/>
-        </w:rPr>
-        <w:t>3. 佣金表</w:t>
-      </w:r>
-    </w:p>
-    <w:p>
-      <w:r>
-        <w:t>每行代表一笔佣金发放的明细记录。颗粒度为</w:t>
-      </w:r>
-      <w:r>
-        <w:rPr>
-          <w:b/>
-          <w:bCs/>
-        </w:rPr>
-        <w:t>单笔佣金</w:t>
-      </w:r>
-      <w:r>
-        <w:t>，记录每笔佣金的发放对象、金额、对应保单、发放日期等明细信息。这是考核收展员收入及业绩产出的最细颗粒度数据，直接支撑佣金相关的考核指标。</w:t>
-      </w:r>
-    </w:p>
-    <w:p>
-      <w:r>
-        <w:rPr>
-          <w:b/>
-          <w:bCs/>
-        </w:rPr>
-        <w:t>4. 代理人信息表</w:t>
-      </w:r>
-    </w:p>
-    <w:p>
-      <w:r>
-        <w:t>每行代表一个代理人（收展员）的基本信息。颗粒度为</w:t>
-      </w:r>
-      <w:r>
-        <w:rPr>
-          <w:b/>
-          <w:bCs/>
-        </w:rPr>
-        <w:t>单个代理人</w:t>
-      </w:r>
-      <w:r>
-        <w:t>，记录收展员的工号、姓名、所属团队、入职日期、职级等信息。虽然它承载的是属性信息，但在数仓建模中属于</w:t>
-      </w:r>
-      <w:r>
-        <w:rPr>
-          <w:b/>
-          <w:bCs/>
-        </w:rPr>
-        <w:t>维度表</w:t>
-      </w:r>
-      <w:r>
-        <w:t>，用于描述事实数据的人员属性。判断依据是：该表主要提供“谁”的属性信息，被多张事实表关联使用。</w:t>
-      </w:r>
-    </w:p>
-    <w:p>
-      <w:pPr>
-        <w:rPr>
-          <w:b/>
-          <w:bCs/>
-        </w:rPr>
-      </w:pPr>
-      <w:r>
-        <w:rPr>
-          <w:b/>
-          <w:bCs/>
-        </w:rPr>
-        <w:t>二、维度表</w:t>
-      </w:r>
-    </w:p>
-    <w:p>
-      <w:r>
-        <w:t>从项目描述中识别出以下维度表：</w:t>
-      </w:r>
-    </w:p>
-    <w:p>
-      <w:r>
-        <w:rPr>
-          <w:b/>
-          <w:bCs/>
-        </w:rPr>
-        <w:t>1. 代理人信息表</w:t>
-      </w:r>
-    </w:p>
-    <w:p>
-      <w:r>
-        <w:t>代理人（收展员）的基础属性，包括工号、姓名、所属团队、职级、入职日期等。用于分析各团队、各职级人员的考核情况。</w:t>
-      </w:r>
-    </w:p>
-    <w:p>
-      <w:r>
-        <w:rPr>
-          <w:b/>
-          <w:bCs/>
-        </w:rPr>
-        <w:t>2. 客户经营信息表</w:t>
-      </w:r>
-    </w:p>
-    <w:p>
-      <w:r>
-        <w:t>客户的基础属性信息，包括客户号、姓名、联系方式、地区等。用于关联保单表和活动记录表，分析客户维度的经营情况。</w:t>
-      </w:r>
-    </w:p>
-    <w:p>
-      <w:r>
-        <w:rPr>
-          <w:b/>
-          <w:bCs/>
-        </w:rPr>
-        <w:t>3. 团队/机构维度表</w:t>
-      </w:r>
-    </w:p>
-    <w:p>
-      <w:r>
-        <w:t>收展员所属团队或机构信息，包括团队编号、团队名称、上级团队等（描述中隐含“代理人团队”字段）。用于按团队维度进行业绩汇总和排名。</w:t>
-      </w:r>
-    </w:p>
-    <w:p>
-      <w:r>
-        <w:rPr>
-          <w:b/>
-          <w:bCs/>
-        </w:rPr>
-        <w:t>4. 时间维度表</w:t>
-      </w:r>
-    </w:p>
-    <w:p>
-      <w:r>
-        <w:t>日期、月份、季度、年度等时间属性信息，包括日期、年、季、月、周、是否工作日等（描述中明确提到“每日、每周、月度、季度、年度”统计维度）。用于按不同时间粒度对考核指标进行汇总分析。</w:t>
+        <w:t>进行汇总分析。</w:t>
       </w:r>
     </w:p>
     <w:p>
@@ -1471,7 +1844,6 @@
                 <w:b/>
                 <w:bCs/>
               </w:rPr>
-              <w:lastRenderedPageBreak/>
               <w:t>颗粒度</w:t>
             </w:r>
           </w:p>
@@ -1849,6 +2221,1071 @@
     <w:p>
       <w:pPr>
         <w:rPr>
+          <w:sz w:val="24"/>
+        </w:rPr>
+      </w:pPr>
+    </w:p>
+    <w:p>
+      <w:pPr>
+        <w:rPr>
+          <w:rFonts w:hint="eastAsia"/>
+          <w:sz w:val="24"/>
+        </w:rPr>
+      </w:pPr>
+      <w:r>
+        <w:rPr>
+          <w:rFonts w:hint="eastAsia"/>
+          <w:sz w:val="24"/>
+        </w:rPr>
+        <w:t>优化：</w:t>
+      </w:r>
+    </w:p>
+    <w:p>
+      <w:r>
+        <w:t>针对大宽表多表连接导致的性能瓶颈，采用按“代理人团队”字段进行分桶处理，将大任务拆分为多个并行子任务，减少全表扫描与Shuffle开销，显著提升Hive查询效率</w:t>
+      </w:r>
+      <w:r>
+        <w:rPr>
+          <w:rFonts w:hint="eastAsia"/>
+        </w:rPr>
+        <w:t>。</w:t>
+      </w:r>
+    </w:p>
+    <w:p/>
+    <w:p/>
+    <w:p/>
+    <w:p/>
+    <w:p/>
+    <w:p/>
+    <w:p>
+      <w:pPr>
+        <w:rPr>
+          <w:rFonts w:hint="eastAsia"/>
+        </w:rPr>
+      </w:pPr>
+    </w:p>
+    <w:p>
+      <w:r>
+        <w:t xml:space="preserve">1.hive的架构和工作原理。 </w:t>
+      </w:r>
+    </w:p>
+    <w:p>
+      <w:r>
+        <w:t>hive架构由hdfs mr和yarn构成 具体工作原理在mr里首先通过解析器分析语句</w:t>
+      </w:r>
+    </w:p>
+    <w:p>
+      <w:r>
+        <w:rPr>
+          <w:rFonts w:hint="eastAsia"/>
+        </w:rPr>
+        <w:t>从</w:t>
+      </w:r>
+      <w:r>
+        <w:t xml:space="preserve">ms里面获取查询到相应的表格和元数据 再将语句和获取的元数据给编译器 </w:t>
+      </w:r>
+    </w:p>
+    <w:p>
+      <w:r>
+        <w:rPr>
+          <w:rFonts w:hint="eastAsia"/>
+        </w:rPr>
+        <w:t>编译器会将查询语句的所有可能的实现语句做出来</w:t>
+      </w:r>
+      <w:r>
+        <w:t xml:space="preserve"> 再分配给优化器 </w:t>
+      </w:r>
+    </w:p>
+    <w:p>
+      <w:r>
+        <w:rPr>
+          <w:rFonts w:hint="eastAsia"/>
+        </w:rPr>
+        <w:t>优化器会选择消耗硬件资源最少的方式分配给执行器执行查询语句</w:t>
+      </w:r>
+    </w:p>
+    <w:p/>
+    <w:p>
+      <w:r>
+        <w:t>2.什么是SMB join？</w:t>
+      </w:r>
+    </w:p>
+    <w:p>
+      <w:r>
+        <w:rPr>
+          <w:rFonts w:hint="eastAsia"/>
+        </w:rPr>
+        <w:t>将</w:t>
+      </w:r>
+      <w:r>
+        <w:t xml:space="preserve">a b表的sid进行分桶且开启roc 分桶后排序 分桶后ab表的数据是一一对应的 </w:t>
+      </w:r>
+    </w:p>
+    <w:p>
+      <w:r>
+        <w:rPr>
+          <w:rFonts w:hint="eastAsia"/>
+        </w:rPr>
+        <w:t>这样操作可以减少在合并表的时候极大减少对于硬件资源的占用</w:t>
+      </w:r>
+      <w:r>
+        <w:t xml:space="preserve"> 并且会极大加快join速度 </w:t>
+      </w:r>
+    </w:p>
+    <w:p/>
+    <w:p>
+      <w:r>
+        <w:t>3.Hive调优的方向有哪些 sql调优</w:t>
+      </w:r>
+    </w:p>
+    <w:p>
+      <w:r>
+        <w:t>1 分桶表可启用SMB Join</w:t>
+      </w:r>
+    </w:p>
+    <w:p>
+      <w:r>
+        <w:t>2 采用ORC/Parquet列式存储</w:t>
+      </w:r>
+    </w:p>
+    <w:p>
+      <w:r>
+        <w:t>3 先过滤后关联</w:t>
+      </w:r>
+    </w:p>
+    <w:p>
+      <w:r>
+        <w:t>4 分区裁剪、列剪枝、提前过滤</w:t>
+      </w:r>
+    </w:p>
+    <w:p>
+      <w:r>
+        <w:rPr>
+          <w:rFonts w:hint="eastAsia"/>
+        </w:rPr>
+        <w:t>本质：减少数据扫描量、避免</w:t>
+      </w:r>
+      <w:r>
+        <w:t>Shuffle倾斜、利用分布式并行能力</w:t>
+      </w:r>
+    </w:p>
+    <w:p/>
+    <w:p>
+      <w:r>
+        <w:t>4.观看data_note/hive/mapreduce与数据倾斜.mp4</w:t>
+      </w:r>
+    </w:p>
+    <w:p>
+      <w:r>
+        <w:t xml:space="preserve">    原本应该均匀分配给多个机器并行处理的数据，因为某个点数据量过大，</w:t>
+      </w:r>
+    </w:p>
+    <w:p>
+      <w:pPr>
+        <w:rPr>
+          <w:rFonts w:hint="eastAsia"/>
+        </w:rPr>
+      </w:pPr>
+      <w:r>
+        <w:tab/>
+        <w:t>导致大部分任务1分钟跑完，而处理这个Key的任务跑了1小时甚至OOM（内存溢出）崩溃。</w:t>
+      </w:r>
+    </w:p>
+    <w:p>
+      <w:r>
+        <w:tab/>
+        <w:t>解决：</w:t>
+      </w:r>
+    </w:p>
+    <w:p>
+      <w:r>
+        <w:tab/>
+        <w:t xml:space="preserve">1. 打散空值  CASE </w:t>
+      </w:r>
+    </w:p>
+    <w:p>
+      <w:r>
+        <w:tab/>
+      </w:r>
+      <w:r>
+        <w:tab/>
+        <w:t xml:space="preserve">WHEN user_id IS NULL THEN CONCAT('null_', RAND()) </w:t>
+      </w:r>
+    </w:p>
+    <w:p>
+      <w:r>
+        <w:tab/>
+      </w:r>
+      <w:r>
+        <w:tab/>
+        <w:t xml:space="preserve">ELSE user_id </w:t>
+      </w:r>
+    </w:p>
+    <w:p>
+      <w:r>
+        <w:tab/>
+        <w:t>2. 开启 Hive 的倾斜优化参数  -- 开启Map端聚合（会在Map端先做一次部分聚合，减少Reduce数据量）</w:t>
+      </w:r>
+    </w:p>
+    <w:p>
+      <w:pPr>
+        <w:rPr>
+          <w:b/>
+        </w:rPr>
+      </w:pPr>
+      <w:r>
+        <w:rPr>
+          <w:b/>
+        </w:rPr>
+        <w:t>set hive.map.aggr = true;</w:t>
+      </w:r>
+    </w:p>
+    <w:p>
+      <w:r>
+        <w:t>-- 开启Skew Join（自动检测倾斜键，将其拆分成多个任务处理）</w:t>
+      </w:r>
+    </w:p>
+    <w:p>
+      <w:r>
+        <w:t>set hive.optimize.skewjoin = true;</w:t>
+      </w:r>
+    </w:p>
+    <w:p>
+      <w:r>
+        <w:tab/>
+        <w:t>3. 使用分桶减少数据倾斜出现;当大表join小表且小表小于25mb时 启用mapjoin 在本地进行reduce操作 减少对</w:t>
+      </w:r>
+      <w:r>
+        <w:t>shuffle</w:t>
+      </w:r>
+      <w:r>
+        <w:t>的占用（“在Map端完成Join，不走Reduce” ）</w:t>
+      </w:r>
+      <w:r>
+        <w:rPr>
+          <w:rFonts w:hint="eastAsia"/>
+        </w:rPr>
+        <w:t>，</w:t>
+      </w:r>
+      <w:r>
+        <w:t>但是如果数据过大会造成内存溢出（oom） 这时候只能使用加盐或者分桶去避免数据倾斜</w:t>
+      </w:r>
+    </w:p>
+    <w:p>
+      <w:r>
+        <w:tab/>
+      </w:r>
+    </w:p>
+    <w:p>
+      <w:r>
+        <w:t>5.开窗函数</w:t>
+      </w:r>
+    </w:p>
+    <w:p>
+      <w:r>
+        <w:t xml:space="preserve">    1.什么场景需要用开窗函数</w:t>
+      </w:r>
+    </w:p>
+    <w:p>
+      <w:r>
+        <w:t xml:space="preserve">        patition by与group by的区别</w:t>
+      </w:r>
+    </w:p>
+    <w:p>
+      <w:pPr>
+        <w:ind w:left="420" w:firstLine="420"/>
+      </w:pPr>
+      <w:r>
+        <w:t>partition by是属于多进多出 group by多进一出</w:t>
+      </w:r>
+    </w:p>
+    <w:p>
+      <w:pPr>
+        <w:ind w:left="420" w:firstLine="420"/>
+      </w:pPr>
+      <w:r>
+        <w:t>partition主要用在需要处理排序 输出指定排序上</w:t>
+      </w:r>
+    </w:p>
+    <w:p>
+      <w:pPr>
+        <w:ind w:left="420" w:firstLine="420"/>
+      </w:pPr>
+      <w:r>
+        <w:t>group by可以用于字段去重和配合聚合函数的使用上</w:t>
+      </w:r>
+    </w:p>
+    <w:p/>
+    <w:p>
+      <w:r>
+        <w:t xml:space="preserve">    2.三大部分</w:t>
+      </w:r>
+    </w:p>
+    <w:p>
+      <w:r>
+        <w:lastRenderedPageBreak/>
+        <w:t xml:space="preserve">        -行控制的聚合</w:t>
+      </w:r>
+    </w:p>
+    <w:p>
+      <w:r>
+        <w:rPr>
+          <w:rFonts w:hint="eastAsia"/>
+        </w:rPr>
+        <w:t>行聚合控制</w:t>
+      </w:r>
+      <w:r>
+        <w:t xml:space="preserve"> sum avg count max min</w:t>
+      </w:r>
+    </w:p>
+    <w:p>
+      <w:r>
+        <w:rPr>
+          <w:rFonts w:hint="eastAsia"/>
+        </w:rPr>
+        <w:t>不开窗下就是多进一出</w:t>
+      </w:r>
+    </w:p>
+    <w:p/>
+    <w:p>
+      <w:r>
+        <w:t>LAG,LEAD</w:t>
+      </w:r>
+    </w:p>
+    <w:p>
+      <w:r>
+        <w:rPr>
+          <w:rFonts w:hint="eastAsia"/>
+        </w:rPr>
+        <w:t>偏移函数</w:t>
+      </w:r>
+      <w:r>
+        <w:t xml:space="preserve"> 向上偏移和向下偏移</w:t>
+      </w:r>
+    </w:p>
+    <w:p/>
+    <w:p>
+      <w:r>
+        <w:t xml:space="preserve">        -排序问题</w:t>
+      </w:r>
+    </w:p>
+    <w:p>
+      <w:r>
+        <w:rPr>
+          <w:rFonts w:hint="eastAsia"/>
+        </w:rPr>
+        <w:t>开窗函数排序三个</w:t>
+      </w:r>
+    </w:p>
+    <w:p>
+      <w:r>
+        <w:t>rank 重复且连续</w:t>
+      </w:r>
+    </w:p>
+    <w:p>
+      <w:r>
+        <w:t>desnkrank 重复不连续</w:t>
+      </w:r>
+    </w:p>
+    <w:p>
+      <w:r>
+        <w:t>row number 连续不重复</w:t>
+      </w:r>
+      <w:r>
+        <w:tab/>
+      </w:r>
+    </w:p>
+    <w:p>
+      <w:r>
+        <w:tab/>
+      </w:r>
+    </w:p>
+    <w:p>
+      <w:r>
+        <w:t>6 维度模型</w:t>
+      </w:r>
+    </w:p>
+    <w:p>
+      <w:r>
+        <w:rPr>
+          <w:rFonts w:hint="eastAsia"/>
+        </w:rPr>
+        <w:t>一</w:t>
+      </w:r>
+    </w:p>
+    <w:p>
+      <w:r>
+        <w:rPr>
+          <w:rFonts w:hint="eastAsia"/>
+        </w:rPr>
+        <w:t>事务型事实表</w:t>
+      </w:r>
+      <w:r>
+        <w:t xml:space="preserve"> 四步</w:t>
+      </w:r>
+    </w:p>
+    <w:p>
+      <w:r>
+        <w:rPr>
+          <w:rFonts w:hint="eastAsia"/>
+        </w:rPr>
+        <w:t>选择业务过程</w:t>
+      </w:r>
+      <w:r>
+        <w:t xml:space="preserve"> 选择什么业务比如退款表作为业务过程 用户申请退款 商家审核 系统退款成功 这个过程作为业务过程</w:t>
+      </w:r>
+    </w:p>
+    <w:p>
+      <w:r>
+        <w:rPr>
+          <w:rFonts w:hint="eastAsia"/>
+        </w:rPr>
+        <w:t>声明颗粒度</w:t>
+      </w:r>
+      <w:r>
+        <w:t xml:space="preserve"> 以某个字段为最细字段 比如一个人一次性买了两件商品 可以退部分也可以退全部 所以可以将每件商品项的退款作为最细颗粒</w:t>
+      </w:r>
+    </w:p>
+    <w:p>
+      <w:r>
+        <w:rPr>
+          <w:rFonts w:hint="eastAsia"/>
+        </w:rPr>
+        <w:t>确认维度</w:t>
+      </w:r>
+      <w:r>
+        <w:t xml:space="preserve"> 比如确定具体退款时间、退款审核人、退款方式、退款原因等维度</w:t>
+      </w:r>
+    </w:p>
+    <w:p>
+      <w:r>
+        <w:rPr>
+          <w:rFonts w:hint="eastAsia"/>
+        </w:rPr>
+        <w:t>确认事实</w:t>
+      </w:r>
+      <w:r>
+        <w:t xml:space="preserve"> 确认事实就是哪些字段可以聚合的字段 比如退款总金额 退款总商品数等</w:t>
+      </w:r>
+    </w:p>
+    <w:p/>
+    <w:p>
+      <w:r>
+        <w:rPr>
+          <w:rFonts w:hint="eastAsia"/>
+        </w:rPr>
+        <w:t>二</w:t>
+      </w:r>
+    </w:p>
+    <w:p>
+      <w:r>
+        <w:rPr>
+          <w:rFonts w:hint="eastAsia"/>
+        </w:rPr>
+        <w:t>维度表设计</w:t>
+      </w:r>
+      <w:r>
+        <w:t xml:space="preserve"> </w:t>
+      </w:r>
+    </w:p>
+    <w:p>
+      <w:r>
+        <w:rPr>
+          <w:rFonts w:hint="eastAsia"/>
+        </w:rPr>
+        <w:t>确定维度</w:t>
+      </w:r>
+      <w:r>
+        <w:t xml:space="preserve"> 由于可能存在多个事实表与统一维度表相关 为了保证维度唯一性 只创建一张维度表</w:t>
+      </w:r>
+    </w:p>
+    <w:p>
+      <w:r>
+        <w:rPr>
+          <w:rFonts w:hint="eastAsia"/>
+        </w:rPr>
+        <w:t>确定主维表和相关维表的关系</w:t>
+      </w:r>
+      <w:r>
+        <w:t xml:space="preserve"> 最细的表作为主维表 主维表可以直接关联事实表 通常用星型维度表将与主维表关联的若干张相关维表关联到一起作为一张宽表</w:t>
+      </w:r>
+    </w:p>
+    <w:p>
+      <w:r>
+        <w:rPr>
+          <w:rFonts w:hint="eastAsia"/>
+        </w:rPr>
+        <w:t>确定维度属性</w:t>
+      </w:r>
+      <w:r>
+        <w:t xml:space="preserve"> 在一张维度表里尽可能丰富维度表的字段 避免后续每次处理</w:t>
+      </w:r>
+    </w:p>
+    <w:p/>
+    <w:p/>
+    <w:p>
+      <w:r>
+        <w:t>7.什么叫数据探查</w:t>
+      </w:r>
+    </w:p>
+    <w:p>
+      <w:r>
+        <w:rPr>
+          <w:rFonts w:hint="eastAsia"/>
+        </w:rPr>
+        <w:t>数据探查是数据汇聚阶段的首要环节，目的是在正式接入数据前，描述数据源的数据质量情况</w:t>
+      </w:r>
+    </w:p>
+    <w:p>
+      <w:r>
+        <w:rPr>
+          <w:rFonts w:hint="eastAsia"/>
+        </w:rPr>
+        <w:t>对源数据的内容、结构、质量进行预分析，为后续的数据定义、挂接、读取提供依据。</w:t>
+      </w:r>
+    </w:p>
+    <w:p>
+      <w:r>
+        <w:rPr>
+          <w:rFonts w:hint="eastAsia"/>
+        </w:rPr>
+        <w:t>通过人工方式或智能化技术，对源数据进行内容分析、结构分析、质量评估，输出探查报告，指导数据治理工作。</w:t>
+      </w:r>
+    </w:p>
+    <w:p/>
+    <w:p/>
+    <w:p>
+      <w:r>
+        <w:t>8.常见的数据的清洗数据脱敏规则有哪些</w:t>
+      </w:r>
+    </w:p>
+    <w:p>
+      <w:r>
+        <w:rPr>
+          <w:rFonts w:hint="eastAsia"/>
+        </w:rPr>
+        <w:t>对于敏感字段比如名字</w:t>
+      </w:r>
+      <w:r>
+        <w:t xml:space="preserve"> 手机号 身份证号等</w:t>
+      </w:r>
+    </w:p>
+    <w:p>
+      <w:r>
+        <w:rPr>
+          <w:rFonts w:hint="eastAsia"/>
+        </w:rPr>
+        <w:t>在字段里面通过自定义函数转换变成带星号之类的字符串形式</w:t>
+      </w:r>
+    </w:p>
+    <w:p/>
+    <w:p/>
+    <w:p>
+      <w:r>
+        <w:t>9.拉链表</w:t>
+      </w:r>
+    </w:p>
+    <w:p>
+      <w:r>
+        <w:t>1 适用范围 缓慢变化维</w:t>
+      </w:r>
+    </w:p>
+    <w:p>
+      <w:r>
+        <w:t>2 比源数据多两个字段 开始生效时间和结束生效时间</w:t>
+      </w:r>
+    </w:p>
+    <w:p>
+      <w:r>
+        <w:t>3 位置 公共维度表</w:t>
+      </w:r>
+    </w:p>
+    <w:p>
+      <w:r>
+        <w:t>4 分区 以结束生效时间字段作为分区</w:t>
+      </w:r>
+    </w:p>
+    <w:p>
+      <w:r>
+        <w:t>5 与之对应贴源层为增量更新</w:t>
+      </w:r>
+    </w:p>
+    <w:p/>
+    <w:p>
+      <w:r>
+        <w:t>10.拉链表更新表流程</w:t>
+      </w:r>
+    </w:p>
+    <w:p>
+      <w:r>
+        <w:rPr>
+          <w:rFonts w:hint="eastAsia"/>
+        </w:rPr>
+        <w:t>贴源层获取到后端数据库里面比如</w:t>
+      </w:r>
+      <w:r>
+        <w:rPr>
+          <w:rFonts w:hint="eastAsia"/>
+        </w:rPr>
+        <w:t>0</w:t>
+      </w:r>
+      <w:r>
+        <w:t>610分区有更新和修改的用户信息表到ods层</w:t>
+      </w:r>
+    </w:p>
+    <w:p>
+      <w:r>
+        <w:rPr>
+          <w:rFonts w:hint="eastAsia"/>
+        </w:rPr>
+        <w:t>在</w:t>
+      </w:r>
+      <w:r>
+        <w:t>ods里面获取到最新的表数据之后拿出来与dim公共维度表里的旧表进行insert into更新修改操作 更新操作的是一张中间表</w:t>
+      </w:r>
+    </w:p>
+    <w:p/>
+    <w:p>
+      <w:r>
+        <w:rPr>
+          <w:rFonts w:hint="eastAsia"/>
+        </w:rPr>
+        <w:t>对于旧表数据有修改的</w:t>
+      </w:r>
+      <w:r>
+        <w:t xml:space="preserve"> 找到id之后 先把旧数据id对应的行的结束生效时间改为</w:t>
+      </w:r>
+      <w:r>
+        <w:rPr>
+          <w:rFonts w:hint="eastAsia"/>
+        </w:rPr>
+        <w:t>0</w:t>
+      </w:r>
+      <w:r>
+        <w:t>610</w:t>
+      </w:r>
+    </w:p>
+    <w:p>
+      <w:r>
+        <w:rPr>
+          <w:rFonts w:hint="eastAsia"/>
+        </w:rPr>
+        <w:t>再将新数据插入进中间表里</w:t>
+      </w:r>
+      <w:r>
+        <w:t xml:space="preserve"> 开始生效时间设置为</w:t>
+      </w:r>
+      <w:r>
+        <w:rPr>
+          <w:rFonts w:hint="eastAsia"/>
+        </w:rPr>
+        <w:t>0</w:t>
+      </w:r>
+      <w:r>
+        <w:t>610 结束生效时间设置为9999</w:t>
+      </w:r>
+    </w:p>
+    <w:p>
+      <w:r>
+        <w:rPr>
+          <w:rFonts w:hint="eastAsia"/>
+        </w:rPr>
+        <w:t>如果有新数据</w:t>
+      </w:r>
+      <w:r>
+        <w:t xml:space="preserve"> 在旧表里面未查找到对应id则直接插入一行数据</w:t>
+      </w:r>
+    </w:p>
+    <w:p>
+      <w:r>
+        <w:rPr>
+          <w:rFonts w:hint="eastAsia"/>
+        </w:rPr>
+        <w:t>所有操作完成之后将旧表里面剩下的数据写到中间表当中</w:t>
+      </w:r>
+      <w:r>
+        <w:t xml:space="preserve"> </w:t>
+      </w:r>
+    </w:p>
+    <w:p/>
+    <w:p>
+      <w:r>
+        <w:rPr>
+          <w:rFonts w:hint="eastAsia"/>
+        </w:rPr>
+        <w:t>最后</w:t>
+      </w:r>
+      <w:r>
+        <w:t xml:space="preserve"> 将中间表通过insert overwrite到旧表以动态分区的形式覆盖掉每个时间段 比如609 610 9999这几个分区里面 </w:t>
+      </w:r>
+    </w:p>
+    <w:p>
+      <w:r>
+        <w:rPr>
+          <w:rFonts w:hint="eastAsia"/>
+        </w:rPr>
+        <w:t>即完成拉链表数据更新操作</w:t>
+      </w:r>
+    </w:p>
+    <w:p/>
+    <w:p>
+      <w:r>
+        <w:rPr>
+          <w:rFonts w:hint="eastAsia"/>
+        </w:rPr>
+        <w:t>数仓建模</w:t>
+      </w:r>
+      <w:r>
+        <w:t xml:space="preserve"> mapping与宽表建模＋维度模型</w:t>
+      </w:r>
+    </w:p>
+    <w:p/>
+    <w:p>
+      <w:r>
+        <w:rPr>
+          <w:rFonts w:hint="eastAsia"/>
+        </w:rPr>
+        <w:t>数仓建模流程逻辑</w:t>
+      </w:r>
+    </w:p>
+    <w:p>
+      <w:r>
+        <w:t xml:space="preserve">1 确定目标表结构信息 </w:t>
+      </w:r>
+    </w:p>
+    <w:p>
+      <w:r>
+        <w:rPr>
+          <w:rFonts w:hint="eastAsia"/>
+        </w:rPr>
+        <w:t>从</w:t>
+      </w:r>
+      <w:r>
+        <w:t>BI确定需要的目标表结构事务和维度字段</w:t>
+      </w:r>
+    </w:p>
+    <w:p/>
+    <w:p>
+      <w:r>
+        <w:t>2 调研梳理来源表信息</w:t>
+      </w:r>
+    </w:p>
+    <w:p>
+      <w:r>
+        <w:rPr>
+          <w:rFonts w:hint="eastAsia"/>
+        </w:rPr>
+        <w:t>在确定好事务和维度字段之后从后端数据库整理事务和各个维度相应的表</w:t>
+      </w:r>
+    </w:p>
+    <w:p/>
+    <w:p>
+      <w:r>
+        <w:t>3 调研确认应用业务口径</w:t>
+      </w:r>
+    </w:p>
+    <w:p>
+      <w:r>
+        <w:rPr>
+          <w:rFonts w:hint="eastAsia"/>
+        </w:rPr>
+        <w:t>调研事务需要使用什么方法去输出需要显示的方式</w:t>
+      </w:r>
+    </w:p>
+    <w:p/>
+    <w:p>
+      <w:r>
+        <w:t>4 基于模型做取值映射分析</w:t>
+      </w:r>
+    </w:p>
+    <w:p>
+      <w:r>
+        <w:rPr>
+          <w:rFonts w:hint="eastAsia"/>
+        </w:rPr>
+        <w:t>上面三步完成之后对后端数据库获取的数据在</w:t>
+      </w:r>
+      <w:r>
+        <w:t>dm层进行映射到相应需要输出的字段</w:t>
+      </w:r>
+    </w:p>
+    <w:p/>
+    <w:p>
+      <w:r>
+        <w:t>mapping</w:t>
+      </w:r>
+    </w:p>
+    <w:p>
+      <w:r>
+        <w:rPr>
+          <w:rFonts w:hint="eastAsia"/>
+        </w:rPr>
+        <w:t>本质：描述数据从来源到目标的“流转地图”，记录字段级血缘关系</w:t>
+      </w:r>
+    </w:p>
+    <w:p>
+      <w:r>
+        <w:t>1 目标字段 DM、DWS层表结构</w:t>
+      </w:r>
+    </w:p>
+    <w:p>
+      <w:r>
+        <w:t>2 来源字段 ODS、DWD层字段</w:t>
+      </w:r>
+    </w:p>
+    <w:p>
+      <w:r>
+        <w:t>3 转换规则 空值处理NVL、类型转换CAST、计算逻辑SUM/CASE WHEN</w:t>
+      </w:r>
+    </w:p>
+    <w:p>
+      <w:r>
+        <w:t>4 业务口径说明 如“订单金额=商品单价×数量</w:t>
+      </w:r>
+    </w:p>
+    <w:p/>
+    <w:p>
+      <w:r>
+        <w:rPr>
+          <w:rFonts w:hint="eastAsia"/>
+        </w:rPr>
+        <w:lastRenderedPageBreak/>
+        <w:t>宽表建模</w:t>
+      </w:r>
+    </w:p>
+    <w:p>
+      <w:r>
+        <w:rPr>
+          <w:rFonts w:hint="eastAsia"/>
+        </w:rPr>
+        <w:t>本质：将多个维度表的属性冗余到事实表中，形成“大宽表”，避免查询时多次</w:t>
+      </w:r>
+      <w:r>
+        <w:t>JOIN</w:t>
+      </w:r>
+    </w:p>
+    <w:p>
+      <w:r>
+        <w:t>1 选择公共粒度：如按user_id+sku_id+ds组合，保证每行唯一。</w:t>
+      </w:r>
+    </w:p>
+    <w:p>
+      <w:r>
+        <w:t>2 冗余常用维度属性：用户等级、商品分类名称、地区名称等直接存入宽表</w:t>
+      </w:r>
+    </w:p>
+    <w:p>
+      <w:r>
+        <w:t>3 预计算轻度聚合：如sum(sku_num)、count(distinct order_id)，为DM层加速</w:t>
+      </w:r>
+    </w:p>
+    <w:p>
+      <w:pPr>
+        <w:rPr>
+          <w:rFonts w:hint="eastAsia"/>
+        </w:rPr>
+      </w:pPr>
+      <w:r>
+        <w:rPr>
+          <w:rFonts w:hint="eastAsia"/>
+        </w:rPr>
+        <w:t>优点：查询性能好（减少</w:t>
+      </w:r>
+      <w:r>
+        <w:t>JOIN），易理解（一张表涵盖所有分析维度）</w:t>
+      </w:r>
+    </w:p>
+    <w:p>
+      <w:pPr>
+        <w:rPr>
+          <w:rFonts w:hint="eastAsia"/>
+        </w:rPr>
+      </w:pPr>
+    </w:p>
+    <w:p>
+      <w:r>
+        <w:t>14 7-9个银行系统名称</w:t>
+      </w:r>
+    </w:p>
+    <w:p>
+      <w:r>
+        <w:t>cbs核心系统（核心业务）、ecif（客户管理系统）</w:t>
+      </w:r>
+    </w:p>
+    <w:p>
+      <w:r>
+        <w:t>ccp（信用卡系统）、bbs（票据系统）、ccs（对公信贷管理系统）</w:t>
+      </w:r>
+    </w:p>
+    <w:p>
+      <w:pPr>
+        <w:rPr>
+          <w:rFonts w:hint="eastAsia"/>
+        </w:rPr>
+      </w:pPr>
+      <w:r>
+        <w:t>pcs（零售信贷系统）、nbs（网上银行系统）</w:t>
+      </w:r>
+    </w:p>
+    <w:p/>
+    <w:p>
+      <w:r>
+        <w:t>15 管理数据管理</w:t>
+      </w:r>
+    </w:p>
+    <w:p>
+      <w:r>
+        <w:tab/>
+        <w:t>元数据管理  （元数据是描述数据架构的 mapping描述数据血缘关系）</w:t>
+      </w:r>
+    </w:p>
+    <w:p>
+      <w:r>
+        <w:tab/>
+        <w:t>主数据管理  是支持业务过程发生的必要的实体数据（业务过程的维度字段）</w:t>
+      </w:r>
+    </w:p>
+    <w:p>
+      <w:r>
+        <w:tab/>
+        <w:t>数据标准管理 制定数仓过程全流程的标准</w:t>
+      </w:r>
+    </w:p>
+    <w:p>
+      <w:r>
+        <w:tab/>
+        <w:t>数据质量管理 包含数据探查、数据清洗</w:t>
+      </w:r>
+    </w:p>
+    <w:p>
+      <w:r>
+        <w:tab/>
+        <w:t>数据安全管理 通过详细的权限管理进行安全管理</w:t>
+      </w:r>
+    </w:p>
+    <w:p>
+      <w:r>
+        <w:tab/>
+        <w:t>数据资产价值管理 整个数据管理的核心（通过实现数据资产价值目录来实现资产价值，通过描述哪些资产在哪里来检索资产）</w:t>
+      </w:r>
+    </w:p>
+    <w:p>
+      <w:r>
+        <w:tab/>
+      </w:r>
+    </w:p>
+    <w:p/>
+    <w:p>
+      <w:r>
+        <w:rPr>
+          <w:rFonts w:hint="eastAsia"/>
+        </w:rPr>
+        <w:t>数据治理实现三化</w:t>
+      </w:r>
+      <w:r>
+        <w:t xml:space="preserve"> </w:t>
+      </w:r>
+    </w:p>
+    <w:p>
+      <w:r>
+        <w:rPr>
+          <w:rFonts w:hint="eastAsia"/>
+        </w:rPr>
+        <w:t>标准化（制定统一的数据命名、字段类型、业务口径和编码规则。</w:t>
+      </w:r>
+    </w:p>
+    <w:p>
+      <w:r>
+        <w:rPr>
+          <w:rFonts w:hint="eastAsia"/>
+        </w:rPr>
+        <w:t>如订单金额字段必须叫</w:t>
+      </w:r>
+      <w:r>
+        <w:t xml:space="preserve"> order_amount，单位统一为“</w:t>
+      </w:r>
+      <w:r>
+        <w:rPr>
+          <w:rFonts w:hint="eastAsia"/>
+        </w:rPr>
+        <w:t>元</w:t>
+      </w:r>
+      <w:r>
+        <w:t>”。目标是让数据“长一个样”，消除歧义。）</w:t>
+      </w:r>
+    </w:p>
+    <w:p/>
+    <w:p>
+      <w:r>
+        <w:rPr>
+          <w:rFonts w:hint="eastAsia"/>
+        </w:rPr>
+        <w:t>模版化（将标准化的流程（建表、</w:t>
+      </w:r>
+      <w:r>
+        <w:t>ETL映射、清洗逻辑）沉淀为可复用的模板文件。</w:t>
+      </w:r>
+    </w:p>
+    <w:p>
+      <w:r>
+        <w:rPr>
+          <w:rFonts w:hint="eastAsia"/>
+        </w:rPr>
+        <w:t>如</w:t>
+      </w:r>
+      <w:r>
+        <w:t xml:space="preserve"> dim_sku_info_df 建表语句固定格式，插入逻辑沿用统一模板。目标是“一次编写，多次复用”，提升效率。）</w:t>
+      </w:r>
+    </w:p>
+    <w:p/>
+    <w:p>
+      <w:r>
+        <w:rPr>
+          <w:rFonts w:hint="eastAsia"/>
+        </w:rPr>
+        <w:t>自动化（基于模板和标准，通过调度工具（如</w:t>
+      </w:r>
+      <w:r>
+        <w:t>Azkaban）自动执行数据接入、清洗、汇总等任务，并配置质量校验和告警机制，</w:t>
+      </w:r>
+    </w:p>
+    <w:p>
+      <w:r>
+        <w:rPr>
+          <w:rFonts w:hint="eastAsia"/>
+        </w:rPr>
+        <w:t>无需人工干预即可产出可信数据。目标是“降本增效、释放人力”。）</w:t>
+      </w:r>
+    </w:p>
+    <w:p>
+      <w:pPr>
+        <w:rPr>
+          <w:rFonts w:hint="eastAsia"/>
+        </w:rPr>
+      </w:pPr>
+    </w:p>
+    <w:p/>
+    <w:p>
+      <w:r>
+        <w:t>16 银行主题 四个主题 每个主题下面还有二三级主题详细 看连接 https://www.cnblogs.com/zourui4271/p/13877676.html</w:t>
+      </w:r>
+    </w:p>
+    <w:p>
+      <w:r>
+        <w:rPr>
+          <w:rFonts w:hint="eastAsia"/>
+        </w:rPr>
+        <w:t>十大金融主题</w:t>
+      </w:r>
+      <w:r>
+        <w:t xml:space="preserve"> 当事人、产品、协议、事件、资产、财务、机构、地域、营销、渠道</w:t>
+      </w:r>
+    </w:p>
+    <w:p/>
+    <w:p/>
+    <w:p>
+      <w:pPr>
+        <w:rPr>
           <w:rFonts w:hint="eastAsia"/>
         </w:rPr>
       </w:pPr>
@@ -2202,6 +3639,95 @@
     </w:lvl>
   </w:abstractNum>
   <w:abstractNum w:abstractNumId="2" w15:restartNumberingAfterBreak="0">
+    <w:nsid w:val="4AAF58F7"/>
+    <w:multiLevelType w:val="hybridMultilevel"/>
+    <w:tmpl w:val="239EA9AE"/>
+    <w:lvl w:ilvl="0" w:tplc="38E2A32A">
+      <w:start w:val="1"/>
+      <w:numFmt w:val="decimal"/>
+      <w:lvlText w:val="%1."/>
+      <w:lvlJc w:val="left"/>
+      <w:pPr>
+        <w:ind w:left="780" w:hanging="360"/>
+      </w:pPr>
+      <w:rPr>
+        <w:rFonts w:hint="default"/>
+      </w:rPr>
+    </w:lvl>
+    <w:lvl w:ilvl="1" w:tplc="04090019" w:tentative="1">
+      <w:start w:val="1"/>
+      <w:numFmt w:val="lowerLetter"/>
+      <w:lvlText w:val="%2)"/>
+      <w:lvlJc w:val="left"/>
+      <w:pPr>
+        <w:ind w:left="1260" w:hanging="420"/>
+      </w:pPr>
+    </w:lvl>
+    <w:lvl w:ilvl="2" w:tplc="0409001B" w:tentative="1">
+      <w:start w:val="1"/>
+      <w:numFmt w:val="lowerRoman"/>
+      <w:lvlText w:val="%3."/>
+      <w:lvlJc w:val="right"/>
+      <w:pPr>
+        <w:ind w:left="1680" w:hanging="420"/>
+      </w:pPr>
+    </w:lvl>
+    <w:lvl w:ilvl="3" w:tplc="0409000F" w:tentative="1">
+      <w:start w:val="1"/>
+      <w:numFmt w:val="decimal"/>
+      <w:lvlText w:val="%4."/>
+      <w:lvlJc w:val="left"/>
+      <w:pPr>
+        <w:ind w:left="2100" w:hanging="420"/>
+      </w:pPr>
+    </w:lvl>
+    <w:lvl w:ilvl="4" w:tplc="04090019" w:tentative="1">
+      <w:start w:val="1"/>
+      <w:numFmt w:val="lowerLetter"/>
+      <w:lvlText w:val="%5)"/>
+      <w:lvlJc w:val="left"/>
+      <w:pPr>
+        <w:ind w:left="2520" w:hanging="420"/>
+      </w:pPr>
+    </w:lvl>
+    <w:lvl w:ilvl="5" w:tplc="0409001B" w:tentative="1">
+      <w:start w:val="1"/>
+      <w:numFmt w:val="lowerRoman"/>
+      <w:lvlText w:val="%6."/>
+      <w:lvlJc w:val="right"/>
+      <w:pPr>
+        <w:ind w:left="2940" w:hanging="420"/>
+      </w:pPr>
+    </w:lvl>
+    <w:lvl w:ilvl="6" w:tplc="0409000F" w:tentative="1">
+      <w:start w:val="1"/>
+      <w:numFmt w:val="decimal"/>
+      <w:lvlText w:val="%7."/>
+      <w:lvlJc w:val="left"/>
+      <w:pPr>
+        <w:ind w:left="3360" w:hanging="420"/>
+      </w:pPr>
+    </w:lvl>
+    <w:lvl w:ilvl="7" w:tplc="04090019" w:tentative="1">
+      <w:start w:val="1"/>
+      <w:numFmt w:val="lowerLetter"/>
+      <w:lvlText w:val="%8)"/>
+      <w:lvlJc w:val="left"/>
+      <w:pPr>
+        <w:ind w:left="3780" w:hanging="420"/>
+      </w:pPr>
+    </w:lvl>
+    <w:lvl w:ilvl="8" w:tplc="0409001B" w:tentative="1">
+      <w:start w:val="1"/>
+      <w:numFmt w:val="lowerRoman"/>
+      <w:lvlText w:val="%9."/>
+      <w:lvlJc w:val="right"/>
+      <w:pPr>
+        <w:ind w:left="4200" w:hanging="420"/>
+      </w:pPr>
+    </w:lvl>
+  </w:abstractNum>
+  <w:abstractNum w:abstractNumId="3" w15:restartNumberingAfterBreak="0">
     <w:nsid w:val="4BCF1675"/>
     <w:multiLevelType w:val="hybridMultilevel"/>
     <w:tmpl w:val="5F34C9F8"/>
@@ -2290,7 +3816,7 @@
       </w:pPr>
     </w:lvl>
   </w:abstractNum>
-  <w:abstractNum w:abstractNumId="3" w15:restartNumberingAfterBreak="0">
+  <w:abstractNum w:abstractNumId="4" w15:restartNumberingAfterBreak="0">
     <w:nsid w:val="51282F0E"/>
     <w:multiLevelType w:val="multilevel"/>
     <w:tmpl w:val="D258F692"/>
@@ -2439,7 +3965,7 @@
       </w:rPr>
     </w:lvl>
   </w:abstractNum>
-  <w:abstractNum w:abstractNumId="4" w15:restartNumberingAfterBreak="0">
+  <w:abstractNum w:abstractNumId="5" w15:restartNumberingAfterBreak="0">
     <w:nsid w:val="5E837FB2"/>
     <w:multiLevelType w:val="multilevel"/>
     <w:tmpl w:val="639A9DFA"/>
@@ -2588,7 +4114,7 @@
       </w:rPr>
     </w:lvl>
   </w:abstractNum>
-  <w:abstractNum w:abstractNumId="5" w15:restartNumberingAfterBreak="0">
+  <w:abstractNum w:abstractNumId="6" w15:restartNumberingAfterBreak="0">
     <w:nsid w:val="6435232B"/>
     <w:multiLevelType w:val="multilevel"/>
     <w:tmpl w:val="AF18C9E6"/>
@@ -2738,22 +4264,25 @@
     </w:lvl>
   </w:abstractNum>
   <w:num w:numId="1">
-    <w:abstractNumId w:val="2"/>
+    <w:abstractNumId w:val="3"/>
   </w:num>
   <w:num w:numId="2">
-    <w:abstractNumId w:val="3"/>
+    <w:abstractNumId w:val="4"/>
   </w:num>
   <w:num w:numId="3">
-    <w:abstractNumId w:val="5"/>
+    <w:abstractNumId w:val="6"/>
   </w:num>
   <w:num w:numId="4">
     <w:abstractNumId w:val="1"/>
   </w:num>
   <w:num w:numId="5">
-    <w:abstractNumId w:val="4"/>
+    <w:abstractNumId w:val="5"/>
   </w:num>
   <w:num w:numId="6">
     <w:abstractNumId w:val="0"/>
+  </w:num>
+  <w:num w:numId="7">
+    <w:abstractNumId w:val="2"/>
   </w:num>
 </w:numbering>
 </file>
@@ -3403,6 +4932,32 @@
       <w:szCs w:val="32"/>
     </w:rPr>
   </w:style>
+  <w:style w:type="paragraph" w:styleId="a8">
+    <w:name w:val="No Spacing"/>
+    <w:uiPriority w:val="1"/>
+    <w:qFormat/>
+    <w:rsid w:val="00F346FB"/>
+    <w:pPr>
+      <w:widowControl w:val="0"/>
+      <w:jc w:val="both"/>
+    </w:pPr>
+  </w:style>
+  <w:style w:type="paragraph" w:customStyle="1" w:styleId="a9">
+    <w:name w:val="简历_内容主区_正文_段落"/>
+    <w:qFormat/>
+    <w:rsid w:val="00DA58A9"/>
+    <w:pPr>
+      <w:adjustRightInd w:val="0"/>
+      <w:snapToGrid w:val="0"/>
+      <w:spacing w:line="267" w:lineRule="auto"/>
+    </w:pPr>
+    <w:rPr>
+      <w:rFonts w:ascii="微软雅黑" w:eastAsia="微软雅黑" w:hAnsi="微软雅黑" w:cs="微软雅黑"/>
+      <w:color w:val="595959" w:themeColor="text1" w:themeTint="A6"/>
+      <w:kern w:val="0"/>
+      <w:sz w:val="22"/>
+    </w:rPr>
+  </w:style>
 </w:styles>
 </file>
 

--- a/毛智明-小作文.docx
+++ b/毛智明-小作文.docx
@@ -15,6 +15,17 @@
       </w:r>
     </w:p>
     <w:p>
+      <w:pPr>
+        <w:pStyle w:val="2"/>
+      </w:pPr>
+      <w:r>
+        <w:rPr>
+          <w:rFonts w:hint="eastAsia"/>
+        </w:rPr>
+        <w:t>自我介绍</w:t>
+      </w:r>
+    </w:p>
+    <w:p>
       <w:r>
         <w:rPr>
           <w:rFonts w:hint="eastAsia"/>
@@ -34,7 +45,37 @@
         <w:rPr>
           <w:rFonts w:hint="eastAsia"/>
         </w:rPr>
-        <w:t>我来自广东 我毕业于广东工业大学华立学院计算机专业 从实习开始一直从事大数据开发的工作 到现在有三年多的工作经验</w:t>
+        <w:t>我来自广东</w:t>
+      </w:r>
+      <w:r>
+        <w:rPr>
+          <w:rFonts w:hint="eastAsia"/>
+        </w:rPr>
+        <w:t>梅州</w:t>
+      </w:r>
+      <w:r>
+        <w:rPr>
+          <w:rFonts w:hint="eastAsia"/>
+        </w:rPr>
+        <w:t xml:space="preserve"> 我毕业于广东工业大学华立学院计算机专业 从实习开始一直</w:t>
+      </w:r>
+      <w:r>
+        <w:rPr>
+          <w:rFonts w:hint="eastAsia"/>
+        </w:rPr>
+        <w:t>在</w:t>
+      </w:r>
+      <w:r>
+        <w:rPr>
+          <w:rFonts w:ascii="MiSans" w:eastAsia="MiSans" w:hAnsi="MiSans" w:cs="MiSans"/>
+        </w:rPr>
+        <w:t>贵州数算互联科技有限公司</w:t>
+      </w:r>
+      <w:r>
+        <w:rPr>
+          <w:rFonts w:hint="eastAsia"/>
+        </w:rPr>
+        <w:t>从事大数据开发的工作 到现在有三年多的工作经验</w:t>
       </w:r>
       <w:r>
         <w:rPr>
@@ -44,24 +85,291 @@
       </w:r>
     </w:p>
     <w:p>
-      <w:r>
-        <w:rPr>
-          <w:rFonts w:hint="eastAsia"/>
+      <w:pPr>
+        <w:rPr>
+          <w:rFonts w:ascii="Segoe UI" w:hAnsi="Segoe UI" w:cs="Segoe UI"/>
+          <w:color w:val="0F1115"/>
+          <w:shd w:val="clear" w:color="auto" w:fill="FFFFFF"/>
+        </w:rPr>
+      </w:pPr>
+      <w:r>
+        <w:rPr>
+          <w:rFonts w:ascii="Segoe UI" w:hAnsi="Segoe UI" w:cs="Segoe UI"/>
+          <w:color w:val="0F1115"/>
+          <w:shd w:val="clear" w:color="auto" w:fill="FFFFFF"/>
         </w:rPr>
         <w:t>我有</w:t>
       </w:r>
       <w:r>
+        <w:rPr>
+          <w:rFonts w:ascii="Segoe UI" w:hAnsi="Segoe UI" w:cs="Segoe UI"/>
+          <w:color w:val="0F1115"/>
+          <w:shd w:val="clear" w:color="auto" w:fill="FFFFFF"/>
+        </w:rPr>
         <w:t>3</w:t>
       </w:r>
       <w:r>
-        <w:t>年的数据仓库开发经验，主要</w:t>
-      </w:r>
-      <w:r>
-        <w:t>是Hadoop生态和阿里云大数据平台，包括Hive、Sqoop、DataX、MaxCompute、DataWorks、Dolphin Scheduler，可视化工具常用FineReport和Quick BI。</w:t>
-      </w:r>
-    </w:p>
-    <w:p/>
-    <w:p>
+        <w:rPr>
+          <w:rFonts w:ascii="Segoe UI" w:hAnsi="Segoe UI" w:cs="Segoe UI"/>
+          <w:color w:val="0F1115"/>
+          <w:shd w:val="clear" w:color="auto" w:fill="FFFFFF"/>
+        </w:rPr>
+        <w:t>年数据仓库开发经验，主要技术方向是</w:t>
+      </w:r>
+      <w:r>
+        <w:rPr>
+          <w:rFonts w:ascii="Segoe UI" w:hAnsi="Segoe UI" w:cs="Segoe UI"/>
+          <w:color w:val="0F1115"/>
+          <w:shd w:val="clear" w:color="auto" w:fill="FFFFFF"/>
+        </w:rPr>
+        <w:t>Hadoop</w:t>
+      </w:r>
+      <w:r>
+        <w:rPr>
+          <w:rFonts w:ascii="Segoe UI" w:hAnsi="Segoe UI" w:cs="Segoe UI"/>
+          <w:color w:val="0F1115"/>
+          <w:shd w:val="clear" w:color="auto" w:fill="FFFFFF"/>
+        </w:rPr>
+        <w:t>生态和阿里云大数据平台。在数据接入层，我熟练掌握</w:t>
+      </w:r>
+      <w:r>
+        <w:rPr>
+          <w:rFonts w:ascii="Segoe UI" w:hAnsi="Segoe UI" w:cs="Segoe UI"/>
+          <w:color w:val="0F1115"/>
+          <w:shd w:val="clear" w:color="auto" w:fill="FFFFFF"/>
+        </w:rPr>
+        <w:t>Sqoop</w:t>
+      </w:r>
+      <w:r>
+        <w:rPr>
+          <w:rFonts w:ascii="Segoe UI" w:hAnsi="Segoe UI" w:cs="Segoe UI"/>
+          <w:color w:val="0F1115"/>
+          <w:shd w:val="clear" w:color="auto" w:fill="FFFFFF"/>
+        </w:rPr>
+        <w:t>和</w:t>
+      </w:r>
+      <w:r>
+        <w:rPr>
+          <w:rFonts w:ascii="Segoe UI" w:hAnsi="Segoe UI" w:cs="Segoe UI"/>
+          <w:color w:val="0F1115"/>
+          <w:shd w:val="clear" w:color="auto" w:fill="FFFFFF"/>
+        </w:rPr>
+        <w:t>DataX</w:t>
+      </w:r>
+      <w:r>
+        <w:rPr>
+          <w:rFonts w:ascii="Segoe UI" w:hAnsi="Segoe UI" w:cs="Segoe UI"/>
+          <w:color w:val="0F1115"/>
+          <w:shd w:val="clear" w:color="auto" w:fill="FFFFFF"/>
+        </w:rPr>
+        <w:t>，能完成异构数据源的离线同步；在数据存储与计算层，我擅长基于</w:t>
+      </w:r>
+      <w:r>
+        <w:rPr>
+          <w:rFonts w:ascii="Segoe UI" w:hAnsi="Segoe UI" w:cs="Segoe UI"/>
+          <w:color w:val="0F1115"/>
+          <w:shd w:val="clear" w:color="auto" w:fill="FFFFFF"/>
+        </w:rPr>
+        <w:t>Hive</w:t>
+      </w:r>
+      <w:r>
+        <w:rPr>
+          <w:rFonts w:ascii="Segoe UI" w:hAnsi="Segoe UI" w:cs="Segoe UI"/>
+          <w:color w:val="0F1115"/>
+          <w:shd w:val="clear" w:color="auto" w:fill="FFFFFF"/>
+        </w:rPr>
+        <w:t>和</w:t>
+      </w:r>
+      <w:r>
+        <w:rPr>
+          <w:rFonts w:ascii="Segoe UI" w:hAnsi="Segoe UI" w:cs="Segoe UI"/>
+          <w:color w:val="0F1115"/>
+          <w:shd w:val="clear" w:color="auto" w:fill="FFFFFF"/>
+        </w:rPr>
+        <w:t>MaxCompute</w:t>
+      </w:r>
+      <w:r>
+        <w:rPr>
+          <w:rFonts w:ascii="Segoe UI" w:hAnsi="Segoe UI" w:cs="Segoe UI"/>
+          <w:color w:val="0F1115"/>
+          <w:shd w:val="clear" w:color="auto" w:fill="FFFFFF"/>
+        </w:rPr>
+        <w:t>进行数仓建模与</w:t>
+      </w:r>
+      <w:r>
+        <w:rPr>
+          <w:rFonts w:ascii="Segoe UI" w:hAnsi="Segoe UI" w:cs="Segoe UI"/>
+          <w:color w:val="0F1115"/>
+          <w:shd w:val="clear" w:color="auto" w:fill="FFFFFF"/>
+        </w:rPr>
+        <w:t>ETL</w:t>
+      </w:r>
+      <w:r>
+        <w:rPr>
+          <w:rFonts w:ascii="Segoe UI" w:hAnsi="Segoe UI" w:cs="Segoe UI"/>
+          <w:color w:val="0F1115"/>
+          <w:shd w:val="clear" w:color="auto" w:fill="FFFFFF"/>
+        </w:rPr>
+        <w:t>开发，日常用</w:t>
+      </w:r>
+      <w:r>
+        <w:rPr>
+          <w:rFonts w:ascii="Segoe UI" w:hAnsi="Segoe UI" w:cs="Segoe UI"/>
+          <w:color w:val="0F1115"/>
+          <w:shd w:val="clear" w:color="auto" w:fill="FFFFFF"/>
+        </w:rPr>
+        <w:t>Hive SQL</w:t>
+      </w:r>
+      <w:r>
+        <w:rPr>
+          <w:rFonts w:ascii="Segoe UI" w:hAnsi="Segoe UI" w:cs="Segoe UI"/>
+          <w:color w:val="0F1115"/>
+          <w:shd w:val="clear" w:color="auto" w:fill="FFFFFF"/>
+        </w:rPr>
+        <w:t>和</w:t>
+      </w:r>
+      <w:r>
+        <w:rPr>
+          <w:rFonts w:ascii="Segoe UI" w:hAnsi="Segoe UI" w:cs="Segoe UI"/>
+          <w:color w:val="0F1115"/>
+          <w:shd w:val="clear" w:color="auto" w:fill="FFFFFF"/>
+        </w:rPr>
+        <w:t>Shell</w:t>
+      </w:r>
+      <w:r>
+        <w:rPr>
+          <w:rFonts w:ascii="Segoe UI" w:hAnsi="Segoe UI" w:cs="Segoe UI"/>
+          <w:color w:val="0F1115"/>
+          <w:shd w:val="clear" w:color="auto" w:fill="FFFFFF"/>
+        </w:rPr>
+        <w:t>脚本完成数据清洗、加工和指标计算；在任务调度层，我使用过</w:t>
+      </w:r>
+      <w:r>
+        <w:rPr>
+          <w:rFonts w:ascii="Segoe UI" w:hAnsi="Segoe UI" w:cs="Segoe UI"/>
+          <w:color w:val="0F1115"/>
+          <w:shd w:val="clear" w:color="auto" w:fill="FFFFFF"/>
+        </w:rPr>
+        <w:t>DolphinScheduler</w:t>
+      </w:r>
+      <w:r>
+        <w:rPr>
+          <w:rFonts w:ascii="Segoe UI" w:hAnsi="Segoe UI" w:cs="Segoe UI"/>
+          <w:color w:val="0F1115"/>
+          <w:shd w:val="clear" w:color="auto" w:fill="FFFFFF"/>
+        </w:rPr>
+        <w:t>、</w:t>
+      </w:r>
+      <w:r>
+        <w:rPr>
+          <w:rFonts w:ascii="Segoe UI" w:hAnsi="Segoe UI" w:cs="Segoe UI"/>
+          <w:color w:val="0F1115"/>
+          <w:shd w:val="clear" w:color="auto" w:fill="FFFFFF"/>
+        </w:rPr>
+        <w:t>Azkaban</w:t>
+      </w:r>
+      <w:r>
+        <w:rPr>
+          <w:rFonts w:ascii="Segoe UI" w:hAnsi="Segoe UI" w:cs="Segoe UI"/>
+          <w:color w:val="0F1115"/>
+          <w:shd w:val="clear" w:color="auto" w:fill="FFFFFF"/>
+        </w:rPr>
+        <w:t>和</w:t>
+      </w:r>
+      <w:r>
+        <w:rPr>
+          <w:rFonts w:ascii="Segoe UI" w:hAnsi="Segoe UI" w:cs="Segoe UI"/>
+          <w:color w:val="0F1115"/>
+          <w:shd w:val="clear" w:color="auto" w:fill="FFFFFF"/>
+        </w:rPr>
+        <w:t>DataWorks</w:t>
+      </w:r>
+      <w:r>
+        <w:rPr>
+          <w:rFonts w:ascii="Segoe UI" w:hAnsi="Segoe UI" w:cs="Segoe UI"/>
+          <w:color w:val="0F1115"/>
+          <w:shd w:val="clear" w:color="auto" w:fill="FFFFFF"/>
+        </w:rPr>
+        <w:t>，熟悉任务依赖编排和告警配置；在数据可视化层，我能够利用</w:t>
+      </w:r>
+      <w:r>
+        <w:rPr>
+          <w:rFonts w:ascii="Segoe UI" w:hAnsi="Segoe UI" w:cs="Segoe UI"/>
+          <w:color w:val="0F1115"/>
+          <w:shd w:val="clear" w:color="auto" w:fill="FFFFFF"/>
+        </w:rPr>
+        <w:t>FineReport</w:t>
+      </w:r>
+      <w:r>
+        <w:rPr>
+          <w:rFonts w:ascii="Segoe UI" w:hAnsi="Segoe UI" w:cs="Segoe UI"/>
+          <w:color w:val="0F1115"/>
+          <w:shd w:val="clear" w:color="auto" w:fill="FFFFFF"/>
+        </w:rPr>
+        <w:t>和</w:t>
+      </w:r>
+      <w:r>
+        <w:rPr>
+          <w:rFonts w:ascii="Segoe UI" w:hAnsi="Segoe UI" w:cs="Segoe UI"/>
+          <w:color w:val="0F1115"/>
+          <w:shd w:val="clear" w:color="auto" w:fill="FFFFFF"/>
+        </w:rPr>
+        <w:t>Quick BI</w:t>
+      </w:r>
+      <w:r>
+        <w:rPr>
+          <w:rFonts w:ascii="Segoe UI" w:hAnsi="Segoe UI" w:cs="Segoe UI"/>
+          <w:color w:val="0F1115"/>
+          <w:shd w:val="clear" w:color="auto" w:fill="FFFFFF"/>
+        </w:rPr>
+        <w:t>开发管理看板和业务报表。整体上，我有从</w:t>
+      </w:r>
+      <w:r>
+        <w:rPr>
+          <w:rFonts w:ascii="Segoe UI" w:hAnsi="Segoe UI" w:cs="Segoe UI"/>
+          <w:color w:val="0F1115"/>
+          <w:shd w:val="clear" w:color="auto" w:fill="FFFFFF"/>
+        </w:rPr>
+        <w:t>ODS</w:t>
+      </w:r>
+      <w:r>
+        <w:rPr>
+          <w:rFonts w:ascii="Segoe UI" w:hAnsi="Segoe UI" w:cs="Segoe UI"/>
+          <w:color w:val="0F1115"/>
+          <w:shd w:val="clear" w:color="auto" w:fill="FFFFFF"/>
+        </w:rPr>
+        <w:t>到</w:t>
+      </w:r>
+      <w:r>
+        <w:rPr>
+          <w:rFonts w:ascii="Segoe UI" w:hAnsi="Segoe UI" w:cs="Segoe UI"/>
+          <w:color w:val="0F1115"/>
+          <w:shd w:val="clear" w:color="auto" w:fill="FFFFFF"/>
+        </w:rPr>
+        <w:t>ADS</w:t>
+      </w:r>
+      <w:r>
+        <w:rPr>
+          <w:rFonts w:ascii="Segoe UI" w:hAnsi="Segoe UI" w:cs="Segoe UI"/>
+          <w:color w:val="0F1115"/>
+          <w:shd w:val="clear" w:color="auto" w:fill="FFFFFF"/>
+        </w:rPr>
+        <w:t>全链路的项目交付能力，也能独立完成需求对接、模型设计和上线运维。</w:t>
+      </w:r>
+    </w:p>
+    <w:p>
+      <w:pPr>
+        <w:rPr>
+          <w:rFonts w:hint="eastAsia"/>
+        </w:rPr>
+      </w:pPr>
+    </w:p>
+    <w:p>
+      <w:pPr>
+        <w:rPr>
+          <w:rFonts w:hint="eastAsia"/>
+        </w:rPr>
+      </w:pPr>
       <w:r>
         <w:rPr>
           <w:rFonts w:hint="eastAsia"/>
@@ -100,14 +408,21 @@
     </w:p>
     <w:p>
       <w:r>
-        <w:t>在银行方面，参与过贵州省农信社的信贷资产质量与绩效考核数仓</w:t>
-      </w:r>
-      <w:r>
-        <w:rPr>
-          <w:rFonts w:hint="eastAsia"/>
-        </w:rPr>
-        <w:t>。</w:t>
-      </w:r>
+        <w:rPr>
+          <w:rFonts w:hint="eastAsia"/>
+        </w:rPr>
+        <w:t>这些项目里，我从数据抽取、清洗、分层建模，到指标计算、</w:t>
+      </w:r>
+      <w:r>
+        <w:t>SQL代码封装、调度配置、报表展示，基本都全程参与，技术栈也覆盖了从Oracle到Hive、Spark、MaxCompute、ETL工具、调度工具这些，算是把离线数仓的整套流程都跑通了。</w:t>
+      </w:r>
+    </w:p>
+    <w:p>
+      <w:pPr>
+        <w:rPr>
+          <w:rFonts w:hint="eastAsia"/>
+        </w:rPr>
+      </w:pPr>
     </w:p>
     <w:p>
       <w:pPr>
@@ -123,121 +438,143 @@
     <w:p>
       <w:pPr>
         <w:rPr>
+          <w:rFonts w:hint="eastAsia"/>
+        </w:rPr>
+      </w:pPr>
+    </w:p>
+    <w:p>
+      <w:pPr>
+        <w:rPr>
+          <w:rFonts w:ascii="Segoe UI" w:hAnsi="Segoe UI" w:cs="Segoe UI" w:hint="eastAsia"/>
+          <w:color w:val="0F1115"/>
+          <w:szCs w:val="21"/>
+        </w:rPr>
+      </w:pPr>
+      <w:r>
+        <w:rPr>
+          <w:rFonts w:ascii="Segoe UI" w:hAnsi="Segoe UI" w:cs="Segoe UI" w:hint="eastAsia"/>
+          <w:color w:val="0F1115"/>
+          <w:szCs w:val="21"/>
+        </w:rPr>
+        <w:t>我们分有产品经理、测试工程师、运维工程师、我属于数据开发团队，我们团队大概有</w:t>
+      </w:r>
+      <w:r>
+        <w:rPr>
+          <w:rFonts w:ascii="Segoe UI" w:hAnsi="Segoe UI" w:cs="Segoe UI" w:hint="eastAsia"/>
+          <w:color w:val="0F1115"/>
+          <w:szCs w:val="21"/>
+        </w:rPr>
+        <w:t>8</w:t>
+      </w:r>
+      <w:r>
+        <w:rPr>
+          <w:rFonts w:ascii="Segoe UI" w:hAnsi="Segoe UI" w:cs="Segoe UI"/>
+          <w:color w:val="0F1115"/>
+          <w:szCs w:val="21"/>
+        </w:rPr>
+        <w:t>个人，</w:t>
+      </w:r>
+      <w:r>
+        <w:rPr>
+          <w:rFonts w:ascii="Segoe UI" w:hAnsi="Segoe UI" w:cs="Segoe UI"/>
+          <w:color w:val="0F1115"/>
+          <w:szCs w:val="21"/>
+        </w:rPr>
+        <w:t>1</w:t>
+      </w:r>
+      <w:r>
+        <w:rPr>
+          <w:rFonts w:ascii="Segoe UI" w:hAnsi="Segoe UI" w:cs="Segoe UI"/>
+          <w:color w:val="0F1115"/>
+          <w:szCs w:val="21"/>
+        </w:rPr>
+        <w:t>名小组组长，</w:t>
+      </w:r>
+      <w:r>
+        <w:rPr>
+          <w:rFonts w:ascii="Segoe UI" w:hAnsi="Segoe UI" w:cs="Segoe UI" w:hint="eastAsia"/>
+          <w:color w:val="0F1115"/>
+          <w:szCs w:val="21"/>
+        </w:rPr>
+        <w:t>2</w:t>
+      </w:r>
+      <w:r>
+        <w:rPr>
+          <w:rFonts w:ascii="Segoe UI" w:hAnsi="Segoe UI" w:cs="Segoe UI" w:hint="eastAsia"/>
+          <w:color w:val="0F1115"/>
+          <w:szCs w:val="21"/>
+        </w:rPr>
+        <w:t>人做需求分析，</w:t>
+      </w:r>
+      <w:r>
+        <w:rPr>
+          <w:rFonts w:ascii="Segoe UI" w:hAnsi="Segoe UI" w:cs="Segoe UI" w:hint="eastAsia"/>
+          <w:color w:val="0F1115"/>
+          <w:szCs w:val="21"/>
+        </w:rPr>
+        <w:t>5</w:t>
+      </w:r>
+      <w:r>
+        <w:rPr>
+          <w:rFonts w:ascii="Segoe UI" w:hAnsi="Segoe UI" w:cs="Segoe UI" w:hint="eastAsia"/>
+          <w:color w:val="0F1115"/>
+          <w:szCs w:val="21"/>
+        </w:rPr>
+        <w:t>人做数据开发</w:t>
+      </w:r>
+    </w:p>
+    <w:p>
+      <w:pPr>
+        <w:rPr>
           <w:b/>
-          <w:sz w:val="28"/>
-        </w:rPr>
-      </w:pPr>
-      <w:r>
-        <w:rPr>
-          <w:rFonts w:ascii="Segoe UI" w:hAnsi="Segoe UI" w:cs="Segoe UI" w:hint="eastAsia"/>
-          <w:color w:val="0F1115"/>
-          <w:szCs w:val="21"/>
-        </w:rPr>
-        <w:t>我们分有产品经理、测试工程师、运维工程师、我属于数据开发团队，我们团队大概有</w:t>
-      </w:r>
-      <w:r>
-        <w:rPr>
-          <w:rFonts w:ascii="Segoe UI" w:hAnsi="Segoe UI" w:cs="Segoe UI" w:hint="eastAsia"/>
-          <w:color w:val="0F1115"/>
-          <w:szCs w:val="21"/>
-        </w:rPr>
-        <w:t>8</w:t>
-      </w:r>
-      <w:r>
-        <w:rPr>
-          <w:rFonts w:ascii="Segoe UI" w:hAnsi="Segoe UI" w:cs="Segoe UI"/>
-          <w:color w:val="0F1115"/>
-          <w:szCs w:val="21"/>
-        </w:rPr>
-        <w:t>个人，</w:t>
-      </w:r>
-      <w:r>
-        <w:rPr>
-          <w:rFonts w:ascii="Segoe UI" w:hAnsi="Segoe UI" w:cs="Segoe UI"/>
-          <w:color w:val="0F1115"/>
-          <w:szCs w:val="21"/>
-        </w:rPr>
-        <w:t>1</w:t>
-      </w:r>
-      <w:r>
-        <w:rPr>
-          <w:rFonts w:ascii="Segoe UI" w:hAnsi="Segoe UI" w:cs="Segoe UI"/>
-          <w:color w:val="0F1115"/>
-          <w:szCs w:val="21"/>
-        </w:rPr>
-        <w:t>名小组组长，</w:t>
-      </w:r>
-      <w:r>
-        <w:rPr>
-          <w:rFonts w:ascii="Segoe UI" w:hAnsi="Segoe UI" w:cs="Segoe UI" w:hint="eastAsia"/>
-          <w:color w:val="0F1115"/>
-          <w:szCs w:val="21"/>
-        </w:rPr>
-        <w:t>2</w:t>
-      </w:r>
-      <w:r>
-        <w:rPr>
-          <w:rFonts w:ascii="Segoe UI" w:hAnsi="Segoe UI" w:cs="Segoe UI" w:hint="eastAsia"/>
-          <w:color w:val="0F1115"/>
-          <w:szCs w:val="21"/>
-        </w:rPr>
-        <w:t>人做需求分析，</w:t>
-      </w:r>
-      <w:r>
-        <w:rPr>
-          <w:rFonts w:ascii="Segoe UI" w:hAnsi="Segoe UI" w:cs="Segoe UI" w:hint="eastAsia"/>
-          <w:color w:val="0F1115"/>
-          <w:szCs w:val="21"/>
-        </w:rPr>
-        <w:t>5</w:t>
-      </w:r>
-      <w:r>
-        <w:rPr>
-          <w:rFonts w:ascii="Segoe UI" w:hAnsi="Segoe UI" w:cs="Segoe UI" w:hint="eastAsia"/>
-          <w:color w:val="0F1115"/>
-          <w:szCs w:val="21"/>
-        </w:rPr>
-        <w:t>人做数据开发</w:t>
-      </w:r>
-    </w:p>
-    <w:p>
-      <w:pPr>
-        <w:rPr>
+        </w:rPr>
+      </w:pPr>
+      <w:r>
+        <w:rPr>
+          <w:rFonts w:hint="eastAsia"/>
+        </w:rPr>
+        <w:t>核心是开发是开发保险代理人的展业数据分析、新人奖励机制等需求</w:t>
+      </w:r>
+      <w:r>
+        <w:rPr>
+          <w:rFonts w:hint="eastAsia"/>
+        </w:rPr>
+        <w:t>，</w:t>
+      </w:r>
+      <w:r>
+        <w:rPr>
+          <w:rFonts w:hint="eastAsia"/>
           <w:b/>
         </w:rPr>
-      </w:pPr>
-      <w:r>
-        <w:rPr>
-          <w:rFonts w:hint="eastAsia"/>
-        </w:rPr>
-        <w:t>核心是开发是开发保险代理人的展业数据分析、新人奖励机制等需求</w:t>
-      </w:r>
-      <w:r>
-        <w:rPr>
-          <w:rFonts w:hint="eastAsia"/>
-        </w:rPr>
-        <w:t>，</w:t>
-      </w:r>
-      <w:r>
-        <w:rPr>
-          <w:rFonts w:hint="eastAsia"/>
+        <w:t>技术栈整体是</w:t>
+      </w:r>
+      <w:r>
+        <w:rPr>
           <w:b/>
         </w:rPr>
-        <w:t>技术栈整体是</w:t>
-      </w:r>
-      <w:r>
-        <w:rPr>
+        <w:t xml:space="preserve">**Hadoop HDFS + Hive + </w:t>
+      </w:r>
+      <w:r>
+        <w:rPr>
+          <w:rFonts w:hint="eastAsia"/>
           <w:b/>
         </w:rPr>
-        <w:t>**Hadoop HDFS + Hive + Sqoop + Shell脚本调度 + FineReport**，纯离线架构，没有用到云服务。</w:t>
-      </w:r>
-    </w:p>
-    <w:p>
-      <w:pPr>
-        <w:rPr>
-          <w:rFonts w:hint="eastAsia"/>
-        </w:rPr>
-      </w:pPr>
+        <w:t>D</w:t>
+      </w:r>
+      <w:r>
+        <w:rPr>
+          <w:b/>
+        </w:rPr>
+        <w:t>ataX</w:t>
+      </w:r>
+      <w:r>
+        <w:rPr>
+          <w:b/>
+        </w:rPr>
+        <w:t>+ Shell脚本调度 + FineReport**，纯离线架构，没有用到云服务。</w:t>
+      </w:r>
+    </w:p>
+    <w:p>
       <w:r>
         <w:rPr>
           <w:rFonts w:hint="eastAsia"/>
@@ -256,955 +593,402 @@
         <w:t>整体分层是标准的四层：</w:t>
       </w:r>
       <w:r>
-        <w:t>ODS贴源层、DWD明细宽表层、DWS汇总层、ADS应用层。ETL用Hive SQL来写，调度用Azkaban做DAG编排，每天早上凌晨2点开始跑，6点前跑完，8点前FineReport报表刷新完成。</w:t>
-      </w:r>
-    </w:p>
-    <w:p/>
-    <w:p>
-      <w:pPr>
-        <w:pStyle w:val="2"/>
-      </w:pPr>
-      <w:r>
-        <w:rPr>
-          <w:rFonts w:hint="eastAsia"/>
-        </w:rPr>
-        <w:t>工作流程</w:t>
-      </w:r>
-    </w:p>
-    <w:p>
-      <w:pPr>
-        <w:rPr>
-          <w:rFonts w:hint="eastAsia"/>
-        </w:rPr>
-      </w:pPr>
-      <w:r>
-        <w:rPr>
-          <w:rFonts w:hint="eastAsia"/>
-        </w:rPr>
-        <w:t>外包与甲方做启动会，然后我们和甲方</w:t>
-      </w:r>
-      <w:r>
-        <w:rPr>
-          <w:rFonts w:hint="eastAsia"/>
-        </w:rPr>
-        <w:t>部门</w:t>
-      </w:r>
-      <w:r>
-        <w:rPr>
-          <w:rFonts w:hint="eastAsia"/>
-        </w:rPr>
-        <w:t>开会，提出疑问记录疑问，了解需求与数据来源。发送疑</w:t>
-      </w:r>
-      <w:r>
-        <w:rPr>
-          <w:rFonts w:hint="eastAsia"/>
-        </w:rPr>
-        <w:t>问给甲方，之后开会回答疑问，最后产出一个</w:t>
-      </w:r>
-      <w:r>
-        <w:rPr>
-          <w:rFonts w:hint="eastAsia"/>
+        <w:t>ODS贴源层、DWD明细宽表层、DWS汇总层、ADS应用层。ETL用Hive SQL来写，调度</w:t>
+      </w:r>
+      <w:r>
+        <w:rPr>
+          <w:rFonts w:ascii="MiSans" w:eastAsia="MiSans" w:hAnsi="MiSans" w:cs="MiSans"/>
           <w:b/>
         </w:rPr>
-        <w:t>需求文档</w:t>
-      </w:r>
-      <w:r>
-        <w:rPr>
-          <w:rFonts w:hint="eastAsia"/>
-        </w:rPr>
-        <w:t>，由公司审批。</w:t>
-      </w:r>
-      <w:bookmarkStart w:id="0" w:name="_GoBack"/>
-      <w:bookmarkEnd w:id="0"/>
-    </w:p>
-    <w:p>
-      <w:pPr>
-        <w:rPr>
-          <w:b/>
-        </w:rPr>
-      </w:pPr>
-      <w:r>
-        <w:rPr>
-          <w:rFonts w:hint="eastAsia"/>
-        </w:rPr>
-        <w:t>技术架构</w:t>
-      </w:r>
-      <w:r>
-        <w:rPr>
-          <w:rFonts w:hint="eastAsia"/>
-        </w:rPr>
-        <w:t xml:space="preserve"> 我们与甲方公司it技术部门开会 用到什么软件 系统上方便做什么改造 提出疑问 提交疑问 有必要开附加会 产出</w:t>
-      </w:r>
-      <w:r>
-        <w:rPr>
-          <w:rFonts w:hint="eastAsia"/>
-          <w:b/>
-        </w:rPr>
-        <w:t>技术概念说明书</w:t>
-      </w:r>
-      <w:r>
-        <w:rPr>
-          <w:rFonts w:hint="eastAsia"/>
-          <w:b/>
-        </w:rPr>
-        <w:t>。</w:t>
-      </w:r>
-    </w:p>
-    <w:p>
-      <w:pPr>
-        <w:rPr>
-          <w:rFonts w:hint="eastAsia"/>
-        </w:rPr>
-      </w:pPr>
-    </w:p>
-    <w:p>
-      <w:r>
-        <w:rPr>
-          <w:rFonts w:hint="eastAsia"/>
-        </w:rPr>
-        <w:t>根据需求文档和技术概念说明书由我负责完成mapping文档的编写工作</w:t>
-      </w:r>
-      <w:r>
-        <w:t xml:space="preserve"> </w:t>
-      </w:r>
-    </w:p>
-    <w:p>
-      <w:r>
-        <w:rPr>
-          <w:rFonts w:hint="eastAsia"/>
-        </w:rPr>
-        <w:t>代码开发层面 从</w:t>
-      </w:r>
-      <w:r>
-        <w:rPr>
-          <w:rFonts w:hint="eastAsia"/>
-        </w:rPr>
-        <w:t>甲方数据管理平台dama抽数到相应表的数据贴到本地 定期抽取 会做一个简单的处理清洗 但是整体表的核心数据和结构不会改变</w:t>
-      </w:r>
-    </w:p>
-    <w:p>
-      <w:pPr>
-        <w:rPr>
-          <w:rFonts w:hint="eastAsia"/>
-        </w:rPr>
-      </w:pPr>
-      <w:r>
-        <w:rPr>
-          <w:rFonts w:hint="eastAsia"/>
-        </w:rPr>
-        <w:t>在DWD层则将数据进行脱敏以及加密 会有专门</w:t>
-      </w:r>
-      <w:r>
-        <w:rPr>
-          <w:rFonts w:hint="eastAsia"/>
-        </w:rPr>
-        <w:t>人员做udf自定义函数 将敏感信息比如说身份证、手机号等进行加密脱敏。比如说维度表中的客户信息表，事务表例如保单信息表中</w:t>
-      </w:r>
-      <w:r>
-        <w:rPr>
-          <w:rFonts w:hint="eastAsia"/>
-        </w:rPr>
-        <w:lastRenderedPageBreak/>
-        <w:t>的保单号为空的数据行过滤掉，保费为null的字段改为0，保单状态字段已过期的行给他过滤掉。</w:t>
-      </w:r>
-    </w:p>
-    <w:p>
-      <w:pPr>
-        <w:rPr>
-          <w:rFonts w:hint="eastAsia"/>
-        </w:rPr>
-      </w:pPr>
-      <w:r>
-        <w:rPr>
-          <w:rFonts w:hint="eastAsia"/>
-        </w:rPr>
-        <w:t>在DWS</w:t>
-      </w:r>
-      <w:r>
-        <w:rPr>
-          <w:rFonts w:hint="eastAsia"/>
-        </w:rPr>
-        <w:t>将每个主题所需要的dws层的表根据分类拼接成宽表，如果需要的话可以做一个轻度聚合，比如说每个团队当月累计出单总保费、累计佣金、累计有效拜访人数等，为后续指标分析做准备。</w:t>
-      </w:r>
-    </w:p>
-    <w:p>
-      <w:pPr>
-        <w:rPr>
-          <w:rFonts w:hint="eastAsia"/>
-        </w:rPr>
-      </w:pPr>
-      <w:r>
-        <w:rPr>
-          <w:rFonts w:hint="eastAsia"/>
-        </w:rPr>
-        <w:t>ADS层根据业务指标将dws层数据卸数到</w:t>
-      </w:r>
-      <w:r>
-        <w:rPr>
-          <w:rFonts w:hint="eastAsia"/>
-        </w:rPr>
-        <w:t>报表分析库做分析。</w:t>
-      </w:r>
-    </w:p>
-    <w:p>
-      <w:pPr>
-        <w:rPr>
-          <w:rFonts w:hint="eastAsia"/>
-        </w:rPr>
-      </w:pPr>
-    </w:p>
-    <w:p>
-      <w:pPr>
-        <w:pStyle w:val="2"/>
-      </w:pPr>
-      <w:r>
-        <w:rPr>
-          <w:rFonts w:hint="eastAsia"/>
-        </w:rPr>
-        <w:t>项目具体指标</w:t>
-      </w:r>
-    </w:p>
-    <w:p>
-      <w:r>
-        <w:rPr>
-          <w:rFonts w:hint="eastAsia"/>
-        </w:rPr>
-        <w:t>项目整体流程是这样的：第一阶段是需求调研与指标口径对齐，我们对接了销售管理部、人力资源部、保费部等部门，逐一确认老收展员月度达星、新人达</w:t>
-      </w:r>
-      <w:r>
-        <w:t>Q、有效拜访数、续保触达率等考核指标的计算口径与统计维度，输出了需求规格说明书和四层Mapping文档，同时完成了数仓分层架构设计，统一了收展员工号、险种代码、机构编码等主数据标准。第二阶段是数据接入与ETL开发，我使用Sqoop从承保、佣金、CRM、考勤等系统抽取数据到Hive ODS层，在DWD层完成敏感字段脱敏和收展员业绩明细宽表构建，在DWS层完成核心考核指标加工，</w:t>
-      </w:r>
-      <w:r>
-        <w:rPr>
-          <w:rFonts w:hint="eastAsia"/>
-        </w:rPr>
-        <w:t>包括按月汇总</w:t>
-      </w:r>
-      <w:r>
-        <w:t>FYC判定达星并计算连续未达星月数、按日累计新人件数与FYC判定达Q并预测月末达成概率、以及多粒度聚合有效拜访数和续保触达率等过程指标，最后在ADS层输出全员考核结果表，对接FineReport与HR薪酬系统。第三阶段是调度配置与测试上线，我利用</w:t>
-      </w:r>
-      <w:r>
-        <w:rPr>
-          <w:rFonts w:hint="eastAsia"/>
-        </w:rPr>
-        <w:t>海豚</w:t>
-      </w:r>
-      <w:r>
-        <w:t>配置全链路ETL</w:t>
-      </w:r>
-      <w:r>
-        <w:t>每日凌晨自动调度</w:t>
-      </w:r>
-      <w:r>
-        <w:rPr>
-          <w:rFonts w:hint="eastAsia"/>
-        </w:rPr>
-        <w:t>。</w:t>
-      </w:r>
-      <w:r>
-        <w:t xml:space="preserve"> </w:t>
-      </w:r>
-    </w:p>
-    <w:p/>
-    <w:p>
-      <w:r>
-        <w:rPr>
-          <w:rFonts w:hint="eastAsia"/>
-        </w:rPr>
-        <w:t>项目难点这块，主要有两个。第一个难点是考核指标口径统一复杂，销售管理部、人力资源部、保费部对达星等指标的理解不一致，且新老收展员考核规则差异大，我们采用自上而下定框架、自下而上逐项对齐的方法，最终输出经各部门签字确认的</w:t>
-      </w:r>
-      <w:r>
-        <w:t>Mapping文档并存入SVN管理。第二个难点是数据质量保障难度高，源端存在员工号不一致、GPS缺失、退保标记滞后等问题，CRM与手工台账也常对不上，我在DWD层设计了工号补零对齐、佣金非负校验、GPS空值填充、重复保单去重等清洗逻辑，并建立每日稽核脚本校验FYC总额一致性和关键字段空值率，发</w:t>
-      </w:r>
-      <w:r>
-        <w:rPr>
-          <w:rFonts w:hint="eastAsia"/>
-        </w:rPr>
-        <w:t>现问题自动告警。</w:t>
-      </w:r>
-    </w:p>
-    <w:p>
-      <w:pPr>
-        <w:pStyle w:val="a3"/>
-        <w:numPr>
-          <w:ilvl w:val="0"/>
-          <w:numId w:val="1"/>
-        </w:numPr>
-        <w:ind w:firstLineChars="0"/>
+        <w:t>DolphinScheduler</w:t>
+      </w:r>
+      <w:r>
+        <w:t>，每天早上凌晨2点开始跑，6点前跑完，8点前FineReport报表刷新完成。</w:t>
+      </w:r>
+    </w:p>
+    <w:p>
+      <w:pPr>
         <w:rPr>
           <w:b/>
           <w:sz w:val="24"/>
         </w:rPr>
       </w:pPr>
-      <w:r>
+    </w:p>
+    <w:p>
+      <w:pPr>
         <w:rPr>
           <w:rFonts w:hint="eastAsia"/>
           <w:b/>
           <w:sz w:val="24"/>
         </w:rPr>
-        <w:t>业务</w:t>
-      </w:r>
+      </w:pPr>
       <w:r>
         <w:rPr>
           <w:rFonts w:hint="eastAsia"/>
           <w:b/>
           <w:sz w:val="24"/>
         </w:rPr>
-        <w:t>1</w:t>
-      </w:r>
-    </w:p>
-    <w:p>
-      <w:r>
-        <w:t>公司基本法规定，入司满12个月的老收展员，每个月要达到一定标准的FYC，才能维持当前职级，这叫“达星”。如果连续不达星，就要降级甚至清退。</w:t>
-      </w:r>
-    </w:p>
-    <w:p>
-      <w:pPr>
-        <w:rPr>
-          <w:sz w:val="22"/>
-        </w:rPr>
-      </w:pPr>
-    </w:p>
-    <w:p>
-      <w:pPr>
-        <w:rPr>
+        <w:lastRenderedPageBreak/>
+        <w:t xml:space="preserve">项目上线时间：两周更新 日常维护调度 </w:t>
+      </w:r>
+    </w:p>
+    <w:p>
+      <w:pPr>
+        <w:pStyle w:val="2"/>
+        <w:rPr>
+          <w:rFonts w:hint="eastAsia"/>
+        </w:rPr>
+      </w:pPr>
+      <w:r>
+        <w:rPr>
+          <w:rFonts w:hint="eastAsia"/>
+        </w:rPr>
+        <w:t>工作流程</w:t>
+      </w:r>
+    </w:p>
+    <w:p>
+      <w:r>
+        <w:rPr>
+          <w:rFonts w:hint="eastAsia"/>
+        </w:rPr>
+        <w:t>外包与甲方做启动会，然后我们和甲方</w:t>
+      </w:r>
+      <w:r>
+        <w:rPr>
+          <w:rFonts w:hint="eastAsia"/>
+        </w:rPr>
+        <w:t>部门</w:t>
+      </w:r>
+      <w:r>
+        <w:rPr>
+          <w:rFonts w:hint="eastAsia"/>
+        </w:rPr>
+        <w:t>开会，提出疑问记录疑问，了解需求与数据来源。发送疑</w:t>
+      </w:r>
+      <w:r>
+        <w:rPr>
+          <w:rFonts w:hint="eastAsia"/>
+        </w:rPr>
+        <w:t>问给甲方，之后开会回答疑问，最后产出一个</w:t>
+      </w:r>
+      <w:r>
+        <w:rPr>
+          <w:rFonts w:hint="eastAsia"/>
           <w:b/>
-          <w:sz w:val="22"/>
-        </w:rPr>
-      </w:pPr>
-      <w:r>
-        <w:rPr>
-          <w:rFonts w:hint="eastAsia"/>
+        </w:rPr>
+        <w:t>需求文档</w:t>
+      </w:r>
+      <w:r>
+        <w:rPr>
+          <w:rFonts w:hint="eastAsia"/>
+        </w:rPr>
+        <w:t>，由公司审批。</w:t>
+      </w:r>
+    </w:p>
+    <w:p>
+      <w:pPr>
+        <w:rPr>
           <w:b/>
-          <w:sz w:val="22"/>
-        </w:rPr>
-        <w:t>数据口径</w:t>
-      </w:r>
-    </w:p>
-    <w:p>
-      <w:r>
-        <w:t>- 人员范围：入司日期距当前月份首日超过12个月的在职收展员</w:t>
-      </w:r>
-    </w:p>
-    <w:p>
-      <w:r>
-        <w:t>- 判断标准：当月FYC ≥ 对应职级达星线（比如初级收展员是3000元，高级是5000元）</w:t>
-      </w:r>
-    </w:p>
-    <w:p>
-      <w:r>
-        <w:rPr>
-          <w:rFonts w:hint="eastAsia"/>
-        </w:rPr>
-        <w:t>从贴源层获取crm和佣金表中每个业务员的当月总佣，过滤掉小于1</w:t>
-      </w:r>
-      <w:r>
-        <w:t>2</w:t>
-      </w:r>
-      <w:r>
-        <w:rPr>
-          <w:rFonts w:hint="eastAsia"/>
-        </w:rPr>
-        <w:t>个月的新人收展员，关联基本法配置表中的相应职级的达星线，caeswhen若大于月佣金达星标准则达星，再通过lag开窗计算是否连续达星。</w:t>
-      </w:r>
-    </w:p>
-    <w:p>
-      <w:pPr>
-        <w:rPr>
+        </w:rPr>
+      </w:pPr>
+      <w:r>
+        <w:rPr>
+          <w:rFonts w:hint="eastAsia"/>
+        </w:rPr>
+        <w:t>技术架构</w:t>
+      </w:r>
+      <w:r>
+        <w:rPr>
+          <w:rFonts w:hint="eastAsia"/>
+        </w:rPr>
+        <w:t xml:space="preserve"> 我们与甲方公司it技术部门开会 用到什么软件 系统上方便做什么改造 提出疑问 提交疑问 有必要开附加会 产出</w:t>
+      </w:r>
+      <w:r>
+        <w:rPr>
+          <w:rFonts w:hint="eastAsia"/>
           <w:b/>
         </w:rPr>
-      </w:pPr>
-      <w:r>
-        <w:tab/>
+        <w:t>技术概念说明书</w:t>
       </w:r>
       <w:r>
         <w:rPr>
           <w:rFonts w:hint="eastAsia"/>
           <w:b/>
-          <w:sz w:val="22"/>
-        </w:rPr>
-        <w:t>额外：</w:t>
+        </w:rPr>
+        <w:t>。</w:t>
       </w:r>
     </w:p>
     <w:p/>
     <w:p>
-      <w:pPr>
-        <w:pStyle w:val="a3"/>
-        <w:numPr>
-          <w:ilvl w:val="0"/>
-          <w:numId w:val="1"/>
-        </w:numPr>
-        <w:ind w:firstLineChars="0"/>
-        <w:rPr>
+      <w:r>
+        <w:rPr>
+          <w:rFonts w:hint="eastAsia"/>
+        </w:rPr>
+        <w:t>根据需求文档和技术概念说明书由我负责完成mapping文档的编写工作</w:t>
+      </w:r>
+      <w:r>
+        <w:rPr>
+          <w:rFonts w:hint="eastAsia"/>
+        </w:rPr>
+        <w:t>。</w:t>
+      </w:r>
+    </w:p>
+    <w:p>
+      <w:r>
+        <w:rPr>
+          <w:rFonts w:hint="eastAsia"/>
+        </w:rPr>
+        <w:t>代码开发层面 从</w:t>
+      </w:r>
+      <w:r>
+        <w:rPr>
+          <w:rFonts w:hint="eastAsia"/>
+        </w:rPr>
+        <w:t>甲方数据管理平台dama抽数到相应表的数据贴到本地 定期抽取 会做一个简单的处理清洗 但是整体表的核心数据和结构不会改变</w:t>
+      </w:r>
+      <w:r>
+        <w:rPr>
+          <w:rFonts w:hint="eastAsia"/>
+        </w:rPr>
+        <w:t xml:space="preserve"> </w:t>
+      </w:r>
+    </w:p>
+    <w:p>
+      <w:r>
+        <w:rPr>
+          <w:rFonts w:hint="eastAsia"/>
+        </w:rPr>
+        <w:t>在DWD层则将数据进行脱敏以及加密 会有专门</w:t>
+      </w:r>
+      <w:r>
+        <w:rPr>
+          <w:rFonts w:hint="eastAsia"/>
+        </w:rPr>
+        <w:t>人员做udf自定义函数 将敏感信息比如说身份证、手机号等进行加密脱敏。比如说维度表中的客户信息表，事务表例如保单信息表中的保单号为空的数据行过滤掉，保费为null的字段改为0，保单状态字段已过期的行给他过滤掉。</w:t>
+      </w:r>
+    </w:p>
+    <w:p>
+      <w:r>
+        <w:rPr>
+          <w:rFonts w:hint="eastAsia"/>
+        </w:rPr>
+        <w:t>在DWS</w:t>
+      </w:r>
+      <w:r>
+        <w:rPr>
+          <w:rFonts w:hint="eastAsia"/>
+        </w:rPr>
+        <w:t>将每个主题所需要的dws层的表根据分类拼接成宽表，如果需要的话可以做一个轻度聚合，比如说每个团队当月累计出单总保费、累计佣金、累计有效拜访人数等，为后续指标分析做准备。</w:t>
+      </w:r>
+    </w:p>
+    <w:p>
+      <w:r>
+        <w:rPr>
+          <w:rFonts w:hint="eastAsia"/>
+        </w:rPr>
+        <w:t>ADS层根据业务指标将dws层数据卸数到</w:t>
+      </w:r>
+      <w:r>
+        <w:rPr>
+          <w:rFonts w:hint="eastAsia"/>
+        </w:rPr>
+        <w:t>报表分析库做分析。</w:t>
+      </w:r>
+    </w:p>
+    <w:p/>
+    <w:p>
+      <w:pPr>
+        <w:rPr>
+          <w:rFonts w:hint="eastAsia"/>
+        </w:rPr>
+      </w:pPr>
+      <w:r>
+        <w:rPr>
+          <w:rFonts w:hint="eastAsia"/>
+        </w:rPr>
+        <w:t>主题：主要客户主题和产品主题</w:t>
+      </w:r>
+    </w:p>
+    <w:p>
+      <w:pPr>
+        <w:rPr>
+          <w:rFonts w:hint="eastAsia"/>
+        </w:rPr>
+      </w:pPr>
+      <w:r>
+        <w:rPr>
+          <w:rFonts w:hint="eastAsia"/>
+        </w:rPr>
+        <w:t>客户主题分为 内勤和外勤 收展员就在</w:t>
+      </w:r>
+    </w:p>
+    <w:p/>
+    <w:p>
+      <w:pPr>
+        <w:pStyle w:val="2"/>
+      </w:pPr>
+      <w:r>
+        <w:rPr>
+          <w:rFonts w:hint="eastAsia"/>
+        </w:rPr>
+        <w:t>项目介绍</w:t>
+      </w:r>
+    </w:p>
+    <w:p>
+      <w:pPr>
+        <w:rPr>
+          <w:rFonts w:hint="eastAsia"/>
+        </w:rPr>
+      </w:pPr>
+      <w:r>
+        <w:rPr>
+          <w:rFonts w:hint="eastAsia"/>
+        </w:rPr>
+        <w:t>最近项目做的是华安财险的有关收展人员业务业绩有关的项目</w:t>
+      </w:r>
+      <w:r>
+        <w:rPr>
+          <w:rFonts w:hint="eastAsia"/>
+        </w:rPr>
+        <w:t>，</w:t>
+      </w:r>
+    </w:p>
+    <w:p>
+      <w:pPr>
+        <w:rPr>
+          <w:rFonts w:hint="eastAsia"/>
+        </w:rPr>
+      </w:pPr>
+    </w:p>
+    <w:p>
+      <w:pPr>
+        <w:pStyle w:val="2"/>
+      </w:pPr>
+      <w:r>
+        <w:rPr>
+          <w:rFonts w:hint="eastAsia"/>
+        </w:rPr>
+        <w:t>项目具体指标</w:t>
+      </w:r>
+    </w:p>
+    <w:p>
+      <w:r>
+        <w:rPr>
+          <w:rFonts w:hint="eastAsia"/>
+        </w:rPr>
+        <w:t>项目整体流程是这样的：第一阶段是需求调研与指标口径对齐，我们对接了销售管理部、人力资源部、保费部等部门，逐一确认老收展员月度达星、新人达</w:t>
+      </w:r>
+      <w:r>
+        <w:t>Q、有效拜访数、续保触达率等考核指标的计算口径与统计维度，输出了需求规格说明书和四层Mapping文档，同时完成了数仓分层架构设计，统一了收展员工号、险种代码、机构编码等主数据标准。第二阶段是数据接入与ETL开发，我使用</w:t>
+      </w:r>
+      <w:r>
+        <w:rPr>
+          <w:rFonts w:hint="eastAsia"/>
+        </w:rPr>
+        <w:t>DataX</w:t>
+      </w:r>
+      <w:r>
+        <w:t>从承保、佣金、CRM、考勤等系统抽取数据到Hive ODS层，在DWD层完成敏感字段脱敏和收展员业绩明细宽表构建，在DWS层完成核心考核指标加工，</w:t>
+      </w:r>
+      <w:r>
+        <w:rPr>
+          <w:rFonts w:hint="eastAsia"/>
+        </w:rPr>
+        <w:t>包括按月汇总</w:t>
+      </w:r>
+      <w:r>
+        <w:t>FYC判定达星并计算连续未达星月数、按日累计新人件数与FYC判定达Q并预测月末达成概率、以及多粒度聚合有效拜访数和续保触达率等过程指标，最后在ADS层输出全员考核结果表，对接FineReport与HR薪酬系统。第三阶段是调度配置</w:t>
+      </w:r>
+      <w:r>
+        <w:lastRenderedPageBreak/>
+        <w:t>与测试上线，我利用</w:t>
+      </w:r>
+      <w:r>
+        <w:rPr>
+          <w:rFonts w:hint="eastAsia"/>
+        </w:rPr>
+        <w:t>海豚</w:t>
+      </w:r>
+      <w:r>
+        <w:t>配置全链路ETL</w:t>
+      </w:r>
+      <w:r>
+        <w:t>每日凌晨自动调度</w:t>
+      </w:r>
+      <w:r>
+        <w:rPr>
+          <w:rFonts w:hint="eastAsia"/>
+        </w:rPr>
+        <w:t>。</w:t>
+      </w:r>
+      <w:r>
+        <w:t xml:space="preserve"> </w:t>
+      </w:r>
+    </w:p>
+    <w:p/>
+    <w:p>
+      <w:r>
+        <w:rPr>
+          <w:rFonts w:hint="eastAsia"/>
           <w:b/>
-          <w:sz w:val="24"/>
-        </w:rPr>
-      </w:pPr>
-      <w:r>
-        <w:rPr>
-          <w:rFonts w:hint="eastAsia"/>
-          <w:b/>
-          <w:sz w:val="24"/>
-        </w:rPr>
-        <w:t>业务</w:t>
-      </w:r>
-      <w:r>
-        <w:rPr>
-          <w:b/>
-          <w:sz w:val="24"/>
-        </w:rPr>
-        <w:t>2</w:t>
-      </w:r>
-    </w:p>
-    <w:p>
-      <w:r>
-        <w:t>新人入司后有6个月保护期，保护期内累计完成一定的举绩件数和FYC，就可以转正，这个</w:t>
-      </w:r>
-      <w:r>
-        <w:lastRenderedPageBreak/>
-        <w:t>叫“达Q”。如果保护期满还没达Q，就要淘汰。</w:t>
+        </w:rPr>
+        <w:t>项目难点这块</w:t>
+      </w:r>
+      <w:r>
+        <w:rPr>
+          <w:rFonts w:hint="eastAsia"/>
+        </w:rPr>
+        <w:t>，主要有两个。第一个难点是考核指标口径统一复杂，销售管理部、人力资源部、保费部对达星等指标的理解不一致，且新老收展员考核规则差异大，我们采用自上而下定框架、自下而上逐项对齐的方法，最终输出经各部门签字确认的</w:t>
+      </w:r>
+      <w:r>
+        <w:t>Mapping文档并存入SVN管理。第二个难点是数据质量保障难度高，源端存在员工号不一致、GPS缺失、退保标记滞后等问题，CRM与手工台账也常对不上，我在DWD层设计了工号补零对齐、佣金非负校验、GPS空值填充、重复保单去重等清洗逻辑，并建立每日稽核脚本校验FYC总额一致性和关键字段空值率，发</w:t>
+      </w:r>
+      <w:r>
+        <w:rPr>
+          <w:rFonts w:hint="eastAsia"/>
+        </w:rPr>
+        <w:t>现问题自动告警。</w:t>
       </w:r>
     </w:p>
     <w:p/>
     <w:p>
       <w:pPr>
-        <w:rPr>
-          <w:b/>
-          <w:sz w:val="22"/>
-        </w:rPr>
-      </w:pPr>
-      <w:r>
-        <w:rPr>
-          <w:rFonts w:hint="eastAsia"/>
-          <w:b/>
-          <w:sz w:val="22"/>
-        </w:rPr>
-        <w:t>数据口径</w:t>
-      </w:r>
-    </w:p>
-    <w:p>
-      <w:pPr>
-        <w:numPr>
-          <w:ilvl w:val="0"/>
-          <w:numId w:val="2"/>
-        </w:numPr>
-      </w:pPr>
-      <w:r>
-        <w:t>人员范围：入司日期距当前日期不超过6个月的新人</w:t>
-      </w:r>
-    </w:p>
-    <w:p>
-      <w:pPr>
-        <w:numPr>
-          <w:ilvl w:val="0"/>
-          <w:numId w:val="2"/>
-        </w:numPr>
-      </w:pPr>
-      <w:r>
-        <w:t>判断标准：保护期内累计举绩件数 ≥ 达Q</w:t>
-      </w:r>
-      <w:r>
-        <w:t>件数门槛（1</w:t>
-      </w:r>
-      <w:r>
-        <w:t>件），且累计FYC ≥ 达Q保费门槛（比如</w:t>
-      </w:r>
-      <w:r>
-        <w:rPr>
-          <w:rFonts w:hint="eastAsia"/>
-        </w:rPr>
-        <w:t>1</w:t>
-      </w:r>
-      <w:r>
-        <w:t>6</w:t>
-      </w:r>
-      <w:r>
-        <w:t>00元）</w:t>
-      </w:r>
-    </w:p>
-    <w:p>
-      <w:r>
-        <w:rPr>
-          <w:rFonts w:hint="eastAsia"/>
-        </w:rPr>
-        <w:t xml:space="preserve">从收展人员信息表中筛选出月份小于等于六个月的收展员信息 </w:t>
-      </w:r>
-      <w:r>
-        <w:rPr>
-          <w:rFonts w:hint="eastAsia"/>
-        </w:rPr>
-        <w:t>在核心系统保费表当中收集每个业务员当月总fyc和合计保单数</w:t>
-      </w:r>
-      <w:r>
-        <w:t xml:space="preserve"> </w:t>
-      </w:r>
-      <w:r>
-        <w:rPr>
-          <w:rFonts w:hint="eastAsia"/>
-        </w:rPr>
-        <w:t>判断每个业务员是否·达到相应件数和相应fyc</w:t>
-      </w:r>
-    </w:p>
-    <w:p/>
-    <w:p>
-      <w:pPr>
-        <w:pStyle w:val="a3"/>
-        <w:numPr>
-          <w:ilvl w:val="0"/>
-          <w:numId w:val="1"/>
-        </w:numPr>
-        <w:ind w:firstLineChars="0"/>
-        <w:rPr>
-          <w:b/>
-          <w:sz w:val="24"/>
-        </w:rPr>
-      </w:pPr>
-      <w:r>
-        <w:rPr>
-          <w:rFonts w:hint="eastAsia"/>
-          <w:b/>
-          <w:sz w:val="24"/>
-        </w:rPr>
-        <w:t>业务</w:t>
-      </w:r>
-      <w:r>
-        <w:rPr>
-          <w:b/>
-          <w:sz w:val="24"/>
-        </w:rPr>
-        <w:t>3</w:t>
-      </w:r>
-    </w:p>
-    <w:p>
-      <w:r>
-        <w:t>收展员对客户进行的、符合公司认定标准的一次有效接触，通常要求停留时长和产生业务动作。</w:t>
-      </w:r>
-    </w:p>
-    <w:p>
-      <w:pPr>
-        <w:rPr>
-          <w:b/>
-          <w:sz w:val="22"/>
-        </w:rPr>
-      </w:pPr>
-      <w:bookmarkStart w:id="1" w:name="OLE_LINK1"/>
-      <w:bookmarkStart w:id="2" w:name="OLE_LINK2"/>
-      <w:r>
-        <w:rPr>
-          <w:rFonts w:hint="eastAsia"/>
-          <w:b/>
-          <w:sz w:val="22"/>
-        </w:rPr>
-        <w:t>数据口径</w:t>
-      </w:r>
-    </w:p>
-    <w:bookmarkEnd w:id="1"/>
-    <w:bookmarkEnd w:id="2"/>
-    <w:p>
-      <w:pPr>
-        <w:numPr>
-          <w:ilvl w:val="0"/>
-          <w:numId w:val="3"/>
-        </w:numPr>
-      </w:pPr>
-      <w:r>
-        <w:t>有效标准：在客户处</w:t>
-      </w:r>
-      <w:r>
-        <w:rPr>
-          <w:rFonts w:hint="eastAsia"/>
-        </w:rPr>
-        <w:t>扫码评价对应业务员，且见面及结束大于十五分钟，一日当中只统计首次扫码同一个客户为有效拜访</w:t>
-      </w:r>
-    </w:p>
-    <w:p>
-      <w:pPr>
-        <w:numPr>
-          <w:ilvl w:val="0"/>
-          <w:numId w:val="3"/>
-        </w:numPr>
-      </w:pPr>
-      <w:r>
-        <w:t>统计维度：日、周、月，按收展员+机构维度汇总</w:t>
-      </w:r>
-    </w:p>
-    <w:p>
-      <w:r>
-        <w:rPr>
-          <w:rFonts w:hint="eastAsia"/>
-        </w:rPr>
-        <w:t>在拜访记录表里获取对应客户</w:t>
-      </w:r>
-      <w:r>
-        <w:rPr>
-          <w:rFonts w:hint="eastAsia"/>
-        </w:rPr>
-        <w:t>的id</w:t>
-      </w:r>
-      <w:r>
-        <w:t xml:space="preserve"> </w:t>
-      </w:r>
-      <w:r>
-        <w:rPr>
-          <w:rFonts w:hint="eastAsia"/>
-        </w:rPr>
-        <w:t xml:space="preserve">收展员相应id和时间等信息 过滤结束时间小于签到开始时间加十五分钟（九百秒）的数据 </w:t>
-      </w:r>
-      <w:r>
-        <w:rPr>
-          <w:rFonts w:hint="eastAsia"/>
-        </w:rPr>
-        <w:t>根据客户id去重统计日该收展员有效拜访个数</w:t>
-      </w:r>
-    </w:p>
-    <w:p/>
-    <w:p>
-      <w:pPr>
-        <w:pStyle w:val="a3"/>
-        <w:numPr>
-          <w:ilvl w:val="0"/>
-          <w:numId w:val="1"/>
-        </w:numPr>
-        <w:ind w:firstLineChars="0"/>
-        <w:rPr>
-          <w:b/>
-          <w:sz w:val="24"/>
-        </w:rPr>
-      </w:pPr>
-      <w:r>
-        <w:rPr>
-          <w:rFonts w:hint="eastAsia"/>
-          <w:b/>
-          <w:sz w:val="24"/>
-        </w:rPr>
-        <w:t>业务</w:t>
-      </w:r>
-      <w:r>
-        <w:rPr>
-          <w:b/>
-          <w:sz w:val="24"/>
-        </w:rPr>
-        <w:t>4</w:t>
-      </w:r>
-    </w:p>
-    <w:p>
-      <w:r>
-        <w:t>公司会举办产说会（产品说明会），收展员邀请客户参加。邀请来的客户中，非重复的到场人数叫有效参会人数；参会的客户中最终成交的比例叫参会转化率。</w:t>
-      </w:r>
-    </w:p>
-    <w:p>
-      <w:pPr>
-        <w:rPr>
-          <w:b/>
-          <w:sz w:val="22"/>
-        </w:rPr>
-      </w:pPr>
-    </w:p>
-    <w:p>
-      <w:pPr>
-        <w:rPr>
-          <w:b/>
-          <w:sz w:val="22"/>
-        </w:rPr>
-      </w:pPr>
-      <w:r>
-        <w:rPr>
-          <w:rFonts w:hint="eastAsia"/>
-          <w:b/>
-          <w:sz w:val="22"/>
-        </w:rPr>
-        <w:t>数据口径</w:t>
-      </w:r>
-    </w:p>
-    <w:p>
-      <w:r>
-        <w:rPr>
-          <w:rFonts w:hint="eastAsia"/>
-        </w:rPr>
-        <w:t>在会议信息表、客户邀请信息表和保单成交表中 获取到每个客户临会状态 再关联成交保单中是否有该客户 统计每个活动的客户成交率 参会后三十天内成交/有效参会人数</w:t>
-      </w:r>
-    </w:p>
-    <w:p/>
-    <w:p>
-      <w:pPr>
-        <w:rPr>
-          <w:b/>
-          <w:sz w:val="28"/>
-        </w:rPr>
-      </w:pPr>
-      <w:r>
-        <w:rPr>
-          <w:rFonts w:hint="eastAsia"/>
-          <w:b/>
-          <w:sz w:val="28"/>
-        </w:rPr>
-        <w:t>第二</w:t>
-      </w:r>
-      <w:r>
-        <w:rPr>
-          <w:rFonts w:hint="eastAsia"/>
-          <w:b/>
-          <w:sz w:val="28"/>
-        </w:rPr>
-        <w:t>个项目</w:t>
-      </w:r>
-    </w:p>
-    <w:p>
-      <w:r>
-        <w:rPr>
-          <w:rFonts w:hint="eastAsia"/>
-        </w:rPr>
-        <w:t>对客户集中统一分析 从不同的系统当中对其业务口径 对客户实行精准营销</w:t>
-      </w:r>
-    </w:p>
-    <w:p/>
-    <w:p>
-      <w:r>
-        <w:rPr>
-          <w:rFonts w:hint="eastAsia"/>
-        </w:rPr>
-        <w:t>项目整体流程是这样的：第一阶段是需求调研与规划，我们对接了市场部、续期部、理赔部、客服部，逐一确认客户价值分、续保意向评分、产品偏好、理赔风险、流失预警等标签的计算口径与更新频率，输出了需求规格说明书，同时完成了</w:t>
-      </w:r>
-      <w:r>
-        <w:t>MaxCompute数仓分层设计和ODS到ADS各层表结构设计，统一了以客户ID为核心的打通规则。第二阶段是数据接入与ETL开发，我使用DataX从承保、理赔、续期、客服工单、官网埋点5套系统抽取数据到MaxCompute ODS层，在DWD层完成清洗脱敏和客户全景宽表构建，在DWS层完成RFM价值</w:t>
-      </w:r>
-      <w:r>
-        <w:rPr>
-          <w:rFonts w:hint="eastAsia"/>
-        </w:rPr>
-        <w:t>分层、续保意向、产品偏好、理赔风险、流失预警等标签计算，最后在</w:t>
-      </w:r>
-      <w:r>
-        <w:t>ADS层输出客户标签宽表和分群推荐表，并用Quick BI开发了画像看板、分群地图、流失预警图等10余张报表。第三阶段是调度配置与测试上线，我利用DataWorks配置全链路ETL任务调度，保障每日T+1数据刷新，最后独立完成自测并协助SIT集成测试。</w:t>
-      </w:r>
-    </w:p>
-    <w:p/>
-    <w:p>
-      <w:r>
-        <w:rPr>
-          <w:rFonts w:hint="eastAsia"/>
-        </w:rPr>
-        <w:lastRenderedPageBreak/>
-        <w:t>项目难点这块，主要有两个。第一个难点是标签口径统一复杂，市场、续期、理赔等部门对客户标签的定义和划分标准不一致，跨部门对齐成本高，我们采用自上而下定框架、自下而上按数据可算性填充的方法，形成可配置的标签模型。第二个难点是数据质量保障难度高，源端存在客户信息缺失、历史数据不一致、日志无效流量等问题，影响画像准确性，我在</w:t>
-      </w:r>
-      <w:r>
-        <w:t>DWD层设计了校验脱敏、去重过滤等清洗逻辑，并建立了标签覆盖率、ID打通率等质量稽核规则，确保标签准确率不低于95%。</w:t>
-      </w:r>
-    </w:p>
-    <w:p>
-      <w:pPr>
-        <w:rPr>
-          <w:b/>
-          <w:sz w:val="28"/>
-        </w:rPr>
-      </w:pPr>
-      <w:r>
-        <w:rPr>
-          <w:rFonts w:hint="eastAsia"/>
-          <w:b/>
-          <w:sz w:val="28"/>
-        </w:rPr>
-        <w:t>第三</w:t>
-      </w:r>
-      <w:r>
-        <w:rPr>
-          <w:rFonts w:hint="eastAsia"/>
-          <w:b/>
-          <w:sz w:val="28"/>
-        </w:rPr>
-        <w:t>个项目</w:t>
-      </w:r>
-    </w:p>
-    <w:p>
-      <w:r>
-        <w:t>与需求调研，与信贷、风控、人力等部门沟通，将业务目标转化为累计贷款发放额、不良贷款率、逾期率等核心考核指标，编写ODS到ADS四层Mapping文档</w:t>
-      </w:r>
-    </w:p>
-    <w:p/>
-    <w:p>
-      <w:r>
-        <w:rPr>
-          <w:rFonts w:hint="eastAsia"/>
-        </w:rPr>
-        <w:t>项目整体流程是这样的：第一阶段是需求调研与指标口径对齐，我们对接了信贷管理部、风险管理部、人力资源部等部门，逐一确认累计贷款发放额、不良贷款率、逾期率、拨备覆盖率等核心考核指标的计算口径与统计维度，输出了需求规格说明书和</w:t>
-      </w:r>
-      <w:r>
-        <w:t>ODS到ADS四层Mapping文档，同时统一了联社编码、贷款五级分类、客户经理工号等主数据标准。第二阶段是数据接入与ETL开发，我使用DataX将源端OceanBase中的核心业务与信贷管理系统数据同步至Hadoop HDFS，使用Sqoop抽取MySQL系统中的辅助数据至Hive ODS</w:t>
-      </w:r>
-      <w:r>
-        <w:rPr>
-          <w:rFonts w:hint="eastAsia"/>
-        </w:rPr>
-        <w:t>层，在</w:t>
-      </w:r>
-      <w:r>
-        <w:t>DWD层构建覆盖放款、还款、分类、担保的贷款全生命周期明细宽表，在DWS层完成累计放款额、贷款余额、不良率、逾期率、拨备覆盖率及客户经理绩效分等指标汇总，最后在ADS层输出业绩考核表与资产质量监控表，并用FineReport连接Hive开发了信贷投放进度、不良率趋势、联社资产质量排名、监管报送指标等看板，SQL脚本与报表模板通过SVN管理。第三阶段是调度配置与测试上线，我利用Dolphin Scheduler编排全链路DAG工作流，实现每日自动调度与告警，并编写Shell脚本配合Hive SQL进行贷</w:t>
-      </w:r>
-      <w:r>
-        <w:rPr>
-          <w:rFonts w:hint="eastAsia"/>
-        </w:rPr>
-        <w:t>款总额一致性与不良率口径合规性稽核，每日跑批后输出质量报告，最后独立完成自测。</w:t>
-      </w:r>
-    </w:p>
-    <w:p/>
-    <w:p>
-      <w:r>
-        <w:rPr>
-          <w:rFonts w:hint="eastAsia"/>
-        </w:rPr>
-        <w:t>项目难点这块，主要有两个。第一个难点是信贷指标口径统一复杂，信贷、风控、人力等部门对不良率、逾期率等指标的理解存在差异，比如不良贷款是否纳入展期或借新还旧情形，五级分类标准是否参照最新监管要求等，跨部门对齐成本高。我们的应对策略是采用自上而下定框架、自下而上逐项确认的方法，最终输出各部门签字确认的</w:t>
-      </w:r>
-      <w:r>
-        <w:t>Mapping文档。第二个难点是数据质量保障难度高，源端OceanBase和MySQL系统中存在贷款状态更新滞后、五级分类缺失、历史数据迁移不完整等问题，直接影响不良率和拨备覆盖率的准确性。我的应对策略是在DWD层</w:t>
-      </w:r>
-      <w:r>
-        <w:rPr>
-          <w:rFonts w:hint="eastAsia"/>
-        </w:rPr>
-        <w:t>设计贷款状态校验、五级分类补全、重复记录去重等清洗逻辑，并通过每日稽核脚本校验关键指标的一致性，确保监管报送数据的准确率。</w:t>
-      </w:r>
-    </w:p>
-    <w:p/>
-    <w:p>
-      <w:pPr>
-        <w:rPr>
-          <w:b/>
-          <w:sz w:val="36"/>
-        </w:rPr>
-      </w:pPr>
-      <w:r>
-        <w:rPr>
-          <w:rFonts w:hint="eastAsia"/>
-          <w:b/>
-          <w:sz w:val="36"/>
-        </w:rPr>
-        <w:t>延毕问题</w:t>
-      </w:r>
-    </w:p>
-    <w:p>
-      <w:r>
-        <w:rPr>
-          <w:rFonts w:hint="eastAsia"/>
-        </w:rPr>
-        <w:t>当时在实习</w:t>
-      </w:r>
-      <w:r>
-        <w:t xml:space="preserve"> </w:t>
-      </w:r>
-      <w:r>
-        <w:rPr>
-          <w:rFonts w:hint="eastAsia"/>
-        </w:rPr>
-        <w:t>项目正好赶上要投产 所以没空去考那门试 导致延毕</w:t>
-      </w:r>
-    </w:p>
-    <w:p>
-      <w:pPr>
-        <w:rPr>
-          <w:b/>
-          <w:sz w:val="36"/>
-        </w:rPr>
-      </w:pPr>
-      <w:r>
-        <w:rPr>
-          <w:rFonts w:hint="eastAsia"/>
-          <w:b/>
-          <w:sz w:val="36"/>
-        </w:rPr>
-        <w:t>去贵州的原因</w:t>
-      </w:r>
-    </w:p>
-    <w:p>
-      <w:r>
-        <w:rPr>
-          <w:rFonts w:hint="eastAsia"/>
-        </w:rPr>
-        <w:t xml:space="preserve">广东就业难度较大 封校期间出去实习机会比较少 刚好当时赶上解封 想着往外面去找找工作 </w:t>
-      </w:r>
-      <w:r>
-        <w:rPr>
-          <w:rFonts w:hint="eastAsia"/>
-        </w:rPr>
-        <w:t>所以跑去贵州</w:t>
-      </w:r>
-    </w:p>
-    <w:p>
-      <w:pPr>
-        <w:rPr>
-          <w:rFonts w:hint="eastAsia"/>
-        </w:rPr>
-      </w:pPr>
-    </w:p>
-    <w:p>
-      <w:pPr>
-        <w:pStyle w:val="1"/>
-      </w:pPr>
-      <w:r>
-        <w:rPr>
-          <w:rFonts w:hint="eastAsia"/>
-        </w:rPr>
-        <w:lastRenderedPageBreak/>
-        <w:t>面试点</w:t>
-      </w:r>
-    </w:p>
-    <w:p>
-      <w:pPr>
-        <w:rPr>
-          <w:rFonts w:hint="eastAsia"/>
-        </w:rPr>
-      </w:pPr>
-      <w:r>
-        <w:rPr>
-          <w:rFonts w:hint="eastAsia"/>
-        </w:rPr>
-        <w:t>大学情况：大学大四离校 在2</w:t>
-      </w:r>
-      <w:r>
-        <w:t>3</w:t>
-      </w:r>
-      <w:r>
-        <w:rPr>
-          <w:rFonts w:hint="eastAsia"/>
-        </w:rPr>
-        <w:t xml:space="preserve">年3月份去 中途项目赶工期投产 线下考试没去 </w:t>
-      </w:r>
-      <w:r>
-        <w:t>12</w:t>
-      </w:r>
-      <w:r>
-        <w:rPr>
-          <w:rFonts w:hint="eastAsia"/>
-        </w:rPr>
-        <w:t>月份拿毕业证</w:t>
-      </w:r>
-    </w:p>
-    <w:p>
-      <w:r>
-        <w:t>公司地址情况</w:t>
-      </w:r>
-      <w:r>
-        <w:rPr>
-          <w:rFonts w:hint="eastAsia"/>
-        </w:rPr>
-        <w:t>：</w:t>
-      </w:r>
-    </w:p>
-    <w:p>
-      <w:pPr>
-        <w:rPr>
-          <w:rFonts w:hint="eastAsia"/>
-        </w:rPr>
-      </w:pPr>
+        <w:pStyle w:val="2"/>
+      </w:pPr>
+      <w:r>
+        <w:rPr>
+          <w:rFonts w:hint="eastAsia"/>
+        </w:rPr>
+        <w:t>数据来源</w:t>
+      </w:r>
+      <w:r>
+        <w:rPr>
+          <w:rFonts w:hint="eastAsia"/>
+        </w:rPr>
+        <w:t>和业务口径</w:t>
+      </w:r>
+    </w:p>
+    <w:p>
+      <w:pPr>
+        <w:pStyle w:val="3"/>
+      </w:pPr>
+      <w:r>
+        <w:rPr>
+          <w:rFonts w:hint="eastAsia"/>
+        </w:rPr>
+        <w:t>维度与事实表</w:t>
+      </w:r>
+    </w:p>
+    <w:p>
       <w:r>
         <w:rPr>
           <w:noProof/>
         </w:rPr>
         <w:drawing>
-          <wp:inline distT="0" distB="0" distL="0" distR="0" wp14:anchorId="77137192" wp14:editId="03002121">
-            <wp:extent cx="4565650" cy="3389882"/>
-            <wp:effectExtent l="0" t="0" r="6350" b="1270"/>
-            <wp:docPr id="1" name="图片 1"/>
+          <wp:inline distT="0" distB="0" distL="0" distR="0" wp14:anchorId="1E0F170D" wp14:editId="5352A35E">
+            <wp:extent cx="5274310" cy="3388995"/>
+            <wp:effectExtent l="0" t="0" r="2540" b="1905"/>
+            <wp:docPr id="6" name="图片 6"/>
             <wp:cNvGraphicFramePr>
               <a:graphicFrameLocks xmlns:a="http://schemas.openxmlformats.org/drawingml/2006/main" noChangeAspect="1"/>
             </wp:cNvGraphicFramePr>
@@ -1224,7 +1008,7 @@
                   <pic:spPr>
                     <a:xfrm>
                       <a:off x="0" y="0"/>
-                      <a:ext cx="4569364" cy="3392639"/>
+                      <a:ext cx="5274310" cy="3388995"/>
                     </a:xfrm>
                     <a:prstGeom prst="rect">
                       <a:avLst/>
@@ -1242,11 +1026,12 @@
         <w:rPr>
           <w:noProof/>
         </w:rPr>
+        <w:lastRenderedPageBreak/>
         <w:drawing>
-          <wp:inline distT="0" distB="0" distL="0" distR="0" wp14:anchorId="16143567" wp14:editId="287C5E86">
-            <wp:extent cx="5274310" cy="2372995"/>
-            <wp:effectExtent l="0" t="0" r="2540" b="8255"/>
-            <wp:docPr id="2" name="图片 2"/>
+          <wp:inline distT="0" distB="0" distL="0" distR="0" wp14:anchorId="6B08CA3A" wp14:editId="2C43B94C">
+            <wp:extent cx="5274310" cy="2612390"/>
+            <wp:effectExtent l="0" t="0" r="2540" b="0"/>
+            <wp:docPr id="7" name="图片 7"/>
             <wp:cNvGraphicFramePr>
               <a:graphicFrameLocks xmlns:a="http://schemas.openxmlformats.org/drawingml/2006/main" noChangeAspect="1"/>
             </wp:cNvGraphicFramePr>
@@ -1266,7 +1051,7 @@
                   <pic:spPr>
                     <a:xfrm>
                       <a:off x="0" y="0"/>
-                      <a:ext cx="5274310" cy="2372995"/>
+                      <a:ext cx="5274310" cy="2612390"/>
                     </a:xfrm>
                     <a:prstGeom prst="rect">
                       <a:avLst/>
@@ -1279,13 +1064,2007 @@
         </w:drawing>
       </w:r>
     </w:p>
-    <w:p>
-      <w:pPr>
-        <w:rPr>
-          <w:rFonts w:hint="eastAsia"/>
-        </w:rPr>
-      </w:pPr>
-    </w:p>
+    <w:p/>
+    <w:p>
+      <w:pPr>
+        <w:pStyle w:val="3"/>
+        <w:rPr>
+          <w:rFonts w:hint="eastAsia"/>
+        </w:rPr>
+      </w:pPr>
+      <w:r>
+        <w:rPr>
+          <w:rFonts w:hint="eastAsia"/>
+        </w:rPr>
+        <w:t>业务</w:t>
+      </w:r>
+    </w:p>
+    <w:p>
+      <w:pPr>
+        <w:pStyle w:val="4"/>
+        <w:rPr>
+          <w:rFonts w:hint="eastAsia"/>
+        </w:rPr>
+      </w:pPr>
+      <w:r>
+        <w:rPr>
+          <w:rFonts w:hint="eastAsia"/>
+        </w:rPr>
+        <w:t>达星</w:t>
+      </w:r>
+    </w:p>
+    <w:p>
+      <w:r>
+        <w:t>公司基本法规定，入司满12个月的老收展员，每个月要达到一定标准的FYC，才能维持当前职级，这叫“达星”。如果连续不达星，就要降级甚至清退。</w:t>
+      </w:r>
+    </w:p>
+    <w:p>
+      <w:pPr>
+        <w:rPr>
+          <w:sz w:val="22"/>
+        </w:rPr>
+      </w:pPr>
+    </w:p>
+    <w:p>
+      <w:pPr>
+        <w:rPr>
+          <w:rFonts w:hint="eastAsia"/>
+          <w:sz w:val="22"/>
+        </w:rPr>
+      </w:pPr>
+      <w:r>
+        <w:rPr>
+          <w:rFonts w:hint="eastAsia"/>
+          <w:b/>
+          <w:sz w:val="22"/>
+        </w:rPr>
+        <w:t>来源系统</w:t>
+      </w:r>
+      <w:r>
+        <w:rPr>
+          <w:rFonts w:hint="eastAsia"/>
+          <w:sz w:val="22"/>
+        </w:rPr>
+        <w:t xml:space="preserve"> </w:t>
+      </w:r>
+      <w:r>
+        <w:rPr>
+          <w:rFonts w:ascii="Segoe UI" w:hAnsi="Segoe UI" w:cs="Segoe UI"/>
+          <w:color w:val="0F1115"/>
+          <w:sz w:val="23"/>
+          <w:szCs w:val="23"/>
+          <w:shd w:val="clear" w:color="auto" w:fill="FFFFFF"/>
+        </w:rPr>
+        <w:t>人力系统</w:t>
+      </w:r>
+      <w:r>
+        <w:rPr>
+          <w:rFonts w:ascii="Segoe UI" w:hAnsi="Segoe UI" w:cs="Segoe UI"/>
+          <w:color w:val="0F1115"/>
+          <w:sz w:val="23"/>
+          <w:szCs w:val="23"/>
+          <w:shd w:val="clear" w:color="auto" w:fill="FFFFFF"/>
+        </w:rPr>
+        <w:t>/CRM</w:t>
+      </w:r>
+      <w:r>
+        <w:rPr>
+          <w:rFonts w:ascii="Segoe UI" w:hAnsi="Segoe UI" w:cs="Segoe UI" w:hint="eastAsia"/>
+          <w:color w:val="0F1115"/>
+          <w:sz w:val="23"/>
+          <w:szCs w:val="23"/>
+          <w:shd w:val="clear" w:color="auto" w:fill="FFFFFF"/>
+        </w:rPr>
+        <w:t>（人员系统</w:t>
+      </w:r>
+      <w:r>
+        <w:rPr>
+          <w:rFonts w:ascii="Segoe UI" w:hAnsi="Segoe UI" w:cs="Segoe UI" w:hint="eastAsia"/>
+          <w:color w:val="0F1115"/>
+          <w:sz w:val="23"/>
+          <w:szCs w:val="23"/>
+          <w:shd w:val="clear" w:color="auto" w:fill="FFFFFF"/>
+        </w:rPr>
+        <w:t>表</w:t>
+      </w:r>
+      <w:r>
+        <w:rPr>
+          <w:rFonts w:ascii="Segoe UI" w:hAnsi="Segoe UI" w:cs="Segoe UI" w:hint="eastAsia"/>
+          <w:color w:val="0F1115"/>
+          <w:sz w:val="23"/>
+          <w:szCs w:val="23"/>
+          <w:shd w:val="clear" w:color="auto" w:fill="FFFFFF"/>
+        </w:rPr>
+        <w:t>）</w:t>
+      </w:r>
+      <w:r>
+        <w:rPr>
+          <w:rFonts w:ascii="Segoe UI" w:hAnsi="Segoe UI" w:cs="Segoe UI" w:hint="eastAsia"/>
+          <w:color w:val="0F1115"/>
+          <w:sz w:val="23"/>
+          <w:szCs w:val="23"/>
+          <w:shd w:val="clear" w:color="auto" w:fill="FFFFFF"/>
+        </w:rPr>
+        <w:t>、</w:t>
+      </w:r>
+      <w:r>
+        <w:rPr>
+          <w:rFonts w:ascii="Segoe UI" w:hAnsi="Segoe UI" w:cs="Segoe UI"/>
+          <w:color w:val="0F1115"/>
+          <w:sz w:val="23"/>
+          <w:szCs w:val="23"/>
+          <w:shd w:val="clear" w:color="auto" w:fill="FFFFFF"/>
+        </w:rPr>
+        <w:t>佣金系统</w:t>
+      </w:r>
+      <w:r>
+        <w:rPr>
+          <w:rFonts w:ascii="Segoe UI" w:hAnsi="Segoe UI" w:cs="Segoe UI" w:hint="eastAsia"/>
+          <w:color w:val="0F1115"/>
+          <w:sz w:val="23"/>
+          <w:szCs w:val="23"/>
+          <w:shd w:val="clear" w:color="auto" w:fill="FFFFFF"/>
+        </w:rPr>
+        <w:t>（</w:t>
+      </w:r>
+      <w:r>
+        <w:rPr>
+          <w:rFonts w:ascii="Segoe UI" w:hAnsi="Segoe UI" w:cs="Segoe UI" w:hint="eastAsia"/>
+          <w:color w:val="0F1115"/>
+          <w:sz w:val="23"/>
+          <w:szCs w:val="23"/>
+          <w:shd w:val="clear" w:color="auto" w:fill="FFFFFF"/>
+        </w:rPr>
+        <w:t>佣金明细表</w:t>
+      </w:r>
+      <w:r>
+        <w:rPr>
+          <w:rFonts w:ascii="Segoe UI" w:hAnsi="Segoe UI" w:cs="Segoe UI" w:hint="eastAsia"/>
+          <w:color w:val="0F1115"/>
+          <w:sz w:val="23"/>
+          <w:szCs w:val="23"/>
+          <w:shd w:val="clear" w:color="auto" w:fill="FFFFFF"/>
+        </w:rPr>
+        <w:t>）</w:t>
+      </w:r>
+      <w:r>
+        <w:rPr>
+          <w:rFonts w:ascii="Segoe UI" w:hAnsi="Segoe UI" w:cs="Segoe UI" w:hint="eastAsia"/>
+          <w:color w:val="0F1115"/>
+          <w:sz w:val="23"/>
+          <w:szCs w:val="23"/>
+          <w:shd w:val="clear" w:color="auto" w:fill="FFFFFF"/>
+        </w:rPr>
+        <w:t>、</w:t>
+      </w:r>
+      <w:r>
+        <w:rPr>
+          <w:rFonts w:ascii="Segoe UI" w:hAnsi="Segoe UI" w:cs="Segoe UI"/>
+          <w:color w:val="0F1115"/>
+          <w:sz w:val="23"/>
+          <w:szCs w:val="23"/>
+          <w:shd w:val="clear" w:color="auto" w:fill="FFFFFF"/>
+        </w:rPr>
+        <w:t>基本法配置表</w:t>
+      </w:r>
+    </w:p>
+    <w:p>
+      <w:pPr>
+        <w:rPr>
+          <w:b/>
+          <w:sz w:val="22"/>
+        </w:rPr>
+      </w:pPr>
+      <w:r>
+        <w:rPr>
+          <w:rFonts w:hint="eastAsia"/>
+          <w:b/>
+          <w:sz w:val="22"/>
+        </w:rPr>
+        <w:t>数据口径</w:t>
+      </w:r>
+    </w:p>
+    <w:p>
+      <w:r>
+        <w:t>- 人员范围：入司日期距当前月份首日超过12个月的在职收展员</w:t>
+      </w:r>
+    </w:p>
+    <w:p>
+      <w:pPr>
+        <w:rPr>
+          <w:rFonts w:hint="eastAsia"/>
+        </w:rPr>
+      </w:pPr>
+    </w:p>
+    <w:p>
+      <w:r>
+        <w:t>- 判断标准：当月FYC ≥ 对应职级达星线（比如初级收展员是3000元，高级是5000元）</w:t>
+      </w:r>
+    </w:p>
+    <w:p>
+      <w:r>
+        <w:rPr>
+          <w:rFonts w:hint="eastAsia"/>
+        </w:rPr>
+        <w:t>从贴源层获取crm和佣金表中每个业务员的当月总佣，过滤掉小于1</w:t>
+      </w:r>
+      <w:r>
+        <w:t>2</w:t>
+      </w:r>
+      <w:r>
+        <w:rPr>
+          <w:rFonts w:hint="eastAsia"/>
+        </w:rPr>
+        <w:t>个月的新人收展员，关联基本法配置表中的相应职级的达星线，caeswhen若大于月佣金达星标准则达星，再通过lag开窗计算是否连续达星。</w:t>
+      </w:r>
+    </w:p>
+    <w:p>
+      <w:pPr>
+        <w:rPr>
+          <w:b/>
+        </w:rPr>
+      </w:pPr>
+      <w:r>
+        <w:tab/>
+      </w:r>
+      <w:r>
+        <w:rPr>
+          <w:rFonts w:hint="eastAsia"/>
+          <w:b/>
+          <w:sz w:val="22"/>
+        </w:rPr>
+        <w:t>额外：</w:t>
+      </w:r>
+      <w:r>
+        <w:rPr>
+          <w:rFonts w:hint="eastAsia"/>
+          <w:b/>
+          <w:sz w:val="22"/>
+        </w:rPr>
+        <w:t>连续问题</w:t>
+      </w:r>
+    </w:p>
+    <w:p>
+      <w:r>
+        <w:t>L</w:t>
+      </w:r>
+      <w:r>
+        <w:rPr>
+          <w:rFonts w:hint="eastAsia"/>
+        </w:rPr>
+        <w:t xml:space="preserve">ag向下偏移 </w:t>
+      </w:r>
+    </w:p>
+    <w:p>
+      <w:r>
+        <w:rPr>
+          <w:rFonts w:hint="eastAsia"/>
+        </w:rPr>
+        <w:t>方法一:lag时间字段 偏移1 lag_nextday</w:t>
+      </w:r>
+      <w:r>
+        <w:t xml:space="preserve"> </w:t>
+      </w:r>
+      <w:r>
+        <w:rPr>
+          <w:rFonts w:hint="eastAsia"/>
+        </w:rPr>
+        <w:t>然后</w:t>
+      </w:r>
+      <w:r>
+        <w:rPr>
+          <w:rFonts w:hint="eastAsia"/>
+        </w:rPr>
+        <w:t>lag_nextday</w:t>
+      </w:r>
+      <w:r>
+        <w:t xml:space="preserve"> - </w:t>
+      </w:r>
+      <w:r>
+        <w:rPr>
+          <w:rFonts w:hint="eastAsia"/>
+        </w:rPr>
+        <w:t>now_day获取daydif</w:t>
+      </w:r>
+      <w:r>
+        <w:t xml:space="preserve"> </w:t>
+      </w:r>
+      <w:r>
+        <w:rPr>
+          <w:rFonts w:hint="eastAsia"/>
+        </w:rPr>
+        <w:t>最后groupby 如果存在连续登录n天以上</w:t>
+      </w:r>
+      <w:r>
+        <w:t xml:space="preserve">  </w:t>
+      </w:r>
+      <w:r>
+        <w:rPr>
+          <w:rFonts w:hint="eastAsia"/>
+        </w:rPr>
+        <w:t>count（difday）</w:t>
+      </w:r>
+      <w:r>
+        <w:t xml:space="preserve">&gt;= </w:t>
+      </w:r>
+      <w:r>
+        <w:rPr>
+          <w:rFonts w:hint="eastAsia"/>
+        </w:rPr>
+        <w:t>n则连续</w:t>
+      </w:r>
+      <w:r>
+        <w:rPr>
+          <w:rFonts w:hint="eastAsia"/>
+        </w:rPr>
+        <w:t>；</w:t>
+      </w:r>
+    </w:p>
+    <w:p>
+      <w:pPr>
+        <w:rPr>
+          <w:rFonts w:hint="eastAsia"/>
+        </w:rPr>
+      </w:pPr>
+    </w:p>
+    <w:p>
+      <w:pPr>
+        <w:rPr>
+          <w:rFonts w:hint="eastAsia"/>
+        </w:rPr>
+      </w:pPr>
+      <w:r>
+        <w:rPr>
+          <w:rFonts w:hint="eastAsia"/>
+        </w:rPr>
+        <w:t>方法二：lag时间字段 偏移n n为n天 记dif_day</w:t>
+      </w:r>
+      <w:r>
+        <w:t xml:space="preserve"> </w:t>
+      </w:r>
+      <w:r>
+        <w:rPr>
+          <w:rFonts w:hint="eastAsia"/>
+        </w:rPr>
+        <w:t>判断</w:t>
+      </w:r>
+      <w:r>
+        <w:rPr>
+          <w:rFonts w:hint="eastAsia"/>
+        </w:rPr>
+        <w:t>dif_day</w:t>
+      </w:r>
+      <w:r>
+        <w:rPr>
+          <w:rFonts w:hint="eastAsia"/>
+        </w:rPr>
+        <w:t>是否等于n</w:t>
+      </w:r>
+      <w:r>
+        <w:t xml:space="preserve"> </w:t>
+      </w:r>
+      <w:r>
+        <w:rPr>
+          <w:rFonts w:hint="eastAsia"/>
+        </w:rPr>
+        <w:t>若相同则连续</w:t>
+      </w:r>
+    </w:p>
+    <w:p>
+      <w:pPr>
+        <w:rPr>
+          <w:rFonts w:hint="eastAsia"/>
+        </w:rPr>
+      </w:pPr>
+    </w:p>
+    <w:p>
+      <w:pPr>
+        <w:pStyle w:val="4"/>
+      </w:pPr>
+      <w:r>
+        <w:rPr>
+          <w:rFonts w:hint="eastAsia"/>
+        </w:rPr>
+        <w:lastRenderedPageBreak/>
+        <w:t>达Q</w:t>
+      </w:r>
+    </w:p>
+    <w:p>
+      <w:pPr>
+        <w:rPr>
+          <w:rFonts w:hint="eastAsia"/>
+        </w:rPr>
+      </w:pPr>
+      <w:r>
+        <w:t>新人入司后有6个月保护期，保护期内累计完成一定的举绩件数和FYC，就可以转正，这个叫“达Q”。如果保护期满还没达Q，就要淘汰。</w:t>
+      </w:r>
+    </w:p>
+    <w:p>
+      <w:pPr>
+        <w:rPr>
+          <w:rFonts w:hint="eastAsia"/>
+          <w:sz w:val="22"/>
+        </w:rPr>
+      </w:pPr>
+      <w:r>
+        <w:rPr>
+          <w:rFonts w:hint="eastAsia"/>
+          <w:b/>
+          <w:sz w:val="22"/>
+        </w:rPr>
+        <w:t>来源系统</w:t>
+      </w:r>
+      <w:r>
+        <w:rPr>
+          <w:rFonts w:hint="eastAsia"/>
+          <w:sz w:val="22"/>
+        </w:rPr>
+        <w:t xml:space="preserve"> </w:t>
+      </w:r>
+      <w:r>
+        <w:rPr>
+          <w:rFonts w:ascii="Segoe UI" w:hAnsi="Segoe UI" w:cs="Segoe UI"/>
+          <w:color w:val="0F1115"/>
+          <w:sz w:val="23"/>
+          <w:szCs w:val="23"/>
+          <w:shd w:val="clear" w:color="auto" w:fill="FFFFFF"/>
+        </w:rPr>
+        <w:t>人力系统</w:t>
+      </w:r>
+      <w:r>
+        <w:rPr>
+          <w:rFonts w:ascii="Segoe UI" w:hAnsi="Segoe UI" w:cs="Segoe UI"/>
+          <w:color w:val="0F1115"/>
+          <w:sz w:val="23"/>
+          <w:szCs w:val="23"/>
+          <w:shd w:val="clear" w:color="auto" w:fill="FFFFFF"/>
+        </w:rPr>
+        <w:t>/CRM</w:t>
+      </w:r>
+      <w:r>
+        <w:rPr>
+          <w:rFonts w:ascii="Segoe UI" w:hAnsi="Segoe UI" w:cs="Segoe UI" w:hint="eastAsia"/>
+          <w:color w:val="0F1115"/>
+          <w:sz w:val="23"/>
+          <w:szCs w:val="23"/>
+          <w:shd w:val="clear" w:color="auto" w:fill="FFFFFF"/>
+        </w:rPr>
+        <w:t>（人员系统）</w:t>
+      </w:r>
+      <w:r>
+        <w:rPr>
+          <w:rFonts w:ascii="Segoe UI" w:hAnsi="Segoe UI" w:cs="Segoe UI" w:hint="eastAsia"/>
+          <w:color w:val="0F1115"/>
+          <w:sz w:val="23"/>
+          <w:szCs w:val="23"/>
+          <w:shd w:val="clear" w:color="auto" w:fill="FFFFFF"/>
+        </w:rPr>
+        <w:t>、</w:t>
+      </w:r>
+      <w:r>
+        <w:rPr>
+          <w:rFonts w:ascii="Segoe UI" w:hAnsi="Segoe UI" w:cs="Segoe UI"/>
+          <w:color w:val="0F1115"/>
+          <w:sz w:val="23"/>
+          <w:szCs w:val="23"/>
+          <w:shd w:val="clear" w:color="auto" w:fill="FFFFFF"/>
+        </w:rPr>
+        <w:t>核心业务系统</w:t>
+      </w:r>
+      <w:r>
+        <w:rPr>
+          <w:rFonts w:ascii="Segoe UI" w:hAnsi="Segoe UI" w:cs="Segoe UI" w:hint="eastAsia"/>
+          <w:color w:val="0F1115"/>
+          <w:sz w:val="23"/>
+          <w:szCs w:val="23"/>
+          <w:shd w:val="clear" w:color="auto" w:fill="FFFFFF"/>
+        </w:rPr>
+        <w:t>（承保表）</w:t>
+      </w:r>
+      <w:r>
+        <w:rPr>
+          <w:rFonts w:ascii="Segoe UI" w:hAnsi="Segoe UI" w:cs="Segoe UI" w:hint="eastAsia"/>
+          <w:color w:val="0F1115"/>
+          <w:sz w:val="23"/>
+          <w:szCs w:val="23"/>
+          <w:shd w:val="clear" w:color="auto" w:fill="FFFFFF"/>
+        </w:rPr>
+        <w:t>、</w:t>
+      </w:r>
+      <w:r>
+        <w:rPr>
+          <w:rFonts w:ascii="Segoe UI" w:hAnsi="Segoe UI" w:cs="Segoe UI" w:hint="eastAsia"/>
+          <w:color w:val="0F1115"/>
+          <w:sz w:val="23"/>
+          <w:szCs w:val="23"/>
+          <w:shd w:val="clear" w:color="auto" w:fill="FFFFFF"/>
+        </w:rPr>
+        <w:t>核心业务系统</w:t>
+      </w:r>
+      <w:r>
+        <w:rPr>
+          <w:rFonts w:ascii="Segoe UI" w:hAnsi="Segoe UI" w:cs="Segoe UI" w:hint="eastAsia"/>
+          <w:color w:val="0F1115"/>
+          <w:sz w:val="23"/>
+          <w:szCs w:val="23"/>
+          <w:shd w:val="clear" w:color="auto" w:fill="FFFFFF"/>
+        </w:rPr>
+        <w:t>（保单保费表）、</w:t>
+      </w:r>
+      <w:r>
+        <w:rPr>
+          <w:rFonts w:ascii="Segoe UI" w:hAnsi="Segoe UI" w:cs="Segoe UI"/>
+          <w:color w:val="0F1115"/>
+          <w:sz w:val="23"/>
+          <w:szCs w:val="23"/>
+          <w:shd w:val="clear" w:color="auto" w:fill="FFFFFF"/>
+        </w:rPr>
+        <w:t>基本法配置表</w:t>
+      </w:r>
+      <w:r>
+        <w:rPr>
+          <w:rFonts w:ascii="Segoe UI" w:hAnsi="Segoe UI" w:cs="Segoe UI" w:hint="eastAsia"/>
+          <w:color w:val="0F1115"/>
+          <w:sz w:val="23"/>
+          <w:szCs w:val="23"/>
+          <w:shd w:val="clear" w:color="auto" w:fill="FFFFFF"/>
+        </w:rPr>
+        <w:t>（）</w:t>
+      </w:r>
+    </w:p>
+    <w:p>
+      <w:pPr>
+        <w:rPr>
+          <w:b/>
+          <w:sz w:val="22"/>
+        </w:rPr>
+      </w:pPr>
+      <w:r>
+        <w:rPr>
+          <w:rFonts w:hint="eastAsia"/>
+          <w:b/>
+          <w:sz w:val="22"/>
+        </w:rPr>
+        <w:t>数据口径</w:t>
+      </w:r>
+    </w:p>
+    <w:p>
+      <w:pPr>
+        <w:numPr>
+          <w:ilvl w:val="0"/>
+          <w:numId w:val="2"/>
+        </w:numPr>
+      </w:pPr>
+      <w:r>
+        <w:t>人员范围：入司日期距当前日期不超过6个月的新人</w:t>
+      </w:r>
+    </w:p>
+    <w:p>
+      <w:pPr>
+        <w:numPr>
+          <w:ilvl w:val="0"/>
+          <w:numId w:val="2"/>
+        </w:numPr>
+      </w:pPr>
+      <w:r>
+        <w:t>判断标准：保护期内累计举绩件数 ≥ 达Q</w:t>
+      </w:r>
+      <w:r>
+        <w:t>件数门槛（1</w:t>
+      </w:r>
+      <w:r>
+        <w:t>件），且累计FYC ≥ 达Q保费门槛（比如</w:t>
+      </w:r>
+      <w:r>
+        <w:rPr>
+          <w:rFonts w:hint="eastAsia"/>
+        </w:rPr>
+        <w:t>1</w:t>
+      </w:r>
+      <w:r>
+        <w:t>6</w:t>
+      </w:r>
+      <w:r>
+        <w:t>00元）</w:t>
+      </w:r>
+    </w:p>
+    <w:p>
+      <w:pPr>
+        <w:ind w:left="720"/>
+        <w:rPr>
+          <w:rFonts w:hint="eastAsia"/>
+        </w:rPr>
+      </w:pPr>
+    </w:p>
+    <w:p>
+      <w:r>
+        <w:rPr>
+          <w:rFonts w:hint="eastAsia"/>
+        </w:rPr>
+        <w:t xml:space="preserve">从收展人员信息表中筛选出月份小于等于六个月的收展员信息 </w:t>
+      </w:r>
+      <w:r>
+        <w:rPr>
+          <w:rFonts w:hint="eastAsia"/>
+        </w:rPr>
+        <w:t>在核心系统保费表当中收集每个业务员当月总fyc和合计保单数</w:t>
+      </w:r>
+      <w:r>
+        <w:t xml:space="preserve"> </w:t>
+      </w:r>
+      <w:r>
+        <w:rPr>
+          <w:rFonts w:hint="eastAsia"/>
+        </w:rPr>
+        <w:t>判断每个业务员是否·达到相应件数和相应fyc</w:t>
+      </w:r>
+    </w:p>
+    <w:p/>
+    <w:p>
+      <w:pPr>
+        <w:pStyle w:val="4"/>
+      </w:pPr>
+      <w:r>
+        <w:rPr>
+          <w:rFonts w:hint="eastAsia"/>
+        </w:rPr>
+        <w:t>有效拜访人数</w:t>
+      </w:r>
+    </w:p>
+    <w:p>
+      <w:pPr>
+        <w:rPr>
+          <w:rFonts w:hint="eastAsia"/>
+        </w:rPr>
+      </w:pPr>
+      <w:r>
+        <w:t>收展员对客户进行的、符合公司认定标准的一次有效接触，通常要求停留时长和产生业务动作。</w:t>
+      </w:r>
+    </w:p>
+    <w:p>
+      <w:pPr>
+        <w:rPr>
+          <w:rFonts w:hint="eastAsia"/>
+        </w:rPr>
+      </w:pPr>
+      <w:r>
+        <w:rPr>
+          <w:rFonts w:hint="eastAsia"/>
+          <w:b/>
+          <w:sz w:val="22"/>
+        </w:rPr>
+        <w:t>来源系统</w:t>
+      </w:r>
+      <w:r>
+        <w:rPr>
+          <w:rFonts w:hint="eastAsia"/>
+          <w:b/>
+          <w:sz w:val="22"/>
+        </w:rPr>
+        <w:t xml:space="preserve"> </w:t>
+      </w:r>
+      <w:r>
+        <w:rPr>
+          <w:rFonts w:ascii="Segoe UI" w:hAnsi="Segoe UI" w:cs="Segoe UI"/>
+          <w:color w:val="0F1115"/>
+          <w:sz w:val="23"/>
+          <w:szCs w:val="23"/>
+          <w:shd w:val="clear" w:color="auto" w:fill="FFFFFF"/>
+        </w:rPr>
+        <w:t>CRM</w:t>
+      </w:r>
+      <w:r>
+        <w:rPr>
+          <w:rFonts w:ascii="Segoe UI" w:hAnsi="Segoe UI" w:cs="Segoe UI"/>
+          <w:color w:val="0F1115"/>
+          <w:sz w:val="23"/>
+          <w:szCs w:val="23"/>
+          <w:shd w:val="clear" w:color="auto" w:fill="FFFFFF"/>
+        </w:rPr>
+        <w:t>系统</w:t>
+      </w:r>
+      <w:r>
+        <w:rPr>
+          <w:rFonts w:ascii="Segoe UI" w:hAnsi="Segoe UI" w:cs="Segoe UI" w:hint="eastAsia"/>
+          <w:color w:val="0F1115"/>
+          <w:sz w:val="23"/>
+          <w:szCs w:val="23"/>
+          <w:shd w:val="clear" w:color="auto" w:fill="FFFFFF"/>
+        </w:rPr>
+        <w:t>（拜访记录）</w:t>
+      </w:r>
+      <w:r>
+        <w:rPr>
+          <w:rFonts w:ascii="Segoe UI" w:hAnsi="Segoe UI" w:cs="Segoe UI" w:hint="eastAsia"/>
+          <w:color w:val="0F1115"/>
+          <w:sz w:val="23"/>
+          <w:szCs w:val="23"/>
+          <w:shd w:val="clear" w:color="auto" w:fill="FFFFFF"/>
+        </w:rPr>
+        <w:t>、</w:t>
+      </w:r>
+      <w:r>
+        <w:rPr>
+          <w:rFonts w:ascii="Segoe UI" w:hAnsi="Segoe UI" w:cs="Segoe UI" w:hint="eastAsia"/>
+          <w:color w:val="0F1115"/>
+          <w:sz w:val="23"/>
+          <w:szCs w:val="23"/>
+          <w:shd w:val="clear" w:color="auto" w:fill="FFFFFF"/>
+        </w:rPr>
+        <w:t>人力系统（人员系统表）</w:t>
+      </w:r>
+    </w:p>
+    <w:p>
+      <w:pPr>
+        <w:rPr>
+          <w:b/>
+          <w:sz w:val="22"/>
+        </w:rPr>
+      </w:pPr>
+      <w:bookmarkStart w:id="0" w:name="OLE_LINK1"/>
+      <w:bookmarkStart w:id="1" w:name="OLE_LINK2"/>
+      <w:r>
+        <w:rPr>
+          <w:rFonts w:hint="eastAsia"/>
+          <w:b/>
+          <w:sz w:val="22"/>
+        </w:rPr>
+        <w:t>数据口径</w:t>
+      </w:r>
+    </w:p>
+    <w:bookmarkEnd w:id="0"/>
+    <w:bookmarkEnd w:id="1"/>
+    <w:p>
+      <w:pPr>
+        <w:numPr>
+          <w:ilvl w:val="0"/>
+          <w:numId w:val="3"/>
+        </w:numPr>
+      </w:pPr>
+      <w:r>
+        <w:t>有效标准：在客户处</w:t>
+      </w:r>
+      <w:r>
+        <w:rPr>
+          <w:rFonts w:hint="eastAsia"/>
+        </w:rPr>
+        <w:t>扫码评价对应业务员，且见面及结束大于十五分钟，一日当中只统计首次扫码同一个客户为有效拜访</w:t>
+      </w:r>
+    </w:p>
+    <w:p>
+      <w:pPr>
+        <w:numPr>
+          <w:ilvl w:val="0"/>
+          <w:numId w:val="3"/>
+        </w:numPr>
+      </w:pPr>
+      <w:r>
+        <w:t>统计维度：日、周、月，按收展员+机构维度汇总</w:t>
+      </w:r>
+    </w:p>
+    <w:p>
+      <w:pPr>
+        <w:ind w:left="720"/>
+        <w:rPr>
+          <w:rFonts w:hint="eastAsia"/>
+        </w:rPr>
+      </w:pPr>
+    </w:p>
+    <w:p>
+      <w:r>
+        <w:rPr>
+          <w:rFonts w:hint="eastAsia"/>
+        </w:rPr>
+        <w:t>在拜访记录表里获取对应客户</w:t>
+      </w:r>
+      <w:r>
+        <w:rPr>
+          <w:rFonts w:hint="eastAsia"/>
+        </w:rPr>
+        <w:t>的id</w:t>
+      </w:r>
+      <w:r>
+        <w:t xml:space="preserve"> </w:t>
+      </w:r>
+      <w:r>
+        <w:rPr>
+          <w:rFonts w:hint="eastAsia"/>
+        </w:rPr>
+        <w:t xml:space="preserve">收展员相应id和时间等信息 过滤结束时间小于签到开始时间加十五分钟（九百秒）的数据 </w:t>
+      </w:r>
+      <w:r>
+        <w:rPr>
+          <w:rFonts w:hint="eastAsia"/>
+        </w:rPr>
+        <w:t>根据客户id去重统计日该收展员有效拜访个数</w:t>
+      </w:r>
+    </w:p>
+    <w:p/>
+    <w:p>
+      <w:pPr>
+        <w:pStyle w:val="4"/>
+      </w:pPr>
+      <w:r>
+        <w:rPr>
+          <w:rFonts w:hint="eastAsia"/>
+        </w:rPr>
+        <w:t>参会转化率</w:t>
+      </w:r>
+    </w:p>
+    <w:p>
+      <w:pPr>
+        <w:rPr>
+          <w:rFonts w:hint="eastAsia"/>
+        </w:rPr>
+      </w:pPr>
+      <w:r>
+        <w:t>公司会举办产说会（产品说明会），收展员邀请客户参加。邀请来的客户中，非重复的到场人数叫有效参会人数；参会的客户中最终成交的比例叫参会转化率。</w:t>
+      </w:r>
+    </w:p>
+    <w:p>
+      <w:pPr>
+        <w:rPr>
+          <w:sz w:val="22"/>
+        </w:rPr>
+      </w:pPr>
+      <w:r>
+        <w:rPr>
+          <w:rFonts w:hint="eastAsia"/>
+          <w:b/>
+          <w:sz w:val="22"/>
+        </w:rPr>
+        <w:t xml:space="preserve">来源系统 </w:t>
+      </w:r>
+      <w:r>
+        <w:rPr>
+          <w:rFonts w:hint="eastAsia"/>
+          <w:sz w:val="22"/>
+        </w:rPr>
+        <w:t>人力系统（人员表）、活动管理系统（会议信息表）、核心业务系统（成交保单表）</w:t>
+      </w:r>
+    </w:p>
+    <w:p>
+      <w:pPr>
+        <w:rPr>
+          <w:rFonts w:hint="eastAsia"/>
+          <w:b/>
+          <w:sz w:val="22"/>
+        </w:rPr>
+      </w:pPr>
+    </w:p>
+    <w:p>
+      <w:pPr>
+        <w:rPr>
+          <w:b/>
+          <w:sz w:val="22"/>
+        </w:rPr>
+      </w:pPr>
+      <w:r>
+        <w:rPr>
+          <w:rFonts w:hint="eastAsia"/>
+          <w:b/>
+          <w:sz w:val="22"/>
+        </w:rPr>
+        <w:t>数据口径</w:t>
+      </w:r>
+    </w:p>
+    <w:p>
+      <w:r>
+        <w:rPr>
+          <w:rFonts w:hint="eastAsia"/>
+        </w:rPr>
+        <w:t>在会议信息表、客户邀请信息表和保单成交表中 获取到每个客户临会状态 再关联成交保单中是否有该客户 统计每个活动的客户成交率 参会后三十天内成交/有效参会人数</w:t>
+      </w:r>
+    </w:p>
+    <w:p/>
+    <w:p>
+      <w:pPr>
+        <w:pStyle w:val="4"/>
+        <w:rPr>
+          <w:rFonts w:hint="eastAsia"/>
+        </w:rPr>
+      </w:pPr>
+      <w:r>
+        <w:rPr>
+          <w:rFonts w:hint="eastAsia"/>
+        </w:rPr>
+        <w:lastRenderedPageBreak/>
+        <w:t xml:space="preserve">有效参会率 </w:t>
+      </w:r>
+    </w:p>
+    <w:p>
+      <w:r>
+        <w:rPr>
+          <w:rFonts w:hint="eastAsia"/>
+        </w:rPr>
+        <w:t>描述收展员每日拜访人数，以确定收展员是否正常展业的指标</w:t>
+      </w:r>
+      <w:r>
+        <w:rPr>
+          <w:rFonts w:hint="eastAsia"/>
+        </w:rPr>
+        <w:t>，统计</w:t>
+      </w:r>
+      <w:r>
+        <w:rPr>
+          <w:rFonts w:hint="eastAsia"/>
+        </w:rPr>
+        <w:t>未达每周拜访数的收展员</w:t>
+      </w:r>
+      <w:r>
+        <w:rPr>
+          <w:rFonts w:hint="eastAsia"/>
+        </w:rPr>
+        <w:t>进行劝导和疑问处理。</w:t>
+      </w:r>
+    </w:p>
+    <w:p/>
+    <w:p>
+      <w:pPr>
+        <w:rPr>
+          <w:rFonts w:hint="eastAsia"/>
+          <w:b/>
+          <w:sz w:val="22"/>
+        </w:rPr>
+      </w:pPr>
+      <w:r>
+        <w:rPr>
+          <w:rFonts w:hint="eastAsia"/>
+          <w:b/>
+          <w:sz w:val="22"/>
+        </w:rPr>
+        <w:t>数据口径</w:t>
+      </w:r>
+    </w:p>
+    <w:p>
+      <w:pPr>
+        <w:rPr>
+          <w:rFonts w:ascii="Segoe UI" w:hAnsi="Segoe UI" w:cs="Segoe UI"/>
+          <w:color w:val="0F1115"/>
+          <w:sz w:val="23"/>
+          <w:szCs w:val="23"/>
+          <w:shd w:val="clear" w:color="auto" w:fill="FFFFFF"/>
+        </w:rPr>
+      </w:pPr>
+      <w:r>
+        <w:rPr>
+          <w:rFonts w:hint="eastAsia"/>
+        </w:rPr>
+        <w:t xml:space="preserve">表在 </w:t>
+      </w:r>
+      <w:r>
+        <w:rPr>
+          <w:rFonts w:ascii="Segoe UI" w:hAnsi="Segoe UI" w:cs="Segoe UI"/>
+          <w:color w:val="0F1115"/>
+          <w:sz w:val="23"/>
+          <w:szCs w:val="23"/>
+          <w:shd w:val="clear" w:color="auto" w:fill="FFFFFF"/>
+        </w:rPr>
+        <w:t>考勤系统</w:t>
+      </w:r>
+      <w:r>
+        <w:rPr>
+          <w:rFonts w:ascii="Segoe UI" w:hAnsi="Segoe UI" w:cs="Segoe UI" w:hint="eastAsia"/>
+          <w:color w:val="0F1115"/>
+          <w:sz w:val="23"/>
+          <w:szCs w:val="23"/>
+          <w:shd w:val="clear" w:color="auto" w:fill="FFFFFF"/>
+        </w:rPr>
+        <w:t>表</w:t>
+      </w:r>
+      <w:r>
+        <w:rPr>
+          <w:rFonts w:ascii="Segoe UI" w:hAnsi="Segoe UI" w:cs="Segoe UI" w:hint="eastAsia"/>
+          <w:color w:val="0F1115"/>
+          <w:sz w:val="23"/>
+          <w:szCs w:val="23"/>
+          <w:shd w:val="clear" w:color="auto" w:fill="FFFFFF"/>
+        </w:rPr>
+        <w:t xml:space="preserve"> </w:t>
+      </w:r>
+      <w:r>
+        <w:rPr>
+          <w:rFonts w:ascii="Segoe UI" w:hAnsi="Segoe UI" w:cs="Segoe UI" w:hint="eastAsia"/>
+          <w:color w:val="0F1115"/>
+          <w:sz w:val="23"/>
+          <w:szCs w:val="23"/>
+          <w:shd w:val="clear" w:color="auto" w:fill="FFFFFF"/>
+        </w:rPr>
+        <w:t>人员信息表</w:t>
+      </w:r>
+    </w:p>
+    <w:p>
+      <w:pPr>
+        <w:rPr>
+          <w:rFonts w:ascii="Segoe UI" w:hAnsi="Segoe UI" w:cs="Segoe UI" w:hint="eastAsia"/>
+          <w:color w:val="0F1115"/>
+          <w:sz w:val="23"/>
+          <w:szCs w:val="23"/>
+          <w:shd w:val="clear" w:color="auto" w:fill="FFFFFF"/>
+        </w:rPr>
+      </w:pPr>
+    </w:p>
+    <w:p>
+      <w:pPr>
+        <w:rPr>
+          <w:rFonts w:ascii="Segoe UI" w:hAnsi="Segoe UI" w:cs="Segoe UI"/>
+          <w:b/>
+          <w:color w:val="0F1115"/>
+          <w:sz w:val="23"/>
+          <w:szCs w:val="23"/>
+          <w:shd w:val="clear" w:color="auto" w:fill="FFFFFF"/>
+        </w:rPr>
+      </w:pPr>
+      <w:r>
+        <w:rPr>
+          <w:rFonts w:ascii="Segoe UI" w:hAnsi="Segoe UI" w:cs="Segoe UI" w:hint="eastAsia"/>
+          <w:b/>
+          <w:color w:val="0F1115"/>
+          <w:sz w:val="23"/>
+          <w:szCs w:val="23"/>
+          <w:shd w:val="clear" w:color="auto" w:fill="FFFFFF"/>
+        </w:rPr>
+        <w:t>计算方式</w:t>
+      </w:r>
+    </w:p>
+    <w:p>
+      <w:pPr>
+        <w:rPr>
+          <w:rFonts w:hint="eastAsia"/>
+        </w:rPr>
+      </w:pPr>
+      <w:r>
+        <w:rPr>
+          <w:rFonts w:ascii="Segoe UI" w:hAnsi="Segoe UI" w:cs="Segoe UI" w:hint="eastAsia"/>
+          <w:color w:val="0F1115"/>
+          <w:sz w:val="23"/>
+          <w:szCs w:val="23"/>
+          <w:shd w:val="clear" w:color="auto" w:fill="FFFFFF"/>
+        </w:rPr>
+        <w:t>计算公式</w:t>
+      </w:r>
+      <w:r>
+        <w:rPr>
+          <w:rFonts w:ascii="Consolas" w:hAnsi="Consolas"/>
+          <w:color w:val="0F1115"/>
+          <w:sz w:val="20"/>
+          <w:szCs w:val="20"/>
+          <w:shd w:val="clear" w:color="auto" w:fill="EBEEF2"/>
+        </w:rPr>
+        <w:t>ROUND(</w:t>
+      </w:r>
+      <w:r>
+        <w:rPr>
+          <w:rFonts w:ascii="Consolas" w:hAnsi="Consolas"/>
+          <w:color w:val="0F1115"/>
+          <w:sz w:val="20"/>
+          <w:szCs w:val="20"/>
+          <w:shd w:val="clear" w:color="auto" w:fill="EBEEF2"/>
+        </w:rPr>
+        <w:t>实际参会天数</w:t>
+      </w:r>
+      <w:r>
+        <w:rPr>
+          <w:rFonts w:ascii="Consolas" w:hAnsi="Consolas"/>
+          <w:color w:val="0F1115"/>
+          <w:sz w:val="20"/>
+          <w:szCs w:val="20"/>
+          <w:shd w:val="clear" w:color="auto" w:fill="EBEEF2"/>
+        </w:rPr>
+        <w:t xml:space="preserve"> / (</w:t>
+      </w:r>
+      <w:r>
+        <w:rPr>
+          <w:rFonts w:ascii="Consolas" w:hAnsi="Consolas"/>
+          <w:color w:val="0F1115"/>
+          <w:sz w:val="20"/>
+          <w:szCs w:val="20"/>
+          <w:shd w:val="clear" w:color="auto" w:fill="EBEEF2"/>
+        </w:rPr>
+        <w:t>应参会天数</w:t>
+      </w:r>
+      <w:r>
+        <w:rPr>
+          <w:rFonts w:ascii="Consolas" w:hAnsi="Consolas"/>
+          <w:color w:val="0F1115"/>
+          <w:sz w:val="20"/>
+          <w:szCs w:val="20"/>
+          <w:shd w:val="clear" w:color="auto" w:fill="EBEEF2"/>
+        </w:rPr>
+        <w:t xml:space="preserve"> - </w:t>
+      </w:r>
+      <w:r>
+        <w:rPr>
+          <w:rFonts w:ascii="Consolas" w:hAnsi="Consolas"/>
+          <w:color w:val="0F1115"/>
+          <w:sz w:val="20"/>
+          <w:szCs w:val="20"/>
+          <w:shd w:val="clear" w:color="auto" w:fill="EBEEF2"/>
+        </w:rPr>
+        <w:t>免参会天数</w:t>
+      </w:r>
+      <w:r>
+        <w:rPr>
+          <w:rFonts w:ascii="Consolas" w:hAnsi="Consolas"/>
+          <w:color w:val="0F1115"/>
+          <w:sz w:val="20"/>
+          <w:szCs w:val="20"/>
+          <w:shd w:val="clear" w:color="auto" w:fill="EBEEF2"/>
+        </w:rPr>
+        <w:t>) * 100, 2)</w:t>
+      </w:r>
+      <w:r>
+        <w:rPr>
+          <w:rFonts w:ascii="Consolas" w:hAnsi="Consolas"/>
+          <w:color w:val="0F1115"/>
+          <w:sz w:val="20"/>
+          <w:szCs w:val="20"/>
+          <w:shd w:val="clear" w:color="auto" w:fill="EBEEF2"/>
+        </w:rPr>
+        <w:t xml:space="preserve"> </w:t>
+      </w:r>
+      <w:r>
+        <w:rPr>
+          <w:rFonts w:ascii="Consolas" w:hAnsi="Consolas" w:hint="eastAsia"/>
+          <w:color w:val="0F1115"/>
+          <w:sz w:val="20"/>
+          <w:szCs w:val="20"/>
+          <w:shd w:val="clear" w:color="auto" w:fill="EBEEF2"/>
+        </w:rPr>
+        <w:t>统计月参会率新人要大于百分之八十，老人百分之六十。</w:t>
+      </w:r>
+    </w:p>
+    <w:p>
+      <w:pPr>
+        <w:pStyle w:val="3"/>
+        <w:rPr>
+          <w:rFonts w:hint="eastAsia"/>
+        </w:rPr>
+      </w:pPr>
+      <w:r>
+        <w:rPr>
+          <w:rFonts w:hint="eastAsia"/>
+        </w:rPr>
+        <w:t>关键字段详细设计</w:t>
+      </w:r>
+    </w:p>
+    <w:p>
+      <w:r>
+        <w:t>1. 达星（is_daxing）与达Q（is_daq）</w:t>
+      </w:r>
+    </w:p>
+    <w:p>
+      <w:pPr>
+        <w:rPr>
+          <w:rFonts w:hint="eastAsia"/>
+        </w:rPr>
+      </w:pPr>
+      <w:r>
+        <w:rPr>
+          <w:rFonts w:hint="eastAsia"/>
+        </w:rPr>
+        <w:t>这两个指标本质上都是月度业绩达标判定，区别在于阈值不同。</w:t>
+      </w:r>
+    </w:p>
+    <w:p>
+      <w:pPr>
+        <w:rPr>
+          <w:rFonts w:hint="eastAsia"/>
+        </w:rPr>
+      </w:pPr>
+      <w:r>
+        <w:rPr>
+          <w:rFonts w:hint="eastAsia"/>
+        </w:rPr>
+        <w:t>达星通常代表更高层级的业绩荣誉（如月度</w:t>
+      </w:r>
+      <w:r>
+        <w:t>FYC ≥ 3000元），在部分保险公司还涉及星级人力津贴、养老基金计提等利益。</w:t>
+      </w:r>
+    </w:p>
+    <w:p>
+      <w:pPr>
+        <w:rPr>
+          <w:rFonts w:hint="eastAsia"/>
+        </w:rPr>
+      </w:pPr>
+      <w:r>
+        <w:rPr>
+          <w:rFonts w:hint="eastAsia"/>
+        </w:rPr>
+        <w:t>达</w:t>
+      </w:r>
+      <w:r>
+        <w:t>Q通常是新人转正或维持最低考核标准的门槛（如月度FYC ≥ 1800元）。</w:t>
+      </w:r>
+    </w:p>
+    <w:p>
+      <w:pPr>
+        <w:rPr>
+          <w:rFonts w:hint="eastAsia"/>
+        </w:rPr>
+      </w:pPr>
+      <w:r>
+        <w:t>FYC（First Year Commission，首年佣金） 是保险行业的标准概念，来自承保系统的保单佣金字段。</w:t>
+      </w:r>
+    </w:p>
+    <w:p>
+      <w:pPr>
+        <w:rPr>
+          <w:rFonts w:hint="eastAsia"/>
+        </w:rPr>
+      </w:pPr>
+      <w:r>
+        <w:rPr>
+          <w:rFonts w:hint="eastAsia"/>
+        </w:rPr>
+        <w:t>统计周期：达星和达</w:t>
+      </w:r>
+      <w:r>
+        <w:t>Q均为月度考核指标，在Mapping中需明确按自然月汇总。</w:t>
+      </w:r>
+    </w:p>
+    <w:p>
+      <w:r>
+        <w:t>2. 有效拜访（valid_visit_cnt）</w:t>
+      </w:r>
+    </w:p>
+    <w:p>
+      <w:pPr>
+        <w:rPr>
+          <w:rFonts w:hint="eastAsia"/>
+        </w:rPr>
+      </w:pPr>
+      <w:r>
+        <w:rPr>
+          <w:rFonts w:hint="eastAsia"/>
+        </w:rPr>
+        <w:t>这是典型的活动量管理指标，核心难点在于“有效”的定义。</w:t>
+      </w:r>
+    </w:p>
+    <w:p>
+      <w:pPr>
+        <w:rPr>
+          <w:rFonts w:hint="eastAsia"/>
+        </w:rPr>
+      </w:pPr>
+      <w:r>
+        <w:rPr>
+          <w:rFonts w:hint="eastAsia"/>
+        </w:rPr>
+        <w:t>有效拜访的通用定义：面对面拜访且能将销售流程推进到计划书制作</w:t>
+      </w:r>
+      <w:r>
+        <w:t>/递送、促成、签单或有效资料收集等环节。</w:t>
+      </w:r>
+    </w:p>
+    <w:p>
+      <w:pPr>
+        <w:rPr>
+          <w:rFonts w:hint="eastAsia"/>
+        </w:rPr>
+      </w:pPr>
+      <w:r>
+        <w:rPr>
+          <w:rFonts w:hint="eastAsia"/>
+        </w:rPr>
+        <w:t>来源表：通常来自</w:t>
+      </w:r>
+      <w:r>
+        <w:t>CRM系统或专门的活动量管理系统，记录每次拜访的类型、客户、结果等。</w:t>
+      </w:r>
+    </w:p>
+    <w:p>
+      <w:pPr>
+        <w:rPr>
+          <w:rFonts w:hint="eastAsia"/>
+        </w:rPr>
+      </w:pPr>
+      <w:r>
+        <w:rPr>
+          <w:rFonts w:hint="eastAsia"/>
+        </w:rPr>
+        <w:t>统计周期：通常为月度或周度，在</w:t>
+      </w:r>
+      <w:r>
+        <w:t>Mapping中需根据业务需求明确统计周期。</w:t>
+      </w:r>
+    </w:p>
+    <w:p>
+      <w:r>
+        <w:t>3. 有效参会率（valid_attend_rate）</w:t>
+      </w:r>
+    </w:p>
+    <w:p>
+      <w:pPr>
+        <w:rPr>
+          <w:rFonts w:hint="eastAsia"/>
+        </w:rPr>
+      </w:pPr>
+      <w:r>
+        <w:rPr>
+          <w:rFonts w:hint="eastAsia"/>
+        </w:rPr>
+        <w:t>这是典型的日常行为管理指标，核心难点在于“参会”和“有效”的定义。</w:t>
+      </w:r>
+    </w:p>
+    <w:p>
+      <w:pPr>
+        <w:rPr>
+          <w:rFonts w:hint="eastAsia"/>
+        </w:rPr>
+      </w:pPr>
+      <w:r>
+        <w:rPr>
+          <w:rFonts w:hint="eastAsia"/>
+        </w:rPr>
+        <w:t>参会率通用公式：实到次数</w:t>
+      </w:r>
+      <w:r>
+        <w:t xml:space="preserve"> ÷ (应参会天数 - 免参会天数) × 100%。</w:t>
+      </w:r>
+    </w:p>
+    <w:p>
+      <w:pPr>
+        <w:rPr>
+          <w:rFonts w:hint="eastAsia"/>
+        </w:rPr>
+      </w:pPr>
+      <w:r>
+        <w:rPr>
+          <w:rFonts w:hint="eastAsia"/>
+        </w:rPr>
+        <w:t>应参会天数：通常为国家法定工作日，具体由公司制度规定。</w:t>
+      </w:r>
+    </w:p>
+    <w:p>
+      <w:pPr>
+        <w:rPr>
+          <w:rFonts w:hint="eastAsia"/>
+        </w:rPr>
+      </w:pPr>
+      <w:r>
+        <w:rPr>
+          <w:rFonts w:hint="eastAsia"/>
+        </w:rPr>
+        <w:t>有效参会：指参加职场早会及公司</w:t>
+      </w:r>
+      <w:r>
+        <w:t>/部门正式会议，需排除培训、团建等活动。</w:t>
+      </w:r>
+    </w:p>
+    <w:p>
+      <w:pPr>
+        <w:rPr>
+          <w:rFonts w:hint="eastAsia"/>
+        </w:rPr>
+      </w:pPr>
+      <w:r>
+        <w:rPr>
+          <w:rFonts w:hint="eastAsia"/>
+        </w:rPr>
+        <w:t>常见考核阈值：参会率</w:t>
+      </w:r>
+      <w:r>
+        <w:t>&lt;80%则新人津贴系数为0；参会率&lt;60%则品管得分一票否决。</w:t>
+      </w:r>
+    </w:p>
+    <w:p/>
+    <w:p>
+      <w:pPr>
+        <w:pStyle w:val="3"/>
+      </w:pPr>
+      <w:r>
+        <w:rPr>
+          <w:rFonts w:hint="eastAsia"/>
+        </w:rPr>
+        <w:t>注意事项</w:t>
+      </w:r>
+    </w:p>
+    <w:p>
+      <w:pPr>
+        <w:rPr>
+          <w:rFonts w:hint="eastAsia"/>
+        </w:rPr>
+      </w:pPr>
+      <w:r>
+        <w:rPr>
+          <w:rFonts w:hint="eastAsia"/>
+        </w:rPr>
+        <w:t>业务口径确认是前提：达星</w:t>
+      </w:r>
+      <w:r>
+        <w:t>/达Q的FYC阈值、有效拜访的判定标准、参会率的应参会天数定义等，都必须与业务方（甲方）正式确认并写入Mapping文档的“业务口径说明”列。</w:t>
+      </w:r>
+    </w:p>
+    <w:p>
+      <w:pPr>
+        <w:rPr>
+          <w:rFonts w:hint="eastAsia"/>
+        </w:rPr>
+      </w:pPr>
+      <w:r>
+        <w:rPr>
+          <w:rFonts w:hint="eastAsia"/>
+        </w:rPr>
+        <w:t>注意数据去重：有效拜访统计时，需用</w:t>
+      </w:r>
+      <w:r>
+        <w:t>COUNT(DISTINCT visit_id)避免重复计数；达星/达Q</w:t>
+      </w:r>
+      <w:r>
+        <w:lastRenderedPageBreak/>
+        <w:t>按月汇总时，需按agent_id + 月份分组汇总。</w:t>
+      </w:r>
+    </w:p>
+    <w:p>
+      <w:pPr>
+        <w:rPr>
+          <w:rFonts w:hint="eastAsia"/>
+        </w:rPr>
+      </w:pPr>
+      <w:r>
+        <w:rPr>
+          <w:rFonts w:hint="eastAsia"/>
+        </w:rPr>
+        <w:t>注意时间边界：达星</w:t>
+      </w:r>
+      <w:r>
+        <w:t>/达Q为月度指标，需明确统计周期（自然月）；参会率通常为月度，有效拜访可能是周度或月度，需在口径中明确。</w:t>
+      </w:r>
+    </w:p>
+    <w:p>
+      <w:r>
+        <w:t>NULL值处理：无拜访记录或无保单的代理人，对应指标应设为0或NULL，并在口径中说明（例如“无拜访记录则有效拜访次数=0”）。</w:t>
+      </w:r>
+    </w:p>
+    <w:p/>
+    <w:p>
+      <w:pPr>
+        <w:pStyle w:val="3"/>
+      </w:pPr>
+      <w:r>
+        <w:rPr>
+          <w:rFonts w:hint="eastAsia"/>
+        </w:rPr>
+        <w:t>印象较深的问题</w:t>
+      </w:r>
+    </w:p>
+    <w:p>
+      <w:r>
+        <w:t>1. 客户数据平台编码不一致</w:t>
+      </w:r>
+    </w:p>
+    <w:p>
+      <w:r>
+        <w:rPr>
+          <w:rFonts w:hint="eastAsia"/>
+        </w:rPr>
+        <w:t>问题描述：源系统</w:t>
+      </w:r>
+      <w:r>
+        <w:t>A使用UTF-8编码，源系统B使用GBK编码，在ODS层做客户信息关联时，中文姓名、地址等字段出现乱码，导致同一个客户在两张表中因为编码不同关联不上。</w:t>
+      </w:r>
+    </w:p>
+    <w:p/>
+    <w:p>
+      <w:r>
+        <w:rPr>
+          <w:rFonts w:hint="eastAsia"/>
+        </w:rPr>
+        <w:t>排查过程：最初怀疑是</w:t>
+      </w:r>
+      <w:r>
+        <w:t>ETL脚本的字符集参数配置有误，检查了Sqoop的--fetch-size和--charset参数后发现配置正确。进一步排查发现，源系统A的JDBC连接串中未指定characterEncoding参数，默认使用了服务器端的GBK编码，导致数据在读取阶段就已经产生乱码。</w:t>
+      </w:r>
+    </w:p>
+    <w:p/>
+    <w:p>
+      <w:r>
+        <w:rPr>
+          <w:rFonts w:hint="eastAsia"/>
+        </w:rPr>
+        <w:t>解决方案：</w:t>
+      </w:r>
+    </w:p>
+    <w:p/>
+    <w:p>
+      <w:pPr>
+        <w:rPr>
+          <w:rFonts w:hint="eastAsia"/>
+        </w:rPr>
+      </w:pPr>
+      <w:r>
+        <w:rPr>
+          <w:rFonts w:hint="eastAsia"/>
+        </w:rPr>
+        <w:t>短期修复：在</w:t>
+      </w:r>
+      <w:r>
+        <w:t>Sqoop的JDBC连接串中显式指定useUnicode=true&amp;characterEncoding=UTF-8，确保数据读取阶段字符集正确</w:t>
+      </w:r>
+    </w:p>
+    <w:p>
+      <w:pPr>
+        <w:rPr>
+          <w:rFonts w:hint="eastAsia"/>
+        </w:rPr>
+      </w:pPr>
+      <w:r>
+        <w:rPr>
+          <w:rFonts w:hint="eastAsia"/>
+        </w:rPr>
+        <w:t>长期治理：在</w:t>
+      </w:r>
+      <w:r>
+        <w:t>DWD层统一做字符集转换，通过Hive的CONVERT函数或自定义UDF，将所有中文字段统一转为UTF-8后再进入后续加工</w:t>
+      </w:r>
+    </w:p>
+    <w:p>
+      <w:r>
+        <w:rPr>
+          <w:rFonts w:hint="eastAsia"/>
+        </w:rPr>
+        <w:t>规范落地：在</w:t>
+      </w:r>
+      <w:r>
+        <w:t>Mapping文档中明确标注每个字段的源编码和目标编码，后续新增数据源必须遵循统一编码规范</w:t>
+      </w:r>
+    </w:p>
+    <w:p/>
+    <w:p>
+      <w:r>
+        <w:t>2. 电话长度不均一与空值表示不统一</w:t>
+      </w:r>
+    </w:p>
+    <w:p>
+      <w:pPr>
+        <w:rPr>
+          <w:rFonts w:hint="eastAsia"/>
+        </w:rPr>
+      </w:pPr>
+      <w:r>
+        <w:rPr>
+          <w:rFonts w:hint="eastAsia"/>
+        </w:rPr>
+        <w:t>问题描述：客户手机号字段存在多种存储格式：有的带</w:t>
+      </w:r>
+      <w:r>
+        <w:t>+86前缀，有的是纯11位，有的含横杠分隔符；空值表示方式也有三种：NULL、空字符串''、字符串'NULL'。同时，保费金额字段也存在精度不统一的问题，有的按元存储，有的按分存储，导致报表金额差100倍。</w:t>
+      </w:r>
+    </w:p>
+    <w:p>
+      <w:r>
+        <w:rPr>
+          <w:rFonts w:hint="eastAsia"/>
+        </w:rPr>
+        <w:t>排查过程：通过写</w:t>
+      </w:r>
+      <w:r>
+        <w:t>Hive SQL对关键字段进行分布统计，发现手机号字段有17种不同的长度值，最长的包含了+86-138-0000-0000格式；金额字段通过抽样对比发现，部分渠道的保费以“分”为单位入库，但核心系统以“元”为单位，两方口径不一致。</w:t>
+      </w:r>
+    </w:p>
+    <w:p/>
+    <w:p>
+      <w:pPr>
+        <w:rPr>
+          <w:rFonts w:hint="eastAsia"/>
+        </w:rPr>
+      </w:pPr>
+      <w:r>
+        <w:rPr>
+          <w:rFonts w:hint="eastAsia"/>
+        </w:rPr>
+        <w:t>解决方案：</w:t>
+      </w:r>
+    </w:p>
+    <w:p>
+      <w:pPr>
+        <w:rPr>
+          <w:rFonts w:hint="eastAsia"/>
+        </w:rPr>
+      </w:pPr>
+      <w:r>
+        <w:rPr>
+          <w:rFonts w:hint="eastAsia"/>
+        </w:rPr>
+        <w:t>手机号标准化：编写</w:t>
+      </w:r>
+      <w:r>
+        <w:t>Hive SQL自定义UDF，统一处理逻辑：去除非数字字符、统一去掉+86前缀、校验11位长度、不符合规则的统一标记为</w:t>
+      </w:r>
+      <w:r>
+        <w:t>'PHONE_ABNORMAL'</w:t>
+      </w:r>
+    </w:p>
+    <w:p>
+      <w:pPr>
+        <w:rPr>
+          <w:rFonts w:hint="eastAsia"/>
+        </w:rPr>
+      </w:pPr>
+      <w:r>
+        <w:rPr>
+          <w:rFonts w:hint="eastAsia"/>
+        </w:rPr>
+        <w:t>空值统一处理：在</w:t>
+      </w:r>
+      <w:r>
+        <w:t>ODS到DWD的清洗环节，统一将''和'NULL'转为NULL，并对关键字段增加非空校验告警</w:t>
+      </w:r>
+    </w:p>
+    <w:p>
+      <w:r>
+        <w:rPr>
+          <w:rFonts w:hint="eastAsia"/>
+        </w:rPr>
+        <w:t>金额单位统一：与业务方确认后，在</w:t>
+      </w:r>
+      <w:r>
+        <w:t>DWD层统一将“分”转为“元”，并在字段注释中明确标注“单位：元”</w:t>
+      </w:r>
+    </w:p>
+    <w:p/>
+    <w:p>
+      <w:r>
+        <w:t>3. 数据倾斜</w:t>
+      </w:r>
+    </w:p>
+    <w:p>
+      <w:pPr>
+        <w:rPr>
+          <w:rFonts w:hint="eastAsia"/>
+        </w:rPr>
+      </w:pPr>
+      <w:r>
+        <w:rPr>
+          <w:rFonts w:hint="eastAsia"/>
+        </w:rPr>
+        <w:lastRenderedPageBreak/>
+        <w:t>问题描述：在</w:t>
+      </w:r>
+      <w:r>
+        <w:t>Hive中执行大表Join大表时，部分Reduce Task卡在99%长时间不结束，整个任务耗时超过2小时仍无法完成。通过排查发现是数据倾斜导致——关联键中某个特定值占比过高，导致所有数据都发往同一个Reduce Task。</w:t>
+      </w:r>
+    </w:p>
+    <w:p>
+      <w:r>
+        <w:rPr>
+          <w:rFonts w:hint="eastAsia"/>
+        </w:rPr>
+        <w:t>排查过程：通过</w:t>
+      </w:r>
+      <w:r>
+        <w:t>Hive的日志和Counter信息发现，某个特定的channel_code值（渠道编号）占总数据量的65%，所有该渠道的数据全部进入同一个Reduce Task；其他渠道的数据量极少，对应Task几分钟就跑完了。</w:t>
+      </w:r>
+    </w:p>
+    <w:p/>
+    <w:p>
+      <w:pPr>
+        <w:rPr>
+          <w:rFonts w:hint="eastAsia"/>
+        </w:rPr>
+      </w:pPr>
+      <w:r>
+        <w:rPr>
+          <w:rFonts w:hint="eastAsia"/>
+        </w:rPr>
+        <w:t>解决方案：</w:t>
+      </w:r>
+    </w:p>
+    <w:p>
+      <w:pPr>
+        <w:rPr>
+          <w:rFonts w:hint="eastAsia"/>
+        </w:rPr>
+      </w:pPr>
+      <w:r>
+        <w:t>MapJoin优化：业务上该渠道其实只对应一条维度记录，属于“大表Join小表”的场景，通过在Hive中开启hive.auto.convert.join=true，将维度表加载到每个Map Task内存中，彻底规避了Shuffle阶段，任务从2小时降至5分钟</w:t>
+      </w:r>
+    </w:p>
+    <w:p>
+      <w:r>
+        <w:rPr>
+          <w:rFonts w:hint="eastAsia"/>
+        </w:rPr>
+        <w:t>加盐打散（</w:t>
+      </w:r>
+      <w:r>
+        <w:t>Salt）：对于确实是大表Join大表的场景，增加随机前缀打散热点Key，或者将倾斜Key单独拎出来处理，之后再UNION ALL合并结果</w:t>
+      </w:r>
+    </w:p>
+    <w:p>
+      <w:pPr>
+        <w:rPr>
+          <w:rFonts w:hint="eastAsia"/>
+        </w:rPr>
+      </w:pPr>
+    </w:p>
+    <w:p>
+      <w:pPr>
+        <w:pStyle w:val="2"/>
+      </w:pPr>
+      <w:r>
+        <w:rPr>
+          <w:rFonts w:hint="eastAsia"/>
+        </w:rPr>
+        <w:t>第二个项目</w:t>
+      </w:r>
+    </w:p>
+    <w:p>
+      <w:pPr>
+        <w:rPr>
+          <w:rFonts w:hint="eastAsia"/>
+        </w:rPr>
+      </w:pPr>
+      <w:r>
+        <w:rPr>
+          <w:rFonts w:hint="eastAsia"/>
+        </w:rPr>
+        <w:t>对客户集中统一分析 从不同的系统当中对其业务口径 对客户实行精准营销</w:t>
+      </w:r>
+    </w:p>
+    <w:p>
+      <w:r>
+        <w:rPr>
+          <w:rFonts w:hint="eastAsia"/>
+        </w:rPr>
+        <w:t>项目整体流程是这样的：第一阶段是需求调研与规划，我们对接了市场部、续期部、理赔部、客服部，逐一确认客户价值分、续保意向评分、产品偏好、理赔风险、流失预警等标签的计算口径与更新频率，输出了需求规格说明书，同时完成了</w:t>
+      </w:r>
+      <w:r>
+        <w:t>MaxCompute数仓分层设计和ODS到ADS各层表结构设计，统一了以客户ID为核心的打通规则。第二阶段是数据接入与ETL开发，我使用DataX从承保、理赔、续期、客服工单、官网埋点5套系统抽取数据到MaxCompute ODS层，在DWD层完成清洗脱敏和客户全景宽表构建，在DWS层完成RFM价值</w:t>
+      </w:r>
+      <w:r>
+        <w:rPr>
+          <w:rFonts w:hint="eastAsia"/>
+        </w:rPr>
+        <w:t>分层、续保意向、产品偏好、理赔风险、流失预警等标签计算，最后在</w:t>
+      </w:r>
+      <w:r>
+        <w:t>ADS层输出客户标签宽表和分群推荐表，并用Quick BI开发了画像看板、分群地图、流失预警图等10余张报表。第三阶段是调度配置与测试上线，我利用DataWorks配置全链路ETL任务调度，保障每日T+1数据刷新，最后独立完成自测并协助SIT集成测试。</w:t>
+      </w:r>
+    </w:p>
+    <w:p/>
+    <w:p>
+      <w:r>
+        <w:rPr>
+          <w:rFonts w:hint="eastAsia"/>
+        </w:rPr>
+        <w:t>项目难点这块，主要有两个。第一个难点是标签口径统一复杂，市场、续期、理赔等部门对客户标签的定义和划分标准不一致，跨部门对齐成本高，我们采用自上而下定框架、自下而上按数据可算性填充的方法，形成可配置的标签模型。第二个难点是数据质量保障难度高，源端存在客户信息缺失、历史数据不一致、日志无效流量等问题，影响画像准确性，我在</w:t>
+      </w:r>
+      <w:r>
+        <w:t>DWD层设计了校验脱敏、去重过滤等清洗逻辑，并建立了标签覆盖率、ID打通率等质量稽核规则，确保标签准确率不低于95%。</w:t>
+      </w:r>
+    </w:p>
+    <w:p>
+      <w:pPr>
+        <w:pStyle w:val="2"/>
+      </w:pPr>
+      <w:r>
+        <w:rPr>
+          <w:rFonts w:hint="eastAsia"/>
+        </w:rPr>
+        <w:t>第三个项目</w:t>
+      </w:r>
+    </w:p>
+    <w:p>
+      <w:r>
+        <w:t>与需求调研，与信贷、风控、人力等部门沟通，将业务目标转化为累计贷款发放额、不良贷款率、逾期率等核心考核指标，编写ODS到ADS四层Mapping文档</w:t>
+      </w:r>
+    </w:p>
+    <w:p/>
+    <w:p>
+      <w:r>
+        <w:rPr>
+          <w:rFonts w:hint="eastAsia"/>
+        </w:rPr>
+        <w:t>项目整体流程是这样的：第一阶段是需求调研与指标口径对齐，我们对接了信贷管理部、风险管理部、人力资源部等部门，逐一确认累计贷款发放额、不良贷款率、逾期率、拨备覆盖</w:t>
+      </w:r>
+      <w:r>
+        <w:rPr>
+          <w:rFonts w:hint="eastAsia"/>
+        </w:rPr>
+        <w:lastRenderedPageBreak/>
+        <w:t>率等核心考核指标的计算口径与统计维度，输出了需求规格说明书和</w:t>
+      </w:r>
+      <w:r>
+        <w:t>ODS到ADS四层Mapping文档，同时统一了联社编码、贷款五级分类、客户经理工号等主数据标准。第二阶段是数据接入与ETL开发，我使用DataX将源端OceanBase中的核心业务与信贷管理系统数据同步至Hadoop HDFS，使用Sqoop抽取MySQL系统中的辅助数据至Hive ODS</w:t>
+      </w:r>
+      <w:r>
+        <w:rPr>
+          <w:rFonts w:hint="eastAsia"/>
+        </w:rPr>
+        <w:t>层，在</w:t>
+      </w:r>
+      <w:r>
+        <w:t>DWD层构建覆盖放款、还款、分类、担保的贷款全生命周期明细宽表，在DWS层完成累计放款额、贷款余额、不良率、逾期率、拨备覆盖率及客户经理绩效分等指标汇总，最后在ADS层输出业绩考核表与资产质量监控表，并用FineReport连接Hive开发了信贷投放进度、不良率趋势、联社资产质量排名、监管报送指标等看板，SQL脚本与报表模板通过SVN管理。第三阶段是调度配置与测试上线，我利用Dolphin Scheduler编排全链路DAG工作流，实现每日自动调度与告警，并编写Shell脚本配合Hive SQL进行贷</w:t>
+      </w:r>
+      <w:r>
+        <w:rPr>
+          <w:rFonts w:hint="eastAsia"/>
+        </w:rPr>
+        <w:t>款总额一致性与不良率口径合规性稽核，每日跑批后输出质量报告，最后独立完成自测。</w:t>
+      </w:r>
+    </w:p>
+    <w:p/>
+    <w:p>
+      <w:r>
+        <w:rPr>
+          <w:rFonts w:hint="eastAsia"/>
+        </w:rPr>
+        <w:t>项目难点这块，主要有两个。第一个难点是信贷指标口径统一复杂，信贷、风控、人力等部门对不良率、逾期率等指标的理解存在差异，比如不良贷款是否纳入展期或借新还旧情形，五级分类标准是否参照最新监管要求等，跨部门对齐成本高。我们的应对策略是采用自上而下定框架、自下而上逐项确认的方法，最终输出各部门签字确认的</w:t>
+      </w:r>
+      <w:r>
+        <w:t>Mapping文档。第二个难点是数据质量保障难度高，源端OceanBase和MySQL系统中存在贷款状态更新滞后、五级分类缺失、历史数据迁移不完整等问题，直接影响不良率和拨备覆盖率的准确性。我的应对策略是在DWD层</w:t>
+      </w:r>
+      <w:r>
+        <w:rPr>
+          <w:rFonts w:hint="eastAsia"/>
+        </w:rPr>
+        <w:t>设计贷款状态校验、五级分类补全、重复记录去重等清洗逻辑，并通过每日稽核脚本校验关键指标的一致性，确保监管报送数据的准确率。</w:t>
+      </w:r>
+    </w:p>
+    <w:p>
+      <w:pPr>
+        <w:rPr>
+          <w:rFonts w:hint="eastAsia"/>
+        </w:rPr>
+      </w:pPr>
+    </w:p>
+    <w:p>
+      <w:pPr>
+        <w:pStyle w:val="1"/>
+      </w:pPr>
+      <w:r>
+        <w:rPr>
+          <w:rFonts w:hint="eastAsia"/>
+        </w:rPr>
+        <w:t>面试</w:t>
+      </w:r>
+      <w:r>
+        <w:rPr>
+          <w:rFonts w:hint="eastAsia"/>
+        </w:rPr>
+        <w:t>可能问题</w:t>
+      </w:r>
+    </w:p>
+    <w:p>
+      <w:pPr>
+        <w:pStyle w:val="3"/>
+        <w:rPr>
+          <w:rFonts w:hint="eastAsia"/>
+        </w:rPr>
+      </w:pPr>
+      <w:r>
+        <w:rPr>
+          <w:rFonts w:hint="eastAsia"/>
+        </w:rPr>
+        <w:t>地点</w:t>
+      </w:r>
+    </w:p>
+    <w:p>
+      <w:r>
+        <w:rPr>
+          <w:rFonts w:hint="eastAsia"/>
+        </w:rPr>
+        <w:t>大学情况：大学大四离校 在2</w:t>
+      </w:r>
+      <w:r>
+        <w:t>3</w:t>
+      </w:r>
+      <w:r>
+        <w:rPr>
+          <w:rFonts w:hint="eastAsia"/>
+        </w:rPr>
+        <w:t xml:space="preserve">年3月份去 中途项目赶工期投产 线下考试没去 </w:t>
+      </w:r>
+      <w:r>
+        <w:t>12</w:t>
+      </w:r>
+      <w:r>
+        <w:rPr>
+          <w:rFonts w:hint="eastAsia"/>
+        </w:rPr>
+        <w:t>月份拿毕业证</w:t>
+      </w:r>
+    </w:p>
+    <w:p>
+      <w:r>
+        <w:t>公司地址情况</w:t>
+      </w:r>
+      <w:r>
+        <w:rPr>
+          <w:rFonts w:hint="eastAsia"/>
+        </w:rPr>
+        <w:t>：</w:t>
+      </w:r>
+    </w:p>
+    <w:p>
+      <w:r>
+        <w:rPr>
+          <w:noProof/>
+        </w:rPr>
+        <w:lastRenderedPageBreak/>
+        <w:drawing>
+          <wp:inline distT="0" distB="0" distL="0" distR="0" wp14:anchorId="77137192" wp14:editId="03002121">
+            <wp:extent cx="3524491" cy="2616847"/>
+            <wp:effectExtent l="0" t="0" r="0" b="0"/>
+            <wp:docPr id="1" name="图片 1"/>
+            <wp:cNvGraphicFramePr>
+              <a:graphicFrameLocks xmlns:a="http://schemas.openxmlformats.org/drawingml/2006/main" noChangeAspect="1"/>
+            </wp:cNvGraphicFramePr>
+            <a:graphic xmlns:a="http://schemas.openxmlformats.org/drawingml/2006/main">
+              <a:graphicData uri="http://schemas.openxmlformats.org/drawingml/2006/picture">
+                <pic:pic xmlns:pic="http://schemas.openxmlformats.org/drawingml/2006/picture">
+                  <pic:nvPicPr>
+                    <pic:cNvPr id="1" name=""/>
+                    <pic:cNvPicPr/>
+                  </pic:nvPicPr>
+                  <pic:blipFill>
+                    <a:blip r:embed="rId9"/>
+                    <a:stretch>
+                      <a:fillRect/>
+                    </a:stretch>
+                  </pic:blipFill>
+                  <pic:spPr>
+                    <a:xfrm>
+                      <a:off x="0" y="0"/>
+                      <a:ext cx="3528752" cy="2620011"/>
+                    </a:xfrm>
+                    <a:prstGeom prst="rect">
+                      <a:avLst/>
+                    </a:prstGeom>
+                  </pic:spPr>
+                </pic:pic>
+              </a:graphicData>
+            </a:graphic>
+          </wp:inline>
+        </w:drawing>
+      </w:r>
+    </w:p>
+    <w:p>
+      <w:r>
+        <w:rPr>
+          <w:noProof/>
+        </w:rPr>
+        <w:drawing>
+          <wp:inline distT="0" distB="0" distL="0" distR="0" wp14:anchorId="16143567" wp14:editId="287C5E86">
+            <wp:extent cx="5453984" cy="2453833"/>
+            <wp:effectExtent l="0" t="0" r="0" b="3810"/>
+            <wp:docPr id="2" name="图片 2"/>
+            <wp:cNvGraphicFramePr>
+              <a:graphicFrameLocks xmlns:a="http://schemas.openxmlformats.org/drawingml/2006/main" noChangeAspect="1"/>
+            </wp:cNvGraphicFramePr>
+            <a:graphic xmlns:a="http://schemas.openxmlformats.org/drawingml/2006/main">
+              <a:graphicData uri="http://schemas.openxmlformats.org/drawingml/2006/picture">
+                <pic:pic xmlns:pic="http://schemas.openxmlformats.org/drawingml/2006/picture">
+                  <pic:nvPicPr>
+                    <pic:cNvPr id="1" name=""/>
+                    <pic:cNvPicPr/>
+                  </pic:nvPicPr>
+                  <pic:blipFill>
+                    <a:blip r:embed="rId10"/>
+                    <a:stretch>
+                      <a:fillRect/>
+                    </a:stretch>
+                  </pic:blipFill>
+                  <pic:spPr>
+                    <a:xfrm>
+                      <a:off x="0" y="0"/>
+                      <a:ext cx="5460543" cy="2456784"/>
+                    </a:xfrm>
+                    <a:prstGeom prst="rect">
+                      <a:avLst/>
+                    </a:prstGeom>
+                  </pic:spPr>
+                </pic:pic>
+              </a:graphicData>
+            </a:graphic>
+          </wp:inline>
+        </w:drawing>
+      </w:r>
+    </w:p>
+    <w:p/>
     <w:p>
       <w:r>
         <w:rPr>
@@ -1354,11 +3133,6 @@
       </w:r>
     </w:p>
     <w:p>
-      <w:pPr>
-        <w:rPr>
-          <w:rFonts w:hint="eastAsia"/>
-        </w:rPr>
-      </w:pPr>
       <w:r>
         <w:rPr>
           <w:rFonts w:hint="eastAsia"/>
@@ -1384,21 +3158,60 @@
         <w:t xml:space="preserve"> </w:t>
       </w:r>
     </w:p>
-    <w:p/>
-    <w:p/>
-    <w:p>
-      <w:pPr>
-        <w:rPr>
-          <w:rFonts w:hint="eastAsia"/>
-        </w:rPr>
-      </w:pPr>
-    </w:p>
-    <w:p>
-      <w:pPr>
-        <w:rPr>
-          <w:rFonts w:hint="eastAsia"/>
-        </w:rPr>
-      </w:pPr>
+    <w:p>
+      <w:pPr>
+        <w:pStyle w:val="3"/>
+      </w:pPr>
+      <w:r>
+        <w:rPr>
+          <w:rFonts w:hint="eastAsia"/>
+        </w:rPr>
+        <w:t>延毕问题</w:t>
+      </w:r>
+    </w:p>
+    <w:p>
+      <w:r>
+        <w:rPr>
+          <w:rFonts w:hint="eastAsia"/>
+        </w:rPr>
+        <w:t>当时在实习</w:t>
+      </w:r>
+      <w:r>
+        <w:t xml:space="preserve"> 项目正好赶上要投产 所以没空去考那门试 导致延毕</w:t>
+      </w:r>
+    </w:p>
+    <w:p>
+      <w:pPr>
+        <w:pStyle w:val="3"/>
+      </w:pPr>
+      <w:r>
+        <w:rPr>
+          <w:rFonts w:hint="eastAsia"/>
+        </w:rPr>
+        <w:t>去贵州的原因</w:t>
+      </w:r>
+    </w:p>
+    <w:p>
+      <w:pPr>
+        <w:rPr>
+          <w:rFonts w:hint="eastAsia"/>
+        </w:rPr>
+      </w:pPr>
+      <w:r>
+        <w:rPr>
+          <w:rFonts w:hint="eastAsia"/>
+        </w:rPr>
+        <w:t>广东就业难度较大</w:t>
+      </w:r>
+      <w:r>
+        <w:t xml:space="preserve"> 封校期间出去实习机会比较少 刚好当时赶上解封 想着往外面去找找工作 所以跑去贵州</w:t>
+      </w:r>
+    </w:p>
+    <w:p>
+      <w:bookmarkStart w:id="2" w:name="_GoBack"/>
+      <w:bookmarkEnd w:id="2"/>
+    </w:p>
+    <w:p>
       <w:r>
         <w:rPr>
           <w:rFonts w:hint="eastAsia"/>
@@ -1413,9 +3226,6 @@
       <w:pPr>
         <w:pStyle w:val="1"/>
         <w:jc w:val="center"/>
-        <w:rPr>
-          <w:rFonts w:hint="eastAsia"/>
-        </w:rPr>
       </w:pPr>
       <w:r>
         <w:rPr>
@@ -1426,32 +3236,49 @@
     </w:p>
     <w:p>
       <w:pPr>
+        <w:pStyle w:val="2"/>
+      </w:pPr>
+      <w:r>
+        <w:t>一、最细颗粒度的表（事实表）</w:t>
+      </w:r>
+    </w:p>
+    <w:p>
+      <w:r>
+        <w:t>最细颗粒度指的是</w:t>
+      </w:r>
+      <w:r>
         <w:rPr>
           <w:b/>
           <w:bCs/>
         </w:rPr>
-      </w:pPr>
+        <w:t>每行记录代表最底层、最原子化的事件或明细数据</w:t>
+      </w:r>
+      <w:r>
+        <w:t>。从项目描述来看，以下几张表属于最细颗粒度：</w:t>
+      </w:r>
+    </w:p>
+    <w:p>
       <w:r>
         <w:rPr>
           <w:b/>
           <w:bCs/>
         </w:rPr>
-        <w:t>一、最细颗粒度的表（事实表）</w:t>
-      </w:r>
-    </w:p>
-    <w:p>
-      <w:r>
-        <w:t>最细颗粒度指的是</w:t>
+        <w:t>1. 活动记录表</w:t>
+      </w:r>
+    </w:p>
+    <w:p>
+      <w:r>
+        <w:t>每行代表一次具体的客户拜访或活动记录。颗粒度为</w:t>
       </w:r>
       <w:r>
         <w:rPr>
           <w:b/>
           <w:bCs/>
         </w:rPr>
-        <w:t>每行记录代表最底层、最原子化的事件或明细数据</w:t>
-      </w:r>
-      <w:r>
-        <w:t>。从项目描述来看，以下几张表属于最细颗粒度：</w:t>
+        <w:t>单次活动</w:t>
+      </w:r>
+      <w:r>
+        <w:t>，记录收展员每次拜访客户的时间、方式、内容等明细信息。这是支撑“有效拜访客户数”指标的最原始数据，粒度最细，数据量最大。</w:t>
       </w:r>
     </w:p>
     <w:p>
@@ -1460,22 +3287,22 @@
           <w:b/>
           <w:bCs/>
         </w:rPr>
-        <w:t>1. 活动记录表</w:t>
-      </w:r>
-    </w:p>
-    <w:p>
-      <w:r>
-        <w:t>每行代表一次具体的客户拜访或活动记录。颗粒度为</w:t>
+        <w:t>2. 保单表</w:t>
+      </w:r>
+    </w:p>
+    <w:p>
+      <w:r>
+        <w:t>每行代表一张保单的明细信息。颗粒度为</w:t>
       </w:r>
       <w:r>
         <w:rPr>
           <w:b/>
           <w:bCs/>
         </w:rPr>
-        <w:t>单次活动</w:t>
-      </w:r>
-      <w:r>
-        <w:t>，记录收展员每次拜访客户的时间、方式、内容等明细信息。这是支撑“有效拜访客户数”指标的最原始数据，粒度最细，数据量最大。</w:t>
+        <w:t>单张保单</w:t>
+      </w:r>
+      <w:r>
+        <w:t>，记录每笔保单的投保人、险种、保费、签单日期等明细信息。这是业绩考核和佣金计算的核心数据来源，也是后续保费规模分析的底层明细表。</w:t>
       </w:r>
     </w:p>
     <w:p>
@@ -1484,22 +3311,22 @@
           <w:b/>
           <w:bCs/>
         </w:rPr>
-        <w:t>2. 保单表</w:t>
-      </w:r>
-    </w:p>
-    <w:p>
-      <w:r>
-        <w:t>每行代表一张保单的明细信息。颗粒度为</w:t>
+        <w:t>3. 佣金表</w:t>
+      </w:r>
+    </w:p>
+    <w:p>
+      <w:r>
+        <w:t>每行代表一笔佣金发放的明细记录。颗粒度为</w:t>
       </w:r>
       <w:r>
         <w:rPr>
           <w:b/>
           <w:bCs/>
         </w:rPr>
-        <w:t>单张保单</w:t>
-      </w:r>
-      <w:r>
-        <w:t>，记录每笔保单的投保人、险种、保费、签单日期等明细信息。这是业绩考核和佣金计算的核心数据来源，也是后续保费规模分析的底层明细表。</w:t>
+        <w:t>单笔佣金</w:t>
+      </w:r>
+      <w:r>
+        <w:t>，记录每笔佣金的发放对象、金额、对应保单、发放日期等明细信息。这是考核收展员收入及业绩产出的最细颗粒度数据，直接支撑佣金相关的考核指标。</w:t>
       </w:r>
     </w:p>
     <w:p>
@@ -1508,76 +3335,102 @@
           <w:b/>
           <w:bCs/>
         </w:rPr>
-        <w:t>3. 佣金表</w:t>
-      </w:r>
-    </w:p>
-    <w:p>
-      <w:r>
-        <w:t>每行代表一笔佣金发放的明细记录。颗粒度为</w:t>
+        <w:t>4. 代理人信息表</w:t>
+      </w:r>
+    </w:p>
+    <w:p>
+      <w:r>
+        <w:t>每行代表一个代理人（收展员）的基本信息。颗粒度为</w:t>
       </w:r>
       <w:r>
         <w:rPr>
           <w:b/>
           <w:bCs/>
         </w:rPr>
-        <w:t>单笔佣金</w:t>
-      </w:r>
-      <w:r>
-        <w:t>，记录每笔佣金的发放对象、金额、对应保单、发放日期等明细信息。这是考核收展员收入及业绩产出的最细颗粒度数据，直接支撑佣金相关的考核指标。</w:t>
-      </w:r>
-    </w:p>
-    <w:p>
+        <w:t>单个代理人</w:t>
+      </w:r>
+      <w:r>
+        <w:t>，记录收展员的工号、姓名、所属团队、入职日期、职级等信息。虽然它承载的是属性信息，但在数仓建模中属于</w:t>
+      </w:r>
       <w:r>
         <w:rPr>
           <w:b/>
           <w:bCs/>
         </w:rPr>
-        <w:t>4. 代理人信息表</w:t>
-      </w:r>
-    </w:p>
-    <w:p>
-      <w:r>
-        <w:t>每行代表一个代理人（收展员）的基本信息。颗粒度为</w:t>
-      </w:r>
+        <w:t>维度表</w:t>
+      </w:r>
+      <w:r>
+        <w:t>，用于描述事实数据的人员属性。判断依据是：该表主要提供“谁”的属性信息，被多张事实表关联使用。</w:t>
+      </w:r>
+    </w:p>
+    <w:p>
+      <w:pPr>
+        <w:pStyle w:val="2"/>
+      </w:pPr>
+      <w:r>
+        <w:t>二、维度表</w:t>
+      </w:r>
+    </w:p>
+    <w:p>
+      <w:r>
+        <w:t>从项目描述中识别出以下维度表：</w:t>
+      </w:r>
+    </w:p>
+    <w:p>
       <w:r>
         <w:rPr>
           <w:b/>
           <w:bCs/>
         </w:rPr>
-        <w:t>单个代理人</w:t>
-      </w:r>
-      <w:r>
-        <w:t>，记录收展员的工号、姓名、所属团队、入职日期、职级等信息。虽然它承载的是属性信息，但在数仓建模中属于</w:t>
-      </w:r>
+        <w:t>1. 代理人信息表</w:t>
+      </w:r>
+    </w:p>
+    <w:p>
+      <w:r>
+        <w:t>代理人（收展员）的基础属性，包括工号、姓名、所属团队、职级、入职日期等。用于分析各团队、各职级人员的考核情况。</w:t>
+      </w:r>
+    </w:p>
+    <w:p>
       <w:r>
         <w:rPr>
           <w:b/>
           <w:bCs/>
         </w:rPr>
-        <w:t>维度表</w:t>
-      </w:r>
-      <w:r>
-        <w:t>，用于描述事实数据的人员属性。判断依据是：该表主要提供“谁”的属性信息，被多张事实表关联使用。</w:t>
-      </w:r>
-    </w:p>
-    <w:p>
-      <w:pPr>
+        <w:t>2. 客户经营信息表</w:t>
+      </w:r>
+    </w:p>
+    <w:p>
+      <w:r>
+        <w:t>客户的基础属性信息，包括客户号、姓名、联系方式、地区等。用于关联保单表和活动记录表，分析客户维度的经营情况。</w:t>
+      </w:r>
+    </w:p>
+    <w:p>
+      <w:r>
         <w:rPr>
           <w:b/>
           <w:bCs/>
         </w:rPr>
-      </w:pPr>
+        <w:t>3. 团队/机构维度表</w:t>
+      </w:r>
+    </w:p>
+    <w:p>
+      <w:r>
+        <w:t>收展员所属团队或机构信息，包括团队编号、团队名称、上级团队等（描述中隐含“代理人团队”字段）。用于按团队维度进行业绩汇总和排名。</w:t>
+      </w:r>
+    </w:p>
+    <w:p>
       <w:r>
         <w:rPr>
           <w:b/>
           <w:bCs/>
         </w:rPr>
-        <w:t>二、维度表</w:t>
-      </w:r>
-    </w:p>
-    <w:p>
-      <w:r>
-        <w:t>从项目描述中识别出以下维度表：</w:t>
+        <w:lastRenderedPageBreak/>
+        <w:t>4. 时间维度表</w:t>
+      </w:r>
+    </w:p>
+    <w:p>
+      <w:r>
+        <w:t>日期、月份、季度、年度等时间属性信息，包括日期、年、季、月、周、是否工作日等（描述中明确提到“每日、每周、月度、季度、年度”统计维度）。用于按不同时间粒度对考核指标进行汇总分析。</w:t>
       </w:r>
     </w:p>
     <w:p>
@@ -1586,66 +3439,6 @@
           <w:b/>
           <w:bCs/>
         </w:rPr>
-        <w:t>1. 代理人信息表</w:t>
-      </w:r>
-    </w:p>
-    <w:p>
-      <w:r>
-        <w:t>代理人（收展员）的基础属性，包括工号、姓名、所属团队、职级、入职日期等。用于分析各团队、各职级人员的考核情况。</w:t>
-      </w:r>
-    </w:p>
-    <w:p>
-      <w:r>
-        <w:rPr>
-          <w:b/>
-          <w:bCs/>
-        </w:rPr>
-        <w:t>2. 客户经营信息表</w:t>
-      </w:r>
-    </w:p>
-    <w:p>
-      <w:r>
-        <w:t>客户的基础属性信息，包括客户号、姓名、联系方式、地区等。用于关联保单表和活动记录表，分析客户维度的经营情况。</w:t>
-      </w:r>
-    </w:p>
-    <w:p>
-      <w:r>
-        <w:rPr>
-          <w:b/>
-          <w:bCs/>
-        </w:rPr>
-        <w:t>3. 团队/机构维度表</w:t>
-      </w:r>
-    </w:p>
-    <w:p>
-      <w:r>
-        <w:t>收展员所属团队或机构信息，包括团队编号、团队名称、上级团队等（描述中隐含“代理人团队”字段）。用于按团队维度进行业绩汇总和排名。</w:t>
-      </w:r>
-    </w:p>
-    <w:p>
-      <w:r>
-        <w:rPr>
-          <w:b/>
-          <w:bCs/>
-        </w:rPr>
-        <w:t>4. 时间维度表</w:t>
-      </w:r>
-    </w:p>
-    <w:p>
-      <w:r>
-        <w:t>日期、月份、季度、年度等时间属性信息，包括日期、年、季、月、周、是否工作日等（描述中明确提到“每日、每周、月度、季度、年度”统计维度）。用于按不同时间粒度对考核指标</w:t>
-      </w:r>
-      <w:r>
-        <w:lastRenderedPageBreak/>
-        <w:t>进行汇总分析。</w:t>
-      </w:r>
-    </w:p>
-    <w:p>
-      <w:r>
-        <w:rPr>
-          <w:b/>
-          <w:bCs/>
-        </w:rPr>
         <w:t>5. 产品维度表</w:t>
       </w:r>
     </w:p>
@@ -1656,16 +3449,9 @@
     </w:p>
     <w:p>
       <w:pPr>
-        <w:rPr>
-          <w:b/>
-          <w:bCs/>
-        </w:rPr>
-      </w:pPr>
-      <w:r>
-        <w:rPr>
-          <w:b/>
-          <w:bCs/>
-        </w:rPr>
+        <w:pStyle w:val="2"/>
+      </w:pPr>
+      <w:r>
         <w:t>三、判断依据</w:t>
       </w:r>
     </w:p>
@@ -2068,16 +3854,9 @@
     </w:tbl>
     <w:p>
       <w:pPr>
-        <w:rPr>
-          <w:b/>
-          <w:bCs/>
-        </w:rPr>
-      </w:pPr>
-      <w:r>
-        <w:rPr>
-          <w:b/>
-          <w:bCs/>
-        </w:rPr>
+        <w:pStyle w:val="2"/>
+      </w:pPr>
+      <w:r>
         <w:t>四、数仓模型结构</w:t>
       </w:r>
     </w:p>
@@ -2228,7 +4007,6 @@
     <w:p>
       <w:pPr>
         <w:rPr>
-          <w:rFonts w:hint="eastAsia"/>
           <w:sz w:val="24"/>
         </w:rPr>
       </w:pPr>
@@ -2237,6 +4015,7 @@
           <w:rFonts w:hint="eastAsia"/>
           <w:sz w:val="24"/>
         </w:rPr>
+        <w:lastRenderedPageBreak/>
         <w:t>优化：</w:t>
       </w:r>
     </w:p>
@@ -2253,595 +4032,1906 @@
     </w:p>
     <w:p/>
     <w:p/>
+    <w:p>
+      <w:pPr>
+        <w:pStyle w:val="2"/>
+        <w:rPr>
+          <w:rFonts w:hint="eastAsia"/>
+        </w:rPr>
+      </w:pPr>
+      <w:r>
+        <w:rPr>
+          <w:rFonts w:hint="eastAsia"/>
+        </w:rPr>
+        <w:t>五、老师小结</w:t>
+      </w:r>
+    </w:p>
+    <w:p>
+      <w:pPr>
+        <w:pStyle w:val="3"/>
+      </w:pPr>
+      <w:r>
+        <w:t xml:space="preserve">1.hive的架构和工作原理。 </w:t>
+      </w:r>
+    </w:p>
+    <w:p>
+      <w:r>
+        <w:t>hive架构由hdfs mr和yarn构成 具体工作原理在mr里首先通过解析器分析语句</w:t>
+      </w:r>
+    </w:p>
+    <w:p>
+      <w:r>
+        <w:rPr>
+          <w:rFonts w:hint="eastAsia"/>
+        </w:rPr>
+        <w:t>从</w:t>
+      </w:r>
+      <w:r>
+        <w:t xml:space="preserve">ms里面获取查询到相应的表格和元数据 再将语句和获取的元数据给编译器 </w:t>
+      </w:r>
+    </w:p>
+    <w:p>
+      <w:r>
+        <w:rPr>
+          <w:rFonts w:hint="eastAsia"/>
+        </w:rPr>
+        <w:t>编译器会将查询语句的所有可能的实现语句做出来</w:t>
+      </w:r>
+      <w:r>
+        <w:t xml:space="preserve"> 再分配给优化器 </w:t>
+      </w:r>
+    </w:p>
+    <w:p>
+      <w:r>
+        <w:rPr>
+          <w:rFonts w:hint="eastAsia"/>
+        </w:rPr>
+        <w:t>优化器会选择消耗硬件资源最少的方式分配给执行器执行查询语句</w:t>
+      </w:r>
+    </w:p>
+    <w:p/>
+    <w:p>
+      <w:pPr>
+        <w:pStyle w:val="3"/>
+      </w:pPr>
+      <w:r>
+        <w:t>2.什么是SMB join？</w:t>
+      </w:r>
+    </w:p>
+    <w:p>
+      <w:r>
+        <w:rPr>
+          <w:rFonts w:hint="eastAsia"/>
+        </w:rPr>
+        <w:t>将</w:t>
+      </w:r>
+      <w:r>
+        <w:t xml:space="preserve">a b表的sid进行分桶且开启roc 分桶后排序 分桶后ab表的数据是一一对应的 </w:t>
+      </w:r>
+    </w:p>
+    <w:p>
+      <w:r>
+        <w:rPr>
+          <w:rFonts w:hint="eastAsia"/>
+        </w:rPr>
+        <w:t>这样操作可以减少在合并表的时候极大减少对于硬件资源的占用</w:t>
+      </w:r>
+      <w:r>
+        <w:t xml:space="preserve"> 并且会极大加快join速度 </w:t>
+      </w:r>
+    </w:p>
+    <w:p/>
+    <w:p>
+      <w:pPr>
+        <w:pStyle w:val="3"/>
+      </w:pPr>
+      <w:r>
+        <w:t>3.Hive调优的方向有哪些 sql调优</w:t>
+      </w:r>
+    </w:p>
+    <w:p>
+      <w:r>
+        <w:t>1 分桶表可启用SMB Join</w:t>
+      </w:r>
+    </w:p>
+    <w:p>
+      <w:r>
+        <w:t>2 采用ORC/Parquet列式存储</w:t>
+      </w:r>
+    </w:p>
+    <w:p>
+      <w:r>
+        <w:t>3 先过滤后关联</w:t>
+      </w:r>
+    </w:p>
+    <w:p>
+      <w:r>
+        <w:t>4 分区裁剪、列剪枝、提前过滤</w:t>
+      </w:r>
+    </w:p>
+    <w:p>
+      <w:r>
+        <w:rPr>
+          <w:rFonts w:hint="eastAsia"/>
+        </w:rPr>
+        <w:t>本质：减少数据扫描量、避免</w:t>
+      </w:r>
+      <w:r>
+        <w:t>Shuffle倾斜、利用分布式并行能力</w:t>
+      </w:r>
+    </w:p>
+    <w:p/>
+    <w:p>
+      <w:pPr>
+        <w:pStyle w:val="3"/>
+      </w:pPr>
+      <w:r>
+        <w:t>4.数据倾斜</w:t>
+      </w:r>
+    </w:p>
+    <w:p>
+      <w:r>
+        <w:t xml:space="preserve">    原本应该均匀分配给多个机器并行处理的数据，因为某个点数据量过大，</w:t>
+      </w:r>
+    </w:p>
+    <w:p>
+      <w:r>
+        <w:tab/>
+        <w:t>导致大部分任务1分钟跑完，而处理这个Key的任务跑了1小时甚至OOM（内存溢出）崩溃。</w:t>
+      </w:r>
+    </w:p>
+    <w:p>
+      <w:r>
+        <w:tab/>
+        <w:t>解决：</w:t>
+      </w:r>
+    </w:p>
+    <w:p>
+      <w:r>
+        <w:tab/>
+        <w:t xml:space="preserve">1. 打散空值  CASE </w:t>
+      </w:r>
+    </w:p>
+    <w:p>
+      <w:r>
+        <w:tab/>
+      </w:r>
+      <w:r>
+        <w:tab/>
+        <w:t xml:space="preserve">WHEN user_id IS NULL THEN CONCAT('null_', RAND()) </w:t>
+      </w:r>
+    </w:p>
+    <w:p>
+      <w:r>
+        <w:tab/>
+      </w:r>
+      <w:r>
+        <w:tab/>
+        <w:t xml:space="preserve">ELSE user_id </w:t>
+      </w:r>
+    </w:p>
+    <w:p>
+      <w:r>
+        <w:lastRenderedPageBreak/>
+        <w:tab/>
+        <w:t>2. 开启 Hive 的倾斜优化参数  -- 开启Map端聚合（会在Map端先做一次部分聚合，减少Reduce数据量）</w:t>
+      </w:r>
+    </w:p>
+    <w:p>
+      <w:pPr>
+        <w:rPr>
+          <w:b/>
+        </w:rPr>
+      </w:pPr>
+      <w:r>
+        <w:rPr>
+          <w:b/>
+        </w:rPr>
+        <w:t>set hive.map.aggr = true;</w:t>
+      </w:r>
+    </w:p>
+    <w:p>
+      <w:r>
+        <w:t>-- 开启Skew Join（自动检测倾斜键，将其拆分成多个任务处理）</w:t>
+      </w:r>
+    </w:p>
+    <w:p>
+      <w:r>
+        <w:t>set hive.optimize.skewjoin = true;</w:t>
+      </w:r>
+    </w:p>
+    <w:p>
+      <w:r>
+        <w:tab/>
+        <w:t>3. 使用分桶</w:t>
+      </w:r>
+      <w:r>
+        <w:rPr>
+          <w:rFonts w:hint="eastAsia"/>
+        </w:rPr>
+        <w:t>当大表join大表时，</w:t>
+      </w:r>
+      <w:r>
+        <w:t>减少数据倾斜出现</w:t>
+      </w:r>
+      <w:r>
+        <w:rPr>
+          <w:rFonts w:hint="eastAsia"/>
+        </w:rPr>
+        <w:t>；</w:t>
+      </w:r>
+      <w:r>
+        <w:t>当大表join小表且小表小于25mb时 启用mapjoin 在本地进行reduce操作 减少对</w:t>
+      </w:r>
+      <w:r>
+        <w:t>shuffle</w:t>
+      </w:r>
+      <w:r>
+        <w:t>的占用（“在Map端完成Join，不走Reduce” ）</w:t>
+      </w:r>
+      <w:r>
+        <w:rPr>
+          <w:rFonts w:hint="eastAsia"/>
+        </w:rPr>
+        <w:t>，</w:t>
+      </w:r>
+      <w:r>
+        <w:t>但是如果数据过大会造成内存溢出（oom） 这时候只能使用加盐或者分桶去避免数据倾斜</w:t>
+      </w:r>
+    </w:p>
+    <w:p>
+      <w:r>
+        <w:tab/>
+      </w:r>
+    </w:p>
+    <w:p>
+      <w:r>
+        <w:t>Hive的数据倾斜：</w:t>
+      </w:r>
+    </w:p>
+    <w:p>
+      <w:pPr>
+        <w:rPr>
+          <w:rFonts w:hint="eastAsia"/>
+        </w:rPr>
+      </w:pPr>
+      <w:r>
+        <w:t>1</w:t>
+      </w:r>
+      <w:r>
+        <w:t xml:space="preserve"> </w:t>
+      </w:r>
+      <w:r>
+        <w:t>GROUP BY引发的数据倾斜：可以开启Map端聚合配置负载均衡：hive生成的查询计划会有两个mapreduce job来执行group by操作，第一个map的输出结果按照key随机分配到不同的reduce中，每个reduce只能对同一个key做部分聚合操作，从而避免数据倾斜，达到负载均衡的目的。第二个map的输出结果会保证相同的key分配到同一个reduce，最终完成key的聚合操作。</w:t>
+      </w:r>
+    </w:p>
+    <w:p>
+      <w:pPr>
+        <w:rPr>
+          <w:rFonts w:hint="eastAsia"/>
+        </w:rPr>
+      </w:pPr>
+      <w:r>
+        <w:tab/>
+        <w:t>2</w:t>
+      </w:r>
+      <w:r>
+        <w:t xml:space="preserve"> </w:t>
+      </w:r>
+      <w:r>
+        <w:t>count（distinct）引发的数据倾斜：使用group by+count语句代替；第一层select通过group by语句对字段去重操作，第二层select再通过count语句统计个数；select count(字段) from (select 字段 from table group by 字段</w:t>
+      </w:r>
+      <w:r>
+        <w:t>) t;</w:t>
+      </w:r>
+    </w:p>
+    <w:p>
+      <w:pPr>
+        <w:rPr>
+          <w:rFonts w:hint="eastAsia"/>
+        </w:rPr>
+      </w:pPr>
+      <w:r>
+        <w:tab/>
+        <w:t>3空值引发数据倾斜：避免空值参与关联（where过滤掉）；随机赋值。</w:t>
+      </w:r>
+    </w:p>
+    <w:p>
+      <w:pPr>
+        <w:rPr>
+          <w:rFonts w:hint="eastAsia"/>
+        </w:rPr>
+      </w:pPr>
+      <w:r>
+        <w:tab/>
+        <w:t>4不同数据类型关联引发的数据倾斜：通过cast操作将字段转换成相同的数据类型；</w:t>
+      </w:r>
+    </w:p>
+    <w:p>
+      <w:pPr>
+        <w:rPr>
+          <w:rFonts w:hint="eastAsia"/>
+        </w:rPr>
+      </w:pPr>
+      <w:r>
+        <w:tab/>
+        <w:t>5不可拆分的大文件引发的数据倾斜：在数据压缩的时候采用bzip2和zip等支持文件分割的压缩算法。</w:t>
+      </w:r>
+    </w:p>
+    <w:p>
+      <w:pPr>
+        <w:rPr>
+          <w:rFonts w:hint="eastAsia"/>
+        </w:rPr>
+      </w:pPr>
+      <w:r>
+        <w:tab/>
+        <w:t>6表关联引发的数据倾斜：进行mapjoin。</w:t>
+      </w:r>
+    </w:p>
+    <w:p>
+      <w:pPr>
+        <w:rPr>
+          <w:rFonts w:hint="eastAsia"/>
+        </w:rPr>
+      </w:pPr>
+      <w:r>
+        <w:tab/>
+        <w:t>7map和reduce的设置不合理：重新设置map和reduce。</w:t>
+      </w:r>
+    </w:p>
+    <w:p>
+      <w:r>
+        <w:tab/>
+        <w:t>8使用万能开关解决异常数据问题。</w:t>
+      </w:r>
+    </w:p>
+    <w:p/>
+    <w:p>
+      <w:pPr>
+        <w:pStyle w:val="3"/>
+      </w:pPr>
+      <w:r>
+        <w:t>5.开窗函数</w:t>
+      </w:r>
+    </w:p>
+    <w:p>
+      <w:r>
+        <w:t xml:space="preserve">    1.什么场景需要用开窗函数</w:t>
+      </w:r>
+    </w:p>
+    <w:p>
+      <w:r>
+        <w:t xml:space="preserve">        patition by与group by的区别</w:t>
+      </w:r>
+    </w:p>
+    <w:p>
+      <w:pPr>
+        <w:ind w:left="420" w:firstLine="420"/>
+      </w:pPr>
+      <w:r>
+        <w:t>partition by是属于多进多出 group by多进一出</w:t>
+      </w:r>
+    </w:p>
+    <w:p>
+      <w:pPr>
+        <w:ind w:left="420" w:firstLine="420"/>
+      </w:pPr>
+      <w:r>
+        <w:t>partition主要用在需要处理排序 输出指定排序上</w:t>
+      </w:r>
+    </w:p>
+    <w:p>
+      <w:pPr>
+        <w:ind w:left="420" w:firstLine="420"/>
+      </w:pPr>
+      <w:r>
+        <w:t>group by可以用于字段去重和配合聚合函数的使用上</w:t>
+      </w:r>
+    </w:p>
+    <w:p/>
+    <w:p>
+      <w:r>
+        <w:t xml:space="preserve">    2.三大部分</w:t>
+      </w:r>
+    </w:p>
+    <w:p>
+      <w:r>
+        <w:t xml:space="preserve">        -行控制的聚合</w:t>
+      </w:r>
+    </w:p>
+    <w:p>
+      <w:r>
+        <w:rPr>
+          <w:rFonts w:hint="eastAsia"/>
+        </w:rPr>
+        <w:t>行聚合控制</w:t>
+      </w:r>
+      <w:r>
+        <w:t xml:space="preserve"> sum avg count max min</w:t>
+      </w:r>
+    </w:p>
+    <w:p>
+      <w:r>
+        <w:rPr>
+          <w:rFonts w:hint="eastAsia"/>
+        </w:rPr>
+        <w:t>不开窗下就是多进一出</w:t>
+      </w:r>
+    </w:p>
+    <w:p/>
+    <w:p>
+      <w:r>
+        <w:t>LAG,LEAD</w:t>
+      </w:r>
+    </w:p>
+    <w:p>
+      <w:r>
+        <w:rPr>
+          <w:rFonts w:hint="eastAsia"/>
+        </w:rPr>
+        <w:t>偏移函数</w:t>
+      </w:r>
+      <w:r>
+        <w:t xml:space="preserve"> 向上偏移和向下偏移</w:t>
+      </w:r>
+    </w:p>
+    <w:p/>
+    <w:p>
+      <w:r>
+        <w:lastRenderedPageBreak/>
+        <w:t xml:space="preserve">        -排序问题</w:t>
+      </w:r>
+    </w:p>
+    <w:p>
+      <w:r>
+        <w:rPr>
+          <w:rFonts w:hint="eastAsia"/>
+        </w:rPr>
+        <w:t>开窗函数排序三个</w:t>
+      </w:r>
+    </w:p>
+    <w:p>
+      <w:r>
+        <w:t>rank 重复且连续</w:t>
+      </w:r>
+    </w:p>
+    <w:p>
+      <w:r>
+        <w:t>desnkrank 重复不连续</w:t>
+      </w:r>
+    </w:p>
+    <w:p>
+      <w:r>
+        <w:t>row number 连续不重复</w:t>
+      </w:r>
+      <w:r>
+        <w:tab/>
+      </w:r>
+    </w:p>
+    <w:p>
+      <w:pPr>
+        <w:pStyle w:val="3"/>
+      </w:pPr>
+      <w:r>
+        <w:t>6 维度模型</w:t>
+      </w:r>
+    </w:p>
+    <w:p>
+      <w:r>
+        <w:rPr>
+          <w:rFonts w:hint="eastAsia"/>
+        </w:rPr>
+        <w:t>一</w:t>
+      </w:r>
+    </w:p>
+    <w:p>
+      <w:r>
+        <w:rPr>
+          <w:rFonts w:hint="eastAsia"/>
+        </w:rPr>
+        <w:t>事务型事实表</w:t>
+      </w:r>
+      <w:r>
+        <w:t xml:space="preserve"> 四步</w:t>
+      </w:r>
+    </w:p>
+    <w:p>
+      <w:r>
+        <w:rPr>
+          <w:rFonts w:hint="eastAsia"/>
+        </w:rPr>
+        <w:t>选择业务过程</w:t>
+      </w:r>
+      <w:r>
+        <w:t xml:space="preserve"> 选择什么业务比如退款表作为业务过程 用户申请退款 商家审核 系统退款成功 这个过程作为业务过程</w:t>
+      </w:r>
+    </w:p>
+    <w:p>
+      <w:r>
+        <w:rPr>
+          <w:rFonts w:hint="eastAsia"/>
+        </w:rPr>
+        <w:t>声明颗粒度</w:t>
+      </w:r>
+      <w:r>
+        <w:t xml:space="preserve"> 以某个字段为最细字段 比如一个人一次性买了两件商品 可以退部分也可以退全部 所以可以将每件商品项的退款作为最细颗粒</w:t>
+      </w:r>
+    </w:p>
+    <w:p>
+      <w:r>
+        <w:rPr>
+          <w:rFonts w:hint="eastAsia"/>
+        </w:rPr>
+        <w:t>确认维度</w:t>
+      </w:r>
+      <w:r>
+        <w:t xml:space="preserve"> 比如确定具体退款时间、退款审核人、退款方式、退款原因等维度</w:t>
+      </w:r>
+    </w:p>
+    <w:p>
+      <w:r>
+        <w:rPr>
+          <w:rFonts w:hint="eastAsia"/>
+        </w:rPr>
+        <w:t>确认事实</w:t>
+      </w:r>
+      <w:r>
+        <w:t xml:space="preserve"> 确认事实就是哪些字段可以聚合的字段 比如退款总金额 退款总商品数等</w:t>
+      </w:r>
+    </w:p>
+    <w:p/>
+    <w:p>
+      <w:r>
+        <w:rPr>
+          <w:rFonts w:hint="eastAsia"/>
+        </w:rPr>
+        <w:t>二</w:t>
+      </w:r>
+    </w:p>
+    <w:p>
+      <w:r>
+        <w:rPr>
+          <w:rFonts w:hint="eastAsia"/>
+        </w:rPr>
+        <w:t>维度表设计</w:t>
+      </w:r>
+      <w:r>
+        <w:t xml:space="preserve"> </w:t>
+      </w:r>
+    </w:p>
+    <w:p>
+      <w:r>
+        <w:rPr>
+          <w:rFonts w:hint="eastAsia"/>
+        </w:rPr>
+        <w:t>确定维度</w:t>
+      </w:r>
+      <w:r>
+        <w:t xml:space="preserve"> 由于可能存在多个事实表与统一维度表相关 为了保证维度唯一性 只创建一张维度表</w:t>
+      </w:r>
+    </w:p>
+    <w:p>
+      <w:r>
+        <w:rPr>
+          <w:rFonts w:hint="eastAsia"/>
+        </w:rPr>
+        <w:t>确定主维表和相关维表的关系</w:t>
+      </w:r>
+      <w:r>
+        <w:t xml:space="preserve"> 最细的表作为主维表 主维表可以直接关联事实表 通常用星型维度表将与主维表关联的若干张相关维表关联到一起作为一张宽表</w:t>
+      </w:r>
+    </w:p>
+    <w:p>
+      <w:r>
+        <w:rPr>
+          <w:rFonts w:hint="eastAsia"/>
+        </w:rPr>
+        <w:t>确定维度属性</w:t>
+      </w:r>
+      <w:r>
+        <w:t xml:space="preserve"> 在一张维度表里尽可能丰富维度表的字段 避免后续每次处理</w:t>
+      </w:r>
+    </w:p>
     <w:p/>
     <w:p/>
+    <w:p>
+      <w:pPr>
+        <w:pStyle w:val="3"/>
+      </w:pPr>
+      <w:r>
+        <w:t>7.什么叫数据探查</w:t>
+      </w:r>
+    </w:p>
+    <w:p>
+      <w:r>
+        <w:rPr>
+          <w:rFonts w:hint="eastAsia"/>
+        </w:rPr>
+        <w:t>数据探查是数据汇聚阶段的首要环节，目的是在正式接入数据前，描述数据源的数据质量情况</w:t>
+      </w:r>
+    </w:p>
+    <w:p>
+      <w:r>
+        <w:rPr>
+          <w:rFonts w:hint="eastAsia"/>
+        </w:rPr>
+        <w:t>对源数据的内容、结构、质量进行预分析，为后续的数据定义、挂接、读取提供依据。</w:t>
+      </w:r>
+    </w:p>
+    <w:p>
+      <w:r>
+        <w:rPr>
+          <w:rFonts w:hint="eastAsia"/>
+        </w:rPr>
+        <w:t>通过人工方式或智能化技术，对源数据进行内容分析、结构分析、质量评估，输出探查报告，指导数据治理工作。</w:t>
+      </w:r>
+    </w:p>
     <w:p/>
     <w:p/>
     <w:p>
       <w:pPr>
-        <w:rPr>
-          <w:rFonts w:hint="eastAsia"/>
-        </w:rPr>
-      </w:pPr>
-    </w:p>
-    <w:p>
-      <w:r>
-        <w:t xml:space="preserve">1.hive的架构和工作原理。 </w:t>
-      </w:r>
-    </w:p>
-    <w:p>
-      <w:r>
-        <w:t>hive架构由hdfs mr和yarn构成 具体工作原理在mr里首先通过解析器分析语句</w:t>
-      </w:r>
-    </w:p>
-    <w:p>
-      <w:r>
-        <w:rPr>
-          <w:rFonts w:hint="eastAsia"/>
-        </w:rPr>
-        <w:t>从</w:t>
-      </w:r>
-      <w:r>
-        <w:t xml:space="preserve">ms里面获取查询到相应的表格和元数据 再将语句和获取的元数据给编译器 </w:t>
-      </w:r>
-    </w:p>
-    <w:p>
-      <w:r>
-        <w:rPr>
-          <w:rFonts w:hint="eastAsia"/>
-        </w:rPr>
-        <w:t>编译器会将查询语句的所有可能的实现语句做出来</w:t>
-      </w:r>
-      <w:r>
-        <w:t xml:space="preserve"> 再分配给优化器 </w:t>
-      </w:r>
-    </w:p>
-    <w:p>
-      <w:r>
-        <w:rPr>
-          <w:rFonts w:hint="eastAsia"/>
-        </w:rPr>
-        <w:t>优化器会选择消耗硬件资源最少的方式分配给执行器执行查询语句</w:t>
-      </w:r>
-    </w:p>
-    <w:p/>
-    <w:p>
-      <w:r>
-        <w:t>2.什么是SMB join？</w:t>
-      </w:r>
-    </w:p>
-    <w:p>
-      <w:r>
-        <w:rPr>
-          <w:rFonts w:hint="eastAsia"/>
-        </w:rPr>
-        <w:t>将</w:t>
-      </w:r>
-      <w:r>
-        <w:t xml:space="preserve">a b表的sid进行分桶且开启roc 分桶后排序 分桶后ab表的数据是一一对应的 </w:t>
-      </w:r>
-    </w:p>
-    <w:p>
-      <w:r>
-        <w:rPr>
-          <w:rFonts w:hint="eastAsia"/>
-        </w:rPr>
-        <w:t>这样操作可以减少在合并表的时候极大减少对于硬件资源的占用</w:t>
-      </w:r>
-      <w:r>
-        <w:t xml:space="preserve"> 并且会极大加快join速度 </w:t>
-      </w:r>
-    </w:p>
-    <w:p/>
-    <w:p>
-      <w:r>
-        <w:t>3.Hive调优的方向有哪些 sql调优</w:t>
-      </w:r>
-    </w:p>
-    <w:p>
-      <w:r>
-        <w:t>1 分桶表可启用SMB Join</w:t>
-      </w:r>
-    </w:p>
-    <w:p>
-      <w:r>
-        <w:t>2 采用ORC/Parquet列式存储</w:t>
-      </w:r>
-    </w:p>
-    <w:p>
-      <w:r>
-        <w:t>3 先过滤后关联</w:t>
-      </w:r>
-    </w:p>
-    <w:p>
-      <w:r>
-        <w:t>4 分区裁剪、列剪枝、提前过滤</w:t>
-      </w:r>
-    </w:p>
-    <w:p>
-      <w:r>
-        <w:rPr>
-          <w:rFonts w:hint="eastAsia"/>
-        </w:rPr>
-        <w:t>本质：减少数据扫描量、避免</w:t>
-      </w:r>
-      <w:r>
-        <w:t>Shuffle倾斜、利用分布式并行能力</w:t>
-      </w:r>
-    </w:p>
-    <w:p/>
-    <w:p>
-      <w:r>
-        <w:t>4.观看data_note/hive/mapreduce与数据倾斜.mp4</w:t>
-      </w:r>
-    </w:p>
-    <w:p>
-      <w:r>
-        <w:t xml:space="preserve">    原本应该均匀分配给多个机器并行处理的数据，因为某个点数据量过大，</w:t>
-      </w:r>
-    </w:p>
-    <w:p>
-      <w:pPr>
-        <w:rPr>
-          <w:rFonts w:hint="eastAsia"/>
-        </w:rPr>
-      </w:pPr>
-      <w:r>
-        <w:tab/>
-        <w:t>导致大部分任务1分钟跑完，而处理这个Key的任务跑了1小时甚至OOM（内存溢出）崩溃。</w:t>
-      </w:r>
-    </w:p>
-    <w:p>
-      <w:r>
-        <w:tab/>
-        <w:t>解决：</w:t>
-      </w:r>
-    </w:p>
-    <w:p>
-      <w:r>
-        <w:tab/>
-        <w:t xml:space="preserve">1. 打散空值  CASE </w:t>
-      </w:r>
-    </w:p>
-    <w:p>
-      <w:r>
-        <w:tab/>
-      </w:r>
-      <w:r>
-        <w:tab/>
-        <w:t xml:space="preserve">WHEN user_id IS NULL THEN CONCAT('null_', RAND()) </w:t>
-      </w:r>
-    </w:p>
-    <w:p>
-      <w:r>
-        <w:tab/>
-      </w:r>
-      <w:r>
-        <w:tab/>
-        <w:t xml:space="preserve">ELSE user_id </w:t>
-      </w:r>
-    </w:p>
-    <w:p>
-      <w:r>
-        <w:tab/>
-        <w:t>2. 开启 Hive 的倾斜优化参数  -- 开启Map端聚合（会在Map端先做一次部分聚合，减少Reduce数据量）</w:t>
-      </w:r>
-    </w:p>
-    <w:p>
-      <w:pPr>
-        <w:rPr>
-          <w:b/>
-        </w:rPr>
-      </w:pPr>
-      <w:r>
-        <w:rPr>
-          <w:b/>
-        </w:rPr>
-        <w:t>set hive.map.aggr = true;</w:t>
-      </w:r>
-    </w:p>
-    <w:p>
-      <w:r>
-        <w:t>-- 开启Skew Join（自动检测倾斜键，将其拆分成多个任务处理）</w:t>
-      </w:r>
-    </w:p>
-    <w:p>
-      <w:r>
-        <w:t>set hive.optimize.skewjoin = true;</w:t>
-      </w:r>
-    </w:p>
-    <w:p>
-      <w:r>
-        <w:tab/>
-        <w:t>3. 使用分桶减少数据倾斜出现;当大表join小表且小表小于25mb时 启用mapjoin 在本地进行reduce操作 减少对</w:t>
-      </w:r>
-      <w:r>
-        <w:t>shuffle</w:t>
-      </w:r>
-      <w:r>
-        <w:t>的占用（“在Map端完成Join，不走Reduce” ）</w:t>
-      </w:r>
-      <w:r>
-        <w:rPr>
-          <w:rFonts w:hint="eastAsia"/>
-        </w:rPr>
-        <w:t>，</w:t>
-      </w:r>
-      <w:r>
-        <w:t>但是如果数据过大会造成内存溢出（oom） 这时候只能使用加盐或者分桶去避免数据倾斜</w:t>
-      </w:r>
-    </w:p>
-    <w:p>
-      <w:r>
-        <w:tab/>
-      </w:r>
-    </w:p>
-    <w:p>
-      <w:r>
-        <w:t>5.开窗函数</w:t>
-      </w:r>
-    </w:p>
-    <w:p>
-      <w:r>
-        <w:t xml:space="preserve">    1.什么场景需要用开窗函数</w:t>
-      </w:r>
-    </w:p>
-    <w:p>
-      <w:r>
-        <w:t xml:space="preserve">        patition by与group by的区别</w:t>
-      </w:r>
-    </w:p>
-    <w:p>
-      <w:pPr>
-        <w:ind w:left="420" w:firstLine="420"/>
-      </w:pPr>
-      <w:r>
-        <w:t>partition by是属于多进多出 group by多进一出</w:t>
-      </w:r>
-    </w:p>
-    <w:p>
-      <w:pPr>
-        <w:ind w:left="420" w:firstLine="420"/>
-      </w:pPr>
-      <w:r>
-        <w:t>partition主要用在需要处理排序 输出指定排序上</w:t>
-      </w:r>
-    </w:p>
-    <w:p>
-      <w:pPr>
-        <w:ind w:left="420" w:firstLine="420"/>
-      </w:pPr>
-      <w:r>
-        <w:t>group by可以用于字段去重和配合聚合函数的使用上</w:t>
-      </w:r>
-    </w:p>
-    <w:p/>
-    <w:p>
-      <w:r>
-        <w:t xml:space="preserve">    2.三大部分</w:t>
-      </w:r>
-    </w:p>
-    <w:p>
-      <w:r>
-        <w:lastRenderedPageBreak/>
-        <w:t xml:space="preserve">        -行控制的聚合</w:t>
-      </w:r>
-    </w:p>
-    <w:p>
-      <w:r>
-        <w:rPr>
-          <w:rFonts w:hint="eastAsia"/>
-        </w:rPr>
-        <w:t>行聚合控制</w:t>
-      </w:r>
-      <w:r>
-        <w:t xml:space="preserve"> sum avg count max min</w:t>
-      </w:r>
-    </w:p>
-    <w:p>
-      <w:r>
-        <w:rPr>
-          <w:rFonts w:hint="eastAsia"/>
-        </w:rPr>
-        <w:t>不开窗下就是多进一出</w:t>
-      </w:r>
-    </w:p>
-    <w:p/>
-    <w:p>
-      <w:r>
-        <w:t>LAG,LEAD</w:t>
-      </w:r>
-    </w:p>
-    <w:p>
-      <w:r>
-        <w:rPr>
-          <w:rFonts w:hint="eastAsia"/>
-        </w:rPr>
-        <w:t>偏移函数</w:t>
-      </w:r>
-      <w:r>
-        <w:t xml:space="preserve"> 向上偏移和向下偏移</w:t>
-      </w:r>
-    </w:p>
-    <w:p/>
-    <w:p>
-      <w:r>
-        <w:t xml:space="preserve">        -排序问题</w:t>
-      </w:r>
-    </w:p>
-    <w:p>
-      <w:r>
-        <w:rPr>
-          <w:rFonts w:hint="eastAsia"/>
-        </w:rPr>
-        <w:t>开窗函数排序三个</w:t>
-      </w:r>
-    </w:p>
-    <w:p>
-      <w:r>
-        <w:t>rank 重复且连续</w:t>
-      </w:r>
-    </w:p>
-    <w:p>
-      <w:r>
-        <w:t>desnkrank 重复不连续</w:t>
-      </w:r>
-    </w:p>
-    <w:p>
-      <w:r>
-        <w:t>row number 连续不重复</w:t>
-      </w:r>
-      <w:r>
-        <w:tab/>
-      </w:r>
-    </w:p>
-    <w:p>
-      <w:r>
-        <w:tab/>
-      </w:r>
-    </w:p>
-    <w:p>
-      <w:r>
-        <w:t>6 维度模型</w:t>
-      </w:r>
-    </w:p>
-    <w:p>
-      <w:r>
-        <w:rPr>
-          <w:rFonts w:hint="eastAsia"/>
-        </w:rPr>
-        <w:t>一</w:t>
-      </w:r>
-    </w:p>
-    <w:p>
-      <w:r>
-        <w:rPr>
-          <w:rFonts w:hint="eastAsia"/>
-        </w:rPr>
-        <w:t>事务型事实表</w:t>
-      </w:r>
-      <w:r>
-        <w:t xml:space="preserve"> 四步</w:t>
-      </w:r>
-    </w:p>
-    <w:p>
-      <w:r>
-        <w:rPr>
-          <w:rFonts w:hint="eastAsia"/>
-        </w:rPr>
-        <w:t>选择业务过程</w:t>
-      </w:r>
-      <w:r>
-        <w:t xml:space="preserve"> 选择什么业务比如退款表作为业务过程 用户申请退款 商家审核 系统退款成功 这个过程作为业务过程</w:t>
-      </w:r>
-    </w:p>
-    <w:p>
-      <w:r>
-        <w:rPr>
-          <w:rFonts w:hint="eastAsia"/>
-        </w:rPr>
-        <w:t>声明颗粒度</w:t>
-      </w:r>
-      <w:r>
-        <w:t xml:space="preserve"> 以某个字段为最细字段 比如一个人一次性买了两件商品 可以退部分也可以退全部 所以可以将每件商品项的退款作为最细颗粒</w:t>
-      </w:r>
-    </w:p>
-    <w:p>
-      <w:r>
-        <w:rPr>
-          <w:rFonts w:hint="eastAsia"/>
-        </w:rPr>
-        <w:t>确认维度</w:t>
-      </w:r>
-      <w:r>
-        <w:t xml:space="preserve"> 比如确定具体退款时间、退款审核人、退款方式、退款原因等维度</w:t>
-      </w:r>
-    </w:p>
-    <w:p>
-      <w:r>
-        <w:rPr>
-          <w:rFonts w:hint="eastAsia"/>
-        </w:rPr>
-        <w:t>确认事实</w:t>
-      </w:r>
-      <w:r>
-        <w:t xml:space="preserve"> 确认事实就是哪些字段可以聚合的字段 比如退款总金额 退款总商品数等</w:t>
-      </w:r>
-    </w:p>
-    <w:p/>
-    <w:p>
-      <w:r>
-        <w:rPr>
-          <w:rFonts w:hint="eastAsia"/>
-        </w:rPr>
-        <w:t>二</w:t>
-      </w:r>
-    </w:p>
-    <w:p>
-      <w:r>
-        <w:rPr>
-          <w:rFonts w:hint="eastAsia"/>
-        </w:rPr>
-        <w:t>维度表设计</w:t>
-      </w:r>
-      <w:r>
-        <w:t xml:space="preserve"> </w:t>
-      </w:r>
-    </w:p>
-    <w:p>
-      <w:r>
-        <w:rPr>
-          <w:rFonts w:hint="eastAsia"/>
-        </w:rPr>
-        <w:t>确定维度</w:t>
-      </w:r>
-      <w:r>
-        <w:t xml:space="preserve"> 由于可能存在多个事实表与统一维度表相关 为了保证维度唯一性 只创建一张维度表</w:t>
-      </w:r>
-    </w:p>
-    <w:p>
-      <w:r>
-        <w:rPr>
-          <w:rFonts w:hint="eastAsia"/>
-        </w:rPr>
-        <w:t>确定主维表和相关维表的关系</w:t>
-      </w:r>
-      <w:r>
-        <w:t xml:space="preserve"> 最细的表作为主维表 主维表可以直接关联事实表 通常用星型维度表将与主维表关联的若干张相关维表关联到一起作为一张宽表</w:t>
-      </w:r>
-    </w:p>
-    <w:p>
-      <w:r>
-        <w:rPr>
-          <w:rFonts w:hint="eastAsia"/>
-        </w:rPr>
-        <w:t>确定维度属性</w:t>
-      </w:r>
-      <w:r>
-        <w:t xml:space="preserve"> 在一张维度表里尽可能丰富维度表的字段 避免后续每次处理</w:t>
+        <w:pStyle w:val="3"/>
+      </w:pPr>
+      <w:r>
+        <w:t>8.常见的数据的清洗数据脱敏规则有哪些</w:t>
+      </w:r>
+    </w:p>
+    <w:p>
+      <w:r>
+        <w:rPr>
+          <w:rFonts w:hint="eastAsia"/>
+        </w:rPr>
+        <w:t>对于敏感字段比如名字</w:t>
+      </w:r>
+      <w:r>
+        <w:t xml:space="preserve"> 手机号 身份证号等</w:t>
+      </w:r>
+    </w:p>
+    <w:p>
+      <w:r>
+        <w:rPr>
+          <w:rFonts w:hint="eastAsia"/>
+        </w:rPr>
+        <w:t>在字段里面通过自定义函数转换变成带星号之类的字符串形式</w:t>
       </w:r>
     </w:p>
     <w:p/>
     <w:p/>
     <w:p>
-      <w:r>
-        <w:t>7.什么叫数据探查</w:t>
-      </w:r>
-    </w:p>
-    <w:p>
-      <w:r>
-        <w:rPr>
-          <w:rFonts w:hint="eastAsia"/>
-        </w:rPr>
-        <w:t>数据探查是数据汇聚阶段的首要环节，目的是在正式接入数据前，描述数据源的数据质量情况</w:t>
-      </w:r>
-    </w:p>
-    <w:p>
-      <w:r>
-        <w:rPr>
-          <w:rFonts w:hint="eastAsia"/>
-        </w:rPr>
-        <w:t>对源数据的内容、结构、质量进行预分析，为后续的数据定义、挂接、读取提供依据。</w:t>
-      </w:r>
-    </w:p>
-    <w:p>
-      <w:r>
-        <w:rPr>
-          <w:rFonts w:hint="eastAsia"/>
-        </w:rPr>
-        <w:t>通过人工方式或智能化技术，对源数据进行内容分析、结构分析、质量评估，输出探查报告，指导数据治理工作。</w:t>
+      <w:pPr>
+        <w:pStyle w:val="3"/>
+      </w:pPr>
+      <w:r>
+        <w:t>9.拉链表</w:t>
+      </w:r>
+    </w:p>
+    <w:p>
+      <w:r>
+        <w:t>1 适用范围 缓慢变化维</w:t>
+      </w:r>
+    </w:p>
+    <w:p>
+      <w:r>
+        <w:t>2 比源数据多两个字段 开始生效时间和结束生效时间</w:t>
+      </w:r>
+    </w:p>
+    <w:p>
+      <w:r>
+        <w:t>3 位置 公共维度表</w:t>
+      </w:r>
+    </w:p>
+    <w:p>
+      <w:r>
+        <w:t>4 分区 以结束生效时间字段作为分区</w:t>
+      </w:r>
+    </w:p>
+    <w:p>
+      <w:r>
+        <w:t>5 与之对应贴源层为增量更新</w:t>
+      </w:r>
+    </w:p>
+    <w:p/>
+    <w:p>
+      <w:pPr>
+        <w:pStyle w:val="3"/>
+      </w:pPr>
+      <w:r>
+        <w:t>10.拉链表更新表流程</w:t>
+      </w:r>
+    </w:p>
+    <w:p>
+      <w:pPr>
+        <w:rPr>
+          <w:rFonts w:hint="eastAsia"/>
+        </w:rPr>
+      </w:pPr>
+      <w:r>
+        <w:rPr>
+          <w:rFonts w:hint="eastAsia"/>
+        </w:rPr>
+        <w:t>贴源层获取到后端数据库里面比如</w:t>
+      </w:r>
+      <w:r>
+        <w:rPr>
+          <w:rFonts w:hint="eastAsia"/>
+        </w:rPr>
+        <w:t>0</w:t>
+      </w:r>
+      <w:r>
+        <w:t>610分区有更新和修改的用户信息表到ods</w:t>
+      </w:r>
+      <w:r>
+        <w:rPr>
+          <w:rFonts w:hint="eastAsia"/>
+        </w:rPr>
+        <w:t>表格</w:t>
+      </w:r>
+    </w:p>
+    <w:p>
+      <w:r>
+        <w:rPr>
+          <w:rFonts w:hint="eastAsia"/>
+        </w:rPr>
+        <w:t>在</w:t>
+      </w:r>
+      <w:r>
+        <w:t>ods里面获取到最新的表数据之后拿出来与dim公共维度表里的旧表进行insert into更新修改操作 更新操作的是一张中间表</w:t>
+      </w:r>
+    </w:p>
+    <w:p/>
+    <w:p>
+      <w:r>
+        <w:rPr>
+          <w:rFonts w:hint="eastAsia"/>
+        </w:rPr>
+        <w:t>对于旧表数据有修改的</w:t>
+      </w:r>
+      <w:r>
+        <w:t xml:space="preserve"> 找到id之后 先把旧数据id对应的行的结束生效时间改为</w:t>
+      </w:r>
+      <w:r>
+        <w:rPr>
+          <w:rFonts w:hint="eastAsia"/>
+        </w:rPr>
+        <w:t>0</w:t>
+      </w:r>
+      <w:r>
+        <w:t>610</w:t>
+      </w:r>
+    </w:p>
+    <w:p>
+      <w:r>
+        <w:rPr>
+          <w:rFonts w:hint="eastAsia"/>
+        </w:rPr>
+        <w:t>再将新数据插入进中间表里</w:t>
+      </w:r>
+      <w:r>
+        <w:t xml:space="preserve"> 开始生效时间设置为</w:t>
+      </w:r>
+      <w:r>
+        <w:rPr>
+          <w:rFonts w:hint="eastAsia"/>
+        </w:rPr>
+        <w:t>0</w:t>
+      </w:r>
+      <w:r>
+        <w:t>610 结束生效时间设置为9999</w:t>
+      </w:r>
+    </w:p>
+    <w:p>
+      <w:r>
+        <w:rPr>
+          <w:rFonts w:hint="eastAsia"/>
+        </w:rPr>
+        <w:t>如果有新数据</w:t>
+      </w:r>
+      <w:r>
+        <w:t xml:space="preserve"> 在旧表里面未查找到对应id则直接插入一行数据</w:t>
+      </w:r>
+    </w:p>
+    <w:p>
+      <w:r>
+        <w:rPr>
+          <w:rFonts w:hint="eastAsia"/>
+        </w:rPr>
+        <w:t>所有操作完成之后将旧表里面剩下的数据写到中间表当中</w:t>
+      </w:r>
+      <w:r>
+        <w:t xml:space="preserve"> </w:t>
+      </w:r>
+    </w:p>
+    <w:p/>
+    <w:p>
+      <w:r>
+        <w:rPr>
+          <w:rFonts w:hint="eastAsia"/>
+        </w:rPr>
+        <w:t>最后</w:t>
+      </w:r>
+      <w:r>
+        <w:t xml:space="preserve"> 将中间表通过insert overwrite到旧表以动态分区的形式覆盖掉每个时间段 比如609 610 9999这几个分区里面 </w:t>
+      </w:r>
+    </w:p>
+    <w:p>
+      <w:r>
+        <w:rPr>
+          <w:rFonts w:hint="eastAsia"/>
+        </w:rPr>
+        <w:t>即完成拉链表数据更新操作</w:t>
+      </w:r>
+    </w:p>
+    <w:p/>
+    <w:p>
+      <w:r>
+        <w:rPr>
+          <w:rFonts w:hint="eastAsia"/>
+        </w:rPr>
+        <w:t>数仓建模</w:t>
+      </w:r>
+      <w:r>
+        <w:t xml:space="preserve"> mapping与宽表建模＋维度模型</w:t>
+      </w:r>
+    </w:p>
+    <w:p/>
+    <w:p>
+      <w:pPr>
+        <w:pStyle w:val="3"/>
+      </w:pPr>
+      <w:r>
+        <w:rPr>
+          <w:rFonts w:hint="eastAsia"/>
+        </w:rPr>
+        <w:t>数仓建模流程逻辑</w:t>
+      </w:r>
+    </w:p>
+    <w:p>
+      <w:r>
+        <w:t xml:space="preserve">1 确定目标表结构信息 </w:t>
+      </w:r>
+    </w:p>
+    <w:p>
+      <w:pPr>
+        <w:rPr>
+          <w:rFonts w:hint="eastAsia"/>
+        </w:rPr>
+      </w:pPr>
+      <w:r>
+        <w:rPr>
+          <w:rFonts w:hint="eastAsia"/>
+        </w:rPr>
+        <w:t>从</w:t>
+      </w:r>
+      <w:r>
+        <w:t>BI确定需要的目标表结构事务和维度字段</w:t>
+      </w:r>
+    </w:p>
+    <w:p>
+      <w:r>
+        <w:t>2 调研梳理来源表信息</w:t>
+      </w:r>
+    </w:p>
+    <w:p>
+      <w:pPr>
+        <w:rPr>
+          <w:rFonts w:hint="eastAsia"/>
+        </w:rPr>
+      </w:pPr>
+      <w:r>
+        <w:rPr>
+          <w:rFonts w:hint="eastAsia"/>
+        </w:rPr>
+        <w:t>在确定好事务和维度字段之后从后端数据库整理事务和各个维度相应的表</w:t>
+      </w:r>
+    </w:p>
+    <w:p>
+      <w:r>
+        <w:t>3 调研确认应用业务口径</w:t>
+      </w:r>
+    </w:p>
+    <w:p>
+      <w:pPr>
+        <w:rPr>
+          <w:rFonts w:hint="eastAsia"/>
+        </w:rPr>
+      </w:pPr>
+      <w:r>
+        <w:rPr>
+          <w:rFonts w:hint="eastAsia"/>
+        </w:rPr>
+        <w:t>调研事务需要使用什么方法去输出需要显示的方式</w:t>
+      </w:r>
+    </w:p>
+    <w:p>
+      <w:r>
+        <w:t>4 基于模型做取值映射分析</w:t>
+      </w:r>
+    </w:p>
+    <w:p>
+      <w:r>
+        <w:rPr>
+          <w:rFonts w:hint="eastAsia"/>
+        </w:rPr>
+        <w:t>上面三步完成之后对后端数据库获取的数据在</w:t>
+      </w:r>
+      <w:r>
+        <w:t>dm层进行映射到相应需要输出的字段</w:t>
+      </w:r>
+    </w:p>
+    <w:p/>
+    <w:p>
+      <w:pPr>
+        <w:pStyle w:val="3"/>
+      </w:pPr>
+      <w:r>
+        <w:lastRenderedPageBreak/>
+        <w:t>mapping</w:t>
+      </w:r>
+    </w:p>
+    <w:p>
+      <w:r>
+        <w:rPr>
+          <w:rFonts w:hint="eastAsia"/>
+        </w:rPr>
+        <w:t>本质：描述数据从来源到目标的“流转地图”，记录字段级血缘关系</w:t>
+      </w:r>
+    </w:p>
+    <w:p>
+      <w:r>
+        <w:t>1 目标字段 DM、DWS层表结构</w:t>
+      </w:r>
+    </w:p>
+    <w:p>
+      <w:r>
+        <w:t>2 来源字段 ODS、DWD层字段</w:t>
+      </w:r>
+    </w:p>
+    <w:p>
+      <w:r>
+        <w:t>3 转换规则 空值处理NVL、类型转换CAST、计算逻辑SUM/CASE WHEN</w:t>
+      </w:r>
+    </w:p>
+    <w:p>
+      <w:r>
+        <w:t>4 业务口径说明 如“订单金额=商品单价×数量</w:t>
+      </w:r>
+    </w:p>
+    <w:p/>
+    <w:p>
+      <w:pPr>
+        <w:pStyle w:val="3"/>
+      </w:pPr>
+      <w:r>
+        <w:rPr>
+          <w:rFonts w:hint="eastAsia"/>
+        </w:rPr>
+        <w:t>宽表建模</w:t>
+      </w:r>
+    </w:p>
+    <w:p>
+      <w:r>
+        <w:rPr>
+          <w:rFonts w:hint="eastAsia"/>
+        </w:rPr>
+        <w:t>本质：将多个维度表的属性冗余到事实表中，形成“大宽表”，避免查询时多次</w:t>
+      </w:r>
+      <w:r>
+        <w:t>JOIN</w:t>
+      </w:r>
+    </w:p>
+    <w:p>
+      <w:r>
+        <w:t>1 选择公共粒度：如按user_id+sku_id+ds组合，保证每行唯一。</w:t>
+      </w:r>
+    </w:p>
+    <w:p>
+      <w:r>
+        <w:t>2 冗余常用维度属性：用户等级、商品分类名称、地区名称等直接存入宽表</w:t>
+      </w:r>
+    </w:p>
+    <w:p>
+      <w:r>
+        <w:t>3 预计算轻度聚合：如sum(sku_num)、count(distinct order_id)，为DM层加速</w:t>
+      </w:r>
+    </w:p>
+    <w:p>
+      <w:r>
+        <w:rPr>
+          <w:rFonts w:hint="eastAsia"/>
+        </w:rPr>
+        <w:t>优点：查询性能好（减少</w:t>
+      </w:r>
+      <w:r>
+        <w:t>JOIN），易理解（一张表涵盖所有分析维度）</w:t>
+      </w:r>
+    </w:p>
+    <w:p/>
+    <w:p>
+      <w:pPr>
+        <w:pStyle w:val="3"/>
+      </w:pPr>
+      <w:r>
+        <w:t>14 7-9个银行系统名称</w:t>
+      </w:r>
+    </w:p>
+    <w:p>
+      <w:r>
+        <w:t>cbs核心系统（核心业务）、ecif（客户管理系统）</w:t>
+      </w:r>
+    </w:p>
+    <w:p>
+      <w:r>
+        <w:t>ccp（信用卡系统）、bbs（票据系统）、ccs（对公信贷管理系统）</w:t>
+      </w:r>
+    </w:p>
+    <w:p>
+      <w:r>
+        <w:t>pcs（零售信贷系统）、nbs（网上银行系统）</w:t>
+      </w:r>
+    </w:p>
+    <w:p/>
+    <w:p>
+      <w:pPr>
+        <w:pStyle w:val="3"/>
+        <w:rPr>
+          <w:rFonts w:hint="eastAsia"/>
+        </w:rPr>
+      </w:pPr>
+      <w:r>
+        <w:t xml:space="preserve">15 </w:t>
+      </w:r>
+      <w:r>
+        <w:rPr>
+          <w:rFonts w:hint="eastAsia"/>
+        </w:rPr>
+        <w:t>数据治理（管理数据管理）</w:t>
+      </w:r>
+    </w:p>
+    <w:p>
+      <w:r>
+        <w:tab/>
+      </w:r>
+      <w:r>
+        <w:t xml:space="preserve">1 </w:t>
+      </w:r>
+      <w:r>
+        <w:t>元数据管理  （元数据是描述数据架构的 mapping描述数据血缘关系）</w:t>
+      </w:r>
+    </w:p>
+    <w:p>
+      <w:r>
+        <w:tab/>
+      </w:r>
+      <w:r>
+        <w:t xml:space="preserve">2 </w:t>
+      </w:r>
+      <w:r>
+        <w:t>主数据管理  是支持业务过程发生的必要的实体数据（业务过程的维度字段）</w:t>
+      </w:r>
+    </w:p>
+    <w:p>
+      <w:r>
+        <w:tab/>
+      </w:r>
+      <w:r>
+        <w:t xml:space="preserve">3 </w:t>
+      </w:r>
+      <w:r>
+        <w:t>数据标准管理 制定数仓过程全流程的标准</w:t>
+      </w:r>
+    </w:p>
+    <w:p>
+      <w:r>
+        <w:tab/>
+      </w:r>
+      <w:r>
+        <w:t xml:space="preserve">4 </w:t>
+      </w:r>
+      <w:r>
+        <w:t>数据质量管理 包含数据探查、数据清洗</w:t>
+      </w:r>
+    </w:p>
+    <w:p>
+      <w:r>
+        <w:tab/>
+      </w:r>
+      <w:r>
+        <w:t xml:space="preserve">5 </w:t>
+      </w:r>
+      <w:r>
+        <w:t>数据安全管理 通过详细的权限管理进行安全管理</w:t>
+      </w:r>
+    </w:p>
+    <w:p>
+      <w:r>
+        <w:tab/>
+      </w:r>
+      <w:r>
+        <w:t xml:space="preserve">6 </w:t>
+      </w:r>
+      <w:r>
+        <w:t>数据资产价值管理 整个数据管理的核心（通过实现数据资产价值目录来实现资产价值，通过描述哪些资产在哪里来检索资产）</w:t>
+      </w:r>
+    </w:p>
+    <w:p>
+      <w:pPr>
+        <w:rPr>
+          <w:rFonts w:hint="eastAsia"/>
+        </w:rPr>
+      </w:pPr>
+      <w:r>
+        <w:tab/>
+      </w:r>
+    </w:p>
+    <w:p/>
+    <w:p>
+      <w:pPr>
+        <w:pStyle w:val="3"/>
+      </w:pPr>
+      <w:r>
+        <w:rPr>
+          <w:rFonts w:hint="eastAsia"/>
+        </w:rPr>
+        <w:t>负载均衡</w:t>
+      </w:r>
+    </w:p>
+    <w:p>
+      <w:pPr>
+        <w:rPr>
+          <w:rStyle w:val="aa"/>
+          <w:rFonts w:ascii="Segoe UI" w:hAnsi="Segoe UI" w:cs="Segoe UI" w:hint="eastAsia"/>
+          <w:color w:val="0F1115"/>
+          <w:shd w:val="clear" w:color="auto" w:fill="FFFFFF"/>
+        </w:rPr>
+      </w:pPr>
+      <w:r>
+        <w:rPr>
+          <w:rStyle w:val="aa"/>
+          <w:rFonts w:ascii="Segoe UI" w:hAnsi="Segoe UI" w:cs="Segoe UI" w:hint="eastAsia"/>
+          <w:color w:val="0F1115"/>
+          <w:shd w:val="clear" w:color="auto" w:fill="FFFFFF"/>
+        </w:rPr>
+        <w:t>是一种将网络流量或工作负载按照某种策略分发到多个服务器（或服务实例）上的技术，旨在优化资源利用率、最大化吞吐量、最小化响应时间，并避免单点过载。</w:t>
+      </w:r>
+    </w:p>
+    <w:p>
+      <w:pPr>
+        <w:rPr>
+          <w:rStyle w:val="aa"/>
+          <w:rFonts w:ascii="Segoe UI" w:hAnsi="Segoe UI" w:cs="Segoe UI"/>
+          <w:color w:val="0F1115"/>
+          <w:shd w:val="clear" w:color="auto" w:fill="FFFFFF"/>
+        </w:rPr>
+      </w:pPr>
+      <w:r>
+        <w:rPr>
+          <w:rStyle w:val="aa"/>
+          <w:rFonts w:ascii="Segoe UI" w:hAnsi="Segoe UI" w:cs="Segoe UI" w:hint="eastAsia"/>
+          <w:color w:val="0F1115"/>
+          <w:shd w:val="clear" w:color="auto" w:fill="FFFFFF"/>
+        </w:rPr>
+        <w:lastRenderedPageBreak/>
+        <w:t>你可以把它想象成大型超市的收银台：如果只开一个收银台，排队就会很长；如果根据排队人数动态开启多个收银台（并让排队最短的顾客去空闲的收银台），整体结账效率就会大幅提升——这就是负载均衡的直观体现。</w:t>
+      </w:r>
+    </w:p>
+    <w:p>
+      <w:pPr>
+        <w:rPr>
+          <w:rStyle w:val="aa"/>
+          <w:rFonts w:ascii="Segoe UI" w:hAnsi="Segoe UI" w:cs="Segoe UI" w:hint="eastAsia"/>
+          <w:color w:val="0F1115"/>
+          <w:shd w:val="clear" w:color="auto" w:fill="FFFFFF"/>
+        </w:rPr>
+      </w:pPr>
+    </w:p>
+    <w:p>
+      <w:pPr>
+        <w:rPr>
+          <w:rFonts w:hint="eastAsia"/>
+        </w:rPr>
+      </w:pPr>
+      <w:r>
+        <w:rPr>
+          <w:rStyle w:val="aa"/>
+          <w:rFonts w:ascii="Segoe UI" w:hAnsi="Segoe UI" w:cs="Segoe UI"/>
+          <w:color w:val="0F1115"/>
+          <w:shd w:val="clear" w:color="auto" w:fill="FFFFFF"/>
+        </w:rPr>
+        <w:t>负载均衡</w:t>
+      </w:r>
+      <w:r>
+        <w:rPr>
+          <w:rStyle w:val="aa"/>
+          <w:rFonts w:ascii="Segoe UI" w:hAnsi="Segoe UI" w:cs="Segoe UI"/>
+          <w:color w:val="0F1115"/>
+          <w:shd w:val="clear" w:color="auto" w:fill="FFFFFF"/>
+        </w:rPr>
+        <w:t xml:space="preserve"> = </w:t>
+      </w:r>
+      <w:r>
+        <w:rPr>
+          <w:rStyle w:val="aa"/>
+          <w:rFonts w:ascii="Segoe UI" w:hAnsi="Segoe UI" w:cs="Segoe UI"/>
+          <w:color w:val="0F1115"/>
+          <w:shd w:val="clear" w:color="auto" w:fill="FFFFFF"/>
+        </w:rPr>
+        <w:t>流量调度员</w:t>
+      </w:r>
+      <w:r>
+        <w:rPr>
+          <w:rStyle w:val="aa"/>
+          <w:rFonts w:ascii="Segoe UI" w:hAnsi="Segoe UI" w:cs="Segoe UI"/>
+          <w:color w:val="0F1115"/>
+          <w:shd w:val="clear" w:color="auto" w:fill="FFFFFF"/>
+        </w:rPr>
+        <w:t xml:space="preserve"> + </w:t>
+      </w:r>
+      <w:r>
+        <w:rPr>
+          <w:rStyle w:val="aa"/>
+          <w:rFonts w:ascii="Segoe UI" w:hAnsi="Segoe UI" w:cs="Segoe UI"/>
+          <w:color w:val="0F1115"/>
+          <w:shd w:val="clear" w:color="auto" w:fill="FFFFFF"/>
+        </w:rPr>
+        <w:t>故障巡检员。</w:t>
+      </w:r>
+      <w:r>
+        <w:rPr>
+          <w:rFonts w:ascii="Segoe UI" w:hAnsi="Segoe UI" w:cs="Segoe UI"/>
+          <w:color w:val="0F1115"/>
+          <w:shd w:val="clear" w:color="auto" w:fill="FFFFFF"/>
+        </w:rPr>
+        <w:t> </w:t>
+      </w:r>
+      <w:r>
+        <w:rPr>
+          <w:rFonts w:ascii="Segoe UI" w:hAnsi="Segoe UI" w:cs="Segoe UI"/>
+          <w:color w:val="0F1115"/>
+          <w:shd w:val="clear" w:color="auto" w:fill="FFFFFF"/>
+        </w:rPr>
+        <w:t>它既负责把海量请求按策略分发给后端服务器，也负责及时发现并隔离故障节点，让整个系统具备高并发、高可用、易扩展的能力。</w:t>
+      </w:r>
+    </w:p>
+    <w:p/>
+    <w:p>
+      <w:pPr>
+        <w:pStyle w:val="3"/>
+      </w:pPr>
+      <w:r>
+        <w:rPr>
+          <w:rFonts w:hint="eastAsia"/>
+        </w:rPr>
+        <w:t>索引</w:t>
+      </w:r>
+    </w:p>
+    <w:p>
+      <w:pPr>
+        <w:rPr>
+          <w:rFonts w:ascii="Segoe UI" w:hAnsi="Segoe UI" w:cs="Segoe UI"/>
+          <w:color w:val="0F1115"/>
+          <w:shd w:val="clear" w:color="auto" w:fill="FFFFFF"/>
+        </w:rPr>
+      </w:pPr>
+      <w:r>
+        <w:rPr>
+          <w:rFonts w:hint="eastAsia"/>
+        </w:rPr>
+        <w:t>就是一种用于帮助数据库系统快速查找数据的“目录”或“查找表”，</w:t>
+      </w:r>
+      <w:r>
+        <w:rPr>
+          <w:rFonts w:hint="eastAsia"/>
+        </w:rPr>
+        <w:t>在过滤条件中根据rowid快速定位，</w:t>
+      </w:r>
+      <w:r>
+        <w:rPr>
+          <w:rFonts w:ascii="Segoe UI" w:hAnsi="Segoe UI" w:cs="Segoe UI"/>
+          <w:color w:val="0F1115"/>
+          <w:shd w:val="clear" w:color="auto" w:fill="FFFFFF"/>
+        </w:rPr>
+        <w:t>在实际开发中</w:t>
+      </w:r>
+      <w:r>
+        <w:rPr>
+          <w:rFonts w:ascii="Segoe UI" w:hAnsi="Segoe UI" w:cs="Segoe UI" w:hint="eastAsia"/>
+          <w:color w:val="0F1115"/>
+          <w:shd w:val="clear" w:color="auto" w:fill="FFFFFF"/>
+        </w:rPr>
+        <w:t>，</w:t>
+      </w:r>
+      <w:r>
+        <w:rPr>
+          <w:rStyle w:val="aa"/>
+          <w:rFonts w:ascii="Segoe UI" w:hAnsi="Segoe UI" w:cs="Segoe UI"/>
+          <w:color w:val="0F1115"/>
+          <w:shd w:val="clear" w:color="auto" w:fill="FFFFFF"/>
+        </w:rPr>
+        <w:t>最左前缀匹配</w:t>
+      </w:r>
+      <w:r>
+        <w:rPr>
+          <w:rFonts w:ascii="Segoe UI" w:hAnsi="Segoe UI" w:cs="Segoe UI"/>
+          <w:color w:val="0F1115"/>
+          <w:shd w:val="clear" w:color="auto" w:fill="FFFFFF"/>
+        </w:rPr>
+        <w:t>和</w:t>
+      </w:r>
+      <w:r>
+        <w:rPr>
+          <w:rStyle w:val="aa"/>
+          <w:rFonts w:ascii="Segoe UI" w:hAnsi="Segoe UI" w:cs="Segoe UI"/>
+          <w:color w:val="0F1115"/>
+          <w:shd w:val="clear" w:color="auto" w:fill="FFFFFF"/>
+        </w:rPr>
+        <w:t>列区分度</w:t>
+      </w:r>
+      <w:r>
+        <w:rPr>
+          <w:rFonts w:ascii="Segoe UI" w:hAnsi="Segoe UI" w:cs="Segoe UI" w:hint="eastAsia"/>
+          <w:color w:val="0F1115"/>
+          <w:shd w:val="clear" w:color="auto" w:fill="FFFFFF"/>
+        </w:rPr>
+        <w:t>会导致索引失效，</w:t>
+      </w:r>
+      <w:r>
+        <w:rPr>
+          <w:rFonts w:ascii="Segoe UI" w:hAnsi="Segoe UI" w:cs="Segoe UI"/>
+          <w:color w:val="0F1115"/>
+          <w:shd w:val="clear" w:color="auto" w:fill="FFFFFF"/>
+        </w:rPr>
+        <w:t>避免因查询写法不当导致索引失效。在</w:t>
+      </w:r>
+      <w:r>
+        <w:rPr>
+          <w:rFonts w:ascii="Segoe UI" w:hAnsi="Segoe UI" w:cs="Segoe UI"/>
+          <w:color w:val="0F1115"/>
+          <w:shd w:val="clear" w:color="auto" w:fill="FFFFFF"/>
+        </w:rPr>
+        <w:t>数仓项目中，我们通常用</w:t>
+      </w:r>
+      <w:r>
+        <w:rPr>
+          <w:rStyle w:val="aa"/>
+          <w:rFonts w:ascii="Segoe UI" w:hAnsi="Segoe UI" w:cs="Segoe UI"/>
+          <w:color w:val="0F1115"/>
+          <w:shd w:val="clear" w:color="auto" w:fill="FFFFFF"/>
+        </w:rPr>
+        <w:t>分区裁剪</w:t>
+      </w:r>
+      <w:r>
+        <w:rPr>
+          <w:rFonts w:ascii="Segoe UI" w:hAnsi="Segoe UI" w:cs="Segoe UI"/>
+          <w:color w:val="0F1115"/>
+          <w:shd w:val="clear" w:color="auto" w:fill="FFFFFF"/>
+        </w:rPr>
+        <w:t>和</w:t>
+      </w:r>
+      <w:r>
+        <w:rPr>
+          <w:rStyle w:val="aa"/>
+          <w:rFonts w:ascii="Segoe UI" w:hAnsi="Segoe UI" w:cs="Segoe UI"/>
+          <w:color w:val="0F1115"/>
+          <w:shd w:val="clear" w:color="auto" w:fill="FFFFFF"/>
+        </w:rPr>
+        <w:t>分桶</w:t>
+      </w:r>
+      <w:r>
+        <w:rPr>
+          <w:rFonts w:ascii="Segoe UI" w:hAnsi="Segoe UI" w:cs="Segoe UI"/>
+          <w:color w:val="0F1115"/>
+          <w:shd w:val="clear" w:color="auto" w:fill="FFFFFF"/>
+        </w:rPr>
+        <w:t>来替代传统索引，以适应海量数据的计算场景。</w:t>
+      </w:r>
+    </w:p>
+    <w:p>
+      <w:pPr>
+        <w:rPr>
+          <w:rFonts w:ascii="Segoe UI" w:hAnsi="Segoe UI" w:cs="Segoe UI"/>
+          <w:color w:val="0F1115"/>
+          <w:shd w:val="clear" w:color="auto" w:fill="FFFFFF"/>
+        </w:rPr>
+      </w:pPr>
+    </w:p>
+    <w:p>
+      <w:pPr>
+        <w:pStyle w:val="4"/>
+        <w:rPr>
+          <w:rFonts w:hint="eastAsia"/>
+        </w:rPr>
+      </w:pPr>
+      <w:r>
+        <w:t>MySQL 索引失效的经典场景定义</w:t>
+      </w:r>
+    </w:p>
+    <w:p>
+      <w:pPr>
+        <w:rPr>
+          <w:rFonts w:hint="eastAsia"/>
+        </w:rPr>
+      </w:pPr>
+      <w:r>
+        <w:t>1. 最左前缀原则失效</w:t>
+      </w:r>
+    </w:p>
+    <w:p>
+      <w:pPr>
+        <w:rPr>
+          <w:rFonts w:hint="eastAsia"/>
+        </w:rPr>
+      </w:pPr>
+      <w:r>
+        <w:rPr>
+          <w:rFonts w:hint="eastAsia"/>
+        </w:rPr>
+        <w:t>在联合索引中，查询条件必须从索引的最左列开始，且不能跳过中间的列。</w:t>
+      </w:r>
+    </w:p>
+    <w:p>
+      <w:pPr>
+        <w:rPr>
+          <w:rFonts w:hint="eastAsia"/>
+        </w:rPr>
+      </w:pPr>
+      <w:r>
+        <w:t>2. 隐式类型转换失效</w:t>
+      </w:r>
+    </w:p>
+    <w:p>
+      <w:pPr>
+        <w:rPr>
+          <w:rFonts w:hint="eastAsia"/>
+        </w:rPr>
+      </w:pPr>
+      <w:r>
+        <w:rPr>
+          <w:rFonts w:hint="eastAsia"/>
+        </w:rPr>
+        <w:t>当索引列的字段类型与查询条件传入的数据类型不一致时，</w:t>
+      </w:r>
+      <w:r>
+        <w:t>MySQL 会自动进行类型转换。</w:t>
+      </w:r>
+    </w:p>
+    <w:p>
+      <w:pPr>
+        <w:rPr>
+          <w:rFonts w:hint="eastAsia"/>
+        </w:rPr>
+      </w:pPr>
+      <w:r>
+        <w:t>3. 索引列上使用函数或表达式计算失效</w:t>
+      </w:r>
+    </w:p>
+    <w:p>
+      <w:pPr>
+        <w:rPr>
+          <w:rFonts w:hint="eastAsia"/>
+        </w:rPr>
+      </w:pPr>
+      <w:r>
+        <w:rPr>
+          <w:rFonts w:hint="eastAsia"/>
+        </w:rPr>
+        <w:t>当</w:t>
+      </w:r>
+      <w:r>
+        <w:t xml:space="preserve"> WHERE 条件中对索引列使用了函数运算（如 DATE()、YEAR() 等）或数学表达式计算（如 +、-、*、/ 等）时，索引列的值被改变，MySQL 无法基于原始值进行快速定位，索引失效。</w:t>
+      </w:r>
+    </w:p>
+    <w:p>
+      <w:pPr>
+        <w:rPr>
+          <w:rFonts w:hint="eastAsia"/>
+        </w:rPr>
+      </w:pPr>
+      <w:r>
+        <w:t>4. LIKE 模糊查询以通配符（%）开头失效</w:t>
+      </w:r>
+    </w:p>
+    <w:p>
+      <w:pPr>
+        <w:rPr>
+          <w:rFonts w:hint="eastAsia"/>
+        </w:rPr>
+      </w:pPr>
+      <w:r>
+        <w:t>B+Tree 索引按照从左到右的顺序排列，当 LIKE 模式以通配符 % 开头时，索引的左侧无法确定起点，导致无法使用索引进行范围查找，索引失效。</w:t>
+      </w:r>
+    </w:p>
+    <w:p>
+      <w:pPr>
+        <w:rPr>
+          <w:rFonts w:hint="eastAsia"/>
+        </w:rPr>
+      </w:pPr>
+      <w:r>
+        <w:t>5</w:t>
+      </w:r>
+      <w:r>
+        <w:t xml:space="preserve"> 优化器判定全表扫描优于索引失效</w:t>
+      </w:r>
+    </w:p>
+    <w:p>
+      <w:r>
+        <w:rPr>
+          <w:rFonts w:hint="eastAsia"/>
+        </w:rPr>
+        <w:t>当查询结果集占总数据量的比例过高（通常超过</w:t>
+      </w:r>
+      <w:r>
+        <w:t xml:space="preserve"> 20%~30%）时，由于走索引需要进行“回表”操作产生大量随机 I/O，而全表扫描采用顺序 I/O 成本更低，MySQL 优化器会主动放弃索引，选择全表扫描。此外，统计信息过时也会导致优化器误判，造成索引失效。</w:t>
+      </w:r>
+    </w:p>
+    <w:p>
+      <w:pPr>
+        <w:rPr>
+          <w:rFonts w:hint="eastAsia"/>
+        </w:rPr>
+      </w:pPr>
+    </w:p>
+    <w:p>
+      <w:pPr>
+        <w:pStyle w:val="3"/>
+      </w:pPr>
+      <w:r>
+        <w:rPr>
+          <w:rFonts w:hint="eastAsia"/>
+        </w:rPr>
+        <w:t>数据治理实现三化</w:t>
+      </w:r>
+      <w:r>
+        <w:t xml:space="preserve"> </w:t>
+      </w:r>
+    </w:p>
+    <w:p>
+      <w:r>
+        <w:rPr>
+          <w:rFonts w:hint="eastAsia"/>
+        </w:rPr>
+        <w:t>标准化（制定统一的数据命名、字段类型、业务口径和编码规则。</w:t>
+      </w:r>
+    </w:p>
+    <w:p>
+      <w:r>
+        <w:rPr>
+          <w:rFonts w:hint="eastAsia"/>
+        </w:rPr>
+        <w:t>如订单金额字段必须叫</w:t>
+      </w:r>
+      <w:r>
+        <w:t xml:space="preserve"> order_amount，单位统一为“</w:t>
+      </w:r>
+      <w:r>
+        <w:rPr>
+          <w:rFonts w:hint="eastAsia"/>
+        </w:rPr>
+        <w:t>元</w:t>
+      </w:r>
+      <w:r>
+        <w:t>”。目标是让数据“长一个样”，消除歧义。）</w:t>
+      </w:r>
+    </w:p>
+    <w:p/>
+    <w:p>
+      <w:r>
+        <w:rPr>
+          <w:rFonts w:hint="eastAsia"/>
+        </w:rPr>
+        <w:t>模版化（将标准化的流程（建表、</w:t>
+      </w:r>
+      <w:r>
+        <w:t>ETL映射、清洗逻辑）沉淀为可复用的模板文件。</w:t>
+      </w:r>
+    </w:p>
+    <w:p>
+      <w:r>
+        <w:rPr>
+          <w:rFonts w:hint="eastAsia"/>
+        </w:rPr>
+        <w:t>如</w:t>
+      </w:r>
+      <w:r>
+        <w:t xml:space="preserve"> dim_sku_info_df 建表语句固定格式，插入逻辑沿用统一模板。目标是“一次编写，多次复</w:t>
+      </w:r>
+      <w:r>
+        <w:lastRenderedPageBreak/>
+        <w:t>用”，提升效率。）</w:t>
+      </w:r>
+    </w:p>
+    <w:p/>
+    <w:p>
+      <w:r>
+        <w:rPr>
+          <w:rFonts w:hint="eastAsia"/>
+        </w:rPr>
+        <w:t>自动化（基于模板和标准，通过调度工具（如</w:t>
+      </w:r>
+      <w:r>
+        <w:t>Azkaban）自动执行数据接入、清洗、汇总等任务，并配置质量校验和告警机制，</w:t>
+      </w:r>
+    </w:p>
+    <w:p>
+      <w:r>
+        <w:rPr>
+          <w:rFonts w:hint="eastAsia"/>
+        </w:rPr>
+        <w:t>无需人工干预即可产出可信数据。目标是“降本增效、释放人力”。）</w:t>
       </w:r>
     </w:p>
     <w:p/>
     <w:p/>
     <w:p>
       <w:r>
-        <w:t>8.常见的数据的清洗数据脱敏规则有哪些</w:t>
-      </w:r>
-    </w:p>
-    <w:p>
-      <w:r>
-        <w:rPr>
-          <w:rFonts w:hint="eastAsia"/>
-        </w:rPr>
-        <w:t>对于敏感字段比如名字</w:t>
-      </w:r>
-      <w:r>
-        <w:t xml:space="preserve"> 手机号 身份证号等</w:t>
-      </w:r>
-    </w:p>
-    <w:p>
-      <w:r>
-        <w:rPr>
-          <w:rFonts w:hint="eastAsia"/>
-        </w:rPr>
-        <w:t>在字段里面通过自定义函数转换变成带星号之类的字符串形式</w:t>
+        <w:t>16 银行主题 四个主题 每个主题下面还有二三级主题详细 看连接 https://www.cnblogs.com/zourui4271/p/13877676.html</w:t>
+      </w:r>
+    </w:p>
+    <w:p>
+      <w:r>
+        <w:rPr>
+          <w:rFonts w:hint="eastAsia"/>
+        </w:rPr>
+        <w:t>十大金融主题</w:t>
+      </w:r>
+      <w:r>
+        <w:t xml:space="preserve"> 当事人、产品、协议、事件、资产、财务、机构、地域、营销、渠道</w:t>
+      </w:r>
+    </w:p>
+    <w:p>
+      <w:pPr>
+        <w:rPr>
+          <w:rFonts w:hint="eastAsia"/>
+        </w:rPr>
+      </w:pPr>
+    </w:p>
+    <w:p>
+      <w:r>
+        <w:rPr>
+          <w:rFonts w:hint="eastAsia"/>
+        </w:rPr>
+        <w:t>文件形式：</w:t>
+      </w:r>
+    </w:p>
+    <w:p>
+      <w:r>
+        <w:rPr>
+          <w:rFonts w:hint="eastAsia"/>
+        </w:rPr>
+        <w:t>优化之一</w:t>
+      </w:r>
+      <w:r>
+        <w:t xml:space="preserve"> 贴源层使用parque 其他层使用textfile</w:t>
       </w:r>
     </w:p>
     <w:p/>
     <w:p/>
     <w:p>
-      <w:r>
-        <w:t>9.拉链表</w:t>
-      </w:r>
-    </w:p>
-    <w:p>
-      <w:r>
-        <w:t>1 适用范围 缓慢变化维</w:t>
-      </w:r>
-    </w:p>
-    <w:p>
-      <w:r>
-        <w:t>2 比源数据多两个字段 开始生效时间和结束生效时间</w:t>
-      </w:r>
-    </w:p>
-    <w:p>
-      <w:r>
-        <w:t>3 位置 公共维度表</w:t>
-      </w:r>
-    </w:p>
-    <w:p>
-      <w:r>
-        <w:t>4 分区 以结束生效时间字段作为分区</w:t>
-      </w:r>
-    </w:p>
-    <w:p>
-      <w:r>
-        <w:t>5 与之对应贴源层为增量更新</w:t>
+      <w:pPr>
+        <w:pStyle w:val="1"/>
+        <w:numPr>
+          <w:ilvl w:val="0"/>
+          <w:numId w:val="13"/>
+        </w:numPr>
+        <w:jc w:val="center"/>
+      </w:pPr>
+      <w:r>
+        <w:t>hive架构</w:t>
+      </w:r>
+    </w:p>
+    <w:p>
+      <w:pPr>
+        <w:pStyle w:val="4"/>
+      </w:pPr>
+      <w:r>
+        <w:rPr>
+          <w:rFonts w:hint="eastAsia"/>
+        </w:rPr>
+        <w:t>hive</w:t>
+      </w:r>
+    </w:p>
+    <w:p>
+      <w:r>
+        <w:rPr>
+          <w:rFonts w:hint="eastAsia"/>
+        </w:rPr>
+        <w:t>解析器去</w:t>
+      </w:r>
+      <w:r>
+        <w:t>ms获取元数据到编译器</w:t>
+      </w:r>
+    </w:p>
+    <w:p>
+      <w:r>
+        <w:rPr>
+          <w:rFonts w:hint="eastAsia"/>
+        </w:rPr>
+        <w:t>编译器（编译执行计划）后给优化器浪费硬件资源最少地执行计划给执行器</w:t>
+      </w:r>
+      <w:r>
+        <w:t xml:space="preserve"> </w:t>
+      </w:r>
+    </w:p>
+    <w:p>
+      <w:pPr>
+        <w:rPr>
+          <w:rFonts w:hint="eastAsia"/>
+        </w:rPr>
+      </w:pPr>
+      <w:r>
+        <w:rPr>
+          <w:rFonts w:hint="eastAsia"/>
+        </w:rPr>
+        <w:t>执行器翻译语句给</w:t>
+      </w:r>
+      <w:r>
+        <w:t>mr执行计算</w:t>
       </w:r>
     </w:p>
     <w:p/>
     <w:p>
       <w:r>
-        <w:t>10.拉链表更新表流程</w:t>
-      </w:r>
-    </w:p>
-    <w:p>
-      <w:r>
-        <w:rPr>
-          <w:rFonts w:hint="eastAsia"/>
-        </w:rPr>
-        <w:t>贴源层获取到后端数据库里面比如</w:t>
-      </w:r>
-      <w:r>
-        <w:rPr>
-          <w:rFonts w:hint="eastAsia"/>
-        </w:rPr>
-        <w:t>0</w:t>
-      </w:r>
-      <w:r>
-        <w:t>610分区有更新和修改的用户信息表到ods层</w:t>
-      </w:r>
-    </w:p>
-    <w:p>
-      <w:r>
-        <w:rPr>
-          <w:rFonts w:hint="eastAsia"/>
-        </w:rPr>
-        <w:t>在</w:t>
-      </w:r>
-      <w:r>
-        <w:t>ods里面获取到最新的表数据之后拿出来与dim公共维度表里的旧表进行insert into更新修改操作 更新操作的是一张中间表</w:t>
+        <w:rPr>
+          <w:rFonts w:hint="eastAsia"/>
+        </w:rPr>
+        <w:t>建表当中</w:t>
+      </w:r>
+      <w:r>
+        <w:t xml:space="preserve"> 冒号和下划线、空格之类的都是元数据</w:t>
+      </w:r>
+    </w:p>
+    <w:p>
+      <w:r>
+        <w:t>struct中key是元数据 values是真实数据</w:t>
+      </w:r>
+    </w:p>
+    <w:p>
+      <w:pPr>
+        <w:rPr>
+          <w:rFonts w:hint="eastAsia"/>
+        </w:rPr>
+      </w:pPr>
+    </w:p>
+    <w:p>
+      <w:pPr>
+        <w:pStyle w:val="4"/>
+      </w:pPr>
+      <w:r>
+        <w:t>外部表</w:t>
+      </w:r>
+    </w:p>
+    <w:p>
+      <w:pPr>
+        <w:rPr>
+          <w:rFonts w:hint="eastAsia"/>
+        </w:rPr>
+      </w:pPr>
+      <w:r>
+        <w:rPr>
+          <w:rFonts w:hint="eastAsia"/>
+        </w:rPr>
+        <w:t>先创建再删除再创建一模一样的表可以找到原来的真实数据</w:t>
+      </w:r>
+    </w:p>
+    <w:p>
+      <w:r>
+        <w:t>--如果非事务表之类的想插入或者修改数据</w:t>
+      </w:r>
+    </w:p>
+    <w:p>
+      <w:r>
+        <w:rPr>
+          <w:rFonts w:hint="eastAsia"/>
+        </w:rPr>
+        <w:t>可以先查询出</w:t>
+      </w:r>
+      <w:r>
+        <w:t>hive表中的数据或者先用查询语句修改数据集后再通过overwrite</w:t>
+      </w:r>
+    </w:p>
+    <w:p>
+      <w:pPr>
+        <w:rPr>
+          <w:rFonts w:hint="eastAsia"/>
+        </w:rPr>
+      </w:pPr>
+      <w:r>
+        <w:rPr>
+          <w:rFonts w:hint="eastAsia"/>
+        </w:rPr>
+        <w:t>覆盖原表从而达到</w:t>
+      </w:r>
+      <w:r>
+        <w:t>ddl的update ddl更新效果</w:t>
+      </w:r>
+    </w:p>
+    <w:p>
+      <w:r>
+        <w:rPr>
+          <w:rFonts w:hint="eastAsia"/>
+        </w:rPr>
+        <w:t>分区键不存在真实数据文件中</w:t>
+      </w:r>
+      <w:r>
+        <w:t xml:space="preserve"> 但是可以在hive查询到 可以作为一个真实字段 称为伪列</w:t>
+      </w:r>
+    </w:p>
+    <w:p>
+      <w:pPr>
+        <w:rPr>
+          <w:rFonts w:hint="eastAsia"/>
+        </w:rPr>
+      </w:pPr>
+      <w:r>
+        <w:rPr>
+          <w:rFonts w:hint="eastAsia"/>
+        </w:rPr>
+        <w:t>分区扫描</w:t>
+      </w:r>
+      <w:r>
+        <w:t xml:space="preserve"> 加快扫描 分区列相当于一个文件</w:t>
+      </w:r>
+    </w:p>
+    <w:p>
+      <w:r>
+        <w:rPr>
+          <w:rFonts w:hint="eastAsia"/>
+        </w:rPr>
+        <w:t>分桶字段是真实存在于数据文件中</w:t>
+      </w:r>
+    </w:p>
+    <w:p>
+      <w:r>
+        <w:rPr>
+          <w:rFonts w:hint="eastAsia"/>
+        </w:rPr>
+        <w:t>分桶</w:t>
+      </w:r>
+      <w:r>
+        <w:t>smb join  一个桶代表一系列文件</w:t>
+      </w:r>
+    </w:p>
+    <w:p>
+      <w:pPr>
+        <w:rPr>
+          <w:rFonts w:hint="eastAsia"/>
+        </w:rPr>
+      </w:pPr>
+    </w:p>
+    <w:p>
+      <w:pPr>
+        <w:pStyle w:val="4"/>
+      </w:pPr>
+      <w:r>
+        <w:lastRenderedPageBreak/>
+        <w:t>azkaban</w:t>
+      </w:r>
+    </w:p>
+    <w:p>
+      <w:r>
+        <w:t>project 可视化web页面</w:t>
+      </w:r>
+    </w:p>
+    <w:p>
+      <w:r>
+        <w:t>fllow zip压缩包</w:t>
+      </w:r>
+    </w:p>
+    <w:p>
+      <w:r>
+        <w:t>job job脚本</w:t>
+      </w:r>
+    </w:p>
+    <w:p>
+      <w:r>
+        <w:rPr>
+          <w:rFonts w:hint="eastAsia"/>
+        </w:rPr>
+        <w:t>依赖</w:t>
+      </w:r>
+      <w:r>
+        <w:t xml:space="preserve"> dependencies=job</w:t>
       </w:r>
     </w:p>
     <w:p/>
@@ -2850,61 +5940,67 @@
         <w:rPr>
           <w:rFonts w:hint="eastAsia"/>
         </w:rPr>
-        <w:t>对于旧表数据有修改的</w:t>
-      </w:r>
-      <w:r>
-        <w:t xml:space="preserve"> 找到id之后 先把旧数据id对应的行的结束生效时间改为</w:t>
-      </w:r>
-      <w:r>
-        <w:rPr>
-          <w:rFonts w:hint="eastAsia"/>
-        </w:rPr>
-        <w:t>0</w:t>
-      </w:r>
-      <w:r>
-        <w:t>610</w:t>
-      </w:r>
-    </w:p>
-    <w:p>
-      <w:r>
-        <w:rPr>
-          <w:rFonts w:hint="eastAsia"/>
-        </w:rPr>
-        <w:t>再将新数据插入进中间表里</w:t>
-      </w:r>
-      <w:r>
-        <w:t xml:space="preserve"> 开始生效时间设置为</w:t>
-      </w:r>
-      <w:r>
-        <w:rPr>
-          <w:rFonts w:hint="eastAsia"/>
-        </w:rPr>
-        <w:t>0</w:t>
-      </w:r>
-      <w:r>
-        <w:t>610 结束生效时间设置为9999</w:t>
-      </w:r>
-    </w:p>
-    <w:p>
-      <w:r>
-        <w:rPr>
-          <w:rFonts w:hint="eastAsia"/>
-        </w:rPr>
-        <w:t>如果有新数据</w:t>
-      </w:r>
-      <w:r>
-        <w:t xml:space="preserve"> 在旧表里面未查找到对应id则直接插入一行数据</w:t>
-      </w:r>
-    </w:p>
-    <w:p>
-      <w:r>
-        <w:rPr>
-          <w:rFonts w:hint="eastAsia"/>
-        </w:rPr>
-        <w:t>所有操作完成之后将旧表里面剩下的数据写到中间表当中</w:t>
-      </w:r>
-      <w:r>
-        <w:t xml:space="preserve"> </w:t>
+        <w:t>面试题：在</w:t>
+      </w:r>
+      <w:r>
+        <w:t>azkaban当中如果跨流跨job 执行完step1.job后需要判断外部hello.job是否完成执行</w:t>
+      </w:r>
+    </w:p>
+    <w:p>
+      <w:r>
+        <w:tab/>
+      </w:r>
+      <w:r>
+        <w:tab/>
+        <w:t>再执行step2.job 在liunx脚本中如何实现判断外部job是否执行完成的代码</w:t>
+      </w:r>
+    </w:p>
+    <w:p>
+      <w:r>
+        <w:tab/>
+      </w:r>
+      <w:r>
+        <w:tab/>
+        <w:t>逻辑：在外部job的shell中输出一个文件 再在setp2的shell当中进行时间间隔循环 若不存在则循环知道存在</w:t>
+      </w:r>
+    </w:p>
+    <w:p>
+      <w:r>
+        <w:tab/>
+      </w:r>
+      <w:r>
+        <w:tab/>
+        <w:t>若存在则删除文件再执行step2 job</w:t>
+      </w:r>
+    </w:p>
+    <w:p>
+      <w:r>
+        <w:tab/>
+      </w:r>
+      <w:r>
+        <w:tab/>
+      </w:r>
+    </w:p>
+    <w:p>
+      <w:r>
+        <w:rPr>
+          <w:rFonts w:hint="eastAsia"/>
+        </w:rPr>
+        <w:t>每个</w:t>
+      </w:r>
+      <w:r>
+        <w:t>job就是一个执行文件 执行文件会执行封装好的shell脚本 从shell脚本调用相应代码 执行顺序是</w:t>
+      </w:r>
+    </w:p>
+    <w:p>
+      <w:r>
+        <w:rPr>
+          <w:rFonts w:hint="eastAsia"/>
+        </w:rPr>
+        <w:t>先从</w:t>
+      </w:r>
+      <w:r>
+        <w:t>job获取对应封装的脚本 再在脚本里面判断是否执行或者直接执行shell的脚本程序；</w:t>
       </w:r>
     </w:p>
     <w:p/>
@@ -2913,18 +6009,10 @@
         <w:rPr>
           <w:rFonts w:hint="eastAsia"/>
         </w:rPr>
-        <w:t>最后</w:t>
-      </w:r>
-      <w:r>
-        <w:t xml:space="preserve"> 将中间表通过insert overwrite到旧表以动态分区的形式覆盖掉每个时间段 比如609 610 9999这几个分区里面 </w:t>
-      </w:r>
-    </w:p>
-    <w:p>
-      <w:r>
-        <w:rPr>
-          <w:rFonts w:hint="eastAsia"/>
-        </w:rPr>
-        <w:t>即完成拉链表数据更新操作</w:t>
+        <w:t>最细的是主维表</w:t>
+      </w:r>
+      <w:r>
+        <w:t xml:space="preserve"> 主卫表直接与事实,表关联</w:t>
       </w:r>
     </w:p>
     <w:p/>
@@ -2933,356 +6021,480 @@
         <w:rPr>
           <w:rFonts w:hint="eastAsia"/>
         </w:rPr>
-        <w:t>数仓建模</w:t>
-      </w:r>
-      <w:r>
-        <w:t xml:space="preserve"> mapping与宽表建模＋维度模型</w:t>
-      </w:r>
-    </w:p>
-    <w:p/>
-    <w:p>
-      <w:r>
-        <w:rPr>
-          <w:rFonts w:hint="eastAsia"/>
-        </w:rPr>
-        <w:t>数仓建模流程逻辑</w:t>
-      </w:r>
-    </w:p>
-    <w:p>
-      <w:r>
-        <w:t xml:space="preserve">1 确定目标表结构信息 </w:t>
-      </w:r>
-    </w:p>
-    <w:p>
-      <w:r>
-        <w:rPr>
-          <w:rFonts w:hint="eastAsia"/>
-        </w:rPr>
-        <w:t>从</w:t>
-      </w:r>
-      <w:r>
-        <w:t>BI确定需要的目标表结构事务和维度字段</w:t>
-      </w:r>
-    </w:p>
-    <w:p/>
-    <w:p>
-      <w:r>
-        <w:t>2 调研梳理来源表信息</w:t>
-      </w:r>
-    </w:p>
-    <w:p>
-      <w:r>
-        <w:rPr>
-          <w:rFonts w:hint="eastAsia"/>
-        </w:rPr>
-        <w:t>在确定好事务和维度字段之后从后端数据库整理事务和各个维度相应的表</w:t>
-      </w:r>
-    </w:p>
-    <w:p/>
-    <w:p>
-      <w:r>
-        <w:t>3 调研确认应用业务口径</w:t>
-      </w:r>
-    </w:p>
-    <w:p>
-      <w:r>
-        <w:rPr>
-          <w:rFonts w:hint="eastAsia"/>
-        </w:rPr>
-        <w:t>调研事务需要使用什么方法去输出需要显示的方式</w:t>
-      </w:r>
-    </w:p>
-    <w:p/>
-    <w:p>
-      <w:r>
-        <w:t>4 基于模型做取值映射分析</w:t>
-      </w:r>
-    </w:p>
-    <w:p>
-      <w:r>
-        <w:rPr>
-          <w:rFonts w:hint="eastAsia"/>
-        </w:rPr>
-        <w:t>上面三步完成之后对后端数据库获取的数据在</w:t>
-      </w:r>
-      <w:r>
-        <w:t>dm层进行映射到相应需要输出的字段</w:t>
-      </w:r>
-    </w:p>
-    <w:p/>
-    <w:p>
-      <w:r>
-        <w:t>mapping</w:t>
-      </w:r>
-    </w:p>
-    <w:p>
-      <w:r>
-        <w:rPr>
-          <w:rFonts w:hint="eastAsia"/>
-        </w:rPr>
-        <w:t>本质：描述数据从来源到目标的“流转地图”，记录字段级血缘关系</w:t>
-      </w:r>
-    </w:p>
-    <w:p>
-      <w:r>
-        <w:t>1 目标字段 DM、DWS层表结构</w:t>
-      </w:r>
-    </w:p>
-    <w:p>
-      <w:r>
-        <w:t>2 来源字段 ODS、DWD层字段</w:t>
-      </w:r>
-    </w:p>
-    <w:p>
-      <w:r>
-        <w:t>3 转换规则 空值处理NVL、类型转换CAST、计算逻辑SUM/CASE WHEN</w:t>
-      </w:r>
-    </w:p>
-    <w:p>
-      <w:r>
-        <w:t>4 业务口径说明 如“订单金额=商品单价×数量</w:t>
-      </w:r>
-    </w:p>
-    <w:p/>
-    <w:p>
-      <w:r>
-        <w:rPr>
-          <w:rFonts w:hint="eastAsia"/>
-        </w:rPr>
-        <w:lastRenderedPageBreak/>
-        <w:t>宽表建模</w:t>
-      </w:r>
-    </w:p>
-    <w:p>
-      <w:r>
-        <w:rPr>
-          <w:rFonts w:hint="eastAsia"/>
-        </w:rPr>
-        <w:t>本质：将多个维度表的属性冗余到事实表中，形成“大宽表”，避免查询时多次</w:t>
-      </w:r>
-      <w:r>
-        <w:t>JOIN</w:t>
-      </w:r>
-    </w:p>
-    <w:p>
-      <w:r>
-        <w:t>1 选择公共粒度：如按user_id+sku_id+ds组合，保证每行唯一。</w:t>
-      </w:r>
-    </w:p>
-    <w:p>
-      <w:r>
-        <w:t>2 冗余常用维度属性：用户等级、商品分类名称、地区名称等直接存入宽表</w:t>
-      </w:r>
-    </w:p>
-    <w:p>
-      <w:r>
-        <w:t>3 预计算轻度聚合：如sum(sku_num)、count(distinct order_id)，为DM层加速</w:t>
-      </w:r>
-    </w:p>
-    <w:p>
-      <w:pPr>
-        <w:rPr>
-          <w:rFonts w:hint="eastAsia"/>
-        </w:rPr>
-      </w:pPr>
-      <w:r>
-        <w:rPr>
-          <w:rFonts w:hint="eastAsia"/>
-        </w:rPr>
-        <w:t>优点：查询性能好（减少</w:t>
-      </w:r>
-      <w:r>
-        <w:t>JOIN），易理解（一张表涵盖所有分析维度）</w:t>
-      </w:r>
-    </w:p>
-    <w:p>
-      <w:pPr>
-        <w:rPr>
-          <w:rFonts w:hint="eastAsia"/>
-        </w:rPr>
-      </w:pPr>
-    </w:p>
-    <w:p>
-      <w:r>
-        <w:t>14 7-9个银行系统名称</w:t>
-      </w:r>
-    </w:p>
-    <w:p>
-      <w:r>
-        <w:t>cbs核心系统（核心业务）、ecif（客户管理系统）</w:t>
-      </w:r>
-    </w:p>
-    <w:p>
-      <w:r>
-        <w:t>ccp（信用卡系统）、bbs（票据系统）、ccs（对公信贷管理系统）</w:t>
-      </w:r>
-    </w:p>
-    <w:p>
-      <w:pPr>
-        <w:rPr>
-          <w:rFonts w:hint="eastAsia"/>
-        </w:rPr>
-      </w:pPr>
-      <w:r>
-        <w:t>pcs（零售信贷系统）、nbs（网上银行系统）</w:t>
-      </w:r>
-    </w:p>
-    <w:p/>
-    <w:p>
-      <w:r>
-        <w:t>15 管理数据管理</w:t>
+        <w:t>维度模型：星型模型</w:t>
+      </w:r>
+      <w:r>
+        <w:t xml:space="preserve"> 雪花模型 </w:t>
       </w:r>
     </w:p>
     <w:p>
       <w:r>
         <w:tab/>
-        <w:t>元数据管理  （元数据是描述数据架构的 mapping描述数据血缘关系）</w:t>
-      </w:r>
-    </w:p>
-    <w:p>
+      </w:r>
       <w:r>
         <w:tab/>
-        <w:t>主数据管理  是支持业务过程发生的必要的实体数据（业务过程的维度字段）</w:t>
-      </w:r>
-    </w:p>
-    <w:p>
-      <w:r>
-        <w:tab/>
-        <w:t>数据标准管理 制定数仓过程全流程的标准</w:t>
-      </w:r>
-    </w:p>
-    <w:p>
-      <w:r>
-        <w:tab/>
-        <w:t>数据质量管理 包含数据探查、数据清洗</w:t>
-      </w:r>
-    </w:p>
-    <w:p>
-      <w:r>
-        <w:tab/>
-        <w:t>数据安全管理 通过详细的权限管理进行安全管理</w:t>
-      </w:r>
-    </w:p>
-    <w:p>
-      <w:r>
-        <w:tab/>
-        <w:t>数据资产价值管理 整个数据管理的核心（通过实现数据资产价值目录来实现资产价值，通过描述哪些资产在哪里来检索资产）</w:t>
-      </w:r>
-    </w:p>
-    <w:p>
-      <w:r>
-        <w:tab/>
-      </w:r>
-    </w:p>
-    <w:p/>
-    <w:p>
-      <w:r>
-        <w:rPr>
-          <w:rFonts w:hint="eastAsia"/>
-        </w:rPr>
-        <w:t>数据治理实现三化</w:t>
-      </w:r>
-      <w:r>
-        <w:t xml:space="preserve"> </w:t>
-      </w:r>
-    </w:p>
-    <w:p>
-      <w:r>
-        <w:rPr>
-          <w:rFonts w:hint="eastAsia"/>
-        </w:rPr>
-        <w:t>标准化（制定统一的数据命名、字段类型、业务口径和编码规则。</w:t>
-      </w:r>
-    </w:p>
-    <w:p>
-      <w:r>
-        <w:rPr>
-          <w:rFonts w:hint="eastAsia"/>
-        </w:rPr>
-        <w:t>如订单金额字段必须叫</w:t>
-      </w:r>
-      <w:r>
-        <w:t xml:space="preserve"> order_amount，单位统一为“</w:t>
-      </w:r>
-      <w:r>
-        <w:rPr>
-          <w:rFonts w:hint="eastAsia"/>
-        </w:rPr>
-        <w:t>元</w:t>
-      </w:r>
-      <w:r>
-        <w:t>”。目标是让数据“长一个样”，消除歧义。）</w:t>
-      </w:r>
-    </w:p>
-    <w:p/>
-    <w:p>
-      <w:r>
-        <w:rPr>
-          <w:rFonts w:hint="eastAsia"/>
-        </w:rPr>
-        <w:t>模版化（将标准化的流程（建表、</w:t>
-      </w:r>
-      <w:r>
-        <w:t>ETL映射、清洗逻辑）沉淀为可复用的模板文件。</w:t>
-      </w:r>
-    </w:p>
-    <w:p>
-      <w:r>
-        <w:rPr>
-          <w:rFonts w:hint="eastAsia"/>
-        </w:rPr>
-        <w:t>如</w:t>
-      </w:r>
-      <w:r>
-        <w:t xml:space="preserve"> dim_sku_info_df 建表语句固定格式，插入逻辑沿用统一模板。目标是“一次编写，多次复用”，提升效率。）</w:t>
-      </w:r>
-    </w:p>
-    <w:p/>
-    <w:p>
-      <w:r>
-        <w:rPr>
-          <w:rFonts w:hint="eastAsia"/>
-        </w:rPr>
-        <w:t>自动化（基于模板和标准，通过调度工具（如</w:t>
-      </w:r>
-      <w:r>
-        <w:t>Azkaban）自动执行数据接入、清洗、汇总等任务，并配置质量校验和告警机制，</w:t>
-      </w:r>
-    </w:p>
-    <w:p>
-      <w:r>
-        <w:rPr>
-          <w:rFonts w:hint="eastAsia"/>
-        </w:rPr>
-        <w:t>无需人工干预即可产出可信数据。目标是“降本增效、释放人力”。）</w:t>
-      </w:r>
-    </w:p>
-    <w:p>
-      <w:pPr>
-        <w:rPr>
-          <w:rFonts w:hint="eastAsia"/>
-        </w:rPr>
-      </w:pPr>
-    </w:p>
-    <w:p/>
-    <w:p>
-      <w:r>
-        <w:t>16 银行主题 四个主题 每个主题下面还有二三级主题详细 看连接 https://www.cnblogs.com/zourui4271/p/13877676.html</w:t>
-      </w:r>
-    </w:p>
-    <w:p>
-      <w:r>
-        <w:rPr>
-          <w:rFonts w:hint="eastAsia"/>
-        </w:rPr>
-        <w:t>十大金融主题</w:t>
-      </w:r>
-      <w:r>
-        <w:t xml:space="preserve"> 当事人、产品、协议、事件、资产、财务、机构、地域、营销、渠道</w:t>
+        <w:t>主要是星型模型.</w:t>
+      </w:r>
+    </w:p>
+    <w:p>
+      <w:pPr>
+        <w:rPr>
+          <w:rFonts w:hint="eastAsia"/>
+        </w:rPr>
+      </w:pPr>
+    </w:p>
+    <w:p>
+      <w:pPr>
+        <w:pStyle w:val="4"/>
+      </w:pPr>
+      <w:r>
+        <w:t>exists与in子查询的区别</w:t>
+      </w:r>
+    </w:p>
+    <w:p>
+      <w:r>
+        <w:rPr>
+          <w:rFonts w:hint="eastAsia"/>
+        </w:rPr>
+        <w:t>若子大主小</w:t>
+      </w:r>
+      <w:r>
+        <w:t xml:space="preserve"> 用exists子查询</w:t>
+      </w:r>
+    </w:p>
+    <w:p>
+      <w:r>
+        <w:rPr>
+          <w:rFonts w:hint="eastAsia"/>
+        </w:rPr>
+        <w:t>若子小主大</w:t>
+      </w:r>
+      <w:r>
+        <w:t xml:space="preserve"> 用in子查询</w:t>
       </w:r>
     </w:p>
     <w:p/>
     <w:p/>
+    <w:p>
+      <w:pPr>
+        <w:pStyle w:val="1"/>
+        <w:numPr>
+          <w:ilvl w:val="0"/>
+          <w:numId w:val="13"/>
+        </w:numPr>
+        <w:jc w:val="center"/>
+      </w:pPr>
+      <w:r>
+        <w:t>hive排序</w:t>
+      </w:r>
+    </w:p>
+    <w:p>
+      <w:r>
+        <w:t>order by 只适合小数据排序 不适合大数据排序</w:t>
+      </w:r>
+    </w:p>
+    <w:p>
+      <w:r>
+        <w:t>sort by 局部有序 全局无序</w:t>
+      </w:r>
+    </w:p>
+    <w:p>
+      <w:r>
+        <w:t>distribute by 根据字段分组 然后用sort by 排序</w:t>
+      </w:r>
+    </w:p>
+    <w:p>
+      <w:r>
+        <w:rPr>
+          <w:rFonts w:hint="eastAsia"/>
+        </w:rPr>
+        <w:t>当分组数小于等于</w:t>
+      </w:r>
+      <w:r>
+        <w:t>reduces数 则根据分组排序 当大于reduces数 则随机数随机分组排序</w:t>
+      </w:r>
+    </w:p>
+    <w:p>
+      <w:r>
+        <w:t>cluster by是 distri by 与sort by 结合 字段要相同才能用</w:t>
+      </w:r>
+    </w:p>
+    <w:p>
+      <w:pPr>
+        <w:rPr>
+          <w:rFonts w:hint="eastAsia"/>
+        </w:rPr>
+      </w:pPr>
+    </w:p>
+    <w:p>
+      <w:pPr>
+        <w:rPr>
+          <w:rFonts w:hint="eastAsia"/>
+        </w:rPr>
+      </w:pPr>
+    </w:p>
+    <w:p>
+      <w:pPr>
+        <w:pStyle w:val="1"/>
+        <w:numPr>
+          <w:ilvl w:val="0"/>
+          <w:numId w:val="13"/>
+        </w:numPr>
+        <w:jc w:val="center"/>
+      </w:pPr>
+      <w:r>
+        <w:rPr>
+          <w:rFonts w:hint="eastAsia"/>
+        </w:rPr>
+        <w:lastRenderedPageBreak/>
+        <w:t>退链操作</w:t>
+      </w:r>
+    </w:p>
+    <w:p>
+      <w:r>
+        <w:rPr>
+          <w:rFonts w:hint="eastAsia"/>
+        </w:rPr>
+        <w:t>先删除生效时间大于问题时间的数据</w:t>
+      </w:r>
+    </w:p>
+    <w:p>
+      <w:pPr>
+        <w:rPr>
+          <w:rFonts w:hint="eastAsia"/>
+        </w:rPr>
+      </w:pPr>
+      <w:r>
+        <w:rPr>
+          <w:noProof/>
+        </w:rPr>
+        <w:drawing>
+          <wp:inline distT="0" distB="0" distL="0" distR="0" wp14:anchorId="02E289D6" wp14:editId="4565C1AA">
+            <wp:extent cx="5274310" cy="2026285"/>
+            <wp:effectExtent l="0" t="0" r="2540" b="0"/>
+            <wp:docPr id="4" name="图片 4"/>
+            <wp:cNvGraphicFramePr>
+              <a:graphicFrameLocks xmlns:a="http://schemas.openxmlformats.org/drawingml/2006/main" noChangeAspect="1"/>
+            </wp:cNvGraphicFramePr>
+            <a:graphic xmlns:a="http://schemas.openxmlformats.org/drawingml/2006/main">
+              <a:graphicData uri="http://schemas.openxmlformats.org/drawingml/2006/picture">
+                <pic:pic xmlns:pic="http://schemas.openxmlformats.org/drawingml/2006/picture">
+                  <pic:nvPicPr>
+                    <pic:cNvPr id="1" name=""/>
+                    <pic:cNvPicPr/>
+                  </pic:nvPicPr>
+                  <pic:blipFill>
+                    <a:blip r:embed="rId11"/>
+                    <a:stretch>
+                      <a:fillRect/>
+                    </a:stretch>
+                  </pic:blipFill>
+                  <pic:spPr>
+                    <a:xfrm>
+                      <a:off x="0" y="0"/>
+                      <a:ext cx="5274310" cy="2026285"/>
+                    </a:xfrm>
+                    <a:prstGeom prst="rect">
+                      <a:avLst/>
+                    </a:prstGeom>
+                  </pic:spPr>
+                </pic:pic>
+              </a:graphicData>
+            </a:graphic>
+          </wp:inline>
+        </w:drawing>
+      </w:r>
+    </w:p>
+    <w:p>
+      <w:pPr>
+        <w:rPr>
+          <w:rFonts w:hint="eastAsia"/>
+        </w:rPr>
+      </w:pPr>
+      <w:r>
+        <w:rPr>
+          <w:rFonts w:hint="eastAsia"/>
+        </w:rPr>
+        <w:t>恢复闭链 将结束</w:t>
+      </w:r>
+      <w:r>
+        <w:rPr>
+          <w:rFonts w:hint="eastAsia"/>
+        </w:rPr>
+        <w:t>时间大于问题时间的end_</w:t>
+      </w:r>
+      <w:r>
+        <w:t>date</w:t>
+      </w:r>
+      <w:r>
+        <w:rPr>
+          <w:rFonts w:hint="eastAsia"/>
+        </w:rPr>
+        <w:t>的行设置为9</w:t>
+      </w:r>
+      <w:r>
+        <w:t>999-12-31</w:t>
+      </w:r>
+    </w:p>
+    <w:p>
+      <w:r>
+        <w:rPr>
+          <w:noProof/>
+        </w:rPr>
+        <w:drawing>
+          <wp:inline distT="0" distB="0" distL="0" distR="0" wp14:anchorId="12637271" wp14:editId="7F03A133">
+            <wp:extent cx="5219971" cy="1579944"/>
+            <wp:effectExtent l="0" t="0" r="0" b="1270"/>
+            <wp:docPr id="3" name="图片 3"/>
+            <wp:cNvGraphicFramePr>
+              <a:graphicFrameLocks xmlns:a="http://schemas.openxmlformats.org/drawingml/2006/main" noChangeAspect="1"/>
+            </wp:cNvGraphicFramePr>
+            <a:graphic xmlns:a="http://schemas.openxmlformats.org/drawingml/2006/main">
+              <a:graphicData uri="http://schemas.openxmlformats.org/drawingml/2006/picture">
+                <pic:pic xmlns:pic="http://schemas.openxmlformats.org/drawingml/2006/picture">
+                  <pic:nvPicPr>
+                    <pic:cNvPr id="1" name=""/>
+                    <pic:cNvPicPr/>
+                  </pic:nvPicPr>
+                  <pic:blipFill>
+                    <a:blip r:embed="rId12"/>
+                    <a:stretch>
+                      <a:fillRect/>
+                    </a:stretch>
+                  </pic:blipFill>
+                  <pic:spPr>
+                    <a:xfrm>
+                      <a:off x="0" y="0"/>
+                      <a:ext cx="5243254" cy="1586991"/>
+                    </a:xfrm>
+                    <a:prstGeom prst="rect">
+                      <a:avLst/>
+                    </a:prstGeom>
+                  </pic:spPr>
+                </pic:pic>
+              </a:graphicData>
+            </a:graphic>
+          </wp:inline>
+        </w:drawing>
+      </w:r>
+    </w:p>
+    <w:p>
+      <w:r>
+        <w:rPr>
+          <w:noProof/>
+        </w:rPr>
+        <w:drawing>
+          <wp:inline distT="0" distB="0" distL="0" distR="0" wp14:anchorId="4416213E" wp14:editId="673E872C">
+            <wp:extent cx="5274310" cy="1773555"/>
+            <wp:effectExtent l="0" t="0" r="2540" b="0"/>
+            <wp:docPr id="5" name="图片 5"/>
+            <wp:cNvGraphicFramePr>
+              <a:graphicFrameLocks xmlns:a="http://schemas.openxmlformats.org/drawingml/2006/main" noChangeAspect="1"/>
+            </wp:cNvGraphicFramePr>
+            <a:graphic xmlns:a="http://schemas.openxmlformats.org/drawingml/2006/main">
+              <a:graphicData uri="http://schemas.openxmlformats.org/drawingml/2006/picture">
+                <pic:pic xmlns:pic="http://schemas.openxmlformats.org/drawingml/2006/picture">
+                  <pic:nvPicPr>
+                    <pic:cNvPr id="1" name=""/>
+                    <pic:cNvPicPr/>
+                  </pic:nvPicPr>
+                  <pic:blipFill>
+                    <a:blip r:embed="rId13"/>
+                    <a:stretch>
+                      <a:fillRect/>
+                    </a:stretch>
+                  </pic:blipFill>
+                  <pic:spPr>
+                    <a:xfrm>
+                      <a:off x="0" y="0"/>
+                      <a:ext cx="5274310" cy="1773555"/>
+                    </a:xfrm>
+                    <a:prstGeom prst="rect">
+                      <a:avLst/>
+                    </a:prstGeom>
+                  </pic:spPr>
+                </pic:pic>
+              </a:graphicData>
+            </a:graphic>
+          </wp:inline>
+        </w:drawing>
+      </w:r>
+    </w:p>
+    <w:p/>
+    <w:p>
+      <w:pPr>
+        <w:pStyle w:val="1"/>
+      </w:pPr>
+      <w:r>
+        <w:t>S</w:t>
+      </w:r>
+      <w:r>
+        <w:rPr>
+          <w:rFonts w:hint="eastAsia"/>
+        </w:rPr>
+        <w:t>ql调优</w:t>
+      </w:r>
+    </w:p>
+    <w:p>
+      <w:pPr>
+        <w:rPr>
+          <w:rFonts w:ascii="宋体" w:eastAsia="宋体" w:hAnsi="宋体"/>
+          <w:sz w:val="24"/>
+          <w:szCs w:val="24"/>
+        </w:rPr>
+      </w:pPr>
+      <w:r>
+        <w:rPr>
+          <w:rFonts w:ascii="宋体" w:eastAsia="宋体" w:hAnsi="宋体" w:hint="eastAsia"/>
+          <w:sz w:val="24"/>
+          <w:szCs w:val="24"/>
+        </w:rPr>
+        <w:t>索引优化</w:t>
+      </w:r>
+    </w:p>
+    <w:p>
+      <w:pPr>
+        <w:rPr>
+          <w:rFonts w:ascii="宋体" w:eastAsia="宋体" w:hAnsi="宋体"/>
+          <w:sz w:val="24"/>
+          <w:szCs w:val="24"/>
+        </w:rPr>
+      </w:pPr>
+      <w:r>
+        <w:rPr>
+          <w:rFonts w:ascii="宋体" w:eastAsia="宋体" w:hAnsi="宋体" w:hint="eastAsia"/>
+          <w:sz w:val="24"/>
+          <w:szCs w:val="24"/>
+        </w:rPr>
+        <w:t>避免索引失效</w:t>
+      </w:r>
+      <w:r>
+        <w:rPr>
+          <w:rFonts w:ascii="宋体" w:eastAsia="宋体" w:hAnsi="宋体"/>
+          <w:sz w:val="24"/>
+          <w:szCs w:val="24"/>
+        </w:rPr>
+        <w:t xml:space="preserve"> 索引字段隐式转换，not in not exits判断导致失效，索引列参与计算，使用函数， 索引列模糊查询，</w:t>
+      </w:r>
+    </w:p>
+    <w:p>
+      <w:pPr>
+        <w:rPr>
+          <w:rFonts w:ascii="宋体" w:eastAsia="宋体" w:hAnsi="宋体"/>
+          <w:sz w:val="24"/>
+          <w:szCs w:val="24"/>
+        </w:rPr>
+      </w:pPr>
+    </w:p>
+    <w:p>
+      <w:pPr>
+        <w:rPr>
+          <w:rFonts w:ascii="宋体" w:eastAsia="宋体" w:hAnsi="宋体"/>
+          <w:sz w:val="24"/>
+          <w:szCs w:val="24"/>
+        </w:rPr>
+      </w:pPr>
+      <w:r>
+        <w:rPr>
+          <w:rFonts w:ascii="宋体" w:eastAsia="宋体" w:hAnsi="宋体"/>
+          <w:sz w:val="24"/>
+          <w:szCs w:val="24"/>
+        </w:rPr>
+        <w:t xml:space="preserve">sql写法优化：避免在selec后面使用*，in not in用exits not exist替换 </w:t>
+      </w:r>
+      <w:r>
+        <w:rPr>
+          <w:rFonts w:ascii="宋体" w:eastAsia="宋体" w:hAnsi="宋体"/>
+          <w:sz w:val="24"/>
+          <w:szCs w:val="24"/>
+        </w:rPr>
+        <w:lastRenderedPageBreak/>
+        <w:t>少用join，</w:t>
+      </w:r>
+      <w:r>
+        <w:rPr>
+          <w:rFonts w:ascii="宋体" w:eastAsia="宋体" w:hAnsi="宋体" w:hint="eastAsia"/>
+          <w:sz w:val="24"/>
+          <w:szCs w:val="24"/>
+        </w:rPr>
+        <w:t>用速度快的</w:t>
+      </w:r>
+      <w:r>
+        <w:rPr>
+          <w:rFonts w:ascii="宋体" w:eastAsia="宋体" w:hAnsi="宋体"/>
+          <w:sz w:val="24"/>
+          <w:szCs w:val="24"/>
+        </w:rPr>
+        <w:t>unionall替换union，用group by代替distinct去重</w:t>
+      </w:r>
+    </w:p>
+    <w:p>
+      <w:pPr>
+        <w:rPr>
+          <w:rFonts w:ascii="宋体" w:eastAsia="宋体" w:hAnsi="宋体"/>
+          <w:sz w:val="24"/>
+          <w:szCs w:val="24"/>
+        </w:rPr>
+      </w:pPr>
+      <w:r>
+        <w:rPr>
+          <w:rFonts w:ascii="宋体" w:eastAsia="宋体" w:hAnsi="宋体" w:hint="eastAsia"/>
+          <w:sz w:val="24"/>
+          <w:szCs w:val="24"/>
+        </w:rPr>
+        <w:t>使用</w:t>
+      </w:r>
+      <w:r>
+        <w:rPr>
+          <w:rFonts w:ascii="宋体" w:eastAsia="宋体" w:hAnsi="宋体"/>
+          <w:sz w:val="24"/>
+          <w:szCs w:val="24"/>
+        </w:rPr>
+        <w:t>sql内置函数比如用decode替换case when加快查询速度</w:t>
+      </w:r>
+    </w:p>
+    <w:p>
+      <w:pPr>
+        <w:rPr>
+          <w:rFonts w:ascii="宋体" w:eastAsia="宋体" w:hAnsi="宋体"/>
+          <w:sz w:val="24"/>
+          <w:szCs w:val="24"/>
+        </w:rPr>
+      </w:pPr>
+      <w:r>
+        <w:rPr>
+          <w:rFonts w:ascii="宋体" w:eastAsia="宋体" w:hAnsi="宋体" w:hint="eastAsia"/>
+          <w:sz w:val="24"/>
+          <w:szCs w:val="24"/>
+        </w:rPr>
+        <w:t>对某段</w:t>
+      </w:r>
+      <w:r>
+        <w:rPr>
+          <w:rFonts w:ascii="宋体" w:eastAsia="宋体" w:hAnsi="宋体"/>
+          <w:sz w:val="24"/>
+          <w:szCs w:val="24"/>
+        </w:rPr>
+        <w:t>sql用with as创建临时表 拆分步骤</w:t>
+      </w:r>
+    </w:p>
+    <w:p>
+      <w:pPr>
+        <w:rPr>
+          <w:rFonts w:ascii="宋体" w:eastAsia="宋体" w:hAnsi="宋体"/>
+          <w:sz w:val="24"/>
+          <w:szCs w:val="24"/>
+        </w:rPr>
+      </w:pPr>
+      <w:r>
+        <w:rPr>
+          <w:rFonts w:ascii="宋体" w:eastAsia="宋体" w:hAnsi="宋体" w:hint="eastAsia"/>
+          <w:sz w:val="24"/>
+          <w:szCs w:val="24"/>
+        </w:rPr>
+        <w:t>排序字段建立联合索引，不必要的排序直接删掉</w:t>
+      </w:r>
+    </w:p>
     <w:p>
       <w:pPr>
         <w:rPr>
@@ -3341,6 +6553,95 @@
 <file path=word/numbering.xml><?xml version="1.0" encoding="utf-8"?>
 <w:numbering xmlns:wpc="http://schemas.microsoft.com/office/word/2010/wordprocessingCanvas" xmlns:cx="http://schemas.microsoft.com/office/drawing/2014/chartex" xmlns:cx1="http://schemas.microsoft.com/office/drawing/2015/9/8/chartex" xmlns:mc="http://schemas.openxmlformats.org/markup-compatibility/2006" xmlns:o="urn:schemas-microsoft-com:office:office" xmlns:r="http://schemas.openxmlformats.org/officeDocument/2006/relationships" xmlns:m="http://schemas.openxmlformats.org/officeDocument/2006/math" xmlns:v="urn:schemas-microsoft-com:vml" xmlns:wp14="http://schemas.microsoft.com/office/word/2010/wordprocessingDrawing" xmlns:wp="http://schemas.openxmlformats.org/drawingml/2006/wordprocessingDrawing" xmlns:w10="urn:schemas-microsoft-com:office:word" xmlns:w="http://schemas.openxmlformats.org/wordprocessingml/2006/main" xmlns:w14="http://schemas.microsoft.com/office/word/2010/wordml" xmlns:w15="http://schemas.microsoft.com/office/word/2012/wordml" xmlns:w16se="http://schemas.microsoft.com/office/word/2015/wordml/symex" xmlns:wpg="http://schemas.microsoft.com/office/word/2010/wordprocessingGroup" xmlns:wpi="http://schemas.microsoft.com/office/word/2010/wordprocessingInk" xmlns:wne="http://schemas.microsoft.com/office/word/2006/wordml" xmlns:wps="http://schemas.microsoft.com/office/word/2010/wordprocessingShape" mc:Ignorable="w14 w15 w16se wp14">
   <w:abstractNum w:abstractNumId="0" w15:restartNumberingAfterBreak="0">
+    <w:nsid w:val="02E06873"/>
+    <w:multiLevelType w:val="hybridMultilevel"/>
+    <w:tmpl w:val="AAF628F6"/>
+    <w:lvl w:ilvl="0" w:tplc="04090001">
+      <w:start w:val="1"/>
+      <w:numFmt w:val="bullet"/>
+      <w:lvlText w:val=""/>
+      <w:lvlJc w:val="left"/>
+      <w:pPr>
+        <w:ind w:left="420" w:hanging="420"/>
+      </w:pPr>
+      <w:rPr>
+        <w:rFonts w:ascii="Wingdings" w:hAnsi="Wingdings" w:hint="default"/>
+      </w:rPr>
+    </w:lvl>
+    <w:lvl w:ilvl="1" w:tplc="04090019" w:tentative="1">
+      <w:start w:val="1"/>
+      <w:numFmt w:val="lowerLetter"/>
+      <w:lvlText w:val="%2)"/>
+      <w:lvlJc w:val="left"/>
+      <w:pPr>
+        <w:ind w:left="840" w:hanging="420"/>
+      </w:pPr>
+    </w:lvl>
+    <w:lvl w:ilvl="2" w:tplc="0409001B" w:tentative="1">
+      <w:start w:val="1"/>
+      <w:numFmt w:val="lowerRoman"/>
+      <w:lvlText w:val="%3."/>
+      <w:lvlJc w:val="right"/>
+      <w:pPr>
+        <w:ind w:left="1260" w:hanging="420"/>
+      </w:pPr>
+    </w:lvl>
+    <w:lvl w:ilvl="3" w:tplc="0409000F" w:tentative="1">
+      <w:start w:val="1"/>
+      <w:numFmt w:val="decimal"/>
+      <w:lvlText w:val="%4."/>
+      <w:lvlJc w:val="left"/>
+      <w:pPr>
+        <w:ind w:left="1680" w:hanging="420"/>
+      </w:pPr>
+    </w:lvl>
+    <w:lvl w:ilvl="4" w:tplc="04090019" w:tentative="1">
+      <w:start w:val="1"/>
+      <w:numFmt w:val="lowerLetter"/>
+      <w:lvlText w:val="%5)"/>
+      <w:lvlJc w:val="left"/>
+      <w:pPr>
+        <w:ind w:left="2100" w:hanging="420"/>
+      </w:pPr>
+    </w:lvl>
+    <w:lvl w:ilvl="5" w:tplc="0409001B" w:tentative="1">
+      <w:start w:val="1"/>
+      <w:numFmt w:val="lowerRoman"/>
+      <w:lvlText w:val="%6."/>
+      <w:lvlJc w:val="right"/>
+      <w:pPr>
+        <w:ind w:left="2520" w:hanging="420"/>
+      </w:pPr>
+    </w:lvl>
+    <w:lvl w:ilvl="6" w:tplc="0409000F" w:tentative="1">
+      <w:start w:val="1"/>
+      <w:numFmt w:val="decimal"/>
+      <w:lvlText w:val="%7."/>
+      <w:lvlJc w:val="left"/>
+      <w:pPr>
+        <w:ind w:left="2940" w:hanging="420"/>
+      </w:pPr>
+    </w:lvl>
+    <w:lvl w:ilvl="7" w:tplc="04090019" w:tentative="1">
+      <w:start w:val="1"/>
+      <w:numFmt w:val="lowerLetter"/>
+      <w:lvlText w:val="%8)"/>
+      <w:lvlJc w:val="left"/>
+      <w:pPr>
+        <w:ind w:left="3360" w:hanging="420"/>
+      </w:pPr>
+    </w:lvl>
+    <w:lvl w:ilvl="8" w:tplc="0409001B" w:tentative="1">
+      <w:start w:val="1"/>
+      <w:numFmt w:val="lowerRoman"/>
+      <w:lvlText w:val="%9."/>
+      <w:lvlJc w:val="right"/>
+      <w:pPr>
+        <w:ind w:left="3780" w:hanging="420"/>
+      </w:pPr>
+    </w:lvl>
+  </w:abstractNum>
+  <w:abstractNum w:abstractNumId="1" w15:restartNumberingAfterBreak="0">
     <w:nsid w:val="0A516AC1"/>
     <w:multiLevelType w:val="multilevel"/>
     <w:tmpl w:val="61AA3862"/>
@@ -3489,7 +6790,182 @@
       </w:rPr>
     </w:lvl>
   </w:abstractNum>
-  <w:abstractNum w:abstractNumId="1" w15:restartNumberingAfterBreak="0">
+  <w:abstractNum w:abstractNumId="2" w15:restartNumberingAfterBreak="0">
+    <w:nsid w:val="167E0678"/>
+    <w:multiLevelType w:val="hybridMultilevel"/>
+    <w:tmpl w:val="BFFCC18E"/>
+    <w:lvl w:ilvl="0" w:tplc="0409000F">
+      <w:start w:val="1"/>
+      <w:numFmt w:val="decimal"/>
+      <w:lvlText w:val="%1."/>
+      <w:lvlJc w:val="left"/>
+      <w:pPr>
+        <w:ind w:left="420" w:hanging="420"/>
+      </w:pPr>
+    </w:lvl>
+    <w:lvl w:ilvl="1" w:tplc="04090019" w:tentative="1">
+      <w:start w:val="1"/>
+      <w:numFmt w:val="lowerLetter"/>
+      <w:lvlText w:val="%2)"/>
+      <w:lvlJc w:val="left"/>
+      <w:pPr>
+        <w:ind w:left="840" w:hanging="420"/>
+      </w:pPr>
+    </w:lvl>
+    <w:lvl w:ilvl="2" w:tplc="0409001B" w:tentative="1">
+      <w:start w:val="1"/>
+      <w:numFmt w:val="lowerRoman"/>
+      <w:lvlText w:val="%3."/>
+      <w:lvlJc w:val="right"/>
+      <w:pPr>
+        <w:ind w:left="1260" w:hanging="420"/>
+      </w:pPr>
+    </w:lvl>
+    <w:lvl w:ilvl="3" w:tplc="0409000F" w:tentative="1">
+      <w:start w:val="1"/>
+      <w:numFmt w:val="decimal"/>
+      <w:lvlText w:val="%4."/>
+      <w:lvlJc w:val="left"/>
+      <w:pPr>
+        <w:ind w:left="1680" w:hanging="420"/>
+      </w:pPr>
+    </w:lvl>
+    <w:lvl w:ilvl="4" w:tplc="04090019" w:tentative="1">
+      <w:start w:val="1"/>
+      <w:numFmt w:val="lowerLetter"/>
+      <w:lvlText w:val="%5)"/>
+      <w:lvlJc w:val="left"/>
+      <w:pPr>
+        <w:ind w:left="2100" w:hanging="420"/>
+      </w:pPr>
+    </w:lvl>
+    <w:lvl w:ilvl="5" w:tplc="0409001B" w:tentative="1">
+      <w:start w:val="1"/>
+      <w:numFmt w:val="lowerRoman"/>
+      <w:lvlText w:val="%6."/>
+      <w:lvlJc w:val="right"/>
+      <w:pPr>
+        <w:ind w:left="2520" w:hanging="420"/>
+      </w:pPr>
+    </w:lvl>
+    <w:lvl w:ilvl="6" w:tplc="0409000F" w:tentative="1">
+      <w:start w:val="1"/>
+      <w:numFmt w:val="decimal"/>
+      <w:lvlText w:val="%7."/>
+      <w:lvlJc w:val="left"/>
+      <w:pPr>
+        <w:ind w:left="2940" w:hanging="420"/>
+      </w:pPr>
+    </w:lvl>
+    <w:lvl w:ilvl="7" w:tplc="04090019" w:tentative="1">
+      <w:start w:val="1"/>
+      <w:numFmt w:val="lowerLetter"/>
+      <w:lvlText w:val="%8)"/>
+      <w:lvlJc w:val="left"/>
+      <w:pPr>
+        <w:ind w:left="3360" w:hanging="420"/>
+      </w:pPr>
+    </w:lvl>
+    <w:lvl w:ilvl="8" w:tplc="0409001B" w:tentative="1">
+      <w:start w:val="1"/>
+      <w:numFmt w:val="lowerRoman"/>
+      <w:lvlText w:val="%9."/>
+      <w:lvlJc w:val="right"/>
+      <w:pPr>
+        <w:ind w:left="3780" w:hanging="420"/>
+      </w:pPr>
+    </w:lvl>
+  </w:abstractNum>
+  <w:abstractNum w:abstractNumId="3" w15:restartNumberingAfterBreak="0">
+    <w:nsid w:val="27D42592"/>
+    <w:multiLevelType w:val="hybridMultilevel"/>
+    <w:tmpl w:val="0C70A5E4"/>
+    <w:lvl w:ilvl="0" w:tplc="04090001">
+      <w:start w:val="1"/>
+      <w:numFmt w:val="bullet"/>
+      <w:lvlText w:val=""/>
+      <w:lvlJc w:val="left"/>
+      <w:pPr>
+        <w:ind w:left="420" w:hanging="420"/>
+      </w:pPr>
+      <w:rPr>
+        <w:rFonts w:ascii="Wingdings" w:hAnsi="Wingdings" w:hint="default"/>
+      </w:rPr>
+    </w:lvl>
+    <w:lvl w:ilvl="1" w:tplc="04090019" w:tentative="1">
+      <w:start w:val="1"/>
+      <w:numFmt w:val="lowerLetter"/>
+      <w:lvlText w:val="%2)"/>
+      <w:lvlJc w:val="left"/>
+      <w:pPr>
+        <w:ind w:left="840" w:hanging="420"/>
+      </w:pPr>
+    </w:lvl>
+    <w:lvl w:ilvl="2" w:tplc="0409001B" w:tentative="1">
+      <w:start w:val="1"/>
+      <w:numFmt w:val="lowerRoman"/>
+      <w:lvlText w:val="%3."/>
+      <w:lvlJc w:val="right"/>
+      <w:pPr>
+        <w:ind w:left="1260" w:hanging="420"/>
+      </w:pPr>
+    </w:lvl>
+    <w:lvl w:ilvl="3" w:tplc="0409000F" w:tentative="1">
+      <w:start w:val="1"/>
+      <w:numFmt w:val="decimal"/>
+      <w:lvlText w:val="%4."/>
+      <w:lvlJc w:val="left"/>
+      <w:pPr>
+        <w:ind w:left="1680" w:hanging="420"/>
+      </w:pPr>
+    </w:lvl>
+    <w:lvl w:ilvl="4" w:tplc="04090019" w:tentative="1">
+      <w:start w:val="1"/>
+      <w:numFmt w:val="lowerLetter"/>
+      <w:lvlText w:val="%5)"/>
+      <w:lvlJc w:val="left"/>
+      <w:pPr>
+        <w:ind w:left="2100" w:hanging="420"/>
+      </w:pPr>
+    </w:lvl>
+    <w:lvl w:ilvl="5" w:tplc="0409001B" w:tentative="1">
+      <w:start w:val="1"/>
+      <w:numFmt w:val="lowerRoman"/>
+      <w:lvlText w:val="%6."/>
+      <w:lvlJc w:val="right"/>
+      <w:pPr>
+        <w:ind w:left="2520" w:hanging="420"/>
+      </w:pPr>
+    </w:lvl>
+    <w:lvl w:ilvl="6" w:tplc="0409000F" w:tentative="1">
+      <w:start w:val="1"/>
+      <w:numFmt w:val="decimal"/>
+      <w:lvlText w:val="%7."/>
+      <w:lvlJc w:val="left"/>
+      <w:pPr>
+        <w:ind w:left="2940" w:hanging="420"/>
+      </w:pPr>
+    </w:lvl>
+    <w:lvl w:ilvl="7" w:tplc="04090019" w:tentative="1">
+      <w:start w:val="1"/>
+      <w:numFmt w:val="lowerLetter"/>
+      <w:lvlText w:val="%8)"/>
+      <w:lvlJc w:val="left"/>
+      <w:pPr>
+        <w:ind w:left="3360" w:hanging="420"/>
+      </w:pPr>
+    </w:lvl>
+    <w:lvl w:ilvl="8" w:tplc="0409001B" w:tentative="1">
+      <w:start w:val="1"/>
+      <w:numFmt w:val="lowerRoman"/>
+      <w:lvlText w:val="%9."/>
+      <w:lvlJc w:val="right"/>
+      <w:pPr>
+        <w:ind w:left="3780" w:hanging="420"/>
+      </w:pPr>
+    </w:lvl>
+  </w:abstractNum>
+  <w:abstractNum w:abstractNumId="4" w15:restartNumberingAfterBreak="0">
     <w:nsid w:val="407F0492"/>
     <w:multiLevelType w:val="multilevel"/>
     <w:tmpl w:val="04B8418A"/>
@@ -3638,7 +7114,7 @@
       </w:rPr>
     </w:lvl>
   </w:abstractNum>
-  <w:abstractNum w:abstractNumId="2" w15:restartNumberingAfterBreak="0">
+  <w:abstractNum w:abstractNumId="5" w15:restartNumberingAfterBreak="0">
     <w:nsid w:val="4AAF58F7"/>
     <w:multiLevelType w:val="hybridMultilevel"/>
     <w:tmpl w:val="239EA9AE"/>
@@ -3727,7 +7203,7 @@
       </w:pPr>
     </w:lvl>
   </w:abstractNum>
-  <w:abstractNum w:abstractNumId="3" w15:restartNumberingAfterBreak="0">
+  <w:abstractNum w:abstractNumId="6" w15:restartNumberingAfterBreak="0">
     <w:nsid w:val="4BCF1675"/>
     <w:multiLevelType w:val="hybridMultilevel"/>
     <w:tmpl w:val="5F34C9F8"/>
@@ -3816,7 +7292,7 @@
       </w:pPr>
     </w:lvl>
   </w:abstractNum>
-  <w:abstractNum w:abstractNumId="4" w15:restartNumberingAfterBreak="0">
+  <w:abstractNum w:abstractNumId="7" w15:restartNumberingAfterBreak="0">
     <w:nsid w:val="51282F0E"/>
     <w:multiLevelType w:val="multilevel"/>
     <w:tmpl w:val="D258F692"/>
@@ -3965,7 +7441,120 @@
       </w:rPr>
     </w:lvl>
   </w:abstractNum>
-  <w:abstractNum w:abstractNumId="5" w15:restartNumberingAfterBreak="0">
+  <w:abstractNum w:abstractNumId="8" w15:restartNumberingAfterBreak="0">
+    <w:nsid w:val="52FC495E"/>
+    <w:multiLevelType w:val="hybridMultilevel"/>
+    <w:tmpl w:val="AE20B51E"/>
+    <w:lvl w:ilvl="0" w:tplc="04090001">
+      <w:start w:val="1"/>
+      <w:numFmt w:val="bullet"/>
+      <w:lvlText w:val=""/>
+      <w:lvlJc w:val="left"/>
+      <w:pPr>
+        <w:ind w:left="420" w:hanging="420"/>
+      </w:pPr>
+      <w:rPr>
+        <w:rFonts w:ascii="Wingdings" w:hAnsi="Wingdings" w:hint="default"/>
+      </w:rPr>
+    </w:lvl>
+    <w:lvl w:ilvl="1" w:tplc="04090003" w:tentative="1">
+      <w:start w:val="1"/>
+      <w:numFmt w:val="bullet"/>
+      <w:lvlText w:val=""/>
+      <w:lvlJc w:val="left"/>
+      <w:pPr>
+        <w:ind w:left="840" w:hanging="420"/>
+      </w:pPr>
+      <w:rPr>
+        <w:rFonts w:ascii="Wingdings" w:hAnsi="Wingdings" w:hint="default"/>
+      </w:rPr>
+    </w:lvl>
+    <w:lvl w:ilvl="2" w:tplc="04090005" w:tentative="1">
+      <w:start w:val="1"/>
+      <w:numFmt w:val="bullet"/>
+      <w:lvlText w:val=""/>
+      <w:lvlJc w:val="left"/>
+      <w:pPr>
+        <w:ind w:left="1260" w:hanging="420"/>
+      </w:pPr>
+      <w:rPr>
+        <w:rFonts w:ascii="Wingdings" w:hAnsi="Wingdings" w:hint="default"/>
+      </w:rPr>
+    </w:lvl>
+    <w:lvl w:ilvl="3" w:tplc="04090001" w:tentative="1">
+      <w:start w:val="1"/>
+      <w:numFmt w:val="bullet"/>
+      <w:lvlText w:val=""/>
+      <w:lvlJc w:val="left"/>
+      <w:pPr>
+        <w:ind w:left="1680" w:hanging="420"/>
+      </w:pPr>
+      <w:rPr>
+        <w:rFonts w:ascii="Wingdings" w:hAnsi="Wingdings" w:hint="default"/>
+      </w:rPr>
+    </w:lvl>
+    <w:lvl w:ilvl="4" w:tplc="04090003" w:tentative="1">
+      <w:start w:val="1"/>
+      <w:numFmt w:val="bullet"/>
+      <w:lvlText w:val=""/>
+      <w:lvlJc w:val="left"/>
+      <w:pPr>
+        <w:ind w:left="2100" w:hanging="420"/>
+      </w:pPr>
+      <w:rPr>
+        <w:rFonts w:ascii="Wingdings" w:hAnsi="Wingdings" w:hint="default"/>
+      </w:rPr>
+    </w:lvl>
+    <w:lvl w:ilvl="5" w:tplc="04090005" w:tentative="1">
+      <w:start w:val="1"/>
+      <w:numFmt w:val="bullet"/>
+      <w:lvlText w:val=""/>
+      <w:lvlJc w:val="left"/>
+      <w:pPr>
+        <w:ind w:left="2520" w:hanging="420"/>
+      </w:pPr>
+      <w:rPr>
+        <w:rFonts w:ascii="Wingdings" w:hAnsi="Wingdings" w:hint="default"/>
+      </w:rPr>
+    </w:lvl>
+    <w:lvl w:ilvl="6" w:tplc="04090001" w:tentative="1">
+      <w:start w:val="1"/>
+      <w:numFmt w:val="bullet"/>
+      <w:lvlText w:val=""/>
+      <w:lvlJc w:val="left"/>
+      <w:pPr>
+        <w:ind w:left="2940" w:hanging="420"/>
+      </w:pPr>
+      <w:rPr>
+        <w:rFonts w:ascii="Wingdings" w:hAnsi="Wingdings" w:hint="default"/>
+      </w:rPr>
+    </w:lvl>
+    <w:lvl w:ilvl="7" w:tplc="04090003" w:tentative="1">
+      <w:start w:val="1"/>
+      <w:numFmt w:val="bullet"/>
+      <w:lvlText w:val=""/>
+      <w:lvlJc w:val="left"/>
+      <w:pPr>
+        <w:ind w:left="3360" w:hanging="420"/>
+      </w:pPr>
+      <w:rPr>
+        <w:rFonts w:ascii="Wingdings" w:hAnsi="Wingdings" w:hint="default"/>
+      </w:rPr>
+    </w:lvl>
+    <w:lvl w:ilvl="8" w:tplc="04090005" w:tentative="1">
+      <w:start w:val="1"/>
+      <w:numFmt w:val="bullet"/>
+      <w:lvlText w:val=""/>
+      <w:lvlJc w:val="left"/>
+      <w:pPr>
+        <w:ind w:left="3780" w:hanging="420"/>
+      </w:pPr>
+      <w:rPr>
+        <w:rFonts w:ascii="Wingdings" w:hAnsi="Wingdings" w:hint="default"/>
+      </w:rPr>
+    </w:lvl>
+  </w:abstractNum>
+  <w:abstractNum w:abstractNumId="9" w15:restartNumberingAfterBreak="0">
     <w:nsid w:val="5E837FB2"/>
     <w:multiLevelType w:val="multilevel"/>
     <w:tmpl w:val="639A9DFA"/>
@@ -4114,7 +7703,7 @@
       </w:rPr>
     </w:lvl>
   </w:abstractNum>
-  <w:abstractNum w:abstractNumId="6" w15:restartNumberingAfterBreak="0">
+  <w:abstractNum w:abstractNumId="10" w15:restartNumberingAfterBreak="0">
     <w:nsid w:val="6435232B"/>
     <w:multiLevelType w:val="multilevel"/>
     <w:tmpl w:val="AF18C9E6"/>
@@ -4263,26 +7852,270 @@
       </w:rPr>
     </w:lvl>
   </w:abstractNum>
+  <w:abstractNum w:abstractNumId="11" w15:restartNumberingAfterBreak="0">
+    <w:nsid w:val="6AB86220"/>
+    <w:multiLevelType w:val="hybridMultilevel"/>
+    <w:tmpl w:val="4B28B70C"/>
+    <w:lvl w:ilvl="0" w:tplc="04090001">
+      <w:start w:val="1"/>
+      <w:numFmt w:val="bullet"/>
+      <w:lvlText w:val=""/>
+      <w:lvlJc w:val="left"/>
+      <w:pPr>
+        <w:ind w:left="420" w:hanging="420"/>
+      </w:pPr>
+      <w:rPr>
+        <w:rFonts w:ascii="Wingdings" w:hAnsi="Wingdings" w:hint="default"/>
+      </w:rPr>
+    </w:lvl>
+    <w:lvl w:ilvl="1" w:tplc="04090003" w:tentative="1">
+      <w:start w:val="1"/>
+      <w:numFmt w:val="bullet"/>
+      <w:lvlText w:val=""/>
+      <w:lvlJc w:val="left"/>
+      <w:pPr>
+        <w:ind w:left="840" w:hanging="420"/>
+      </w:pPr>
+      <w:rPr>
+        <w:rFonts w:ascii="Wingdings" w:hAnsi="Wingdings" w:hint="default"/>
+      </w:rPr>
+    </w:lvl>
+    <w:lvl w:ilvl="2" w:tplc="04090005" w:tentative="1">
+      <w:start w:val="1"/>
+      <w:numFmt w:val="bullet"/>
+      <w:lvlText w:val=""/>
+      <w:lvlJc w:val="left"/>
+      <w:pPr>
+        <w:ind w:left="1260" w:hanging="420"/>
+      </w:pPr>
+      <w:rPr>
+        <w:rFonts w:ascii="Wingdings" w:hAnsi="Wingdings" w:hint="default"/>
+      </w:rPr>
+    </w:lvl>
+    <w:lvl w:ilvl="3" w:tplc="04090001" w:tentative="1">
+      <w:start w:val="1"/>
+      <w:numFmt w:val="bullet"/>
+      <w:lvlText w:val=""/>
+      <w:lvlJc w:val="left"/>
+      <w:pPr>
+        <w:ind w:left="1680" w:hanging="420"/>
+      </w:pPr>
+      <w:rPr>
+        <w:rFonts w:ascii="Wingdings" w:hAnsi="Wingdings" w:hint="default"/>
+      </w:rPr>
+    </w:lvl>
+    <w:lvl w:ilvl="4" w:tplc="04090003" w:tentative="1">
+      <w:start w:val="1"/>
+      <w:numFmt w:val="bullet"/>
+      <w:lvlText w:val=""/>
+      <w:lvlJc w:val="left"/>
+      <w:pPr>
+        <w:ind w:left="2100" w:hanging="420"/>
+      </w:pPr>
+      <w:rPr>
+        <w:rFonts w:ascii="Wingdings" w:hAnsi="Wingdings" w:hint="default"/>
+      </w:rPr>
+    </w:lvl>
+    <w:lvl w:ilvl="5" w:tplc="04090005" w:tentative="1">
+      <w:start w:val="1"/>
+      <w:numFmt w:val="bullet"/>
+      <w:lvlText w:val=""/>
+      <w:lvlJc w:val="left"/>
+      <w:pPr>
+        <w:ind w:left="2520" w:hanging="420"/>
+      </w:pPr>
+      <w:rPr>
+        <w:rFonts w:ascii="Wingdings" w:hAnsi="Wingdings" w:hint="default"/>
+      </w:rPr>
+    </w:lvl>
+    <w:lvl w:ilvl="6" w:tplc="04090001" w:tentative="1">
+      <w:start w:val="1"/>
+      <w:numFmt w:val="bullet"/>
+      <w:lvlText w:val=""/>
+      <w:lvlJc w:val="left"/>
+      <w:pPr>
+        <w:ind w:left="2940" w:hanging="420"/>
+      </w:pPr>
+      <w:rPr>
+        <w:rFonts w:ascii="Wingdings" w:hAnsi="Wingdings" w:hint="default"/>
+      </w:rPr>
+    </w:lvl>
+    <w:lvl w:ilvl="7" w:tplc="04090003" w:tentative="1">
+      <w:start w:val="1"/>
+      <w:numFmt w:val="bullet"/>
+      <w:lvlText w:val=""/>
+      <w:lvlJc w:val="left"/>
+      <w:pPr>
+        <w:ind w:left="3360" w:hanging="420"/>
+      </w:pPr>
+      <w:rPr>
+        <w:rFonts w:ascii="Wingdings" w:hAnsi="Wingdings" w:hint="default"/>
+      </w:rPr>
+    </w:lvl>
+    <w:lvl w:ilvl="8" w:tplc="04090005" w:tentative="1">
+      <w:start w:val="1"/>
+      <w:numFmt w:val="bullet"/>
+      <w:lvlText w:val=""/>
+      <w:lvlJc w:val="left"/>
+      <w:pPr>
+        <w:ind w:left="3780" w:hanging="420"/>
+      </w:pPr>
+      <w:rPr>
+        <w:rFonts w:ascii="Wingdings" w:hAnsi="Wingdings" w:hint="default"/>
+      </w:rPr>
+    </w:lvl>
+  </w:abstractNum>
+  <w:abstractNum w:abstractNumId="12" w15:restartNumberingAfterBreak="0">
+    <w:nsid w:val="75F87E5C"/>
+    <w:multiLevelType w:val="hybridMultilevel"/>
+    <w:tmpl w:val="E1787724"/>
+    <w:lvl w:ilvl="0" w:tplc="04090001">
+      <w:start w:val="1"/>
+      <w:numFmt w:val="bullet"/>
+      <w:lvlText w:val=""/>
+      <w:lvlJc w:val="left"/>
+      <w:pPr>
+        <w:ind w:left="420" w:hanging="420"/>
+      </w:pPr>
+      <w:rPr>
+        <w:rFonts w:ascii="Wingdings" w:hAnsi="Wingdings" w:hint="default"/>
+      </w:rPr>
+    </w:lvl>
+    <w:lvl w:ilvl="1" w:tplc="04090003" w:tentative="1">
+      <w:start w:val="1"/>
+      <w:numFmt w:val="bullet"/>
+      <w:lvlText w:val=""/>
+      <w:lvlJc w:val="left"/>
+      <w:pPr>
+        <w:ind w:left="840" w:hanging="420"/>
+      </w:pPr>
+      <w:rPr>
+        <w:rFonts w:ascii="Wingdings" w:hAnsi="Wingdings" w:hint="default"/>
+      </w:rPr>
+    </w:lvl>
+    <w:lvl w:ilvl="2" w:tplc="04090005" w:tentative="1">
+      <w:start w:val="1"/>
+      <w:numFmt w:val="bullet"/>
+      <w:lvlText w:val=""/>
+      <w:lvlJc w:val="left"/>
+      <w:pPr>
+        <w:ind w:left="1260" w:hanging="420"/>
+      </w:pPr>
+      <w:rPr>
+        <w:rFonts w:ascii="Wingdings" w:hAnsi="Wingdings" w:hint="default"/>
+      </w:rPr>
+    </w:lvl>
+    <w:lvl w:ilvl="3" w:tplc="04090001" w:tentative="1">
+      <w:start w:val="1"/>
+      <w:numFmt w:val="bullet"/>
+      <w:lvlText w:val=""/>
+      <w:lvlJc w:val="left"/>
+      <w:pPr>
+        <w:ind w:left="1680" w:hanging="420"/>
+      </w:pPr>
+      <w:rPr>
+        <w:rFonts w:ascii="Wingdings" w:hAnsi="Wingdings" w:hint="default"/>
+      </w:rPr>
+    </w:lvl>
+    <w:lvl w:ilvl="4" w:tplc="04090003" w:tentative="1">
+      <w:start w:val="1"/>
+      <w:numFmt w:val="bullet"/>
+      <w:lvlText w:val=""/>
+      <w:lvlJc w:val="left"/>
+      <w:pPr>
+        <w:ind w:left="2100" w:hanging="420"/>
+      </w:pPr>
+      <w:rPr>
+        <w:rFonts w:ascii="Wingdings" w:hAnsi="Wingdings" w:hint="default"/>
+      </w:rPr>
+    </w:lvl>
+    <w:lvl w:ilvl="5" w:tplc="04090005" w:tentative="1">
+      <w:start w:val="1"/>
+      <w:numFmt w:val="bullet"/>
+      <w:lvlText w:val=""/>
+      <w:lvlJc w:val="left"/>
+      <w:pPr>
+        <w:ind w:left="2520" w:hanging="420"/>
+      </w:pPr>
+      <w:rPr>
+        <w:rFonts w:ascii="Wingdings" w:hAnsi="Wingdings" w:hint="default"/>
+      </w:rPr>
+    </w:lvl>
+    <w:lvl w:ilvl="6" w:tplc="04090001" w:tentative="1">
+      <w:start w:val="1"/>
+      <w:numFmt w:val="bullet"/>
+      <w:lvlText w:val=""/>
+      <w:lvlJc w:val="left"/>
+      <w:pPr>
+        <w:ind w:left="2940" w:hanging="420"/>
+      </w:pPr>
+      <w:rPr>
+        <w:rFonts w:ascii="Wingdings" w:hAnsi="Wingdings" w:hint="default"/>
+      </w:rPr>
+    </w:lvl>
+    <w:lvl w:ilvl="7" w:tplc="04090003" w:tentative="1">
+      <w:start w:val="1"/>
+      <w:numFmt w:val="bullet"/>
+      <w:lvlText w:val=""/>
+      <w:lvlJc w:val="left"/>
+      <w:pPr>
+        <w:ind w:left="3360" w:hanging="420"/>
+      </w:pPr>
+      <w:rPr>
+        <w:rFonts w:ascii="Wingdings" w:hAnsi="Wingdings" w:hint="default"/>
+      </w:rPr>
+    </w:lvl>
+    <w:lvl w:ilvl="8" w:tplc="04090005" w:tentative="1">
+      <w:start w:val="1"/>
+      <w:numFmt w:val="bullet"/>
+      <w:lvlText w:val=""/>
+      <w:lvlJc w:val="left"/>
+      <w:pPr>
+        <w:ind w:left="3780" w:hanging="420"/>
+      </w:pPr>
+      <w:rPr>
+        <w:rFonts w:ascii="Wingdings" w:hAnsi="Wingdings" w:hint="default"/>
+      </w:rPr>
+    </w:lvl>
+  </w:abstractNum>
   <w:num w:numId="1">
+    <w:abstractNumId w:val="6"/>
+  </w:num>
+  <w:num w:numId="2">
+    <w:abstractNumId w:val="7"/>
+  </w:num>
+  <w:num w:numId="3">
+    <w:abstractNumId w:val="10"/>
+  </w:num>
+  <w:num w:numId="4">
+    <w:abstractNumId w:val="4"/>
+  </w:num>
+  <w:num w:numId="5">
+    <w:abstractNumId w:val="9"/>
+  </w:num>
+  <w:num w:numId="6">
+    <w:abstractNumId w:val="1"/>
+  </w:num>
+  <w:num w:numId="7">
+    <w:abstractNumId w:val="5"/>
+  </w:num>
+  <w:num w:numId="8">
+    <w:abstractNumId w:val="11"/>
+  </w:num>
+  <w:num w:numId="9">
+    <w:abstractNumId w:val="2"/>
+  </w:num>
+  <w:num w:numId="10">
     <w:abstractNumId w:val="3"/>
   </w:num>
-  <w:num w:numId="2">
-    <w:abstractNumId w:val="4"/>
+  <w:num w:numId="11">
+    <w:abstractNumId w:val="8"/>
   </w:num>
-  <w:num w:numId="3">
-    <w:abstractNumId w:val="6"/>
-  </w:num>
-  <w:num w:numId="4">
-    <w:abstractNumId w:val="1"/>
-  </w:num>
-  <w:num w:numId="5">
-    <w:abstractNumId w:val="5"/>
-  </w:num>
-  <w:num w:numId="6">
+  <w:num w:numId="12">
     <w:abstractNumId w:val="0"/>
   </w:num>
-  <w:num w:numId="7">
-    <w:abstractNumId w:val="2"/>
+  <w:num w:numId="13">
+    <w:abstractNumId w:val="12"/>
   </w:num>
 </w:numbering>
 </file>
@@ -4733,7 +8566,6 @@
     <w:next w:val="a"/>
     <w:link w:val="30"/>
     <w:uiPriority w:val="9"/>
-    <w:semiHidden/>
     <w:unhideWhenUsed/>
     <w:qFormat/>
     <w:rsid w:val="0036617D"/>
@@ -4756,7 +8588,6 @@
     <w:next w:val="a"/>
     <w:link w:val="40"/>
     <w:uiPriority w:val="9"/>
-    <w:semiHidden/>
     <w:unhideWhenUsed/>
     <w:qFormat/>
     <w:rsid w:val="00CB70E5"/>
@@ -4777,6 +8608,7 @@
   <w:style w:type="character" w:default="1" w:styleId="a0">
     <w:name w:val="Default Paragraph Font"/>
     <w:uiPriority w:val="1"/>
+    <w:semiHidden/>
     <w:unhideWhenUsed/>
   </w:style>
   <w:style w:type="table" w:default="1" w:styleId="a1">
@@ -4843,7 +8675,6 @@
     <w:basedOn w:val="a0"/>
     <w:link w:val="4"/>
     <w:uiPriority w:val="9"/>
-    <w:semiHidden/>
     <w:rsid w:val="00CB70E5"/>
     <w:rPr>
       <w:rFonts w:asciiTheme="majorHAnsi" w:eastAsiaTheme="majorEastAsia" w:hAnsiTheme="majorHAnsi" w:cstheme="majorBidi"/>
@@ -4923,7 +8754,6 @@
     <w:basedOn w:val="a0"/>
     <w:link w:val="3"/>
     <w:uiPriority w:val="9"/>
-    <w:semiHidden/>
     <w:rsid w:val="0036617D"/>
     <w:rPr>
       <w:b/>
@@ -4956,6 +8786,30 @@
       <w:color w:val="595959" w:themeColor="text1" w:themeTint="A6"/>
       <w:kern w:val="0"/>
       <w:sz w:val="22"/>
+    </w:rPr>
+  </w:style>
+  <w:style w:type="character" w:styleId="aa">
+    <w:name w:val="Strong"/>
+    <w:basedOn w:val="a0"/>
+    <w:uiPriority w:val="22"/>
+    <w:qFormat/>
+    <w:rsid w:val="00F63BB0"/>
+    <w:rPr>
+      <w:b/>
+      <w:bCs/>
+    </w:rPr>
+  </w:style>
+  <w:style w:type="character" w:styleId="HTML">
+    <w:name w:val="HTML Code"/>
+    <w:basedOn w:val="a0"/>
+    <w:uiPriority w:val="99"/>
+    <w:semiHidden/>
+    <w:unhideWhenUsed/>
+    <w:rsid w:val="00084AB6"/>
+    <w:rPr>
+      <w:rFonts w:ascii="宋体" w:eastAsia="宋体" w:hAnsi="宋体" w:cs="宋体"/>
+      <w:sz w:val="24"/>
+      <w:szCs w:val="24"/>
     </w:rPr>
   </w:style>
 </w:styles>

--- a/毛智明-小作文.docx
+++ b/毛智明-小作文.docx
@@ -85,308 +85,59 @@
       </w:r>
     </w:p>
     <w:p>
-      <w:pPr>
-        <w:rPr>
-          <w:rFonts w:ascii="Segoe UI" w:hAnsi="Segoe UI" w:cs="Segoe UI"/>
-          <w:color w:val="0F1115"/>
-          <w:shd w:val="clear" w:color="auto" w:fill="FFFFFF"/>
-        </w:rPr>
-      </w:pPr>
-      <w:r>
-        <w:rPr>
-          <w:rFonts w:ascii="Segoe UI" w:hAnsi="Segoe UI" w:cs="Segoe UI"/>
-          <w:color w:val="0F1115"/>
-          <w:shd w:val="clear" w:color="auto" w:fill="FFFFFF"/>
-        </w:rPr>
-        <w:t>我有</w:t>
-      </w:r>
-      <w:r>
-        <w:rPr>
-          <w:rFonts w:ascii="Segoe UI" w:hAnsi="Segoe UI" w:cs="Segoe UI"/>
-          <w:color w:val="0F1115"/>
-          <w:shd w:val="clear" w:color="auto" w:fill="FFFFFF"/>
-        </w:rPr>
-        <w:t>3</w:t>
-      </w:r>
-      <w:r>
-        <w:rPr>
-          <w:rFonts w:ascii="Segoe UI" w:hAnsi="Segoe UI" w:cs="Segoe UI"/>
-          <w:color w:val="0F1115"/>
-          <w:shd w:val="clear" w:color="auto" w:fill="FFFFFF"/>
-        </w:rPr>
-        <w:t>年数据仓库开发经验，主要技术方向是</w:t>
-      </w:r>
-      <w:r>
-        <w:rPr>
-          <w:rFonts w:ascii="Segoe UI" w:hAnsi="Segoe UI" w:cs="Segoe UI"/>
-          <w:color w:val="0F1115"/>
-          <w:shd w:val="clear" w:color="auto" w:fill="FFFFFF"/>
-        </w:rPr>
-        <w:t>Hadoop</w:t>
-      </w:r>
-      <w:r>
-        <w:rPr>
-          <w:rFonts w:ascii="Segoe UI" w:hAnsi="Segoe UI" w:cs="Segoe UI"/>
-          <w:color w:val="0F1115"/>
-          <w:shd w:val="clear" w:color="auto" w:fill="FFFFFF"/>
-        </w:rPr>
-        <w:t>生态和阿里云大数据平台。在数据接入层，我熟练掌握</w:t>
-      </w:r>
-      <w:r>
-        <w:rPr>
-          <w:rFonts w:ascii="Segoe UI" w:hAnsi="Segoe UI" w:cs="Segoe UI"/>
-          <w:color w:val="0F1115"/>
-          <w:shd w:val="clear" w:color="auto" w:fill="FFFFFF"/>
-        </w:rPr>
-        <w:t>Sqoop</w:t>
-      </w:r>
-      <w:r>
-        <w:rPr>
-          <w:rFonts w:ascii="Segoe UI" w:hAnsi="Segoe UI" w:cs="Segoe UI"/>
-          <w:color w:val="0F1115"/>
-          <w:shd w:val="clear" w:color="auto" w:fill="FFFFFF"/>
-        </w:rPr>
-        <w:t>和</w:t>
-      </w:r>
-      <w:r>
-        <w:rPr>
-          <w:rFonts w:ascii="Segoe UI" w:hAnsi="Segoe UI" w:cs="Segoe UI"/>
-          <w:color w:val="0F1115"/>
-          <w:shd w:val="clear" w:color="auto" w:fill="FFFFFF"/>
-        </w:rPr>
-        <w:t>DataX</w:t>
-      </w:r>
-      <w:r>
-        <w:rPr>
-          <w:rFonts w:ascii="Segoe UI" w:hAnsi="Segoe UI" w:cs="Segoe UI"/>
-          <w:color w:val="0F1115"/>
-          <w:shd w:val="clear" w:color="auto" w:fill="FFFFFF"/>
-        </w:rPr>
-        <w:t>，能完成异构数据源的离线同步；在数据存储与计算层，我擅长基于</w:t>
-      </w:r>
-      <w:r>
-        <w:rPr>
-          <w:rFonts w:ascii="Segoe UI" w:hAnsi="Segoe UI" w:cs="Segoe UI"/>
-          <w:color w:val="0F1115"/>
-          <w:shd w:val="clear" w:color="auto" w:fill="FFFFFF"/>
-        </w:rPr>
-        <w:t>Hive</w:t>
-      </w:r>
-      <w:r>
-        <w:rPr>
-          <w:rFonts w:ascii="Segoe UI" w:hAnsi="Segoe UI" w:cs="Segoe UI"/>
-          <w:color w:val="0F1115"/>
-          <w:shd w:val="clear" w:color="auto" w:fill="FFFFFF"/>
-        </w:rPr>
-        <w:t>和</w:t>
-      </w:r>
-      <w:r>
-        <w:rPr>
-          <w:rFonts w:ascii="Segoe UI" w:hAnsi="Segoe UI" w:cs="Segoe UI"/>
-          <w:color w:val="0F1115"/>
-          <w:shd w:val="clear" w:color="auto" w:fill="FFFFFF"/>
-        </w:rPr>
-        <w:t>MaxCompute</w:t>
-      </w:r>
-      <w:r>
-        <w:rPr>
-          <w:rFonts w:ascii="Segoe UI" w:hAnsi="Segoe UI" w:cs="Segoe UI"/>
-          <w:color w:val="0F1115"/>
-          <w:shd w:val="clear" w:color="auto" w:fill="FFFFFF"/>
-        </w:rPr>
-        <w:t>进行数仓建模与</w:t>
-      </w:r>
-      <w:r>
-        <w:rPr>
-          <w:rFonts w:ascii="Segoe UI" w:hAnsi="Segoe UI" w:cs="Segoe UI"/>
-          <w:color w:val="0F1115"/>
-          <w:shd w:val="clear" w:color="auto" w:fill="FFFFFF"/>
-        </w:rPr>
-        <w:t>ETL</w:t>
-      </w:r>
-      <w:r>
-        <w:rPr>
-          <w:rFonts w:ascii="Segoe UI" w:hAnsi="Segoe UI" w:cs="Segoe UI"/>
-          <w:color w:val="0F1115"/>
-          <w:shd w:val="clear" w:color="auto" w:fill="FFFFFF"/>
-        </w:rPr>
-        <w:t>开发，日常用</w:t>
-      </w:r>
-      <w:r>
-        <w:rPr>
-          <w:rFonts w:ascii="Segoe UI" w:hAnsi="Segoe UI" w:cs="Segoe UI"/>
-          <w:color w:val="0F1115"/>
-          <w:shd w:val="clear" w:color="auto" w:fill="FFFFFF"/>
-        </w:rPr>
-        <w:t>Hive SQL</w:t>
-      </w:r>
-      <w:r>
-        <w:rPr>
-          <w:rFonts w:ascii="Segoe UI" w:hAnsi="Segoe UI" w:cs="Segoe UI"/>
-          <w:color w:val="0F1115"/>
-          <w:shd w:val="clear" w:color="auto" w:fill="FFFFFF"/>
-        </w:rPr>
-        <w:t>和</w:t>
-      </w:r>
-      <w:r>
-        <w:rPr>
-          <w:rFonts w:ascii="Segoe UI" w:hAnsi="Segoe UI" w:cs="Segoe UI"/>
-          <w:color w:val="0F1115"/>
-          <w:shd w:val="clear" w:color="auto" w:fill="FFFFFF"/>
-        </w:rPr>
-        <w:t>Shell</w:t>
-      </w:r>
-      <w:r>
-        <w:rPr>
-          <w:rFonts w:ascii="Segoe UI" w:hAnsi="Segoe UI" w:cs="Segoe UI"/>
-          <w:color w:val="0F1115"/>
-          <w:shd w:val="clear" w:color="auto" w:fill="FFFFFF"/>
-        </w:rPr>
-        <w:t>脚本完成数据清洗、加工和指标计算；在任务调度层，我使用过</w:t>
-      </w:r>
-      <w:r>
-        <w:rPr>
-          <w:rFonts w:ascii="Segoe UI" w:hAnsi="Segoe UI" w:cs="Segoe UI"/>
-          <w:color w:val="0F1115"/>
-          <w:shd w:val="clear" w:color="auto" w:fill="FFFFFF"/>
-        </w:rPr>
-        <w:t>DolphinScheduler</w:t>
-      </w:r>
-      <w:r>
-        <w:rPr>
-          <w:rFonts w:ascii="Segoe UI" w:hAnsi="Segoe UI" w:cs="Segoe UI"/>
-          <w:color w:val="0F1115"/>
-          <w:shd w:val="clear" w:color="auto" w:fill="FFFFFF"/>
-        </w:rPr>
-        <w:t>、</w:t>
-      </w:r>
-      <w:r>
-        <w:rPr>
-          <w:rFonts w:ascii="Segoe UI" w:hAnsi="Segoe UI" w:cs="Segoe UI"/>
-          <w:color w:val="0F1115"/>
-          <w:shd w:val="clear" w:color="auto" w:fill="FFFFFF"/>
-        </w:rPr>
-        <w:t>Azkaban</w:t>
-      </w:r>
-      <w:r>
-        <w:rPr>
-          <w:rFonts w:ascii="Segoe UI" w:hAnsi="Segoe UI" w:cs="Segoe UI"/>
-          <w:color w:val="0F1115"/>
-          <w:shd w:val="clear" w:color="auto" w:fill="FFFFFF"/>
-        </w:rPr>
-        <w:t>和</w:t>
-      </w:r>
-      <w:r>
-        <w:rPr>
-          <w:rFonts w:ascii="Segoe UI" w:hAnsi="Segoe UI" w:cs="Segoe UI"/>
-          <w:color w:val="0F1115"/>
-          <w:shd w:val="clear" w:color="auto" w:fill="FFFFFF"/>
-        </w:rPr>
-        <w:t>DataWorks</w:t>
-      </w:r>
-      <w:r>
-        <w:rPr>
-          <w:rFonts w:ascii="Segoe UI" w:hAnsi="Segoe UI" w:cs="Segoe UI"/>
-          <w:color w:val="0F1115"/>
-          <w:shd w:val="clear" w:color="auto" w:fill="FFFFFF"/>
-        </w:rPr>
-        <w:t>，熟悉任务依赖编排和告警配置；在数据可视化层，我能够利用</w:t>
-      </w:r>
-      <w:r>
-        <w:rPr>
-          <w:rFonts w:ascii="Segoe UI" w:hAnsi="Segoe UI" w:cs="Segoe UI"/>
-          <w:color w:val="0F1115"/>
-          <w:shd w:val="clear" w:color="auto" w:fill="FFFFFF"/>
-        </w:rPr>
-        <w:t>FineReport</w:t>
-      </w:r>
-      <w:r>
-        <w:rPr>
-          <w:rFonts w:ascii="Segoe UI" w:hAnsi="Segoe UI" w:cs="Segoe UI"/>
-          <w:color w:val="0F1115"/>
-          <w:shd w:val="clear" w:color="auto" w:fill="FFFFFF"/>
-        </w:rPr>
-        <w:t>和</w:t>
-      </w:r>
-      <w:r>
-        <w:rPr>
-          <w:rFonts w:ascii="Segoe UI" w:hAnsi="Segoe UI" w:cs="Segoe UI"/>
-          <w:color w:val="0F1115"/>
-          <w:shd w:val="clear" w:color="auto" w:fill="FFFFFF"/>
-        </w:rPr>
-        <w:t>Quick BI</w:t>
-      </w:r>
-      <w:r>
-        <w:rPr>
-          <w:rFonts w:ascii="Segoe UI" w:hAnsi="Segoe UI" w:cs="Segoe UI"/>
-          <w:color w:val="0F1115"/>
-          <w:shd w:val="clear" w:color="auto" w:fill="FFFFFF"/>
-        </w:rPr>
-        <w:t>开发管理看板和业务报表。整体上，我有从</w:t>
-      </w:r>
-      <w:r>
-        <w:rPr>
-          <w:rFonts w:ascii="Segoe UI" w:hAnsi="Segoe UI" w:cs="Segoe UI"/>
-          <w:color w:val="0F1115"/>
-          <w:shd w:val="clear" w:color="auto" w:fill="FFFFFF"/>
-        </w:rPr>
-        <w:t>ODS</w:t>
-      </w:r>
-      <w:r>
-        <w:rPr>
-          <w:rFonts w:ascii="Segoe UI" w:hAnsi="Segoe UI" w:cs="Segoe UI"/>
-          <w:color w:val="0F1115"/>
-          <w:shd w:val="clear" w:color="auto" w:fill="FFFFFF"/>
-        </w:rPr>
-        <w:t>到</w:t>
-      </w:r>
-      <w:r>
-        <w:rPr>
-          <w:rFonts w:ascii="Segoe UI" w:hAnsi="Segoe UI" w:cs="Segoe UI"/>
-          <w:color w:val="0F1115"/>
-          <w:shd w:val="clear" w:color="auto" w:fill="FFFFFF"/>
-        </w:rPr>
-        <w:t>ADS</w:t>
-      </w:r>
-      <w:r>
-        <w:rPr>
-          <w:rFonts w:ascii="Segoe UI" w:hAnsi="Segoe UI" w:cs="Segoe UI"/>
-          <w:color w:val="0F1115"/>
-          <w:shd w:val="clear" w:color="auto" w:fill="FFFFFF"/>
-        </w:rPr>
-        <w:t>全链路的项目交付能力，也能独立完成需求对接、模型设计和上线运维。</w:t>
-      </w:r>
-    </w:p>
-    <w:p>
-      <w:pPr>
-        <w:rPr>
-          <w:rFonts w:hint="eastAsia"/>
-        </w:rPr>
-      </w:pPr>
-    </w:p>
-    <w:p>
-      <w:pPr>
-        <w:rPr>
-          <w:rFonts w:hint="eastAsia"/>
-        </w:rPr>
-      </w:pPr>
-      <w:r>
-        <w:rPr>
-          <w:rFonts w:hint="eastAsia"/>
-        </w:rPr>
-        <w:t>最近一段经历主要做的是保险行业</w:t>
-      </w:r>
-      <w:r>
-        <w:rPr>
-          <w:rFonts w:hint="eastAsia"/>
-        </w:rPr>
-        <w:t>的数据仓库项目，涉及财险和银</w:t>
-      </w:r>
-      <w:r>
-        <w:rPr>
-          <w:rFonts w:hint="eastAsia"/>
-        </w:rPr>
-        <w:t>行两个领域。在保险方面，参与过华安财险收展人员经营考核数仓项目</w:t>
+      <w:r>
+        <w:rPr>
+          <w:rFonts w:hint="eastAsia"/>
+        </w:rPr>
+        <w:t>大家好，我有</w:t>
+      </w:r>
+      <w:r>
+        <w:t>3年左右的数据仓库开发经验。嗯……主要做的是Hadoop生态和阿里云大数据平台这块。</w:t>
+      </w:r>
+    </w:p>
+    <w:p/>
+    <w:p>
+      <w:r>
+        <w:rPr>
+          <w:rFonts w:hint="eastAsia"/>
+        </w:rPr>
+        <w:t>平时工作基本都是离线数仓开发。从数据接入到最后报表展示，这一整套流程我都参与过。数据同步主要用</w:t>
+      </w:r>
+      <w:r>
+        <w:t>Sqoop和DataX，数据处理的话，平时还是Hive和MaxCompute用得比较多，负责数仓建模、ETL开发和指标计算，Hive SQL写得比较多，也会写一些Shell脚本。调度这块用过DolphinScheduler、Azkaban，还有DataWorks，报表的话做过FineReport和Quick BI。</w:t>
+      </w:r>
+    </w:p>
+    <w:p/>
+    <w:p>
+      <w:r>
+        <w:rPr>
+          <w:rFonts w:hint="eastAsia"/>
+        </w:rPr>
+        <w:t>整体来说，我从</w:t>
+      </w:r>
+      <w:r>
+        <w:t>ODS到ADS这几层都做过，也能独立完成需求分析、模型设计、开发上线这些工作。</w:t>
+      </w:r>
+    </w:p>
+    <w:p/>
+    <w:p>
+      <w:r>
+        <w:rPr>
+          <w:rFonts w:hint="eastAsia"/>
+        </w:rPr>
+        <w:t>最近这几年主要还是做保险行业</w:t>
+      </w:r>
+      <w:r>
+        <w:rPr>
+          <w:rFonts w:hint="eastAsia"/>
+        </w:rPr>
+        <w:t>，也接触过一些银行业务。像华安财险收展人员经营考核项目，还有都邦</w:t>
+      </w:r>
+      <w:r>
+        <w:rPr>
+          <w:rFonts w:hint="eastAsia"/>
+        </w:rPr>
+        <w:t>财险客户画像和精准营销项目，我都参与过</w:t>
       </w:r>
       <w:r>
         <w:rPr>
@@ -395,26 +146,28 @@
         <w:t>。</w:t>
       </w:r>
     </w:p>
-    <w:p>
-      <w:r>
-        <w:t>还做过渤海财险的客户画像与精准营销数仓</w:t>
-      </w:r>
-      <w:r>
-        <w:rPr>
-          <w:rFonts w:hint="eastAsia"/>
-        </w:rPr>
-        <w:t>。</w:t>
-      </w:r>
-    </w:p>
-    <w:p>
-      <w:r>
-        <w:rPr>
-          <w:rFonts w:hint="eastAsia"/>
-        </w:rPr>
-        <w:t>这些项目里，我从数据抽取、清洗、分层建模，到指标计算、</w:t>
-      </w:r>
-      <w:r>
-        <w:t>SQL代码封装、调度配置、报表展示，基本都全程参与，技术栈也覆盖了从Oracle到Hive、Spark、MaxCompute、ETL工具、调度工具这些，算是把离线数仓的整套流程都跑通了。</w:t>
+    <w:p/>
+    <w:p>
+      <w:r>
+        <w:rPr>
+          <w:rFonts w:hint="eastAsia"/>
+        </w:rPr>
+        <w:t>在这些项目里面，我主要负责数据抽取、清洗、分层建模、指标开发，还有调度配置和报表展示，基本算是从开发到上线全程参与。技术栈也覆盖了</w:t>
+      </w:r>
+      <w:r>
+        <w:t>Oracle、Hive、Spark、MaxCompute这些。</w:t>
+      </w:r>
+    </w:p>
+    <w:p/>
+    <w:p>
+      <w:r>
+        <w:rPr>
+          <w:rFonts w:hint="eastAsia"/>
+        </w:rPr>
+        <w:t>我觉得这几年的收获，更多还是对整个离线数仓开发流程有了比较完整的理解。接到需求以后，我一般会先分析业务，再去设计模型和开发，而不是直接写</w:t>
+      </w:r>
+      <w:r>
+        <w:t>SQL。我也希望后面能继续往大数据和数据仓库方向深入发展，不断提升自己的能力。</w:t>
       </w:r>
     </w:p>
     <w:p>
@@ -433,6 +186,31 @@
           <w:rFonts w:hint="eastAsia"/>
         </w:rPr>
         <w:t>第一个项目</w:t>
+      </w:r>
+    </w:p>
+    <w:p>
+      <w:pPr>
+        <w:rPr>
+          <w:rFonts w:hint="eastAsia"/>
+        </w:rPr>
+      </w:pPr>
+      <w:r>
+        <w:rPr>
+          <w:rFonts w:hint="eastAsia"/>
+        </w:rPr>
+        <w:t>最近项目做的是华安财险的有关收展人员业务业绩有关的项目，本项</w:t>
+      </w:r>
+      <w:r>
+        <w:rPr>
+          <w:rFonts w:hint="eastAsia"/>
+        </w:rPr>
+        <w:t>目主要就是以统计收展员在日常工作当中的展业和销售方面的业务统计，</w:t>
+      </w:r>
+      <w:r>
+        <w:rPr>
+          <w:rFonts w:hint="eastAsia"/>
+        </w:rPr>
+        <w:t>像统计产品、人员拜访、参会、出单。</w:t>
       </w:r>
     </w:p>
     <w:p>
@@ -508,11 +286,19 @@
       </w:r>
       <w:r>
         <w:rPr>
+          <w:rFonts w:ascii="Segoe UI" w:hAnsi="Segoe UI" w:cs="Segoe UI"/>
+          <w:color w:val="0F1115"/>
+          <w:szCs w:val="21"/>
+        </w:rPr>
+        <w:t>4</w:t>
+      </w:r>
+      <w:r>
+        <w:rPr>
           <w:rFonts w:ascii="Segoe UI" w:hAnsi="Segoe UI" w:cs="Segoe UI" w:hint="eastAsia"/>
           <w:color w:val="0F1115"/>
           <w:szCs w:val="21"/>
         </w:rPr>
-        <w:t>5</w:t>
+        <w:t>人做数据开发</w:t>
       </w:r>
       <w:r>
         <w:rPr>
@@ -520,7 +306,7 @@
           <w:color w:val="0F1115"/>
           <w:szCs w:val="21"/>
         </w:rPr>
-        <w:t>人做数据开发</w:t>
+        <w:t>，一个人做运维</w:t>
       </w:r>
     </w:p>
     <w:p>
@@ -533,7 +319,19 @@
         <w:rPr>
           <w:rFonts w:hint="eastAsia"/>
         </w:rPr>
-        <w:t>核心是开发是开发保险代理人的展业数据分析、新人奖励机制等需求</w:t>
+        <w:t>核心是开发是开发保险代理人的展业数据分析、新人</w:t>
+      </w:r>
+      <w:r>
+        <w:rPr>
+          <w:rFonts w:hint="eastAsia"/>
+        </w:rPr>
+        <w:t>、老人</w:t>
+      </w:r>
+      <w:r>
+        <w:rPr>
+          <w:rFonts w:hint="eastAsia"/>
+        </w:rPr>
+        <w:t>奖励机制等需求</w:t>
       </w:r>
       <w:r>
         <w:rPr>
@@ -552,6 +350,7 @@
         <w:rPr>
           <w:b/>
         </w:rPr>
+        <w:lastRenderedPageBreak/>
         <w:t xml:space="preserve">**Hadoop HDFS + Hive + </w:t>
       </w:r>
       <w:r>
@@ -575,6 +374,12 @@
       </w:r>
     </w:p>
     <w:p>
+      <w:r>
+        <w:rPr>
+          <w:rFonts w:hint="eastAsia"/>
+        </w:rPr>
+        <w:t>额为什么这样呢？</w:t>
+      </w:r>
       <w:r>
         <w:rPr>
           <w:rFonts w:hint="eastAsia"/>
@@ -628,202 +433,299 @@
           <w:b/>
           <w:sz w:val="24"/>
         </w:rPr>
+        <w:t xml:space="preserve">项目上线时间：两周更新 日常维护调度 </w:t>
+      </w:r>
+    </w:p>
+    <w:p>
+      <w:pPr>
+        <w:pStyle w:val="2"/>
+        <w:rPr>
+          <w:rFonts w:hint="eastAsia"/>
+        </w:rPr>
+      </w:pPr>
+      <w:r>
+        <w:rPr>
+          <w:rFonts w:hint="eastAsia"/>
+        </w:rPr>
+        <w:t>工作流程</w:t>
+      </w:r>
+    </w:p>
+    <w:p>
+      <w:r>
+        <w:t>"我们整个项目，其实都是按照需求一步一步往下走的。</w:t>
+      </w:r>
+    </w:p>
+    <w:p>
+      <w:r>
+        <w:rPr>
+          <w:rFonts w:hint="eastAsia"/>
+        </w:rPr>
+        <w:t>首先会开项目启动会，甲方业务部门会先介绍他们这次项目要实现什么目标，比如要做哪些指标、哪些报表，需要分析哪些业务。</w:t>
+      </w:r>
+    </w:p>
+    <w:p>
+      <w:pPr>
+        <w:rPr>
+          <w:rFonts w:hint="eastAsia"/>
+        </w:rPr>
+      </w:pPr>
+    </w:p>
+    <w:p>
+      <w:r>
+        <w:rPr>
+          <w:rFonts w:hint="eastAsia"/>
+        </w:rPr>
+        <w:t>启动会结束以后，我们会再和甲方业务部门单独开需求评审会，把需求一条一条过一遍。如果有业务逻辑或者字段不清楚的地方，我们会先记录下来，整理成问题清单，再发给甲方确认。有时候问题比较多，还会再约一次会议统一确认，最后形成正式的需求文档。</w:t>
+      </w:r>
+    </w:p>
+    <w:p>
+      <w:r>
+        <w:rPr>
+          <w:rFonts w:hint="eastAsia"/>
+        </w:rPr>
+        <w:t>需求确定以后，我们还会跟甲方</w:t>
+      </w:r>
+      <w:r>
+        <w:t>IT部门沟通技术方案。比如数据从哪些系统来，是Oracle还是MySQL，有哪些接口能提供数据，现有平台支不支持改造，需要新增哪些表或者字段，最后整理成技术方案说明。</w:t>
+      </w:r>
+    </w:p>
+    <w:p>
+      <w:pPr>
+        <w:rPr>
+          <w:rFonts w:hint="eastAsia"/>
+        </w:rPr>
+      </w:pPr>
+    </w:p>
+    <w:p>
+      <w:r>
+        <w:rPr>
+          <w:rFonts w:hint="eastAsia"/>
+        </w:rPr>
+        <w:t>这两个文档都确定以后，我这边就开始编写</w:t>
+      </w:r>
+      <w:r>
+        <w:t>Mapping文档。主要就是确定每一个字段来自哪张表、怎么转换、怎么关联，还有各层之间的数据流向和指标口径。</w:t>
+      </w:r>
+    </w:p>
+    <w:p>
+      <w:pPr>
+        <w:rPr>
+          <w:rFonts w:hint="eastAsia"/>
+        </w:rPr>
+      </w:pPr>
+    </w:p>
+    <w:p>
+      <w:r>
+        <w:rPr>
+          <w:rFonts w:hint="eastAsia"/>
+        </w:rPr>
+        <w:t>开发的时候，我们先把业务系统的数据同步到</w:t>
+      </w:r>
+      <w:r>
+        <w:t>Hive的ODS层。我们项目里主要通过Sqoop把Oracle、MySQL的数据抽过来，DolphinScheduler负责调度这些同步任务。</w:t>
+      </w:r>
+    </w:p>
+    <w:p>
+      <w:pPr>
+        <w:rPr>
+          <w:rFonts w:hint="eastAsia"/>
+        </w:rPr>
+      </w:pPr>
+    </w:p>
+    <w:p>
+      <w:r>
+        <w:rPr>
+          <w:rFonts w:hint="eastAsia"/>
+        </w:rPr>
+        <w:t>到了</w:t>
+      </w:r>
+      <w:r>
+        <w:t>DWD层，主要就是做数据清洗和标准化处理，比如去重、过滤无效数据、处理空值，还有调用UDF对身份证号、手机号这些敏感信息做脱敏加密。</w:t>
+      </w:r>
+    </w:p>
+    <w:p>
+      <w:pPr>
+        <w:rPr>
+          <w:rFonts w:hint="eastAsia"/>
+        </w:rPr>
+      </w:pPr>
+    </w:p>
+    <w:p>
+      <w:r>
+        <w:rPr>
+          <w:rFonts w:hint="eastAsia"/>
+        </w:rPr>
+        <w:t>再往上到</w:t>
+      </w:r>
+      <w:r>
+        <w:t>DWS层，就是按照客户主题、产品主题这些业务主题，把事实表和维度表关联起来，生成宽表。如果业务需要的话，也会做一些轻度汇总，比如团队累计保费、累计佣金、有效拜访人数这些，为后面的指标计算做准备。</w:t>
+      </w:r>
+    </w:p>
+    <w:p>
+      <w:pPr>
+        <w:rPr>
+          <w:rFonts w:hint="eastAsia"/>
+        </w:rPr>
+      </w:pPr>
+    </w:p>
+    <w:p>
+      <w:r>
+        <w:rPr>
+          <w:rFonts w:hint="eastAsia"/>
+        </w:rPr>
+        <w:t>最后到了</w:t>
+      </w:r>
+      <w:r>
+        <w:t>ADS层，就是根据业务考核指标，把数据加工成报表需要的结果集，提供给FineReport或者Quick BI做数据展示。</w:t>
+      </w:r>
+    </w:p>
+    <w:p>
+      <w:pPr>
+        <w:rPr>
+          <w:rFonts w:hint="eastAsia"/>
+        </w:rPr>
+      </w:pPr>
+    </w:p>
+    <w:p>
+      <w:r>
+        <w:rPr>
+          <w:rFonts w:hint="eastAsia"/>
+        </w:rPr>
+        <w:t>整个开发完成以后，我们会提交测试，同步修改的问题，最后上线运行，后面也会持续关注</w:t>
+      </w:r>
+      <w:r>
+        <w:rPr>
+          <w:rFonts w:hint="eastAsia"/>
+        </w:rPr>
         <w:lastRenderedPageBreak/>
-        <w:t xml:space="preserve">项目上线时间：两周更新 日常维护调度 </w:t>
-      </w:r>
+        <w:t>任务调度和数据质量。</w:t>
+      </w:r>
+      <w:r>
+        <w:t>"</w:t>
+      </w:r>
+    </w:p>
+    <w:p/>
+    <w:p>
+      <w:pPr>
+        <w:rPr>
+          <w:rFonts w:hint="eastAsia"/>
+        </w:rPr>
+      </w:pPr>
+      <w:r>
+        <w:rPr>
+          <w:rFonts w:hint="eastAsia"/>
+        </w:rPr>
+        <w:t>主题：主要客户主题和产品主题</w:t>
+      </w:r>
+    </w:p>
+    <w:p>
+      <w:pPr>
+        <w:rPr>
+          <w:rFonts w:hint="eastAsia"/>
+        </w:rPr>
+      </w:pPr>
+      <w:r>
+        <w:rPr>
+          <w:rFonts w:hint="eastAsia"/>
+        </w:rPr>
+        <w:t>客户主题分为 内勤和外勤 收展员就在</w:t>
+      </w:r>
+    </w:p>
+    <w:p>
+      <w:pPr>
+        <w:rPr>
+          <w:rFonts w:hint="eastAsia"/>
+        </w:rPr>
+      </w:pPr>
     </w:p>
     <w:p>
       <w:pPr>
         <w:pStyle w:val="2"/>
-        <w:rPr>
-          <w:rFonts w:hint="eastAsia"/>
-        </w:rPr>
-      </w:pPr>
-      <w:r>
-        <w:rPr>
-          <w:rFonts w:hint="eastAsia"/>
-        </w:rPr>
-        <w:t>工作流程</w:t>
-      </w:r>
-    </w:p>
-    <w:p>
-      <w:r>
-        <w:rPr>
-          <w:rFonts w:hint="eastAsia"/>
-        </w:rPr>
-        <w:t>外包与甲方做启动会，然后我们和甲方</w:t>
-      </w:r>
-      <w:r>
-        <w:rPr>
-          <w:rFonts w:hint="eastAsia"/>
-        </w:rPr>
-        <w:t>部门</w:t>
-      </w:r>
-      <w:r>
-        <w:rPr>
-          <w:rFonts w:hint="eastAsia"/>
-        </w:rPr>
-        <w:t>开会，提出疑问记录疑问，了解需求与数据来源。发送疑</w:t>
-      </w:r>
-      <w:r>
-        <w:rPr>
-          <w:rFonts w:hint="eastAsia"/>
-        </w:rPr>
-        <w:t>问给甲方，之后开会回答疑问，最后产出一个</w:t>
-      </w:r>
+      </w:pPr>
+      <w:r>
+        <w:rPr>
+          <w:rFonts w:hint="eastAsia"/>
+        </w:rPr>
+        <w:t>项目具体指标</w:t>
+      </w:r>
+    </w:p>
+    <w:p>
+      <w:r>
+        <w:rPr>
+          <w:rFonts w:hint="eastAsia"/>
+        </w:rPr>
+        <w:t>项目整体流程是这样的：第一阶段是需求调研与指标口径对齐，我们对接了销售管理部、人力资源部、保费部等部门，逐一确认老收展员月度达星、新人达</w:t>
+      </w:r>
+      <w:r>
+        <w:t>Q、有效拜访数、续保触达率等考核指标的计算口径与统计维度，输出了需求规格说明书和四层Mapping文档，同时完成了数仓分层架构设计，统一了收展员工号、险种代码、机构编码等主数据标准。第二阶段是数据接入与ETL开发，我使用</w:t>
+      </w:r>
+      <w:r>
+        <w:rPr>
+          <w:rFonts w:hint="eastAsia"/>
+        </w:rPr>
+        <w:t>DataX</w:t>
+      </w:r>
+      <w:r>
+        <w:t>从承保、佣金、CRM、考勤等系统抽取数据到Hive ODS层，在DWD层完成敏感字段脱敏和收展员业绩明细宽表构建，在DWS层完成核心考核指标加工，</w:t>
+      </w:r>
+      <w:r>
+        <w:rPr>
+          <w:rFonts w:hint="eastAsia"/>
+        </w:rPr>
+        <w:t>包括按月汇总</w:t>
+      </w:r>
+      <w:r>
+        <w:t>FYC判定达星并计算连续未达星月数、按日累计新人件数与FYC判定达Q并预测月末达成概率、以及多粒度聚合有效拜访数和续保触达率等过程指标，最后在ADS层输出全员考核结果表，对接FineReport与HR薪酬系统。第三阶段是调度配置与测试上线，我利用</w:t>
+      </w:r>
+      <w:r>
+        <w:rPr>
+          <w:rFonts w:hint="eastAsia"/>
+        </w:rPr>
+        <w:t>海豚</w:t>
+      </w:r>
+      <w:r>
+        <w:t>配置全链路ETL</w:t>
+      </w:r>
+      <w:r>
+        <w:t>每日凌晨自动调度</w:t>
+      </w:r>
+      <w:r>
+        <w:rPr>
+          <w:rFonts w:hint="eastAsia"/>
+        </w:rPr>
+        <w:t>。</w:t>
+      </w:r>
+      <w:r>
+        <w:t xml:space="preserve"> </w:t>
+      </w:r>
+    </w:p>
+    <w:p/>
+    <w:p>
       <w:r>
         <w:rPr>
           <w:rFonts w:hint="eastAsia"/>
           <w:b/>
         </w:rPr>
-        <w:t>需求文档</w:t>
-      </w:r>
-      <w:r>
-        <w:rPr>
-          <w:rFonts w:hint="eastAsia"/>
-        </w:rPr>
-        <w:t>，由公司审批。</w:t>
-      </w:r>
-    </w:p>
-    <w:p>
-      <w:pPr>
-        <w:rPr>
-          <w:b/>
-        </w:rPr>
-      </w:pPr>
-      <w:r>
-        <w:rPr>
-          <w:rFonts w:hint="eastAsia"/>
-        </w:rPr>
-        <w:t>技术架构</w:t>
-      </w:r>
-      <w:r>
-        <w:rPr>
-          <w:rFonts w:hint="eastAsia"/>
-        </w:rPr>
-        <w:t xml:space="preserve"> 我们与甲方公司it技术部门开会 用到什么软件 系统上方便做什么改造 提出疑问 提交疑问 有必要开附加会 产出</w:t>
-      </w:r>
-      <w:r>
-        <w:rPr>
-          <w:rFonts w:hint="eastAsia"/>
-          <w:b/>
-        </w:rPr>
-        <w:t>技术概念说明书</w:t>
-      </w:r>
-      <w:r>
-        <w:rPr>
-          <w:rFonts w:hint="eastAsia"/>
-          <w:b/>
-        </w:rPr>
-        <w:t>。</w:t>
+        <w:t>项目难点这块</w:t>
+      </w:r>
+      <w:r>
+        <w:rPr>
+          <w:rFonts w:hint="eastAsia"/>
+        </w:rPr>
+        <w:t>，主要有两个。第一个难点是考核指标口径统一复杂，销售管理部、人力资源部、保费部对达星等指标的理解不一致，且新老收展员考核规则差异大，我们采用自上而下定框架、自下而上逐项对齐的方法，最终输出经各部门签字确认的</w:t>
+      </w:r>
+      <w:r>
+        <w:t>Mapping文档并存入SVN管理。第二个难点是数据质量保障难度高，源端存在员工号不一致、GPS缺失、退保标记滞后等问题，CRM与手工台账也常对不上，我在DWD层设计了工号补零对齐、佣金非负校验、GPS空值填充、重复保单去重等清洗逻辑，并建立每日稽核脚本校验FYC总额一致性和关键字段空值率，发</w:t>
+      </w:r>
+      <w:r>
+        <w:rPr>
+          <w:rFonts w:hint="eastAsia"/>
+        </w:rPr>
+        <w:t>现问题自动告警。</w:t>
       </w:r>
     </w:p>
     <w:p/>
     <w:p>
-      <w:r>
-        <w:rPr>
-          <w:rFonts w:hint="eastAsia"/>
-        </w:rPr>
-        <w:t>根据需求文档和技术概念说明书由我负责完成mapping文档的编写工作</w:t>
-      </w:r>
-      <w:r>
-        <w:rPr>
-          <w:rFonts w:hint="eastAsia"/>
-        </w:rPr>
-        <w:t>。</w:t>
-      </w:r>
-    </w:p>
-    <w:p>
-      <w:r>
-        <w:rPr>
-          <w:rFonts w:hint="eastAsia"/>
-        </w:rPr>
-        <w:t>代码开发层面 从</w:t>
-      </w:r>
-      <w:r>
-        <w:rPr>
-          <w:rFonts w:hint="eastAsia"/>
-        </w:rPr>
-        <w:t>甲方数据管理平台dama抽数到相应表的数据贴到本地 定期抽取 会做一个简单的处理清洗 但是整体表的核心数据和结构不会改变</w:t>
-      </w:r>
-      <w:r>
-        <w:rPr>
-          <w:rFonts w:hint="eastAsia"/>
-        </w:rPr>
-        <w:t xml:space="preserve"> </w:t>
-      </w:r>
-    </w:p>
-    <w:p>
-      <w:r>
-        <w:rPr>
-          <w:rFonts w:hint="eastAsia"/>
-        </w:rPr>
-        <w:t>在DWD层则将数据进行脱敏以及加密 会有专门</w:t>
-      </w:r>
-      <w:r>
-        <w:rPr>
-          <w:rFonts w:hint="eastAsia"/>
-        </w:rPr>
-        <w:t>人员做udf自定义函数 将敏感信息比如说身份证、手机号等进行加密脱敏。比如说维度表中的客户信息表，事务表例如保单信息表中的保单号为空的数据行过滤掉，保费为null的字段改为0，保单状态字段已过期的行给他过滤掉。</w:t>
-      </w:r>
-    </w:p>
-    <w:p>
-      <w:r>
-        <w:rPr>
-          <w:rFonts w:hint="eastAsia"/>
-        </w:rPr>
-        <w:t>在DWS</w:t>
-      </w:r>
-      <w:r>
-        <w:rPr>
-          <w:rFonts w:hint="eastAsia"/>
-        </w:rPr>
-        <w:t>将每个主题所需要的dws层的表根据分类拼接成宽表，如果需要的话可以做一个轻度聚合，比如说每个团队当月累计出单总保费、累计佣金、累计有效拜访人数等，为后续指标分析做准备。</w:t>
-      </w:r>
-    </w:p>
-    <w:p>
-      <w:r>
-        <w:rPr>
-          <w:rFonts w:hint="eastAsia"/>
-        </w:rPr>
-        <w:t>ADS层根据业务指标将dws层数据卸数到</w:t>
-      </w:r>
-      <w:r>
-        <w:rPr>
-          <w:rFonts w:hint="eastAsia"/>
-        </w:rPr>
-        <w:t>报表分析库做分析。</w:t>
-      </w:r>
-    </w:p>
-    <w:p/>
-    <w:p>
-      <w:pPr>
-        <w:rPr>
-          <w:rFonts w:hint="eastAsia"/>
-        </w:rPr>
-      </w:pPr>
-      <w:r>
-        <w:rPr>
-          <w:rFonts w:hint="eastAsia"/>
-        </w:rPr>
-        <w:t>主题：主要客户主题和产品主题</w:t>
-      </w:r>
-    </w:p>
-    <w:p>
-      <w:pPr>
-        <w:rPr>
-          <w:rFonts w:hint="eastAsia"/>
-        </w:rPr>
-      </w:pPr>
-      <w:r>
-        <w:rPr>
-          <w:rFonts w:hint="eastAsia"/>
-        </w:rPr>
-        <w:t>客户主题分为 内勤和外勤 收展员就在</w:t>
-      </w:r>
-    </w:p>
-    <w:p/>
-    <w:p>
       <w:pPr>
         <w:pStyle w:val="2"/>
       </w:pPr>
@@ -831,134 +733,7 @@
         <w:rPr>
           <w:rFonts w:hint="eastAsia"/>
         </w:rPr>
-        <w:t>项目介绍</w:t>
-      </w:r>
-    </w:p>
-    <w:p>
-      <w:pPr>
-        <w:rPr>
-          <w:rFonts w:hint="eastAsia"/>
-        </w:rPr>
-      </w:pPr>
-      <w:r>
-        <w:rPr>
-          <w:rFonts w:hint="eastAsia"/>
-        </w:rPr>
-        <w:t>最近项目做的是华安财险的有关收展人员业务业绩有关的项目</w:t>
-      </w:r>
-      <w:r>
-        <w:rPr>
-          <w:rFonts w:hint="eastAsia"/>
-        </w:rPr>
-        <w:t>，</w:t>
-      </w:r>
-    </w:p>
-    <w:p>
-      <w:pPr>
-        <w:rPr>
-          <w:rFonts w:hint="eastAsia"/>
-        </w:rPr>
-      </w:pPr>
-    </w:p>
-    <w:p>
-      <w:pPr>
-        <w:pStyle w:val="2"/>
-      </w:pPr>
-      <w:r>
-        <w:rPr>
-          <w:rFonts w:hint="eastAsia"/>
-        </w:rPr>
-        <w:t>项目具体指标</w:t>
-      </w:r>
-    </w:p>
-    <w:p>
-      <w:r>
-        <w:rPr>
-          <w:rFonts w:hint="eastAsia"/>
-        </w:rPr>
-        <w:t>项目整体流程是这样的：第一阶段是需求调研与指标口径对齐，我们对接了销售管理部、人力资源部、保费部等部门，逐一确认老收展员月度达星、新人达</w:t>
-      </w:r>
-      <w:r>
-        <w:t>Q、有效拜访数、续保触达率等考核指标的计算口径与统计维度，输出了需求规格说明书和四层Mapping文档，同时完成了数仓分层架构设计，统一了收展员工号、险种代码、机构编码等主数据标准。第二阶段是数据接入与ETL开发，我使用</w:t>
-      </w:r>
-      <w:r>
-        <w:rPr>
-          <w:rFonts w:hint="eastAsia"/>
-        </w:rPr>
-        <w:t>DataX</w:t>
-      </w:r>
-      <w:r>
-        <w:t>从承保、佣金、CRM、考勤等系统抽取数据到Hive ODS层，在DWD层完成敏感字段脱敏和收展员业绩明细宽表构建，在DWS层完成核心考核指标加工，</w:t>
-      </w:r>
-      <w:r>
-        <w:rPr>
-          <w:rFonts w:hint="eastAsia"/>
-        </w:rPr>
-        <w:t>包括按月汇总</w:t>
-      </w:r>
-      <w:r>
-        <w:t>FYC判定达星并计算连续未达星月数、按日累计新人件数与FYC判定达Q并预测月末达成概率、以及多粒度聚合有效拜访数和续保触达率等过程指标，最后在ADS层输出全员考核结果表，对接FineReport与HR薪酬系统。第三阶段是调度配置</w:t>
-      </w:r>
-      <w:r>
         <w:lastRenderedPageBreak/>
-        <w:t>与测试上线，我利用</w:t>
-      </w:r>
-      <w:r>
-        <w:rPr>
-          <w:rFonts w:hint="eastAsia"/>
-        </w:rPr>
-        <w:t>海豚</w:t>
-      </w:r>
-      <w:r>
-        <w:t>配置全链路ETL</w:t>
-      </w:r>
-      <w:r>
-        <w:t>每日凌晨自动调度</w:t>
-      </w:r>
-      <w:r>
-        <w:rPr>
-          <w:rFonts w:hint="eastAsia"/>
-        </w:rPr>
-        <w:t>。</w:t>
-      </w:r>
-      <w:r>
-        <w:t xml:space="preserve"> </w:t>
-      </w:r>
-    </w:p>
-    <w:p/>
-    <w:p>
-      <w:r>
-        <w:rPr>
-          <w:rFonts w:hint="eastAsia"/>
-          <w:b/>
-        </w:rPr>
-        <w:t>项目难点这块</w:t>
-      </w:r>
-      <w:r>
-        <w:rPr>
-          <w:rFonts w:hint="eastAsia"/>
-        </w:rPr>
-        <w:t>，主要有两个。第一个难点是考核指标口径统一复杂，销售管理部、人力资源部、保费部对达星等指标的理解不一致，且新老收展员考核规则差异大，我们采用自上而下定框架、自下而上逐项对齐的方法，最终输出经各部门签字确认的</w:t>
-      </w:r>
-      <w:r>
-        <w:t>Mapping文档并存入SVN管理。第二个难点是数据质量保障难度高，源端存在员工号不一致、GPS缺失、退保标记滞后等问题，CRM与手工台账也常对不上，我在DWD层设计了工号补零对齐、佣金非负校验、GPS空值填充、重复保单去重等清洗逻辑，并建立每日稽核脚本校验FYC总额一致性和关键字段空值率，发</w:t>
-      </w:r>
-      <w:r>
-        <w:rPr>
-          <w:rFonts w:hint="eastAsia"/>
-        </w:rPr>
-        <w:t>现问题自动告警。</w:t>
-      </w:r>
-    </w:p>
-    <w:p/>
-    <w:p>
-      <w:pPr>
-        <w:pStyle w:val="2"/>
-      </w:pPr>
-      <w:r>
-        <w:rPr>
-          <w:rFonts w:hint="eastAsia"/>
-        </w:rPr>
         <w:t>数据来源</w:t>
       </w:r>
       <w:r>
@@ -1022,11 +797,29 @@
       </w:r>
     </w:p>
     <w:p>
+      <w:pPr>
+        <w:rPr>
+          <w:rFonts w:hint="eastAsia"/>
+        </w:rPr>
+      </w:pPr>
+      <w:r>
+        <w:rPr>
+          <w:rFonts w:hint="eastAsia"/>
+        </w:rPr>
+        <w:t>存在码表的话：比如银行汇率</w:t>
+      </w:r>
+      <w:r>
+        <w:rPr>
+          <w:rFonts w:hint="eastAsia"/>
+        </w:rPr>
+        <w:t>，产品实际名字。</w:t>
+      </w:r>
+    </w:p>
+    <w:p>
       <w:r>
         <w:rPr>
           <w:noProof/>
         </w:rPr>
-        <w:lastRenderedPageBreak/>
         <w:drawing>
           <wp:inline distT="0" distB="0" distL="0" distR="0" wp14:anchorId="6B08CA3A" wp14:editId="2C43B94C">
             <wp:extent cx="5274310" cy="2612390"/>
@@ -1076,7 +869,20 @@
         <w:rPr>
           <w:rFonts w:hint="eastAsia"/>
         </w:rPr>
+        <w:lastRenderedPageBreak/>
+        <w:t>具体</w:t>
+      </w:r>
+      <w:r>
+        <w:rPr>
+          <w:rFonts w:hint="eastAsia"/>
+        </w:rPr>
         <w:t>业务</w:t>
+      </w:r>
+      <w:r>
+        <w:rPr>
+          <w:rFonts w:hint="eastAsia"/>
+        </w:rPr>
+        <w:t>指标</w:t>
       </w:r>
     </w:p>
     <w:p>
@@ -1278,228 +1084,13 @@
     </w:p>
     <w:p>
       <w:r>
-        <w:t>- 判断标准：当月FYC ≥ 对应职级达星线（比如初级收展员是3000元，高级是5000元）</w:t>
-      </w:r>
-    </w:p>
-    <w:p>
-      <w:r>
-        <w:rPr>
-          <w:rFonts w:hint="eastAsia"/>
-        </w:rPr>
-        <w:t>从贴源层获取crm和佣金表中每个业务员的当月总佣，过滤掉小于1</w:t>
-      </w:r>
-      <w:r>
-        <w:t>2</w:t>
-      </w:r>
-      <w:r>
-        <w:rPr>
-          <w:rFonts w:hint="eastAsia"/>
-        </w:rPr>
-        <w:t>个月的新人收展员，关联基本法配置表中的相应职级的达星线，caeswhen若大于月佣金达星标准则达星，再通过lag开窗计算是否连续达星。</w:t>
-      </w:r>
-    </w:p>
-    <w:p>
-      <w:pPr>
-        <w:rPr>
-          <w:b/>
-        </w:rPr>
-      </w:pPr>
-      <w:r>
-        <w:tab/>
-      </w:r>
-      <w:r>
-        <w:rPr>
-          <w:rFonts w:hint="eastAsia"/>
-          <w:b/>
-          <w:sz w:val="22"/>
-        </w:rPr>
-        <w:t>额外：</w:t>
-      </w:r>
-      <w:r>
-        <w:rPr>
-          <w:rFonts w:hint="eastAsia"/>
-          <w:b/>
-          <w:sz w:val="22"/>
-        </w:rPr>
-        <w:t>连续问题</w:t>
-      </w:r>
-    </w:p>
-    <w:p>
-      <w:r>
-        <w:t>L</w:t>
-      </w:r>
-      <w:r>
-        <w:rPr>
-          <w:rFonts w:hint="eastAsia"/>
-        </w:rPr>
-        <w:t xml:space="preserve">ag向下偏移 </w:t>
-      </w:r>
-    </w:p>
-    <w:p>
-      <w:r>
-        <w:rPr>
-          <w:rFonts w:hint="eastAsia"/>
-        </w:rPr>
-        <w:t>方法一:lag时间字段 偏移1 lag_nextday</w:t>
-      </w:r>
-      <w:r>
-        <w:t xml:space="preserve"> </w:t>
-      </w:r>
-      <w:r>
-        <w:rPr>
-          <w:rFonts w:hint="eastAsia"/>
-        </w:rPr>
-        <w:t>然后</w:t>
-      </w:r>
-      <w:r>
-        <w:rPr>
-          <w:rFonts w:hint="eastAsia"/>
-        </w:rPr>
-        <w:t>lag_nextday</w:t>
-      </w:r>
-      <w:r>
-        <w:t xml:space="preserve"> - </w:t>
-      </w:r>
-      <w:r>
-        <w:rPr>
-          <w:rFonts w:hint="eastAsia"/>
-        </w:rPr>
-        <w:t>now_day获取daydif</w:t>
-      </w:r>
-      <w:r>
-        <w:t xml:space="preserve"> </w:t>
-      </w:r>
-      <w:r>
-        <w:rPr>
-          <w:rFonts w:hint="eastAsia"/>
-        </w:rPr>
-        <w:t>最后groupby 如果存在连续登录n天以上</w:t>
-      </w:r>
-      <w:r>
-        <w:t xml:space="preserve">  </w:t>
-      </w:r>
-      <w:r>
-        <w:rPr>
-          <w:rFonts w:hint="eastAsia"/>
-        </w:rPr>
-        <w:t>count（difday）</w:t>
-      </w:r>
-      <w:r>
-        <w:t xml:space="preserve">&gt;= </w:t>
-      </w:r>
-      <w:r>
-        <w:rPr>
-          <w:rFonts w:hint="eastAsia"/>
-        </w:rPr>
-        <w:t>n则连续</w:t>
-      </w:r>
-      <w:r>
-        <w:rPr>
-          <w:rFonts w:hint="eastAsia"/>
-        </w:rPr>
-        <w:t>；</w:t>
-      </w:r>
-    </w:p>
-    <w:p>
-      <w:pPr>
-        <w:rPr>
-          <w:rFonts w:hint="eastAsia"/>
-        </w:rPr>
-      </w:pPr>
-    </w:p>
-    <w:p>
-      <w:pPr>
-        <w:rPr>
-          <w:rFonts w:hint="eastAsia"/>
-        </w:rPr>
-      </w:pPr>
-      <w:r>
-        <w:rPr>
-          <w:rFonts w:hint="eastAsia"/>
-        </w:rPr>
-        <w:t>方法二：lag时间字段 偏移n n为n天 记dif_day</w:t>
-      </w:r>
-      <w:r>
-        <w:t xml:space="preserve"> </w:t>
-      </w:r>
-      <w:r>
-        <w:rPr>
-          <w:rFonts w:hint="eastAsia"/>
-        </w:rPr>
-        <w:t>判断</w:t>
-      </w:r>
-      <w:r>
-        <w:rPr>
-          <w:rFonts w:hint="eastAsia"/>
-        </w:rPr>
-        <w:t>dif_day</w:t>
-      </w:r>
-      <w:r>
-        <w:rPr>
-          <w:rFonts w:hint="eastAsia"/>
-        </w:rPr>
-        <w:t>是否等于n</w:t>
-      </w:r>
-      <w:r>
-        <w:t xml:space="preserve"> </w:t>
-      </w:r>
-      <w:r>
-        <w:rPr>
-          <w:rFonts w:hint="eastAsia"/>
-        </w:rPr>
-        <w:t>若相同则连续</w:t>
-      </w:r>
-    </w:p>
-    <w:p>
-      <w:pPr>
-        <w:rPr>
-          <w:rFonts w:hint="eastAsia"/>
-        </w:rPr>
-      </w:pPr>
-    </w:p>
-    <w:p>
-      <w:pPr>
-        <w:pStyle w:val="4"/>
-      </w:pPr>
-      <w:r>
-        <w:rPr>
-          <w:rFonts w:hint="eastAsia"/>
-        </w:rPr>
-        <w:lastRenderedPageBreak/>
-        <w:t>达Q</w:t>
-      </w:r>
-    </w:p>
-    <w:p>
-      <w:pPr>
-        <w:rPr>
-          <w:rFonts w:hint="eastAsia"/>
-        </w:rPr>
-      </w:pPr>
-      <w:r>
-        <w:t>新人入司后有6个月保护期，保护期内累计完成一定的举绩件数和FYC，就可以转正，这个叫“达Q”。如果保护期满还没达Q，就要淘汰。</w:t>
-      </w:r>
-    </w:p>
-    <w:p>
-      <w:pPr>
-        <w:rPr>
-          <w:rFonts w:hint="eastAsia"/>
-          <w:sz w:val="22"/>
-        </w:rPr>
-      </w:pPr>
-      <w:r>
-        <w:rPr>
-          <w:rFonts w:hint="eastAsia"/>
-          <w:b/>
-          <w:sz w:val="22"/>
-        </w:rPr>
-        <w:t>来源系统</w:t>
-      </w:r>
-      <w:r>
-        <w:rPr>
-          <w:rFonts w:hint="eastAsia"/>
-          <w:sz w:val="22"/>
-        </w:rPr>
-        <w:t xml:space="preserve"> </w:t>
+        <w:t>- 判断标准：当月FYC ≥ 对应职级达星线</w:t>
+      </w:r>
+      <w:r>
+        <w:rPr>
+          <w:rFonts w:hint="eastAsia"/>
+        </w:rPr>
+        <w:t>(</w:t>
       </w:r>
       <w:r>
         <w:rPr>
@@ -1509,7 +1100,328 @@
           <w:szCs w:val="23"/>
           <w:shd w:val="clear" w:color="auto" w:fill="FFFFFF"/>
         </w:rPr>
-        <w:t>人力系统</w:t>
+        <w:t>基本法配置表</w:t>
+      </w:r>
+      <w:r>
+        <w:t>)</w:t>
+      </w:r>
+      <w:r>
+        <w:t>（比如初级收展员是3000元，高级是5000元）</w:t>
+      </w:r>
+    </w:p>
+    <w:p>
+      <w:r>
+        <w:rPr>
+          <w:rFonts w:hint="eastAsia"/>
+        </w:rPr>
+        <w:t>从贴源层获取crm和佣金表中每个业务员的当月总佣，过滤掉小于1</w:t>
+      </w:r>
+      <w:r>
+        <w:t>2</w:t>
+      </w:r>
+      <w:r>
+        <w:rPr>
+          <w:rFonts w:hint="eastAsia"/>
+        </w:rPr>
+        <w:t>个月的新人收展员，关联基本法配置表中的相应职级的达星线，caeswhen若大于月佣金达星标准则达星，再通过lag开窗计算是否连续达星。</w:t>
+      </w:r>
+    </w:p>
+    <w:p>
+      <w:pPr>
+        <w:tabs>
+          <w:tab w:val="left" w:pos="420"/>
+          <w:tab w:val="left" w:pos="840"/>
+          <w:tab w:val="left" w:pos="1260"/>
+          <w:tab w:val="left" w:pos="1680"/>
+          <w:tab w:val="left" w:pos="2100"/>
+          <w:tab w:val="center" w:pos="4153"/>
+        </w:tabs>
+        <w:rPr>
+          <w:b/>
+          <w:sz w:val="22"/>
+        </w:rPr>
+      </w:pPr>
+      <w:r>
+        <w:tab/>
+      </w:r>
+      <w:r>
+        <w:rPr>
+          <w:rFonts w:hint="eastAsia"/>
+          <w:b/>
+          <w:sz w:val="22"/>
+        </w:rPr>
+        <w:t>额外：</w:t>
+      </w:r>
+      <w:r>
+        <w:rPr>
+          <w:rFonts w:hint="eastAsia"/>
+          <w:b/>
+          <w:sz w:val="22"/>
+        </w:rPr>
+        <w:t>连续问题</w:t>
+      </w:r>
+    </w:p>
+    <w:p>
+      <w:pPr>
+        <w:tabs>
+          <w:tab w:val="left" w:pos="420"/>
+          <w:tab w:val="left" w:pos="840"/>
+          <w:tab w:val="left" w:pos="1260"/>
+          <w:tab w:val="left" w:pos="1680"/>
+          <w:tab w:val="left" w:pos="2100"/>
+          <w:tab w:val="center" w:pos="4153"/>
+        </w:tabs>
+        <w:rPr>
+          <w:b/>
+        </w:rPr>
+      </w:pPr>
+      <w:r>
+        <w:rPr>
+          <w:rFonts w:hint="eastAsia"/>
+          <w:b/>
+          <w:sz w:val="22"/>
+        </w:rPr>
+        <w:t>求连续两个月是否达星，lag得到上个月的达星状态</w:t>
+      </w:r>
+      <w:r>
+        <w:rPr>
+          <w:rFonts w:hint="eastAsia"/>
+          <w:b/>
+          <w:sz w:val="22"/>
+        </w:rPr>
+        <w:t>，判断本月是否达星且上个月是否达星</w:t>
+      </w:r>
+      <w:r>
+        <w:rPr>
+          <w:rFonts w:hint="eastAsia"/>
+          <w:b/>
+          <w:sz w:val="22"/>
+        </w:rPr>
+        <w:t>。</w:t>
+      </w:r>
+      <w:r>
+        <w:rPr>
+          <w:b/>
+          <w:sz w:val="22"/>
+        </w:rPr>
+        <w:tab/>
+      </w:r>
+      <w:r>
+        <w:rPr>
+          <w:b/>
+          <w:sz w:val="22"/>
+        </w:rPr>
+        <w:tab/>
+      </w:r>
+    </w:p>
+    <w:p>
+      <w:r>
+        <w:t>L</w:t>
+      </w:r>
+      <w:r>
+        <w:rPr>
+          <w:rFonts w:hint="eastAsia"/>
+        </w:rPr>
+        <w:t xml:space="preserve">ag向下偏移 </w:t>
+      </w:r>
+    </w:p>
+    <w:p>
+      <w:r>
+        <w:rPr>
+          <w:rFonts w:hint="eastAsia"/>
+        </w:rPr>
+        <w:t>方法一:lag时间字段 偏移1 lag_nextday</w:t>
+      </w:r>
+      <w:r>
+        <w:t xml:space="preserve"> </w:t>
+      </w:r>
+      <w:r>
+        <w:rPr>
+          <w:rFonts w:hint="eastAsia"/>
+        </w:rPr>
+        <w:t>然后lag_nextday</w:t>
+      </w:r>
+      <w:r>
+        <w:t xml:space="preserve"> - </w:t>
+      </w:r>
+      <w:r>
+        <w:rPr>
+          <w:rFonts w:hint="eastAsia"/>
+        </w:rPr>
+        <w:t>now_day获取daydif</w:t>
+      </w:r>
+      <w:r>
+        <w:t xml:space="preserve"> </w:t>
+      </w:r>
+      <w:r>
+        <w:rPr>
+          <w:rFonts w:hint="eastAsia"/>
+        </w:rPr>
+        <w:t>最后groupby 如果存在连续登录n天以上</w:t>
+      </w:r>
+      <w:r>
+        <w:t xml:space="preserve">  </w:t>
+      </w:r>
+      <w:r>
+        <w:rPr>
+          <w:rFonts w:hint="eastAsia"/>
+        </w:rPr>
+        <w:t>count（difday）</w:t>
+      </w:r>
+      <w:r>
+        <w:t xml:space="preserve">&gt;= </w:t>
+      </w:r>
+      <w:r>
+        <w:rPr>
+          <w:rFonts w:hint="eastAsia"/>
+        </w:rPr>
+        <w:t>n则连续</w:t>
+      </w:r>
+      <w:r>
+        <w:rPr>
+          <w:rFonts w:hint="eastAsia"/>
+        </w:rPr>
+        <w:t>；</w:t>
+      </w:r>
+    </w:p>
+    <w:p>
+      <w:pPr>
+        <w:rPr>
+          <w:rFonts w:hint="eastAsia"/>
+        </w:rPr>
+      </w:pPr>
+    </w:p>
+    <w:p>
+      <w:pPr>
+        <w:rPr>
+          <w:rFonts w:hint="eastAsia"/>
+        </w:rPr>
+      </w:pPr>
+      <w:r>
+        <w:rPr>
+          <w:rFonts w:hint="eastAsia"/>
+        </w:rPr>
+        <w:t>方法二：lag时间字段 偏移n n为n天 记dif_day</w:t>
+      </w:r>
+      <w:r>
+        <w:t xml:space="preserve"> </w:t>
+      </w:r>
+      <w:r>
+        <w:rPr>
+          <w:rFonts w:hint="eastAsia"/>
+        </w:rPr>
+        <w:t>判断dif_day是否等于n</w:t>
+      </w:r>
+      <w:r>
+        <w:t xml:space="preserve"> </w:t>
+      </w:r>
+      <w:r>
+        <w:rPr>
+          <w:rFonts w:hint="eastAsia"/>
+        </w:rPr>
+        <w:t>若相同则连续</w:t>
+      </w:r>
+    </w:p>
+    <w:p/>
+    <w:p>
+      <w:pPr>
+        <w:pStyle w:val="5"/>
+      </w:pPr>
+      <w:r>
+        <w:t>连续登录问题</w:t>
+      </w:r>
+      <w:r>
+        <w:tab/>
+      </w:r>
+    </w:p>
+    <w:p>
+      <w:pPr>
+        <w:rPr>
+          <w:rFonts w:hint="eastAsia"/>
+        </w:rPr>
+      </w:pPr>
+      <w:r>
+        <w:t>第一步：去重</w:t>
+      </w:r>
+      <w:r>
+        <w:rPr>
+          <w:rFonts w:hint="eastAsia"/>
+        </w:rPr>
+        <w:t>，</w:t>
+      </w:r>
+      <w:r>
+        <w:t>对原始数据进行处理，对用户和登录日期（截取到天）进行去重，保证每个用户每天只有一条登录记录。</w:t>
+      </w:r>
+      <w:r>
+        <w:tab/>
+      </w:r>
+      <w:r>
+        <w:tab/>
+        <w:t>第二步：开窗计算差值；在去重后的结果上，使用 OVER(PARTITION BY 用户 ORDER BY 登录日期) 进行开窗。再进行开窗OVER()取一个 RANK() 或 ROW_NUMBER() 值（因为第一步已经去重，所以函数结果相同）。核心操作：用 登录日期 减去 RANK值 的数值部分（得到一个“差值字段”）。连续登录的日期，其“差值”是相同的。</w:t>
+      </w:r>
+      <w:r>
+        <w:tab/>
+      </w:r>
+      <w:r>
+        <w:tab/>
+        <w:t>第三步：分</w:t>
+      </w:r>
+      <w:r>
+        <w:rPr>
+          <w:rFonts w:hint="eastAsia"/>
+        </w:rPr>
+        <w:t>组筛选；将第二步的结果作为子查询，在外层使用</w:t>
+      </w:r>
+      <w:r>
+        <w:t>GROUP BY 用户, 差值。使用 HAVING COUNT(*) &gt;= N 来筛选出连续登录天数大于等于N的用户。例如，COUNT &gt;= 3 表示连续登录3天以上。</w:t>
+      </w:r>
+    </w:p>
+    <w:p>
+      <w:pPr>
+        <w:pStyle w:val="4"/>
+      </w:pPr>
+      <w:r>
+        <w:rPr>
+          <w:rFonts w:hint="eastAsia"/>
+        </w:rPr>
+        <w:t>达Q</w:t>
+      </w:r>
+    </w:p>
+    <w:p>
+      <w:pPr>
+        <w:rPr>
+          <w:rFonts w:hint="eastAsia"/>
+        </w:rPr>
+      </w:pPr>
+      <w:r>
+        <w:t>新人入司后有6个月保护期，保护期内累计完成一定的举绩件数和FYC，就可以转正，这个</w:t>
+      </w:r>
+      <w:r>
+        <w:lastRenderedPageBreak/>
+        <w:t>叫“达Q”。如果保护期满还没达Q，就要淘汰。</w:t>
+      </w:r>
+    </w:p>
+    <w:p>
+      <w:pPr>
+        <w:rPr>
+          <w:rFonts w:hint="eastAsia"/>
+          <w:sz w:val="22"/>
+        </w:rPr>
+      </w:pPr>
+      <w:r>
+        <w:rPr>
+          <w:rFonts w:hint="eastAsia"/>
+          <w:b/>
+          <w:sz w:val="22"/>
+        </w:rPr>
+        <w:t>来源系统</w:t>
+      </w:r>
+      <w:r>
+        <w:rPr>
+          <w:rFonts w:hint="eastAsia"/>
+          <w:sz w:val="22"/>
+        </w:rPr>
+        <w:t xml:space="preserve"> </w:t>
       </w:r>
       <w:r>
         <w:rPr>
@@ -1519,6 +1431,16 @@
           <w:szCs w:val="23"/>
           <w:shd w:val="clear" w:color="auto" w:fill="FFFFFF"/>
         </w:rPr>
+        <w:t>人力系统</w:t>
+      </w:r>
+      <w:r>
+        <w:rPr>
+          <w:rFonts w:ascii="Segoe UI" w:hAnsi="Segoe UI" w:cs="Segoe UI"/>
+          <w:color w:val="0F1115"/>
+          <w:sz w:val="23"/>
+          <w:szCs w:val="23"/>
+          <w:shd w:val="clear" w:color="auto" w:fill="FFFFFF"/>
+        </w:rPr>
         <w:t>/CRM</w:t>
       </w:r>
       <w:r>
@@ -1529,7 +1451,17 @@
           <w:szCs w:val="23"/>
           <w:shd w:val="clear" w:color="auto" w:fill="FFFFFF"/>
         </w:rPr>
-        <w:t>（人员系统）</w:t>
+        <w:t>（人员系统）、</w:t>
+      </w:r>
+      <w:r>
+        <w:rPr>
+          <w:rFonts w:ascii="Segoe UI" w:hAnsi="Segoe UI" w:cs="Segoe UI"/>
+          <w:color w:val="0F1115"/>
+          <w:sz w:val="23"/>
+          <w:szCs w:val="23"/>
+          <w:shd w:val="clear" w:color="auto" w:fill="FFFFFF"/>
+        </w:rPr>
+        <w:t>核心业务系统</w:t>
       </w:r>
       <w:r>
         <w:rPr>
@@ -1539,7 +1471,27 @@
           <w:szCs w:val="23"/>
           <w:shd w:val="clear" w:color="auto" w:fill="FFFFFF"/>
         </w:rPr>
-        <w:t>、</w:t>
+        <w:t>（承保表）、</w:t>
+      </w:r>
+      <w:r>
+        <w:rPr>
+          <w:rFonts w:ascii="Segoe UI" w:hAnsi="Segoe UI" w:cs="Segoe UI" w:hint="eastAsia"/>
+          <w:color w:val="0F1115"/>
+          <w:sz w:val="23"/>
+          <w:szCs w:val="23"/>
+          <w:shd w:val="clear" w:color="auto" w:fill="FFFFFF"/>
+        </w:rPr>
+        <w:t>核心业务系统</w:t>
+      </w:r>
+      <w:r>
+        <w:rPr>
+          <w:rFonts w:ascii="Segoe UI" w:hAnsi="Segoe UI" w:cs="Segoe UI" w:hint="eastAsia"/>
+          <w:color w:val="0F1115"/>
+          <w:sz w:val="23"/>
+          <w:szCs w:val="23"/>
+          <w:shd w:val="clear" w:color="auto" w:fill="FFFFFF"/>
+        </w:rPr>
+        <w:t>（保单保费表）、</w:t>
       </w:r>
       <w:r>
         <w:rPr>
@@ -1549,7 +1501,7 @@
           <w:szCs w:val="23"/>
           <w:shd w:val="clear" w:color="auto" w:fill="FFFFFF"/>
         </w:rPr>
-        <w:t>核心业务系统</w:t>
+        <w:t>基本法配置表</w:t>
       </w:r>
       <w:r>
         <w:rPr>
@@ -1559,7 +1511,272 @@
           <w:szCs w:val="23"/>
           <w:shd w:val="clear" w:color="auto" w:fill="FFFFFF"/>
         </w:rPr>
-        <w:t>（承保表）</w:t>
+        <w:t>（）</w:t>
+      </w:r>
+    </w:p>
+    <w:p>
+      <w:pPr>
+        <w:rPr>
+          <w:b/>
+          <w:sz w:val="22"/>
+        </w:rPr>
+      </w:pPr>
+      <w:r>
+        <w:rPr>
+          <w:rFonts w:hint="eastAsia"/>
+          <w:b/>
+          <w:sz w:val="22"/>
+        </w:rPr>
+        <w:t>数据口径</w:t>
+      </w:r>
+    </w:p>
+    <w:p>
+      <w:pPr>
+        <w:numPr>
+          <w:ilvl w:val="0"/>
+          <w:numId w:val="2"/>
+        </w:numPr>
+      </w:pPr>
+      <w:r>
+        <w:t>人员范围：入司日期距当前日期不超过6个月的新人</w:t>
+      </w:r>
+    </w:p>
+    <w:p>
+      <w:pPr>
+        <w:numPr>
+          <w:ilvl w:val="0"/>
+          <w:numId w:val="2"/>
+        </w:numPr>
+      </w:pPr>
+      <w:r>
+        <w:t>判断标准：保护期内累计举绩件数 ≥ 达Q</w:t>
+      </w:r>
+      <w:r>
+        <w:t>件数门槛（</w:t>
+      </w:r>
+      <w:r>
+        <w:t>2</w:t>
+      </w:r>
+      <w:r>
+        <w:t>件），且累计FYC ≥ 达Q保费</w:t>
+      </w:r>
+      <w:r>
+        <w:rPr>
+          <w:rFonts w:hint="eastAsia"/>
+        </w:rPr>
+        <w:t>fyc</w:t>
+      </w:r>
+      <w:r>
+        <w:t>门槛（比如</w:t>
+      </w:r>
+      <w:r>
+        <w:t>16</w:t>
+      </w:r>
+      <w:r>
+        <w:t>00元）</w:t>
+      </w:r>
+    </w:p>
+    <w:p>
+      <w:pPr>
+        <w:ind w:left="720"/>
+        <w:rPr>
+          <w:rFonts w:hint="eastAsia"/>
+        </w:rPr>
+      </w:pPr>
+    </w:p>
+    <w:p>
+      <w:pPr>
+        <w:rPr>
+          <w:sz w:val="20"/>
+        </w:rPr>
+      </w:pPr>
+      <w:r>
+        <w:rPr>
+          <w:rFonts w:hint="eastAsia"/>
+        </w:rPr>
+        <w:t xml:space="preserve">从收展人员信息表中筛选出月份小于等于六个月的收展员信息 </w:t>
+      </w:r>
+      <w:r>
+        <w:rPr>
+          <w:rFonts w:hint="eastAsia"/>
+        </w:rPr>
+        <w:t>计算int_date</w:t>
+      </w:r>
+      <w:r>
+        <w:rPr>
+          <w:rFonts w:hint="eastAsia"/>
+        </w:rPr>
+        <w:t>小于等于</w:t>
+      </w:r>
+      <w:r>
+        <w:rPr>
+          <w:rFonts w:hint="eastAsia"/>
+        </w:rPr>
+        <w:t>int_date</w:t>
+      </w:r>
+      <w:r>
+        <w:t xml:space="preserve">+180 </w:t>
+      </w:r>
+      <w:r>
+        <w:rPr>
+          <w:rFonts w:hint="eastAsia"/>
+        </w:rPr>
+        <w:t>在核心系统保费表当中收集每个业务员当月总fyc和合计保单数</w:t>
+      </w:r>
+      <w:r>
+        <w:t xml:space="preserve"> </w:t>
+      </w:r>
+      <w:r>
+        <w:rPr>
+          <w:rFonts w:hint="eastAsia"/>
+        </w:rPr>
+        <w:t>根据</w:t>
+      </w:r>
+      <w:r>
+        <w:rPr>
+          <w:rFonts w:ascii="Segoe UI" w:hAnsi="Segoe UI" w:cs="Segoe UI"/>
+          <w:color w:val="0F1115"/>
+          <w:sz w:val="23"/>
+          <w:szCs w:val="23"/>
+          <w:shd w:val="clear" w:color="auto" w:fill="FFFFFF"/>
+        </w:rPr>
+        <w:t>基本法配置表</w:t>
+      </w:r>
+      <w:r>
+        <w:rPr>
+          <w:rFonts w:hint="eastAsia"/>
+        </w:rPr>
+        <w:t>判断每个业</w:t>
+      </w:r>
+      <w:r>
+        <w:rPr>
+          <w:rFonts w:hint="eastAsia"/>
+          <w:sz w:val="20"/>
+        </w:rPr>
+        <w:t>务员是否</w:t>
+      </w:r>
+      <w:r>
+        <w:rPr>
+          <w:rFonts w:hint="eastAsia"/>
+          <w:sz w:val="20"/>
+        </w:rPr>
+        <w:t>达到相应件数</w:t>
+      </w:r>
+      <w:r>
+        <w:rPr>
+          <w:rFonts w:hint="eastAsia"/>
+          <w:sz w:val="20"/>
+        </w:rPr>
+        <w:t>（dq</w:t>
+      </w:r>
+      <w:r>
+        <w:rPr>
+          <w:sz w:val="20"/>
+        </w:rPr>
+        <w:t>_standeran</w:t>
+      </w:r>
+      <w:r>
+        <w:rPr>
+          <w:rFonts w:hint="eastAsia"/>
+          <w:sz w:val="20"/>
+        </w:rPr>
+        <w:t>）</w:t>
+      </w:r>
+      <w:r>
+        <w:rPr>
+          <w:rFonts w:hint="eastAsia"/>
+          <w:sz w:val="20"/>
+        </w:rPr>
+        <w:t>和相应fyc</w:t>
+      </w:r>
+      <w:r>
+        <w:rPr>
+          <w:sz w:val="20"/>
+        </w:rPr>
+        <w:t xml:space="preserve"> </w:t>
+      </w:r>
+      <w:r>
+        <w:rPr>
+          <w:sz w:val="20"/>
+        </w:rPr>
+        <w:t>(</w:t>
+      </w:r>
+      <w:r>
+        <w:rPr>
+          <w:sz w:val="20"/>
+        </w:rPr>
+        <w:t>fyc_standanr</w:t>
+      </w:r>
+      <w:r>
+        <w:rPr>
+          <w:sz w:val="20"/>
+        </w:rPr>
+        <w:t>)</w:t>
+      </w:r>
+    </w:p>
+    <w:p/>
+    <w:p>
+      <w:pPr>
+        <w:pStyle w:val="4"/>
+      </w:pPr>
+      <w:r>
+        <w:rPr>
+          <w:rFonts w:hint="eastAsia"/>
+        </w:rPr>
+        <w:t>有效拜访人数</w:t>
+      </w:r>
+    </w:p>
+    <w:p>
+      <w:pPr>
+        <w:rPr>
+          <w:rFonts w:hint="eastAsia"/>
+        </w:rPr>
+      </w:pPr>
+      <w:r>
+        <w:t>收展员对客户进行的、符合公司认定标准的一次有效接触，通常要求停留时长和产生业务动作。</w:t>
+      </w:r>
+    </w:p>
+    <w:p>
+      <w:pPr>
+        <w:rPr>
+          <w:rFonts w:hint="eastAsia"/>
+        </w:rPr>
+      </w:pPr>
+      <w:r>
+        <w:rPr>
+          <w:rFonts w:hint="eastAsia"/>
+          <w:b/>
+          <w:sz w:val="22"/>
+        </w:rPr>
+        <w:t>来源系统</w:t>
+      </w:r>
+      <w:r>
+        <w:rPr>
+          <w:rFonts w:hint="eastAsia"/>
+          <w:b/>
+          <w:sz w:val="22"/>
+        </w:rPr>
+        <w:t xml:space="preserve"> </w:t>
+      </w:r>
+      <w:r>
+        <w:rPr>
+          <w:rFonts w:ascii="Segoe UI" w:hAnsi="Segoe UI" w:cs="Segoe UI"/>
+          <w:color w:val="0F1115"/>
+          <w:sz w:val="23"/>
+          <w:szCs w:val="23"/>
+          <w:shd w:val="clear" w:color="auto" w:fill="FFFFFF"/>
+        </w:rPr>
+        <w:t>CRM</w:t>
+      </w:r>
+      <w:r>
+        <w:rPr>
+          <w:rFonts w:ascii="Segoe UI" w:hAnsi="Segoe UI" w:cs="Segoe UI"/>
+          <w:color w:val="0F1115"/>
+          <w:sz w:val="23"/>
+          <w:szCs w:val="23"/>
+          <w:shd w:val="clear" w:color="auto" w:fill="FFFFFF"/>
+        </w:rPr>
+        <w:t>系统</w:t>
       </w:r>
       <w:r>
         <w:rPr>
@@ -1569,7 +1786,7 @@
           <w:szCs w:val="23"/>
           <w:shd w:val="clear" w:color="auto" w:fill="FFFFFF"/>
         </w:rPr>
-        <w:t>、</w:t>
+        <w:t>（拜访记录）</w:t>
       </w:r>
       <w:r>
         <w:rPr>
@@ -1579,7 +1796,7 @@
           <w:szCs w:val="23"/>
           <w:shd w:val="clear" w:color="auto" w:fill="FFFFFF"/>
         </w:rPr>
-        <w:t>核心业务系统</w:t>
+        <w:t>、</w:t>
       </w:r>
       <w:r>
         <w:rPr>
@@ -1589,208 +1806,6 @@
           <w:szCs w:val="23"/>
           <w:shd w:val="clear" w:color="auto" w:fill="FFFFFF"/>
         </w:rPr>
-        <w:t>（保单保费表）、</w:t>
-      </w:r>
-      <w:r>
-        <w:rPr>
-          <w:rFonts w:ascii="Segoe UI" w:hAnsi="Segoe UI" w:cs="Segoe UI"/>
-          <w:color w:val="0F1115"/>
-          <w:sz w:val="23"/>
-          <w:szCs w:val="23"/>
-          <w:shd w:val="clear" w:color="auto" w:fill="FFFFFF"/>
-        </w:rPr>
-        <w:t>基本法配置表</w:t>
-      </w:r>
-      <w:r>
-        <w:rPr>
-          <w:rFonts w:ascii="Segoe UI" w:hAnsi="Segoe UI" w:cs="Segoe UI" w:hint="eastAsia"/>
-          <w:color w:val="0F1115"/>
-          <w:sz w:val="23"/>
-          <w:szCs w:val="23"/>
-          <w:shd w:val="clear" w:color="auto" w:fill="FFFFFF"/>
-        </w:rPr>
-        <w:t>（）</w:t>
-      </w:r>
-    </w:p>
-    <w:p>
-      <w:pPr>
-        <w:rPr>
-          <w:b/>
-          <w:sz w:val="22"/>
-        </w:rPr>
-      </w:pPr>
-      <w:r>
-        <w:rPr>
-          <w:rFonts w:hint="eastAsia"/>
-          <w:b/>
-          <w:sz w:val="22"/>
-        </w:rPr>
-        <w:t>数据口径</w:t>
-      </w:r>
-    </w:p>
-    <w:p>
-      <w:pPr>
-        <w:numPr>
-          <w:ilvl w:val="0"/>
-          <w:numId w:val="2"/>
-        </w:numPr>
-      </w:pPr>
-      <w:r>
-        <w:t>人员范围：入司日期距当前日期不超过6个月的新人</w:t>
-      </w:r>
-    </w:p>
-    <w:p>
-      <w:pPr>
-        <w:numPr>
-          <w:ilvl w:val="0"/>
-          <w:numId w:val="2"/>
-        </w:numPr>
-      </w:pPr>
-      <w:r>
-        <w:t>判断标准：保护期内累计举绩件数 ≥ 达Q</w:t>
-      </w:r>
-      <w:r>
-        <w:t>件数门槛（1</w:t>
-      </w:r>
-      <w:r>
-        <w:t>件），且累计FYC ≥ 达Q保费门槛（比如</w:t>
-      </w:r>
-      <w:r>
-        <w:rPr>
-          <w:rFonts w:hint="eastAsia"/>
-        </w:rPr>
-        <w:t>1</w:t>
-      </w:r>
-      <w:r>
-        <w:t>6</w:t>
-      </w:r>
-      <w:r>
-        <w:t>00元）</w:t>
-      </w:r>
-    </w:p>
-    <w:p>
-      <w:pPr>
-        <w:ind w:left="720"/>
-        <w:rPr>
-          <w:rFonts w:hint="eastAsia"/>
-        </w:rPr>
-      </w:pPr>
-    </w:p>
-    <w:p>
-      <w:r>
-        <w:rPr>
-          <w:rFonts w:hint="eastAsia"/>
-        </w:rPr>
-        <w:t xml:space="preserve">从收展人员信息表中筛选出月份小于等于六个月的收展员信息 </w:t>
-      </w:r>
-      <w:r>
-        <w:rPr>
-          <w:rFonts w:hint="eastAsia"/>
-        </w:rPr>
-        <w:t>在核心系统保费表当中收集每个业务员当月总fyc和合计保单数</w:t>
-      </w:r>
-      <w:r>
-        <w:t xml:space="preserve"> </w:t>
-      </w:r>
-      <w:r>
-        <w:rPr>
-          <w:rFonts w:hint="eastAsia"/>
-        </w:rPr>
-        <w:t>判断每个业务员是否·达到相应件数和相应fyc</w:t>
-      </w:r>
-    </w:p>
-    <w:p/>
-    <w:p>
-      <w:pPr>
-        <w:pStyle w:val="4"/>
-      </w:pPr>
-      <w:r>
-        <w:rPr>
-          <w:rFonts w:hint="eastAsia"/>
-        </w:rPr>
-        <w:t>有效拜访人数</w:t>
-      </w:r>
-    </w:p>
-    <w:p>
-      <w:pPr>
-        <w:rPr>
-          <w:rFonts w:hint="eastAsia"/>
-        </w:rPr>
-      </w:pPr>
-      <w:r>
-        <w:t>收展员对客户进行的、符合公司认定标准的一次有效接触，通常要求停留时长和产生业务动作。</w:t>
-      </w:r>
-    </w:p>
-    <w:p>
-      <w:pPr>
-        <w:rPr>
-          <w:rFonts w:hint="eastAsia"/>
-        </w:rPr>
-      </w:pPr>
-      <w:r>
-        <w:rPr>
-          <w:rFonts w:hint="eastAsia"/>
-          <w:b/>
-          <w:sz w:val="22"/>
-        </w:rPr>
-        <w:t>来源系统</w:t>
-      </w:r>
-      <w:r>
-        <w:rPr>
-          <w:rFonts w:hint="eastAsia"/>
-          <w:b/>
-          <w:sz w:val="22"/>
-        </w:rPr>
-        <w:t xml:space="preserve"> </w:t>
-      </w:r>
-      <w:r>
-        <w:rPr>
-          <w:rFonts w:ascii="Segoe UI" w:hAnsi="Segoe UI" w:cs="Segoe UI"/>
-          <w:color w:val="0F1115"/>
-          <w:sz w:val="23"/>
-          <w:szCs w:val="23"/>
-          <w:shd w:val="clear" w:color="auto" w:fill="FFFFFF"/>
-        </w:rPr>
-        <w:t>CRM</w:t>
-      </w:r>
-      <w:r>
-        <w:rPr>
-          <w:rFonts w:ascii="Segoe UI" w:hAnsi="Segoe UI" w:cs="Segoe UI"/>
-          <w:color w:val="0F1115"/>
-          <w:sz w:val="23"/>
-          <w:szCs w:val="23"/>
-          <w:shd w:val="clear" w:color="auto" w:fill="FFFFFF"/>
-        </w:rPr>
-        <w:t>系统</w:t>
-      </w:r>
-      <w:r>
-        <w:rPr>
-          <w:rFonts w:ascii="Segoe UI" w:hAnsi="Segoe UI" w:cs="Segoe UI" w:hint="eastAsia"/>
-          <w:color w:val="0F1115"/>
-          <w:sz w:val="23"/>
-          <w:szCs w:val="23"/>
-          <w:shd w:val="clear" w:color="auto" w:fill="FFFFFF"/>
-        </w:rPr>
-        <w:t>（拜访记录）</w:t>
-      </w:r>
-      <w:r>
-        <w:rPr>
-          <w:rFonts w:ascii="Segoe UI" w:hAnsi="Segoe UI" w:cs="Segoe UI" w:hint="eastAsia"/>
-          <w:color w:val="0F1115"/>
-          <w:sz w:val="23"/>
-          <w:szCs w:val="23"/>
-          <w:shd w:val="clear" w:color="auto" w:fill="FFFFFF"/>
-        </w:rPr>
-        <w:t>、</w:t>
-      </w:r>
-      <w:r>
-        <w:rPr>
-          <w:rFonts w:ascii="Segoe UI" w:hAnsi="Segoe UI" w:cs="Segoe UI" w:hint="eastAsia"/>
-          <w:color w:val="0F1115"/>
-          <w:sz w:val="23"/>
-          <w:szCs w:val="23"/>
-          <w:shd w:val="clear" w:color="auto" w:fill="FFFFFF"/>
-        </w:rPr>
         <w:t>人力系统（人员系统表）</w:t>
       </w:r>
     </w:p>
@@ -1954,6 +1969,61 @@
           <w:rFonts w:hint="eastAsia"/>
         </w:rPr>
         <w:t>在会议信息表、客户邀请信息表和保单成交表中 获取到每个客户临会状态 再关联成交保单中是否有该客户 统计每个活动的客户成交率 参会后三十天内成交/有效参会人数</w:t>
+      </w:r>
+    </w:p>
+    <w:p>
+      <w:pPr>
+        <w:rPr>
+          <w:rFonts w:hint="eastAsia"/>
+        </w:rPr>
+      </w:pPr>
+      <w:r>
+        <w:rPr>
+          <w:rFonts w:hint="eastAsia"/>
+        </w:rPr>
+        <w:t>计算方式：过滤出三十天出</w:t>
+      </w:r>
+      <w:r>
+        <w:rPr>
+          <w:rFonts w:hint="eastAsia"/>
+        </w:rPr>
+        <w:t>席当天</w:t>
+      </w:r>
+      <w:r>
+        <w:rPr>
+          <w:rFonts w:hint="eastAsia"/>
+        </w:rPr>
+        <w:t>活动且三十天内出单 day</w:t>
+      </w:r>
+      <w:r>
+        <w:t xml:space="preserve"> </w:t>
+      </w:r>
+      <w:r>
+        <w:rPr>
+          <w:rFonts w:hint="eastAsia"/>
+        </w:rPr>
+        <w:t>in</w:t>
+      </w:r>
+      <w:r>
+        <w:rPr>
+          <w:rFonts w:hint="eastAsia"/>
+        </w:rPr>
+        <w:t>三十天内的客户，c</w:t>
+      </w:r>
+      <w:r>
+        <w:t>ount</w:t>
+      </w:r>
+      <w:r>
+        <w:rPr>
+          <w:rFonts w:hint="eastAsia"/>
+        </w:rPr>
+        <w:t>当天参会且出单的客户，除有效参会人数</w:t>
+      </w:r>
+      <w:r>
+        <w:rPr>
+          <w:rFonts w:hint="eastAsia"/>
+        </w:rPr>
+        <w:t>.</w:t>
       </w:r>
     </w:p>
     <w:p/>
@@ -2527,35 +2597,73 @@
         <w:rPr>
           <w:rFonts w:hint="eastAsia"/>
         </w:rPr>
-        <w:t>印象较深的问题</w:t>
-      </w:r>
-    </w:p>
-    <w:p>
-      <w:r>
-        <w:t>1. 客户数据平台编码不一致</w:t>
-      </w:r>
-    </w:p>
-    <w:p>
-      <w:r>
-        <w:rPr>
-          <w:rFonts w:hint="eastAsia"/>
-        </w:rPr>
-        <w:t>问题描述：源系统</w:t>
-      </w:r>
-      <w:r>
-        <w:t>A使用UTF-8编码，源系统B使用GBK编码，在ODS层做客户信息关联时，中文姓名、地址等字段出现乱码，导致同一个客户在两张表中因为编码不同关联不上。</w:t>
+        <w:t>工作中遇到</w:t>
+      </w:r>
+      <w:r>
+        <w:rPr>
+          <w:rFonts w:hint="eastAsia"/>
+        </w:rPr>
+        <w:t>的问题</w:t>
+      </w:r>
+    </w:p>
+    <w:p>
+      <w:r>
+        <w:rPr>
+          <w:rFonts w:hint="eastAsia"/>
+        </w:rPr>
+        <w:t>下面这版是我按照真实面试回答的方式整理的，语气、逻辑都更像一个</w:t>
+      </w:r>
+      <w:r>
+        <w:t>3年经验的数据仓库开发工程师在讲自己的项目，而不是背答案。</w:t>
       </w:r>
     </w:p>
     <w:p/>
     <w:p>
-      <w:r>
-        <w:rPr>
-          <w:rFonts w:hint="eastAsia"/>
-        </w:rPr>
-        <w:t>排查过程：最初怀疑是</w:t>
-      </w:r>
-      <w:r>
-        <w:t>ETL脚本的字符集参数配置有误，检查了Sqoop的--fetch-size和--charset参数后发现配置正确。进一步排查发现，源系统A的JDBC连接串中未指定characterEncoding参数，默认使用了服务器端的GBK编码，导致数据在读取阶段就已经产生乱码。</w:t>
+      <w:pPr>
+        <w:pStyle w:val="4"/>
+      </w:pPr>
+      <w:r>
+        <w:rPr>
+          <w:rFonts w:hint="eastAsia"/>
+        </w:rPr>
+        <w:t>客户信息关联不上（编码问题）</w:t>
+      </w:r>
+    </w:p>
+    <w:p>
+      <w:pPr>
+        <w:rPr>
+          <w:rFonts w:hint="eastAsia"/>
+        </w:rPr>
+      </w:pPr>
+      <w:r>
+        <w:rPr>
+          <w:rFonts w:hint="eastAsia"/>
+        </w:rPr>
+        <w:t>客户信息关联不上（编码问题）</w:t>
+      </w:r>
+    </w:p>
+    <w:p>
+      <w:pPr>
+        <w:rPr>
+          <w:rFonts w:hint="eastAsia"/>
+        </w:rPr>
+      </w:pPr>
+      <w:r>
+        <w:rPr>
+          <w:rFonts w:hint="eastAsia"/>
+        </w:rPr>
+        <w:t>这个是在华安财险收展人员经营考核项目里面遇到的。</w:t>
+      </w:r>
+    </w:p>
+    <w:p>
+      <w:r>
+        <w:rPr>
+          <w:rFonts w:hint="eastAsia"/>
+        </w:rPr>
+        <w:t>当时我们需要把</w:t>
+      </w:r>
+      <w:r>
+        <w:t>CRM客户系统和承保系统的数据关联起来，生成客户经营分析的数据。其中客户姓名、身份证号这些字段都会作为关联条件。</w:t>
       </w:r>
     </w:p>
     <w:p/>
@@ -2564,221 +2672,578 @@
         <w:rPr>
           <w:rFonts w:hint="eastAsia"/>
         </w:rPr>
-        <w:t>解决方案：</w:t>
+        <w:t>后来开发的时候发现，有一部分客户始终关联不上，一开始我们还以为是</w:t>
+      </w:r>
+      <w:r>
+        <w:t>SQL关联条件写错了，就把关联条件一条一条排查。后来抽取源数据进行对比，发现身份证号能够正常关联，但是客户姓名有部分出现了乱码。</w:t>
       </w:r>
     </w:p>
     <w:p/>
     <w:p>
-      <w:pPr>
-        <w:rPr>
-          <w:rFonts w:hint="eastAsia"/>
-        </w:rPr>
-      </w:pPr>
-      <w:r>
-        <w:rPr>
-          <w:rFonts w:hint="eastAsia"/>
-        </w:rPr>
-        <w:t>短期修复：在</w:t>
-      </w:r>
-      <w:r>
-        <w:t>Sqoop的JDBC连接串中显式指定useUnicode=true&amp;characterEncoding=UTF-8，确保数据读取阶段字符集正确</w:t>
-      </w:r>
-    </w:p>
-    <w:p>
-      <w:pPr>
-        <w:rPr>
-          <w:rFonts w:hint="eastAsia"/>
-        </w:rPr>
-      </w:pPr>
-      <w:r>
-        <w:rPr>
-          <w:rFonts w:hint="eastAsia"/>
-        </w:rPr>
-        <w:t>长期治理：在</w:t>
-      </w:r>
-      <w:r>
-        <w:t>DWD层统一做字符集转换，通过Hive的CONVERT函数或自定义UDF，将所有中文字段统一转为UTF-8后再进入后续加工</w:t>
-      </w:r>
-    </w:p>
-    <w:p>
-      <w:r>
-        <w:rPr>
-          <w:rFonts w:hint="eastAsia"/>
-        </w:rPr>
-        <w:t>规范落地：在</w:t>
-      </w:r>
-      <w:r>
-        <w:t>Mapping文档中明确标注每个字段的源编码和目标编码，后续新增数据源必须遵循统一编码规范</w:t>
+      <w:r>
+        <w:rPr>
+          <w:rFonts w:hint="eastAsia"/>
+        </w:rPr>
+        <w:t>接着我们继续排查数据同步环节，最后发现是两个业务系统使用的字符编码不一致，一个使用</w:t>
+      </w:r>
+      <w:r>
+        <w:t>UTF-8，一个使用GBK，在数据同步读取的时候导致部分中文字段已经发生乱码，所以后面关联自然就失败了。</w:t>
       </w:r>
     </w:p>
     <w:p/>
     <w:p>
       <w:r>
-        <w:t>2. 电话长度不均一与空值表示不统一</w:t>
-      </w:r>
-    </w:p>
-    <w:p>
-      <w:pPr>
-        <w:rPr>
-          <w:rFonts w:hint="eastAsia"/>
-        </w:rPr>
-      </w:pPr>
-      <w:r>
-        <w:rPr>
-          <w:rFonts w:hint="eastAsia"/>
-        </w:rPr>
-        <w:t>问题描述：客户手机号字段存在多种存储格式：有的带</w:t>
-      </w:r>
-      <w:r>
-        <w:t>+86前缀，有的是纯11位，有的含横杠分隔符；空值表示方式也有三种：NULL、空字符串''、字符串'NULL'。同时，保费金额字段也存在精度不统一的问题，有的按元存储，有的按分存储，导致报表金额差100倍。</w:t>
-      </w:r>
-    </w:p>
-    <w:p>
-      <w:r>
-        <w:rPr>
-          <w:rFonts w:hint="eastAsia"/>
-        </w:rPr>
-        <w:t>排查过程：通过写</w:t>
-      </w:r>
-      <w:r>
-        <w:t>Hive SQL对关键字段进行分布统计，发现手机号字段有17种不同的长度值，最长的包含了+86-138-0000-0000格式；金额字段通过抽样对比发现，部分渠道的保费以“分”为单位入库，但核心系统以“元”为单位，两方口径不一致。</w:t>
+        <w:rPr>
+          <w:rFonts w:hint="eastAsia"/>
+        </w:rPr>
+        <w:t>后来我们调整了数据同步配置，统一字符编码，同时在数据清洗阶段增加字符集转换，后续也在</w:t>
+      </w:r>
+      <w:r>
+        <w:t>Mapping文档中明确了各字段的编码规范，之后新增的数据源也统一按照这个标准执行，后面就没有再出现类似的问题了。</w:t>
       </w:r>
     </w:p>
     <w:p/>
     <w:p>
       <w:pPr>
-        <w:rPr>
-          <w:rFonts w:hint="eastAsia"/>
-        </w:rPr>
-      </w:pPr>
-      <w:r>
-        <w:rPr>
-          <w:rFonts w:hint="eastAsia"/>
-        </w:rPr>
-        <w:t>解决方案：</w:t>
-      </w:r>
-    </w:p>
-    <w:p>
-      <w:pPr>
-        <w:rPr>
-          <w:rFonts w:hint="eastAsia"/>
-        </w:rPr>
-      </w:pPr>
-      <w:r>
-        <w:rPr>
-          <w:rFonts w:hint="eastAsia"/>
-        </w:rPr>
-        <w:t>手机号标准化：编写</w:t>
-      </w:r>
-      <w:r>
-        <w:t>Hive SQL自定义UDF，统一处理逻辑：去除非数字字符、统一去掉+86前缀、校验11位长度、不符合规则的统一标记为</w:t>
-      </w:r>
-      <w:r>
-        <w:t>'PHONE_ABNORMAL'</w:t>
-      </w:r>
-    </w:p>
-    <w:p>
-      <w:pPr>
-        <w:rPr>
-          <w:rFonts w:hint="eastAsia"/>
-        </w:rPr>
-      </w:pPr>
-      <w:r>
-        <w:rPr>
-          <w:rFonts w:hint="eastAsia"/>
-        </w:rPr>
-        <w:t>空值统一处理：在</w:t>
-      </w:r>
-      <w:r>
-        <w:t>ODS到DWD的清洗环节，统一将''和'NULL'转为NULL，并对关键字段增加非空校验告警</w:t>
-      </w:r>
-    </w:p>
-    <w:p>
-      <w:r>
-        <w:rPr>
-          <w:rFonts w:hint="eastAsia"/>
-        </w:rPr>
-        <w:t>金额单位统一：与业务方确认后，在</w:t>
-      </w:r>
-      <w:r>
-        <w:t>DWD层统一将“分”转为“元”，并在字段注释中明确标注“单位：元”</w:t>
+        <w:pStyle w:val="4"/>
+      </w:pPr>
+      <w:r>
+        <w:rPr>
+          <w:rFonts w:hint="eastAsia"/>
+        </w:rPr>
+        <w:t>客户重复、保费统计异常</w:t>
+      </w:r>
+    </w:p>
+    <w:p>
+      <w:pPr>
+        <w:rPr>
+          <w:rFonts w:hint="eastAsia"/>
+        </w:rPr>
+      </w:pPr>
+      <w:r>
+        <w:rPr>
+          <w:rFonts w:hint="eastAsia"/>
+        </w:rPr>
+        <w:t>客户重复、保费统计异常（数据标准化问题）</w:t>
+      </w:r>
+    </w:p>
+    <w:p>
+      <w:pPr>
+        <w:rPr>
+          <w:rFonts w:hint="eastAsia"/>
+        </w:rPr>
+      </w:pPr>
+      <w:r>
+        <w:rPr>
+          <w:rFonts w:hint="eastAsia"/>
+        </w:rPr>
+        <w:t>还有一个问题也是在收展人员经营考核项目里面遇到的。</w:t>
+      </w:r>
+    </w:p>
+    <w:p>
+      <w:pPr>
+        <w:rPr>
+          <w:rFonts w:hint="eastAsia"/>
+        </w:rPr>
+      </w:pPr>
+      <w:r>
+        <w:rPr>
+          <w:rFonts w:hint="eastAsia"/>
+        </w:rPr>
+        <w:t>当时我们需要统计收展人员服务客户数、累计保费、续保客户这些经营指标。</w:t>
+      </w:r>
+    </w:p>
+    <w:p>
+      <w:pPr>
+        <w:rPr>
+          <w:rFonts w:hint="eastAsia"/>
+        </w:rPr>
+      </w:pPr>
+      <w:r>
+        <w:rPr>
+          <w:rFonts w:hint="eastAsia"/>
+        </w:rPr>
+        <w:t>后来业务验收的时候发现，客户数量和保费金额跟业务部门统计的数据存在差异。</w:t>
+      </w:r>
+    </w:p>
+    <w:p>
+      <w:pPr>
+        <w:rPr>
+          <w:rFonts w:hint="eastAsia"/>
+        </w:rPr>
+      </w:pPr>
+      <w:r>
+        <w:rPr>
+          <w:rFonts w:hint="eastAsia"/>
+        </w:rPr>
+        <w:t>我们先把报表数据和源系统进行对比，最后发现问题主要出现在客户手机号和保费字段上。</w:t>
+      </w:r>
+    </w:p>
+    <w:p>
+      <w:r>
+        <w:rPr>
+          <w:rFonts w:hint="eastAsia"/>
+        </w:rPr>
+        <w:t>不同业务系统保存手机号的格式不一样，有的是</w:t>
+      </w:r>
+      <w:r>
+        <w:t>11位手机号，有的带+86前缀，还有的带横杠，甚至还有NULL、空字符串这些情况，所以同一个客户没有识别成同一个人。</w:t>
       </w:r>
     </w:p>
     <w:p/>
     <w:p>
       <w:r>
-        <w:t>3. 数据倾斜</w:t>
-      </w:r>
-    </w:p>
-    <w:p>
-      <w:pPr>
-        <w:rPr>
-          <w:rFonts w:hint="eastAsia"/>
-        </w:rPr>
-      </w:pPr>
-      <w:r>
-        <w:rPr>
-          <w:rFonts w:hint="eastAsia"/>
-        </w:rPr>
+        <w:rPr>
+          <w:rFonts w:hint="eastAsia"/>
+        </w:rPr>
+        <w:t>另外保费金额也有问题，有些业务系统存的是</w:t>
+      </w:r>
+      <w:r>
+        <w:t>"元"，有些存的是"分"，导致部分报表金额直接放大了一百倍。</w:t>
+      </w:r>
+    </w:p>
+    <w:p/>
+    <w:p>
+      <w:r>
+        <w:rPr>
+          <w:rFonts w:hint="eastAsia"/>
+        </w:rPr>
+        <w:t>后来我们就在</w:t>
+      </w:r>
+      <w:r>
+        <w:t>DWD层统一做数据标准化处理，手机号统一去掉特殊字符和+86前缀，只保留11位手机号，不符合规则的数据统一标记异常；空字符串和字符串NULL统一转换成真正的NULL。</w:t>
+      </w:r>
+    </w:p>
+    <w:p/>
+    <w:p>
+      <w:r>
+        <w:rPr>
+          <w:rFonts w:hint="eastAsia"/>
+        </w:rPr>
+        <w:t>保费这块，我们和业务确认口径以后，统一把金额转换成</w:t>
+      </w:r>
+      <w:r>
+        <w:t>"元"，并在字段说明中明确金额单位。之后客户数量和保费指标就和业务保持一致了。</w:t>
+      </w:r>
+    </w:p>
+    <w:p/>
+    <w:p>
+      <w:pPr>
+        <w:pStyle w:val="4"/>
+      </w:pPr>
+      <w:r>
+        <w:t>Hive任务执行很慢（数据倾斜）</w:t>
+      </w:r>
+    </w:p>
+    <w:p>
+      <w:pPr>
+        <w:rPr>
+          <w:rFonts w:hint="eastAsia"/>
+        </w:rPr>
+      </w:pPr>
+      <w:r>
+        <w:t>Hive任务执行很慢（数据倾斜）</w:t>
+      </w:r>
+    </w:p>
+    <w:p>
+      <w:pPr>
+        <w:rPr>
+          <w:rFonts w:hint="eastAsia"/>
+        </w:rPr>
+      </w:pPr>
+      <w:r>
+        <w:rPr>
+          <w:rFonts w:hint="eastAsia"/>
+        </w:rPr>
+        <w:t>还有一次是在开发收展人员经营分析宽表的时候。</w:t>
+      </w:r>
+    </w:p>
+    <w:p>
+      <w:pPr>
+        <w:rPr>
+          <w:rFonts w:hint="eastAsia"/>
+        </w:rPr>
+      </w:pPr>
+      <w:r>
+        <w:rPr>
+          <w:rFonts w:hint="eastAsia"/>
+        </w:rPr>
+        <w:t>当时需要把保单事实表和收展人员维度表做关联，正常情况下几十分钟就能跑完，但是有一次任务一直卡在</w:t>
+      </w:r>
+      <w:r>
+        <w:t>99%，两个多小时都没有结束。</w:t>
+      </w:r>
+    </w:p>
+    <w:p>
+      <w:pPr>
+        <w:rPr>
+          <w:rFonts w:hint="eastAsia"/>
+        </w:rPr>
+      </w:pPr>
+      <w:r>
+        <w:rPr>
+          <w:rFonts w:hint="eastAsia"/>
+        </w:rPr>
+        <w:t>一开始我们怀疑是不是集群资源不足，后来查看</w:t>
+      </w:r>
+      <w:r>
+        <w:t>Hive执行日志和任务运行情况，发现其实是数据倾斜导致的。</w:t>
+      </w:r>
+    </w:p>
+    <w:p>
+      <w:pPr>
+        <w:rPr>
+          <w:rFonts w:hint="eastAsia"/>
+        </w:rPr>
+      </w:pPr>
+      <w:r>
+        <w:rPr>
+          <w:rFonts w:hint="eastAsia"/>
+        </w:rPr>
+        <w:t>当时有一个渠道下面的收展人员数据量特别大，占了整个数据量的大部分，所以所有数据都集中到了同一个</w:t>
+      </w:r>
+      <w:r>
+        <w:t>Reduce任务，其他Task很快执行完成，但是这个Task一直处理不完。</w:t>
+      </w:r>
+    </w:p>
+    <w:p>
+      <w:pPr>
+        <w:rPr>
+          <w:rFonts w:hint="eastAsia"/>
+        </w:rPr>
+      </w:pPr>
+      <w:r>
+        <w:rPr>
+          <w:rFonts w:hint="eastAsia"/>
+        </w:rPr>
+        <w:t>后来根据业务情况进行了优化。</w:t>
+      </w:r>
+    </w:p>
+    <w:p>
+      <w:pPr>
+        <w:rPr>
+          <w:rFonts w:hint="eastAsia"/>
+        </w:rPr>
+      </w:pPr>
+      <w:r>
+        <w:rPr>
+          <w:rFonts w:hint="eastAsia"/>
+        </w:rPr>
+        <w:t>如果关联的是收展人员维度这种小表，我们就开启</w:t>
+      </w:r>
+      <w:r>
+        <w:t>MapJoin，让小表直接加载到Map端执行，避免Shuffle过程。</w:t>
+      </w:r>
+    </w:p>
+    <w:p>
+      <w:pPr>
+        <w:rPr>
+          <w:rFonts w:hint="eastAsia"/>
+        </w:rPr>
+      </w:pPr>
+      <w:r>
+        <w:rPr>
+          <w:rFonts w:hint="eastAsia"/>
+        </w:rPr>
+        <w:t>如果确实是大表关联大表，我们会针对热点</w:t>
+      </w:r>
+      <w:r>
+        <w:t>Key做单独处理，或者采用加盐的方式把热点数据打散，最后再进行合并。</w:t>
+      </w:r>
+    </w:p>
+    <w:p>
+      <w:r>
+        <w:rPr>
+          <w:rFonts w:hint="eastAsia"/>
+        </w:rPr>
+        <w:t>优化完成以后，这个任务执行时间从原来的两个小时左右缩短到了十几分钟，后续运行也一直比较稳定。</w:t>
+      </w:r>
+    </w:p>
+    <w:p/>
+    <w:p>
+      <w:pPr>
+        <w:pStyle w:val="4"/>
+        <w:rPr>
+          <w:rFonts w:hint="eastAsia"/>
+        </w:rPr>
+      </w:pPr>
+      <w:r>
+        <w:rPr>
+          <w:rFonts w:hint="eastAsia"/>
+        </w:rPr>
+        <w:t>额外可能会问</w:t>
+      </w:r>
+    </w:p>
+    <w:p>
+      <w:r>
+        <w:rPr>
+          <w:rFonts w:hint="eastAsia"/>
+        </w:rPr>
+        <w:t>除了技术问题，其实项目里面更多遇到的是业务口径问题。</w:t>
+      </w:r>
+    </w:p>
+    <w:p>
+      <w:pPr>
+        <w:rPr>
+          <w:rFonts w:hint="eastAsia"/>
+        </w:rPr>
+      </w:pPr>
+    </w:p>
+    <w:p>
+      <w:pPr>
+        <w:rPr>
+          <w:rFonts w:hint="eastAsia"/>
+        </w:rPr>
+      </w:pPr>
+      <w:r>
+        <w:rPr>
+          <w:rFonts w:hint="eastAsia"/>
+        </w:rPr>
+        <w:t>有一次做收展人员经营考核报表的时候，业务部门反馈我们的有效客户数比他们少了几十个。</w:t>
+      </w:r>
+    </w:p>
+    <w:p>
+      <w:pPr>
+        <w:rPr>
+          <w:rFonts w:hint="eastAsia"/>
+        </w:rPr>
+      </w:pPr>
+      <w:r>
+        <w:rPr>
+          <w:rFonts w:hint="eastAsia"/>
+        </w:rPr>
+        <w:t>一开始大家都觉得是</w:t>
+      </w:r>
+      <w:r>
+        <w:t>SQL写错了，我们把数据一条一条核对以后才发现，其实是双方对"有效客户"的定义不一样。</w:t>
+      </w:r>
+    </w:p>
+    <w:p>
+      <w:pPr>
+        <w:rPr>
+          <w:rFonts w:hint="eastAsia"/>
+        </w:rPr>
+      </w:pPr>
+      <w:r>
+        <w:rPr>
+          <w:rFonts w:hint="eastAsia"/>
+        </w:rPr>
+        <w:t>我们最开始统计的是保单生效客户，而业务部门统计的是保单生效并且没有退保的客户，所以最终结果存在差异。</w:t>
+      </w:r>
+    </w:p>
+    <w:p>
+      <w:pPr>
+        <w:rPr>
+          <w:rFonts w:hint="eastAsia"/>
+        </w:rPr>
+      </w:pPr>
+      <w:r>
+        <w:rPr>
+          <w:rFonts w:hint="eastAsia"/>
+        </w:rPr>
+        <w:t>后来我们重新和业务确认指标口径，在</w:t>
+      </w:r>
+      <w:r>
+        <w:t>DWS层增加了有效客户的统一判断逻辑，并把口径同步更新到Mapping文档，后面所有报表都按照统一标准计算，之后就没有再出现类似的</w:t>
+      </w:r>
+      <w:r>
         <w:lastRenderedPageBreak/>
-        <w:t>问题描述：在</w:t>
-      </w:r>
-      <w:r>
-        <w:t>Hive中执行大表Join大表时，部分Reduce Task卡在99%长时间不结束，整个任务耗时超过2小时仍无法完成。通过排查发现是数据倾斜导致——关联键中某个特定值占比过高，导致所有数据都发往同一个Reduce Task。</w:t>
-      </w:r>
-    </w:p>
-    <w:p>
-      <w:r>
-        <w:rPr>
-          <w:rFonts w:hint="eastAsia"/>
-        </w:rPr>
-        <w:t>排查过程：通过</w:t>
-      </w:r>
-      <w:r>
-        <w:t>Hive的日志和Counter信息发现，某个特定的channel_code值（渠道编号）占总数据量的65%，所有该渠道的数据全部进入同一个Reduce Task；其他渠道的数据量极少，对应Task几分钟就跑完了。</w:t>
+        <w:t>问题了。</w:t>
+      </w:r>
+    </w:p>
+    <w:p>
+      <w:pPr>
+        <w:pStyle w:val="3"/>
+      </w:pPr>
+      <w:r>
+        <w:rPr>
+          <w:rFonts w:hint="eastAsia"/>
+        </w:rPr>
+        <w:t>额外指标（应对面试可能会问）</w:t>
+      </w:r>
+    </w:p>
+    <w:p>
+      <w:pPr>
+        <w:pStyle w:val="ds-markdown-paragraph"/>
+        <w:numPr>
+          <w:ilvl w:val="0"/>
+          <w:numId w:val="14"/>
+        </w:numPr>
+        <w:shd w:val="clear" w:color="auto" w:fill="FFFFFF"/>
+        <w:spacing w:after="0" w:afterAutospacing="0"/>
+        <w:ind w:left="0"/>
+        <w:rPr>
+          <w:rFonts w:ascii="Segoe UI" w:hAnsi="Segoe UI" w:cs="Segoe UI"/>
+          <w:color w:val="0F1115"/>
+        </w:rPr>
+      </w:pPr>
+      <w:r>
+        <w:rPr>
+          <w:rStyle w:val="aa"/>
+          <w:rFonts w:ascii="Segoe UI" w:hAnsi="Segoe UI" w:cs="Segoe UI"/>
+          <w:color w:val="0F1115"/>
+        </w:rPr>
+        <w:t>客户旅程</w:t>
+      </w:r>
+      <w:r>
+        <w:rPr>
+          <w:rFonts w:ascii="Segoe UI" w:hAnsi="Segoe UI" w:cs="Segoe UI"/>
+          <w:color w:val="0F1115"/>
+        </w:rPr>
+        <w:t>：覆盖投保、理赔、保全等关键旅程</w:t>
+      </w:r>
+    </w:p>
+    <w:p>
+      <w:pPr>
+        <w:widowControl/>
+        <w:numPr>
+          <w:ilvl w:val="0"/>
+          <w:numId w:val="15"/>
+        </w:numPr>
+        <w:shd w:val="clear" w:color="auto" w:fill="FFFFFF"/>
+        <w:spacing w:before="100" w:beforeAutospacing="1"/>
+        <w:ind w:left="0"/>
+        <w:jc w:val="left"/>
+        <w:rPr>
+          <w:rFonts w:ascii="Segoe UI" w:eastAsia="宋体" w:hAnsi="Segoe UI" w:cs="Segoe UI"/>
+          <w:color w:val="0F1115"/>
+          <w:kern w:val="0"/>
+          <w:sz w:val="24"/>
+          <w:szCs w:val="24"/>
+        </w:rPr>
+      </w:pPr>
+      <w:r>
+        <w:rPr>
+          <w:rFonts w:ascii="Segoe UI" w:eastAsia="宋体" w:hAnsi="Segoe UI" w:cs="Segoe UI"/>
+          <w:b/>
+          <w:bCs/>
+          <w:color w:val="0F1115"/>
+          <w:kern w:val="0"/>
+          <w:sz w:val="24"/>
+          <w:szCs w:val="24"/>
+        </w:rPr>
+        <w:t>代理人留存率</w:t>
+      </w:r>
+    </w:p>
+    <w:p>
+      <w:pPr>
+        <w:widowControl/>
+        <w:numPr>
+          <w:ilvl w:val="0"/>
+          <w:numId w:val="15"/>
+        </w:numPr>
+        <w:shd w:val="clear" w:color="auto" w:fill="FFFFFF"/>
+        <w:spacing w:before="100" w:beforeAutospacing="1"/>
+        <w:ind w:left="0"/>
+        <w:jc w:val="left"/>
+        <w:rPr>
+          <w:rFonts w:ascii="Segoe UI" w:eastAsia="宋体" w:hAnsi="Segoe UI" w:cs="Segoe UI"/>
+          <w:color w:val="0F1115"/>
+          <w:kern w:val="0"/>
+          <w:sz w:val="24"/>
+          <w:szCs w:val="24"/>
+        </w:rPr>
+      </w:pPr>
+      <w:r>
+        <w:rPr>
+          <w:rFonts w:ascii="Segoe UI" w:eastAsia="宋体" w:hAnsi="Segoe UI" w:cs="Segoe UI"/>
+          <w:b/>
+          <w:bCs/>
+          <w:color w:val="0F1115"/>
+          <w:kern w:val="0"/>
+          <w:sz w:val="24"/>
+          <w:szCs w:val="24"/>
+        </w:rPr>
+        <w:t>个险新单期交保费</w:t>
+      </w:r>
+    </w:p>
+    <w:p>
+      <w:pPr>
+        <w:widowControl/>
+        <w:numPr>
+          <w:ilvl w:val="0"/>
+          <w:numId w:val="15"/>
+        </w:numPr>
+        <w:shd w:val="clear" w:color="auto" w:fill="FFFFFF"/>
+        <w:spacing w:before="100" w:beforeAutospacing="1"/>
+        <w:ind w:left="0"/>
+        <w:jc w:val="left"/>
+        <w:rPr>
+          <w:rFonts w:ascii="Segoe UI" w:eastAsia="宋体" w:hAnsi="Segoe UI" w:cs="Segoe UI" w:hint="eastAsia"/>
+          <w:color w:val="0F1115"/>
+          <w:kern w:val="0"/>
+          <w:sz w:val="24"/>
+          <w:szCs w:val="24"/>
+        </w:rPr>
+      </w:pPr>
+      <w:r>
+        <w:rPr>
+          <w:rFonts w:ascii="Segoe UI" w:eastAsia="宋体" w:hAnsi="Segoe UI" w:cs="Segoe UI" w:hint="eastAsia"/>
+          <w:b/>
+          <w:bCs/>
+          <w:color w:val="0F1115"/>
+          <w:kern w:val="0"/>
+          <w:sz w:val="24"/>
+          <w:szCs w:val="24"/>
+        </w:rPr>
+        <w:t>团队总保费</w:t>
+      </w:r>
+    </w:p>
+    <w:p>
+      <w:pPr>
+        <w:pStyle w:val="2"/>
+      </w:pPr>
+      <w:r>
+        <w:rPr>
+          <w:rFonts w:hint="eastAsia"/>
+        </w:rPr>
+        <w:t>第二个项目</w:t>
+      </w:r>
+    </w:p>
+    <w:p>
+      <w:pPr>
+        <w:rPr>
+          <w:rFonts w:hint="eastAsia"/>
+        </w:rPr>
+      </w:pPr>
+      <w:r>
+        <w:rPr>
+          <w:rFonts w:hint="eastAsia"/>
+        </w:rPr>
+        <w:t>对客户集中统一分析 从不同的系统当中对其业务口径 对客户实行精准营销</w:t>
+      </w:r>
+    </w:p>
+    <w:p>
+      <w:r>
+        <w:rPr>
+          <w:rFonts w:hint="eastAsia"/>
+        </w:rPr>
+        <w:t>项目整体流程是这样的：第一阶段是需求调研与规划，我们对接了市场部、续期部、理赔部、客服部，逐一确认客户价值分、续保意向评分、产品偏好、理赔风险、流失预警等标签的计算口径与更新频率，输出了需求规格说明书，同时完成了</w:t>
+      </w:r>
+      <w:r>
+        <w:t>MaxCompute数仓分层设计和ODS到ADS各层表结构设计，统一了以客户ID为核心的打通规则。第二阶段是数据接入与ETL开发，我使用DataX从承保、理赔、续期、客服工单、官网埋点5套系统抽取数据到MaxCompute ODS层，在DWD层完成清洗脱敏和客户全景宽表构建，在DWS层完成RFM价值</w:t>
+      </w:r>
+      <w:r>
+        <w:rPr>
+          <w:rFonts w:hint="eastAsia"/>
+        </w:rPr>
+        <w:t>分层、续保意向、产品偏好、理赔风险、流失预警等标签计算，最后在</w:t>
+      </w:r>
+      <w:r>
+        <w:t>ADS层输出客户标签宽表和分群推荐表，并用Quick BI开发了画像看板、分群地图、流失预警图等10余张报表。第三阶段是调度配置与测试上线，我利用DataWorks配置全链路ETL任务调度，保障每日T+1数据刷新，最后独立完成自测并协助SIT集成测试。</w:t>
       </w:r>
     </w:p>
     <w:p/>
     <w:p>
-      <w:pPr>
-        <w:rPr>
-          <w:rFonts w:hint="eastAsia"/>
-        </w:rPr>
-      </w:pPr>
-      <w:r>
-        <w:rPr>
-          <w:rFonts w:hint="eastAsia"/>
-        </w:rPr>
-        <w:t>解决方案：</w:t>
-      </w:r>
-    </w:p>
-    <w:p>
-      <w:pPr>
-        <w:rPr>
-          <w:rFonts w:hint="eastAsia"/>
-        </w:rPr>
-      </w:pPr>
-      <w:r>
-        <w:t>MapJoin优化：业务上该渠道其实只对应一条维度记录，属于“大表Join小表”的场景，通过在Hive中开启hive.auto.convert.join=true，将维度表加载到每个Map Task内存中，彻底规避了Shuffle阶段，任务从2小时降至5分钟</w:t>
-      </w:r>
-    </w:p>
-    <w:p>
-      <w:r>
-        <w:rPr>
-          <w:rFonts w:hint="eastAsia"/>
-        </w:rPr>
-        <w:t>加盐打散（</w:t>
-      </w:r>
-      <w:r>
-        <w:t>Salt）：对于确实是大表Join大表的场景，增加随机前缀打散热点Key，或者将倾斜Key单独拎出来处理，之后再UNION ALL合并结果</w:t>
-      </w:r>
-    </w:p>
-    <w:p>
-      <w:pPr>
-        <w:rPr>
-          <w:rFonts w:hint="eastAsia"/>
-        </w:rPr>
-      </w:pPr>
+      <w:r>
+        <w:rPr>
+          <w:rFonts w:hint="eastAsia"/>
+        </w:rPr>
+        <w:t>项目难点这块，主要有两个。第一个难点是标签口径统一复杂，市场、续期、理赔等部门对客户标签的定义和划分标准不一致，跨部门对齐成本高，我们采用自上而下定框架、自下而上按数据可算性填充的方法，形成可配置的标签模型。第二个难点是数据质量保障难度高，源端存在客户信息缺失、历史数据不一致、日志无效流量等问题，影响画像准确性，我在</w:t>
+      </w:r>
+      <w:r>
+        <w:t>DWD层设计了校验脱敏、去重过滤等清洗逻辑，并建立了标签覆盖率、ID打通率等质量稽核规则，确保标签准确率不低于95%。</w:t>
+      </w:r>
     </w:p>
     <w:p>
       <w:pPr>
@@ -2788,40 +3253,12 @@
         <w:rPr>
           <w:rFonts w:hint="eastAsia"/>
         </w:rPr>
-        <w:t>第二个项目</w:t>
-      </w:r>
-    </w:p>
-    <w:p>
-      <w:pPr>
-        <w:rPr>
-          <w:rFonts w:hint="eastAsia"/>
-        </w:rPr>
-      </w:pPr>
-      <w:r>
-        <w:rPr>
-          <w:rFonts w:hint="eastAsia"/>
-        </w:rPr>
-        <w:t>对客户集中统一分析 从不同的系统当中对其业务口径 对客户实行精准营销</w:t>
-      </w:r>
-    </w:p>
-    <w:p>
-      <w:r>
-        <w:rPr>
-          <w:rFonts w:hint="eastAsia"/>
-        </w:rPr>
-        <w:t>项目整体流程是这样的：第一阶段是需求调研与规划，我们对接了市场部、续期部、理赔部、客服部，逐一确认客户价值分、续保意向评分、产品偏好、理赔风险、流失预警等标签的计算口径与更新频率，输出了需求规格说明书，同时完成了</w:t>
-      </w:r>
-      <w:r>
-        <w:t>MaxCompute数仓分层设计和ODS到ADS各层表结构设计，统一了以客户ID为核心的打通规则。第二阶段是数据接入与ETL开发，我使用DataX从承保、理赔、续期、客服工单、官网埋点5套系统抽取数据到MaxCompute ODS层，在DWD层完成清洗脱敏和客户全景宽表构建，在DWS层完成RFM价值</w:t>
-      </w:r>
-      <w:r>
-        <w:rPr>
-          <w:rFonts w:hint="eastAsia"/>
-        </w:rPr>
-        <w:t>分层、续保意向、产品偏好、理赔风险、流失预警等标签计算，最后在</w:t>
-      </w:r>
-      <w:r>
-        <w:t>ADS层输出客户标签宽表和分群推荐表，并用Quick BI开发了画像看板、分群地图、流失预警图等10余张报表。第三阶段是调度配置与测试上线，我利用DataWorks配置全链路ETL任务调度，保障每日T+1数据刷新，最后独立完成自测并协助SIT集成测试。</w:t>
+        <w:t>第三个项目</w:t>
+      </w:r>
+    </w:p>
+    <w:p>
+      <w:r>
+        <w:t>与需求调研，与信贷、风控、人力等部门沟通，将业务目标转化为累计贷款发放额、不良贷款率、逾期率等核心考核指标，编写ODS到ADS四层Mapping文档</w:t>
       </w:r>
     </w:p>
     <w:p/>
@@ -2830,26 +3267,26 @@
         <w:rPr>
           <w:rFonts w:hint="eastAsia"/>
         </w:rPr>
-        <w:t>项目难点这块，主要有两个。第一个难点是标签口径统一复杂，市场、续期、理赔等部门对客户标签的定义和划分标准不一致，跨部门对齐成本高，我们采用自上而下定框架、自下而上按数据可算性填充的方法，形成可配置的标签模型。第二个难点是数据质量保障难度高，源端存在客户信息缺失、历史数据不一致、日志无效流量等问题，影响画像准确性，我在</w:t>
-      </w:r>
-      <w:r>
-        <w:t>DWD层设计了校验脱敏、去重过滤等清洗逻辑，并建立了标签覆盖率、ID打通率等质量稽核规则，确保标签准确率不低于95%。</w:t>
-      </w:r>
-    </w:p>
-    <w:p>
-      <w:pPr>
-        <w:pStyle w:val="2"/>
-      </w:pPr>
-      <w:r>
-        <w:rPr>
-          <w:rFonts w:hint="eastAsia"/>
-        </w:rPr>
-        <w:t>第三个项目</w:t>
-      </w:r>
-    </w:p>
-    <w:p>
-      <w:r>
-        <w:t>与需求调研，与信贷、风控、人力等部门沟通，将业务目标转化为累计贷款发放额、不良贷款率、逾期率等核心考核指标，编写ODS到ADS四层Mapping文档</w:t>
+        <w:t>项目整体流程是这样的：第一阶段是需求调研与指标口径对齐，我们对接了信贷管理部、风险管理部、人力资源部等部门，逐一确认累计贷款发放额、不良贷款率、逾期率、拨备覆盖率等核心考核指标的计算口径与统计维度，输出了需求规格说明书和</w:t>
+      </w:r>
+      <w:r>
+        <w:t>ODS到ADS四层Mapping文档，同时统一了联社编码、贷款五级分类、客户经理工号等主数据标准。第二阶段是数据接入与ETL开发，我使用DataX将源端OceanBase中的核心业务与信贷管理系统数据同步至Hadoop HDFS，使用Sqoop抽取MySQL系统中的辅助数据至Hive ODS</w:t>
+      </w:r>
+      <w:r>
+        <w:rPr>
+          <w:rFonts w:hint="eastAsia"/>
+        </w:rPr>
+        <w:t>层，在</w:t>
+      </w:r>
+      <w:r>
+        <w:lastRenderedPageBreak/>
+        <w:t>DWD层构建覆盖放款、还款、分类、担保的贷款全生命周期明细宽表，在DWS层完成累计放款额、贷款余额、不良率、逾期率、拨备覆盖率及客户经理绩效分等指标汇总，最后在ADS层输出业绩考核表与资产质量监控表，并用FineReport连接Hive开发了信贷投放进度、不良率趋势、联社资产质量排名、监管报送指标等看板，SQL脚本与报表模板通过SVN管理。第三阶段是调度配置与测试上线，我利用Dolphin Scheduler编排全链路DAG工作流，实现每日自动调度与告警，并编写Shell脚本配合Hive SQL进行贷</w:t>
+      </w:r>
+      <w:r>
+        <w:rPr>
+          <w:rFonts w:hint="eastAsia"/>
+        </w:rPr>
+        <w:t>款总额一致性与不良率口径合规性稽核，每日跑批后输出质量报告，最后独立完成自测。</w:t>
       </w:r>
     </w:p>
     <w:p/>
@@ -2858,40 +3295,6 @@
         <w:rPr>
           <w:rFonts w:hint="eastAsia"/>
         </w:rPr>
-        <w:t>项目整体流程是这样的：第一阶段是需求调研与指标口径对齐，我们对接了信贷管理部、风险管理部、人力资源部等部门，逐一确认累计贷款发放额、不良贷款率、逾期率、拨备覆盖</w:t>
-      </w:r>
-      <w:r>
-        <w:rPr>
-          <w:rFonts w:hint="eastAsia"/>
-        </w:rPr>
-        <w:lastRenderedPageBreak/>
-        <w:t>率等核心考核指标的计算口径与统计维度，输出了需求规格说明书和</w:t>
-      </w:r>
-      <w:r>
-        <w:t>ODS到ADS四层Mapping文档，同时统一了联社编码、贷款五级分类、客户经理工号等主数据标准。第二阶段是数据接入与ETL开发，我使用DataX将源端OceanBase中的核心业务与信贷管理系统数据同步至Hadoop HDFS，使用Sqoop抽取MySQL系统中的辅助数据至Hive ODS</w:t>
-      </w:r>
-      <w:r>
-        <w:rPr>
-          <w:rFonts w:hint="eastAsia"/>
-        </w:rPr>
-        <w:t>层，在</w:t>
-      </w:r>
-      <w:r>
-        <w:t>DWD层构建覆盖放款、还款、分类、担保的贷款全生命周期明细宽表，在DWS层完成累计放款额、贷款余额、不良率、逾期率、拨备覆盖率及客户经理绩效分等指标汇总，最后在ADS层输出业绩考核表与资产质量监控表，并用FineReport连接Hive开发了信贷投放进度、不良率趋势、联社资产质量排名、监管报送指标等看板，SQL脚本与报表模板通过SVN管理。第三阶段是调度配置与测试上线，我利用Dolphin Scheduler编排全链路DAG工作流，实现每日自动调度与告警，并编写Shell脚本配合Hive SQL进行贷</w:t>
-      </w:r>
-      <w:r>
-        <w:rPr>
-          <w:rFonts w:hint="eastAsia"/>
-        </w:rPr>
-        <w:t>款总额一致性与不良率口径合规性稽核，每日跑批后输出质量报告，最后独立完成自测。</w:t>
-      </w:r>
-    </w:p>
-    <w:p/>
-    <w:p>
-      <w:r>
-        <w:rPr>
-          <w:rFonts w:hint="eastAsia"/>
-        </w:rPr>
         <w:t>项目难点这块，主要有两个。第一个难点是信贷指标口径统一复杂，信贷、风控、人力等部门对不良率、逾期率等指标的理解存在差异，比如不良贷款是否纳入展期或借新还旧情形，五级分类标准是否参照最新监管要求等，跨部门对齐成本高。我们的应对策略是采用自上而下定框架、自下而上逐项确认的方法，最终输出各部门签字确认的</w:t>
       </w:r>
       <w:r>
@@ -2984,7 +3387,6 @@
         <w:rPr>
           <w:noProof/>
         </w:rPr>
-        <w:lastRenderedPageBreak/>
         <w:drawing>
           <wp:inline distT="0" distB="0" distL="0" distR="0" wp14:anchorId="77137192" wp14:editId="03002121">
             <wp:extent cx="3524491" cy="2616847"/>
@@ -3027,6 +3429,7 @@
         <w:rPr>
           <w:noProof/>
         </w:rPr>
+        <w:lastRenderedPageBreak/>
         <w:drawing>
           <wp:inline distT="0" distB="0" distL="0" distR="0" wp14:anchorId="16143567" wp14:editId="287C5E86">
             <wp:extent cx="5453984" cy="2453833"/>
@@ -3207,10 +3610,7 @@
         <w:t xml:space="preserve"> 封校期间出去实习机会比较少 刚好当时赶上解封 想着往外面去找找工作 所以跑去贵州</w:t>
       </w:r>
     </w:p>
-    <w:p>
-      <w:bookmarkStart w:id="2" w:name="_GoBack"/>
-      <w:bookmarkEnd w:id="2"/>
-    </w:p>
+    <w:p/>
     <w:p>
       <w:r>
         <w:rPr>
@@ -3268,6 +3668,7 @@
     </w:p>
     <w:p>
       <w:r>
+        <w:lastRenderedPageBreak/>
         <w:t>每行代表一次具体的客户拜访或活动记录。颗粒度为</w:t>
       </w:r>
       <w:r>
@@ -3424,7 +3825,6 @@
           <w:b/>
           <w:bCs/>
         </w:rPr>
-        <w:lastRenderedPageBreak/>
         <w:t>4. 时间维度表</w:t>
       </w:r>
     </w:p>
@@ -3504,6 +3904,7 @@
           </w:tcPr>
           <w:p>
             <w:r>
+              <w:lastRenderedPageBreak/>
               <w:t>判断维度</w:t>
             </w:r>
           </w:p>
@@ -4015,7 +4416,6 @@
           <w:rFonts w:hint="eastAsia"/>
           <w:sz w:val="24"/>
         </w:rPr>
-        <w:lastRenderedPageBreak/>
         <w:t>优化：</w:t>
       </w:r>
     </w:p>
@@ -4043,6 +4443,7 @@
         <w:rPr>
           <w:rFonts w:hint="eastAsia"/>
         </w:rPr>
+        <w:lastRenderedPageBreak/>
         <w:t>五、老师小结</w:t>
       </w:r>
     </w:p>
@@ -4067,7 +4468,16 @@
         <w:t>从</w:t>
       </w:r>
       <w:r>
-        <w:t xml:space="preserve">ms里面获取查询到相应的表格和元数据 再将语句和获取的元数据给编译器 </w:t>
+        <w:rPr>
+          <w:rFonts w:ascii="Segoe UI" w:hAnsi="Segoe UI" w:cs="Segoe UI"/>
+          <w:color w:val="61666B"/>
+          <w:szCs w:val="21"/>
+          <w:shd w:val="clear" w:color="auto" w:fill="FFFFFF"/>
+        </w:rPr>
+        <w:t>Metastore</w:t>
+      </w:r>
+      <w:r>
+        <w:t xml:space="preserve">里面获取查询到相应的表格和元数据 再将语句和获取的元数据给编译器 </w:t>
       </w:r>
     </w:p>
     <w:p>
@@ -4212,7 +4622,6 @@
     </w:p>
     <w:p>
       <w:r>
-        <w:lastRenderedPageBreak/>
         <w:tab/>
         <w:t>2. 开启 Hive 的倾斜优化参数  -- 开启Map端聚合（会在Map端先做一次部分聚合，减少Reduce数据量）</w:t>
       </w:r>
@@ -4267,7 +4676,11 @@
         <w:t>shuffle</w:t>
       </w:r>
       <w:r>
-        <w:t>的占用（“在Map端完成Join，不走Reduce” ）</w:t>
+        <w:t>的占用（“在Map端完成Join，不</w:t>
+      </w:r>
+      <w:r>
+        <w:lastRenderedPageBreak/>
+        <w:t>走Reduce” ）</w:t>
       </w:r>
       <w:r>
         <w:rPr>
@@ -4296,13 +4709,25 @@
         </w:rPr>
       </w:pPr>
       <w:r>
-        <w:t>1</w:t>
-      </w:r>
-      <w:r>
-        <w:t xml:space="preserve"> </w:t>
-      </w:r>
-      <w:r>
-        <w:t>GROUP BY引发的数据倾斜：可以开启Map端聚合配置负载均衡：hive生成的查询计划会有两个mapreduce job来执行group by操作，第一个map的输出结果按照key随机分配到不同的reduce中，每个reduce只能对同一个key做部分聚合操作，从而避免数据倾斜，达到负载均衡的目的。第二个map的输出结果会保证相同的key分配到同一个reduce，最终完成key的聚合操作。</w:t>
+        <w:t>1 GROUP BY引发的数据倾斜：可以开启Map端聚合配置负载均衡：hive生成的查询计划会有两个mapreduce job来执行group by操作，第一个map的输出结果按照key随机分配到不同的reduce中，每个reduce只能对同一个key做部分聚合操作，从而避免数据倾斜，达到负载均衡的目的</w:t>
+      </w:r>
+      <w:r>
+        <w:rPr>
+          <w:rFonts w:hint="eastAsia"/>
+        </w:rPr>
+        <w:t>（随机）</w:t>
+      </w:r>
+      <w:r>
+        <w:t>。第二个map的输出结果会保证相同的key分配到同一个reduce，最终完成key的聚合操作</w:t>
+      </w:r>
+      <w:r>
+        <w:rPr>
+          <w:rFonts w:hint="eastAsia"/>
+        </w:rPr>
+        <w:t>（统一）</w:t>
+      </w:r>
+      <w:r>
+        <w:t>。</w:t>
       </w:r>
     </w:p>
     <w:p>
@@ -4313,16 +4738,7 @@
       </w:pPr>
       <w:r>
         <w:tab/>
-        <w:t>2</w:t>
-      </w:r>
-      <w:r>
-        <w:t xml:space="preserve"> </w:t>
-      </w:r>
-      <w:r>
-        <w:t>count（distinct）引发的数据倾斜：使用group by+count语句代替；第一层select通过group by语句对字段去重操作，第二层select再通过count语句统计个数；select count(字段) from (select 字段 from table group by 字段</w:t>
-      </w:r>
-      <w:r>
-        <w:t>) t;</w:t>
+        <w:t>2 count（distinct）引发的数据倾斜：使用group by+count语句代替；第一层select通过group by语句对字段去重操作，第二层select再通过count语句统计个数；select count(字段) from (select 字段 from table group by 字段) t;</w:t>
       </w:r>
     </w:p>
     <w:p>
@@ -4479,7 +4895,6 @@
     <w:p/>
     <w:p>
       <w:r>
-        <w:lastRenderedPageBreak/>
         <w:t xml:space="preserve">        -排序问题</w:t>
       </w:r>
     </w:p>
@@ -4510,127 +4925,57 @@
       </w:r>
     </w:p>
     <w:p>
+      <w:r>
+        <w:t>常用星型维度表将与主维表关联的若干张相关维表关联到一起作为一张宽表</w:t>
+      </w:r>
+    </w:p>
+    <w:p>
+      <w:pPr>
+        <w:rPr>
+          <w:rFonts w:hint="eastAsia"/>
+        </w:rPr>
+      </w:pPr>
+      <w:r>
+        <w:rPr>
+          <w:rFonts w:hint="eastAsia"/>
+        </w:rPr>
+        <w:t>确定维度属性</w:t>
+      </w:r>
+      <w:r>
+        <w:t xml:space="preserve"> 在一张维度表里尽可能丰富维度表的字段 避免后续每次处理</w:t>
+      </w:r>
+    </w:p>
+    <w:p/>
+    <w:p>
       <w:pPr>
         <w:pStyle w:val="3"/>
       </w:pPr>
       <w:r>
-        <w:t>6 维度模型</w:t>
-      </w:r>
-    </w:p>
-    <w:p>
-      <w:r>
-        <w:rPr>
-          <w:rFonts w:hint="eastAsia"/>
-        </w:rPr>
-        <w:t>一</w:t>
-      </w:r>
-    </w:p>
-    <w:p>
-      <w:r>
-        <w:rPr>
-          <w:rFonts w:hint="eastAsia"/>
-        </w:rPr>
-        <w:t>事务型事实表</w:t>
-      </w:r>
-      <w:r>
-        <w:t xml:space="preserve"> 四步</w:t>
-      </w:r>
-    </w:p>
-    <w:p>
-      <w:r>
-        <w:rPr>
-          <w:rFonts w:hint="eastAsia"/>
-        </w:rPr>
-        <w:t>选择业务过程</w:t>
-      </w:r>
-      <w:r>
-        <w:t xml:space="preserve"> 选择什么业务比如退款表作为业务过程 用户申请退款 商家审核 系统退款成功 这个过程作为业务过程</w:t>
-      </w:r>
-    </w:p>
-    <w:p>
-      <w:r>
-        <w:rPr>
-          <w:rFonts w:hint="eastAsia"/>
-        </w:rPr>
-        <w:t>声明颗粒度</w:t>
-      </w:r>
-      <w:r>
-        <w:t xml:space="preserve"> 以某个字段为最细字段 比如一个人一次性买了两件商品 可以退部分也可以退全部 所以可以将每件商品项的退款作为最细颗粒</w:t>
-      </w:r>
-    </w:p>
-    <w:p>
-      <w:r>
-        <w:rPr>
-          <w:rFonts w:hint="eastAsia"/>
-        </w:rPr>
-        <w:t>确认维度</w:t>
-      </w:r>
-      <w:r>
-        <w:t xml:space="preserve"> 比如确定具体退款时间、退款审核人、退款方式、退款原因等维度</w:t>
-      </w:r>
-    </w:p>
-    <w:p>
-      <w:r>
-        <w:rPr>
-          <w:rFonts w:hint="eastAsia"/>
-        </w:rPr>
-        <w:t>确认事实</w:t>
-      </w:r>
-      <w:r>
-        <w:t xml:space="preserve"> 确认事实就是哪些字段可以聚合的字段 比如退款总金额 退款总商品数等</w:t>
-      </w:r>
-    </w:p>
-    <w:p/>
-    <w:p>
-      <w:r>
-        <w:rPr>
-          <w:rFonts w:hint="eastAsia"/>
-        </w:rPr>
-        <w:t>二</w:t>
-      </w:r>
-    </w:p>
-    <w:p>
-      <w:r>
-        <w:rPr>
-          <w:rFonts w:hint="eastAsia"/>
-        </w:rPr>
-        <w:t>维度表设计</w:t>
-      </w:r>
-      <w:r>
-        <w:t xml:space="preserve"> </w:t>
-      </w:r>
-    </w:p>
-    <w:p>
-      <w:r>
-        <w:rPr>
-          <w:rFonts w:hint="eastAsia"/>
-        </w:rPr>
-        <w:t>确定维度</w:t>
-      </w:r>
-      <w:r>
-        <w:t xml:space="preserve"> 由于可能存在多个事实表与统一维度表相关 为了保证维度唯一性 只创建一张维度表</w:t>
-      </w:r>
-    </w:p>
-    <w:p>
-      <w:r>
-        <w:rPr>
-          <w:rFonts w:hint="eastAsia"/>
-        </w:rPr>
-        <w:t>确定主维表和相关维表的关系</w:t>
-      </w:r>
-      <w:r>
-        <w:t xml:space="preserve"> 最细的表作为主维表 主维表可以直接关联事实表 通常用星型维度表将与主维表关联的若干张相关维表关联到一起作为一张宽表</w:t>
-      </w:r>
-    </w:p>
-    <w:p>
-      <w:r>
-        <w:rPr>
-          <w:rFonts w:hint="eastAsia"/>
-        </w:rPr>
-        <w:t>确定维度属性</w:t>
-      </w:r>
-      <w:r>
-        <w:t xml:space="preserve"> 在一张维度表里尽可能丰富维度表的字段 避免后续每次处理</w:t>
+        <w:t>7.什么叫数据探查</w:t>
+      </w:r>
+    </w:p>
+    <w:p>
+      <w:r>
+        <w:rPr>
+          <w:rFonts w:hint="eastAsia"/>
+        </w:rPr>
+        <w:t>数据探查是数据汇聚阶段的首要环节，目的是在正式接入数据前，描述数据源的数据质量情况</w:t>
+      </w:r>
+    </w:p>
+    <w:p>
+      <w:r>
+        <w:rPr>
+          <w:rFonts w:hint="eastAsia"/>
+        </w:rPr>
+        <w:t>对源数据的内容、结构、质量进行预分析，为后续的数据定义、挂接、读取提供依据。</w:t>
+      </w:r>
+    </w:p>
+    <w:p>
+      <w:r>
+        <w:rPr>
+          <w:rFonts w:hint="eastAsia"/>
+        </w:rPr>
+        <w:t>通过人工方式或智能化技术，对源数据进行内容分析、结构分析、质量评估，输出探查报告，指导数据治理工作。</w:t>
       </w:r>
     </w:p>
     <w:p/>
@@ -4640,463 +4985,738 @@
         <w:pStyle w:val="3"/>
       </w:pPr>
       <w:r>
-        <w:t>7.什么叫数据探查</w:t>
-      </w:r>
-    </w:p>
-    <w:p>
-      <w:r>
-        <w:rPr>
-          <w:rFonts w:hint="eastAsia"/>
-        </w:rPr>
-        <w:t>数据探查是数据汇聚阶段的首要环节，目的是在正式接入数据前，描述数据源的数据质量情况</w:t>
-      </w:r>
-    </w:p>
-    <w:p>
-      <w:r>
-        <w:rPr>
-          <w:rFonts w:hint="eastAsia"/>
-        </w:rPr>
-        <w:t>对源数据的内容、结构、质量进行预分析，为后续的数据定义、挂接、读取提供依据。</w:t>
-      </w:r>
-    </w:p>
-    <w:p>
-      <w:r>
-        <w:rPr>
-          <w:rFonts w:hint="eastAsia"/>
-        </w:rPr>
-        <w:t>通过人工方式或智能化技术，对源数据进行内容分析、结构分析、质量评估，输出探查报告，指导数据治理工作。</w:t>
+        <w:t>8.常见的数据的清洗数据脱敏规则有哪些</w:t>
+      </w:r>
+    </w:p>
+    <w:p>
+      <w:r>
+        <w:rPr>
+          <w:rFonts w:hint="eastAsia"/>
+        </w:rPr>
+        <w:t>对于敏感字段比如名字</w:t>
+      </w:r>
+      <w:r>
+        <w:t xml:space="preserve"> 手机号 身份证号等</w:t>
+      </w:r>
+    </w:p>
+    <w:p>
+      <w:r>
+        <w:rPr>
+          <w:rFonts w:hint="eastAsia"/>
+        </w:rPr>
+        <w:t>在字段里面通过自定义函数转换变成带星号之类的字符串形式</w:t>
+      </w:r>
+    </w:p>
+    <w:p>
+      <w:r>
+        <w:rPr>
+          <w:rFonts w:hint="eastAsia"/>
+        </w:rPr>
+        <w:t>清洗规则：</w:t>
+      </w:r>
+    </w:p>
+    <w:p>
+      <w:r>
+        <w:t>1、空值处理：</w:t>
+      </w:r>
+    </w:p>
+    <w:p>
+      <w:r>
+        <w:rPr>
+          <w:rFonts w:hint="eastAsia"/>
+        </w:rPr>
+        <w:t>空值替换：银行客户表里的职业为空，填</w:t>
+      </w:r>
+      <w:r>
+        <w:t>'未知'；交易金额为空，填-999或0</w:t>
+      </w:r>
+    </w:p>
+    <w:p>
+      <w:r>
+        <w:rPr>
+          <w:rFonts w:hint="eastAsia"/>
+        </w:rPr>
+        <w:t>强制非空：如果关键业务字段（如订单号、账户</w:t>
+      </w:r>
+      <w:r>
+        <w:t>ID）为空，直接丢弃该行</w:t>
+      </w:r>
+    </w:p>
+    <w:p>
+      <w:r>
+        <w:t>2、格式规范化：</w:t>
+      </w:r>
+    </w:p>
+    <w:p>
+      <w:r>
+        <w:rPr>
+          <w:rFonts w:hint="eastAsia"/>
+        </w:rPr>
+        <w:t>去除前后空格：</w:t>
+      </w:r>
+      <w:r>
+        <w:t>TRIM() 去掉字符串首尾的空白字符</w:t>
+      </w:r>
+    </w:p>
+    <w:p>
+      <w:r>
+        <w:rPr>
+          <w:rFonts w:hint="eastAsia"/>
+        </w:rPr>
+        <w:t>统一大小写：英文统一转为</w:t>
+      </w:r>
+      <w:r>
+        <w:t xml:space="preserve"> UPPER() 或 LOWER()</w:t>
+      </w:r>
+    </w:p>
+    <w:p>
+      <w:r>
+        <w:rPr>
+          <w:rFonts w:hint="eastAsia"/>
+        </w:rPr>
+        <w:t>日期格式化：将</w:t>
+      </w:r>
+      <w:r>
+        <w:t xml:space="preserve"> 2023/01/01、01-01-2023 统一转为 yyyy-MM-dd</w:t>
+      </w:r>
+    </w:p>
+    <w:p>
+      <w:r>
+        <w:rPr>
+          <w:rFonts w:hint="eastAsia"/>
+        </w:rPr>
+        <w:t>衍生与映射：</w:t>
+      </w:r>
+    </w:p>
+    <w:p>
+      <w:r>
+        <w:t>3、字典映射：将源系统的业务代码，映射为数据仓库的标准代码</w:t>
+      </w:r>
+    </w:p>
+    <w:p>
+      <w:r>
+        <w:t xml:space="preserve">  常见的清洗：</w:t>
+      </w:r>
+    </w:p>
+    <w:p>
+      <w:r>
+        <w:t xml:space="preserve"> 1、对XM(姓名)、SFZH(身份证号)、LXDH(联系电话)、DZ(地址)、SJ(时间)等字段做清洗操作。</w:t>
+      </w:r>
+    </w:p>
+    <w:p>
+      <w:r>
+        <w:t xml:space="preserve"> 2、对测试数据进行清洗。</w:t>
+      </w:r>
+    </w:p>
+    <w:p>
+      <w:r>
+        <w:t xml:space="preserve"> 3、对业务重复数据进行清洗。</w:t>
+      </w:r>
+    </w:p>
+    <w:p>
+      <w:r>
+        <w:t xml:space="preserve"> 4、对数据做格式转换。</w:t>
+      </w:r>
+    </w:p>
+    <w:p>
+      <w:r>
+        <w:t xml:space="preserve"> 5、业务代码和标准代码转换。</w:t>
       </w:r>
     </w:p>
     <w:p/>
+    <w:p>
+      <w:pPr>
+        <w:pStyle w:val="3"/>
+      </w:pPr>
+      <w:r>
+        <w:t>9.拉链表</w:t>
+      </w:r>
+    </w:p>
+    <w:p>
+      <w:r>
+        <w:t>1 适用范围 缓慢变化维</w:t>
+      </w:r>
+    </w:p>
+    <w:p>
+      <w:r>
+        <w:t>2 比源数据多两个字段 开始生效时间和结束生效时间</w:t>
+      </w:r>
+    </w:p>
+    <w:p>
+      <w:r>
+        <w:t>3 位置 公共维度表</w:t>
+      </w:r>
+    </w:p>
+    <w:p>
+      <w:r>
+        <w:t>4 分区 以结束生效时间字段作为分区</w:t>
+      </w:r>
+    </w:p>
+    <w:p>
+      <w:r>
+        <w:t>5 与之对应贴源层为增量更新</w:t>
+      </w:r>
+    </w:p>
     <w:p/>
     <w:p>
       <w:pPr>
         <w:pStyle w:val="3"/>
       </w:pPr>
       <w:r>
-        <w:t>8.常见的数据的清洗数据脱敏规则有哪些</w:t>
-      </w:r>
-    </w:p>
-    <w:p>
-      <w:r>
-        <w:rPr>
-          <w:rFonts w:hint="eastAsia"/>
-        </w:rPr>
-        <w:t>对于敏感字段比如名字</w:t>
-      </w:r>
-      <w:r>
-        <w:t xml:space="preserve"> 手机号 身份证号等</w:t>
-      </w:r>
-    </w:p>
-    <w:p>
-      <w:r>
-        <w:rPr>
-          <w:rFonts w:hint="eastAsia"/>
-        </w:rPr>
-        <w:t>在字段里面通过自定义函数转换变成带星号之类的字符串形式</w:t>
+        <w:t>10.拉链表更新表流程</w:t>
+      </w:r>
+    </w:p>
+    <w:p>
+      <w:r>
+        <w:rPr>
+          <w:rFonts w:hint="eastAsia"/>
+        </w:rPr>
+        <w:t>拉链表的话，我们项目主要是用来保存维度数据的历史变化，比如客户信息、收展人员归属这些。</w:t>
+      </w:r>
+    </w:p>
+    <w:p>
+      <w:r>
+        <w:rPr>
+          <w:rFonts w:hint="eastAsia"/>
+        </w:rPr>
+        <w:t>更新的时候，假设今天是</w:t>
+      </w:r>
+      <w:r>
+        <w:t>T日，我们处理的就是昨天产生的增量数据。首先会把昨天新增和修改的数据同步到ODS层，然后拿ODS的数据去和DIM层当前生效的数据做关联比对。</w:t>
+      </w:r>
+    </w:p>
+    <w:p>
+      <w:pPr>
+        <w:rPr>
+          <w:rFonts w:hint="eastAsia"/>
+        </w:rPr>
+      </w:pPr>
+    </w:p>
+    <w:p>
+      <w:r>
+        <w:rPr>
+          <w:rFonts w:hint="eastAsia"/>
+        </w:rPr>
+        <w:t>如果数据没有变化，就继续保留；如果数据发生了修改，就把原来那条记录的结束日期改成昨天，再新增一条最新的数据，开始日期也是昨天，结束日期还是</w:t>
+      </w:r>
+      <w:r>
+        <w:t>9999-12-31，表示当前生效；如果是新增数据，就直接插入一条新的生效记录。</w:t>
+      </w:r>
+    </w:p>
+    <w:p>
+      <w:pPr>
+        <w:rPr>
+          <w:rFonts w:hint="eastAsia"/>
+        </w:rPr>
+      </w:pPr>
+      <w:bookmarkStart w:id="2" w:name="_GoBack"/>
+      <w:bookmarkEnd w:id="2"/>
+    </w:p>
+    <w:p>
+      <w:r>
+        <w:rPr>
+          <w:rFonts w:hint="eastAsia"/>
+        </w:rPr>
+        <w:t>最后通过</w:t>
+      </w:r>
+      <w:r>
+        <w:t>INSERT OVERWRITE更新拉链表，把历史数据和最新数据一起写回。</w:t>
+      </w:r>
+    </w:p>
+    <w:p>
+      <w:r>
+        <w:rPr>
+          <w:rFonts w:hint="eastAsia"/>
+        </w:rPr>
+        <w:t>我理解拉链表最大的作用，就是既能查询当前最新的数据，又能保留历史变化记录。像保险项目里面</w:t>
+      </w:r>
+      <w:r>
+        <w:rPr>
+          <w:rFonts w:hint="eastAsia"/>
+        </w:rPr>
+        <w:t>客户归属、客户等级这些信息都会变化，所以比较适合用拉链表来管理</w:t>
+      </w:r>
+      <w:r>
+        <w:t>。</w:t>
+      </w:r>
+    </w:p>
+    <w:p>
+      <w:pPr>
+        <w:pStyle w:val="2"/>
+        <w:rPr>
+          <w:rFonts w:hint="eastAsia"/>
+        </w:rPr>
+      </w:pPr>
+      <w:r>
+        <w:rPr>
+          <w:rFonts w:hint="eastAsia"/>
+        </w:rPr>
+        <w:t>数仓建模</w:t>
+      </w:r>
+      <w:r>
+        <w:t xml:space="preserve"> mapping与宽表建模＋维度模型</w:t>
+      </w:r>
+      <w:r>
+        <w:rPr>
+          <w:rFonts w:hint="eastAsia"/>
+        </w:rPr>
+        <w:t>（事务表+维度表）</w:t>
+      </w:r>
+    </w:p>
+    <w:p>
+      <w:pPr>
+        <w:pStyle w:val="4"/>
+      </w:pPr>
+      <w:r>
+        <w:rPr>
+          <w:rFonts w:hint="eastAsia"/>
+        </w:rPr>
+        <w:t>数仓建模流程逻辑</w:t>
+      </w:r>
+    </w:p>
+    <w:p>
+      <w:r>
+        <w:t xml:space="preserve">1 确定目标表结构信息 </w:t>
+      </w:r>
+    </w:p>
+    <w:p>
+      <w:pPr>
+        <w:rPr>
+          <w:rFonts w:hint="eastAsia"/>
+        </w:rPr>
+      </w:pPr>
+      <w:r>
+        <w:rPr>
+          <w:rFonts w:hint="eastAsia"/>
+        </w:rPr>
+        <w:t>从</w:t>
+      </w:r>
+      <w:r>
+        <w:t>BI确定需要的目标表结构事务和维度字段</w:t>
+      </w:r>
+    </w:p>
+    <w:p>
+      <w:r>
+        <w:t>2 调研梳理来源表信息</w:t>
+      </w:r>
+    </w:p>
+    <w:p>
+      <w:pPr>
+        <w:rPr>
+          <w:rFonts w:hint="eastAsia"/>
+        </w:rPr>
+      </w:pPr>
+      <w:r>
+        <w:rPr>
+          <w:rFonts w:hint="eastAsia"/>
+        </w:rPr>
+        <w:t>在确定好事务和维度字段之后从后端数据库整理事务和各个维度相应的表</w:t>
+      </w:r>
+    </w:p>
+    <w:p>
+      <w:r>
+        <w:t>3 调研确认应用业务口径</w:t>
+      </w:r>
+    </w:p>
+    <w:p>
+      <w:pPr>
+        <w:rPr>
+          <w:rFonts w:hint="eastAsia"/>
+        </w:rPr>
+      </w:pPr>
+      <w:r>
+        <w:rPr>
+          <w:rFonts w:hint="eastAsia"/>
+        </w:rPr>
+        <w:t>调研事务需要使用什么方法去输出需要显示的方式</w:t>
+      </w:r>
+    </w:p>
+    <w:p>
+      <w:r>
+        <w:t>4 基于模型做取值映射分析</w:t>
+      </w:r>
+    </w:p>
+    <w:p>
+      <w:r>
+        <w:rPr>
+          <w:rFonts w:hint="eastAsia"/>
+        </w:rPr>
+        <w:t>上面三步完成之后对后端数据库获取的数据在</w:t>
+      </w:r>
+      <w:r>
+        <w:t>dm层进行映射到相应需要输出的字段</w:t>
       </w:r>
     </w:p>
     <w:p/>
+    <w:p>
+      <w:pPr>
+        <w:pStyle w:val="4"/>
+      </w:pPr>
+      <w:r>
+        <w:t>mapping</w:t>
+      </w:r>
+    </w:p>
+    <w:p>
+      <w:r>
+        <w:rPr>
+          <w:rFonts w:hint="eastAsia"/>
+        </w:rPr>
+        <w:t>本质：描述数据从来源到目标的“流转地图”，记录字段级血缘关系</w:t>
+      </w:r>
+    </w:p>
+    <w:p>
+      <w:r>
+        <w:t>1 目标字段 DM、DWS层表结构</w:t>
+      </w:r>
+    </w:p>
+    <w:p>
+      <w:r>
+        <w:t>2 来源字段 ODS、DWD层字段</w:t>
+      </w:r>
+    </w:p>
+    <w:p>
+      <w:r>
+        <w:t>3 转换规则 空值处理NVL、类型转换CAST、计算逻辑SUM/CASE WHEN</w:t>
+      </w:r>
+    </w:p>
+    <w:p>
+      <w:pPr>
+        <w:rPr>
+          <w:rFonts w:hint="eastAsia"/>
+        </w:rPr>
+      </w:pPr>
+      <w:r>
+        <w:t>4 业务口径说明 如“</w:t>
+      </w:r>
+      <w:r>
+        <w:rPr>
+          <w:rFonts w:hint="eastAsia"/>
+        </w:rPr>
+        <w:t>佣金=保费*提点</w:t>
+      </w:r>
+    </w:p>
     <w:p/>
     <w:p>
       <w:pPr>
+        <w:pStyle w:val="4"/>
+      </w:pPr>
+      <w:r>
+        <w:rPr>
+          <w:rFonts w:hint="eastAsia"/>
+        </w:rPr>
+        <w:lastRenderedPageBreak/>
+        <w:t>宽表建模</w:t>
+      </w:r>
+    </w:p>
+    <w:p>
+      <w:r>
+        <w:rPr>
+          <w:rFonts w:hint="eastAsia"/>
+        </w:rPr>
+        <w:t>本质：将多个维度表的属性冗余到事实表中，形成“大宽表”，避免查询时多次</w:t>
+      </w:r>
+      <w:r>
+        <w:t>JOIN</w:t>
+      </w:r>
+    </w:p>
+    <w:p>
+      <w:r>
+        <w:t>1 选择公共粒度：如按</w:t>
+      </w:r>
+      <w:r>
+        <w:t>user_id</w:t>
+      </w:r>
+      <w:r>
+        <w:rPr>
+          <w:rFonts w:hint="eastAsia"/>
+        </w:rPr>
+        <w:t>（客户）</w:t>
+      </w:r>
+      <w:r>
+        <w:t>+ange_id(</w:t>
+      </w:r>
+      <w:r>
+        <w:rPr>
+          <w:rFonts w:hint="eastAsia"/>
+        </w:rPr>
+        <w:t>收展员</w:t>
+      </w:r>
+      <w:r>
+        <w:t>)</w:t>
+      </w:r>
+      <w:r>
+        <w:t>+ds组合，保证每行唯一。</w:t>
+      </w:r>
+    </w:p>
+    <w:p>
+      <w:r>
+        <w:t xml:space="preserve">2 </w:t>
+      </w:r>
+      <w:r>
+        <w:t>冗余常用维度属性：</w:t>
+      </w:r>
+      <w:r>
+        <w:rPr>
+          <w:rFonts w:hint="eastAsia"/>
+        </w:rPr>
+        <w:t>受益人、被投保人</w:t>
+      </w:r>
+      <w:r>
+        <w:t>、</w:t>
+      </w:r>
+      <w:r>
+        <w:rPr>
+          <w:rFonts w:hint="eastAsia"/>
+        </w:rPr>
+        <w:t>产品</w:t>
+      </w:r>
+      <w:r>
+        <w:t>名称、地区名称等直接存入宽表</w:t>
+      </w:r>
+    </w:p>
+    <w:p>
+      <w:r>
+        <w:t>3 预计算轻度聚合：如</w:t>
+      </w:r>
+      <w:r>
+        <w:t>sum(</w:t>
+      </w:r>
+      <w:r>
+        <w:rPr>
+          <w:rFonts w:hint="eastAsia"/>
+        </w:rPr>
+        <w:t>fyc_</w:t>
+      </w:r>
+      <w:r>
+        <w:t>amount</w:t>
+      </w:r>
+      <w:r>
+        <w:t>)、</w:t>
+      </w:r>
+      <w:r>
+        <w:t>count(distinct user</w:t>
+      </w:r>
+      <w:r>
+        <w:t>_id)，为DM层加速</w:t>
+      </w:r>
+    </w:p>
+    <w:p>
+      <w:r>
+        <w:rPr>
+          <w:rFonts w:hint="eastAsia"/>
+        </w:rPr>
+        <w:t>优点：查询性能好（减少</w:t>
+      </w:r>
+      <w:r>
+        <w:t>JOIN），易理解（一张表涵盖所有分析维度）</w:t>
+      </w:r>
+    </w:p>
+    <w:p/>
+    <w:p>
+      <w:pPr>
+        <w:pStyle w:val="4"/>
+      </w:pPr>
+      <w:r>
+        <w:t>维度模型</w:t>
+      </w:r>
+    </w:p>
+    <w:p>
+      <w:r>
+        <w:rPr>
+          <w:rFonts w:hint="eastAsia"/>
+        </w:rPr>
+        <w:t>一</w:t>
+      </w:r>
+    </w:p>
+    <w:p>
+      <w:r>
+        <w:rPr>
+          <w:rFonts w:hint="eastAsia"/>
+        </w:rPr>
+        <w:t>事务型事实表</w:t>
+      </w:r>
+      <w:r>
+        <w:t xml:space="preserve"> 四步</w:t>
+      </w:r>
+    </w:p>
+    <w:p>
+      <w:r>
+        <w:rPr>
+          <w:rFonts w:hint="eastAsia"/>
+        </w:rPr>
+        <w:t>选择业务过程</w:t>
+      </w:r>
+      <w:r>
+        <w:t xml:space="preserve"> 选择什么业务比如退款表作为业务过程 用户申请退款 商家审核 系统退款成功 这个过程作为业务过程</w:t>
+      </w:r>
+    </w:p>
+    <w:p>
+      <w:r>
+        <w:rPr>
+          <w:rFonts w:hint="eastAsia"/>
+        </w:rPr>
+        <w:t>声明颗粒度</w:t>
+      </w:r>
+      <w:r>
+        <w:t xml:space="preserve"> 以某个字段为最细字段 比如一个人一次性买了两件商品 可以退部分也可以退全部 所以可以将每件商品项的退款作为最细颗粒</w:t>
+      </w:r>
+    </w:p>
+    <w:p>
+      <w:r>
+        <w:rPr>
+          <w:rFonts w:hint="eastAsia"/>
+        </w:rPr>
+        <w:t>确认维度</w:t>
+      </w:r>
+      <w:r>
+        <w:t xml:space="preserve"> 比如确定具体退款时间、退款审核人、退款方式、退款原因等维度</w:t>
+      </w:r>
+    </w:p>
+    <w:p>
+      <w:r>
+        <w:rPr>
+          <w:rFonts w:hint="eastAsia"/>
+        </w:rPr>
+        <w:t>确认事实</w:t>
+      </w:r>
+      <w:r>
+        <w:t xml:space="preserve"> 确认事实就是哪些字段可以聚合的字段 比如退款总金额 退款总商品数等</w:t>
+      </w:r>
+    </w:p>
+    <w:p/>
+    <w:p>
+      <w:r>
+        <w:rPr>
+          <w:rFonts w:hint="eastAsia"/>
+        </w:rPr>
+        <w:t>二</w:t>
+      </w:r>
+    </w:p>
+    <w:p>
+      <w:r>
+        <w:rPr>
+          <w:rFonts w:hint="eastAsia"/>
+        </w:rPr>
+        <w:t>维度表设计</w:t>
+      </w:r>
+      <w:r>
+        <w:t xml:space="preserve"> </w:t>
+      </w:r>
+    </w:p>
+    <w:p>
+      <w:r>
+        <w:rPr>
+          <w:rFonts w:hint="eastAsia"/>
+        </w:rPr>
+        <w:t>确定维度</w:t>
+      </w:r>
+      <w:r>
+        <w:t xml:space="preserve"> 由于可能存在多个事实表与统一维度表相关 为了保证维度唯一性 只创建一张维度表</w:t>
+      </w:r>
+    </w:p>
+    <w:p>
+      <w:r>
+        <w:rPr>
+          <w:rFonts w:hint="eastAsia"/>
+        </w:rPr>
+        <w:t>确定主维表和相关维表的关系</w:t>
+      </w:r>
+      <w:r>
+        <w:t xml:space="preserve"> 最细的表作为主维表 主维表可以直接关联事实表 通</w:t>
+      </w:r>
+    </w:p>
+    <w:p>
+      <w:pPr>
+        <w:rPr>
+          <w:rFonts w:hint="eastAsia"/>
+        </w:rPr>
+      </w:pPr>
+    </w:p>
+    <w:p>
+      <w:pPr>
+        <w:rPr>
+          <w:rFonts w:hint="eastAsia"/>
+        </w:rPr>
+      </w:pPr>
+    </w:p>
+    <w:p>
+      <w:pPr>
         <w:pStyle w:val="3"/>
       </w:pPr>
       <w:r>
-        <w:t>9.拉链表</w:t>
-      </w:r>
-    </w:p>
-    <w:p>
-      <w:r>
-        <w:t>1 适用范围 缓慢变化维</w:t>
-      </w:r>
-    </w:p>
-    <w:p>
-      <w:r>
-        <w:t>2 比源数据多两个字段 开始生效时间和结束生效时间</w:t>
-      </w:r>
-    </w:p>
-    <w:p>
-      <w:r>
-        <w:t>3 位置 公共维度表</w:t>
-      </w:r>
-    </w:p>
-    <w:p>
-      <w:r>
-        <w:t>4 分区 以结束生效时间字段作为分区</w:t>
-      </w:r>
-    </w:p>
-    <w:p>
-      <w:r>
-        <w:t>5 与之对应贴源层为增量更新</w:t>
+        <w:t>14 7-9个银行系统名称</w:t>
+      </w:r>
+    </w:p>
+    <w:p>
+      <w:r>
+        <w:t>cbs核心系统（核心业务）、ecif（客户管理系统）</w:t>
+      </w:r>
+    </w:p>
+    <w:p>
+      <w:r>
+        <w:t>ccp（信用卡系统）、bbs（票据系统）、ccs（对公信贷管理系统）</w:t>
+      </w:r>
+    </w:p>
+    <w:p>
+      <w:r>
+        <w:t>pcs（零售信贷系统）、nbs（网上银行系统）</w:t>
       </w:r>
     </w:p>
     <w:p/>
     <w:p>
       <w:pPr>
         <w:pStyle w:val="3"/>
-      </w:pPr>
-      <w:r>
-        <w:t>10.拉链表更新表流程</w:t>
-      </w:r>
-    </w:p>
-    <w:p>
-      <w:pPr>
-        <w:rPr>
-          <w:rFonts w:hint="eastAsia"/>
-        </w:rPr>
-      </w:pPr>
-      <w:r>
-        <w:rPr>
-          <w:rFonts w:hint="eastAsia"/>
-        </w:rPr>
-        <w:t>贴源层获取到后端数据库里面比如</w:t>
-      </w:r>
-      <w:r>
-        <w:rPr>
-          <w:rFonts w:hint="eastAsia"/>
-        </w:rPr>
-        <w:t>0</w:t>
-      </w:r>
-      <w:r>
-        <w:t>610分区有更新和修改的用户信息表到ods</w:t>
-      </w:r>
-      <w:r>
-        <w:rPr>
-          <w:rFonts w:hint="eastAsia"/>
-        </w:rPr>
-        <w:t>表格</w:t>
-      </w:r>
-    </w:p>
-    <w:p>
-      <w:r>
-        <w:rPr>
-          <w:rFonts w:hint="eastAsia"/>
-        </w:rPr>
-        <w:t>在</w:t>
-      </w:r>
-      <w:r>
-        <w:t>ods里面获取到最新的表数据之后拿出来与dim公共维度表里的旧表进行insert into更新修改操作 更新操作的是一张中间表</w:t>
-      </w:r>
-    </w:p>
-    <w:p/>
-    <w:p>
-      <w:r>
-        <w:rPr>
-          <w:rFonts w:hint="eastAsia"/>
-        </w:rPr>
-        <w:t>对于旧表数据有修改的</w:t>
-      </w:r>
-      <w:r>
-        <w:t xml:space="preserve"> 找到id之后 先把旧数据id对应的行的结束生效时间改为</w:t>
-      </w:r>
-      <w:r>
-        <w:rPr>
-          <w:rFonts w:hint="eastAsia"/>
-        </w:rPr>
-        <w:t>0</w:t>
-      </w:r>
-      <w:r>
-        <w:t>610</w:t>
-      </w:r>
-    </w:p>
-    <w:p>
-      <w:r>
-        <w:rPr>
-          <w:rFonts w:hint="eastAsia"/>
-        </w:rPr>
-        <w:t>再将新数据插入进中间表里</w:t>
-      </w:r>
-      <w:r>
-        <w:t xml:space="preserve"> 开始生效时间设置为</w:t>
-      </w:r>
-      <w:r>
-        <w:rPr>
-          <w:rFonts w:hint="eastAsia"/>
-        </w:rPr>
-        <w:t>0</w:t>
-      </w:r>
-      <w:r>
-        <w:t>610 结束生效时间设置为9999</w:t>
-      </w:r>
-    </w:p>
-    <w:p>
-      <w:r>
-        <w:rPr>
-          <w:rFonts w:hint="eastAsia"/>
-        </w:rPr>
-        <w:t>如果有新数据</w:t>
-      </w:r>
-      <w:r>
-        <w:t xml:space="preserve"> 在旧表里面未查找到对应id则直接插入一行数据</w:t>
-      </w:r>
-    </w:p>
-    <w:p>
-      <w:r>
-        <w:rPr>
-          <w:rFonts w:hint="eastAsia"/>
-        </w:rPr>
-        <w:t>所有操作完成之后将旧表里面剩下的数据写到中间表当中</w:t>
-      </w:r>
-      <w:r>
-        <w:t xml:space="preserve"> </w:t>
-      </w:r>
-    </w:p>
-    <w:p/>
-    <w:p>
-      <w:r>
-        <w:rPr>
-          <w:rFonts w:hint="eastAsia"/>
-        </w:rPr>
-        <w:t>最后</w:t>
-      </w:r>
-      <w:r>
-        <w:t xml:space="preserve"> 将中间表通过insert overwrite到旧表以动态分区的形式覆盖掉每个时间段 比如609 610 9999这几个分区里面 </w:t>
-      </w:r>
-    </w:p>
-    <w:p>
-      <w:r>
-        <w:rPr>
-          <w:rFonts w:hint="eastAsia"/>
-        </w:rPr>
-        <w:t>即完成拉链表数据更新操作</w:t>
-      </w:r>
-    </w:p>
-    <w:p/>
-    <w:p>
-      <w:r>
-        <w:rPr>
-          <w:rFonts w:hint="eastAsia"/>
-        </w:rPr>
-        <w:t>数仓建模</w:t>
-      </w:r>
-      <w:r>
-        <w:t xml:space="preserve"> mapping与宽表建模＋维度模型</w:t>
-      </w:r>
-    </w:p>
-    <w:p/>
-    <w:p>
-      <w:pPr>
-        <w:pStyle w:val="3"/>
-      </w:pPr>
-      <w:r>
-        <w:rPr>
-          <w:rFonts w:hint="eastAsia"/>
-        </w:rPr>
-        <w:t>数仓建模流程逻辑</w:t>
-      </w:r>
-    </w:p>
-    <w:p>
-      <w:r>
-        <w:t xml:space="preserve">1 确定目标表结构信息 </w:t>
-      </w:r>
-    </w:p>
-    <w:p>
-      <w:pPr>
-        <w:rPr>
-          <w:rFonts w:hint="eastAsia"/>
-        </w:rPr>
-      </w:pPr>
-      <w:r>
-        <w:rPr>
-          <w:rFonts w:hint="eastAsia"/>
-        </w:rPr>
-        <w:t>从</w:t>
-      </w:r>
-      <w:r>
-        <w:t>BI确定需要的目标表结构事务和维度字段</w:t>
-      </w:r>
-    </w:p>
-    <w:p>
-      <w:r>
-        <w:t>2 调研梳理来源表信息</w:t>
-      </w:r>
-    </w:p>
-    <w:p>
-      <w:pPr>
-        <w:rPr>
-          <w:rFonts w:hint="eastAsia"/>
-        </w:rPr>
-      </w:pPr>
-      <w:r>
-        <w:rPr>
-          <w:rFonts w:hint="eastAsia"/>
-        </w:rPr>
-        <w:t>在确定好事务和维度字段之后从后端数据库整理事务和各个维度相应的表</w:t>
-      </w:r>
-    </w:p>
-    <w:p>
-      <w:r>
-        <w:t>3 调研确认应用业务口径</w:t>
-      </w:r>
-    </w:p>
-    <w:p>
-      <w:pPr>
-        <w:rPr>
-          <w:rFonts w:hint="eastAsia"/>
-        </w:rPr>
-      </w:pPr>
-      <w:r>
-        <w:rPr>
-          <w:rFonts w:hint="eastAsia"/>
-        </w:rPr>
-        <w:t>调研事务需要使用什么方法去输出需要显示的方式</w:t>
-      </w:r>
-    </w:p>
-    <w:p>
-      <w:r>
-        <w:t>4 基于模型做取值映射分析</w:t>
-      </w:r>
-    </w:p>
-    <w:p>
-      <w:r>
-        <w:rPr>
-          <w:rFonts w:hint="eastAsia"/>
-        </w:rPr>
-        <w:t>上面三步完成之后对后端数据库获取的数据在</w:t>
-      </w:r>
-      <w:r>
-        <w:t>dm层进行映射到相应需要输出的字段</w:t>
-      </w:r>
-    </w:p>
-    <w:p/>
-    <w:p>
-      <w:pPr>
-        <w:pStyle w:val="3"/>
-      </w:pPr>
+        <w:rPr>
+          <w:rFonts w:hint="eastAsia"/>
+        </w:rPr>
+      </w:pPr>
+      <w:r>
+        <w:t xml:space="preserve">15 </w:t>
+      </w:r>
+      <w:r>
+        <w:rPr>
+          <w:rFonts w:hint="eastAsia"/>
+        </w:rPr>
+        <w:t>数据治理（管理数据管理）</w:t>
+      </w:r>
+    </w:p>
+    <w:p>
+      <w:r>
+        <w:tab/>
+      </w:r>
+      <w:r>
+        <w:t xml:space="preserve">1 </w:t>
+      </w:r>
+      <w:r>
+        <w:t xml:space="preserve">元数据管理  </w:t>
+      </w:r>
+      <w:r>
+        <w:rPr>
+          <w:rFonts w:hint="eastAsia"/>
+        </w:rPr>
+        <w:t>管理数据管理的工作，实现标准化（按照规则），模板话（输出文档），自动化（利用工具）</w:t>
+      </w:r>
+    </w:p>
+    <w:p>
+      <w:r>
+        <w:rPr>
+          <w:rFonts w:hint="eastAsia"/>
+        </w:rPr>
+        <w:t>（</w:t>
+      </w:r>
+      <w:r>
+        <w:t>1）元数据管理：数据字典和 Mapping 是元数据管理中最核心的两个落地产物</w:t>
+      </w:r>
+    </w:p>
+    <w:p>
+      <w:r>
+        <w:t xml:space="preserve">      1）数据字典（静态）：数据结构（字段是什么）</w:t>
+      </w:r>
+    </w:p>
+    <w:p>
       <w:r>
         <w:lastRenderedPageBreak/>
-        <w:t>mapping</w:t>
-      </w:r>
-    </w:p>
-    <w:p>
-      <w:r>
-        <w:rPr>
-          <w:rFonts w:hint="eastAsia"/>
-        </w:rPr>
-        <w:t>本质：描述数据从来源到目标的“流转地图”，记录字段级血缘关系</w:t>
-      </w:r>
-    </w:p>
-    <w:p>
-      <w:r>
-        <w:t>1 目标字段 DM、DWS层表结构</w:t>
-      </w:r>
-    </w:p>
-    <w:p>
-      <w:r>
-        <w:t>2 来源字段 ODS、DWD层字段</w:t>
-      </w:r>
-    </w:p>
-    <w:p>
-      <w:r>
-        <w:t>3 转换规则 空值处理NVL、类型转换CAST、计算逻辑SUM/CASE WHEN</w:t>
-      </w:r>
-    </w:p>
-    <w:p>
-      <w:r>
-        <w:t>4 业务口径说明 如“订单金额=商品单价×数量</w:t>
-      </w:r>
-    </w:p>
-    <w:p/>
-    <w:p>
-      <w:pPr>
-        <w:pStyle w:val="3"/>
-      </w:pPr>
-      <w:r>
-        <w:rPr>
-          <w:rFonts w:hint="eastAsia"/>
-        </w:rPr>
-        <w:t>宽表建模</w:t>
-      </w:r>
-    </w:p>
-    <w:p>
-      <w:r>
-        <w:rPr>
-          <w:rFonts w:hint="eastAsia"/>
-        </w:rPr>
-        <w:t>本质：将多个维度表的属性冗余到事实表中，形成“大宽表”，避免查询时多次</w:t>
-      </w:r>
-      <w:r>
-        <w:t>JOIN</w:t>
-      </w:r>
-    </w:p>
-    <w:p>
-      <w:r>
-        <w:t>1 选择公共粒度：如按user_id+sku_id+ds组合，保证每行唯一。</w:t>
-      </w:r>
-    </w:p>
-    <w:p>
-      <w:r>
-        <w:t>2 冗余常用维度属性：用户等级、商品分类名称、地区名称等直接存入宽表</w:t>
-      </w:r>
-    </w:p>
-    <w:p>
-      <w:r>
-        <w:t>3 预计算轻度聚合：如sum(sku_num)、count(distinct order_id)，为DM层加速</w:t>
-      </w:r>
-    </w:p>
-    <w:p>
-      <w:r>
-        <w:rPr>
-          <w:rFonts w:hint="eastAsia"/>
-        </w:rPr>
-        <w:t>优点：查询性能好（减少</w:t>
-      </w:r>
-      <w:r>
-        <w:t>JOIN），易理解（一张表涵盖所有分析维度）</w:t>
-      </w:r>
-    </w:p>
-    <w:p/>
-    <w:p>
-      <w:pPr>
-        <w:pStyle w:val="3"/>
-      </w:pPr>
-      <w:r>
-        <w:t>14 7-9个银行系统名称</w:t>
-      </w:r>
-    </w:p>
-    <w:p>
-      <w:r>
-        <w:t>cbs核心系统（核心业务）、ecif（客户管理系统）</w:t>
-      </w:r>
-    </w:p>
-    <w:p>
-      <w:r>
-        <w:t>ccp（信用卡系统）、bbs（票据系统）、ccs（对公信贷管理系统）</w:t>
-      </w:r>
-    </w:p>
-    <w:p>
-      <w:r>
-        <w:t>pcs（零售信贷系统）、nbs（网上银行系统）</w:t>
-      </w:r>
-    </w:p>
-    <w:p/>
-    <w:p>
-      <w:pPr>
-        <w:pStyle w:val="3"/>
-        <w:rPr>
-          <w:rFonts w:hint="eastAsia"/>
-        </w:rPr>
-      </w:pPr>
-      <w:r>
-        <w:t xml:space="preserve">15 </w:t>
-      </w:r>
-      <w:r>
-        <w:rPr>
-          <w:rFonts w:hint="eastAsia"/>
-        </w:rPr>
-        <w:t>数据治理（管理数据管理）</w:t>
-      </w:r>
-    </w:p>
-    <w:p>
-      <w:r>
-        <w:tab/>
-      </w:r>
-      <w:r>
-        <w:t xml:space="preserve">1 </w:t>
-      </w:r>
-      <w:r>
-        <w:t>元数据管理  （元数据是描述数据架构的 mapping描述数据血缘关系）</w:t>
+        <w:t xml:space="preserve">      2) mapping:（动态）：血缘追溯（字段从哪来）</w:t>
       </w:r>
     </w:p>
     <w:p>
@@ -5211,7 +5831,6 @@
           <w:color w:val="0F1115"/>
           <w:shd w:val="clear" w:color="auto" w:fill="FFFFFF"/>
         </w:rPr>
-        <w:lastRenderedPageBreak/>
         <w:t>你可以把它想象成大型超市的收银台：如果只开一个收银台，排队就会很长；如果根据排队人数动态开启多个收银台（并让排队最短的顾客去空闲的收银台），整体结账效率就会大幅提升——这就是负载均衡的直观体现。</w:t>
       </w:r>
     </w:p>
@@ -5381,15 +6000,7 @@
           <w:color w:val="0F1115"/>
           <w:shd w:val="clear" w:color="auto" w:fill="FFFFFF"/>
         </w:rPr>
-        <w:t>避免因查询写法不当导致索引失效。在</w:t>
-      </w:r>
-      <w:r>
-        <w:rPr>
-          <w:rFonts w:ascii="Segoe UI" w:hAnsi="Segoe UI" w:cs="Segoe UI"/>
-          <w:color w:val="0F1115"/>
-          <w:shd w:val="clear" w:color="auto" w:fill="FFFFFF"/>
-        </w:rPr>
-        <w:t>数仓项目中，我们通常用</w:t>
+        <w:t>避免因查询写法不当导致索引失效。在数仓项目中，我们通常用</w:t>
       </w:r>
       <w:r>
         <w:rPr>
@@ -5548,6 +6159,7 @@
         </w:rPr>
       </w:pPr>
       <w:r>
+        <w:lastRenderedPageBreak/>
         <w:t>5</w:t>
       </w:r>
       <w:r>
@@ -5563,107 +6175,105 @@
       </w:r>
       <w:r>
         <w:t xml:space="preserve"> 20%~30%）时，由于走索引需要进行“回表”操作产生大量随机 I/O，而全表扫描采用顺序 I/O 成本更低，MySQL 优化器会主动放弃索引，选择全表扫描。此外，统计信息过时也会导致优化器误判，造成索引失效。</w:t>
-      </w:r>
-    </w:p>
-    <w:p>
-      <w:pPr>
-        <w:rPr>
-          <w:rFonts w:hint="eastAsia"/>
-        </w:rPr>
-      </w:pPr>
-    </w:p>
-    <w:p>
-      <w:pPr>
-        <w:pStyle w:val="3"/>
-      </w:pPr>
-      <w:r>
-        <w:rPr>
-          <w:rFonts w:hint="eastAsia"/>
-        </w:rPr>
-        <w:t>数据治理实现三化</w:t>
-      </w:r>
-      <w:r>
-        <w:t xml:space="preserve"> </w:t>
-      </w:r>
-    </w:p>
-    <w:p>
-      <w:r>
-        <w:rPr>
-          <w:rFonts w:hint="eastAsia"/>
-        </w:rPr>
-        <w:t>标准化（制定统一的数据命名、字段类型、业务口径和编码规则。</w:t>
-      </w:r>
-    </w:p>
-    <w:p>
-      <w:r>
-        <w:rPr>
-          <w:rFonts w:hint="eastAsia"/>
-        </w:rPr>
-        <w:t>如订单金额字段必须叫</w:t>
-      </w:r>
-      <w:r>
-        <w:t xml:space="preserve"> order_amount，单位统一为“</w:t>
-      </w:r>
-      <w:r>
-        <w:rPr>
-          <w:rFonts w:hint="eastAsia"/>
-        </w:rPr>
-        <w:t>元</w:t>
-      </w:r>
-      <w:r>
-        <w:t>”。目标是让数据“长一个样”，消除歧义。）</w:t>
-      </w:r>
-    </w:p>
-    <w:p/>
-    <w:p>
-      <w:r>
-        <w:rPr>
-          <w:rFonts w:hint="eastAsia"/>
-        </w:rPr>
-        <w:t>模版化（将标准化的流程（建表、</w:t>
-      </w:r>
-      <w:r>
-        <w:t>ETL映射、清洗逻辑）沉淀为可复用的模板文件。</w:t>
-      </w:r>
-    </w:p>
-    <w:p>
-      <w:r>
-        <w:rPr>
-          <w:rFonts w:hint="eastAsia"/>
-        </w:rPr>
-        <w:t>如</w:t>
-      </w:r>
-      <w:r>
-        <w:t xml:space="preserve"> dim_sku_info_df 建表语句固定格式，插入逻辑沿用统一模板。目标是“一次编写，多次复</w:t>
-      </w:r>
-      <w:r>
-        <w:lastRenderedPageBreak/>
-        <w:t>用”，提升效率。）</w:t>
-      </w:r>
-    </w:p>
-    <w:p/>
-    <w:p>
-      <w:r>
-        <w:rPr>
-          <w:rFonts w:hint="eastAsia"/>
-        </w:rPr>
-        <w:t>自动化（基于模板和标准，通过调度工具（如</w:t>
-      </w:r>
-      <w:r>
-        <w:t>Azkaban）自动执行数据接入、清洗、汇总等任务，并配置质量校验和告警机制，</w:t>
-      </w:r>
-    </w:p>
-    <w:p>
-      <w:r>
-        <w:rPr>
-          <w:rFonts w:hint="eastAsia"/>
-        </w:rPr>
-        <w:t>无需人工干预即可产出可信数据。目标是“降本增效、释放人力”。）</w:t>
       </w:r>
     </w:p>
     <w:p/>
     <w:p/>
     <w:p>
+      <w:pPr>
+        <w:rPr>
+          <w:rFonts w:hint="eastAsia"/>
+        </w:rPr>
+      </w:pPr>
+    </w:p>
+    <w:p>
+      <w:pPr>
+        <w:pStyle w:val="3"/>
+      </w:pPr>
+      <w:r>
+        <w:rPr>
+          <w:rFonts w:hint="eastAsia"/>
+        </w:rPr>
+        <w:t>数据治理实现三化</w:t>
+      </w:r>
+      <w:r>
+        <w:t xml:space="preserve"> </w:t>
+      </w:r>
+    </w:p>
+    <w:p>
+      <w:r>
+        <w:rPr>
+          <w:rFonts w:hint="eastAsia"/>
+        </w:rPr>
+        <w:t>标准化（制定统一的数据命名、字段类型、业务口径和编码规则。</w:t>
+      </w:r>
+    </w:p>
+    <w:p>
+      <w:r>
+        <w:rPr>
+          <w:rFonts w:hint="eastAsia"/>
+        </w:rPr>
+        <w:t>如订单金额字段必须叫</w:t>
+      </w:r>
+      <w:r>
+        <w:t xml:space="preserve"> order_amount，单位统一为“</w:t>
+      </w:r>
+      <w:r>
+        <w:rPr>
+          <w:rFonts w:hint="eastAsia"/>
+        </w:rPr>
+        <w:t>元</w:t>
+      </w:r>
+      <w:r>
+        <w:t>”。目标是让数据“长一个样”，消除歧义。）</w:t>
+      </w:r>
+    </w:p>
+    <w:p/>
+    <w:p>
+      <w:r>
+        <w:rPr>
+          <w:rFonts w:hint="eastAsia"/>
+        </w:rPr>
+        <w:t>模版化（将标准化的流程（建表、</w:t>
+      </w:r>
+      <w:r>
+        <w:t>ETL映射、清洗逻辑）沉淀为可复用的模板文件。</w:t>
+      </w:r>
+    </w:p>
+    <w:p>
+      <w:r>
+        <w:rPr>
+          <w:rFonts w:hint="eastAsia"/>
+        </w:rPr>
+        <w:t>如</w:t>
+      </w:r>
+      <w:r>
+        <w:t xml:space="preserve"> dim_sku_info_df 建表语句固定格式，插入逻辑沿用统一模板。目标是“一次编写，多次复用”，提升效率。）</w:t>
+      </w:r>
+    </w:p>
+    <w:p/>
+    <w:p>
+      <w:r>
+        <w:rPr>
+          <w:rFonts w:hint="eastAsia"/>
+        </w:rPr>
+        <w:t>自动化（基于模板和标准，通过调度工具（如</w:t>
+      </w:r>
+      <w:r>
+        <w:t>Azkaban）自动执行数据接入、清洗、汇总等任务，并配置质量校验和告警机制，</w:t>
+      </w:r>
+    </w:p>
+    <w:p>
+      <w:r>
+        <w:rPr>
+          <w:rFonts w:hint="eastAsia"/>
+        </w:rPr>
+        <w:t>无需人工干预即可产出可信数据。目标是“降本增效、释放人力”。）</w:t>
+      </w:r>
+    </w:p>
+    <w:p/>
+    <w:p/>
+    <w:p>
       <w:r>
         <w:t>16 银行主题 四个主题 每个主题下面还有二三级主题详细 看连接 https://www.cnblogs.com/zourui4271/p/13877676.html</w:t>
       </w:r>
@@ -5687,14 +6297,29 @@
       </w:pPr>
     </w:p>
     <w:p>
-      <w:r>
-        <w:rPr>
-          <w:rFonts w:hint="eastAsia"/>
-        </w:rPr>
-        <w:t>文件形式：</w:t>
-      </w:r>
-    </w:p>
-    <w:p>
+      <w:pPr>
+        <w:pStyle w:val="3"/>
+      </w:pPr>
+      <w:r>
+        <w:rPr>
+          <w:rFonts w:hint="eastAsia"/>
+        </w:rPr>
+        <w:t>存储</w:t>
+      </w:r>
+      <w:r>
+        <w:rPr>
+          <w:rFonts w:hint="eastAsia"/>
+        </w:rPr>
+        <w:t>文件形式</w:t>
+      </w:r>
+    </w:p>
+    <w:p>
+      <w:r>
+        <w:rPr>
+          <w:rFonts w:hint="eastAsia"/>
+        </w:rPr>
+        <w:t>由于数据库过来的数据比较大，</w:t>
+      </w:r>
       <w:r>
         <w:rPr>
           <w:rFonts w:hint="eastAsia"/>
@@ -5717,7 +6342,16 @@
         <w:jc w:val="center"/>
       </w:pPr>
       <w:r>
-        <w:t>hive架构</w:t>
+        <w:t>H</w:t>
+      </w:r>
+      <w:r>
+        <w:t>ive</w:t>
+      </w:r>
+      <w:r>
+        <w:rPr>
+          <w:rFonts w:hint="eastAsia"/>
+        </w:rPr>
+        <w:t>有关内容</w:t>
       </w:r>
     </w:p>
     <w:p>
@@ -5763,6 +6397,7 @@
         <w:rPr>
           <w:rFonts w:hint="eastAsia"/>
         </w:rPr>
+        <w:lastRenderedPageBreak/>
         <w:t>执行器翻译语句给</w:t>
       </w:r>
       <w:r>
@@ -5846,6 +6481,21 @@
         <w:t>ddl的update ddl更新效果</w:t>
       </w:r>
     </w:p>
+    <w:p/>
+    <w:p>
+      <w:pPr>
+        <w:pStyle w:val="4"/>
+        <w:rPr>
+          <w:rFonts w:hint="eastAsia"/>
+        </w:rPr>
+      </w:pPr>
+      <w:r>
+        <w:rPr>
+          <w:rFonts w:hint="eastAsia"/>
+        </w:rPr>
+        <w:t>分区分桶的区别</w:t>
+      </w:r>
+    </w:p>
     <w:p>
       <w:r>
         <w:rPr>
@@ -5898,14 +6548,28 @@
           <w:rFonts w:hint="eastAsia"/>
         </w:rPr>
       </w:pPr>
+      <w:r>
+        <w:rPr>
+          <w:rFonts w:hint="eastAsia"/>
+        </w:rPr>
+        <w:t>分区就是分目录加快查询速率</w:t>
+      </w:r>
+      <w:r>
+        <w:t xml:space="preserve"> 分桶就是分文件提高表关联速度</w:t>
+      </w:r>
     </w:p>
     <w:p>
       <w:pPr>
         <w:pStyle w:val="4"/>
       </w:pPr>
       <w:r>
-        <w:lastRenderedPageBreak/>
-        <w:t>azkaban</w:t>
+        <w:rPr>
+          <w:rFonts w:hint="eastAsia"/>
+        </w:rPr>
+        <w:t>A</w:t>
+      </w:r>
+      <w:r>
+        <w:t>zkaban</w:t>
       </w:r>
     </w:p>
     <w:p>
@@ -6017,11 +6681,41 @@
     </w:p>
     <w:p/>
     <w:p>
-      <w:r>
-        <w:rPr>
-          <w:rFonts w:hint="eastAsia"/>
-        </w:rPr>
-        <w:t>维度模型：星型模型</w:t>
+      <w:pPr>
+        <w:pStyle w:val="4"/>
+        <w:rPr>
+          <w:rStyle w:val="30"/>
+        </w:rPr>
+      </w:pPr>
+      <w:r>
+        <w:rPr>
+          <w:rStyle w:val="30"/>
+          <w:rFonts w:hint="eastAsia"/>
+        </w:rPr>
+        <w:lastRenderedPageBreak/>
+        <w:t>维度</w:t>
+      </w:r>
+      <w:r>
+        <w:rPr>
+          <w:rStyle w:val="30"/>
+          <w:rFonts w:hint="eastAsia"/>
+        </w:rPr>
+        <w:t>dim的</w:t>
+      </w:r>
+      <w:r>
+        <w:rPr>
+          <w:rStyle w:val="30"/>
+          <w:rFonts w:hint="eastAsia"/>
+        </w:rPr>
+        <w:t>模型</w:t>
+      </w:r>
+    </w:p>
+    <w:p>
+      <w:r>
+        <w:rPr>
+          <w:rFonts w:hint="eastAsia"/>
+        </w:rPr>
+        <w:t>星型模型</w:t>
       </w:r>
       <w:r>
         <w:t xml:space="preserve"> 雪花模型 </w:t>
@@ -6075,6 +6769,109 @@
     </w:p>
     <w:p/>
     <w:p/>
+    <w:p>
+      <w:pPr>
+        <w:pStyle w:val="4"/>
+        <w:rPr>
+          <w:rFonts w:hint="eastAsia"/>
+        </w:rPr>
+      </w:pPr>
+      <w:r>
+        <w:t>hive排序</w:t>
+      </w:r>
+    </w:p>
+    <w:p>
+      <w:r>
+        <w:rPr>
+          <w:rFonts w:ascii="Segoe UI" w:hAnsi="Segoe UI" w:cs="Segoe UI"/>
+          <w:color w:val="0F1115"/>
+          <w:shd w:val="clear" w:color="auto" w:fill="FFFFFF"/>
+        </w:rPr>
+        <w:t>Task</w:t>
+      </w:r>
+      <w:r>
+        <w:rPr>
+          <w:rFonts w:ascii="Segoe UI" w:hAnsi="Segoe UI" w:cs="Segoe UI" w:hint="eastAsia"/>
+          <w:color w:val="0F1115"/>
+          <w:shd w:val="clear" w:color="auto" w:fill="FFFFFF"/>
+        </w:rPr>
+        <w:t>排序</w:t>
+      </w:r>
+      <w:r>
+        <w:rPr>
+          <w:rFonts w:ascii="Segoe UI" w:hAnsi="Segoe UI" w:cs="Segoe UI"/>
+          <w:color w:val="0F1115"/>
+          <w:shd w:val="clear" w:color="auto" w:fill="FFFFFF"/>
+        </w:rPr>
+        <w:t> </w:t>
+      </w:r>
+    </w:p>
+    <w:p>
+      <w:r>
+        <w:t>order by 只适合小数据排序 不适合大数据排序</w:t>
+      </w:r>
+    </w:p>
+    <w:p>
+      <w:r>
+        <w:t>sort by 局部有序 全局无序</w:t>
+      </w:r>
+      <w:r>
+        <w:rPr>
+          <w:rFonts w:hint="eastAsia"/>
+        </w:rPr>
+        <w:t xml:space="preserve"> </w:t>
+      </w:r>
+      <w:r>
+        <w:rPr>
+          <w:rFonts w:hint="eastAsia"/>
+        </w:rPr>
+        <w:t>各自</w:t>
+      </w:r>
+      <w:r>
+        <w:t>reduces</w:t>
+      </w:r>
+      <w:r>
+        <w:rPr>
+          <w:rFonts w:hint="eastAsia"/>
+        </w:rPr>
+        <w:t>内排序</w:t>
+      </w:r>
+    </w:p>
+    <w:p>
+      <w:r>
+        <w:t>distribute by 根据字段分组 然后用sort by 排序</w:t>
+      </w:r>
+    </w:p>
+    <w:p>
+      <w:r>
+        <w:rPr>
+          <w:rFonts w:hint="eastAsia"/>
+        </w:rPr>
+        <w:t>当分组数小于等于</w:t>
+      </w:r>
+      <w:r>
+        <w:t>reduces数 则根据分组排序 当大于reduces数 则随机数随机分组排序</w:t>
+      </w:r>
+    </w:p>
+    <w:p>
+      <w:r>
+        <w:t>cluster by是 distri by 与sort by 结合 字段要相同才能用</w:t>
+      </w:r>
+    </w:p>
+    <w:p>
+      <w:pPr>
+        <w:rPr>
+          <w:rFonts w:hint="eastAsia"/>
+        </w:rPr>
+      </w:pPr>
+    </w:p>
+    <w:p>
+      <w:pPr>
+        <w:rPr>
+          <w:rFonts w:hint="eastAsia"/>
+        </w:rPr>
+      </w:pPr>
+    </w:p>
     <w:p>
       <w:pPr>
         <w:pStyle w:val="1"/>
@@ -6085,68 +6882,9 @@
         <w:jc w:val="center"/>
       </w:pPr>
       <w:r>
-        <w:t>hive排序</w:t>
-      </w:r>
-    </w:p>
-    <w:p>
-      <w:r>
-        <w:t>order by 只适合小数据排序 不适合大数据排序</w:t>
-      </w:r>
-    </w:p>
-    <w:p>
-      <w:r>
-        <w:t>sort by 局部有序 全局无序</w:t>
-      </w:r>
-    </w:p>
-    <w:p>
-      <w:r>
-        <w:t>distribute by 根据字段分组 然后用sort by 排序</w:t>
-      </w:r>
-    </w:p>
-    <w:p>
-      <w:r>
-        <w:rPr>
-          <w:rFonts w:hint="eastAsia"/>
-        </w:rPr>
-        <w:t>当分组数小于等于</w:t>
-      </w:r>
-      <w:r>
-        <w:t>reduces数 则根据分组排序 当大于reduces数 则随机数随机分组排序</w:t>
-      </w:r>
-    </w:p>
-    <w:p>
-      <w:r>
-        <w:t>cluster by是 distri by 与sort by 结合 字段要相同才能用</w:t>
-      </w:r>
-    </w:p>
-    <w:p>
-      <w:pPr>
-        <w:rPr>
-          <w:rFonts w:hint="eastAsia"/>
-        </w:rPr>
-      </w:pPr>
-    </w:p>
-    <w:p>
-      <w:pPr>
-        <w:rPr>
-          <w:rFonts w:hint="eastAsia"/>
-        </w:rPr>
-      </w:pPr>
-    </w:p>
-    <w:p>
-      <w:pPr>
-        <w:pStyle w:val="1"/>
-        <w:numPr>
-          <w:ilvl w:val="0"/>
-          <w:numId w:val="13"/>
-        </w:numPr>
-        <w:jc w:val="center"/>
-      </w:pPr>
-      <w:r>
-        <w:rPr>
-          <w:rFonts w:hint="eastAsia"/>
-        </w:rPr>
-        <w:lastRenderedPageBreak/>
+        <w:rPr>
+          <w:rFonts w:hint="eastAsia"/>
+        </w:rPr>
         <w:t>退链操作</w:t>
       </w:r>
     </w:p>
@@ -6156,6 +6894,18 @@
           <w:rFonts w:hint="eastAsia"/>
         </w:rPr>
         <w:t>先删除生效时间大于问题时间的数据</w:t>
+      </w:r>
+      <w:r>
+        <w:rPr>
+          <w:rFonts w:hint="eastAsia"/>
+        </w:rPr>
+        <w:t>的</w:t>
+      </w:r>
+      <w:r>
+        <w:rPr>
+          <w:rFonts w:hint="eastAsia"/>
+        </w:rPr>
+        <w:t>所有失效分区</w:t>
       </w:r>
     </w:p>
     <w:p>
@@ -6237,10 +6987,16 @@
       </w:r>
     </w:p>
     <w:p>
+      <w:pPr>
+        <w:rPr>
+          <w:rFonts w:hint="eastAsia"/>
+        </w:rPr>
+      </w:pPr>
       <w:r>
         <w:rPr>
           <w:noProof/>
         </w:rPr>
+        <w:lastRenderedPageBreak/>
         <w:drawing>
           <wp:inline distT="0" distB="0" distL="0" distR="0" wp14:anchorId="12637271" wp14:editId="7F03A133">
             <wp:extent cx="5219971" cy="1579944"/>
@@ -6285,8 +7041,8 @@
         </w:rPr>
         <w:drawing>
           <wp:inline distT="0" distB="0" distL="0" distR="0" wp14:anchorId="4416213E" wp14:editId="673E872C">
-            <wp:extent cx="5274310" cy="1773555"/>
-            <wp:effectExtent l="0" t="0" r="2540" b="0"/>
+            <wp:extent cx="5274310" cy="1383175"/>
+            <wp:effectExtent l="0" t="0" r="2540" b="7620"/>
             <wp:docPr id="5" name="图片 5"/>
             <wp:cNvGraphicFramePr>
               <a:graphicFrameLocks xmlns:a="http://schemas.openxmlformats.org/drawingml/2006/main" noChangeAspect="1"/>
@@ -6298,20 +7054,27 @@
                     <pic:cNvPr id="1" name=""/>
                     <pic:cNvPicPr/>
                   </pic:nvPicPr>
-                  <pic:blipFill>
+                  <pic:blipFill rotWithShape="1">
                     <a:blip r:embed="rId13"/>
-                    <a:stretch>
-                      <a:fillRect/>
-                    </a:stretch>
+                    <a:srcRect b="22011"/>
+                    <a:stretch/>
                   </pic:blipFill>
-                  <pic:spPr>
+                  <pic:spPr bwMode="auto">
                     <a:xfrm>
                       <a:off x="0" y="0"/>
-                      <a:ext cx="5274310" cy="1773555"/>
+                      <a:ext cx="5274310" cy="1383175"/>
                     </a:xfrm>
                     <a:prstGeom prst="rect">
                       <a:avLst/>
                     </a:prstGeom>
+                    <a:ln>
+                      <a:noFill/>
+                    </a:ln>
+                    <a:extLst>
+                      <a:ext uri="{53640926-AAD7-44D8-BBD7-CCE9431645EC}">
+                        <a14:shadowObscured xmlns:a14="http://schemas.microsoft.com/office/drawing/2010/main"/>
+                      </a:ext>
+                    </a:extLst>
                   </pic:spPr>
                 </pic:pic>
               </a:graphicData>
@@ -6400,7 +7163,15 @@
           <w:sz w:val="24"/>
           <w:szCs w:val="24"/>
         </w:rPr>
-        <w:t xml:space="preserve">sql写法优化：避免在selec后面使用*，in not in用exits not exist替换 </w:t>
+        <w:t>sql写法优化：避免在selec后面使用*，in not in用exits not exist替换 少用join，</w:t>
+      </w:r>
+      <w:r>
+        <w:rPr>
+          <w:rFonts w:ascii="宋体" w:eastAsia="宋体" w:hAnsi="宋体" w:hint="eastAsia"/>
+          <w:sz w:val="24"/>
+          <w:szCs w:val="24"/>
+        </w:rPr>
+        <w:t>用速度快的</w:t>
       </w:r>
       <w:r>
         <w:rPr>
@@ -6408,16 +7179,24 @@
           <w:sz w:val="24"/>
           <w:szCs w:val="24"/>
         </w:rPr>
-        <w:lastRenderedPageBreak/>
-        <w:t>少用join，</w:t>
-      </w:r>
+        <w:t>unionall替换union，用group by代替distinct去重</w:t>
+      </w:r>
+    </w:p>
+    <w:p>
+      <w:pPr>
+        <w:rPr>
+          <w:rFonts w:ascii="宋体" w:eastAsia="宋体" w:hAnsi="宋体"/>
+          <w:sz w:val="24"/>
+          <w:szCs w:val="24"/>
+        </w:rPr>
+      </w:pPr>
       <w:r>
         <w:rPr>
           <w:rFonts w:ascii="宋体" w:eastAsia="宋体" w:hAnsi="宋体" w:hint="eastAsia"/>
           <w:sz w:val="24"/>
           <w:szCs w:val="24"/>
         </w:rPr>
-        <w:t>用速度快的</w:t>
+        <w:t>使用</w:t>
       </w:r>
       <w:r>
         <w:rPr>
@@ -6425,7 +7204,7 @@
           <w:sz w:val="24"/>
           <w:szCs w:val="24"/>
         </w:rPr>
-        <w:t>unionall替换union，用group by代替distinct去重</w:t>
+        <w:t>sql内置函数比如用decode替换case when加快查询速度</w:t>
       </w:r>
     </w:p>
     <w:p>
@@ -6442,7 +7221,7 @@
           <w:sz w:val="24"/>
           <w:szCs w:val="24"/>
         </w:rPr>
-        <w:t>使用</w:t>
+        <w:t>对某段</w:t>
       </w:r>
       <w:r>
         <w:rPr>
@@ -6450,41 +7229,16 @@
           <w:sz w:val="24"/>
           <w:szCs w:val="24"/>
         </w:rPr>
-        <w:t>sql内置函数比如用decode替换case when加快查询速度</w:t>
-      </w:r>
-    </w:p>
-    <w:p>
-      <w:pPr>
-        <w:rPr>
-          <w:rFonts w:ascii="宋体" w:eastAsia="宋体" w:hAnsi="宋体"/>
-          <w:sz w:val="24"/>
-          <w:szCs w:val="24"/>
-        </w:rPr>
-      </w:pPr>
-      <w:r>
+        <w:t>sql用with as创建临时表 拆分步骤</w:t>
+      </w:r>
+    </w:p>
+    <w:p>
+      <w:pPr>
         <w:rPr>
           <w:rFonts w:ascii="宋体" w:eastAsia="宋体" w:hAnsi="宋体" w:hint="eastAsia"/>
           <w:sz w:val="24"/>
           <w:szCs w:val="24"/>
         </w:rPr>
-        <w:t>对某段</w:t>
-      </w:r>
-      <w:r>
-        <w:rPr>
-          <w:rFonts w:ascii="宋体" w:eastAsia="宋体" w:hAnsi="宋体"/>
-          <w:sz w:val="24"/>
-          <w:szCs w:val="24"/>
-        </w:rPr>
-        <w:t>sql用with as创建临时表 拆分步骤</w:t>
-      </w:r>
-    </w:p>
-    <w:p>
-      <w:pPr>
-        <w:rPr>
-          <w:rFonts w:ascii="宋体" w:eastAsia="宋体" w:hAnsi="宋体"/>
-          <w:sz w:val="24"/>
-          <w:szCs w:val="24"/>
-        </w:rPr>
       </w:pPr>
       <w:r>
         <w:rPr>
@@ -6501,6 +7255,286 @@
           <w:rFonts w:hint="eastAsia"/>
         </w:rPr>
       </w:pPr>
+    </w:p>
+    <w:p>
+      <w:pPr>
+        <w:pStyle w:val="1"/>
+      </w:pPr>
+      <w:r>
+        <w:rPr>
+          <w:rFonts w:hint="eastAsia"/>
+        </w:rPr>
+        <w:t>如何查看执行计划</w:t>
+      </w:r>
+    </w:p>
+    <w:p>
+      <w:r>
+        <w:rPr>
+          <w:rFonts w:hint="eastAsia"/>
+        </w:rPr>
+        <w:t>执行计划是一条查询语句在oracle中的执行过程或访问路径</w:t>
+      </w:r>
+    </w:p>
+    <w:p>
+      <w:r>
+        <w:rPr>
+          <w:rFonts w:hint="eastAsia"/>
+        </w:rPr>
+        <w:t>执行完一条select语句后，在plsql执行计划窗口查看，或按f</w:t>
+      </w:r>
+      <w:r>
+        <w:t>5</w:t>
+      </w:r>
+      <w:r>
+        <w:rPr>
+          <w:rFonts w:hint="eastAsia"/>
+        </w:rPr>
+        <w:t>查看</w:t>
+      </w:r>
+    </w:p>
+    <w:p>
+      <w:r>
+        <w:rPr>
+          <w:rFonts w:hint="eastAsia"/>
+        </w:rPr>
+        <w:t>或者在命令窗口输入sql》explain</w:t>
+      </w:r>
+      <w:r>
+        <w:t xml:space="preserve"> </w:t>
+      </w:r>
+      <w:r>
+        <w:rPr>
+          <w:rFonts w:hint="eastAsia"/>
+        </w:rPr>
+        <w:t>plan</w:t>
+      </w:r>
+      <w:r>
+        <w:t xml:space="preserve"> for select * from table;</w:t>
+      </w:r>
+    </w:p>
+    <w:p>
+      <w:r>
+        <w:tab/>
+      </w:r>
+      <w:r>
+        <w:tab/>
+      </w:r>
+      <w:r>
+        <w:tab/>
+      </w:r>
+      <w:r>
+        <w:tab/>
+        <w:t xml:space="preserve">   Sql&gt;select * from table(dbms_xplan.display());</w:t>
+      </w:r>
+    </w:p>
+    <w:p>
+      <w:r>
+        <w:rPr>
+          <w:rFonts w:hint="eastAsia"/>
+        </w:rPr>
+        <w:t>主要查看 1</w:t>
+      </w:r>
+      <w:r>
+        <w:t xml:space="preserve"> </w:t>
+      </w:r>
+      <w:r>
+        <w:rPr>
+          <w:rFonts w:hint="eastAsia"/>
+        </w:rPr>
+        <w:t>执行顺序：缩进最多的先执行；同一级遵守最上最右先执行。</w:t>
+      </w:r>
+    </w:p>
+    <w:p>
+      <w:r>
+        <w:rPr>
+          <w:rFonts w:hint="eastAsia"/>
+        </w:rPr>
+        <w:t>2</w:t>
+      </w:r>
+      <w:r>
+        <w:t xml:space="preserve"> </w:t>
+      </w:r>
+      <w:r>
+        <w:rPr>
+          <w:rFonts w:hint="eastAsia"/>
+        </w:rPr>
+        <w:t>表扫描：全表、索引</w:t>
+      </w:r>
+    </w:p>
+    <w:p>
+      <w:r>
+        <w:rPr>
+          <w:rFonts w:hint="eastAsia"/>
+        </w:rPr>
+        <w:t>3</w:t>
+      </w:r>
+      <w:r>
+        <w:t xml:space="preserve"> </w:t>
+      </w:r>
+      <w:r>
+        <w:rPr>
+          <w:rFonts w:hint="eastAsia"/>
+        </w:rPr>
+        <w:t>关联机制：嵌套、哈希、排序</w:t>
+      </w:r>
+    </w:p>
+    <w:p>
+      <w:r>
+        <w:t xml:space="preserve">4 </w:t>
+      </w:r>
+      <w:r>
+        <w:rPr>
+          <w:rFonts w:hint="eastAsia"/>
+        </w:rPr>
+        <w:t>耗费（cost）、cpu</w:t>
+      </w:r>
+      <w:r>
+        <w:rPr>
+          <w:rFonts w:hint="eastAsia"/>
+        </w:rPr>
+        <w:t>耗费：理论上越小越好</w:t>
+      </w:r>
+    </w:p>
+    <w:p/>
+    <w:p>
+      <w:pPr>
+        <w:pStyle w:val="1"/>
+      </w:pPr>
+      <w:bookmarkStart w:id="3" w:name="OLE_LINK5"/>
+      <w:bookmarkStart w:id="4" w:name="OLE_LINK6"/>
+      <w:r>
+        <w:rPr>
+          <w:rFonts w:hint="eastAsia"/>
+        </w:rPr>
+        <w:t>存储过程异常有哪些？</w:t>
+      </w:r>
+    </w:p>
+    <w:bookmarkEnd w:id="3"/>
+    <w:bookmarkEnd w:id="4"/>
+    <w:p>
+      <w:r>
+        <w:rPr>
+          <w:noProof/>
+        </w:rPr>
+        <w:drawing>
+          <wp:inline distT="0" distB="0" distL="0" distR="0">
+            <wp:extent cx="5274310" cy="2969571"/>
+            <wp:effectExtent l="0" t="0" r="2540" b="2540"/>
+            <wp:docPr id="8" name="图片 8" descr="C:\Users\T440\xwechat_files\wxid_0p3ebsaqan4k29_f408\temp\RWTemp\2026-07\9e20f478899dc29eb19741386f9343c8\0cb77c7c7c5e5afd7e1a3fb66567c2b4.jpg"/>
+            <wp:cNvGraphicFramePr>
+              <a:graphicFrameLocks xmlns:a="http://schemas.openxmlformats.org/drawingml/2006/main" noChangeAspect="1"/>
+            </wp:cNvGraphicFramePr>
+            <a:graphic xmlns:a="http://schemas.openxmlformats.org/drawingml/2006/main">
+              <a:graphicData uri="http://schemas.openxmlformats.org/drawingml/2006/picture">
+                <pic:pic xmlns:pic="http://schemas.openxmlformats.org/drawingml/2006/picture">
+                  <pic:nvPicPr>
+                    <pic:cNvPr id="0" name="Picture 1" descr="C:\Users\T440\xwechat_files\wxid_0p3ebsaqan4k29_f408\temp\RWTemp\2026-07\9e20f478899dc29eb19741386f9343c8\0cb77c7c7c5e5afd7e1a3fb66567c2b4.jpg"/>
+                    <pic:cNvPicPr>
+                      <a:picLocks noChangeAspect="1" noChangeArrowheads="1"/>
+                    </pic:cNvPicPr>
+                  </pic:nvPicPr>
+                  <pic:blipFill>
+                    <a:blip r:embed="rId14" cstate="print">
+                      <a:extLst>
+                        <a:ext uri="{28A0092B-C50C-407E-A947-70E740481C1C}">
+                          <a14:useLocalDpi xmlns:a14="http://schemas.microsoft.com/office/drawing/2010/main" val="0"/>
+                        </a:ext>
+                      </a:extLst>
+                    </a:blip>
+                    <a:srcRect/>
+                    <a:stretch>
+                      <a:fillRect/>
+                    </a:stretch>
+                  </pic:blipFill>
+                  <pic:spPr bwMode="auto">
+                    <a:xfrm>
+                      <a:off x="0" y="0"/>
+                      <a:ext cx="5274310" cy="2969571"/>
+                    </a:xfrm>
+                    <a:prstGeom prst="rect">
+                      <a:avLst/>
+                    </a:prstGeom>
+                    <a:noFill/>
+                    <a:ln>
+                      <a:noFill/>
+                    </a:ln>
+                  </pic:spPr>
+                </pic:pic>
+              </a:graphicData>
+            </a:graphic>
+          </wp:inline>
+        </w:drawing>
+      </w:r>
+    </w:p>
+    <w:p>
+      <w:pPr>
+        <w:pStyle w:val="1"/>
+      </w:pPr>
+      <w:r>
+        <w:rPr>
+          <w:rFonts w:hint="eastAsia"/>
+        </w:rPr>
+        <w:t>锁、死锁怎么处理</w:t>
+      </w:r>
+    </w:p>
+    <w:p>
+      <w:r>
+        <w:rPr>
+          <w:rFonts w:hint="eastAsia"/>
+        </w:rPr>
+        <w:t>事务是一组数据库操作，要么全部成功，要么全部失败，具有</w:t>
+      </w:r>
+      <w:r>
+        <w:t>ACID四个特性：原子性、一致性、隔离性和持久性。</w:t>
+      </w:r>
+    </w:p>
+    <w:p>
+      <w:r>
+        <w:rPr>
+          <w:rFonts w:hint="eastAsia"/>
+        </w:rPr>
+        <w:t>锁是数据库为了保证并发访问数据的一致性而使用的机制，常见有共享锁（读锁）和排他锁（写锁）。</w:t>
+      </w:r>
+      <w:r>
+        <w:rPr>
+          <w:rFonts w:hint="eastAsia"/>
+        </w:rPr>
+        <w:t>共享锁（</w:t>
+      </w:r>
+      <w:r>
+        <w:t>S锁、读锁）：多个事务可以同时读取数据，但不能修改。</w:t>
+      </w:r>
+    </w:p>
+    <w:p>
+      <w:r>
+        <w:rPr>
+          <w:rFonts w:hint="eastAsia"/>
+        </w:rPr>
+        <w:t>排他锁（</w:t>
+      </w:r>
+      <w:r>
+        <w:t>X锁、写锁）：一个事务修改数据时，其他事务不能读写该数据。</w:t>
+      </w:r>
+    </w:p>
+    <w:p>
+      <w:pPr>
+        <w:rPr>
+          <w:rFonts w:hint="eastAsia"/>
+        </w:rPr>
+      </w:pPr>
+    </w:p>
+    <w:p>
+      <w:pPr>
+        <w:rPr>
+          <w:rFonts w:hint="eastAsia"/>
+        </w:rPr>
+      </w:pPr>
+      <w:r>
+        <w:rPr>
+          <w:rFonts w:hint="eastAsia"/>
+        </w:rPr>
+        <w:t>死锁是多个事务互相等待对方释放锁，导致事务无法继续执行。数据库一般会自动检测死锁，并回滚其中一个事务来解除死锁。开发过程中可以通过统一加锁顺序、缩短事务时间、及时提交事务以及建立合适索引等方式减少死锁的发生。</w:t>
+      </w:r>
     </w:p>
     <w:sectPr>
       <w:pgSz w:w="11906" w:h="16838"/>
@@ -6877,6 +7911,155 @@
     </w:lvl>
   </w:abstractNum>
   <w:abstractNum w:abstractNumId="3" w15:restartNumberingAfterBreak="0">
+    <w:nsid w:val="187033AD"/>
+    <w:multiLevelType w:val="multilevel"/>
+    <w:tmpl w:val="834A2B5C"/>
+    <w:lvl w:ilvl="0">
+      <w:start w:val="1"/>
+      <w:numFmt w:val="bullet"/>
+      <w:lvlText w:val=""/>
+      <w:lvlJc w:val="left"/>
+      <w:pPr>
+        <w:tabs>
+          <w:tab w:val="num" w:pos="720"/>
+        </w:tabs>
+        <w:ind w:left="720" w:hanging="360"/>
+      </w:pPr>
+      <w:rPr>
+        <w:rFonts w:ascii="Symbol" w:hAnsi="Symbol" w:hint="default"/>
+        <w:sz w:val="20"/>
+      </w:rPr>
+    </w:lvl>
+    <w:lvl w:ilvl="1" w:tentative="1">
+      <w:start w:val="1"/>
+      <w:numFmt w:val="bullet"/>
+      <w:lvlText w:val="o"/>
+      <w:lvlJc w:val="left"/>
+      <w:pPr>
+        <w:tabs>
+          <w:tab w:val="num" w:pos="1440"/>
+        </w:tabs>
+        <w:ind w:left="1440" w:hanging="360"/>
+      </w:pPr>
+      <w:rPr>
+        <w:rFonts w:ascii="Courier New" w:hAnsi="Courier New" w:hint="default"/>
+        <w:sz w:val="20"/>
+      </w:rPr>
+    </w:lvl>
+    <w:lvl w:ilvl="2" w:tentative="1">
+      <w:start w:val="1"/>
+      <w:numFmt w:val="bullet"/>
+      <w:lvlText w:val=""/>
+      <w:lvlJc w:val="left"/>
+      <w:pPr>
+        <w:tabs>
+          <w:tab w:val="num" w:pos="2160"/>
+        </w:tabs>
+        <w:ind w:left="2160" w:hanging="360"/>
+      </w:pPr>
+      <w:rPr>
+        <w:rFonts w:ascii="Wingdings" w:hAnsi="Wingdings" w:hint="default"/>
+        <w:sz w:val="20"/>
+      </w:rPr>
+    </w:lvl>
+    <w:lvl w:ilvl="3" w:tentative="1">
+      <w:start w:val="1"/>
+      <w:numFmt w:val="bullet"/>
+      <w:lvlText w:val=""/>
+      <w:lvlJc w:val="left"/>
+      <w:pPr>
+        <w:tabs>
+          <w:tab w:val="num" w:pos="2880"/>
+        </w:tabs>
+        <w:ind w:left="2880" w:hanging="360"/>
+      </w:pPr>
+      <w:rPr>
+        <w:rFonts w:ascii="Wingdings" w:hAnsi="Wingdings" w:hint="default"/>
+        <w:sz w:val="20"/>
+      </w:rPr>
+    </w:lvl>
+    <w:lvl w:ilvl="4" w:tentative="1">
+      <w:start w:val="1"/>
+      <w:numFmt w:val="bullet"/>
+      <w:lvlText w:val=""/>
+      <w:lvlJc w:val="left"/>
+      <w:pPr>
+        <w:tabs>
+          <w:tab w:val="num" w:pos="3600"/>
+        </w:tabs>
+        <w:ind w:left="3600" w:hanging="360"/>
+      </w:pPr>
+      <w:rPr>
+        <w:rFonts w:ascii="Wingdings" w:hAnsi="Wingdings" w:hint="default"/>
+        <w:sz w:val="20"/>
+      </w:rPr>
+    </w:lvl>
+    <w:lvl w:ilvl="5" w:tentative="1">
+      <w:start w:val="1"/>
+      <w:numFmt w:val="bullet"/>
+      <w:lvlText w:val=""/>
+      <w:lvlJc w:val="left"/>
+      <w:pPr>
+        <w:tabs>
+          <w:tab w:val="num" w:pos="4320"/>
+        </w:tabs>
+        <w:ind w:left="4320" w:hanging="360"/>
+      </w:pPr>
+      <w:rPr>
+        <w:rFonts w:ascii="Wingdings" w:hAnsi="Wingdings" w:hint="default"/>
+        <w:sz w:val="20"/>
+      </w:rPr>
+    </w:lvl>
+    <w:lvl w:ilvl="6" w:tentative="1">
+      <w:start w:val="1"/>
+      <w:numFmt w:val="bullet"/>
+      <w:lvlText w:val=""/>
+      <w:lvlJc w:val="left"/>
+      <w:pPr>
+        <w:tabs>
+          <w:tab w:val="num" w:pos="5040"/>
+        </w:tabs>
+        <w:ind w:left="5040" w:hanging="360"/>
+      </w:pPr>
+      <w:rPr>
+        <w:rFonts w:ascii="Wingdings" w:hAnsi="Wingdings" w:hint="default"/>
+        <w:sz w:val="20"/>
+      </w:rPr>
+    </w:lvl>
+    <w:lvl w:ilvl="7" w:tentative="1">
+      <w:start w:val="1"/>
+      <w:numFmt w:val="bullet"/>
+      <w:lvlText w:val=""/>
+      <w:lvlJc w:val="left"/>
+      <w:pPr>
+        <w:tabs>
+          <w:tab w:val="num" w:pos="5760"/>
+        </w:tabs>
+        <w:ind w:left="5760" w:hanging="360"/>
+      </w:pPr>
+      <w:rPr>
+        <w:rFonts w:ascii="Wingdings" w:hAnsi="Wingdings" w:hint="default"/>
+        <w:sz w:val="20"/>
+      </w:rPr>
+    </w:lvl>
+    <w:lvl w:ilvl="8" w:tentative="1">
+      <w:start w:val="1"/>
+      <w:numFmt w:val="bullet"/>
+      <w:lvlText w:val=""/>
+      <w:lvlJc w:val="left"/>
+      <w:pPr>
+        <w:tabs>
+          <w:tab w:val="num" w:pos="6480"/>
+        </w:tabs>
+        <w:ind w:left="6480" w:hanging="360"/>
+      </w:pPr>
+      <w:rPr>
+        <w:rFonts w:ascii="Wingdings" w:hAnsi="Wingdings" w:hint="default"/>
+        <w:sz w:val="20"/>
+      </w:rPr>
+    </w:lvl>
+  </w:abstractNum>
+  <w:abstractNum w:abstractNumId="4" w15:restartNumberingAfterBreak="0">
     <w:nsid w:val="27D42592"/>
     <w:multiLevelType w:val="hybridMultilevel"/>
     <w:tmpl w:val="0C70A5E4"/>
@@ -6965,7 +8148,7 @@
       </w:pPr>
     </w:lvl>
   </w:abstractNum>
-  <w:abstractNum w:abstractNumId="4" w15:restartNumberingAfterBreak="0">
+  <w:abstractNum w:abstractNumId="5" w15:restartNumberingAfterBreak="0">
     <w:nsid w:val="407F0492"/>
     <w:multiLevelType w:val="multilevel"/>
     <w:tmpl w:val="04B8418A"/>
@@ -7114,7 +8297,7 @@
       </w:rPr>
     </w:lvl>
   </w:abstractNum>
-  <w:abstractNum w:abstractNumId="5" w15:restartNumberingAfterBreak="0">
+  <w:abstractNum w:abstractNumId="6" w15:restartNumberingAfterBreak="0">
     <w:nsid w:val="4AAF58F7"/>
     <w:multiLevelType w:val="hybridMultilevel"/>
     <w:tmpl w:val="239EA9AE"/>
@@ -7203,7 +8386,7 @@
       </w:pPr>
     </w:lvl>
   </w:abstractNum>
-  <w:abstractNum w:abstractNumId="6" w15:restartNumberingAfterBreak="0">
+  <w:abstractNum w:abstractNumId="7" w15:restartNumberingAfterBreak="0">
     <w:nsid w:val="4BCF1675"/>
     <w:multiLevelType w:val="hybridMultilevel"/>
     <w:tmpl w:val="5F34C9F8"/>
@@ -7292,7 +8475,7 @@
       </w:pPr>
     </w:lvl>
   </w:abstractNum>
-  <w:abstractNum w:abstractNumId="7" w15:restartNumberingAfterBreak="0">
+  <w:abstractNum w:abstractNumId="8" w15:restartNumberingAfterBreak="0">
     <w:nsid w:val="51282F0E"/>
     <w:multiLevelType w:val="multilevel"/>
     <w:tmpl w:val="D258F692"/>
@@ -7441,7 +8624,7 @@
       </w:rPr>
     </w:lvl>
   </w:abstractNum>
-  <w:abstractNum w:abstractNumId="8" w15:restartNumberingAfterBreak="0">
+  <w:abstractNum w:abstractNumId="9" w15:restartNumberingAfterBreak="0">
     <w:nsid w:val="52FC495E"/>
     <w:multiLevelType w:val="hybridMultilevel"/>
     <w:tmpl w:val="AE20B51E"/>
@@ -7554,7 +8737,7 @@
       </w:rPr>
     </w:lvl>
   </w:abstractNum>
-  <w:abstractNum w:abstractNumId="9" w15:restartNumberingAfterBreak="0">
+  <w:abstractNum w:abstractNumId="10" w15:restartNumberingAfterBreak="0">
     <w:nsid w:val="5E837FB2"/>
     <w:multiLevelType w:val="multilevel"/>
     <w:tmpl w:val="639A9DFA"/>
@@ -7703,7 +8886,7 @@
       </w:rPr>
     </w:lvl>
   </w:abstractNum>
-  <w:abstractNum w:abstractNumId="10" w15:restartNumberingAfterBreak="0">
+  <w:abstractNum w:abstractNumId="11" w15:restartNumberingAfterBreak="0">
     <w:nsid w:val="6435232B"/>
     <w:multiLevelType w:val="multilevel"/>
     <w:tmpl w:val="AF18C9E6"/>
@@ -7852,7 +9035,7 @@
       </w:rPr>
     </w:lvl>
   </w:abstractNum>
-  <w:abstractNum w:abstractNumId="11" w15:restartNumberingAfterBreak="0">
+  <w:abstractNum w:abstractNumId="12" w15:restartNumberingAfterBreak="0">
     <w:nsid w:val="6AB86220"/>
     <w:multiLevelType w:val="hybridMultilevel"/>
     <w:tmpl w:val="4B28B70C"/>
@@ -7965,7 +9148,7 @@
       </w:rPr>
     </w:lvl>
   </w:abstractNum>
-  <w:abstractNum w:abstractNumId="12" w15:restartNumberingAfterBreak="0">
+  <w:abstractNum w:abstractNumId="13" w15:restartNumberingAfterBreak="0">
     <w:nsid w:val="75F87E5C"/>
     <w:multiLevelType w:val="hybridMultilevel"/>
     <w:tmpl w:val="E1787724"/>
@@ -8078,44 +9261,199 @@
       </w:rPr>
     </w:lvl>
   </w:abstractNum>
+  <w:abstractNum w:abstractNumId="14" w15:restartNumberingAfterBreak="0">
+    <w:nsid w:val="77F711DF"/>
+    <w:multiLevelType w:val="multilevel"/>
+    <w:tmpl w:val="7B2A8C4A"/>
+    <w:lvl w:ilvl="0">
+      <w:start w:val="1"/>
+      <w:numFmt w:val="bullet"/>
+      <w:lvlText w:val=""/>
+      <w:lvlJc w:val="left"/>
+      <w:pPr>
+        <w:tabs>
+          <w:tab w:val="num" w:pos="720"/>
+        </w:tabs>
+        <w:ind w:left="720" w:hanging="360"/>
+      </w:pPr>
+      <w:rPr>
+        <w:rFonts w:ascii="Symbol" w:hAnsi="Symbol" w:hint="default"/>
+        <w:sz w:val="20"/>
+      </w:rPr>
+    </w:lvl>
+    <w:lvl w:ilvl="1" w:tentative="1">
+      <w:start w:val="1"/>
+      <w:numFmt w:val="bullet"/>
+      <w:lvlText w:val="o"/>
+      <w:lvlJc w:val="left"/>
+      <w:pPr>
+        <w:tabs>
+          <w:tab w:val="num" w:pos="1440"/>
+        </w:tabs>
+        <w:ind w:left="1440" w:hanging="360"/>
+      </w:pPr>
+      <w:rPr>
+        <w:rFonts w:ascii="Courier New" w:hAnsi="Courier New" w:hint="default"/>
+        <w:sz w:val="20"/>
+      </w:rPr>
+    </w:lvl>
+    <w:lvl w:ilvl="2" w:tentative="1">
+      <w:start w:val="1"/>
+      <w:numFmt w:val="bullet"/>
+      <w:lvlText w:val=""/>
+      <w:lvlJc w:val="left"/>
+      <w:pPr>
+        <w:tabs>
+          <w:tab w:val="num" w:pos="2160"/>
+        </w:tabs>
+        <w:ind w:left="2160" w:hanging="360"/>
+      </w:pPr>
+      <w:rPr>
+        <w:rFonts w:ascii="Wingdings" w:hAnsi="Wingdings" w:hint="default"/>
+        <w:sz w:val="20"/>
+      </w:rPr>
+    </w:lvl>
+    <w:lvl w:ilvl="3" w:tentative="1">
+      <w:start w:val="1"/>
+      <w:numFmt w:val="bullet"/>
+      <w:lvlText w:val=""/>
+      <w:lvlJc w:val="left"/>
+      <w:pPr>
+        <w:tabs>
+          <w:tab w:val="num" w:pos="2880"/>
+        </w:tabs>
+        <w:ind w:left="2880" w:hanging="360"/>
+      </w:pPr>
+      <w:rPr>
+        <w:rFonts w:ascii="Wingdings" w:hAnsi="Wingdings" w:hint="default"/>
+        <w:sz w:val="20"/>
+      </w:rPr>
+    </w:lvl>
+    <w:lvl w:ilvl="4" w:tentative="1">
+      <w:start w:val="1"/>
+      <w:numFmt w:val="bullet"/>
+      <w:lvlText w:val=""/>
+      <w:lvlJc w:val="left"/>
+      <w:pPr>
+        <w:tabs>
+          <w:tab w:val="num" w:pos="3600"/>
+        </w:tabs>
+        <w:ind w:left="3600" w:hanging="360"/>
+      </w:pPr>
+      <w:rPr>
+        <w:rFonts w:ascii="Wingdings" w:hAnsi="Wingdings" w:hint="default"/>
+        <w:sz w:val="20"/>
+      </w:rPr>
+    </w:lvl>
+    <w:lvl w:ilvl="5" w:tentative="1">
+      <w:start w:val="1"/>
+      <w:numFmt w:val="bullet"/>
+      <w:lvlText w:val=""/>
+      <w:lvlJc w:val="left"/>
+      <w:pPr>
+        <w:tabs>
+          <w:tab w:val="num" w:pos="4320"/>
+        </w:tabs>
+        <w:ind w:left="4320" w:hanging="360"/>
+      </w:pPr>
+      <w:rPr>
+        <w:rFonts w:ascii="Wingdings" w:hAnsi="Wingdings" w:hint="default"/>
+        <w:sz w:val="20"/>
+      </w:rPr>
+    </w:lvl>
+    <w:lvl w:ilvl="6" w:tentative="1">
+      <w:start w:val="1"/>
+      <w:numFmt w:val="bullet"/>
+      <w:lvlText w:val=""/>
+      <w:lvlJc w:val="left"/>
+      <w:pPr>
+        <w:tabs>
+          <w:tab w:val="num" w:pos="5040"/>
+        </w:tabs>
+        <w:ind w:left="5040" w:hanging="360"/>
+      </w:pPr>
+      <w:rPr>
+        <w:rFonts w:ascii="Wingdings" w:hAnsi="Wingdings" w:hint="default"/>
+        <w:sz w:val="20"/>
+      </w:rPr>
+    </w:lvl>
+    <w:lvl w:ilvl="7" w:tentative="1">
+      <w:start w:val="1"/>
+      <w:numFmt w:val="bullet"/>
+      <w:lvlText w:val=""/>
+      <w:lvlJc w:val="left"/>
+      <w:pPr>
+        <w:tabs>
+          <w:tab w:val="num" w:pos="5760"/>
+        </w:tabs>
+        <w:ind w:left="5760" w:hanging="360"/>
+      </w:pPr>
+      <w:rPr>
+        <w:rFonts w:ascii="Wingdings" w:hAnsi="Wingdings" w:hint="default"/>
+        <w:sz w:val="20"/>
+      </w:rPr>
+    </w:lvl>
+    <w:lvl w:ilvl="8" w:tentative="1">
+      <w:start w:val="1"/>
+      <w:numFmt w:val="bullet"/>
+      <w:lvlText w:val=""/>
+      <w:lvlJc w:val="left"/>
+      <w:pPr>
+        <w:tabs>
+          <w:tab w:val="num" w:pos="6480"/>
+        </w:tabs>
+        <w:ind w:left="6480" w:hanging="360"/>
+      </w:pPr>
+      <w:rPr>
+        <w:rFonts w:ascii="Wingdings" w:hAnsi="Wingdings" w:hint="default"/>
+        <w:sz w:val="20"/>
+      </w:rPr>
+    </w:lvl>
+  </w:abstractNum>
   <w:num w:numId="1">
-    <w:abstractNumId w:val="6"/>
+    <w:abstractNumId w:val="7"/>
   </w:num>
   <w:num w:numId="2">
-    <w:abstractNumId w:val="7"/>
+    <w:abstractNumId w:val="8"/>
   </w:num>
   <w:num w:numId="3">
-    <w:abstractNumId w:val="10"/>
+    <w:abstractNumId w:val="11"/>
   </w:num>
   <w:num w:numId="4">
-    <w:abstractNumId w:val="4"/>
+    <w:abstractNumId w:val="5"/>
   </w:num>
   <w:num w:numId="5">
-    <w:abstractNumId w:val="9"/>
+    <w:abstractNumId w:val="10"/>
   </w:num>
   <w:num w:numId="6">
     <w:abstractNumId w:val="1"/>
   </w:num>
   <w:num w:numId="7">
-    <w:abstractNumId w:val="5"/>
+    <w:abstractNumId w:val="6"/>
   </w:num>
   <w:num w:numId="8">
-    <w:abstractNumId w:val="11"/>
+    <w:abstractNumId w:val="12"/>
   </w:num>
   <w:num w:numId="9">
     <w:abstractNumId w:val="2"/>
   </w:num>
   <w:num w:numId="10">
-    <w:abstractNumId w:val="3"/>
+    <w:abstractNumId w:val="4"/>
   </w:num>
   <w:num w:numId="11">
-    <w:abstractNumId w:val="8"/>
+    <w:abstractNumId w:val="9"/>
   </w:num>
   <w:num w:numId="12">
     <w:abstractNumId w:val="0"/>
   </w:num>
   <w:num w:numId="13">
-    <w:abstractNumId w:val="12"/>
+    <w:abstractNumId w:val="13"/>
+  </w:num>
+  <w:num w:numId="14">
+    <w:abstractNumId w:val="14"/>
+  </w:num>
+  <w:num w:numId="15">
+    <w:abstractNumId w:val="3"/>
   </w:num>
 </w:numbering>
 </file>
@@ -8605,10 +9943,31 @@
       <w:szCs w:val="28"/>
     </w:rPr>
   </w:style>
+  <w:style w:type="paragraph" w:styleId="5">
+    <w:name w:val="heading 5"/>
+    <w:basedOn w:val="a"/>
+    <w:next w:val="a"/>
+    <w:link w:val="50"/>
+    <w:uiPriority w:val="9"/>
+    <w:unhideWhenUsed/>
+    <w:qFormat/>
+    <w:rsid w:val="00B75F72"/>
+    <w:pPr>
+      <w:keepNext/>
+      <w:keepLines/>
+      <w:spacing w:before="280" w:after="290" w:line="376" w:lineRule="auto"/>
+      <w:outlineLvl w:val="4"/>
+    </w:pPr>
+    <w:rPr>
+      <w:b/>
+      <w:bCs/>
+      <w:sz w:val="28"/>
+      <w:szCs w:val="28"/>
+    </w:rPr>
+  </w:style>
   <w:style w:type="character" w:default="1" w:styleId="a0">
     <w:name w:val="Default Paragraph Font"/>
     <w:uiPriority w:val="1"/>
-    <w:semiHidden/>
     <w:unhideWhenUsed/>
   </w:style>
   <w:style w:type="table" w:default="1" w:styleId="a1">
@@ -8808,6 +10167,35 @@
     <w:rsid w:val="00084AB6"/>
     <w:rPr>
       <w:rFonts w:ascii="宋体" w:eastAsia="宋体" w:hAnsi="宋体" w:cs="宋体"/>
+      <w:sz w:val="24"/>
+      <w:szCs w:val="24"/>
+    </w:rPr>
+  </w:style>
+  <w:style w:type="character" w:customStyle="1" w:styleId="50">
+    <w:name w:val="标题 5 字符"/>
+    <w:basedOn w:val="a0"/>
+    <w:link w:val="5"/>
+    <w:uiPriority w:val="9"/>
+    <w:rsid w:val="00B75F72"/>
+    <w:rPr>
+      <w:b/>
+      <w:bCs/>
+      <w:sz w:val="28"/>
+      <w:szCs w:val="28"/>
+    </w:rPr>
+  </w:style>
+  <w:style w:type="paragraph" w:customStyle="1" w:styleId="ds-markdown-paragraph">
+    <w:name w:val="ds-markdown-paragraph"/>
+    <w:basedOn w:val="a"/>
+    <w:rsid w:val="002E41A3"/>
+    <w:pPr>
+      <w:widowControl/>
+      <w:spacing w:before="100" w:beforeAutospacing="1" w:after="100" w:afterAutospacing="1"/>
+      <w:jc w:val="left"/>
+    </w:pPr>
+    <w:rPr>
+      <w:rFonts w:ascii="宋体" w:eastAsia="宋体" w:hAnsi="宋体" w:cs="宋体"/>
+      <w:kern w:val="0"/>
       <w:sz w:val="24"/>
       <w:szCs w:val="24"/>
     </w:rPr>

--- a/毛智明-小作文.docx
+++ b/毛智明-小作文.docx
@@ -266,7 +266,7 @@
           <w:color w:val="0F1115"/>
           <w:szCs w:val="21"/>
         </w:rPr>
-        <w:t>名小组组长，</w:t>
+        <w:t>名小组组长</w:t>
       </w:r>
       <w:r>
         <w:rPr>
@@ -274,7 +274,7 @@
           <w:color w:val="0F1115"/>
           <w:szCs w:val="21"/>
         </w:rPr>
-        <w:t>2</w:t>
+        <w:t>（分配任务</w:t>
       </w:r>
       <w:r>
         <w:rPr>
@@ -282,7 +282,23 @@
           <w:color w:val="0F1115"/>
           <w:szCs w:val="21"/>
         </w:rPr>
-        <w:t>人做需求分析，</w:t>
+        <w:t>、对接甲方人</w:t>
+      </w:r>
+      <w:r>
+        <w:rPr>
+          <w:rFonts w:ascii="Segoe UI" w:hAnsi="Segoe UI" w:cs="Segoe UI" w:hint="eastAsia"/>
+          <w:color w:val="0F1115"/>
+          <w:szCs w:val="21"/>
+        </w:rPr>
+        <w:t>等</w:t>
+      </w:r>
+      <w:r>
+        <w:rPr>
+          <w:rFonts w:ascii="Segoe UI" w:hAnsi="Segoe UI" w:cs="Segoe UI" w:hint="eastAsia"/>
+          <w:color w:val="0F1115"/>
+          <w:szCs w:val="21"/>
+        </w:rPr>
+        <w:t>）</w:t>
       </w:r>
       <w:r>
         <w:rPr>
@@ -290,7 +306,7 @@
           <w:color w:val="0F1115"/>
           <w:szCs w:val="21"/>
         </w:rPr>
-        <w:t>4</w:t>
+        <w:t>，</w:t>
       </w:r>
       <w:r>
         <w:rPr>
@@ -298,7 +314,7 @@
           <w:color w:val="0F1115"/>
           <w:szCs w:val="21"/>
         </w:rPr>
-        <w:t>人做数据开发</w:t>
+        <w:t>2</w:t>
       </w:r>
       <w:r>
         <w:rPr>
@@ -306,7 +322,47 @@
           <w:color w:val="0F1115"/>
           <w:szCs w:val="21"/>
         </w:rPr>
-        <w:t>，一个人做运维</w:t>
+        <w:t>人做需求分析，</w:t>
+      </w:r>
+      <w:r>
+        <w:rPr>
+          <w:rFonts w:ascii="Segoe UI" w:hAnsi="Segoe UI" w:cs="Segoe UI"/>
+          <w:color w:val="0F1115"/>
+          <w:szCs w:val="21"/>
+        </w:rPr>
+        <w:t>4</w:t>
+      </w:r>
+      <w:r>
+        <w:rPr>
+          <w:rFonts w:ascii="Segoe UI" w:hAnsi="Segoe UI" w:cs="Segoe UI" w:hint="eastAsia"/>
+          <w:color w:val="0F1115"/>
+          <w:szCs w:val="21"/>
+        </w:rPr>
+        <w:t>人做数据开发</w:t>
+      </w:r>
+      <w:r>
+        <w:rPr>
+          <w:rFonts w:ascii="Segoe UI" w:hAnsi="Segoe UI" w:cs="Segoe UI" w:hint="eastAsia"/>
+          <w:color w:val="0F1115"/>
+          <w:szCs w:val="21"/>
+        </w:rPr>
+        <w:t>，</w:t>
+      </w:r>
+      <w:r>
+        <w:rPr>
+          <w:rFonts w:ascii="Segoe UI" w:hAnsi="Segoe UI" w:cs="Segoe UI" w:hint="eastAsia"/>
+          <w:color w:val="0F1115"/>
+          <w:szCs w:val="21"/>
+        </w:rPr>
+        <w:t>1</w:t>
+      </w:r>
+      <w:r>
+        <w:rPr>
+          <w:rFonts w:ascii="Segoe UI" w:hAnsi="Segoe UI" w:cs="Segoe UI" w:hint="eastAsia"/>
+          <w:color w:val="0F1115"/>
+          <w:szCs w:val="21"/>
+        </w:rPr>
+        <w:t>人做运维</w:t>
       </w:r>
     </w:p>
     <w:p>
@@ -319,6 +375,7 @@
         <w:rPr>
           <w:rFonts w:hint="eastAsia"/>
         </w:rPr>
+        <w:lastRenderedPageBreak/>
         <w:t>核心是开发是开发保险代理人的展业数据分析、新人</w:t>
       </w:r>
       <w:r>
@@ -350,7 +407,6 @@
         <w:rPr>
           <w:b/>
         </w:rPr>
-        <w:lastRenderedPageBreak/>
         <w:t xml:space="preserve">**Hadoop HDFS + Hive + </w:t>
       </w:r>
       <w:r>
@@ -591,14 +647,8 @@
         <w:rPr>
           <w:rFonts w:hint="eastAsia"/>
         </w:rPr>
-        <w:t>整个开发完成以后，我们会提交测试，同步修改的问题，最后上线运行，后面也会持续关注</w:t>
-      </w:r>
-      <w:r>
-        <w:rPr>
-          <w:rFonts w:hint="eastAsia"/>
-        </w:rPr>
         <w:lastRenderedPageBreak/>
-        <w:t>任务调度和数据质量。</w:t>
+        <w:t>整个开发完成以后，我们会提交测试，同步修改的问题，最后上线运行，后面也会持续关注任务调度和数据质量。</w:t>
       </w:r>
       <w:r>
         <w:t>"</w:t>
@@ -857,19 +907,144 @@
         </w:drawing>
       </w:r>
     </w:p>
-    <w:p/>
     <w:p>
       <w:pPr>
         <w:pStyle w:val="3"/>
-        <w:rPr>
-          <w:rFonts w:hint="eastAsia"/>
-        </w:rPr>
-      </w:pPr>
+      </w:pPr>
+      <w:r>
+        <w:rPr>
+          <w:rFonts w:hint="eastAsia"/>
+        </w:rPr>
+        <w:t>数仓模型结构</w:t>
+      </w:r>
+    </w:p>
+    <w:p>
+      <w:r>
+        <w:rPr>
+          <w:rFonts w:hint="eastAsia"/>
+        </w:rPr>
+        <w:t>结合上面的分析，该项目的数仓模型可梳理为以下结构：</w:t>
+      </w:r>
+    </w:p>
+    <w:p>
+      <w:r>
+        <w:t>DWD层：</w:t>
+      </w:r>
+    </w:p>
+    <w:p>
       <w:r>
         <w:rPr>
           <w:rFonts w:hint="eastAsia"/>
         </w:rPr>
         <w:lastRenderedPageBreak/>
+        <w:t>•</w:t>
+      </w:r>
+      <w:r>
+        <w:tab/>
+        <w:t>事实表：保单表（单张保单粒度）、佣金表（单笔佣金粒度）、活动记录表（单次活动粒度）</w:t>
+      </w:r>
+    </w:p>
+    <w:p>
+      <w:r>
+        <w:rPr>
+          <w:rFonts w:hint="eastAsia"/>
+        </w:rPr>
+        <w:t>•</w:t>
+      </w:r>
+      <w:r>
+        <w:tab/>
+        <w:t>维度表：代理人信息表、客户经营信息表、团队维度表、时间维度表、产品维度表</w:t>
+      </w:r>
+    </w:p>
+    <w:p>
+      <w:r>
+        <w:t>DWS层：</w:t>
+      </w:r>
+    </w:p>
+    <w:p>
+      <w:r>
+        <w:rPr>
+          <w:rFonts w:hint="eastAsia"/>
+        </w:rPr>
+        <w:t>•</w:t>
+      </w:r>
+      <w:r>
+        <w:tab/>
+        <w:t>基于DWD层按“人（收展员） × 日”粒度汇总，计算有效拜访客户数、参会次数、保费规模等指标</w:t>
+      </w:r>
+    </w:p>
+    <w:p>
+      <w:r>
+        <w:rPr>
+          <w:rFonts w:hint="eastAsia"/>
+        </w:rPr>
+        <w:t>•</w:t>
+      </w:r>
+      <w:r>
+        <w:tab/>
+        <w:t>按“人（收展员） × 月”粒度计算达星、达Q等月度考核指标</w:t>
+      </w:r>
+    </w:p>
+    <w:p>
+      <w:r>
+        <w:rPr>
+          <w:rFonts w:hint="eastAsia"/>
+        </w:rPr>
+        <w:t>•</w:t>
+      </w:r>
+      <w:r>
+        <w:tab/>
+        <w:t>按“团队 × 月”粒度汇总团队整体业绩</w:t>
+      </w:r>
+    </w:p>
+    <w:p>
+      <w:r>
+        <w:t>ADS层：</w:t>
+      </w:r>
+    </w:p>
+    <w:p>
+      <w:r>
+        <w:rPr>
+          <w:rFonts w:hint="eastAsia"/>
+        </w:rPr>
+        <w:t>•</w:t>
+      </w:r>
+      <w:r>
+        <w:tab/>
+        <w:t>考核结果明细表</w:t>
+      </w:r>
+    </w:p>
+    <w:p>
+      <w:r>
+        <w:rPr>
+          <w:rFonts w:hint="eastAsia"/>
+        </w:rPr>
+        <w:t>•</w:t>
+      </w:r>
+      <w:r>
+        <w:tab/>
+        <w:t>多维度可视化看板</w:t>
+      </w:r>
+    </w:p>
+    <w:p>
+      <w:r>
+        <w:rPr>
+          <w:rFonts w:hint="eastAsia"/>
+        </w:rPr>
+        <w:t>这种模型设计遵循了“维度建模”的经典思路：将业务过程记录为事实，将业务实体和分类抽象为维度，通过外键关联实现灵活的多维分析。</w:t>
+      </w:r>
+    </w:p>
+    <w:p>
+      <w:pPr>
+        <w:pStyle w:val="3"/>
+        <w:rPr>
+          <w:rFonts w:hint="eastAsia"/>
+        </w:rPr>
+      </w:pPr>
+      <w:r>
+        <w:rPr>
+          <w:rFonts w:hint="eastAsia"/>
+        </w:rPr>
         <w:t>具体</w:t>
       </w:r>
       <w:r>
@@ -1328,6 +1503,7 @@
         <w:pStyle w:val="5"/>
       </w:pPr>
       <w:r>
+        <w:lastRenderedPageBreak/>
         <w:t>连续登录问题</w:t>
       </w:r>
       <w:r>
@@ -1394,11 +1570,7 @@
         </w:rPr>
       </w:pPr>
       <w:r>
-        <w:t>新人入司后有6个月保护期，保护期内累计完成一定的举绩件数和FYC，就可以转正，这个</w:t>
-      </w:r>
-      <w:r>
-        <w:lastRenderedPageBreak/>
-        <w:t>叫“达Q”。如果保护期满还没达Q，就要淘汰。</w:t>
+        <w:t>新人入司后有6个月保护期，保护期内累计完成一定的举绩件数和FYC，就可以转正，这个叫“达Q”。如果保护期满还没达Q，就要淘汰。</w:t>
       </w:r>
     </w:p>
     <w:p>
@@ -1903,6 +2075,7 @@
         <w:rPr>
           <w:rFonts w:hint="eastAsia"/>
         </w:rPr>
+        <w:lastRenderedPageBreak/>
         <w:t>参会转化率</w:t>
       </w:r>
     </w:p>
@@ -2038,7 +2211,6 @@
         <w:rPr>
           <w:rFonts w:hint="eastAsia"/>
         </w:rPr>
-        <w:lastRenderedPageBreak/>
         <w:t xml:space="preserve">有效参会率 </w:t>
       </w:r>
     </w:p>
@@ -2434,6 +2606,7 @@
         <w:rPr>
           <w:rFonts w:hint="eastAsia"/>
         </w:rPr>
+        <w:lastRenderedPageBreak/>
         <w:t>统计周期：通常为月度或周度，在</w:t>
       </w:r>
       <w:r>
@@ -2560,417 +2733,426 @@
         <w:t>注意数据去重：有效拜访统计时，需用</w:t>
       </w:r>
       <w:r>
-        <w:t>COUNT(DISTINCT visit_id)避免重复计数；达星/达Q</w:t>
-      </w:r>
-      <w:r>
+        <w:t>COUNT(DISTINCT visit_id)避免重复计数；达星/达Q按月汇总时，需按agent_id + 月份分组汇总。</w:t>
+      </w:r>
+    </w:p>
+    <w:p>
+      <w:pPr>
+        <w:rPr>
+          <w:rFonts w:hint="eastAsia"/>
+        </w:rPr>
+      </w:pPr>
+      <w:r>
+        <w:rPr>
+          <w:rFonts w:hint="eastAsia"/>
+        </w:rPr>
+        <w:t>注意时间边界：达星</w:t>
+      </w:r>
+      <w:r>
+        <w:t>/达Q为月度指标，需明确统计周期（自然月）；参会率通常为月度，有效拜访可能是周度或月度，需在口径中明确。</w:t>
+      </w:r>
+    </w:p>
+    <w:p>
+      <w:r>
+        <w:t>NULL值处理：无拜访记录或无保单的代理人，对应指标应设为0或NULL，并在口径中说明（例如“无拜访记录则有效拜访次数=0”）。</w:t>
+      </w:r>
+    </w:p>
+    <w:p/>
+    <w:p>
+      <w:pPr>
+        <w:pStyle w:val="3"/>
+      </w:pPr>
+      <w:r>
+        <w:rPr>
+          <w:rFonts w:hint="eastAsia"/>
+          <w:highlight w:val="yellow"/>
+        </w:rPr>
+        <w:t>日常</w:t>
+      </w:r>
+      <w:r>
+        <w:rPr>
+          <w:rFonts w:hint="eastAsia"/>
+          <w:highlight w:val="yellow"/>
+        </w:rPr>
+        <w:t>工作中遇到</w:t>
+      </w:r>
+      <w:r>
+        <w:rPr>
+          <w:rFonts w:hint="eastAsia"/>
+          <w:highlight w:val="yellow"/>
+        </w:rPr>
+        <w:t>的问题</w:t>
+      </w:r>
+      <w:bookmarkStart w:id="2" w:name="_GoBack"/>
+      <w:bookmarkEnd w:id="2"/>
+    </w:p>
+    <w:p>
+      <w:pPr>
+        <w:pStyle w:val="4"/>
+      </w:pPr>
+      <w:r>
+        <w:rPr>
+          <w:rFonts w:hint="eastAsia"/>
+        </w:rPr>
+        <w:t>客户信息关联不上（编码问题）</w:t>
+      </w:r>
+    </w:p>
+    <w:p>
+      <w:pPr>
+        <w:rPr>
+          <w:rFonts w:hint="eastAsia"/>
+        </w:rPr>
+      </w:pPr>
+      <w:r>
+        <w:rPr>
+          <w:rFonts w:hint="eastAsia"/>
+        </w:rPr>
+        <w:t>客户信息关联不上（编码问题）</w:t>
+      </w:r>
+    </w:p>
+    <w:p>
+      <w:pPr>
+        <w:rPr>
+          <w:rFonts w:hint="eastAsia"/>
+        </w:rPr>
+      </w:pPr>
+      <w:r>
+        <w:rPr>
+          <w:rFonts w:hint="eastAsia"/>
+        </w:rPr>
+        <w:t>这个是在华安财险收展人员经营考核项目里面遇到的。</w:t>
+      </w:r>
+    </w:p>
+    <w:p>
+      <w:r>
+        <w:rPr>
+          <w:rFonts w:hint="eastAsia"/>
+        </w:rPr>
+        <w:t>当时我们需要把</w:t>
+      </w:r>
+      <w:r>
+        <w:t>CRM客户系统和承保系统的数据关联起来，生成客户经营分析的数据。其中客户姓名、身份证号这些字段都会作为关联条件。</w:t>
+      </w:r>
+    </w:p>
+    <w:p/>
+    <w:p>
+      <w:r>
+        <w:rPr>
+          <w:rFonts w:hint="eastAsia"/>
+        </w:rPr>
+        <w:t>后来开发的时候发现，有一部分客户始终关联不上，一开始我们还以为是</w:t>
+      </w:r>
+      <w:r>
+        <w:t>SQL关联条件写错了，就把关联条件一条一条排查。后来抽取源数据进行对比，发现身份证号能够正常关联，但是客户姓名有部分出现了乱码。</w:t>
+      </w:r>
+    </w:p>
+    <w:p/>
+    <w:p>
+      <w:r>
+        <w:rPr>
+          <w:rFonts w:hint="eastAsia"/>
+        </w:rPr>
+        <w:t>接着我们继续排查数据同步环节，最后发现是两个业务系统使用的字符编码不一致，一个使用</w:t>
+      </w:r>
+      <w:r>
+        <w:t>UTF-8，一个使用GBK，在数据同步读取的时候导致部分中文字段已经发生乱码，所以后面关联自然就失败了。</w:t>
+      </w:r>
+    </w:p>
+    <w:p/>
+    <w:p>
+      <w:r>
+        <w:rPr>
+          <w:rFonts w:hint="eastAsia"/>
+        </w:rPr>
+        <w:t>后来我们调整了数据同步配置，统一字符编码，同时在数据清洗阶段增加字符集转换，后续也在</w:t>
+      </w:r>
+      <w:r>
+        <w:t>Mapping文档中明确了各字段的编码规范，之后新增的数据源也统一按照这个标准执行，后面就没有再出现类似的问题了。</w:t>
+      </w:r>
+    </w:p>
+    <w:p/>
+    <w:p>
+      <w:pPr>
+        <w:pStyle w:val="4"/>
+      </w:pPr>
+      <w:r>
+        <w:rPr>
+          <w:rFonts w:hint="eastAsia"/>
+        </w:rPr>
         <w:lastRenderedPageBreak/>
-        <w:t>按月汇总时，需按agent_id + 月份分组汇总。</w:t>
-      </w:r>
-    </w:p>
-    <w:p>
-      <w:pPr>
-        <w:rPr>
-          <w:rFonts w:hint="eastAsia"/>
-        </w:rPr>
-      </w:pPr>
-      <w:r>
-        <w:rPr>
-          <w:rFonts w:hint="eastAsia"/>
-        </w:rPr>
-        <w:t>注意时间边界：达星</w:t>
-      </w:r>
-      <w:r>
-        <w:t>/达Q为月度指标，需明确统计周期（自然月）；参会率通常为月度，有效拜访可能是周度或月度，需在口径中明确。</w:t>
-      </w:r>
-    </w:p>
-    <w:p>
-      <w:r>
-        <w:t>NULL值处理：无拜访记录或无保单的代理人，对应指标应设为0或NULL，并在口径中说明（例如“无拜访记录则有效拜访次数=0”）。</w:t>
+        <w:t>重点1)</w:t>
+      </w:r>
+      <w:r>
+        <w:rPr>
+          <w:rFonts w:hint="eastAsia"/>
+        </w:rPr>
+        <w:t>客户重复、保费统计异常</w:t>
+      </w:r>
+    </w:p>
+    <w:p>
+      <w:pPr>
+        <w:rPr>
+          <w:rFonts w:hint="eastAsia"/>
+        </w:rPr>
+      </w:pPr>
+      <w:r>
+        <w:rPr>
+          <w:rFonts w:hint="eastAsia"/>
+        </w:rPr>
+        <w:t>客户重复、保费统计异常（数据标准化问题）</w:t>
+      </w:r>
+    </w:p>
+    <w:p>
+      <w:pPr>
+        <w:rPr>
+          <w:rFonts w:hint="eastAsia"/>
+        </w:rPr>
+      </w:pPr>
+      <w:r>
+        <w:rPr>
+          <w:rFonts w:hint="eastAsia"/>
+        </w:rPr>
+        <w:t>还有一个问题也是在收展人员经营考核项目里面遇到的。</w:t>
+      </w:r>
+    </w:p>
+    <w:p>
+      <w:pPr>
+        <w:rPr>
+          <w:rFonts w:hint="eastAsia"/>
+        </w:rPr>
+      </w:pPr>
+      <w:r>
+        <w:rPr>
+          <w:rFonts w:hint="eastAsia"/>
+        </w:rPr>
+        <w:t>当时我们需要统计收展人员服务客户数、累计保费、续保客户这些经营指标。</w:t>
+      </w:r>
+    </w:p>
+    <w:p>
+      <w:pPr>
+        <w:rPr>
+          <w:rFonts w:hint="eastAsia"/>
+        </w:rPr>
+      </w:pPr>
+      <w:r>
+        <w:rPr>
+          <w:rFonts w:hint="eastAsia"/>
+        </w:rPr>
+        <w:t>后来业务验收的时候发现，客户数量和保费金额跟业务部门统计的数据存在差异。</w:t>
+      </w:r>
+    </w:p>
+    <w:p>
+      <w:pPr>
+        <w:rPr>
+          <w:rFonts w:hint="eastAsia"/>
+        </w:rPr>
+      </w:pPr>
+      <w:r>
+        <w:rPr>
+          <w:rFonts w:hint="eastAsia"/>
+        </w:rPr>
+        <w:t>我们先把报表数据和源系统进行对比，最后发现问题主要出现在客户手机号和保费字段上。</w:t>
+      </w:r>
+    </w:p>
+    <w:p>
+      <w:r>
+        <w:rPr>
+          <w:rFonts w:hint="eastAsia"/>
+        </w:rPr>
+        <w:t>不同业务系统保存手机号的格式不一样，有的是</w:t>
+      </w:r>
+      <w:r>
+        <w:t>11位手机号，有的带+86前缀，还有的带横杠，甚至还有NULL、空字符串这些情况，所以同一个客户没有识别成同一个人。</w:t>
       </w:r>
     </w:p>
     <w:p/>
     <w:p>
+      <w:r>
+        <w:rPr>
+          <w:rFonts w:hint="eastAsia"/>
+        </w:rPr>
+        <w:t>另外保费金额也有问题，有些业务系统存的是</w:t>
+      </w:r>
+      <w:r>
+        <w:t>"元"，有些存的是"分"，导致部分报表金额直接放大了一百倍。</w:t>
+      </w:r>
+    </w:p>
+    <w:p/>
+    <w:p>
+      <w:r>
+        <w:rPr>
+          <w:rFonts w:hint="eastAsia"/>
+        </w:rPr>
+        <w:t>后来我们就在</w:t>
+      </w:r>
+      <w:r>
+        <w:t>DWD层统一做数据标准化处理，手机号统一去掉特殊字符和+86前缀，只保留11位手机号，不符合规则的数据统一标记异常；空字符串和字符串NULL统一转换成真正的NULL。</w:t>
+      </w:r>
+    </w:p>
+    <w:p/>
+    <w:p>
+      <w:r>
+        <w:rPr>
+          <w:rFonts w:hint="eastAsia"/>
+        </w:rPr>
+        <w:t>保费这块，我们和业务确认口径以后，统一把金额转换成</w:t>
+      </w:r>
+      <w:r>
+        <w:t>"元"，并在字段说明中明确金额单位。之后客户数量和保费指标就和业务保持一致了。</w:t>
+      </w:r>
+    </w:p>
+    <w:p/>
+    <w:p>
+      <w:pPr>
+        <w:pStyle w:val="4"/>
+      </w:pPr>
+      <w:r>
+        <w:rPr>
+          <w:rFonts w:hint="eastAsia"/>
+        </w:rPr>
+        <w:t>重点2)</w:t>
+      </w:r>
+      <w:r>
+        <w:t>Hive任务执行很慢（数据倾斜）</w:t>
+      </w:r>
+    </w:p>
+    <w:p>
+      <w:pPr>
+        <w:rPr>
+          <w:rFonts w:hint="eastAsia"/>
+        </w:rPr>
+      </w:pPr>
+      <w:r>
+        <w:t>Hive任务执行很慢（数据倾斜）</w:t>
+      </w:r>
+    </w:p>
+    <w:p>
+      <w:pPr>
+        <w:rPr>
+          <w:rFonts w:hint="eastAsia"/>
+        </w:rPr>
+      </w:pPr>
+      <w:r>
+        <w:rPr>
+          <w:rFonts w:hint="eastAsia"/>
+        </w:rPr>
+        <w:t>还有一次是在开发收展人员经营分析宽表的时候。</w:t>
+      </w:r>
+    </w:p>
+    <w:p>
+      <w:pPr>
+        <w:rPr>
+          <w:rFonts w:hint="eastAsia"/>
+        </w:rPr>
+      </w:pPr>
+      <w:r>
+        <w:rPr>
+          <w:rFonts w:hint="eastAsia"/>
+        </w:rPr>
+        <w:t>当时需要把保单事实表和收展人员维度表做关联，正常情况下几十分钟就能跑完，但是有一次任务一直卡在</w:t>
+      </w:r>
+      <w:r>
+        <w:t>99%，两个多小时都没有结束。</w:t>
+      </w:r>
+    </w:p>
+    <w:p>
+      <w:pPr>
+        <w:rPr>
+          <w:rFonts w:hint="eastAsia"/>
+        </w:rPr>
+      </w:pPr>
+      <w:r>
+        <w:rPr>
+          <w:rFonts w:hint="eastAsia"/>
+        </w:rPr>
+        <w:t>一开始我们怀疑是不是集群资源不足，后来查看</w:t>
+      </w:r>
+      <w:r>
+        <w:t>Hive执行日志和任务运行情况，发现其实是数据倾斜导致的。</w:t>
+      </w:r>
+    </w:p>
+    <w:p>
+      <w:pPr>
+        <w:rPr>
+          <w:rFonts w:hint="eastAsia"/>
+        </w:rPr>
+      </w:pPr>
+      <w:r>
+        <w:rPr>
+          <w:rFonts w:hint="eastAsia"/>
+        </w:rPr>
+        <w:t>当时有一个渠道下面的收展人员数据量特别大，占了整个数据量的大部分，所以所有数据都集中到了同一个</w:t>
+      </w:r>
+      <w:r>
+        <w:t>Reduce任务，其他Task很快执行完成，但是这个Task一直处理不完。</w:t>
+      </w:r>
+    </w:p>
+    <w:p>
+      <w:pPr>
+        <w:rPr>
+          <w:rFonts w:hint="eastAsia"/>
+        </w:rPr>
+      </w:pPr>
+      <w:r>
+        <w:rPr>
+          <w:rFonts w:hint="eastAsia"/>
+        </w:rPr>
+        <w:t>后来根据业务情况进行了优化。</w:t>
+      </w:r>
+    </w:p>
+    <w:p>
+      <w:pPr>
+        <w:rPr>
+          <w:rFonts w:hint="eastAsia"/>
+        </w:rPr>
+      </w:pPr>
+      <w:r>
+        <w:rPr>
+          <w:rFonts w:hint="eastAsia"/>
+        </w:rPr>
+        <w:t>如果关联的是收展人员维度这种小表，我们就开启</w:t>
+      </w:r>
+      <w:r>
+        <w:t>MapJoin，让小表直接加载到Map端执行，避免Shuffle过程。</w:t>
+      </w:r>
+    </w:p>
+    <w:p>
+      <w:pPr>
+        <w:rPr>
+          <w:rFonts w:hint="eastAsia"/>
+        </w:rPr>
+      </w:pPr>
+      <w:r>
+        <w:rPr>
+          <w:rFonts w:hint="eastAsia"/>
+        </w:rPr>
+        <w:t>如果确实是大表关联大表，我们会针对热点</w:t>
+      </w:r>
+      <w:r>
+        <w:t>Key做单独处理，或者采用加盐的方式把热点数据打散，最后再进行合并。</w:t>
+      </w:r>
+    </w:p>
+    <w:p>
+      <w:r>
+        <w:rPr>
+          <w:rFonts w:hint="eastAsia"/>
+        </w:rPr>
+        <w:t>优化完成以后，这个任务执行时间从原来的两个小时左右缩短到了十几分钟，后续运行也一直比较稳定。</w:t>
+      </w:r>
+    </w:p>
+    <w:p/>
+    <w:p>
       <w:pPr>
         <w:pStyle w:val="3"/>
-      </w:pPr>
-      <w:r>
-        <w:rPr>
-          <w:rFonts w:hint="eastAsia"/>
-        </w:rPr>
-        <w:t>工作中遇到</w:t>
-      </w:r>
-      <w:r>
-        <w:rPr>
-          <w:rFonts w:hint="eastAsia"/>
-        </w:rPr>
-        <w:t>的问题</w:t>
-      </w:r>
-    </w:p>
-    <w:p>
-      <w:r>
-        <w:rPr>
-          <w:rFonts w:hint="eastAsia"/>
-        </w:rPr>
-        <w:t>下面这版是我按照真实面试回答的方式整理的，语气、逻辑都更像一个</w:t>
-      </w:r>
-      <w:r>
-        <w:t>3年经验的数据仓库开发工程师在讲自己的项目，而不是背答案。</w:t>
-      </w:r>
-    </w:p>
-    <w:p/>
-    <w:p>
-      <w:pPr>
-        <w:pStyle w:val="4"/>
-      </w:pPr>
-      <w:r>
-        <w:rPr>
-          <w:rFonts w:hint="eastAsia"/>
-        </w:rPr>
-        <w:t>客户信息关联不上（编码问题）</w:t>
-      </w:r>
-    </w:p>
-    <w:p>
-      <w:pPr>
-        <w:rPr>
-          <w:rFonts w:hint="eastAsia"/>
-        </w:rPr>
-      </w:pPr>
-      <w:r>
-        <w:rPr>
-          <w:rFonts w:hint="eastAsia"/>
-        </w:rPr>
-        <w:t>客户信息关联不上（编码问题）</w:t>
-      </w:r>
-    </w:p>
-    <w:p>
-      <w:pPr>
-        <w:rPr>
-          <w:rFonts w:hint="eastAsia"/>
-        </w:rPr>
-      </w:pPr>
-      <w:r>
-        <w:rPr>
-          <w:rFonts w:hint="eastAsia"/>
-        </w:rPr>
-        <w:t>这个是在华安财险收展人员经营考核项目里面遇到的。</w:t>
-      </w:r>
-    </w:p>
-    <w:p>
-      <w:r>
-        <w:rPr>
-          <w:rFonts w:hint="eastAsia"/>
-        </w:rPr>
-        <w:t>当时我们需要把</w:t>
-      </w:r>
-      <w:r>
-        <w:t>CRM客户系统和承保系统的数据关联起来，生成客户经营分析的数据。其中客户姓名、身份证号这些字段都会作为关联条件。</w:t>
-      </w:r>
-    </w:p>
-    <w:p/>
-    <w:p>
-      <w:r>
-        <w:rPr>
-          <w:rFonts w:hint="eastAsia"/>
-        </w:rPr>
-        <w:t>后来开发的时候发现，有一部分客户始终关联不上，一开始我们还以为是</w:t>
-      </w:r>
-      <w:r>
-        <w:t>SQL关联条件写错了，就把关联条件一条一条排查。后来抽取源数据进行对比，发现身份证号能够正常关联，但是客户姓名有部分出现了乱码。</w:t>
-      </w:r>
-    </w:p>
-    <w:p/>
-    <w:p>
-      <w:r>
-        <w:rPr>
-          <w:rFonts w:hint="eastAsia"/>
-        </w:rPr>
-        <w:t>接着我们继续排查数据同步环节，最后发现是两个业务系统使用的字符编码不一致，一个使用</w:t>
-      </w:r>
-      <w:r>
-        <w:t>UTF-8，一个使用GBK，在数据同步读取的时候导致部分中文字段已经发生乱码，所以后面关联自然就失败了。</w:t>
-      </w:r>
-    </w:p>
-    <w:p/>
-    <w:p>
-      <w:r>
-        <w:rPr>
-          <w:rFonts w:hint="eastAsia"/>
-        </w:rPr>
-        <w:t>后来我们调整了数据同步配置，统一字符编码，同时在数据清洗阶段增加字符集转换，后续也在</w:t>
-      </w:r>
-      <w:r>
-        <w:t>Mapping文档中明确了各字段的编码规范，之后新增的数据源也统一按照这个标准执行，后面就没有再出现类似的问题了。</w:t>
-      </w:r>
-    </w:p>
-    <w:p/>
-    <w:p>
-      <w:pPr>
-        <w:pStyle w:val="4"/>
-      </w:pPr>
-      <w:r>
-        <w:rPr>
-          <w:rFonts w:hint="eastAsia"/>
-        </w:rPr>
-        <w:t>客户重复、保费统计异常</w:t>
-      </w:r>
-    </w:p>
-    <w:p>
-      <w:pPr>
-        <w:rPr>
-          <w:rFonts w:hint="eastAsia"/>
-        </w:rPr>
-      </w:pPr>
-      <w:r>
-        <w:rPr>
-          <w:rFonts w:hint="eastAsia"/>
-        </w:rPr>
-        <w:t>客户重复、保费统计异常（数据标准化问题）</w:t>
-      </w:r>
-    </w:p>
-    <w:p>
-      <w:pPr>
-        <w:rPr>
-          <w:rFonts w:hint="eastAsia"/>
-        </w:rPr>
-      </w:pPr>
-      <w:r>
-        <w:rPr>
-          <w:rFonts w:hint="eastAsia"/>
-        </w:rPr>
-        <w:t>还有一个问题也是在收展人员经营考核项目里面遇到的。</w:t>
-      </w:r>
-    </w:p>
-    <w:p>
-      <w:pPr>
-        <w:rPr>
-          <w:rFonts w:hint="eastAsia"/>
-        </w:rPr>
-      </w:pPr>
-      <w:r>
-        <w:rPr>
-          <w:rFonts w:hint="eastAsia"/>
-        </w:rPr>
-        <w:t>当时我们需要统计收展人员服务客户数、累计保费、续保客户这些经营指标。</w:t>
-      </w:r>
-    </w:p>
-    <w:p>
-      <w:pPr>
-        <w:rPr>
-          <w:rFonts w:hint="eastAsia"/>
-        </w:rPr>
-      </w:pPr>
-      <w:r>
-        <w:rPr>
-          <w:rFonts w:hint="eastAsia"/>
-        </w:rPr>
-        <w:t>后来业务验收的时候发现，客户数量和保费金额跟业务部门统计的数据存在差异。</w:t>
-      </w:r>
-    </w:p>
-    <w:p>
-      <w:pPr>
-        <w:rPr>
-          <w:rFonts w:hint="eastAsia"/>
-        </w:rPr>
-      </w:pPr>
-      <w:r>
-        <w:rPr>
-          <w:rFonts w:hint="eastAsia"/>
-        </w:rPr>
-        <w:t>我们先把报表数据和源系统进行对比，最后发现问题主要出现在客户手机号和保费字段上。</w:t>
-      </w:r>
-    </w:p>
-    <w:p>
-      <w:r>
-        <w:rPr>
-          <w:rFonts w:hint="eastAsia"/>
-        </w:rPr>
-        <w:t>不同业务系统保存手机号的格式不一样，有的是</w:t>
-      </w:r>
-      <w:r>
-        <w:t>11位手机号，有的带+86前缀，还有的带横杠，甚至还有NULL、空字符串这些情况，所以同一个客户没有识别成同一个人。</w:t>
-      </w:r>
-    </w:p>
-    <w:p/>
-    <w:p>
-      <w:r>
-        <w:rPr>
-          <w:rFonts w:hint="eastAsia"/>
-        </w:rPr>
-        <w:t>另外保费金额也有问题，有些业务系统存的是</w:t>
-      </w:r>
-      <w:r>
-        <w:t>"元"，有些存的是"分"，导致部分报表金额直接放大了一百倍。</w:t>
-      </w:r>
-    </w:p>
-    <w:p/>
-    <w:p>
-      <w:r>
-        <w:rPr>
-          <w:rFonts w:hint="eastAsia"/>
-        </w:rPr>
-        <w:t>后来我们就在</w:t>
-      </w:r>
-      <w:r>
-        <w:t>DWD层统一做数据标准化处理，手机号统一去掉特殊字符和+86前缀，只保留11位手机号，不符合规则的数据统一标记异常；空字符串和字符串NULL统一转换成真正的NULL。</w:t>
-      </w:r>
-    </w:p>
-    <w:p/>
-    <w:p>
-      <w:r>
-        <w:rPr>
-          <w:rFonts w:hint="eastAsia"/>
-        </w:rPr>
-        <w:t>保费这块，我们和业务确认口径以后，统一把金额转换成</w:t>
-      </w:r>
-      <w:r>
-        <w:t>"元"，并在字段说明中明确金额单位。之后客户数量和保费指标就和业务保持一致了。</w:t>
-      </w:r>
-    </w:p>
-    <w:p/>
-    <w:p>
-      <w:pPr>
-        <w:pStyle w:val="4"/>
-      </w:pPr>
-      <w:r>
-        <w:t>Hive任务执行很慢（数据倾斜）</w:t>
-      </w:r>
-    </w:p>
-    <w:p>
-      <w:pPr>
-        <w:rPr>
-          <w:rFonts w:hint="eastAsia"/>
-        </w:rPr>
-      </w:pPr>
-      <w:r>
-        <w:t>Hive任务执行很慢（数据倾斜）</w:t>
-      </w:r>
-    </w:p>
-    <w:p>
-      <w:pPr>
-        <w:rPr>
-          <w:rFonts w:hint="eastAsia"/>
-        </w:rPr>
-      </w:pPr>
-      <w:r>
-        <w:rPr>
-          <w:rFonts w:hint="eastAsia"/>
-        </w:rPr>
-        <w:t>还有一次是在开发收展人员经营分析宽表的时候。</w:t>
-      </w:r>
-    </w:p>
-    <w:p>
-      <w:pPr>
-        <w:rPr>
-          <w:rFonts w:hint="eastAsia"/>
-        </w:rPr>
-      </w:pPr>
-      <w:r>
-        <w:rPr>
-          <w:rFonts w:hint="eastAsia"/>
-        </w:rPr>
-        <w:t>当时需要把保单事实表和收展人员维度表做关联，正常情况下几十分钟就能跑完，但是有一次任务一直卡在</w:t>
-      </w:r>
-      <w:r>
-        <w:t>99%，两个多小时都没有结束。</w:t>
-      </w:r>
-    </w:p>
-    <w:p>
-      <w:pPr>
-        <w:rPr>
-          <w:rFonts w:hint="eastAsia"/>
-        </w:rPr>
-      </w:pPr>
-      <w:r>
-        <w:rPr>
-          <w:rFonts w:hint="eastAsia"/>
-        </w:rPr>
-        <w:t>一开始我们怀疑是不是集群资源不足，后来查看</w:t>
-      </w:r>
-      <w:r>
-        <w:t>Hive执行日志和任务运行情况，发现其实是数据倾斜导致的。</w:t>
-      </w:r>
-    </w:p>
-    <w:p>
-      <w:pPr>
-        <w:rPr>
-          <w:rFonts w:hint="eastAsia"/>
-        </w:rPr>
-      </w:pPr>
-      <w:r>
-        <w:rPr>
-          <w:rFonts w:hint="eastAsia"/>
-        </w:rPr>
-        <w:t>当时有一个渠道下面的收展人员数据量特别大，占了整个数据量的大部分，所以所有数据都集中到了同一个</w:t>
-      </w:r>
-      <w:r>
-        <w:t>Reduce任务，其他Task很快执行完成，但是这个Task一直处理不完。</w:t>
-      </w:r>
-    </w:p>
-    <w:p>
-      <w:pPr>
-        <w:rPr>
-          <w:rFonts w:hint="eastAsia"/>
-        </w:rPr>
-      </w:pPr>
-      <w:r>
-        <w:rPr>
-          <w:rFonts w:hint="eastAsia"/>
-        </w:rPr>
-        <w:t>后来根据业务情况进行了优化。</w:t>
-      </w:r>
-    </w:p>
-    <w:p>
-      <w:pPr>
-        <w:rPr>
-          <w:rFonts w:hint="eastAsia"/>
-        </w:rPr>
-      </w:pPr>
-      <w:r>
-        <w:rPr>
-          <w:rFonts w:hint="eastAsia"/>
-        </w:rPr>
-        <w:t>如果关联的是收展人员维度这种小表，我们就开启</w:t>
-      </w:r>
-      <w:r>
-        <w:t>MapJoin，让小表直接加载到Map端执行，避免Shuffle过程。</w:t>
-      </w:r>
-    </w:p>
-    <w:p>
-      <w:pPr>
-        <w:rPr>
-          <w:rFonts w:hint="eastAsia"/>
-        </w:rPr>
-      </w:pPr>
-      <w:r>
-        <w:rPr>
-          <w:rFonts w:hint="eastAsia"/>
-        </w:rPr>
-        <w:t>如果确实是大表关联大表，我们会针对热点</w:t>
-      </w:r>
-      <w:r>
-        <w:t>Key做单独处理，或者采用加盐的方式把热点数据打散，最后再进行合并。</w:t>
-      </w:r>
-    </w:p>
-    <w:p>
-      <w:r>
-        <w:rPr>
-          <w:rFonts w:hint="eastAsia"/>
-        </w:rPr>
-        <w:t>优化完成以后，这个任务执行时间从原来的两个小时左右缩短到了十几分钟，后续运行也一直比较稳定。</w:t>
-      </w:r>
-    </w:p>
-    <w:p/>
-    <w:p>
-      <w:pPr>
-        <w:pStyle w:val="4"/>
-        <w:rPr>
-          <w:rFonts w:hint="eastAsia"/>
-        </w:rPr>
-      </w:pPr>
-      <w:r>
-        <w:rPr>
-          <w:rFonts w:hint="eastAsia"/>
-        </w:rPr>
+        <w:rPr>
+          <w:rFonts w:hint="eastAsia"/>
+        </w:rPr>
+      </w:pPr>
+      <w:r>
+        <w:rPr>
+          <w:rFonts w:hint="eastAsia"/>
+        </w:rPr>
+        <w:lastRenderedPageBreak/>
         <w:t>额外可能会问</w:t>
       </w:r>
     </w:p>
@@ -3032,11 +3214,6 @@
       </w:r>
     </w:p>
     <w:p>
-      <w:pPr>
-        <w:rPr>
-          <w:rFonts w:hint="eastAsia"/>
-        </w:rPr>
-      </w:pPr>
       <w:r>
         <w:rPr>
           <w:rFonts w:hint="eastAsia"/>
@@ -3044,12 +3221,15 @@
         <w:t>后来我们重新和业务确认指标口径，在</w:t>
       </w:r>
       <w:r>
-        <w:t>DWS层增加了有效客户的统一判断逻辑，并把口径同步更新到Mapping文档，后面所有报表都按照统一标准计算，之后就没有再出现类似的</w:t>
-      </w:r>
-      <w:r>
-        <w:lastRenderedPageBreak/>
-        <w:t>问题了。</w:t>
-      </w:r>
+        <w:t>DWS层增加了有效客户的统一判断逻辑，并把口径同步更新到Mapping文档，后面所有报表都按照统一标准计算，之后就没有再出现类似的问题了。</w:t>
+      </w:r>
+    </w:p>
+    <w:p>
+      <w:pPr>
+        <w:rPr>
+          <w:rFonts w:hint="eastAsia"/>
+        </w:rPr>
+      </w:pPr>
     </w:p>
     <w:p>
       <w:pPr>
@@ -3242,7 +3422,11 @@
         <w:t>项目难点这块，主要有两个。第一个难点是标签口径统一复杂，市场、续期、理赔等部门对客户标签的定义和划分标准不一致，跨部门对齐成本高，我们采用自上而下定框架、自下而上按数据可算性填充的方法，形成可配置的标签模型。第二个难点是数据质量保障难度高，源端存在客户信息缺失、历史数据不一致、日志无效流量等问题，影响画像准确性，我在</w:t>
       </w:r>
       <w:r>
-        <w:t>DWD层设计了校验脱敏、去重过滤等清洗逻辑，并建立了标签覆盖率、ID打通率等质量稽核规则，确保标签准确率不低于95%。</w:t>
+        <w:t>DWD层设计了校验脱敏、去重过滤等清洗逻辑，并建立了标签覆盖率、ID打通率等质量稽</w:t>
+      </w:r>
+      <w:r>
+        <w:lastRenderedPageBreak/>
+        <w:t>核规则，确保标签准确率不低于95%。</w:t>
       </w:r>
     </w:p>
     <w:p>
@@ -3279,114 +3463,114 @@
         <w:t>层，在</w:t>
       </w:r>
       <w:r>
+        <w:t>DWD层构建覆盖放款、还款、分类、担保的贷款全生命周期明细宽表，在DWS层完成累计放款额、贷款余额、不良率、逾期率、拨备覆盖率及客户经理绩效分等指标汇总，最后在ADS层输出业绩考核表与资产质量监控表，并用FineReport连接Hive开发了信贷投放进度、不良率趋势、联社资产质量排名、监管报送指标等看板，SQL脚本与报表模板通过SVN管理。第三阶段是调度配置与测试上线，我利用Dolphin Scheduler编排全链路DAG工作流，实现每日自动调度与告警，并编写Shell脚本配合Hive SQL进行贷</w:t>
+      </w:r>
+      <w:r>
+        <w:rPr>
+          <w:rFonts w:hint="eastAsia"/>
+        </w:rPr>
+        <w:t>款总额一致性与不良率口径合规性稽核，每日跑批后输出质量报告，最后独立完成自测。</w:t>
+      </w:r>
+    </w:p>
+    <w:p/>
+    <w:p>
+      <w:r>
+        <w:rPr>
+          <w:rFonts w:hint="eastAsia"/>
+        </w:rPr>
+        <w:t>项目难点这块，主要有两个。第一个难点是信贷指标口径统一复杂，信贷、风控、人力等部门对不良率、逾期率等指标的理解存在差异，比如不良贷款是否纳入展期或借新还旧情形，五级分类标准是否参照最新监管要求等，跨部门对齐成本高。我们的应对策略是采用自上而下定框架、自下而上逐项确认的方法，最终输出各部门签字确认的</w:t>
+      </w:r>
+      <w:r>
+        <w:t>Mapping文档。第二个难点是数据质量保障难度高，源端OceanBase和MySQL系统中存在贷款状态更新滞后、五级分类缺失、历史数据迁移不完整等问题，直接影响不良率和拨备覆盖率的准确性。我的应对策略是在DWD层</w:t>
+      </w:r>
+      <w:r>
+        <w:rPr>
+          <w:rFonts w:hint="eastAsia"/>
+        </w:rPr>
+        <w:t>设计贷款状态校验、五级分类补全、重复记录去重等清洗逻辑，并通过每日稽核脚本校验关键指标的一致性，确保监管报送数据的准确率。</w:t>
+      </w:r>
+    </w:p>
+    <w:p>
+      <w:pPr>
+        <w:rPr>
+          <w:rFonts w:hint="eastAsia"/>
+        </w:rPr>
+      </w:pPr>
+    </w:p>
+    <w:p>
+      <w:pPr>
+        <w:pStyle w:val="1"/>
+      </w:pPr>
+      <w:r>
+        <w:rPr>
+          <w:rFonts w:hint="eastAsia"/>
+        </w:rPr>
+        <w:t>面试</w:t>
+      </w:r>
+      <w:r>
+        <w:rPr>
+          <w:rFonts w:hint="eastAsia"/>
+        </w:rPr>
+        <w:t>可能问题</w:t>
+      </w:r>
+    </w:p>
+    <w:p>
+      <w:pPr>
+        <w:pStyle w:val="3"/>
+        <w:rPr>
+          <w:rFonts w:hint="eastAsia"/>
+        </w:rPr>
+      </w:pPr>
+      <w:r>
+        <w:rPr>
+          <w:rFonts w:hint="eastAsia"/>
+        </w:rPr>
+        <w:t>地点</w:t>
+      </w:r>
+    </w:p>
+    <w:p>
+      <w:r>
+        <w:rPr>
+          <w:rFonts w:hint="eastAsia"/>
+        </w:rPr>
+        <w:t>大学情况：大学大四离校 在2</w:t>
+      </w:r>
+      <w:r>
+        <w:t>3</w:t>
+      </w:r>
+      <w:r>
+        <w:rPr>
+          <w:rFonts w:hint="eastAsia"/>
+        </w:rPr>
+        <w:t xml:space="preserve">年3月份去 中途项目赶工期投产 线下考试没去 </w:t>
+      </w:r>
+      <w:r>
+        <w:t>12</w:t>
+      </w:r>
+      <w:r>
+        <w:rPr>
+          <w:rFonts w:hint="eastAsia"/>
+        </w:rPr>
+        <w:t>月份拿毕业证</w:t>
+      </w:r>
+    </w:p>
+    <w:p>
+      <w:r>
+        <w:t>公司地址情况</w:t>
+      </w:r>
+      <w:r>
+        <w:rPr>
+          <w:rFonts w:hint="eastAsia"/>
+        </w:rPr>
+        <w:t>：</w:t>
+      </w:r>
+    </w:p>
+    <w:p>
+      <w:r>
+        <w:rPr>
+          <w:noProof/>
+        </w:rPr>
         <w:lastRenderedPageBreak/>
-        <w:t>DWD层构建覆盖放款、还款、分类、担保的贷款全生命周期明细宽表，在DWS层完成累计放款额、贷款余额、不良率、逾期率、拨备覆盖率及客户经理绩效分等指标汇总，最后在ADS层输出业绩考核表与资产质量监控表，并用FineReport连接Hive开发了信贷投放进度、不良率趋势、联社资产质量排名、监管报送指标等看板，SQL脚本与报表模板通过SVN管理。第三阶段是调度配置与测试上线，我利用Dolphin Scheduler编排全链路DAG工作流，实现每日自动调度与告警，并编写Shell脚本配合Hive SQL进行贷</w:t>
-      </w:r>
-      <w:r>
-        <w:rPr>
-          <w:rFonts w:hint="eastAsia"/>
-        </w:rPr>
-        <w:t>款总额一致性与不良率口径合规性稽核，每日跑批后输出质量报告，最后独立完成自测。</w:t>
-      </w:r>
-    </w:p>
-    <w:p/>
-    <w:p>
-      <w:r>
-        <w:rPr>
-          <w:rFonts w:hint="eastAsia"/>
-        </w:rPr>
-        <w:t>项目难点这块，主要有两个。第一个难点是信贷指标口径统一复杂，信贷、风控、人力等部门对不良率、逾期率等指标的理解存在差异，比如不良贷款是否纳入展期或借新还旧情形，五级分类标准是否参照最新监管要求等，跨部门对齐成本高。我们的应对策略是采用自上而下定框架、自下而上逐项确认的方法，最终输出各部门签字确认的</w:t>
-      </w:r>
-      <w:r>
-        <w:t>Mapping文档。第二个难点是数据质量保障难度高，源端OceanBase和MySQL系统中存在贷款状态更新滞后、五级分类缺失、历史数据迁移不完整等问题，直接影响不良率和拨备覆盖率的准确性。我的应对策略是在DWD层</w:t>
-      </w:r>
-      <w:r>
-        <w:rPr>
-          <w:rFonts w:hint="eastAsia"/>
-        </w:rPr>
-        <w:t>设计贷款状态校验、五级分类补全、重复记录去重等清洗逻辑，并通过每日稽核脚本校验关键指标的一致性，确保监管报送数据的准确率。</w:t>
-      </w:r>
-    </w:p>
-    <w:p>
-      <w:pPr>
-        <w:rPr>
-          <w:rFonts w:hint="eastAsia"/>
-        </w:rPr>
-      </w:pPr>
-    </w:p>
-    <w:p>
-      <w:pPr>
-        <w:pStyle w:val="1"/>
-      </w:pPr>
-      <w:r>
-        <w:rPr>
-          <w:rFonts w:hint="eastAsia"/>
-        </w:rPr>
-        <w:t>面试</w:t>
-      </w:r>
-      <w:r>
-        <w:rPr>
-          <w:rFonts w:hint="eastAsia"/>
-        </w:rPr>
-        <w:t>可能问题</w:t>
-      </w:r>
-    </w:p>
-    <w:p>
-      <w:pPr>
-        <w:pStyle w:val="3"/>
-        <w:rPr>
-          <w:rFonts w:hint="eastAsia"/>
-        </w:rPr>
-      </w:pPr>
-      <w:r>
-        <w:rPr>
-          <w:rFonts w:hint="eastAsia"/>
-        </w:rPr>
-        <w:t>地点</w:t>
-      </w:r>
-    </w:p>
-    <w:p>
-      <w:r>
-        <w:rPr>
-          <w:rFonts w:hint="eastAsia"/>
-        </w:rPr>
-        <w:t>大学情况：大学大四离校 在2</w:t>
-      </w:r>
-      <w:r>
-        <w:t>3</w:t>
-      </w:r>
-      <w:r>
-        <w:rPr>
-          <w:rFonts w:hint="eastAsia"/>
-        </w:rPr>
-        <w:t xml:space="preserve">年3月份去 中途项目赶工期投产 线下考试没去 </w:t>
-      </w:r>
-      <w:r>
-        <w:t>12</w:t>
-      </w:r>
-      <w:r>
-        <w:rPr>
-          <w:rFonts w:hint="eastAsia"/>
-        </w:rPr>
-        <w:t>月份拿毕业证</w:t>
-      </w:r>
-    </w:p>
-    <w:p>
-      <w:r>
-        <w:t>公司地址情况</w:t>
-      </w:r>
-      <w:r>
-        <w:rPr>
-          <w:rFonts w:hint="eastAsia"/>
-        </w:rPr>
-        <w:t>：</w:t>
-      </w:r>
-    </w:p>
-    <w:p>
-      <w:r>
-        <w:rPr>
-          <w:noProof/>
-        </w:rPr>
         <w:drawing>
           <wp:inline distT="0" distB="0" distL="0" distR="0" wp14:anchorId="77137192" wp14:editId="03002121">
             <wp:extent cx="3524491" cy="2616847"/>
@@ -3429,7 +3613,6 @@
         <w:rPr>
           <w:noProof/>
         </w:rPr>
-        <w:lastRenderedPageBreak/>
         <w:drawing>
           <wp:inline distT="0" distB="0" distL="0" distR="0" wp14:anchorId="16143567" wp14:editId="287C5E86">
             <wp:extent cx="5453984" cy="2453833"/>
@@ -3668,7 +3851,6 @@
     </w:p>
     <w:p>
       <w:r>
-        <w:lastRenderedPageBreak/>
         <w:t>每行代表一次具体的客户拜访或活动记录。颗粒度为</w:t>
       </w:r>
       <w:r>
@@ -3825,6 +4007,7 @@
           <w:b/>
           <w:bCs/>
         </w:rPr>
+        <w:lastRenderedPageBreak/>
         <w:t>4. 时间维度表</w:t>
       </w:r>
     </w:p>
@@ -3904,7 +4087,6 @@
           </w:tcPr>
           <w:p>
             <w:r>
-              <w:lastRenderedPageBreak/>
               <w:t>判断维度</w:t>
             </w:r>
           </w:p>
@@ -4255,151 +4437,6 @@
     </w:tbl>
     <w:p>
       <w:pPr>
-        <w:pStyle w:val="2"/>
-      </w:pPr>
-      <w:r>
-        <w:t>四、数仓模型结构</w:t>
-      </w:r>
-    </w:p>
-    <w:p>
-      <w:r>
-        <w:t>结合上面的分析，该项目的数仓模型可梳理为以下结构：</w:t>
-      </w:r>
-    </w:p>
-    <w:p>
-      <w:r>
-        <w:rPr>
-          <w:b/>
-          <w:bCs/>
-        </w:rPr>
-        <w:t>DWD层</w:t>
-      </w:r>
-      <w:r>
-        <w:t>：</w:t>
-      </w:r>
-    </w:p>
-    <w:p>
-      <w:pPr>
-        <w:numPr>
-          <w:ilvl w:val="0"/>
-          <w:numId w:val="4"/>
-        </w:numPr>
-      </w:pPr>
-      <w:r>
-        <w:rPr>
-          <w:b/>
-          <w:bCs/>
-        </w:rPr>
-        <w:t>事实表</w:t>
-      </w:r>
-      <w:r>
-        <w:t>：保单表（单张保单粒度）、佣金表（单笔佣金粒度）、活动记录表（单次活动粒度）</w:t>
-      </w:r>
-    </w:p>
-    <w:p>
-      <w:pPr>
-        <w:numPr>
-          <w:ilvl w:val="0"/>
-          <w:numId w:val="4"/>
-        </w:numPr>
-      </w:pPr>
-      <w:r>
-        <w:rPr>
-          <w:b/>
-          <w:bCs/>
-        </w:rPr>
-        <w:t>维度表</w:t>
-      </w:r>
-      <w:r>
-        <w:t>：代理人信息表、客户经营信息表、团队维度表、时间维度表、产品维度表</w:t>
-      </w:r>
-    </w:p>
-    <w:p>
-      <w:r>
-        <w:rPr>
-          <w:b/>
-          <w:bCs/>
-        </w:rPr>
-        <w:t>DWS层</w:t>
-      </w:r>
-      <w:r>
-        <w:t>：</w:t>
-      </w:r>
-    </w:p>
-    <w:p>
-      <w:pPr>
-        <w:numPr>
-          <w:ilvl w:val="0"/>
-          <w:numId w:val="5"/>
-        </w:numPr>
-      </w:pPr>
-      <w:r>
-        <w:t>基于DWD层按“人（收展员） × 日”粒度汇总，计算有效拜访客户数、参会次数、保费规模等指标</w:t>
-      </w:r>
-    </w:p>
-    <w:p>
-      <w:pPr>
-        <w:numPr>
-          <w:ilvl w:val="0"/>
-          <w:numId w:val="5"/>
-        </w:numPr>
-      </w:pPr>
-      <w:r>
-        <w:t>按“人（收展员） × 月”粒度计算达星、达Q等月度考核指标</w:t>
-      </w:r>
-    </w:p>
-    <w:p>
-      <w:pPr>
-        <w:numPr>
-          <w:ilvl w:val="0"/>
-          <w:numId w:val="5"/>
-        </w:numPr>
-      </w:pPr>
-      <w:r>
-        <w:t>按“团队 × 月”粒度汇总团队整体业绩</w:t>
-      </w:r>
-    </w:p>
-    <w:p>
-      <w:r>
-        <w:rPr>
-          <w:b/>
-          <w:bCs/>
-        </w:rPr>
-        <w:t>ADS层</w:t>
-      </w:r>
-      <w:r>
-        <w:t>：</w:t>
-      </w:r>
-    </w:p>
-    <w:p>
-      <w:pPr>
-        <w:numPr>
-          <w:ilvl w:val="0"/>
-          <w:numId w:val="6"/>
-        </w:numPr>
-      </w:pPr>
-      <w:r>
-        <w:t>考核结果明细表</w:t>
-      </w:r>
-    </w:p>
-    <w:p>
-      <w:pPr>
-        <w:numPr>
-          <w:ilvl w:val="0"/>
-          <w:numId w:val="6"/>
-        </w:numPr>
-      </w:pPr>
-      <w:r>
-        <w:t>多维度可视化看板</w:t>
-      </w:r>
-    </w:p>
-    <w:p>
-      <w:r>
-        <w:t>这种模型设计遵循了“维度建模”的经典思路：将业务过程记录为事实，将业务实体和分类抽象为维度，通过外键关联实现灵活的多维分析。</w:t>
-      </w:r>
-    </w:p>
-    <w:p>
-      <w:pPr>
         <w:rPr>
           <w:sz w:val="24"/>
         </w:rPr>
@@ -4443,7 +4480,6 @@
         <w:rPr>
           <w:rFonts w:hint="eastAsia"/>
         </w:rPr>
-        <w:lastRenderedPageBreak/>
         <w:t>五、老师小结</w:t>
       </w:r>
     </w:p>
@@ -4505,6 +4541,7 @@
         <w:pStyle w:val="3"/>
       </w:pPr>
       <w:r>
+        <w:lastRenderedPageBreak/>
         <w:t>2.什么是SMB join？</w:t>
       </w:r>
     </w:p>
@@ -4676,69 +4713,69 @@
         <w:t>shuffle</w:t>
       </w:r>
       <w:r>
-        <w:t>的占用（“在Map端完成Join，不</w:t>
+        <w:t>的占用（“在Map端完成Join，不走Reduce” ）</w:t>
+      </w:r>
+      <w:r>
+        <w:rPr>
+          <w:rFonts w:hint="eastAsia"/>
+        </w:rPr>
+        <w:t>，</w:t>
+      </w:r>
+      <w:r>
+        <w:t>但是如果数据过大会造成内存溢出（oom） 这时候只能使用加盐或者分桶去避免数据倾斜</w:t>
+      </w:r>
+    </w:p>
+    <w:p>
+      <w:r>
+        <w:tab/>
+      </w:r>
+    </w:p>
+    <w:p>
+      <w:r>
+        <w:t>Hive的数据倾斜：</w:t>
+      </w:r>
+    </w:p>
+    <w:p>
+      <w:pPr>
+        <w:rPr>
+          <w:rFonts w:hint="eastAsia"/>
+        </w:rPr>
+      </w:pPr>
+      <w:r>
+        <w:t>1 GROUP BY引发的数据倾斜：可以开启Map端聚合配置负载均衡：hive生成的查询计划会有两个mapreduce job来执行group by操作，第一个map的输出结果按照key随机分配到不同的reduce中，每个reduce只能对同一个key做部分聚合操作，从而避免数据倾斜，达到负载均衡的目的</w:t>
+      </w:r>
+      <w:r>
+        <w:rPr>
+          <w:rFonts w:hint="eastAsia"/>
+        </w:rPr>
+        <w:t>（随机）</w:t>
+      </w:r>
+      <w:r>
+        <w:t>。第二个map的输出结果会保证相同的key分配到同一个reduce，最终完成key的聚合操作</w:t>
+      </w:r>
+      <w:r>
+        <w:rPr>
+          <w:rFonts w:hint="eastAsia"/>
+        </w:rPr>
+        <w:t>（统一）</w:t>
+      </w:r>
+      <w:r>
+        <w:t>。</w:t>
+      </w:r>
+    </w:p>
+    <w:p>
+      <w:pPr>
+        <w:rPr>
+          <w:rFonts w:hint="eastAsia"/>
+        </w:rPr>
+      </w:pPr>
+      <w:r>
+        <w:tab/>
+        <w:t>2 count（distinct）引发的数据倾斜：使用group by+count语句代替；第一层select通过group by语句对字段去重操作，第二层select再通过count语句统计个数；select count(字</w:t>
       </w:r>
       <w:r>
         <w:lastRenderedPageBreak/>
-        <w:t>走Reduce” ）</w:t>
-      </w:r>
-      <w:r>
-        <w:rPr>
-          <w:rFonts w:hint="eastAsia"/>
-        </w:rPr>
-        <w:t>，</w:t>
-      </w:r>
-      <w:r>
-        <w:t>但是如果数据过大会造成内存溢出（oom） 这时候只能使用加盐或者分桶去避免数据倾斜</w:t>
-      </w:r>
-    </w:p>
-    <w:p>
-      <w:r>
-        <w:tab/>
-      </w:r>
-    </w:p>
-    <w:p>
-      <w:r>
-        <w:t>Hive的数据倾斜：</w:t>
-      </w:r>
-    </w:p>
-    <w:p>
-      <w:pPr>
-        <w:rPr>
-          <w:rFonts w:hint="eastAsia"/>
-        </w:rPr>
-      </w:pPr>
-      <w:r>
-        <w:t>1 GROUP BY引发的数据倾斜：可以开启Map端聚合配置负载均衡：hive生成的查询计划会有两个mapreduce job来执行group by操作，第一个map的输出结果按照key随机分配到不同的reduce中，每个reduce只能对同一个key做部分聚合操作，从而避免数据倾斜，达到负载均衡的目的</w:t>
-      </w:r>
-      <w:r>
-        <w:rPr>
-          <w:rFonts w:hint="eastAsia"/>
-        </w:rPr>
-        <w:t>（随机）</w:t>
-      </w:r>
-      <w:r>
-        <w:t>。第二个map的输出结果会保证相同的key分配到同一个reduce，最终完成key的聚合操作</w:t>
-      </w:r>
-      <w:r>
-        <w:rPr>
-          <w:rFonts w:hint="eastAsia"/>
-        </w:rPr>
-        <w:t>（统一）</w:t>
-      </w:r>
-      <w:r>
-        <w:t>。</w:t>
-      </w:r>
-    </w:p>
-    <w:p>
-      <w:pPr>
-        <w:rPr>
-          <w:rFonts w:hint="eastAsia"/>
-        </w:rPr>
-      </w:pPr>
-      <w:r>
-        <w:tab/>
-        <w:t>2 count（distinct）引发的数据倾斜：使用group by+count语句代替；第一层select通过group by语句对字段去重操作，第二层select再通过count语句统计个数；select count(字段) from (select 字段 from table group by 字段) t;</w:t>
+        <w:t>段) from (select 字段 from table group by 字段) t;</w:t>
       </w:r>
     </w:p>
     <w:p>
@@ -5163,6 +5200,9 @@
         <w:pStyle w:val="3"/>
       </w:pPr>
       <w:r>
+        <w:rPr>
+          <w:highlight w:val="yellow"/>
+        </w:rPr>
         <w:t>10.拉链表更新表流程</w:t>
       </w:r>
     </w:p>
@@ -5197,7 +5237,14 @@
         <w:rPr>
           <w:rFonts w:hint="eastAsia"/>
         </w:rPr>
-        <w:t>如果数据没有变化，就继续保留；如果数据发生了修改，就把原来那条记录的结束日期改成昨天，再新增一条最新的数据，开始日期也是昨天，结束日期还是</w:t>
+        <w:t>如果数据没有变化，就继续保留；如果数据发生了修改，就把原来那条记录的结束日期改成</w:t>
+      </w:r>
+      <w:r>
+        <w:rPr>
+          <w:rFonts w:hint="eastAsia"/>
+        </w:rPr>
+        <w:lastRenderedPageBreak/>
+        <w:t>昨天，再新增一条最新的数据，开始日期也是昨天，结束日期还是</w:t>
       </w:r>
       <w:r>
         <w:t>9999-12-31，表示当前生效；如果是新增数据，就直接插入一条新的生效记录。</w:t>
@@ -5209,8 +5256,6 @@
           <w:rFonts w:hint="eastAsia"/>
         </w:rPr>
       </w:pPr>
-      <w:bookmarkStart w:id="2" w:name="_GoBack"/>
-      <w:bookmarkEnd w:id="2"/>
     </w:p>
     <w:p>
       <w:r>
@@ -5242,23 +5287,40 @@
     </w:p>
     <w:p>
       <w:pPr>
-        <w:pStyle w:val="2"/>
-        <w:rPr>
-          <w:rFonts w:hint="eastAsia"/>
-        </w:rPr>
-      </w:pPr>
-      <w:r>
-        <w:rPr>
-          <w:rFonts w:hint="eastAsia"/>
+        <w:pStyle w:val="3"/>
+        <w:rPr>
+          <w:rFonts w:hint="eastAsia"/>
+        </w:rPr>
+      </w:pPr>
+      <w:r>
+        <w:rPr>
+          <w:rFonts w:hint="eastAsia"/>
+          <w:highlight w:val="yellow"/>
         </w:rPr>
         <w:t>数仓建模</w:t>
       </w:r>
       <w:r>
-        <w:t xml:space="preserve"> mapping与宽表建模＋维度模型</w:t>
-      </w:r>
-      <w:r>
-        <w:rPr>
-          <w:rFonts w:hint="eastAsia"/>
+        <w:rPr>
+          <w:highlight w:val="yellow"/>
+        </w:rPr>
+        <w:t xml:space="preserve"> </w:t>
+      </w:r>
+      <w:r>
+        <w:rPr>
+          <w:highlight w:val="yellow"/>
+        </w:rPr>
+        <w:t xml:space="preserve">= </w:t>
+      </w:r>
+      <w:r>
+        <w:rPr>
+          <w:highlight w:val="yellow"/>
+        </w:rPr>
+        <w:t>mapping与宽表建模＋维度模型</w:t>
+      </w:r>
+      <w:r>
+        <w:rPr>
+          <w:rFonts w:hint="eastAsia"/>
+          <w:highlight w:val="yellow"/>
         </w:rPr>
         <w:t>（事务表+维度表）</w:t>
       </w:r>
@@ -5353,7 +5415,23 @@
         <w:pStyle w:val="4"/>
       </w:pPr>
       <w:r>
-        <w:t>mapping</w:t>
+        <w:t>M</w:t>
+      </w:r>
+      <w:r>
+        <w:t>apping</w:t>
+      </w:r>
+    </w:p>
+    <w:p>
+      <w:pPr>
+        <w:rPr>
+          <w:rFonts w:hint="eastAsia"/>
+        </w:rPr>
+      </w:pPr>
+      <w:r>
+        <w:rPr>
+          <w:rFonts w:hint="eastAsia"/>
+        </w:rPr>
+        <w:t>三个共同：业务过程相同、周期相同、统计粒度相同</w:t>
       </w:r>
     </w:p>
     <w:p>
@@ -5404,334 +5482,419 @@
         <w:rPr>
           <w:rFonts w:hint="eastAsia"/>
         </w:rPr>
+        <w:t>宽表建模</w:t>
+      </w:r>
+    </w:p>
+    <w:p>
+      <w:r>
+        <w:rPr>
+          <w:rFonts w:hint="eastAsia"/>
+        </w:rPr>
+        <w:t>本质：将多个维度表的属性冗余到事实表中，形成“大宽表”，避免查询时多次</w:t>
+      </w:r>
+      <w:r>
+        <w:t>JOIN</w:t>
+      </w:r>
+    </w:p>
+    <w:p>
+      <w:r>
+        <w:t>1 选择公共粒度：如按</w:t>
+      </w:r>
+      <w:r>
+        <w:rPr>
+          <w:rFonts w:hint="eastAsia"/>
+        </w:rPr>
+        <w:t>customer</w:t>
+      </w:r>
+      <w:r>
+        <w:t>_id</w:t>
+      </w:r>
+      <w:r>
+        <w:rPr>
+          <w:rFonts w:hint="eastAsia"/>
+        </w:rPr>
+        <w:t>（客户）</w:t>
+      </w:r>
+      <w:r>
+        <w:t>+</w:t>
+      </w:r>
+      <w:r>
+        <w:t xml:space="preserve"> </w:t>
+      </w:r>
+      <w:r>
+        <w:t>salesman_id</w:t>
+      </w:r>
+      <w:r>
+        <w:t xml:space="preserve"> </w:t>
+      </w:r>
+      <w:r>
+        <w:t>(</w:t>
+      </w:r>
+      <w:r>
+        <w:rPr>
+          <w:rFonts w:hint="eastAsia"/>
+        </w:rPr>
+        <w:t>收展员</w:t>
+      </w:r>
+      <w:r>
+        <w:t>)</w:t>
+      </w:r>
+      <w:r>
+        <w:t>+ds组合，保证每行唯一。</w:t>
+      </w:r>
+    </w:p>
+    <w:p>
+      <w:r>
+        <w:t xml:space="preserve">2 </w:t>
+      </w:r>
+      <w:r>
+        <w:t>冗余常用维度属性：</w:t>
+      </w:r>
+      <w:r>
+        <w:rPr>
+          <w:rFonts w:hint="eastAsia"/>
+        </w:rPr>
+        <w:t>受益人、被投保人</w:t>
+      </w:r>
+      <w:r>
+        <w:t>、</w:t>
+      </w:r>
+      <w:r>
+        <w:rPr>
+          <w:rFonts w:hint="eastAsia"/>
+        </w:rPr>
+        <w:t>产品</w:t>
+      </w:r>
+      <w:r>
+        <w:t>名称、地区名称等直接存入宽表</w:t>
+      </w:r>
+    </w:p>
+    <w:p>
+      <w:r>
+        <w:t>3 预计算轻度聚合：如</w:t>
+      </w:r>
+      <w:r>
+        <w:t>sum(</w:t>
+      </w:r>
+      <w:r>
+        <w:rPr>
+          <w:rFonts w:hint="eastAsia"/>
+        </w:rPr>
+        <w:t>fyc_</w:t>
+      </w:r>
+      <w:r>
+        <w:t>amount</w:t>
+      </w:r>
+      <w:r>
+        <w:t>)、</w:t>
+      </w:r>
+      <w:r>
+        <w:t xml:space="preserve">count(distinct </w:t>
+      </w:r>
+      <w:r>
+        <w:rPr>
+          <w:rFonts w:hint="eastAsia"/>
+        </w:rPr>
+        <w:t>customer</w:t>
+      </w:r>
+      <w:r>
+        <w:t>_id</w:t>
+      </w:r>
+      <w:r>
+        <w:t>)，为DM层加速</w:t>
+      </w:r>
+    </w:p>
+    <w:p>
+      <w:pPr>
+        <w:rPr>
+          <w:rFonts w:hint="eastAsia"/>
+        </w:rPr>
+      </w:pPr>
+      <w:r>
+        <w:rPr>
+          <w:rFonts w:hint="eastAsia"/>
+        </w:rPr>
+        <w:t>统计本月成交用户：</w:t>
+      </w:r>
+    </w:p>
+    <w:p>
+      <w:r>
+        <w:rPr>
+          <w:rFonts w:hint="eastAsia"/>
+        </w:rPr>
         <w:lastRenderedPageBreak/>
-        <w:t>宽表建模</w:t>
-      </w:r>
-    </w:p>
-    <w:p>
-      <w:r>
-        <w:rPr>
-          <w:rFonts w:hint="eastAsia"/>
-        </w:rPr>
-        <w:t>本质：将多个维度表的属性冗余到事实表中，形成“大宽表”，避免查询时多次</w:t>
-      </w:r>
-      <w:r>
-        <w:t>JOIN</w:t>
-      </w:r>
-    </w:p>
-    <w:p>
-      <w:r>
-        <w:t>1 选择公共粒度：如按</w:t>
-      </w:r>
-      <w:r>
-        <w:t>user_id</w:t>
-      </w:r>
-      <w:r>
-        <w:rPr>
-          <w:rFonts w:hint="eastAsia"/>
-        </w:rPr>
-        <w:t>（客户）</w:t>
-      </w:r>
-      <w:r>
-        <w:t>+ange_id(</w:t>
-      </w:r>
-      <w:r>
-        <w:rPr>
-          <w:rFonts w:hint="eastAsia"/>
-        </w:rPr>
-        <w:t>收展员</w:t>
-      </w:r>
-      <w:r>
-        <w:t>)</w:t>
-      </w:r>
-      <w:r>
-        <w:t>+ds组合，保证每行唯一。</w:t>
-      </w:r>
-    </w:p>
-    <w:p>
+        <w:t>有多少客户</w:t>
+      </w:r>
+    </w:p>
+    <w:p>
+      <w:r>
+        <w:rPr>
+          <w:rFonts w:hint="eastAsia"/>
+        </w:rPr>
+        <w:t>有多少投保客户</w:t>
+      </w:r>
+    </w:p>
+    <w:p>
+      <w:r>
+        <w:rPr>
+          <w:rFonts w:hint="eastAsia"/>
+        </w:rPr>
+        <w:t>有多少活跃客户</w:t>
+      </w:r>
+    </w:p>
+    <w:p>
+      <w:r>
+        <w:rPr>
+          <w:rFonts w:hint="eastAsia"/>
+        </w:rPr>
+        <w:t>有多少收展服务客户</w:t>
+      </w:r>
+    </w:p>
+    <w:p>
+      <w:pPr>
+        <w:rPr>
+          <w:rFonts w:hint="eastAsia"/>
+        </w:rPr>
+      </w:pPr>
+      <w:r>
+        <w:rPr>
+          <w:rFonts w:hint="eastAsia"/>
+        </w:rPr>
+        <w:t>有多少成交客户</w:t>
+      </w:r>
+    </w:p>
+    <w:p>
+      <w:r>
+        <w:rPr>
+          <w:rFonts w:hint="eastAsia"/>
+        </w:rPr>
+        <w:t>优点：查询性能好（减少</w:t>
+      </w:r>
+      <w:r>
+        <w:t>JOIN），易理解（一张表涵盖所有分析维度）</w:t>
+      </w:r>
+    </w:p>
+    <w:p/>
+    <w:p>
+      <w:pPr>
+        <w:pStyle w:val="4"/>
+      </w:pPr>
+      <w:r>
+        <w:t>维度模型</w:t>
+      </w:r>
+    </w:p>
+    <w:p>
+      <w:r>
+        <w:rPr>
+          <w:rFonts w:hint="eastAsia"/>
+        </w:rPr>
+        <w:t>一</w:t>
+      </w:r>
+    </w:p>
+    <w:p>
+      <w:r>
+        <w:rPr>
+          <w:rFonts w:hint="eastAsia"/>
+        </w:rPr>
+        <w:t>事务型事实表</w:t>
+      </w:r>
+      <w:r>
+        <w:t xml:space="preserve"> 四步</w:t>
+      </w:r>
+    </w:p>
+    <w:p>
+      <w:r>
+        <w:rPr>
+          <w:rFonts w:hint="eastAsia"/>
+        </w:rPr>
+        <w:t>选择业务过程</w:t>
+      </w:r>
+      <w:r>
+        <w:t xml:space="preserve"> 选择什么业务比如退款表作为业务过程 用户申请退款 商家审核 系统退款成功 这个过程作为业务过程</w:t>
+      </w:r>
+    </w:p>
+    <w:p>
+      <w:r>
+        <w:rPr>
+          <w:rFonts w:hint="eastAsia"/>
+        </w:rPr>
+        <w:t>声明颗粒度</w:t>
+      </w:r>
+      <w:r>
+        <w:t xml:space="preserve"> 以某个字段为最细字段 比如一个人一次性买了两件商品 可以退部分也可以退全部 所以可以将每件商品项的退款作为最细颗粒</w:t>
+      </w:r>
+    </w:p>
+    <w:p>
+      <w:r>
+        <w:rPr>
+          <w:rFonts w:hint="eastAsia"/>
+        </w:rPr>
+        <w:t>确认维度</w:t>
+      </w:r>
+      <w:r>
+        <w:t xml:space="preserve"> 比如确定具体退款时间、退款审核人、退款方式、退款原因等维度</w:t>
+      </w:r>
+    </w:p>
+    <w:p>
+      <w:r>
+        <w:rPr>
+          <w:rFonts w:hint="eastAsia"/>
+        </w:rPr>
+        <w:t>确认事实</w:t>
+      </w:r>
+      <w:r>
+        <w:t xml:space="preserve"> 确认事实就是哪些字段可以聚合的字段 比如退款总金额 退款总商品数等</w:t>
+      </w:r>
+    </w:p>
+    <w:p/>
+    <w:p>
+      <w:r>
+        <w:rPr>
+          <w:rFonts w:hint="eastAsia"/>
+        </w:rPr>
+        <w:t>二</w:t>
+      </w:r>
+    </w:p>
+    <w:p>
+      <w:r>
+        <w:rPr>
+          <w:rFonts w:hint="eastAsia"/>
+        </w:rPr>
+        <w:t>维度表设计</w:t>
+      </w:r>
+      <w:r>
+        <w:t xml:space="preserve"> </w:t>
+      </w:r>
+    </w:p>
+    <w:p>
+      <w:r>
+        <w:rPr>
+          <w:rFonts w:hint="eastAsia"/>
+        </w:rPr>
+        <w:t>确定维度</w:t>
+      </w:r>
+      <w:r>
+        <w:t xml:space="preserve"> 由于可能存在多个事实表与统一维度表相关 为了保证维度唯一性 只创建一张维度表</w:t>
+      </w:r>
+    </w:p>
+    <w:p>
+      <w:r>
+        <w:rPr>
+          <w:rFonts w:hint="eastAsia"/>
+        </w:rPr>
+        <w:t>确定主维表和相关维表的关系</w:t>
+      </w:r>
+      <w:r>
+        <w:t xml:space="preserve"> 最细的表作为主维表 主维表可以直接关联事实表 通</w:t>
+      </w:r>
+    </w:p>
+    <w:p>
+      <w:pPr>
+        <w:rPr>
+          <w:rFonts w:hint="eastAsia"/>
+        </w:rPr>
+      </w:pPr>
+    </w:p>
+    <w:p>
+      <w:pPr>
+        <w:rPr>
+          <w:rFonts w:hint="eastAsia"/>
+        </w:rPr>
+      </w:pPr>
+    </w:p>
+    <w:p>
+      <w:pPr>
+        <w:pStyle w:val="3"/>
+      </w:pPr>
+      <w:r>
+        <w:t>14 7-9个银行系统名称</w:t>
+      </w:r>
+    </w:p>
+    <w:p>
+      <w:r>
+        <w:t>cbs核心系统（核心业务）、ecif（客户管理系统）</w:t>
+      </w:r>
+    </w:p>
+    <w:p>
+      <w:r>
+        <w:t>ccp（信用卡系统）、bbs（票据系统）、ccs（对公信贷管理系统）</w:t>
+      </w:r>
+    </w:p>
+    <w:p>
+      <w:r>
+        <w:t>pcs（零售信贷系统）、nbs（网上银行系统）</w:t>
+      </w:r>
+    </w:p>
+    <w:p/>
+    <w:p>
+      <w:pPr>
+        <w:pStyle w:val="3"/>
+        <w:rPr>
+          <w:rFonts w:hint="eastAsia"/>
+        </w:rPr>
+      </w:pPr>
+      <w:r>
+        <w:t xml:space="preserve">15 </w:t>
+      </w:r>
+      <w:r>
+        <w:rPr>
+          <w:rFonts w:hint="eastAsia"/>
+        </w:rPr>
+        <w:t>数据治理（管理数据管理）</w:t>
+      </w:r>
+    </w:p>
+    <w:p>
+      <w:r>
+        <w:tab/>
+      </w:r>
+      <w:r>
+        <w:t xml:space="preserve">1 </w:t>
+      </w:r>
+      <w:r>
+        <w:t xml:space="preserve">元数据管理  </w:t>
+      </w:r>
+      <w:r>
+        <w:rPr>
+          <w:rFonts w:hint="eastAsia"/>
+        </w:rPr>
+        <w:t>管理数据管理的工作，实现标准化（按照规则），模板话（输出文档），自动化（利用工具）</w:t>
+      </w:r>
+    </w:p>
+    <w:p>
+      <w:r>
+        <w:rPr>
+          <w:rFonts w:hint="eastAsia"/>
+        </w:rPr>
+        <w:t>（</w:t>
+      </w:r>
+      <w:r>
+        <w:t>1）元数据管理：数据字典和 Mapping 是元数据管理中最核心的两个落地产物</w:t>
+      </w:r>
+    </w:p>
+    <w:p>
+      <w:r>
+        <w:t xml:space="preserve">      1）数据字典（静态）：数据结构（字段是什么）</w:t>
+      </w:r>
+    </w:p>
+    <w:p>
+      <w:r>
+        <w:t xml:space="preserve">      2) mapping:（动态）：血缘追溯（字段从哪来）</w:t>
+      </w:r>
+    </w:p>
+    <w:p>
+      <w:r>
+        <w:tab/>
+      </w:r>
       <w:r>
         <w:t xml:space="preserve">2 </w:t>
       </w:r>
       <w:r>
-        <w:t>冗余常用维度属性：</w:t>
-      </w:r>
-      <w:r>
-        <w:rPr>
-          <w:rFonts w:hint="eastAsia"/>
-        </w:rPr>
-        <w:t>受益人、被投保人</w:t>
-      </w:r>
-      <w:r>
-        <w:t>、</w:t>
-      </w:r>
-      <w:r>
-        <w:rPr>
-          <w:rFonts w:hint="eastAsia"/>
-        </w:rPr>
-        <w:t>产品</w:t>
-      </w:r>
-      <w:r>
-        <w:t>名称、地区名称等直接存入宽表</w:t>
-      </w:r>
-    </w:p>
-    <w:p>
-      <w:r>
-        <w:t>3 预计算轻度聚合：如</w:t>
-      </w:r>
-      <w:r>
-        <w:t>sum(</w:t>
-      </w:r>
-      <w:r>
-        <w:rPr>
-          <w:rFonts w:hint="eastAsia"/>
-        </w:rPr>
-        <w:t>fyc_</w:t>
-      </w:r>
-      <w:r>
-        <w:t>amount</w:t>
-      </w:r>
-      <w:r>
-        <w:t>)、</w:t>
-      </w:r>
-      <w:r>
-        <w:t>count(distinct user</w:t>
-      </w:r>
-      <w:r>
-        <w:t>_id)，为DM层加速</w:t>
-      </w:r>
-    </w:p>
-    <w:p>
-      <w:r>
-        <w:rPr>
-          <w:rFonts w:hint="eastAsia"/>
-        </w:rPr>
-        <w:t>优点：查询性能好（减少</w:t>
-      </w:r>
-      <w:r>
-        <w:t>JOIN），易理解（一张表涵盖所有分析维度）</w:t>
-      </w:r>
-    </w:p>
-    <w:p/>
-    <w:p>
-      <w:pPr>
-        <w:pStyle w:val="4"/>
-      </w:pPr>
-      <w:r>
-        <w:t>维度模型</w:t>
-      </w:r>
-    </w:p>
-    <w:p>
-      <w:r>
-        <w:rPr>
-          <w:rFonts w:hint="eastAsia"/>
-        </w:rPr>
-        <w:t>一</w:t>
-      </w:r>
-    </w:p>
-    <w:p>
-      <w:r>
-        <w:rPr>
-          <w:rFonts w:hint="eastAsia"/>
-        </w:rPr>
-        <w:t>事务型事实表</w:t>
-      </w:r>
-      <w:r>
-        <w:t xml:space="preserve"> 四步</w:t>
-      </w:r>
-    </w:p>
-    <w:p>
-      <w:r>
-        <w:rPr>
-          <w:rFonts w:hint="eastAsia"/>
-        </w:rPr>
-        <w:t>选择业务过程</w:t>
-      </w:r>
-      <w:r>
-        <w:t xml:space="preserve"> 选择什么业务比如退款表作为业务过程 用户申请退款 商家审核 系统退款成功 这个过程作为业务过程</w:t>
-      </w:r>
-    </w:p>
-    <w:p>
-      <w:r>
-        <w:rPr>
-          <w:rFonts w:hint="eastAsia"/>
-        </w:rPr>
-        <w:t>声明颗粒度</w:t>
-      </w:r>
-      <w:r>
-        <w:t xml:space="preserve"> 以某个字段为最细字段 比如一个人一次性买了两件商品 可以退部分也可以退全部 所以可以将每件商品项的退款作为最细颗粒</w:t>
-      </w:r>
-    </w:p>
-    <w:p>
-      <w:r>
-        <w:rPr>
-          <w:rFonts w:hint="eastAsia"/>
-        </w:rPr>
-        <w:t>确认维度</w:t>
-      </w:r>
-      <w:r>
-        <w:t xml:space="preserve"> 比如确定具体退款时间、退款审核人、退款方式、退款原因等维度</w:t>
-      </w:r>
-    </w:p>
-    <w:p>
-      <w:r>
-        <w:rPr>
-          <w:rFonts w:hint="eastAsia"/>
-        </w:rPr>
-        <w:t>确认事实</w:t>
-      </w:r>
-      <w:r>
-        <w:t xml:space="preserve"> 确认事实就是哪些字段可以聚合的字段 比如退款总金额 退款总商品数等</w:t>
-      </w:r>
-    </w:p>
-    <w:p/>
-    <w:p>
-      <w:r>
-        <w:rPr>
-          <w:rFonts w:hint="eastAsia"/>
-        </w:rPr>
-        <w:t>二</w:t>
-      </w:r>
-    </w:p>
-    <w:p>
-      <w:r>
-        <w:rPr>
-          <w:rFonts w:hint="eastAsia"/>
-        </w:rPr>
-        <w:t>维度表设计</w:t>
-      </w:r>
-      <w:r>
-        <w:t xml:space="preserve"> </w:t>
-      </w:r>
-    </w:p>
-    <w:p>
-      <w:r>
-        <w:rPr>
-          <w:rFonts w:hint="eastAsia"/>
-        </w:rPr>
-        <w:t>确定维度</w:t>
-      </w:r>
-      <w:r>
-        <w:t xml:space="preserve"> 由于可能存在多个事实表与统一维度表相关 为了保证维度唯一性 只创建一张维度表</w:t>
-      </w:r>
-    </w:p>
-    <w:p>
-      <w:r>
-        <w:rPr>
-          <w:rFonts w:hint="eastAsia"/>
-        </w:rPr>
-        <w:t>确定主维表和相关维表的关系</w:t>
-      </w:r>
-      <w:r>
-        <w:t xml:space="preserve"> 最细的表作为主维表 主维表可以直接关联事实表 通</w:t>
-      </w:r>
-    </w:p>
-    <w:p>
-      <w:pPr>
-        <w:rPr>
-          <w:rFonts w:hint="eastAsia"/>
-        </w:rPr>
-      </w:pPr>
-    </w:p>
-    <w:p>
-      <w:pPr>
-        <w:rPr>
-          <w:rFonts w:hint="eastAsia"/>
-        </w:rPr>
-      </w:pPr>
-    </w:p>
-    <w:p>
-      <w:pPr>
-        <w:pStyle w:val="3"/>
-      </w:pPr>
-      <w:r>
-        <w:t>14 7-9个银行系统名称</w:t>
-      </w:r>
-    </w:p>
-    <w:p>
-      <w:r>
-        <w:t>cbs核心系统（核心业务）、ecif（客户管理系统）</w:t>
-      </w:r>
-    </w:p>
-    <w:p>
-      <w:r>
-        <w:t>ccp（信用卡系统）、bbs（票据系统）、ccs（对公信贷管理系统）</w:t>
-      </w:r>
-    </w:p>
-    <w:p>
-      <w:r>
-        <w:t>pcs（零售信贷系统）、nbs（网上银行系统）</w:t>
-      </w:r>
-    </w:p>
-    <w:p/>
-    <w:p>
-      <w:pPr>
-        <w:pStyle w:val="3"/>
-        <w:rPr>
-          <w:rFonts w:hint="eastAsia"/>
-        </w:rPr>
-      </w:pPr>
-      <w:r>
-        <w:t xml:space="preserve">15 </w:t>
-      </w:r>
-      <w:r>
-        <w:rPr>
-          <w:rFonts w:hint="eastAsia"/>
-        </w:rPr>
-        <w:t>数据治理（管理数据管理）</w:t>
-      </w:r>
-    </w:p>
-    <w:p>
-      <w:r>
-        <w:tab/>
-      </w:r>
-      <w:r>
-        <w:t xml:space="preserve">1 </w:t>
-      </w:r>
-      <w:r>
-        <w:t xml:space="preserve">元数据管理  </w:t>
-      </w:r>
-      <w:r>
-        <w:rPr>
-          <w:rFonts w:hint="eastAsia"/>
-        </w:rPr>
-        <w:t>管理数据管理的工作，实现标准化（按照规则），模板话（输出文档），自动化（利用工具）</w:t>
-      </w:r>
-    </w:p>
-    <w:p>
-      <w:r>
-        <w:rPr>
-          <w:rFonts w:hint="eastAsia"/>
-        </w:rPr>
-        <w:t>（</w:t>
-      </w:r>
-      <w:r>
-        <w:t>1）元数据管理：数据字典和 Mapping 是元数据管理中最核心的两个落地产物</w:t>
-      </w:r>
-    </w:p>
-    <w:p>
-      <w:r>
-        <w:t xml:space="preserve">      1）数据字典（静态）：数据结构（字段是什么）</w:t>
+        <w:t>主数据管理  是支持业务过程发生的必要的实体数据（业务过程的维度字段）</w:t>
       </w:r>
     </w:p>
     <w:p>
       <w:r>
         <w:lastRenderedPageBreak/>
-        <w:t xml:space="preserve">      2) mapping:（动态）：血缘追溯（字段从哪来）</w:t>
-      </w:r>
-    </w:p>
-    <w:p>
-      <w:r>
-        <w:tab/>
-      </w:r>
-      <w:r>
-        <w:t xml:space="preserve">2 </w:t>
-      </w:r>
-      <w:r>
-        <w:t>主数据管理  是支持业务过程发生的必要的实体数据（业务过程的维度字段）</w:t>
-      </w:r>
-    </w:p>
-    <w:p>
-      <w:r>
         <w:tab/>
       </w:r>
       <w:r>
@@ -6159,22 +6322,25 @@
         </w:rPr>
       </w:pPr>
       <w:r>
+        <w:t>5</w:t>
+      </w:r>
+      <w:r>
+        <w:t xml:space="preserve"> 优化器判定全表扫描优于索引失效</w:t>
+      </w:r>
+    </w:p>
+    <w:p>
+      <w:r>
+        <w:rPr>
+          <w:rFonts w:hint="eastAsia"/>
+        </w:rPr>
+        <w:t>当查询结果集占总数据量的比例过高（通常超过</w:t>
+      </w:r>
+      <w:r>
+        <w:t xml:space="preserve"> 20%~30%）时，由于走索引需要进行“回表”</w:t>
+      </w:r>
+      <w:r>
         <w:lastRenderedPageBreak/>
-        <w:t>5</w:t>
-      </w:r>
-      <w:r>
-        <w:t xml:space="preserve"> 优化器判定全表扫描优于索引失效</w:t>
-      </w:r>
-    </w:p>
-    <w:p>
-      <w:r>
-        <w:rPr>
-          <w:rFonts w:hint="eastAsia"/>
-        </w:rPr>
-        <w:t>当查询结果集占总数据量的比例过高（通常超过</w:t>
-      </w:r>
-      <w:r>
-        <w:t xml:space="preserve"> 20%~30%）时，由于走索引需要进行“回表”操作产生大量随机 I/O，而全表扫描采用顺序 I/O 成本更低，MySQL 优化器会主动放弃索引，选择全表扫描。此外，统计信息过时也会导致优化器误判，造成索引失效。</w:t>
+        <w:t>操作产生大量随机 I/O，而全表扫描采用顺序 I/O 成本更低，MySQL 优化器会主动放弃索引，选择全表扫描。此外，统计信息过时也会导致优化器误判，造成索引失效。</w:t>
       </w:r>
     </w:p>
     <w:p/>
@@ -6397,19 +6563,19 @@
         <w:rPr>
           <w:rFonts w:hint="eastAsia"/>
         </w:rPr>
+        <w:t>执行器翻译语句给</w:t>
+      </w:r>
+      <w:r>
+        <w:t>mr执行计算</w:t>
+      </w:r>
+    </w:p>
+    <w:p/>
+    <w:p>
+      <w:r>
+        <w:rPr>
+          <w:rFonts w:hint="eastAsia"/>
+        </w:rPr>
         <w:lastRenderedPageBreak/>
-        <w:t>执行器翻译语句给</w:t>
-      </w:r>
-      <w:r>
-        <w:t>mr执行计算</w:t>
-      </w:r>
-    </w:p>
-    <w:p/>
-    <w:p>
-      <w:r>
-        <w:rPr>
-          <w:rFonts w:hint="eastAsia"/>
-        </w:rPr>
         <w:t>建表当中</w:t>
       </w:r>
       <w:r>
@@ -6857,13 +7023,6 @@
       <w:r>
         <w:t>cluster by是 distri by 与sort by 结合 字段要相同才能用</w:t>
       </w:r>
-    </w:p>
-    <w:p>
-      <w:pPr>
-        <w:rPr>
-          <w:rFonts w:hint="eastAsia"/>
-        </w:rPr>
-      </w:pPr>
     </w:p>
     <w:p>
       <w:pPr>
@@ -6889,6 +7048,11 @@
       </w:r>
     </w:p>
     <w:p>
+      <w:pPr>
+        <w:rPr>
+          <w:rFonts w:hint="eastAsia"/>
+        </w:rPr>
+      </w:pPr>
       <w:r>
         <w:rPr>
           <w:rFonts w:hint="eastAsia"/>
@@ -6920,8 +7084,8 @@
         </w:rPr>
         <w:drawing>
           <wp:inline distT="0" distB="0" distL="0" distR="0" wp14:anchorId="02E289D6" wp14:editId="4565C1AA">
-            <wp:extent cx="5274310" cy="2026285"/>
-            <wp:effectExtent l="0" t="0" r="2540" b="0"/>
+            <wp:extent cx="5353050" cy="2056534"/>
+            <wp:effectExtent l="0" t="0" r="0" b="1270"/>
             <wp:docPr id="4" name="图片 4"/>
             <wp:cNvGraphicFramePr>
               <a:graphicFrameLocks xmlns:a="http://schemas.openxmlformats.org/drawingml/2006/main" noChangeAspect="1"/>
@@ -6942,7 +7106,7 @@
                   <pic:spPr>
                     <a:xfrm>
                       <a:off x="0" y="0"/>
-                      <a:ext cx="5274310" cy="2026285"/>
+                      <a:ext cx="5370077" cy="2063075"/>
                     </a:xfrm>
                     <a:prstGeom prst="rect">
                       <a:avLst/>
@@ -6999,7 +7163,7 @@
         <w:lastRenderedPageBreak/>
         <w:drawing>
           <wp:inline distT="0" distB="0" distL="0" distR="0" wp14:anchorId="12637271" wp14:editId="7F03A133">
-            <wp:extent cx="5219971" cy="1579944"/>
+            <wp:extent cx="5410200" cy="1637522"/>
             <wp:effectExtent l="0" t="0" r="0" b="1270"/>
             <wp:docPr id="3" name="图片 3"/>
             <wp:cNvGraphicFramePr>
@@ -7021,7 +7185,7 @@
                   <pic:spPr>
                     <a:xfrm>
                       <a:off x="0" y="0"/>
-                      <a:ext cx="5243254" cy="1586991"/>
+                      <a:ext cx="5470699" cy="1655834"/>
                     </a:xfrm>
                     <a:prstGeom prst="rect">
                       <a:avLst/>
@@ -7297,7 +7461,19 @@
         <w:rPr>
           <w:rFonts w:hint="eastAsia"/>
         </w:rPr>
-        <w:t>或者在命令窗口输入sql》explain</w:t>
+        <w:t>或者在命令窗口输入sql</w:t>
+      </w:r>
+      <w:r>
+        <w:rPr>
+          <w:rFonts w:hint="eastAsia"/>
+        </w:rPr>
+        <w:t>&gt;</w:t>
+      </w:r>
+      <w:r>
+        <w:rPr>
+          <w:rFonts w:hint="eastAsia"/>
+        </w:rPr>
+        <w:t>explain</w:t>
       </w:r>
       <w:r>
         <w:t xml:space="preserve"> </w:t>
@@ -7379,7 +7555,13 @@
       </w:r>
     </w:p>
     <w:p>
-      <w:r>
+      <w:pPr>
+        <w:rPr>
+          <w:rFonts w:hint="eastAsia"/>
+        </w:rPr>
+      </w:pPr>
+      <w:r>
+        <w:lastRenderedPageBreak/>
         <w:t xml:space="preserve">4 </w:t>
       </w:r>
       <w:r>
@@ -7395,7 +7577,6 @@
         <w:t>耗费：理论上越小越好</w:t>
       </w:r>
     </w:p>
-    <w:p/>
     <w:p>
       <w:pPr>
         <w:pStyle w:val="1"/>
@@ -7506,6 +7687,11 @@
       </w:r>
     </w:p>
     <w:p>
+      <w:pPr>
+        <w:rPr>
+          <w:rFonts w:hint="eastAsia"/>
+        </w:rPr>
+      </w:pPr>
       <w:r>
         <w:rPr>
           <w:rFonts w:hint="eastAsia"/>
@@ -7515,13 +7701,6 @@
       <w:r>
         <w:t>X锁、写锁）：一个事务修改数据时，其他事务不能读写该数据。</w:t>
       </w:r>
-    </w:p>
-    <w:p>
-      <w:pPr>
-        <w:rPr>
-          <w:rFonts w:hint="eastAsia"/>
-        </w:rPr>
-      </w:pPr>
     </w:p>
     <w:p>
       <w:pPr>

--- a/毛智明-小作文.docx
+++ b/毛智明-小作文.docx
@@ -85,26 +85,67 @@
       </w:r>
     </w:p>
     <w:p>
-      <w:r>
-        <w:rPr>
-          <w:rFonts w:hint="eastAsia"/>
-        </w:rPr>
-        <w:t>大家好，我有</w:t>
+      <w:pPr>
+        <w:rPr>
+          <w:rFonts w:hint="eastAsia"/>
+        </w:rPr>
+      </w:pPr>
+      <w:r>
+        <w:rPr>
+          <w:rFonts w:hint="eastAsia"/>
+        </w:rPr>
+        <w:t>我有</w:t>
       </w:r>
       <w:r>
         <w:t>3年左右的数据仓库开发经验。嗯……主要做的是Hadoop生态和阿里云大数据平台这块。</w:t>
       </w:r>
     </w:p>
+    <w:p>
+      <w:r>
+        <w:rPr>
+          <w:highlight w:val="yellow"/>
+        </w:rPr>
+        <w:t>我主要做离线数仓开发，参与过从数据接入到报表展示的全流程。熟悉 Sqoop、DataX 数据同步，Hive、MaxCompute 数仓建模和 ETL 开发，日常主要使用 Hive SQL，也会写 Shell 脚本，调度工具用过 DolphinScheduler、Azkaban、DataWorks，报表使用 FineReport 和 Quick BI。</w:t>
+      </w:r>
+      <w:r>
+        <w:rPr>
+          <w:rFonts w:hint="eastAsia"/>
+          <w:highlight w:val="yellow"/>
+        </w:rPr>
+        <w:t>我从</w:t>
+      </w:r>
+      <w:r>
+        <w:rPr>
+          <w:highlight w:val="yellow"/>
+        </w:rPr>
+        <w:t>ODS到ADS这几层都做过，也能独立完成需求分析、模型设计、开发上线这些工作。</w:t>
+      </w:r>
+    </w:p>
     <w:p/>
     <w:p>
       <w:r>
         <w:rPr>
           <w:rFonts w:hint="eastAsia"/>
         </w:rPr>
-        <w:t>平时工作基本都是离线数仓开发。从数据接入到最后报表展示，这一整套流程我都参与过。数据同步主要用</w:t>
-      </w:r>
-      <w:r>
-        <w:t>Sqoop和DataX，数据处理的话，平时还是Hive和MaxCompute用得比较多，负责数仓建模、ETL开发和指标计算，Hive SQL写得比较多，也会写一些Shell脚本。调度这块用过DolphinScheduler、Azkaban，还有DataWorks，报表的话做过FineReport和Quick BI。</w:t>
+        <w:t>最近这几年主要还是做保险行业</w:t>
+      </w:r>
+      <w:r>
+        <w:rPr>
+          <w:rFonts w:hint="eastAsia"/>
+        </w:rPr>
+        <w:t>，也接触过一些银行业务。像华安财险收展人员经营考核项目，还有都邦</w:t>
+      </w:r>
+      <w:r>
+        <w:rPr>
+          <w:rFonts w:hint="eastAsia"/>
+        </w:rPr>
+        <w:t>财险客户画像和精准营销项目，我都参与过</w:t>
+      </w:r>
+      <w:r>
+        <w:rPr>
+          <w:rFonts w:hint="eastAsia"/>
+        </w:rPr>
+        <w:t>。</w:t>
       </w:r>
     </w:p>
     <w:p/>
@@ -112,49 +153,14 @@
       <w:r>
         <w:rPr>
           <w:rFonts w:hint="eastAsia"/>
-        </w:rPr>
-        <w:t>整体来说，我从</w:t>
-      </w:r>
-      <w:r>
-        <w:t>ODS到ADS这几层都做过，也能独立完成需求分析、模型设计、开发上线这些工作。</w:t>
-      </w:r>
-    </w:p>
-    <w:p/>
-    <w:p>
-      <w:r>
-        <w:rPr>
-          <w:rFonts w:hint="eastAsia"/>
-        </w:rPr>
-        <w:t>最近这几年主要还是做保险行业</w:t>
-      </w:r>
-      <w:r>
-        <w:rPr>
-          <w:rFonts w:hint="eastAsia"/>
-        </w:rPr>
-        <w:t>，也接触过一些银行业务。像华安财险收展人员经营考核项目，还有都邦</w:t>
-      </w:r>
-      <w:r>
-        <w:rPr>
-          <w:rFonts w:hint="eastAsia"/>
-        </w:rPr>
-        <w:t>财险客户画像和精准营销项目，我都参与过</w:t>
-      </w:r>
-      <w:r>
-        <w:rPr>
-          <w:rFonts w:hint="eastAsia"/>
-        </w:rPr>
-        <w:t>。</w:t>
-      </w:r>
-    </w:p>
-    <w:p/>
-    <w:p>
-      <w:r>
-        <w:rPr>
-          <w:rFonts w:hint="eastAsia"/>
+          <w:highlight w:val="yellow"/>
         </w:rPr>
         <w:t>在这些项目里面，我主要负责数据抽取、清洗、分层建模、指标开发，还有调度配置和报表展示，基本算是从开发到上线全程参与。技术栈也覆盖了</w:t>
       </w:r>
       <w:r>
+        <w:rPr>
+          <w:highlight w:val="yellow"/>
+        </w:rPr>
         <w:t>Oracle、Hive、Spark、MaxCompute这些。</w:t>
       </w:r>
     </w:p>
@@ -233,6 +239,7 @@
           <w:rFonts w:ascii="Segoe UI" w:hAnsi="Segoe UI" w:cs="Segoe UI" w:hint="eastAsia"/>
           <w:color w:val="0F1115"/>
           <w:szCs w:val="21"/>
+          <w:highlight w:val="yellow"/>
         </w:rPr>
         <w:t>我们分有产品经理、测试工程师、运维工程师、我属于数据开发团队，我们团队大概有</w:t>
       </w:r>
@@ -241,6 +248,7 @@
           <w:rFonts w:ascii="Segoe UI" w:hAnsi="Segoe UI" w:cs="Segoe UI" w:hint="eastAsia"/>
           <w:color w:val="0F1115"/>
           <w:szCs w:val="21"/>
+          <w:highlight w:val="yellow"/>
         </w:rPr>
         <w:t>8</w:t>
       </w:r>
@@ -249,6 +257,7 @@
           <w:rFonts w:ascii="Segoe UI" w:hAnsi="Segoe UI" w:cs="Segoe UI"/>
           <w:color w:val="0F1115"/>
           <w:szCs w:val="21"/>
+          <w:highlight w:val="yellow"/>
         </w:rPr>
         <w:t>个人，</w:t>
       </w:r>
@@ -257,6 +266,7 @@
           <w:rFonts w:ascii="Segoe UI" w:hAnsi="Segoe UI" w:cs="Segoe UI"/>
           <w:color w:val="0F1115"/>
           <w:szCs w:val="21"/>
+          <w:highlight w:val="yellow"/>
         </w:rPr>
         <w:t>1</w:t>
       </w:r>
@@ -265,6 +275,7 @@
           <w:rFonts w:ascii="Segoe UI" w:hAnsi="Segoe UI" w:cs="Segoe UI"/>
           <w:color w:val="0F1115"/>
           <w:szCs w:val="21"/>
+          <w:highlight w:val="yellow"/>
         </w:rPr>
         <w:t>名小组组长</w:t>
       </w:r>
@@ -273,6 +284,7 @@
           <w:rFonts w:ascii="Segoe UI" w:hAnsi="Segoe UI" w:cs="Segoe UI" w:hint="eastAsia"/>
           <w:color w:val="0F1115"/>
           <w:szCs w:val="21"/>
+          <w:highlight w:val="yellow"/>
         </w:rPr>
         <w:t>（分配任务</w:t>
       </w:r>
@@ -281,6 +293,7 @@
           <w:rFonts w:ascii="Segoe UI" w:hAnsi="Segoe UI" w:cs="Segoe UI" w:hint="eastAsia"/>
           <w:color w:val="0F1115"/>
           <w:szCs w:val="21"/>
+          <w:highlight w:val="yellow"/>
         </w:rPr>
         <w:t>、对接甲方人</w:t>
       </w:r>
@@ -289,6 +302,7 @@
           <w:rFonts w:ascii="Segoe UI" w:hAnsi="Segoe UI" w:cs="Segoe UI" w:hint="eastAsia"/>
           <w:color w:val="0F1115"/>
           <w:szCs w:val="21"/>
+          <w:highlight w:val="yellow"/>
         </w:rPr>
         <w:t>等</w:t>
       </w:r>
@@ -297,6 +311,7 @@
           <w:rFonts w:ascii="Segoe UI" w:hAnsi="Segoe UI" w:cs="Segoe UI" w:hint="eastAsia"/>
           <w:color w:val="0F1115"/>
           <w:szCs w:val="21"/>
+          <w:highlight w:val="yellow"/>
         </w:rPr>
         <w:t>）</w:t>
       </w:r>
@@ -305,6 +320,7 @@
           <w:rFonts w:ascii="Segoe UI" w:hAnsi="Segoe UI" w:cs="Segoe UI"/>
           <w:color w:val="0F1115"/>
           <w:szCs w:val="21"/>
+          <w:highlight w:val="yellow"/>
         </w:rPr>
         <w:t>，</w:t>
       </w:r>
@@ -313,6 +329,7 @@
           <w:rFonts w:ascii="Segoe UI" w:hAnsi="Segoe UI" w:cs="Segoe UI" w:hint="eastAsia"/>
           <w:color w:val="0F1115"/>
           <w:szCs w:val="21"/>
+          <w:highlight w:val="yellow"/>
         </w:rPr>
         <w:t>2</w:t>
       </w:r>
@@ -321,6 +338,7 @@
           <w:rFonts w:ascii="Segoe UI" w:hAnsi="Segoe UI" w:cs="Segoe UI" w:hint="eastAsia"/>
           <w:color w:val="0F1115"/>
           <w:szCs w:val="21"/>
+          <w:highlight w:val="yellow"/>
         </w:rPr>
         <w:t>人做需求分析，</w:t>
       </w:r>
@@ -329,6 +347,7 @@
           <w:rFonts w:ascii="Segoe UI" w:hAnsi="Segoe UI" w:cs="Segoe UI"/>
           <w:color w:val="0F1115"/>
           <w:szCs w:val="21"/>
+          <w:highlight w:val="yellow"/>
         </w:rPr>
         <w:t>4</w:t>
       </w:r>
@@ -337,6 +356,7 @@
           <w:rFonts w:ascii="Segoe UI" w:hAnsi="Segoe UI" w:cs="Segoe UI" w:hint="eastAsia"/>
           <w:color w:val="0F1115"/>
           <w:szCs w:val="21"/>
+          <w:highlight w:val="yellow"/>
         </w:rPr>
         <w:t>人做数据开发</w:t>
       </w:r>
@@ -345,6 +365,7 @@
           <w:rFonts w:ascii="Segoe UI" w:hAnsi="Segoe UI" w:cs="Segoe UI" w:hint="eastAsia"/>
           <w:color w:val="0F1115"/>
           <w:szCs w:val="21"/>
+          <w:highlight w:val="yellow"/>
         </w:rPr>
         <w:t>，</w:t>
       </w:r>
@@ -353,6 +374,7 @@
           <w:rFonts w:ascii="Segoe UI" w:hAnsi="Segoe UI" w:cs="Segoe UI" w:hint="eastAsia"/>
           <w:color w:val="0F1115"/>
           <w:szCs w:val="21"/>
+          <w:highlight w:val="yellow"/>
         </w:rPr>
         <w:t>1</w:t>
       </w:r>
@@ -361,6 +383,7 @@
           <w:rFonts w:ascii="Segoe UI" w:hAnsi="Segoe UI" w:cs="Segoe UI" w:hint="eastAsia"/>
           <w:color w:val="0F1115"/>
           <w:szCs w:val="21"/>
+          <w:highlight w:val="yellow"/>
         </w:rPr>
         <w:t>人做运维</w:t>
       </w:r>
@@ -375,72 +398,78 @@
         <w:rPr>
           <w:rFonts w:hint="eastAsia"/>
         </w:rPr>
+        <w:t>核心是开发是开发保险代理人的展业数据分析、新人</w:t>
+      </w:r>
+      <w:r>
+        <w:rPr>
+          <w:rFonts w:hint="eastAsia"/>
+        </w:rPr>
+        <w:t>、老人</w:t>
+      </w:r>
+      <w:r>
+        <w:rPr>
+          <w:rFonts w:hint="eastAsia"/>
+        </w:rPr>
+        <w:t>奖励机制等需求</w:t>
+      </w:r>
+      <w:r>
+        <w:rPr>
+          <w:rFonts w:hint="eastAsia"/>
+        </w:rPr>
+        <w:t>，</w:t>
+      </w:r>
+      <w:r>
+        <w:rPr>
+          <w:rFonts w:hint="eastAsia"/>
+          <w:b/>
+        </w:rPr>
+        <w:t>技术栈整体是</w:t>
+      </w:r>
+      <w:r>
+        <w:rPr>
+          <w:b/>
+        </w:rPr>
+        <w:t xml:space="preserve">**Hadoop HDFS + Hive + </w:t>
+      </w:r>
+      <w:r>
+        <w:rPr>
+          <w:rFonts w:hint="eastAsia"/>
+          <w:b/>
+        </w:rPr>
+        <w:t>D</w:t>
+      </w:r>
+      <w:r>
+        <w:rPr>
+          <w:b/>
+        </w:rPr>
+        <w:t>ataX</w:t>
+      </w:r>
+      <w:r>
+        <w:rPr>
+          <w:b/>
+        </w:rPr>
+        <w:t>+ Shell脚本调度 + FineReport**，纯离线架构，没有用到云服务。</w:t>
+      </w:r>
+    </w:p>
+    <w:p>
+      <w:r>
+        <w:rPr>
+          <w:rFonts w:hint="eastAsia"/>
+        </w:rPr>
+        <w:t>额为什么这样呢？</w:t>
+      </w:r>
+      <w:r>
+        <w:rPr>
+          <w:rFonts w:hint="eastAsia"/>
+        </w:rPr>
+        <w:t>这样选型主要有两个原因：一是华安是金融企业，数据安全合规要求高，</w:t>
+      </w:r>
+      <w:r>
+        <w:rPr>
+          <w:rFonts w:hint="eastAsia"/>
+        </w:rPr>
         <w:lastRenderedPageBreak/>
-        <w:t>核心是开发是开发保险代理人的展业数据分析、新人</w:t>
-      </w:r>
-      <w:r>
-        <w:rPr>
-          <w:rFonts w:hint="eastAsia"/>
-        </w:rPr>
-        <w:t>、老人</w:t>
-      </w:r>
-      <w:r>
-        <w:rPr>
-          <w:rFonts w:hint="eastAsia"/>
-        </w:rPr>
-        <w:t>奖励机制等需求</w:t>
-      </w:r>
-      <w:r>
-        <w:rPr>
-          <w:rFonts w:hint="eastAsia"/>
-        </w:rPr>
-        <w:t>，</w:t>
-      </w:r>
-      <w:r>
-        <w:rPr>
-          <w:rFonts w:hint="eastAsia"/>
-          <w:b/>
-        </w:rPr>
-        <w:t>技术栈整体是</w:t>
-      </w:r>
-      <w:r>
-        <w:rPr>
-          <w:b/>
-        </w:rPr>
-        <w:t xml:space="preserve">**Hadoop HDFS + Hive + </w:t>
-      </w:r>
-      <w:r>
-        <w:rPr>
-          <w:rFonts w:hint="eastAsia"/>
-          <w:b/>
-        </w:rPr>
-        <w:t>D</w:t>
-      </w:r>
-      <w:r>
-        <w:rPr>
-          <w:b/>
-        </w:rPr>
-        <w:t>ataX</w:t>
-      </w:r>
-      <w:r>
-        <w:rPr>
-          <w:b/>
-        </w:rPr>
-        <w:t>+ Shell脚本调度 + FineReport**，纯离线架构，没有用到云服务。</w:t>
-      </w:r>
-    </w:p>
-    <w:p>
-      <w:r>
-        <w:rPr>
-          <w:rFonts w:hint="eastAsia"/>
-        </w:rPr>
-        <w:t>额为什么这样呢？</w:t>
-      </w:r>
-      <w:r>
-        <w:rPr>
-          <w:rFonts w:hint="eastAsia"/>
-        </w:rPr>
-        <w:t>这样选型主要有两个原因：一是华安是金融企业，数据安全合规要求高，核心数据不出本地机房；二是保险考核数据的时效需求是</w:t>
+        <w:t>核心数据不出本地机房；二是保险考核数据的时效需求是</w:t>
       </w:r>
       <w:r>
         <w:t>T+1就足够了，不需要实时流处理，离线批量完全可以满足每天早上8点前出数的要求。</w:t>
@@ -505,248 +534,61 @@
         </w:rPr>
         <w:t>工作流程</w:t>
       </w:r>
-    </w:p>
-    <w:p>
-      <w:r>
-        <w:t>"我们整个项目，其实都是按照需求一步一步往下走的。</w:t>
-      </w:r>
-    </w:p>
-    <w:p>
-      <w:r>
-        <w:rPr>
-          <w:rFonts w:hint="eastAsia"/>
-        </w:rPr>
-        <w:t>首先会开项目启动会，甲方业务部门会先介绍他们这次项目要实现什么目标，比如要做哪些指标、哪些报表，需要分析哪些业务。</w:t>
-      </w:r>
-    </w:p>
-    <w:p>
-      <w:pPr>
-        <w:rPr>
-          <w:rFonts w:hint="eastAsia"/>
-        </w:rPr>
-      </w:pPr>
-    </w:p>
-    <w:p>
-      <w:r>
-        <w:rPr>
-          <w:rFonts w:hint="eastAsia"/>
-        </w:rPr>
-        <w:t>启动会结束以后，我们会再和甲方业务部门单独开需求评审会，把需求一条一条过一遍。如果有业务逻辑或者字段不清楚的地方，我们会先记录下来，整理成问题清单，再发给甲方确认。有时候问题比较多，还会再约一次会议统一确认，最后形成正式的需求文档。</w:t>
-      </w:r>
-    </w:p>
-    <w:p>
-      <w:r>
-        <w:rPr>
-          <w:rFonts w:hint="eastAsia"/>
-        </w:rPr>
-        <w:t>需求确定以后，我们还会跟甲方</w:t>
-      </w:r>
-      <w:r>
-        <w:t>IT部门沟通技术方案。比如数据从哪些系统来，是Oracle还是MySQL，有哪些接口能提供数据，现有平台支不支持改造，需要新增哪些表或者字段，最后整理成技术方案说明。</w:t>
-      </w:r>
-    </w:p>
-    <w:p>
-      <w:pPr>
-        <w:rPr>
-          <w:rFonts w:hint="eastAsia"/>
-        </w:rPr>
-      </w:pPr>
-    </w:p>
-    <w:p>
-      <w:r>
-        <w:rPr>
-          <w:rFonts w:hint="eastAsia"/>
-        </w:rPr>
-        <w:t>这两个文档都确定以后，我这边就开始编写</w:t>
-      </w:r>
-      <w:r>
-        <w:t>Mapping文档。主要就是确定每一个字段来自哪张表、怎么转换、怎么关联，还有各层之间的数据流向和指标口径。</w:t>
-      </w:r>
-    </w:p>
-    <w:p>
-      <w:pPr>
-        <w:rPr>
-          <w:rFonts w:hint="eastAsia"/>
-        </w:rPr>
-      </w:pPr>
-    </w:p>
-    <w:p>
-      <w:r>
-        <w:rPr>
-          <w:rFonts w:hint="eastAsia"/>
-        </w:rPr>
-        <w:t>开发的时候，我们先把业务系统的数据同步到</w:t>
-      </w:r>
-      <w:r>
-        <w:t>Hive的ODS层。我们项目里主要通过Sqoop把Oracle、MySQL的数据抽过来，DolphinScheduler负责调度这些同步任务。</w:t>
-      </w:r>
-    </w:p>
-    <w:p>
-      <w:pPr>
-        <w:rPr>
-          <w:rFonts w:hint="eastAsia"/>
-        </w:rPr>
-      </w:pPr>
-    </w:p>
-    <w:p>
-      <w:r>
-        <w:rPr>
-          <w:rFonts w:hint="eastAsia"/>
-        </w:rPr>
-        <w:t>到了</w:t>
-      </w:r>
-      <w:r>
-        <w:t>DWD层，主要就是做数据清洗和标准化处理，比如去重、过滤无效数据、处理空值，还有调用UDF对身份证号、手机号这些敏感信息做脱敏加密。</w:t>
-      </w:r>
-    </w:p>
-    <w:p>
-      <w:pPr>
-        <w:rPr>
-          <w:rFonts w:hint="eastAsia"/>
-        </w:rPr>
-      </w:pPr>
-    </w:p>
-    <w:p>
-      <w:r>
-        <w:rPr>
-          <w:rFonts w:hint="eastAsia"/>
-        </w:rPr>
-        <w:t>再往上到</w:t>
-      </w:r>
-      <w:r>
-        <w:t>DWS层，就是按照客户主题、产品主题这些业务主题，把事实表和维度表关联起来，生成宽表。如果业务需要的话，也会做一些轻度汇总，比如团队累计保费、累计佣金、有效拜访人数这些，为后面的指标计算做准备。</w:t>
-      </w:r>
-    </w:p>
-    <w:p>
-      <w:pPr>
-        <w:rPr>
-          <w:rFonts w:hint="eastAsia"/>
-        </w:rPr>
-      </w:pPr>
-    </w:p>
-    <w:p>
-      <w:r>
-        <w:rPr>
-          <w:rFonts w:hint="eastAsia"/>
-        </w:rPr>
-        <w:t>最后到了</w:t>
-      </w:r>
-      <w:r>
-        <w:t>ADS层，就是根据业务考核指标，把数据加工成报表需要的结果集，提供给FineReport或者Quick BI做数据展示。</w:t>
-      </w:r>
-    </w:p>
-    <w:p>
-      <w:pPr>
-        <w:rPr>
-          <w:rFonts w:hint="eastAsia"/>
-        </w:rPr>
-      </w:pPr>
-    </w:p>
-    <w:p>
-      <w:r>
-        <w:rPr>
-          <w:rFonts w:hint="eastAsia"/>
-        </w:rPr>
-        <w:lastRenderedPageBreak/>
-        <w:t>整个开发完成以后，我们会提交测试，同步修改的问题，最后上线运行，后面也会持续关注任务调度和数据质量。</w:t>
-      </w:r>
-      <w:r>
-        <w:t>"</w:t>
+      <w:r>
+        <w:rPr>
+          <w:rFonts w:hint="eastAsia"/>
+        </w:rPr>
+        <w:t>/负责</w:t>
+      </w:r>
+    </w:p>
+    <w:p>
+      <w:r>
+        <w:rPr>
+          <w:rFonts w:hint="eastAsia"/>
+        </w:rPr>
+        <w:t>我们在项目开始阶段的时候，</w:t>
+      </w:r>
+      <w:r>
+        <w:rPr>
+          <w:rFonts w:hint="eastAsia"/>
+        </w:rPr>
+        <w:t>会进行开展一个启动会，</w:t>
+      </w:r>
+      <w:r>
+        <w:rPr>
+          <w:rFonts w:hint="eastAsia"/>
+        </w:rPr>
+        <w:t>项目启动会上，甲方业务部门（销售管理部、人力资源部、保费部等）明确目标：围绕老收展员月度达星、新人达</w:t>
+      </w:r>
+      <w:r>
+        <w:t>Q、有效拜访数、续保触达率等考核指标搭建经营考核体系。会后我们召开需求评审会，逐一确认指标口径与数据来源，形成需求规格说明书，并与IT部门沟通数据源（承保、佣金、CRM、考勤等MySQL/Oracle系统）和技术方案。</w:t>
       </w:r>
     </w:p>
     <w:p/>
     <w:p>
-      <w:pPr>
-        <w:rPr>
-          <w:rFonts w:hint="eastAsia"/>
-        </w:rPr>
-      </w:pPr>
-      <w:r>
-        <w:rPr>
-          <w:rFonts w:hint="eastAsia"/>
-        </w:rPr>
-        <w:t>主题：主要客户主题和产品主题</w:t>
-      </w:r>
-    </w:p>
-    <w:p>
-      <w:pPr>
-        <w:rPr>
-          <w:rFonts w:hint="eastAsia"/>
-        </w:rPr>
-      </w:pPr>
-      <w:r>
-        <w:rPr>
-          <w:rFonts w:hint="eastAsia"/>
-        </w:rPr>
-        <w:t>客户主题分为 内勤和外勤 收展员就在</w:t>
-      </w:r>
-    </w:p>
-    <w:p>
-      <w:pPr>
-        <w:rPr>
-          <w:rFonts w:hint="eastAsia"/>
-        </w:rPr>
-      </w:pPr>
-    </w:p>
-    <w:p>
-      <w:pPr>
-        <w:pStyle w:val="2"/>
-      </w:pPr>
-      <w:r>
-        <w:rPr>
-          <w:rFonts w:hint="eastAsia"/>
-        </w:rPr>
-        <w:t>项目具体指标</w:t>
-      </w:r>
-    </w:p>
-    <w:p>
-      <w:r>
-        <w:rPr>
-          <w:rFonts w:hint="eastAsia"/>
-        </w:rPr>
-        <w:t>项目整体流程是这样的：第一阶段是需求调研与指标口径对齐，我们对接了销售管理部、人力资源部、保费部等部门，逐一确认老收展员月度达星、新人达</w:t>
-      </w:r>
-      <w:r>
-        <w:t>Q、有效拜访数、续保触达率等考核指标的计算口径与统计维度，输出了需求规格说明书和四层Mapping文档，同时完成了数仓分层架构设计，统一了收展员工号、险种代码、机构编码等主数据标准。第二阶段是数据接入与ETL开发，我使用</w:t>
-      </w:r>
-      <w:r>
-        <w:rPr>
-          <w:rFonts w:hint="eastAsia"/>
-        </w:rPr>
-        <w:t>DataX</w:t>
-      </w:r>
-      <w:r>
-        <w:t>从承保、佣金、CRM、考勤等系统抽取数据到Hive ODS层，在DWD层完成敏感字段脱敏和收展员业绩明细宽表构建，在DWS层完成核心考核指标加工，</w:t>
-      </w:r>
-      <w:r>
-        <w:rPr>
-          <w:rFonts w:hint="eastAsia"/>
-        </w:rPr>
-        <w:t>包括按月汇总</w:t>
-      </w:r>
-      <w:r>
-        <w:t>FYC判定达星并计算连续未达星月数、按日累计新人件数与FYC判定达Q并预测月末达成概率、以及多粒度聚合有效拜访数和续保触达率等过程指标，最后在ADS层输出全员考核结果表，对接FineReport与HR薪酬系统。第三阶段是调度配置与测试上线，我利用</w:t>
-      </w:r>
-      <w:r>
-        <w:rPr>
-          <w:rFonts w:hint="eastAsia"/>
-        </w:rPr>
-        <w:t>海豚</w:t>
-      </w:r>
-      <w:r>
-        <w:t>配置全链路ETL</w:t>
-      </w:r>
-      <w:r>
-        <w:t>每日凌晨自动调度</w:t>
-      </w:r>
-      <w:r>
-        <w:rPr>
-          <w:rFonts w:hint="eastAsia"/>
-        </w:rPr>
-        <w:t>。</w:t>
-      </w:r>
-      <w:r>
-        <w:t xml:space="preserve"> </w:t>
+      <w:r>
+        <w:rPr>
+          <w:rFonts w:hint="eastAsia"/>
+        </w:rPr>
+        <w:t>需求确认后，</w:t>
+      </w:r>
+      <w:r>
+        <w:t>根据需求文档和技术方案，</w:t>
+      </w:r>
+      <w:r>
+        <w:rPr>
+          <w:rFonts w:hint="eastAsia"/>
+        </w:rPr>
+        <w:t>我会</w:t>
+      </w:r>
+      <w:r>
+        <w:rPr>
+          <w:rFonts w:hint="eastAsia"/>
+        </w:rPr>
+        <w:t>参与</w:t>
+      </w:r>
+      <w:r>
+        <w:t>ODS到ADS的四层Mapping文档，明确每张表的字段映射、关联逻辑、取样规则，并重点定义达星（月度FYC达标）、达Q（保护期内累计件数与FYC达标）的取数口径与判定规则，确保开发前与业务方完全对齐。</w:t>
       </w:r>
     </w:p>
     <w:p/>
@@ -754,27 +596,63 @@
       <w:r>
         <w:rPr>
           <w:rFonts w:hint="eastAsia"/>
-          <w:b/>
-        </w:rPr>
-        <w:t>项目难点这块</w:t>
-      </w:r>
-      <w:r>
-        <w:rPr>
-          <w:rFonts w:hint="eastAsia"/>
-        </w:rPr>
-        <w:t>，主要有两个。第一个难点是考核指标口径统一复杂，销售管理部、人力资源部、保费部对达星等指标的理解不一致，且新老收展员考核规则差异大，我们采用自上而下定框架、自下而上逐项对齐的方法，最终输出经各部门签字确认的</w:t>
-      </w:r>
-      <w:r>
-        <w:t>Mapping文档并存入SVN管理。第二个难点是数据质量保障难度高，源端存在员工号不一致、GPS缺失、退保标记滞后等问题，CRM与手工台账也常对不上，我在DWD层设计了工号补零对齐、佣金非负校验、GPS空值填充、重复保单去重等清洗逻辑，并建立每日稽核脚本校验FYC总额一致性和关键字段空值率，发</w:t>
-      </w:r>
-      <w:r>
-        <w:rPr>
-          <w:rFonts w:hint="eastAsia"/>
-        </w:rPr>
-        <w:t>现问题自动告警。</w:t>
+          <w:highlight w:val="yellow"/>
+        </w:rPr>
+        <w:t>在</w:t>
+      </w:r>
+      <w:r>
+        <w:rPr>
+          <w:rFonts w:hint="eastAsia"/>
+          <w:highlight w:val="yellow"/>
+        </w:rPr>
+        <w:t>开发阶段</w:t>
+      </w:r>
+      <w:r>
+        <w:rPr>
+          <w:rFonts w:hint="eastAsia"/>
+          <w:highlight w:val="yellow"/>
+        </w:rPr>
+        <w:t>的话，我会使用</w:t>
+      </w:r>
+      <w:r>
+        <w:rPr>
+          <w:highlight w:val="yellow"/>
+        </w:rPr>
+        <w:t xml:space="preserve"> DataX 将各源系统数据全量/增量同步到 Hadoop HDFS，在 Hive 中建立ODS贴源层，由 DolphinScheduler 统一调度执行。在ODS→DWD层，我通过 HUE 编写和调试 Hive SQL，完成数据清洗（去重、空值处理）、敏感字段脱敏（用UDF对手机号、身份证号哈希加密），并去除边缘字段，保证数据安全与可用性。随后在DWD→DWS层，关联多张事实表与维度表（如代理人信息表、客户经营表、投保单信息表），构建以人力、渠道、客户、产品为核心的宽表，并做轻度汇总（如团</w:t>
+      </w:r>
+      <w:r>
+        <w:rPr>
+          <w:rFonts w:hint="eastAsia"/>
+          <w:highlight w:val="yellow"/>
+        </w:rPr>
+        <w:t>队累计保费、累计佣金、有效拜访人数等）。最后在</w:t>
+      </w:r>
+      <w:r>
+        <w:rPr>
+          <w:highlight w:val="yellow"/>
+        </w:rPr>
+        <w:t>DWS→ADS层，按业务考核指标加工结果集：包括按月汇总FYC判定达星并用 LAG 窗口函数计算连续未达星月数，按日累计新人件数与FYC判定达Q并预测月末达成概率，以及多粒度聚合有效拜访数、续保触达率等过程指标，输出全员考核结果表，提供给 FineReport 制作驾驶舱与报表，并对接HR薪酬系统实现绩效自动计算。</w:t>
       </w:r>
     </w:p>
     <w:p/>
+    <w:p>
+      <w:r>
+        <w:rPr>
+          <w:rFonts w:hint="eastAsia"/>
+        </w:rPr>
+        <w:t>所有</w:t>
+      </w:r>
+      <w:r>
+        <w:t xml:space="preserve"> Hive SQL 均在 HUE 上开发调试，通过后封装为 Shell 脚本，配合 DolphinScheduler 配置全链路每日凌晨自动调度。代码和配置文件通过 SVN 进行版本管理，测试阶段配合联调修正问题，上线后持续监控数据质量与任务执行状态。</w:t>
+      </w:r>
+    </w:p>
+    <w:p>
+      <w:pPr>
+        <w:rPr>
+          <w:rFonts w:hint="eastAsia"/>
+        </w:rPr>
+      </w:pPr>
+    </w:p>
     <w:p>
       <w:pPr>
         <w:pStyle w:val="2"/>
@@ -909,130 +787,759 @@
     </w:p>
     <w:p>
       <w:pPr>
+        <w:rPr>
+          <w:rFonts w:hint="eastAsia"/>
+        </w:rPr>
+      </w:pPr>
+    </w:p>
+    <w:p>
+      <w:pPr>
         <w:pStyle w:val="3"/>
       </w:pPr>
       <w:r>
         <w:rPr>
           <w:rFonts w:hint="eastAsia"/>
         </w:rPr>
-        <w:t>数仓模型结构</w:t>
-      </w:r>
-    </w:p>
-    <w:p>
-      <w:r>
-        <w:rPr>
-          <w:rFonts w:hint="eastAsia"/>
-        </w:rPr>
-        <w:t>结合上面的分析，该项目的数仓模型可梳理为以下结构：</w:t>
-      </w:r>
-    </w:p>
-    <w:p>
-      <w:r>
-        <w:t>DWD层：</w:t>
-      </w:r>
-    </w:p>
-    <w:p>
-      <w:r>
-        <w:rPr>
-          <w:rFonts w:hint="eastAsia"/>
-        </w:rPr>
+        <w:t>负责</w:t>
+      </w:r>
+      <w:r>
+        <w:rPr>
+          <w:rFonts w:hint="eastAsia"/>
+        </w:rPr>
+        <w:t>的</w:t>
+      </w:r>
+      <w:r>
+        <w:rPr>
+          <w:rFonts w:hint="eastAsia"/>
+        </w:rPr>
+        <w:t>主题</w:t>
+      </w:r>
+    </w:p>
+    <w:p>
+      <w:pPr>
+        <w:pStyle w:val="pdq2pgselectionanchorcontainer"/>
+        <w:rPr>
+          <w:rFonts w:hint="eastAsia"/>
+        </w:rPr>
+      </w:pPr>
+      <w:r>
+        <w:rPr>
+          <w:rStyle w:val="aa"/>
+        </w:rPr>
+        <w:t>人</w:t>
+      </w:r>
+      <w:r>
+        <w:rPr>
+          <w:rStyle w:val="aa"/>
+          <w:rFonts w:hint="eastAsia"/>
+        </w:rPr>
+        <w:t>力</w:t>
+      </w:r>
+      <w:r>
+        <w:rPr>
+          <w:rStyle w:val="aa"/>
+        </w:rPr>
+        <w:t>、客户、保单、团队、产品、经营</w:t>
+      </w:r>
+      <w:r>
+        <w:t>几个核心主题建设。</w:t>
+      </w:r>
+    </w:p>
+    <w:p>
+      <w:pPr>
+        <w:pStyle w:val="4"/>
+      </w:pPr>
+      <w:r>
         <w:lastRenderedPageBreak/>
-        <w:t>•</w:t>
-      </w:r>
-      <w:r>
-        <w:tab/>
-        <w:t>事实表：保单表（单张保单粒度）、佣金表（单笔佣金粒度）、活动记录表（单次活动粒度）</w:t>
-      </w:r>
-    </w:p>
-    <w:p>
-      <w:r>
-        <w:rPr>
-          <w:rFonts w:hint="eastAsia"/>
-        </w:rPr>
-        <w:t>•</w:t>
-      </w:r>
-      <w:r>
-        <w:tab/>
-        <w:t>维度表：代理人信息表、客户经营信息表、团队维度表、时间维度表、产品维度表</w:t>
-      </w:r>
-    </w:p>
-    <w:p>
-      <w:r>
-        <w:t>DWS层：</w:t>
-      </w:r>
-    </w:p>
-    <w:p>
-      <w:r>
-        <w:rPr>
-          <w:rFonts w:hint="eastAsia"/>
-        </w:rPr>
-        <w:t>•</w:t>
-      </w:r>
-      <w:r>
-        <w:tab/>
-        <w:t>基于DWD层按“人（收展员） × 日”粒度汇总，计算有效拜访客户数、参会次数、保费规模等指标</w:t>
-      </w:r>
-    </w:p>
-    <w:p>
-      <w:r>
-        <w:rPr>
-          <w:rFonts w:hint="eastAsia"/>
-        </w:rPr>
-        <w:t>•</w:t>
-      </w:r>
-      <w:r>
-        <w:tab/>
-        <w:t>按“人（收展员） × 月”粒度计算达星、达Q等月度考核指标</w:t>
-      </w:r>
-    </w:p>
-    <w:p>
-      <w:r>
-        <w:rPr>
-          <w:rFonts w:hint="eastAsia"/>
-        </w:rPr>
-        <w:t>•</w:t>
-      </w:r>
-      <w:r>
-        <w:tab/>
-        <w:t>按“团队 × 月”粒度汇总团队整体业绩</w:t>
-      </w:r>
-    </w:p>
-    <w:p>
-      <w:r>
-        <w:t>ADS层：</w:t>
-      </w:r>
-    </w:p>
-    <w:p>
-      <w:r>
-        <w:rPr>
-          <w:rFonts w:hint="eastAsia"/>
-        </w:rPr>
-        <w:t>•</w:t>
-      </w:r>
-      <w:r>
-        <w:tab/>
-        <w:t>考核结果明细表</w:t>
-      </w:r>
-    </w:p>
-    <w:p>
-      <w:r>
-        <w:rPr>
-          <w:rFonts w:hint="eastAsia"/>
-        </w:rPr>
-        <w:t>•</w:t>
-      </w:r>
-      <w:r>
-        <w:tab/>
-        <w:t>多维度可视化看板</w:t>
-      </w:r>
-    </w:p>
-    <w:p>
-      <w:r>
-        <w:rPr>
-          <w:rFonts w:hint="eastAsia"/>
-        </w:rPr>
-        <w:t>这种模型设计遵循了“维度建模”的经典思路：将业务过程记录为事实，将业务实体和分类抽象为维度，通过外键关联实现灵活的多维分析。</w:t>
-      </w:r>
+        <w:t>考核主题</w:t>
+      </w:r>
+    </w:p>
+    <w:p>
+      <w:pPr>
+        <w:numPr>
+          <w:ilvl w:val="0"/>
+          <w:numId w:val="24"/>
+        </w:numPr>
+      </w:pPr>
+      <w:r>
+        <w:t xml:space="preserve">达星 </w:t>
+      </w:r>
+    </w:p>
+    <w:p>
+      <w:pPr>
+        <w:numPr>
+          <w:ilvl w:val="0"/>
+          <w:numId w:val="24"/>
+        </w:numPr>
+      </w:pPr>
+      <w:r>
+        <w:t xml:space="preserve">达Q </w:t>
+      </w:r>
+    </w:p>
+    <w:p>
+      <w:pPr>
+        <w:numPr>
+          <w:ilvl w:val="0"/>
+          <w:numId w:val="24"/>
+        </w:numPr>
+      </w:pPr>
+      <w:r>
+        <w:t xml:space="preserve">KPI完成率 </w:t>
+      </w:r>
+    </w:p>
+    <w:p>
+      <w:pPr>
+        <w:numPr>
+          <w:ilvl w:val="0"/>
+          <w:numId w:val="24"/>
+        </w:numPr>
+      </w:pPr>
+      <w:r>
+        <w:t xml:space="preserve">月度排名 </w:t>
+      </w:r>
+    </w:p>
+    <w:p>
+      <w:pPr>
+        <w:numPr>
+          <w:ilvl w:val="0"/>
+          <w:numId w:val="24"/>
+        </w:numPr>
+      </w:pPr>
+      <w:r>
+        <w:t xml:space="preserve">季度排名 </w:t>
+      </w:r>
+    </w:p>
+    <w:p>
+      <w:r>
+        <w:t>输出：</w:t>
+      </w:r>
+    </w:p>
+    <w:p>
+      <w:pPr>
+        <w:numPr>
+          <w:ilvl w:val="0"/>
+          <w:numId w:val="25"/>
+        </w:numPr>
+      </w:pPr>
+      <w:r>
+        <w:t xml:space="preserve">考核结果 </w:t>
+      </w:r>
+    </w:p>
+    <w:p>
+      <w:pPr>
+        <w:numPr>
+          <w:ilvl w:val="0"/>
+          <w:numId w:val="25"/>
+        </w:numPr>
+      </w:pPr>
+      <w:r>
+        <w:t xml:space="preserve">排行榜 </w:t>
+      </w:r>
+    </w:p>
+    <w:p>
+      <w:pPr>
+        <w:numPr>
+          <w:ilvl w:val="0"/>
+          <w:numId w:val="25"/>
+        </w:numPr>
+        <w:rPr>
+          <w:rFonts w:hint="eastAsia"/>
+        </w:rPr>
+      </w:pPr>
+      <w:r>
+        <w:t xml:space="preserve">看板 </w:t>
+      </w:r>
+    </w:p>
+    <w:p>
+      <w:pPr>
+        <w:pStyle w:val="4"/>
+      </w:pPr>
+      <w:r>
+        <w:rPr>
+          <w:rFonts w:hint="eastAsia"/>
+        </w:rPr>
+        <w:t>人力</w:t>
+      </w:r>
+    </w:p>
+    <w:p>
+      <w:pPr>
+        <w:pStyle w:val="pdq2pgselectionanchorcontainer"/>
+        <w:numPr>
+          <w:ilvl w:val="0"/>
+          <w:numId w:val="16"/>
+        </w:numPr>
+      </w:pPr>
+      <w:r>
+        <w:t xml:space="preserve">收展员基本信息 </w:t>
+      </w:r>
+    </w:p>
+    <w:p>
+      <w:pPr>
+        <w:pStyle w:val="pdq2pgselectionanchorcontainer"/>
+        <w:numPr>
+          <w:ilvl w:val="0"/>
+          <w:numId w:val="16"/>
+        </w:numPr>
+      </w:pPr>
+      <w:r>
+        <w:t xml:space="preserve">所属团队 </w:t>
+      </w:r>
+    </w:p>
+    <w:p>
+      <w:pPr>
+        <w:pStyle w:val="pdq2pgselectionanchorcontainer"/>
+        <w:numPr>
+          <w:ilvl w:val="0"/>
+          <w:numId w:val="16"/>
+        </w:numPr>
+      </w:pPr>
+      <w:r>
+        <w:t xml:space="preserve">入司时间 </w:t>
+      </w:r>
+    </w:p>
+    <w:p>
+      <w:pPr>
+        <w:pStyle w:val="pdq2pgselectionanchorcontainer"/>
+        <w:numPr>
+          <w:ilvl w:val="0"/>
+          <w:numId w:val="16"/>
+        </w:numPr>
+      </w:pPr>
+      <w:r>
+        <w:t xml:space="preserve">职级 </w:t>
+      </w:r>
+    </w:p>
+    <w:p>
+      <w:pPr>
+        <w:pStyle w:val="pdq2pgselectionanchorcontainer"/>
+        <w:numPr>
+          <w:ilvl w:val="0"/>
+          <w:numId w:val="16"/>
+        </w:numPr>
+      </w:pPr>
+      <w:r>
+        <w:t xml:space="preserve">星级 </w:t>
+      </w:r>
+    </w:p>
+    <w:p>
+      <w:pPr>
+        <w:pStyle w:val="pdq2pgselectionanchorcontainer"/>
+        <w:numPr>
+          <w:ilvl w:val="0"/>
+          <w:numId w:val="16"/>
+        </w:numPr>
+      </w:pPr>
+      <w:r>
+        <w:t xml:space="preserve">是否在职 </w:t>
+      </w:r>
+    </w:p>
+    <w:p>
+      <w:pPr>
+        <w:pStyle w:val="pdq2pgselectionanchorcontainer"/>
+        <w:numPr>
+          <w:ilvl w:val="0"/>
+          <w:numId w:val="16"/>
+        </w:numPr>
+      </w:pPr>
+      <w:r>
+        <w:t xml:space="preserve">月累计保费 </w:t>
+      </w:r>
+    </w:p>
+    <w:p>
+      <w:pPr>
+        <w:pStyle w:val="pdq2pgselectionanchorcontainer"/>
+        <w:numPr>
+          <w:ilvl w:val="0"/>
+          <w:numId w:val="16"/>
+        </w:numPr>
+      </w:pPr>
+      <w:r>
+        <w:t xml:space="preserve">月累计佣金 </w:t>
+      </w:r>
+    </w:p>
+    <w:p>
+      <w:pPr>
+        <w:pStyle w:val="pdq2pgselectionanchorcontainer"/>
+        <w:numPr>
+          <w:ilvl w:val="0"/>
+          <w:numId w:val="16"/>
+        </w:numPr>
+      </w:pPr>
+      <w:r>
+        <w:t xml:space="preserve">达星情况 </w:t>
+      </w:r>
+    </w:p>
+    <w:p>
+      <w:pPr>
+        <w:pStyle w:val="pdq2pgselectionanchorcontainer"/>
+        <w:numPr>
+          <w:ilvl w:val="0"/>
+          <w:numId w:val="16"/>
+        </w:numPr>
+      </w:pPr>
+      <w:r>
+        <w:t xml:space="preserve">达Q情况 </w:t>
+      </w:r>
+    </w:p>
+    <w:p>
+      <w:pPr>
+        <w:pStyle w:val="pdq2pgselectionanchorcontainer"/>
+      </w:pPr>
+      <w:r>
+        <w:t>常见指标：</w:t>
+      </w:r>
+    </w:p>
+    <w:p>
+      <w:pPr>
+        <w:pStyle w:val="pdq2pgselectionanchorcontainer"/>
+        <w:numPr>
+          <w:ilvl w:val="0"/>
+          <w:numId w:val="17"/>
+        </w:numPr>
+      </w:pPr>
+      <w:r>
+        <w:t xml:space="preserve">月累计保费 </w:t>
+      </w:r>
+    </w:p>
+    <w:p>
+      <w:pPr>
+        <w:pStyle w:val="pdq2pgselectionanchorcontainer"/>
+        <w:numPr>
+          <w:ilvl w:val="0"/>
+          <w:numId w:val="17"/>
+        </w:numPr>
+      </w:pPr>
+      <w:r>
+        <w:t xml:space="preserve">月累计佣金 </w:t>
+      </w:r>
+    </w:p>
+    <w:p>
+      <w:pPr>
+        <w:pStyle w:val="pdq2pgselectionanchorcontainer"/>
+        <w:numPr>
+          <w:ilvl w:val="0"/>
+          <w:numId w:val="17"/>
+        </w:numPr>
+      </w:pPr>
+      <w:r>
+        <w:t xml:space="preserve">有效人力 </w:t>
+      </w:r>
+    </w:p>
+    <w:p>
+      <w:pPr>
+        <w:pStyle w:val="pdq2pgselectionanchorcontainer"/>
+        <w:numPr>
+          <w:ilvl w:val="0"/>
+          <w:numId w:val="17"/>
+        </w:numPr>
+      </w:pPr>
+      <w:r>
+        <w:t xml:space="preserve">人均保费 </w:t>
+      </w:r>
+    </w:p>
+    <w:p>
+      <w:pPr>
+        <w:pStyle w:val="pdq2pgselectionanchorcontainer"/>
+        <w:numPr>
+          <w:ilvl w:val="0"/>
+          <w:numId w:val="17"/>
+        </w:numPr>
+      </w:pPr>
+      <w:r>
+        <w:t>人均件数</w:t>
+      </w:r>
+    </w:p>
+    <w:p>
+      <w:pPr>
+        <w:pStyle w:val="4"/>
+      </w:pPr>
+      <w:r>
+        <w:rPr>
+          <w:rFonts w:hint="eastAsia"/>
+        </w:rPr>
+        <w:t>客户</w:t>
+      </w:r>
+    </w:p>
+    <w:p>
+      <w:pPr>
+        <w:pStyle w:val="pdq2pgselectionanchorcontainer"/>
+        <w:numPr>
+          <w:ilvl w:val="0"/>
+          <w:numId w:val="18"/>
+        </w:numPr>
+      </w:pPr>
+      <w:r>
+        <w:t xml:space="preserve">客户基本信息 </w:t>
+      </w:r>
+    </w:p>
+    <w:p>
+      <w:pPr>
+        <w:pStyle w:val="pdq2pgselectionanchorcontainer"/>
+        <w:numPr>
+          <w:ilvl w:val="0"/>
+          <w:numId w:val="18"/>
+        </w:numPr>
+      </w:pPr>
+      <w:r>
+        <w:t xml:space="preserve">新增客户 </w:t>
+      </w:r>
+    </w:p>
+    <w:p>
+      <w:pPr>
+        <w:pStyle w:val="pdq2pgselectionanchorcontainer"/>
+        <w:numPr>
+          <w:ilvl w:val="0"/>
+          <w:numId w:val="18"/>
+        </w:numPr>
+      </w:pPr>
+      <w:r>
+        <w:t xml:space="preserve">存量客户 </w:t>
+      </w:r>
+    </w:p>
+    <w:p>
+      <w:pPr>
+        <w:pStyle w:val="pdq2pgselectionanchorcontainer"/>
+        <w:numPr>
+          <w:ilvl w:val="0"/>
+          <w:numId w:val="18"/>
+        </w:numPr>
+      </w:pPr>
+      <w:r>
+        <w:t xml:space="preserve">流失客户 </w:t>
+      </w:r>
+    </w:p>
+    <w:p>
+      <w:pPr>
+        <w:pStyle w:val="pdq2pgselectionanchorcontainer"/>
+        <w:numPr>
+          <w:ilvl w:val="0"/>
+          <w:numId w:val="18"/>
+        </w:numPr>
+      </w:pPr>
+      <w:r>
+        <w:t xml:space="preserve">拜访客户 </w:t>
+      </w:r>
+    </w:p>
+    <w:p>
+      <w:pPr>
+        <w:pStyle w:val="pdq2pgselectionanchorcontainer"/>
+        <w:numPr>
+          <w:ilvl w:val="0"/>
+          <w:numId w:val="18"/>
+        </w:numPr>
+      </w:pPr>
+      <w:r>
+        <w:t xml:space="preserve">投保客户 </w:t>
+      </w:r>
+    </w:p>
+    <w:p>
+      <w:pPr>
+        <w:pStyle w:val="pdq2pgselectionanchorcontainer"/>
+        <w:numPr>
+          <w:ilvl w:val="0"/>
+          <w:numId w:val="18"/>
+        </w:numPr>
+      </w:pPr>
+      <w:r>
+        <w:t xml:space="preserve">续保客户 </w:t>
+      </w:r>
+    </w:p>
+    <w:p>
+      <w:pPr>
+        <w:pStyle w:val="pdq2pgselectionanchorcontainer"/>
+      </w:pPr>
+      <w:r>
+        <w:lastRenderedPageBreak/>
+        <w:t>常见指标：</w:t>
+      </w:r>
+    </w:p>
+    <w:p>
+      <w:pPr>
+        <w:pStyle w:val="pdq2pgselectionanchorcontainer"/>
+        <w:numPr>
+          <w:ilvl w:val="0"/>
+          <w:numId w:val="19"/>
+        </w:numPr>
+      </w:pPr>
+      <w:r>
+        <w:t xml:space="preserve">新增客户数 </w:t>
+      </w:r>
+    </w:p>
+    <w:p>
+      <w:pPr>
+        <w:pStyle w:val="pdq2pgselectionanchorcontainer"/>
+        <w:numPr>
+          <w:ilvl w:val="0"/>
+          <w:numId w:val="19"/>
+        </w:numPr>
+      </w:pPr>
+      <w:r>
+        <w:t xml:space="preserve">有效客户数 </w:t>
+      </w:r>
+    </w:p>
+    <w:p>
+      <w:pPr>
+        <w:pStyle w:val="pdq2pgselectionanchorcontainer"/>
+        <w:numPr>
+          <w:ilvl w:val="0"/>
+          <w:numId w:val="19"/>
+        </w:numPr>
+      </w:pPr>
+      <w:r>
+        <w:t xml:space="preserve">客户转化率 </w:t>
+      </w:r>
+    </w:p>
+    <w:p>
+      <w:pPr>
+        <w:pStyle w:val="pdq2pgselectionanchorcontainer"/>
+        <w:numPr>
+          <w:ilvl w:val="0"/>
+          <w:numId w:val="19"/>
+        </w:numPr>
+      </w:pPr>
+      <w:r>
+        <w:t>客户留存率</w:t>
+      </w:r>
+    </w:p>
+    <w:p>
+      <w:pPr>
+        <w:pStyle w:val="4"/>
+        <w:rPr>
+          <w:rFonts w:hint="eastAsia"/>
+        </w:rPr>
+      </w:pPr>
+      <w:r>
+        <w:rPr>
+          <w:rFonts w:hint="eastAsia"/>
+        </w:rPr>
+        <w:t>保单</w:t>
+      </w:r>
+    </w:p>
+    <w:p>
+      <w:pPr>
+        <w:numPr>
+          <w:ilvl w:val="0"/>
+          <w:numId w:val="20"/>
+        </w:numPr>
+      </w:pPr>
+      <w:r>
+        <w:t xml:space="preserve">保单号 </w:t>
+      </w:r>
+    </w:p>
+    <w:p>
+      <w:pPr>
+        <w:numPr>
+          <w:ilvl w:val="0"/>
+          <w:numId w:val="20"/>
+        </w:numPr>
+      </w:pPr>
+      <w:r>
+        <w:t xml:space="preserve">产品名称 </w:t>
+      </w:r>
+    </w:p>
+    <w:p>
+      <w:pPr>
+        <w:numPr>
+          <w:ilvl w:val="0"/>
+          <w:numId w:val="20"/>
+        </w:numPr>
+      </w:pPr>
+      <w:r>
+        <w:t xml:space="preserve">保费 </w:t>
+      </w:r>
+    </w:p>
+    <w:p>
+      <w:pPr>
+        <w:numPr>
+          <w:ilvl w:val="0"/>
+          <w:numId w:val="20"/>
+        </w:numPr>
+      </w:pPr>
+      <w:r>
+        <w:t xml:space="preserve">生效时间 </w:t>
+      </w:r>
+    </w:p>
+    <w:p>
+      <w:pPr>
+        <w:numPr>
+          <w:ilvl w:val="0"/>
+          <w:numId w:val="20"/>
+        </w:numPr>
+      </w:pPr>
+      <w:r>
+        <w:t xml:space="preserve">保单状态 </w:t>
+      </w:r>
+    </w:p>
+    <w:p>
+      <w:pPr>
+        <w:numPr>
+          <w:ilvl w:val="0"/>
+          <w:numId w:val="20"/>
+        </w:numPr>
+      </w:pPr>
+      <w:r>
+        <w:t xml:space="preserve">是否续保 </w:t>
+      </w:r>
+    </w:p>
+    <w:p>
+      <w:r>
+        <w:t>常见指标：</w:t>
+      </w:r>
+    </w:p>
+    <w:p>
+      <w:pPr>
+        <w:numPr>
+          <w:ilvl w:val="0"/>
+          <w:numId w:val="21"/>
+        </w:numPr>
+      </w:pPr>
+      <w:r>
+        <w:t xml:space="preserve">承保件数 </w:t>
+      </w:r>
+    </w:p>
+    <w:p>
+      <w:pPr>
+        <w:numPr>
+          <w:ilvl w:val="0"/>
+          <w:numId w:val="21"/>
+        </w:numPr>
+      </w:pPr>
+      <w:r>
+        <w:t xml:space="preserve">保费规模 </w:t>
+      </w:r>
+    </w:p>
+    <w:p>
+      <w:pPr>
+        <w:numPr>
+          <w:ilvl w:val="0"/>
+          <w:numId w:val="21"/>
+        </w:numPr>
+      </w:pPr>
+      <w:r>
+        <w:t xml:space="preserve">新单保费 </w:t>
+      </w:r>
+    </w:p>
+    <w:p>
+      <w:pPr>
+        <w:numPr>
+          <w:ilvl w:val="0"/>
+          <w:numId w:val="21"/>
+        </w:numPr>
+      </w:pPr>
+      <w:r>
+        <w:t>续保保费</w:t>
+      </w:r>
+    </w:p>
+    <w:p>
+      <w:pPr>
+        <w:pStyle w:val="4"/>
+      </w:pPr>
+      <w:r>
+        <w:t>团队主题</w:t>
+      </w:r>
+    </w:p>
+    <w:p>
+      <w:pPr>
+        <w:numPr>
+          <w:ilvl w:val="0"/>
+          <w:numId w:val="22"/>
+        </w:numPr>
+      </w:pPr>
+      <w:r>
+        <w:t xml:space="preserve">团队名称 </w:t>
+      </w:r>
+    </w:p>
+    <w:p>
+      <w:pPr>
+        <w:numPr>
+          <w:ilvl w:val="0"/>
+          <w:numId w:val="22"/>
+        </w:numPr>
+      </w:pPr>
+      <w:r>
+        <w:t xml:space="preserve">团队人数 </w:t>
+      </w:r>
+    </w:p>
+    <w:p>
+      <w:pPr>
+        <w:numPr>
+          <w:ilvl w:val="0"/>
+          <w:numId w:val="22"/>
+        </w:numPr>
+      </w:pPr>
+      <w:r>
+        <w:t xml:space="preserve">团队负责人 </w:t>
+      </w:r>
+    </w:p>
+    <w:p>
+      <w:pPr>
+        <w:numPr>
+          <w:ilvl w:val="0"/>
+          <w:numId w:val="22"/>
+        </w:numPr>
+      </w:pPr>
+      <w:r>
+        <w:t xml:space="preserve">团队保费 </w:t>
+      </w:r>
+    </w:p>
+    <w:p>
+      <w:pPr>
+        <w:numPr>
+          <w:ilvl w:val="0"/>
+          <w:numId w:val="22"/>
+        </w:numPr>
+      </w:pPr>
+      <w:r>
+        <w:t xml:space="preserve">团队佣金 </w:t>
+      </w:r>
+    </w:p>
+    <w:p>
+      <w:r>
+        <w:t>统计：</w:t>
+      </w:r>
+    </w:p>
+    <w:p>
+      <w:pPr>
+        <w:numPr>
+          <w:ilvl w:val="0"/>
+          <w:numId w:val="23"/>
+        </w:numPr>
+      </w:pPr>
+      <w:r>
+        <w:t xml:space="preserve">团队累计保费 </w:t>
+      </w:r>
+    </w:p>
+    <w:p>
+      <w:pPr>
+        <w:numPr>
+          <w:ilvl w:val="0"/>
+          <w:numId w:val="23"/>
+        </w:numPr>
+      </w:pPr>
+      <w:r>
+        <w:t xml:space="preserve">团队达标率 </w:t>
+      </w:r>
+    </w:p>
+    <w:p>
+      <w:pPr>
+        <w:numPr>
+          <w:ilvl w:val="0"/>
+          <w:numId w:val="23"/>
+        </w:numPr>
+        <w:rPr>
+          <w:rFonts w:hint="eastAsia"/>
+        </w:rPr>
+      </w:pPr>
+      <w:r>
+        <w:t xml:space="preserve">团队排名 </w:t>
+      </w:r>
+    </w:p>
+    <w:p>
+      <w:pPr>
+        <w:rPr>
+          <w:rFonts w:hint="eastAsia"/>
+        </w:rPr>
+      </w:pPr>
     </w:p>
     <w:p>
       <w:pPr>
@@ -1099,6 +1606,7 @@
           <w:b/>
           <w:sz w:val="22"/>
         </w:rPr>
+        <w:lastRenderedPageBreak/>
         <w:t>来源系统</w:t>
       </w:r>
       <w:r>
@@ -1503,7 +2011,6 @@
         <w:pStyle w:val="5"/>
       </w:pPr>
       <w:r>
-        <w:lastRenderedPageBreak/>
         <w:t>连续登录问题</w:t>
       </w:r>
       <w:r>
@@ -1766,6 +2273,7 @@
         <w:rPr>
           <w:rFonts w:hint="eastAsia"/>
         </w:rPr>
+        <w:lastRenderedPageBreak/>
         <w:t xml:space="preserve">从收展人员信息表中筛选出月份小于等于六个月的收展员信息 </w:t>
       </w:r>
       <w:r>
@@ -2075,7 +2583,6 @@
         <w:rPr>
           <w:rFonts w:hint="eastAsia"/>
         </w:rPr>
-        <w:lastRenderedPageBreak/>
         <w:t>参会转化率</w:t>
       </w:r>
     </w:p>
@@ -2346,6 +2853,7 @@
           <w:szCs w:val="23"/>
           <w:shd w:val="clear" w:color="auto" w:fill="FFFFFF"/>
         </w:rPr>
+        <w:lastRenderedPageBreak/>
         <w:t>计算方式</w:t>
       </w:r>
     </w:p>
@@ -2606,94 +3114,617 @@
         <w:rPr>
           <w:rFonts w:hint="eastAsia"/>
         </w:rPr>
+        <w:t>统计周期：通常为月度或周度，在</w:t>
+      </w:r>
+      <w:r>
+        <w:t>Mapping中需根据业务需求明确统计周期。</w:t>
+      </w:r>
+    </w:p>
+    <w:p>
+      <w:r>
+        <w:t>3. 有效参会率（valid_attend_rate）</w:t>
+      </w:r>
+    </w:p>
+    <w:p>
+      <w:pPr>
+        <w:rPr>
+          <w:rFonts w:hint="eastAsia"/>
+        </w:rPr>
+      </w:pPr>
+      <w:r>
+        <w:rPr>
+          <w:rFonts w:hint="eastAsia"/>
+        </w:rPr>
+        <w:t>这是典型的日常行为管理指标，核心难点在于“参会”和“有效”的定义。</w:t>
+      </w:r>
+    </w:p>
+    <w:p>
+      <w:pPr>
+        <w:rPr>
+          <w:rFonts w:hint="eastAsia"/>
+        </w:rPr>
+      </w:pPr>
+      <w:r>
+        <w:rPr>
+          <w:rFonts w:hint="eastAsia"/>
+        </w:rPr>
+        <w:t>参会率通用公式：实到次数</w:t>
+      </w:r>
+      <w:r>
+        <w:t xml:space="preserve"> ÷ (应参会天数 - 免参会天数) × 100%。</w:t>
+      </w:r>
+    </w:p>
+    <w:p>
+      <w:pPr>
+        <w:rPr>
+          <w:rFonts w:hint="eastAsia"/>
+        </w:rPr>
+      </w:pPr>
+      <w:r>
+        <w:rPr>
+          <w:rFonts w:hint="eastAsia"/>
+        </w:rPr>
+        <w:t>应参会天数：通常为国家法定工作日，具体由公司制度规定。</w:t>
+      </w:r>
+    </w:p>
+    <w:p>
+      <w:pPr>
+        <w:rPr>
+          <w:rFonts w:hint="eastAsia"/>
+        </w:rPr>
+      </w:pPr>
+      <w:r>
+        <w:rPr>
+          <w:rFonts w:hint="eastAsia"/>
+        </w:rPr>
+        <w:t>有效参会：指参加职场早会及公司</w:t>
+      </w:r>
+      <w:r>
+        <w:t>/部门正式会议，需排除培训、团建等活动。</w:t>
+      </w:r>
+    </w:p>
+    <w:p>
+      <w:pPr>
+        <w:rPr>
+          <w:rFonts w:hint="eastAsia"/>
+        </w:rPr>
+      </w:pPr>
+      <w:r>
+        <w:rPr>
+          <w:rFonts w:hint="eastAsia"/>
+        </w:rPr>
+        <w:t>常见考核阈值：参会率</w:t>
+      </w:r>
+      <w:r>
+        <w:t>&lt;80%则新人津贴系数为0；参会率&lt;60%则品管得分一票否决。</w:t>
+      </w:r>
+    </w:p>
+    <w:p>
+      <w:r>
+        <w:rPr>
+          <w:rFonts w:hint="eastAsia"/>
+        </w:rPr>
+        <w:t xml:space="preserve">4． 保费字段 </w:t>
+      </w:r>
+      <w:r>
+        <w:t>premium</w:t>
+      </w:r>
+    </w:p>
+    <w:p>
+      <w:pPr>
+        <w:pStyle w:val="3"/>
+      </w:pPr>
+      <w:r>
+        <w:rPr>
+          <w:rFonts w:hint="eastAsia"/>
+        </w:rPr>
+        <w:t>注意事项</w:t>
+      </w:r>
+    </w:p>
+    <w:p>
+      <w:pPr>
+        <w:rPr>
+          <w:rFonts w:hint="eastAsia"/>
+        </w:rPr>
+      </w:pPr>
+      <w:r>
+        <w:rPr>
+          <w:rFonts w:hint="eastAsia"/>
+        </w:rPr>
+        <w:t>业务口径确认是前提：达星</w:t>
+      </w:r>
+      <w:r>
+        <w:t>/达Q的FYC阈值、有效拜访的判定标准、参会率的应参会天数定义等，都必须与业务方（甲方）正式确认并写入Mapping文档的“业务口径说明”列。</w:t>
+      </w:r>
+    </w:p>
+    <w:p>
+      <w:pPr>
+        <w:rPr>
+          <w:rFonts w:hint="eastAsia"/>
+        </w:rPr>
+      </w:pPr>
+      <w:r>
+        <w:rPr>
+          <w:rFonts w:hint="eastAsia"/>
+        </w:rPr>
+        <w:t>注意数据去重：有效拜访统计时，需用</w:t>
+      </w:r>
+      <w:r>
+        <w:t>COUNT(DISTINCT visit_id)避免重复计数；达星/达Q按月汇总时，需按agent_id + 月份分组汇总。</w:t>
+      </w:r>
+    </w:p>
+    <w:p>
+      <w:pPr>
+        <w:rPr>
+          <w:rFonts w:hint="eastAsia"/>
+        </w:rPr>
+      </w:pPr>
+      <w:r>
+        <w:rPr>
+          <w:rFonts w:hint="eastAsia"/>
+        </w:rPr>
+        <w:t>注意时间边界：达星</w:t>
+      </w:r>
+      <w:r>
+        <w:t>/达Q为月度指标，需明确统计周期（自然月）；参会率通常为月度，有效拜访可能是周度或月度，需在口径中明确。</w:t>
+      </w:r>
+    </w:p>
+    <w:p>
+      <w:r>
+        <w:t>NULL值处理：无拜访记录或无保单的代理人，对应指标应设为0或NULL，并在口径中说明（例如“无拜访记录则有效拜访次数=0”）。</w:t>
+      </w:r>
+    </w:p>
+    <w:p/>
+    <w:p>
+      <w:pPr>
+        <w:pStyle w:val="3"/>
+      </w:pPr>
+      <w:r>
+        <w:rPr>
+          <w:rFonts w:hint="eastAsia"/>
+          <w:highlight w:val="yellow"/>
+        </w:rPr>
         <w:lastRenderedPageBreak/>
-        <w:t>统计周期：通常为月度或周度，在</w:t>
-      </w:r>
-      <w:r>
-        <w:t>Mapping中需根据业务需求明确统计周期。</w:t>
-      </w:r>
-    </w:p>
-    <w:p>
-      <w:r>
-        <w:t>3. 有效参会率（valid_attend_rate）</w:t>
-      </w:r>
-    </w:p>
-    <w:p>
-      <w:pPr>
-        <w:rPr>
-          <w:rFonts w:hint="eastAsia"/>
-        </w:rPr>
-      </w:pPr>
-      <w:r>
-        <w:rPr>
-          <w:rFonts w:hint="eastAsia"/>
-        </w:rPr>
-        <w:t>这是典型的日常行为管理指标，核心难点在于“参会”和“有效”的定义。</w:t>
-      </w:r>
-    </w:p>
-    <w:p>
-      <w:pPr>
-        <w:rPr>
-          <w:rFonts w:hint="eastAsia"/>
-        </w:rPr>
-      </w:pPr>
-      <w:r>
-        <w:rPr>
-          <w:rFonts w:hint="eastAsia"/>
-        </w:rPr>
-        <w:t>参会率通用公式：实到次数</w:t>
-      </w:r>
-      <w:r>
-        <w:t xml:space="preserve"> ÷ (应参会天数 - 免参会天数) × 100%。</w:t>
-      </w:r>
-    </w:p>
-    <w:p>
-      <w:pPr>
-        <w:rPr>
-          <w:rFonts w:hint="eastAsia"/>
-        </w:rPr>
-      </w:pPr>
-      <w:r>
-        <w:rPr>
-          <w:rFonts w:hint="eastAsia"/>
-        </w:rPr>
-        <w:t>应参会天数：通常为国家法定工作日，具体由公司制度规定。</w:t>
-      </w:r>
-    </w:p>
-    <w:p>
-      <w:pPr>
-        <w:rPr>
-          <w:rFonts w:hint="eastAsia"/>
-        </w:rPr>
-      </w:pPr>
-      <w:r>
-        <w:rPr>
-          <w:rFonts w:hint="eastAsia"/>
-        </w:rPr>
-        <w:t>有效参会：指参加职场早会及公司</w:t>
-      </w:r>
-      <w:r>
-        <w:t>/部门正式会议，需排除培训、团建等活动。</w:t>
-      </w:r>
-    </w:p>
-    <w:p>
-      <w:pPr>
-        <w:rPr>
-          <w:rFonts w:hint="eastAsia"/>
-        </w:rPr>
-      </w:pPr>
-      <w:r>
-        <w:rPr>
-          <w:rFonts w:hint="eastAsia"/>
-        </w:rPr>
-        <w:t>常见考核阈值：参会率</w:t>
-      </w:r>
-      <w:r>
-        <w:t>&lt;80%则新人津贴系数为0；参会率&lt;60%则品管得分一票否决。</w:t>
+        <w:t>日常</w:t>
+      </w:r>
+      <w:r>
+        <w:rPr>
+          <w:rFonts w:hint="eastAsia"/>
+          <w:highlight w:val="yellow"/>
+        </w:rPr>
+        <w:t>工作中遇到</w:t>
+      </w:r>
+      <w:r>
+        <w:rPr>
+          <w:rFonts w:hint="eastAsia"/>
+          <w:highlight w:val="yellow"/>
+        </w:rPr>
+        <w:t>的问题</w:t>
+      </w:r>
+    </w:p>
+    <w:p>
+      <w:pPr>
+        <w:pStyle w:val="4"/>
+        <w:rPr>
+          <w:b w:val="0"/>
+        </w:rPr>
+      </w:pPr>
+      <w:r>
+        <w:rPr>
+          <w:rStyle w:val="40"/>
+          <w:rFonts w:hint="eastAsia"/>
+          <w:b/>
+        </w:rPr>
+        <w:t>项目难点这块</w:t>
+      </w:r>
+    </w:p>
+    <w:p>
+      <w:r>
+        <w:rPr>
+          <w:rFonts w:hint="eastAsia"/>
+        </w:rPr>
+        <w:t>主要有两个。第一个难点是考核指标口径统一复杂，销售管理部、人力资源部、保费部对达星等指标的理解不一致，且新老收展员考核规则差异大，我们采用自上而下定框架、自下而上逐项对齐的方法，最终输出经各部门签字确认的</w:t>
+      </w:r>
+      <w:r>
+        <w:t>Mapping文档并存入SVN管理。第二个难点是数据质量保障难度高，源端存在员工号不一致、GPS缺失、退保标记滞后等问题，CRM与手工台账也常对不上，我在DWD层设计了工号补零对齐、佣金非负校验、GPS空值填充、重复保单去重等清洗逻辑，并建立每日稽核脚本校验FYC总额一致性和关键字段空值率，发</w:t>
+      </w:r>
+      <w:r>
+        <w:rPr>
+          <w:rFonts w:hint="eastAsia"/>
+        </w:rPr>
+        <w:t>现问题自动告警。</w:t>
+      </w:r>
+    </w:p>
+    <w:p>
+      <w:pPr>
+        <w:rPr>
+          <w:rFonts w:hint="eastAsia"/>
+        </w:rPr>
+      </w:pPr>
+    </w:p>
+    <w:p>
+      <w:pPr>
+        <w:pStyle w:val="4"/>
+      </w:pPr>
+      <w:r>
+        <w:rPr>
+          <w:rFonts w:hint="eastAsia"/>
+        </w:rPr>
+        <w:t>重点1)</w:t>
+      </w:r>
+      <w:r>
+        <w:rPr>
+          <w:rFonts w:hint="eastAsia"/>
+        </w:rPr>
+        <w:t>客户重复、保费统计异常</w:t>
+      </w:r>
+    </w:p>
+    <w:p>
+      <w:pPr>
+        <w:rPr>
+          <w:rFonts w:hint="eastAsia"/>
+        </w:rPr>
+      </w:pPr>
+      <w:r>
+        <w:rPr>
+          <w:rFonts w:hint="eastAsia"/>
+        </w:rPr>
+        <w:t>客户重复、保费统计异常（数据标准化问题）</w:t>
+      </w:r>
+    </w:p>
+    <w:p>
+      <w:pPr>
+        <w:rPr>
+          <w:rFonts w:hint="eastAsia"/>
+        </w:rPr>
+      </w:pPr>
+      <w:r>
+        <w:rPr>
+          <w:rFonts w:hint="eastAsia"/>
+        </w:rPr>
+        <w:t>还有一个问题也是在收展人员经营考核项目里面遇到的。</w:t>
+      </w:r>
+    </w:p>
+    <w:p>
+      <w:pPr>
+        <w:rPr>
+          <w:rFonts w:hint="eastAsia"/>
+        </w:rPr>
+      </w:pPr>
+      <w:r>
+        <w:rPr>
+          <w:rFonts w:hint="eastAsia"/>
+        </w:rPr>
+        <w:t>当时我们需要统计收展人员服务客户</w:t>
+      </w:r>
+      <w:r>
+        <w:rPr>
+          <w:rFonts w:hint="eastAsia"/>
+        </w:rPr>
+        <w:t>的</w:t>
+      </w:r>
+      <w:r>
+        <w:rPr>
+          <w:rFonts w:hint="eastAsia"/>
+        </w:rPr>
+        <w:t>数</w:t>
+      </w:r>
+      <w:r>
+        <w:rPr>
+          <w:rFonts w:hint="eastAsia"/>
+        </w:rPr>
+        <w:t>量</w:t>
+      </w:r>
+      <w:r>
+        <w:rPr>
+          <w:rFonts w:hint="eastAsia"/>
+        </w:rPr>
+        <w:t>、累计保费、续保客户这些经营指标。</w:t>
+      </w:r>
+    </w:p>
+    <w:p>
+      <w:pPr>
+        <w:rPr>
+          <w:rFonts w:hint="eastAsia"/>
+        </w:rPr>
+      </w:pPr>
+      <w:r>
+        <w:rPr>
+          <w:rFonts w:hint="eastAsia"/>
+        </w:rPr>
+        <w:t>后来业务验收的时候发现，客户数量和保费金额跟业务部门统计的数据存在差异。</w:t>
+      </w:r>
+    </w:p>
+    <w:p>
+      <w:pPr>
+        <w:rPr>
+          <w:rFonts w:hint="eastAsia"/>
+        </w:rPr>
+      </w:pPr>
+      <w:r>
+        <w:rPr>
+          <w:rFonts w:hint="eastAsia"/>
+        </w:rPr>
+        <w:t>我们先把报表数据和源系统进行对比，最后发现问题主要出现在客户手机号和保费字段上。</w:t>
+      </w:r>
+    </w:p>
+    <w:p>
+      <w:r>
+        <w:rPr>
+          <w:rFonts w:hint="eastAsia"/>
+        </w:rPr>
+        <w:t>不同业务系统保存手机号的格式不一样，有的是</w:t>
+      </w:r>
+      <w:r>
+        <w:t>11位手机号，有的带+86前缀，还有的带横杠，甚至还有NULL、空字符串这些情况，所以同一个客户没有识别成同一个人。</w:t>
       </w:r>
     </w:p>
     <w:p/>
     <w:p>
+      <w:r>
+        <w:rPr>
+          <w:rFonts w:hint="eastAsia"/>
+        </w:rPr>
+        <w:t>另外保费金额也有问题，有些业务系统存的是</w:t>
+      </w:r>
+      <w:r>
+        <w:t>"元"，有些存的是"分"，导致部分报表金额直接放大了一百倍。</w:t>
+      </w:r>
+    </w:p>
+    <w:p/>
+    <w:p>
+      <w:r>
+        <w:rPr>
+          <w:rFonts w:hint="eastAsia"/>
+        </w:rPr>
+        <w:t>后来我们就在</w:t>
+      </w:r>
+      <w:r>
+        <w:t>DWD层统一做数据标准化处理，手机号统一去掉特殊字符和+86前缀，只保留11位手机号，不符合规则的数据统一标记异常；空字符串和字符串NULL统一转换成真正的NULL。</w:t>
+      </w:r>
+    </w:p>
+    <w:p/>
+    <w:p>
+      <w:r>
+        <w:rPr>
+          <w:rFonts w:hint="eastAsia"/>
+        </w:rPr>
+        <w:t>保费这块，我们和业务确认口径以后，统一把金额转换成</w:t>
+      </w:r>
+      <w:r>
+        <w:t>"元"，并在字段说明中明确金额单位。之后客户数量和保费指标就和业务保持一致了。</w:t>
+      </w:r>
+    </w:p>
+    <w:p/>
+    <w:p>
+      <w:pPr>
+        <w:pStyle w:val="4"/>
+      </w:pPr>
+      <w:r>
+        <w:rPr>
+          <w:rFonts w:hint="eastAsia"/>
+        </w:rPr>
+        <w:t>重点2)</w:t>
+      </w:r>
+      <w:r>
+        <w:t>Hive任务执行很慢（数据倾斜）</w:t>
+      </w:r>
+    </w:p>
+    <w:p>
+      <w:pPr>
+        <w:rPr>
+          <w:rFonts w:hint="eastAsia"/>
+        </w:rPr>
+      </w:pPr>
+      <w:r>
+        <w:t>Hive任务执行很慢（数据倾斜）</w:t>
+      </w:r>
+    </w:p>
+    <w:p>
+      <w:pPr>
+        <w:rPr>
+          <w:rFonts w:hint="eastAsia"/>
+        </w:rPr>
+      </w:pPr>
+      <w:r>
+        <w:rPr>
+          <w:rFonts w:hint="eastAsia"/>
+        </w:rPr>
+        <w:t>还有一次是在开发收展人员经营分析宽表的时候。</w:t>
+      </w:r>
+    </w:p>
+    <w:p>
+      <w:pPr>
+        <w:rPr>
+          <w:rFonts w:hint="eastAsia"/>
+        </w:rPr>
+      </w:pPr>
+      <w:r>
+        <w:rPr>
+          <w:rFonts w:hint="eastAsia"/>
+        </w:rPr>
+        <w:t>当时需要把保单事实表和收展人员维度表做关联，正常情况下几十分钟就能跑完，但是有一次任务一直卡在</w:t>
+      </w:r>
+      <w:r>
+        <w:t>99%，两个多小时都没有结束。</w:t>
+      </w:r>
+    </w:p>
+    <w:p>
+      <w:pPr>
+        <w:rPr>
+          <w:rFonts w:hint="eastAsia"/>
+        </w:rPr>
+      </w:pPr>
+      <w:r>
+        <w:rPr>
+          <w:rFonts w:hint="eastAsia"/>
+        </w:rPr>
+        <w:t>一开始我们怀疑是不是集群资源不足，后来查看</w:t>
+      </w:r>
+      <w:r>
+        <w:t>Hive执行日志和任务运行情况，发现其实</w:t>
+      </w:r>
+      <w:r>
+        <w:lastRenderedPageBreak/>
+        <w:t>是数据倾斜导致的。</w:t>
+      </w:r>
+    </w:p>
+    <w:p>
+      <w:pPr>
+        <w:rPr>
+          <w:rFonts w:hint="eastAsia"/>
+        </w:rPr>
+      </w:pPr>
+      <w:r>
+        <w:rPr>
+          <w:rFonts w:hint="eastAsia"/>
+        </w:rPr>
+        <w:t>当时有一个渠道下面的收展人员数据量特别大，占了整个数据量的大部分，所以所有数据都集中到了同一个</w:t>
+      </w:r>
+      <w:r>
+        <w:t>Reduce任务，其他Task很快执行完成，但是这个Task一直处理不完。</w:t>
+      </w:r>
+    </w:p>
+    <w:p>
+      <w:pPr>
+        <w:rPr>
+          <w:rFonts w:hint="eastAsia"/>
+        </w:rPr>
+      </w:pPr>
+      <w:r>
+        <w:rPr>
+          <w:rFonts w:hint="eastAsia"/>
+        </w:rPr>
+        <w:t>后来根据业务情况进行了优化。</w:t>
+      </w:r>
+    </w:p>
+    <w:p>
+      <w:pPr>
+        <w:rPr>
+          <w:rFonts w:hint="eastAsia"/>
+        </w:rPr>
+      </w:pPr>
+      <w:r>
+        <w:rPr>
+          <w:rFonts w:hint="eastAsia"/>
+        </w:rPr>
+        <w:t>如果关联的是收展人员维度这种小表，我们就开启</w:t>
+      </w:r>
+      <w:r>
+        <w:t>MapJoin，让小表直接加载到Map端执行，避免Shuffle过程。</w:t>
+      </w:r>
+    </w:p>
+    <w:p>
+      <w:pPr>
+        <w:rPr>
+          <w:rFonts w:hint="eastAsia"/>
+        </w:rPr>
+      </w:pPr>
+      <w:r>
+        <w:rPr>
+          <w:rFonts w:hint="eastAsia"/>
+        </w:rPr>
+        <w:t>如果确实是大表关联大表，我们会针对热点</w:t>
+      </w:r>
+      <w:r>
+        <w:t>Key做单独处理，或者采用加盐的方式把热点数据打散，最后再进行合并。</w:t>
+      </w:r>
+    </w:p>
+    <w:p>
+      <w:r>
+        <w:rPr>
+          <w:rFonts w:hint="eastAsia"/>
+        </w:rPr>
+        <w:t>优化完成以后，这个任务执行时间从原来的两个小时左右缩短到了十几分钟，后续运行也一直比较稳定。</w:t>
+      </w:r>
+    </w:p>
+    <w:p/>
+    <w:p>
+      <w:pPr>
+        <w:pStyle w:val="4"/>
+      </w:pPr>
+      <w:r>
+        <w:rPr>
+          <w:rFonts w:hint="eastAsia"/>
+        </w:rPr>
+        <w:t>客户信息关联不上（编码问题）</w:t>
+      </w:r>
+    </w:p>
+    <w:p>
+      <w:pPr>
+        <w:rPr>
+          <w:rFonts w:hint="eastAsia"/>
+        </w:rPr>
+      </w:pPr>
+      <w:r>
+        <w:rPr>
+          <w:rFonts w:hint="eastAsia"/>
+        </w:rPr>
+        <w:t>客户信息关联不上（编码问题）</w:t>
+      </w:r>
+    </w:p>
+    <w:p>
+      <w:pPr>
+        <w:rPr>
+          <w:rFonts w:hint="eastAsia"/>
+        </w:rPr>
+      </w:pPr>
+      <w:r>
+        <w:rPr>
+          <w:rFonts w:hint="eastAsia"/>
+        </w:rPr>
+        <w:t>这个是在华安财险收展人员经营考核项目里面遇到的。</w:t>
+      </w:r>
+    </w:p>
+    <w:p>
+      <w:r>
+        <w:rPr>
+          <w:rFonts w:hint="eastAsia"/>
+        </w:rPr>
+        <w:t>当时我们需要把</w:t>
+      </w:r>
+      <w:r>
+        <w:t>CRM客户系统和承保系统的数据关联起来，生成客户经营分析的数据。其中客户姓名、身份证号这些字段都会作为关联条件。</w:t>
+      </w:r>
+    </w:p>
+    <w:p/>
+    <w:p>
+      <w:r>
+        <w:rPr>
+          <w:rFonts w:hint="eastAsia"/>
+        </w:rPr>
+        <w:t>后来开发的时候发现，有一部分客户始终关联不上，一开始我们还以为是</w:t>
+      </w:r>
+      <w:r>
+        <w:t>SQL关联条件写错了，就把关联条件一条一条排查。后来抽取源数据进行对比，发现身份证号能够正常关联，但是客户姓名有部分出现了乱码。</w:t>
+      </w:r>
+    </w:p>
+    <w:p/>
+    <w:p>
+      <w:r>
+        <w:rPr>
+          <w:rFonts w:hint="eastAsia"/>
+        </w:rPr>
+        <w:t>接着我们继续排查数据同步环节，最后发现是两个业务系统使用的字符编码不一致，一个使用</w:t>
+      </w:r>
+      <w:r>
+        <w:t>UTF-8，一个使用GBK，在数据同步读取的时候导致部分中文字段已经发生乱码，所以后面关联自然就失败了。</w:t>
+      </w:r>
+    </w:p>
+    <w:p/>
+    <w:p>
+      <w:r>
+        <w:rPr>
+          <w:rFonts w:hint="eastAsia"/>
+        </w:rPr>
+        <w:t>后来我们调整了数据同步配置，统一字符编码，同时在数据清洗阶段增加字符集转换，后续也在</w:t>
+      </w:r>
+      <w:r>
+        <w:t>Mapping文档中明确了各字段的编码规范，之后新增的数据源也统一按照这个标准执行，后面就没有再出现类似的问题了。</w:t>
+      </w:r>
+    </w:p>
+    <w:p/>
+    <w:p>
       <w:pPr>
         <w:pStyle w:val="3"/>
       </w:pPr>
@@ -2701,177 +3732,184 @@
         <w:rPr>
           <w:rFonts w:hint="eastAsia"/>
         </w:rPr>
-        <w:t>注意事项</w:t>
-      </w:r>
-    </w:p>
-    <w:p>
-      <w:pPr>
-        <w:rPr>
-          <w:rFonts w:hint="eastAsia"/>
-        </w:rPr>
-      </w:pPr>
-      <w:r>
-        <w:rPr>
-          <w:rFonts w:hint="eastAsia"/>
-        </w:rPr>
-        <w:t>业务口径确认是前提：达星</w:t>
-      </w:r>
-      <w:r>
-        <w:t>/达Q的FYC阈值、有效拜访的判定标准、参会率的应参会天数定义等，都必须与业务方（甲方）正式确认并写入Mapping文档的“业务口径说明”列。</w:t>
-      </w:r>
-    </w:p>
-    <w:p>
-      <w:pPr>
-        <w:rPr>
-          <w:rFonts w:hint="eastAsia"/>
-        </w:rPr>
-      </w:pPr>
-      <w:r>
-        <w:rPr>
-          <w:rFonts w:hint="eastAsia"/>
-        </w:rPr>
-        <w:t>注意数据去重：有效拜访统计时，需用</w:t>
-      </w:r>
-      <w:r>
-        <w:t>COUNT(DISTINCT visit_id)避免重复计数；达星/达Q按月汇总时，需按agent_id + 月份分组汇总。</w:t>
-      </w:r>
-    </w:p>
-    <w:p>
-      <w:pPr>
-        <w:rPr>
-          <w:rFonts w:hint="eastAsia"/>
-        </w:rPr>
-      </w:pPr>
-      <w:r>
-        <w:rPr>
-          <w:rFonts w:hint="eastAsia"/>
-        </w:rPr>
-        <w:t>注意时间边界：达星</w:t>
-      </w:r>
-      <w:r>
-        <w:t>/达Q为月度指标，需明确统计周期（自然月）；参会率通常为月度，有效拜访可能是周度或月度，需在口径中明确。</w:t>
-      </w:r>
-    </w:p>
-    <w:p>
-      <w:r>
-        <w:t>NULL值处理：无拜访记录或无保单的代理人，对应指标应设为0或NULL，并在口径中说明（例如“无拜访记录则有效拜访次数=0”）。</w:t>
+        <w:t>额外可能会问</w:t>
+      </w:r>
+    </w:p>
+    <w:p>
+      <w:pPr>
+        <w:pStyle w:val="4"/>
+        <w:rPr>
+          <w:rFonts w:hint="eastAsia"/>
+        </w:rPr>
+      </w:pPr>
+      <w:r>
+        <w:rPr>
+          <w:rFonts w:hint="eastAsia"/>
+        </w:rPr>
+        <w:t>业务口径问题</w:t>
+      </w:r>
+    </w:p>
+    <w:p>
+      <w:pPr>
+        <w:rPr>
+          <w:rFonts w:hint="eastAsia"/>
+        </w:rPr>
+      </w:pPr>
+      <w:r>
+        <w:rPr>
+          <w:rFonts w:hint="eastAsia"/>
+        </w:rPr>
+        <w:t>有一次做收展人员经营考核报表的时候，业务部门反馈我们的有效客户数比他们少了几十个。</w:t>
+      </w:r>
+    </w:p>
+    <w:p>
+      <w:pPr>
+        <w:rPr>
+          <w:rFonts w:hint="eastAsia"/>
+        </w:rPr>
+      </w:pPr>
+      <w:r>
+        <w:rPr>
+          <w:rFonts w:hint="eastAsia"/>
+        </w:rPr>
+        <w:t>一开始大家都觉得是</w:t>
+      </w:r>
+      <w:r>
+        <w:t>SQL写错了，我们把数据一条一条核对以后才发现，其实是双方对"有效客户"的定义不一样。</w:t>
+      </w:r>
+    </w:p>
+    <w:p>
+      <w:pPr>
+        <w:rPr>
+          <w:rFonts w:hint="eastAsia"/>
+        </w:rPr>
+      </w:pPr>
+      <w:r>
+        <w:rPr>
+          <w:rFonts w:hint="eastAsia"/>
+        </w:rPr>
+        <w:t>我们最开始统计的是保单生效客户，而业务部门统计的是保单生效并且没有退保的客户，所以最终结果存在差异。</w:t>
+      </w:r>
+    </w:p>
+    <w:p>
+      <w:r>
+        <w:rPr>
+          <w:rFonts w:hint="eastAsia"/>
+        </w:rPr>
+        <w:lastRenderedPageBreak/>
+        <w:t>后来我们重新和业务确认指标口径，在</w:t>
+      </w:r>
+      <w:r>
+        <w:t>DWS层增加了有效客户的统一判断逻辑，并把口径同步更新到Mapping文档，后面所有报表都按照统一标准计算，之后就没有再出现类似的问题了。</w:t>
       </w:r>
     </w:p>
     <w:p/>
     <w:p>
       <w:pPr>
-        <w:pStyle w:val="3"/>
-      </w:pPr>
-      <w:r>
-        <w:rPr>
-          <w:rFonts w:hint="eastAsia"/>
-          <w:highlight w:val="yellow"/>
-        </w:rPr>
-        <w:t>日常</w:t>
-      </w:r>
-      <w:r>
-        <w:rPr>
-          <w:rFonts w:hint="eastAsia"/>
-          <w:highlight w:val="yellow"/>
-        </w:rPr>
-        <w:t>工作中遇到</w:t>
-      </w:r>
-      <w:r>
-        <w:rPr>
-          <w:rFonts w:hint="eastAsia"/>
-          <w:highlight w:val="yellow"/>
-        </w:rPr>
-        <w:t>的问题</w:t>
-      </w:r>
-      <w:bookmarkStart w:id="2" w:name="_GoBack"/>
-      <w:bookmarkEnd w:id="2"/>
-    </w:p>
-    <w:p>
-      <w:pPr>
         <w:pStyle w:val="4"/>
       </w:pPr>
       <w:r>
-        <w:rPr>
-          <w:rFonts w:hint="eastAsia"/>
-        </w:rPr>
-        <w:t>客户信息关联不上（编码问题）</w:t>
-      </w:r>
-    </w:p>
-    <w:p>
-      <w:pPr>
-        <w:rPr>
-          <w:rFonts w:hint="eastAsia"/>
-        </w:rPr>
-      </w:pPr>
-      <w:r>
-        <w:rPr>
-          <w:rFonts w:hint="eastAsia"/>
-        </w:rPr>
-        <w:t>客户信息关联不上（编码问题）</w:t>
-      </w:r>
-    </w:p>
-    <w:p>
-      <w:pPr>
-        <w:rPr>
-          <w:rFonts w:hint="eastAsia"/>
-        </w:rPr>
-      </w:pPr>
-      <w:r>
-        <w:rPr>
-          <w:rFonts w:hint="eastAsia"/>
-        </w:rPr>
-        <w:t>这个是在华安财险收展人员经营考核项目里面遇到的。</w:t>
-      </w:r>
-    </w:p>
-    <w:p>
-      <w:r>
-        <w:rPr>
-          <w:rFonts w:hint="eastAsia"/>
-        </w:rPr>
-        <w:t>当时我们需要把</w:t>
-      </w:r>
-      <w:r>
-        <w:t>CRM客户系统和承保系统的数据关联起来，生成客户经营分析的数据。其中客户姓名、身份证号这些字段都会作为关联条件。</w:t>
+        <w:t>Mapping谁写的？</w:t>
+      </w:r>
+    </w:p>
+    <w:p>
+      <w:r>
+        <w:rPr>
+          <w:rFonts w:hint="eastAsia"/>
+        </w:rPr>
+        <w:t>我们项目一般是数据架构或者项目负责人先确定整体模板和表结构，我会负责自己负责模块的</w:t>
+      </w:r>
+      <w:r>
+        <w:t>Mapping内容，比如客户主题、保单主题相关字段，把源字段、目标字段、转换规则、过滤规则这些补充完整，然后和业务、测试一起确认。</w:t>
+      </w:r>
+    </w:p>
+    <w:p>
+      <w:pPr>
+        <w:pStyle w:val="4"/>
+      </w:pPr>
+      <w:r>
+        <w:rPr>
+          <w:rFonts w:hint="eastAsia"/>
+        </w:rPr>
+        <w:t>你具体写了哪些内容？</w:t>
+      </w:r>
+    </w:p>
+    <w:p>
+      <w:pPr>
+        <w:rPr>
+          <w:rFonts w:hint="eastAsia"/>
+        </w:rPr>
+      </w:pPr>
+      <w:r>
+        <w:rPr>
+          <w:rFonts w:hint="eastAsia"/>
+        </w:rPr>
+        <w:t>我主要负责的是字段级别的内容，比如：</w:t>
+      </w:r>
+    </w:p>
+    <w:p>
+      <w:r>
+        <w:rPr>
+          <w:rFonts w:hint="eastAsia"/>
+        </w:rPr>
+        <w:t>源字段来自哪张表、哪个字段；</w:t>
+      </w:r>
+    </w:p>
+    <w:p>
+      <w:r>
+        <w:rPr>
+          <w:rFonts w:hint="eastAsia"/>
+        </w:rPr>
+        <w:t>对应目标表的哪个字段；</w:t>
+      </w:r>
+    </w:p>
+    <w:p>
+      <w:r>
+        <w:rPr>
+          <w:rFonts w:hint="eastAsia"/>
+        </w:rPr>
+        <w:t>是否需要类型转换；</w:t>
+      </w:r>
+    </w:p>
+    <w:p>
+      <w:r>
+        <w:rPr>
+          <w:rFonts w:hint="eastAsia"/>
+        </w:rPr>
+        <w:t>是否需要脱敏；</w:t>
+      </w:r>
+    </w:p>
+    <w:p>
+      <w:r>
+        <w:rPr>
+          <w:rFonts w:hint="eastAsia"/>
+        </w:rPr>
+        <w:t>是否需要过滤空值或异常值；</w:t>
+      </w:r>
+    </w:p>
+    <w:p>
+      <w:pPr>
+        <w:rPr>
+          <w:rFonts w:hint="eastAsia"/>
+        </w:rPr>
+      </w:pPr>
+      <w:r>
+        <w:rPr>
+          <w:rFonts w:hint="eastAsia"/>
+        </w:rPr>
+        <w:t>字段计算口径，例如保费为空置</w:t>
+      </w:r>
+      <w:r>
+        <w:t>0、手机号统一格式等。</w:t>
+      </w:r>
+    </w:p>
+    <w:p>
+      <w:r>
+        <w:t>Mapping确认之后，我就按照文档去开发Hive SQL。</w:t>
       </w:r>
     </w:p>
     <w:p/>
     <w:p>
-      <w:r>
-        <w:rPr>
-          <w:rFonts w:hint="eastAsia"/>
-        </w:rPr>
-        <w:t>后来开发的时候发现，有一部分客户始终关联不上，一开始我们还以为是</w:t>
-      </w:r>
-      <w:r>
-        <w:t>SQL关联条件写错了，就把关联条件一条一条排查。后来抽取源数据进行对比，发现身份证号能够正常关联，但是客户姓名有部分出现了乱码。</w:t>
-      </w:r>
-    </w:p>
-    <w:p/>
-    <w:p>
-      <w:r>
-        <w:rPr>
-          <w:rFonts w:hint="eastAsia"/>
-        </w:rPr>
-        <w:t>接着我们继续排查数据同步环节，最后发现是两个业务系统使用的字符编码不一致，一个使用</w:t>
-      </w:r>
-      <w:r>
-        <w:t>UTF-8，一个使用GBK，在数据同步读取的时候导致部分中文字段已经发生乱码，所以后面关联自然就失败了。</w:t>
-      </w:r>
-    </w:p>
-    <w:p/>
-    <w:p>
-      <w:r>
-        <w:rPr>
-          <w:rFonts w:hint="eastAsia"/>
-        </w:rPr>
-        <w:t>后来我们调整了数据同步配置，统一字符编码，同时在数据清洗阶段增加字符集转换，后续也在</w:t>
-      </w:r>
-      <w:r>
-        <w:t>Mapping文档中明确了各字段的编码规范，之后新增的数据源也统一按照这个标准执行，后面就没有再出现类似的问题了。</w:t>
-      </w:r>
-    </w:p>
-    <w:p/>
-    <w:p>
       <w:pPr>
         <w:pStyle w:val="4"/>
       </w:pPr>
@@ -2879,349 +3917,18 @@
         <w:rPr>
           <w:rFonts w:hint="eastAsia"/>
         </w:rPr>
-        <w:lastRenderedPageBreak/>
-        <w:t>重点1)</w:t>
-      </w:r>
-      <w:r>
-        <w:rPr>
-          <w:rFonts w:hint="eastAsia"/>
-        </w:rPr>
-        <w:t>客户重复、保费统计异常</w:t>
-      </w:r>
-    </w:p>
-    <w:p>
-      <w:pPr>
-        <w:rPr>
-          <w:rFonts w:hint="eastAsia"/>
-        </w:rPr>
-      </w:pPr>
-      <w:r>
-        <w:rPr>
-          <w:rFonts w:hint="eastAsia"/>
-        </w:rPr>
-        <w:t>客户重复、保费统计异常（数据标准化问题）</w:t>
-      </w:r>
-    </w:p>
-    <w:p>
-      <w:pPr>
-        <w:rPr>
-          <w:rFonts w:hint="eastAsia"/>
-        </w:rPr>
-      </w:pPr>
-      <w:r>
-        <w:rPr>
-          <w:rFonts w:hint="eastAsia"/>
-        </w:rPr>
-        <w:t>还有一个问题也是在收展人员经营考核项目里面遇到的。</w:t>
-      </w:r>
-    </w:p>
-    <w:p>
-      <w:pPr>
-        <w:rPr>
-          <w:rFonts w:hint="eastAsia"/>
-        </w:rPr>
-      </w:pPr>
-      <w:r>
-        <w:rPr>
-          <w:rFonts w:hint="eastAsia"/>
-        </w:rPr>
-        <w:t>当时我们需要统计收展人员服务客户数、累计保费、续保客户这些经营指标。</w:t>
-      </w:r>
-    </w:p>
-    <w:p>
-      <w:pPr>
-        <w:rPr>
-          <w:rFonts w:hint="eastAsia"/>
-        </w:rPr>
-      </w:pPr>
-      <w:r>
-        <w:rPr>
-          <w:rFonts w:hint="eastAsia"/>
-        </w:rPr>
-        <w:t>后来业务验收的时候发现，客户数量和保费金额跟业务部门统计的数据存在差异。</w:t>
-      </w:r>
-    </w:p>
-    <w:p>
-      <w:pPr>
-        <w:rPr>
-          <w:rFonts w:hint="eastAsia"/>
-        </w:rPr>
-      </w:pPr>
-      <w:r>
-        <w:rPr>
-          <w:rFonts w:hint="eastAsia"/>
-        </w:rPr>
-        <w:t>我们先把报表数据和源系统进行对比，最后发现问题主要出现在客户手机号和保费字段上。</w:t>
-      </w:r>
-    </w:p>
-    <w:p>
-      <w:r>
-        <w:rPr>
-          <w:rFonts w:hint="eastAsia"/>
-        </w:rPr>
-        <w:t>不同业务系统保存手机号的格式不一样，有的是</w:t>
-      </w:r>
-      <w:r>
-        <w:t>11位手机号，有的带+86前缀，还有的带横杠，甚至还有NULL、空字符串这些情况，所以同一个客户没有识别成同一个人。</w:t>
-      </w:r>
-    </w:p>
-    <w:p/>
-    <w:p>
-      <w:r>
-        <w:rPr>
-          <w:rFonts w:hint="eastAsia"/>
-        </w:rPr>
-        <w:t>另外保费金额也有问题，有些业务系统存的是</w:t>
-      </w:r>
-      <w:r>
-        <w:t>"元"，有些存的是"分"，导致部分报表金额直接放大了一百倍。</w:t>
-      </w:r>
-    </w:p>
-    <w:p/>
-    <w:p>
-      <w:r>
-        <w:rPr>
-          <w:rFonts w:hint="eastAsia"/>
-        </w:rPr>
-        <w:t>后来我们就在</w:t>
-      </w:r>
-      <w:r>
-        <w:t>DWD层统一做数据标准化处理，手机号统一去掉特殊字符和+86前缀，只保留11位手机号，不符合规则的数据统一标记异常；空字符串和字符串NULL统一转换成真正的NULL。</w:t>
-      </w:r>
-    </w:p>
-    <w:p/>
-    <w:p>
-      <w:r>
-        <w:rPr>
-          <w:rFonts w:hint="eastAsia"/>
-        </w:rPr>
-        <w:t>保费这块，我们和业务确认口径以后，统一把金额转换成</w:t>
-      </w:r>
-      <w:r>
-        <w:t>"元"，并在字段说明中明确金额单位。之后客户数量和保费指标就和业务保持一致了。</w:t>
-      </w:r>
-    </w:p>
-    <w:p/>
-    <w:p>
-      <w:pPr>
-        <w:pStyle w:val="4"/>
-      </w:pPr>
-      <w:r>
-        <w:rPr>
-          <w:rFonts w:hint="eastAsia"/>
-        </w:rPr>
-        <w:t>重点2)</w:t>
-      </w:r>
-      <w:r>
-        <w:t>Hive任务执行很慢（数据倾斜）</w:t>
-      </w:r>
-    </w:p>
-    <w:p>
-      <w:pPr>
-        <w:rPr>
-          <w:rFonts w:hint="eastAsia"/>
-        </w:rPr>
-      </w:pPr>
-      <w:r>
-        <w:t>Hive任务执行很慢（数据倾斜）</w:t>
-      </w:r>
-    </w:p>
-    <w:p>
-      <w:pPr>
-        <w:rPr>
-          <w:rFonts w:hint="eastAsia"/>
-        </w:rPr>
-      </w:pPr>
-      <w:r>
-        <w:rPr>
-          <w:rFonts w:hint="eastAsia"/>
-        </w:rPr>
-        <w:t>还有一次是在开发收展人员经营分析宽表的时候。</w:t>
-      </w:r>
-    </w:p>
-    <w:p>
-      <w:pPr>
-        <w:rPr>
-          <w:rFonts w:hint="eastAsia"/>
-        </w:rPr>
-      </w:pPr>
-      <w:r>
-        <w:rPr>
-          <w:rFonts w:hint="eastAsia"/>
-        </w:rPr>
-        <w:t>当时需要把保单事实表和收展人员维度表做关联，正常情况下几十分钟就能跑完，但是有一次任务一直卡在</w:t>
-      </w:r>
-      <w:r>
-        <w:t>99%，两个多小时都没有结束。</w:t>
-      </w:r>
-    </w:p>
-    <w:p>
-      <w:pPr>
-        <w:rPr>
-          <w:rFonts w:hint="eastAsia"/>
-        </w:rPr>
-      </w:pPr>
-      <w:r>
-        <w:rPr>
-          <w:rFonts w:hint="eastAsia"/>
-        </w:rPr>
-        <w:t>一开始我们怀疑是不是集群资源不足，后来查看</w:t>
-      </w:r>
-      <w:r>
-        <w:t>Hive执行日志和任务运行情况，发现其实是数据倾斜导致的。</w:t>
-      </w:r>
-    </w:p>
-    <w:p>
-      <w:pPr>
-        <w:rPr>
-          <w:rFonts w:hint="eastAsia"/>
-        </w:rPr>
-      </w:pPr>
-      <w:r>
-        <w:rPr>
-          <w:rFonts w:hint="eastAsia"/>
-        </w:rPr>
-        <w:t>当时有一个渠道下面的收展人员数据量特别大，占了整个数据量的大部分，所以所有数据都集中到了同一个</w:t>
-      </w:r>
-      <w:r>
-        <w:t>Reduce任务，其他Task很快执行完成，但是这个Task一直处理不完。</w:t>
-      </w:r>
-    </w:p>
-    <w:p>
-      <w:pPr>
-        <w:rPr>
-          <w:rFonts w:hint="eastAsia"/>
-        </w:rPr>
-      </w:pPr>
-      <w:r>
-        <w:rPr>
-          <w:rFonts w:hint="eastAsia"/>
-        </w:rPr>
-        <w:t>后来根据业务情况进行了优化。</w:t>
-      </w:r>
-    </w:p>
-    <w:p>
-      <w:pPr>
-        <w:rPr>
-          <w:rFonts w:hint="eastAsia"/>
-        </w:rPr>
-      </w:pPr>
-      <w:r>
-        <w:rPr>
-          <w:rFonts w:hint="eastAsia"/>
-        </w:rPr>
-        <w:t>如果关联的是收展人员维度这种小表，我们就开启</w:t>
-      </w:r>
-      <w:r>
-        <w:t>MapJoin，让小表直接加载到Map端执行，避免Shuffle过程。</w:t>
-      </w:r>
-    </w:p>
-    <w:p>
-      <w:pPr>
-        <w:rPr>
-          <w:rFonts w:hint="eastAsia"/>
-        </w:rPr>
-      </w:pPr>
-      <w:r>
-        <w:rPr>
-          <w:rFonts w:hint="eastAsia"/>
-        </w:rPr>
-        <w:t>如果确实是大表关联大表，我们会针对热点</w:t>
-      </w:r>
-      <w:r>
-        <w:t>Key做单独处理，或者采用加盐的方式把热点数据打散，最后再进行合并。</w:t>
-      </w:r>
-    </w:p>
-    <w:p>
-      <w:r>
-        <w:rPr>
-          <w:rFonts w:hint="eastAsia"/>
-        </w:rPr>
-        <w:t>优化完成以后，这个任务执行时间从原来的两个小时左右缩短到了十几分钟，后续运行也一直比较稳定。</w:t>
-      </w:r>
-    </w:p>
-    <w:p/>
-    <w:p>
-      <w:pPr>
-        <w:pStyle w:val="3"/>
-        <w:rPr>
-          <w:rFonts w:hint="eastAsia"/>
-        </w:rPr>
-      </w:pPr>
-      <w:r>
-        <w:rPr>
-          <w:rFonts w:hint="eastAsia"/>
-        </w:rPr>
-        <w:lastRenderedPageBreak/>
-        <w:t>额外可能会问</w:t>
-      </w:r>
-    </w:p>
-    <w:p>
-      <w:r>
-        <w:rPr>
-          <w:rFonts w:hint="eastAsia"/>
-        </w:rPr>
-        <w:t>除了技术问题，其实项目里面更多遇到的是业务口径问题。</w:t>
-      </w:r>
-    </w:p>
-    <w:p>
-      <w:pPr>
-        <w:rPr>
-          <w:rFonts w:hint="eastAsia"/>
-        </w:rPr>
-      </w:pPr>
-    </w:p>
-    <w:p>
-      <w:pPr>
-        <w:rPr>
-          <w:rFonts w:hint="eastAsia"/>
-        </w:rPr>
-      </w:pPr>
-      <w:r>
-        <w:rPr>
-          <w:rFonts w:hint="eastAsia"/>
-        </w:rPr>
-        <w:t>有一次做收展人员经营考核报表的时候，业务部门反馈我们的有效客户数比他们少了几十个。</w:t>
-      </w:r>
-    </w:p>
-    <w:p>
-      <w:pPr>
-        <w:rPr>
-          <w:rFonts w:hint="eastAsia"/>
-        </w:rPr>
-      </w:pPr>
-      <w:r>
-        <w:rPr>
-          <w:rFonts w:hint="eastAsia"/>
-        </w:rPr>
-        <w:t>一开始大家都觉得是</w:t>
-      </w:r>
-      <w:r>
-        <w:t>SQL写错了，我们把数据一条一条核对以后才发现，其实是双方对"有效客户"的定义不一样。</w:t>
-      </w:r>
-    </w:p>
-    <w:p>
-      <w:pPr>
-        <w:rPr>
-          <w:rFonts w:hint="eastAsia"/>
-        </w:rPr>
-      </w:pPr>
-      <w:r>
-        <w:rPr>
-          <w:rFonts w:hint="eastAsia"/>
-        </w:rPr>
-        <w:t>我们最开始统计的是保单生效客户，而业务部门统计的是保单生效并且没有退保的客户，所以最终结果存在差异。</w:t>
-      </w:r>
-    </w:p>
-    <w:p>
-      <w:r>
-        <w:rPr>
-          <w:rFonts w:hint="eastAsia"/>
-        </w:rPr>
-        <w:t>后来我们重新和业务确认指标口径，在</w:t>
-      </w:r>
-      <w:r>
-        <w:t>DWS层增加了有效客户的统一判断逻辑，并把口径同步更新到Mapping文档，后面所有报表都按照统一标准计算，之后就没有再出现类似的问题了。</w:t>
+        <w:t>怎么确认字段来源？</w:t>
+      </w:r>
+    </w:p>
+    <w:p>
+      <w:r>
+        <w:rPr>
+          <w:rFonts w:hint="eastAsia"/>
+        </w:rPr>
+        <w:t>我们先根据需求文档确定业务指标，然后和甲方业务、</w:t>
+      </w:r>
+      <w:r>
+        <w:t>IT一起确认数据来源。比如客户信息来自CRM，保单信息来自核心承保系统，佣金来自佣金系统，最终在Mapping文档里明确每个目标字段对应哪个源表、哪个源字段。</w:t>
       </w:r>
     </w:p>
     <w:p>
@@ -3381,18 +4088,21 @@
       </w:r>
     </w:p>
     <w:p>
-      <w:pPr>
-        <w:rPr>
-          <w:rFonts w:hint="eastAsia"/>
-        </w:rPr>
-      </w:pPr>
-      <w:r>
-        <w:rPr>
-          <w:rFonts w:hint="eastAsia"/>
-        </w:rPr>
-        <w:t>对客户集中统一分析 从不同的系统当中对其业务口径 对客户实行精准营销</w:t>
-      </w:r>
-    </w:p>
+      <w:r>
+        <w:rPr>
+          <w:rFonts w:hint="eastAsia"/>
+        </w:rPr>
+        <w:t>对都邦财险个人客户集中统一分析，从不同系统当中对齐业务口径，对客户实行场景化精准</w:t>
+      </w:r>
+      <w:r>
+        <w:rPr>
+          <w:rFonts w:hint="eastAsia"/>
+        </w:rPr>
+        <w:lastRenderedPageBreak/>
+        <w:t>营销。</w:t>
+      </w:r>
+    </w:p>
+    <w:p/>
     <w:p>
       <w:r>
         <w:rPr>
@@ -3422,11 +4132,10 @@
         <w:t>项目难点这块，主要有两个。第一个难点是标签口径统一复杂，市场、续期、理赔等部门对客户标签的定义和划分标准不一致，跨部门对齐成本高，我们采用自上而下定框架、自下而上按数据可算性填充的方法，形成可配置的标签模型。第二个难点是数据质量保障难度高，源端存在客户信息缺失、历史数据不一致、日志无效流量等问题，影响画像准确性，我在</w:t>
       </w:r>
       <w:r>
-        <w:t>DWD层设计了校验脱敏、去重过滤等清洗逻辑，并建立了标签覆盖率、ID打通率等质量稽</w:t>
-      </w:r>
-      <w:r>
-        <w:lastRenderedPageBreak/>
-        <w:t>核规则，确保标签准确率不低于95%。</w:t>
+        <w:t>DWD层设计了校验脱敏、去重过滤等清洗逻辑，并建立了标签覆盖率、ID打通率等质量稽核规则，确保标签准确率不低于95%</w:t>
+      </w:r>
+      <w:r>
+        <w:t>。</w:t>
       </w:r>
     </w:p>
     <w:p>
@@ -3442,7 +4151,31 @@
     </w:p>
     <w:p>
       <w:r>
-        <w:t>与需求调研，与信贷、风控、人力等部门沟通，将业务目标转化为累计贷款发放额、不良贷款率、逾期率等核心考核指标，编写ODS到ADS四层Mapping文档</w:t>
+        <w:rPr>
+          <w:rFonts w:hint="eastAsia"/>
+        </w:rPr>
+        <w:t>项目整体流程是这样的：第一阶段是需求调研与指标口径对齐，我们对接了信贷管理部、风险管理部、人力资源部等部门，逐一确认累计贷款发放额、不良贷款率、逾期率、拨备覆盖率等核心考核指标的计算口径与统计维度，输出了需求规格说明书和</w:t>
+      </w:r>
+      <w:r>
+        <w:t>ODS到ADS四层Mapping文档，同时统一了联社编码、贷款五级分类、客户经理工号等主数据标准。第二阶段是数据接入与ETL开发，我使用Sqoop将源端OceanBase中的核心业务与信贷管理系统数据全量及增量抽取至Hadoop HDFS，并加载到Hive ODS层，同时抽取MySQL辅助数</w:t>
+      </w:r>
+      <w:r>
+        <w:rPr>
+          <w:rFonts w:hint="eastAsia"/>
+        </w:rPr>
+        <w:t>据，在</w:t>
+      </w:r>
+      <w:r>
+        <w:t>DWD层构建覆盖放款、还款、分类、担保的贷款全生命周期明细宽表，在DWS层完成累计放款额、贷款余额、不良率、逾期率、拨备覆盖率及客户经理绩效分等指标汇总，最后在ADS层输出业绩考核表与资产质量监控表，并用FineReport连接Hive开发了信贷投放进度、不良率趋势、联社资产质量排名、监管报送指标等看板，SQL脚本与报表模板通过SVN管理。第三阶段是调度配置与测试上线，我利用Airflow编排全链路DAG工作流，实现每日自动调度与告警，并编写Shell脚本配合Hive SQL进行贷款总额一致性与不良率</w:t>
+      </w:r>
+      <w:r>
+        <w:rPr>
+          <w:rFonts w:hint="eastAsia"/>
+        </w:rPr>
+        <w:t>口径合规性稽核，每日跑批后输出质量报告，最后独立完成自测并协助</w:t>
+      </w:r>
+      <w:r>
+        <w:t>SIT集成测试。</w:t>
       </w:r>
     </w:p>
     <w:p/>
@@ -3451,33 +4184,6 @@
         <w:rPr>
           <w:rFonts w:hint="eastAsia"/>
         </w:rPr>
-        <w:t>项目整体流程是这样的：第一阶段是需求调研与指标口径对齐，我们对接了信贷管理部、风险管理部、人力资源部等部门，逐一确认累计贷款发放额、不良贷款率、逾期率、拨备覆盖率等核心考核指标的计算口径与统计维度，输出了需求规格说明书和</w:t>
-      </w:r>
-      <w:r>
-        <w:t>ODS到ADS四层Mapping文档，同时统一了联社编码、贷款五级分类、客户经理工号等主数据标准。第二阶段是数据接入与ETL开发，我使用DataX将源端OceanBase中的核心业务与信贷管理系统数据同步至Hadoop HDFS，使用Sqoop抽取MySQL系统中的辅助数据至Hive ODS</w:t>
-      </w:r>
-      <w:r>
-        <w:rPr>
-          <w:rFonts w:hint="eastAsia"/>
-        </w:rPr>
-        <w:t>层，在</w:t>
-      </w:r>
-      <w:r>
-        <w:t>DWD层构建覆盖放款、还款、分类、担保的贷款全生命周期明细宽表，在DWS层完成累计放款额、贷款余额、不良率、逾期率、拨备覆盖率及客户经理绩效分等指标汇总，最后在ADS层输出业绩考核表与资产质量监控表，并用FineReport连接Hive开发了信贷投放进度、不良率趋势、联社资产质量排名、监管报送指标等看板，SQL脚本与报表模板通过SVN管理。第三阶段是调度配置与测试上线，我利用Dolphin Scheduler编排全链路DAG工作流，实现每日自动调度与告警，并编写Shell脚本配合Hive SQL进行贷</w:t>
-      </w:r>
-      <w:r>
-        <w:rPr>
-          <w:rFonts w:hint="eastAsia"/>
-        </w:rPr>
-        <w:t>款总额一致性与不良率口径合规性稽核，每日跑批后输出质量报告，最后独立完成自测。</w:t>
-      </w:r>
-    </w:p>
-    <w:p/>
-    <w:p>
-      <w:r>
-        <w:rPr>
-          <w:rFonts w:hint="eastAsia"/>
-        </w:rPr>
         <w:t>项目难点这块，主要有两个。第一个难点是信贷指标口径统一复杂，信贷、风控、人力等部门对不良率、逾期率等指标的理解存在差异，比如不良贷款是否纳入展期或借新还旧情形，五级分类标准是否参照最新监管要求等，跨部门对齐成本高。我们的应对策略是采用自上而下定框架、自下而上逐项确认的方法，最终输出各部门签字确认的</w:t>
       </w:r>
       <w:r>
@@ -3570,7 +4276,6 @@
         <w:rPr>
           <w:noProof/>
         </w:rPr>
-        <w:lastRenderedPageBreak/>
         <w:drawing>
           <wp:inline distT="0" distB="0" distL="0" distR="0" wp14:anchorId="77137192" wp14:editId="03002121">
             <wp:extent cx="3524491" cy="2616847"/>
@@ -3735,7 +4440,14 @@
         <w:rPr>
           <w:rFonts w:hint="eastAsia"/>
         </w:rPr>
-        <w:t xml:space="preserve"> 一个经理和经理助理 助理负责分发工作到各个小组 公司主营业务一般在金融领域 主要是本省的 保险、银行、制造业也有一部分。</w:t>
+        <w:t xml:space="preserve"> 一个经理和经理助理 助理负责分发工作到各个小组 公司主营业务一般在金融领域 主要是本省的 保险、银</w:t>
+      </w:r>
+      <w:r>
+        <w:rPr>
+          <w:rFonts w:hint="eastAsia"/>
+        </w:rPr>
+        <w:lastRenderedPageBreak/>
+        <w:t>行、制造业也有一部分。</w:t>
       </w:r>
       <w:r>
         <w:rPr>
@@ -3951,6 +4663,7 @@
         <w:pStyle w:val="2"/>
       </w:pPr>
       <w:r>
+        <w:lastRenderedPageBreak/>
         <w:t>二、维度表</w:t>
       </w:r>
     </w:p>
@@ -4007,7 +4720,6 @@
           <w:b/>
           <w:bCs/>
         </w:rPr>
-        <w:lastRenderedPageBreak/>
         <w:t>4. 时间维度表</w:t>
       </w:r>
     </w:p>
@@ -4480,6 +5192,7 @@
         <w:rPr>
           <w:rFonts w:hint="eastAsia"/>
         </w:rPr>
+        <w:lastRenderedPageBreak/>
         <w:t>五、老师小结</w:t>
       </w:r>
     </w:p>
@@ -4541,7 +5254,6 @@
         <w:pStyle w:val="3"/>
       </w:pPr>
       <w:r>
-        <w:lastRenderedPageBreak/>
         <w:t>2.什么是SMB join？</w:t>
       </w:r>
     </w:p>
@@ -4713,7 +5425,11 @@
         <w:t>shuffle</w:t>
       </w:r>
       <w:r>
-        <w:t>的占用（“在Map端完成Join，不走Reduce” ）</w:t>
+        <w:t>的占用（“在Map端完成Join，不</w:t>
+      </w:r>
+      <w:r>
+        <w:lastRenderedPageBreak/>
+        <w:t>走Reduce” ）</w:t>
       </w:r>
       <w:r>
         <w:rPr>
@@ -4771,11 +5487,7 @@
       </w:pPr>
       <w:r>
         <w:tab/>
-        <w:t>2 count（distinct）引发的数据倾斜：使用group by+count语句代替；第一层select通过group by语句对字段去重操作，第二层select再通过count语句统计个数；select count(字</w:t>
-      </w:r>
-      <w:r>
-        <w:lastRenderedPageBreak/>
-        <w:t>段) from (select 字段 from table group by 字段) t;</w:t>
+        <w:t>2 count（distinct）引发的数据倾斜：使用group by+count语句代替；第一层select通过group by语句对字段去重操作，第二层select再通过count语句统计个数；select count(字段) from (select 字段 from table group by 字段) t;</w:t>
       </w:r>
     </w:p>
     <w:p>
@@ -5237,664 +5949,706 @@
         <w:rPr>
           <w:rFonts w:hint="eastAsia"/>
         </w:rPr>
-        <w:t>如果数据没有变化，就继续保留；如果数据发生了修改，就把原来那条记录的结束日期改成</w:t>
-      </w:r>
-      <w:r>
-        <w:rPr>
-          <w:rFonts w:hint="eastAsia"/>
-        </w:rPr>
+        <w:t>如果数据没有变化，就继续保留；如果数据发生了修改，就把原来那条记录的结束日期改成昨天，再新增一条最新的数据，开始日期也是昨天，结束日期还是</w:t>
+      </w:r>
+      <w:r>
+        <w:t>9999-12-31，表示当前生效；如果是新增数据，就直接插入一条新的生效记录。</w:t>
+      </w:r>
+    </w:p>
+    <w:p>
+      <w:pPr>
+        <w:rPr>
+          <w:rFonts w:hint="eastAsia"/>
+        </w:rPr>
+      </w:pPr>
+    </w:p>
+    <w:p>
+      <w:r>
+        <w:rPr>
+          <w:rFonts w:hint="eastAsia"/>
+        </w:rPr>
+        <w:t>最后通过</w:t>
+      </w:r>
+      <w:r>
+        <w:t>INSERT OVERWRITE更新拉链表，把历史数据和最新数据一起写回</w:t>
+      </w:r>
+      <w:r>
+        <w:rPr>
+          <w:rFonts w:hint="eastAsia"/>
+        </w:rPr>
+        <w:t>（</w:t>
+      </w:r>
+      <w:r>
+        <w:t>UNION ALL</w:t>
+      </w:r>
+      <w:r>
+        <w:rPr>
+          <w:rFonts w:hint="eastAsia"/>
+        </w:rPr>
+        <w:t>）</w:t>
+      </w:r>
+      <w:r>
+        <w:t>。</w:t>
+      </w:r>
+    </w:p>
+    <w:p>
+      <w:r>
+        <w:rPr>
+          <w:rFonts w:hint="eastAsia"/>
+        </w:rPr>
+        <w:t>我理解拉链表最大的作用，就是既能查询当前最新的数据，又能保留历史变化记录。像保险项目里面</w:t>
+      </w:r>
+      <w:r>
+        <w:rPr>
+          <w:rFonts w:hint="eastAsia"/>
+        </w:rPr>
+        <w:t>客户归属、客户等级这些信息都会变化，所以比较适合用拉链表来管理</w:t>
+      </w:r>
+      <w:r>
+        <w:t>。</w:t>
+      </w:r>
+    </w:p>
+    <w:p>
+      <w:pPr>
+        <w:pStyle w:val="3"/>
+      </w:pPr>
+      <w:r>
+        <w:rPr>
+          <w:rFonts w:hint="eastAsia"/>
+          <w:highlight w:val="yellow"/>
+        </w:rPr>
+        <w:t>数仓建模</w:t>
+      </w:r>
+      <w:r>
+        <w:rPr>
+          <w:highlight w:val="yellow"/>
+        </w:rPr>
+        <w:t xml:space="preserve"> </w:t>
+      </w:r>
+      <w:r>
+        <w:rPr>
+          <w:highlight w:val="yellow"/>
+        </w:rPr>
+        <w:t xml:space="preserve">= </w:t>
+      </w:r>
+      <w:r>
+        <w:rPr>
+          <w:highlight w:val="yellow"/>
+        </w:rPr>
+        <w:t>mapping与宽表建模＋维度模型</w:t>
+      </w:r>
+      <w:r>
+        <w:rPr>
+          <w:rFonts w:hint="eastAsia"/>
+          <w:highlight w:val="yellow"/>
+        </w:rPr>
+        <w:t>（事务表+维度表）</w:t>
+      </w:r>
+    </w:p>
+    <w:p>
+      <w:pPr>
+        <w:rPr>
+          <w:rFonts w:hint="eastAsia"/>
+        </w:rPr>
+      </w:pPr>
+      <w:r>
+        <w:t>在数仓设计和编写 Mapping 文档时，我们会遵循三个一致原则：</w:t>
+      </w:r>
+      <w:r>
+        <w:rPr>
+          <w:rStyle w:val="aa"/>
+        </w:rPr>
+        <w:t>业务过程相同、统计周期相同、统计粒度相同</w:t>
+      </w:r>
+      <w:r>
+        <w:t>。业务过程相同是指统计的是同一类业务，例如承保或理赔；统计周期相同是指统计口径一致，例如都按天或都按月；统计粒度相同是指一行数据代表的业务对象一致，例如都按客户、按保单或按收展员统计。只有满足这三个条件，数据才能合理设计到同一张事实表或宽表中，避免口径不一致和重复统计。</w:t>
+      </w:r>
+    </w:p>
+    <w:p>
+      <w:pPr>
+        <w:pStyle w:val="4"/>
+      </w:pPr>
+      <w:r>
+        <w:rPr>
+          <w:rFonts w:hint="eastAsia"/>
+        </w:rPr>
+        <w:t>数仓建模流程逻辑</w:t>
+      </w:r>
+    </w:p>
+    <w:p>
+      <w:r>
+        <w:t xml:space="preserve">1 确定目标表结构信息 </w:t>
+      </w:r>
+    </w:p>
+    <w:p>
+      <w:pPr>
+        <w:rPr>
+          <w:rFonts w:hint="eastAsia"/>
+        </w:rPr>
+      </w:pPr>
+      <w:r>
+        <w:rPr>
+          <w:rFonts w:hint="eastAsia"/>
+        </w:rPr>
+        <w:t>从</w:t>
+      </w:r>
+      <w:r>
+        <w:t>BI确定需要的目标表结构事务和维度字段</w:t>
+      </w:r>
+    </w:p>
+    <w:p>
+      <w:r>
+        <w:t>2 调研梳理来源表信息</w:t>
+      </w:r>
+    </w:p>
+    <w:p>
+      <w:pPr>
+        <w:rPr>
+          <w:rFonts w:hint="eastAsia"/>
+        </w:rPr>
+      </w:pPr>
+      <w:r>
+        <w:rPr>
+          <w:rFonts w:hint="eastAsia"/>
+        </w:rPr>
+        <w:t>在确定好事务和维度字段之后从后端数据库整理事务和各个维度相应的表</w:t>
+      </w:r>
+    </w:p>
+    <w:p>
+      <w:r>
+        <w:t>3 调研确认应用业务口径</w:t>
+      </w:r>
+    </w:p>
+    <w:p>
+      <w:pPr>
+        <w:rPr>
+          <w:rFonts w:hint="eastAsia"/>
+        </w:rPr>
+      </w:pPr>
+      <w:r>
+        <w:rPr>
+          <w:rFonts w:hint="eastAsia"/>
+        </w:rPr>
+        <w:t>调研事务需要使用什么方法去输出需要显示的方式</w:t>
+      </w:r>
+    </w:p>
+    <w:p>
+      <w:r>
+        <w:t>4 基于模型做取值映射分析</w:t>
+      </w:r>
+    </w:p>
+    <w:p>
+      <w:r>
+        <w:rPr>
+          <w:rFonts w:hint="eastAsia"/>
+        </w:rPr>
+        <w:t>上面三步完成之后对后端数据库获取的数据在</w:t>
+      </w:r>
+      <w:r>
+        <w:t>dm层进行映射到相应需要输出的字段</w:t>
+      </w:r>
+    </w:p>
+    <w:p/>
+    <w:p>
+      <w:pPr>
+        <w:pStyle w:val="4"/>
+        <w:rPr>
+          <w:rFonts w:hint="eastAsia"/>
+        </w:rPr>
+      </w:pPr>
+      <w:r>
         <w:lastRenderedPageBreak/>
-        <w:t>昨天，再新增一条最新的数据，开始日期也是昨天，结束日期还是</w:t>
-      </w:r>
-      <w:r>
-        <w:t>9999-12-31，表示当前生效；如果是新增数据，就直接插入一条新的生效记录。</w:t>
-      </w:r>
-    </w:p>
-    <w:p>
-      <w:pPr>
-        <w:rPr>
-          <w:rFonts w:hint="eastAsia"/>
-        </w:rPr>
-      </w:pPr>
-    </w:p>
-    <w:p>
-      <w:r>
-        <w:rPr>
-          <w:rFonts w:hint="eastAsia"/>
-        </w:rPr>
-        <w:t>最后通过</w:t>
-      </w:r>
-      <w:r>
-        <w:t>INSERT OVERWRITE更新拉链表，把历史数据和最新数据一起写回。</w:t>
-      </w:r>
-    </w:p>
-    <w:p>
-      <w:r>
-        <w:rPr>
-          <w:rFonts w:hint="eastAsia"/>
-        </w:rPr>
-        <w:t>我理解拉链表最大的作用，就是既能查询当前最新的数据，又能保留历史变化记录。像保险项目里面</w:t>
-      </w:r>
-      <w:r>
-        <w:rPr>
-          <w:rFonts w:hint="eastAsia"/>
-        </w:rPr>
-        <w:t>客户归属、客户等级这些信息都会变化，所以比较适合用拉链表来管理</w:t>
-      </w:r>
-      <w:r>
-        <w:t>。</w:t>
-      </w:r>
+        <w:t>M</w:t>
+      </w:r>
+      <w:r>
+        <w:t>apping</w:t>
+      </w:r>
+    </w:p>
+    <w:p>
+      <w:r>
+        <w:rPr>
+          <w:rFonts w:hint="eastAsia"/>
+        </w:rPr>
+        <w:t>本质：描述数据从来源到目标的“流转地图”，记录字段级血缘关系</w:t>
+      </w:r>
+    </w:p>
+    <w:p>
+      <w:r>
+        <w:t>1 目标字段 DM、DWS层表结构</w:t>
+      </w:r>
+    </w:p>
+    <w:p>
+      <w:r>
+        <w:t>2 来源字段 ODS、DWD层字段</w:t>
+      </w:r>
+    </w:p>
+    <w:p>
+      <w:r>
+        <w:t>3 转换规则 空值处理NVL、类型转换CAST、计算逻辑SUM/CASE WHEN</w:t>
+      </w:r>
+    </w:p>
+    <w:p>
+      <w:pPr>
+        <w:rPr>
+          <w:rFonts w:hint="eastAsia"/>
+        </w:rPr>
+      </w:pPr>
+      <w:r>
+        <w:t>4 业务口径说明 如“</w:t>
+      </w:r>
+      <w:r>
+        <w:rPr>
+          <w:rFonts w:hint="eastAsia"/>
+        </w:rPr>
+        <w:t>佣金=保费*提点</w:t>
+      </w:r>
+    </w:p>
+    <w:p/>
+    <w:p>
+      <w:pPr>
+        <w:pStyle w:val="4"/>
+      </w:pPr>
+      <w:r>
+        <w:rPr>
+          <w:rFonts w:hint="eastAsia"/>
+        </w:rPr>
+        <w:t>宽表建模</w:t>
+      </w:r>
+    </w:p>
+    <w:p>
+      <w:r>
+        <w:rPr>
+          <w:rFonts w:hint="eastAsia"/>
+        </w:rPr>
+        <w:t>本质：将多个维度表的属性冗余到事实表中，形成“大宽表”，避免查询时多次</w:t>
+      </w:r>
+      <w:r>
+        <w:t>JOIN</w:t>
+      </w:r>
+    </w:p>
+    <w:p>
+      <w:r>
+        <w:t>1 选择公共粒度：如按</w:t>
+      </w:r>
+      <w:r>
+        <w:rPr>
+          <w:rFonts w:hint="eastAsia"/>
+        </w:rPr>
+        <w:t>customer</w:t>
+      </w:r>
+      <w:r>
+        <w:t>_id</w:t>
+      </w:r>
+      <w:r>
+        <w:rPr>
+          <w:rFonts w:hint="eastAsia"/>
+        </w:rPr>
+        <w:t>（客户）</w:t>
+      </w:r>
+      <w:r>
+        <w:t>+</w:t>
+      </w:r>
+      <w:r>
+        <w:rPr>
+          <w:rFonts w:hint="eastAsia"/>
+        </w:rPr>
+        <w:t>agent_id</w:t>
+      </w:r>
+      <w:r>
+        <w:t xml:space="preserve"> </w:t>
+      </w:r>
+      <w:r>
+        <w:t>(</w:t>
+      </w:r>
+      <w:r>
+        <w:rPr>
+          <w:rFonts w:hint="eastAsia"/>
+        </w:rPr>
+        <w:t>收展员</w:t>
+      </w:r>
+      <w:r>
+        <w:t>)</w:t>
+      </w:r>
+      <w:r>
+        <w:t>+ds组合，保证每行唯一。</w:t>
+      </w:r>
+    </w:p>
+    <w:p>
+      <w:r>
+        <w:t xml:space="preserve">2 </w:t>
+      </w:r>
+      <w:r>
+        <w:t>冗余常用维度属性：</w:t>
+      </w:r>
+      <w:r>
+        <w:rPr>
+          <w:rFonts w:hint="eastAsia"/>
+        </w:rPr>
+        <w:t>受益人、被投保人</w:t>
+      </w:r>
+      <w:r>
+        <w:t>、</w:t>
+      </w:r>
+      <w:r>
+        <w:rPr>
+          <w:rFonts w:hint="eastAsia"/>
+        </w:rPr>
+        <w:t>产品</w:t>
+      </w:r>
+      <w:r>
+        <w:t>名称、地区名称等直接存入宽表</w:t>
+      </w:r>
+    </w:p>
+    <w:p>
+      <w:r>
+        <w:t>3 预计算轻度聚合：如</w:t>
+      </w:r>
+      <w:r>
+        <w:t>sum(</w:t>
+      </w:r>
+      <w:r>
+        <w:rPr>
+          <w:rFonts w:hint="eastAsia"/>
+        </w:rPr>
+        <w:t>fyc_</w:t>
+      </w:r>
+      <w:r>
+        <w:t>amount</w:t>
+      </w:r>
+      <w:r>
+        <w:t>)、</w:t>
+      </w:r>
+      <w:r>
+        <w:t xml:space="preserve">count(distinct </w:t>
+      </w:r>
+      <w:r>
+        <w:rPr>
+          <w:rFonts w:hint="eastAsia"/>
+        </w:rPr>
+        <w:t>customer</w:t>
+      </w:r>
+      <w:r>
+        <w:t>_id</w:t>
+      </w:r>
+      <w:r>
+        <w:t>)，为DM层加速</w:t>
+      </w:r>
+    </w:p>
+    <w:p/>
+    <w:p>
+      <w:pPr>
+        <w:rPr>
+          <w:rFonts w:hint="eastAsia"/>
+        </w:rPr>
+      </w:pPr>
+      <w:r>
+        <w:rPr>
+          <w:rFonts w:hint="eastAsia"/>
+        </w:rPr>
+        <w:t>统计本月成交用户：</w:t>
+      </w:r>
+    </w:p>
+    <w:p>
+      <w:r>
+        <w:rPr>
+          <w:rFonts w:hint="eastAsia"/>
+        </w:rPr>
+        <w:t>有多少客户</w:t>
+      </w:r>
+    </w:p>
+    <w:p>
+      <w:r>
+        <w:rPr>
+          <w:rFonts w:hint="eastAsia"/>
+        </w:rPr>
+        <w:t>有多少投保客户</w:t>
+      </w:r>
+    </w:p>
+    <w:p>
+      <w:r>
+        <w:rPr>
+          <w:rFonts w:hint="eastAsia"/>
+        </w:rPr>
+        <w:t>有多少活跃客户</w:t>
+      </w:r>
+    </w:p>
+    <w:p>
+      <w:r>
+        <w:rPr>
+          <w:rFonts w:hint="eastAsia"/>
+        </w:rPr>
+        <w:t>有多少收展服务客户</w:t>
+      </w:r>
+    </w:p>
+    <w:p>
+      <w:pPr>
+        <w:rPr>
+          <w:rFonts w:hint="eastAsia"/>
+        </w:rPr>
+      </w:pPr>
+      <w:r>
+        <w:rPr>
+          <w:rFonts w:hint="eastAsia"/>
+        </w:rPr>
+        <w:t>有多少成交客户</w:t>
+      </w:r>
+    </w:p>
+    <w:p>
+      <w:r>
+        <w:rPr>
+          <w:rFonts w:hint="eastAsia"/>
+        </w:rPr>
+        <w:t>优点：查询性能好（减少</w:t>
+      </w:r>
+      <w:r>
+        <w:t>JOIN），易理解（一张表涵盖所有分析维度）</w:t>
+      </w:r>
+    </w:p>
+    <w:p/>
+    <w:p>
+      <w:pPr>
+        <w:pStyle w:val="4"/>
+      </w:pPr>
+      <w:r>
+        <w:t>维度模型</w:t>
+      </w:r>
+    </w:p>
+    <w:p>
+      <w:r>
+        <w:rPr>
+          <w:rFonts w:hint="eastAsia"/>
+        </w:rPr>
+        <w:t>一</w:t>
+      </w:r>
+    </w:p>
+    <w:p>
+      <w:r>
+        <w:rPr>
+          <w:rFonts w:hint="eastAsia"/>
+        </w:rPr>
+        <w:t>事务型事实表</w:t>
+      </w:r>
+      <w:r>
+        <w:t xml:space="preserve"> 四步</w:t>
+      </w:r>
+    </w:p>
+    <w:p>
+      <w:r>
+        <w:rPr>
+          <w:rFonts w:hint="eastAsia"/>
+        </w:rPr>
+        <w:t>选择业务过程</w:t>
+      </w:r>
+      <w:r>
+        <w:t xml:space="preserve"> 选择什么业务比如退款表作为业务过程 用户申请退款 商家审核 系统退款成功 这个过程作为业务过程</w:t>
+      </w:r>
+    </w:p>
+    <w:p>
+      <w:r>
+        <w:rPr>
+          <w:rFonts w:hint="eastAsia"/>
+        </w:rPr>
+        <w:t>声明颗粒度</w:t>
+      </w:r>
+      <w:r>
+        <w:t xml:space="preserve"> 以某个字段为最细字段 比如一个人一次性买了两件商品 可以退部分也可以退全部 所以可以将每件商品项的退款作为最细颗粒</w:t>
+      </w:r>
+    </w:p>
+    <w:p>
+      <w:r>
+        <w:rPr>
+          <w:rFonts w:hint="eastAsia"/>
+        </w:rPr>
+        <w:t>确认维度</w:t>
+      </w:r>
+      <w:r>
+        <w:t xml:space="preserve"> 比如确定具体退款时间、退款审核人、退款方式、退款原因等维度</w:t>
+      </w:r>
+    </w:p>
+    <w:p>
+      <w:r>
+        <w:rPr>
+          <w:rFonts w:hint="eastAsia"/>
+        </w:rPr>
+        <w:t>确认事实</w:t>
+      </w:r>
+      <w:r>
+        <w:t xml:space="preserve"> 确认事实就是哪些字段可以聚合的字段 比如退款总金额 退款总商品数等</w:t>
+      </w:r>
+    </w:p>
+    <w:p/>
+    <w:p>
+      <w:r>
+        <w:rPr>
+          <w:rFonts w:hint="eastAsia"/>
+        </w:rPr>
+        <w:t>二</w:t>
+      </w:r>
+    </w:p>
+    <w:p>
+      <w:r>
+        <w:rPr>
+          <w:rFonts w:hint="eastAsia"/>
+        </w:rPr>
+        <w:t>维度表设计</w:t>
+      </w:r>
+      <w:r>
+        <w:t xml:space="preserve"> </w:t>
+      </w:r>
+    </w:p>
+    <w:p>
+      <w:r>
+        <w:rPr>
+          <w:rFonts w:hint="eastAsia"/>
+        </w:rPr>
+        <w:t>确定维度</w:t>
+      </w:r>
+      <w:r>
+        <w:t xml:space="preserve"> 由于可能存在多个事实表与统一维度表相关 为了保证维度唯一性 只创建一张维度表</w:t>
+      </w:r>
+    </w:p>
+    <w:p>
+      <w:r>
+        <w:rPr>
+          <w:rFonts w:hint="eastAsia"/>
+        </w:rPr>
+        <w:t>确定主维表和相关维表的关系</w:t>
+      </w:r>
+      <w:r>
+        <w:t xml:space="preserve"> 最细的表作为主维表 主维表可以直接关联事实表</w:t>
+      </w:r>
+    </w:p>
+    <w:p>
+      <w:pPr>
+        <w:rPr>
+          <w:rFonts w:hint="eastAsia"/>
+        </w:rPr>
+      </w:pPr>
+      <w:r>
+        <w:rPr>
+          <w:rFonts w:hint="eastAsia"/>
+        </w:rPr>
+        <w:t>确定维度属性：</w:t>
+      </w:r>
+      <w:r>
+        <w:t xml:space="preserve"> 尽可能丰富地添加用于过滤、分组和报表展示的属性字段。如果属性会随</w:t>
+      </w:r>
+      <w:r>
+        <w:lastRenderedPageBreak/>
+        <w:t>时间发生变化，就引入拉链表机制（SCD）来处理历史状态。</w:t>
+      </w:r>
+      <w:bookmarkStart w:id="2" w:name="_GoBack"/>
+      <w:bookmarkEnd w:id="2"/>
+    </w:p>
+    <w:p>
+      <w:pPr>
+        <w:rPr>
+          <w:rFonts w:hint="eastAsia"/>
+        </w:rPr>
+      </w:pPr>
+    </w:p>
+    <w:p>
+      <w:pPr>
+        <w:rPr>
+          <w:rFonts w:hint="eastAsia"/>
+        </w:rPr>
+      </w:pPr>
     </w:p>
     <w:p>
       <w:pPr>
         <w:pStyle w:val="3"/>
-        <w:rPr>
-          <w:rFonts w:hint="eastAsia"/>
-        </w:rPr>
-      </w:pPr>
-      <w:r>
-        <w:rPr>
-          <w:rFonts w:hint="eastAsia"/>
-          <w:highlight w:val="yellow"/>
-        </w:rPr>
-        <w:t>数仓建模</w:t>
-      </w:r>
-      <w:r>
-        <w:rPr>
-          <w:highlight w:val="yellow"/>
-        </w:rPr>
+      </w:pPr>
+      <w:r>
+        <w:t>14 7-9个银行系统名称</w:t>
+      </w:r>
+    </w:p>
+    <w:p>
+      <w:r>
+        <w:t>cbs核心系统（核心业务）、ecif（客户管理系统）</w:t>
+      </w:r>
+    </w:p>
+    <w:p>
+      <w:r>
+        <w:t>ccp（信用卡系统）、bbs（票据系统）、ccs（对公信贷管理系统）</w:t>
+      </w:r>
+    </w:p>
+    <w:p>
+      <w:r>
+        <w:t>pcs（零售信贷系统）、nbs（网上银行系统）</w:t>
+      </w:r>
+    </w:p>
+    <w:p/>
+    <w:p>
+      <w:pPr>
+        <w:pStyle w:val="3"/>
+        <w:rPr>
+          <w:rFonts w:hint="eastAsia"/>
+        </w:rPr>
+      </w:pPr>
+      <w:r>
+        <w:t xml:space="preserve">15 </w:t>
+      </w:r>
+      <w:r>
+        <w:rPr>
+          <w:rFonts w:hint="eastAsia"/>
+        </w:rPr>
+        <w:t>数据治理（管理数据管理）</w:t>
+      </w:r>
+    </w:p>
+    <w:p>
+      <w:r>
+        <w:tab/>
+      </w:r>
+      <w:r>
+        <w:t xml:space="preserve">1 </w:t>
+      </w:r>
+      <w:r>
+        <w:t xml:space="preserve">元数据管理  </w:t>
+      </w:r>
+      <w:r>
+        <w:rPr>
+          <w:rFonts w:hint="eastAsia"/>
+        </w:rPr>
+        <w:t>管理数据管理的工作</w:t>
+      </w:r>
+      <w:r>
         <w:t xml:space="preserve"> </w:t>
       </w:r>
-      <w:r>
-        <w:rPr>
-          <w:highlight w:val="yellow"/>
-        </w:rPr>
-        <w:t xml:space="preserve">= </w:t>
-      </w:r>
-      <w:r>
-        <w:rPr>
-          <w:highlight w:val="yellow"/>
-        </w:rPr>
-        <w:t>mapping与宽表建模＋维度模型</w:t>
-      </w:r>
-      <w:r>
-        <w:rPr>
-          <w:rFonts w:hint="eastAsia"/>
-          <w:highlight w:val="yellow"/>
-        </w:rPr>
-        <w:t>（事务表+维度表）</w:t>
-      </w:r>
-    </w:p>
-    <w:p>
-      <w:pPr>
-        <w:pStyle w:val="4"/>
-      </w:pPr>
-      <w:r>
-        <w:rPr>
-          <w:rFonts w:hint="eastAsia"/>
-        </w:rPr>
-        <w:t>数仓建模流程逻辑</w:t>
-      </w:r>
-    </w:p>
-    <w:p>
-      <w:r>
-        <w:t xml:space="preserve">1 确定目标表结构信息 </w:t>
-      </w:r>
-    </w:p>
-    <w:p>
-      <w:pPr>
-        <w:rPr>
-          <w:rFonts w:hint="eastAsia"/>
-        </w:rPr>
-      </w:pPr>
-      <w:r>
-        <w:rPr>
-          <w:rFonts w:hint="eastAsia"/>
-        </w:rPr>
-        <w:t>从</w:t>
-      </w:r>
-      <w:r>
-        <w:t>BI确定需要的目标表结构事务和维度字段</w:t>
-      </w:r>
-    </w:p>
-    <w:p>
-      <w:r>
-        <w:t>2 调研梳理来源表信息</w:t>
-      </w:r>
-    </w:p>
-    <w:p>
-      <w:pPr>
-        <w:rPr>
-          <w:rFonts w:hint="eastAsia"/>
-        </w:rPr>
-      </w:pPr>
-      <w:r>
-        <w:rPr>
-          <w:rFonts w:hint="eastAsia"/>
-        </w:rPr>
-        <w:t>在确定好事务和维度字段之后从后端数据库整理事务和各个维度相应的表</w:t>
-      </w:r>
-    </w:p>
-    <w:p>
-      <w:r>
-        <w:t>3 调研确认应用业务口径</w:t>
-      </w:r>
-    </w:p>
-    <w:p>
-      <w:pPr>
-        <w:rPr>
-          <w:rFonts w:hint="eastAsia"/>
-        </w:rPr>
-      </w:pPr>
-      <w:r>
-        <w:rPr>
-          <w:rFonts w:hint="eastAsia"/>
-        </w:rPr>
-        <w:t>调研事务需要使用什么方法去输出需要显示的方式</w:t>
-      </w:r>
-    </w:p>
-    <w:p>
-      <w:r>
-        <w:t>4 基于模型做取值映射分析</w:t>
-      </w:r>
-    </w:p>
-    <w:p>
-      <w:r>
-        <w:rPr>
-          <w:rFonts w:hint="eastAsia"/>
-        </w:rPr>
-        <w:t>上面三步完成之后对后端数据库获取的数据在</w:t>
-      </w:r>
-      <w:r>
-        <w:t>dm层进行映射到相应需要输出的字段</w:t>
-      </w:r>
-    </w:p>
-    <w:p/>
-    <w:p>
-      <w:pPr>
-        <w:pStyle w:val="4"/>
-      </w:pPr>
-      <w:r>
-        <w:t>M</w:t>
-      </w:r>
-      <w:r>
-        <w:t>apping</w:t>
-      </w:r>
-    </w:p>
-    <w:p>
-      <w:pPr>
-        <w:rPr>
-          <w:rFonts w:hint="eastAsia"/>
-        </w:rPr>
-      </w:pPr>
-      <w:r>
-        <w:rPr>
-          <w:rFonts w:hint="eastAsia"/>
-        </w:rPr>
-        <w:t>三个共同：业务过程相同、周期相同、统计粒度相同</w:t>
-      </w:r>
-    </w:p>
-    <w:p>
-      <w:r>
-        <w:rPr>
-          <w:rFonts w:hint="eastAsia"/>
-        </w:rPr>
-        <w:t>本质：描述数据从来源到目标的“流转地图”，记录字段级血缘关系</w:t>
-      </w:r>
-    </w:p>
-    <w:p>
-      <w:r>
-        <w:t>1 目标字段 DM、DWS层表结构</w:t>
-      </w:r>
-    </w:p>
-    <w:p>
-      <w:r>
-        <w:t>2 来源字段 ODS、DWD层字段</w:t>
-      </w:r>
-    </w:p>
-    <w:p>
-      <w:r>
-        <w:t>3 转换规则 空值处理NVL、类型转换CAST、计算逻辑SUM/CASE WHEN</w:t>
-      </w:r>
-    </w:p>
-    <w:p>
-      <w:pPr>
-        <w:rPr>
-          <w:rFonts w:hint="eastAsia"/>
-        </w:rPr>
-      </w:pPr>
-      <w:r>
-        <w:t>4 业务口径说明 如“</w:t>
-      </w:r>
-      <w:r>
-        <w:rPr>
-          <w:rFonts w:hint="eastAsia"/>
-        </w:rPr>
-        <w:t>佣金=保费*提点</w:t>
-      </w:r>
-    </w:p>
-    <w:p/>
-    <w:p>
-      <w:pPr>
-        <w:pStyle w:val="4"/>
-      </w:pPr>
-      <w:r>
-        <w:rPr>
-          <w:rFonts w:hint="eastAsia"/>
-        </w:rPr>
-        <w:t>宽表建模</w:t>
-      </w:r>
-    </w:p>
-    <w:p>
-      <w:r>
-        <w:rPr>
-          <w:rFonts w:hint="eastAsia"/>
-        </w:rPr>
-        <w:t>本质：将多个维度表的属性冗余到事实表中，形成“大宽表”，避免查询时多次</w:t>
-      </w:r>
-      <w:r>
-        <w:t>JOIN</w:t>
-      </w:r>
-    </w:p>
-    <w:p>
-      <w:r>
-        <w:t>1 选择公共粒度：如按</w:t>
-      </w:r>
-      <w:r>
-        <w:rPr>
-          <w:rFonts w:hint="eastAsia"/>
-        </w:rPr>
-        <w:t>customer</w:t>
-      </w:r>
-      <w:r>
-        <w:t>_id</w:t>
-      </w:r>
-      <w:r>
-        <w:rPr>
-          <w:rFonts w:hint="eastAsia"/>
-        </w:rPr>
-        <w:t>（客户）</w:t>
-      </w:r>
-      <w:r>
-        <w:t>+</w:t>
-      </w:r>
-      <w:r>
-        <w:t xml:space="preserve"> </w:t>
-      </w:r>
-      <w:r>
-        <w:t>salesman_id</w:t>
-      </w:r>
-      <w:r>
-        <w:t xml:space="preserve"> </w:t>
-      </w:r>
-      <w:r>
-        <w:t>(</w:t>
-      </w:r>
-      <w:r>
-        <w:rPr>
-          <w:rFonts w:hint="eastAsia"/>
-        </w:rPr>
-        <w:t>收展员</w:t>
-      </w:r>
-      <w:r>
-        <w:t>)</w:t>
-      </w:r>
-      <w:r>
-        <w:t>+ds组合，保证每行唯一。</w:t>
-      </w:r>
-    </w:p>
-    <w:p>
+    </w:p>
+    <w:p>
+      <w:r>
+        <w:rPr>
+          <w:rFonts w:hint="eastAsia"/>
+        </w:rPr>
+        <w:t>（</w:t>
+      </w:r>
+      <w:r>
+        <w:t>1）元数据管理：数据字典和 Mapping 是元数据管理中最核心的两个落地产物</w:t>
+      </w:r>
+    </w:p>
+    <w:p>
+      <w:r>
+        <w:t xml:space="preserve">      1）数据字典（静态）：数据结构（字段是什么）</w:t>
+      </w:r>
+    </w:p>
+    <w:p>
+      <w:r>
+        <w:t xml:space="preserve">      2) mapping:（动态）：血缘追溯（字段从哪来）</w:t>
+      </w:r>
+    </w:p>
+    <w:p>
+      <w:r>
+        <w:tab/>
+      </w:r>
       <w:r>
         <w:t xml:space="preserve">2 </w:t>
       </w:r>
       <w:r>
-        <w:t>冗余常用维度属性：</w:t>
-      </w:r>
-      <w:r>
-        <w:rPr>
-          <w:rFonts w:hint="eastAsia"/>
-        </w:rPr>
-        <w:t>受益人、被投保人</w:t>
-      </w:r>
-      <w:r>
-        <w:t>、</w:t>
-      </w:r>
-      <w:r>
-        <w:rPr>
-          <w:rFonts w:hint="eastAsia"/>
-        </w:rPr>
-        <w:t>产品</w:t>
-      </w:r>
-      <w:r>
-        <w:t>名称、地区名称等直接存入宽表</w:t>
-      </w:r>
-    </w:p>
-    <w:p>
-      <w:r>
-        <w:t>3 预计算轻度聚合：如</w:t>
-      </w:r>
-      <w:r>
-        <w:t>sum(</w:t>
-      </w:r>
-      <w:r>
-        <w:rPr>
-          <w:rFonts w:hint="eastAsia"/>
-        </w:rPr>
-        <w:t>fyc_</w:t>
-      </w:r>
-      <w:r>
-        <w:t>amount</w:t>
-      </w:r>
-      <w:r>
-        <w:t>)、</w:t>
-      </w:r>
-      <w:r>
-        <w:t xml:space="preserve">count(distinct </w:t>
-      </w:r>
-      <w:r>
-        <w:rPr>
-          <w:rFonts w:hint="eastAsia"/>
-        </w:rPr>
-        <w:t>customer</w:t>
-      </w:r>
-      <w:r>
-        <w:t>_id</w:t>
-      </w:r>
-      <w:r>
-        <w:t>)，为DM层加速</w:t>
-      </w:r>
-    </w:p>
-    <w:p>
-      <w:pPr>
-        <w:rPr>
-          <w:rFonts w:hint="eastAsia"/>
-        </w:rPr>
-      </w:pPr>
-      <w:r>
-        <w:rPr>
-          <w:rFonts w:hint="eastAsia"/>
-        </w:rPr>
-        <w:t>统计本月成交用户：</w:t>
-      </w:r>
-    </w:p>
-    <w:p>
-      <w:r>
-        <w:rPr>
-          <w:rFonts w:hint="eastAsia"/>
-        </w:rPr>
-        <w:lastRenderedPageBreak/>
-        <w:t>有多少客户</w:t>
-      </w:r>
-    </w:p>
-    <w:p>
-      <w:r>
-        <w:rPr>
-          <w:rFonts w:hint="eastAsia"/>
-        </w:rPr>
-        <w:t>有多少投保客户</w:t>
-      </w:r>
-    </w:p>
-    <w:p>
-      <w:r>
-        <w:rPr>
-          <w:rFonts w:hint="eastAsia"/>
-        </w:rPr>
-        <w:t>有多少活跃客户</w:t>
-      </w:r>
-    </w:p>
-    <w:p>
-      <w:r>
-        <w:rPr>
-          <w:rFonts w:hint="eastAsia"/>
-        </w:rPr>
-        <w:t>有多少收展服务客户</w:t>
-      </w:r>
-    </w:p>
-    <w:p>
-      <w:pPr>
-        <w:rPr>
-          <w:rFonts w:hint="eastAsia"/>
-        </w:rPr>
-      </w:pPr>
-      <w:r>
-        <w:rPr>
-          <w:rFonts w:hint="eastAsia"/>
-        </w:rPr>
-        <w:t>有多少成交客户</w:t>
-      </w:r>
-    </w:p>
-    <w:p>
-      <w:r>
-        <w:rPr>
-          <w:rFonts w:hint="eastAsia"/>
-        </w:rPr>
-        <w:t>优点：查询性能好（减少</w:t>
-      </w:r>
-      <w:r>
-        <w:t>JOIN），易理解（一张表涵盖所有分析维度）</w:t>
-      </w:r>
-    </w:p>
-    <w:p/>
-    <w:p>
-      <w:pPr>
-        <w:pStyle w:val="4"/>
-      </w:pPr>
-      <w:r>
-        <w:t>维度模型</w:t>
-      </w:r>
-    </w:p>
-    <w:p>
-      <w:r>
-        <w:rPr>
-          <w:rFonts w:hint="eastAsia"/>
-        </w:rPr>
-        <w:t>一</w:t>
-      </w:r>
-    </w:p>
-    <w:p>
-      <w:r>
-        <w:rPr>
-          <w:rFonts w:hint="eastAsia"/>
-        </w:rPr>
-        <w:t>事务型事实表</w:t>
-      </w:r>
-      <w:r>
-        <w:t xml:space="preserve"> 四步</w:t>
-      </w:r>
-    </w:p>
-    <w:p>
-      <w:r>
-        <w:rPr>
-          <w:rFonts w:hint="eastAsia"/>
-        </w:rPr>
-        <w:t>选择业务过程</w:t>
-      </w:r>
-      <w:r>
-        <w:t xml:space="preserve"> 选择什么业务比如退款表作为业务过程 用户申请退款 商家审核 系统退款成功 这个过程作为业务过程</w:t>
-      </w:r>
-    </w:p>
-    <w:p>
-      <w:r>
-        <w:rPr>
-          <w:rFonts w:hint="eastAsia"/>
-        </w:rPr>
-        <w:t>声明颗粒度</w:t>
-      </w:r>
-      <w:r>
-        <w:t xml:space="preserve"> 以某个字段为最细字段 比如一个人一次性买了两件商品 可以退部分也可以退全部 所以可以将每件商品项的退款作为最细颗粒</w:t>
-      </w:r>
-    </w:p>
-    <w:p>
-      <w:r>
-        <w:rPr>
-          <w:rFonts w:hint="eastAsia"/>
-        </w:rPr>
-        <w:t>确认维度</w:t>
-      </w:r>
-      <w:r>
-        <w:t xml:space="preserve"> 比如确定具体退款时间、退款审核人、退款方式、退款原因等维度</w:t>
-      </w:r>
-    </w:p>
-    <w:p>
-      <w:r>
-        <w:rPr>
-          <w:rFonts w:hint="eastAsia"/>
-        </w:rPr>
-        <w:t>确认事实</w:t>
-      </w:r>
-      <w:r>
-        <w:t xml:space="preserve"> 确认事实就是哪些字段可以聚合的字段 比如退款总金额 退款总商品数等</w:t>
-      </w:r>
-    </w:p>
-    <w:p/>
-    <w:p>
-      <w:r>
-        <w:rPr>
-          <w:rFonts w:hint="eastAsia"/>
-        </w:rPr>
-        <w:t>二</w:t>
-      </w:r>
-    </w:p>
-    <w:p>
-      <w:r>
-        <w:rPr>
-          <w:rFonts w:hint="eastAsia"/>
-        </w:rPr>
-        <w:t>维度表设计</w:t>
-      </w:r>
-      <w:r>
-        <w:t xml:space="preserve"> </w:t>
-      </w:r>
-    </w:p>
-    <w:p>
-      <w:r>
-        <w:rPr>
-          <w:rFonts w:hint="eastAsia"/>
-        </w:rPr>
-        <w:t>确定维度</w:t>
-      </w:r>
-      <w:r>
-        <w:t xml:space="preserve"> 由于可能存在多个事实表与统一维度表相关 为了保证维度唯一性 只创建一张维度表</w:t>
-      </w:r>
-    </w:p>
-    <w:p>
-      <w:r>
-        <w:rPr>
-          <w:rFonts w:hint="eastAsia"/>
-        </w:rPr>
-        <w:t>确定主维表和相关维表的关系</w:t>
-      </w:r>
-      <w:r>
-        <w:t xml:space="preserve"> 最细的表作为主维表 主维表可以直接关联事实表 通</w:t>
-      </w:r>
-    </w:p>
-    <w:p>
-      <w:pPr>
-        <w:rPr>
-          <w:rFonts w:hint="eastAsia"/>
-        </w:rPr>
-      </w:pPr>
-    </w:p>
-    <w:p>
-      <w:pPr>
-        <w:rPr>
-          <w:rFonts w:hint="eastAsia"/>
-        </w:rPr>
-      </w:pPr>
-    </w:p>
-    <w:p>
-      <w:pPr>
-        <w:pStyle w:val="3"/>
-      </w:pPr>
-      <w:r>
-        <w:t>14 7-9个银行系统名称</w:t>
-      </w:r>
-    </w:p>
-    <w:p>
-      <w:r>
-        <w:t>cbs核心系统（核心业务）、ecif（客户管理系统）</w:t>
-      </w:r>
-    </w:p>
-    <w:p>
-      <w:r>
-        <w:t>ccp（信用卡系统）、bbs（票据系统）、ccs（对公信贷管理系统）</w:t>
-      </w:r>
-    </w:p>
-    <w:p>
-      <w:r>
-        <w:t>pcs（零售信贷系统）、nbs（网上银行系统）</w:t>
-      </w:r>
-    </w:p>
-    <w:p/>
-    <w:p>
-      <w:pPr>
-        <w:pStyle w:val="3"/>
-        <w:rPr>
-          <w:rFonts w:hint="eastAsia"/>
-        </w:rPr>
-      </w:pPr>
-      <w:r>
-        <w:t xml:space="preserve">15 </w:t>
-      </w:r>
-      <w:r>
-        <w:rPr>
-          <w:rFonts w:hint="eastAsia"/>
-        </w:rPr>
-        <w:t>数据治理（管理数据管理）</w:t>
-      </w:r>
-    </w:p>
-    <w:p>
-      <w:r>
-        <w:tab/>
-      </w:r>
-      <w:r>
-        <w:t xml:space="preserve">1 </w:t>
-      </w:r>
-      <w:r>
-        <w:t xml:space="preserve">元数据管理  </w:t>
-      </w:r>
-      <w:r>
-        <w:rPr>
-          <w:rFonts w:hint="eastAsia"/>
-        </w:rPr>
-        <w:t>管理数据管理的工作，实现标准化（按照规则），模板话（输出文档），自动化（利用工具）</w:t>
-      </w:r>
-    </w:p>
-    <w:p>
-      <w:r>
-        <w:rPr>
-          <w:rFonts w:hint="eastAsia"/>
-        </w:rPr>
-        <w:t>（</w:t>
-      </w:r>
-      <w:r>
-        <w:t>1）元数据管理：数据字典和 Mapping 是元数据管理中最核心的两个落地产物</w:t>
-      </w:r>
-    </w:p>
-    <w:p>
-      <w:r>
-        <w:t xml:space="preserve">      1）数据字典（静态）：数据结构（字段是什么）</w:t>
-      </w:r>
-    </w:p>
-    <w:p>
-      <w:r>
-        <w:t xml:space="preserve">      2) mapping:（动态）：血缘追溯（字段从哪来）</w:t>
-      </w:r>
-    </w:p>
-    <w:p>
-      <w:r>
-        <w:tab/>
-      </w:r>
-      <w:r>
-        <w:t xml:space="preserve">2 </w:t>
-      </w:r>
-      <w:r>
         <w:t>主数据管理  是支持业务过程发生的必要的实体数据（业务过程的维度字段）</w:t>
       </w:r>
     </w:p>
     <w:p>
       <w:r>
-        <w:lastRenderedPageBreak/>
         <w:tab/>
       </w:r>
       <w:r>
@@ -6163,7 +6917,16 @@
           <w:color w:val="0F1115"/>
           <w:shd w:val="clear" w:color="auto" w:fill="FFFFFF"/>
         </w:rPr>
-        <w:t>避免因查询写法不当导致索引失效。在数仓项目中，我们通常用</w:t>
+        <w:t>避免因查询写法不当</w:t>
+      </w:r>
+      <w:r>
+        <w:rPr>
+          <w:rFonts w:ascii="Segoe UI" w:hAnsi="Segoe UI" w:cs="Segoe UI"/>
+          <w:color w:val="0F1115"/>
+          <w:shd w:val="clear" w:color="auto" w:fill="FFFFFF"/>
+        </w:rPr>
+        <w:lastRenderedPageBreak/>
+        <w:t>导致索引失效。在数仓项目中，我们通常用</w:t>
       </w:r>
       <w:r>
         <w:rPr>
@@ -6336,11 +7099,7 @@
         <w:t>当查询结果集占总数据量的比例过高（通常超过</w:t>
       </w:r>
       <w:r>
-        <w:t xml:space="preserve"> 20%~30%）时，由于走索引需要进行“回表”</w:t>
-      </w:r>
-      <w:r>
-        <w:lastRenderedPageBreak/>
-        <w:t>操作产生大量随机 I/O，而全表扫描采用顺序 I/O 成本更低，MySQL 优化器会主动放弃索引，选择全表扫描。此外，统计信息过时也会导致优化器误判，造成索引失效。</w:t>
+        <w:t xml:space="preserve"> 20%~30%）时，由于走索引需要进行“回表”操作产生大量随机 I/O，而全表扫描采用顺序 I/O 成本更低，MySQL 优化器会主动放弃索引，选择全表扫描。此外，统计信息过时也会导致优化器误判，造成索引失效。</w:t>
       </w:r>
     </w:p>
     <w:p/>
@@ -6470,6 +7229,7 @@
         <w:rPr>
           <w:rFonts w:hint="eastAsia"/>
         </w:rPr>
+        <w:lastRenderedPageBreak/>
         <w:t>存储</w:t>
       </w:r>
       <w:r>
@@ -6575,181 +7335,181 @@
         <w:rPr>
           <w:rFonts w:hint="eastAsia"/>
         </w:rPr>
+        <w:t>建表当中</w:t>
+      </w:r>
+      <w:r>
+        <w:t xml:space="preserve"> 冒号和下划线、空格之类的都是元数据</w:t>
+      </w:r>
+    </w:p>
+    <w:p>
+      <w:r>
+        <w:t>struct中key是元数据 values是真实数据</w:t>
+      </w:r>
+    </w:p>
+    <w:p>
+      <w:pPr>
+        <w:rPr>
+          <w:rFonts w:hint="eastAsia"/>
+        </w:rPr>
+      </w:pPr>
+    </w:p>
+    <w:p>
+      <w:pPr>
+        <w:pStyle w:val="4"/>
+      </w:pPr>
+      <w:r>
+        <w:t>外部表</w:t>
+      </w:r>
+    </w:p>
+    <w:p>
+      <w:pPr>
+        <w:rPr>
+          <w:rFonts w:hint="eastAsia"/>
+        </w:rPr>
+      </w:pPr>
+      <w:r>
+        <w:rPr>
+          <w:rFonts w:hint="eastAsia"/>
+        </w:rPr>
+        <w:t>先创建再删除再创建一模一样的表可以找到原来的真实数据</w:t>
+      </w:r>
+    </w:p>
+    <w:p>
+      <w:r>
+        <w:t>--如果非事务表之类的想插入或者修改数据</w:t>
+      </w:r>
+    </w:p>
+    <w:p>
+      <w:r>
+        <w:rPr>
+          <w:rFonts w:hint="eastAsia"/>
+        </w:rPr>
+        <w:t>可以先查询出</w:t>
+      </w:r>
+      <w:r>
+        <w:t>hive表中的数据或者先用查询语句修改数据集后再通过overwrite</w:t>
+      </w:r>
+    </w:p>
+    <w:p>
+      <w:pPr>
+        <w:rPr>
+          <w:rFonts w:hint="eastAsia"/>
+        </w:rPr>
+      </w:pPr>
+      <w:r>
+        <w:rPr>
+          <w:rFonts w:hint="eastAsia"/>
+        </w:rPr>
+        <w:t>覆盖原表从而达到</w:t>
+      </w:r>
+      <w:r>
+        <w:t>ddl的update ddl更新效果</w:t>
+      </w:r>
+    </w:p>
+    <w:p/>
+    <w:p>
+      <w:pPr>
+        <w:pStyle w:val="4"/>
+        <w:rPr>
+          <w:rFonts w:hint="eastAsia"/>
+        </w:rPr>
+      </w:pPr>
+      <w:r>
+        <w:rPr>
+          <w:rFonts w:hint="eastAsia"/>
+        </w:rPr>
+        <w:t>分区分桶的区别</w:t>
+      </w:r>
+    </w:p>
+    <w:p>
+      <w:r>
+        <w:rPr>
+          <w:rFonts w:hint="eastAsia"/>
+        </w:rPr>
+        <w:t>分区键不存在真实数据文件中</w:t>
+      </w:r>
+      <w:r>
+        <w:t xml:space="preserve"> 但是可以在hive查询到 可以作为一个真实字段 称为伪列</w:t>
+      </w:r>
+    </w:p>
+    <w:p>
+      <w:pPr>
+        <w:rPr>
+          <w:rFonts w:hint="eastAsia"/>
+        </w:rPr>
+      </w:pPr>
+      <w:r>
+        <w:rPr>
+          <w:rFonts w:hint="eastAsia"/>
+        </w:rPr>
+        <w:t>分区扫描</w:t>
+      </w:r>
+      <w:r>
+        <w:t xml:space="preserve"> 加快扫描 分区列相当于一个文件</w:t>
+      </w:r>
+    </w:p>
+    <w:p>
+      <w:r>
+        <w:rPr>
+          <w:rFonts w:hint="eastAsia"/>
+        </w:rPr>
+        <w:t>分桶字段是真实存在于数据文件中</w:t>
+      </w:r>
+    </w:p>
+    <w:p>
+      <w:r>
+        <w:rPr>
+          <w:rFonts w:hint="eastAsia"/>
+        </w:rPr>
+        <w:t>分桶</w:t>
+      </w:r>
+      <w:r>
+        <w:t>smb join  一个桶代表一系列文件</w:t>
+      </w:r>
+    </w:p>
+    <w:p>
+      <w:pPr>
+        <w:rPr>
+          <w:rFonts w:hint="eastAsia"/>
+        </w:rPr>
+      </w:pPr>
+      <w:r>
+        <w:rPr>
+          <w:rFonts w:hint="eastAsia"/>
+        </w:rPr>
+        <w:t>分区就是分目录加快查询速率</w:t>
+      </w:r>
+      <w:r>
+        <w:t xml:space="preserve"> 分桶就是分文件提高表关联速度</w:t>
+      </w:r>
+    </w:p>
+    <w:p>
+      <w:pPr>
+        <w:pStyle w:val="4"/>
+      </w:pPr>
+      <w:r>
+        <w:rPr>
+          <w:rFonts w:hint="eastAsia"/>
+        </w:rPr>
+        <w:t>A</w:t>
+      </w:r>
+      <w:r>
+        <w:t>zkaban</w:t>
+      </w:r>
+    </w:p>
+    <w:p>
+      <w:r>
+        <w:t>project 可视化web页面</w:t>
+      </w:r>
+    </w:p>
+    <w:p>
+      <w:r>
+        <w:t>fllow zip压缩包</w:t>
+      </w:r>
+    </w:p>
+    <w:p>
+      <w:r>
         <w:lastRenderedPageBreak/>
-        <w:t>建表当中</w:t>
-      </w:r>
-      <w:r>
-        <w:t xml:space="preserve"> 冒号和下划线、空格之类的都是元数据</w:t>
-      </w:r>
-    </w:p>
-    <w:p>
-      <w:r>
-        <w:t>struct中key是元数据 values是真实数据</w:t>
-      </w:r>
-    </w:p>
-    <w:p>
-      <w:pPr>
-        <w:rPr>
-          <w:rFonts w:hint="eastAsia"/>
-        </w:rPr>
-      </w:pPr>
-    </w:p>
-    <w:p>
-      <w:pPr>
-        <w:pStyle w:val="4"/>
-      </w:pPr>
-      <w:r>
-        <w:t>外部表</w:t>
-      </w:r>
-    </w:p>
-    <w:p>
-      <w:pPr>
-        <w:rPr>
-          <w:rFonts w:hint="eastAsia"/>
-        </w:rPr>
-      </w:pPr>
-      <w:r>
-        <w:rPr>
-          <w:rFonts w:hint="eastAsia"/>
-        </w:rPr>
-        <w:t>先创建再删除再创建一模一样的表可以找到原来的真实数据</w:t>
-      </w:r>
-    </w:p>
-    <w:p>
-      <w:r>
-        <w:t>--如果非事务表之类的想插入或者修改数据</w:t>
-      </w:r>
-    </w:p>
-    <w:p>
-      <w:r>
-        <w:rPr>
-          <w:rFonts w:hint="eastAsia"/>
-        </w:rPr>
-        <w:t>可以先查询出</w:t>
-      </w:r>
-      <w:r>
-        <w:t>hive表中的数据或者先用查询语句修改数据集后再通过overwrite</w:t>
-      </w:r>
-    </w:p>
-    <w:p>
-      <w:pPr>
-        <w:rPr>
-          <w:rFonts w:hint="eastAsia"/>
-        </w:rPr>
-      </w:pPr>
-      <w:r>
-        <w:rPr>
-          <w:rFonts w:hint="eastAsia"/>
-        </w:rPr>
-        <w:t>覆盖原表从而达到</w:t>
-      </w:r>
-      <w:r>
-        <w:t>ddl的update ddl更新效果</w:t>
-      </w:r>
-    </w:p>
-    <w:p/>
-    <w:p>
-      <w:pPr>
-        <w:pStyle w:val="4"/>
-        <w:rPr>
-          <w:rFonts w:hint="eastAsia"/>
-        </w:rPr>
-      </w:pPr>
-      <w:r>
-        <w:rPr>
-          <w:rFonts w:hint="eastAsia"/>
-        </w:rPr>
-        <w:t>分区分桶的区别</w:t>
-      </w:r>
-    </w:p>
-    <w:p>
-      <w:r>
-        <w:rPr>
-          <w:rFonts w:hint="eastAsia"/>
-        </w:rPr>
-        <w:t>分区键不存在真实数据文件中</w:t>
-      </w:r>
-      <w:r>
-        <w:t xml:space="preserve"> 但是可以在hive查询到 可以作为一个真实字段 称为伪列</w:t>
-      </w:r>
-    </w:p>
-    <w:p>
-      <w:pPr>
-        <w:rPr>
-          <w:rFonts w:hint="eastAsia"/>
-        </w:rPr>
-      </w:pPr>
-      <w:r>
-        <w:rPr>
-          <w:rFonts w:hint="eastAsia"/>
-        </w:rPr>
-        <w:t>分区扫描</w:t>
-      </w:r>
-      <w:r>
-        <w:t xml:space="preserve"> 加快扫描 分区列相当于一个文件</w:t>
-      </w:r>
-    </w:p>
-    <w:p>
-      <w:r>
-        <w:rPr>
-          <w:rFonts w:hint="eastAsia"/>
-        </w:rPr>
-        <w:t>分桶字段是真实存在于数据文件中</w:t>
-      </w:r>
-    </w:p>
-    <w:p>
-      <w:r>
-        <w:rPr>
-          <w:rFonts w:hint="eastAsia"/>
-        </w:rPr>
-        <w:t>分桶</w:t>
-      </w:r>
-      <w:r>
-        <w:t>smb join  一个桶代表一系列文件</w:t>
-      </w:r>
-    </w:p>
-    <w:p>
-      <w:pPr>
-        <w:rPr>
-          <w:rFonts w:hint="eastAsia"/>
-        </w:rPr>
-      </w:pPr>
-      <w:r>
-        <w:rPr>
-          <w:rFonts w:hint="eastAsia"/>
-        </w:rPr>
-        <w:t>分区就是分目录加快查询速率</w:t>
-      </w:r>
-      <w:r>
-        <w:t xml:space="preserve"> 分桶就是分文件提高表关联速度</w:t>
-      </w:r>
-    </w:p>
-    <w:p>
-      <w:pPr>
-        <w:pStyle w:val="4"/>
-      </w:pPr>
-      <w:r>
-        <w:rPr>
-          <w:rFonts w:hint="eastAsia"/>
-        </w:rPr>
-        <w:t>A</w:t>
-      </w:r>
-      <w:r>
-        <w:t>zkaban</w:t>
-      </w:r>
-    </w:p>
-    <w:p>
-      <w:r>
-        <w:t>project 可视化web页面</w:t>
-      </w:r>
-    </w:p>
-    <w:p>
-      <w:r>
-        <w:t>fllow zip压缩包</w:t>
-      </w:r>
-    </w:p>
-    <w:p>
-      <w:r>
         <w:t>job job脚本</w:t>
       </w:r>
     </w:p>
@@ -6858,7 +7618,6 @@
           <w:rStyle w:val="30"/>
           <w:rFonts w:hint="eastAsia"/>
         </w:rPr>
-        <w:lastRenderedPageBreak/>
         <w:t>维度</w:t>
       </w:r>
       <w:r>
@@ -7044,6 +7803,7 @@
         <w:rPr>
           <w:rFonts w:hint="eastAsia"/>
         </w:rPr>
+        <w:lastRenderedPageBreak/>
         <w:t>退链操作</w:t>
       </w:r>
     </w:p>
@@ -7160,7 +7920,6 @@
         <w:rPr>
           <w:noProof/>
         </w:rPr>
-        <w:lastRenderedPageBreak/>
         <w:drawing>
           <wp:inline distT="0" distB="0" distL="0" distR="0" wp14:anchorId="12637271" wp14:editId="7F03A133">
             <wp:extent cx="5410200" cy="1637522"/>
@@ -7327,7 +8086,16 @@
           <w:sz w:val="24"/>
           <w:szCs w:val="24"/>
         </w:rPr>
-        <w:t>sql写法优化：避免在selec后面使用*，in not in用exits not exist替换 少用join，</w:t>
+        <w:t xml:space="preserve">sql写法优化：避免在selec后面使用*，in not in用exits not exist替换 </w:t>
+      </w:r>
+      <w:r>
+        <w:rPr>
+          <w:rFonts w:ascii="宋体" w:eastAsia="宋体" w:hAnsi="宋体"/>
+          <w:sz w:val="24"/>
+          <w:szCs w:val="24"/>
+        </w:rPr>
+        <w:lastRenderedPageBreak/>
+        <w:t>少用join，</w:t>
       </w:r>
       <w:r>
         <w:rPr>
@@ -7561,7 +8329,6 @@
         </w:rPr>
       </w:pPr>
       <w:r>
-        <w:lastRenderedPageBreak/>
         <w:t xml:space="preserve">4 </w:t>
       </w:r>
       <w:r>
@@ -7674,6 +8441,7 @@
         <w:rPr>
           <w:rFonts w:hint="eastAsia"/>
         </w:rPr>
+        <w:lastRenderedPageBreak/>
         <w:t>锁是数据库为了保证并发访问数据的一致性而使用的机制，常见有共享锁（读锁）和排他锁（写锁）。</w:t>
       </w:r>
       <w:r>
@@ -7855,6 +8623,155 @@
     </w:lvl>
   </w:abstractNum>
   <w:abstractNum w:abstractNumId="1" w15:restartNumberingAfterBreak="0">
+    <w:nsid w:val="0A13303F"/>
+    <w:multiLevelType w:val="multilevel"/>
+    <w:tmpl w:val="30408D86"/>
+    <w:lvl w:ilvl="0">
+      <w:start w:val="1"/>
+      <w:numFmt w:val="bullet"/>
+      <w:lvlText w:val=""/>
+      <w:lvlJc w:val="left"/>
+      <w:pPr>
+        <w:tabs>
+          <w:tab w:val="num" w:pos="720"/>
+        </w:tabs>
+        <w:ind w:left="720" w:hanging="360"/>
+      </w:pPr>
+      <w:rPr>
+        <w:rFonts w:ascii="Symbol" w:hAnsi="Symbol" w:hint="default"/>
+        <w:sz w:val="20"/>
+      </w:rPr>
+    </w:lvl>
+    <w:lvl w:ilvl="1" w:tentative="1">
+      <w:start w:val="1"/>
+      <w:numFmt w:val="bullet"/>
+      <w:lvlText w:val="o"/>
+      <w:lvlJc w:val="left"/>
+      <w:pPr>
+        <w:tabs>
+          <w:tab w:val="num" w:pos="1440"/>
+        </w:tabs>
+        <w:ind w:left="1440" w:hanging="360"/>
+      </w:pPr>
+      <w:rPr>
+        <w:rFonts w:ascii="Courier New" w:hAnsi="Courier New" w:hint="default"/>
+        <w:sz w:val="20"/>
+      </w:rPr>
+    </w:lvl>
+    <w:lvl w:ilvl="2" w:tentative="1">
+      <w:start w:val="1"/>
+      <w:numFmt w:val="bullet"/>
+      <w:lvlText w:val=""/>
+      <w:lvlJc w:val="left"/>
+      <w:pPr>
+        <w:tabs>
+          <w:tab w:val="num" w:pos="2160"/>
+        </w:tabs>
+        <w:ind w:left="2160" w:hanging="360"/>
+      </w:pPr>
+      <w:rPr>
+        <w:rFonts w:ascii="Wingdings" w:hAnsi="Wingdings" w:hint="default"/>
+        <w:sz w:val="20"/>
+      </w:rPr>
+    </w:lvl>
+    <w:lvl w:ilvl="3" w:tentative="1">
+      <w:start w:val="1"/>
+      <w:numFmt w:val="bullet"/>
+      <w:lvlText w:val=""/>
+      <w:lvlJc w:val="left"/>
+      <w:pPr>
+        <w:tabs>
+          <w:tab w:val="num" w:pos="2880"/>
+        </w:tabs>
+        <w:ind w:left="2880" w:hanging="360"/>
+      </w:pPr>
+      <w:rPr>
+        <w:rFonts w:ascii="Wingdings" w:hAnsi="Wingdings" w:hint="default"/>
+        <w:sz w:val="20"/>
+      </w:rPr>
+    </w:lvl>
+    <w:lvl w:ilvl="4" w:tentative="1">
+      <w:start w:val="1"/>
+      <w:numFmt w:val="bullet"/>
+      <w:lvlText w:val=""/>
+      <w:lvlJc w:val="left"/>
+      <w:pPr>
+        <w:tabs>
+          <w:tab w:val="num" w:pos="3600"/>
+        </w:tabs>
+        <w:ind w:left="3600" w:hanging="360"/>
+      </w:pPr>
+      <w:rPr>
+        <w:rFonts w:ascii="Wingdings" w:hAnsi="Wingdings" w:hint="default"/>
+        <w:sz w:val="20"/>
+      </w:rPr>
+    </w:lvl>
+    <w:lvl w:ilvl="5" w:tentative="1">
+      <w:start w:val="1"/>
+      <w:numFmt w:val="bullet"/>
+      <w:lvlText w:val=""/>
+      <w:lvlJc w:val="left"/>
+      <w:pPr>
+        <w:tabs>
+          <w:tab w:val="num" w:pos="4320"/>
+        </w:tabs>
+        <w:ind w:left="4320" w:hanging="360"/>
+      </w:pPr>
+      <w:rPr>
+        <w:rFonts w:ascii="Wingdings" w:hAnsi="Wingdings" w:hint="default"/>
+        <w:sz w:val="20"/>
+      </w:rPr>
+    </w:lvl>
+    <w:lvl w:ilvl="6" w:tentative="1">
+      <w:start w:val="1"/>
+      <w:numFmt w:val="bullet"/>
+      <w:lvlText w:val=""/>
+      <w:lvlJc w:val="left"/>
+      <w:pPr>
+        <w:tabs>
+          <w:tab w:val="num" w:pos="5040"/>
+        </w:tabs>
+        <w:ind w:left="5040" w:hanging="360"/>
+      </w:pPr>
+      <w:rPr>
+        <w:rFonts w:ascii="Wingdings" w:hAnsi="Wingdings" w:hint="default"/>
+        <w:sz w:val="20"/>
+      </w:rPr>
+    </w:lvl>
+    <w:lvl w:ilvl="7" w:tentative="1">
+      <w:start w:val="1"/>
+      <w:numFmt w:val="bullet"/>
+      <w:lvlText w:val=""/>
+      <w:lvlJc w:val="left"/>
+      <w:pPr>
+        <w:tabs>
+          <w:tab w:val="num" w:pos="5760"/>
+        </w:tabs>
+        <w:ind w:left="5760" w:hanging="360"/>
+      </w:pPr>
+      <w:rPr>
+        <w:rFonts w:ascii="Wingdings" w:hAnsi="Wingdings" w:hint="default"/>
+        <w:sz w:val="20"/>
+      </w:rPr>
+    </w:lvl>
+    <w:lvl w:ilvl="8" w:tentative="1">
+      <w:start w:val="1"/>
+      <w:numFmt w:val="bullet"/>
+      <w:lvlText w:val=""/>
+      <w:lvlJc w:val="left"/>
+      <w:pPr>
+        <w:tabs>
+          <w:tab w:val="num" w:pos="6480"/>
+        </w:tabs>
+        <w:ind w:left="6480" w:hanging="360"/>
+      </w:pPr>
+      <w:rPr>
+        <w:rFonts w:ascii="Wingdings" w:hAnsi="Wingdings" w:hint="default"/>
+        <w:sz w:val="20"/>
+      </w:rPr>
+    </w:lvl>
+  </w:abstractNum>
+  <w:abstractNum w:abstractNumId="2" w15:restartNumberingAfterBreak="0">
     <w:nsid w:val="0A516AC1"/>
     <w:multiLevelType w:val="multilevel"/>
     <w:tmpl w:val="61AA3862"/>
@@ -8003,7 +8920,120 @@
       </w:rPr>
     </w:lvl>
   </w:abstractNum>
-  <w:abstractNum w:abstractNumId="2" w15:restartNumberingAfterBreak="0">
+  <w:abstractNum w:abstractNumId="3" w15:restartNumberingAfterBreak="0">
+    <w:nsid w:val="0D39657B"/>
+    <w:multiLevelType w:val="multilevel"/>
+    <w:tmpl w:val="C88400B6"/>
+    <w:lvl w:ilvl="0">
+      <w:start w:val="1"/>
+      <w:numFmt w:val="decimal"/>
+      <w:lvlText w:val="%1."/>
+      <w:lvlJc w:val="left"/>
+      <w:pPr>
+        <w:tabs>
+          <w:tab w:val="num" w:pos="720"/>
+        </w:tabs>
+        <w:ind w:left="720" w:hanging="360"/>
+      </w:pPr>
+    </w:lvl>
+    <w:lvl w:ilvl="1" w:tentative="1">
+      <w:start w:val="1"/>
+      <w:numFmt w:val="decimal"/>
+      <w:lvlText w:val="%2."/>
+      <w:lvlJc w:val="left"/>
+      <w:pPr>
+        <w:tabs>
+          <w:tab w:val="num" w:pos="1440"/>
+        </w:tabs>
+        <w:ind w:left="1440" w:hanging="360"/>
+      </w:pPr>
+    </w:lvl>
+    <w:lvl w:ilvl="2" w:tentative="1">
+      <w:start w:val="1"/>
+      <w:numFmt w:val="decimal"/>
+      <w:lvlText w:val="%3."/>
+      <w:lvlJc w:val="left"/>
+      <w:pPr>
+        <w:tabs>
+          <w:tab w:val="num" w:pos="2160"/>
+        </w:tabs>
+        <w:ind w:left="2160" w:hanging="360"/>
+      </w:pPr>
+    </w:lvl>
+    <w:lvl w:ilvl="3" w:tentative="1">
+      <w:start w:val="1"/>
+      <w:numFmt w:val="decimal"/>
+      <w:lvlText w:val="%4."/>
+      <w:lvlJc w:val="left"/>
+      <w:pPr>
+        <w:tabs>
+          <w:tab w:val="num" w:pos="2880"/>
+        </w:tabs>
+        <w:ind w:left="2880" w:hanging="360"/>
+      </w:pPr>
+    </w:lvl>
+    <w:lvl w:ilvl="4" w:tentative="1">
+      <w:start w:val="1"/>
+      <w:numFmt w:val="decimal"/>
+      <w:lvlText w:val="%5."/>
+      <w:lvlJc w:val="left"/>
+      <w:pPr>
+        <w:tabs>
+          <w:tab w:val="num" w:pos="3600"/>
+        </w:tabs>
+        <w:ind w:left="3600" w:hanging="360"/>
+      </w:pPr>
+    </w:lvl>
+    <w:lvl w:ilvl="5" w:tentative="1">
+      <w:start w:val="1"/>
+      <w:numFmt w:val="decimal"/>
+      <w:lvlText w:val="%6."/>
+      <w:lvlJc w:val="left"/>
+      <w:pPr>
+        <w:tabs>
+          <w:tab w:val="num" w:pos="4320"/>
+        </w:tabs>
+        <w:ind w:left="4320" w:hanging="360"/>
+      </w:pPr>
+    </w:lvl>
+    <w:lvl w:ilvl="6" w:tentative="1">
+      <w:start w:val="1"/>
+      <w:numFmt w:val="decimal"/>
+      <w:lvlText w:val="%7."/>
+      <w:lvlJc w:val="left"/>
+      <w:pPr>
+        <w:tabs>
+          <w:tab w:val="num" w:pos="5040"/>
+        </w:tabs>
+        <w:ind w:left="5040" w:hanging="360"/>
+      </w:pPr>
+    </w:lvl>
+    <w:lvl w:ilvl="7" w:tentative="1">
+      <w:start w:val="1"/>
+      <w:numFmt w:val="decimal"/>
+      <w:lvlText w:val="%8."/>
+      <w:lvlJc w:val="left"/>
+      <w:pPr>
+        <w:tabs>
+          <w:tab w:val="num" w:pos="5760"/>
+        </w:tabs>
+        <w:ind w:left="5760" w:hanging="360"/>
+      </w:pPr>
+    </w:lvl>
+    <w:lvl w:ilvl="8" w:tentative="1">
+      <w:start w:val="1"/>
+      <w:numFmt w:val="decimal"/>
+      <w:lvlText w:val="%9."/>
+      <w:lvlJc w:val="left"/>
+      <w:pPr>
+        <w:tabs>
+          <w:tab w:val="num" w:pos="6480"/>
+        </w:tabs>
+        <w:ind w:left="6480" w:hanging="360"/>
+      </w:pPr>
+    </w:lvl>
+  </w:abstractNum>
+  <w:abstractNum w:abstractNumId="4" w15:restartNumberingAfterBreak="0">
     <w:nsid w:val="167E0678"/>
     <w:multiLevelType w:val="hybridMultilevel"/>
     <w:tmpl w:val="BFFCC18E"/>
@@ -8089,7 +9119,7 @@
       </w:pPr>
     </w:lvl>
   </w:abstractNum>
-  <w:abstractNum w:abstractNumId="3" w15:restartNumberingAfterBreak="0">
+  <w:abstractNum w:abstractNumId="5" w15:restartNumberingAfterBreak="0">
     <w:nsid w:val="187033AD"/>
     <w:multiLevelType w:val="multilevel"/>
     <w:tmpl w:val="834A2B5C"/>
@@ -8238,7 +9268,156 @@
       </w:rPr>
     </w:lvl>
   </w:abstractNum>
-  <w:abstractNum w:abstractNumId="4" w15:restartNumberingAfterBreak="0">
+  <w:abstractNum w:abstractNumId="6" w15:restartNumberingAfterBreak="0">
+    <w:nsid w:val="1EBB2F42"/>
+    <w:multiLevelType w:val="multilevel"/>
+    <w:tmpl w:val="89D2E19C"/>
+    <w:lvl w:ilvl="0">
+      <w:start w:val="1"/>
+      <w:numFmt w:val="bullet"/>
+      <w:lvlText w:val=""/>
+      <w:lvlJc w:val="left"/>
+      <w:pPr>
+        <w:tabs>
+          <w:tab w:val="num" w:pos="720"/>
+        </w:tabs>
+        <w:ind w:left="720" w:hanging="360"/>
+      </w:pPr>
+      <w:rPr>
+        <w:rFonts w:ascii="Symbol" w:hAnsi="Symbol" w:hint="default"/>
+        <w:sz w:val="20"/>
+      </w:rPr>
+    </w:lvl>
+    <w:lvl w:ilvl="1" w:tentative="1">
+      <w:start w:val="1"/>
+      <w:numFmt w:val="bullet"/>
+      <w:lvlText w:val="o"/>
+      <w:lvlJc w:val="left"/>
+      <w:pPr>
+        <w:tabs>
+          <w:tab w:val="num" w:pos="1440"/>
+        </w:tabs>
+        <w:ind w:left="1440" w:hanging="360"/>
+      </w:pPr>
+      <w:rPr>
+        <w:rFonts w:ascii="Courier New" w:hAnsi="Courier New" w:hint="default"/>
+        <w:sz w:val="20"/>
+      </w:rPr>
+    </w:lvl>
+    <w:lvl w:ilvl="2" w:tentative="1">
+      <w:start w:val="1"/>
+      <w:numFmt w:val="bullet"/>
+      <w:lvlText w:val=""/>
+      <w:lvlJc w:val="left"/>
+      <w:pPr>
+        <w:tabs>
+          <w:tab w:val="num" w:pos="2160"/>
+        </w:tabs>
+        <w:ind w:left="2160" w:hanging="360"/>
+      </w:pPr>
+      <w:rPr>
+        <w:rFonts w:ascii="Wingdings" w:hAnsi="Wingdings" w:hint="default"/>
+        <w:sz w:val="20"/>
+      </w:rPr>
+    </w:lvl>
+    <w:lvl w:ilvl="3" w:tentative="1">
+      <w:start w:val="1"/>
+      <w:numFmt w:val="bullet"/>
+      <w:lvlText w:val=""/>
+      <w:lvlJc w:val="left"/>
+      <w:pPr>
+        <w:tabs>
+          <w:tab w:val="num" w:pos="2880"/>
+        </w:tabs>
+        <w:ind w:left="2880" w:hanging="360"/>
+      </w:pPr>
+      <w:rPr>
+        <w:rFonts w:ascii="Wingdings" w:hAnsi="Wingdings" w:hint="default"/>
+        <w:sz w:val="20"/>
+      </w:rPr>
+    </w:lvl>
+    <w:lvl w:ilvl="4" w:tentative="1">
+      <w:start w:val="1"/>
+      <w:numFmt w:val="bullet"/>
+      <w:lvlText w:val=""/>
+      <w:lvlJc w:val="left"/>
+      <w:pPr>
+        <w:tabs>
+          <w:tab w:val="num" w:pos="3600"/>
+        </w:tabs>
+        <w:ind w:left="3600" w:hanging="360"/>
+      </w:pPr>
+      <w:rPr>
+        <w:rFonts w:ascii="Wingdings" w:hAnsi="Wingdings" w:hint="default"/>
+        <w:sz w:val="20"/>
+      </w:rPr>
+    </w:lvl>
+    <w:lvl w:ilvl="5" w:tentative="1">
+      <w:start w:val="1"/>
+      <w:numFmt w:val="bullet"/>
+      <w:lvlText w:val=""/>
+      <w:lvlJc w:val="left"/>
+      <w:pPr>
+        <w:tabs>
+          <w:tab w:val="num" w:pos="4320"/>
+        </w:tabs>
+        <w:ind w:left="4320" w:hanging="360"/>
+      </w:pPr>
+      <w:rPr>
+        <w:rFonts w:ascii="Wingdings" w:hAnsi="Wingdings" w:hint="default"/>
+        <w:sz w:val="20"/>
+      </w:rPr>
+    </w:lvl>
+    <w:lvl w:ilvl="6" w:tentative="1">
+      <w:start w:val="1"/>
+      <w:numFmt w:val="bullet"/>
+      <w:lvlText w:val=""/>
+      <w:lvlJc w:val="left"/>
+      <w:pPr>
+        <w:tabs>
+          <w:tab w:val="num" w:pos="5040"/>
+        </w:tabs>
+        <w:ind w:left="5040" w:hanging="360"/>
+      </w:pPr>
+      <w:rPr>
+        <w:rFonts w:ascii="Wingdings" w:hAnsi="Wingdings" w:hint="default"/>
+        <w:sz w:val="20"/>
+      </w:rPr>
+    </w:lvl>
+    <w:lvl w:ilvl="7" w:tentative="1">
+      <w:start w:val="1"/>
+      <w:numFmt w:val="bullet"/>
+      <w:lvlText w:val=""/>
+      <w:lvlJc w:val="left"/>
+      <w:pPr>
+        <w:tabs>
+          <w:tab w:val="num" w:pos="5760"/>
+        </w:tabs>
+        <w:ind w:left="5760" w:hanging="360"/>
+      </w:pPr>
+      <w:rPr>
+        <w:rFonts w:ascii="Wingdings" w:hAnsi="Wingdings" w:hint="default"/>
+        <w:sz w:val="20"/>
+      </w:rPr>
+    </w:lvl>
+    <w:lvl w:ilvl="8" w:tentative="1">
+      <w:start w:val="1"/>
+      <w:numFmt w:val="bullet"/>
+      <w:lvlText w:val=""/>
+      <w:lvlJc w:val="left"/>
+      <w:pPr>
+        <w:tabs>
+          <w:tab w:val="num" w:pos="6480"/>
+        </w:tabs>
+        <w:ind w:left="6480" w:hanging="360"/>
+      </w:pPr>
+      <w:rPr>
+        <w:rFonts w:ascii="Wingdings" w:hAnsi="Wingdings" w:hint="default"/>
+        <w:sz w:val="20"/>
+      </w:rPr>
+    </w:lvl>
+  </w:abstractNum>
+  <w:abstractNum w:abstractNumId="7" w15:restartNumberingAfterBreak="0">
     <w:nsid w:val="27D42592"/>
     <w:multiLevelType w:val="hybridMultilevel"/>
     <w:tmpl w:val="0C70A5E4"/>
@@ -8327,7 +9506,7 @@
       </w:pPr>
     </w:lvl>
   </w:abstractNum>
-  <w:abstractNum w:abstractNumId="5" w15:restartNumberingAfterBreak="0">
+  <w:abstractNum w:abstractNumId="8" w15:restartNumberingAfterBreak="0">
     <w:nsid w:val="407F0492"/>
     <w:multiLevelType w:val="multilevel"/>
     <w:tmpl w:val="04B8418A"/>
@@ -8476,7 +9655,7 @@
       </w:rPr>
     </w:lvl>
   </w:abstractNum>
-  <w:abstractNum w:abstractNumId="6" w15:restartNumberingAfterBreak="0">
+  <w:abstractNum w:abstractNumId="9" w15:restartNumberingAfterBreak="0">
     <w:nsid w:val="4AAF58F7"/>
     <w:multiLevelType w:val="hybridMultilevel"/>
     <w:tmpl w:val="239EA9AE"/>
@@ -8565,7 +9744,7 @@
       </w:pPr>
     </w:lvl>
   </w:abstractNum>
-  <w:abstractNum w:abstractNumId="7" w15:restartNumberingAfterBreak="0">
+  <w:abstractNum w:abstractNumId="10" w15:restartNumberingAfterBreak="0">
     <w:nsid w:val="4BCF1675"/>
     <w:multiLevelType w:val="hybridMultilevel"/>
     <w:tmpl w:val="5F34C9F8"/>
@@ -8654,7 +9833,305 @@
       </w:pPr>
     </w:lvl>
   </w:abstractNum>
-  <w:abstractNum w:abstractNumId="8" w15:restartNumberingAfterBreak="0">
+  <w:abstractNum w:abstractNumId="11" w15:restartNumberingAfterBreak="0">
+    <w:nsid w:val="4D1B39E1"/>
+    <w:multiLevelType w:val="multilevel"/>
+    <w:tmpl w:val="65BC48B4"/>
+    <w:lvl w:ilvl="0">
+      <w:start w:val="1"/>
+      <w:numFmt w:val="bullet"/>
+      <w:lvlText w:val=""/>
+      <w:lvlJc w:val="left"/>
+      <w:pPr>
+        <w:tabs>
+          <w:tab w:val="num" w:pos="720"/>
+        </w:tabs>
+        <w:ind w:left="720" w:hanging="360"/>
+      </w:pPr>
+      <w:rPr>
+        <w:rFonts w:ascii="Symbol" w:hAnsi="Symbol" w:hint="default"/>
+        <w:sz w:val="20"/>
+      </w:rPr>
+    </w:lvl>
+    <w:lvl w:ilvl="1" w:tentative="1">
+      <w:start w:val="1"/>
+      <w:numFmt w:val="bullet"/>
+      <w:lvlText w:val="o"/>
+      <w:lvlJc w:val="left"/>
+      <w:pPr>
+        <w:tabs>
+          <w:tab w:val="num" w:pos="1440"/>
+        </w:tabs>
+        <w:ind w:left="1440" w:hanging="360"/>
+      </w:pPr>
+      <w:rPr>
+        <w:rFonts w:ascii="Courier New" w:hAnsi="Courier New" w:hint="default"/>
+        <w:sz w:val="20"/>
+      </w:rPr>
+    </w:lvl>
+    <w:lvl w:ilvl="2" w:tentative="1">
+      <w:start w:val="1"/>
+      <w:numFmt w:val="bullet"/>
+      <w:lvlText w:val=""/>
+      <w:lvlJc w:val="left"/>
+      <w:pPr>
+        <w:tabs>
+          <w:tab w:val="num" w:pos="2160"/>
+        </w:tabs>
+        <w:ind w:left="2160" w:hanging="360"/>
+      </w:pPr>
+      <w:rPr>
+        <w:rFonts w:ascii="Wingdings" w:hAnsi="Wingdings" w:hint="default"/>
+        <w:sz w:val="20"/>
+      </w:rPr>
+    </w:lvl>
+    <w:lvl w:ilvl="3" w:tentative="1">
+      <w:start w:val="1"/>
+      <w:numFmt w:val="bullet"/>
+      <w:lvlText w:val=""/>
+      <w:lvlJc w:val="left"/>
+      <w:pPr>
+        <w:tabs>
+          <w:tab w:val="num" w:pos="2880"/>
+        </w:tabs>
+        <w:ind w:left="2880" w:hanging="360"/>
+      </w:pPr>
+      <w:rPr>
+        <w:rFonts w:ascii="Wingdings" w:hAnsi="Wingdings" w:hint="default"/>
+        <w:sz w:val="20"/>
+      </w:rPr>
+    </w:lvl>
+    <w:lvl w:ilvl="4" w:tentative="1">
+      <w:start w:val="1"/>
+      <w:numFmt w:val="bullet"/>
+      <w:lvlText w:val=""/>
+      <w:lvlJc w:val="left"/>
+      <w:pPr>
+        <w:tabs>
+          <w:tab w:val="num" w:pos="3600"/>
+        </w:tabs>
+        <w:ind w:left="3600" w:hanging="360"/>
+      </w:pPr>
+      <w:rPr>
+        <w:rFonts w:ascii="Wingdings" w:hAnsi="Wingdings" w:hint="default"/>
+        <w:sz w:val="20"/>
+      </w:rPr>
+    </w:lvl>
+    <w:lvl w:ilvl="5" w:tentative="1">
+      <w:start w:val="1"/>
+      <w:numFmt w:val="bullet"/>
+      <w:lvlText w:val=""/>
+      <w:lvlJc w:val="left"/>
+      <w:pPr>
+        <w:tabs>
+          <w:tab w:val="num" w:pos="4320"/>
+        </w:tabs>
+        <w:ind w:left="4320" w:hanging="360"/>
+      </w:pPr>
+      <w:rPr>
+        <w:rFonts w:ascii="Wingdings" w:hAnsi="Wingdings" w:hint="default"/>
+        <w:sz w:val="20"/>
+      </w:rPr>
+    </w:lvl>
+    <w:lvl w:ilvl="6" w:tentative="1">
+      <w:start w:val="1"/>
+      <w:numFmt w:val="bullet"/>
+      <w:lvlText w:val=""/>
+      <w:lvlJc w:val="left"/>
+      <w:pPr>
+        <w:tabs>
+          <w:tab w:val="num" w:pos="5040"/>
+        </w:tabs>
+        <w:ind w:left="5040" w:hanging="360"/>
+      </w:pPr>
+      <w:rPr>
+        <w:rFonts w:ascii="Wingdings" w:hAnsi="Wingdings" w:hint="default"/>
+        <w:sz w:val="20"/>
+      </w:rPr>
+    </w:lvl>
+    <w:lvl w:ilvl="7" w:tentative="1">
+      <w:start w:val="1"/>
+      <w:numFmt w:val="bullet"/>
+      <w:lvlText w:val=""/>
+      <w:lvlJc w:val="left"/>
+      <w:pPr>
+        <w:tabs>
+          <w:tab w:val="num" w:pos="5760"/>
+        </w:tabs>
+        <w:ind w:left="5760" w:hanging="360"/>
+      </w:pPr>
+      <w:rPr>
+        <w:rFonts w:ascii="Wingdings" w:hAnsi="Wingdings" w:hint="default"/>
+        <w:sz w:val="20"/>
+      </w:rPr>
+    </w:lvl>
+    <w:lvl w:ilvl="8" w:tentative="1">
+      <w:start w:val="1"/>
+      <w:numFmt w:val="bullet"/>
+      <w:lvlText w:val=""/>
+      <w:lvlJc w:val="left"/>
+      <w:pPr>
+        <w:tabs>
+          <w:tab w:val="num" w:pos="6480"/>
+        </w:tabs>
+        <w:ind w:left="6480" w:hanging="360"/>
+      </w:pPr>
+      <w:rPr>
+        <w:rFonts w:ascii="Wingdings" w:hAnsi="Wingdings" w:hint="default"/>
+        <w:sz w:val="20"/>
+      </w:rPr>
+    </w:lvl>
+  </w:abstractNum>
+  <w:abstractNum w:abstractNumId="12" w15:restartNumberingAfterBreak="0">
+    <w:nsid w:val="4DD07138"/>
+    <w:multiLevelType w:val="multilevel"/>
+    <w:tmpl w:val="5F6E6D62"/>
+    <w:lvl w:ilvl="0">
+      <w:start w:val="1"/>
+      <w:numFmt w:val="bullet"/>
+      <w:lvlText w:val=""/>
+      <w:lvlJc w:val="left"/>
+      <w:pPr>
+        <w:tabs>
+          <w:tab w:val="num" w:pos="720"/>
+        </w:tabs>
+        <w:ind w:left="720" w:hanging="360"/>
+      </w:pPr>
+      <w:rPr>
+        <w:rFonts w:ascii="Symbol" w:hAnsi="Symbol" w:hint="default"/>
+        <w:sz w:val="20"/>
+      </w:rPr>
+    </w:lvl>
+    <w:lvl w:ilvl="1" w:tentative="1">
+      <w:start w:val="1"/>
+      <w:numFmt w:val="bullet"/>
+      <w:lvlText w:val="o"/>
+      <w:lvlJc w:val="left"/>
+      <w:pPr>
+        <w:tabs>
+          <w:tab w:val="num" w:pos="1440"/>
+        </w:tabs>
+        <w:ind w:left="1440" w:hanging="360"/>
+      </w:pPr>
+      <w:rPr>
+        <w:rFonts w:ascii="Courier New" w:hAnsi="Courier New" w:hint="default"/>
+        <w:sz w:val="20"/>
+      </w:rPr>
+    </w:lvl>
+    <w:lvl w:ilvl="2" w:tentative="1">
+      <w:start w:val="1"/>
+      <w:numFmt w:val="bullet"/>
+      <w:lvlText w:val=""/>
+      <w:lvlJc w:val="left"/>
+      <w:pPr>
+        <w:tabs>
+          <w:tab w:val="num" w:pos="2160"/>
+        </w:tabs>
+        <w:ind w:left="2160" w:hanging="360"/>
+      </w:pPr>
+      <w:rPr>
+        <w:rFonts w:ascii="Wingdings" w:hAnsi="Wingdings" w:hint="default"/>
+        <w:sz w:val="20"/>
+      </w:rPr>
+    </w:lvl>
+    <w:lvl w:ilvl="3" w:tentative="1">
+      <w:start w:val="1"/>
+      <w:numFmt w:val="bullet"/>
+      <w:lvlText w:val=""/>
+      <w:lvlJc w:val="left"/>
+      <w:pPr>
+        <w:tabs>
+          <w:tab w:val="num" w:pos="2880"/>
+        </w:tabs>
+        <w:ind w:left="2880" w:hanging="360"/>
+      </w:pPr>
+      <w:rPr>
+        <w:rFonts w:ascii="Wingdings" w:hAnsi="Wingdings" w:hint="default"/>
+        <w:sz w:val="20"/>
+      </w:rPr>
+    </w:lvl>
+    <w:lvl w:ilvl="4" w:tentative="1">
+      <w:start w:val="1"/>
+      <w:numFmt w:val="bullet"/>
+      <w:lvlText w:val=""/>
+      <w:lvlJc w:val="left"/>
+      <w:pPr>
+        <w:tabs>
+          <w:tab w:val="num" w:pos="3600"/>
+        </w:tabs>
+        <w:ind w:left="3600" w:hanging="360"/>
+      </w:pPr>
+      <w:rPr>
+        <w:rFonts w:ascii="Wingdings" w:hAnsi="Wingdings" w:hint="default"/>
+        <w:sz w:val="20"/>
+      </w:rPr>
+    </w:lvl>
+    <w:lvl w:ilvl="5" w:tentative="1">
+      <w:start w:val="1"/>
+      <w:numFmt w:val="bullet"/>
+      <w:lvlText w:val=""/>
+      <w:lvlJc w:val="left"/>
+      <w:pPr>
+        <w:tabs>
+          <w:tab w:val="num" w:pos="4320"/>
+        </w:tabs>
+        <w:ind w:left="4320" w:hanging="360"/>
+      </w:pPr>
+      <w:rPr>
+        <w:rFonts w:ascii="Wingdings" w:hAnsi="Wingdings" w:hint="default"/>
+        <w:sz w:val="20"/>
+      </w:rPr>
+    </w:lvl>
+    <w:lvl w:ilvl="6" w:tentative="1">
+      <w:start w:val="1"/>
+      <w:numFmt w:val="bullet"/>
+      <w:lvlText w:val=""/>
+      <w:lvlJc w:val="left"/>
+      <w:pPr>
+        <w:tabs>
+          <w:tab w:val="num" w:pos="5040"/>
+        </w:tabs>
+        <w:ind w:left="5040" w:hanging="360"/>
+      </w:pPr>
+      <w:rPr>
+        <w:rFonts w:ascii="Wingdings" w:hAnsi="Wingdings" w:hint="default"/>
+        <w:sz w:val="20"/>
+      </w:rPr>
+    </w:lvl>
+    <w:lvl w:ilvl="7" w:tentative="1">
+      <w:start w:val="1"/>
+      <w:numFmt w:val="bullet"/>
+      <w:lvlText w:val=""/>
+      <w:lvlJc w:val="left"/>
+      <w:pPr>
+        <w:tabs>
+          <w:tab w:val="num" w:pos="5760"/>
+        </w:tabs>
+        <w:ind w:left="5760" w:hanging="360"/>
+      </w:pPr>
+      <w:rPr>
+        <w:rFonts w:ascii="Wingdings" w:hAnsi="Wingdings" w:hint="default"/>
+        <w:sz w:val="20"/>
+      </w:rPr>
+    </w:lvl>
+    <w:lvl w:ilvl="8" w:tentative="1">
+      <w:start w:val="1"/>
+      <w:numFmt w:val="bullet"/>
+      <w:lvlText w:val=""/>
+      <w:lvlJc w:val="left"/>
+      <w:pPr>
+        <w:tabs>
+          <w:tab w:val="num" w:pos="6480"/>
+        </w:tabs>
+        <w:ind w:left="6480" w:hanging="360"/>
+      </w:pPr>
+      <w:rPr>
+        <w:rFonts w:ascii="Wingdings" w:hAnsi="Wingdings" w:hint="default"/>
+        <w:sz w:val="20"/>
+      </w:rPr>
+    </w:lvl>
+  </w:abstractNum>
+  <w:abstractNum w:abstractNumId="13" w15:restartNumberingAfterBreak="0">
     <w:nsid w:val="51282F0E"/>
     <w:multiLevelType w:val="multilevel"/>
     <w:tmpl w:val="D258F692"/>
@@ -8803,7 +10280,7 @@
       </w:rPr>
     </w:lvl>
   </w:abstractNum>
-  <w:abstractNum w:abstractNumId="9" w15:restartNumberingAfterBreak="0">
+  <w:abstractNum w:abstractNumId="14" w15:restartNumberingAfterBreak="0">
     <w:nsid w:val="52FC495E"/>
     <w:multiLevelType w:val="hybridMultilevel"/>
     <w:tmpl w:val="AE20B51E"/>
@@ -8916,7 +10393,156 @@
       </w:rPr>
     </w:lvl>
   </w:abstractNum>
-  <w:abstractNum w:abstractNumId="10" w15:restartNumberingAfterBreak="0">
+  <w:abstractNum w:abstractNumId="15" w15:restartNumberingAfterBreak="0">
+    <w:nsid w:val="575814F2"/>
+    <w:multiLevelType w:val="multilevel"/>
+    <w:tmpl w:val="90B28CD8"/>
+    <w:lvl w:ilvl="0">
+      <w:start w:val="1"/>
+      <w:numFmt w:val="bullet"/>
+      <w:lvlText w:val=""/>
+      <w:lvlJc w:val="left"/>
+      <w:pPr>
+        <w:tabs>
+          <w:tab w:val="num" w:pos="720"/>
+        </w:tabs>
+        <w:ind w:left="720" w:hanging="360"/>
+      </w:pPr>
+      <w:rPr>
+        <w:rFonts w:ascii="Symbol" w:hAnsi="Symbol" w:hint="default"/>
+        <w:sz w:val="20"/>
+      </w:rPr>
+    </w:lvl>
+    <w:lvl w:ilvl="1" w:tentative="1">
+      <w:start w:val="1"/>
+      <w:numFmt w:val="bullet"/>
+      <w:lvlText w:val="o"/>
+      <w:lvlJc w:val="left"/>
+      <w:pPr>
+        <w:tabs>
+          <w:tab w:val="num" w:pos="1440"/>
+        </w:tabs>
+        <w:ind w:left="1440" w:hanging="360"/>
+      </w:pPr>
+      <w:rPr>
+        <w:rFonts w:ascii="Courier New" w:hAnsi="Courier New" w:hint="default"/>
+        <w:sz w:val="20"/>
+      </w:rPr>
+    </w:lvl>
+    <w:lvl w:ilvl="2" w:tentative="1">
+      <w:start w:val="1"/>
+      <w:numFmt w:val="bullet"/>
+      <w:lvlText w:val=""/>
+      <w:lvlJc w:val="left"/>
+      <w:pPr>
+        <w:tabs>
+          <w:tab w:val="num" w:pos="2160"/>
+        </w:tabs>
+        <w:ind w:left="2160" w:hanging="360"/>
+      </w:pPr>
+      <w:rPr>
+        <w:rFonts w:ascii="Wingdings" w:hAnsi="Wingdings" w:hint="default"/>
+        <w:sz w:val="20"/>
+      </w:rPr>
+    </w:lvl>
+    <w:lvl w:ilvl="3" w:tentative="1">
+      <w:start w:val="1"/>
+      <w:numFmt w:val="bullet"/>
+      <w:lvlText w:val=""/>
+      <w:lvlJc w:val="left"/>
+      <w:pPr>
+        <w:tabs>
+          <w:tab w:val="num" w:pos="2880"/>
+        </w:tabs>
+        <w:ind w:left="2880" w:hanging="360"/>
+      </w:pPr>
+      <w:rPr>
+        <w:rFonts w:ascii="Wingdings" w:hAnsi="Wingdings" w:hint="default"/>
+        <w:sz w:val="20"/>
+      </w:rPr>
+    </w:lvl>
+    <w:lvl w:ilvl="4" w:tentative="1">
+      <w:start w:val="1"/>
+      <w:numFmt w:val="bullet"/>
+      <w:lvlText w:val=""/>
+      <w:lvlJc w:val="left"/>
+      <w:pPr>
+        <w:tabs>
+          <w:tab w:val="num" w:pos="3600"/>
+        </w:tabs>
+        <w:ind w:left="3600" w:hanging="360"/>
+      </w:pPr>
+      <w:rPr>
+        <w:rFonts w:ascii="Wingdings" w:hAnsi="Wingdings" w:hint="default"/>
+        <w:sz w:val="20"/>
+      </w:rPr>
+    </w:lvl>
+    <w:lvl w:ilvl="5" w:tentative="1">
+      <w:start w:val="1"/>
+      <w:numFmt w:val="bullet"/>
+      <w:lvlText w:val=""/>
+      <w:lvlJc w:val="left"/>
+      <w:pPr>
+        <w:tabs>
+          <w:tab w:val="num" w:pos="4320"/>
+        </w:tabs>
+        <w:ind w:left="4320" w:hanging="360"/>
+      </w:pPr>
+      <w:rPr>
+        <w:rFonts w:ascii="Wingdings" w:hAnsi="Wingdings" w:hint="default"/>
+        <w:sz w:val="20"/>
+      </w:rPr>
+    </w:lvl>
+    <w:lvl w:ilvl="6" w:tentative="1">
+      <w:start w:val="1"/>
+      <w:numFmt w:val="bullet"/>
+      <w:lvlText w:val=""/>
+      <w:lvlJc w:val="left"/>
+      <w:pPr>
+        <w:tabs>
+          <w:tab w:val="num" w:pos="5040"/>
+        </w:tabs>
+        <w:ind w:left="5040" w:hanging="360"/>
+      </w:pPr>
+      <w:rPr>
+        <w:rFonts w:ascii="Wingdings" w:hAnsi="Wingdings" w:hint="default"/>
+        <w:sz w:val="20"/>
+      </w:rPr>
+    </w:lvl>
+    <w:lvl w:ilvl="7" w:tentative="1">
+      <w:start w:val="1"/>
+      <w:numFmt w:val="bullet"/>
+      <w:lvlText w:val=""/>
+      <w:lvlJc w:val="left"/>
+      <w:pPr>
+        <w:tabs>
+          <w:tab w:val="num" w:pos="5760"/>
+        </w:tabs>
+        <w:ind w:left="5760" w:hanging="360"/>
+      </w:pPr>
+      <w:rPr>
+        <w:rFonts w:ascii="Wingdings" w:hAnsi="Wingdings" w:hint="default"/>
+        <w:sz w:val="20"/>
+      </w:rPr>
+    </w:lvl>
+    <w:lvl w:ilvl="8" w:tentative="1">
+      <w:start w:val="1"/>
+      <w:numFmt w:val="bullet"/>
+      <w:lvlText w:val=""/>
+      <w:lvlJc w:val="left"/>
+      <w:pPr>
+        <w:tabs>
+          <w:tab w:val="num" w:pos="6480"/>
+        </w:tabs>
+        <w:ind w:left="6480" w:hanging="360"/>
+      </w:pPr>
+      <w:rPr>
+        <w:rFonts w:ascii="Wingdings" w:hAnsi="Wingdings" w:hint="default"/>
+        <w:sz w:val="20"/>
+      </w:rPr>
+    </w:lvl>
+  </w:abstractNum>
+  <w:abstractNum w:abstractNumId="16" w15:restartNumberingAfterBreak="0">
     <w:nsid w:val="5E837FB2"/>
     <w:multiLevelType w:val="multilevel"/>
     <w:tmpl w:val="639A9DFA"/>
@@ -9065,7 +10691,156 @@
       </w:rPr>
     </w:lvl>
   </w:abstractNum>
-  <w:abstractNum w:abstractNumId="11" w15:restartNumberingAfterBreak="0">
+  <w:abstractNum w:abstractNumId="17" w15:restartNumberingAfterBreak="0">
+    <w:nsid w:val="63D47DC9"/>
+    <w:multiLevelType w:val="multilevel"/>
+    <w:tmpl w:val="D5EC6692"/>
+    <w:lvl w:ilvl="0">
+      <w:start w:val="1"/>
+      <w:numFmt w:val="bullet"/>
+      <w:lvlText w:val=""/>
+      <w:lvlJc w:val="left"/>
+      <w:pPr>
+        <w:tabs>
+          <w:tab w:val="num" w:pos="720"/>
+        </w:tabs>
+        <w:ind w:left="720" w:hanging="360"/>
+      </w:pPr>
+      <w:rPr>
+        <w:rFonts w:ascii="Symbol" w:hAnsi="Symbol" w:hint="default"/>
+        <w:sz w:val="20"/>
+      </w:rPr>
+    </w:lvl>
+    <w:lvl w:ilvl="1" w:tentative="1">
+      <w:start w:val="1"/>
+      <w:numFmt w:val="bullet"/>
+      <w:lvlText w:val="o"/>
+      <w:lvlJc w:val="left"/>
+      <w:pPr>
+        <w:tabs>
+          <w:tab w:val="num" w:pos="1440"/>
+        </w:tabs>
+        <w:ind w:left="1440" w:hanging="360"/>
+      </w:pPr>
+      <w:rPr>
+        <w:rFonts w:ascii="Courier New" w:hAnsi="Courier New" w:hint="default"/>
+        <w:sz w:val="20"/>
+      </w:rPr>
+    </w:lvl>
+    <w:lvl w:ilvl="2" w:tentative="1">
+      <w:start w:val="1"/>
+      <w:numFmt w:val="bullet"/>
+      <w:lvlText w:val=""/>
+      <w:lvlJc w:val="left"/>
+      <w:pPr>
+        <w:tabs>
+          <w:tab w:val="num" w:pos="2160"/>
+        </w:tabs>
+        <w:ind w:left="2160" w:hanging="360"/>
+      </w:pPr>
+      <w:rPr>
+        <w:rFonts w:ascii="Wingdings" w:hAnsi="Wingdings" w:hint="default"/>
+        <w:sz w:val="20"/>
+      </w:rPr>
+    </w:lvl>
+    <w:lvl w:ilvl="3" w:tentative="1">
+      <w:start w:val="1"/>
+      <w:numFmt w:val="bullet"/>
+      <w:lvlText w:val=""/>
+      <w:lvlJc w:val="left"/>
+      <w:pPr>
+        <w:tabs>
+          <w:tab w:val="num" w:pos="2880"/>
+        </w:tabs>
+        <w:ind w:left="2880" w:hanging="360"/>
+      </w:pPr>
+      <w:rPr>
+        <w:rFonts w:ascii="Wingdings" w:hAnsi="Wingdings" w:hint="default"/>
+        <w:sz w:val="20"/>
+      </w:rPr>
+    </w:lvl>
+    <w:lvl w:ilvl="4" w:tentative="1">
+      <w:start w:val="1"/>
+      <w:numFmt w:val="bullet"/>
+      <w:lvlText w:val=""/>
+      <w:lvlJc w:val="left"/>
+      <w:pPr>
+        <w:tabs>
+          <w:tab w:val="num" w:pos="3600"/>
+        </w:tabs>
+        <w:ind w:left="3600" w:hanging="360"/>
+      </w:pPr>
+      <w:rPr>
+        <w:rFonts w:ascii="Wingdings" w:hAnsi="Wingdings" w:hint="default"/>
+        <w:sz w:val="20"/>
+      </w:rPr>
+    </w:lvl>
+    <w:lvl w:ilvl="5" w:tentative="1">
+      <w:start w:val="1"/>
+      <w:numFmt w:val="bullet"/>
+      <w:lvlText w:val=""/>
+      <w:lvlJc w:val="left"/>
+      <w:pPr>
+        <w:tabs>
+          <w:tab w:val="num" w:pos="4320"/>
+        </w:tabs>
+        <w:ind w:left="4320" w:hanging="360"/>
+      </w:pPr>
+      <w:rPr>
+        <w:rFonts w:ascii="Wingdings" w:hAnsi="Wingdings" w:hint="default"/>
+        <w:sz w:val="20"/>
+      </w:rPr>
+    </w:lvl>
+    <w:lvl w:ilvl="6" w:tentative="1">
+      <w:start w:val="1"/>
+      <w:numFmt w:val="bullet"/>
+      <w:lvlText w:val=""/>
+      <w:lvlJc w:val="left"/>
+      <w:pPr>
+        <w:tabs>
+          <w:tab w:val="num" w:pos="5040"/>
+        </w:tabs>
+        <w:ind w:left="5040" w:hanging="360"/>
+      </w:pPr>
+      <w:rPr>
+        <w:rFonts w:ascii="Wingdings" w:hAnsi="Wingdings" w:hint="default"/>
+        <w:sz w:val="20"/>
+      </w:rPr>
+    </w:lvl>
+    <w:lvl w:ilvl="7" w:tentative="1">
+      <w:start w:val="1"/>
+      <w:numFmt w:val="bullet"/>
+      <w:lvlText w:val=""/>
+      <w:lvlJc w:val="left"/>
+      <w:pPr>
+        <w:tabs>
+          <w:tab w:val="num" w:pos="5760"/>
+        </w:tabs>
+        <w:ind w:left="5760" w:hanging="360"/>
+      </w:pPr>
+      <w:rPr>
+        <w:rFonts w:ascii="Wingdings" w:hAnsi="Wingdings" w:hint="default"/>
+        <w:sz w:val="20"/>
+      </w:rPr>
+    </w:lvl>
+    <w:lvl w:ilvl="8" w:tentative="1">
+      <w:start w:val="1"/>
+      <w:numFmt w:val="bullet"/>
+      <w:lvlText w:val=""/>
+      <w:lvlJc w:val="left"/>
+      <w:pPr>
+        <w:tabs>
+          <w:tab w:val="num" w:pos="6480"/>
+        </w:tabs>
+        <w:ind w:left="6480" w:hanging="360"/>
+      </w:pPr>
+      <w:rPr>
+        <w:rFonts w:ascii="Wingdings" w:hAnsi="Wingdings" w:hint="default"/>
+        <w:sz w:val="20"/>
+      </w:rPr>
+    </w:lvl>
+  </w:abstractNum>
+  <w:abstractNum w:abstractNumId="18" w15:restartNumberingAfterBreak="0">
     <w:nsid w:val="6435232B"/>
     <w:multiLevelType w:val="multilevel"/>
     <w:tmpl w:val="AF18C9E6"/>
@@ -9214,7 +10989,156 @@
       </w:rPr>
     </w:lvl>
   </w:abstractNum>
-  <w:abstractNum w:abstractNumId="12" w15:restartNumberingAfterBreak="0">
+  <w:abstractNum w:abstractNumId="19" w15:restartNumberingAfterBreak="0">
+    <w:nsid w:val="660B0642"/>
+    <w:multiLevelType w:val="multilevel"/>
+    <w:tmpl w:val="97844D14"/>
+    <w:lvl w:ilvl="0">
+      <w:start w:val="1"/>
+      <w:numFmt w:val="bullet"/>
+      <w:lvlText w:val=""/>
+      <w:lvlJc w:val="left"/>
+      <w:pPr>
+        <w:tabs>
+          <w:tab w:val="num" w:pos="720"/>
+        </w:tabs>
+        <w:ind w:left="720" w:hanging="360"/>
+      </w:pPr>
+      <w:rPr>
+        <w:rFonts w:ascii="Symbol" w:hAnsi="Symbol" w:hint="default"/>
+        <w:sz w:val="20"/>
+      </w:rPr>
+    </w:lvl>
+    <w:lvl w:ilvl="1" w:tentative="1">
+      <w:start w:val="1"/>
+      <w:numFmt w:val="bullet"/>
+      <w:lvlText w:val="o"/>
+      <w:lvlJc w:val="left"/>
+      <w:pPr>
+        <w:tabs>
+          <w:tab w:val="num" w:pos="1440"/>
+        </w:tabs>
+        <w:ind w:left="1440" w:hanging="360"/>
+      </w:pPr>
+      <w:rPr>
+        <w:rFonts w:ascii="Courier New" w:hAnsi="Courier New" w:hint="default"/>
+        <w:sz w:val="20"/>
+      </w:rPr>
+    </w:lvl>
+    <w:lvl w:ilvl="2" w:tentative="1">
+      <w:start w:val="1"/>
+      <w:numFmt w:val="bullet"/>
+      <w:lvlText w:val=""/>
+      <w:lvlJc w:val="left"/>
+      <w:pPr>
+        <w:tabs>
+          <w:tab w:val="num" w:pos="2160"/>
+        </w:tabs>
+        <w:ind w:left="2160" w:hanging="360"/>
+      </w:pPr>
+      <w:rPr>
+        <w:rFonts w:ascii="Wingdings" w:hAnsi="Wingdings" w:hint="default"/>
+        <w:sz w:val="20"/>
+      </w:rPr>
+    </w:lvl>
+    <w:lvl w:ilvl="3" w:tentative="1">
+      <w:start w:val="1"/>
+      <w:numFmt w:val="bullet"/>
+      <w:lvlText w:val=""/>
+      <w:lvlJc w:val="left"/>
+      <w:pPr>
+        <w:tabs>
+          <w:tab w:val="num" w:pos="2880"/>
+        </w:tabs>
+        <w:ind w:left="2880" w:hanging="360"/>
+      </w:pPr>
+      <w:rPr>
+        <w:rFonts w:ascii="Wingdings" w:hAnsi="Wingdings" w:hint="default"/>
+        <w:sz w:val="20"/>
+      </w:rPr>
+    </w:lvl>
+    <w:lvl w:ilvl="4" w:tentative="1">
+      <w:start w:val="1"/>
+      <w:numFmt w:val="bullet"/>
+      <w:lvlText w:val=""/>
+      <w:lvlJc w:val="left"/>
+      <w:pPr>
+        <w:tabs>
+          <w:tab w:val="num" w:pos="3600"/>
+        </w:tabs>
+        <w:ind w:left="3600" w:hanging="360"/>
+      </w:pPr>
+      <w:rPr>
+        <w:rFonts w:ascii="Wingdings" w:hAnsi="Wingdings" w:hint="default"/>
+        <w:sz w:val="20"/>
+      </w:rPr>
+    </w:lvl>
+    <w:lvl w:ilvl="5" w:tentative="1">
+      <w:start w:val="1"/>
+      <w:numFmt w:val="bullet"/>
+      <w:lvlText w:val=""/>
+      <w:lvlJc w:val="left"/>
+      <w:pPr>
+        <w:tabs>
+          <w:tab w:val="num" w:pos="4320"/>
+        </w:tabs>
+        <w:ind w:left="4320" w:hanging="360"/>
+      </w:pPr>
+      <w:rPr>
+        <w:rFonts w:ascii="Wingdings" w:hAnsi="Wingdings" w:hint="default"/>
+        <w:sz w:val="20"/>
+      </w:rPr>
+    </w:lvl>
+    <w:lvl w:ilvl="6" w:tentative="1">
+      <w:start w:val="1"/>
+      <w:numFmt w:val="bullet"/>
+      <w:lvlText w:val=""/>
+      <w:lvlJc w:val="left"/>
+      <w:pPr>
+        <w:tabs>
+          <w:tab w:val="num" w:pos="5040"/>
+        </w:tabs>
+        <w:ind w:left="5040" w:hanging="360"/>
+      </w:pPr>
+      <w:rPr>
+        <w:rFonts w:ascii="Wingdings" w:hAnsi="Wingdings" w:hint="default"/>
+        <w:sz w:val="20"/>
+      </w:rPr>
+    </w:lvl>
+    <w:lvl w:ilvl="7" w:tentative="1">
+      <w:start w:val="1"/>
+      <w:numFmt w:val="bullet"/>
+      <w:lvlText w:val=""/>
+      <w:lvlJc w:val="left"/>
+      <w:pPr>
+        <w:tabs>
+          <w:tab w:val="num" w:pos="5760"/>
+        </w:tabs>
+        <w:ind w:left="5760" w:hanging="360"/>
+      </w:pPr>
+      <w:rPr>
+        <w:rFonts w:ascii="Wingdings" w:hAnsi="Wingdings" w:hint="default"/>
+        <w:sz w:val="20"/>
+      </w:rPr>
+    </w:lvl>
+    <w:lvl w:ilvl="8" w:tentative="1">
+      <w:start w:val="1"/>
+      <w:numFmt w:val="bullet"/>
+      <w:lvlText w:val=""/>
+      <w:lvlJc w:val="left"/>
+      <w:pPr>
+        <w:tabs>
+          <w:tab w:val="num" w:pos="6480"/>
+        </w:tabs>
+        <w:ind w:left="6480" w:hanging="360"/>
+      </w:pPr>
+      <w:rPr>
+        <w:rFonts w:ascii="Wingdings" w:hAnsi="Wingdings" w:hint="default"/>
+        <w:sz w:val="20"/>
+      </w:rPr>
+    </w:lvl>
+  </w:abstractNum>
+  <w:abstractNum w:abstractNumId="20" w15:restartNumberingAfterBreak="0">
     <w:nsid w:val="6AB86220"/>
     <w:multiLevelType w:val="hybridMultilevel"/>
     <w:tmpl w:val="4B28B70C"/>
@@ -9327,7 +11251,7 @@
       </w:rPr>
     </w:lvl>
   </w:abstractNum>
-  <w:abstractNum w:abstractNumId="13" w15:restartNumberingAfterBreak="0">
+  <w:abstractNum w:abstractNumId="21" w15:restartNumberingAfterBreak="0">
     <w:nsid w:val="75F87E5C"/>
     <w:multiLevelType w:val="hybridMultilevel"/>
     <w:tmpl w:val="E1787724"/>
@@ -9440,7 +11364,7 @@
       </w:rPr>
     </w:lvl>
   </w:abstractNum>
-  <w:abstractNum w:abstractNumId="14" w15:restartNumberingAfterBreak="0">
+  <w:abstractNum w:abstractNumId="22" w15:restartNumberingAfterBreak="0">
     <w:nsid w:val="77F711DF"/>
     <w:multiLevelType w:val="multilevel"/>
     <w:tmpl w:val="7B2A8C4A"/>
@@ -9589,49 +11513,529 @@
       </w:rPr>
     </w:lvl>
   </w:abstractNum>
+  <w:abstractNum w:abstractNumId="23" w15:restartNumberingAfterBreak="0">
+    <w:nsid w:val="781E676C"/>
+    <w:multiLevelType w:val="multilevel"/>
+    <w:tmpl w:val="CB287360"/>
+    <w:lvl w:ilvl="0">
+      <w:start w:val="1"/>
+      <w:numFmt w:val="bullet"/>
+      <w:lvlText w:val=""/>
+      <w:lvlJc w:val="left"/>
+      <w:pPr>
+        <w:tabs>
+          <w:tab w:val="num" w:pos="720"/>
+        </w:tabs>
+        <w:ind w:left="720" w:hanging="360"/>
+      </w:pPr>
+      <w:rPr>
+        <w:rFonts w:ascii="Symbol" w:hAnsi="Symbol" w:hint="default"/>
+        <w:sz w:val="20"/>
+      </w:rPr>
+    </w:lvl>
+    <w:lvl w:ilvl="1" w:tentative="1">
+      <w:start w:val="1"/>
+      <w:numFmt w:val="bullet"/>
+      <w:lvlText w:val="o"/>
+      <w:lvlJc w:val="left"/>
+      <w:pPr>
+        <w:tabs>
+          <w:tab w:val="num" w:pos="1440"/>
+        </w:tabs>
+        <w:ind w:left="1440" w:hanging="360"/>
+      </w:pPr>
+      <w:rPr>
+        <w:rFonts w:ascii="Courier New" w:hAnsi="Courier New" w:hint="default"/>
+        <w:sz w:val="20"/>
+      </w:rPr>
+    </w:lvl>
+    <w:lvl w:ilvl="2" w:tentative="1">
+      <w:start w:val="1"/>
+      <w:numFmt w:val="bullet"/>
+      <w:lvlText w:val=""/>
+      <w:lvlJc w:val="left"/>
+      <w:pPr>
+        <w:tabs>
+          <w:tab w:val="num" w:pos="2160"/>
+        </w:tabs>
+        <w:ind w:left="2160" w:hanging="360"/>
+      </w:pPr>
+      <w:rPr>
+        <w:rFonts w:ascii="Wingdings" w:hAnsi="Wingdings" w:hint="default"/>
+        <w:sz w:val="20"/>
+      </w:rPr>
+    </w:lvl>
+    <w:lvl w:ilvl="3" w:tentative="1">
+      <w:start w:val="1"/>
+      <w:numFmt w:val="bullet"/>
+      <w:lvlText w:val=""/>
+      <w:lvlJc w:val="left"/>
+      <w:pPr>
+        <w:tabs>
+          <w:tab w:val="num" w:pos="2880"/>
+        </w:tabs>
+        <w:ind w:left="2880" w:hanging="360"/>
+      </w:pPr>
+      <w:rPr>
+        <w:rFonts w:ascii="Wingdings" w:hAnsi="Wingdings" w:hint="default"/>
+        <w:sz w:val="20"/>
+      </w:rPr>
+    </w:lvl>
+    <w:lvl w:ilvl="4" w:tentative="1">
+      <w:start w:val="1"/>
+      <w:numFmt w:val="bullet"/>
+      <w:lvlText w:val=""/>
+      <w:lvlJc w:val="left"/>
+      <w:pPr>
+        <w:tabs>
+          <w:tab w:val="num" w:pos="3600"/>
+        </w:tabs>
+        <w:ind w:left="3600" w:hanging="360"/>
+      </w:pPr>
+      <w:rPr>
+        <w:rFonts w:ascii="Wingdings" w:hAnsi="Wingdings" w:hint="default"/>
+        <w:sz w:val="20"/>
+      </w:rPr>
+    </w:lvl>
+    <w:lvl w:ilvl="5" w:tentative="1">
+      <w:start w:val="1"/>
+      <w:numFmt w:val="bullet"/>
+      <w:lvlText w:val=""/>
+      <w:lvlJc w:val="left"/>
+      <w:pPr>
+        <w:tabs>
+          <w:tab w:val="num" w:pos="4320"/>
+        </w:tabs>
+        <w:ind w:left="4320" w:hanging="360"/>
+      </w:pPr>
+      <w:rPr>
+        <w:rFonts w:ascii="Wingdings" w:hAnsi="Wingdings" w:hint="default"/>
+        <w:sz w:val="20"/>
+      </w:rPr>
+    </w:lvl>
+    <w:lvl w:ilvl="6" w:tentative="1">
+      <w:start w:val="1"/>
+      <w:numFmt w:val="bullet"/>
+      <w:lvlText w:val=""/>
+      <w:lvlJc w:val="left"/>
+      <w:pPr>
+        <w:tabs>
+          <w:tab w:val="num" w:pos="5040"/>
+        </w:tabs>
+        <w:ind w:left="5040" w:hanging="360"/>
+      </w:pPr>
+      <w:rPr>
+        <w:rFonts w:ascii="Wingdings" w:hAnsi="Wingdings" w:hint="default"/>
+        <w:sz w:val="20"/>
+      </w:rPr>
+    </w:lvl>
+    <w:lvl w:ilvl="7" w:tentative="1">
+      <w:start w:val="1"/>
+      <w:numFmt w:val="bullet"/>
+      <w:lvlText w:val=""/>
+      <w:lvlJc w:val="left"/>
+      <w:pPr>
+        <w:tabs>
+          <w:tab w:val="num" w:pos="5760"/>
+        </w:tabs>
+        <w:ind w:left="5760" w:hanging="360"/>
+      </w:pPr>
+      <w:rPr>
+        <w:rFonts w:ascii="Wingdings" w:hAnsi="Wingdings" w:hint="default"/>
+        <w:sz w:val="20"/>
+      </w:rPr>
+    </w:lvl>
+    <w:lvl w:ilvl="8" w:tentative="1">
+      <w:start w:val="1"/>
+      <w:numFmt w:val="bullet"/>
+      <w:lvlText w:val=""/>
+      <w:lvlJc w:val="left"/>
+      <w:pPr>
+        <w:tabs>
+          <w:tab w:val="num" w:pos="6480"/>
+        </w:tabs>
+        <w:ind w:left="6480" w:hanging="360"/>
+      </w:pPr>
+      <w:rPr>
+        <w:rFonts w:ascii="Wingdings" w:hAnsi="Wingdings" w:hint="default"/>
+        <w:sz w:val="20"/>
+      </w:rPr>
+    </w:lvl>
+  </w:abstractNum>
+  <w:abstractNum w:abstractNumId="24" w15:restartNumberingAfterBreak="0">
+    <w:nsid w:val="7C4E7D79"/>
+    <w:multiLevelType w:val="multilevel"/>
+    <w:tmpl w:val="D9B2024E"/>
+    <w:lvl w:ilvl="0">
+      <w:start w:val="1"/>
+      <w:numFmt w:val="bullet"/>
+      <w:lvlText w:val=""/>
+      <w:lvlJc w:val="left"/>
+      <w:pPr>
+        <w:tabs>
+          <w:tab w:val="num" w:pos="720"/>
+        </w:tabs>
+        <w:ind w:left="720" w:hanging="360"/>
+      </w:pPr>
+      <w:rPr>
+        <w:rFonts w:ascii="Symbol" w:hAnsi="Symbol" w:hint="default"/>
+        <w:sz w:val="20"/>
+      </w:rPr>
+    </w:lvl>
+    <w:lvl w:ilvl="1" w:tentative="1">
+      <w:start w:val="1"/>
+      <w:numFmt w:val="bullet"/>
+      <w:lvlText w:val="o"/>
+      <w:lvlJc w:val="left"/>
+      <w:pPr>
+        <w:tabs>
+          <w:tab w:val="num" w:pos="1440"/>
+        </w:tabs>
+        <w:ind w:left="1440" w:hanging="360"/>
+      </w:pPr>
+      <w:rPr>
+        <w:rFonts w:ascii="Courier New" w:hAnsi="Courier New" w:hint="default"/>
+        <w:sz w:val="20"/>
+      </w:rPr>
+    </w:lvl>
+    <w:lvl w:ilvl="2" w:tentative="1">
+      <w:start w:val="1"/>
+      <w:numFmt w:val="bullet"/>
+      <w:lvlText w:val=""/>
+      <w:lvlJc w:val="left"/>
+      <w:pPr>
+        <w:tabs>
+          <w:tab w:val="num" w:pos="2160"/>
+        </w:tabs>
+        <w:ind w:left="2160" w:hanging="360"/>
+      </w:pPr>
+      <w:rPr>
+        <w:rFonts w:ascii="Wingdings" w:hAnsi="Wingdings" w:hint="default"/>
+        <w:sz w:val="20"/>
+      </w:rPr>
+    </w:lvl>
+    <w:lvl w:ilvl="3" w:tentative="1">
+      <w:start w:val="1"/>
+      <w:numFmt w:val="bullet"/>
+      <w:lvlText w:val=""/>
+      <w:lvlJc w:val="left"/>
+      <w:pPr>
+        <w:tabs>
+          <w:tab w:val="num" w:pos="2880"/>
+        </w:tabs>
+        <w:ind w:left="2880" w:hanging="360"/>
+      </w:pPr>
+      <w:rPr>
+        <w:rFonts w:ascii="Wingdings" w:hAnsi="Wingdings" w:hint="default"/>
+        <w:sz w:val="20"/>
+      </w:rPr>
+    </w:lvl>
+    <w:lvl w:ilvl="4" w:tentative="1">
+      <w:start w:val="1"/>
+      <w:numFmt w:val="bullet"/>
+      <w:lvlText w:val=""/>
+      <w:lvlJc w:val="left"/>
+      <w:pPr>
+        <w:tabs>
+          <w:tab w:val="num" w:pos="3600"/>
+        </w:tabs>
+        <w:ind w:left="3600" w:hanging="360"/>
+      </w:pPr>
+      <w:rPr>
+        <w:rFonts w:ascii="Wingdings" w:hAnsi="Wingdings" w:hint="default"/>
+        <w:sz w:val="20"/>
+      </w:rPr>
+    </w:lvl>
+    <w:lvl w:ilvl="5" w:tentative="1">
+      <w:start w:val="1"/>
+      <w:numFmt w:val="bullet"/>
+      <w:lvlText w:val=""/>
+      <w:lvlJc w:val="left"/>
+      <w:pPr>
+        <w:tabs>
+          <w:tab w:val="num" w:pos="4320"/>
+        </w:tabs>
+        <w:ind w:left="4320" w:hanging="360"/>
+      </w:pPr>
+      <w:rPr>
+        <w:rFonts w:ascii="Wingdings" w:hAnsi="Wingdings" w:hint="default"/>
+        <w:sz w:val="20"/>
+      </w:rPr>
+    </w:lvl>
+    <w:lvl w:ilvl="6" w:tentative="1">
+      <w:start w:val="1"/>
+      <w:numFmt w:val="bullet"/>
+      <w:lvlText w:val=""/>
+      <w:lvlJc w:val="left"/>
+      <w:pPr>
+        <w:tabs>
+          <w:tab w:val="num" w:pos="5040"/>
+        </w:tabs>
+        <w:ind w:left="5040" w:hanging="360"/>
+      </w:pPr>
+      <w:rPr>
+        <w:rFonts w:ascii="Wingdings" w:hAnsi="Wingdings" w:hint="default"/>
+        <w:sz w:val="20"/>
+      </w:rPr>
+    </w:lvl>
+    <w:lvl w:ilvl="7" w:tentative="1">
+      <w:start w:val="1"/>
+      <w:numFmt w:val="bullet"/>
+      <w:lvlText w:val=""/>
+      <w:lvlJc w:val="left"/>
+      <w:pPr>
+        <w:tabs>
+          <w:tab w:val="num" w:pos="5760"/>
+        </w:tabs>
+        <w:ind w:left="5760" w:hanging="360"/>
+      </w:pPr>
+      <w:rPr>
+        <w:rFonts w:ascii="Wingdings" w:hAnsi="Wingdings" w:hint="default"/>
+        <w:sz w:val="20"/>
+      </w:rPr>
+    </w:lvl>
+    <w:lvl w:ilvl="8" w:tentative="1">
+      <w:start w:val="1"/>
+      <w:numFmt w:val="bullet"/>
+      <w:lvlText w:val=""/>
+      <w:lvlJc w:val="left"/>
+      <w:pPr>
+        <w:tabs>
+          <w:tab w:val="num" w:pos="6480"/>
+        </w:tabs>
+        <w:ind w:left="6480" w:hanging="360"/>
+      </w:pPr>
+      <w:rPr>
+        <w:rFonts w:ascii="Wingdings" w:hAnsi="Wingdings" w:hint="default"/>
+        <w:sz w:val="20"/>
+      </w:rPr>
+    </w:lvl>
+  </w:abstractNum>
+  <w:abstractNum w:abstractNumId="25" w15:restartNumberingAfterBreak="0">
+    <w:nsid w:val="7C762048"/>
+    <w:multiLevelType w:val="multilevel"/>
+    <w:tmpl w:val="52C84C26"/>
+    <w:lvl w:ilvl="0">
+      <w:start w:val="1"/>
+      <w:numFmt w:val="bullet"/>
+      <w:lvlText w:val=""/>
+      <w:lvlJc w:val="left"/>
+      <w:pPr>
+        <w:tabs>
+          <w:tab w:val="num" w:pos="720"/>
+        </w:tabs>
+        <w:ind w:left="720" w:hanging="360"/>
+      </w:pPr>
+      <w:rPr>
+        <w:rFonts w:ascii="Symbol" w:hAnsi="Symbol" w:hint="default"/>
+        <w:sz w:val="20"/>
+      </w:rPr>
+    </w:lvl>
+    <w:lvl w:ilvl="1" w:tentative="1">
+      <w:start w:val="1"/>
+      <w:numFmt w:val="bullet"/>
+      <w:lvlText w:val="o"/>
+      <w:lvlJc w:val="left"/>
+      <w:pPr>
+        <w:tabs>
+          <w:tab w:val="num" w:pos="1440"/>
+        </w:tabs>
+        <w:ind w:left="1440" w:hanging="360"/>
+      </w:pPr>
+      <w:rPr>
+        <w:rFonts w:ascii="Courier New" w:hAnsi="Courier New" w:hint="default"/>
+        <w:sz w:val="20"/>
+      </w:rPr>
+    </w:lvl>
+    <w:lvl w:ilvl="2" w:tentative="1">
+      <w:start w:val="1"/>
+      <w:numFmt w:val="bullet"/>
+      <w:lvlText w:val=""/>
+      <w:lvlJc w:val="left"/>
+      <w:pPr>
+        <w:tabs>
+          <w:tab w:val="num" w:pos="2160"/>
+        </w:tabs>
+        <w:ind w:left="2160" w:hanging="360"/>
+      </w:pPr>
+      <w:rPr>
+        <w:rFonts w:ascii="Wingdings" w:hAnsi="Wingdings" w:hint="default"/>
+        <w:sz w:val="20"/>
+      </w:rPr>
+    </w:lvl>
+    <w:lvl w:ilvl="3" w:tentative="1">
+      <w:start w:val="1"/>
+      <w:numFmt w:val="bullet"/>
+      <w:lvlText w:val=""/>
+      <w:lvlJc w:val="left"/>
+      <w:pPr>
+        <w:tabs>
+          <w:tab w:val="num" w:pos="2880"/>
+        </w:tabs>
+        <w:ind w:left="2880" w:hanging="360"/>
+      </w:pPr>
+      <w:rPr>
+        <w:rFonts w:ascii="Wingdings" w:hAnsi="Wingdings" w:hint="default"/>
+        <w:sz w:val="20"/>
+      </w:rPr>
+    </w:lvl>
+    <w:lvl w:ilvl="4" w:tentative="1">
+      <w:start w:val="1"/>
+      <w:numFmt w:val="bullet"/>
+      <w:lvlText w:val=""/>
+      <w:lvlJc w:val="left"/>
+      <w:pPr>
+        <w:tabs>
+          <w:tab w:val="num" w:pos="3600"/>
+        </w:tabs>
+        <w:ind w:left="3600" w:hanging="360"/>
+      </w:pPr>
+      <w:rPr>
+        <w:rFonts w:ascii="Wingdings" w:hAnsi="Wingdings" w:hint="default"/>
+        <w:sz w:val="20"/>
+      </w:rPr>
+    </w:lvl>
+    <w:lvl w:ilvl="5" w:tentative="1">
+      <w:start w:val="1"/>
+      <w:numFmt w:val="bullet"/>
+      <w:lvlText w:val=""/>
+      <w:lvlJc w:val="left"/>
+      <w:pPr>
+        <w:tabs>
+          <w:tab w:val="num" w:pos="4320"/>
+        </w:tabs>
+        <w:ind w:left="4320" w:hanging="360"/>
+      </w:pPr>
+      <w:rPr>
+        <w:rFonts w:ascii="Wingdings" w:hAnsi="Wingdings" w:hint="default"/>
+        <w:sz w:val="20"/>
+      </w:rPr>
+    </w:lvl>
+    <w:lvl w:ilvl="6" w:tentative="1">
+      <w:start w:val="1"/>
+      <w:numFmt w:val="bullet"/>
+      <w:lvlText w:val=""/>
+      <w:lvlJc w:val="left"/>
+      <w:pPr>
+        <w:tabs>
+          <w:tab w:val="num" w:pos="5040"/>
+        </w:tabs>
+        <w:ind w:left="5040" w:hanging="360"/>
+      </w:pPr>
+      <w:rPr>
+        <w:rFonts w:ascii="Wingdings" w:hAnsi="Wingdings" w:hint="default"/>
+        <w:sz w:val="20"/>
+      </w:rPr>
+    </w:lvl>
+    <w:lvl w:ilvl="7" w:tentative="1">
+      <w:start w:val="1"/>
+      <w:numFmt w:val="bullet"/>
+      <w:lvlText w:val=""/>
+      <w:lvlJc w:val="left"/>
+      <w:pPr>
+        <w:tabs>
+          <w:tab w:val="num" w:pos="5760"/>
+        </w:tabs>
+        <w:ind w:left="5760" w:hanging="360"/>
+      </w:pPr>
+      <w:rPr>
+        <w:rFonts w:ascii="Wingdings" w:hAnsi="Wingdings" w:hint="default"/>
+        <w:sz w:val="20"/>
+      </w:rPr>
+    </w:lvl>
+    <w:lvl w:ilvl="8" w:tentative="1">
+      <w:start w:val="1"/>
+      <w:numFmt w:val="bullet"/>
+      <w:lvlText w:val=""/>
+      <w:lvlJc w:val="left"/>
+      <w:pPr>
+        <w:tabs>
+          <w:tab w:val="num" w:pos="6480"/>
+        </w:tabs>
+        <w:ind w:left="6480" w:hanging="360"/>
+      </w:pPr>
+      <w:rPr>
+        <w:rFonts w:ascii="Wingdings" w:hAnsi="Wingdings" w:hint="default"/>
+        <w:sz w:val="20"/>
+      </w:rPr>
+    </w:lvl>
+  </w:abstractNum>
   <w:num w:numId="1">
+    <w:abstractNumId w:val="10"/>
+  </w:num>
+  <w:num w:numId="2">
+    <w:abstractNumId w:val="13"/>
+  </w:num>
+  <w:num w:numId="3">
+    <w:abstractNumId w:val="18"/>
+  </w:num>
+  <w:num w:numId="4">
+    <w:abstractNumId w:val="8"/>
+  </w:num>
+  <w:num w:numId="5">
+    <w:abstractNumId w:val="16"/>
+  </w:num>
+  <w:num w:numId="6">
+    <w:abstractNumId w:val="2"/>
+  </w:num>
+  <w:num w:numId="7">
+    <w:abstractNumId w:val="9"/>
+  </w:num>
+  <w:num w:numId="8">
+    <w:abstractNumId w:val="20"/>
+  </w:num>
+  <w:num w:numId="9">
+    <w:abstractNumId w:val="4"/>
+  </w:num>
+  <w:num w:numId="10">
     <w:abstractNumId w:val="7"/>
   </w:num>
-  <w:num w:numId="2">
-    <w:abstractNumId w:val="8"/>
-  </w:num>
-  <w:num w:numId="3">
-    <w:abstractNumId w:val="11"/>
-  </w:num>
-  <w:num w:numId="4">
-    <w:abstractNumId w:val="5"/>
-  </w:num>
-  <w:num w:numId="5">
-    <w:abstractNumId w:val="10"/>
-  </w:num>
-  <w:num w:numId="6">
-    <w:abstractNumId w:val="1"/>
-  </w:num>
-  <w:num w:numId="7">
-    <w:abstractNumId w:val="6"/>
-  </w:num>
-  <w:num w:numId="8">
-    <w:abstractNumId w:val="12"/>
-  </w:num>
-  <w:num w:numId="9">
-    <w:abstractNumId w:val="2"/>
-  </w:num>
-  <w:num w:numId="10">
-    <w:abstractNumId w:val="4"/>
-  </w:num>
   <w:num w:numId="11">
-    <w:abstractNumId w:val="9"/>
+    <w:abstractNumId w:val="14"/>
   </w:num>
   <w:num w:numId="12">
     <w:abstractNumId w:val="0"/>
   </w:num>
   <w:num w:numId="13">
-    <w:abstractNumId w:val="13"/>
+    <w:abstractNumId w:val="21"/>
   </w:num>
   <w:num w:numId="14">
-    <w:abstractNumId w:val="14"/>
+    <w:abstractNumId w:val="22"/>
   </w:num>
   <w:num w:numId="15">
+    <w:abstractNumId w:val="5"/>
+  </w:num>
+  <w:num w:numId="16">
+    <w:abstractNumId w:val="15"/>
+  </w:num>
+  <w:num w:numId="17">
+    <w:abstractNumId w:val="12"/>
+  </w:num>
+  <w:num w:numId="18">
+    <w:abstractNumId w:val="24"/>
+  </w:num>
+  <w:num w:numId="19">
+    <w:abstractNumId w:val="17"/>
+  </w:num>
+  <w:num w:numId="20">
+    <w:abstractNumId w:val="6"/>
+  </w:num>
+  <w:num w:numId="21">
+    <w:abstractNumId w:val="19"/>
+  </w:num>
+  <w:num w:numId="22">
+    <w:abstractNumId w:val="23"/>
+  </w:num>
+  <w:num w:numId="23">
+    <w:abstractNumId w:val="11"/>
+  </w:num>
+  <w:num w:numId="24">
+    <w:abstractNumId w:val="1"/>
+  </w:num>
+  <w:num w:numId="25">
+    <w:abstractNumId w:val="25"/>
+  </w:num>
+  <w:num w:numId="26">
     <w:abstractNumId w:val="3"/>
   </w:num>
 </w:numbering>
@@ -10379,6 +12783,22 @@
       <w:szCs w:val="24"/>
     </w:rPr>
   </w:style>
+  <w:style w:type="paragraph" w:customStyle="1" w:styleId="pdq2pgselectionanchorcontainer">
+    <w:name w:val="pdq2pg_selectionanchorcontainer"/>
+    <w:basedOn w:val="a"/>
+    <w:rsid w:val="00FB025B"/>
+    <w:pPr>
+      <w:widowControl/>
+      <w:spacing w:before="100" w:beforeAutospacing="1" w:after="100" w:afterAutospacing="1"/>
+      <w:jc w:val="left"/>
+    </w:pPr>
+    <w:rPr>
+      <w:rFonts w:ascii="宋体" w:eastAsia="宋体" w:hAnsi="宋体" w:cs="宋体"/>
+      <w:kern w:val="0"/>
+      <w:sz w:val="24"/>
+      <w:szCs w:val="24"/>
+    </w:rPr>
+  </w:style>
 </w:styles>
 </file>
 

--- a/毛智明-小作文.docx
+++ b/毛智明-小作文.docx
@@ -101,24 +101,16 @@
       </w:r>
     </w:p>
     <w:p>
+      <w:pPr>
+        <w:rPr>
+          <w:rFonts w:hint="eastAsia"/>
+        </w:rPr>
+      </w:pPr>
       <w:r>
         <w:rPr>
           <w:highlight w:val="yellow"/>
         </w:rPr>
         <w:t>我主要做离线数仓开发，参与过从数据接入到报表展示的全流程。熟悉 Sqoop、DataX 数据同步，Hive、MaxCompute 数仓建模和 ETL 开发，日常主要使用 Hive SQL，也会写 Shell 脚本，调度工具用过 DolphinScheduler、Azkaban、DataWorks，报表使用 FineReport 和 Quick BI。</w:t>
-      </w:r>
-      <w:r>
-        <w:rPr>
-          <w:rFonts w:hint="eastAsia"/>
-          <w:highlight w:val="yellow"/>
-        </w:rPr>
-        <w:t>我从</w:t>
-      </w:r>
-      <w:r>
-        <w:rPr>
-          <w:highlight w:val="yellow"/>
-        </w:rPr>
-        <w:t>ODS到ADS这几层都做过，也能独立完成需求分析、模型设计、开发上线这些工作。</w:t>
       </w:r>
     </w:p>
     <w:p/>
@@ -462,17 +454,14 @@
         <w:rPr>
           <w:rFonts w:hint="eastAsia"/>
         </w:rPr>
-        <w:t>这样选型主要有两个原因：一是华安是金融企业，数据安全合规要求高，</w:t>
-      </w:r>
-      <w:r>
-        <w:rPr>
-          <w:rFonts w:hint="eastAsia"/>
-        </w:rPr>
+        <w:t>这样选型主要有两个原因：一是华安是金融企业，数据安全合规要求高，核心数据不出本地机房；二是保险考核数据的时效需求是</w:t>
+      </w:r>
+      <w:r>
+        <w:t>T+1就足够了，不需要实时流处</w:t>
+      </w:r>
+      <w:r>
         <w:lastRenderedPageBreak/>
-        <w:t>核心数据不出本地机房；二是保险考核数据的时效需求是</w:t>
-      </w:r>
-      <w:r>
-        <w:t>T+1就足够了，不需要实时流处理，离线批量完全可以满足每天早上8点前出数的要求。</w:t>
+        <w:t>理，离线批量完全可以满足每天早上8点前出数的要求。</w:t>
       </w:r>
     </w:p>
     <w:p>
@@ -3940,6 +3929,13 @@
     </w:p>
     <w:p>
       <w:pPr>
+        <w:rPr>
+          <w:rFonts w:hint="eastAsia"/>
+        </w:rPr>
+      </w:pPr>
+    </w:p>
+    <w:p>
+      <w:pPr>
         <w:pStyle w:val="3"/>
       </w:pPr>
       <w:r>
@@ -4084,6 +4080,7 @@
         <w:rPr>
           <w:rFonts w:hint="eastAsia"/>
         </w:rPr>
+        <w:lastRenderedPageBreak/>
         <w:t>第二个项目</w:t>
       </w:r>
     </w:p>
@@ -4092,102 +4089,99 @@
         <w:rPr>
           <w:rFonts w:hint="eastAsia"/>
         </w:rPr>
-        <w:t>对都邦财险个人客户集中统一分析，从不同系统当中对齐业务口径，对客户实行场景化精准</w:t>
-      </w:r>
-      <w:r>
-        <w:rPr>
-          <w:rFonts w:hint="eastAsia"/>
-        </w:rPr>
+        <w:t>对都邦财险个人客户集中统一分析，从不同系统当中对齐业务口径，对客户实行场景化精准营销。</w:t>
+      </w:r>
+    </w:p>
+    <w:p/>
+    <w:p>
+      <w:r>
+        <w:rPr>
+          <w:rFonts w:hint="eastAsia"/>
+        </w:rPr>
+        <w:t>项目整体流程是这样的：第一阶段是需求调研与规划，我们对接了市场部、续期部、理赔部、客服部，逐一确认客户价值分、续保意向评分、产品偏好、理赔风险、流失预警等标签的计算口径与更新频率，输出了需求规格说明书，同时完成了</w:t>
+      </w:r>
+      <w:r>
+        <w:t>MaxCompute数仓分层设计和ODS到ADS各层表结构设计，统一了以客户ID为核心的打通规则。第二阶段是数据接入与ETL开发，我使用DataX从承保、理赔、续期、客服工单、官网埋点5套系统抽取数据到MaxCompute ODS层，在DWD层完成清洗脱敏和客户全景宽表构建，在DWS层完成RFM价值</w:t>
+      </w:r>
+      <w:r>
+        <w:rPr>
+          <w:rFonts w:hint="eastAsia"/>
+        </w:rPr>
+        <w:t>分层、续保意向、产品偏好、理赔风险、流失预警等标签计算，最后在</w:t>
+      </w:r>
+      <w:r>
+        <w:t>ADS层输出客户标签宽表和分群推荐表，并用Quick BI开发了画像看板、分群地图、流失预警图等10余张报表。第三阶段是调度配置与测试上线，我利用DataWorks配置全链路ETL任务调度，保障每日T+1数据刷新，最后独立完成自测并协助SIT集成测试。</w:t>
+      </w:r>
+    </w:p>
+    <w:p/>
+    <w:p>
+      <w:r>
+        <w:rPr>
+          <w:rFonts w:hint="eastAsia"/>
+        </w:rPr>
+        <w:t>项目难点这块，主要有两个。第一个难点是标签口径统一复杂，市场、续期、理赔等部门对客户标签的定义和划分标准不一致，跨部门对齐成本高，我们采用自上而下定框架、自下而上按数据可算性填充的方法，形成可配置的标签模型。第二个难点是数据质量保障难度高，源端存在客户信息缺失、历史数据不一致、日志无效流量等问题，影响画像准确性，我在</w:t>
+      </w:r>
+      <w:r>
+        <w:t>DWD层设计了校验脱敏、去重过滤等清洗逻辑，并建立了标签覆盖率、ID打通率等质量稽核规则，确保标签准确率不低于95%</w:t>
+      </w:r>
+      <w:r>
+        <w:t>。</w:t>
+      </w:r>
+    </w:p>
+    <w:p>
+      <w:pPr>
+        <w:pStyle w:val="2"/>
+      </w:pPr>
+      <w:r>
+        <w:rPr>
+          <w:rFonts w:hint="eastAsia"/>
+        </w:rPr>
+        <w:t>第三个项目</w:t>
+      </w:r>
+    </w:p>
+    <w:p>
+      <w:r>
+        <w:rPr>
+          <w:rFonts w:hint="eastAsia"/>
+        </w:rPr>
+        <w:t>项目整体流程是这样的：第一阶段是需求调研与指标口径对齐，我们对接了信贷管理部、风险管理部、人力资源部等部门，逐一确认累计贷款发放额、不良贷款率、逾期率、拨备覆盖率等核心考核指标的计算口径与统计维度，输出了需求规格说明书和</w:t>
+      </w:r>
+      <w:r>
+        <w:t>ODS到ADS四层Mapping文档，同时统一了联社编码、贷款五级分类、客户经理工号等主数据标准。第二阶段是数据接入与ETL开发，我使用Sqoop将源端OceanBase中的核心业务与信贷管理系统数据全量及增量抽取至Hadoop HDFS，并加载到Hive ODS层，同时抽取MySQL辅助数</w:t>
+      </w:r>
+      <w:r>
+        <w:rPr>
+          <w:rFonts w:hint="eastAsia"/>
+        </w:rPr>
+        <w:t>据，在</w:t>
+      </w:r>
+      <w:r>
+        <w:t>DWD层构建覆盖放款、还款、分类、担保的贷款全生命周期明细宽表，在DWS层完成累计放款额、贷款余额、不良率、逾期率、拨备覆盖率及客户经理绩效分等指标汇总，最后在ADS层输出业绩考核表与资产质量监控表，并用FineReport连接Hive开发了信贷投放进度、不良率趋势、联社资产质量排名、监管报送指标等看板，SQL脚本与报表模板通过SVN管理。第三阶段是调度配置与测试上线，我利用Airflow编排全链路DAG工作流，实现每日自动调度与告警，并编写Shell脚本配合Hive SQL进行贷款总额一致性与不良率</w:t>
+      </w:r>
+      <w:r>
+        <w:rPr>
+          <w:rFonts w:hint="eastAsia"/>
+        </w:rPr>
+        <w:t>口径合规性稽核，每日跑批后输出质量报告，最后独立完成自测并协助</w:t>
+      </w:r>
+      <w:r>
+        <w:t>SIT集成测试。</w:t>
+      </w:r>
+    </w:p>
+    <w:p/>
+    <w:p>
+      <w:r>
+        <w:rPr>
+          <w:rFonts w:hint="eastAsia"/>
+        </w:rPr>
+        <w:t>项目难点这块，主要有两个。第一个难点是信贷指标口径统一复杂，信贷、风控、人力等部门对不良率、逾期率等指标的理解存在差异，比如不良贷款是否纳入展期或借新还旧情形，五级分类标准是否参照最新监管要求等，跨部门对齐成本高。我们的应对策略是采用自上而下定框架、自下而上逐项确认的方法，最终输出各部门签字确认的</w:t>
+      </w:r>
+      <w:r>
+        <w:t>Mapping文档。第二个</w:t>
+      </w:r>
+      <w:r>
         <w:lastRenderedPageBreak/>
-        <w:t>营销。</w:t>
-      </w:r>
-    </w:p>
-    <w:p/>
-    <w:p>
-      <w:r>
-        <w:rPr>
-          <w:rFonts w:hint="eastAsia"/>
-        </w:rPr>
-        <w:t>项目整体流程是这样的：第一阶段是需求调研与规划，我们对接了市场部、续期部、理赔部、客服部，逐一确认客户价值分、续保意向评分、产品偏好、理赔风险、流失预警等标签的计算口径与更新频率，输出了需求规格说明书，同时完成了</w:t>
-      </w:r>
-      <w:r>
-        <w:t>MaxCompute数仓分层设计和ODS到ADS各层表结构设计，统一了以客户ID为核心的打通规则。第二阶段是数据接入与ETL开发，我使用DataX从承保、理赔、续期、客服工单、官网埋点5套系统抽取数据到MaxCompute ODS层，在DWD层完成清洗脱敏和客户全景宽表构建，在DWS层完成RFM价值</w:t>
-      </w:r>
-      <w:r>
-        <w:rPr>
-          <w:rFonts w:hint="eastAsia"/>
-        </w:rPr>
-        <w:t>分层、续保意向、产品偏好、理赔风险、流失预警等标签计算，最后在</w:t>
-      </w:r>
-      <w:r>
-        <w:t>ADS层输出客户标签宽表和分群推荐表，并用Quick BI开发了画像看板、分群地图、流失预警图等10余张报表。第三阶段是调度配置与测试上线，我利用DataWorks配置全链路ETL任务调度，保障每日T+1数据刷新，最后独立完成自测并协助SIT集成测试。</w:t>
-      </w:r>
-    </w:p>
-    <w:p/>
-    <w:p>
-      <w:r>
-        <w:rPr>
-          <w:rFonts w:hint="eastAsia"/>
-        </w:rPr>
-        <w:t>项目难点这块，主要有两个。第一个难点是标签口径统一复杂，市场、续期、理赔等部门对客户标签的定义和划分标准不一致，跨部门对齐成本高，我们采用自上而下定框架、自下而上按数据可算性填充的方法，形成可配置的标签模型。第二个难点是数据质量保障难度高，源端存在客户信息缺失、历史数据不一致、日志无效流量等问题，影响画像准确性，我在</w:t>
-      </w:r>
-      <w:r>
-        <w:t>DWD层设计了校验脱敏、去重过滤等清洗逻辑，并建立了标签覆盖率、ID打通率等质量稽核规则，确保标签准确率不低于95%</w:t>
-      </w:r>
-      <w:r>
-        <w:t>。</w:t>
-      </w:r>
-    </w:p>
-    <w:p>
-      <w:pPr>
-        <w:pStyle w:val="2"/>
-      </w:pPr>
-      <w:r>
-        <w:rPr>
-          <w:rFonts w:hint="eastAsia"/>
-        </w:rPr>
-        <w:t>第三个项目</w:t>
-      </w:r>
-    </w:p>
-    <w:p>
-      <w:r>
-        <w:rPr>
-          <w:rFonts w:hint="eastAsia"/>
-        </w:rPr>
-        <w:t>项目整体流程是这样的：第一阶段是需求调研与指标口径对齐，我们对接了信贷管理部、风险管理部、人力资源部等部门，逐一确认累计贷款发放额、不良贷款率、逾期率、拨备覆盖率等核心考核指标的计算口径与统计维度，输出了需求规格说明书和</w:t>
-      </w:r>
-      <w:r>
-        <w:t>ODS到ADS四层Mapping文档，同时统一了联社编码、贷款五级分类、客户经理工号等主数据标准。第二阶段是数据接入与ETL开发，我使用Sqoop将源端OceanBase中的核心业务与信贷管理系统数据全量及增量抽取至Hadoop HDFS，并加载到Hive ODS层，同时抽取MySQL辅助数</w:t>
-      </w:r>
-      <w:r>
-        <w:rPr>
-          <w:rFonts w:hint="eastAsia"/>
-        </w:rPr>
-        <w:t>据，在</w:t>
-      </w:r>
-      <w:r>
-        <w:t>DWD层构建覆盖放款、还款、分类、担保的贷款全生命周期明细宽表，在DWS层完成累计放款额、贷款余额、不良率、逾期率、拨备覆盖率及客户经理绩效分等指标汇总，最后在ADS层输出业绩考核表与资产质量监控表，并用FineReport连接Hive开发了信贷投放进度、不良率趋势、联社资产质量排名、监管报送指标等看板，SQL脚本与报表模板通过SVN管理。第三阶段是调度配置与测试上线，我利用Airflow编排全链路DAG工作流，实现每日自动调度与告警，并编写Shell脚本配合Hive SQL进行贷款总额一致性与不良率</w:t>
-      </w:r>
-      <w:r>
-        <w:rPr>
-          <w:rFonts w:hint="eastAsia"/>
-        </w:rPr>
-        <w:t>口径合规性稽核，每日跑批后输出质量报告，最后独立完成自测并协助</w:t>
-      </w:r>
-      <w:r>
-        <w:t>SIT集成测试。</w:t>
-      </w:r>
-    </w:p>
-    <w:p/>
-    <w:p>
-      <w:r>
-        <w:rPr>
-          <w:rFonts w:hint="eastAsia"/>
-        </w:rPr>
-        <w:t>项目难点这块，主要有两个。第一个难点是信贷指标口径统一复杂，信贷、风控、人力等部门对不良率、逾期率等指标的理解存在差异，比如不良贷款是否纳入展期或借新还旧情形，五级分类标准是否参照最新监管要求等，跨部门对齐成本高。我们的应对策略是采用自上而下定框架、自下而上逐项确认的方法，最终输出各部门签字确认的</w:t>
-      </w:r>
-      <w:r>
-        <w:t>Mapping文档。第二个难点是数据质量保障难度高，源端OceanBase和MySQL系统中存在贷款状态更新滞后、五级分类缺失、历史数据迁移不完整等问题，直接影响不良率和拨备覆盖率的准确性。我的应对策略是在DWD层</w:t>
+        <w:t>难点是数据质量保障难度高，源端OceanBase和MySQL系统中存在贷款状态更新滞后、五级分类缺失、历史数据迁移不完整等问题，直接影响不良率和拨备覆盖率的准确性。我的应对策略是在DWD层</w:t>
       </w:r>
       <w:r>
         <w:rPr>
@@ -4369,6 +4363,7 @@
         <w:rPr>
           <w:rFonts w:hint="eastAsia"/>
         </w:rPr>
+        <w:lastRenderedPageBreak/>
         <w:t>小组有8</w:t>
       </w:r>
       <w:r>
@@ -4440,14 +4435,7 @@
         <w:rPr>
           <w:rFonts w:hint="eastAsia"/>
         </w:rPr>
-        <w:t xml:space="preserve"> 一个经理和经理助理 助理负责分发工作到各个小组 公司主营业务一般在金融领域 主要是本省的 保险、银</w:t>
-      </w:r>
-      <w:r>
-        <w:rPr>
-          <w:rFonts w:hint="eastAsia"/>
-        </w:rPr>
-        <w:lastRenderedPageBreak/>
-        <w:t>行、制造业也有一部分。</w:t>
+        <w:t xml:space="preserve"> 一个经理和经理助理 助理负责分发工作到各个小组 公司主营业务一般在金融领域 主要是本省的 保险、银行、制造业也有一部分。</w:t>
       </w:r>
       <w:r>
         <w:rPr>
@@ -4655,7 +4643,11 @@
         <w:t>维度表</w:t>
       </w:r>
       <w:r>
-        <w:t>，用于描述事实数据的人员属性。判断依据是：该表主要提供“谁”的属性信息，被多张事实表关联使用。</w:t>
+        <w:t>，用于描述事实数据的人员属性。判断依据是：该表主要提供“谁”的属性信息，被多张</w:t>
+      </w:r>
+      <w:r>
+        <w:lastRenderedPageBreak/>
+        <w:t>事实表关联使用。</w:t>
       </w:r>
     </w:p>
     <w:p>
@@ -4663,7 +4655,6 @@
         <w:pStyle w:val="2"/>
       </w:pPr>
       <w:r>
-        <w:lastRenderedPageBreak/>
         <w:t>二、维度表</w:t>
       </w:r>
     </w:p>
@@ -5192,7 +5183,6 @@
         <w:rPr>
           <w:rFonts w:hint="eastAsia"/>
         </w:rPr>
-        <w:lastRenderedPageBreak/>
         <w:t>五、老师小结</w:t>
       </w:r>
     </w:p>
@@ -5395,6 +5385,7 @@
     </w:p>
     <w:p>
       <w:r>
+        <w:lastRenderedPageBreak/>
         <w:t>set hive.optimize.skewjoin = true;</w:t>
       </w:r>
     </w:p>
@@ -5425,11 +5416,7 @@
         <w:t>shuffle</w:t>
       </w:r>
       <w:r>
-        <w:t>的占用（“在Map端完成Join，不</w:t>
-      </w:r>
-      <w:r>
-        <w:lastRenderedPageBreak/>
-        <w:t>走Reduce” ）</w:t>
+        <w:t>的占用（“在Map端完成Join，不走Reduce” ）</w:t>
       </w:r>
       <w:r>
         <w:rPr>
@@ -5667,6 +5654,7 @@
     </w:p>
     <w:p>
       <w:r>
+        <w:lastRenderedPageBreak/>
         <w:t>row number 连续不重复</w:t>
       </w:r>
       <w:r>
@@ -5893,6 +5881,7 @@
     </w:p>
     <w:p>
       <w:r>
+        <w:lastRenderedPageBreak/>
         <w:t>3 位置 公共维度表</w:t>
       </w:r>
     </w:p>
@@ -6433,47 +6422,131 @@
       </w:r>
     </w:p>
     <w:p>
-      <w:r>
-        <w:rPr>
-          <w:rFonts w:hint="eastAsia"/>
+      <w:pPr>
+        <w:rPr>
+          <w:rFonts w:hint="eastAsia"/>
+        </w:rPr>
+      </w:pPr>
+      <w:r>
+        <w:rPr>
+          <w:rFonts w:hint="eastAsia"/>
+          <w:b/>
         </w:rPr>
         <w:t>选择业务过程</w:t>
       </w:r>
       <w:r>
-        <w:t xml:space="preserve"> 选择什么业务比如退款表作为业务过程 用户申请退款 商家审核 系统退款成功 这个过程作为业务过程</w:t>
-      </w:r>
-    </w:p>
-    <w:p>
-      <w:r>
-        <w:rPr>
-          <w:rFonts w:hint="eastAsia"/>
+        <w:rPr>
+          <w:rFonts w:hint="eastAsia"/>
+        </w:rPr>
+        <w:t xml:space="preserve"> </w:t>
+      </w:r>
+      <w:r>
+        <w:t>可以选择</w:t>
+      </w:r>
+      <w:r>
+        <w:rPr>
+          <w:b/>
+          <w:bCs/>
+        </w:rPr>
+        <w:t>承保业务</w:t>
+      </w:r>
+      <w:r>
+        <w:t>作为业务过程，即客户投保、保单承保成功的整个过程；也可以选择</w:t>
+      </w:r>
+      <w:r>
+        <w:rPr>
+          <w:b/>
+          <w:bCs/>
+        </w:rPr>
+        <w:t>客户拜访</w:t>
+      </w:r>
+      <w:r>
+        <w:t>、</w:t>
+      </w:r>
+      <w:r>
+        <w:rPr>
+          <w:b/>
+          <w:bCs/>
+        </w:rPr>
+        <w:t>佣金结算</w:t>
+      </w:r>
+      <w:r>
+        <w:t>等业务过程，根据业务需求分别建立对应的事实表。</w:t>
+      </w:r>
+    </w:p>
+    <w:p>
+      <w:pPr>
+        <w:rPr>
+          <w:rFonts w:hint="eastAsia"/>
+        </w:rPr>
+      </w:pPr>
+      <w:r>
+        <w:rPr>
+          <w:rFonts w:hint="eastAsia"/>
+          <w:b/>
         </w:rPr>
         <w:t>声明颗粒度</w:t>
       </w:r>
       <w:r>
-        <w:t xml:space="preserve"> 以某个字段为最细字段 比如一个人一次性买了两件商品 可以退部分也可以退全部 所以可以将每件商品项的退款作为最细颗粒</w:t>
-      </w:r>
-    </w:p>
-    <w:p>
-      <w:r>
-        <w:rPr>
-          <w:rFonts w:hint="eastAsia"/>
+        <w:t xml:space="preserve"> </w:t>
+      </w:r>
+      <w:r>
+        <w:t>例如保单事实表，可以定义为</w:t>
+      </w:r>
+      <w:r>
+        <w:rPr>
+          <w:b/>
+          <w:bCs/>
+        </w:rPr>
+        <w:t>一张保单一条记录</w:t>
+      </w:r>
+      <w:r>
+        <w:t>作为最细粒度；如果一个客户同时购买了车险和意外险两种产品，则会生成两张不同的保单，因此事实表中会保存两条数据，每条数据对应一张保单。</w:t>
+      </w:r>
+    </w:p>
+    <w:p>
+      <w:r>
+        <w:rPr>
+          <w:rFonts w:hint="eastAsia"/>
+          <w:b/>
         </w:rPr>
         <w:t>确认维度</w:t>
       </w:r>
       <w:r>
-        <w:t xml:space="preserve"> 比如确定具体退款时间、退款审核人、退款方式、退款原因等维度</w:t>
-      </w:r>
-    </w:p>
-    <w:p>
-      <w:r>
-        <w:rPr>
-          <w:rFonts w:hint="eastAsia"/>
+        <w:t xml:space="preserve"> 比如确定具体</w:t>
+      </w:r>
+      <w:r>
+        <w:rPr>
+          <w:rFonts w:hint="eastAsia"/>
+        </w:rPr>
+        <w:t>时间、团队、个人、客户</w:t>
+      </w:r>
+      <w:r>
+        <w:t>等维度</w:t>
+      </w:r>
+    </w:p>
+    <w:p>
+      <w:r>
+        <w:rPr>
+          <w:rFonts w:hint="eastAsia"/>
+          <w:b/>
         </w:rPr>
         <w:t>确认事实</w:t>
       </w:r>
       <w:r>
-        <w:t xml:space="preserve"> 确认事实就是哪些字段可以聚合的字段 比如退款总金额 退款总商品数等</w:t>
+        <w:t xml:space="preserve"> 确认事实就是哪些字段可以聚合的字段 </w:t>
+      </w:r>
+      <w:r>
+        <w:t>比如</w:t>
+      </w:r>
+      <w:r>
+        <w:rPr>
+          <w:rFonts w:hint="eastAsia"/>
+        </w:rPr>
+        <w:t>保单金额、佣金金额、拜访数</w:t>
+      </w:r>
+      <w:r>
+        <w:t>等</w:t>
       </w:r>
     </w:p>
     <w:p/>
@@ -6500,6 +6573,7 @@
       <w:r>
         <w:rPr>
           <w:rFonts w:hint="eastAsia"/>
+          <w:b/>
         </w:rPr>
         <w:t>确定维度</w:t>
       </w:r>
@@ -6511,6 +6585,7 @@
       <w:r>
         <w:rPr>
           <w:rFonts w:hint="eastAsia"/>
+          <w:b/>
         </w:rPr>
         <w:t>确定主维表和相关维表的关系</w:t>
       </w:r>
@@ -6527,18 +6602,16 @@
       <w:r>
         <w:rPr>
           <w:rFonts w:hint="eastAsia"/>
-        </w:rPr>
-        <w:t>确定维度属性：</w:t>
-      </w:r>
-      <w:r>
-        <w:t xml:space="preserve"> 尽可能丰富地添加用于过滤、分组和报表展示的属性字段。如果属性会随</w:t>
-      </w:r>
-      <w:r>
+          <w:b/>
+        </w:rPr>
         <w:lastRenderedPageBreak/>
-        <w:t>时间发生变化，就引入拉链表机制（SCD）来处理历史状态。</w:t>
+        <w:t>确定维度属性</w:t>
       </w:r>
       <w:bookmarkStart w:id="2" w:name="_GoBack"/>
       <w:bookmarkEnd w:id="2"/>
+      <w:r>
+        <w:t xml:space="preserve"> 尽可能丰富地添加用于过滤、分组和报表展示的属性字段。如果属性会随时间发生变化，就引入拉链表机制（SCD）来处理历史状态。</w:t>
+      </w:r>
     </w:p>
     <w:p>
       <w:pPr>
@@ -6859,7 +6932,14 @@
         <w:rPr>
           <w:rFonts w:hint="eastAsia"/>
         </w:rPr>
-        <w:t>在过滤条件中根据rowid快速定位，</w:t>
+        <w:t>在过滤条件中根据rowid</w:t>
+      </w:r>
+      <w:r>
+        <w:rPr>
+          <w:rFonts w:hint="eastAsia"/>
+        </w:rPr>
+        <w:lastRenderedPageBreak/>
+        <w:t>快速定位，</w:t>
       </w:r>
       <w:r>
         <w:rPr>
@@ -6917,16 +6997,7 @@
           <w:color w:val="0F1115"/>
           <w:shd w:val="clear" w:color="auto" w:fill="FFFFFF"/>
         </w:rPr>
-        <w:t>避免因查询写法不当</w:t>
-      </w:r>
-      <w:r>
-        <w:rPr>
-          <w:rFonts w:ascii="Segoe UI" w:hAnsi="Segoe UI" w:cs="Segoe UI"/>
-          <w:color w:val="0F1115"/>
-          <w:shd w:val="clear" w:color="auto" w:fill="FFFFFF"/>
-        </w:rPr>
-        <w:lastRenderedPageBreak/>
-        <w:t>导致索引失效。在数仓项目中，我们通常用</w:t>
+        <w:t>避免因查询写法不当导致索引失效。在数仓项目中，我们通常用</w:t>
       </w:r>
       <w:r>
         <w:rPr>
@@ -6990,6 +7061,9 @@
         </w:rPr>
       </w:pPr>
       <w:r>
+        <w:rPr>
+          <w:highlight w:val="yellow"/>
+        </w:rPr>
         <w:t>1. 最左前缀原则失效</w:t>
       </w:r>
     </w:p>
@@ -7013,6 +7087,9 @@
         </w:rPr>
       </w:pPr>
       <w:r>
+        <w:rPr>
+          <w:highlight w:val="yellow"/>
+        </w:rPr>
         <w:t>2. 隐式类型转换失效</w:t>
       </w:r>
     </w:p>
@@ -7039,6 +7116,9 @@
         </w:rPr>
       </w:pPr>
       <w:r>
+        <w:rPr>
+          <w:highlight w:val="yellow"/>
+        </w:rPr>
         <w:t>3. 索引列上使用函数或表达式计算失效</w:t>
       </w:r>
     </w:p>
@@ -7065,6 +7145,9 @@
         </w:rPr>
       </w:pPr>
       <w:r>
+        <w:rPr>
+          <w:highlight w:val="yellow"/>
+        </w:rPr>
         <w:t>4. LIKE 模糊查询以通配符（%）开头失效</w:t>
       </w:r>
     </w:p>
@@ -7085,10 +7168,16 @@
         </w:rPr>
       </w:pPr>
       <w:r>
+        <w:rPr>
+          <w:highlight w:val="yellow"/>
+        </w:rPr>
         <w:t>5</w:t>
       </w:r>
       <w:r>
-        <w:t xml:space="preserve"> 优化器判定全表扫描优于索引失效</w:t>
+        <w:rPr>
+          <w:highlight w:val="yellow"/>
+        </w:rPr>
+        <w:t xml:space="preserve"> 判定全表扫描优于索引失效</w:t>
       </w:r>
     </w:p>
     <w:p>
@@ -7229,7 +7318,6 @@
         <w:rPr>
           <w:rFonts w:hint="eastAsia"/>
         </w:rPr>
-        <w:lastRenderedPageBreak/>
         <w:t>存储</w:t>
       </w:r>
       <w:r>
@@ -7426,22 +7514,6 @@
         <w:rPr>
           <w:rFonts w:hint="eastAsia"/>
         </w:rPr>
-        <w:t>分区键不存在真实数据文件中</w:t>
-      </w:r>
-      <w:r>
-        <w:t xml:space="preserve"> 但是可以在hive查询到 可以作为一个真实字段 称为伪列</w:t>
-      </w:r>
-    </w:p>
-    <w:p>
-      <w:pPr>
-        <w:rPr>
-          <w:rFonts w:hint="eastAsia"/>
-        </w:rPr>
-      </w:pPr>
-      <w:r>
-        <w:rPr>
-          <w:rFonts w:hint="eastAsia"/>
-        </w:rPr>
         <w:t>分区扫描</w:t>
       </w:r>
       <w:r>
@@ -7449,6 +7521,22 @@
       </w:r>
     </w:p>
     <w:p>
+      <w:pPr>
+        <w:rPr>
+          <w:rFonts w:hint="eastAsia"/>
+        </w:rPr>
+      </w:pPr>
+      <w:r>
+        <w:rPr>
+          <w:rFonts w:hint="eastAsia"/>
+        </w:rPr>
+        <w:t>分区就是分目录加快查询速率</w:t>
+      </w:r>
+      <w:r>
+        <w:t xml:space="preserve"> 分桶就是分文件提高表关联速度</w:t>
+      </w:r>
+    </w:p>
+    <w:p>
       <w:r>
         <w:rPr>
           <w:rFonts w:hint="eastAsia"/>
@@ -7473,15 +7561,6 @@
           <w:rFonts w:hint="eastAsia"/>
         </w:rPr>
       </w:pPr>
-      <w:r>
-        <w:rPr>
-          <w:rFonts w:hint="eastAsia"/>
-        </w:rPr>
-        <w:t>分区就是分目录加快查询速率</w:t>
-      </w:r>
-      <w:r>
-        <w:t xml:space="preserve"> 分桶就是分文件提高表关联速度</w:t>
-      </w:r>
     </w:p>
     <w:p>
       <w:pPr>
@@ -7504,12 +7583,12 @@
     </w:p>
     <w:p>
       <w:r>
+        <w:lastRenderedPageBreak/>
         <w:t>fllow zip压缩包</w:t>
       </w:r>
     </w:p>
     <w:p>
       <w:r>
-        <w:lastRenderedPageBreak/>
         <w:t>job job脚本</w:t>
       </w:r>
     </w:p>

--- a/毛智明-小作文.docx
+++ b/毛智明-小作文.docx
@@ -97,7 +97,22 @@
         <w:t>我有</w:t>
       </w:r>
       <w:r>
-        <w:t>3年左右的数据仓库开发经验。嗯……主要做的是Hadoop生态和阿里云大数据平台这块。</w:t>
+        <w:t>3</w:t>
+      </w:r>
+      <w:r>
+        <w:t>年左右的数据仓库开发经验</w:t>
+      </w:r>
+      <w:r>
+        <w:rPr>
+          <w:rFonts w:hint="eastAsia"/>
+        </w:rPr>
+        <w:t>，主要是在离线数仓、hive生态这块</w:t>
+      </w:r>
+      <w:r>
+        <w:rPr>
+          <w:rFonts w:hint="eastAsia"/>
+        </w:rPr>
+        <w:t>。</w:t>
       </w:r>
     </w:p>
     <w:p>
@@ -110,70 +125,20 @@
         <w:rPr>
           <w:highlight w:val="yellow"/>
         </w:rPr>
-        <w:t>我主要做离线数仓开发，参与过从数据接入到报表展示的全流程。熟悉 Sqoop、DataX 数据同步，Hive、MaxCompute 数仓建模和 ETL 开发，日常主要使用 Hive SQL，也会写 Shell 脚本，调度工具用过 DolphinScheduler、Azkaban、DataWorks，报表使用 FineReport 和 Quick BI。</w:t>
-      </w:r>
-    </w:p>
-    <w:p/>
-    <w:p>
-      <w:r>
-        <w:rPr>
-          <w:rFonts w:hint="eastAsia"/>
-        </w:rPr>
-        <w:t>最近这几年主要还是做保险行业</w:t>
-      </w:r>
-      <w:r>
-        <w:rPr>
-          <w:rFonts w:hint="eastAsia"/>
-        </w:rPr>
-        <w:t>，也接触过一些银行业务。像华安财险收展人员经营考核项目，还有都邦</w:t>
-      </w:r>
-      <w:r>
-        <w:rPr>
-          <w:rFonts w:hint="eastAsia"/>
-        </w:rPr>
-        <w:t>财险客户画像和精准营销项目，我都参与过</w:t>
-      </w:r>
-      <w:r>
-        <w:rPr>
-          <w:rFonts w:hint="eastAsia"/>
-        </w:rPr>
-        <w:t>。</w:t>
-      </w:r>
-    </w:p>
-    <w:p/>
-    <w:p>
-      <w:r>
-        <w:rPr>
-          <w:rFonts w:hint="eastAsia"/>
+        <w:t>项目方面，我前后参与过两个比较完整的保险数仓项目，主要围绕保险经营分析和客户画像方向。比如华安财险收展人员经营考核数仓项目，主要支撑代理人业绩考核、团队经营分析；还有都帮财险客户画像与精准营销数仓项目，主要用于客户标签加工和营销分析。这些项目中，我主要负责从数据同步、ODS贴源、DWD清洗、DWS主题建模，到ADS指标加工、调度配置和报表展示的全流程开发。技术栈方面主要涉及H</w:t>
+      </w:r>
+      <w:r>
+        <w:rPr>
           <w:highlight w:val="yellow"/>
         </w:rPr>
-        <w:t>在这些项目里面，我主要负责数据抽取、清洗、分层建模、指标开发，还有调度配置和报表展示，基本算是从开发到上线全程参与。技术栈也覆盖了</w:t>
+        <w:tab/>
       </w:r>
       <w:r>
         <w:rPr>
           <w:highlight w:val="yellow"/>
         </w:rPr>
-        <w:t>Oracle、Hive、Spark、MaxCompute这些。</w:t>
-      </w:r>
-    </w:p>
-    <w:p/>
-    <w:p>
-      <w:r>
-        <w:rPr>
-          <w:rFonts w:hint="eastAsia"/>
-        </w:rPr>
-        <w:t>我觉得这几年的收获，更多还是对整个离线数仓开发流程有了比较完整的理解。接到需求以后，我一般会先分析业务，再去设计模型和开发，而不是直接写</w:t>
-      </w:r>
-      <w:r>
-        <w:t>SQL。我也希望后面能继续往大数据和数据仓库方向深入发展，不断提升自己的能力。</w:t>
-      </w:r>
-    </w:p>
-    <w:p>
-      <w:pPr>
-        <w:rPr>
-          <w:rFonts w:hint="eastAsia"/>
-        </w:rPr>
-      </w:pPr>
+        <w:t>adoop、Hive、MaxCompute、DataX、DataWorks、DolphinScheduler、FineReport等，基本完整参与了离线数仓从数据接入到业务应用的整个链路。</w:t>
+      </w:r>
     </w:p>
     <w:p>
       <w:pPr>
@@ -383,6 +348,7 @@
     <w:p>
       <w:pPr>
         <w:rPr>
+          <w:rFonts w:hint="eastAsia"/>
           <w:b/>
         </w:rPr>
       </w:pPr>
@@ -444,69 +410,19 @@
       </w:r>
     </w:p>
     <w:p>
-      <w:r>
-        <w:rPr>
-          <w:rFonts w:hint="eastAsia"/>
-        </w:rPr>
-        <w:t>额为什么这样呢？</w:t>
-      </w:r>
-      <w:r>
-        <w:rPr>
-          <w:rFonts w:hint="eastAsia"/>
-        </w:rPr>
-        <w:t>这样选型主要有两个原因：一是华安是金融企业，数据安全合规要求高，核心数据不出本地机房；二是保险考核数据的时效需求是</w:t>
-      </w:r>
-      <w:r>
-        <w:t>T+1就足够了，不需要实时流处</w:t>
-      </w:r>
-      <w:r>
-        <w:lastRenderedPageBreak/>
-        <w:t>理，离线批量完全可以满足每天早上8点前出数的要求。</w:t>
-      </w:r>
-    </w:p>
-    <w:p>
-      <w:r>
-        <w:rPr>
-          <w:rFonts w:hint="eastAsia"/>
-        </w:rPr>
-        <w:t>整体分层是标准的四层：</w:t>
-      </w:r>
-      <w:r>
-        <w:t>ODS贴源层、DWD明细宽表层、DWS汇总层、ADS应用层。ETL用Hive SQL来写，调度</w:t>
-      </w:r>
-      <w:r>
-        <w:rPr>
-          <w:rFonts w:ascii="MiSans" w:eastAsia="MiSans" w:hAnsi="MiSans" w:cs="MiSans"/>
-          <w:b/>
-        </w:rPr>
-        <w:t>DolphinScheduler</w:t>
-      </w:r>
-      <w:r>
-        <w:t>，每天早上凌晨2点开始跑，6点前跑完，8点前FineReport报表刷新完成。</w:t>
-      </w:r>
-    </w:p>
-    <w:p>
-      <w:pPr>
-        <w:rPr>
+      <w:pPr>
+        <w:rPr>
+          <w:rFonts w:hint="eastAsia"/>
           <w:b/>
           <w:sz w:val="24"/>
         </w:rPr>
       </w:pPr>
-    </w:p>
-    <w:p>
-      <w:pPr>
+      <w:r>
         <w:rPr>
           <w:rFonts w:hint="eastAsia"/>
           <w:b/>
           <w:sz w:val="24"/>
         </w:rPr>
-      </w:pPr>
-      <w:r>
-        <w:rPr>
-          <w:rFonts w:hint="eastAsia"/>
-          <w:b/>
-          <w:sz w:val="24"/>
-        </w:rPr>
         <w:t xml:space="preserve">项目上线时间：两周更新 日常维护调度 </w:t>
       </w:r>
     </w:p>
@@ -577,7 +493,11 @@
         <w:t>参与</w:t>
       </w:r>
       <w:r>
-        <w:t>ODS到ADS的四层Mapping文档，明确每张表的字段映射、关联逻辑、取样规则，并重点定义达星（月度FYC达标）、达Q（保护期内累计件数与FYC达标）的取数口径与判定规则，确保开发前与业务方完全对齐。</w:t>
+        <w:t>ODS到ADS的四层Mapping文档，明</w:t>
+      </w:r>
+      <w:r>
+        <w:lastRenderedPageBreak/>
+        <w:t>确每张表的字段映射、关联逻辑、取样规则，并重点定义达星（月度FYC达标）、达Q（保护期内累计件数与FYC达标）的取数口径与判定规则，确保开发前与业务方完全对齐。</w:t>
       </w:r>
     </w:p>
     <w:p/>
@@ -650,7 +570,6 @@
         <w:rPr>
           <w:rFonts w:hint="eastAsia"/>
         </w:rPr>
-        <w:lastRenderedPageBreak/>
         <w:t>数据来源</w:t>
       </w:r>
       <w:r>
@@ -737,6 +656,7 @@
         <w:rPr>
           <w:noProof/>
         </w:rPr>
+        <w:lastRenderedPageBreak/>
         <w:drawing>
           <wp:inline distT="0" distB="0" distL="0" distR="0" wp14:anchorId="6B08CA3A" wp14:editId="2C43B94C">
             <wp:extent cx="5274310" cy="2612390"/>
@@ -839,7 +759,6 @@
         <w:pStyle w:val="4"/>
       </w:pPr>
       <w:r>
-        <w:lastRenderedPageBreak/>
         <w:t>考核主题</w:t>
       </w:r>
     </w:p>
@@ -900,7 +819,13 @@
     </w:p>
     <w:p>
       <w:r>
-        <w:t>输出：</w:t>
+        <w:rPr>
+          <w:b/>
+        </w:rPr>
+        <w:t>输出</w:t>
+      </w:r>
+      <w:r>
+        <w:t>：</w:t>
       </w:r>
     </w:p>
     <w:p>
@@ -1055,6 +980,7 @@
         </w:numPr>
       </w:pPr>
       <w:r>
+        <w:lastRenderedPageBreak/>
         <w:t xml:space="preserve">达星情况 </w:t>
       </w:r>
     </w:p>
@@ -1075,7 +1001,13 @@
         <w:pStyle w:val="pdq2pgselectionanchorcontainer"/>
       </w:pPr>
       <w:r>
-        <w:t>常见指标：</w:t>
+        <w:rPr>
+          <w:b/>
+        </w:rPr>
+        <w:t>常见指标</w:t>
+      </w:r>
+      <w:r>
+        <w:t>：</w:t>
       </w:r>
     </w:p>
     <w:p>
@@ -1238,8 +1170,13 @@
         <w:pStyle w:val="pdq2pgselectionanchorcontainer"/>
       </w:pPr>
       <w:r>
-        <w:lastRenderedPageBreak/>
-        <w:t>常见指标：</w:t>
+        <w:rPr>
+          <w:b/>
+        </w:rPr>
+        <w:t>常见指标</w:t>
+      </w:r>
+      <w:r>
+        <w:t>：</w:t>
       </w:r>
     </w:p>
     <w:p>
@@ -1372,7 +1309,13 @@
     </w:p>
     <w:p>
       <w:r>
-        <w:t>常见指标：</w:t>
+        <w:rPr>
+          <w:b/>
+        </w:rPr>
+        <w:t>常见指标</w:t>
+      </w:r>
+      <w:r>
+        <w:t>：</w:t>
       </w:r>
     </w:p>
     <w:p>
@@ -1424,6 +1367,7 @@
         <w:pStyle w:val="4"/>
       </w:pPr>
       <w:r>
+        <w:lastRenderedPageBreak/>
         <w:t>团队主题</w:t>
       </w:r>
     </w:p>
@@ -1484,7 +1428,13 @@
     </w:p>
     <w:p>
       <w:r>
-        <w:t>统计：</w:t>
+        <w:rPr>
+          <w:b/>
+        </w:rPr>
+        <w:t>统计</w:t>
+      </w:r>
+      <w:r>
+        <w:t>：</w:t>
       </w:r>
     </w:p>
     <w:p>
@@ -1595,7 +1545,6 @@
           <w:b/>
           <w:sz w:val="22"/>
         </w:rPr>
-        <w:lastRenderedPageBreak/>
         <w:t>来源系统</w:t>
       </w:r>
       <w:r>
@@ -2000,6 +1949,7 @@
         <w:pStyle w:val="5"/>
       </w:pPr>
       <w:r>
+        <w:lastRenderedPageBreak/>
         <w:t>连续登录问题</w:t>
       </w:r>
       <w:r>
@@ -2262,7 +2212,6 @@
         <w:rPr>
           <w:rFonts w:hint="eastAsia"/>
         </w:rPr>
-        <w:lastRenderedPageBreak/>
         <w:t xml:space="preserve">从收展人员信息表中筛选出月份小于等于六个月的收展员信息 </w:t>
       </w:r>
       <w:r>
@@ -2290,7 +2239,15 @@
         <w:rPr>
           <w:rFonts w:hint="eastAsia"/>
         </w:rPr>
-        <w:t>在核心系统保费表当中收集每个业务员当月总fyc和合计保单数</w:t>
+        <w:t>在核心系统保费表当中收集每个业务员</w:t>
+      </w:r>
+      <w:bookmarkStart w:id="0" w:name="_GoBack"/>
+      <w:bookmarkEnd w:id="0"/>
+      <w:r>
+        <w:rPr>
+          <w:rFonts w:hint="eastAsia"/>
+        </w:rPr>
+        <w:t>总fyc和合计保单数</w:t>
       </w:r>
       <w:r>
         <w:t xml:space="preserve"> </w:t>
@@ -2485,8 +2442,8 @@
           <w:sz w:val="22"/>
         </w:rPr>
       </w:pPr>
-      <w:bookmarkStart w:id="0" w:name="OLE_LINK1"/>
-      <w:bookmarkStart w:id="1" w:name="OLE_LINK2"/>
+      <w:bookmarkStart w:id="1" w:name="OLE_LINK1"/>
+      <w:bookmarkStart w:id="2" w:name="OLE_LINK2"/>
       <w:r>
         <w:rPr>
           <w:rFonts w:hint="eastAsia"/>
@@ -2496,8 +2453,8 @@
         <w:t>数据口径</w:t>
       </w:r>
     </w:p>
-    <w:bookmarkEnd w:id="0"/>
     <w:bookmarkEnd w:id="1"/>
+    <w:bookmarkEnd w:id="2"/>
     <w:p>
       <w:pPr>
         <w:numPr>
@@ -2572,6 +2529,7 @@
         <w:rPr>
           <w:rFonts w:hint="eastAsia"/>
         </w:rPr>
+        <w:lastRenderedPageBreak/>
         <w:t>参会转化率</w:t>
       </w:r>
     </w:p>
@@ -2842,7 +2800,6 @@
           <w:szCs w:val="23"/>
           <w:shd w:val="clear" w:color="auto" w:fill="FFFFFF"/>
         </w:rPr>
-        <w:lastRenderedPageBreak/>
         <w:t>计算方式</w:t>
       </w:r>
     </w:p>
@@ -3103,6 +3060,7 @@
         <w:rPr>
           <w:rFonts w:hint="eastAsia"/>
         </w:rPr>
+        <w:lastRenderedPageBreak/>
         <w:t>统计周期：通常为月度或周度，在</w:t>
       </w:r>
       <w:r>
@@ -3273,64 +3231,357 @@
           <w:rFonts w:hint="eastAsia"/>
           <w:highlight w:val="yellow"/>
         </w:rPr>
+        <w:t>日常</w:t>
+      </w:r>
+      <w:r>
+        <w:rPr>
+          <w:rFonts w:hint="eastAsia"/>
+          <w:highlight w:val="yellow"/>
+        </w:rPr>
+        <w:t>工作中遇到</w:t>
+      </w:r>
+      <w:r>
+        <w:rPr>
+          <w:rFonts w:hint="eastAsia"/>
+          <w:highlight w:val="yellow"/>
+        </w:rPr>
+        <w:t>的问题</w:t>
+      </w:r>
+    </w:p>
+    <w:p>
+      <w:pPr>
+        <w:pStyle w:val="4"/>
+        <w:rPr>
+          <w:b w:val="0"/>
+        </w:rPr>
+      </w:pPr>
+      <w:r>
+        <w:rPr>
+          <w:rStyle w:val="40"/>
+          <w:rFonts w:hint="eastAsia"/>
+          <w:b/>
+        </w:rPr>
+        <w:t>项目难点这块</w:t>
+      </w:r>
+    </w:p>
+    <w:p>
+      <w:r>
+        <w:rPr>
+          <w:rFonts w:hint="eastAsia"/>
+        </w:rPr>
+        <w:t>主要有两个。第一个难点是考核指标口径统一复杂，销售管理部、人力资源部、保费部对达星等指标的理解不一致，且新老收展员考核规则差异大，我们采用自上而下定框架、自下而上逐项对齐的方法，最终输出经各部门签字确认的</w:t>
+      </w:r>
+      <w:r>
+        <w:t>Mapping文档并存入SVN管理。第二个难点是数据质量保障难度高，源端存在员工号不一致、GPS缺失、退保标记滞后等问题，CRM与手工台账也常对不上，我在DWD层设计了工号补零对齐、佣金非负校验、GPS空值填充、重复保单去重等清洗逻辑，并建立每日稽核脚本校验FYC总额一致性和关键字段空值率，发</w:t>
+      </w:r>
+      <w:r>
+        <w:rPr>
+          <w:rFonts w:hint="eastAsia"/>
+        </w:rPr>
+        <w:t>现问题自动告警。</w:t>
+      </w:r>
+    </w:p>
+    <w:p>
+      <w:pPr>
+        <w:rPr>
+          <w:rFonts w:hint="eastAsia"/>
+        </w:rPr>
+      </w:pPr>
+    </w:p>
+    <w:p>
+      <w:pPr>
+        <w:pStyle w:val="4"/>
+      </w:pPr>
+      <w:r>
+        <w:rPr>
+          <w:rFonts w:hint="eastAsia"/>
+        </w:rPr>
+        <w:t>重点1)</w:t>
+      </w:r>
+      <w:r>
+        <w:rPr>
+          <w:rFonts w:hint="eastAsia"/>
+        </w:rPr>
+        <w:t>客户重复、保费统计异常</w:t>
+      </w:r>
+    </w:p>
+    <w:p>
+      <w:pPr>
+        <w:rPr>
+          <w:rFonts w:hint="eastAsia"/>
+        </w:rPr>
+      </w:pPr>
+      <w:r>
+        <w:rPr>
+          <w:rFonts w:hint="eastAsia"/>
+        </w:rPr>
+        <w:t>客户重复、保费统计异常（数据标准化问题）</w:t>
+      </w:r>
+    </w:p>
+    <w:p>
+      <w:pPr>
+        <w:rPr>
+          <w:rFonts w:hint="eastAsia"/>
+        </w:rPr>
+      </w:pPr>
+      <w:r>
+        <w:rPr>
+          <w:rFonts w:hint="eastAsia"/>
+        </w:rPr>
+        <w:t>还有一个问题也是在收展人员经营考核项目里面遇到的。</w:t>
+      </w:r>
+    </w:p>
+    <w:p>
+      <w:pPr>
+        <w:rPr>
+          <w:rFonts w:hint="eastAsia"/>
+        </w:rPr>
+      </w:pPr>
+      <w:r>
+        <w:rPr>
+          <w:rFonts w:hint="eastAsia"/>
+        </w:rPr>
+        <w:t>当时我们需要统计收展人员服务客户</w:t>
+      </w:r>
+      <w:r>
+        <w:rPr>
+          <w:rFonts w:hint="eastAsia"/>
+        </w:rPr>
+        <w:t>的</w:t>
+      </w:r>
+      <w:r>
+        <w:rPr>
+          <w:rFonts w:hint="eastAsia"/>
+        </w:rPr>
+        <w:t>数</w:t>
+      </w:r>
+      <w:r>
+        <w:rPr>
+          <w:rFonts w:hint="eastAsia"/>
+        </w:rPr>
+        <w:t>量</w:t>
+      </w:r>
+      <w:r>
+        <w:rPr>
+          <w:rFonts w:hint="eastAsia"/>
+        </w:rPr>
+        <w:t>、累计保费、续保客户这些经营指标。</w:t>
+      </w:r>
+    </w:p>
+    <w:p>
+      <w:pPr>
+        <w:rPr>
+          <w:rFonts w:hint="eastAsia"/>
+        </w:rPr>
+      </w:pPr>
+      <w:r>
+        <w:rPr>
+          <w:rFonts w:hint="eastAsia"/>
+        </w:rPr>
+        <w:t>后来业务验收的时候发现，客户数量和保费金额跟业务部门统计的数据存在差异。</w:t>
+      </w:r>
+    </w:p>
+    <w:p>
+      <w:pPr>
+        <w:rPr>
+          <w:rFonts w:hint="eastAsia"/>
+        </w:rPr>
+      </w:pPr>
+      <w:r>
+        <w:rPr>
+          <w:rFonts w:hint="eastAsia"/>
+        </w:rPr>
+        <w:t>我们先把报表数据和源系统进行对比，最后发现问题主要出现在客户手机号和保费字段上。</w:t>
+      </w:r>
+    </w:p>
+    <w:p>
+      <w:r>
+        <w:rPr>
+          <w:rFonts w:hint="eastAsia"/>
+        </w:rPr>
         <w:lastRenderedPageBreak/>
-        <w:t>日常</w:t>
-      </w:r>
-      <w:r>
-        <w:rPr>
-          <w:rFonts w:hint="eastAsia"/>
-          <w:highlight w:val="yellow"/>
-        </w:rPr>
-        <w:t>工作中遇到</w:t>
-      </w:r>
-      <w:r>
-        <w:rPr>
-          <w:rFonts w:hint="eastAsia"/>
-          <w:highlight w:val="yellow"/>
-        </w:rPr>
-        <w:t>的问题</w:t>
-      </w:r>
-    </w:p>
+        <w:t>不同业务系统保存手机号的格式不一样，有的是</w:t>
+      </w:r>
+      <w:r>
+        <w:t>11位手机号，有的带+86前缀，还有的带横杠，甚至还有NULL、空字符串这些情况，所以同一个客户没有识别成同一个人。</w:t>
+      </w:r>
+    </w:p>
+    <w:p/>
+    <w:p>
+      <w:r>
+        <w:rPr>
+          <w:rFonts w:hint="eastAsia"/>
+        </w:rPr>
+        <w:t>另外保费金额也有问题，有些业务系统存的是</w:t>
+      </w:r>
+      <w:r>
+        <w:t>"元"，有些存的是"分"，导致部分报表金额直接放大了一百倍。</w:t>
+      </w:r>
+    </w:p>
+    <w:p/>
+    <w:p>
+      <w:r>
+        <w:rPr>
+          <w:rFonts w:hint="eastAsia"/>
+        </w:rPr>
+        <w:t>后来我们就在</w:t>
+      </w:r>
+      <w:r>
+        <w:t>DWD层统一做数据标准化处理，手机号统一去掉特殊字符和+86前缀，只保留11位手机号，不符合规则的数据统一标记异常；空字符串和字符串NULL统一转换成真正的NULL。</w:t>
+      </w:r>
+    </w:p>
+    <w:p/>
+    <w:p>
+      <w:r>
+        <w:rPr>
+          <w:rFonts w:hint="eastAsia"/>
+        </w:rPr>
+        <w:t>保费这块，我们和业务确认口径以后，统一把金额转换成</w:t>
+      </w:r>
+      <w:r>
+        <w:t>"元"，并在字段说明中明确金额单位。之后客户数量和保费指标就和业务保持一致了。</w:t>
+      </w:r>
+    </w:p>
+    <w:p/>
     <w:p>
       <w:pPr>
         <w:pStyle w:val="4"/>
-        <w:rPr>
-          <w:b w:val="0"/>
-        </w:rPr>
-      </w:pPr>
-      <w:r>
-        <w:rPr>
-          <w:rStyle w:val="40"/>
-          <w:rFonts w:hint="eastAsia"/>
-          <w:b/>
-        </w:rPr>
-        <w:t>项目难点这块</w:t>
-      </w:r>
-    </w:p>
-    <w:p>
-      <w:r>
-        <w:rPr>
-          <w:rFonts w:hint="eastAsia"/>
-        </w:rPr>
-        <w:t>主要有两个。第一个难点是考核指标口径统一复杂，销售管理部、人力资源部、保费部对达星等指标的理解不一致，且新老收展员考核规则差异大，我们采用自上而下定框架、自下而上逐项对齐的方法，最终输出经各部门签字确认的</w:t>
-      </w:r>
-      <w:r>
-        <w:t>Mapping文档并存入SVN管理。第二个难点是数据质量保障难度高，源端存在员工号不一致、GPS缺失、退保标记滞后等问题，CRM与手工台账也常对不上，我在DWD层设计了工号补零对齐、佣金非负校验、GPS空值填充、重复保单去重等清洗逻辑，并建立每日稽核脚本校验FYC总额一致性和关键字段空值率，发</w:t>
-      </w:r>
-      <w:r>
-        <w:rPr>
-          <w:rFonts w:hint="eastAsia"/>
-        </w:rPr>
-        <w:t>现问题自动告警。</w:t>
-      </w:r>
-    </w:p>
-    <w:p>
-      <w:pPr>
-        <w:rPr>
-          <w:rFonts w:hint="eastAsia"/>
-        </w:rPr>
-      </w:pPr>
-    </w:p>
+      </w:pPr>
+      <w:r>
+        <w:rPr>
+          <w:rFonts w:hint="eastAsia"/>
+        </w:rPr>
+        <w:t>重点2)</w:t>
+      </w:r>
+      <w:r>
+        <w:t>Hive任务执行很慢（数据倾斜）</w:t>
+      </w:r>
+    </w:p>
+    <w:p>
+      <w:pPr>
+        <w:rPr>
+          <w:rFonts w:hint="eastAsia"/>
+        </w:rPr>
+      </w:pPr>
+      <w:r>
+        <w:t>Hive任务执行很慢（数据倾斜）</w:t>
+      </w:r>
+    </w:p>
+    <w:p>
+      <w:pPr>
+        <w:rPr>
+          <w:rFonts w:hint="eastAsia"/>
+        </w:rPr>
+      </w:pPr>
+      <w:r>
+        <w:rPr>
+          <w:rFonts w:hint="eastAsia"/>
+        </w:rPr>
+        <w:t>还有一次是在开发收展人员经营分析宽表的时候。</w:t>
+      </w:r>
+    </w:p>
+    <w:p>
+      <w:pPr>
+        <w:rPr>
+          <w:rFonts w:hint="eastAsia"/>
+        </w:rPr>
+      </w:pPr>
+      <w:r>
+        <w:rPr>
+          <w:rFonts w:hint="eastAsia"/>
+        </w:rPr>
+        <w:t>当时需要把保单事实表和收展人员维度表做关联，正常情况下几十分钟就能跑完，但是有一次任务一直卡在</w:t>
+      </w:r>
+      <w:r>
+        <w:t>99%，两个多小时都没有结束。</w:t>
+      </w:r>
+    </w:p>
+    <w:p>
+      <w:pPr>
+        <w:rPr>
+          <w:rFonts w:hint="eastAsia"/>
+        </w:rPr>
+      </w:pPr>
+      <w:r>
+        <w:rPr>
+          <w:rFonts w:hint="eastAsia"/>
+        </w:rPr>
+        <w:t>一开始我们怀疑是不是集群资源不足，后来查看</w:t>
+      </w:r>
+      <w:r>
+        <w:t>Hive执行日志和任务运行情况，发现其实是数据倾斜导致的。</w:t>
+      </w:r>
+    </w:p>
+    <w:p>
+      <w:pPr>
+        <w:rPr>
+          <w:rFonts w:hint="eastAsia"/>
+        </w:rPr>
+      </w:pPr>
+      <w:r>
+        <w:rPr>
+          <w:rFonts w:hint="eastAsia"/>
+        </w:rPr>
+        <w:t>当时有一个渠道下面的收展人员数据量特别大，占了整个数据量的大部分，所以所有数据都集中到了同一个</w:t>
+      </w:r>
+      <w:r>
+        <w:t>Reduce任务，其他Task很快执行完成，但是这个Task一直处理不完。</w:t>
+      </w:r>
+    </w:p>
+    <w:p>
+      <w:pPr>
+        <w:rPr>
+          <w:rFonts w:hint="eastAsia"/>
+        </w:rPr>
+      </w:pPr>
+      <w:r>
+        <w:rPr>
+          <w:rFonts w:hint="eastAsia"/>
+        </w:rPr>
+        <w:t>后来根据业务情况进行了优化。</w:t>
+      </w:r>
+    </w:p>
+    <w:p>
+      <w:pPr>
+        <w:rPr>
+          <w:rFonts w:hint="eastAsia"/>
+        </w:rPr>
+      </w:pPr>
+      <w:r>
+        <w:rPr>
+          <w:rFonts w:hint="eastAsia"/>
+        </w:rPr>
+        <w:t>如果关联的是收展人员维度这种小表，我们就开启</w:t>
+      </w:r>
+      <w:r>
+        <w:t>MapJoin，让小表直接加载到Map端执行，避免Shuffle过程。</w:t>
+      </w:r>
+    </w:p>
+    <w:p>
+      <w:pPr>
+        <w:rPr>
+          <w:rFonts w:hint="eastAsia"/>
+        </w:rPr>
+      </w:pPr>
+      <w:r>
+        <w:rPr>
+          <w:rFonts w:hint="eastAsia"/>
+        </w:rPr>
+        <w:t>如果确实是大表关联大表，我们会针对热点</w:t>
+      </w:r>
+      <w:r>
+        <w:t>Key做单独处理，或者采用加盐的方式把热点数据打散，最后再进行合并。</w:t>
+      </w:r>
+    </w:p>
+    <w:p>
+      <w:r>
+        <w:rPr>
+          <w:rFonts w:hint="eastAsia"/>
+        </w:rPr>
+        <w:t>优化完成以后，这个任务执行时间从原来的两个小时左右缩短到了十几分钟，后续运行也一直比较稳定。</w:t>
+      </w:r>
+    </w:p>
+    <w:p/>
     <w:p>
       <w:pPr>
         <w:pStyle w:val="4"/>
@@ -3339,113 +3590,44 @@
         <w:rPr>
           <w:rFonts w:hint="eastAsia"/>
         </w:rPr>
-        <w:t>重点1)</w:t>
-      </w:r>
-      <w:r>
-        <w:rPr>
-          <w:rFonts w:hint="eastAsia"/>
-        </w:rPr>
-        <w:t>客户重复、保费统计异常</w:t>
-      </w:r>
-    </w:p>
-    <w:p>
-      <w:pPr>
-        <w:rPr>
-          <w:rFonts w:hint="eastAsia"/>
-        </w:rPr>
-      </w:pPr>
-      <w:r>
-        <w:rPr>
-          <w:rFonts w:hint="eastAsia"/>
-        </w:rPr>
-        <w:t>客户重复、保费统计异常（数据标准化问题）</w:t>
-      </w:r>
-    </w:p>
-    <w:p>
-      <w:pPr>
-        <w:rPr>
-          <w:rFonts w:hint="eastAsia"/>
-        </w:rPr>
-      </w:pPr>
-      <w:r>
-        <w:rPr>
-          <w:rFonts w:hint="eastAsia"/>
-        </w:rPr>
-        <w:t>还有一个问题也是在收展人员经营考核项目里面遇到的。</w:t>
-      </w:r>
-    </w:p>
-    <w:p>
-      <w:pPr>
-        <w:rPr>
-          <w:rFonts w:hint="eastAsia"/>
-        </w:rPr>
-      </w:pPr>
-      <w:r>
-        <w:rPr>
-          <w:rFonts w:hint="eastAsia"/>
-        </w:rPr>
-        <w:t>当时我们需要统计收展人员服务客户</w:t>
-      </w:r>
-      <w:r>
-        <w:rPr>
-          <w:rFonts w:hint="eastAsia"/>
-        </w:rPr>
-        <w:t>的</w:t>
-      </w:r>
-      <w:r>
-        <w:rPr>
-          <w:rFonts w:hint="eastAsia"/>
-        </w:rPr>
-        <w:t>数</w:t>
-      </w:r>
-      <w:r>
-        <w:rPr>
-          <w:rFonts w:hint="eastAsia"/>
-        </w:rPr>
-        <w:t>量</w:t>
-      </w:r>
-      <w:r>
-        <w:rPr>
-          <w:rFonts w:hint="eastAsia"/>
-        </w:rPr>
-        <w:t>、累计保费、续保客户这些经营指标。</w:t>
-      </w:r>
-    </w:p>
-    <w:p>
-      <w:pPr>
-        <w:rPr>
-          <w:rFonts w:hint="eastAsia"/>
-        </w:rPr>
-      </w:pPr>
-      <w:r>
-        <w:rPr>
-          <w:rFonts w:hint="eastAsia"/>
-        </w:rPr>
-        <w:t>后来业务验收的时候发现，客户数量和保费金额跟业务部门统计的数据存在差异。</w:t>
-      </w:r>
-    </w:p>
-    <w:p>
-      <w:pPr>
-        <w:rPr>
-          <w:rFonts w:hint="eastAsia"/>
-        </w:rPr>
-      </w:pPr>
-      <w:r>
-        <w:rPr>
-          <w:rFonts w:hint="eastAsia"/>
-        </w:rPr>
-        <w:t>我们先把报表数据和源系统进行对比，最后发现问题主要出现在客户手机号和保费字段上。</w:t>
-      </w:r>
-    </w:p>
-    <w:p>
-      <w:r>
-        <w:rPr>
-          <w:rFonts w:hint="eastAsia"/>
-        </w:rPr>
-        <w:t>不同业务系统保存手机号的格式不一样，有的是</w:t>
-      </w:r>
-      <w:r>
-        <w:t>11位手机号，有的带+86前缀，还有的带横杠，甚至还有NULL、空字符串这些情况，所以同一个客户没有识别成同一个人。</w:t>
+        <w:t>客户信息关联不上（编码问题）</w:t>
+      </w:r>
+    </w:p>
+    <w:p>
+      <w:pPr>
+        <w:rPr>
+          <w:rFonts w:hint="eastAsia"/>
+        </w:rPr>
+      </w:pPr>
+      <w:r>
+        <w:rPr>
+          <w:rFonts w:hint="eastAsia"/>
+        </w:rPr>
+        <w:t>客户信息关联不上（编码问题）</w:t>
+      </w:r>
+    </w:p>
+    <w:p>
+      <w:pPr>
+        <w:rPr>
+          <w:rFonts w:hint="eastAsia"/>
+        </w:rPr>
+      </w:pPr>
+      <w:r>
+        <w:rPr>
+          <w:rFonts w:hint="eastAsia"/>
+        </w:rPr>
+        <w:t>这个是在华安财险收展人员经营考核项目里面遇到的。</w:t>
+      </w:r>
+    </w:p>
+    <w:p>
+      <w:r>
+        <w:rPr>
+          <w:rFonts w:hint="eastAsia"/>
+        </w:rPr>
+        <w:t>当时我们需要把</w:t>
+      </w:r>
+      <w:r>
+        <w:t>CRM客户系统和承保系统的数据关联起来，生成客户经营分析的数据。其中客户姓名、身份证号这些字段都会作为关联条件。</w:t>
       </w:r>
     </w:p>
     <w:p/>
@@ -3454,10 +3636,10 @@
         <w:rPr>
           <w:rFonts w:hint="eastAsia"/>
         </w:rPr>
-        <w:t>另外保费金额也有问题，有些业务系统存的是</w:t>
-      </w:r>
-      <w:r>
-        <w:t>"元"，有些存的是"分"，导致部分报表金额直接放大了一百倍。</w:t>
+        <w:t>后来开发的时候发现，有一部分客户始终关联不上，一开始我们还以为是</w:t>
+      </w:r>
+      <w:r>
+        <w:t>SQL关联条件写错了，就把关联条件一条一条排查。后来抽取源数据进行对比，发现身份证号能够正常关联，但是客户姓名有部分出现了乱码。</w:t>
       </w:r>
     </w:p>
     <w:p/>
@@ -3466,10 +3648,10 @@
         <w:rPr>
           <w:rFonts w:hint="eastAsia"/>
         </w:rPr>
-        <w:t>后来我们就在</w:t>
-      </w:r>
-      <w:r>
-        <w:t>DWD层统一做数据标准化处理，手机号统一去掉特殊字符和+86前缀，只保留11位手机号，不符合规则的数据统一标记异常；空字符串和字符串NULL统一转换成真正的NULL。</w:t>
+        <w:t>接着我们继续排查数据同步环节，最后发现是两个业务系统使用的字符编码不一致，一个使用</w:t>
+      </w:r>
+      <w:r>
+        <w:t>UTF-8，一个使用GBK，在数据同步读取的时候导致部分中文字段已经发生乱码，所以后面关联自然就失败了。</w:t>
       </w:r>
     </w:p>
     <w:p/>
@@ -3478,461 +3660,11 @@
         <w:rPr>
           <w:rFonts w:hint="eastAsia"/>
         </w:rPr>
-        <w:t>保费这块，我们和业务确认口径以后，统一把金额转换成</w:t>
-      </w:r>
-      <w:r>
-        <w:t>"元"，并在字段说明中明确金额单位。之后客户数量和保费指标就和业务保持一致了。</w:t>
-      </w:r>
-    </w:p>
-    <w:p/>
-    <w:p>
-      <w:pPr>
-        <w:pStyle w:val="4"/>
-      </w:pPr>
-      <w:r>
-        <w:rPr>
-          <w:rFonts w:hint="eastAsia"/>
-        </w:rPr>
-        <w:t>重点2)</w:t>
-      </w:r>
-      <w:r>
-        <w:t>Hive任务执行很慢（数据倾斜）</w:t>
-      </w:r>
-    </w:p>
-    <w:p>
-      <w:pPr>
-        <w:rPr>
-          <w:rFonts w:hint="eastAsia"/>
-        </w:rPr>
-      </w:pPr>
-      <w:r>
-        <w:t>Hive任务执行很慢（数据倾斜）</w:t>
-      </w:r>
-    </w:p>
-    <w:p>
-      <w:pPr>
-        <w:rPr>
-          <w:rFonts w:hint="eastAsia"/>
-        </w:rPr>
-      </w:pPr>
-      <w:r>
-        <w:rPr>
-          <w:rFonts w:hint="eastAsia"/>
-        </w:rPr>
-        <w:t>还有一次是在开发收展人员经营分析宽表的时候。</w:t>
-      </w:r>
-    </w:p>
-    <w:p>
-      <w:pPr>
-        <w:rPr>
-          <w:rFonts w:hint="eastAsia"/>
-        </w:rPr>
-      </w:pPr>
-      <w:r>
-        <w:rPr>
-          <w:rFonts w:hint="eastAsia"/>
-        </w:rPr>
-        <w:t>当时需要把保单事实表和收展人员维度表做关联，正常情况下几十分钟就能跑完，但是有一次任务一直卡在</w:t>
-      </w:r>
-      <w:r>
-        <w:t>99%，两个多小时都没有结束。</w:t>
-      </w:r>
-    </w:p>
-    <w:p>
-      <w:pPr>
-        <w:rPr>
-          <w:rFonts w:hint="eastAsia"/>
-        </w:rPr>
-      </w:pPr>
-      <w:r>
-        <w:rPr>
-          <w:rFonts w:hint="eastAsia"/>
-        </w:rPr>
-        <w:t>一开始我们怀疑是不是集群资源不足，后来查看</w:t>
-      </w:r>
-      <w:r>
-        <w:t>Hive执行日志和任务运行情况，发现其实</w:t>
-      </w:r>
-      <w:r>
-        <w:lastRenderedPageBreak/>
-        <w:t>是数据倾斜导致的。</w:t>
-      </w:r>
-    </w:p>
-    <w:p>
-      <w:pPr>
-        <w:rPr>
-          <w:rFonts w:hint="eastAsia"/>
-        </w:rPr>
-      </w:pPr>
-      <w:r>
-        <w:rPr>
-          <w:rFonts w:hint="eastAsia"/>
-        </w:rPr>
-        <w:t>当时有一个渠道下面的收展人员数据量特别大，占了整个数据量的大部分，所以所有数据都集中到了同一个</w:t>
-      </w:r>
-      <w:r>
-        <w:t>Reduce任务，其他Task很快执行完成，但是这个Task一直处理不完。</w:t>
-      </w:r>
-    </w:p>
-    <w:p>
-      <w:pPr>
-        <w:rPr>
-          <w:rFonts w:hint="eastAsia"/>
-        </w:rPr>
-      </w:pPr>
-      <w:r>
-        <w:rPr>
-          <w:rFonts w:hint="eastAsia"/>
-        </w:rPr>
-        <w:t>后来根据业务情况进行了优化。</w:t>
-      </w:r>
-    </w:p>
-    <w:p>
-      <w:pPr>
-        <w:rPr>
-          <w:rFonts w:hint="eastAsia"/>
-        </w:rPr>
-      </w:pPr>
-      <w:r>
-        <w:rPr>
-          <w:rFonts w:hint="eastAsia"/>
-        </w:rPr>
-        <w:t>如果关联的是收展人员维度这种小表，我们就开启</w:t>
-      </w:r>
-      <w:r>
-        <w:t>MapJoin，让小表直接加载到Map端执行，避免Shuffle过程。</w:t>
-      </w:r>
-    </w:p>
-    <w:p>
-      <w:pPr>
-        <w:rPr>
-          <w:rFonts w:hint="eastAsia"/>
-        </w:rPr>
-      </w:pPr>
-      <w:r>
-        <w:rPr>
-          <w:rFonts w:hint="eastAsia"/>
-        </w:rPr>
-        <w:t>如果确实是大表关联大表，我们会针对热点</w:t>
-      </w:r>
-      <w:r>
-        <w:t>Key做单独处理，或者采用加盐的方式把热点数据打散，最后再进行合并。</w:t>
-      </w:r>
-    </w:p>
-    <w:p>
-      <w:r>
-        <w:rPr>
-          <w:rFonts w:hint="eastAsia"/>
-        </w:rPr>
-        <w:t>优化完成以后，这个任务执行时间从原来的两个小时左右缩短到了十几分钟，后续运行也一直比较稳定。</w:t>
-      </w:r>
-    </w:p>
-    <w:p/>
-    <w:p>
-      <w:pPr>
-        <w:pStyle w:val="4"/>
-      </w:pPr>
-      <w:r>
-        <w:rPr>
-          <w:rFonts w:hint="eastAsia"/>
-        </w:rPr>
-        <w:t>客户信息关联不上（编码问题）</w:t>
-      </w:r>
-    </w:p>
-    <w:p>
-      <w:pPr>
-        <w:rPr>
-          <w:rFonts w:hint="eastAsia"/>
-        </w:rPr>
-      </w:pPr>
-      <w:r>
-        <w:rPr>
-          <w:rFonts w:hint="eastAsia"/>
-        </w:rPr>
-        <w:t>客户信息关联不上（编码问题）</w:t>
-      </w:r>
-    </w:p>
-    <w:p>
-      <w:pPr>
-        <w:rPr>
-          <w:rFonts w:hint="eastAsia"/>
-        </w:rPr>
-      </w:pPr>
-      <w:r>
-        <w:rPr>
-          <w:rFonts w:hint="eastAsia"/>
-        </w:rPr>
-        <w:t>这个是在华安财险收展人员经营考核项目里面遇到的。</w:t>
-      </w:r>
-    </w:p>
-    <w:p>
-      <w:r>
-        <w:rPr>
-          <w:rFonts w:hint="eastAsia"/>
-        </w:rPr>
-        <w:t>当时我们需要把</w:t>
-      </w:r>
-      <w:r>
-        <w:t>CRM客户系统和承保系统的数据关联起来，生成客户经营分析的数据。其中客户姓名、身份证号这些字段都会作为关联条件。</w:t>
-      </w:r>
-    </w:p>
-    <w:p/>
-    <w:p>
-      <w:r>
-        <w:rPr>
-          <w:rFonts w:hint="eastAsia"/>
-        </w:rPr>
-        <w:t>后来开发的时候发现，有一部分客户始终关联不上，一开始我们还以为是</w:t>
-      </w:r>
-      <w:r>
-        <w:t>SQL关联条件写错了，就把关联条件一条一条排查。后来抽取源数据进行对比，发现身份证号能够正常关联，但是客户姓名有部分出现了乱码。</w:t>
-      </w:r>
-    </w:p>
-    <w:p/>
-    <w:p>
-      <w:r>
-        <w:rPr>
-          <w:rFonts w:hint="eastAsia"/>
-        </w:rPr>
-        <w:t>接着我们继续排查数据同步环节，最后发现是两个业务系统使用的字符编码不一致，一个使用</w:t>
-      </w:r>
-      <w:r>
-        <w:t>UTF-8，一个使用GBK，在数据同步读取的时候导致部分中文字段已经发生乱码，所以后面关联自然就失败了。</w:t>
-      </w:r>
-    </w:p>
-    <w:p/>
-    <w:p>
-      <w:r>
-        <w:rPr>
-          <w:rFonts w:hint="eastAsia"/>
-        </w:rPr>
         <w:t>后来我们调整了数据同步配置，统一字符编码，同时在数据清洗阶段增加字符集转换，后续也在</w:t>
       </w:r>
       <w:r>
         <w:t>Mapping文档中明确了各字段的编码规范，之后新增的数据源也统一按照这个标准执行，后面就没有再出现类似的问题了。</w:t>
       </w:r>
-    </w:p>
-    <w:p/>
-    <w:p>
-      <w:pPr>
-        <w:pStyle w:val="3"/>
-      </w:pPr>
-      <w:r>
-        <w:rPr>
-          <w:rFonts w:hint="eastAsia"/>
-        </w:rPr>
-        <w:t>额外可能会问</w:t>
-      </w:r>
-    </w:p>
-    <w:p>
-      <w:pPr>
-        <w:pStyle w:val="4"/>
-        <w:rPr>
-          <w:rFonts w:hint="eastAsia"/>
-        </w:rPr>
-      </w:pPr>
-      <w:r>
-        <w:rPr>
-          <w:rFonts w:hint="eastAsia"/>
-        </w:rPr>
-        <w:t>业务口径问题</w:t>
-      </w:r>
-    </w:p>
-    <w:p>
-      <w:pPr>
-        <w:rPr>
-          <w:rFonts w:hint="eastAsia"/>
-        </w:rPr>
-      </w:pPr>
-      <w:r>
-        <w:rPr>
-          <w:rFonts w:hint="eastAsia"/>
-        </w:rPr>
-        <w:t>有一次做收展人员经营考核报表的时候，业务部门反馈我们的有效客户数比他们少了几十个。</w:t>
-      </w:r>
-    </w:p>
-    <w:p>
-      <w:pPr>
-        <w:rPr>
-          <w:rFonts w:hint="eastAsia"/>
-        </w:rPr>
-      </w:pPr>
-      <w:r>
-        <w:rPr>
-          <w:rFonts w:hint="eastAsia"/>
-        </w:rPr>
-        <w:t>一开始大家都觉得是</w:t>
-      </w:r>
-      <w:r>
-        <w:t>SQL写错了，我们把数据一条一条核对以后才发现，其实是双方对"有效客户"的定义不一样。</w:t>
-      </w:r>
-    </w:p>
-    <w:p>
-      <w:pPr>
-        <w:rPr>
-          <w:rFonts w:hint="eastAsia"/>
-        </w:rPr>
-      </w:pPr>
-      <w:r>
-        <w:rPr>
-          <w:rFonts w:hint="eastAsia"/>
-        </w:rPr>
-        <w:t>我们最开始统计的是保单生效客户，而业务部门统计的是保单生效并且没有退保的客户，所以最终结果存在差异。</w:t>
-      </w:r>
-    </w:p>
-    <w:p>
-      <w:r>
-        <w:rPr>
-          <w:rFonts w:hint="eastAsia"/>
-        </w:rPr>
-        <w:lastRenderedPageBreak/>
-        <w:t>后来我们重新和业务确认指标口径，在</w:t>
-      </w:r>
-      <w:r>
-        <w:t>DWS层增加了有效客户的统一判断逻辑，并把口径同步更新到Mapping文档，后面所有报表都按照统一标准计算，之后就没有再出现类似的问题了。</w:t>
-      </w:r>
-    </w:p>
-    <w:p/>
-    <w:p>
-      <w:pPr>
-        <w:pStyle w:val="4"/>
-      </w:pPr>
-      <w:r>
-        <w:t>Mapping谁写的？</w:t>
-      </w:r>
-    </w:p>
-    <w:p>
-      <w:r>
-        <w:rPr>
-          <w:rFonts w:hint="eastAsia"/>
-        </w:rPr>
-        <w:t>我们项目一般是数据架构或者项目负责人先确定整体模板和表结构，我会负责自己负责模块的</w:t>
-      </w:r>
-      <w:r>
-        <w:t>Mapping内容，比如客户主题、保单主题相关字段，把源字段、目标字段、转换规则、过滤规则这些补充完整，然后和业务、测试一起确认。</w:t>
-      </w:r>
-    </w:p>
-    <w:p>
-      <w:pPr>
-        <w:pStyle w:val="4"/>
-      </w:pPr>
-      <w:r>
-        <w:rPr>
-          <w:rFonts w:hint="eastAsia"/>
-        </w:rPr>
-        <w:t>你具体写了哪些内容？</w:t>
-      </w:r>
-    </w:p>
-    <w:p>
-      <w:pPr>
-        <w:rPr>
-          <w:rFonts w:hint="eastAsia"/>
-        </w:rPr>
-      </w:pPr>
-      <w:r>
-        <w:rPr>
-          <w:rFonts w:hint="eastAsia"/>
-        </w:rPr>
-        <w:t>我主要负责的是字段级别的内容，比如：</w:t>
-      </w:r>
-    </w:p>
-    <w:p>
-      <w:r>
-        <w:rPr>
-          <w:rFonts w:hint="eastAsia"/>
-        </w:rPr>
-        <w:t>源字段来自哪张表、哪个字段；</w:t>
-      </w:r>
-    </w:p>
-    <w:p>
-      <w:r>
-        <w:rPr>
-          <w:rFonts w:hint="eastAsia"/>
-        </w:rPr>
-        <w:t>对应目标表的哪个字段；</w:t>
-      </w:r>
-    </w:p>
-    <w:p>
-      <w:r>
-        <w:rPr>
-          <w:rFonts w:hint="eastAsia"/>
-        </w:rPr>
-        <w:t>是否需要类型转换；</w:t>
-      </w:r>
-    </w:p>
-    <w:p>
-      <w:r>
-        <w:rPr>
-          <w:rFonts w:hint="eastAsia"/>
-        </w:rPr>
-        <w:t>是否需要脱敏；</w:t>
-      </w:r>
-    </w:p>
-    <w:p>
-      <w:r>
-        <w:rPr>
-          <w:rFonts w:hint="eastAsia"/>
-        </w:rPr>
-        <w:t>是否需要过滤空值或异常值；</w:t>
-      </w:r>
-    </w:p>
-    <w:p>
-      <w:pPr>
-        <w:rPr>
-          <w:rFonts w:hint="eastAsia"/>
-        </w:rPr>
-      </w:pPr>
-      <w:r>
-        <w:rPr>
-          <w:rFonts w:hint="eastAsia"/>
-        </w:rPr>
-        <w:t>字段计算口径，例如保费为空置</w:t>
-      </w:r>
-      <w:r>
-        <w:t>0、手机号统一格式等。</w:t>
-      </w:r>
-    </w:p>
-    <w:p>
-      <w:r>
-        <w:t>Mapping确认之后，我就按照文档去开发Hive SQL。</w:t>
-      </w:r>
-    </w:p>
-    <w:p/>
-    <w:p>
-      <w:pPr>
-        <w:pStyle w:val="4"/>
-      </w:pPr>
-      <w:r>
-        <w:rPr>
-          <w:rFonts w:hint="eastAsia"/>
-        </w:rPr>
-        <w:t>怎么确认字段来源？</w:t>
-      </w:r>
-    </w:p>
-    <w:p>
-      <w:r>
-        <w:rPr>
-          <w:rFonts w:hint="eastAsia"/>
-        </w:rPr>
-        <w:t>我们先根据需求文档确定业务指标，然后和甲方业务、</w:t>
-      </w:r>
-      <w:r>
-        <w:t>IT一起确认数据来源。比如客户信息来自CRM，保单信息来自核心承保系统，佣金来自佣金系统，最终在Mapping文档里明确每个目标字段对应哪个源表、哪个源字段。</w:t>
-      </w:r>
-    </w:p>
-    <w:p>
-      <w:pPr>
-        <w:rPr>
-          <w:rFonts w:hint="eastAsia"/>
-        </w:rPr>
-      </w:pPr>
-    </w:p>
-    <w:p>
-      <w:pPr>
-        <w:rPr>
-          <w:rFonts w:hint="eastAsia"/>
-        </w:rPr>
-      </w:pPr>
     </w:p>
     <w:p>
       <w:pPr>
@@ -4080,16 +3812,92 @@
         <w:rPr>
           <w:rFonts w:hint="eastAsia"/>
         </w:rPr>
+        <w:t>第二个项目</w:t>
+      </w:r>
+    </w:p>
+    <w:p>
+      <w:r>
+        <w:rPr>
+          <w:rFonts w:hint="eastAsia"/>
+        </w:rPr>
+        <w:t>对都邦财险个人客户集中统一分析，从不同系统当中对齐业务口径，对客户实行场景化精准营销。</w:t>
+      </w:r>
+    </w:p>
+    <w:p/>
+    <w:p>
+      <w:r>
+        <w:rPr>
+          <w:rFonts w:hint="eastAsia"/>
+        </w:rPr>
+        <w:t>项目整体流程是这样的：第一阶段是需求调研与规划，我们对接了市场部、续期部、理赔部、客服部，逐一确认客户价值分、续保意向评分、产品偏好、理赔风险、流失预警等标签的计算口径与更新频率，输出了需求规格说明书，同时完成了</w:t>
+      </w:r>
+      <w:r>
+        <w:t>MaxCompute数仓分层设计和ODS到ADS各层表结构设计，统一了以客户ID为核心的打通规则。第二阶段是数据接入与ETL开发，我使用DataX从承保、理赔、续期、客服工单、官网埋点5套系统抽取数据到MaxCompute ODS层，在DWD层完成清洗脱敏和客户全景宽表构建，在DWS层完成RFM价值</w:t>
+      </w:r>
+      <w:r>
+        <w:rPr>
+          <w:rFonts w:hint="eastAsia"/>
+        </w:rPr>
+        <w:t>分层、续保意向、产品偏好、理赔风险、流失预警等标签计算，最后在</w:t>
+      </w:r>
+      <w:r>
+        <w:t>ADS层输出客户标签宽表和分群推荐表，并用Quick BI开发了画像看板、分群地图、流失预警图等10余张报表。第三阶段是调度配置与测试上线，我利用DataWorks配置全链路ETL任务调度，保障每日T+1数据刷新，最后独立完成自测并协助SIT集成测试。</w:t>
+      </w:r>
+    </w:p>
+    <w:p/>
+    <w:p>
+      <w:r>
+        <w:rPr>
+          <w:rFonts w:hint="eastAsia"/>
+        </w:rPr>
+        <w:t>项目难点这块，主要有两个。第一个难点是标签口径统一复杂，市场、续期、理赔等部门对客户标签的定义和划分标准不一致，跨部门对齐成本高，我们采用自上而下定框架、自下而上按数据可算性填充的方法，形成可配置的标签模型。第二个难点是数据质量保障难度高，源端存在客户信息缺失、历史数据不一致、日志无效流量等问题，影响画像准确性，我在</w:t>
+      </w:r>
+      <w:r>
+        <w:t>DWD层设计了校验脱敏、去重过滤等清洗逻辑，并建立了标签覆盖率、ID打通率等质量稽核规则，确保标签准确率不低于95%</w:t>
+      </w:r>
+      <w:r>
+        <w:t>。</w:t>
+      </w:r>
+    </w:p>
+    <w:p>
+      <w:pPr>
+        <w:pStyle w:val="2"/>
+      </w:pPr>
+      <w:r>
+        <w:rPr>
+          <w:rFonts w:hint="eastAsia"/>
+        </w:rPr>
         <w:lastRenderedPageBreak/>
-        <w:t>第二个项目</w:t>
-      </w:r>
-    </w:p>
-    <w:p>
-      <w:r>
-        <w:rPr>
-          <w:rFonts w:hint="eastAsia"/>
-        </w:rPr>
-        <w:t>对都邦财险个人客户集中统一分析，从不同系统当中对齐业务口径，对客户实行场景化精准营销。</w:t>
+        <w:t>第三个项目</w:t>
+      </w:r>
+    </w:p>
+    <w:p>
+      <w:r>
+        <w:rPr>
+          <w:rFonts w:hint="eastAsia"/>
+        </w:rPr>
+        <w:t>项目整体流程是这样的：第一阶段是需求调研与指标口径对齐，我们对接了信贷管理部、风险管理部、人力资源部等部门，逐一确认累计贷款发放额、不良贷款率、逾期率、拨备覆盖率等核心考核指标的计算口径与统计维度，输出了需求规格说明书和</w:t>
+      </w:r>
+      <w:r>
+        <w:t>ODS到ADS四层Mapping文档，同时统一了联社编码、贷款五级分类、客户经理工号等主数据标准。第二阶段是数据接入与ETL开发，我使用Sqoop将源端OceanBase中的核心业务与信贷管理系统数据全量及增量抽取至Hadoop HDFS，并加载到Hive ODS层，同时抽取MySQL辅助数</w:t>
+      </w:r>
+      <w:r>
+        <w:rPr>
+          <w:rFonts w:hint="eastAsia"/>
+        </w:rPr>
+        <w:t>据，在</w:t>
+      </w:r>
+      <w:r>
+        <w:t>DWD层构建覆盖放款、还款、分类、担保的贷款全生命周期明细宽表，在DWS层完成累计放款额、贷款余额、不良率、逾期率、拨备覆盖率及客户经理绩效分等指标汇总，最后在ADS层输出业绩考核表与资产质量监控表，并用FineReport连接Hive开发了信贷投放进度、不良率趋势、联社资产质量排名、监管报送指标等看板，SQL脚本与报表模板通过SVN管理。第三阶段是调度配置与测试上线，我利用Airflow编排全链路DAG工作流，实现每日自动调度与告警，并编写Shell脚本配合Hive SQL进行贷款总额一致性与不良率</w:t>
+      </w:r>
+      <w:r>
+        <w:rPr>
+          <w:rFonts w:hint="eastAsia"/>
+        </w:rPr>
+        <w:t>口径合规性稽核，每日跑批后输出质量报告，最后独立完成自测并协助</w:t>
+      </w:r>
+      <w:r>
+        <w:t>SIT集成测试。</w:t>
       </w:r>
     </w:p>
     <w:p/>
@@ -4098,133 +3906,318 @@
         <w:rPr>
           <w:rFonts w:hint="eastAsia"/>
         </w:rPr>
-        <w:t>项目整体流程是这样的：第一阶段是需求调研与规划，我们对接了市场部、续期部、理赔部、客服部，逐一确认客户价值分、续保意向评分、产品偏好、理赔风险、流失预警等标签的计算口径与更新频率，输出了需求规格说明书，同时完成了</w:t>
-      </w:r>
-      <w:r>
-        <w:t>MaxCompute数仓分层设计和ODS到ADS各层表结构设计，统一了以客户ID为核心的打通规则。第二阶段是数据接入与ETL开发，我使用DataX从承保、理赔、续期、客服工单、官网埋点5套系统抽取数据到MaxCompute ODS层，在DWD层完成清洗脱敏和客户全景宽表构建，在DWS层完成RFM价值</w:t>
-      </w:r>
-      <w:r>
-        <w:rPr>
-          <w:rFonts w:hint="eastAsia"/>
-        </w:rPr>
-        <w:t>分层、续保意向、产品偏好、理赔风险、流失预警等标签计算，最后在</w:t>
-      </w:r>
-      <w:r>
-        <w:t>ADS层输出客户标签宽表和分群推荐表，并用Quick BI开发了画像看板、分群地图、流失预警图等10余张报表。第三阶段是调度配置与测试上线，我利用DataWorks配置全链路ETL任务调度，保障每日T+1数据刷新，最后独立完成自测并协助SIT集成测试。</w:t>
+        <w:t>项目难点这块，主要有两个。第一个难点是信贷指标口径统一复杂，信贷、风控、人力等部门对不良率、逾期率等指标的理解存在差异，比如不良贷款是否纳入展期或借新还旧情形，五级分类标准是否参照最新监管要求等，跨部门对齐成本高。我们的应对策略是采用自上而下定框架、自下而上逐项确认的方法，最终输出各部门签字确认的</w:t>
+      </w:r>
+      <w:r>
+        <w:t>Mapping文档。第二个难点是数据质量保障难度高，源端OceanBase和MySQL系统中存在贷款状态更新滞后、五级分类缺失、历史数据迁移不完整等问题，直接影响不良率和拨备覆盖率的准确性。我的应对策略是在DWD层</w:t>
+      </w:r>
+      <w:r>
+        <w:rPr>
+          <w:rFonts w:hint="eastAsia"/>
+        </w:rPr>
+        <w:t>设计贷款状态校验、五级分类补全、重复记录去重等清洗逻辑，并通过每日稽核脚本校验关键指标的一致性，确保监管报送数据的准确率。</w:t>
+      </w:r>
+    </w:p>
+    <w:p>
+      <w:pPr>
+        <w:rPr>
+          <w:rFonts w:hint="eastAsia"/>
+        </w:rPr>
+      </w:pPr>
+    </w:p>
+    <w:p>
+      <w:pPr>
+        <w:pStyle w:val="1"/>
+      </w:pPr>
+      <w:r>
+        <w:rPr>
+          <w:rFonts w:hint="eastAsia"/>
+        </w:rPr>
+        <w:t>面试</w:t>
+      </w:r>
+      <w:r>
+        <w:rPr>
+          <w:rFonts w:hint="eastAsia"/>
+        </w:rPr>
+        <w:t>可能问题</w:t>
+      </w:r>
+    </w:p>
+    <w:p>
+      <w:pPr>
+        <w:pStyle w:val="4"/>
+      </w:pPr>
+      <w:r>
+        <w:t>介绍一下DataWorks</w:t>
+      </w:r>
+    </w:p>
+    <w:p>
+      <w:r>
+        <w:t>DataWorks是阿里云提供的一站式数据</w:t>
+      </w:r>
+      <w:r>
+        <w:t>开发治理平台，主要用于大数据开发、数据集成、任务调度和运维管理</w:t>
+      </w:r>
+      <w:r>
+        <w:rPr>
+          <w:rFonts w:hint="eastAsia"/>
+        </w:rPr>
+        <w:t>，有用DI、Datastudio等</w:t>
+      </w:r>
+      <w:r>
+        <w:rPr>
+          <w:rFonts w:hint="eastAsia"/>
+        </w:rPr>
+        <w:t>。</w:t>
+      </w:r>
+    </w:p>
+    <w:p>
+      <w:pPr>
+        <w:pStyle w:val="4"/>
+      </w:pPr>
+      <w:r>
+        <w:t>DataWorks离线任务切分键怎么选择？</w:t>
+      </w:r>
+    </w:p>
+    <w:p>
+      <w:r>
+        <w:t>DataWorks离线同步大表时，如果开启并发读取，会根据切分键把数据拆分成多个Task并行同步。</w:t>
+      </w:r>
+    </w:p>
+    <w:p>
+      <w:r>
+        <w:t>切分键一般选择数据分布比较均匀、区分度高的字段，这样可以让多个同步任务的数据量比较平均，提高同步效率。</w:t>
       </w:r>
     </w:p>
     <w:p/>
-    <w:p>
-      <w:r>
-        <w:rPr>
-          <w:rFonts w:hint="eastAsia"/>
-        </w:rPr>
-        <w:t>项目难点这块，主要有两个。第一个难点是标签口径统一复杂，市场、续期、理赔等部门对客户标签的定义和划分标准不一致，跨部门对齐成本高，我们采用自上而下定框架、自下而上按数据可算性填充的方法，形成可配置的标签模型。第二个难点是数据质量保障难度高，源端存在客户信息缺失、历史数据不一致、日志无效流量等问题，影响画像准确性，我在</w:t>
-      </w:r>
-      <w:r>
-        <w:t>DWD层设计了校验脱敏、去重过滤等清洗逻辑，并建立了标签覆盖率、ID打通率等质量稽核规则，确保标签准确率不低于95%</w:t>
-      </w:r>
-      <w:r>
-        <w:t>。</w:t>
-      </w:r>
-    </w:p>
-    <w:p>
-      <w:pPr>
-        <w:pStyle w:val="2"/>
-      </w:pPr>
-      <w:r>
-        <w:rPr>
-          <w:rFonts w:hint="eastAsia"/>
-        </w:rPr>
-        <w:t>第三个项目</w:t>
-      </w:r>
-    </w:p>
-    <w:p>
-      <w:r>
-        <w:rPr>
-          <w:rFonts w:hint="eastAsia"/>
-        </w:rPr>
-        <w:t>项目整体流程是这样的：第一阶段是需求调研与指标口径对齐，我们对接了信贷管理部、风险管理部、人力资源部等部门，逐一确认累计贷款发放额、不良贷款率、逾期率、拨备覆盖率等核心考核指标的计算口径与统计维度，输出了需求规格说明书和</w:t>
-      </w:r>
-      <w:r>
-        <w:t>ODS到ADS四层Mapping文档，同时统一了联社编码、贷款五级分类、客户经理工号等主数据标准。第二阶段是数据接入与ETL开发，我使用Sqoop将源端OceanBase中的核心业务与信贷管理系统数据全量及增量抽取至Hadoop HDFS，并加载到Hive ODS层，同时抽取MySQL辅助数</w:t>
-      </w:r>
-      <w:r>
-        <w:rPr>
-          <w:rFonts w:hint="eastAsia"/>
-        </w:rPr>
-        <w:t>据，在</w:t>
-      </w:r>
-      <w:r>
-        <w:t>DWD层构建覆盖放款、还款、分类、担保的贷款全生命周期明细宽表，在DWS层完成累计放款额、贷款余额、不良率、逾期率、拨备覆盖率及客户经理绩效分等指标汇总，最后在ADS层输出业绩考核表与资产质量监控表，并用FineReport连接Hive开发了信贷投放进度、不良率趋势、联社资产质量排名、监管报送指标等看板，SQL脚本与报表模板通过SVN管理。第三阶段是调度配置与测试上线，我利用Airflow编排全链路DAG工作流，实现每日自动调度与告警，并编写Shell脚本配合Hive SQL进行贷款总额一致性与不良率</w:t>
-      </w:r>
-      <w:r>
-        <w:rPr>
-          <w:rFonts w:hint="eastAsia"/>
-        </w:rPr>
-        <w:t>口径合规性稽核，每日跑批后输出质量报告，最后独立完成自测并协助</w:t>
-      </w:r>
-      <w:r>
-        <w:t>SIT集成测试。</w:t>
-      </w:r>
-    </w:p>
     <w:p/>
     <w:p>
-      <w:r>
-        <w:rPr>
-          <w:rFonts w:hint="eastAsia"/>
-        </w:rPr>
-        <w:t>项目难点这块，主要有两个。第一个难点是信贷指标口径统一复杂，信贷、风控、人力等部门对不良率、逾期率等指标的理解存在差异，比如不良贷款是否纳入展期或借新还旧情形，五级分类标准是否参照最新监管要求等，跨部门对齐成本高。我们的应对策略是采用自上而下定框架、自下而上逐项确认的方法，最终输出各部门签字确认的</w:t>
-      </w:r>
-      <w:r>
-        <w:t>Mapping文档。第二个</w:t>
-      </w:r>
-      <w:r>
+      <w:pPr>
+        <w:rPr>
+          <w:rFonts w:hint="eastAsia"/>
+        </w:rPr>
+      </w:pPr>
+    </w:p>
+    <w:p>
+      <w:pPr>
+        <w:pStyle w:val="4"/>
+      </w:pPr>
+      <w:r>
+        <w:rPr>
+          <w:rFonts w:hint="eastAsia"/>
+        </w:rPr>
+        <w:t>怎么确认字段来源？</w:t>
+      </w:r>
+    </w:p>
+    <w:p>
+      <w:r>
+        <w:rPr>
+          <w:rFonts w:hint="eastAsia"/>
+        </w:rPr>
+        <w:t>我们先根据需求文档确定业务指标，然后和甲方业务、</w:t>
+      </w:r>
+      <w:r>
+        <w:t>IT一起确认数据来源。比如客户信息来自CRM，保单信息来自核心承保系统，佣金来自佣金系统，最终在Mapping文档里明确每个目标字段对应哪个源表、哪个源字段。</w:t>
+      </w:r>
+    </w:p>
+    <w:p>
+      <w:pPr>
+        <w:rPr>
+          <w:rFonts w:hint="eastAsia"/>
+        </w:rPr>
+      </w:pPr>
+    </w:p>
+    <w:p>
+      <w:pPr>
+        <w:rPr>
+          <w:rFonts w:hint="eastAsia"/>
+        </w:rPr>
+      </w:pPr>
+    </w:p>
+    <w:p>
+      <w:pPr>
+        <w:pStyle w:val="4"/>
+      </w:pPr>
+      <w:r>
+        <w:rPr>
+          <w:rFonts w:hint="eastAsia"/>
+        </w:rPr>
+        <w:t>你具体写了哪些内容？</w:t>
+      </w:r>
+    </w:p>
+    <w:p>
+      <w:pPr>
+        <w:rPr>
+          <w:rFonts w:hint="eastAsia"/>
+        </w:rPr>
+      </w:pPr>
+      <w:r>
+        <w:rPr>
+          <w:rFonts w:hint="eastAsia"/>
+        </w:rPr>
+        <w:t>我主要负责的是字段级别的内容，比如：</w:t>
+      </w:r>
+    </w:p>
+    <w:p>
+      <w:r>
+        <w:rPr>
+          <w:rFonts w:hint="eastAsia"/>
+        </w:rPr>
+        <w:t>源字段来自哪张表、哪个字段；</w:t>
+      </w:r>
+    </w:p>
+    <w:p>
+      <w:r>
+        <w:rPr>
+          <w:rFonts w:hint="eastAsia"/>
+        </w:rPr>
+        <w:t>对应目标表的哪个字段；</w:t>
+      </w:r>
+    </w:p>
+    <w:p>
+      <w:r>
+        <w:rPr>
+          <w:rFonts w:hint="eastAsia"/>
+        </w:rPr>
+        <w:t>是否需要类型转换；</w:t>
+      </w:r>
+    </w:p>
+    <w:p>
+      <w:r>
+        <w:rPr>
+          <w:rFonts w:hint="eastAsia"/>
+        </w:rPr>
+        <w:t>是否需要脱敏；</w:t>
+      </w:r>
+    </w:p>
+    <w:p>
+      <w:r>
+        <w:rPr>
+          <w:rFonts w:hint="eastAsia"/>
+        </w:rPr>
+        <w:t>是否需要过滤空值或异常值；</w:t>
+      </w:r>
+    </w:p>
+    <w:p>
+      <w:pPr>
+        <w:rPr>
+          <w:rFonts w:hint="eastAsia"/>
+        </w:rPr>
+      </w:pPr>
+      <w:r>
+        <w:rPr>
+          <w:rFonts w:hint="eastAsia"/>
+        </w:rPr>
+        <w:t>字段计算口径，例如保费为空置</w:t>
+      </w:r>
+      <w:r>
+        <w:t>0、手机号统一格式等。</w:t>
+      </w:r>
+    </w:p>
+    <w:p>
+      <w:r>
+        <w:t>Mapping确认之后，我就按照文档去开发Hive SQL。</w:t>
+      </w:r>
+    </w:p>
+    <w:p/>
+    <w:p>
+      <w:pPr>
+        <w:pStyle w:val="4"/>
+      </w:pPr>
+      <w:r>
+        <w:t>Mapping谁写的？</w:t>
+      </w:r>
+    </w:p>
+    <w:p>
+      <w:r>
+        <w:rPr>
+          <w:rFonts w:hint="eastAsia"/>
+        </w:rPr>
+        <w:t>我们项目一般是数据架构或者项目负责人先确定整体模板和表结构，我会负责自己负责模块的</w:t>
+      </w:r>
+      <w:r>
+        <w:t>Mapping内容，比如客户主题、保单主题相关字段，把源字段、目标字段、转换规则、过滤规则这些补充完整，然后和业务、测试一起确认。</w:t>
+      </w:r>
+    </w:p>
+    <w:p>
+      <w:pPr>
+        <w:pStyle w:val="4"/>
+        <w:rPr>
+          <w:rFonts w:hint="eastAsia"/>
+        </w:rPr>
+      </w:pPr>
+      <w:r>
+        <w:rPr>
+          <w:rFonts w:hint="eastAsia"/>
+        </w:rPr>
+        <w:t>业务口径问题</w:t>
+      </w:r>
+    </w:p>
+    <w:p>
+      <w:pPr>
+        <w:rPr>
+          <w:rFonts w:hint="eastAsia"/>
+        </w:rPr>
+      </w:pPr>
+      <w:r>
+        <w:rPr>
+          <w:rFonts w:hint="eastAsia"/>
+        </w:rPr>
+        <w:t>有一次做收展人员经营考核报表的时候，业务部门反馈我们的有效客户数比他们少了几十个。</w:t>
+      </w:r>
+    </w:p>
+    <w:p>
+      <w:pPr>
+        <w:rPr>
+          <w:rFonts w:hint="eastAsia"/>
+        </w:rPr>
+      </w:pPr>
+      <w:r>
+        <w:rPr>
+          <w:rFonts w:hint="eastAsia"/>
+        </w:rPr>
+        <w:t>一开始大家都觉得是</w:t>
+      </w:r>
+      <w:r>
+        <w:t>SQL写错了，我们把数据一条一条核对以后才发现，其实是双方对"有效客户"的定义不一样。</w:t>
+      </w:r>
+    </w:p>
+    <w:p>
+      <w:pPr>
+        <w:rPr>
+          <w:rFonts w:hint="eastAsia"/>
+        </w:rPr>
+      </w:pPr>
+      <w:r>
+        <w:rPr>
+          <w:rFonts w:hint="eastAsia"/>
+        </w:rPr>
+        <w:t>我们最开始统计的是保单生效客户，而业务部门统计的是保单生效并且没有退保的客户，所以最终结果存在差异。</w:t>
+      </w:r>
+    </w:p>
+    <w:p>
+      <w:r>
+        <w:rPr>
+          <w:rFonts w:hint="eastAsia"/>
+        </w:rPr>
+        <w:t>后来我们重新和业务确认指标口径，在</w:t>
+      </w:r>
+      <w:r>
+        <w:t>DWS层增加了有效客户的统一判断逻辑，并把口径同步更新到Mapping文档，后面所有报表都按照统一标准计算，之后就没有再出现类似的问题了。</w:t>
+      </w:r>
+    </w:p>
+    <w:p/>
+    <w:p>
+      <w:pPr>
+        <w:pStyle w:val="3"/>
+        <w:rPr>
+          <w:rFonts w:hint="eastAsia"/>
+        </w:rPr>
+      </w:pPr>
+      <w:r>
+        <w:rPr>
+          <w:rFonts w:hint="eastAsia"/>
+        </w:rPr>
         <w:lastRenderedPageBreak/>
-        <w:t>难点是数据质量保障难度高，源端OceanBase和MySQL系统中存在贷款状态更新滞后、五级分类缺失、历史数据迁移不完整等问题，直接影响不良率和拨备覆盖率的准确性。我的应对策略是在DWD层</w:t>
-      </w:r>
-      <w:r>
-        <w:rPr>
-          <w:rFonts w:hint="eastAsia"/>
-        </w:rPr>
-        <w:t>设计贷款状态校验、五级分类补全、重复记录去重等清洗逻辑，并通过每日稽核脚本校验关键指标的一致性，确保监管报送数据的准确率。</w:t>
-      </w:r>
-    </w:p>
-    <w:p>
-      <w:pPr>
-        <w:rPr>
-          <w:rFonts w:hint="eastAsia"/>
-        </w:rPr>
-      </w:pPr>
-    </w:p>
-    <w:p>
-      <w:pPr>
-        <w:pStyle w:val="1"/>
-      </w:pPr>
-      <w:r>
-        <w:rPr>
-          <w:rFonts w:hint="eastAsia"/>
-        </w:rPr>
-        <w:t>面试</w:t>
-      </w:r>
-      <w:r>
-        <w:rPr>
-          <w:rFonts w:hint="eastAsia"/>
-        </w:rPr>
-        <w:t>可能问题</w:t>
-      </w:r>
-    </w:p>
-    <w:p>
-      <w:pPr>
-        <w:pStyle w:val="3"/>
-        <w:rPr>
-          <w:rFonts w:hint="eastAsia"/>
-        </w:rPr>
-      </w:pPr>
-      <w:r>
-        <w:rPr>
-          <w:rFonts w:hint="eastAsia"/>
-        </w:rPr>
         <w:t>地点</w:t>
       </w:r>
     </w:p>
@@ -4363,7 +4356,6 @@
         <w:rPr>
           <w:rFonts w:hint="eastAsia"/>
         </w:rPr>
-        <w:lastRenderedPageBreak/>
         <w:t>小组有8</w:t>
       </w:r>
       <w:r>
@@ -4456,6 +4448,11 @@
       </w:r>
     </w:p>
     <w:p>
+      <w:pPr>
+        <w:rPr>
+          <w:rFonts w:hint="eastAsia"/>
+        </w:rPr>
+      </w:pPr>
       <w:r>
         <w:rPr>
           <w:rFonts w:hint="eastAsia"/>
@@ -4468,42 +4465,10 @@
     </w:p>
     <w:p>
       <w:pPr>
-        <w:pStyle w:val="3"/>
-      </w:pPr>
-      <w:r>
-        <w:rPr>
-          <w:rFonts w:hint="eastAsia"/>
-        </w:rPr>
-        <w:t>去贵州的原因</w:t>
-      </w:r>
-    </w:p>
-    <w:p>
-      <w:pPr>
-        <w:rPr>
-          <w:rFonts w:hint="eastAsia"/>
-        </w:rPr>
-      </w:pPr>
-      <w:r>
-        <w:rPr>
-          <w:rFonts w:hint="eastAsia"/>
-        </w:rPr>
-        <w:t>广东就业难度较大</w:t>
-      </w:r>
-      <w:r>
-        <w:t xml:space="preserve"> 封校期间出去实习机会比较少 刚好当时赶上解封 想着往外面去找找工作 所以跑去贵州</w:t>
-      </w:r>
-    </w:p>
-    <w:p/>
-    <w:p>
-      <w:r>
-        <w:rPr>
-          <w:rFonts w:hint="eastAsia"/>
-        </w:rPr>
-        <w:t>汇总层逻辑：</w:t>
-      </w:r>
-      <w:r>
-        <w:t>核心逻辑包括：老收展员达星判定（按月汇总入司超12月人员的FYC，自动标记是否达星并统计连续未达星月数）、新人达Q追踪（按日累计新人举绩件数与FYC，判定转正条件）、以及有效拜访数、等过程指标的多周期汇总</w:t>
-      </w:r>
+        <w:rPr>
+          <w:rFonts w:hint="eastAsia"/>
+        </w:rPr>
+      </w:pPr>
     </w:p>
     <w:p>
       <w:pPr>
@@ -4643,11 +4608,7 @@
         <w:t>维度表</w:t>
       </w:r>
       <w:r>
-        <w:t>，用于描述事实数据的人员属性。判断依据是：该表主要提供“谁”的属性信息，被多张</w:t>
-      </w:r>
-      <w:r>
-        <w:lastRenderedPageBreak/>
-        <w:t>事实表关联使用。</w:t>
+        <w:t>，用于描述事实数据的人员属性。判断依据是：该表主要提供“谁”的属性信息，被多张事实表关联使用。</w:t>
       </w:r>
     </w:p>
     <w:p>
@@ -4716,7 +4677,11 @@
     </w:p>
     <w:p>
       <w:r>
-        <w:t>日期、月份、季度、年度等时间属性信息，包括日期、年、季、月、周、是否工作日等（描述中明确提到“每日、每周、月度、季度、年度”统计维度）。用于按不同时间粒度对考核指标进行汇总分析。</w:t>
+        <w:t>日期、月份、季度、年度等时间属性信息，包括日期、年、季、月、周、是否工作日等（描述中明确提到“每日、每周、月度、季度、年度”统计维度）。用于按不同时间粒度对考核指标</w:t>
+      </w:r>
+      <w:r>
+        <w:lastRenderedPageBreak/>
+        <w:t>进行汇总分析。</w:t>
       </w:r>
     </w:p>
     <w:p>
@@ -5263,6 +5228,7 @@
         <w:rPr>
           <w:rFonts w:hint="eastAsia"/>
         </w:rPr>
+        <w:lastRenderedPageBreak/>
         <w:t>这样操作可以减少在合并表的时候极大减少对于硬件资源的占用</w:t>
       </w:r>
       <w:r>
@@ -5385,7 +5351,6 @@
     </w:p>
     <w:p>
       <w:r>
-        <w:lastRenderedPageBreak/>
         <w:t>set hive.optimize.skewjoin = true;</w:t>
       </w:r>
     </w:p>
@@ -5507,7 +5472,11 @@
       </w:pPr>
       <w:r>
         <w:tab/>
-        <w:t>5不可拆分的大文件引发的数据倾斜：在数据压缩的时候采用bzip2和zip等支持文件分割的压缩算法。</w:t>
+        <w:t>5不可拆分的大文件引发的数据倾斜：在数据压缩的时候采用bzip2和zip等支持文件</w:t>
+      </w:r>
+      <w:r>
+        <w:lastRenderedPageBreak/>
+        <w:t>分割的压缩算法。</w:t>
       </w:r>
     </w:p>
     <w:p>
@@ -5654,7 +5623,6 @@
     </w:p>
     <w:p>
       <w:r>
-        <w:lastRenderedPageBreak/>
         <w:t>row number 连续不重复</w:t>
       </w:r>
       <w:r>
@@ -5722,6 +5690,7 @@
         <w:pStyle w:val="3"/>
       </w:pPr>
       <w:r>
+        <w:lastRenderedPageBreak/>
         <w:t>8.常见的数据的清洗数据脱敏规则有哪些</w:t>
       </w:r>
     </w:p>
@@ -5881,415 +5850,414 @@
     </w:p>
     <w:p>
       <w:r>
+        <w:t>3 位置 公共维度表</w:t>
+      </w:r>
+    </w:p>
+    <w:p>
+      <w:r>
+        <w:t>4 分区 以结束生效时间字段作为分区</w:t>
+      </w:r>
+    </w:p>
+    <w:p>
+      <w:r>
+        <w:t>5 与之对应贴源层为增量更新</w:t>
+      </w:r>
+    </w:p>
+    <w:p/>
+    <w:p>
+      <w:pPr>
+        <w:pStyle w:val="3"/>
+      </w:pPr>
+      <w:r>
+        <w:rPr>
+          <w:highlight w:val="yellow"/>
+        </w:rPr>
+        <w:t>10.拉链表更新表流程</w:t>
+      </w:r>
+    </w:p>
+    <w:p>
+      <w:r>
+        <w:rPr>
+          <w:rFonts w:hint="eastAsia"/>
+        </w:rPr>
+        <w:t>拉链表的话，我们项目主要是用来保存维度数据的历史变化，比如客户信息、收展人员归属这些。</w:t>
+      </w:r>
+    </w:p>
+    <w:p>
+      <w:r>
+        <w:rPr>
+          <w:rFonts w:hint="eastAsia"/>
+        </w:rPr>
+        <w:t>更新的时候，假设今天是</w:t>
+      </w:r>
+      <w:r>
+        <w:t>T日，我们处理的就是昨天产生的增量数据。首先会把昨天新增和修改的数据同步到ODS层，然后拿ODS的数据去和DIM层当前生效的数据做关联比对。</w:t>
+      </w:r>
+    </w:p>
+    <w:p>
+      <w:pPr>
+        <w:rPr>
+          <w:rFonts w:hint="eastAsia"/>
+        </w:rPr>
+      </w:pPr>
+    </w:p>
+    <w:p>
+      <w:r>
+        <w:rPr>
+          <w:rFonts w:hint="eastAsia"/>
+        </w:rPr>
+        <w:t>如果数据没有变化，就继续保留；如果数据发生了修改，就把原来那条记录的结束日期改成昨天，再新增一条最新的数据，开始日期也是昨天，结束日期还是</w:t>
+      </w:r>
+      <w:r>
+        <w:t>9999-12-31，表示当前生效；如果是新增数据，就直接插入一条新的生效记录。</w:t>
+      </w:r>
+    </w:p>
+    <w:p>
+      <w:pPr>
+        <w:rPr>
+          <w:rFonts w:hint="eastAsia"/>
+        </w:rPr>
+      </w:pPr>
+    </w:p>
+    <w:p>
+      <w:r>
+        <w:rPr>
+          <w:rFonts w:hint="eastAsia"/>
+        </w:rPr>
+        <w:t>最后通过</w:t>
+      </w:r>
+      <w:r>
+        <w:t>INSERT OVERWRITE更新拉链表，把历史数据和最新数据一起写回</w:t>
+      </w:r>
+      <w:r>
+        <w:rPr>
+          <w:rFonts w:hint="eastAsia"/>
+        </w:rPr>
+        <w:t>（</w:t>
+      </w:r>
+      <w:r>
+        <w:t>UNION ALL</w:t>
+      </w:r>
+      <w:r>
+        <w:rPr>
+          <w:rFonts w:hint="eastAsia"/>
+        </w:rPr>
+        <w:t>）</w:t>
+      </w:r>
+      <w:r>
+        <w:t>。</w:t>
+      </w:r>
+    </w:p>
+    <w:p>
+      <w:r>
+        <w:rPr>
+          <w:rFonts w:hint="eastAsia"/>
+        </w:rPr>
+        <w:t>我理解拉链表最大的作用，就是既能查询当前最新的数据，又能保留历史变化记录。像保险项目里面</w:t>
+      </w:r>
+      <w:r>
+        <w:rPr>
+          <w:rFonts w:hint="eastAsia"/>
+        </w:rPr>
+        <w:t>客户归属、客户等级这些信息都会变化，所以比较适合用拉链表来管理</w:t>
+      </w:r>
+      <w:r>
+        <w:t>。</w:t>
+      </w:r>
+    </w:p>
+    <w:p>
+      <w:pPr>
+        <w:pStyle w:val="3"/>
+      </w:pPr>
+      <w:r>
+        <w:rPr>
+          <w:rFonts w:hint="eastAsia"/>
+          <w:highlight w:val="yellow"/>
+        </w:rPr>
+        <w:t>数仓建模</w:t>
+      </w:r>
+      <w:r>
+        <w:rPr>
+          <w:highlight w:val="yellow"/>
+        </w:rPr>
+        <w:t xml:space="preserve"> </w:t>
+      </w:r>
+      <w:r>
+        <w:rPr>
+          <w:highlight w:val="yellow"/>
+        </w:rPr>
+        <w:t xml:space="preserve">= </w:t>
+      </w:r>
+      <w:r>
+        <w:rPr>
+          <w:highlight w:val="yellow"/>
+        </w:rPr>
+        <w:t>mapping与宽表建模＋维度模型</w:t>
+      </w:r>
+      <w:r>
+        <w:rPr>
+          <w:rFonts w:hint="eastAsia"/>
+          <w:highlight w:val="yellow"/>
+        </w:rPr>
+        <w:t>（事务表+维度表）</w:t>
+      </w:r>
+    </w:p>
+    <w:p>
+      <w:pPr>
+        <w:rPr>
+          <w:rFonts w:hint="eastAsia"/>
+        </w:rPr>
+      </w:pPr>
+      <w:r>
+        <w:t>在数仓设计和编写 Mapping 文档时，我们会遵循三个一致原则：</w:t>
+      </w:r>
+      <w:r>
+        <w:rPr>
+          <w:rStyle w:val="aa"/>
+        </w:rPr>
+        <w:t>业务过程相同、统计周期相同、统计粒度相同</w:t>
+      </w:r>
+      <w:r>
+        <w:t>。业务过程相同是指统计的是同一类业务，例如承保或理赔；统计周期相同是指统计口径一致，例如都按天或都按月；统计粒度相同是指一行数据代表的业务对象一致，例如都按客户、按保单或按收展员统计。只有满足这三个条件，数据才能合理设计到同一张事实表或宽表中，避免口径不一致和重复统计。</w:t>
+      </w:r>
+    </w:p>
+    <w:p>
+      <w:pPr>
+        <w:pStyle w:val="4"/>
+      </w:pPr>
+      <w:r>
+        <w:rPr>
+          <w:rFonts w:hint="eastAsia"/>
+        </w:rPr>
+        <w:t>数仓建模流程逻辑</w:t>
+      </w:r>
+    </w:p>
+    <w:p>
+      <w:r>
+        <w:t xml:space="preserve">1 确定目标表结构信息 </w:t>
+      </w:r>
+    </w:p>
+    <w:p>
+      <w:pPr>
+        <w:rPr>
+          <w:rFonts w:hint="eastAsia"/>
+        </w:rPr>
+      </w:pPr>
+      <w:r>
+        <w:rPr>
+          <w:rFonts w:hint="eastAsia"/>
+        </w:rPr>
+        <w:t>从</w:t>
+      </w:r>
+      <w:r>
+        <w:t>BI确定需要的目标表结构事务和维度字段</w:t>
+      </w:r>
+    </w:p>
+    <w:p>
+      <w:r>
+        <w:t>2 调研梳理来源表信息</w:t>
+      </w:r>
+    </w:p>
+    <w:p>
+      <w:pPr>
+        <w:rPr>
+          <w:rFonts w:hint="eastAsia"/>
+        </w:rPr>
+      </w:pPr>
+      <w:r>
+        <w:rPr>
+          <w:rFonts w:hint="eastAsia"/>
+        </w:rPr>
+        <w:t>在确定好事务和维度字段之后从后端数据库整理事务和各个维度相应的表</w:t>
+      </w:r>
+    </w:p>
+    <w:p>
+      <w:r>
+        <w:t>3 调研确认应用业务口径</w:t>
+      </w:r>
+    </w:p>
+    <w:p>
+      <w:pPr>
+        <w:rPr>
+          <w:rFonts w:hint="eastAsia"/>
+        </w:rPr>
+      </w:pPr>
+      <w:r>
+        <w:rPr>
+          <w:rFonts w:hint="eastAsia"/>
+        </w:rPr>
+        <w:t>调研事务需要使用什么方法去输出需要显示的方式</w:t>
+      </w:r>
+    </w:p>
+    <w:p>
+      <w:r>
+        <w:t>4 基于模型做取值映射分析</w:t>
+      </w:r>
+    </w:p>
+    <w:p>
+      <w:r>
+        <w:rPr>
+          <w:rFonts w:hint="eastAsia"/>
+        </w:rPr>
+        <w:t>上面三步完成之后对后端数据库获取的数据在</w:t>
+      </w:r>
+      <w:r>
+        <w:t>dm层进行映射到相应需要输出的字段</w:t>
+      </w:r>
+    </w:p>
+    <w:p/>
+    <w:p>
+      <w:pPr>
+        <w:pStyle w:val="4"/>
+        <w:rPr>
+          <w:rFonts w:hint="eastAsia"/>
+        </w:rPr>
+      </w:pPr>
+      <w:r>
+        <w:t>M</w:t>
+      </w:r>
+      <w:r>
+        <w:t>apping</w:t>
+      </w:r>
+    </w:p>
+    <w:p>
+      <w:r>
+        <w:rPr>
+          <w:rFonts w:hint="eastAsia"/>
+        </w:rPr>
+        <w:t>本质：描述数据从来源到目标的“流转地图”，记录字段级血缘关系</w:t>
+      </w:r>
+    </w:p>
+    <w:p>
+      <w:r>
+        <w:t>1 目标字段 DM、DWS层表结构</w:t>
+      </w:r>
+    </w:p>
+    <w:p>
+      <w:r>
+        <w:t>2 来源字段 ODS、DWD层字段</w:t>
+      </w:r>
+    </w:p>
+    <w:p>
+      <w:r>
+        <w:t>3 转换规则 空值处理NVL、类型转换CAST、计算逻辑SUM/CASE WHEN</w:t>
+      </w:r>
+    </w:p>
+    <w:p>
+      <w:pPr>
+        <w:rPr>
+          <w:rFonts w:hint="eastAsia"/>
+        </w:rPr>
+      </w:pPr>
+      <w:r>
+        <w:t>4 业务口径说明 如“</w:t>
+      </w:r>
+      <w:r>
+        <w:rPr>
+          <w:rFonts w:hint="eastAsia"/>
+        </w:rPr>
+        <w:t>佣金=保费*提点</w:t>
+      </w:r>
+    </w:p>
+    <w:p/>
+    <w:p>
+      <w:pPr>
+        <w:pStyle w:val="4"/>
+      </w:pPr>
+      <w:r>
+        <w:rPr>
+          <w:rFonts w:hint="eastAsia"/>
+        </w:rPr>
+        <w:t>宽表建模</w:t>
+      </w:r>
+    </w:p>
+    <w:p>
+      <w:r>
+        <w:rPr>
+          <w:rFonts w:hint="eastAsia"/>
+        </w:rPr>
+        <w:t>本质：将多个维度表的属性冗余到事实表中，形成“大宽表”，避免查询时多次</w:t>
+      </w:r>
+      <w:r>
+        <w:t>JOIN</w:t>
+      </w:r>
+    </w:p>
+    <w:p>
+      <w:r>
+        <w:t>1 选择公共粒度：如按</w:t>
+      </w:r>
+      <w:r>
+        <w:rPr>
+          <w:rFonts w:hint="eastAsia"/>
+        </w:rPr>
+        <w:t>customer</w:t>
+      </w:r>
+      <w:r>
+        <w:t>_id</w:t>
+      </w:r>
+      <w:r>
+        <w:rPr>
+          <w:rFonts w:hint="eastAsia"/>
+        </w:rPr>
+        <w:t>（客户）</w:t>
+      </w:r>
+      <w:r>
+        <w:t>+</w:t>
+      </w:r>
+      <w:r>
+        <w:rPr>
+          <w:rFonts w:hint="eastAsia"/>
+        </w:rPr>
+        <w:t>agent_id</w:t>
+      </w:r>
+      <w:r>
+        <w:t xml:space="preserve"> </w:t>
+      </w:r>
+      <w:r>
+        <w:t>(</w:t>
+      </w:r>
+      <w:r>
+        <w:rPr>
+          <w:rFonts w:hint="eastAsia"/>
+        </w:rPr>
+        <w:t>收展员</w:t>
+      </w:r>
+      <w:r>
+        <w:t>)</w:t>
+      </w:r>
+      <w:r>
+        <w:t>+ds组合，保证每行唯一。</w:t>
+      </w:r>
+    </w:p>
+    <w:p>
+      <w:r>
+        <w:t xml:space="preserve">2 </w:t>
+      </w:r>
+      <w:r>
+        <w:t>冗余常用维度属性：</w:t>
+      </w:r>
+      <w:r>
+        <w:rPr>
+          <w:rFonts w:hint="eastAsia"/>
+        </w:rPr>
+        <w:t>受益人、被投保人</w:t>
+      </w:r>
+      <w:r>
+        <w:t>、</w:t>
+      </w:r>
+      <w:r>
+        <w:rPr>
+          <w:rFonts w:hint="eastAsia"/>
+        </w:rPr>
+        <w:t>产品</w:t>
+      </w:r>
+      <w:r>
+        <w:t>名称、地区名称等直接存入宽表</w:t>
+      </w:r>
+    </w:p>
+    <w:p>
+      <w:r>
         <w:lastRenderedPageBreak/>
-        <w:t>3 位置 公共维度表</w:t>
-      </w:r>
-    </w:p>
-    <w:p>
-      <w:r>
-        <w:t>4 分区 以结束生效时间字段作为分区</w:t>
-      </w:r>
-    </w:p>
-    <w:p>
-      <w:r>
-        <w:t>5 与之对应贴源层为增量更新</w:t>
-      </w:r>
-    </w:p>
-    <w:p/>
-    <w:p>
-      <w:pPr>
-        <w:pStyle w:val="3"/>
-      </w:pPr>
-      <w:r>
-        <w:rPr>
-          <w:highlight w:val="yellow"/>
-        </w:rPr>
-        <w:t>10.拉链表更新表流程</w:t>
-      </w:r>
-    </w:p>
-    <w:p>
-      <w:r>
-        <w:rPr>
-          <w:rFonts w:hint="eastAsia"/>
-        </w:rPr>
-        <w:t>拉链表的话，我们项目主要是用来保存维度数据的历史变化，比如客户信息、收展人员归属这些。</w:t>
-      </w:r>
-    </w:p>
-    <w:p>
-      <w:r>
-        <w:rPr>
-          <w:rFonts w:hint="eastAsia"/>
-        </w:rPr>
-        <w:t>更新的时候，假设今天是</w:t>
-      </w:r>
-      <w:r>
-        <w:t>T日，我们处理的就是昨天产生的增量数据。首先会把昨天新增和修改的数据同步到ODS层，然后拿ODS的数据去和DIM层当前生效的数据做关联比对。</w:t>
-      </w:r>
-    </w:p>
-    <w:p>
-      <w:pPr>
-        <w:rPr>
-          <w:rFonts w:hint="eastAsia"/>
-        </w:rPr>
-      </w:pPr>
-    </w:p>
-    <w:p>
-      <w:r>
-        <w:rPr>
-          <w:rFonts w:hint="eastAsia"/>
-        </w:rPr>
-        <w:t>如果数据没有变化，就继续保留；如果数据发生了修改，就把原来那条记录的结束日期改成昨天，再新增一条最新的数据，开始日期也是昨天，结束日期还是</w:t>
-      </w:r>
-      <w:r>
-        <w:t>9999-12-31，表示当前生效；如果是新增数据，就直接插入一条新的生效记录。</w:t>
-      </w:r>
-    </w:p>
-    <w:p>
-      <w:pPr>
-        <w:rPr>
-          <w:rFonts w:hint="eastAsia"/>
-        </w:rPr>
-      </w:pPr>
-    </w:p>
-    <w:p>
-      <w:r>
-        <w:rPr>
-          <w:rFonts w:hint="eastAsia"/>
-        </w:rPr>
-        <w:t>最后通过</w:t>
-      </w:r>
-      <w:r>
-        <w:t>INSERT OVERWRITE更新拉链表，把历史数据和最新数据一起写回</w:t>
-      </w:r>
-      <w:r>
-        <w:rPr>
-          <w:rFonts w:hint="eastAsia"/>
-        </w:rPr>
-        <w:t>（</w:t>
-      </w:r>
-      <w:r>
-        <w:t>UNION ALL</w:t>
-      </w:r>
-      <w:r>
-        <w:rPr>
-          <w:rFonts w:hint="eastAsia"/>
-        </w:rPr>
-        <w:t>）</w:t>
-      </w:r>
-      <w:r>
-        <w:t>。</w:t>
-      </w:r>
-    </w:p>
-    <w:p>
-      <w:r>
-        <w:rPr>
-          <w:rFonts w:hint="eastAsia"/>
-        </w:rPr>
-        <w:t>我理解拉链表最大的作用，就是既能查询当前最新的数据，又能保留历史变化记录。像保险项目里面</w:t>
-      </w:r>
-      <w:r>
-        <w:rPr>
-          <w:rFonts w:hint="eastAsia"/>
-        </w:rPr>
-        <w:t>客户归属、客户等级这些信息都会变化，所以比较适合用拉链表来管理</w:t>
-      </w:r>
-      <w:r>
-        <w:t>。</w:t>
-      </w:r>
-    </w:p>
-    <w:p>
-      <w:pPr>
-        <w:pStyle w:val="3"/>
-      </w:pPr>
-      <w:r>
-        <w:rPr>
-          <w:rFonts w:hint="eastAsia"/>
-          <w:highlight w:val="yellow"/>
-        </w:rPr>
-        <w:t>数仓建模</w:t>
-      </w:r>
-      <w:r>
-        <w:rPr>
-          <w:highlight w:val="yellow"/>
-        </w:rPr>
-        <w:t xml:space="preserve"> </w:t>
-      </w:r>
-      <w:r>
-        <w:rPr>
-          <w:highlight w:val="yellow"/>
-        </w:rPr>
-        <w:t xml:space="preserve">= </w:t>
-      </w:r>
-      <w:r>
-        <w:rPr>
-          <w:highlight w:val="yellow"/>
-        </w:rPr>
-        <w:t>mapping与宽表建模＋维度模型</w:t>
-      </w:r>
-      <w:r>
-        <w:rPr>
-          <w:rFonts w:hint="eastAsia"/>
-          <w:highlight w:val="yellow"/>
-        </w:rPr>
-        <w:t>（事务表+维度表）</w:t>
-      </w:r>
-    </w:p>
-    <w:p>
-      <w:pPr>
-        <w:rPr>
-          <w:rFonts w:hint="eastAsia"/>
-        </w:rPr>
-      </w:pPr>
-      <w:r>
-        <w:t>在数仓设计和编写 Mapping 文档时，我们会遵循三个一致原则：</w:t>
-      </w:r>
-      <w:r>
-        <w:rPr>
-          <w:rStyle w:val="aa"/>
-        </w:rPr>
-        <w:t>业务过程相同、统计周期相同、统计粒度相同</w:t>
-      </w:r>
-      <w:r>
-        <w:t>。业务过程相同是指统计的是同一类业务，例如承保或理赔；统计周期相同是指统计口径一致，例如都按天或都按月；统计粒度相同是指一行数据代表的业务对象一致，例如都按客户、按保单或按收展员统计。只有满足这三个条件，数据才能合理设计到同一张事实表或宽表中，避免口径不一致和重复统计。</w:t>
-      </w:r>
-    </w:p>
-    <w:p>
-      <w:pPr>
-        <w:pStyle w:val="4"/>
-      </w:pPr>
-      <w:r>
-        <w:rPr>
-          <w:rFonts w:hint="eastAsia"/>
-        </w:rPr>
-        <w:t>数仓建模流程逻辑</w:t>
-      </w:r>
-    </w:p>
-    <w:p>
-      <w:r>
-        <w:t xml:space="preserve">1 确定目标表结构信息 </w:t>
-      </w:r>
-    </w:p>
-    <w:p>
-      <w:pPr>
-        <w:rPr>
-          <w:rFonts w:hint="eastAsia"/>
-        </w:rPr>
-      </w:pPr>
-      <w:r>
-        <w:rPr>
-          <w:rFonts w:hint="eastAsia"/>
-        </w:rPr>
-        <w:t>从</w:t>
-      </w:r>
-      <w:r>
-        <w:t>BI确定需要的目标表结构事务和维度字段</w:t>
-      </w:r>
-    </w:p>
-    <w:p>
-      <w:r>
-        <w:t>2 调研梳理来源表信息</w:t>
-      </w:r>
-    </w:p>
-    <w:p>
-      <w:pPr>
-        <w:rPr>
-          <w:rFonts w:hint="eastAsia"/>
-        </w:rPr>
-      </w:pPr>
-      <w:r>
-        <w:rPr>
-          <w:rFonts w:hint="eastAsia"/>
-        </w:rPr>
-        <w:t>在确定好事务和维度字段之后从后端数据库整理事务和各个维度相应的表</w:t>
-      </w:r>
-    </w:p>
-    <w:p>
-      <w:r>
-        <w:t>3 调研确认应用业务口径</w:t>
-      </w:r>
-    </w:p>
-    <w:p>
-      <w:pPr>
-        <w:rPr>
-          <w:rFonts w:hint="eastAsia"/>
-        </w:rPr>
-      </w:pPr>
-      <w:r>
-        <w:rPr>
-          <w:rFonts w:hint="eastAsia"/>
-        </w:rPr>
-        <w:t>调研事务需要使用什么方法去输出需要显示的方式</w:t>
-      </w:r>
-    </w:p>
-    <w:p>
-      <w:r>
-        <w:t>4 基于模型做取值映射分析</w:t>
-      </w:r>
-    </w:p>
-    <w:p>
-      <w:r>
-        <w:rPr>
-          <w:rFonts w:hint="eastAsia"/>
-        </w:rPr>
-        <w:t>上面三步完成之后对后端数据库获取的数据在</w:t>
-      </w:r>
-      <w:r>
-        <w:t>dm层进行映射到相应需要输出的字段</w:t>
-      </w:r>
-    </w:p>
-    <w:p/>
-    <w:p>
-      <w:pPr>
-        <w:pStyle w:val="4"/>
-        <w:rPr>
-          <w:rFonts w:hint="eastAsia"/>
-        </w:rPr>
-      </w:pPr>
-      <w:r>
-        <w:lastRenderedPageBreak/>
-        <w:t>M</w:t>
-      </w:r>
-      <w:r>
-        <w:t>apping</w:t>
-      </w:r>
-    </w:p>
-    <w:p>
-      <w:r>
-        <w:rPr>
-          <w:rFonts w:hint="eastAsia"/>
-        </w:rPr>
-        <w:t>本质：描述数据从来源到目标的“流转地图”，记录字段级血缘关系</w:t>
-      </w:r>
-    </w:p>
-    <w:p>
-      <w:r>
-        <w:t>1 目标字段 DM、DWS层表结构</w:t>
-      </w:r>
-    </w:p>
-    <w:p>
-      <w:r>
-        <w:t>2 来源字段 ODS、DWD层字段</w:t>
-      </w:r>
-    </w:p>
-    <w:p>
-      <w:r>
-        <w:t>3 转换规则 空值处理NVL、类型转换CAST、计算逻辑SUM/CASE WHEN</w:t>
-      </w:r>
-    </w:p>
-    <w:p>
-      <w:pPr>
-        <w:rPr>
-          <w:rFonts w:hint="eastAsia"/>
-        </w:rPr>
-      </w:pPr>
-      <w:r>
-        <w:t>4 业务口径说明 如“</w:t>
-      </w:r>
-      <w:r>
-        <w:rPr>
-          <w:rFonts w:hint="eastAsia"/>
-        </w:rPr>
-        <w:t>佣金=保费*提点</w:t>
-      </w:r>
-    </w:p>
-    <w:p/>
-    <w:p>
-      <w:pPr>
-        <w:pStyle w:val="4"/>
-      </w:pPr>
-      <w:r>
-        <w:rPr>
-          <w:rFonts w:hint="eastAsia"/>
-        </w:rPr>
-        <w:t>宽表建模</w:t>
-      </w:r>
-    </w:p>
-    <w:p>
-      <w:r>
-        <w:rPr>
-          <w:rFonts w:hint="eastAsia"/>
-        </w:rPr>
-        <w:t>本质：将多个维度表的属性冗余到事实表中，形成“大宽表”，避免查询时多次</w:t>
-      </w:r>
-      <w:r>
-        <w:t>JOIN</w:t>
-      </w:r>
-    </w:p>
-    <w:p>
-      <w:r>
-        <w:t>1 选择公共粒度：如按</w:t>
-      </w:r>
-      <w:r>
-        <w:rPr>
-          <w:rFonts w:hint="eastAsia"/>
-        </w:rPr>
-        <w:t>customer</w:t>
-      </w:r>
-      <w:r>
-        <w:t>_id</w:t>
-      </w:r>
-      <w:r>
-        <w:rPr>
-          <w:rFonts w:hint="eastAsia"/>
-        </w:rPr>
-        <w:t>（客户）</w:t>
-      </w:r>
-      <w:r>
-        <w:t>+</w:t>
-      </w:r>
-      <w:r>
-        <w:rPr>
-          <w:rFonts w:hint="eastAsia"/>
-        </w:rPr>
-        <w:t>agent_id</w:t>
-      </w:r>
-      <w:r>
-        <w:t xml:space="preserve"> </w:t>
-      </w:r>
-      <w:r>
-        <w:t>(</w:t>
-      </w:r>
-      <w:r>
-        <w:rPr>
-          <w:rFonts w:hint="eastAsia"/>
-        </w:rPr>
-        <w:t>收展员</w:t>
-      </w:r>
-      <w:r>
-        <w:t>)</w:t>
-      </w:r>
-      <w:r>
-        <w:t>+ds组合，保证每行唯一。</w:t>
-      </w:r>
-    </w:p>
-    <w:p>
-      <w:r>
-        <w:t xml:space="preserve">2 </w:t>
-      </w:r>
-      <w:r>
-        <w:t>冗余常用维度属性：</w:t>
-      </w:r>
-      <w:r>
-        <w:rPr>
-          <w:rFonts w:hint="eastAsia"/>
-        </w:rPr>
-        <w:t>受益人、被投保人</w:t>
-      </w:r>
-      <w:r>
-        <w:t>、</w:t>
-      </w:r>
-      <w:r>
-        <w:rPr>
-          <w:rFonts w:hint="eastAsia"/>
-        </w:rPr>
-        <w:t>产品</w:t>
-      </w:r>
-      <w:r>
-        <w:t>名称、地区名称等直接存入宽表</w:t>
-      </w:r>
-    </w:p>
-    <w:p>
-      <w:r>
         <w:t>3 预计算轻度聚合：如</w:t>
       </w:r>
       <w:r>
@@ -6604,61 +6572,59 @@
           <w:rFonts w:hint="eastAsia"/>
           <w:b/>
         </w:rPr>
+        <w:t>确定维度属性</w:t>
+      </w:r>
+      <w:r>
+        <w:t xml:space="preserve"> 尽可能丰富地添加用于过滤、分组和报表展示的属性字段。如果属性会随时间发生变化，就引入拉链表机制（SCD）来处理历史状态。</w:t>
+      </w:r>
+    </w:p>
+    <w:p>
+      <w:pPr>
+        <w:rPr>
+          <w:rFonts w:hint="eastAsia"/>
+        </w:rPr>
+      </w:pPr>
+    </w:p>
+    <w:p>
+      <w:pPr>
+        <w:rPr>
+          <w:rFonts w:hint="eastAsia"/>
+        </w:rPr>
+      </w:pPr>
+    </w:p>
+    <w:p>
+      <w:pPr>
+        <w:pStyle w:val="3"/>
+      </w:pPr>
+      <w:r>
+        <w:t>14 7-9个银行系统名称</w:t>
+      </w:r>
+    </w:p>
+    <w:p>
+      <w:r>
+        <w:t>cbs核心系统（核心业务）、ecif（客户管理系统）</w:t>
+      </w:r>
+    </w:p>
+    <w:p>
+      <w:r>
+        <w:t>ccp（信用卡系统）、bbs（票据系统）、ccs（对公信贷管理系统）</w:t>
+      </w:r>
+    </w:p>
+    <w:p>
+      <w:r>
+        <w:t>pcs（零售信贷系统）、nbs（网上银行系统）</w:t>
+      </w:r>
+    </w:p>
+    <w:p/>
+    <w:p>
+      <w:pPr>
+        <w:pStyle w:val="3"/>
+        <w:rPr>
+          <w:rFonts w:hint="eastAsia"/>
+        </w:rPr>
+      </w:pPr>
+      <w:r>
         <w:lastRenderedPageBreak/>
-        <w:t>确定维度属性</w:t>
-      </w:r>
-      <w:bookmarkStart w:id="2" w:name="_GoBack"/>
-      <w:bookmarkEnd w:id="2"/>
-      <w:r>
-        <w:t xml:space="preserve"> 尽可能丰富地添加用于过滤、分组和报表展示的属性字段。如果属性会随时间发生变化，就引入拉链表机制（SCD）来处理历史状态。</w:t>
-      </w:r>
-    </w:p>
-    <w:p>
-      <w:pPr>
-        <w:rPr>
-          <w:rFonts w:hint="eastAsia"/>
-        </w:rPr>
-      </w:pPr>
-    </w:p>
-    <w:p>
-      <w:pPr>
-        <w:rPr>
-          <w:rFonts w:hint="eastAsia"/>
-        </w:rPr>
-      </w:pPr>
-    </w:p>
-    <w:p>
-      <w:pPr>
-        <w:pStyle w:val="3"/>
-      </w:pPr>
-      <w:r>
-        <w:t>14 7-9个银行系统名称</w:t>
-      </w:r>
-    </w:p>
-    <w:p>
-      <w:r>
-        <w:t>cbs核心系统（核心业务）、ecif（客户管理系统）</w:t>
-      </w:r>
-    </w:p>
-    <w:p>
-      <w:r>
-        <w:t>ccp（信用卡系统）、bbs（票据系统）、ccs（对公信贷管理系统）</w:t>
-      </w:r>
-    </w:p>
-    <w:p>
-      <w:r>
-        <w:t>pcs（零售信贷系统）、nbs（网上银行系统）</w:t>
-      </w:r>
-    </w:p>
-    <w:p/>
-    <w:p>
-      <w:pPr>
-        <w:pStyle w:val="3"/>
-        <w:rPr>
-          <w:rFonts w:hint="eastAsia"/>
-        </w:rPr>
-      </w:pPr>
-      <w:r>
         <w:t xml:space="preserve">15 </w:t>
       </w:r>
       <w:r>
@@ -6932,14 +6898,7 @@
         <w:rPr>
           <w:rFonts w:hint="eastAsia"/>
         </w:rPr>
-        <w:t>在过滤条件中根据rowid</w:t>
-      </w:r>
-      <w:r>
-        <w:rPr>
-          <w:rFonts w:hint="eastAsia"/>
-        </w:rPr>
-        <w:lastRenderedPageBreak/>
-        <w:t>快速定位，</w:t>
+        <w:t>在过滤条件中根据rowid快速定位，</w:t>
       </w:r>
       <w:r>
         <w:rPr>
@@ -7119,6 +7078,7 @@
         <w:rPr>
           <w:highlight w:val="yellow"/>
         </w:rPr>
+        <w:lastRenderedPageBreak/>
         <w:t>3. 索引列上使用函数或表达式计算失效</w:t>
       </w:r>
     </w:p>
@@ -7356,6 +7316,7 @@
         <w:jc w:val="center"/>
       </w:pPr>
       <w:r>
+        <w:lastRenderedPageBreak/>
         <w:t>H</w:t>
       </w:r>
       <w:r>
@@ -7583,7 +7544,6 @@
     </w:p>
     <w:p>
       <w:r>
-        <w:lastRenderedPageBreak/>
         <w:t>fllow zip压缩包</w:t>
       </w:r>
     </w:p>
@@ -7630,7 +7590,11 @@
       </w:r>
       <w:r>
         <w:tab/>
-        <w:t>逻辑：在外部job的shell中输出一个文件 再在setp2的shell当中进行时间间隔循环 若不存在则循环知道存在</w:t>
+        <w:t>逻辑：在外部job的shell中输出一个文件 再在setp2的shell当中进行时间间隔</w:t>
+      </w:r>
+      <w:r>
+        <w:lastRenderedPageBreak/>
+        <w:t>循环 若不存在则循环知道存在</w:t>
       </w:r>
     </w:p>
     <w:p>
@@ -7882,45 +7846,45 @@
         <w:rPr>
           <w:rFonts w:hint="eastAsia"/>
         </w:rPr>
+        <w:t>退链操作</w:t>
+      </w:r>
+    </w:p>
+    <w:p>
+      <w:pPr>
+        <w:rPr>
+          <w:rFonts w:hint="eastAsia"/>
+        </w:rPr>
+      </w:pPr>
+      <w:r>
+        <w:rPr>
+          <w:rFonts w:hint="eastAsia"/>
+        </w:rPr>
+        <w:t>先删除生效时间大于问题时间的数据</w:t>
+      </w:r>
+      <w:r>
+        <w:rPr>
+          <w:rFonts w:hint="eastAsia"/>
+        </w:rPr>
+        <w:t>的</w:t>
+      </w:r>
+      <w:r>
+        <w:rPr>
+          <w:rFonts w:hint="eastAsia"/>
+        </w:rPr>
+        <w:t>所有失效分区</w:t>
+      </w:r>
+    </w:p>
+    <w:p>
+      <w:pPr>
+        <w:rPr>
+          <w:rFonts w:hint="eastAsia"/>
+        </w:rPr>
+      </w:pPr>
+      <w:r>
+        <w:rPr>
+          <w:noProof/>
+        </w:rPr>
         <w:lastRenderedPageBreak/>
-        <w:t>退链操作</w:t>
-      </w:r>
-    </w:p>
-    <w:p>
-      <w:pPr>
-        <w:rPr>
-          <w:rFonts w:hint="eastAsia"/>
-        </w:rPr>
-      </w:pPr>
-      <w:r>
-        <w:rPr>
-          <w:rFonts w:hint="eastAsia"/>
-        </w:rPr>
-        <w:t>先删除生效时间大于问题时间的数据</w:t>
-      </w:r>
-      <w:r>
-        <w:rPr>
-          <w:rFonts w:hint="eastAsia"/>
-        </w:rPr>
-        <w:t>的</w:t>
-      </w:r>
-      <w:r>
-        <w:rPr>
-          <w:rFonts w:hint="eastAsia"/>
-        </w:rPr>
-        <w:t>所有失效分区</w:t>
-      </w:r>
-    </w:p>
-    <w:p>
-      <w:pPr>
-        <w:rPr>
-          <w:rFonts w:hint="eastAsia"/>
-        </w:rPr>
-      </w:pPr>
-      <w:r>
-        <w:rPr>
-          <w:noProof/>
-        </w:rPr>
         <w:drawing>
           <wp:inline distT="0" distB="0" distL="0" distR="0" wp14:anchorId="02E289D6" wp14:editId="4565C1AA">
             <wp:extent cx="5353050" cy="2056534"/>
@@ -8165,7 +8129,15 @@
           <w:sz w:val="24"/>
           <w:szCs w:val="24"/>
         </w:rPr>
-        <w:t xml:space="preserve">sql写法优化：避免在selec后面使用*，in not in用exits not exist替换 </w:t>
+        <w:t>sql写法优化：避免在selec后面使用*，in not in用exits not exist替换 少用join，</w:t>
+      </w:r>
+      <w:r>
+        <w:rPr>
+          <w:rFonts w:ascii="宋体" w:eastAsia="宋体" w:hAnsi="宋体" w:hint="eastAsia"/>
+          <w:sz w:val="24"/>
+          <w:szCs w:val="24"/>
+        </w:rPr>
+        <w:t>用速度快的</w:t>
       </w:r>
       <w:r>
         <w:rPr>
@@ -8173,16 +8145,24 @@
           <w:sz w:val="24"/>
           <w:szCs w:val="24"/>
         </w:rPr>
-        <w:lastRenderedPageBreak/>
-        <w:t>少用join，</w:t>
-      </w:r>
+        <w:t>unionall替换union，用group by代替distinct去重</w:t>
+      </w:r>
+    </w:p>
+    <w:p>
+      <w:pPr>
+        <w:rPr>
+          <w:rFonts w:ascii="宋体" w:eastAsia="宋体" w:hAnsi="宋体"/>
+          <w:sz w:val="24"/>
+          <w:szCs w:val="24"/>
+        </w:rPr>
+      </w:pPr>
       <w:r>
         <w:rPr>
           <w:rFonts w:ascii="宋体" w:eastAsia="宋体" w:hAnsi="宋体" w:hint="eastAsia"/>
           <w:sz w:val="24"/>
           <w:szCs w:val="24"/>
         </w:rPr>
-        <w:t>用速度快的</w:t>
+        <w:t>使用</w:t>
       </w:r>
       <w:r>
         <w:rPr>
@@ -8190,7 +8170,7 @@
           <w:sz w:val="24"/>
           <w:szCs w:val="24"/>
         </w:rPr>
-        <w:t>unionall替换union，用group by代替distinct去重</w:t>
+        <w:t>sql内置函数比如用decode替换case when加快查询速度</w:t>
       </w:r>
     </w:p>
     <w:p>
@@ -8207,7 +8187,7 @@
           <w:sz w:val="24"/>
           <w:szCs w:val="24"/>
         </w:rPr>
-        <w:t>使用</w:t>
+        <w:t>对某段</w:t>
       </w:r>
       <w:r>
         <w:rPr>
@@ -8215,48 +8195,23 @@
           <w:sz w:val="24"/>
           <w:szCs w:val="24"/>
         </w:rPr>
-        <w:t>sql内置函数比如用decode替换case when加快查询速度</w:t>
-      </w:r>
-    </w:p>
-    <w:p>
-      <w:pPr>
-        <w:rPr>
-          <w:rFonts w:ascii="宋体" w:eastAsia="宋体" w:hAnsi="宋体"/>
-          <w:sz w:val="24"/>
-          <w:szCs w:val="24"/>
-        </w:rPr>
-      </w:pPr>
-      <w:r>
+        <w:t>sql用with as创建临时表 拆分步骤</w:t>
+      </w:r>
+    </w:p>
+    <w:p>
+      <w:pPr>
         <w:rPr>
           <w:rFonts w:ascii="宋体" w:eastAsia="宋体" w:hAnsi="宋体" w:hint="eastAsia"/>
           <w:sz w:val="24"/>
           <w:szCs w:val="24"/>
         </w:rPr>
-        <w:t>对某段</w:t>
-      </w:r>
-      <w:r>
-        <w:rPr>
-          <w:rFonts w:ascii="宋体" w:eastAsia="宋体" w:hAnsi="宋体"/>
-          <w:sz w:val="24"/>
-          <w:szCs w:val="24"/>
-        </w:rPr>
-        <w:t>sql用with as创建临时表 拆分步骤</w:t>
-      </w:r>
-    </w:p>
-    <w:p>
-      <w:pPr>
+      </w:pPr>
+      <w:r>
         <w:rPr>
           <w:rFonts w:ascii="宋体" w:eastAsia="宋体" w:hAnsi="宋体" w:hint="eastAsia"/>
           <w:sz w:val="24"/>
           <w:szCs w:val="24"/>
         </w:rPr>
-      </w:pPr>
-      <w:r>
-        <w:rPr>
-          <w:rFonts w:ascii="宋体" w:eastAsia="宋体" w:hAnsi="宋体" w:hint="eastAsia"/>
-          <w:sz w:val="24"/>
-          <w:szCs w:val="24"/>
-        </w:rPr>
         <w:t>排序字段建立联合索引，不必要的排序直接删掉</w:t>
       </w:r>
     </w:p>
@@ -8275,6 +8230,7 @@
         <w:rPr>
           <w:rFonts w:hint="eastAsia"/>
         </w:rPr>
+        <w:lastRenderedPageBreak/>
         <w:t>如何查看执行计划</w:t>
       </w:r>
     </w:p>
@@ -8520,7 +8476,6 @@
         <w:rPr>
           <w:rFonts w:hint="eastAsia"/>
         </w:rPr>
-        <w:lastRenderedPageBreak/>
         <w:t>锁是数据库为了保证并发访问数据的一致性而使用的机制，常见有共享锁（读锁）和排他锁（写锁）。</w:t>
       </w:r>
       <w:r>

--- a/毛智明-小作文.docx
+++ b/毛智明-小作文.docx
@@ -26,60 +26,76 @@
       </w:r>
     </w:p>
     <w:p>
-      <w:r>
-        <w:rPr>
-          <w:rFonts w:hint="eastAsia"/>
+      <w:pPr>
+        <w:rPr>
+          <w:highlight w:val="yellow"/>
+        </w:rPr>
+      </w:pPr>
+      <w:r>
+        <w:rPr>
+          <w:rFonts w:hint="eastAsia"/>
+          <w:highlight w:val="yellow"/>
         </w:rPr>
         <w:t>面试官你好，我叫</w:t>
       </w:r>
       <w:r>
         <w:rPr>
           <w:rFonts w:hint="eastAsia"/>
+          <w:highlight w:val="yellow"/>
         </w:rPr>
         <w:t>毛智明</w:t>
       </w:r>
       <w:r>
+        <w:rPr>
+          <w:highlight w:val="yellow"/>
+        </w:rPr>
         <w:t xml:space="preserve"> </w:t>
       </w:r>
       <w:r>
         <w:rPr>
           <w:rFonts w:hint="eastAsia"/>
+          <w:highlight w:val="yellow"/>
         </w:rPr>
         <w:t>我来自广东</w:t>
       </w:r>
       <w:r>
         <w:rPr>
           <w:rFonts w:hint="eastAsia"/>
+          <w:highlight w:val="yellow"/>
         </w:rPr>
         <w:t>梅州</w:t>
       </w:r>
       <w:r>
         <w:rPr>
           <w:rFonts w:hint="eastAsia"/>
+          <w:highlight w:val="yellow"/>
         </w:rPr>
         <w:t xml:space="preserve"> 我毕业于广东工业大学华立学院计算机专业 从实习开始一直</w:t>
       </w:r>
       <w:r>
         <w:rPr>
           <w:rFonts w:hint="eastAsia"/>
+          <w:highlight w:val="yellow"/>
         </w:rPr>
         <w:t>在</w:t>
       </w:r>
       <w:r>
         <w:rPr>
-          <w:rFonts w:ascii="MiSans" w:eastAsia="MiSans" w:hAnsi="MiSans" w:cs="MiSans"/>
+          <w:highlight w:val="yellow"/>
         </w:rPr>
         <w:t>贵州数算互联科技有限公司</w:t>
       </w:r>
       <w:r>
         <w:rPr>
           <w:rFonts w:hint="eastAsia"/>
+          <w:highlight w:val="yellow"/>
         </w:rPr>
         <w:t>从事大数据开发的工作 到现在有三年多的工作经验</w:t>
       </w:r>
       <w:r>
         <w:rPr>
           <w:rFonts w:hint="eastAsia"/>
+          <w:highlight w:val="yellow"/>
         </w:rPr>
         <w:t>。</w:t>
       </w:r>
@@ -493,11 +509,11 @@
         <w:t>参与</w:t>
       </w:r>
       <w:r>
-        <w:t>ODS到ADS的四层Mapping文档，明</w:t>
+        <w:t>ODS到ADS的四层Mapping文档，明确每张表的字段映射、关联逻辑、取样规则，并重点定义达星（月度FYC达标）、达Q（保</w:t>
       </w:r>
       <w:r>
         <w:lastRenderedPageBreak/>
-        <w:t>确每张表的字段映射、关联逻辑、取样规则，并重点定义达星（月度FYC达标）、达Q（保护期内累计件数与FYC达标）的取数口径与判定规则，确保开发前与业务方完全对齐。</w:t>
+        <w:t>护期内累计件数与FYC达标）的取数口径与判定规则，确保开发前与业务方完全对齐。</w:t>
       </w:r>
     </w:p>
     <w:p/>
@@ -587,19 +603,26 @@
         <w:rPr>
           <w:rFonts w:hint="eastAsia"/>
         </w:rPr>
-        <w:t>维度与事实表</w:t>
-      </w:r>
-    </w:p>
-    <w:p>
+        <w:t>数据源</w:t>
+      </w:r>
+      <w:bookmarkStart w:id="0" w:name="_GoBack"/>
+      <w:bookmarkEnd w:id="0"/>
+    </w:p>
+    <w:p>
+      <w:pPr>
+        <w:rPr>
+          <w:rFonts w:hint="eastAsia"/>
+        </w:rPr>
+      </w:pPr>
       <w:r>
         <w:rPr>
           <w:noProof/>
         </w:rPr>
         <w:drawing>
-          <wp:inline distT="0" distB="0" distL="0" distR="0" wp14:anchorId="1E0F170D" wp14:editId="5352A35E">
-            <wp:extent cx="5274310" cy="3388995"/>
-            <wp:effectExtent l="0" t="0" r="2540" b="1905"/>
-            <wp:docPr id="6" name="图片 6"/>
+          <wp:inline distT="0" distB="0" distL="0" distR="0" wp14:anchorId="6EF8673F" wp14:editId="36C78571">
+            <wp:extent cx="5274310" cy="2365375"/>
+            <wp:effectExtent l="0" t="0" r="2540" b="0"/>
+            <wp:docPr id="10" name="图片 10"/>
             <wp:cNvGraphicFramePr>
               <a:graphicFrameLocks xmlns:a="http://schemas.openxmlformats.org/drawingml/2006/main" noChangeAspect="1"/>
             </wp:cNvGraphicFramePr>
@@ -619,7 +642,7 @@
                   <pic:spPr>
                     <a:xfrm>
                       <a:off x="0" y="0"/>
-                      <a:ext cx="5274310" cy="3388995"/>
+                      <a:ext cx="5274310" cy="2365375"/>
                     </a:xfrm>
                     <a:prstGeom prst="rect">
                       <a:avLst/>
@@ -634,21 +657,14 @@
     </w:p>
     <w:p>
       <w:pPr>
-        <w:rPr>
-          <w:rFonts w:hint="eastAsia"/>
-        </w:rPr>
-      </w:pPr>
-      <w:r>
-        <w:rPr>
-          <w:rFonts w:hint="eastAsia"/>
-        </w:rPr>
-        <w:t>存在码表的话：比如银行汇率</w:t>
-      </w:r>
-      <w:r>
-        <w:rPr>
-          <w:rFonts w:hint="eastAsia"/>
-        </w:rPr>
-        <w:t>，产品实际名字。</w:t>
+        <w:pStyle w:val="3"/>
+      </w:pPr>
+      <w:r>
+        <w:rPr>
+          <w:rFonts w:hint="eastAsia"/>
+        </w:rPr>
+        <w:lastRenderedPageBreak/>
+        <w:t>维度与事实表</w:t>
       </w:r>
     </w:p>
     <w:p>
@@ -656,12 +672,11 @@
         <w:rPr>
           <w:noProof/>
         </w:rPr>
-        <w:lastRenderedPageBreak/>
         <w:drawing>
-          <wp:inline distT="0" distB="0" distL="0" distR="0" wp14:anchorId="6B08CA3A" wp14:editId="2C43B94C">
-            <wp:extent cx="5274310" cy="2612390"/>
-            <wp:effectExtent l="0" t="0" r="2540" b="0"/>
-            <wp:docPr id="7" name="图片 7"/>
+          <wp:inline distT="0" distB="0" distL="0" distR="0" wp14:anchorId="1E0F170D" wp14:editId="5352A35E">
+            <wp:extent cx="5274310" cy="3388995"/>
+            <wp:effectExtent l="0" t="0" r="2540" b="1905"/>
+            <wp:docPr id="6" name="图片 6"/>
             <wp:cNvGraphicFramePr>
               <a:graphicFrameLocks xmlns:a="http://schemas.openxmlformats.org/drawingml/2006/main" noChangeAspect="1"/>
             </wp:cNvGraphicFramePr>
@@ -681,7 +696,7 @@
                   <pic:spPr>
                     <a:xfrm>
                       <a:off x="0" y="0"/>
-                      <a:ext cx="5274310" cy="2612390"/>
+                      <a:ext cx="5274310" cy="3388995"/>
                     </a:xfrm>
                     <a:prstGeom prst="rect">
                       <a:avLst/>
@@ -700,3562 +715,17 @@
           <w:rFonts w:hint="eastAsia"/>
         </w:rPr>
       </w:pPr>
-    </w:p>
-    <w:p>
-      <w:pPr>
-        <w:pStyle w:val="3"/>
-      </w:pPr>
-      <w:r>
-        <w:rPr>
-          <w:rFonts w:hint="eastAsia"/>
-        </w:rPr>
-        <w:t>负责</w:t>
-      </w:r>
-      <w:r>
-        <w:rPr>
-          <w:rFonts w:hint="eastAsia"/>
-        </w:rPr>
-        <w:t>的</w:t>
-      </w:r>
-      <w:r>
-        <w:rPr>
-          <w:rFonts w:hint="eastAsia"/>
-        </w:rPr>
-        <w:t>主题</w:t>
-      </w:r>
-    </w:p>
-    <w:p>
-      <w:pPr>
-        <w:pStyle w:val="pdq2pgselectionanchorcontainer"/>
-        <w:rPr>
-          <w:rFonts w:hint="eastAsia"/>
-        </w:rPr>
-      </w:pPr>
-      <w:r>
-        <w:rPr>
-          <w:rStyle w:val="aa"/>
-        </w:rPr>
-        <w:t>人</w:t>
-      </w:r>
-      <w:r>
-        <w:rPr>
-          <w:rStyle w:val="aa"/>
-          <w:rFonts w:hint="eastAsia"/>
-        </w:rPr>
-        <w:t>力</w:t>
-      </w:r>
-      <w:r>
-        <w:rPr>
-          <w:rStyle w:val="aa"/>
-        </w:rPr>
-        <w:t>、客户、保单、团队、产品、经营</w:t>
-      </w:r>
-      <w:r>
-        <w:t>几个核心主题建设。</w:t>
-      </w:r>
-    </w:p>
-    <w:p>
-      <w:pPr>
-        <w:pStyle w:val="4"/>
-      </w:pPr>
-      <w:r>
-        <w:t>考核主题</w:t>
-      </w:r>
-    </w:p>
-    <w:p>
-      <w:pPr>
-        <w:numPr>
-          <w:ilvl w:val="0"/>
-          <w:numId w:val="24"/>
-        </w:numPr>
-      </w:pPr>
-      <w:r>
-        <w:t xml:space="preserve">达星 </w:t>
-      </w:r>
-    </w:p>
-    <w:p>
-      <w:pPr>
-        <w:numPr>
-          <w:ilvl w:val="0"/>
-          <w:numId w:val="24"/>
-        </w:numPr>
-      </w:pPr>
-      <w:r>
-        <w:t xml:space="preserve">达Q </w:t>
-      </w:r>
-    </w:p>
-    <w:p>
-      <w:pPr>
-        <w:numPr>
-          <w:ilvl w:val="0"/>
-          <w:numId w:val="24"/>
-        </w:numPr>
-      </w:pPr>
-      <w:r>
-        <w:t xml:space="preserve">KPI完成率 </w:t>
-      </w:r>
-    </w:p>
-    <w:p>
-      <w:pPr>
-        <w:numPr>
-          <w:ilvl w:val="0"/>
-          <w:numId w:val="24"/>
-        </w:numPr>
-      </w:pPr>
-      <w:r>
-        <w:t xml:space="preserve">月度排名 </w:t>
-      </w:r>
-    </w:p>
-    <w:p>
-      <w:pPr>
-        <w:numPr>
-          <w:ilvl w:val="0"/>
-          <w:numId w:val="24"/>
-        </w:numPr>
-      </w:pPr>
-      <w:r>
-        <w:t xml:space="preserve">季度排名 </w:t>
-      </w:r>
-    </w:p>
-    <w:p>
-      <w:r>
-        <w:rPr>
-          <w:b/>
-        </w:rPr>
-        <w:t>输出</w:t>
-      </w:r>
-      <w:r>
-        <w:t>：</w:t>
-      </w:r>
-    </w:p>
-    <w:p>
-      <w:pPr>
-        <w:numPr>
-          <w:ilvl w:val="0"/>
-          <w:numId w:val="25"/>
-        </w:numPr>
-      </w:pPr>
-      <w:r>
-        <w:t xml:space="preserve">考核结果 </w:t>
-      </w:r>
-    </w:p>
-    <w:p>
-      <w:pPr>
-        <w:numPr>
-          <w:ilvl w:val="0"/>
-          <w:numId w:val="25"/>
-        </w:numPr>
-      </w:pPr>
-      <w:r>
-        <w:t xml:space="preserve">排行榜 </w:t>
-      </w:r>
-    </w:p>
-    <w:p>
-      <w:pPr>
-        <w:numPr>
-          <w:ilvl w:val="0"/>
-          <w:numId w:val="25"/>
-        </w:numPr>
-        <w:rPr>
-          <w:rFonts w:hint="eastAsia"/>
-        </w:rPr>
-      </w:pPr>
-      <w:r>
-        <w:t xml:space="preserve">看板 </w:t>
-      </w:r>
-    </w:p>
-    <w:p>
-      <w:pPr>
-        <w:pStyle w:val="4"/>
-      </w:pPr>
-      <w:r>
-        <w:rPr>
-          <w:rFonts w:hint="eastAsia"/>
-        </w:rPr>
-        <w:t>人力</w:t>
-      </w:r>
-    </w:p>
-    <w:p>
-      <w:pPr>
-        <w:pStyle w:val="pdq2pgselectionanchorcontainer"/>
-        <w:numPr>
-          <w:ilvl w:val="0"/>
-          <w:numId w:val="16"/>
-        </w:numPr>
-      </w:pPr>
-      <w:r>
-        <w:t xml:space="preserve">收展员基本信息 </w:t>
-      </w:r>
-    </w:p>
-    <w:p>
-      <w:pPr>
-        <w:pStyle w:val="pdq2pgselectionanchorcontainer"/>
-        <w:numPr>
-          <w:ilvl w:val="0"/>
-          <w:numId w:val="16"/>
-        </w:numPr>
-      </w:pPr>
-      <w:r>
-        <w:t xml:space="preserve">所属团队 </w:t>
-      </w:r>
-    </w:p>
-    <w:p>
-      <w:pPr>
-        <w:pStyle w:val="pdq2pgselectionanchorcontainer"/>
-        <w:numPr>
-          <w:ilvl w:val="0"/>
-          <w:numId w:val="16"/>
-        </w:numPr>
-      </w:pPr>
-      <w:r>
-        <w:t xml:space="preserve">入司时间 </w:t>
-      </w:r>
-    </w:p>
-    <w:p>
-      <w:pPr>
-        <w:pStyle w:val="pdq2pgselectionanchorcontainer"/>
-        <w:numPr>
-          <w:ilvl w:val="0"/>
-          <w:numId w:val="16"/>
-        </w:numPr>
-      </w:pPr>
-      <w:r>
-        <w:t xml:space="preserve">职级 </w:t>
-      </w:r>
-    </w:p>
-    <w:p>
-      <w:pPr>
-        <w:pStyle w:val="pdq2pgselectionanchorcontainer"/>
-        <w:numPr>
-          <w:ilvl w:val="0"/>
-          <w:numId w:val="16"/>
-        </w:numPr>
-      </w:pPr>
-      <w:r>
-        <w:t xml:space="preserve">星级 </w:t>
-      </w:r>
-    </w:p>
-    <w:p>
-      <w:pPr>
-        <w:pStyle w:val="pdq2pgselectionanchorcontainer"/>
-        <w:numPr>
-          <w:ilvl w:val="0"/>
-          <w:numId w:val="16"/>
-        </w:numPr>
-      </w:pPr>
-      <w:r>
-        <w:t xml:space="preserve">是否在职 </w:t>
-      </w:r>
-    </w:p>
-    <w:p>
-      <w:pPr>
-        <w:pStyle w:val="pdq2pgselectionanchorcontainer"/>
-        <w:numPr>
-          <w:ilvl w:val="0"/>
-          <w:numId w:val="16"/>
-        </w:numPr>
-      </w:pPr>
-      <w:r>
-        <w:t xml:space="preserve">月累计保费 </w:t>
-      </w:r>
-    </w:p>
-    <w:p>
-      <w:pPr>
-        <w:pStyle w:val="pdq2pgselectionanchorcontainer"/>
-        <w:numPr>
-          <w:ilvl w:val="0"/>
-          <w:numId w:val="16"/>
-        </w:numPr>
-      </w:pPr>
-      <w:r>
-        <w:t xml:space="preserve">月累计佣金 </w:t>
-      </w:r>
-    </w:p>
-    <w:p>
-      <w:pPr>
-        <w:pStyle w:val="pdq2pgselectionanchorcontainer"/>
-        <w:numPr>
-          <w:ilvl w:val="0"/>
-          <w:numId w:val="16"/>
-        </w:numPr>
-      </w:pPr>
-      <w:r>
-        <w:lastRenderedPageBreak/>
-        <w:t xml:space="preserve">达星情况 </w:t>
-      </w:r>
-    </w:p>
-    <w:p>
-      <w:pPr>
-        <w:pStyle w:val="pdq2pgselectionanchorcontainer"/>
-        <w:numPr>
-          <w:ilvl w:val="0"/>
-          <w:numId w:val="16"/>
-        </w:numPr>
-      </w:pPr>
-      <w:r>
-        <w:t xml:space="preserve">达Q情况 </w:t>
-      </w:r>
-    </w:p>
-    <w:p>
-      <w:pPr>
-        <w:pStyle w:val="pdq2pgselectionanchorcontainer"/>
-      </w:pPr>
-      <w:r>
-        <w:rPr>
-          <w:b/>
-        </w:rPr>
-        <w:t>常见指标</w:t>
-      </w:r>
-      <w:r>
-        <w:t>：</w:t>
-      </w:r>
-    </w:p>
-    <w:p>
-      <w:pPr>
-        <w:pStyle w:val="pdq2pgselectionanchorcontainer"/>
-        <w:numPr>
-          <w:ilvl w:val="0"/>
-          <w:numId w:val="17"/>
-        </w:numPr>
-      </w:pPr>
-      <w:r>
-        <w:t xml:space="preserve">月累计保费 </w:t>
-      </w:r>
-    </w:p>
-    <w:p>
-      <w:pPr>
-        <w:pStyle w:val="pdq2pgselectionanchorcontainer"/>
-        <w:numPr>
-          <w:ilvl w:val="0"/>
-          <w:numId w:val="17"/>
-        </w:numPr>
-      </w:pPr>
-      <w:r>
-        <w:t xml:space="preserve">月累计佣金 </w:t>
-      </w:r>
-    </w:p>
-    <w:p>
-      <w:pPr>
-        <w:pStyle w:val="pdq2pgselectionanchorcontainer"/>
-        <w:numPr>
-          <w:ilvl w:val="0"/>
-          <w:numId w:val="17"/>
-        </w:numPr>
-      </w:pPr>
-      <w:r>
-        <w:t xml:space="preserve">有效人力 </w:t>
-      </w:r>
-    </w:p>
-    <w:p>
-      <w:pPr>
-        <w:pStyle w:val="pdq2pgselectionanchorcontainer"/>
-        <w:numPr>
-          <w:ilvl w:val="0"/>
-          <w:numId w:val="17"/>
-        </w:numPr>
-      </w:pPr>
-      <w:r>
-        <w:t xml:space="preserve">人均保费 </w:t>
-      </w:r>
-    </w:p>
-    <w:p>
-      <w:pPr>
-        <w:pStyle w:val="pdq2pgselectionanchorcontainer"/>
-        <w:numPr>
-          <w:ilvl w:val="0"/>
-          <w:numId w:val="17"/>
-        </w:numPr>
-      </w:pPr>
-      <w:r>
-        <w:t>人均件数</w:t>
-      </w:r>
-    </w:p>
-    <w:p>
-      <w:pPr>
-        <w:pStyle w:val="4"/>
-      </w:pPr>
-      <w:r>
-        <w:rPr>
-          <w:rFonts w:hint="eastAsia"/>
-        </w:rPr>
-        <w:t>客户</w:t>
-      </w:r>
-    </w:p>
-    <w:p>
-      <w:pPr>
-        <w:pStyle w:val="pdq2pgselectionanchorcontainer"/>
-        <w:numPr>
-          <w:ilvl w:val="0"/>
-          <w:numId w:val="18"/>
-        </w:numPr>
-      </w:pPr>
-      <w:r>
-        <w:t xml:space="preserve">客户基本信息 </w:t>
-      </w:r>
-    </w:p>
-    <w:p>
-      <w:pPr>
-        <w:pStyle w:val="pdq2pgselectionanchorcontainer"/>
-        <w:numPr>
-          <w:ilvl w:val="0"/>
-          <w:numId w:val="18"/>
-        </w:numPr>
-      </w:pPr>
-      <w:r>
-        <w:t xml:space="preserve">新增客户 </w:t>
-      </w:r>
-    </w:p>
-    <w:p>
-      <w:pPr>
-        <w:pStyle w:val="pdq2pgselectionanchorcontainer"/>
-        <w:numPr>
-          <w:ilvl w:val="0"/>
-          <w:numId w:val="18"/>
-        </w:numPr>
-      </w:pPr>
-      <w:r>
-        <w:t xml:space="preserve">存量客户 </w:t>
-      </w:r>
-    </w:p>
-    <w:p>
-      <w:pPr>
-        <w:pStyle w:val="pdq2pgselectionanchorcontainer"/>
-        <w:numPr>
-          <w:ilvl w:val="0"/>
-          <w:numId w:val="18"/>
-        </w:numPr>
-      </w:pPr>
-      <w:r>
-        <w:t xml:space="preserve">流失客户 </w:t>
-      </w:r>
-    </w:p>
-    <w:p>
-      <w:pPr>
-        <w:pStyle w:val="pdq2pgselectionanchorcontainer"/>
-        <w:numPr>
-          <w:ilvl w:val="0"/>
-          <w:numId w:val="18"/>
-        </w:numPr>
-      </w:pPr>
-      <w:r>
-        <w:t xml:space="preserve">拜访客户 </w:t>
-      </w:r>
-    </w:p>
-    <w:p>
-      <w:pPr>
-        <w:pStyle w:val="pdq2pgselectionanchorcontainer"/>
-        <w:numPr>
-          <w:ilvl w:val="0"/>
-          <w:numId w:val="18"/>
-        </w:numPr>
-      </w:pPr>
-      <w:r>
-        <w:t xml:space="preserve">投保客户 </w:t>
-      </w:r>
-    </w:p>
-    <w:p>
-      <w:pPr>
-        <w:pStyle w:val="pdq2pgselectionanchorcontainer"/>
-        <w:numPr>
-          <w:ilvl w:val="0"/>
-          <w:numId w:val="18"/>
-        </w:numPr>
-      </w:pPr>
-      <w:r>
-        <w:t xml:space="preserve">续保客户 </w:t>
-      </w:r>
-    </w:p>
-    <w:p>
-      <w:pPr>
-        <w:pStyle w:val="pdq2pgselectionanchorcontainer"/>
-      </w:pPr>
-      <w:r>
-        <w:rPr>
-          <w:b/>
-        </w:rPr>
-        <w:t>常见指标</w:t>
-      </w:r>
-      <w:r>
-        <w:t>：</w:t>
-      </w:r>
-    </w:p>
-    <w:p>
-      <w:pPr>
-        <w:pStyle w:val="pdq2pgselectionanchorcontainer"/>
-        <w:numPr>
-          <w:ilvl w:val="0"/>
-          <w:numId w:val="19"/>
-        </w:numPr>
-      </w:pPr>
-      <w:r>
-        <w:t xml:space="preserve">新增客户数 </w:t>
-      </w:r>
-    </w:p>
-    <w:p>
-      <w:pPr>
-        <w:pStyle w:val="pdq2pgselectionanchorcontainer"/>
-        <w:numPr>
-          <w:ilvl w:val="0"/>
-          <w:numId w:val="19"/>
-        </w:numPr>
-      </w:pPr>
-      <w:r>
-        <w:t xml:space="preserve">有效客户数 </w:t>
-      </w:r>
-    </w:p>
-    <w:p>
-      <w:pPr>
-        <w:pStyle w:val="pdq2pgselectionanchorcontainer"/>
-        <w:numPr>
-          <w:ilvl w:val="0"/>
-          <w:numId w:val="19"/>
-        </w:numPr>
-      </w:pPr>
-      <w:r>
-        <w:t xml:space="preserve">客户转化率 </w:t>
-      </w:r>
-    </w:p>
-    <w:p>
-      <w:pPr>
-        <w:pStyle w:val="pdq2pgselectionanchorcontainer"/>
-        <w:numPr>
-          <w:ilvl w:val="0"/>
-          <w:numId w:val="19"/>
-        </w:numPr>
-      </w:pPr>
-      <w:r>
-        <w:t>客户留存率</w:t>
-      </w:r>
-    </w:p>
-    <w:p>
-      <w:pPr>
-        <w:pStyle w:val="4"/>
-        <w:rPr>
-          <w:rFonts w:hint="eastAsia"/>
-        </w:rPr>
-      </w:pPr>
-      <w:r>
-        <w:rPr>
-          <w:rFonts w:hint="eastAsia"/>
-        </w:rPr>
-        <w:t>保单</w:t>
-      </w:r>
-    </w:p>
-    <w:p>
-      <w:pPr>
-        <w:numPr>
-          <w:ilvl w:val="0"/>
-          <w:numId w:val="20"/>
-        </w:numPr>
-      </w:pPr>
-      <w:r>
-        <w:t xml:space="preserve">保单号 </w:t>
-      </w:r>
-    </w:p>
-    <w:p>
-      <w:pPr>
-        <w:numPr>
-          <w:ilvl w:val="0"/>
-          <w:numId w:val="20"/>
-        </w:numPr>
-      </w:pPr>
-      <w:r>
-        <w:t xml:space="preserve">产品名称 </w:t>
-      </w:r>
-    </w:p>
-    <w:p>
-      <w:pPr>
-        <w:numPr>
-          <w:ilvl w:val="0"/>
-          <w:numId w:val="20"/>
-        </w:numPr>
-      </w:pPr>
-      <w:r>
-        <w:t xml:space="preserve">保费 </w:t>
-      </w:r>
-    </w:p>
-    <w:p>
-      <w:pPr>
-        <w:numPr>
-          <w:ilvl w:val="0"/>
-          <w:numId w:val="20"/>
-        </w:numPr>
-      </w:pPr>
-      <w:r>
-        <w:t xml:space="preserve">生效时间 </w:t>
-      </w:r>
-    </w:p>
-    <w:p>
-      <w:pPr>
-        <w:numPr>
-          <w:ilvl w:val="0"/>
-          <w:numId w:val="20"/>
-        </w:numPr>
-      </w:pPr>
-      <w:r>
-        <w:t xml:space="preserve">保单状态 </w:t>
-      </w:r>
-    </w:p>
-    <w:p>
-      <w:pPr>
-        <w:numPr>
-          <w:ilvl w:val="0"/>
-          <w:numId w:val="20"/>
-        </w:numPr>
-      </w:pPr>
-      <w:r>
-        <w:t xml:space="preserve">是否续保 </w:t>
-      </w:r>
-    </w:p>
-    <w:p>
-      <w:r>
-        <w:rPr>
-          <w:b/>
-        </w:rPr>
-        <w:t>常见指标</w:t>
-      </w:r>
-      <w:r>
-        <w:t>：</w:t>
-      </w:r>
-    </w:p>
-    <w:p>
-      <w:pPr>
-        <w:numPr>
-          <w:ilvl w:val="0"/>
-          <w:numId w:val="21"/>
-        </w:numPr>
-      </w:pPr>
-      <w:r>
-        <w:t xml:space="preserve">承保件数 </w:t>
-      </w:r>
-    </w:p>
-    <w:p>
-      <w:pPr>
-        <w:numPr>
-          <w:ilvl w:val="0"/>
-          <w:numId w:val="21"/>
-        </w:numPr>
-      </w:pPr>
-      <w:r>
-        <w:t xml:space="preserve">保费规模 </w:t>
-      </w:r>
-    </w:p>
-    <w:p>
-      <w:pPr>
-        <w:numPr>
-          <w:ilvl w:val="0"/>
-          <w:numId w:val="21"/>
-        </w:numPr>
-      </w:pPr>
-      <w:r>
-        <w:t xml:space="preserve">新单保费 </w:t>
-      </w:r>
-    </w:p>
-    <w:p>
-      <w:pPr>
-        <w:numPr>
-          <w:ilvl w:val="0"/>
-          <w:numId w:val="21"/>
-        </w:numPr>
-      </w:pPr>
-      <w:r>
-        <w:t>续保保费</w:t>
-      </w:r>
-    </w:p>
-    <w:p>
-      <w:pPr>
-        <w:pStyle w:val="4"/>
-      </w:pPr>
-      <w:r>
-        <w:lastRenderedPageBreak/>
-        <w:t>团队主题</w:t>
-      </w:r>
-    </w:p>
-    <w:p>
-      <w:pPr>
-        <w:numPr>
-          <w:ilvl w:val="0"/>
-          <w:numId w:val="22"/>
-        </w:numPr>
-      </w:pPr>
-      <w:r>
-        <w:t xml:space="preserve">团队名称 </w:t>
-      </w:r>
-    </w:p>
-    <w:p>
-      <w:pPr>
-        <w:numPr>
-          <w:ilvl w:val="0"/>
-          <w:numId w:val="22"/>
-        </w:numPr>
-      </w:pPr>
-      <w:r>
-        <w:t xml:space="preserve">团队人数 </w:t>
-      </w:r>
-    </w:p>
-    <w:p>
-      <w:pPr>
-        <w:numPr>
-          <w:ilvl w:val="0"/>
-          <w:numId w:val="22"/>
-        </w:numPr>
-      </w:pPr>
-      <w:r>
-        <w:t xml:space="preserve">团队负责人 </w:t>
-      </w:r>
-    </w:p>
-    <w:p>
-      <w:pPr>
-        <w:numPr>
-          <w:ilvl w:val="0"/>
-          <w:numId w:val="22"/>
-        </w:numPr>
-      </w:pPr>
-      <w:r>
-        <w:t xml:space="preserve">团队保费 </w:t>
-      </w:r>
-    </w:p>
-    <w:p>
-      <w:pPr>
-        <w:numPr>
-          <w:ilvl w:val="0"/>
-          <w:numId w:val="22"/>
-        </w:numPr>
-      </w:pPr>
-      <w:r>
-        <w:t xml:space="preserve">团队佣金 </w:t>
-      </w:r>
-    </w:p>
-    <w:p>
-      <w:r>
-        <w:rPr>
-          <w:b/>
-        </w:rPr>
-        <w:t>统计</w:t>
-      </w:r>
-      <w:r>
-        <w:t>：</w:t>
-      </w:r>
-    </w:p>
-    <w:p>
-      <w:pPr>
-        <w:numPr>
-          <w:ilvl w:val="0"/>
-          <w:numId w:val="23"/>
-        </w:numPr>
-      </w:pPr>
-      <w:r>
-        <w:t xml:space="preserve">团队累计保费 </w:t>
-      </w:r>
-    </w:p>
-    <w:p>
-      <w:pPr>
-        <w:numPr>
-          <w:ilvl w:val="0"/>
-          <w:numId w:val="23"/>
-        </w:numPr>
-      </w:pPr>
-      <w:r>
-        <w:t xml:space="preserve">团队达标率 </w:t>
-      </w:r>
-    </w:p>
-    <w:p>
-      <w:pPr>
-        <w:numPr>
-          <w:ilvl w:val="0"/>
-          <w:numId w:val="23"/>
-        </w:numPr>
-        <w:rPr>
-          <w:rFonts w:hint="eastAsia"/>
-        </w:rPr>
-      </w:pPr>
-      <w:r>
-        <w:t xml:space="preserve">团队排名 </w:t>
-      </w:r>
-    </w:p>
-    <w:p>
-      <w:pPr>
-        <w:rPr>
-          <w:rFonts w:hint="eastAsia"/>
-        </w:rPr>
-      </w:pPr>
-    </w:p>
-    <w:p>
-      <w:pPr>
-        <w:pStyle w:val="3"/>
-        <w:rPr>
-          <w:rFonts w:hint="eastAsia"/>
-        </w:rPr>
-      </w:pPr>
-      <w:r>
-        <w:rPr>
-          <w:rFonts w:hint="eastAsia"/>
-        </w:rPr>
-        <w:t>具体</w:t>
-      </w:r>
-      <w:r>
-        <w:rPr>
-          <w:rFonts w:hint="eastAsia"/>
-        </w:rPr>
-        <w:t>业务</w:t>
-      </w:r>
-      <w:r>
-        <w:rPr>
-          <w:rFonts w:hint="eastAsia"/>
-        </w:rPr>
-        <w:t>指标</w:t>
-      </w:r>
-    </w:p>
-    <w:p>
-      <w:pPr>
-        <w:pStyle w:val="4"/>
-        <w:rPr>
-          <w:rFonts w:hint="eastAsia"/>
-        </w:rPr>
-      </w:pPr>
-      <w:r>
-        <w:rPr>
-          <w:rFonts w:hint="eastAsia"/>
-        </w:rPr>
-        <w:t>达星</w:t>
-      </w:r>
-    </w:p>
-    <w:p>
-      <w:r>
-        <w:t>公司基本法规定，入司满12个月的老收展员，每个月要达到一定标准的FYC，才能维持当前职级，这叫“达星”。如果连续不达星，就要降级甚至清退。</w:t>
-      </w:r>
-    </w:p>
-    <w:p>
-      <w:pPr>
-        <w:rPr>
-          <w:sz w:val="22"/>
-        </w:rPr>
-      </w:pPr>
-    </w:p>
-    <w:p>
-      <w:pPr>
-        <w:rPr>
-          <w:rFonts w:hint="eastAsia"/>
-          <w:sz w:val="22"/>
-        </w:rPr>
-      </w:pPr>
-      <w:r>
-        <w:rPr>
-          <w:rFonts w:hint="eastAsia"/>
-          <w:b/>
-          <w:sz w:val="22"/>
-        </w:rPr>
-        <w:t>来源系统</w:t>
-      </w:r>
-      <w:r>
-        <w:rPr>
-          <w:rFonts w:hint="eastAsia"/>
-          <w:sz w:val="22"/>
-        </w:rPr>
-        <w:t xml:space="preserve"> </w:t>
-      </w:r>
-      <w:r>
-        <w:rPr>
-          <w:rFonts w:ascii="Segoe UI" w:hAnsi="Segoe UI" w:cs="Segoe UI"/>
-          <w:color w:val="0F1115"/>
-          <w:sz w:val="23"/>
-          <w:szCs w:val="23"/>
-          <w:shd w:val="clear" w:color="auto" w:fill="FFFFFF"/>
-        </w:rPr>
-        <w:t>人力系统</w:t>
-      </w:r>
-      <w:r>
-        <w:rPr>
-          <w:rFonts w:ascii="Segoe UI" w:hAnsi="Segoe UI" w:cs="Segoe UI"/>
-          <w:color w:val="0F1115"/>
-          <w:sz w:val="23"/>
-          <w:szCs w:val="23"/>
-          <w:shd w:val="clear" w:color="auto" w:fill="FFFFFF"/>
-        </w:rPr>
-        <w:t>/CRM</w:t>
-      </w:r>
-      <w:r>
-        <w:rPr>
-          <w:rFonts w:ascii="Segoe UI" w:hAnsi="Segoe UI" w:cs="Segoe UI" w:hint="eastAsia"/>
-          <w:color w:val="0F1115"/>
-          <w:sz w:val="23"/>
-          <w:szCs w:val="23"/>
-          <w:shd w:val="clear" w:color="auto" w:fill="FFFFFF"/>
-        </w:rPr>
-        <w:t>（人员系统</w:t>
-      </w:r>
-      <w:r>
-        <w:rPr>
-          <w:rFonts w:ascii="Segoe UI" w:hAnsi="Segoe UI" w:cs="Segoe UI" w:hint="eastAsia"/>
-          <w:color w:val="0F1115"/>
-          <w:sz w:val="23"/>
-          <w:szCs w:val="23"/>
-          <w:shd w:val="clear" w:color="auto" w:fill="FFFFFF"/>
-        </w:rPr>
-        <w:t>表</w:t>
-      </w:r>
-      <w:r>
-        <w:rPr>
-          <w:rFonts w:ascii="Segoe UI" w:hAnsi="Segoe UI" w:cs="Segoe UI" w:hint="eastAsia"/>
-          <w:color w:val="0F1115"/>
-          <w:sz w:val="23"/>
-          <w:szCs w:val="23"/>
-          <w:shd w:val="clear" w:color="auto" w:fill="FFFFFF"/>
-        </w:rPr>
-        <w:t>）</w:t>
-      </w:r>
-      <w:r>
-        <w:rPr>
-          <w:rFonts w:ascii="Segoe UI" w:hAnsi="Segoe UI" w:cs="Segoe UI" w:hint="eastAsia"/>
-          <w:color w:val="0F1115"/>
-          <w:sz w:val="23"/>
-          <w:szCs w:val="23"/>
-          <w:shd w:val="clear" w:color="auto" w:fill="FFFFFF"/>
-        </w:rPr>
-        <w:t>、</w:t>
-      </w:r>
-      <w:r>
-        <w:rPr>
-          <w:rFonts w:ascii="Segoe UI" w:hAnsi="Segoe UI" w:cs="Segoe UI"/>
-          <w:color w:val="0F1115"/>
-          <w:sz w:val="23"/>
-          <w:szCs w:val="23"/>
-          <w:shd w:val="clear" w:color="auto" w:fill="FFFFFF"/>
-        </w:rPr>
-        <w:t>佣金系统</w:t>
-      </w:r>
-      <w:r>
-        <w:rPr>
-          <w:rFonts w:ascii="Segoe UI" w:hAnsi="Segoe UI" w:cs="Segoe UI" w:hint="eastAsia"/>
-          <w:color w:val="0F1115"/>
-          <w:sz w:val="23"/>
-          <w:szCs w:val="23"/>
-          <w:shd w:val="clear" w:color="auto" w:fill="FFFFFF"/>
-        </w:rPr>
-        <w:t>（</w:t>
-      </w:r>
-      <w:r>
-        <w:rPr>
-          <w:rFonts w:ascii="Segoe UI" w:hAnsi="Segoe UI" w:cs="Segoe UI" w:hint="eastAsia"/>
-          <w:color w:val="0F1115"/>
-          <w:sz w:val="23"/>
-          <w:szCs w:val="23"/>
-          <w:shd w:val="clear" w:color="auto" w:fill="FFFFFF"/>
-        </w:rPr>
-        <w:t>佣金明细表</w:t>
-      </w:r>
-      <w:r>
-        <w:rPr>
-          <w:rFonts w:ascii="Segoe UI" w:hAnsi="Segoe UI" w:cs="Segoe UI" w:hint="eastAsia"/>
-          <w:color w:val="0F1115"/>
-          <w:sz w:val="23"/>
-          <w:szCs w:val="23"/>
-          <w:shd w:val="clear" w:color="auto" w:fill="FFFFFF"/>
-        </w:rPr>
-        <w:t>）</w:t>
-      </w:r>
-      <w:r>
-        <w:rPr>
-          <w:rFonts w:ascii="Segoe UI" w:hAnsi="Segoe UI" w:cs="Segoe UI" w:hint="eastAsia"/>
-          <w:color w:val="0F1115"/>
-          <w:sz w:val="23"/>
-          <w:szCs w:val="23"/>
-          <w:shd w:val="clear" w:color="auto" w:fill="FFFFFF"/>
-        </w:rPr>
-        <w:t>、</w:t>
-      </w:r>
-      <w:r>
-        <w:rPr>
-          <w:rFonts w:ascii="Segoe UI" w:hAnsi="Segoe UI" w:cs="Segoe UI"/>
-          <w:color w:val="0F1115"/>
-          <w:sz w:val="23"/>
-          <w:szCs w:val="23"/>
-          <w:shd w:val="clear" w:color="auto" w:fill="FFFFFF"/>
-        </w:rPr>
-        <w:t>基本法配置表</w:t>
-      </w:r>
-    </w:p>
-    <w:p>
-      <w:pPr>
-        <w:rPr>
-          <w:b/>
-          <w:sz w:val="22"/>
-        </w:rPr>
-      </w:pPr>
-      <w:r>
-        <w:rPr>
-          <w:rFonts w:hint="eastAsia"/>
-          <w:b/>
-          <w:sz w:val="22"/>
-        </w:rPr>
-        <w:t>数据口径</w:t>
-      </w:r>
-    </w:p>
-    <w:p>
-      <w:r>
-        <w:t>- 人员范围：入司日期距当前月份首日超过12个月的在职收展员</w:t>
-      </w:r>
-    </w:p>
-    <w:p>
-      <w:pPr>
-        <w:rPr>
-          <w:rFonts w:hint="eastAsia"/>
-        </w:rPr>
-      </w:pPr>
-    </w:p>
-    <w:p>
-      <w:r>
-        <w:t>- 判断标准：当月FYC ≥ 对应职级达星线</w:t>
-      </w:r>
-      <w:r>
-        <w:rPr>
-          <w:rFonts w:hint="eastAsia"/>
-        </w:rPr>
-        <w:t>(</w:t>
-      </w:r>
-      <w:r>
-        <w:rPr>
-          <w:rFonts w:ascii="Segoe UI" w:hAnsi="Segoe UI" w:cs="Segoe UI"/>
-          <w:color w:val="0F1115"/>
-          <w:sz w:val="23"/>
-          <w:szCs w:val="23"/>
-          <w:shd w:val="clear" w:color="auto" w:fill="FFFFFF"/>
-        </w:rPr>
-        <w:t>基本法配置表</w:t>
-      </w:r>
-      <w:r>
-        <w:t>)</w:t>
-      </w:r>
-      <w:r>
-        <w:t>（比如初级收展员是3000元，高级是5000元）</w:t>
-      </w:r>
-    </w:p>
-    <w:p>
-      <w:r>
-        <w:rPr>
-          <w:rFonts w:hint="eastAsia"/>
-        </w:rPr>
-        <w:t>从贴源层获取crm和佣金表中每个业务员的当月总佣，过滤掉小于1</w:t>
-      </w:r>
-      <w:r>
-        <w:t>2</w:t>
-      </w:r>
-      <w:r>
-        <w:rPr>
-          <w:rFonts w:hint="eastAsia"/>
-        </w:rPr>
-        <w:t>个月的新人收展员，关联基本法配置表中的相应职级的达星线，caeswhen若大于月佣金达星标准则达星，再通过lag开窗计算是否连续达星。</w:t>
-      </w:r>
-    </w:p>
-    <w:p>
-      <w:pPr>
-        <w:tabs>
-          <w:tab w:val="left" w:pos="420"/>
-          <w:tab w:val="left" w:pos="840"/>
-          <w:tab w:val="left" w:pos="1260"/>
-          <w:tab w:val="left" w:pos="1680"/>
-          <w:tab w:val="left" w:pos="2100"/>
-          <w:tab w:val="center" w:pos="4153"/>
-        </w:tabs>
-        <w:rPr>
-          <w:b/>
-          <w:sz w:val="22"/>
-        </w:rPr>
-      </w:pPr>
-      <w:r>
-        <w:tab/>
-      </w:r>
-      <w:r>
-        <w:rPr>
-          <w:rFonts w:hint="eastAsia"/>
-          <w:b/>
-          <w:sz w:val="22"/>
-        </w:rPr>
-        <w:t>额外：</w:t>
-      </w:r>
-      <w:r>
-        <w:rPr>
-          <w:rFonts w:hint="eastAsia"/>
-          <w:b/>
-          <w:sz w:val="22"/>
-        </w:rPr>
-        <w:t>连续问题</w:t>
-      </w:r>
-    </w:p>
-    <w:p>
-      <w:pPr>
-        <w:tabs>
-          <w:tab w:val="left" w:pos="420"/>
-          <w:tab w:val="left" w:pos="840"/>
-          <w:tab w:val="left" w:pos="1260"/>
-          <w:tab w:val="left" w:pos="1680"/>
-          <w:tab w:val="left" w:pos="2100"/>
-          <w:tab w:val="center" w:pos="4153"/>
-        </w:tabs>
-        <w:rPr>
-          <w:b/>
-        </w:rPr>
-      </w:pPr>
-      <w:r>
-        <w:rPr>
-          <w:rFonts w:hint="eastAsia"/>
-          <w:b/>
-          <w:sz w:val="22"/>
-        </w:rPr>
-        <w:t>求连续两个月是否达星，lag得到上个月的达星状态</w:t>
-      </w:r>
-      <w:r>
-        <w:rPr>
-          <w:rFonts w:hint="eastAsia"/>
-          <w:b/>
-          <w:sz w:val="22"/>
-        </w:rPr>
-        <w:t>，判断本月是否达星且上个月是否达星</w:t>
-      </w:r>
-      <w:r>
-        <w:rPr>
-          <w:rFonts w:hint="eastAsia"/>
-          <w:b/>
-          <w:sz w:val="22"/>
-        </w:rPr>
-        <w:t>。</w:t>
-      </w:r>
-      <w:r>
-        <w:rPr>
-          <w:b/>
-          <w:sz w:val="22"/>
-        </w:rPr>
-        <w:tab/>
-      </w:r>
-      <w:r>
-        <w:rPr>
-          <w:b/>
-          <w:sz w:val="22"/>
-        </w:rPr>
-        <w:tab/>
-      </w:r>
-    </w:p>
-    <w:p>
-      <w:r>
-        <w:t>L</w:t>
-      </w:r>
-      <w:r>
-        <w:rPr>
-          <w:rFonts w:hint="eastAsia"/>
-        </w:rPr>
-        <w:t xml:space="preserve">ag向下偏移 </w:t>
-      </w:r>
-    </w:p>
-    <w:p>
-      <w:r>
-        <w:rPr>
-          <w:rFonts w:hint="eastAsia"/>
-        </w:rPr>
-        <w:t>方法一:lag时间字段 偏移1 lag_nextday</w:t>
-      </w:r>
-      <w:r>
-        <w:t xml:space="preserve"> </w:t>
-      </w:r>
-      <w:r>
-        <w:rPr>
-          <w:rFonts w:hint="eastAsia"/>
-        </w:rPr>
-        <w:t>然后lag_nextday</w:t>
-      </w:r>
-      <w:r>
-        <w:t xml:space="preserve"> - </w:t>
-      </w:r>
-      <w:r>
-        <w:rPr>
-          <w:rFonts w:hint="eastAsia"/>
-        </w:rPr>
-        <w:t>now_day获取daydif</w:t>
-      </w:r>
-      <w:r>
-        <w:t xml:space="preserve"> </w:t>
-      </w:r>
-      <w:r>
-        <w:rPr>
-          <w:rFonts w:hint="eastAsia"/>
-        </w:rPr>
-        <w:t>最后groupby 如果存在连续登录n天以上</w:t>
-      </w:r>
-      <w:r>
-        <w:t xml:space="preserve">  </w:t>
-      </w:r>
-      <w:r>
-        <w:rPr>
-          <w:rFonts w:hint="eastAsia"/>
-        </w:rPr>
-        <w:t>count（difday）</w:t>
-      </w:r>
-      <w:r>
-        <w:t xml:space="preserve">&gt;= </w:t>
-      </w:r>
-      <w:r>
-        <w:rPr>
-          <w:rFonts w:hint="eastAsia"/>
-        </w:rPr>
-        <w:t>n则连续</w:t>
-      </w:r>
-      <w:r>
-        <w:rPr>
-          <w:rFonts w:hint="eastAsia"/>
-        </w:rPr>
-        <w:t>；</w:t>
-      </w:r>
-    </w:p>
-    <w:p>
-      <w:pPr>
-        <w:rPr>
-          <w:rFonts w:hint="eastAsia"/>
-        </w:rPr>
-      </w:pPr>
-    </w:p>
-    <w:p>
-      <w:pPr>
-        <w:rPr>
-          <w:rFonts w:hint="eastAsia"/>
-        </w:rPr>
-      </w:pPr>
-      <w:r>
-        <w:rPr>
-          <w:rFonts w:hint="eastAsia"/>
-        </w:rPr>
-        <w:t>方法二：lag时间字段 偏移n n为n天 记dif_day</w:t>
-      </w:r>
-      <w:r>
-        <w:t xml:space="preserve"> </w:t>
-      </w:r>
-      <w:r>
-        <w:rPr>
-          <w:rFonts w:hint="eastAsia"/>
-        </w:rPr>
-        <w:t>判断dif_day是否等于n</w:t>
-      </w:r>
-      <w:r>
-        <w:t xml:space="preserve"> </w:t>
-      </w:r>
-      <w:r>
-        <w:rPr>
-          <w:rFonts w:hint="eastAsia"/>
-        </w:rPr>
-        <w:t>若相同则连续</w:t>
-      </w:r>
-    </w:p>
-    <w:p/>
-    <w:p>
-      <w:pPr>
-        <w:pStyle w:val="5"/>
-      </w:pPr>
-      <w:r>
-        <w:lastRenderedPageBreak/>
-        <w:t>连续登录问题</w:t>
-      </w:r>
-      <w:r>
-        <w:tab/>
-      </w:r>
-    </w:p>
-    <w:p>
-      <w:pPr>
-        <w:rPr>
-          <w:rFonts w:hint="eastAsia"/>
-        </w:rPr>
-      </w:pPr>
-      <w:r>
-        <w:t>第一步：去重</w:t>
-      </w:r>
-      <w:r>
-        <w:rPr>
-          <w:rFonts w:hint="eastAsia"/>
-        </w:rPr>
-        <w:t>，</w:t>
-      </w:r>
-      <w:r>
-        <w:t>对原始数据进行处理，对用户和登录日期（截取到天）进行去重，保证每个用户每天只有一条登录记录。</w:t>
-      </w:r>
-      <w:r>
-        <w:tab/>
-      </w:r>
-      <w:r>
-        <w:tab/>
-        <w:t>第二步：开窗计算差值；在去重后的结果上，使用 OVER(PARTITION BY 用户 ORDER BY 登录日期) 进行开窗。再进行开窗OVER()取一个 RANK() 或 ROW_NUMBER() 值（因为第一步已经去重，所以函数结果相同）。核心操作：用 登录日期 减去 RANK值 的数值部分（得到一个“差值字段”）。连续登录的日期，其“差值”是相同的。</w:t>
-      </w:r>
-      <w:r>
-        <w:tab/>
-      </w:r>
-      <w:r>
-        <w:tab/>
-        <w:t>第三步：分</w:t>
-      </w:r>
-      <w:r>
-        <w:rPr>
-          <w:rFonts w:hint="eastAsia"/>
-        </w:rPr>
-        <w:t>组筛选；将第二步的结果作为子查询，在外层使用</w:t>
-      </w:r>
-      <w:r>
-        <w:t>GROUP BY 用户, 差值。使用 HAVING COUNT(*) &gt;= N 来筛选出连续登录天数大于等于N的用户。例如，COUNT &gt;= 3 表示连续登录3天以上。</w:t>
-      </w:r>
-    </w:p>
-    <w:p>
-      <w:pPr>
-        <w:pStyle w:val="4"/>
-      </w:pPr>
-      <w:r>
-        <w:rPr>
-          <w:rFonts w:hint="eastAsia"/>
-        </w:rPr>
-        <w:t>达Q</w:t>
-      </w:r>
-    </w:p>
-    <w:p>
-      <w:pPr>
-        <w:rPr>
-          <w:rFonts w:hint="eastAsia"/>
-        </w:rPr>
-      </w:pPr>
-      <w:r>
-        <w:t>新人入司后有6个月保护期，保护期内累计完成一定的举绩件数和FYC，就可以转正，这个叫“达Q”。如果保护期满还没达Q，就要淘汰。</w:t>
-      </w:r>
-    </w:p>
-    <w:p>
-      <w:pPr>
-        <w:rPr>
-          <w:rFonts w:hint="eastAsia"/>
-          <w:sz w:val="22"/>
-        </w:rPr>
-      </w:pPr>
-      <w:r>
-        <w:rPr>
-          <w:rFonts w:hint="eastAsia"/>
-          <w:b/>
-          <w:sz w:val="22"/>
-        </w:rPr>
-        <w:t>来源系统</w:t>
-      </w:r>
-      <w:r>
-        <w:rPr>
-          <w:rFonts w:hint="eastAsia"/>
-          <w:sz w:val="22"/>
-        </w:rPr>
-        <w:t xml:space="preserve"> </w:t>
-      </w:r>
-      <w:r>
-        <w:rPr>
-          <w:rFonts w:ascii="Segoe UI" w:hAnsi="Segoe UI" w:cs="Segoe UI"/>
-          <w:color w:val="0F1115"/>
-          <w:sz w:val="23"/>
-          <w:szCs w:val="23"/>
-          <w:shd w:val="clear" w:color="auto" w:fill="FFFFFF"/>
-        </w:rPr>
-        <w:t>人力系统</w:t>
-      </w:r>
-      <w:r>
-        <w:rPr>
-          <w:rFonts w:ascii="Segoe UI" w:hAnsi="Segoe UI" w:cs="Segoe UI"/>
-          <w:color w:val="0F1115"/>
-          <w:sz w:val="23"/>
-          <w:szCs w:val="23"/>
-          <w:shd w:val="clear" w:color="auto" w:fill="FFFFFF"/>
-        </w:rPr>
-        <w:t>/CRM</w:t>
-      </w:r>
-      <w:r>
-        <w:rPr>
-          <w:rFonts w:ascii="Segoe UI" w:hAnsi="Segoe UI" w:cs="Segoe UI" w:hint="eastAsia"/>
-          <w:color w:val="0F1115"/>
-          <w:sz w:val="23"/>
-          <w:szCs w:val="23"/>
-          <w:shd w:val="clear" w:color="auto" w:fill="FFFFFF"/>
-        </w:rPr>
-        <w:t>（人员系统）、</w:t>
-      </w:r>
-      <w:r>
-        <w:rPr>
-          <w:rFonts w:ascii="Segoe UI" w:hAnsi="Segoe UI" w:cs="Segoe UI"/>
-          <w:color w:val="0F1115"/>
-          <w:sz w:val="23"/>
-          <w:szCs w:val="23"/>
-          <w:shd w:val="clear" w:color="auto" w:fill="FFFFFF"/>
-        </w:rPr>
-        <w:t>核心业务系统</w:t>
-      </w:r>
-      <w:r>
-        <w:rPr>
-          <w:rFonts w:ascii="Segoe UI" w:hAnsi="Segoe UI" w:cs="Segoe UI" w:hint="eastAsia"/>
-          <w:color w:val="0F1115"/>
-          <w:sz w:val="23"/>
-          <w:szCs w:val="23"/>
-          <w:shd w:val="clear" w:color="auto" w:fill="FFFFFF"/>
-        </w:rPr>
-        <w:t>（承保表）、</w:t>
-      </w:r>
-      <w:r>
-        <w:rPr>
-          <w:rFonts w:ascii="Segoe UI" w:hAnsi="Segoe UI" w:cs="Segoe UI" w:hint="eastAsia"/>
-          <w:color w:val="0F1115"/>
-          <w:sz w:val="23"/>
-          <w:szCs w:val="23"/>
-          <w:shd w:val="clear" w:color="auto" w:fill="FFFFFF"/>
-        </w:rPr>
-        <w:t>核心业务系统</w:t>
-      </w:r>
-      <w:r>
-        <w:rPr>
-          <w:rFonts w:ascii="Segoe UI" w:hAnsi="Segoe UI" w:cs="Segoe UI" w:hint="eastAsia"/>
-          <w:color w:val="0F1115"/>
-          <w:sz w:val="23"/>
-          <w:szCs w:val="23"/>
-          <w:shd w:val="clear" w:color="auto" w:fill="FFFFFF"/>
-        </w:rPr>
-        <w:t>（保单保费表）、</w:t>
-      </w:r>
-      <w:r>
-        <w:rPr>
-          <w:rFonts w:ascii="Segoe UI" w:hAnsi="Segoe UI" w:cs="Segoe UI"/>
-          <w:color w:val="0F1115"/>
-          <w:sz w:val="23"/>
-          <w:szCs w:val="23"/>
-          <w:shd w:val="clear" w:color="auto" w:fill="FFFFFF"/>
-        </w:rPr>
-        <w:t>基本法配置表</w:t>
-      </w:r>
-      <w:r>
-        <w:rPr>
-          <w:rFonts w:ascii="Segoe UI" w:hAnsi="Segoe UI" w:cs="Segoe UI" w:hint="eastAsia"/>
-          <w:color w:val="0F1115"/>
-          <w:sz w:val="23"/>
-          <w:szCs w:val="23"/>
-          <w:shd w:val="clear" w:color="auto" w:fill="FFFFFF"/>
-        </w:rPr>
-        <w:t>（）</w:t>
-      </w:r>
-    </w:p>
-    <w:p>
-      <w:pPr>
-        <w:rPr>
-          <w:b/>
-          <w:sz w:val="22"/>
-        </w:rPr>
-      </w:pPr>
-      <w:r>
-        <w:rPr>
-          <w:rFonts w:hint="eastAsia"/>
-          <w:b/>
-          <w:sz w:val="22"/>
-        </w:rPr>
-        <w:t>数据口径</w:t>
-      </w:r>
-    </w:p>
-    <w:p>
-      <w:pPr>
-        <w:numPr>
-          <w:ilvl w:val="0"/>
-          <w:numId w:val="2"/>
-        </w:numPr>
-      </w:pPr>
-      <w:r>
-        <w:t>人员范围：入司日期距当前日期不超过6个月的新人</w:t>
-      </w:r>
-    </w:p>
-    <w:p>
-      <w:pPr>
-        <w:numPr>
-          <w:ilvl w:val="0"/>
-          <w:numId w:val="2"/>
-        </w:numPr>
-      </w:pPr>
-      <w:r>
-        <w:t>判断标准：保护期内累计举绩件数 ≥ 达Q</w:t>
-      </w:r>
-      <w:r>
-        <w:t>件数门槛（</w:t>
-      </w:r>
-      <w:r>
-        <w:t>2</w:t>
-      </w:r>
-      <w:r>
-        <w:t>件），且累计FYC ≥ 达Q保费</w:t>
-      </w:r>
-      <w:r>
-        <w:rPr>
-          <w:rFonts w:hint="eastAsia"/>
-        </w:rPr>
-        <w:t>fyc</w:t>
-      </w:r>
-      <w:r>
-        <w:t>门槛（比如</w:t>
-      </w:r>
-      <w:r>
-        <w:t>16</w:t>
-      </w:r>
-      <w:r>
-        <w:t>00元）</w:t>
-      </w:r>
-    </w:p>
-    <w:p>
-      <w:pPr>
-        <w:ind w:left="720"/>
-        <w:rPr>
-          <w:rFonts w:hint="eastAsia"/>
-        </w:rPr>
-      </w:pPr>
-    </w:p>
-    <w:p>
-      <w:pPr>
-        <w:rPr>
-          <w:sz w:val="20"/>
-        </w:rPr>
-      </w:pPr>
-      <w:r>
-        <w:rPr>
-          <w:rFonts w:hint="eastAsia"/>
-        </w:rPr>
-        <w:t xml:space="preserve">从收展人员信息表中筛选出月份小于等于六个月的收展员信息 </w:t>
-      </w:r>
-      <w:r>
-        <w:rPr>
-          <w:rFonts w:hint="eastAsia"/>
-        </w:rPr>
-        <w:t>计算int_date</w:t>
-      </w:r>
-      <w:r>
-        <w:rPr>
-          <w:rFonts w:hint="eastAsia"/>
-        </w:rPr>
-        <w:t>小于等于</w:t>
-      </w:r>
-      <w:r>
-        <w:rPr>
-          <w:rFonts w:hint="eastAsia"/>
-        </w:rPr>
-        <w:t>int_date</w:t>
-      </w:r>
-      <w:r>
-        <w:t xml:space="preserve">+180 </w:t>
-      </w:r>
-      <w:r>
-        <w:rPr>
-          <w:rFonts w:hint="eastAsia"/>
-        </w:rPr>
-        <w:t>在核心系统保费表当中收集每个业务员</w:t>
-      </w:r>
-      <w:bookmarkStart w:id="0" w:name="_GoBack"/>
-      <w:bookmarkEnd w:id="0"/>
-      <w:r>
-        <w:rPr>
-          <w:rFonts w:hint="eastAsia"/>
-        </w:rPr>
-        <w:t>总fyc和合计保单数</w:t>
-      </w:r>
-      <w:r>
-        <w:t xml:space="preserve"> </w:t>
-      </w:r>
-      <w:r>
-        <w:rPr>
-          <w:rFonts w:hint="eastAsia"/>
-        </w:rPr>
-        <w:t>根据</w:t>
-      </w:r>
-      <w:r>
-        <w:rPr>
-          <w:rFonts w:ascii="Segoe UI" w:hAnsi="Segoe UI" w:cs="Segoe UI"/>
-          <w:color w:val="0F1115"/>
-          <w:sz w:val="23"/>
-          <w:szCs w:val="23"/>
-          <w:shd w:val="clear" w:color="auto" w:fill="FFFFFF"/>
-        </w:rPr>
-        <w:t>基本法配置表</w:t>
-      </w:r>
-      <w:r>
-        <w:rPr>
-          <w:rFonts w:hint="eastAsia"/>
-        </w:rPr>
-        <w:t>判断每个业</w:t>
-      </w:r>
-      <w:r>
-        <w:rPr>
-          <w:rFonts w:hint="eastAsia"/>
-          <w:sz w:val="20"/>
-        </w:rPr>
-        <w:t>务员是否</w:t>
-      </w:r>
-      <w:r>
-        <w:rPr>
-          <w:rFonts w:hint="eastAsia"/>
-          <w:sz w:val="20"/>
-        </w:rPr>
-        <w:t>达到相应件数</w:t>
-      </w:r>
-      <w:r>
-        <w:rPr>
-          <w:rFonts w:hint="eastAsia"/>
-          <w:sz w:val="20"/>
-        </w:rPr>
-        <w:t>（dq</w:t>
-      </w:r>
-      <w:r>
-        <w:rPr>
-          <w:sz w:val="20"/>
-        </w:rPr>
-        <w:t>_standeran</w:t>
-      </w:r>
-      <w:r>
-        <w:rPr>
-          <w:rFonts w:hint="eastAsia"/>
-          <w:sz w:val="20"/>
-        </w:rPr>
-        <w:t>）</w:t>
-      </w:r>
-      <w:r>
-        <w:rPr>
-          <w:rFonts w:hint="eastAsia"/>
-          <w:sz w:val="20"/>
-        </w:rPr>
-        <w:t>和相应fyc</w:t>
-      </w:r>
-      <w:r>
-        <w:rPr>
-          <w:sz w:val="20"/>
-        </w:rPr>
-        <w:t xml:space="preserve"> </w:t>
-      </w:r>
-      <w:r>
-        <w:rPr>
-          <w:sz w:val="20"/>
-        </w:rPr>
-        <w:t>(</w:t>
-      </w:r>
-      <w:r>
-        <w:rPr>
-          <w:sz w:val="20"/>
-        </w:rPr>
-        <w:t>fyc_standanr</w:t>
-      </w:r>
-      <w:r>
-        <w:rPr>
-          <w:sz w:val="20"/>
-        </w:rPr>
-        <w:t>)</w:t>
-      </w:r>
-    </w:p>
-    <w:p/>
-    <w:p>
-      <w:pPr>
-        <w:pStyle w:val="4"/>
-      </w:pPr>
-      <w:r>
-        <w:rPr>
-          <w:rFonts w:hint="eastAsia"/>
-        </w:rPr>
-        <w:t>有效拜访人数</w:t>
-      </w:r>
-    </w:p>
-    <w:p>
-      <w:pPr>
-        <w:rPr>
-          <w:rFonts w:hint="eastAsia"/>
-        </w:rPr>
-      </w:pPr>
-      <w:r>
-        <w:t>收展员对客户进行的、符合公司认定标准的一次有效接触，通常要求停留时长和产生业务动作。</w:t>
-      </w:r>
-    </w:p>
-    <w:p>
-      <w:pPr>
-        <w:rPr>
-          <w:rFonts w:hint="eastAsia"/>
-        </w:rPr>
-      </w:pPr>
-      <w:r>
-        <w:rPr>
-          <w:rFonts w:hint="eastAsia"/>
-          <w:b/>
-          <w:sz w:val="22"/>
-        </w:rPr>
-        <w:t>来源系统</w:t>
-      </w:r>
-      <w:r>
-        <w:rPr>
-          <w:rFonts w:hint="eastAsia"/>
-          <w:b/>
-          <w:sz w:val="22"/>
-        </w:rPr>
-        <w:t xml:space="preserve"> </w:t>
-      </w:r>
-      <w:r>
-        <w:rPr>
-          <w:rFonts w:ascii="Segoe UI" w:hAnsi="Segoe UI" w:cs="Segoe UI"/>
-          <w:color w:val="0F1115"/>
-          <w:sz w:val="23"/>
-          <w:szCs w:val="23"/>
-          <w:shd w:val="clear" w:color="auto" w:fill="FFFFFF"/>
-        </w:rPr>
-        <w:t>CRM</w:t>
-      </w:r>
-      <w:r>
-        <w:rPr>
-          <w:rFonts w:ascii="Segoe UI" w:hAnsi="Segoe UI" w:cs="Segoe UI"/>
-          <w:color w:val="0F1115"/>
-          <w:sz w:val="23"/>
-          <w:szCs w:val="23"/>
-          <w:shd w:val="clear" w:color="auto" w:fill="FFFFFF"/>
-        </w:rPr>
-        <w:t>系统</w:t>
-      </w:r>
-      <w:r>
-        <w:rPr>
-          <w:rFonts w:ascii="Segoe UI" w:hAnsi="Segoe UI" w:cs="Segoe UI" w:hint="eastAsia"/>
-          <w:color w:val="0F1115"/>
-          <w:sz w:val="23"/>
-          <w:szCs w:val="23"/>
-          <w:shd w:val="clear" w:color="auto" w:fill="FFFFFF"/>
-        </w:rPr>
-        <w:t>（拜访记录）</w:t>
-      </w:r>
-      <w:r>
-        <w:rPr>
-          <w:rFonts w:ascii="Segoe UI" w:hAnsi="Segoe UI" w:cs="Segoe UI" w:hint="eastAsia"/>
-          <w:color w:val="0F1115"/>
-          <w:sz w:val="23"/>
-          <w:szCs w:val="23"/>
-          <w:shd w:val="clear" w:color="auto" w:fill="FFFFFF"/>
-        </w:rPr>
-        <w:t>、</w:t>
-      </w:r>
-      <w:r>
-        <w:rPr>
-          <w:rFonts w:ascii="Segoe UI" w:hAnsi="Segoe UI" w:cs="Segoe UI" w:hint="eastAsia"/>
-          <w:color w:val="0F1115"/>
-          <w:sz w:val="23"/>
-          <w:szCs w:val="23"/>
-          <w:shd w:val="clear" w:color="auto" w:fill="FFFFFF"/>
-        </w:rPr>
-        <w:t>人力系统（人员系统表）</w:t>
-      </w:r>
-    </w:p>
-    <w:p>
-      <w:pPr>
-        <w:rPr>
-          <w:b/>
-          <w:sz w:val="22"/>
-        </w:rPr>
-      </w:pPr>
-      <w:bookmarkStart w:id="1" w:name="OLE_LINK1"/>
-      <w:bookmarkStart w:id="2" w:name="OLE_LINK2"/>
-      <w:r>
-        <w:rPr>
-          <w:rFonts w:hint="eastAsia"/>
-          <w:b/>
-          <w:sz w:val="22"/>
-        </w:rPr>
-        <w:t>数据口径</w:t>
-      </w:r>
-    </w:p>
-    <w:bookmarkEnd w:id="1"/>
-    <w:bookmarkEnd w:id="2"/>
-    <w:p>
-      <w:pPr>
-        <w:numPr>
-          <w:ilvl w:val="0"/>
-          <w:numId w:val="3"/>
-        </w:numPr>
-      </w:pPr>
-      <w:r>
-        <w:t>有效标准：在客户处</w:t>
-      </w:r>
-      <w:r>
-        <w:rPr>
-          <w:rFonts w:hint="eastAsia"/>
-        </w:rPr>
-        <w:t>扫码评价对应业务员，且见面及结束大于十五分钟，一日当中只统计首次扫码同一个客户为有效拜访</w:t>
-      </w:r>
-    </w:p>
-    <w:p>
-      <w:pPr>
-        <w:numPr>
-          <w:ilvl w:val="0"/>
-          <w:numId w:val="3"/>
-        </w:numPr>
-      </w:pPr>
-      <w:r>
-        <w:t>统计维度：日、周、月，按收展员+机构维度汇总</w:t>
-      </w:r>
-    </w:p>
-    <w:p>
-      <w:pPr>
-        <w:ind w:left="720"/>
-        <w:rPr>
-          <w:rFonts w:hint="eastAsia"/>
-        </w:rPr>
-      </w:pPr>
-    </w:p>
-    <w:p>
-      <w:r>
-        <w:rPr>
-          <w:rFonts w:hint="eastAsia"/>
-        </w:rPr>
-        <w:t>在拜访记录表里获取对应客户</w:t>
-      </w:r>
-      <w:r>
-        <w:rPr>
-          <w:rFonts w:hint="eastAsia"/>
-        </w:rPr>
-        <w:t>的id</w:t>
-      </w:r>
-      <w:r>
-        <w:t xml:space="preserve"> </w:t>
-      </w:r>
-      <w:r>
-        <w:rPr>
-          <w:rFonts w:hint="eastAsia"/>
-        </w:rPr>
-        <w:t xml:space="preserve">收展员相应id和时间等信息 过滤结束时间小于签到开始时间加十五分钟（九百秒）的数据 </w:t>
-      </w:r>
-      <w:r>
-        <w:rPr>
-          <w:rFonts w:hint="eastAsia"/>
-        </w:rPr>
-        <w:t>根据客户id去重统计日该收展员有效拜访个数</w:t>
-      </w:r>
-    </w:p>
-    <w:p/>
-    <w:p>
-      <w:pPr>
-        <w:pStyle w:val="4"/>
-      </w:pPr>
-      <w:r>
-        <w:rPr>
-          <w:rFonts w:hint="eastAsia"/>
-        </w:rPr>
-        <w:lastRenderedPageBreak/>
-        <w:t>参会转化率</w:t>
-      </w:r>
-    </w:p>
-    <w:p>
-      <w:pPr>
-        <w:rPr>
-          <w:rFonts w:hint="eastAsia"/>
-        </w:rPr>
-      </w:pPr>
-      <w:r>
-        <w:t>公司会举办产说会（产品说明会），收展员邀请客户参加。邀请来的客户中，非重复的到场人数叫有效参会人数；参会的客户中最终成交的比例叫参会转化率。</w:t>
-      </w:r>
-    </w:p>
-    <w:p>
-      <w:pPr>
-        <w:rPr>
-          <w:sz w:val="22"/>
-        </w:rPr>
-      </w:pPr>
-      <w:r>
-        <w:rPr>
-          <w:rFonts w:hint="eastAsia"/>
-          <w:b/>
-          <w:sz w:val="22"/>
-        </w:rPr>
-        <w:t xml:space="preserve">来源系统 </w:t>
-      </w:r>
-      <w:r>
-        <w:rPr>
-          <w:rFonts w:hint="eastAsia"/>
-          <w:sz w:val="22"/>
-        </w:rPr>
-        <w:t>人力系统（人员表）、活动管理系统（会议信息表）、核心业务系统（成交保单表）</w:t>
-      </w:r>
-    </w:p>
-    <w:p>
-      <w:pPr>
-        <w:rPr>
-          <w:rFonts w:hint="eastAsia"/>
-          <w:b/>
-          <w:sz w:val="22"/>
-        </w:rPr>
-      </w:pPr>
-    </w:p>
-    <w:p>
-      <w:pPr>
-        <w:rPr>
-          <w:b/>
-          <w:sz w:val="22"/>
-        </w:rPr>
-      </w:pPr>
-      <w:r>
-        <w:rPr>
-          <w:rFonts w:hint="eastAsia"/>
-          <w:b/>
-          <w:sz w:val="22"/>
-        </w:rPr>
-        <w:t>数据口径</w:t>
-      </w:r>
-    </w:p>
-    <w:p>
-      <w:r>
-        <w:rPr>
-          <w:rFonts w:hint="eastAsia"/>
-        </w:rPr>
-        <w:t>在会议信息表、客户邀请信息表和保单成交表中 获取到每个客户临会状态 再关联成交保单中是否有该客户 统计每个活动的客户成交率 参会后三十天内成交/有效参会人数</w:t>
-      </w:r>
-    </w:p>
-    <w:p>
-      <w:pPr>
-        <w:rPr>
-          <w:rFonts w:hint="eastAsia"/>
-        </w:rPr>
-      </w:pPr>
-      <w:r>
-        <w:rPr>
-          <w:rFonts w:hint="eastAsia"/>
-        </w:rPr>
-        <w:t>计算方式：过滤出三十天出</w:t>
-      </w:r>
-      <w:r>
-        <w:rPr>
-          <w:rFonts w:hint="eastAsia"/>
-        </w:rPr>
-        <w:t>席当天</w:t>
-      </w:r>
-      <w:r>
-        <w:rPr>
-          <w:rFonts w:hint="eastAsia"/>
-        </w:rPr>
-        <w:t>活动且三十天内出单 day</w:t>
-      </w:r>
-      <w:r>
-        <w:t xml:space="preserve"> </w:t>
-      </w:r>
-      <w:r>
-        <w:rPr>
-          <w:rFonts w:hint="eastAsia"/>
-        </w:rPr>
-        <w:t>in</w:t>
-      </w:r>
-      <w:r>
-        <w:rPr>
-          <w:rFonts w:hint="eastAsia"/>
-        </w:rPr>
-        <w:t>三十天内的客户，c</w:t>
-      </w:r>
-      <w:r>
-        <w:t>ount</w:t>
-      </w:r>
-      <w:r>
-        <w:rPr>
-          <w:rFonts w:hint="eastAsia"/>
-        </w:rPr>
-        <w:t>当天参会且出单的客户，除有效参会人数</w:t>
-      </w:r>
-      <w:r>
-        <w:rPr>
-          <w:rFonts w:hint="eastAsia"/>
-        </w:rPr>
-        <w:t>.</w:t>
-      </w:r>
-    </w:p>
-    <w:p/>
-    <w:p>
-      <w:pPr>
-        <w:pStyle w:val="4"/>
-        <w:rPr>
-          <w:rFonts w:hint="eastAsia"/>
-        </w:rPr>
-      </w:pPr>
-      <w:r>
-        <w:rPr>
-          <w:rFonts w:hint="eastAsia"/>
-        </w:rPr>
-        <w:t xml:space="preserve">有效参会率 </w:t>
-      </w:r>
-    </w:p>
-    <w:p>
-      <w:r>
-        <w:rPr>
-          <w:rFonts w:hint="eastAsia"/>
-        </w:rPr>
-        <w:t>描述收展员每日拜访人数，以确定收展员是否正常展业的指标</w:t>
-      </w:r>
-      <w:r>
-        <w:rPr>
-          <w:rFonts w:hint="eastAsia"/>
-        </w:rPr>
-        <w:t>，统计</w:t>
-      </w:r>
-      <w:r>
-        <w:rPr>
-          <w:rFonts w:hint="eastAsia"/>
-        </w:rPr>
-        <w:t>未达每周拜访数的收展员</w:t>
-      </w:r>
-      <w:r>
-        <w:rPr>
-          <w:rFonts w:hint="eastAsia"/>
-        </w:rPr>
-        <w:t>进行劝导和疑问处理。</w:t>
-      </w:r>
-    </w:p>
-    <w:p/>
-    <w:p>
-      <w:pPr>
-        <w:rPr>
-          <w:rFonts w:hint="eastAsia"/>
-          <w:b/>
-          <w:sz w:val="22"/>
-        </w:rPr>
-      </w:pPr>
-      <w:r>
-        <w:rPr>
-          <w:rFonts w:hint="eastAsia"/>
-          <w:b/>
-          <w:sz w:val="22"/>
-        </w:rPr>
-        <w:t>数据口径</w:t>
-      </w:r>
-    </w:p>
-    <w:p>
-      <w:pPr>
-        <w:rPr>
-          <w:rFonts w:ascii="Segoe UI" w:hAnsi="Segoe UI" w:cs="Segoe UI"/>
-          <w:color w:val="0F1115"/>
-          <w:sz w:val="23"/>
-          <w:szCs w:val="23"/>
-          <w:shd w:val="clear" w:color="auto" w:fill="FFFFFF"/>
-        </w:rPr>
-      </w:pPr>
-      <w:r>
-        <w:rPr>
-          <w:rFonts w:hint="eastAsia"/>
-        </w:rPr>
-        <w:t xml:space="preserve">表在 </w:t>
-      </w:r>
-      <w:r>
-        <w:rPr>
-          <w:rFonts w:ascii="Segoe UI" w:hAnsi="Segoe UI" w:cs="Segoe UI"/>
-          <w:color w:val="0F1115"/>
-          <w:sz w:val="23"/>
-          <w:szCs w:val="23"/>
-          <w:shd w:val="clear" w:color="auto" w:fill="FFFFFF"/>
-        </w:rPr>
-        <w:t>考勤系统</w:t>
-      </w:r>
-      <w:r>
-        <w:rPr>
-          <w:rFonts w:ascii="Segoe UI" w:hAnsi="Segoe UI" w:cs="Segoe UI" w:hint="eastAsia"/>
-          <w:color w:val="0F1115"/>
-          <w:sz w:val="23"/>
-          <w:szCs w:val="23"/>
-          <w:shd w:val="clear" w:color="auto" w:fill="FFFFFF"/>
-        </w:rPr>
-        <w:t>表</w:t>
-      </w:r>
-      <w:r>
-        <w:rPr>
-          <w:rFonts w:ascii="Segoe UI" w:hAnsi="Segoe UI" w:cs="Segoe UI" w:hint="eastAsia"/>
-          <w:color w:val="0F1115"/>
-          <w:sz w:val="23"/>
-          <w:szCs w:val="23"/>
-          <w:shd w:val="clear" w:color="auto" w:fill="FFFFFF"/>
-        </w:rPr>
-        <w:t xml:space="preserve"> </w:t>
-      </w:r>
-      <w:r>
-        <w:rPr>
-          <w:rFonts w:ascii="Segoe UI" w:hAnsi="Segoe UI" w:cs="Segoe UI" w:hint="eastAsia"/>
-          <w:color w:val="0F1115"/>
-          <w:sz w:val="23"/>
-          <w:szCs w:val="23"/>
-          <w:shd w:val="clear" w:color="auto" w:fill="FFFFFF"/>
-        </w:rPr>
-        <w:t>人员信息表</w:t>
-      </w:r>
-    </w:p>
-    <w:p>
-      <w:pPr>
-        <w:rPr>
-          <w:rFonts w:ascii="Segoe UI" w:hAnsi="Segoe UI" w:cs="Segoe UI" w:hint="eastAsia"/>
-          <w:color w:val="0F1115"/>
-          <w:sz w:val="23"/>
-          <w:szCs w:val="23"/>
-          <w:shd w:val="clear" w:color="auto" w:fill="FFFFFF"/>
-        </w:rPr>
-      </w:pPr>
-    </w:p>
-    <w:p>
-      <w:pPr>
-        <w:rPr>
-          <w:rFonts w:ascii="Segoe UI" w:hAnsi="Segoe UI" w:cs="Segoe UI"/>
-          <w:b/>
-          <w:color w:val="0F1115"/>
-          <w:sz w:val="23"/>
-          <w:szCs w:val="23"/>
-          <w:shd w:val="clear" w:color="auto" w:fill="FFFFFF"/>
-        </w:rPr>
-      </w:pPr>
-      <w:r>
-        <w:rPr>
-          <w:rFonts w:ascii="Segoe UI" w:hAnsi="Segoe UI" w:cs="Segoe UI" w:hint="eastAsia"/>
-          <w:b/>
-          <w:color w:val="0F1115"/>
-          <w:sz w:val="23"/>
-          <w:szCs w:val="23"/>
-          <w:shd w:val="clear" w:color="auto" w:fill="FFFFFF"/>
-        </w:rPr>
-        <w:t>计算方式</w:t>
-      </w:r>
-    </w:p>
-    <w:p>
-      <w:pPr>
-        <w:rPr>
-          <w:rFonts w:hint="eastAsia"/>
-        </w:rPr>
-      </w:pPr>
-      <w:r>
-        <w:rPr>
-          <w:rFonts w:ascii="Segoe UI" w:hAnsi="Segoe UI" w:cs="Segoe UI" w:hint="eastAsia"/>
-          <w:color w:val="0F1115"/>
-          <w:sz w:val="23"/>
-          <w:szCs w:val="23"/>
-          <w:shd w:val="clear" w:color="auto" w:fill="FFFFFF"/>
-        </w:rPr>
-        <w:t>计算公式</w:t>
-      </w:r>
-      <w:r>
-        <w:rPr>
-          <w:rFonts w:ascii="Consolas" w:hAnsi="Consolas"/>
-          <w:color w:val="0F1115"/>
-          <w:sz w:val="20"/>
-          <w:szCs w:val="20"/>
-          <w:shd w:val="clear" w:color="auto" w:fill="EBEEF2"/>
-        </w:rPr>
-        <w:t>ROUND(</w:t>
-      </w:r>
-      <w:r>
-        <w:rPr>
-          <w:rFonts w:ascii="Consolas" w:hAnsi="Consolas"/>
-          <w:color w:val="0F1115"/>
-          <w:sz w:val="20"/>
-          <w:szCs w:val="20"/>
-          <w:shd w:val="clear" w:color="auto" w:fill="EBEEF2"/>
-        </w:rPr>
-        <w:t>实际参会天数</w:t>
-      </w:r>
-      <w:r>
-        <w:rPr>
-          <w:rFonts w:ascii="Consolas" w:hAnsi="Consolas"/>
-          <w:color w:val="0F1115"/>
-          <w:sz w:val="20"/>
-          <w:szCs w:val="20"/>
-          <w:shd w:val="clear" w:color="auto" w:fill="EBEEF2"/>
-        </w:rPr>
-        <w:t xml:space="preserve"> / (</w:t>
-      </w:r>
-      <w:r>
-        <w:rPr>
-          <w:rFonts w:ascii="Consolas" w:hAnsi="Consolas"/>
-          <w:color w:val="0F1115"/>
-          <w:sz w:val="20"/>
-          <w:szCs w:val="20"/>
-          <w:shd w:val="clear" w:color="auto" w:fill="EBEEF2"/>
-        </w:rPr>
-        <w:t>应参会天数</w:t>
-      </w:r>
-      <w:r>
-        <w:rPr>
-          <w:rFonts w:ascii="Consolas" w:hAnsi="Consolas"/>
-          <w:color w:val="0F1115"/>
-          <w:sz w:val="20"/>
-          <w:szCs w:val="20"/>
-          <w:shd w:val="clear" w:color="auto" w:fill="EBEEF2"/>
-        </w:rPr>
-        <w:t xml:space="preserve"> - </w:t>
-      </w:r>
-      <w:r>
-        <w:rPr>
-          <w:rFonts w:ascii="Consolas" w:hAnsi="Consolas"/>
-          <w:color w:val="0F1115"/>
-          <w:sz w:val="20"/>
-          <w:szCs w:val="20"/>
-          <w:shd w:val="clear" w:color="auto" w:fill="EBEEF2"/>
-        </w:rPr>
-        <w:t>免参会天数</w:t>
-      </w:r>
-      <w:r>
-        <w:rPr>
-          <w:rFonts w:ascii="Consolas" w:hAnsi="Consolas"/>
-          <w:color w:val="0F1115"/>
-          <w:sz w:val="20"/>
-          <w:szCs w:val="20"/>
-          <w:shd w:val="clear" w:color="auto" w:fill="EBEEF2"/>
-        </w:rPr>
-        <w:t>) * 100, 2)</w:t>
-      </w:r>
-      <w:r>
-        <w:rPr>
-          <w:rFonts w:ascii="Consolas" w:hAnsi="Consolas"/>
-          <w:color w:val="0F1115"/>
-          <w:sz w:val="20"/>
-          <w:szCs w:val="20"/>
-          <w:shd w:val="clear" w:color="auto" w:fill="EBEEF2"/>
-        </w:rPr>
-        <w:t xml:space="preserve"> </w:t>
-      </w:r>
-      <w:r>
-        <w:rPr>
-          <w:rFonts w:ascii="Consolas" w:hAnsi="Consolas" w:hint="eastAsia"/>
-          <w:color w:val="0F1115"/>
-          <w:sz w:val="20"/>
-          <w:szCs w:val="20"/>
-          <w:shd w:val="clear" w:color="auto" w:fill="EBEEF2"/>
-        </w:rPr>
-        <w:t>统计月参会率新人要大于百分之八十，老人百分之六十。</w:t>
-      </w:r>
-    </w:p>
-    <w:p>
-      <w:pPr>
-        <w:pStyle w:val="3"/>
-        <w:rPr>
-          <w:rFonts w:hint="eastAsia"/>
-        </w:rPr>
-      </w:pPr>
-      <w:r>
-        <w:rPr>
-          <w:rFonts w:hint="eastAsia"/>
-        </w:rPr>
-        <w:t>关键字段详细设计</w:t>
-      </w:r>
-    </w:p>
-    <w:p>
-      <w:r>
-        <w:t>1. 达星（is_daxing）与达Q（is_daq）</w:t>
-      </w:r>
-    </w:p>
-    <w:p>
-      <w:pPr>
-        <w:rPr>
-          <w:rFonts w:hint="eastAsia"/>
-        </w:rPr>
-      </w:pPr>
-      <w:r>
-        <w:rPr>
-          <w:rFonts w:hint="eastAsia"/>
-        </w:rPr>
-        <w:t>这两个指标本质上都是月度业绩达标判定，区别在于阈值不同。</w:t>
-      </w:r>
-    </w:p>
-    <w:p>
-      <w:pPr>
-        <w:rPr>
-          <w:rFonts w:hint="eastAsia"/>
-        </w:rPr>
-      </w:pPr>
-      <w:r>
-        <w:rPr>
-          <w:rFonts w:hint="eastAsia"/>
-        </w:rPr>
-        <w:t>达星通常代表更高层级的业绩荣誉（如月度</w:t>
-      </w:r>
-      <w:r>
-        <w:t>FYC ≥ 3000元），在部分保险公司还涉及星级人力津贴、养老基金计提等利益。</w:t>
-      </w:r>
-    </w:p>
-    <w:p>
-      <w:pPr>
-        <w:rPr>
-          <w:rFonts w:hint="eastAsia"/>
-        </w:rPr>
-      </w:pPr>
-      <w:r>
-        <w:rPr>
-          <w:rFonts w:hint="eastAsia"/>
-        </w:rPr>
-        <w:t>达</w:t>
-      </w:r>
-      <w:r>
-        <w:t>Q通常是新人转正或维持最低考核标准的门槛（如月度FYC ≥ 1800元）。</w:t>
-      </w:r>
-    </w:p>
-    <w:p>
-      <w:pPr>
-        <w:rPr>
-          <w:rFonts w:hint="eastAsia"/>
-        </w:rPr>
-      </w:pPr>
-      <w:r>
-        <w:t>FYC（First Year Commission，首年佣金） 是保险行业的标准概念，来自承保系统的保单佣金字段。</w:t>
-      </w:r>
-    </w:p>
-    <w:p>
-      <w:pPr>
-        <w:rPr>
-          <w:rFonts w:hint="eastAsia"/>
-        </w:rPr>
-      </w:pPr>
-      <w:r>
-        <w:rPr>
-          <w:rFonts w:hint="eastAsia"/>
-        </w:rPr>
-        <w:t>统计周期：达星和达</w:t>
-      </w:r>
-      <w:r>
-        <w:t>Q均为月度考核指标，在Mapping中需明确按自然月汇总。</w:t>
-      </w:r>
-    </w:p>
-    <w:p>
-      <w:r>
-        <w:t>2. 有效拜访（valid_visit_cnt）</w:t>
-      </w:r>
-    </w:p>
-    <w:p>
-      <w:pPr>
-        <w:rPr>
-          <w:rFonts w:hint="eastAsia"/>
-        </w:rPr>
-      </w:pPr>
-      <w:r>
-        <w:rPr>
-          <w:rFonts w:hint="eastAsia"/>
-        </w:rPr>
-        <w:t>这是典型的活动量管理指标，核心难点在于“有效”的定义。</w:t>
-      </w:r>
-    </w:p>
-    <w:p>
-      <w:pPr>
-        <w:rPr>
-          <w:rFonts w:hint="eastAsia"/>
-        </w:rPr>
-      </w:pPr>
-      <w:r>
-        <w:rPr>
-          <w:rFonts w:hint="eastAsia"/>
-        </w:rPr>
-        <w:t>有效拜访的通用定义：面对面拜访且能将销售流程推进到计划书制作</w:t>
-      </w:r>
-      <w:r>
-        <w:t>/递送、促成、签单或有效资料收集等环节。</w:t>
-      </w:r>
-    </w:p>
-    <w:p>
-      <w:pPr>
-        <w:rPr>
-          <w:rFonts w:hint="eastAsia"/>
-        </w:rPr>
-      </w:pPr>
-      <w:r>
-        <w:rPr>
-          <w:rFonts w:hint="eastAsia"/>
-        </w:rPr>
-        <w:t>来源表：通常来自</w:t>
-      </w:r>
-      <w:r>
-        <w:t>CRM系统或专门的活动量管理系统，记录每次拜访的类型、客户、结果等。</w:t>
-      </w:r>
-    </w:p>
-    <w:p>
-      <w:pPr>
-        <w:rPr>
-          <w:rFonts w:hint="eastAsia"/>
-        </w:rPr>
-      </w:pPr>
-      <w:r>
-        <w:rPr>
-          <w:rFonts w:hint="eastAsia"/>
-        </w:rPr>
-        <w:lastRenderedPageBreak/>
-        <w:t>统计周期：通常为月度或周度，在</w:t>
-      </w:r>
-      <w:r>
-        <w:t>Mapping中需根据业务需求明确统计周期。</w:t>
-      </w:r>
-    </w:p>
-    <w:p>
-      <w:r>
-        <w:t>3. 有效参会率（valid_attend_rate）</w:t>
-      </w:r>
-    </w:p>
-    <w:p>
-      <w:pPr>
-        <w:rPr>
-          <w:rFonts w:hint="eastAsia"/>
-        </w:rPr>
-      </w:pPr>
-      <w:r>
-        <w:rPr>
-          <w:rFonts w:hint="eastAsia"/>
-        </w:rPr>
-        <w:t>这是典型的日常行为管理指标，核心难点在于“参会”和“有效”的定义。</w:t>
-      </w:r>
-    </w:p>
-    <w:p>
-      <w:pPr>
-        <w:rPr>
-          <w:rFonts w:hint="eastAsia"/>
-        </w:rPr>
-      </w:pPr>
-      <w:r>
-        <w:rPr>
-          <w:rFonts w:hint="eastAsia"/>
-        </w:rPr>
-        <w:t>参会率通用公式：实到次数</w:t>
-      </w:r>
-      <w:r>
-        <w:t xml:space="preserve"> ÷ (应参会天数 - 免参会天数) × 100%。</w:t>
-      </w:r>
-    </w:p>
-    <w:p>
-      <w:pPr>
-        <w:rPr>
-          <w:rFonts w:hint="eastAsia"/>
-        </w:rPr>
-      </w:pPr>
-      <w:r>
-        <w:rPr>
-          <w:rFonts w:hint="eastAsia"/>
-        </w:rPr>
-        <w:t>应参会天数：通常为国家法定工作日，具体由公司制度规定。</w:t>
-      </w:r>
-    </w:p>
-    <w:p>
-      <w:pPr>
-        <w:rPr>
-          <w:rFonts w:hint="eastAsia"/>
-        </w:rPr>
-      </w:pPr>
-      <w:r>
-        <w:rPr>
-          <w:rFonts w:hint="eastAsia"/>
-        </w:rPr>
-        <w:t>有效参会：指参加职场早会及公司</w:t>
-      </w:r>
-      <w:r>
-        <w:t>/部门正式会议，需排除培训、团建等活动。</w:t>
-      </w:r>
-    </w:p>
-    <w:p>
-      <w:pPr>
-        <w:rPr>
-          <w:rFonts w:hint="eastAsia"/>
-        </w:rPr>
-      </w:pPr>
-      <w:r>
-        <w:rPr>
-          <w:rFonts w:hint="eastAsia"/>
-        </w:rPr>
-        <w:t>常见考核阈值：参会率</w:t>
-      </w:r>
-      <w:r>
-        <w:t>&lt;80%则新人津贴系数为0；参会率&lt;60%则品管得分一票否决。</w:t>
-      </w:r>
-    </w:p>
-    <w:p>
-      <w:r>
-        <w:rPr>
-          <w:rFonts w:hint="eastAsia"/>
-        </w:rPr>
-        <w:t xml:space="preserve">4． 保费字段 </w:t>
-      </w:r>
-      <w:r>
-        <w:t>premium</w:t>
-      </w:r>
-    </w:p>
-    <w:p>
-      <w:pPr>
-        <w:pStyle w:val="3"/>
-      </w:pPr>
-      <w:r>
-        <w:rPr>
-          <w:rFonts w:hint="eastAsia"/>
-        </w:rPr>
-        <w:t>注意事项</w:t>
-      </w:r>
-    </w:p>
-    <w:p>
-      <w:pPr>
-        <w:rPr>
-          <w:rFonts w:hint="eastAsia"/>
-        </w:rPr>
-      </w:pPr>
-      <w:r>
-        <w:rPr>
-          <w:rFonts w:hint="eastAsia"/>
-        </w:rPr>
-        <w:t>业务口径确认是前提：达星</w:t>
-      </w:r>
-      <w:r>
-        <w:t>/达Q的FYC阈值、有效拜访的判定标准、参会率的应参会天数定义等，都必须与业务方（甲方）正式确认并写入Mapping文档的“业务口径说明”列。</w:t>
-      </w:r>
-    </w:p>
-    <w:p>
-      <w:pPr>
-        <w:rPr>
-          <w:rFonts w:hint="eastAsia"/>
-        </w:rPr>
-      </w:pPr>
-      <w:r>
-        <w:rPr>
-          <w:rFonts w:hint="eastAsia"/>
-        </w:rPr>
-        <w:t>注意数据去重：有效拜访统计时，需用</w:t>
-      </w:r>
-      <w:r>
-        <w:t>COUNT(DISTINCT visit_id)避免重复计数；达星/达Q按月汇总时，需按agent_id + 月份分组汇总。</w:t>
-      </w:r>
-    </w:p>
-    <w:p>
-      <w:pPr>
-        <w:rPr>
-          <w:rFonts w:hint="eastAsia"/>
-        </w:rPr>
-      </w:pPr>
-      <w:r>
-        <w:rPr>
-          <w:rFonts w:hint="eastAsia"/>
-        </w:rPr>
-        <w:t>注意时间边界：达星</w:t>
-      </w:r>
-      <w:r>
-        <w:t>/达Q为月度指标，需明确统计周期（自然月）；参会率通常为月度，有效拜访可能是周度或月度，需在口径中明确。</w:t>
-      </w:r>
-    </w:p>
-    <w:p>
-      <w:r>
-        <w:t>NULL值处理：无拜访记录或无保单的代理人，对应指标应设为0或NULL，并在口径中说明（例如“无拜访记录则有效拜访次数=0”）。</w:t>
-      </w:r>
-    </w:p>
-    <w:p/>
-    <w:p>
-      <w:pPr>
-        <w:pStyle w:val="3"/>
-      </w:pPr>
-      <w:r>
-        <w:rPr>
-          <w:rFonts w:hint="eastAsia"/>
-          <w:highlight w:val="yellow"/>
-        </w:rPr>
-        <w:t>日常</w:t>
-      </w:r>
-      <w:r>
-        <w:rPr>
-          <w:rFonts w:hint="eastAsia"/>
-          <w:highlight w:val="yellow"/>
-        </w:rPr>
-        <w:t>工作中遇到</w:t>
-      </w:r>
-      <w:r>
-        <w:rPr>
-          <w:rFonts w:hint="eastAsia"/>
-          <w:highlight w:val="yellow"/>
-        </w:rPr>
-        <w:t>的问题</w:t>
-      </w:r>
-    </w:p>
-    <w:p>
-      <w:pPr>
-        <w:pStyle w:val="4"/>
-        <w:rPr>
-          <w:b w:val="0"/>
-        </w:rPr>
-      </w:pPr>
-      <w:r>
-        <w:rPr>
-          <w:rStyle w:val="40"/>
-          <w:rFonts w:hint="eastAsia"/>
-          <w:b/>
-        </w:rPr>
-        <w:t>项目难点这块</w:t>
-      </w:r>
-    </w:p>
-    <w:p>
-      <w:r>
-        <w:rPr>
-          <w:rFonts w:hint="eastAsia"/>
-        </w:rPr>
-        <w:t>主要有两个。第一个难点是考核指标口径统一复杂，销售管理部、人力资源部、保费部对达星等指标的理解不一致，且新老收展员考核规则差异大，我们采用自上而下定框架、自下而上逐项对齐的方法，最终输出经各部门签字确认的</w:t>
-      </w:r>
-      <w:r>
-        <w:t>Mapping文档并存入SVN管理。第二个难点是数据质量保障难度高，源端存在员工号不一致、GPS缺失、退保标记滞后等问题，CRM与手工台账也常对不上，我在DWD层设计了工号补零对齐、佣金非负校验、GPS空值填充、重复保单去重等清洗逻辑，并建立每日稽核脚本校验FYC总额一致性和关键字段空值率，发</w:t>
-      </w:r>
-      <w:r>
-        <w:rPr>
-          <w:rFonts w:hint="eastAsia"/>
-        </w:rPr>
-        <w:t>现问题自动告警。</w:t>
-      </w:r>
-    </w:p>
-    <w:p>
-      <w:pPr>
-        <w:rPr>
-          <w:rFonts w:hint="eastAsia"/>
-        </w:rPr>
-      </w:pPr>
-    </w:p>
-    <w:p>
-      <w:pPr>
-        <w:pStyle w:val="4"/>
-      </w:pPr>
-      <w:r>
-        <w:rPr>
-          <w:rFonts w:hint="eastAsia"/>
-        </w:rPr>
-        <w:t>重点1)</w:t>
-      </w:r>
-      <w:r>
-        <w:rPr>
-          <w:rFonts w:hint="eastAsia"/>
-        </w:rPr>
-        <w:t>客户重复、保费统计异常</w:t>
-      </w:r>
-    </w:p>
-    <w:p>
-      <w:pPr>
-        <w:rPr>
-          <w:rFonts w:hint="eastAsia"/>
-        </w:rPr>
-      </w:pPr>
-      <w:r>
-        <w:rPr>
-          <w:rFonts w:hint="eastAsia"/>
-        </w:rPr>
-        <w:t>客户重复、保费统计异常（数据标准化问题）</w:t>
-      </w:r>
-    </w:p>
-    <w:p>
-      <w:pPr>
-        <w:rPr>
-          <w:rFonts w:hint="eastAsia"/>
-        </w:rPr>
-      </w:pPr>
-      <w:r>
-        <w:rPr>
-          <w:rFonts w:hint="eastAsia"/>
-        </w:rPr>
-        <w:t>还有一个问题也是在收展人员经营考核项目里面遇到的。</w:t>
-      </w:r>
-    </w:p>
-    <w:p>
-      <w:pPr>
-        <w:rPr>
-          <w:rFonts w:hint="eastAsia"/>
-        </w:rPr>
-      </w:pPr>
-      <w:r>
-        <w:rPr>
-          <w:rFonts w:hint="eastAsia"/>
-        </w:rPr>
-        <w:t>当时我们需要统计收展人员服务客户</w:t>
-      </w:r>
-      <w:r>
-        <w:rPr>
-          <w:rFonts w:hint="eastAsia"/>
-        </w:rPr>
-        <w:t>的</w:t>
-      </w:r>
-      <w:r>
-        <w:rPr>
-          <w:rFonts w:hint="eastAsia"/>
-        </w:rPr>
-        <w:t>数</w:t>
-      </w:r>
-      <w:r>
-        <w:rPr>
-          <w:rFonts w:hint="eastAsia"/>
-        </w:rPr>
-        <w:t>量</w:t>
-      </w:r>
-      <w:r>
-        <w:rPr>
-          <w:rFonts w:hint="eastAsia"/>
-        </w:rPr>
-        <w:t>、累计保费、续保客户这些经营指标。</w:t>
-      </w:r>
-    </w:p>
-    <w:p>
-      <w:pPr>
-        <w:rPr>
-          <w:rFonts w:hint="eastAsia"/>
-        </w:rPr>
-      </w:pPr>
-      <w:r>
-        <w:rPr>
-          <w:rFonts w:hint="eastAsia"/>
-        </w:rPr>
-        <w:t>后来业务验收的时候发现，客户数量和保费金额跟业务部门统计的数据存在差异。</w:t>
-      </w:r>
-    </w:p>
-    <w:p>
-      <w:pPr>
-        <w:rPr>
-          <w:rFonts w:hint="eastAsia"/>
-        </w:rPr>
-      </w:pPr>
-      <w:r>
-        <w:rPr>
-          <w:rFonts w:hint="eastAsia"/>
-        </w:rPr>
-        <w:t>我们先把报表数据和源系统进行对比，最后发现问题主要出现在客户手机号和保费字段上。</w:t>
-      </w:r>
-    </w:p>
-    <w:p>
-      <w:r>
-        <w:rPr>
-          <w:rFonts w:hint="eastAsia"/>
-        </w:rPr>
-        <w:lastRenderedPageBreak/>
-        <w:t>不同业务系统保存手机号的格式不一样，有的是</w:t>
-      </w:r>
-      <w:r>
-        <w:t>11位手机号，有的带+86前缀，还有的带横杠，甚至还有NULL、空字符串这些情况，所以同一个客户没有识别成同一个人。</w:t>
-      </w:r>
-    </w:p>
-    <w:p/>
-    <w:p>
-      <w:r>
-        <w:rPr>
-          <w:rFonts w:hint="eastAsia"/>
-        </w:rPr>
-        <w:t>另外保费金额也有问题，有些业务系统存的是</w:t>
-      </w:r>
-      <w:r>
-        <w:t>"元"，有些存的是"分"，导致部分报表金额直接放大了一百倍。</w:t>
-      </w:r>
-    </w:p>
-    <w:p/>
-    <w:p>
-      <w:r>
-        <w:rPr>
-          <w:rFonts w:hint="eastAsia"/>
-        </w:rPr>
-        <w:t>后来我们就在</w:t>
-      </w:r>
-      <w:r>
-        <w:t>DWD层统一做数据标准化处理，手机号统一去掉特殊字符和+86前缀，只保留11位手机号，不符合规则的数据统一标记异常；空字符串和字符串NULL统一转换成真正的NULL。</w:t>
-      </w:r>
-    </w:p>
-    <w:p/>
-    <w:p>
-      <w:r>
-        <w:rPr>
-          <w:rFonts w:hint="eastAsia"/>
-        </w:rPr>
-        <w:t>保费这块，我们和业务确认口径以后，统一把金额转换成</w:t>
-      </w:r>
-      <w:r>
-        <w:t>"元"，并在字段说明中明确金额单位。之后客户数量和保费指标就和业务保持一致了。</w:t>
-      </w:r>
-    </w:p>
-    <w:p/>
-    <w:p>
-      <w:pPr>
-        <w:pStyle w:val="4"/>
-      </w:pPr>
-      <w:r>
-        <w:rPr>
-          <w:rFonts w:hint="eastAsia"/>
-        </w:rPr>
-        <w:t>重点2)</w:t>
-      </w:r>
-      <w:r>
-        <w:t>Hive任务执行很慢（数据倾斜）</w:t>
-      </w:r>
-    </w:p>
-    <w:p>
-      <w:pPr>
-        <w:rPr>
-          <w:rFonts w:hint="eastAsia"/>
-        </w:rPr>
-      </w:pPr>
-      <w:r>
-        <w:t>Hive任务执行很慢（数据倾斜）</w:t>
-      </w:r>
-    </w:p>
-    <w:p>
-      <w:pPr>
-        <w:rPr>
-          <w:rFonts w:hint="eastAsia"/>
-        </w:rPr>
-      </w:pPr>
-      <w:r>
-        <w:rPr>
-          <w:rFonts w:hint="eastAsia"/>
-        </w:rPr>
-        <w:t>还有一次是在开发收展人员经营分析宽表的时候。</w:t>
-      </w:r>
-    </w:p>
-    <w:p>
-      <w:pPr>
-        <w:rPr>
-          <w:rFonts w:hint="eastAsia"/>
-        </w:rPr>
-      </w:pPr>
-      <w:r>
-        <w:rPr>
-          <w:rFonts w:hint="eastAsia"/>
-        </w:rPr>
-        <w:t>当时需要把保单事实表和收展人员维度表做关联，正常情况下几十分钟就能跑完，但是有一次任务一直卡在</w:t>
-      </w:r>
-      <w:r>
-        <w:t>99%，两个多小时都没有结束。</w:t>
-      </w:r>
-    </w:p>
-    <w:p>
-      <w:pPr>
-        <w:rPr>
-          <w:rFonts w:hint="eastAsia"/>
-        </w:rPr>
-      </w:pPr>
-      <w:r>
-        <w:rPr>
-          <w:rFonts w:hint="eastAsia"/>
-        </w:rPr>
-        <w:t>一开始我们怀疑是不是集群资源不足，后来查看</w:t>
-      </w:r>
-      <w:r>
-        <w:t>Hive执行日志和任务运行情况，发现其实是数据倾斜导致的。</w:t>
-      </w:r>
-    </w:p>
-    <w:p>
-      <w:pPr>
-        <w:rPr>
-          <w:rFonts w:hint="eastAsia"/>
-        </w:rPr>
-      </w:pPr>
-      <w:r>
-        <w:rPr>
-          <w:rFonts w:hint="eastAsia"/>
-        </w:rPr>
-        <w:t>当时有一个渠道下面的收展人员数据量特别大，占了整个数据量的大部分，所以所有数据都集中到了同一个</w:t>
-      </w:r>
-      <w:r>
-        <w:t>Reduce任务，其他Task很快执行完成，但是这个Task一直处理不完。</w:t>
-      </w:r>
-    </w:p>
-    <w:p>
-      <w:pPr>
-        <w:rPr>
-          <w:rFonts w:hint="eastAsia"/>
-        </w:rPr>
-      </w:pPr>
-      <w:r>
-        <w:rPr>
-          <w:rFonts w:hint="eastAsia"/>
-        </w:rPr>
-        <w:t>后来根据业务情况进行了优化。</w:t>
-      </w:r>
-    </w:p>
-    <w:p>
-      <w:pPr>
-        <w:rPr>
-          <w:rFonts w:hint="eastAsia"/>
-        </w:rPr>
-      </w:pPr>
-      <w:r>
-        <w:rPr>
-          <w:rFonts w:hint="eastAsia"/>
-        </w:rPr>
-        <w:t>如果关联的是收展人员维度这种小表，我们就开启</w:t>
-      </w:r>
-      <w:r>
-        <w:t>MapJoin，让小表直接加载到Map端执行，避免Shuffle过程。</w:t>
-      </w:r>
-    </w:p>
-    <w:p>
-      <w:pPr>
-        <w:rPr>
-          <w:rFonts w:hint="eastAsia"/>
-        </w:rPr>
-      </w:pPr>
-      <w:r>
-        <w:rPr>
-          <w:rFonts w:hint="eastAsia"/>
-        </w:rPr>
-        <w:t>如果确实是大表关联大表，我们会针对热点</w:t>
-      </w:r>
-      <w:r>
-        <w:t>Key做单独处理，或者采用加盐的方式把热点数据打散，最后再进行合并。</w:t>
-      </w:r>
-    </w:p>
-    <w:p>
-      <w:r>
-        <w:rPr>
-          <w:rFonts w:hint="eastAsia"/>
-        </w:rPr>
-        <w:t>优化完成以后，这个任务执行时间从原来的两个小时左右缩短到了十几分钟，后续运行也一直比较稳定。</w:t>
-      </w:r>
-    </w:p>
-    <w:p/>
-    <w:p>
-      <w:pPr>
-        <w:pStyle w:val="4"/>
-      </w:pPr>
-      <w:r>
-        <w:rPr>
-          <w:rFonts w:hint="eastAsia"/>
-        </w:rPr>
-        <w:t>客户信息关联不上（编码问题）</w:t>
-      </w:r>
-    </w:p>
-    <w:p>
-      <w:pPr>
-        <w:rPr>
-          <w:rFonts w:hint="eastAsia"/>
-        </w:rPr>
-      </w:pPr>
-      <w:r>
-        <w:rPr>
-          <w:rFonts w:hint="eastAsia"/>
-        </w:rPr>
-        <w:t>客户信息关联不上（编码问题）</w:t>
-      </w:r>
-    </w:p>
-    <w:p>
-      <w:pPr>
-        <w:rPr>
-          <w:rFonts w:hint="eastAsia"/>
-        </w:rPr>
-      </w:pPr>
-      <w:r>
-        <w:rPr>
-          <w:rFonts w:hint="eastAsia"/>
-        </w:rPr>
-        <w:t>这个是在华安财险收展人员经营考核项目里面遇到的。</w:t>
-      </w:r>
-    </w:p>
-    <w:p>
-      <w:r>
-        <w:rPr>
-          <w:rFonts w:hint="eastAsia"/>
-        </w:rPr>
-        <w:t>当时我们需要把</w:t>
-      </w:r>
-      <w:r>
-        <w:t>CRM客户系统和承保系统的数据关联起来，生成客户经营分析的数据。其中客户姓名、身份证号这些字段都会作为关联条件。</w:t>
-      </w:r>
-    </w:p>
-    <w:p/>
-    <w:p>
-      <w:r>
-        <w:rPr>
-          <w:rFonts w:hint="eastAsia"/>
-        </w:rPr>
-        <w:t>后来开发的时候发现，有一部分客户始终关联不上，一开始我们还以为是</w:t>
-      </w:r>
-      <w:r>
-        <w:t>SQL关联条件写错了，就把关联条件一条一条排查。后来抽取源数据进行对比，发现身份证号能够正常关联，但是客户姓名有部分出现了乱码。</w:t>
-      </w:r>
-    </w:p>
-    <w:p/>
-    <w:p>
-      <w:r>
-        <w:rPr>
-          <w:rFonts w:hint="eastAsia"/>
-        </w:rPr>
-        <w:t>接着我们继续排查数据同步环节，最后发现是两个业务系统使用的字符编码不一致，一个使用</w:t>
-      </w:r>
-      <w:r>
-        <w:t>UTF-8，一个使用GBK，在数据同步读取的时候导致部分中文字段已经发生乱码，所以后面关联自然就失败了。</w:t>
-      </w:r>
-    </w:p>
-    <w:p/>
-    <w:p>
-      <w:r>
-        <w:rPr>
-          <w:rFonts w:hint="eastAsia"/>
-        </w:rPr>
-        <w:t>后来我们调整了数据同步配置，统一字符编码，同时在数据清洗阶段增加字符集转换，后续也在</w:t>
-      </w:r>
-      <w:r>
-        <w:t>Mapping文档中明确了各字段的编码规范，之后新增的数据源也统一按照这个标准执行，后面就没有再出现类似的问题了。</w:t>
-      </w:r>
-    </w:p>
-    <w:p>
-      <w:pPr>
-        <w:pStyle w:val="3"/>
-      </w:pPr>
-      <w:r>
-        <w:rPr>
-          <w:rFonts w:hint="eastAsia"/>
-        </w:rPr>
-        <w:t>额外指标（应对面试可能会问）</w:t>
-      </w:r>
-    </w:p>
-    <w:p>
-      <w:pPr>
-        <w:pStyle w:val="ds-markdown-paragraph"/>
-        <w:numPr>
-          <w:ilvl w:val="0"/>
-          <w:numId w:val="14"/>
-        </w:numPr>
-        <w:shd w:val="clear" w:color="auto" w:fill="FFFFFF"/>
-        <w:spacing w:after="0" w:afterAutospacing="0"/>
-        <w:ind w:left="0"/>
-        <w:rPr>
-          <w:rFonts w:ascii="Segoe UI" w:hAnsi="Segoe UI" w:cs="Segoe UI"/>
-          <w:color w:val="0F1115"/>
-        </w:rPr>
-      </w:pPr>
-      <w:r>
-        <w:rPr>
-          <w:rStyle w:val="aa"/>
-          <w:rFonts w:ascii="Segoe UI" w:hAnsi="Segoe UI" w:cs="Segoe UI"/>
-          <w:color w:val="0F1115"/>
-        </w:rPr>
-        <w:t>客户旅程</w:t>
-      </w:r>
-      <w:r>
-        <w:rPr>
-          <w:rFonts w:ascii="Segoe UI" w:hAnsi="Segoe UI" w:cs="Segoe UI"/>
-          <w:color w:val="0F1115"/>
-        </w:rPr>
-        <w:t>：覆盖投保、理赔、保全等关键旅程</w:t>
-      </w:r>
-    </w:p>
-    <w:p>
-      <w:pPr>
-        <w:widowControl/>
-        <w:numPr>
-          <w:ilvl w:val="0"/>
-          <w:numId w:val="15"/>
-        </w:numPr>
-        <w:shd w:val="clear" w:color="auto" w:fill="FFFFFF"/>
-        <w:spacing w:before="100" w:beforeAutospacing="1"/>
-        <w:ind w:left="0"/>
-        <w:jc w:val="left"/>
-        <w:rPr>
-          <w:rFonts w:ascii="Segoe UI" w:eastAsia="宋体" w:hAnsi="Segoe UI" w:cs="Segoe UI"/>
-          <w:color w:val="0F1115"/>
-          <w:kern w:val="0"/>
-          <w:sz w:val="24"/>
-          <w:szCs w:val="24"/>
-        </w:rPr>
-      </w:pPr>
-      <w:r>
-        <w:rPr>
-          <w:rFonts w:ascii="Segoe UI" w:eastAsia="宋体" w:hAnsi="Segoe UI" w:cs="Segoe UI"/>
-          <w:b/>
-          <w:bCs/>
-          <w:color w:val="0F1115"/>
-          <w:kern w:val="0"/>
-          <w:sz w:val="24"/>
-          <w:szCs w:val="24"/>
-        </w:rPr>
-        <w:t>代理人留存率</w:t>
-      </w:r>
-    </w:p>
-    <w:p>
-      <w:pPr>
-        <w:widowControl/>
-        <w:numPr>
-          <w:ilvl w:val="0"/>
-          <w:numId w:val="15"/>
-        </w:numPr>
-        <w:shd w:val="clear" w:color="auto" w:fill="FFFFFF"/>
-        <w:spacing w:before="100" w:beforeAutospacing="1"/>
-        <w:ind w:left="0"/>
-        <w:jc w:val="left"/>
-        <w:rPr>
-          <w:rFonts w:ascii="Segoe UI" w:eastAsia="宋体" w:hAnsi="Segoe UI" w:cs="Segoe UI"/>
-          <w:color w:val="0F1115"/>
-          <w:kern w:val="0"/>
-          <w:sz w:val="24"/>
-          <w:szCs w:val="24"/>
-        </w:rPr>
-      </w:pPr>
-      <w:r>
-        <w:rPr>
-          <w:rFonts w:ascii="Segoe UI" w:eastAsia="宋体" w:hAnsi="Segoe UI" w:cs="Segoe UI"/>
-          <w:b/>
-          <w:bCs/>
-          <w:color w:val="0F1115"/>
-          <w:kern w:val="0"/>
-          <w:sz w:val="24"/>
-          <w:szCs w:val="24"/>
-        </w:rPr>
-        <w:t>个险新单期交保费</w:t>
-      </w:r>
-    </w:p>
-    <w:p>
-      <w:pPr>
-        <w:widowControl/>
-        <w:numPr>
-          <w:ilvl w:val="0"/>
-          <w:numId w:val="15"/>
-        </w:numPr>
-        <w:shd w:val="clear" w:color="auto" w:fill="FFFFFF"/>
-        <w:spacing w:before="100" w:beforeAutospacing="1"/>
-        <w:ind w:left="0"/>
-        <w:jc w:val="left"/>
-        <w:rPr>
-          <w:rFonts w:ascii="Segoe UI" w:eastAsia="宋体" w:hAnsi="Segoe UI" w:cs="Segoe UI" w:hint="eastAsia"/>
-          <w:color w:val="0F1115"/>
-          <w:kern w:val="0"/>
-          <w:sz w:val="24"/>
-          <w:szCs w:val="24"/>
-        </w:rPr>
-      </w:pPr>
-      <w:r>
-        <w:rPr>
-          <w:rFonts w:ascii="Segoe UI" w:eastAsia="宋体" w:hAnsi="Segoe UI" w:cs="Segoe UI" w:hint="eastAsia"/>
-          <w:b/>
-          <w:bCs/>
-          <w:color w:val="0F1115"/>
-          <w:kern w:val="0"/>
-          <w:sz w:val="24"/>
-          <w:szCs w:val="24"/>
-        </w:rPr>
-        <w:t>团队总保费</w:t>
-      </w:r>
-    </w:p>
-    <w:p>
-      <w:pPr>
-        <w:pStyle w:val="2"/>
-      </w:pPr>
-      <w:r>
-        <w:rPr>
-          <w:rFonts w:hint="eastAsia"/>
-        </w:rPr>
-        <w:t>第二个项目</w:t>
-      </w:r>
-    </w:p>
-    <w:p>
-      <w:r>
-        <w:rPr>
-          <w:rFonts w:hint="eastAsia"/>
-        </w:rPr>
-        <w:t>对都邦财险个人客户集中统一分析，从不同系统当中对齐业务口径，对客户实行场景化精准营销。</w:t>
-      </w:r>
-    </w:p>
-    <w:p/>
-    <w:p>
-      <w:r>
-        <w:rPr>
-          <w:rFonts w:hint="eastAsia"/>
-        </w:rPr>
-        <w:t>项目整体流程是这样的：第一阶段是需求调研与规划，我们对接了市场部、续期部、理赔部、客服部，逐一确认客户价值分、续保意向评分、产品偏好、理赔风险、流失预警等标签的计算口径与更新频率，输出了需求规格说明书，同时完成了</w:t>
-      </w:r>
-      <w:r>
-        <w:t>MaxCompute数仓分层设计和ODS到ADS各层表结构设计，统一了以客户ID为核心的打通规则。第二阶段是数据接入与ETL开发，我使用DataX从承保、理赔、续期、客服工单、官网埋点5套系统抽取数据到MaxCompute ODS层，在DWD层完成清洗脱敏和客户全景宽表构建，在DWS层完成RFM价值</w:t>
-      </w:r>
-      <w:r>
-        <w:rPr>
-          <w:rFonts w:hint="eastAsia"/>
-        </w:rPr>
-        <w:t>分层、续保意向、产品偏好、理赔风险、流失预警等标签计算，最后在</w:t>
-      </w:r>
-      <w:r>
-        <w:t>ADS层输出客户标签宽表和分群推荐表，并用Quick BI开发了画像看板、分群地图、流失预警图等10余张报表。第三阶段是调度配置与测试上线，我利用DataWorks配置全链路ETL任务调度，保障每日T+1数据刷新，最后独立完成自测并协助SIT集成测试。</w:t>
-      </w:r>
-    </w:p>
-    <w:p/>
-    <w:p>
-      <w:r>
-        <w:rPr>
-          <w:rFonts w:hint="eastAsia"/>
-        </w:rPr>
-        <w:t>项目难点这块，主要有两个。第一个难点是标签口径统一复杂，市场、续期、理赔等部门对客户标签的定义和划分标准不一致，跨部门对齐成本高，我们采用自上而下定框架、自下而上按数据可算性填充的方法，形成可配置的标签模型。第二个难点是数据质量保障难度高，源端存在客户信息缺失、历史数据不一致、日志无效流量等问题，影响画像准确性，我在</w:t>
-      </w:r>
-      <w:r>
-        <w:t>DWD层设计了校验脱敏、去重过滤等清洗逻辑，并建立了标签覆盖率、ID打通率等质量稽核规则，确保标签准确率不低于95%</w:t>
-      </w:r>
-      <w:r>
-        <w:t>。</w:t>
-      </w:r>
-    </w:p>
-    <w:p>
-      <w:pPr>
-        <w:pStyle w:val="2"/>
-      </w:pPr>
-      <w:r>
-        <w:rPr>
-          <w:rFonts w:hint="eastAsia"/>
-        </w:rPr>
-        <w:lastRenderedPageBreak/>
-        <w:t>第三个项目</w:t>
-      </w:r>
-    </w:p>
-    <w:p>
-      <w:r>
-        <w:rPr>
-          <w:rFonts w:hint="eastAsia"/>
-        </w:rPr>
-        <w:t>项目整体流程是这样的：第一阶段是需求调研与指标口径对齐，我们对接了信贷管理部、风险管理部、人力资源部等部门，逐一确认累计贷款发放额、不良贷款率、逾期率、拨备覆盖率等核心考核指标的计算口径与统计维度，输出了需求规格说明书和</w:t>
-      </w:r>
-      <w:r>
-        <w:t>ODS到ADS四层Mapping文档，同时统一了联社编码、贷款五级分类、客户经理工号等主数据标准。第二阶段是数据接入与ETL开发，我使用Sqoop将源端OceanBase中的核心业务与信贷管理系统数据全量及增量抽取至Hadoop HDFS，并加载到Hive ODS层，同时抽取MySQL辅助数</w:t>
-      </w:r>
-      <w:r>
-        <w:rPr>
-          <w:rFonts w:hint="eastAsia"/>
-        </w:rPr>
-        <w:t>据，在</w:t>
-      </w:r>
-      <w:r>
-        <w:t>DWD层构建覆盖放款、还款、分类、担保的贷款全生命周期明细宽表，在DWS层完成累计放款额、贷款余额、不良率、逾期率、拨备覆盖率及客户经理绩效分等指标汇总，最后在ADS层输出业绩考核表与资产质量监控表，并用FineReport连接Hive开发了信贷投放进度、不良率趋势、联社资产质量排名、监管报送指标等看板，SQL脚本与报表模板通过SVN管理。第三阶段是调度配置与测试上线，我利用Airflow编排全链路DAG工作流，实现每日自动调度与告警，并编写Shell脚本配合Hive SQL进行贷款总额一致性与不良率</w:t>
-      </w:r>
-      <w:r>
-        <w:rPr>
-          <w:rFonts w:hint="eastAsia"/>
-        </w:rPr>
-        <w:t>口径合规性稽核，每日跑批后输出质量报告，最后独立完成自测并协助</w:t>
-      </w:r>
-      <w:r>
-        <w:t>SIT集成测试。</w:t>
-      </w:r>
-    </w:p>
-    <w:p/>
-    <w:p>
-      <w:r>
-        <w:rPr>
-          <w:rFonts w:hint="eastAsia"/>
-        </w:rPr>
-        <w:t>项目难点这块，主要有两个。第一个难点是信贷指标口径统一复杂，信贷、风控、人力等部门对不良率、逾期率等指标的理解存在差异，比如不良贷款是否纳入展期或借新还旧情形，五级分类标准是否参照最新监管要求等，跨部门对齐成本高。我们的应对策略是采用自上而下定框架、自下而上逐项确认的方法，最终输出各部门签字确认的</w:t>
-      </w:r>
-      <w:r>
-        <w:t>Mapping文档。第二个难点是数据质量保障难度高，源端OceanBase和MySQL系统中存在贷款状态更新滞后、五级分类缺失、历史数据迁移不完整等问题，直接影响不良率和拨备覆盖率的准确性。我的应对策略是在DWD层</w:t>
-      </w:r>
-      <w:r>
-        <w:rPr>
-          <w:rFonts w:hint="eastAsia"/>
-        </w:rPr>
-        <w:t>设计贷款状态校验、五级分类补全、重复记录去重等清洗逻辑，并通过每日稽核脚本校验关键指标的一致性，确保监管报送数据的准确率。</w:t>
-      </w:r>
-    </w:p>
-    <w:p>
-      <w:pPr>
-        <w:rPr>
-          <w:rFonts w:hint="eastAsia"/>
-        </w:rPr>
-      </w:pPr>
-    </w:p>
-    <w:p>
-      <w:pPr>
-        <w:pStyle w:val="1"/>
-      </w:pPr>
-      <w:r>
-        <w:rPr>
-          <w:rFonts w:hint="eastAsia"/>
-        </w:rPr>
-        <w:t>面试</w:t>
-      </w:r>
-      <w:r>
-        <w:rPr>
-          <w:rFonts w:hint="eastAsia"/>
-        </w:rPr>
-        <w:t>可能问题</w:t>
-      </w:r>
-    </w:p>
-    <w:p>
-      <w:pPr>
-        <w:pStyle w:val="4"/>
-      </w:pPr>
-      <w:r>
-        <w:t>介绍一下DataWorks</w:t>
-      </w:r>
-    </w:p>
-    <w:p>
-      <w:r>
-        <w:t>DataWorks是阿里云提供的一站式数据</w:t>
-      </w:r>
-      <w:r>
-        <w:t>开发治理平台，主要用于大数据开发、数据集成、任务调度和运维管理</w:t>
-      </w:r>
-      <w:r>
-        <w:rPr>
-          <w:rFonts w:hint="eastAsia"/>
-        </w:rPr>
-        <w:t>，有用DI、Datastudio等</w:t>
-      </w:r>
-      <w:r>
-        <w:rPr>
-          <w:rFonts w:hint="eastAsia"/>
-        </w:rPr>
-        <w:t>。</w:t>
-      </w:r>
-    </w:p>
-    <w:p>
-      <w:pPr>
-        <w:pStyle w:val="4"/>
-      </w:pPr>
-      <w:r>
-        <w:t>DataWorks离线任务切分键怎么选择？</w:t>
-      </w:r>
-    </w:p>
-    <w:p>
-      <w:r>
-        <w:t>DataWorks离线同步大表时，如果开启并发读取，会根据切分键把数据拆分成多个Task并行同步。</w:t>
-      </w:r>
-    </w:p>
-    <w:p>
-      <w:r>
-        <w:t>切分键一般选择数据分布比较均匀、区分度高的字段，这样可以让多个同步任务的数据量比较平均，提高同步效率。</w:t>
-      </w:r>
-    </w:p>
-    <w:p/>
-    <w:p/>
-    <w:p>
-      <w:pPr>
-        <w:rPr>
-          <w:rFonts w:hint="eastAsia"/>
-        </w:rPr>
-      </w:pPr>
-    </w:p>
-    <w:p>
-      <w:pPr>
-        <w:pStyle w:val="4"/>
-      </w:pPr>
-      <w:r>
-        <w:rPr>
-          <w:rFonts w:hint="eastAsia"/>
-        </w:rPr>
-        <w:t>怎么确认字段来源？</w:t>
-      </w:r>
-    </w:p>
-    <w:p>
-      <w:r>
-        <w:rPr>
-          <w:rFonts w:hint="eastAsia"/>
-        </w:rPr>
-        <w:t>我们先根据需求文档确定业务指标，然后和甲方业务、</w:t>
-      </w:r>
-      <w:r>
-        <w:t>IT一起确认数据来源。比如客户信息来自CRM，保单信息来自核心承保系统，佣金来自佣金系统，最终在Mapping文档里明确每个目标字段对应哪个源表、哪个源字段。</w:t>
-      </w:r>
-    </w:p>
-    <w:p>
-      <w:pPr>
-        <w:rPr>
-          <w:rFonts w:hint="eastAsia"/>
-        </w:rPr>
-      </w:pPr>
-    </w:p>
-    <w:p>
-      <w:pPr>
-        <w:rPr>
-          <w:rFonts w:hint="eastAsia"/>
-        </w:rPr>
-      </w:pPr>
-    </w:p>
-    <w:p>
-      <w:pPr>
-        <w:pStyle w:val="4"/>
-      </w:pPr>
-      <w:r>
-        <w:rPr>
-          <w:rFonts w:hint="eastAsia"/>
-        </w:rPr>
-        <w:t>你具体写了哪些内容？</w:t>
-      </w:r>
-    </w:p>
-    <w:p>
-      <w:pPr>
-        <w:rPr>
-          <w:rFonts w:hint="eastAsia"/>
-        </w:rPr>
-      </w:pPr>
-      <w:r>
-        <w:rPr>
-          <w:rFonts w:hint="eastAsia"/>
-        </w:rPr>
-        <w:t>我主要负责的是字段级别的内容，比如：</w:t>
-      </w:r>
-    </w:p>
-    <w:p>
-      <w:r>
-        <w:rPr>
-          <w:rFonts w:hint="eastAsia"/>
-        </w:rPr>
-        <w:t>源字段来自哪张表、哪个字段；</w:t>
-      </w:r>
-    </w:p>
-    <w:p>
-      <w:r>
-        <w:rPr>
-          <w:rFonts w:hint="eastAsia"/>
-        </w:rPr>
-        <w:t>对应目标表的哪个字段；</w:t>
-      </w:r>
-    </w:p>
-    <w:p>
-      <w:r>
-        <w:rPr>
-          <w:rFonts w:hint="eastAsia"/>
-        </w:rPr>
-        <w:t>是否需要类型转换；</w:t>
-      </w:r>
-    </w:p>
-    <w:p>
-      <w:r>
-        <w:rPr>
-          <w:rFonts w:hint="eastAsia"/>
-        </w:rPr>
-        <w:t>是否需要脱敏；</w:t>
-      </w:r>
-    </w:p>
-    <w:p>
-      <w:r>
-        <w:rPr>
-          <w:rFonts w:hint="eastAsia"/>
-        </w:rPr>
-        <w:t>是否需要过滤空值或异常值；</w:t>
-      </w:r>
-    </w:p>
-    <w:p>
-      <w:pPr>
-        <w:rPr>
-          <w:rFonts w:hint="eastAsia"/>
-        </w:rPr>
-      </w:pPr>
-      <w:r>
-        <w:rPr>
-          <w:rFonts w:hint="eastAsia"/>
-        </w:rPr>
-        <w:t>字段计算口径，例如保费为空置</w:t>
-      </w:r>
-      <w:r>
-        <w:t>0、手机号统一格式等。</w:t>
-      </w:r>
-    </w:p>
-    <w:p>
-      <w:r>
-        <w:t>Mapping确认之后，我就按照文档去开发Hive SQL。</w:t>
-      </w:r>
-    </w:p>
-    <w:p/>
-    <w:p>
-      <w:pPr>
-        <w:pStyle w:val="4"/>
-      </w:pPr>
-      <w:r>
-        <w:t>Mapping谁写的？</w:t>
-      </w:r>
-    </w:p>
-    <w:p>
-      <w:r>
-        <w:rPr>
-          <w:rFonts w:hint="eastAsia"/>
-        </w:rPr>
-        <w:t>我们项目一般是数据架构或者项目负责人先确定整体模板和表结构，我会负责自己负责模块的</w:t>
-      </w:r>
-      <w:r>
-        <w:t>Mapping内容，比如客户主题、保单主题相关字段，把源字段、目标字段、转换规则、过滤规则这些补充完整，然后和业务、测试一起确认。</w:t>
-      </w:r>
-    </w:p>
-    <w:p>
-      <w:pPr>
-        <w:pStyle w:val="4"/>
-        <w:rPr>
-          <w:rFonts w:hint="eastAsia"/>
-        </w:rPr>
-      </w:pPr>
-      <w:r>
-        <w:rPr>
-          <w:rFonts w:hint="eastAsia"/>
-        </w:rPr>
-        <w:t>业务口径问题</w:t>
-      </w:r>
-    </w:p>
-    <w:p>
-      <w:pPr>
-        <w:rPr>
-          <w:rFonts w:hint="eastAsia"/>
-        </w:rPr>
-      </w:pPr>
-      <w:r>
-        <w:rPr>
-          <w:rFonts w:hint="eastAsia"/>
-        </w:rPr>
-        <w:t>有一次做收展人员经营考核报表的时候，业务部门反馈我们的有效客户数比他们少了几十个。</w:t>
-      </w:r>
-    </w:p>
-    <w:p>
-      <w:pPr>
-        <w:rPr>
-          <w:rFonts w:hint="eastAsia"/>
-        </w:rPr>
-      </w:pPr>
-      <w:r>
-        <w:rPr>
-          <w:rFonts w:hint="eastAsia"/>
-        </w:rPr>
-        <w:t>一开始大家都觉得是</w:t>
-      </w:r>
-      <w:r>
-        <w:t>SQL写错了，我们把数据一条一条核对以后才发现，其实是双方对"有效客户"的定义不一样。</w:t>
-      </w:r>
-    </w:p>
-    <w:p>
-      <w:pPr>
-        <w:rPr>
-          <w:rFonts w:hint="eastAsia"/>
-        </w:rPr>
-      </w:pPr>
-      <w:r>
-        <w:rPr>
-          <w:rFonts w:hint="eastAsia"/>
-        </w:rPr>
-        <w:t>我们最开始统计的是保单生效客户，而业务部门统计的是保单生效并且没有退保的客户，所以最终结果存在差异。</w:t>
-      </w:r>
-    </w:p>
-    <w:p>
-      <w:r>
-        <w:rPr>
-          <w:rFonts w:hint="eastAsia"/>
-        </w:rPr>
-        <w:t>后来我们重新和业务确认指标口径，在</w:t>
-      </w:r>
-      <w:r>
-        <w:t>DWS层增加了有效客户的统一判断逻辑，并把口径同步更新到Mapping文档，后面所有报表都按照统一标准计算，之后就没有再出现类似的问题了。</w:t>
-      </w:r>
-    </w:p>
-    <w:p/>
-    <w:p>
-      <w:pPr>
-        <w:pStyle w:val="3"/>
-        <w:rPr>
-          <w:rFonts w:hint="eastAsia"/>
-        </w:rPr>
-      </w:pPr>
-      <w:r>
-        <w:rPr>
-          <w:rFonts w:hint="eastAsia"/>
-        </w:rPr>
-        <w:lastRenderedPageBreak/>
-        <w:t>地点</w:t>
-      </w:r>
-    </w:p>
-    <w:p>
-      <w:r>
-        <w:rPr>
-          <w:rFonts w:hint="eastAsia"/>
-        </w:rPr>
-        <w:t>大学情况：大学大四离校 在2</w:t>
-      </w:r>
-      <w:r>
-        <w:t>3</w:t>
-      </w:r>
-      <w:r>
-        <w:rPr>
-          <w:rFonts w:hint="eastAsia"/>
-        </w:rPr>
-        <w:t xml:space="preserve">年3月份去 中途项目赶工期投产 线下考试没去 </w:t>
-      </w:r>
-      <w:r>
-        <w:t>12</w:t>
-      </w:r>
-      <w:r>
-        <w:rPr>
-          <w:rFonts w:hint="eastAsia"/>
-        </w:rPr>
-        <w:t>月份拿毕业证</w:t>
-      </w:r>
-    </w:p>
-    <w:p>
-      <w:r>
-        <w:t>公司地址情况</w:t>
-      </w:r>
-      <w:r>
-        <w:rPr>
-          <w:rFonts w:hint="eastAsia"/>
-        </w:rPr>
-        <w:t>：</w:t>
+      <w:r>
+        <w:rPr>
+          <w:rFonts w:hint="eastAsia"/>
+        </w:rPr>
+        <w:t>存在码表的话：比如银行汇率</w:t>
+      </w:r>
+      <w:r>
+        <w:rPr>
+          <w:rFonts w:hint="eastAsia"/>
+        </w:rPr>
+        <w:t>，产品实际名字。</w:t>
       </w:r>
     </w:p>
     <w:p>
@@ -4264,10 +734,10 @@
           <w:noProof/>
         </w:rPr>
         <w:drawing>
-          <wp:inline distT="0" distB="0" distL="0" distR="0" wp14:anchorId="77137192" wp14:editId="03002121">
-            <wp:extent cx="3524491" cy="2616847"/>
-            <wp:effectExtent l="0" t="0" r="0" b="0"/>
-            <wp:docPr id="1" name="图片 1"/>
+          <wp:inline distT="0" distB="0" distL="0" distR="0" wp14:anchorId="6B08CA3A" wp14:editId="2C43B94C">
+            <wp:extent cx="5274310" cy="2612390"/>
+            <wp:effectExtent l="0" t="0" r="2540" b="0"/>
+            <wp:docPr id="7" name="图片 7"/>
             <wp:cNvGraphicFramePr>
               <a:graphicFrameLocks xmlns:a="http://schemas.openxmlformats.org/drawingml/2006/main" noChangeAspect="1"/>
             </wp:cNvGraphicFramePr>
@@ -4287,7 +757,7 @@
                   <pic:spPr>
                     <a:xfrm>
                       <a:off x="0" y="0"/>
-                      <a:ext cx="3528752" cy="2620011"/>
+                      <a:ext cx="5274310" cy="2612390"/>
                     </a:xfrm>
                     <a:prstGeom prst="rect">
                       <a:avLst/>
@@ -4301,15 +771,3479 @@
       </w:r>
     </w:p>
     <w:p>
+      <w:pPr>
+        <w:rPr>
+          <w:rFonts w:hint="eastAsia"/>
+        </w:rPr>
+      </w:pPr>
+    </w:p>
+    <w:p>
+      <w:pPr>
+        <w:pStyle w:val="3"/>
+      </w:pPr>
+      <w:r>
+        <w:rPr>
+          <w:rFonts w:hint="eastAsia"/>
+        </w:rPr>
+        <w:t>负责</w:t>
+      </w:r>
+      <w:r>
+        <w:rPr>
+          <w:rFonts w:hint="eastAsia"/>
+        </w:rPr>
+        <w:t>的</w:t>
+      </w:r>
+      <w:r>
+        <w:rPr>
+          <w:rFonts w:hint="eastAsia"/>
+        </w:rPr>
+        <w:t>主题</w:t>
+      </w:r>
+    </w:p>
+    <w:p>
+      <w:pPr>
+        <w:pStyle w:val="pdq2pgselectionanchorcontainer"/>
+        <w:rPr>
+          <w:rFonts w:hint="eastAsia"/>
+        </w:rPr>
+      </w:pPr>
+      <w:r>
+        <w:rPr>
+          <w:rStyle w:val="aa"/>
+        </w:rPr>
+        <w:t>人</w:t>
+      </w:r>
+      <w:r>
+        <w:rPr>
+          <w:rStyle w:val="aa"/>
+          <w:rFonts w:hint="eastAsia"/>
+        </w:rPr>
+        <w:t>力</w:t>
+      </w:r>
+      <w:r>
+        <w:rPr>
+          <w:rStyle w:val="aa"/>
+        </w:rPr>
+        <w:t>、客户、保单、团队、产品、经营</w:t>
+      </w:r>
+      <w:r>
+        <w:t>几个核心主题建设。</w:t>
+      </w:r>
+    </w:p>
+    <w:p>
+      <w:pPr>
+        <w:pStyle w:val="4"/>
+      </w:pPr>
+      <w:r>
+        <w:lastRenderedPageBreak/>
+        <w:t>考核主题</w:t>
+      </w:r>
+    </w:p>
+    <w:p>
+      <w:pPr>
+        <w:numPr>
+          <w:ilvl w:val="0"/>
+          <w:numId w:val="24"/>
+        </w:numPr>
+      </w:pPr>
+      <w:r>
+        <w:t xml:space="preserve">达星 </w:t>
+      </w:r>
+    </w:p>
+    <w:p>
+      <w:pPr>
+        <w:numPr>
+          <w:ilvl w:val="0"/>
+          <w:numId w:val="24"/>
+        </w:numPr>
+      </w:pPr>
+      <w:r>
+        <w:t xml:space="preserve">达Q </w:t>
+      </w:r>
+    </w:p>
+    <w:p>
+      <w:pPr>
+        <w:numPr>
+          <w:ilvl w:val="0"/>
+          <w:numId w:val="24"/>
+        </w:numPr>
+      </w:pPr>
+      <w:r>
+        <w:t xml:space="preserve">KPI完成率 </w:t>
+      </w:r>
+    </w:p>
+    <w:p>
+      <w:pPr>
+        <w:numPr>
+          <w:ilvl w:val="0"/>
+          <w:numId w:val="24"/>
+        </w:numPr>
+      </w:pPr>
+      <w:r>
+        <w:t xml:space="preserve">月度排名 </w:t>
+      </w:r>
+    </w:p>
+    <w:p>
+      <w:pPr>
+        <w:numPr>
+          <w:ilvl w:val="0"/>
+          <w:numId w:val="24"/>
+        </w:numPr>
+      </w:pPr>
+      <w:r>
+        <w:t xml:space="preserve">季度排名 </w:t>
+      </w:r>
+    </w:p>
+    <w:p>
+      <w:r>
+        <w:rPr>
+          <w:b/>
+        </w:rPr>
+        <w:t>输出</w:t>
+      </w:r>
+      <w:r>
+        <w:t>：</w:t>
+      </w:r>
+    </w:p>
+    <w:p>
+      <w:pPr>
+        <w:numPr>
+          <w:ilvl w:val="0"/>
+          <w:numId w:val="25"/>
+        </w:numPr>
+      </w:pPr>
+      <w:r>
+        <w:t xml:space="preserve">考核结果 </w:t>
+      </w:r>
+    </w:p>
+    <w:p>
+      <w:pPr>
+        <w:numPr>
+          <w:ilvl w:val="0"/>
+          <w:numId w:val="25"/>
+        </w:numPr>
+      </w:pPr>
+      <w:r>
+        <w:t xml:space="preserve">排行榜 </w:t>
+      </w:r>
+    </w:p>
+    <w:p>
+      <w:pPr>
+        <w:numPr>
+          <w:ilvl w:val="0"/>
+          <w:numId w:val="25"/>
+        </w:numPr>
+        <w:rPr>
+          <w:rFonts w:hint="eastAsia"/>
+        </w:rPr>
+      </w:pPr>
+      <w:r>
+        <w:t xml:space="preserve">看板 </w:t>
+      </w:r>
+    </w:p>
+    <w:p>
+      <w:pPr>
+        <w:pStyle w:val="4"/>
+      </w:pPr>
+      <w:r>
+        <w:rPr>
+          <w:rFonts w:hint="eastAsia"/>
+        </w:rPr>
+        <w:t>人力</w:t>
+      </w:r>
+    </w:p>
+    <w:p>
+      <w:pPr>
+        <w:pStyle w:val="pdq2pgselectionanchorcontainer"/>
+        <w:numPr>
+          <w:ilvl w:val="0"/>
+          <w:numId w:val="16"/>
+        </w:numPr>
+      </w:pPr>
+      <w:r>
+        <w:t xml:space="preserve">收展员基本信息 </w:t>
+      </w:r>
+    </w:p>
+    <w:p>
+      <w:pPr>
+        <w:pStyle w:val="pdq2pgselectionanchorcontainer"/>
+        <w:numPr>
+          <w:ilvl w:val="0"/>
+          <w:numId w:val="16"/>
+        </w:numPr>
+      </w:pPr>
+      <w:r>
+        <w:t xml:space="preserve">所属团队 </w:t>
+      </w:r>
+    </w:p>
+    <w:p>
+      <w:pPr>
+        <w:pStyle w:val="pdq2pgselectionanchorcontainer"/>
+        <w:numPr>
+          <w:ilvl w:val="0"/>
+          <w:numId w:val="16"/>
+        </w:numPr>
+      </w:pPr>
+      <w:r>
+        <w:t xml:space="preserve">入司时间 </w:t>
+      </w:r>
+    </w:p>
+    <w:p>
+      <w:pPr>
+        <w:pStyle w:val="pdq2pgselectionanchorcontainer"/>
+        <w:numPr>
+          <w:ilvl w:val="0"/>
+          <w:numId w:val="16"/>
+        </w:numPr>
+      </w:pPr>
+      <w:r>
+        <w:t xml:space="preserve">职级 </w:t>
+      </w:r>
+    </w:p>
+    <w:p>
+      <w:pPr>
+        <w:pStyle w:val="pdq2pgselectionanchorcontainer"/>
+        <w:numPr>
+          <w:ilvl w:val="0"/>
+          <w:numId w:val="16"/>
+        </w:numPr>
+      </w:pPr>
+      <w:r>
+        <w:t xml:space="preserve">星级 </w:t>
+      </w:r>
+    </w:p>
+    <w:p>
+      <w:pPr>
+        <w:pStyle w:val="pdq2pgselectionanchorcontainer"/>
+        <w:numPr>
+          <w:ilvl w:val="0"/>
+          <w:numId w:val="16"/>
+        </w:numPr>
+      </w:pPr>
+      <w:r>
+        <w:t xml:space="preserve">是否在职 </w:t>
+      </w:r>
+    </w:p>
+    <w:p>
+      <w:pPr>
+        <w:pStyle w:val="pdq2pgselectionanchorcontainer"/>
+        <w:numPr>
+          <w:ilvl w:val="0"/>
+          <w:numId w:val="16"/>
+        </w:numPr>
+      </w:pPr>
+      <w:r>
+        <w:t xml:space="preserve">月累计保费 </w:t>
+      </w:r>
+    </w:p>
+    <w:p>
+      <w:pPr>
+        <w:pStyle w:val="pdq2pgselectionanchorcontainer"/>
+        <w:numPr>
+          <w:ilvl w:val="0"/>
+          <w:numId w:val="16"/>
+        </w:numPr>
+      </w:pPr>
+      <w:r>
+        <w:t xml:space="preserve">月累计佣金 </w:t>
+      </w:r>
+    </w:p>
+    <w:p>
+      <w:pPr>
+        <w:pStyle w:val="pdq2pgselectionanchorcontainer"/>
+        <w:numPr>
+          <w:ilvl w:val="0"/>
+          <w:numId w:val="16"/>
+        </w:numPr>
+      </w:pPr>
+      <w:r>
+        <w:t xml:space="preserve">达星情况 </w:t>
+      </w:r>
+    </w:p>
+    <w:p>
+      <w:pPr>
+        <w:pStyle w:val="pdq2pgselectionanchorcontainer"/>
+        <w:numPr>
+          <w:ilvl w:val="0"/>
+          <w:numId w:val="16"/>
+        </w:numPr>
+      </w:pPr>
+      <w:r>
+        <w:t xml:space="preserve">达Q情况 </w:t>
+      </w:r>
+    </w:p>
+    <w:p>
+      <w:pPr>
+        <w:pStyle w:val="pdq2pgselectionanchorcontainer"/>
+      </w:pPr>
+      <w:r>
+        <w:rPr>
+          <w:b/>
+        </w:rPr>
+        <w:t>常见指标</w:t>
+      </w:r>
+      <w:r>
+        <w:t>：</w:t>
+      </w:r>
+    </w:p>
+    <w:p>
+      <w:pPr>
+        <w:pStyle w:val="pdq2pgselectionanchorcontainer"/>
+        <w:numPr>
+          <w:ilvl w:val="0"/>
+          <w:numId w:val="17"/>
+        </w:numPr>
+      </w:pPr>
+      <w:r>
+        <w:t xml:space="preserve">月累计保费 </w:t>
+      </w:r>
+    </w:p>
+    <w:p>
+      <w:pPr>
+        <w:pStyle w:val="pdq2pgselectionanchorcontainer"/>
+        <w:numPr>
+          <w:ilvl w:val="0"/>
+          <w:numId w:val="17"/>
+        </w:numPr>
+      </w:pPr>
+      <w:r>
+        <w:t xml:space="preserve">月累计佣金 </w:t>
+      </w:r>
+    </w:p>
+    <w:p>
+      <w:pPr>
+        <w:pStyle w:val="pdq2pgselectionanchorcontainer"/>
+        <w:numPr>
+          <w:ilvl w:val="0"/>
+          <w:numId w:val="17"/>
+        </w:numPr>
+      </w:pPr>
+      <w:r>
+        <w:t xml:space="preserve">有效人力 </w:t>
+      </w:r>
+    </w:p>
+    <w:p>
+      <w:pPr>
+        <w:pStyle w:val="pdq2pgselectionanchorcontainer"/>
+        <w:numPr>
+          <w:ilvl w:val="0"/>
+          <w:numId w:val="17"/>
+        </w:numPr>
+      </w:pPr>
+      <w:r>
+        <w:t xml:space="preserve">人均保费 </w:t>
+      </w:r>
+    </w:p>
+    <w:p>
+      <w:pPr>
+        <w:pStyle w:val="pdq2pgselectionanchorcontainer"/>
+        <w:numPr>
+          <w:ilvl w:val="0"/>
+          <w:numId w:val="17"/>
+        </w:numPr>
+      </w:pPr>
+      <w:r>
+        <w:t>人均件数</w:t>
+      </w:r>
+    </w:p>
+    <w:p>
+      <w:pPr>
+        <w:pStyle w:val="4"/>
+      </w:pPr>
+      <w:r>
+        <w:rPr>
+          <w:rFonts w:hint="eastAsia"/>
+        </w:rPr>
+        <w:t>客户</w:t>
+      </w:r>
+    </w:p>
+    <w:p>
+      <w:pPr>
+        <w:pStyle w:val="pdq2pgselectionanchorcontainer"/>
+        <w:numPr>
+          <w:ilvl w:val="0"/>
+          <w:numId w:val="18"/>
+        </w:numPr>
+      </w:pPr>
+      <w:r>
+        <w:t xml:space="preserve">客户基本信息 </w:t>
+      </w:r>
+    </w:p>
+    <w:p>
+      <w:pPr>
+        <w:pStyle w:val="pdq2pgselectionanchorcontainer"/>
+        <w:numPr>
+          <w:ilvl w:val="0"/>
+          <w:numId w:val="18"/>
+        </w:numPr>
+      </w:pPr>
+      <w:r>
+        <w:t xml:space="preserve">新增客户 </w:t>
+      </w:r>
+    </w:p>
+    <w:p>
+      <w:pPr>
+        <w:pStyle w:val="pdq2pgselectionanchorcontainer"/>
+        <w:numPr>
+          <w:ilvl w:val="0"/>
+          <w:numId w:val="18"/>
+        </w:numPr>
+      </w:pPr>
+      <w:r>
+        <w:t xml:space="preserve">存量客户 </w:t>
+      </w:r>
+    </w:p>
+    <w:p>
+      <w:pPr>
+        <w:pStyle w:val="pdq2pgselectionanchorcontainer"/>
+        <w:numPr>
+          <w:ilvl w:val="0"/>
+          <w:numId w:val="18"/>
+        </w:numPr>
+      </w:pPr>
+      <w:r>
+        <w:t xml:space="preserve">流失客户 </w:t>
+      </w:r>
+    </w:p>
+    <w:p>
+      <w:pPr>
+        <w:pStyle w:val="pdq2pgselectionanchorcontainer"/>
+        <w:numPr>
+          <w:ilvl w:val="0"/>
+          <w:numId w:val="18"/>
+        </w:numPr>
+      </w:pPr>
+      <w:r>
+        <w:t xml:space="preserve">拜访客户 </w:t>
+      </w:r>
+    </w:p>
+    <w:p>
+      <w:pPr>
+        <w:pStyle w:val="pdq2pgselectionanchorcontainer"/>
+        <w:numPr>
+          <w:ilvl w:val="0"/>
+          <w:numId w:val="18"/>
+        </w:numPr>
+      </w:pPr>
+      <w:r>
+        <w:t xml:space="preserve">投保客户 </w:t>
+      </w:r>
+    </w:p>
+    <w:p>
+      <w:pPr>
+        <w:pStyle w:val="pdq2pgselectionanchorcontainer"/>
+        <w:numPr>
+          <w:ilvl w:val="0"/>
+          <w:numId w:val="18"/>
+        </w:numPr>
+      </w:pPr>
+      <w:r>
+        <w:t xml:space="preserve">续保客户 </w:t>
+      </w:r>
+    </w:p>
+    <w:p>
+      <w:pPr>
+        <w:pStyle w:val="pdq2pgselectionanchorcontainer"/>
+      </w:pPr>
+      <w:r>
+        <w:rPr>
+          <w:b/>
+        </w:rPr>
+        <w:lastRenderedPageBreak/>
+        <w:t>常见指标</w:t>
+      </w:r>
+      <w:r>
+        <w:t>：</w:t>
+      </w:r>
+    </w:p>
+    <w:p>
+      <w:pPr>
+        <w:pStyle w:val="pdq2pgselectionanchorcontainer"/>
+        <w:numPr>
+          <w:ilvl w:val="0"/>
+          <w:numId w:val="19"/>
+        </w:numPr>
+      </w:pPr>
+      <w:r>
+        <w:t xml:space="preserve">新增客户数 </w:t>
+      </w:r>
+    </w:p>
+    <w:p>
+      <w:pPr>
+        <w:pStyle w:val="pdq2pgselectionanchorcontainer"/>
+        <w:numPr>
+          <w:ilvl w:val="0"/>
+          <w:numId w:val="19"/>
+        </w:numPr>
+      </w:pPr>
+      <w:r>
+        <w:t xml:space="preserve">有效客户数 </w:t>
+      </w:r>
+    </w:p>
+    <w:p>
+      <w:pPr>
+        <w:pStyle w:val="pdq2pgselectionanchorcontainer"/>
+        <w:numPr>
+          <w:ilvl w:val="0"/>
+          <w:numId w:val="19"/>
+        </w:numPr>
+      </w:pPr>
+      <w:r>
+        <w:t xml:space="preserve">客户转化率 </w:t>
+      </w:r>
+    </w:p>
+    <w:p>
+      <w:pPr>
+        <w:pStyle w:val="pdq2pgselectionanchorcontainer"/>
+        <w:numPr>
+          <w:ilvl w:val="0"/>
+          <w:numId w:val="19"/>
+        </w:numPr>
+      </w:pPr>
+      <w:r>
+        <w:t>客户留存率</w:t>
+      </w:r>
+    </w:p>
+    <w:p>
+      <w:pPr>
+        <w:pStyle w:val="4"/>
+        <w:rPr>
+          <w:rFonts w:hint="eastAsia"/>
+        </w:rPr>
+      </w:pPr>
+      <w:r>
+        <w:rPr>
+          <w:rFonts w:hint="eastAsia"/>
+        </w:rPr>
+        <w:t>保单</w:t>
+      </w:r>
+    </w:p>
+    <w:p>
+      <w:pPr>
+        <w:numPr>
+          <w:ilvl w:val="0"/>
+          <w:numId w:val="20"/>
+        </w:numPr>
+      </w:pPr>
+      <w:r>
+        <w:t xml:space="preserve">保单号 </w:t>
+      </w:r>
+    </w:p>
+    <w:p>
+      <w:pPr>
+        <w:numPr>
+          <w:ilvl w:val="0"/>
+          <w:numId w:val="20"/>
+        </w:numPr>
+      </w:pPr>
+      <w:r>
+        <w:t xml:space="preserve">产品名称 </w:t>
+      </w:r>
+    </w:p>
+    <w:p>
+      <w:pPr>
+        <w:numPr>
+          <w:ilvl w:val="0"/>
+          <w:numId w:val="20"/>
+        </w:numPr>
+      </w:pPr>
+      <w:r>
+        <w:t xml:space="preserve">保费 </w:t>
+      </w:r>
+    </w:p>
+    <w:p>
+      <w:pPr>
+        <w:numPr>
+          <w:ilvl w:val="0"/>
+          <w:numId w:val="20"/>
+        </w:numPr>
+      </w:pPr>
+      <w:r>
+        <w:t xml:space="preserve">生效时间 </w:t>
+      </w:r>
+    </w:p>
+    <w:p>
+      <w:pPr>
+        <w:numPr>
+          <w:ilvl w:val="0"/>
+          <w:numId w:val="20"/>
+        </w:numPr>
+      </w:pPr>
+      <w:r>
+        <w:t xml:space="preserve">保单状态 </w:t>
+      </w:r>
+    </w:p>
+    <w:p>
+      <w:pPr>
+        <w:numPr>
+          <w:ilvl w:val="0"/>
+          <w:numId w:val="20"/>
+        </w:numPr>
+      </w:pPr>
+      <w:r>
+        <w:t xml:space="preserve">是否续保 </w:t>
+      </w:r>
+    </w:p>
+    <w:p>
+      <w:r>
+        <w:rPr>
+          <w:b/>
+        </w:rPr>
+        <w:t>常见指标</w:t>
+      </w:r>
+      <w:r>
+        <w:t>：</w:t>
+      </w:r>
+    </w:p>
+    <w:p>
+      <w:pPr>
+        <w:numPr>
+          <w:ilvl w:val="0"/>
+          <w:numId w:val="21"/>
+        </w:numPr>
+      </w:pPr>
+      <w:r>
+        <w:t xml:space="preserve">承保件数 </w:t>
+      </w:r>
+    </w:p>
+    <w:p>
+      <w:pPr>
+        <w:numPr>
+          <w:ilvl w:val="0"/>
+          <w:numId w:val="21"/>
+        </w:numPr>
+      </w:pPr>
+      <w:r>
+        <w:t xml:space="preserve">保费规模 </w:t>
+      </w:r>
+    </w:p>
+    <w:p>
+      <w:pPr>
+        <w:numPr>
+          <w:ilvl w:val="0"/>
+          <w:numId w:val="21"/>
+        </w:numPr>
+      </w:pPr>
+      <w:r>
+        <w:t xml:space="preserve">新单保费 </w:t>
+      </w:r>
+    </w:p>
+    <w:p>
+      <w:pPr>
+        <w:numPr>
+          <w:ilvl w:val="0"/>
+          <w:numId w:val="21"/>
+        </w:numPr>
+      </w:pPr>
+      <w:r>
+        <w:t>续保保费</w:t>
+      </w:r>
+    </w:p>
+    <w:p>
+      <w:pPr>
+        <w:pStyle w:val="4"/>
+      </w:pPr>
+      <w:r>
+        <w:t>团队主题</w:t>
+      </w:r>
+    </w:p>
+    <w:p>
+      <w:pPr>
+        <w:numPr>
+          <w:ilvl w:val="0"/>
+          <w:numId w:val="22"/>
+        </w:numPr>
+      </w:pPr>
+      <w:r>
+        <w:t xml:space="preserve">团队名称 </w:t>
+      </w:r>
+    </w:p>
+    <w:p>
+      <w:pPr>
+        <w:numPr>
+          <w:ilvl w:val="0"/>
+          <w:numId w:val="22"/>
+        </w:numPr>
+      </w:pPr>
+      <w:r>
+        <w:t xml:space="preserve">团队人数 </w:t>
+      </w:r>
+    </w:p>
+    <w:p>
+      <w:pPr>
+        <w:numPr>
+          <w:ilvl w:val="0"/>
+          <w:numId w:val="22"/>
+        </w:numPr>
+      </w:pPr>
+      <w:r>
+        <w:t xml:space="preserve">团队负责人 </w:t>
+      </w:r>
+    </w:p>
+    <w:p>
+      <w:pPr>
+        <w:numPr>
+          <w:ilvl w:val="0"/>
+          <w:numId w:val="22"/>
+        </w:numPr>
+      </w:pPr>
+      <w:r>
+        <w:t xml:space="preserve">团队保费 </w:t>
+      </w:r>
+    </w:p>
+    <w:p>
+      <w:pPr>
+        <w:numPr>
+          <w:ilvl w:val="0"/>
+          <w:numId w:val="22"/>
+        </w:numPr>
+      </w:pPr>
+      <w:r>
+        <w:t xml:space="preserve">团队佣金 </w:t>
+      </w:r>
+    </w:p>
+    <w:p>
+      <w:r>
+        <w:rPr>
+          <w:b/>
+        </w:rPr>
+        <w:t>统计</w:t>
+      </w:r>
+      <w:r>
+        <w:t>：</w:t>
+      </w:r>
+    </w:p>
+    <w:p>
+      <w:pPr>
+        <w:numPr>
+          <w:ilvl w:val="0"/>
+          <w:numId w:val="23"/>
+        </w:numPr>
+      </w:pPr>
+      <w:r>
+        <w:t xml:space="preserve">团队累计保费 </w:t>
+      </w:r>
+    </w:p>
+    <w:p>
+      <w:pPr>
+        <w:numPr>
+          <w:ilvl w:val="0"/>
+          <w:numId w:val="23"/>
+        </w:numPr>
+      </w:pPr>
+      <w:r>
+        <w:t xml:space="preserve">团队达标率 </w:t>
+      </w:r>
+    </w:p>
+    <w:p>
+      <w:pPr>
+        <w:numPr>
+          <w:ilvl w:val="0"/>
+          <w:numId w:val="23"/>
+        </w:numPr>
+        <w:rPr>
+          <w:rFonts w:hint="eastAsia"/>
+        </w:rPr>
+      </w:pPr>
+      <w:r>
+        <w:t xml:space="preserve">团队排名 </w:t>
+      </w:r>
+    </w:p>
+    <w:p>
+      <w:pPr>
+        <w:rPr>
+          <w:rFonts w:hint="eastAsia"/>
+        </w:rPr>
+      </w:pPr>
+    </w:p>
+    <w:p>
+      <w:pPr>
+        <w:pStyle w:val="3"/>
+        <w:rPr>
+          <w:rFonts w:hint="eastAsia"/>
+        </w:rPr>
+      </w:pPr>
+      <w:r>
+        <w:rPr>
+          <w:rFonts w:hint="eastAsia"/>
+        </w:rPr>
+        <w:t>具体</w:t>
+      </w:r>
+      <w:r>
+        <w:rPr>
+          <w:rFonts w:hint="eastAsia"/>
+        </w:rPr>
+        <w:t>业务</w:t>
+      </w:r>
+      <w:r>
+        <w:rPr>
+          <w:rFonts w:hint="eastAsia"/>
+        </w:rPr>
+        <w:t>指标</w:t>
+      </w:r>
+    </w:p>
+    <w:p>
+      <w:pPr>
+        <w:pStyle w:val="4"/>
+        <w:rPr>
+          <w:rFonts w:hint="eastAsia"/>
+        </w:rPr>
+      </w:pPr>
+      <w:r>
+        <w:rPr>
+          <w:rFonts w:hint="eastAsia"/>
+        </w:rPr>
+        <w:t>达星</w:t>
+      </w:r>
+    </w:p>
+    <w:p>
+      <w:r>
+        <w:t>公司基本法规定，入司满12个月的老收展员，每个月要达到一定标准的FYC，才能维持当前职级，这叫“达星”。如果连续不达星，就要降级甚至清退。</w:t>
+      </w:r>
+    </w:p>
+    <w:p>
+      <w:pPr>
+        <w:rPr>
+          <w:sz w:val="22"/>
+        </w:rPr>
+      </w:pPr>
+    </w:p>
+    <w:p>
+      <w:pPr>
+        <w:rPr>
+          <w:rFonts w:hint="eastAsia"/>
+          <w:sz w:val="22"/>
+        </w:rPr>
+      </w:pPr>
+      <w:r>
+        <w:rPr>
+          <w:rFonts w:hint="eastAsia"/>
+          <w:b/>
+          <w:sz w:val="22"/>
+        </w:rPr>
+        <w:lastRenderedPageBreak/>
+        <w:t>来源系统</w:t>
+      </w:r>
+      <w:r>
+        <w:rPr>
+          <w:rFonts w:hint="eastAsia"/>
+          <w:sz w:val="22"/>
+        </w:rPr>
+        <w:t xml:space="preserve"> </w:t>
+      </w:r>
+      <w:r>
+        <w:rPr>
+          <w:rFonts w:ascii="Segoe UI" w:hAnsi="Segoe UI" w:cs="Segoe UI"/>
+          <w:color w:val="0F1115"/>
+          <w:sz w:val="23"/>
+          <w:szCs w:val="23"/>
+          <w:shd w:val="clear" w:color="auto" w:fill="FFFFFF"/>
+        </w:rPr>
+        <w:t>人力系统</w:t>
+      </w:r>
+      <w:r>
+        <w:rPr>
+          <w:rFonts w:ascii="Segoe UI" w:hAnsi="Segoe UI" w:cs="Segoe UI"/>
+          <w:color w:val="0F1115"/>
+          <w:sz w:val="23"/>
+          <w:szCs w:val="23"/>
+          <w:shd w:val="clear" w:color="auto" w:fill="FFFFFF"/>
+        </w:rPr>
+        <w:t>/CRM</w:t>
+      </w:r>
+      <w:r>
+        <w:rPr>
+          <w:rFonts w:ascii="Segoe UI" w:hAnsi="Segoe UI" w:cs="Segoe UI" w:hint="eastAsia"/>
+          <w:color w:val="0F1115"/>
+          <w:sz w:val="23"/>
+          <w:szCs w:val="23"/>
+          <w:shd w:val="clear" w:color="auto" w:fill="FFFFFF"/>
+        </w:rPr>
+        <w:t>（人员系统</w:t>
+      </w:r>
+      <w:r>
+        <w:rPr>
+          <w:rFonts w:ascii="Segoe UI" w:hAnsi="Segoe UI" w:cs="Segoe UI" w:hint="eastAsia"/>
+          <w:color w:val="0F1115"/>
+          <w:sz w:val="23"/>
+          <w:szCs w:val="23"/>
+          <w:shd w:val="clear" w:color="auto" w:fill="FFFFFF"/>
+        </w:rPr>
+        <w:t>表</w:t>
+      </w:r>
+      <w:r>
+        <w:rPr>
+          <w:rFonts w:ascii="Segoe UI" w:hAnsi="Segoe UI" w:cs="Segoe UI" w:hint="eastAsia"/>
+          <w:color w:val="0F1115"/>
+          <w:sz w:val="23"/>
+          <w:szCs w:val="23"/>
+          <w:shd w:val="clear" w:color="auto" w:fill="FFFFFF"/>
+        </w:rPr>
+        <w:t>）</w:t>
+      </w:r>
+      <w:r>
+        <w:rPr>
+          <w:rFonts w:ascii="Segoe UI" w:hAnsi="Segoe UI" w:cs="Segoe UI" w:hint="eastAsia"/>
+          <w:color w:val="0F1115"/>
+          <w:sz w:val="23"/>
+          <w:szCs w:val="23"/>
+          <w:shd w:val="clear" w:color="auto" w:fill="FFFFFF"/>
+        </w:rPr>
+        <w:t>、</w:t>
+      </w:r>
+      <w:r>
+        <w:rPr>
+          <w:rFonts w:ascii="Segoe UI" w:hAnsi="Segoe UI" w:cs="Segoe UI"/>
+          <w:color w:val="0F1115"/>
+          <w:sz w:val="23"/>
+          <w:szCs w:val="23"/>
+          <w:shd w:val="clear" w:color="auto" w:fill="FFFFFF"/>
+        </w:rPr>
+        <w:t>佣金系统</w:t>
+      </w:r>
+      <w:r>
+        <w:rPr>
+          <w:rFonts w:ascii="Segoe UI" w:hAnsi="Segoe UI" w:cs="Segoe UI" w:hint="eastAsia"/>
+          <w:color w:val="0F1115"/>
+          <w:sz w:val="23"/>
+          <w:szCs w:val="23"/>
+          <w:shd w:val="clear" w:color="auto" w:fill="FFFFFF"/>
+        </w:rPr>
+        <w:t>（</w:t>
+      </w:r>
+      <w:r>
+        <w:rPr>
+          <w:rFonts w:ascii="Segoe UI" w:hAnsi="Segoe UI" w:cs="Segoe UI" w:hint="eastAsia"/>
+          <w:color w:val="0F1115"/>
+          <w:sz w:val="23"/>
+          <w:szCs w:val="23"/>
+          <w:shd w:val="clear" w:color="auto" w:fill="FFFFFF"/>
+        </w:rPr>
+        <w:t>佣金明细表</w:t>
+      </w:r>
+      <w:r>
+        <w:rPr>
+          <w:rFonts w:ascii="Segoe UI" w:hAnsi="Segoe UI" w:cs="Segoe UI" w:hint="eastAsia"/>
+          <w:color w:val="0F1115"/>
+          <w:sz w:val="23"/>
+          <w:szCs w:val="23"/>
+          <w:shd w:val="clear" w:color="auto" w:fill="FFFFFF"/>
+        </w:rPr>
+        <w:t>）</w:t>
+      </w:r>
+      <w:r>
+        <w:rPr>
+          <w:rFonts w:ascii="Segoe UI" w:hAnsi="Segoe UI" w:cs="Segoe UI" w:hint="eastAsia"/>
+          <w:color w:val="0F1115"/>
+          <w:sz w:val="23"/>
+          <w:szCs w:val="23"/>
+          <w:shd w:val="clear" w:color="auto" w:fill="FFFFFF"/>
+        </w:rPr>
+        <w:t>、</w:t>
+      </w:r>
+      <w:r>
+        <w:rPr>
+          <w:rFonts w:ascii="Segoe UI" w:hAnsi="Segoe UI" w:cs="Segoe UI"/>
+          <w:color w:val="0F1115"/>
+          <w:sz w:val="23"/>
+          <w:szCs w:val="23"/>
+          <w:shd w:val="clear" w:color="auto" w:fill="FFFFFF"/>
+        </w:rPr>
+        <w:t>基本法配置表</w:t>
+      </w:r>
+    </w:p>
+    <w:p>
+      <w:pPr>
+        <w:rPr>
+          <w:b/>
+          <w:sz w:val="22"/>
+        </w:rPr>
+      </w:pPr>
+      <w:r>
+        <w:rPr>
+          <w:rFonts w:hint="eastAsia"/>
+          <w:b/>
+          <w:sz w:val="22"/>
+        </w:rPr>
+        <w:t>数据口径</w:t>
+      </w:r>
+    </w:p>
+    <w:p>
+      <w:r>
+        <w:t>- 人员范围：入司日期距当前月份首日超过12个月的在职收展员</w:t>
+      </w:r>
+    </w:p>
+    <w:p>
+      <w:pPr>
+        <w:rPr>
+          <w:rFonts w:hint="eastAsia"/>
+        </w:rPr>
+      </w:pPr>
+    </w:p>
+    <w:p>
+      <w:r>
+        <w:t>- 判断标准：当月FYC ≥ 对应职级达星线</w:t>
+      </w:r>
+      <w:r>
+        <w:rPr>
+          <w:rFonts w:hint="eastAsia"/>
+        </w:rPr>
+        <w:t>(</w:t>
+      </w:r>
+      <w:r>
+        <w:rPr>
+          <w:rFonts w:ascii="Segoe UI" w:hAnsi="Segoe UI" w:cs="Segoe UI"/>
+          <w:color w:val="0F1115"/>
+          <w:sz w:val="23"/>
+          <w:szCs w:val="23"/>
+          <w:shd w:val="clear" w:color="auto" w:fill="FFFFFF"/>
+        </w:rPr>
+        <w:t>基本法配置表</w:t>
+      </w:r>
+      <w:r>
+        <w:t>)</w:t>
+      </w:r>
+      <w:r>
+        <w:t>（比如初级收展员是3000元，高级是5000元）</w:t>
+      </w:r>
+    </w:p>
+    <w:p>
+      <w:r>
+        <w:rPr>
+          <w:rFonts w:hint="eastAsia"/>
+        </w:rPr>
+        <w:t>从贴源层获取crm和佣金表中每个业务员的当月总佣，过滤掉小于1</w:t>
+      </w:r>
+      <w:r>
+        <w:t>2</w:t>
+      </w:r>
+      <w:r>
+        <w:rPr>
+          <w:rFonts w:hint="eastAsia"/>
+        </w:rPr>
+        <w:t>个月的新人收展员，关联基本法配置表中的相应职级的达星线，caeswhen若大于月佣金达星标准则达星，再通过lag开窗计算是否连续达星。</w:t>
+      </w:r>
+    </w:p>
+    <w:p>
+      <w:pPr>
+        <w:tabs>
+          <w:tab w:val="left" w:pos="420"/>
+          <w:tab w:val="left" w:pos="840"/>
+          <w:tab w:val="left" w:pos="1260"/>
+          <w:tab w:val="left" w:pos="1680"/>
+          <w:tab w:val="left" w:pos="2100"/>
+          <w:tab w:val="center" w:pos="4153"/>
+        </w:tabs>
+        <w:rPr>
+          <w:b/>
+          <w:sz w:val="22"/>
+        </w:rPr>
+      </w:pPr>
+      <w:r>
+        <w:tab/>
+      </w:r>
+      <w:r>
+        <w:rPr>
+          <w:rFonts w:hint="eastAsia"/>
+          <w:b/>
+          <w:sz w:val="22"/>
+        </w:rPr>
+        <w:t>额外：</w:t>
+      </w:r>
+      <w:r>
+        <w:rPr>
+          <w:rFonts w:hint="eastAsia"/>
+          <w:b/>
+          <w:sz w:val="22"/>
+        </w:rPr>
+        <w:t>连续问题</w:t>
+      </w:r>
+    </w:p>
+    <w:p>
+      <w:pPr>
+        <w:tabs>
+          <w:tab w:val="left" w:pos="420"/>
+          <w:tab w:val="left" w:pos="840"/>
+          <w:tab w:val="left" w:pos="1260"/>
+          <w:tab w:val="left" w:pos="1680"/>
+          <w:tab w:val="left" w:pos="2100"/>
+          <w:tab w:val="center" w:pos="4153"/>
+        </w:tabs>
+        <w:rPr>
+          <w:rFonts w:hint="eastAsia"/>
+          <w:b/>
+        </w:rPr>
+      </w:pPr>
+      <w:r>
+        <w:rPr>
+          <w:rFonts w:hint="eastAsia"/>
+          <w:b/>
+          <w:sz w:val="22"/>
+        </w:rPr>
+        <w:t>求连续两个月是否达星，lag得到上个月的达星状态</w:t>
+      </w:r>
+      <w:r>
+        <w:rPr>
+          <w:rFonts w:hint="eastAsia"/>
+          <w:b/>
+          <w:sz w:val="22"/>
+        </w:rPr>
+        <w:t>，判断本月是否达星且上个月是否达星</w:t>
+      </w:r>
+      <w:r>
+        <w:rPr>
+          <w:rFonts w:hint="eastAsia"/>
+          <w:b/>
+          <w:sz w:val="22"/>
+        </w:rPr>
+        <w:t>。</w:t>
+      </w:r>
+      <w:r>
+        <w:rPr>
+          <w:b/>
+          <w:sz w:val="22"/>
+        </w:rPr>
+        <w:tab/>
+      </w:r>
+      <w:r>
+        <w:rPr>
+          <w:b/>
+          <w:sz w:val="22"/>
+        </w:rPr>
+        <w:tab/>
+      </w:r>
+    </w:p>
+    <w:p>
+      <w:pPr>
+        <w:pStyle w:val="5"/>
+      </w:pPr>
+      <w:r>
+        <w:t>连续登录问题</w:t>
+      </w:r>
+      <w:r>
+        <w:tab/>
+      </w:r>
+    </w:p>
+    <w:p>
+      <w:pPr>
+        <w:rPr>
+          <w:rFonts w:hint="eastAsia"/>
+        </w:rPr>
+      </w:pPr>
+      <w:r>
+        <w:t>第一步：去重</w:t>
+      </w:r>
+      <w:r>
+        <w:rPr>
+          <w:rFonts w:hint="eastAsia"/>
+        </w:rPr>
+        <w:t>，</w:t>
+      </w:r>
+      <w:r>
+        <w:t>对原始数据进行处理，对用户和登录日期（截取到天）进行去重，保证每个用户每天只有一条登录记录。</w:t>
+      </w:r>
+      <w:r>
+        <w:tab/>
+      </w:r>
+      <w:r>
+        <w:tab/>
+        <w:t>第二步：开窗计算差值；在去重后的结果上，使用 OVER(PARTITION BY 用户 ORDER BY 登录日期) 进行开窗。再进行开窗OVER()取一个 RANK() 或 ROW_NUMBER() 值（因为第一步已经去重，所以函数结果相同）。核心操作：用 登录日期 减去 RANK值 的数值部分（得到一个“差值字段”）。连续登录的日期，其“差值”是相同的。</w:t>
+      </w:r>
+      <w:r>
+        <w:tab/>
+      </w:r>
+      <w:r>
+        <w:tab/>
+        <w:t>第三步：分</w:t>
+      </w:r>
+      <w:r>
+        <w:rPr>
+          <w:rFonts w:hint="eastAsia"/>
+        </w:rPr>
+        <w:t>组筛选；将第二步的结果作为子查询，在外层使用</w:t>
+      </w:r>
+      <w:r>
+        <w:t>GROUP BY 用户, 差值。使用 HAVING COUNT(*) &gt;= N 来筛选出连续登录天数大于等于N的用户。例如，COUNT &gt;= 3 表示连续登录3天以上。</w:t>
+      </w:r>
+    </w:p>
+    <w:p>
+      <w:pPr>
+        <w:pStyle w:val="4"/>
+      </w:pPr>
+      <w:r>
+        <w:rPr>
+          <w:rFonts w:hint="eastAsia"/>
+        </w:rPr>
+        <w:t>达Q</w:t>
+      </w:r>
+    </w:p>
+    <w:p>
+      <w:pPr>
+        <w:rPr>
+          <w:rFonts w:hint="eastAsia"/>
+        </w:rPr>
+      </w:pPr>
+      <w:r>
+        <w:t>新人入司后有6个月保护期，保护期内累计完成一定的举绩件数和FYC，就可以转正，这个叫“达Q”。如果保护期满还没达Q，就要淘汰。</w:t>
+      </w:r>
+    </w:p>
+    <w:p>
+      <w:pPr>
+        <w:rPr>
+          <w:rFonts w:hint="eastAsia"/>
+          <w:sz w:val="22"/>
+        </w:rPr>
+      </w:pPr>
+      <w:r>
+        <w:rPr>
+          <w:rFonts w:hint="eastAsia"/>
+          <w:b/>
+          <w:sz w:val="22"/>
+        </w:rPr>
+        <w:t>来源系统</w:t>
+      </w:r>
+      <w:r>
+        <w:rPr>
+          <w:rFonts w:hint="eastAsia"/>
+          <w:sz w:val="22"/>
+        </w:rPr>
+        <w:t xml:space="preserve"> </w:t>
+      </w:r>
+      <w:r>
+        <w:rPr>
+          <w:rFonts w:ascii="Segoe UI" w:hAnsi="Segoe UI" w:cs="Segoe UI"/>
+          <w:color w:val="0F1115"/>
+          <w:sz w:val="23"/>
+          <w:szCs w:val="23"/>
+          <w:shd w:val="clear" w:color="auto" w:fill="FFFFFF"/>
+        </w:rPr>
+        <w:t>人力系统</w:t>
+      </w:r>
+      <w:r>
+        <w:rPr>
+          <w:rFonts w:ascii="Segoe UI" w:hAnsi="Segoe UI" w:cs="Segoe UI"/>
+          <w:color w:val="0F1115"/>
+          <w:sz w:val="23"/>
+          <w:szCs w:val="23"/>
+          <w:shd w:val="clear" w:color="auto" w:fill="FFFFFF"/>
+        </w:rPr>
+        <w:t>/CRM</w:t>
+      </w:r>
+      <w:r>
+        <w:rPr>
+          <w:rFonts w:ascii="Segoe UI" w:hAnsi="Segoe UI" w:cs="Segoe UI" w:hint="eastAsia"/>
+          <w:color w:val="0F1115"/>
+          <w:sz w:val="23"/>
+          <w:szCs w:val="23"/>
+          <w:shd w:val="clear" w:color="auto" w:fill="FFFFFF"/>
+        </w:rPr>
+        <w:t>（人员系统）、</w:t>
+      </w:r>
+      <w:r>
+        <w:rPr>
+          <w:rFonts w:ascii="Segoe UI" w:hAnsi="Segoe UI" w:cs="Segoe UI"/>
+          <w:color w:val="0F1115"/>
+          <w:sz w:val="23"/>
+          <w:szCs w:val="23"/>
+          <w:shd w:val="clear" w:color="auto" w:fill="FFFFFF"/>
+        </w:rPr>
+        <w:t>核心业务系统</w:t>
+      </w:r>
+      <w:r>
+        <w:rPr>
+          <w:rFonts w:ascii="Segoe UI" w:hAnsi="Segoe UI" w:cs="Segoe UI" w:hint="eastAsia"/>
+          <w:color w:val="0F1115"/>
+          <w:sz w:val="23"/>
+          <w:szCs w:val="23"/>
+          <w:shd w:val="clear" w:color="auto" w:fill="FFFFFF"/>
+        </w:rPr>
+        <w:t>（承保表）、</w:t>
+      </w:r>
+      <w:r>
+        <w:rPr>
+          <w:rFonts w:ascii="Segoe UI" w:hAnsi="Segoe UI" w:cs="Segoe UI" w:hint="eastAsia"/>
+          <w:color w:val="0F1115"/>
+          <w:sz w:val="23"/>
+          <w:szCs w:val="23"/>
+          <w:shd w:val="clear" w:color="auto" w:fill="FFFFFF"/>
+        </w:rPr>
+        <w:t>核心业务系统</w:t>
+      </w:r>
+      <w:r>
+        <w:rPr>
+          <w:rFonts w:ascii="Segoe UI" w:hAnsi="Segoe UI" w:cs="Segoe UI" w:hint="eastAsia"/>
+          <w:color w:val="0F1115"/>
+          <w:sz w:val="23"/>
+          <w:szCs w:val="23"/>
+          <w:shd w:val="clear" w:color="auto" w:fill="FFFFFF"/>
+        </w:rPr>
+        <w:t>（保单保费表）、</w:t>
+      </w:r>
+      <w:r>
+        <w:rPr>
+          <w:rFonts w:ascii="Segoe UI" w:hAnsi="Segoe UI" w:cs="Segoe UI"/>
+          <w:color w:val="0F1115"/>
+          <w:sz w:val="23"/>
+          <w:szCs w:val="23"/>
+          <w:shd w:val="clear" w:color="auto" w:fill="FFFFFF"/>
+        </w:rPr>
+        <w:t>基本法配置表</w:t>
+      </w:r>
+      <w:r>
+        <w:rPr>
+          <w:rFonts w:ascii="Segoe UI" w:hAnsi="Segoe UI" w:cs="Segoe UI" w:hint="eastAsia"/>
+          <w:color w:val="0F1115"/>
+          <w:sz w:val="23"/>
+          <w:szCs w:val="23"/>
+          <w:shd w:val="clear" w:color="auto" w:fill="FFFFFF"/>
+        </w:rPr>
+        <w:t>（）</w:t>
+      </w:r>
+    </w:p>
+    <w:p>
+      <w:pPr>
+        <w:rPr>
+          <w:b/>
+          <w:sz w:val="22"/>
+        </w:rPr>
+      </w:pPr>
+      <w:r>
+        <w:rPr>
+          <w:rFonts w:hint="eastAsia"/>
+          <w:b/>
+          <w:sz w:val="22"/>
+        </w:rPr>
+        <w:t>数据口径</w:t>
+      </w:r>
+    </w:p>
+    <w:p>
+      <w:pPr>
+        <w:numPr>
+          <w:ilvl w:val="0"/>
+          <w:numId w:val="2"/>
+        </w:numPr>
+      </w:pPr>
+      <w:r>
+        <w:t>人员范围：入司日期距当前日期不超过6个月的新人</w:t>
+      </w:r>
+    </w:p>
+    <w:p>
+      <w:pPr>
+        <w:numPr>
+          <w:ilvl w:val="0"/>
+          <w:numId w:val="2"/>
+        </w:numPr>
+      </w:pPr>
+      <w:r>
+        <w:t>判断标准：保护期内累计举绩件数 ≥ 达Q</w:t>
+      </w:r>
+      <w:r>
+        <w:t>件数门槛（</w:t>
+      </w:r>
+      <w:r>
+        <w:t>2</w:t>
+      </w:r>
+      <w:r>
+        <w:t>件），且累计FYC ≥ 达Q保费</w:t>
+      </w:r>
+      <w:r>
+        <w:rPr>
+          <w:rFonts w:hint="eastAsia"/>
+        </w:rPr>
+        <w:t>fyc</w:t>
+      </w:r>
+      <w:r>
+        <w:t>门槛（比如</w:t>
+      </w:r>
+      <w:r>
+        <w:t>16</w:t>
+      </w:r>
+      <w:r>
+        <w:t>00元）</w:t>
+      </w:r>
+    </w:p>
+    <w:p>
+      <w:pPr>
+        <w:ind w:left="720"/>
+        <w:rPr>
+          <w:rFonts w:hint="eastAsia"/>
+        </w:rPr>
+      </w:pPr>
+    </w:p>
+    <w:p>
+      <w:pPr>
+        <w:rPr>
+          <w:sz w:val="20"/>
+        </w:rPr>
+      </w:pPr>
+      <w:r>
+        <w:rPr>
+          <w:rFonts w:hint="eastAsia"/>
+        </w:rPr>
+        <w:t xml:space="preserve">从收展人员信息表中筛选出月份小于等于六个月的收展员信息 </w:t>
+      </w:r>
+      <w:r>
+        <w:rPr>
+          <w:rFonts w:hint="eastAsia"/>
+        </w:rPr>
+        <w:t>计算int_date</w:t>
+      </w:r>
+      <w:r>
+        <w:rPr>
+          <w:rFonts w:hint="eastAsia"/>
+        </w:rPr>
+        <w:t>小于等于</w:t>
+      </w:r>
+      <w:r>
+        <w:rPr>
+          <w:rFonts w:hint="eastAsia"/>
+        </w:rPr>
+        <w:t>int_date</w:t>
+      </w:r>
+      <w:r>
+        <w:t xml:space="preserve">+180 </w:t>
+      </w:r>
+      <w:r>
+        <w:rPr>
+          <w:rFonts w:hint="eastAsia"/>
+        </w:rPr>
+        <w:t>在核心系统保费表当中收集每个业务员</w:t>
+      </w:r>
+      <w:r>
+        <w:rPr>
+          <w:rFonts w:hint="eastAsia"/>
+        </w:rPr>
+        <w:t>总fyc和合计保单数</w:t>
+      </w:r>
+      <w:r>
+        <w:t xml:space="preserve"> </w:t>
+      </w:r>
+      <w:r>
+        <w:rPr>
+          <w:rFonts w:hint="eastAsia"/>
+        </w:rPr>
+        <w:t>根据</w:t>
+      </w:r>
+      <w:r>
+        <w:rPr>
+          <w:rFonts w:ascii="Segoe UI" w:hAnsi="Segoe UI" w:cs="Segoe UI"/>
+          <w:color w:val="0F1115"/>
+          <w:sz w:val="23"/>
+          <w:szCs w:val="23"/>
+          <w:shd w:val="clear" w:color="auto" w:fill="FFFFFF"/>
+        </w:rPr>
+        <w:t>基本法配置表</w:t>
+      </w:r>
+      <w:r>
+        <w:rPr>
+          <w:rFonts w:hint="eastAsia"/>
+        </w:rPr>
+        <w:t>判断每个业</w:t>
+      </w:r>
+      <w:r>
+        <w:rPr>
+          <w:rFonts w:hint="eastAsia"/>
+          <w:sz w:val="20"/>
+        </w:rPr>
+        <w:t>务员是否</w:t>
+      </w:r>
+      <w:r>
+        <w:rPr>
+          <w:rFonts w:hint="eastAsia"/>
+          <w:sz w:val="20"/>
+        </w:rPr>
+        <w:t>达到相应件数</w:t>
+      </w:r>
+      <w:r>
+        <w:rPr>
+          <w:rFonts w:hint="eastAsia"/>
+          <w:sz w:val="20"/>
+        </w:rPr>
+        <w:t>（dq</w:t>
+      </w:r>
+      <w:r>
+        <w:rPr>
+          <w:sz w:val="20"/>
+        </w:rPr>
+        <w:t>_standeran</w:t>
+      </w:r>
+      <w:r>
+        <w:rPr>
+          <w:rFonts w:hint="eastAsia"/>
+          <w:sz w:val="20"/>
+        </w:rPr>
+        <w:t>）</w:t>
+      </w:r>
+      <w:r>
+        <w:rPr>
+          <w:rFonts w:hint="eastAsia"/>
+          <w:sz w:val="20"/>
+        </w:rPr>
+        <w:t>和相应fyc</w:t>
+      </w:r>
+      <w:r>
+        <w:rPr>
+          <w:sz w:val="20"/>
+        </w:rPr>
+        <w:t xml:space="preserve"> </w:t>
+      </w:r>
+      <w:r>
+        <w:rPr>
+          <w:sz w:val="20"/>
+        </w:rPr>
+        <w:t>(</w:t>
+      </w:r>
+      <w:r>
+        <w:rPr>
+          <w:sz w:val="20"/>
+        </w:rPr>
+        <w:t>fyc_standanr</w:t>
+      </w:r>
+      <w:r>
+        <w:rPr>
+          <w:sz w:val="20"/>
+        </w:rPr>
+        <w:t>)</w:t>
+      </w:r>
+    </w:p>
+    <w:p/>
+    <w:p>
+      <w:pPr>
+        <w:pStyle w:val="4"/>
+      </w:pPr>
+      <w:r>
+        <w:rPr>
+          <w:rFonts w:hint="eastAsia"/>
+        </w:rPr>
+        <w:lastRenderedPageBreak/>
+        <w:t>有效拜访人数</w:t>
+      </w:r>
+    </w:p>
+    <w:p>
+      <w:pPr>
+        <w:rPr>
+          <w:rFonts w:hint="eastAsia"/>
+        </w:rPr>
+      </w:pPr>
+      <w:r>
+        <w:t>收展员对客户进行的、符合公司认定标准的一次有效接触，通常要求停留时长和产生业务动作。</w:t>
+      </w:r>
+    </w:p>
+    <w:p>
+      <w:pPr>
+        <w:rPr>
+          <w:rFonts w:hint="eastAsia"/>
+        </w:rPr>
+      </w:pPr>
+      <w:r>
+        <w:rPr>
+          <w:rFonts w:hint="eastAsia"/>
+          <w:b/>
+          <w:sz w:val="22"/>
+        </w:rPr>
+        <w:t>来源系统</w:t>
+      </w:r>
+      <w:r>
+        <w:rPr>
+          <w:rFonts w:hint="eastAsia"/>
+          <w:b/>
+          <w:sz w:val="22"/>
+        </w:rPr>
+        <w:t xml:space="preserve"> </w:t>
+      </w:r>
+      <w:r>
+        <w:rPr>
+          <w:rFonts w:ascii="Segoe UI" w:hAnsi="Segoe UI" w:cs="Segoe UI"/>
+          <w:color w:val="0F1115"/>
+          <w:sz w:val="23"/>
+          <w:szCs w:val="23"/>
+          <w:shd w:val="clear" w:color="auto" w:fill="FFFFFF"/>
+        </w:rPr>
+        <w:t>CRM</w:t>
+      </w:r>
+      <w:r>
+        <w:rPr>
+          <w:rFonts w:ascii="Segoe UI" w:hAnsi="Segoe UI" w:cs="Segoe UI"/>
+          <w:color w:val="0F1115"/>
+          <w:sz w:val="23"/>
+          <w:szCs w:val="23"/>
+          <w:shd w:val="clear" w:color="auto" w:fill="FFFFFF"/>
+        </w:rPr>
+        <w:t>系统</w:t>
+      </w:r>
+      <w:r>
+        <w:rPr>
+          <w:rFonts w:ascii="Segoe UI" w:hAnsi="Segoe UI" w:cs="Segoe UI" w:hint="eastAsia"/>
+          <w:color w:val="0F1115"/>
+          <w:sz w:val="23"/>
+          <w:szCs w:val="23"/>
+          <w:shd w:val="clear" w:color="auto" w:fill="FFFFFF"/>
+        </w:rPr>
+        <w:t>（拜访记录）</w:t>
+      </w:r>
+      <w:r>
+        <w:rPr>
+          <w:rFonts w:ascii="Segoe UI" w:hAnsi="Segoe UI" w:cs="Segoe UI" w:hint="eastAsia"/>
+          <w:color w:val="0F1115"/>
+          <w:sz w:val="23"/>
+          <w:szCs w:val="23"/>
+          <w:shd w:val="clear" w:color="auto" w:fill="FFFFFF"/>
+        </w:rPr>
+        <w:t>、</w:t>
+      </w:r>
+      <w:r>
+        <w:rPr>
+          <w:rFonts w:ascii="Segoe UI" w:hAnsi="Segoe UI" w:cs="Segoe UI" w:hint="eastAsia"/>
+          <w:color w:val="0F1115"/>
+          <w:sz w:val="23"/>
+          <w:szCs w:val="23"/>
+          <w:shd w:val="clear" w:color="auto" w:fill="FFFFFF"/>
+        </w:rPr>
+        <w:t>人力系统（人员系统表）</w:t>
+      </w:r>
+    </w:p>
+    <w:p>
+      <w:pPr>
+        <w:rPr>
+          <w:b/>
+          <w:sz w:val="22"/>
+        </w:rPr>
+      </w:pPr>
+      <w:bookmarkStart w:id="1" w:name="OLE_LINK1"/>
+      <w:bookmarkStart w:id="2" w:name="OLE_LINK2"/>
+      <w:r>
+        <w:rPr>
+          <w:rFonts w:hint="eastAsia"/>
+          <w:b/>
+          <w:sz w:val="22"/>
+        </w:rPr>
+        <w:t>数据口径</w:t>
+      </w:r>
+    </w:p>
+    <w:bookmarkEnd w:id="1"/>
+    <w:bookmarkEnd w:id="2"/>
+    <w:p>
+      <w:pPr>
+        <w:numPr>
+          <w:ilvl w:val="0"/>
+          <w:numId w:val="3"/>
+        </w:numPr>
+      </w:pPr>
+      <w:r>
+        <w:t>有效标准：在客户处</w:t>
+      </w:r>
+      <w:r>
+        <w:rPr>
+          <w:rFonts w:hint="eastAsia"/>
+        </w:rPr>
+        <w:t>扫码评价对应业务员，且见面及结束大于十五分钟，一日当中只统计首次扫码同一个客户为有效拜访</w:t>
+      </w:r>
+    </w:p>
+    <w:p>
+      <w:pPr>
+        <w:numPr>
+          <w:ilvl w:val="0"/>
+          <w:numId w:val="3"/>
+        </w:numPr>
+      </w:pPr>
+      <w:r>
+        <w:t>统计维度：日、周、月，按收展员+机构维度汇总</w:t>
+      </w:r>
+    </w:p>
+    <w:p>
+      <w:pPr>
+        <w:ind w:left="720"/>
+        <w:rPr>
+          <w:rFonts w:hint="eastAsia"/>
+        </w:rPr>
+      </w:pPr>
+    </w:p>
+    <w:p>
+      <w:r>
+        <w:rPr>
+          <w:rFonts w:hint="eastAsia"/>
+        </w:rPr>
+        <w:t>在拜访记录表里获取对应客户</w:t>
+      </w:r>
+      <w:r>
+        <w:rPr>
+          <w:rFonts w:hint="eastAsia"/>
+        </w:rPr>
+        <w:t>的id</w:t>
+      </w:r>
+      <w:r>
+        <w:t xml:space="preserve"> </w:t>
+      </w:r>
+      <w:r>
+        <w:rPr>
+          <w:rFonts w:hint="eastAsia"/>
+        </w:rPr>
+        <w:t xml:space="preserve">收展员相应id和时间等信息 过滤结束时间小于签到开始时间加十五分钟（九百秒）的数据 </w:t>
+      </w:r>
+      <w:r>
+        <w:rPr>
+          <w:rFonts w:hint="eastAsia"/>
+        </w:rPr>
+        <w:t>根据客户id去重统计日该收展员有效拜访个数</w:t>
+      </w:r>
+    </w:p>
+    <w:p/>
+    <w:p>
+      <w:pPr>
+        <w:pStyle w:val="4"/>
+      </w:pPr>
+      <w:r>
+        <w:rPr>
+          <w:rFonts w:hint="eastAsia"/>
+        </w:rPr>
+        <w:t>参会转化率</w:t>
+      </w:r>
+    </w:p>
+    <w:p>
+      <w:pPr>
+        <w:rPr>
+          <w:rFonts w:hint="eastAsia"/>
+        </w:rPr>
+      </w:pPr>
+      <w:r>
+        <w:t>公司会举办产说会（产品说明会），收展员邀请客户参加。邀请来的客户中，非重复的到场人数叫有效参会人数；参会的客户中最终成交的比例叫参会转化率。</w:t>
+      </w:r>
+    </w:p>
+    <w:p>
+      <w:pPr>
+        <w:rPr>
+          <w:sz w:val="22"/>
+        </w:rPr>
+      </w:pPr>
+      <w:r>
+        <w:rPr>
+          <w:rFonts w:hint="eastAsia"/>
+          <w:b/>
+          <w:sz w:val="22"/>
+        </w:rPr>
+        <w:t xml:space="preserve">来源系统 </w:t>
+      </w:r>
+      <w:r>
+        <w:rPr>
+          <w:rFonts w:hint="eastAsia"/>
+          <w:sz w:val="22"/>
+        </w:rPr>
+        <w:t>人力系统（人员表）、活动管理系统（会议信息表）、核心业务系统（成交保单表）</w:t>
+      </w:r>
+    </w:p>
+    <w:p>
+      <w:pPr>
+        <w:rPr>
+          <w:rFonts w:hint="eastAsia"/>
+          <w:b/>
+          <w:sz w:val="22"/>
+        </w:rPr>
+      </w:pPr>
+    </w:p>
+    <w:p>
+      <w:pPr>
+        <w:rPr>
+          <w:b/>
+          <w:sz w:val="22"/>
+        </w:rPr>
+      </w:pPr>
+      <w:r>
+        <w:rPr>
+          <w:rFonts w:hint="eastAsia"/>
+          <w:b/>
+          <w:sz w:val="22"/>
+        </w:rPr>
+        <w:t>数据口径</w:t>
+      </w:r>
+    </w:p>
+    <w:p>
+      <w:r>
+        <w:rPr>
+          <w:rFonts w:hint="eastAsia"/>
+        </w:rPr>
+        <w:t>在会议信息表、客户邀请信息表和保单成交表中 获取到每个客户临会状态 再关联成交保单中是否有该客户 统计每个活动的客户成交率 参会后三十天内成交/有效参会人数</w:t>
+      </w:r>
+    </w:p>
+    <w:p>
+      <w:pPr>
+        <w:rPr>
+          <w:rFonts w:hint="eastAsia"/>
+        </w:rPr>
+      </w:pPr>
+      <w:r>
+        <w:rPr>
+          <w:rFonts w:hint="eastAsia"/>
+        </w:rPr>
+        <w:t>计算方式：过滤出三十天出</w:t>
+      </w:r>
+      <w:r>
+        <w:rPr>
+          <w:rFonts w:hint="eastAsia"/>
+        </w:rPr>
+        <w:t>席当天</w:t>
+      </w:r>
+      <w:r>
+        <w:rPr>
+          <w:rFonts w:hint="eastAsia"/>
+        </w:rPr>
+        <w:t>活动且三十天内出单 day</w:t>
+      </w:r>
+      <w:r>
+        <w:t xml:space="preserve"> </w:t>
+      </w:r>
+      <w:r>
+        <w:rPr>
+          <w:rFonts w:hint="eastAsia"/>
+        </w:rPr>
+        <w:t>in</w:t>
+      </w:r>
+      <w:r>
+        <w:rPr>
+          <w:rFonts w:hint="eastAsia"/>
+        </w:rPr>
+        <w:t>三十天内的客户，c</w:t>
+      </w:r>
+      <w:r>
+        <w:t>ount</w:t>
+      </w:r>
+      <w:r>
+        <w:rPr>
+          <w:rFonts w:hint="eastAsia"/>
+        </w:rPr>
+        <w:t>当天参会且出单的客户，除有效参会人数</w:t>
+      </w:r>
+      <w:r>
+        <w:rPr>
+          <w:rFonts w:hint="eastAsia"/>
+        </w:rPr>
+        <w:t>.</w:t>
+      </w:r>
+    </w:p>
+    <w:p/>
+    <w:p>
+      <w:pPr>
+        <w:pStyle w:val="4"/>
+        <w:rPr>
+          <w:rFonts w:hint="eastAsia"/>
+        </w:rPr>
+      </w:pPr>
+      <w:r>
+        <w:rPr>
+          <w:rFonts w:hint="eastAsia"/>
+        </w:rPr>
+        <w:t xml:space="preserve">有效参会率 </w:t>
+      </w:r>
+    </w:p>
+    <w:p>
+      <w:r>
+        <w:rPr>
+          <w:rFonts w:hint="eastAsia"/>
+        </w:rPr>
+        <w:t>描述收展员每日拜访人数，以确定收展员是否正常展业的指标</w:t>
+      </w:r>
+      <w:r>
+        <w:rPr>
+          <w:rFonts w:hint="eastAsia"/>
+        </w:rPr>
+        <w:t>，统计</w:t>
+      </w:r>
+      <w:r>
+        <w:rPr>
+          <w:rFonts w:hint="eastAsia"/>
+        </w:rPr>
+        <w:t>未达每周拜访数的收展员</w:t>
+      </w:r>
+      <w:r>
+        <w:rPr>
+          <w:rFonts w:hint="eastAsia"/>
+        </w:rPr>
+        <w:t>进行劝导和疑问处理。</w:t>
+      </w:r>
+    </w:p>
+    <w:p/>
+    <w:p>
+      <w:pPr>
+        <w:rPr>
+          <w:rFonts w:hint="eastAsia"/>
+          <w:b/>
+          <w:sz w:val="22"/>
+        </w:rPr>
+      </w:pPr>
+      <w:r>
+        <w:rPr>
+          <w:rFonts w:hint="eastAsia"/>
+          <w:b/>
+          <w:sz w:val="22"/>
+        </w:rPr>
+        <w:t>数据口径</w:t>
+      </w:r>
+    </w:p>
+    <w:p>
+      <w:pPr>
+        <w:rPr>
+          <w:rFonts w:ascii="Segoe UI" w:hAnsi="Segoe UI" w:cs="Segoe UI"/>
+          <w:color w:val="0F1115"/>
+          <w:sz w:val="23"/>
+          <w:szCs w:val="23"/>
+          <w:shd w:val="clear" w:color="auto" w:fill="FFFFFF"/>
+        </w:rPr>
+      </w:pPr>
+      <w:r>
+        <w:rPr>
+          <w:rFonts w:hint="eastAsia"/>
+        </w:rPr>
+        <w:t xml:space="preserve">表在 </w:t>
+      </w:r>
+      <w:r>
+        <w:rPr>
+          <w:rFonts w:ascii="Segoe UI" w:hAnsi="Segoe UI" w:cs="Segoe UI"/>
+          <w:color w:val="0F1115"/>
+          <w:sz w:val="23"/>
+          <w:szCs w:val="23"/>
+          <w:shd w:val="clear" w:color="auto" w:fill="FFFFFF"/>
+        </w:rPr>
+        <w:t>考勤系统</w:t>
+      </w:r>
+      <w:r>
+        <w:rPr>
+          <w:rFonts w:ascii="Segoe UI" w:hAnsi="Segoe UI" w:cs="Segoe UI" w:hint="eastAsia"/>
+          <w:color w:val="0F1115"/>
+          <w:sz w:val="23"/>
+          <w:szCs w:val="23"/>
+          <w:shd w:val="clear" w:color="auto" w:fill="FFFFFF"/>
+        </w:rPr>
+        <w:t>表</w:t>
+      </w:r>
+      <w:r>
+        <w:rPr>
+          <w:rFonts w:ascii="Segoe UI" w:hAnsi="Segoe UI" w:cs="Segoe UI" w:hint="eastAsia"/>
+          <w:color w:val="0F1115"/>
+          <w:sz w:val="23"/>
+          <w:szCs w:val="23"/>
+          <w:shd w:val="clear" w:color="auto" w:fill="FFFFFF"/>
+        </w:rPr>
+        <w:t xml:space="preserve"> </w:t>
+      </w:r>
+      <w:r>
+        <w:rPr>
+          <w:rFonts w:ascii="Segoe UI" w:hAnsi="Segoe UI" w:cs="Segoe UI" w:hint="eastAsia"/>
+          <w:color w:val="0F1115"/>
+          <w:sz w:val="23"/>
+          <w:szCs w:val="23"/>
+          <w:shd w:val="clear" w:color="auto" w:fill="FFFFFF"/>
+        </w:rPr>
+        <w:t>人员信息表</w:t>
+      </w:r>
+    </w:p>
+    <w:p>
+      <w:pPr>
+        <w:rPr>
+          <w:rFonts w:ascii="Segoe UI" w:hAnsi="Segoe UI" w:cs="Segoe UI" w:hint="eastAsia"/>
+          <w:color w:val="0F1115"/>
+          <w:sz w:val="23"/>
+          <w:szCs w:val="23"/>
+          <w:shd w:val="clear" w:color="auto" w:fill="FFFFFF"/>
+        </w:rPr>
+      </w:pPr>
+    </w:p>
+    <w:p>
+      <w:pPr>
+        <w:rPr>
+          <w:rFonts w:ascii="Segoe UI" w:hAnsi="Segoe UI" w:cs="Segoe UI"/>
+          <w:b/>
+          <w:color w:val="0F1115"/>
+          <w:sz w:val="23"/>
+          <w:szCs w:val="23"/>
+          <w:shd w:val="clear" w:color="auto" w:fill="FFFFFF"/>
+        </w:rPr>
+      </w:pPr>
+      <w:r>
+        <w:rPr>
+          <w:rFonts w:ascii="Segoe UI" w:hAnsi="Segoe UI" w:cs="Segoe UI" w:hint="eastAsia"/>
+          <w:b/>
+          <w:color w:val="0F1115"/>
+          <w:sz w:val="23"/>
+          <w:szCs w:val="23"/>
+          <w:shd w:val="clear" w:color="auto" w:fill="FFFFFF"/>
+        </w:rPr>
+        <w:t>计算方式</w:t>
+      </w:r>
+    </w:p>
+    <w:p>
+      <w:pPr>
+        <w:rPr>
+          <w:rFonts w:hint="eastAsia"/>
+        </w:rPr>
+      </w:pPr>
+      <w:r>
+        <w:rPr>
+          <w:rFonts w:ascii="Segoe UI" w:hAnsi="Segoe UI" w:cs="Segoe UI" w:hint="eastAsia"/>
+          <w:color w:val="0F1115"/>
+          <w:sz w:val="23"/>
+          <w:szCs w:val="23"/>
+          <w:shd w:val="clear" w:color="auto" w:fill="FFFFFF"/>
+        </w:rPr>
+        <w:t>计算公式</w:t>
+      </w:r>
+      <w:r>
+        <w:rPr>
+          <w:rFonts w:ascii="Consolas" w:hAnsi="Consolas"/>
+          <w:color w:val="0F1115"/>
+          <w:sz w:val="20"/>
+          <w:szCs w:val="20"/>
+          <w:shd w:val="clear" w:color="auto" w:fill="EBEEF2"/>
+        </w:rPr>
+        <w:t>ROUND(</w:t>
+      </w:r>
+      <w:r>
+        <w:rPr>
+          <w:rFonts w:ascii="Consolas" w:hAnsi="Consolas"/>
+          <w:color w:val="0F1115"/>
+          <w:sz w:val="20"/>
+          <w:szCs w:val="20"/>
+          <w:shd w:val="clear" w:color="auto" w:fill="EBEEF2"/>
+        </w:rPr>
+        <w:t>实际参会天数</w:t>
+      </w:r>
+      <w:r>
+        <w:rPr>
+          <w:rFonts w:ascii="Consolas" w:hAnsi="Consolas"/>
+          <w:color w:val="0F1115"/>
+          <w:sz w:val="20"/>
+          <w:szCs w:val="20"/>
+          <w:shd w:val="clear" w:color="auto" w:fill="EBEEF2"/>
+        </w:rPr>
+        <w:t xml:space="preserve"> / (</w:t>
+      </w:r>
+      <w:r>
+        <w:rPr>
+          <w:rFonts w:ascii="Consolas" w:hAnsi="Consolas"/>
+          <w:color w:val="0F1115"/>
+          <w:sz w:val="20"/>
+          <w:szCs w:val="20"/>
+          <w:shd w:val="clear" w:color="auto" w:fill="EBEEF2"/>
+        </w:rPr>
+        <w:t>应参会天数</w:t>
+      </w:r>
+      <w:r>
+        <w:rPr>
+          <w:rFonts w:ascii="Consolas" w:hAnsi="Consolas"/>
+          <w:color w:val="0F1115"/>
+          <w:sz w:val="20"/>
+          <w:szCs w:val="20"/>
+          <w:shd w:val="clear" w:color="auto" w:fill="EBEEF2"/>
+        </w:rPr>
+        <w:t xml:space="preserve"> - </w:t>
+      </w:r>
+      <w:r>
+        <w:rPr>
+          <w:rFonts w:ascii="Consolas" w:hAnsi="Consolas"/>
+          <w:color w:val="0F1115"/>
+          <w:sz w:val="20"/>
+          <w:szCs w:val="20"/>
+          <w:shd w:val="clear" w:color="auto" w:fill="EBEEF2"/>
+        </w:rPr>
+        <w:t>免参会天数</w:t>
+      </w:r>
+      <w:r>
+        <w:rPr>
+          <w:rFonts w:ascii="Consolas" w:hAnsi="Consolas"/>
+          <w:color w:val="0F1115"/>
+          <w:sz w:val="20"/>
+          <w:szCs w:val="20"/>
+          <w:shd w:val="clear" w:color="auto" w:fill="EBEEF2"/>
+        </w:rPr>
+        <w:t>) * 100, 2)</w:t>
+      </w:r>
+      <w:r>
+        <w:rPr>
+          <w:rFonts w:ascii="Consolas" w:hAnsi="Consolas"/>
+          <w:color w:val="0F1115"/>
+          <w:sz w:val="20"/>
+          <w:szCs w:val="20"/>
+          <w:shd w:val="clear" w:color="auto" w:fill="EBEEF2"/>
+        </w:rPr>
+        <w:t xml:space="preserve"> </w:t>
+      </w:r>
+      <w:r>
+        <w:rPr>
+          <w:rFonts w:ascii="Consolas" w:hAnsi="Consolas" w:hint="eastAsia"/>
+          <w:color w:val="0F1115"/>
+          <w:sz w:val="20"/>
+          <w:szCs w:val="20"/>
+          <w:shd w:val="clear" w:color="auto" w:fill="EBEEF2"/>
+        </w:rPr>
+        <w:t>统计月参会率新人要大于百分之八十，老人百分之六十。</w:t>
+      </w:r>
+    </w:p>
+    <w:p>
+      <w:pPr>
+        <w:pStyle w:val="3"/>
+        <w:rPr>
+          <w:rFonts w:hint="eastAsia"/>
+        </w:rPr>
+      </w:pPr>
+      <w:r>
+        <w:rPr>
+          <w:rFonts w:hint="eastAsia"/>
+        </w:rPr>
+        <w:lastRenderedPageBreak/>
+        <w:t>关键字段详细设计</w:t>
+      </w:r>
+    </w:p>
+    <w:p>
+      <w:r>
+        <w:t>1. 达星（is_daxing）与达Q（is_daq）</w:t>
+      </w:r>
+    </w:p>
+    <w:p>
+      <w:pPr>
+        <w:rPr>
+          <w:rFonts w:hint="eastAsia"/>
+        </w:rPr>
+      </w:pPr>
+      <w:r>
+        <w:rPr>
+          <w:rFonts w:hint="eastAsia"/>
+        </w:rPr>
+        <w:t>这两个指标本质上都是月度业绩达标判定，区别在于阈值不同。</w:t>
+      </w:r>
+    </w:p>
+    <w:p>
+      <w:pPr>
+        <w:rPr>
+          <w:rFonts w:hint="eastAsia"/>
+        </w:rPr>
+      </w:pPr>
+      <w:r>
+        <w:rPr>
+          <w:rFonts w:hint="eastAsia"/>
+        </w:rPr>
+        <w:t>达星通常代表更高层级的业绩荣誉（如月度</w:t>
+      </w:r>
+      <w:r>
+        <w:t>FYC ≥ 3000元），在部分保险公司还涉及星级人力津贴、养老基金计提等利益。</w:t>
+      </w:r>
+    </w:p>
+    <w:p>
+      <w:pPr>
+        <w:rPr>
+          <w:rFonts w:hint="eastAsia"/>
+        </w:rPr>
+      </w:pPr>
+      <w:r>
+        <w:rPr>
+          <w:rFonts w:hint="eastAsia"/>
+        </w:rPr>
+        <w:t>达</w:t>
+      </w:r>
+      <w:r>
+        <w:t>Q通常是新人转正或维持最低考核标准的门槛（如月度FYC ≥ 1800元）。</w:t>
+      </w:r>
+    </w:p>
+    <w:p>
+      <w:pPr>
+        <w:rPr>
+          <w:rFonts w:hint="eastAsia"/>
+        </w:rPr>
+      </w:pPr>
+      <w:r>
+        <w:t>FYC（First Year Commission，首年佣金） 是保险行业的标准概念，来自承保系统的保单佣金字段。</w:t>
+      </w:r>
+    </w:p>
+    <w:p>
+      <w:pPr>
+        <w:rPr>
+          <w:rFonts w:hint="eastAsia"/>
+        </w:rPr>
+      </w:pPr>
+      <w:r>
+        <w:rPr>
+          <w:rFonts w:hint="eastAsia"/>
+        </w:rPr>
+        <w:t>统计周期：达星和达</w:t>
+      </w:r>
+      <w:r>
+        <w:t>Q均为月度考核指标，在Mapping中需明确按自然月汇总。</w:t>
+      </w:r>
+    </w:p>
+    <w:p>
+      <w:r>
+        <w:t>2. 有效拜访（valid_visit_cnt）</w:t>
+      </w:r>
+    </w:p>
+    <w:p>
+      <w:pPr>
+        <w:rPr>
+          <w:rFonts w:hint="eastAsia"/>
+        </w:rPr>
+      </w:pPr>
+      <w:r>
+        <w:rPr>
+          <w:rFonts w:hint="eastAsia"/>
+        </w:rPr>
+        <w:t>这是典型的活动量管理指标，核心难点在于“有效”的定义。</w:t>
+      </w:r>
+    </w:p>
+    <w:p>
+      <w:pPr>
+        <w:rPr>
+          <w:rFonts w:hint="eastAsia"/>
+        </w:rPr>
+      </w:pPr>
+      <w:r>
+        <w:rPr>
+          <w:rFonts w:hint="eastAsia"/>
+        </w:rPr>
+        <w:t>有效拜访的通用定义：面对面拜访且能将销售流程推进到计划书制作</w:t>
+      </w:r>
+      <w:r>
+        <w:t>/递送、促成、签单或有效资料收集等环节。</w:t>
+      </w:r>
+    </w:p>
+    <w:p>
+      <w:pPr>
+        <w:rPr>
+          <w:rFonts w:hint="eastAsia"/>
+        </w:rPr>
+      </w:pPr>
+      <w:r>
+        <w:rPr>
+          <w:rFonts w:hint="eastAsia"/>
+        </w:rPr>
+        <w:t>来源表：通常来自</w:t>
+      </w:r>
+      <w:r>
+        <w:t>CRM系统或专门的活动量管理系统，记录每次拜访的类型、客户、结果等。</w:t>
+      </w:r>
+    </w:p>
+    <w:p>
+      <w:pPr>
+        <w:rPr>
+          <w:rFonts w:hint="eastAsia"/>
+        </w:rPr>
+      </w:pPr>
+      <w:r>
+        <w:rPr>
+          <w:rFonts w:hint="eastAsia"/>
+        </w:rPr>
+        <w:t>统计周期：通常为月度或周度，在</w:t>
+      </w:r>
+      <w:r>
+        <w:t>Mapping中需根据业务需求明确统计周期。</w:t>
+      </w:r>
+    </w:p>
+    <w:p>
+      <w:r>
+        <w:t>3. 有效参会率（valid_attend_rate）</w:t>
+      </w:r>
+    </w:p>
+    <w:p>
+      <w:pPr>
+        <w:rPr>
+          <w:rFonts w:hint="eastAsia"/>
+        </w:rPr>
+      </w:pPr>
+      <w:r>
+        <w:rPr>
+          <w:rFonts w:hint="eastAsia"/>
+        </w:rPr>
+        <w:t>这是典型的日常行为管理指标，核心难点在于“参会”和“有效”的定义。</w:t>
+      </w:r>
+    </w:p>
+    <w:p>
+      <w:pPr>
+        <w:rPr>
+          <w:rFonts w:hint="eastAsia"/>
+        </w:rPr>
+      </w:pPr>
+      <w:r>
+        <w:rPr>
+          <w:rFonts w:hint="eastAsia"/>
+        </w:rPr>
+        <w:t>参会率通用公式：实到次数</w:t>
+      </w:r>
+      <w:r>
+        <w:t xml:space="preserve"> ÷ (应参会天数 - 免参会天数) × 100%。</w:t>
+      </w:r>
+    </w:p>
+    <w:p>
+      <w:pPr>
+        <w:rPr>
+          <w:rFonts w:hint="eastAsia"/>
+        </w:rPr>
+      </w:pPr>
+      <w:r>
+        <w:rPr>
+          <w:rFonts w:hint="eastAsia"/>
+        </w:rPr>
+        <w:t>应参会天数：通常为国家法定工作日，具体由公司制度规定。</w:t>
+      </w:r>
+    </w:p>
+    <w:p>
+      <w:pPr>
+        <w:rPr>
+          <w:rFonts w:hint="eastAsia"/>
+        </w:rPr>
+      </w:pPr>
+      <w:r>
+        <w:rPr>
+          <w:rFonts w:hint="eastAsia"/>
+        </w:rPr>
+        <w:t>有效参会：指参加职场早会及公司</w:t>
+      </w:r>
+      <w:r>
+        <w:t>/部门正式会议，需排除培训、团建等活动。</w:t>
+      </w:r>
+    </w:p>
+    <w:p>
+      <w:pPr>
+        <w:rPr>
+          <w:rFonts w:hint="eastAsia"/>
+        </w:rPr>
+      </w:pPr>
+      <w:r>
+        <w:rPr>
+          <w:rFonts w:hint="eastAsia"/>
+        </w:rPr>
+        <w:t>常见考核阈值：参会率</w:t>
+      </w:r>
+      <w:r>
+        <w:t>&lt;80%则新人津贴系数为0；参会率&lt;60%则品管得分一票否决。</w:t>
+      </w:r>
+    </w:p>
+    <w:p>
+      <w:r>
+        <w:rPr>
+          <w:rFonts w:hint="eastAsia"/>
+        </w:rPr>
+        <w:t xml:space="preserve">4． 保费字段 </w:t>
+      </w:r>
+      <w:r>
+        <w:t>premium</w:t>
+      </w:r>
+    </w:p>
+    <w:p>
+      <w:pPr>
+        <w:pStyle w:val="3"/>
+      </w:pPr>
+      <w:r>
+        <w:rPr>
+          <w:rFonts w:hint="eastAsia"/>
+        </w:rPr>
+        <w:t>注意事项</w:t>
+      </w:r>
+    </w:p>
+    <w:p>
+      <w:pPr>
+        <w:rPr>
+          <w:rFonts w:hint="eastAsia"/>
+        </w:rPr>
+      </w:pPr>
+      <w:r>
+        <w:rPr>
+          <w:rFonts w:hint="eastAsia"/>
+        </w:rPr>
+        <w:t>业务口径确认是前提：达星</w:t>
+      </w:r>
+      <w:r>
+        <w:t>/达Q的FYC阈值、有效拜访的判定标准、参会率的应参会天数定义等，都必须与业务方（甲方）正式确认并写入Mapping文档的“业务口径说明”列。</w:t>
+      </w:r>
+    </w:p>
+    <w:p>
+      <w:pPr>
+        <w:rPr>
+          <w:rFonts w:hint="eastAsia"/>
+        </w:rPr>
+      </w:pPr>
+      <w:r>
+        <w:rPr>
+          <w:rFonts w:hint="eastAsia"/>
+        </w:rPr>
+        <w:t>注意数据去重：有效拜访统计时，需用</w:t>
+      </w:r>
+      <w:r>
+        <w:t>COUNT(DISTINCT visit_id)避免重复计数；达星/达Q按月汇总时，需按agent_id + 月份分组汇总。</w:t>
+      </w:r>
+    </w:p>
+    <w:p>
+      <w:pPr>
+        <w:rPr>
+          <w:rFonts w:hint="eastAsia"/>
+        </w:rPr>
+      </w:pPr>
+      <w:r>
+        <w:rPr>
+          <w:rFonts w:hint="eastAsia"/>
+        </w:rPr>
+        <w:t>注意时间边界：达星</w:t>
+      </w:r>
+      <w:r>
+        <w:t>/达Q为月度指标，需明确统计周期（自然月）；参会率通常为月度，有效拜访可能是周度或月度，需在口径中明确。</w:t>
+      </w:r>
+    </w:p>
+    <w:p>
+      <w:r>
+        <w:t>NULL值处理：无拜访记录或无保单的代理人，对应指标应设为0或NULL，并在口径中说明（例如“无拜访记录则有效拜访次数=0”）。</w:t>
+      </w:r>
+    </w:p>
+    <w:p/>
+    <w:p>
+      <w:pPr>
+        <w:pStyle w:val="3"/>
+      </w:pPr>
+      <w:r>
+        <w:rPr>
+          <w:rFonts w:hint="eastAsia"/>
+          <w:highlight w:val="yellow"/>
+        </w:rPr>
+        <w:lastRenderedPageBreak/>
+        <w:t>日常</w:t>
+      </w:r>
+      <w:r>
+        <w:rPr>
+          <w:rFonts w:hint="eastAsia"/>
+          <w:highlight w:val="yellow"/>
+        </w:rPr>
+        <w:t>工作中遇到</w:t>
+      </w:r>
+      <w:r>
+        <w:rPr>
+          <w:rFonts w:hint="eastAsia"/>
+          <w:highlight w:val="yellow"/>
+        </w:rPr>
+        <w:t>的问题</w:t>
+      </w:r>
+    </w:p>
+    <w:p>
+      <w:pPr>
+        <w:pStyle w:val="4"/>
+        <w:rPr>
+          <w:b w:val="0"/>
+        </w:rPr>
+      </w:pPr>
+      <w:r>
+        <w:rPr>
+          <w:rStyle w:val="40"/>
+          <w:rFonts w:hint="eastAsia"/>
+          <w:b/>
+        </w:rPr>
+        <w:t>项目难点这块</w:t>
+      </w:r>
+    </w:p>
+    <w:p>
+      <w:r>
+        <w:rPr>
+          <w:rFonts w:hint="eastAsia"/>
+        </w:rPr>
+        <w:t>主要有两个。第一个难点是考核指标口径统一复杂，销售管理部、人力资源部、保费部对达星等指标的理解不一致，且新老收展员考核规则差异大，我们采用自上而下定框架、自下而上逐项对齐的方法，最终输出经各部门签字确认的</w:t>
+      </w:r>
+      <w:r>
+        <w:t>Mapping文档并存入SVN管理。第二个难点是数据质量保障难度高，源端存在员工号不一致、GPS缺失、退保标记滞后等问题，CRM与手工台账也常对不上，我在DWD层设计了工号补零对齐、佣金非负校验、GPS空值填充、重复保单去重等清洗逻辑，并建立每日稽核脚本校验FYC总额一致性和关键字段空值率，发</w:t>
+      </w:r>
+      <w:r>
+        <w:rPr>
+          <w:rFonts w:hint="eastAsia"/>
+        </w:rPr>
+        <w:t>现问题自动告警。</w:t>
+      </w:r>
+    </w:p>
+    <w:p>
+      <w:pPr>
+        <w:rPr>
+          <w:rFonts w:hint="eastAsia"/>
+        </w:rPr>
+      </w:pPr>
+    </w:p>
+    <w:p>
+      <w:pPr>
+        <w:pStyle w:val="4"/>
+      </w:pPr>
+      <w:r>
+        <w:rPr>
+          <w:rFonts w:hint="eastAsia"/>
+        </w:rPr>
+        <w:t>重点1)</w:t>
+      </w:r>
+      <w:r>
+        <w:rPr>
+          <w:rFonts w:hint="eastAsia"/>
+        </w:rPr>
+        <w:t>客户重复、保费统计异常</w:t>
+      </w:r>
+    </w:p>
+    <w:p>
+      <w:pPr>
+        <w:rPr>
+          <w:rFonts w:hint="eastAsia"/>
+        </w:rPr>
+      </w:pPr>
+      <w:r>
+        <w:rPr>
+          <w:rFonts w:hint="eastAsia"/>
+        </w:rPr>
+        <w:t>客户重复、保费统计异常（数据标准化问题）</w:t>
+      </w:r>
+    </w:p>
+    <w:p>
+      <w:pPr>
+        <w:rPr>
+          <w:rFonts w:hint="eastAsia"/>
+        </w:rPr>
+      </w:pPr>
+      <w:r>
+        <w:rPr>
+          <w:rFonts w:hint="eastAsia"/>
+        </w:rPr>
+        <w:t>还有一个问题也是在收展人员经营考核项目里面遇到的。</w:t>
+      </w:r>
+    </w:p>
+    <w:p>
+      <w:pPr>
+        <w:rPr>
+          <w:rFonts w:hint="eastAsia"/>
+        </w:rPr>
+      </w:pPr>
+      <w:r>
+        <w:rPr>
+          <w:rFonts w:hint="eastAsia"/>
+        </w:rPr>
+        <w:t>当时我们需要统计收展人员服务客户</w:t>
+      </w:r>
+      <w:r>
+        <w:rPr>
+          <w:rFonts w:hint="eastAsia"/>
+        </w:rPr>
+        <w:t>的</w:t>
+      </w:r>
+      <w:r>
+        <w:rPr>
+          <w:rFonts w:hint="eastAsia"/>
+        </w:rPr>
+        <w:t>数</w:t>
+      </w:r>
+      <w:r>
+        <w:rPr>
+          <w:rFonts w:hint="eastAsia"/>
+        </w:rPr>
+        <w:t>量</w:t>
+      </w:r>
+      <w:r>
+        <w:rPr>
+          <w:rFonts w:hint="eastAsia"/>
+        </w:rPr>
+        <w:t>、累计保费、续保客户这些经营指标。</w:t>
+      </w:r>
+    </w:p>
+    <w:p>
+      <w:pPr>
+        <w:rPr>
+          <w:rFonts w:hint="eastAsia"/>
+        </w:rPr>
+      </w:pPr>
+      <w:r>
+        <w:rPr>
+          <w:rFonts w:hint="eastAsia"/>
+        </w:rPr>
+        <w:t>后来业务验收的时候发现，客户数量和保费金额跟业务部门统计的数据存在差异。</w:t>
+      </w:r>
+    </w:p>
+    <w:p>
+      <w:pPr>
+        <w:rPr>
+          <w:rFonts w:hint="eastAsia"/>
+        </w:rPr>
+      </w:pPr>
+      <w:r>
+        <w:rPr>
+          <w:rFonts w:hint="eastAsia"/>
+        </w:rPr>
+        <w:t>我们先把报表数据和源系统进行对比，最后发现问题主要出现在客户手机号和保费字段上。</w:t>
+      </w:r>
+    </w:p>
+    <w:p>
+      <w:r>
+        <w:rPr>
+          <w:rFonts w:hint="eastAsia"/>
+        </w:rPr>
+        <w:t>不同业务系统保存手机号的格式不一样，有的是</w:t>
+      </w:r>
+      <w:r>
+        <w:t>11位手机号，有的带+86前缀，还有的带横杠，甚至还有NULL、空字符串这些情况，所以同一个客户没有识别成同一个人。</w:t>
+      </w:r>
+    </w:p>
+    <w:p/>
+    <w:p>
+      <w:r>
+        <w:rPr>
+          <w:rFonts w:hint="eastAsia"/>
+        </w:rPr>
+        <w:t>另外保费金额也有问题，有些业务系统存的是</w:t>
+      </w:r>
+      <w:r>
+        <w:t>"元"，有些存的是"分"，导致部分报表金额直接放大了一百倍。</w:t>
+      </w:r>
+    </w:p>
+    <w:p/>
+    <w:p>
+      <w:r>
+        <w:rPr>
+          <w:rFonts w:hint="eastAsia"/>
+        </w:rPr>
+        <w:t>后来我们就在</w:t>
+      </w:r>
+      <w:r>
+        <w:t>DWD层统一做数据标准化处理，手机号统一去掉特殊字符和+86前缀，只保留11位手机号，不符合规则的数据统一标记异常；空字符串和字符串NULL统一转换成真正的NULL。</w:t>
+      </w:r>
+    </w:p>
+    <w:p/>
+    <w:p>
+      <w:r>
+        <w:rPr>
+          <w:rFonts w:hint="eastAsia"/>
+        </w:rPr>
+        <w:t>保费这块，我们和业务确认口径以后，统一把金额转换成</w:t>
+      </w:r>
+      <w:r>
+        <w:t>"元"，并在字段说明中明确金额单位。之后客户数量和保费指标就和业务保持一致了。</w:t>
+      </w:r>
+    </w:p>
+    <w:p/>
+    <w:p>
+      <w:pPr>
+        <w:pStyle w:val="4"/>
+      </w:pPr>
+      <w:r>
+        <w:rPr>
+          <w:rFonts w:hint="eastAsia"/>
+        </w:rPr>
+        <w:t>重点2)</w:t>
+      </w:r>
+      <w:r>
+        <w:t>Hive任务执行很慢（数据倾斜）</w:t>
+      </w:r>
+    </w:p>
+    <w:p>
+      <w:pPr>
+        <w:rPr>
+          <w:rFonts w:hint="eastAsia"/>
+        </w:rPr>
+      </w:pPr>
+      <w:r>
+        <w:t>Hive任务执行很慢（数据倾斜）</w:t>
+      </w:r>
+    </w:p>
+    <w:p>
+      <w:pPr>
+        <w:rPr>
+          <w:rFonts w:hint="eastAsia"/>
+        </w:rPr>
+      </w:pPr>
+      <w:r>
+        <w:rPr>
+          <w:rFonts w:hint="eastAsia"/>
+        </w:rPr>
+        <w:t>还有一次是在开发收展人员经营分析宽表的时候。</w:t>
+      </w:r>
+    </w:p>
+    <w:p>
+      <w:pPr>
+        <w:rPr>
+          <w:rFonts w:hint="eastAsia"/>
+        </w:rPr>
+      </w:pPr>
+      <w:r>
+        <w:rPr>
+          <w:rFonts w:hint="eastAsia"/>
+        </w:rPr>
+        <w:t>当时需要把保单事实表和收展人员维度表做关联，正常情况下几十分钟就能跑完，但是有一次任务一直卡在</w:t>
+      </w:r>
+      <w:r>
+        <w:t>99%，两个多小时都没有结束。</w:t>
+      </w:r>
+    </w:p>
+    <w:p>
+      <w:pPr>
+        <w:rPr>
+          <w:rFonts w:hint="eastAsia"/>
+        </w:rPr>
+      </w:pPr>
+      <w:r>
+        <w:rPr>
+          <w:rFonts w:hint="eastAsia"/>
+        </w:rPr>
+        <w:t>一开始我们怀疑是不是集群资源不足，后来查看</w:t>
+      </w:r>
+      <w:r>
+        <w:t>Hive执行日志和任务运行情况，发现其实</w:t>
+      </w:r>
+      <w:r>
+        <w:lastRenderedPageBreak/>
+        <w:t>是数据倾斜导致的。</w:t>
+      </w:r>
+    </w:p>
+    <w:p>
+      <w:pPr>
+        <w:rPr>
+          <w:rFonts w:hint="eastAsia"/>
+        </w:rPr>
+      </w:pPr>
+      <w:r>
+        <w:rPr>
+          <w:rFonts w:hint="eastAsia"/>
+        </w:rPr>
+        <w:t>当时有一个渠道下面的收展人员数据量特别大，占了整个数据量的大部分，所以所有数据都集中到了同一个</w:t>
+      </w:r>
+      <w:r>
+        <w:t>Reduce任务，其他Task很快执行完成，但是这个Task一直处理不完。</w:t>
+      </w:r>
+    </w:p>
+    <w:p>
+      <w:pPr>
+        <w:rPr>
+          <w:rFonts w:hint="eastAsia"/>
+        </w:rPr>
+      </w:pPr>
+      <w:r>
+        <w:rPr>
+          <w:rFonts w:hint="eastAsia"/>
+        </w:rPr>
+        <w:t>后来根据业务情况进行了优化。</w:t>
+      </w:r>
+    </w:p>
+    <w:p>
+      <w:pPr>
+        <w:rPr>
+          <w:rFonts w:hint="eastAsia"/>
+        </w:rPr>
+      </w:pPr>
+      <w:r>
+        <w:rPr>
+          <w:rFonts w:hint="eastAsia"/>
+        </w:rPr>
+        <w:t>如果关联的是收展人员维度这种小表，我们就开启</w:t>
+      </w:r>
+      <w:r>
+        <w:t>MapJoin，让小表直接加载到Map端执行，避免Shuffle过程。</w:t>
+      </w:r>
+    </w:p>
+    <w:p>
+      <w:pPr>
+        <w:rPr>
+          <w:rFonts w:hint="eastAsia"/>
+        </w:rPr>
+      </w:pPr>
+      <w:r>
+        <w:rPr>
+          <w:rFonts w:hint="eastAsia"/>
+        </w:rPr>
+        <w:t>如果确实是大表关联大表，我们会针对热点</w:t>
+      </w:r>
+      <w:r>
+        <w:t>Key做单独处理，或者采用加盐的方式把热点数据打散，最后再进行合并。</w:t>
+      </w:r>
+    </w:p>
+    <w:p>
+      <w:r>
+        <w:rPr>
+          <w:rFonts w:hint="eastAsia"/>
+        </w:rPr>
+        <w:t>优化完成以后，这个任务执行时间从原来的两个小时左右缩短到了十几分钟，后续运行也一直比较稳定。</w:t>
+      </w:r>
+    </w:p>
+    <w:p/>
+    <w:p>
+      <w:pPr>
+        <w:pStyle w:val="4"/>
+      </w:pPr>
+      <w:r>
+        <w:rPr>
+          <w:rFonts w:hint="eastAsia"/>
+        </w:rPr>
+        <w:t>客户信息关联不上（编码问题）</w:t>
+      </w:r>
+    </w:p>
+    <w:p>
+      <w:pPr>
+        <w:rPr>
+          <w:rFonts w:hint="eastAsia"/>
+        </w:rPr>
+      </w:pPr>
+      <w:r>
+        <w:rPr>
+          <w:rFonts w:hint="eastAsia"/>
+        </w:rPr>
+        <w:t>客户信息关联不上（编码问题）</w:t>
+      </w:r>
+    </w:p>
+    <w:p>
+      <w:pPr>
+        <w:rPr>
+          <w:rFonts w:hint="eastAsia"/>
+        </w:rPr>
+      </w:pPr>
+      <w:r>
+        <w:rPr>
+          <w:rFonts w:hint="eastAsia"/>
+        </w:rPr>
+        <w:t>这个是在华安财险收展人员经营考核项目里面遇到的。</w:t>
+      </w:r>
+    </w:p>
+    <w:p>
+      <w:r>
+        <w:rPr>
+          <w:rFonts w:hint="eastAsia"/>
+        </w:rPr>
+        <w:t>当时我们需要把</w:t>
+      </w:r>
+      <w:r>
+        <w:t>CRM客户系统和承保系统的数据关联起来，生成客户经营分析的数据。其中客户姓名、身份证号这些字段都会作为关联条件。</w:t>
+      </w:r>
+    </w:p>
+    <w:p/>
+    <w:p>
+      <w:r>
+        <w:rPr>
+          <w:rFonts w:hint="eastAsia"/>
+        </w:rPr>
+        <w:t>后来开发的时候发现，有一部分客户始终关联不上，一开始我们还以为是</w:t>
+      </w:r>
+      <w:r>
+        <w:t>SQL关联条件写错了，就把关联条件一条一条排查。后来抽取源数据进行对比，发现身份证号能够正常关联，但是客户姓名有部分出现了乱码。</w:t>
+      </w:r>
+    </w:p>
+    <w:p/>
+    <w:p>
+      <w:r>
+        <w:rPr>
+          <w:rFonts w:hint="eastAsia"/>
+        </w:rPr>
+        <w:t>接着我们继续排查数据同步环节，最后发现是两个业务系统使用的字符编码不一致，一个使用</w:t>
+      </w:r>
+      <w:r>
+        <w:t>UTF-8，一个使用GBK，在数据同步读取的时候导致部分中文字段已经发生乱码，所以后面关联自然就失败了。</w:t>
+      </w:r>
+    </w:p>
+    <w:p/>
+    <w:p>
+      <w:r>
+        <w:rPr>
+          <w:rFonts w:hint="eastAsia"/>
+        </w:rPr>
+        <w:t>后来我们调整了数据同步配置，统一字符编码，同时在数据清洗阶段增加字符集转换，后续也在</w:t>
+      </w:r>
+      <w:r>
+        <w:t>Mapping文档中明确了各字段的编码规范，之后新增的数据源也统一按照这个标准执行，后面就没有再出现类似的问题了。</w:t>
+      </w:r>
+    </w:p>
+    <w:p>
+      <w:pPr>
+        <w:pStyle w:val="3"/>
+      </w:pPr>
+      <w:r>
+        <w:rPr>
+          <w:rFonts w:hint="eastAsia"/>
+        </w:rPr>
+        <w:t>额外指标（应对面试可能会问）</w:t>
+      </w:r>
+    </w:p>
+    <w:p>
+      <w:pPr>
+        <w:pStyle w:val="ds-markdown-paragraph"/>
+        <w:numPr>
+          <w:ilvl w:val="0"/>
+          <w:numId w:val="14"/>
+        </w:numPr>
+        <w:shd w:val="clear" w:color="auto" w:fill="FFFFFF"/>
+        <w:spacing w:after="0" w:afterAutospacing="0"/>
+        <w:ind w:left="0"/>
+        <w:rPr>
+          <w:rFonts w:ascii="Segoe UI" w:hAnsi="Segoe UI" w:cs="Segoe UI"/>
+          <w:color w:val="0F1115"/>
+        </w:rPr>
+      </w:pPr>
+      <w:r>
+        <w:rPr>
+          <w:rStyle w:val="aa"/>
+          <w:rFonts w:ascii="Segoe UI" w:hAnsi="Segoe UI" w:cs="Segoe UI"/>
+          <w:color w:val="0F1115"/>
+        </w:rPr>
+        <w:t>客户旅程</w:t>
+      </w:r>
+      <w:r>
+        <w:rPr>
+          <w:rFonts w:ascii="Segoe UI" w:hAnsi="Segoe UI" w:cs="Segoe UI"/>
+          <w:color w:val="0F1115"/>
+        </w:rPr>
+        <w:t>：覆盖投保、理赔、保全等关键旅程</w:t>
+      </w:r>
+    </w:p>
+    <w:p>
+      <w:pPr>
+        <w:widowControl/>
+        <w:numPr>
+          <w:ilvl w:val="0"/>
+          <w:numId w:val="15"/>
+        </w:numPr>
+        <w:shd w:val="clear" w:color="auto" w:fill="FFFFFF"/>
+        <w:spacing w:before="100" w:beforeAutospacing="1"/>
+        <w:ind w:left="0"/>
+        <w:jc w:val="left"/>
+        <w:rPr>
+          <w:rFonts w:ascii="Segoe UI" w:eastAsia="宋体" w:hAnsi="Segoe UI" w:cs="Segoe UI"/>
+          <w:color w:val="0F1115"/>
+          <w:kern w:val="0"/>
+          <w:sz w:val="24"/>
+          <w:szCs w:val="24"/>
+        </w:rPr>
+      </w:pPr>
+      <w:r>
+        <w:rPr>
+          <w:rFonts w:ascii="Segoe UI" w:eastAsia="宋体" w:hAnsi="Segoe UI" w:cs="Segoe UI"/>
+          <w:b/>
+          <w:bCs/>
+          <w:color w:val="0F1115"/>
+          <w:kern w:val="0"/>
+          <w:sz w:val="24"/>
+          <w:szCs w:val="24"/>
+        </w:rPr>
+        <w:t>代理人留存率</w:t>
+      </w:r>
+    </w:p>
+    <w:p>
+      <w:pPr>
+        <w:widowControl/>
+        <w:numPr>
+          <w:ilvl w:val="0"/>
+          <w:numId w:val="15"/>
+        </w:numPr>
+        <w:shd w:val="clear" w:color="auto" w:fill="FFFFFF"/>
+        <w:spacing w:before="100" w:beforeAutospacing="1"/>
+        <w:ind w:left="0"/>
+        <w:jc w:val="left"/>
+        <w:rPr>
+          <w:rFonts w:ascii="Segoe UI" w:eastAsia="宋体" w:hAnsi="Segoe UI" w:cs="Segoe UI"/>
+          <w:color w:val="0F1115"/>
+          <w:kern w:val="0"/>
+          <w:sz w:val="24"/>
+          <w:szCs w:val="24"/>
+        </w:rPr>
+      </w:pPr>
+      <w:r>
+        <w:rPr>
+          <w:rFonts w:ascii="Segoe UI" w:eastAsia="宋体" w:hAnsi="Segoe UI" w:cs="Segoe UI"/>
+          <w:b/>
+          <w:bCs/>
+          <w:color w:val="0F1115"/>
+          <w:kern w:val="0"/>
+          <w:sz w:val="24"/>
+          <w:szCs w:val="24"/>
+        </w:rPr>
+        <w:t>个险新单期交保费</w:t>
+      </w:r>
+    </w:p>
+    <w:p>
+      <w:pPr>
+        <w:widowControl/>
+        <w:numPr>
+          <w:ilvl w:val="0"/>
+          <w:numId w:val="15"/>
+        </w:numPr>
+        <w:shd w:val="clear" w:color="auto" w:fill="FFFFFF"/>
+        <w:spacing w:before="100" w:beforeAutospacing="1"/>
+        <w:ind w:left="0"/>
+        <w:jc w:val="left"/>
+        <w:rPr>
+          <w:rFonts w:ascii="Segoe UI" w:eastAsia="宋体" w:hAnsi="Segoe UI" w:cs="Segoe UI" w:hint="eastAsia"/>
+          <w:color w:val="0F1115"/>
+          <w:kern w:val="0"/>
+          <w:sz w:val="24"/>
+          <w:szCs w:val="24"/>
+        </w:rPr>
+      </w:pPr>
+      <w:r>
+        <w:rPr>
+          <w:rFonts w:ascii="Segoe UI" w:eastAsia="宋体" w:hAnsi="Segoe UI" w:cs="Segoe UI" w:hint="eastAsia"/>
+          <w:b/>
+          <w:bCs/>
+          <w:color w:val="0F1115"/>
+          <w:kern w:val="0"/>
+          <w:sz w:val="24"/>
+          <w:szCs w:val="24"/>
+        </w:rPr>
+        <w:t>团队总保费</w:t>
+      </w:r>
+    </w:p>
+    <w:p>
+      <w:pPr>
+        <w:pStyle w:val="2"/>
+      </w:pPr>
+      <w:r>
+        <w:rPr>
+          <w:rFonts w:hint="eastAsia"/>
+        </w:rPr>
+        <w:t>第二个项目</w:t>
+      </w:r>
+    </w:p>
+    <w:p>
+      <w:r>
+        <w:rPr>
+          <w:rFonts w:hint="eastAsia"/>
+        </w:rPr>
+        <w:t>对都邦财险个人客户集中统一分析，从不同系统当中对齐业务口径，对客户实行场景化精准</w:t>
+      </w:r>
+      <w:r>
+        <w:rPr>
+          <w:rFonts w:hint="eastAsia"/>
+        </w:rPr>
+        <w:lastRenderedPageBreak/>
+        <w:t>营销。</w:t>
+      </w:r>
+    </w:p>
+    <w:p/>
+    <w:p>
+      <w:r>
+        <w:rPr>
+          <w:rFonts w:hint="eastAsia"/>
+        </w:rPr>
+        <w:t>项目整体流程是这样的：第一阶段是需求调研与规划，我们对接了市场部、续期部、理赔部、客服部，逐一确认客户价值分、续保意向评分、产品偏好、理赔风险、流失预警等标签的计算口径与更新频率，输出了需求规格说明书，同时完成了</w:t>
+      </w:r>
+      <w:r>
+        <w:t>MaxCompute数仓分层设计和ODS到ADS各层表结构设计，统一了以客户ID为核心的打通规则。第二阶段是数据接入与ETL开发，我使用DataX从承保、理赔、续期、客服工单、官网埋点5套系统抽取数据到MaxCompute ODS层，在DWD层完成清洗脱敏和客户全景宽表构建，在DWS层完成RFM价值</w:t>
+      </w:r>
+      <w:r>
+        <w:rPr>
+          <w:rFonts w:hint="eastAsia"/>
+        </w:rPr>
+        <w:t>分层、续保意向、产品偏好、理赔风险、流失预警等标签计算，最后在</w:t>
+      </w:r>
+      <w:r>
+        <w:t>ADS层输出客户标签宽表和分群推荐表，并用Quick BI开发了画像看板、分群地图、流失预警图等10余张报表。第三阶段是调度配置与测试上线，我利用DataWorks配置全链路ETL任务调度，保障每日T+1数据刷新，最后独立完成自测并协助SIT集成测试。</w:t>
+      </w:r>
+    </w:p>
+    <w:p/>
+    <w:p>
+      <w:r>
+        <w:rPr>
+          <w:rFonts w:hint="eastAsia"/>
+        </w:rPr>
+        <w:t>项目难点这块，主要有两个。第一个难点是标签口径统一复杂，市场、续期、理赔等部门对客户标签的定义和划分标准不一致，跨部门对齐成本高，我们采用自上而下定框架、自下而上按数据可算性填充的方法，形成可配置的标签模型。第二个难点是数据质量保障难度高，源端存在客户信息缺失、历史数据不一致、日志无效流量等问题，影响画像准确性，我在</w:t>
+      </w:r>
+      <w:r>
+        <w:t>DWD层设计了校验脱敏、去重过滤等清洗逻辑，并建立了标签覆盖率、ID打通率等质量稽核规则，确保标签准确率不低于95%</w:t>
+      </w:r>
+      <w:r>
+        <w:t>。</w:t>
+      </w:r>
+    </w:p>
+    <w:p>
+      <w:pPr>
+        <w:pStyle w:val="2"/>
+      </w:pPr>
+      <w:r>
+        <w:rPr>
+          <w:rFonts w:hint="eastAsia"/>
+        </w:rPr>
+        <w:t>第三个项目</w:t>
+      </w:r>
+    </w:p>
+    <w:p>
+      <w:r>
+        <w:rPr>
+          <w:rFonts w:hint="eastAsia"/>
+        </w:rPr>
+        <w:t>项目整体流程是这样的：第一阶段是需求调研与指标口径对齐，我们对接了信贷管理部、风险管理部、人力资源部等部门，逐一确认累计贷款发放额、不良贷款率、逾期率、拨备覆盖率等核心考核指标的计算口径与统计维度，输出了需求规格说明书和</w:t>
+      </w:r>
+      <w:r>
+        <w:t>ODS到ADS四层Mapping文档，同时统一了联社编码、贷款五级分类、客户经理工号等主数据标准。第二阶段是数据接入与ETL开发，我使用Sqoop将源端OceanBase中的核心业务与信贷管理系统数据全量及增量抽取至Hadoop HDFS，并加载到Hive ODS层，同时抽取MySQL辅助数</w:t>
+      </w:r>
+      <w:r>
+        <w:rPr>
+          <w:rFonts w:hint="eastAsia"/>
+        </w:rPr>
+        <w:t>据，在</w:t>
+      </w:r>
+      <w:r>
+        <w:t>DWD层构建覆盖放款、还款、分类、担保的贷款全生命周期明细宽表，在DWS层完成累计放款额、贷款余额、不良率、逾期率、拨备覆盖率及客户经理绩效分等指标汇总，最后在ADS层输出业绩考核表与资产质量监控表，并用FineReport连接Hive开发了信贷投放进度、不良率趋势、联社资产质量排名、监管报送指标等看板，SQL脚本与报表模板通过SVN管理。第三阶段是调度配置与测试上线，我利用Airflow编排全链路DAG工作流，实现每日自动调度与告警，并编写Shell脚本配合Hive SQL进行贷款总额一致性与不良率</w:t>
+      </w:r>
+      <w:r>
+        <w:rPr>
+          <w:rFonts w:hint="eastAsia"/>
+        </w:rPr>
+        <w:t>口径合规性稽核，每日跑批后输出质量报告，最后独立完成自测并协助</w:t>
+      </w:r>
+      <w:r>
+        <w:t>SIT集成测试。</w:t>
+      </w:r>
+    </w:p>
+    <w:p/>
+    <w:p>
+      <w:r>
+        <w:rPr>
+          <w:rFonts w:hint="eastAsia"/>
+        </w:rPr>
+        <w:t>项目难点这块，主要有两个。第一个难点是信贷指标口径统一复杂，信贷、风控、人力等部门对不良率、逾期率等指标的理解存在差异，比如不良贷款是否纳入展期或借新还旧情形，五级分类标准是否参照最新监管要求等，跨部门对齐成本高。我们的应对策略是采用自上而下定框架、自下而上逐项确认的方法，最终输出各部门签字确认的</w:t>
+      </w:r>
+      <w:r>
+        <w:t>Mapping文档。第二个难点是数据质量保障难度高，源端OceanBase和MySQL系统中存在贷款状态更新滞后、五级分类缺失、历史数据迁移不完整等问题，直接影响不良率和拨备覆盖率的准确性。我的应对策略是在DWD层</w:t>
+      </w:r>
+      <w:r>
+        <w:rPr>
+          <w:rFonts w:hint="eastAsia"/>
+        </w:rPr>
+        <w:t>设计贷款状态校验、五级分类补全、重复记录去重等清洗逻辑，并通过每日稽核脚本校验关键指标的一致性，确保监管报送数据的准确率。</w:t>
+      </w:r>
+    </w:p>
+    <w:p>
+      <w:pPr>
+        <w:rPr>
+          <w:rFonts w:hint="eastAsia"/>
+        </w:rPr>
+      </w:pPr>
+    </w:p>
+    <w:p>
+      <w:pPr>
+        <w:pStyle w:val="1"/>
+      </w:pPr>
+      <w:r>
+        <w:rPr>
+          <w:rFonts w:hint="eastAsia"/>
+        </w:rPr>
+        <w:t>面试</w:t>
+      </w:r>
+      <w:r>
+        <w:rPr>
+          <w:rFonts w:hint="eastAsia"/>
+        </w:rPr>
+        <w:t>可能问题</w:t>
+      </w:r>
+    </w:p>
+    <w:p>
+      <w:pPr>
+        <w:pStyle w:val="4"/>
+      </w:pPr>
+      <w:r>
+        <w:t>介绍一下DataWorks</w:t>
+      </w:r>
+    </w:p>
+    <w:p>
+      <w:r>
+        <w:t>DataWorks是阿里云提供的一站式数据</w:t>
+      </w:r>
+      <w:r>
+        <w:t>开发治理平台，主要用于大数据开发、数据集成、任务调度和运维管理</w:t>
+      </w:r>
+      <w:r>
+        <w:rPr>
+          <w:rFonts w:hint="eastAsia"/>
+        </w:rPr>
+        <w:t>，有用DI、Datastudio等</w:t>
+      </w:r>
+      <w:r>
+        <w:rPr>
+          <w:rFonts w:hint="eastAsia"/>
+        </w:rPr>
+        <w:t>。</w:t>
+      </w:r>
+    </w:p>
+    <w:p>
+      <w:pPr>
+        <w:pStyle w:val="4"/>
+      </w:pPr>
+      <w:r>
+        <w:t>DataWorks离线任务切分键怎么选择？</w:t>
+      </w:r>
+    </w:p>
+    <w:p>
+      <w:r>
+        <w:t>DataWorks离线同步大表时，如果开启并发读取，会根据切分键把数据拆分成多个Task并行同步。</w:t>
+      </w:r>
+    </w:p>
+    <w:p>
+      <w:r>
+        <w:t>切分键一般选择数据分布比较均匀、区分度高的字段，这样可以让多个同步任务的数据量比较平均，提高同步效率。</w:t>
+      </w:r>
+    </w:p>
+    <w:p/>
+    <w:p/>
+    <w:p>
+      <w:pPr>
+        <w:rPr>
+          <w:rFonts w:hint="eastAsia"/>
+        </w:rPr>
+      </w:pPr>
+    </w:p>
+    <w:p>
+      <w:pPr>
+        <w:pStyle w:val="4"/>
+      </w:pPr>
+      <w:r>
+        <w:rPr>
+          <w:rFonts w:hint="eastAsia"/>
+        </w:rPr>
+        <w:t>怎么确认字段来源？</w:t>
+      </w:r>
+    </w:p>
+    <w:p>
+      <w:r>
+        <w:rPr>
+          <w:rFonts w:hint="eastAsia"/>
+        </w:rPr>
+        <w:t>我们先根据需求文档确定业务指标，然后和甲方业务、</w:t>
+      </w:r>
+      <w:r>
+        <w:t>IT一起确认数据来源。比如客户信息来自CRM，保单信息来自核心承保系统，佣金来自佣金系统，最终在Mapping文档里明确每个目标字段对应哪个源表、哪个源字段。</w:t>
+      </w:r>
+    </w:p>
+    <w:p>
+      <w:pPr>
+        <w:rPr>
+          <w:rFonts w:hint="eastAsia"/>
+        </w:rPr>
+      </w:pPr>
+    </w:p>
+    <w:p>
+      <w:pPr>
+        <w:rPr>
+          <w:rFonts w:hint="eastAsia"/>
+        </w:rPr>
+      </w:pPr>
+    </w:p>
+    <w:p>
+      <w:pPr>
+        <w:pStyle w:val="4"/>
+      </w:pPr>
+      <w:r>
+        <w:rPr>
+          <w:rFonts w:hint="eastAsia"/>
+        </w:rPr>
+        <w:t>你具体写了哪些内容？</w:t>
+      </w:r>
+    </w:p>
+    <w:p>
+      <w:pPr>
+        <w:rPr>
+          <w:rFonts w:hint="eastAsia"/>
+        </w:rPr>
+      </w:pPr>
+      <w:r>
+        <w:rPr>
+          <w:rFonts w:hint="eastAsia"/>
+        </w:rPr>
+        <w:t>我主要负责的是字段级别的内容，比如：</w:t>
+      </w:r>
+    </w:p>
+    <w:p>
+      <w:r>
+        <w:rPr>
+          <w:rFonts w:hint="eastAsia"/>
+        </w:rPr>
+        <w:t>源字段来自哪张表、哪个字段；</w:t>
+      </w:r>
+    </w:p>
+    <w:p>
+      <w:r>
+        <w:rPr>
+          <w:rFonts w:hint="eastAsia"/>
+        </w:rPr>
+        <w:t>对应目标表的哪个字段；</w:t>
+      </w:r>
+    </w:p>
+    <w:p>
+      <w:r>
+        <w:rPr>
+          <w:rFonts w:hint="eastAsia"/>
+        </w:rPr>
+        <w:t>是否需要类型转换；</w:t>
+      </w:r>
+    </w:p>
+    <w:p>
+      <w:r>
+        <w:rPr>
+          <w:rFonts w:hint="eastAsia"/>
+        </w:rPr>
+        <w:t>是否需要脱敏；</w:t>
+      </w:r>
+    </w:p>
+    <w:p>
+      <w:r>
+        <w:rPr>
+          <w:rFonts w:hint="eastAsia"/>
+        </w:rPr>
+        <w:t>是否需要过滤空值或异常值；</w:t>
+      </w:r>
+    </w:p>
+    <w:p>
+      <w:pPr>
+        <w:rPr>
+          <w:rFonts w:hint="eastAsia"/>
+        </w:rPr>
+      </w:pPr>
+      <w:r>
+        <w:rPr>
+          <w:rFonts w:hint="eastAsia"/>
+        </w:rPr>
+        <w:t>字段计算口径，例如保费为空置</w:t>
+      </w:r>
+      <w:r>
+        <w:t>0、手机号统一格式等。</w:t>
+      </w:r>
+    </w:p>
+    <w:p>
+      <w:r>
+        <w:t>Mapping确认之后，我就按照文档去开发Hive SQL。</w:t>
+      </w:r>
+    </w:p>
+    <w:p/>
+    <w:p>
+      <w:pPr>
+        <w:pStyle w:val="4"/>
+      </w:pPr>
+      <w:r>
+        <w:lastRenderedPageBreak/>
+        <w:t>Mapping谁写的？</w:t>
+      </w:r>
+    </w:p>
+    <w:p>
+      <w:r>
+        <w:rPr>
+          <w:rFonts w:hint="eastAsia"/>
+        </w:rPr>
+        <w:t>我们项目一般是数据架构或者项目负责人先确定整体模板和表结构，我会负责自己负责模块的</w:t>
+      </w:r>
+      <w:r>
+        <w:t>Mapping内容，比如客户主题、保单主题相关字段，把源字段、目标字段、转换规则、过滤规则这些补充完整，然后和业务、测试一起确认。</w:t>
+      </w:r>
+    </w:p>
+    <w:p>
+      <w:pPr>
+        <w:pStyle w:val="4"/>
+        <w:rPr>
+          <w:rFonts w:hint="eastAsia"/>
+        </w:rPr>
+      </w:pPr>
+      <w:r>
+        <w:rPr>
+          <w:rFonts w:hint="eastAsia"/>
+        </w:rPr>
+        <w:t>业务口径问题</w:t>
+      </w:r>
+    </w:p>
+    <w:p>
+      <w:pPr>
+        <w:rPr>
+          <w:rFonts w:hint="eastAsia"/>
+        </w:rPr>
+      </w:pPr>
+      <w:r>
+        <w:rPr>
+          <w:rFonts w:hint="eastAsia"/>
+        </w:rPr>
+        <w:t>有一次做收展人员经营考核报表的时候，业务部门反馈我们的有效客户数比他们少了几十个。</w:t>
+      </w:r>
+    </w:p>
+    <w:p>
+      <w:pPr>
+        <w:rPr>
+          <w:rFonts w:hint="eastAsia"/>
+        </w:rPr>
+      </w:pPr>
+      <w:r>
+        <w:rPr>
+          <w:rFonts w:hint="eastAsia"/>
+        </w:rPr>
+        <w:t>一开始大家都觉得是</w:t>
+      </w:r>
+      <w:r>
+        <w:t>SQL写错了，我们把数据一条一条核对以后才发现，其实是双方对"有效客户"的定义不一样。</w:t>
+      </w:r>
+    </w:p>
+    <w:p>
+      <w:pPr>
+        <w:rPr>
+          <w:rFonts w:hint="eastAsia"/>
+        </w:rPr>
+      </w:pPr>
+      <w:r>
+        <w:rPr>
+          <w:rFonts w:hint="eastAsia"/>
+        </w:rPr>
+        <w:t>我们最开始统计的是保单生效客户，而业务部门统计的是保单生效并且没有退保的客户，所以最终结果存在差异。</w:t>
+      </w:r>
+    </w:p>
+    <w:p>
+      <w:r>
+        <w:rPr>
+          <w:rFonts w:hint="eastAsia"/>
+        </w:rPr>
+        <w:t>后来我们重新和业务确认指标口径，在</w:t>
+      </w:r>
+      <w:r>
+        <w:t>DWS层增加了有效客户的统一判断逻辑，并把口径同步更新到Mapping文档，后面所有报表都按照统一标准计算，之后就没有再出现类似的问题了。</w:t>
+      </w:r>
+    </w:p>
+    <w:p/>
+    <w:p>
+      <w:pPr>
+        <w:pStyle w:val="3"/>
+        <w:rPr>
+          <w:rFonts w:hint="eastAsia"/>
+        </w:rPr>
+      </w:pPr>
+      <w:r>
+        <w:rPr>
+          <w:rFonts w:hint="eastAsia"/>
+        </w:rPr>
+        <w:t>地点</w:t>
+      </w:r>
+    </w:p>
+    <w:p>
+      <w:r>
+        <w:rPr>
+          <w:rFonts w:hint="eastAsia"/>
+        </w:rPr>
+        <w:t>大学情况：大学大四离校 在2</w:t>
+      </w:r>
+      <w:r>
+        <w:t>3</w:t>
+      </w:r>
+      <w:r>
+        <w:rPr>
+          <w:rFonts w:hint="eastAsia"/>
+        </w:rPr>
+        <w:t xml:space="preserve">年3月份去 中途项目赶工期投产 线下考试没去 </w:t>
+      </w:r>
+      <w:r>
+        <w:t>12</w:t>
+      </w:r>
+      <w:r>
+        <w:rPr>
+          <w:rFonts w:hint="eastAsia"/>
+        </w:rPr>
+        <w:t>月份拿毕业证</w:t>
+      </w:r>
+    </w:p>
+    <w:p>
+      <w:r>
+        <w:t>公司地址情况</w:t>
+      </w:r>
+      <w:r>
+        <w:rPr>
+          <w:rFonts w:hint="eastAsia"/>
+        </w:rPr>
+        <w:t>：</w:t>
+      </w:r>
+    </w:p>
+    <w:p>
       <w:r>
         <w:rPr>
           <w:noProof/>
         </w:rPr>
         <w:drawing>
-          <wp:inline distT="0" distB="0" distL="0" distR="0" wp14:anchorId="16143567" wp14:editId="287C5E86">
-            <wp:extent cx="5453984" cy="2453833"/>
-            <wp:effectExtent l="0" t="0" r="0" b="3810"/>
-            <wp:docPr id="2" name="图片 2"/>
+          <wp:inline distT="0" distB="0" distL="0" distR="0" wp14:anchorId="77137192" wp14:editId="03002121">
+            <wp:extent cx="3524491" cy="2616847"/>
+            <wp:effectExtent l="0" t="0" r="0" b="0"/>
+            <wp:docPr id="1" name="图片 1"/>
             <wp:cNvGraphicFramePr>
               <a:graphicFrameLocks xmlns:a="http://schemas.openxmlformats.org/drawingml/2006/main" noChangeAspect="1"/>
             </wp:cNvGraphicFramePr>
@@ -4329,6 +4263,49 @@
                   <pic:spPr>
                     <a:xfrm>
                       <a:off x="0" y="0"/>
+                      <a:ext cx="3528752" cy="2620011"/>
+                    </a:xfrm>
+                    <a:prstGeom prst="rect">
+                      <a:avLst/>
+                    </a:prstGeom>
+                  </pic:spPr>
+                </pic:pic>
+              </a:graphicData>
+            </a:graphic>
+          </wp:inline>
+        </w:drawing>
+      </w:r>
+    </w:p>
+    <w:p>
+      <w:r>
+        <w:rPr>
+          <w:noProof/>
+        </w:rPr>
+        <w:lastRenderedPageBreak/>
+        <w:drawing>
+          <wp:inline distT="0" distB="0" distL="0" distR="0" wp14:anchorId="16143567" wp14:editId="287C5E86">
+            <wp:extent cx="5453984" cy="2453833"/>
+            <wp:effectExtent l="0" t="0" r="0" b="3810"/>
+            <wp:docPr id="2" name="图片 2"/>
+            <wp:cNvGraphicFramePr>
+              <a:graphicFrameLocks xmlns:a="http://schemas.openxmlformats.org/drawingml/2006/main" noChangeAspect="1"/>
+            </wp:cNvGraphicFramePr>
+            <a:graphic xmlns:a="http://schemas.openxmlformats.org/drawingml/2006/main">
+              <a:graphicData uri="http://schemas.openxmlformats.org/drawingml/2006/picture">
+                <pic:pic xmlns:pic="http://schemas.openxmlformats.org/drawingml/2006/picture">
+                  <pic:nvPicPr>
+                    <pic:cNvPr id="1" name=""/>
+                    <pic:cNvPicPr/>
+                  </pic:nvPicPr>
+                  <pic:blipFill>
+                    <a:blip r:embed="rId11"/>
+                    <a:stretch>
+                      <a:fillRect/>
+                    </a:stretch>
+                  </pic:blipFill>
+                  <pic:spPr>
+                    <a:xfrm>
+                      <a:off x="0" y="0"/>
                       <a:ext cx="5460543" cy="2456784"/>
                     </a:xfrm>
                     <a:prstGeom prst="rect">
@@ -4564,6 +4541,7 @@
     </w:p>
     <w:p>
       <w:r>
+        <w:lastRenderedPageBreak/>
         <w:t>每行代表一笔佣金发放的明细记录。颗粒度为</w:t>
       </w:r>
       <w:r>
@@ -4677,11 +4655,7 @@
     </w:p>
     <w:p>
       <w:r>
-        <w:t>日期、月份、季度、年度等时间属性信息，包括日期、年、季、月、周、是否工作日等（描述中明确提到“每日、每周、月度、季度、年度”统计维度）。用于按不同时间粒度对考核指标</w:t>
-      </w:r>
-      <w:r>
-        <w:lastRenderedPageBreak/>
-        <w:t>进行汇总分析。</w:t>
+        <w:t>日期、月份、季度、年度等时间属性信息，包括日期、年、季、月、周、是否工作日等（描述中明确提到“每日、每周、月度、季度、年度”统计维度）。用于按不同时间粒度对考核指标进行汇总分析。</w:t>
       </w:r>
     </w:p>
     <w:p>
@@ -5061,6 +5035,7 @@
                 <w:b/>
                 <w:bCs/>
               </w:rPr>
+              <w:lastRenderedPageBreak/>
               <w:t>典型字段</w:t>
             </w:r>
           </w:p>
@@ -5228,69 +5203,69 @@
         <w:rPr>
           <w:rFonts w:hint="eastAsia"/>
         </w:rPr>
+        <w:t>这样操作可以减少在合并表的时候极大减少对于硬件资源的占用</w:t>
+      </w:r>
+      <w:r>
+        <w:t xml:space="preserve"> 并且会极大加快join速度 </w:t>
+      </w:r>
+    </w:p>
+    <w:p/>
+    <w:p>
+      <w:pPr>
+        <w:pStyle w:val="3"/>
+      </w:pPr>
+      <w:r>
+        <w:t>3.Hive调优的方向有哪些 sql调优</w:t>
+      </w:r>
+    </w:p>
+    <w:p>
+      <w:r>
+        <w:t>1 分桶表可启用SMB Join</w:t>
+      </w:r>
+    </w:p>
+    <w:p>
+      <w:r>
+        <w:t>2 采用ORC/Parquet列式存储</w:t>
+      </w:r>
+    </w:p>
+    <w:p>
+      <w:r>
+        <w:t>3 先过滤后关联</w:t>
+      </w:r>
+    </w:p>
+    <w:p>
+      <w:r>
+        <w:t>4 分区裁剪、列剪枝、提前过滤</w:t>
+      </w:r>
+    </w:p>
+    <w:p>
+      <w:r>
+        <w:rPr>
+          <w:rFonts w:hint="eastAsia"/>
+        </w:rPr>
+        <w:t>本质：减少数据扫描量、避免</w:t>
+      </w:r>
+      <w:r>
+        <w:t>Shuffle倾斜、利用分布式并行能力</w:t>
+      </w:r>
+    </w:p>
+    <w:p/>
+    <w:p>
+      <w:pPr>
+        <w:pStyle w:val="3"/>
+      </w:pPr>
+      <w:r>
+        <w:t>4.数据倾斜</w:t>
+      </w:r>
+    </w:p>
+    <w:p>
+      <w:r>
+        <w:t xml:space="preserve">    原本应该均匀分配给多个机器并行处理的数据，因为某个点数据量过大，</w:t>
+      </w:r>
+    </w:p>
+    <w:p>
+      <w:r>
         <w:lastRenderedPageBreak/>
-        <w:t>这样操作可以减少在合并表的时候极大减少对于硬件资源的占用</w:t>
-      </w:r>
-      <w:r>
-        <w:t xml:space="preserve"> 并且会极大加快join速度 </w:t>
-      </w:r>
-    </w:p>
-    <w:p/>
-    <w:p>
-      <w:pPr>
-        <w:pStyle w:val="3"/>
-      </w:pPr>
-      <w:r>
-        <w:t>3.Hive调优的方向有哪些 sql调优</w:t>
-      </w:r>
-    </w:p>
-    <w:p>
-      <w:r>
-        <w:t>1 分桶表可启用SMB Join</w:t>
-      </w:r>
-    </w:p>
-    <w:p>
-      <w:r>
-        <w:t>2 采用ORC/Parquet列式存储</w:t>
-      </w:r>
-    </w:p>
-    <w:p>
-      <w:r>
-        <w:t>3 先过滤后关联</w:t>
-      </w:r>
-    </w:p>
-    <w:p>
-      <w:r>
-        <w:t>4 分区裁剪、列剪枝、提前过滤</w:t>
-      </w:r>
-    </w:p>
-    <w:p>
-      <w:r>
-        <w:rPr>
-          <w:rFonts w:hint="eastAsia"/>
-        </w:rPr>
-        <w:t>本质：减少数据扫描量、避免</w:t>
-      </w:r>
-      <w:r>
-        <w:t>Shuffle倾斜、利用分布式并行能力</w:t>
-      </w:r>
-    </w:p>
-    <w:p/>
-    <w:p>
-      <w:pPr>
-        <w:pStyle w:val="3"/>
-      </w:pPr>
-      <w:r>
-        <w:t>4.数据倾斜</w:t>
-      </w:r>
-    </w:p>
-    <w:p>
-      <w:r>
-        <w:t xml:space="preserve">    原本应该均匀分配给多个机器并行处理的数据，因为某个点数据量过大，</w:t>
-      </w:r>
-    </w:p>
-    <w:p>
-      <w:r>
         <w:tab/>
         <w:t>导致大部分任务1分钟跑完，而处理这个Key的任务跑了1小时甚至OOM（内存溢出）崩溃。</w:t>
       </w:r>
@@ -5472,11 +5447,7 @@
       </w:pPr>
       <w:r>
         <w:tab/>
-        <w:t>5不可拆分的大文件引发的数据倾斜：在数据压缩的时候采用bzip2和zip等支持文件</w:t>
-      </w:r>
-      <w:r>
-        <w:lastRenderedPageBreak/>
-        <w:t>分割的压缩算法。</w:t>
+        <w:t>5不可拆分的大文件引发的数据倾斜：在数据压缩的时候采用bzip2和zip等支持文件分割的压缩算法。</w:t>
       </w:r>
     </w:p>
     <w:p>
@@ -5566,6 +5537,7 @@
         <w:rPr>
           <w:rFonts w:hint="eastAsia"/>
         </w:rPr>
+        <w:lastRenderedPageBreak/>
         <w:t>行聚合控制</w:t>
       </w:r>
       <w:r>
@@ -5690,132 +5662,132 @@
         <w:pStyle w:val="3"/>
       </w:pPr>
       <w:r>
+        <w:t>8.常见的数据的清洗数据脱敏规则有哪些</w:t>
+      </w:r>
+    </w:p>
+    <w:p>
+      <w:r>
+        <w:rPr>
+          <w:rFonts w:hint="eastAsia"/>
+        </w:rPr>
+        <w:t>对于敏感字段比如名字</w:t>
+      </w:r>
+      <w:r>
+        <w:t xml:space="preserve"> 手机号 身份证号等</w:t>
+      </w:r>
+    </w:p>
+    <w:p>
+      <w:r>
+        <w:rPr>
+          <w:rFonts w:hint="eastAsia"/>
+        </w:rPr>
+        <w:t>在字段里面通过自定义函数转换变成带星号之类的字符串形式</w:t>
+      </w:r>
+    </w:p>
+    <w:p>
+      <w:r>
+        <w:rPr>
+          <w:rFonts w:hint="eastAsia"/>
+        </w:rPr>
+        <w:t>清洗规则：</w:t>
+      </w:r>
+    </w:p>
+    <w:p>
+      <w:r>
+        <w:t>1、空值处理：</w:t>
+      </w:r>
+    </w:p>
+    <w:p>
+      <w:r>
+        <w:rPr>
+          <w:rFonts w:hint="eastAsia"/>
+        </w:rPr>
+        <w:t>空值替换：银行客户表里的职业为空，填</w:t>
+      </w:r>
+      <w:r>
+        <w:t>'未知'；交易金额为空，填-999或0</w:t>
+      </w:r>
+    </w:p>
+    <w:p>
+      <w:r>
+        <w:rPr>
+          <w:rFonts w:hint="eastAsia"/>
+        </w:rPr>
+        <w:t>强制非空：如果关键业务字段（如订单号、账户</w:t>
+      </w:r>
+      <w:r>
+        <w:t>ID）为空，直接丢弃该行</w:t>
+      </w:r>
+    </w:p>
+    <w:p>
+      <w:r>
+        <w:t>2、格式规范化：</w:t>
+      </w:r>
+    </w:p>
+    <w:p>
+      <w:r>
+        <w:rPr>
+          <w:rFonts w:hint="eastAsia"/>
+        </w:rPr>
+        <w:t>去除前后空格：</w:t>
+      </w:r>
+      <w:r>
+        <w:t>TRIM() 去掉字符串首尾的空白字符</w:t>
+      </w:r>
+    </w:p>
+    <w:p>
+      <w:r>
+        <w:rPr>
+          <w:rFonts w:hint="eastAsia"/>
+        </w:rPr>
+        <w:t>统一大小写：英文统一转为</w:t>
+      </w:r>
+      <w:r>
+        <w:t xml:space="preserve"> UPPER() 或 LOWER()</w:t>
+      </w:r>
+    </w:p>
+    <w:p>
+      <w:r>
+        <w:rPr>
+          <w:rFonts w:hint="eastAsia"/>
+        </w:rPr>
+        <w:t>日期格式化：将</w:t>
+      </w:r>
+      <w:r>
+        <w:t xml:space="preserve"> 2023/01/01、01-01-2023 统一转为 yyyy-MM-dd</w:t>
+      </w:r>
+    </w:p>
+    <w:p>
+      <w:r>
+        <w:rPr>
+          <w:rFonts w:hint="eastAsia"/>
+        </w:rPr>
+        <w:t>衍生与映射：</w:t>
+      </w:r>
+    </w:p>
+    <w:p>
+      <w:r>
+        <w:t>3、字典映射：将源系统的业务代码，映射为数据仓库的标准代码</w:t>
+      </w:r>
+    </w:p>
+    <w:p>
+      <w:r>
+        <w:t xml:space="preserve">  常见的清洗：</w:t>
+      </w:r>
+    </w:p>
+    <w:p>
+      <w:r>
+        <w:t xml:space="preserve"> 1、对XM(姓名)、SFZH(身份证号)、LXDH(联系电话)、DZ(地址)、SJ(时间)等字段做清洗操作。</w:t>
+      </w:r>
+    </w:p>
+    <w:p>
+      <w:r>
+        <w:t xml:space="preserve"> 2、对测试数据进行清洗。</w:t>
+      </w:r>
+    </w:p>
+    <w:p>
+      <w:r>
         <w:lastRenderedPageBreak/>
-        <w:t>8.常见的数据的清洗数据脱敏规则有哪些</w:t>
-      </w:r>
-    </w:p>
-    <w:p>
-      <w:r>
-        <w:rPr>
-          <w:rFonts w:hint="eastAsia"/>
-        </w:rPr>
-        <w:t>对于敏感字段比如名字</w:t>
-      </w:r>
-      <w:r>
-        <w:t xml:space="preserve"> 手机号 身份证号等</w:t>
-      </w:r>
-    </w:p>
-    <w:p>
-      <w:r>
-        <w:rPr>
-          <w:rFonts w:hint="eastAsia"/>
-        </w:rPr>
-        <w:t>在字段里面通过自定义函数转换变成带星号之类的字符串形式</w:t>
-      </w:r>
-    </w:p>
-    <w:p>
-      <w:r>
-        <w:rPr>
-          <w:rFonts w:hint="eastAsia"/>
-        </w:rPr>
-        <w:t>清洗规则：</w:t>
-      </w:r>
-    </w:p>
-    <w:p>
-      <w:r>
-        <w:t>1、空值处理：</w:t>
-      </w:r>
-    </w:p>
-    <w:p>
-      <w:r>
-        <w:rPr>
-          <w:rFonts w:hint="eastAsia"/>
-        </w:rPr>
-        <w:t>空值替换：银行客户表里的职业为空，填</w:t>
-      </w:r>
-      <w:r>
-        <w:t>'未知'；交易金额为空，填-999或0</w:t>
-      </w:r>
-    </w:p>
-    <w:p>
-      <w:r>
-        <w:rPr>
-          <w:rFonts w:hint="eastAsia"/>
-        </w:rPr>
-        <w:t>强制非空：如果关键业务字段（如订单号、账户</w:t>
-      </w:r>
-      <w:r>
-        <w:t>ID）为空，直接丢弃该行</w:t>
-      </w:r>
-    </w:p>
-    <w:p>
-      <w:r>
-        <w:t>2、格式规范化：</w:t>
-      </w:r>
-    </w:p>
-    <w:p>
-      <w:r>
-        <w:rPr>
-          <w:rFonts w:hint="eastAsia"/>
-        </w:rPr>
-        <w:t>去除前后空格：</w:t>
-      </w:r>
-      <w:r>
-        <w:t>TRIM() 去掉字符串首尾的空白字符</w:t>
-      </w:r>
-    </w:p>
-    <w:p>
-      <w:r>
-        <w:rPr>
-          <w:rFonts w:hint="eastAsia"/>
-        </w:rPr>
-        <w:t>统一大小写：英文统一转为</w:t>
-      </w:r>
-      <w:r>
-        <w:t xml:space="preserve"> UPPER() 或 LOWER()</w:t>
-      </w:r>
-    </w:p>
-    <w:p>
-      <w:r>
-        <w:rPr>
-          <w:rFonts w:hint="eastAsia"/>
-        </w:rPr>
-        <w:t>日期格式化：将</w:t>
-      </w:r>
-      <w:r>
-        <w:t xml:space="preserve"> 2023/01/01、01-01-2023 统一转为 yyyy-MM-dd</w:t>
-      </w:r>
-    </w:p>
-    <w:p>
-      <w:r>
-        <w:rPr>
-          <w:rFonts w:hint="eastAsia"/>
-        </w:rPr>
-        <w:t>衍生与映射：</w:t>
-      </w:r>
-    </w:p>
-    <w:p>
-      <w:r>
-        <w:t>3、字典映射：将源系统的业务代码，映射为数据仓库的标准代码</w:t>
-      </w:r>
-    </w:p>
-    <w:p>
-      <w:r>
-        <w:t xml:space="preserve">  常见的清洗：</w:t>
-      </w:r>
-    </w:p>
-    <w:p>
-      <w:r>
-        <w:t xml:space="preserve"> 1、对XM(姓名)、SFZH(身份证号)、LXDH(联系电话)、DZ(地址)、SJ(时间)等字段做清洗操作。</w:t>
-      </w:r>
-    </w:p>
-    <w:p>
-      <w:r>
-        <w:t xml:space="preserve"> 2、对测试数据进行清洗。</w:t>
-      </w:r>
-    </w:p>
-    <w:p>
-      <w:r>
         <w:t xml:space="preserve"> 3、对业务重复数据进行清洗。</w:t>
       </w:r>
     </w:p>
@@ -6029,6 +6001,7 @@
         <w:rPr>
           <w:rFonts w:hint="eastAsia"/>
         </w:rPr>
+        <w:lastRenderedPageBreak/>
         <w:t>数仓建模流程逻辑</w:t>
       </w:r>
     </w:p>
@@ -6257,149 +6230,149 @@
     </w:p>
     <w:p>
       <w:r>
+        <w:t>3 预计算轻度聚合：如</w:t>
+      </w:r>
+      <w:r>
+        <w:t>sum(</w:t>
+      </w:r>
+      <w:r>
+        <w:rPr>
+          <w:rFonts w:hint="eastAsia"/>
+        </w:rPr>
+        <w:t>fyc_</w:t>
+      </w:r>
+      <w:r>
+        <w:t>amount</w:t>
+      </w:r>
+      <w:r>
+        <w:t>)、</w:t>
+      </w:r>
+      <w:r>
+        <w:t xml:space="preserve">count(distinct </w:t>
+      </w:r>
+      <w:r>
+        <w:rPr>
+          <w:rFonts w:hint="eastAsia"/>
+        </w:rPr>
+        <w:t>customer</w:t>
+      </w:r>
+      <w:r>
+        <w:t>_id</w:t>
+      </w:r>
+      <w:r>
+        <w:t>)，为DM层加速</w:t>
+      </w:r>
+    </w:p>
+    <w:p/>
+    <w:p>
+      <w:pPr>
+        <w:rPr>
+          <w:rFonts w:hint="eastAsia"/>
+        </w:rPr>
+      </w:pPr>
+      <w:r>
+        <w:rPr>
+          <w:rFonts w:hint="eastAsia"/>
+        </w:rPr>
+        <w:t>统计本月成交用户：</w:t>
+      </w:r>
+    </w:p>
+    <w:p>
+      <w:r>
+        <w:rPr>
+          <w:rFonts w:hint="eastAsia"/>
+        </w:rPr>
+        <w:t>有多少客户</w:t>
+      </w:r>
+    </w:p>
+    <w:p>
+      <w:r>
+        <w:rPr>
+          <w:rFonts w:hint="eastAsia"/>
+        </w:rPr>
+        <w:t>有多少投保客户</w:t>
+      </w:r>
+    </w:p>
+    <w:p>
+      <w:r>
+        <w:rPr>
+          <w:rFonts w:hint="eastAsia"/>
+        </w:rPr>
+        <w:t>有多少活跃客户</w:t>
+      </w:r>
+    </w:p>
+    <w:p>
+      <w:r>
+        <w:rPr>
+          <w:rFonts w:hint="eastAsia"/>
+        </w:rPr>
+        <w:t>有多少收展服务客户</w:t>
+      </w:r>
+    </w:p>
+    <w:p>
+      <w:pPr>
+        <w:rPr>
+          <w:rFonts w:hint="eastAsia"/>
+        </w:rPr>
+      </w:pPr>
+      <w:r>
+        <w:rPr>
+          <w:rFonts w:hint="eastAsia"/>
+        </w:rPr>
+        <w:t>有多少成交客户</w:t>
+      </w:r>
+    </w:p>
+    <w:p>
+      <w:r>
+        <w:rPr>
+          <w:rFonts w:hint="eastAsia"/>
+        </w:rPr>
+        <w:t>优点：查询性能好（减少</w:t>
+      </w:r>
+      <w:r>
+        <w:t>JOIN），易理解（一张表涵盖所有分析维度）</w:t>
+      </w:r>
+    </w:p>
+    <w:p/>
+    <w:p>
+      <w:pPr>
+        <w:pStyle w:val="4"/>
+      </w:pPr>
+      <w:r>
+        <w:t>维度模型</w:t>
+      </w:r>
+    </w:p>
+    <w:p>
+      <w:r>
+        <w:rPr>
+          <w:rFonts w:hint="eastAsia"/>
+        </w:rPr>
+        <w:t>一</w:t>
+      </w:r>
+    </w:p>
+    <w:p>
+      <w:r>
+        <w:rPr>
+          <w:rFonts w:hint="eastAsia"/>
+        </w:rPr>
+        <w:t>事务型事实表</w:t>
+      </w:r>
+      <w:r>
+        <w:t xml:space="preserve"> 四步</w:t>
+      </w:r>
+    </w:p>
+    <w:p>
+      <w:pPr>
+        <w:rPr>
+          <w:rFonts w:hint="eastAsia"/>
+        </w:rPr>
+      </w:pPr>
+      <w:r>
+        <w:rPr>
+          <w:rFonts w:hint="eastAsia"/>
+          <w:b/>
+        </w:rPr>
         <w:lastRenderedPageBreak/>
-        <w:t>3 预计算轻度聚合：如</w:t>
-      </w:r>
-      <w:r>
-        <w:t>sum(</w:t>
-      </w:r>
-      <w:r>
-        <w:rPr>
-          <w:rFonts w:hint="eastAsia"/>
-        </w:rPr>
-        <w:t>fyc_</w:t>
-      </w:r>
-      <w:r>
-        <w:t>amount</w:t>
-      </w:r>
-      <w:r>
-        <w:t>)、</w:t>
-      </w:r>
-      <w:r>
-        <w:t xml:space="preserve">count(distinct </w:t>
-      </w:r>
-      <w:r>
-        <w:rPr>
-          <w:rFonts w:hint="eastAsia"/>
-        </w:rPr>
-        <w:t>customer</w:t>
-      </w:r>
-      <w:r>
-        <w:t>_id</w:t>
-      </w:r>
-      <w:r>
-        <w:t>)，为DM层加速</w:t>
-      </w:r>
-    </w:p>
-    <w:p/>
-    <w:p>
-      <w:pPr>
-        <w:rPr>
-          <w:rFonts w:hint="eastAsia"/>
-        </w:rPr>
-      </w:pPr>
-      <w:r>
-        <w:rPr>
-          <w:rFonts w:hint="eastAsia"/>
-        </w:rPr>
-        <w:t>统计本月成交用户：</w:t>
-      </w:r>
-    </w:p>
-    <w:p>
-      <w:r>
-        <w:rPr>
-          <w:rFonts w:hint="eastAsia"/>
-        </w:rPr>
-        <w:t>有多少客户</w:t>
-      </w:r>
-    </w:p>
-    <w:p>
-      <w:r>
-        <w:rPr>
-          <w:rFonts w:hint="eastAsia"/>
-        </w:rPr>
-        <w:t>有多少投保客户</w:t>
-      </w:r>
-    </w:p>
-    <w:p>
-      <w:r>
-        <w:rPr>
-          <w:rFonts w:hint="eastAsia"/>
-        </w:rPr>
-        <w:t>有多少活跃客户</w:t>
-      </w:r>
-    </w:p>
-    <w:p>
-      <w:r>
-        <w:rPr>
-          <w:rFonts w:hint="eastAsia"/>
-        </w:rPr>
-        <w:t>有多少收展服务客户</w:t>
-      </w:r>
-    </w:p>
-    <w:p>
-      <w:pPr>
-        <w:rPr>
-          <w:rFonts w:hint="eastAsia"/>
-        </w:rPr>
-      </w:pPr>
-      <w:r>
-        <w:rPr>
-          <w:rFonts w:hint="eastAsia"/>
-        </w:rPr>
-        <w:t>有多少成交客户</w:t>
-      </w:r>
-    </w:p>
-    <w:p>
-      <w:r>
-        <w:rPr>
-          <w:rFonts w:hint="eastAsia"/>
-        </w:rPr>
-        <w:t>优点：查询性能好（减少</w:t>
-      </w:r>
-      <w:r>
-        <w:t>JOIN），易理解（一张表涵盖所有分析维度）</w:t>
-      </w:r>
-    </w:p>
-    <w:p/>
-    <w:p>
-      <w:pPr>
-        <w:pStyle w:val="4"/>
-      </w:pPr>
-      <w:r>
-        <w:t>维度模型</w:t>
-      </w:r>
-    </w:p>
-    <w:p>
-      <w:r>
-        <w:rPr>
-          <w:rFonts w:hint="eastAsia"/>
-        </w:rPr>
-        <w:t>一</w:t>
-      </w:r>
-    </w:p>
-    <w:p>
-      <w:r>
-        <w:rPr>
-          <w:rFonts w:hint="eastAsia"/>
-        </w:rPr>
-        <w:t>事务型事实表</w:t>
-      </w:r>
-      <w:r>
-        <w:t xml:space="preserve"> 四步</w:t>
-      </w:r>
-    </w:p>
-    <w:p>
-      <w:pPr>
-        <w:rPr>
-          <w:rFonts w:hint="eastAsia"/>
-        </w:rPr>
-      </w:pPr>
-      <w:r>
-        <w:rPr>
-          <w:rFonts w:hint="eastAsia"/>
-          <w:b/>
-        </w:rPr>
         <w:t>选择业务过程</w:t>
       </w:r>
       <w:r>
@@ -6624,131 +6597,131 @@
         </w:rPr>
       </w:pPr>
       <w:r>
+        <w:t xml:space="preserve">15 </w:t>
+      </w:r>
+      <w:r>
+        <w:rPr>
+          <w:rFonts w:hint="eastAsia"/>
+        </w:rPr>
+        <w:t>数据治理（管理数据管理）</w:t>
+      </w:r>
+    </w:p>
+    <w:p>
+      <w:r>
+        <w:tab/>
+      </w:r>
+      <w:r>
+        <w:t xml:space="preserve">1 </w:t>
+      </w:r>
+      <w:r>
+        <w:t xml:space="preserve">元数据管理  </w:t>
+      </w:r>
+      <w:r>
+        <w:rPr>
+          <w:rFonts w:hint="eastAsia"/>
+        </w:rPr>
+        <w:t>管理数据管理的工作</w:t>
+      </w:r>
+      <w:r>
+        <w:t xml:space="preserve"> </w:t>
+      </w:r>
+    </w:p>
+    <w:p>
+      <w:r>
+        <w:rPr>
+          <w:rFonts w:hint="eastAsia"/>
+        </w:rPr>
+        <w:t>（</w:t>
+      </w:r>
+      <w:r>
+        <w:t>1）元数据管理：数据字典和 Mapping 是元数据管理中最核心的两个落地产物</w:t>
+      </w:r>
+    </w:p>
+    <w:p>
+      <w:r>
+        <w:t xml:space="preserve">      1）数据字典（静态）：数据结构（字段是什么）</w:t>
+      </w:r>
+    </w:p>
+    <w:p>
+      <w:r>
+        <w:t xml:space="preserve">      2) mapping:（动态）：血缘追溯（字段从哪来）</w:t>
+      </w:r>
+    </w:p>
+    <w:p>
+      <w:r>
+        <w:tab/>
+      </w:r>
+      <w:r>
+        <w:t xml:space="preserve">2 </w:t>
+      </w:r>
+      <w:r>
+        <w:t>主数据管理  是支持业务过程发生的必要的实体数据（业务过程的维度字段）</w:t>
+      </w:r>
+    </w:p>
+    <w:p>
+      <w:r>
+        <w:tab/>
+      </w:r>
+      <w:r>
+        <w:t xml:space="preserve">3 </w:t>
+      </w:r>
+      <w:r>
+        <w:t>数据标准管理 制定数仓过程全流程的标准</w:t>
+      </w:r>
+    </w:p>
+    <w:p>
+      <w:r>
+        <w:tab/>
+      </w:r>
+      <w:r>
+        <w:t xml:space="preserve">4 </w:t>
+      </w:r>
+      <w:r>
+        <w:t>数据质量管理 包含数据探查、数据清洗</w:t>
+      </w:r>
+    </w:p>
+    <w:p>
+      <w:r>
+        <w:tab/>
+      </w:r>
+      <w:r>
+        <w:t xml:space="preserve">5 </w:t>
+      </w:r>
+      <w:r>
+        <w:t>数据安全管理 通过详细的权限管理进行安全管理</w:t>
+      </w:r>
+    </w:p>
+    <w:p>
+      <w:r>
+        <w:tab/>
+      </w:r>
+      <w:r>
+        <w:t xml:space="preserve">6 </w:t>
+      </w:r>
+      <w:r>
+        <w:t>数据资产价值管理 整个数据管理的核心（通过实现数据资产价值目录来实现资产价值，通过描述哪些资产在哪里来检索资产）</w:t>
+      </w:r>
+    </w:p>
+    <w:p>
+      <w:pPr>
+        <w:rPr>
+          <w:rFonts w:hint="eastAsia"/>
+        </w:rPr>
+      </w:pPr>
+      <w:r>
+        <w:tab/>
+      </w:r>
+    </w:p>
+    <w:p/>
+    <w:p>
+      <w:pPr>
+        <w:pStyle w:val="3"/>
+      </w:pPr>
+      <w:r>
+        <w:rPr>
+          <w:rFonts w:hint="eastAsia"/>
+        </w:rPr>
         <w:lastRenderedPageBreak/>
-        <w:t xml:space="preserve">15 </w:t>
-      </w:r>
-      <w:r>
-        <w:rPr>
-          <w:rFonts w:hint="eastAsia"/>
-        </w:rPr>
-        <w:t>数据治理（管理数据管理）</w:t>
-      </w:r>
-    </w:p>
-    <w:p>
-      <w:r>
-        <w:tab/>
-      </w:r>
-      <w:r>
-        <w:t xml:space="preserve">1 </w:t>
-      </w:r>
-      <w:r>
-        <w:t xml:space="preserve">元数据管理  </w:t>
-      </w:r>
-      <w:r>
-        <w:rPr>
-          <w:rFonts w:hint="eastAsia"/>
-        </w:rPr>
-        <w:t>管理数据管理的工作</w:t>
-      </w:r>
-      <w:r>
-        <w:t xml:space="preserve"> </w:t>
-      </w:r>
-    </w:p>
-    <w:p>
-      <w:r>
-        <w:rPr>
-          <w:rFonts w:hint="eastAsia"/>
-        </w:rPr>
-        <w:t>（</w:t>
-      </w:r>
-      <w:r>
-        <w:t>1）元数据管理：数据字典和 Mapping 是元数据管理中最核心的两个落地产物</w:t>
-      </w:r>
-    </w:p>
-    <w:p>
-      <w:r>
-        <w:t xml:space="preserve">      1）数据字典（静态）：数据结构（字段是什么）</w:t>
-      </w:r>
-    </w:p>
-    <w:p>
-      <w:r>
-        <w:t xml:space="preserve">      2) mapping:（动态）：血缘追溯（字段从哪来）</w:t>
-      </w:r>
-    </w:p>
-    <w:p>
-      <w:r>
-        <w:tab/>
-      </w:r>
-      <w:r>
-        <w:t xml:space="preserve">2 </w:t>
-      </w:r>
-      <w:r>
-        <w:t>主数据管理  是支持业务过程发生的必要的实体数据（业务过程的维度字段）</w:t>
-      </w:r>
-    </w:p>
-    <w:p>
-      <w:r>
-        <w:tab/>
-      </w:r>
-      <w:r>
-        <w:t xml:space="preserve">3 </w:t>
-      </w:r>
-      <w:r>
-        <w:t>数据标准管理 制定数仓过程全流程的标准</w:t>
-      </w:r>
-    </w:p>
-    <w:p>
-      <w:r>
-        <w:tab/>
-      </w:r>
-      <w:r>
-        <w:t xml:space="preserve">4 </w:t>
-      </w:r>
-      <w:r>
-        <w:t>数据质量管理 包含数据探查、数据清洗</w:t>
-      </w:r>
-    </w:p>
-    <w:p>
-      <w:r>
-        <w:tab/>
-      </w:r>
-      <w:r>
-        <w:t xml:space="preserve">5 </w:t>
-      </w:r>
-      <w:r>
-        <w:t>数据安全管理 通过详细的权限管理进行安全管理</w:t>
-      </w:r>
-    </w:p>
-    <w:p>
-      <w:r>
-        <w:tab/>
-      </w:r>
-      <w:r>
-        <w:t xml:space="preserve">6 </w:t>
-      </w:r>
-      <w:r>
-        <w:t>数据资产价值管理 整个数据管理的核心（通过实现数据资产价值目录来实现资产价值，通过描述哪些资产在哪里来检索资产）</w:t>
-      </w:r>
-    </w:p>
-    <w:p>
-      <w:pPr>
-        <w:rPr>
-          <w:rFonts w:hint="eastAsia"/>
-        </w:rPr>
-      </w:pPr>
-      <w:r>
-        <w:tab/>
-      </w:r>
-    </w:p>
-    <w:p/>
-    <w:p>
-      <w:pPr>
-        <w:pStyle w:val="3"/>
-      </w:pPr>
-      <w:r>
-        <w:rPr>
-          <w:rFonts w:hint="eastAsia"/>
-        </w:rPr>
         <w:t>负载均衡</w:t>
       </w:r>
     </w:p>
@@ -7078,7 +7051,6 @@
         <w:rPr>
           <w:highlight w:val="yellow"/>
         </w:rPr>
-        <w:lastRenderedPageBreak/>
         <w:t>3. 索引列上使用函数或表达式计算失效</w:t>
       </w:r>
     </w:p>
@@ -7168,6 +7140,7 @@
         <w:rPr>
           <w:rFonts w:hint="eastAsia"/>
         </w:rPr>
+        <w:lastRenderedPageBreak/>
         <w:t>数据治理实现三化</w:t>
       </w:r>
       <w:r>
@@ -7316,97 +7289,97 @@
         <w:jc w:val="center"/>
       </w:pPr>
       <w:r>
+        <w:t>H</w:t>
+      </w:r>
+      <w:r>
+        <w:t>ive</w:t>
+      </w:r>
+      <w:r>
+        <w:rPr>
+          <w:rFonts w:hint="eastAsia"/>
+        </w:rPr>
+        <w:t>有关内容</w:t>
+      </w:r>
+    </w:p>
+    <w:p>
+      <w:pPr>
+        <w:pStyle w:val="4"/>
+      </w:pPr>
+      <w:r>
+        <w:rPr>
+          <w:rFonts w:hint="eastAsia"/>
+        </w:rPr>
+        <w:t>hive</w:t>
+      </w:r>
+    </w:p>
+    <w:p>
+      <w:r>
+        <w:rPr>
+          <w:rFonts w:hint="eastAsia"/>
+        </w:rPr>
+        <w:t>解析器去</w:t>
+      </w:r>
+      <w:r>
+        <w:t>ms获取元数据到编译器</w:t>
+      </w:r>
+    </w:p>
+    <w:p>
+      <w:r>
+        <w:rPr>
+          <w:rFonts w:hint="eastAsia"/>
+        </w:rPr>
+        <w:t>编译器（编译执行计划）后给优化器浪费硬件资源最少地执行计划给执行器</w:t>
+      </w:r>
+      <w:r>
+        <w:t xml:space="preserve"> </w:t>
+      </w:r>
+    </w:p>
+    <w:p>
+      <w:pPr>
+        <w:rPr>
+          <w:rFonts w:hint="eastAsia"/>
+        </w:rPr>
+      </w:pPr>
+      <w:r>
+        <w:rPr>
+          <w:rFonts w:hint="eastAsia"/>
+        </w:rPr>
+        <w:t>执行器翻译语句给</w:t>
+      </w:r>
+      <w:r>
+        <w:t>mr执行计算</w:t>
+      </w:r>
+    </w:p>
+    <w:p/>
+    <w:p>
+      <w:r>
+        <w:rPr>
+          <w:rFonts w:hint="eastAsia"/>
+        </w:rPr>
+        <w:t>建表当中</w:t>
+      </w:r>
+      <w:r>
+        <w:t xml:space="preserve"> 冒号和下划线、空格之类的都是元数据</w:t>
+      </w:r>
+    </w:p>
+    <w:p>
+      <w:r>
+        <w:t>struct中key是元数据 values是真实数据</w:t>
+      </w:r>
+    </w:p>
+    <w:p>
+      <w:pPr>
+        <w:rPr>
+          <w:rFonts w:hint="eastAsia"/>
+        </w:rPr>
+      </w:pPr>
+    </w:p>
+    <w:p>
+      <w:pPr>
+        <w:pStyle w:val="4"/>
+      </w:pPr>
+      <w:r>
         <w:lastRenderedPageBreak/>
-        <w:t>H</w:t>
-      </w:r>
-      <w:r>
-        <w:t>ive</w:t>
-      </w:r>
-      <w:r>
-        <w:rPr>
-          <w:rFonts w:hint="eastAsia"/>
-        </w:rPr>
-        <w:t>有关内容</w:t>
-      </w:r>
-    </w:p>
-    <w:p>
-      <w:pPr>
-        <w:pStyle w:val="4"/>
-      </w:pPr>
-      <w:r>
-        <w:rPr>
-          <w:rFonts w:hint="eastAsia"/>
-        </w:rPr>
-        <w:t>hive</w:t>
-      </w:r>
-    </w:p>
-    <w:p>
-      <w:r>
-        <w:rPr>
-          <w:rFonts w:hint="eastAsia"/>
-        </w:rPr>
-        <w:t>解析器去</w:t>
-      </w:r>
-      <w:r>
-        <w:t>ms获取元数据到编译器</w:t>
-      </w:r>
-    </w:p>
-    <w:p>
-      <w:r>
-        <w:rPr>
-          <w:rFonts w:hint="eastAsia"/>
-        </w:rPr>
-        <w:t>编译器（编译执行计划）后给优化器浪费硬件资源最少地执行计划给执行器</w:t>
-      </w:r>
-      <w:r>
-        <w:t xml:space="preserve"> </w:t>
-      </w:r>
-    </w:p>
-    <w:p>
-      <w:pPr>
-        <w:rPr>
-          <w:rFonts w:hint="eastAsia"/>
-        </w:rPr>
-      </w:pPr>
-      <w:r>
-        <w:rPr>
-          <w:rFonts w:hint="eastAsia"/>
-        </w:rPr>
-        <w:t>执行器翻译语句给</w:t>
-      </w:r>
-      <w:r>
-        <w:t>mr执行计算</w:t>
-      </w:r>
-    </w:p>
-    <w:p/>
-    <w:p>
-      <w:r>
-        <w:rPr>
-          <w:rFonts w:hint="eastAsia"/>
-        </w:rPr>
-        <w:t>建表当中</w:t>
-      </w:r>
-      <w:r>
-        <w:t xml:space="preserve"> 冒号和下划线、空格之类的都是元数据</w:t>
-      </w:r>
-    </w:p>
-    <w:p>
-      <w:r>
-        <w:t>struct中key是元数据 values是真实数据</w:t>
-      </w:r>
-    </w:p>
-    <w:p>
-      <w:pPr>
-        <w:rPr>
-          <w:rFonts w:hint="eastAsia"/>
-        </w:rPr>
-      </w:pPr>
-    </w:p>
-    <w:p>
-      <w:pPr>
-        <w:pStyle w:val="4"/>
-      </w:pPr>
-      <w:r>
         <w:t>外部表</w:t>
       </w:r>
     </w:p>
@@ -7590,11 +7563,7 @@
       </w:r>
       <w:r>
         <w:tab/>
-        <w:t>逻辑：在外部job的shell中输出一个文件 再在setp2的shell当中进行时间间隔</w:t>
-      </w:r>
-      <w:r>
-        <w:lastRenderedPageBreak/>
-        <w:t>循环 若不存在则循环知道存在</w:t>
+        <w:t>逻辑：在外部job的shell中输出一个文件 再在setp2的shell当中进行时间间隔循环 若不存在则循环知道存在</w:t>
       </w:r>
     </w:p>
     <w:p>
@@ -7884,90 +7853,11 @@
         <w:rPr>
           <w:noProof/>
         </w:rPr>
-        <w:lastRenderedPageBreak/>
         <w:drawing>
           <wp:inline distT="0" distB="0" distL="0" distR="0" wp14:anchorId="02E289D6" wp14:editId="4565C1AA">
             <wp:extent cx="5353050" cy="2056534"/>
             <wp:effectExtent l="0" t="0" r="0" b="1270"/>
             <wp:docPr id="4" name="图片 4"/>
-            <wp:cNvGraphicFramePr>
-              <a:graphicFrameLocks xmlns:a="http://schemas.openxmlformats.org/drawingml/2006/main" noChangeAspect="1"/>
-            </wp:cNvGraphicFramePr>
-            <a:graphic xmlns:a="http://schemas.openxmlformats.org/drawingml/2006/main">
-              <a:graphicData uri="http://schemas.openxmlformats.org/drawingml/2006/picture">
-                <pic:pic xmlns:pic="http://schemas.openxmlformats.org/drawingml/2006/picture">
-                  <pic:nvPicPr>
-                    <pic:cNvPr id="1" name=""/>
-                    <pic:cNvPicPr/>
-                  </pic:nvPicPr>
-                  <pic:blipFill>
-                    <a:blip r:embed="rId11"/>
-                    <a:stretch>
-                      <a:fillRect/>
-                    </a:stretch>
-                  </pic:blipFill>
-                  <pic:spPr>
-                    <a:xfrm>
-                      <a:off x="0" y="0"/>
-                      <a:ext cx="5370077" cy="2063075"/>
-                    </a:xfrm>
-                    <a:prstGeom prst="rect">
-                      <a:avLst/>
-                    </a:prstGeom>
-                  </pic:spPr>
-                </pic:pic>
-              </a:graphicData>
-            </a:graphic>
-          </wp:inline>
-        </w:drawing>
-      </w:r>
-    </w:p>
-    <w:p>
-      <w:pPr>
-        <w:rPr>
-          <w:rFonts w:hint="eastAsia"/>
-        </w:rPr>
-      </w:pPr>
-      <w:r>
-        <w:rPr>
-          <w:rFonts w:hint="eastAsia"/>
-        </w:rPr>
-        <w:t>恢复闭链 将结束</w:t>
-      </w:r>
-      <w:r>
-        <w:rPr>
-          <w:rFonts w:hint="eastAsia"/>
-        </w:rPr>
-        <w:t>时间大于问题时间的end_</w:t>
-      </w:r>
-      <w:r>
-        <w:t>date</w:t>
-      </w:r>
-      <w:r>
-        <w:rPr>
-          <w:rFonts w:hint="eastAsia"/>
-        </w:rPr>
-        <w:t>的行设置为9</w:t>
-      </w:r>
-      <w:r>
-        <w:t>999-12-31</w:t>
-      </w:r>
-    </w:p>
-    <w:p>
-      <w:pPr>
-        <w:rPr>
-          <w:rFonts w:hint="eastAsia"/>
-        </w:rPr>
-      </w:pPr>
-      <w:r>
-        <w:rPr>
-          <w:noProof/>
-        </w:rPr>
-        <w:drawing>
-          <wp:inline distT="0" distB="0" distL="0" distR="0" wp14:anchorId="12637271" wp14:editId="7F03A133">
-            <wp:extent cx="5410200" cy="1637522"/>
-            <wp:effectExtent l="0" t="0" r="0" b="1270"/>
-            <wp:docPr id="3" name="图片 3"/>
             <wp:cNvGraphicFramePr>
               <a:graphicFrameLocks xmlns:a="http://schemas.openxmlformats.org/drawingml/2006/main" noChangeAspect="1"/>
             </wp:cNvGraphicFramePr>
@@ -7987,6 +7877,85 @@
                   <pic:spPr>
                     <a:xfrm>
                       <a:off x="0" y="0"/>
+                      <a:ext cx="5370077" cy="2063075"/>
+                    </a:xfrm>
+                    <a:prstGeom prst="rect">
+                      <a:avLst/>
+                    </a:prstGeom>
+                  </pic:spPr>
+                </pic:pic>
+              </a:graphicData>
+            </a:graphic>
+          </wp:inline>
+        </w:drawing>
+      </w:r>
+    </w:p>
+    <w:p>
+      <w:pPr>
+        <w:rPr>
+          <w:rFonts w:hint="eastAsia"/>
+        </w:rPr>
+      </w:pPr>
+      <w:r>
+        <w:rPr>
+          <w:rFonts w:hint="eastAsia"/>
+        </w:rPr>
+        <w:t>恢复闭链 将结束</w:t>
+      </w:r>
+      <w:r>
+        <w:rPr>
+          <w:rFonts w:hint="eastAsia"/>
+        </w:rPr>
+        <w:t>时间大于问题时间的end_</w:t>
+      </w:r>
+      <w:r>
+        <w:t>date</w:t>
+      </w:r>
+      <w:r>
+        <w:rPr>
+          <w:rFonts w:hint="eastAsia"/>
+        </w:rPr>
+        <w:t>的行设置为9</w:t>
+      </w:r>
+      <w:r>
+        <w:t>999-12-31</w:t>
+      </w:r>
+    </w:p>
+    <w:p>
+      <w:pPr>
+        <w:rPr>
+          <w:rFonts w:hint="eastAsia"/>
+        </w:rPr>
+      </w:pPr>
+      <w:r>
+        <w:rPr>
+          <w:noProof/>
+        </w:rPr>
+        <w:lastRenderedPageBreak/>
+        <w:drawing>
+          <wp:inline distT="0" distB="0" distL="0" distR="0" wp14:anchorId="12637271" wp14:editId="7F03A133">
+            <wp:extent cx="5410200" cy="1637522"/>
+            <wp:effectExtent l="0" t="0" r="0" b="1270"/>
+            <wp:docPr id="3" name="图片 3"/>
+            <wp:cNvGraphicFramePr>
+              <a:graphicFrameLocks xmlns:a="http://schemas.openxmlformats.org/drawingml/2006/main" noChangeAspect="1"/>
+            </wp:cNvGraphicFramePr>
+            <a:graphic xmlns:a="http://schemas.openxmlformats.org/drawingml/2006/main">
+              <a:graphicData uri="http://schemas.openxmlformats.org/drawingml/2006/picture">
+                <pic:pic xmlns:pic="http://schemas.openxmlformats.org/drawingml/2006/picture">
+                  <pic:nvPicPr>
+                    <pic:cNvPr id="1" name=""/>
+                    <pic:cNvPicPr/>
+                  </pic:nvPicPr>
+                  <pic:blipFill>
+                    <a:blip r:embed="rId13"/>
+                    <a:stretch>
+                      <a:fillRect/>
+                    </a:stretch>
+                  </pic:blipFill>
+                  <pic:spPr>
+                    <a:xfrm>
+                      <a:off x="0" y="0"/>
                       <a:ext cx="5470699" cy="1655834"/>
                     </a:xfrm>
                     <a:prstGeom prst="rect">
@@ -8021,7 +7990,7 @@
                     <pic:cNvPicPr/>
                   </pic:nvPicPr>
                   <pic:blipFill rotWithShape="1">
-                    <a:blip r:embed="rId13"/>
+                    <a:blip r:embed="rId14"/>
                     <a:srcRect b="22011"/>
                     <a:stretch/>
                   </pic:blipFill>
@@ -8230,7 +8199,6 @@
         <w:rPr>
           <w:rFonts w:hint="eastAsia"/>
         </w:rPr>
-        <w:lastRenderedPageBreak/>
         <w:t>如何查看执行计划</w:t>
       </w:r>
     </w:p>
@@ -8364,6 +8332,7 @@
         </w:rPr>
       </w:pPr>
       <w:r>
+        <w:lastRenderedPageBreak/>
         <w:t xml:space="preserve">4 </w:t>
       </w:r>
       <w:r>
@@ -8417,7 +8386,7 @@
                     </pic:cNvPicPr>
                   </pic:nvPicPr>
                   <pic:blipFill>
-                    <a:blip r:embed="rId14" cstate="print">
+                    <a:blip r:embed="rId15" cstate="print">
                       <a:extLst>
                         <a:ext uri="{28A0092B-C50C-407E-A947-70E740481C1C}">
                           <a14:useLocalDpi xmlns:a14="http://schemas.microsoft.com/office/drawing/2010/main" val="0"/>

--- a/毛智明-小作文.docx
+++ b/毛智明-小作文.docx
@@ -70,7 +70,7 @@
           <w:rFonts w:hint="eastAsia"/>
           <w:highlight w:val="yellow"/>
         </w:rPr>
-        <w:t xml:space="preserve"> 我毕业于广东工业大学华立学院计算机专业 从实习开始一直</w:t>
+        <w:t xml:space="preserve"> 毕业于广东工业大学华立学院计算机专业 从实习开始一直</w:t>
       </w:r>
       <w:r>
         <w:rPr>
@@ -101,11 +101,6 @@
       </w:r>
     </w:p>
     <w:p>
-      <w:pPr>
-        <w:rPr>
-          <w:rFonts w:hint="eastAsia"/>
-        </w:rPr>
-      </w:pPr>
       <w:r>
         <w:rPr>
           <w:rFonts w:hint="eastAsia"/>
@@ -132,11 +127,6 @@
       </w:r>
     </w:p>
     <w:p>
-      <w:pPr>
-        <w:rPr>
-          <w:rFonts w:hint="eastAsia"/>
-        </w:rPr>
-      </w:pPr>
       <w:r>
         <w:rPr>
           <w:highlight w:val="yellow"/>
@@ -168,11 +158,6 @@
       </w:r>
     </w:p>
     <w:p>
-      <w:pPr>
-        <w:rPr>
-          <w:rFonts w:hint="eastAsia"/>
-        </w:rPr>
-      </w:pPr>
       <w:r>
         <w:rPr>
           <w:rFonts w:hint="eastAsia"/>
@@ -192,17 +177,11 @@
         <w:t>像统计产品、人员拜访、参会、出单。</w:t>
       </w:r>
     </w:p>
-    <w:p>
-      <w:pPr>
-        <w:rPr>
-          <w:rFonts w:hint="eastAsia"/>
-        </w:rPr>
-      </w:pPr>
-    </w:p>
-    <w:p>
-      <w:pPr>
-        <w:rPr>
-          <w:rFonts w:ascii="Segoe UI" w:hAnsi="Segoe UI" w:cs="Segoe UI" w:hint="eastAsia"/>
+    <w:p/>
+    <w:p>
+      <w:pPr>
+        <w:rPr>
+          <w:rFonts w:ascii="Segoe UI" w:hAnsi="Segoe UI" w:cs="Segoe UI"/>
           <w:color w:val="0F1115"/>
           <w:szCs w:val="21"/>
         </w:rPr>
@@ -364,71 +343,6 @@
     <w:p>
       <w:pPr>
         <w:rPr>
-          <w:rFonts w:hint="eastAsia"/>
-          <w:b/>
-        </w:rPr>
-      </w:pPr>
-      <w:r>
-        <w:rPr>
-          <w:rFonts w:hint="eastAsia"/>
-        </w:rPr>
-        <w:t>核心是开发是开发保险代理人的展业数据分析、新人</w:t>
-      </w:r>
-      <w:r>
-        <w:rPr>
-          <w:rFonts w:hint="eastAsia"/>
-        </w:rPr>
-        <w:t>、老人</w:t>
-      </w:r>
-      <w:r>
-        <w:rPr>
-          <w:rFonts w:hint="eastAsia"/>
-        </w:rPr>
-        <w:t>奖励机制等需求</w:t>
-      </w:r>
-      <w:r>
-        <w:rPr>
-          <w:rFonts w:hint="eastAsia"/>
-        </w:rPr>
-        <w:t>，</w:t>
-      </w:r>
-      <w:r>
-        <w:rPr>
-          <w:rFonts w:hint="eastAsia"/>
-          <w:b/>
-        </w:rPr>
-        <w:t>技术栈整体是</w:t>
-      </w:r>
-      <w:r>
-        <w:rPr>
-          <w:b/>
-        </w:rPr>
-        <w:t xml:space="preserve">**Hadoop HDFS + Hive + </w:t>
-      </w:r>
-      <w:r>
-        <w:rPr>
-          <w:rFonts w:hint="eastAsia"/>
-          <w:b/>
-        </w:rPr>
-        <w:t>D</w:t>
-      </w:r>
-      <w:r>
-        <w:rPr>
-          <w:b/>
-        </w:rPr>
-        <w:t>ataX</w:t>
-      </w:r>
-      <w:r>
-        <w:rPr>
-          <w:b/>
-        </w:rPr>
-        <w:t>+ Shell脚本调度 + FineReport**，纯离线架构，没有用到云服务。</w:t>
-      </w:r>
-    </w:p>
-    <w:p>
-      <w:pPr>
-        <w:rPr>
-          <w:rFonts w:hint="eastAsia"/>
           <w:b/>
           <w:sz w:val="24"/>
         </w:rPr>
@@ -445,9 +359,6 @@
     <w:p>
       <w:pPr>
         <w:pStyle w:val="2"/>
-        <w:rPr>
-          <w:rFonts w:hint="eastAsia"/>
-        </w:rPr>
       </w:pPr>
       <w:r>
         <w:rPr>
@@ -509,11 +420,57 @@
         <w:t>参与</w:t>
       </w:r>
       <w:r>
-        <w:t>ODS到ADS的四层Mapping文档，明确每张表的字段映射、关联逻辑、取样规则，并重点定义达星（月度FYC达标）、达Q（保</w:t>
-      </w:r>
-      <w:r>
+        <w:t>ODS到ADS的四层Mapping文档，明确每张表的字段映射、关联逻辑、取样规则，并重点定义达星（月度FYC达标）、达Q（保护期内累计件数与FYC达标）的取数口径与判定规则，确保开发前与业务方完全对齐。</w:t>
+      </w:r>
+    </w:p>
+    <w:p/>
+    <w:p>
+      <w:r>
+        <w:rPr>
+          <w:rFonts w:hint="eastAsia"/>
+          <w:highlight w:val="yellow"/>
+        </w:rPr>
+        <w:t>在</w:t>
+      </w:r>
+      <w:r>
+        <w:rPr>
+          <w:rFonts w:hint="eastAsia"/>
+          <w:highlight w:val="yellow"/>
+        </w:rPr>
+        <w:t>开发阶段</w:t>
+      </w:r>
+      <w:r>
+        <w:rPr>
+          <w:rFonts w:hint="eastAsia"/>
+          <w:highlight w:val="yellow"/>
+        </w:rPr>
+        <w:t>的话，我会使用</w:t>
+      </w:r>
+      <w:r>
+        <w:rPr>
+          <w:highlight w:val="yellow"/>
+        </w:rPr>
+        <w:t xml:space="preserve"> DataX 将各源系统数据全量/增量同步到 Hadoop HDFS，在 </w:t>
+      </w:r>
+      <w:r>
+        <w:rPr>
+          <w:highlight w:val="yellow"/>
+        </w:rPr>
         <w:lastRenderedPageBreak/>
-        <w:t>护期内累计件数与FYC达标）的取数口径与判定规则，确保开发前与业务方完全对齐。</w:t>
+        <w:t>Hive 中建立ODS贴源层，由 DolphinScheduler 统一调度执行。在ODS→DWD层，我通过 HUE 编写和调试 Hive SQL，完成数据清洗（去重、空值处理）、敏感字段脱敏（用UDF对手机号、身份证号哈希加密），并去除边缘字段，保证数据安全与可用性。随后在DWD→DWS层，关联多张事实表与维度表（如代理人信息表、客户经营表、投保单信息表），构建以人力、渠道、客户、产品为核心的宽表，并做轻度汇总（如团</w:t>
+      </w:r>
+      <w:r>
+        <w:rPr>
+          <w:rFonts w:hint="eastAsia"/>
+          <w:highlight w:val="yellow"/>
+        </w:rPr>
+        <w:t>队累计保费、累计佣金、有效拜访人数等）。最后在</w:t>
+      </w:r>
+      <w:r>
+        <w:rPr>
+          <w:highlight w:val="yellow"/>
+        </w:rPr>
+        <w:t>DWS→ADS层，按业务考核指标加工结果集：包括按月汇总FYC判定达星并用 LAG 窗口函数计算连续未达星月数，按日累计新人件数与FYC判定达Q并预测月末达成概率，以及多粒度聚合有效拜访数、续保触达率等过程指标，输出全员考核结果表，提供给 FineReport 制作驾驶舱与报表，并对接HR薪酬系统实现绩效自动计算。</w:t>
       </w:r>
     </w:p>
     <w:p/>
@@ -521,64 +478,15 @@
       <w:r>
         <w:rPr>
           <w:rFonts w:hint="eastAsia"/>
-          <w:highlight w:val="yellow"/>
-        </w:rPr>
-        <w:t>在</w:t>
-      </w:r>
-      <w:r>
-        <w:rPr>
-          <w:rFonts w:hint="eastAsia"/>
-          <w:highlight w:val="yellow"/>
-        </w:rPr>
-        <w:t>开发阶段</w:t>
-      </w:r>
-      <w:r>
-        <w:rPr>
-          <w:rFonts w:hint="eastAsia"/>
-          <w:highlight w:val="yellow"/>
-        </w:rPr>
-        <w:t>的话，我会使用</w:t>
-      </w:r>
-      <w:r>
-        <w:rPr>
-          <w:highlight w:val="yellow"/>
-        </w:rPr>
-        <w:t xml:space="preserve"> DataX 将各源系统数据全量/增量同步到 Hadoop HDFS，在 Hive 中建立ODS贴源层，由 DolphinScheduler 统一调度执行。在ODS→DWD层，我通过 HUE 编写和调试 Hive SQL，完成数据清洗（去重、空值处理）、敏感字段脱敏（用UDF对手机号、身份证号哈希加密），并去除边缘字段，保证数据安全与可用性。随后在DWD→DWS层，关联多张事实表与维度表（如代理人信息表、客户经营表、投保单信息表），构建以人力、渠道、客户、产品为核心的宽表，并做轻度汇总（如团</w:t>
-      </w:r>
-      <w:r>
-        <w:rPr>
-          <w:rFonts w:hint="eastAsia"/>
-          <w:highlight w:val="yellow"/>
-        </w:rPr>
-        <w:t>队累计保费、累计佣金、有效拜访人数等）。最后在</w:t>
-      </w:r>
-      <w:r>
-        <w:rPr>
-          <w:highlight w:val="yellow"/>
-        </w:rPr>
-        <w:t>DWS→ADS层，按业务考核指标加工结果集：包括按月汇总FYC判定达星并用 LAG 窗口函数计算连续未达星月数，按日累计新人件数与FYC判定达Q并预测月末达成概率，以及多粒度聚合有效拜访数、续保触达率等过程指标，输出全员考核结果表，提供给 FineReport 制作驾驶舱与报表，并对接HR薪酬系统实现绩效自动计算。</w:t>
+        </w:rPr>
+        <w:t>所有</w:t>
+      </w:r>
+      <w:r>
+        <w:t xml:space="preserve"> Hive SQL 均在 HUE 上开发调试，通过后封装为 Shell 脚本，配合 DolphinScheduler 配置全链路每日凌晨自动调度。代码和配置文件通过 SVN 进行版本管理，测试阶段配合联调修正问题，上线后持续监控数据质量与任务执行状态。</w:t>
       </w:r>
     </w:p>
     <w:p/>
     <w:p>
-      <w:r>
-        <w:rPr>
-          <w:rFonts w:hint="eastAsia"/>
-        </w:rPr>
-        <w:t>所有</w:t>
-      </w:r>
-      <w:r>
-        <w:t xml:space="preserve"> Hive SQL 均在 HUE 上开发调试，通过后封装为 Shell 脚本，配合 DolphinScheduler 配置全链路每日凌晨自动调度。代码和配置文件通过 SVN 进行版本管理，测试阶段配合联调修正问题，上线后持续监控数据质量与任务执行状态。</w:t>
-      </w:r>
-    </w:p>
-    <w:p>
-      <w:pPr>
-        <w:rPr>
-          <w:rFonts w:hint="eastAsia"/>
-        </w:rPr>
-      </w:pPr>
-    </w:p>
-    <w:p>
       <w:pPr>
         <w:pStyle w:val="2"/>
       </w:pPr>
@@ -605,15 +513,8 @@
         </w:rPr>
         <w:t>数据源</w:t>
       </w:r>
-      <w:bookmarkStart w:id="0" w:name="_GoBack"/>
-      <w:bookmarkEnd w:id="0"/>
-    </w:p>
-    <w:p>
-      <w:pPr>
-        <w:rPr>
-          <w:rFonts w:hint="eastAsia"/>
-        </w:rPr>
-      </w:pPr>
+    </w:p>
+    <w:p>
       <w:r>
         <w:rPr>
           <w:noProof/>
@@ -710,11 +611,6 @@
       </w:r>
     </w:p>
     <w:p>
-      <w:pPr>
-        <w:rPr>
-          <w:rFonts w:hint="eastAsia"/>
-        </w:rPr>
-      </w:pPr>
       <w:r>
         <w:rPr>
           <w:rFonts w:hint="eastAsia"/>
@@ -772,13 +668,6 @@
     </w:p>
     <w:p>
       <w:pPr>
-        <w:rPr>
-          <w:rFonts w:hint="eastAsia"/>
-        </w:rPr>
-      </w:pPr>
-    </w:p>
-    <w:p>
-      <w:pPr>
         <w:pStyle w:val="3"/>
       </w:pPr>
       <w:r>
@@ -803,9 +692,6 @@
     <w:p>
       <w:pPr>
         <w:pStyle w:val="pdq2pgselectionanchorcontainer"/>
-        <w:rPr>
-          <w:rFonts w:hint="eastAsia"/>
-        </w:rPr>
       </w:pPr>
       <w:r>
         <w:rPr>
@@ -824,7 +710,26 @@
         <w:rPr>
           <w:rStyle w:val="aa"/>
         </w:rPr>
-        <w:t>、客户、保单、团队、产品、经营</w:t>
+        <w:t>、保单、团队、产品、</w:t>
+      </w:r>
+      <w:r>
+        <w:rPr>
+          <w:rStyle w:val="aa"/>
+        </w:rPr>
+        <w:t>客户</w:t>
+      </w:r>
+      <w:r>
+        <w:rPr>
+          <w:rStyle w:val="aa"/>
+          <w:rFonts w:hint="eastAsia"/>
+        </w:rPr>
+        <w:t>、</w:t>
+      </w:r>
+      <w:r>
+        <w:rPr>
+          <w:rStyle w:val="aa"/>
+        </w:rPr>
+        <w:t>经营</w:t>
       </w:r>
       <w:r>
         <w:t>几个核心主题建设。</w:t>
@@ -933,9 +838,6 @@
           <w:ilvl w:val="0"/>
           <w:numId w:val="25"/>
         </w:numPr>
-        <w:rPr>
-          <w:rFonts w:hint="eastAsia"/>
-        </w:rPr>
       </w:pPr>
       <w:r>
         <w:t xml:space="preserve">看板 </w:t>
@@ -1307,9 +1209,6 @@
     <w:p>
       <w:pPr>
         <w:pStyle w:val="4"/>
-        <w:rPr>
-          <w:rFonts w:hint="eastAsia"/>
-        </w:rPr>
       </w:pPr>
       <w:r>
         <w:rPr>
@@ -1541,27 +1440,15 @@
           <w:ilvl w:val="0"/>
           <w:numId w:val="23"/>
         </w:numPr>
-        <w:rPr>
-          <w:rFonts w:hint="eastAsia"/>
-        </w:rPr>
       </w:pPr>
       <w:r>
         <w:t xml:space="preserve">团队排名 </w:t>
       </w:r>
     </w:p>
-    <w:p>
-      <w:pPr>
-        <w:rPr>
-          <w:rFonts w:hint="eastAsia"/>
-        </w:rPr>
-      </w:pPr>
-    </w:p>
+    <w:p/>
     <w:p>
       <w:pPr>
         <w:pStyle w:val="3"/>
-        <w:rPr>
-          <w:rFonts w:hint="eastAsia"/>
-        </w:rPr>
       </w:pPr>
       <w:r>
         <w:rPr>
@@ -1585,9 +1472,6 @@
     <w:p>
       <w:pPr>
         <w:pStyle w:val="4"/>
-        <w:rPr>
-          <w:rFonts w:hint="eastAsia"/>
-        </w:rPr>
       </w:pPr>
       <w:r>
         <w:rPr>
@@ -1611,7 +1495,6 @@
     <w:p>
       <w:pPr>
         <w:rPr>
-          <w:rFonts w:hint="eastAsia"/>
           <w:sz w:val="22"/>
         </w:rPr>
       </w:pPr>
@@ -1773,13 +1656,7 @@
         <w:t>- 人员范围：入司日期距当前月份首日超过12个月的在职收展员</w:t>
       </w:r>
     </w:p>
-    <w:p>
-      <w:pPr>
-        <w:rPr>
-          <w:rFonts w:hint="eastAsia"/>
-        </w:rPr>
-      </w:pPr>
-    </w:p>
+    <w:p/>
     <w:p>
       <w:r>
         <w:t>- 判断标准：当月FYC ≥ 对应职级达星线</w:t>
@@ -1870,7 +1747,6 @@
           <w:tab w:val="center" w:pos="4153"/>
         </w:tabs>
         <w:rPr>
-          <w:rFonts w:hint="eastAsia"/>
           <w:b/>
         </w:rPr>
       </w:pPr>
@@ -1925,11 +1801,6 @@
       </w:r>
     </w:p>
     <w:p>
-      <w:pPr>
-        <w:rPr>
-          <w:rFonts w:hint="eastAsia"/>
-        </w:rPr>
-      </w:pPr>
       <w:r>
         <w:t>第一步：去重</w:t>
       </w:r>
@@ -1978,11 +1849,6 @@
       </w:r>
     </w:p>
     <w:p>
-      <w:pPr>
-        <w:rPr>
-          <w:rFonts w:hint="eastAsia"/>
-        </w:rPr>
-      </w:pPr>
       <w:r>
         <w:t>新人入司后有6个月保护期，保护期内累计完成一定的举绩件数和FYC，就可以转正，这个叫“达Q”。如果保护期满还没达Q，就要淘汰。</w:t>
       </w:r>
@@ -1990,7 +1856,6 @@
     <w:p>
       <w:pPr>
         <w:rPr>
-          <w:rFonts w:hint="eastAsia"/>
           <w:sz w:val="22"/>
         </w:rPr>
       </w:pPr>
@@ -2165,9 +2030,6 @@
     <w:p>
       <w:pPr>
         <w:ind w:left="720"/>
-        <w:rPr>
-          <w:rFonts w:hint="eastAsia"/>
-        </w:rPr>
       </w:pPr>
     </w:p>
     <w:p>
@@ -2320,21 +2182,11 @@
       </w:r>
     </w:p>
     <w:p>
-      <w:pPr>
-        <w:rPr>
-          <w:rFonts w:hint="eastAsia"/>
-        </w:rPr>
-      </w:pPr>
       <w:r>
         <w:t>收展员对客户进行的、符合公司认定标准的一次有效接触，通常要求停留时长和产生业务动作。</w:t>
       </w:r>
     </w:p>
     <w:p>
-      <w:pPr>
-        <w:rPr>
-          <w:rFonts w:hint="eastAsia"/>
-        </w:rPr>
-      </w:pPr>
       <w:r>
         <w:rPr>
           <w:rFonts w:hint="eastAsia"/>
@@ -2409,8 +2261,8 @@
           <w:sz w:val="22"/>
         </w:rPr>
       </w:pPr>
-      <w:bookmarkStart w:id="1" w:name="OLE_LINK1"/>
-      <w:bookmarkStart w:id="2" w:name="OLE_LINK2"/>
+      <w:bookmarkStart w:id="0" w:name="OLE_LINK1"/>
+      <w:bookmarkStart w:id="1" w:name="OLE_LINK2"/>
       <w:r>
         <w:rPr>
           <w:rFonts w:hint="eastAsia"/>
@@ -2420,8 +2272,8 @@
         <w:t>数据口径</w:t>
       </w:r>
     </w:p>
+    <w:bookmarkEnd w:id="0"/>
     <w:bookmarkEnd w:id="1"/>
-    <w:bookmarkEnd w:id="2"/>
     <w:p>
       <w:pPr>
         <w:numPr>
@@ -2453,9 +2305,6 @@
     <w:p>
       <w:pPr>
         <w:ind w:left="720"/>
-        <w:rPr>
-          <w:rFonts w:hint="eastAsia"/>
-        </w:rPr>
       </w:pPr>
     </w:p>
     <w:p>
@@ -2500,11 +2349,6 @@
       </w:r>
     </w:p>
     <w:p>
-      <w:pPr>
-        <w:rPr>
-          <w:rFonts w:hint="eastAsia"/>
-        </w:rPr>
-      </w:pPr>
       <w:r>
         <w:t>公司会举办产说会（产品说明会），收展员邀请客户参加。邀请来的客户中，非重复的到场人数叫有效参会人数；参会的客户中最终成交的比例叫参会转化率。</w:t>
       </w:r>
@@ -2534,7 +2378,6 @@
     <w:p>
       <w:pPr>
         <w:rPr>
-          <w:rFonts w:hint="eastAsia"/>
           <w:b/>
           <w:sz w:val="22"/>
         </w:rPr>
@@ -2565,11 +2408,6 @@
       </w:r>
     </w:p>
     <w:p>
-      <w:pPr>
-        <w:rPr>
-          <w:rFonts w:hint="eastAsia"/>
-        </w:rPr>
-      </w:pPr>
       <w:r>
         <w:rPr>
           <w:rFonts w:hint="eastAsia"/>
@@ -2623,9 +2461,6 @@
     <w:p>
       <w:pPr>
         <w:pStyle w:val="4"/>
-        <w:rPr>
-          <w:rFonts w:hint="eastAsia"/>
-        </w:rPr>
       </w:pPr>
       <w:r>
         <w:rPr>
@@ -2664,7 +2499,6 @@
     <w:p>
       <w:pPr>
         <w:rPr>
-          <w:rFonts w:hint="eastAsia"/>
           <w:b/>
           <w:sz w:val="22"/>
         </w:rPr>
@@ -2738,7 +2572,7 @@
     <w:p>
       <w:pPr>
         <w:rPr>
-          <w:rFonts w:ascii="Segoe UI" w:hAnsi="Segoe UI" w:cs="Segoe UI" w:hint="eastAsia"/>
+          <w:rFonts w:ascii="Segoe UI" w:hAnsi="Segoe UI" w:cs="Segoe UI"/>
           <w:color w:val="0F1115"/>
           <w:sz w:val="23"/>
           <w:szCs w:val="23"/>
@@ -2770,11 +2604,6 @@
       </w:r>
     </w:p>
     <w:p>
-      <w:pPr>
-        <w:rPr>
-          <w:rFonts w:hint="eastAsia"/>
-        </w:rPr>
-      </w:pPr>
       <w:r>
         <w:rPr>
           <w:rFonts w:ascii="Segoe UI" w:hAnsi="Segoe UI" w:cs="Segoe UI" w:hint="eastAsia"/>
@@ -2879,9 +2708,6 @@
     <w:p>
       <w:pPr>
         <w:pStyle w:val="3"/>
-        <w:rPr>
-          <w:rFonts w:hint="eastAsia"/>
-        </w:rPr>
       </w:pPr>
       <w:r>
         <w:rPr>
@@ -2897,11 +2723,6 @@
       </w:r>
     </w:p>
     <w:p>
-      <w:pPr>
-        <w:rPr>
-          <w:rFonts w:hint="eastAsia"/>
-        </w:rPr>
-      </w:pPr>
       <w:r>
         <w:rPr>
           <w:rFonts w:hint="eastAsia"/>
@@ -2910,11 +2731,6 @@
       </w:r>
     </w:p>
     <w:p>
-      <w:pPr>
-        <w:rPr>
-          <w:rFonts w:hint="eastAsia"/>
-        </w:rPr>
-      </w:pPr>
       <w:r>
         <w:rPr>
           <w:rFonts w:hint="eastAsia"/>
@@ -2926,11 +2742,6 @@
       </w:r>
     </w:p>
     <w:p>
-      <w:pPr>
-        <w:rPr>
-          <w:rFonts w:hint="eastAsia"/>
-        </w:rPr>
-      </w:pPr>
       <w:r>
         <w:rPr>
           <w:rFonts w:hint="eastAsia"/>
@@ -2942,21 +2753,11 @@
       </w:r>
     </w:p>
     <w:p>
-      <w:pPr>
-        <w:rPr>
-          <w:rFonts w:hint="eastAsia"/>
-        </w:rPr>
-      </w:pPr>
       <w:r>
         <w:t>FYC（First Year Commission，首年佣金） 是保险行业的标准概念，来自承保系统的保单佣金字段。</w:t>
       </w:r>
     </w:p>
     <w:p>
-      <w:pPr>
-        <w:rPr>
-          <w:rFonts w:hint="eastAsia"/>
-        </w:rPr>
-      </w:pPr>
       <w:r>
         <w:rPr>
           <w:rFonts w:hint="eastAsia"/>
@@ -2973,11 +2774,6 @@
       </w:r>
     </w:p>
     <w:p>
-      <w:pPr>
-        <w:rPr>
-          <w:rFonts w:hint="eastAsia"/>
-        </w:rPr>
-      </w:pPr>
       <w:r>
         <w:rPr>
           <w:rFonts w:hint="eastAsia"/>
@@ -2986,11 +2782,6 @@
       </w:r>
     </w:p>
     <w:p>
-      <w:pPr>
-        <w:rPr>
-          <w:rFonts w:hint="eastAsia"/>
-        </w:rPr>
-      </w:pPr>
       <w:r>
         <w:rPr>
           <w:rFonts w:hint="eastAsia"/>
@@ -3002,11 +2793,6 @@
       </w:r>
     </w:p>
     <w:p>
-      <w:pPr>
-        <w:rPr>
-          <w:rFonts w:hint="eastAsia"/>
-        </w:rPr>
-      </w:pPr>
       <w:r>
         <w:rPr>
           <w:rFonts w:hint="eastAsia"/>
@@ -3018,11 +2804,6 @@
       </w:r>
     </w:p>
     <w:p>
-      <w:pPr>
-        <w:rPr>
-          <w:rFonts w:hint="eastAsia"/>
-        </w:rPr>
-      </w:pPr>
       <w:r>
         <w:rPr>
           <w:rFonts w:hint="eastAsia"/>
@@ -3039,11 +2820,6 @@
       </w:r>
     </w:p>
     <w:p>
-      <w:pPr>
-        <w:rPr>
-          <w:rFonts w:hint="eastAsia"/>
-        </w:rPr>
-      </w:pPr>
       <w:r>
         <w:rPr>
           <w:rFonts w:hint="eastAsia"/>
@@ -3052,11 +2828,6 @@
       </w:r>
     </w:p>
     <w:p>
-      <w:pPr>
-        <w:rPr>
-          <w:rFonts w:hint="eastAsia"/>
-        </w:rPr>
-      </w:pPr>
       <w:r>
         <w:rPr>
           <w:rFonts w:hint="eastAsia"/>
@@ -3068,11 +2839,6 @@
       </w:r>
     </w:p>
     <w:p>
-      <w:pPr>
-        <w:rPr>
-          <w:rFonts w:hint="eastAsia"/>
-        </w:rPr>
-      </w:pPr>
       <w:r>
         <w:rPr>
           <w:rFonts w:hint="eastAsia"/>
@@ -3081,11 +2847,6 @@
       </w:r>
     </w:p>
     <w:p>
-      <w:pPr>
-        <w:rPr>
-          <w:rFonts w:hint="eastAsia"/>
-        </w:rPr>
-      </w:pPr>
       <w:r>
         <w:rPr>
           <w:rFonts w:hint="eastAsia"/>
@@ -3097,11 +2858,6 @@
       </w:r>
     </w:p>
     <w:p>
-      <w:pPr>
-        <w:rPr>
-          <w:rFonts w:hint="eastAsia"/>
-        </w:rPr>
-      </w:pPr>
       <w:r>
         <w:rPr>
           <w:rFonts w:hint="eastAsia"/>
@@ -3135,11 +2891,6 @@
       </w:r>
     </w:p>
     <w:p>
-      <w:pPr>
-        <w:rPr>
-          <w:rFonts w:hint="eastAsia"/>
-        </w:rPr>
-      </w:pPr>
       <w:r>
         <w:rPr>
           <w:rFonts w:hint="eastAsia"/>
@@ -3151,11 +2902,6 @@
       </w:r>
     </w:p>
     <w:p>
-      <w:pPr>
-        <w:rPr>
-          <w:rFonts w:hint="eastAsia"/>
-        </w:rPr>
-      </w:pPr>
       <w:r>
         <w:rPr>
           <w:rFonts w:hint="eastAsia"/>
@@ -3167,11 +2913,6 @@
       </w:r>
     </w:p>
     <w:p>
-      <w:pPr>
-        <w:rPr>
-          <w:rFonts w:hint="eastAsia"/>
-        </w:rPr>
-      </w:pPr>
       <w:r>
         <w:rPr>
           <w:rFonts w:hint="eastAsia"/>
@@ -3248,13 +2989,7 @@
         <w:t>现问题自动告警。</w:t>
       </w:r>
     </w:p>
-    <w:p>
-      <w:pPr>
-        <w:rPr>
-          <w:rFonts w:hint="eastAsia"/>
-        </w:rPr>
-      </w:pPr>
-    </w:p>
+    <w:p/>
     <w:p>
       <w:pPr>
         <w:pStyle w:val="4"/>
@@ -3273,11 +3008,6 @@
       </w:r>
     </w:p>
     <w:p>
-      <w:pPr>
-        <w:rPr>
-          <w:rFonts w:hint="eastAsia"/>
-        </w:rPr>
-      </w:pPr>
       <w:r>
         <w:rPr>
           <w:rFonts w:hint="eastAsia"/>
@@ -3286,11 +3016,6 @@
       </w:r>
     </w:p>
     <w:p>
-      <w:pPr>
-        <w:rPr>
-          <w:rFonts w:hint="eastAsia"/>
-        </w:rPr>
-      </w:pPr>
       <w:r>
         <w:rPr>
           <w:rFonts w:hint="eastAsia"/>
@@ -3299,11 +3024,6 @@
       </w:r>
     </w:p>
     <w:p>
-      <w:pPr>
-        <w:rPr>
-          <w:rFonts w:hint="eastAsia"/>
-        </w:rPr>
-      </w:pPr>
       <w:r>
         <w:rPr>
           <w:rFonts w:hint="eastAsia"/>
@@ -3336,11 +3056,6 @@
       </w:r>
     </w:p>
     <w:p>
-      <w:pPr>
-        <w:rPr>
-          <w:rFonts w:hint="eastAsia"/>
-        </w:rPr>
-      </w:pPr>
       <w:r>
         <w:rPr>
           <w:rFonts w:hint="eastAsia"/>
@@ -3349,11 +3064,6 @@
       </w:r>
     </w:p>
     <w:p>
-      <w:pPr>
-        <w:rPr>
-          <w:rFonts w:hint="eastAsia"/>
-        </w:rPr>
-      </w:pPr>
       <w:r>
         <w:rPr>
           <w:rFonts w:hint="eastAsia"/>
@@ -3424,21 +3134,11 @@
       </w:r>
     </w:p>
     <w:p>
-      <w:pPr>
-        <w:rPr>
-          <w:rFonts w:hint="eastAsia"/>
-        </w:rPr>
-      </w:pPr>
       <w:r>
         <w:t>Hive任务执行很慢（数据倾斜）</w:t>
       </w:r>
     </w:p>
     <w:p>
-      <w:pPr>
-        <w:rPr>
-          <w:rFonts w:hint="eastAsia"/>
-        </w:rPr>
-      </w:pPr>
       <w:r>
         <w:rPr>
           <w:rFonts w:hint="eastAsia"/>
@@ -3447,11 +3147,6 @@
       </w:r>
     </w:p>
     <w:p>
-      <w:pPr>
-        <w:rPr>
-          <w:rFonts w:hint="eastAsia"/>
-        </w:rPr>
-      </w:pPr>
       <w:r>
         <w:rPr>
           <w:rFonts w:hint="eastAsia"/>
@@ -3463,11 +3158,6 @@
       </w:r>
     </w:p>
     <w:p>
-      <w:pPr>
-        <w:rPr>
-          <w:rFonts w:hint="eastAsia"/>
-        </w:rPr>
-      </w:pPr>
       <w:r>
         <w:rPr>
           <w:rFonts w:hint="eastAsia"/>
@@ -3483,11 +3173,6 @@
       </w:r>
     </w:p>
     <w:p>
-      <w:pPr>
-        <w:rPr>
-          <w:rFonts w:hint="eastAsia"/>
-        </w:rPr>
-      </w:pPr>
       <w:r>
         <w:rPr>
           <w:rFonts w:hint="eastAsia"/>
@@ -3499,11 +3184,6 @@
       </w:r>
     </w:p>
     <w:p>
-      <w:pPr>
-        <w:rPr>
-          <w:rFonts w:hint="eastAsia"/>
-        </w:rPr>
-      </w:pPr>
       <w:r>
         <w:rPr>
           <w:rFonts w:hint="eastAsia"/>
@@ -3512,11 +3192,6 @@
       </w:r>
     </w:p>
     <w:p>
-      <w:pPr>
-        <w:rPr>
-          <w:rFonts w:hint="eastAsia"/>
-        </w:rPr>
-      </w:pPr>
       <w:r>
         <w:rPr>
           <w:rFonts w:hint="eastAsia"/>
@@ -3528,11 +3203,6 @@
       </w:r>
     </w:p>
     <w:p>
-      <w:pPr>
-        <w:rPr>
-          <w:rFonts w:hint="eastAsia"/>
-        </w:rPr>
-      </w:pPr>
       <w:r>
         <w:rPr>
           <w:rFonts w:hint="eastAsia"/>
@@ -3564,11 +3234,6 @@
       </w:r>
     </w:p>
     <w:p>
-      <w:pPr>
-        <w:rPr>
-          <w:rFonts w:hint="eastAsia"/>
-        </w:rPr>
-      </w:pPr>
       <w:r>
         <w:rPr>
           <w:rFonts w:hint="eastAsia"/>
@@ -3577,11 +3242,6 @@
       </w:r>
     </w:p>
     <w:p>
-      <w:pPr>
-        <w:rPr>
-          <w:rFonts w:hint="eastAsia"/>
-        </w:rPr>
-      </w:pPr>
       <w:r>
         <w:rPr>
           <w:rFonts w:hint="eastAsia"/>
@@ -3754,7 +3414,7 @@
         <w:ind w:left="0"/>
         <w:jc w:val="left"/>
         <w:rPr>
-          <w:rFonts w:ascii="Segoe UI" w:eastAsia="宋体" w:hAnsi="Segoe UI" w:cs="Segoe UI" w:hint="eastAsia"/>
+          <w:rFonts w:ascii="Segoe UI" w:eastAsia="宋体" w:hAnsi="Segoe UI" w:cs="Segoe UI"/>
           <w:color w:val="0F1115"/>
           <w:kern w:val="0"/>
           <w:sz w:val="24"/>
@@ -3894,13 +3554,7 @@
         <w:t>设计贷款状态校验、五级分类补全、重复记录去重等清洗逻辑，并通过每日稽核脚本校验关键指标的一致性，确保监管报送数据的准确率。</w:t>
       </w:r>
     </w:p>
-    <w:p>
-      <w:pPr>
-        <w:rPr>
-          <w:rFonts w:hint="eastAsia"/>
-        </w:rPr>
-      </w:pPr>
-    </w:p>
+    <w:p/>
     <w:p>
       <w:pPr>
         <w:pStyle w:val="1"/>
@@ -3966,13 +3620,7 @@
     </w:p>
     <w:p/>
     <w:p/>
-    <w:p>
-      <w:pPr>
-        <w:rPr>
-          <w:rFonts w:hint="eastAsia"/>
-        </w:rPr>
-      </w:pPr>
-    </w:p>
+    <w:p/>
     <w:p>
       <w:pPr>
         <w:pStyle w:val="4"/>
@@ -3995,20 +3643,8 @@
         <w:t>IT一起确认数据来源。比如客户信息来自CRM，保单信息来自核心承保系统，佣金来自佣金系统，最终在Mapping文档里明确每个目标字段对应哪个源表、哪个源字段。</w:t>
       </w:r>
     </w:p>
-    <w:p>
-      <w:pPr>
-        <w:rPr>
-          <w:rFonts w:hint="eastAsia"/>
-        </w:rPr>
-      </w:pPr>
-    </w:p>
-    <w:p>
-      <w:pPr>
-        <w:rPr>
-          <w:rFonts w:hint="eastAsia"/>
-        </w:rPr>
-      </w:pPr>
-    </w:p>
+    <w:p/>
+    <w:p/>
     <w:p>
       <w:pPr>
         <w:pStyle w:val="4"/>
@@ -4021,11 +3657,6 @@
       </w:r>
     </w:p>
     <w:p>
-      <w:pPr>
-        <w:rPr>
-          <w:rFonts w:hint="eastAsia"/>
-        </w:rPr>
-      </w:pPr>
       <w:r>
         <w:rPr>
           <w:rFonts w:hint="eastAsia"/>
@@ -4074,11 +3705,6 @@
       </w:r>
     </w:p>
     <w:p>
-      <w:pPr>
-        <w:rPr>
-          <w:rFonts w:hint="eastAsia"/>
-        </w:rPr>
-      </w:pPr>
       <w:r>
         <w:rPr>
           <w:rFonts w:hint="eastAsia"/>
@@ -4118,9 +3744,6 @@
     <w:p>
       <w:pPr>
         <w:pStyle w:val="4"/>
-        <w:rPr>
-          <w:rFonts w:hint="eastAsia"/>
-        </w:rPr>
       </w:pPr>
       <w:r>
         <w:rPr>
@@ -4130,11 +3753,6 @@
       </w:r>
     </w:p>
     <w:p>
-      <w:pPr>
-        <w:rPr>
-          <w:rFonts w:hint="eastAsia"/>
-        </w:rPr>
-      </w:pPr>
       <w:r>
         <w:rPr>
           <w:rFonts w:hint="eastAsia"/>
@@ -4143,11 +3761,6 @@
       </w:r>
     </w:p>
     <w:p>
-      <w:pPr>
-        <w:rPr>
-          <w:rFonts w:hint="eastAsia"/>
-        </w:rPr>
-      </w:pPr>
       <w:r>
         <w:rPr>
           <w:rFonts w:hint="eastAsia"/>
@@ -4159,11 +3772,6 @@
       </w:r>
     </w:p>
     <w:p>
-      <w:pPr>
-        <w:rPr>
-          <w:rFonts w:hint="eastAsia"/>
-        </w:rPr>
-      </w:pPr>
       <w:r>
         <w:rPr>
           <w:rFonts w:hint="eastAsia"/>
@@ -4186,9 +3794,6 @@
     <w:p>
       <w:pPr>
         <w:pStyle w:val="3"/>
-        <w:rPr>
-          <w:rFonts w:hint="eastAsia"/>
-        </w:rPr>
       </w:pPr>
       <w:r>
         <w:rPr>
@@ -4425,11 +4030,6 @@
       </w:r>
     </w:p>
     <w:p>
-      <w:pPr>
-        <w:rPr>
-          <w:rFonts w:hint="eastAsia"/>
-        </w:rPr>
-      </w:pPr>
       <w:r>
         <w:rPr>
           <w:rFonts w:hint="eastAsia"/>
@@ -4440,13 +4040,7 @@
         <w:t xml:space="preserve"> 项目正好赶上要投产 所以没空去考那门试 导致延毕</w:t>
       </w:r>
     </w:p>
-    <w:p>
-      <w:pPr>
-        <w:rPr>
-          <w:rFonts w:hint="eastAsia"/>
-        </w:rPr>
-      </w:pPr>
-    </w:p>
+    <w:p/>
     <w:p>
       <w:pPr>
         <w:pStyle w:val="1"/>
@@ -5115,9 +4709,6 @@
     <w:p>
       <w:pPr>
         <w:pStyle w:val="2"/>
-        <w:rPr>
-          <w:rFonts w:hint="eastAsia"/>
-        </w:rPr>
       </w:pPr>
       <w:r>
         <w:rPr>
@@ -5219,37 +4810,224 @@
       </w:r>
     </w:p>
     <w:p>
-      <w:r>
-        <w:t>1 分桶表可启用SMB Join</w:t>
-      </w:r>
-    </w:p>
-    <w:p>
-      <w:r>
-        <w:t>2 采用ORC/Parquet列式存储</w:t>
-      </w:r>
-    </w:p>
-    <w:p>
-      <w:r>
-        <w:t>3 先过滤后关联</w:t>
-      </w:r>
-    </w:p>
-    <w:p>
-      <w:r>
-        <w:t>4 分区裁剪、列剪枝、提前过滤</w:t>
-      </w:r>
-    </w:p>
-    <w:p>
-      <w:r>
-        <w:rPr>
-          <w:rFonts w:hint="eastAsia"/>
-        </w:rPr>
-        <w:t>本质：减少数据扫描量、避免</w:t>
-      </w:r>
-      <w:r>
-        <w:t>Shuffle倾斜、利用分布式并行能力</w:t>
-      </w:r>
-    </w:p>
-    <w:p/>
+      <w:pPr>
+        <w:spacing w:line="360" w:lineRule="auto"/>
+        <w:rPr>
+          <w:b/>
+          <w:bCs/>
+        </w:rPr>
+      </w:pPr>
+      <w:r>
+        <w:rPr>
+          <w:b/>
+          <w:bCs/>
+        </w:rPr>
+        <w:t>1.设置分区分桶</w:t>
+      </w:r>
+    </w:p>
+    <w:p>
+      <w:pPr>
+        <w:spacing w:line="360" w:lineRule="auto"/>
+        <w:rPr>
+          <w:b/>
+          <w:bCs/>
+        </w:rPr>
+      </w:pPr>
+      <w:r>
+        <w:rPr>
+          <w:b/>
+          <w:bCs/>
+        </w:rPr>
+        <w:t>2.设置mapreduce数量</w:t>
+      </w:r>
+    </w:p>
+    <w:p>
+      <w:pPr>
+        <w:spacing w:line="360" w:lineRule="auto"/>
+        <w:rPr>
+          <w:b/>
+          <w:bCs/>
+        </w:rPr>
+      </w:pPr>
+      <w:r>
+        <w:rPr>
+          <w:b/>
+          <w:bCs/>
+        </w:rPr>
+        <w:t>3.打开万能开关</w:t>
+      </w:r>
+    </w:p>
+    <w:p>
+      <w:pPr>
+        <w:spacing w:line="360" w:lineRule="auto"/>
+        <w:rPr>
+          <w:b/>
+          <w:bCs/>
+        </w:rPr>
+      </w:pPr>
+      <w:r>
+        <w:rPr>
+          <w:b/>
+          <w:bCs/>
+        </w:rPr>
+        <w:t>4.设置内存限制</w:t>
+      </w:r>
+    </w:p>
+    <w:p>
+      <w:pPr>
+        <w:spacing w:line="360" w:lineRule="auto"/>
+        <w:rPr>
+          <w:b/>
+          <w:bCs/>
+        </w:rPr>
+      </w:pPr>
+      <w:r>
+        <w:rPr>
+          <w:b/>
+          <w:bCs/>
+        </w:rPr>
+        <w:t>5.使用map join</w:t>
+      </w:r>
+    </w:p>
+    <w:p>
+      <w:pPr>
+        <w:spacing w:line="360" w:lineRule="auto"/>
+        <w:rPr>
+          <w:b/>
+          <w:bCs/>
+        </w:rPr>
+      </w:pPr>
+      <w:r>
+        <w:rPr>
+          <w:b/>
+          <w:bCs/>
+        </w:rPr>
+        <w:t>6.避免用select *</w:t>
+      </w:r>
+    </w:p>
+    <w:p>
+      <w:pPr>
+        <w:spacing w:line="360" w:lineRule="auto"/>
+        <w:rPr>
+          <w:b/>
+          <w:bCs/>
+        </w:rPr>
+      </w:pPr>
+      <w:r>
+        <w:rPr>
+          <w:b/>
+          <w:bCs/>
+        </w:rPr>
+        <w:t>7.group by代替distinct，比如统计交易流水表每天交易的客户数，将count(distinct cust_no)</w:t>
+      </w:r>
+      <w:r>
+        <w:rPr>
+          <w:b/>
+          <w:bCs/>
+        </w:rPr>
+        <w:lastRenderedPageBreak/>
+        <w:t>改成count group by cust_no</w:t>
+      </w:r>
+    </w:p>
+    <w:p>
+      <w:pPr>
+        <w:spacing w:line="360" w:lineRule="auto"/>
+        <w:rPr>
+          <w:b/>
+          <w:bCs/>
+        </w:rPr>
+      </w:pPr>
+      <w:r>
+        <w:rPr>
+          <w:b/>
+          <w:bCs/>
+        </w:rPr>
+        <w:t>8.谓词下推，</w:t>
+      </w:r>
+      <w:r>
+        <w:rPr>
+          <w:b/>
+          <w:bCs/>
+          <w:highlight w:val="green"/>
+        </w:rPr>
+        <w:t>先where过滤再表连接</w:t>
+      </w:r>
+      <w:r>
+        <w:rPr>
+          <w:b/>
+          <w:bCs/>
+        </w:rPr>
+        <w:t>，比如取广州的客户账户余额，那我要将客户信息表和账户信息表left join通过id关联起来，再通过where 地区=广州过滤，可以改成先在客户信息表中用where过滤掉广州的客户，再和账户信息表进行关联</w:t>
+      </w:r>
+    </w:p>
+    <w:p>
+      <w:pPr>
+        <w:spacing w:line="360" w:lineRule="auto"/>
+        <w:rPr>
+          <w:b/>
+          <w:bCs/>
+        </w:rPr>
+      </w:pPr>
+      <w:r>
+        <w:rPr>
+          <w:b/>
+          <w:bCs/>
+        </w:rPr>
+        <w:t>9.with as代替子查询,比如，在算连续逾期三次的客户数的时候，首先要用row_number根据客户编号分组，根据还款日期排序，生成序号。然后套子查询，再用月份-序号求他们的差值，再根据客户编号和差值分组用count统计人数，将子查询用with as代替</w:t>
+      </w:r>
+    </w:p>
+    <w:p>
+      <w:pPr>
+        <w:spacing w:line="360" w:lineRule="auto"/>
+        <w:rPr>
+          <w:b/>
+          <w:bCs/>
+        </w:rPr>
+      </w:pPr>
+      <w:r>
+        <w:rPr>
+          <w:b/>
+          <w:bCs/>
+        </w:rPr>
+        <w:t>10.left semi join 代替where in where exist</w:t>
+      </w:r>
+    </w:p>
+    <w:p>
+      <w:pPr>
+        <w:spacing w:line="360" w:lineRule="auto"/>
+        <w:rPr>
+          <w:b/>
+          <w:bCs/>
+        </w:rPr>
+      </w:pPr>
+      <w:r>
+        <w:rPr>
+          <w:b/>
+          <w:bCs/>
+        </w:rPr>
+        <w:t>11.union all代替union，不需要去重的时候</w:t>
+      </w:r>
+    </w:p>
+    <w:p>
+      <w:pPr>
+        <w:spacing w:line="360" w:lineRule="auto"/>
+        <w:rPr>
+          <w:b/>
+          <w:bCs/>
+        </w:rPr>
+      </w:pPr>
+      <w:r>
+        <w:rPr>
+          <w:b/>
+          <w:bCs/>
+        </w:rPr>
+        <w:t>12.explain查看执行计划</w:t>
+      </w:r>
+    </w:p>
+    <w:p>
+      <w:bookmarkStart w:id="2" w:name="_GoBack"/>
+      <w:bookmarkEnd w:id="2"/>
+    </w:p>
     <w:p>
       <w:pPr>
         <w:pStyle w:val="3"/>
@@ -5265,7 +5043,6 @@
     </w:p>
     <w:p>
       <w:r>
-        <w:lastRenderedPageBreak/>
         <w:tab/>
         <w:t>导致大部分任务1分钟跑完，而处理这个Key的任务跑了1小时甚至OOM（内存溢出）崩溃。</w:t>
       </w:r>
@@ -5379,11 +5156,6 @@
       </w:r>
     </w:p>
     <w:p>
-      <w:pPr>
-        <w:rPr>
-          <w:rFonts w:hint="eastAsia"/>
-        </w:rPr>
-      </w:pPr>
       <w:r>
         <w:t>1 GROUP BY引发的数据倾斜：可以开启Map端聚合配置负载均衡：hive生成的查询计划会有两个mapreduce job来执行group by操作，第一个map的输出结果按照key随机分配到不同的reduce中，每个reduce只能对同一个key做部分聚合操作，从而避免数据倾斜，达到负载均衡的目的</w:t>
       </w:r>
@@ -5407,66 +5179,40 @@
       </w:r>
     </w:p>
     <w:p>
-      <w:pPr>
-        <w:rPr>
-          <w:rFonts w:hint="eastAsia"/>
-        </w:rPr>
-      </w:pPr>
       <w:r>
         <w:tab/>
-        <w:t>2 count（distinct）引发的数据倾斜：使用group by+count语句代替；第一层select通过group by语句对字段去重操作，第二层select再通过count语句统计个数；select count(字段) from (select 字段 from table group by 字段) t;</w:t>
-      </w:r>
-    </w:p>
-    <w:p>
-      <w:pPr>
-        <w:rPr>
-          <w:rFonts w:hint="eastAsia"/>
-        </w:rPr>
-      </w:pPr>
+        <w:t>2 count（distinct）引发的数据倾斜：使用group by+count语句代替；第一层select通过group by语句对字段去重操作，第二层select再通过count语句统计个数；select count(字</w:t>
+      </w:r>
+      <w:r>
+        <w:lastRenderedPageBreak/>
+        <w:t>段) from (select 字段 from table group by 字段) t;</w:t>
+      </w:r>
+    </w:p>
+    <w:p>
       <w:r>
         <w:tab/>
         <w:t>3空值引发数据倾斜：避免空值参与关联（where过滤掉）；随机赋值。</w:t>
       </w:r>
     </w:p>
     <w:p>
-      <w:pPr>
-        <w:rPr>
-          <w:rFonts w:hint="eastAsia"/>
-        </w:rPr>
-      </w:pPr>
       <w:r>
         <w:tab/>
         <w:t>4不同数据类型关联引发的数据倾斜：通过cast操作将字段转换成相同的数据类型；</w:t>
       </w:r>
     </w:p>
     <w:p>
-      <w:pPr>
-        <w:rPr>
-          <w:rFonts w:hint="eastAsia"/>
-        </w:rPr>
-      </w:pPr>
       <w:r>
         <w:tab/>
         <w:t>5不可拆分的大文件引发的数据倾斜：在数据压缩的时候采用bzip2和zip等支持文件分割的压缩算法。</w:t>
       </w:r>
     </w:p>
     <w:p>
-      <w:pPr>
-        <w:rPr>
-          <w:rFonts w:hint="eastAsia"/>
-        </w:rPr>
-      </w:pPr>
       <w:r>
         <w:tab/>
         <w:t>6表关联引发的数据倾斜：进行mapjoin。</w:t>
       </w:r>
     </w:p>
     <w:p>
-      <w:pPr>
-        <w:rPr>
-          <w:rFonts w:hint="eastAsia"/>
-        </w:rPr>
-      </w:pPr>
       <w:r>
         <w:tab/>
         <w:t>7map和reduce的设置不合理：重新设置map和reduce。</w:t>
@@ -5537,7 +5283,6 @@
         <w:rPr>
           <w:rFonts w:hint="eastAsia"/>
         </w:rPr>
-        <w:lastRenderedPageBreak/>
         <w:t>行聚合控制</w:t>
       </w:r>
       <w:r>
@@ -5607,11 +5352,6 @@
       </w:r>
     </w:p>
     <w:p>
-      <w:pPr>
-        <w:rPr>
-          <w:rFonts w:hint="eastAsia"/>
-        </w:rPr>
-      </w:pPr>
       <w:r>
         <w:rPr>
           <w:rFonts w:hint="eastAsia"/>
@@ -5787,558 +5527,508 @@
     </w:p>
     <w:p>
       <w:r>
+        <w:t xml:space="preserve"> 3、对业务重复数据进行清洗。</w:t>
+      </w:r>
+    </w:p>
+    <w:p>
+      <w:r>
+        <w:t xml:space="preserve"> 4、对数据做格式转换。</w:t>
+      </w:r>
+    </w:p>
+    <w:p>
+      <w:r>
+        <w:t xml:space="preserve"> 5、业务代码和标准代码转换。</w:t>
+      </w:r>
+    </w:p>
+    <w:p/>
+    <w:p>
+      <w:pPr>
+        <w:pStyle w:val="3"/>
+      </w:pPr>
+      <w:r>
+        <w:t>9.拉链表</w:t>
+      </w:r>
+    </w:p>
+    <w:p>
+      <w:r>
+        <w:t>1 适用范围 缓慢变化维</w:t>
+      </w:r>
+    </w:p>
+    <w:p>
+      <w:r>
+        <w:t>2 比源数据多两个字段 开始生效时间和结束生效时间</w:t>
+      </w:r>
+    </w:p>
+    <w:p>
+      <w:r>
+        <w:t>3 位置 公共维度表</w:t>
+      </w:r>
+    </w:p>
+    <w:p>
+      <w:r>
+        <w:t>4 分区 以结束生效时间字段作为分区</w:t>
+      </w:r>
+    </w:p>
+    <w:p>
+      <w:r>
+        <w:t>5 与之对应贴源层为增量更新</w:t>
+      </w:r>
+    </w:p>
+    <w:p/>
+    <w:p>
+      <w:pPr>
+        <w:pStyle w:val="3"/>
+      </w:pPr>
+      <w:r>
+        <w:rPr>
+          <w:highlight w:val="yellow"/>
+        </w:rPr>
+        <w:t>10.拉链表更新表流程</w:t>
+      </w:r>
+    </w:p>
+    <w:p>
+      <w:r>
+        <w:rPr>
+          <w:rFonts w:hint="eastAsia"/>
+        </w:rPr>
+        <w:t>拉链表的话，我们项目主要是用来保存维度数据的历史变化，比如客户信息、收展人员归属这些。</w:t>
+      </w:r>
+    </w:p>
+    <w:p>
+      <w:r>
+        <w:rPr>
+          <w:rFonts w:hint="eastAsia"/>
+        </w:rPr>
+        <w:t>更新的时候，假设今天是</w:t>
+      </w:r>
+      <w:r>
+        <w:t>T日，我们处理的就是昨天产生的增量数据。首先会把昨天新增和修改的数据同步到ODS层，然后拿ODS的数据去和DIM层当前生效的数据做关联比对。</w:t>
+      </w:r>
+    </w:p>
+    <w:p/>
+    <w:p>
+      <w:r>
+        <w:rPr>
+          <w:rFonts w:hint="eastAsia"/>
+        </w:rPr>
+        <w:t>如果数据没有变化，就继续保留；如果数据发生了修改，就把原来那条记录的结束日期改成</w:t>
+      </w:r>
+      <w:r>
+        <w:rPr>
+          <w:rFonts w:hint="eastAsia"/>
+        </w:rPr>
         <w:lastRenderedPageBreak/>
-        <w:t xml:space="preserve"> 3、对业务重复数据进行清洗。</w:t>
-      </w:r>
-    </w:p>
-    <w:p>
-      <w:r>
-        <w:t xml:space="preserve"> 4、对数据做格式转换。</w:t>
-      </w:r>
-    </w:p>
-    <w:p>
-      <w:r>
-        <w:t xml:space="preserve"> 5、业务代码和标准代码转换。</w:t>
+        <w:t>昨天，再新增一条最新的数据，开始日期也是昨天，结束日期还是</w:t>
+      </w:r>
+      <w:r>
+        <w:t>9999-12-31，表示当前生效；如果是新增数据，就直接插入一条新的生效记录。</w:t>
       </w:r>
     </w:p>
     <w:p/>
     <w:p>
+      <w:r>
+        <w:rPr>
+          <w:rFonts w:hint="eastAsia"/>
+        </w:rPr>
+        <w:t>最后通过</w:t>
+      </w:r>
+      <w:r>
+        <w:t>INSERT OVERWRITE更新拉链表，把历史数据和最新数据一起写回</w:t>
+      </w:r>
+      <w:r>
+        <w:rPr>
+          <w:rFonts w:hint="eastAsia"/>
+        </w:rPr>
+        <w:t>（</w:t>
+      </w:r>
+      <w:r>
+        <w:t>UNION ALL</w:t>
+      </w:r>
+      <w:r>
+        <w:rPr>
+          <w:rFonts w:hint="eastAsia"/>
+        </w:rPr>
+        <w:t>）</w:t>
+      </w:r>
+      <w:r>
+        <w:t>。</w:t>
+      </w:r>
+    </w:p>
+    <w:p>
+      <w:r>
+        <w:rPr>
+          <w:rFonts w:hint="eastAsia"/>
+        </w:rPr>
+        <w:t>我理解拉链表最大的作用，就是既能查询当前最新的数据，又能保留历史变化记录。像保险项目里面客户归属、客户等级这些信息都会变化，所以比较适合用拉链表来管理</w:t>
+      </w:r>
+      <w:r>
+        <w:t>。</w:t>
+      </w:r>
+    </w:p>
+    <w:p>
       <w:pPr>
         <w:pStyle w:val="3"/>
       </w:pPr>
       <w:r>
-        <w:t>9.拉链表</w:t>
-      </w:r>
-    </w:p>
-    <w:p>
-      <w:r>
-        <w:t>1 适用范围 缓慢变化维</w:t>
-      </w:r>
-    </w:p>
-    <w:p>
-      <w:r>
-        <w:t>2 比源数据多两个字段 开始生效时间和结束生效时间</w:t>
-      </w:r>
-    </w:p>
-    <w:p>
-      <w:r>
-        <w:t>3 位置 公共维度表</w:t>
-      </w:r>
-    </w:p>
-    <w:p>
-      <w:r>
-        <w:t>4 分区 以结束生效时间字段作为分区</w:t>
-      </w:r>
-    </w:p>
-    <w:p>
-      <w:r>
-        <w:t>5 与之对应贴源层为增量更新</w:t>
+        <w:rPr>
+          <w:rFonts w:hint="eastAsia"/>
+          <w:highlight w:val="yellow"/>
+        </w:rPr>
+        <w:t>数仓建模</w:t>
+      </w:r>
+      <w:r>
+        <w:rPr>
+          <w:highlight w:val="yellow"/>
+        </w:rPr>
+        <w:t xml:space="preserve"> </w:t>
+      </w:r>
+      <w:r>
+        <w:rPr>
+          <w:highlight w:val="yellow"/>
+        </w:rPr>
+        <w:t xml:space="preserve">= </w:t>
+      </w:r>
+      <w:r>
+        <w:rPr>
+          <w:highlight w:val="yellow"/>
+        </w:rPr>
+        <w:t>mapping与宽表建模＋维度模型</w:t>
+      </w:r>
+      <w:r>
+        <w:rPr>
+          <w:rFonts w:hint="eastAsia"/>
+          <w:highlight w:val="yellow"/>
+        </w:rPr>
+        <w:t>（事务表+维度表）</w:t>
+      </w:r>
+    </w:p>
+    <w:p>
+      <w:r>
+        <w:t>在数仓设计和编写 Mapping 文档时，我们会遵循三个一致原则：</w:t>
+      </w:r>
+      <w:r>
+        <w:rPr>
+          <w:rStyle w:val="aa"/>
+        </w:rPr>
+        <w:t>业务过程相同、统计周期相同、统计粒度相同</w:t>
+      </w:r>
+      <w:r>
+        <w:t>。业务过程相同是指统计的是同一类业务，例如承保或理赔；统计周期相同是指统计口径一致，例如都按天或都按月；统计粒度相同是指一行数据代表的业务对象一致，例如都按客户、按保单或按收展员统计。只有满足这三个条件，数据才能合理设计到同一张事实表或宽表中，避免口径不一致和重复统计。</w:t>
+      </w:r>
+    </w:p>
+    <w:p>
+      <w:pPr>
+        <w:pStyle w:val="4"/>
+      </w:pPr>
+      <w:r>
+        <w:rPr>
+          <w:rFonts w:hint="eastAsia"/>
+        </w:rPr>
+        <w:t>数仓建模流程逻辑</w:t>
+      </w:r>
+    </w:p>
+    <w:p>
+      <w:r>
+        <w:t xml:space="preserve">1 确定目标表结构信息 </w:t>
+      </w:r>
+    </w:p>
+    <w:p>
+      <w:r>
+        <w:rPr>
+          <w:rFonts w:hint="eastAsia"/>
+        </w:rPr>
+        <w:t>从</w:t>
+      </w:r>
+      <w:r>
+        <w:t>BI确定需要的目标表结构事务和维度字段</w:t>
+      </w:r>
+    </w:p>
+    <w:p>
+      <w:r>
+        <w:t>2 调研梳理来源表信息</w:t>
+      </w:r>
+    </w:p>
+    <w:p>
+      <w:r>
+        <w:rPr>
+          <w:rFonts w:hint="eastAsia"/>
+        </w:rPr>
+        <w:t>在确定好事务和维度字段之后从后端数据库整理事务和各个维度相应的表</w:t>
+      </w:r>
+    </w:p>
+    <w:p>
+      <w:r>
+        <w:t>3 调研确认应用业务口径</w:t>
+      </w:r>
+    </w:p>
+    <w:p>
+      <w:r>
+        <w:rPr>
+          <w:rFonts w:hint="eastAsia"/>
+        </w:rPr>
+        <w:t>调研事务需要使用什么方法去输出需要显示的方式</w:t>
+      </w:r>
+    </w:p>
+    <w:p>
+      <w:r>
+        <w:t>4 基于模型做取值映射分析</w:t>
+      </w:r>
+    </w:p>
+    <w:p>
+      <w:r>
+        <w:rPr>
+          <w:rFonts w:hint="eastAsia"/>
+        </w:rPr>
+        <w:t>上面三步完成之后对后端数据库获取的数据在</w:t>
+      </w:r>
+      <w:r>
+        <w:t>dm层进行映射到相应需要输出的字段</w:t>
       </w:r>
     </w:p>
     <w:p/>
     <w:p>
       <w:pPr>
-        <w:pStyle w:val="3"/>
-      </w:pPr>
-      <w:r>
-        <w:rPr>
-          <w:highlight w:val="yellow"/>
-        </w:rPr>
-        <w:t>10.拉链表更新表流程</w:t>
-      </w:r>
-    </w:p>
-    <w:p>
-      <w:r>
-        <w:rPr>
-          <w:rFonts w:hint="eastAsia"/>
-        </w:rPr>
-        <w:t>拉链表的话，我们项目主要是用来保存维度数据的历史变化，比如客户信息、收展人员归属这些。</w:t>
-      </w:r>
-    </w:p>
-    <w:p>
-      <w:r>
-        <w:rPr>
-          <w:rFonts w:hint="eastAsia"/>
-        </w:rPr>
-        <w:t>更新的时候，假设今天是</w:t>
-      </w:r>
-      <w:r>
-        <w:t>T日，我们处理的就是昨天产生的增量数据。首先会把昨天新增和修改的数据同步到ODS层，然后拿ODS的数据去和DIM层当前生效的数据做关联比对。</w:t>
-      </w:r>
-    </w:p>
-    <w:p>
-      <w:pPr>
-        <w:rPr>
-          <w:rFonts w:hint="eastAsia"/>
-        </w:rPr>
-      </w:pPr>
-    </w:p>
-    <w:p>
-      <w:r>
-        <w:rPr>
-          <w:rFonts w:hint="eastAsia"/>
-        </w:rPr>
-        <w:t>如果数据没有变化，就继续保留；如果数据发生了修改，就把原来那条记录的结束日期改成昨天，再新增一条最新的数据，开始日期也是昨天，结束日期还是</w:t>
-      </w:r>
-      <w:r>
-        <w:t>9999-12-31，表示当前生效；如果是新增数据，就直接插入一条新的生效记录。</w:t>
-      </w:r>
-    </w:p>
-    <w:p>
-      <w:pPr>
-        <w:rPr>
-          <w:rFonts w:hint="eastAsia"/>
-        </w:rPr>
-      </w:pPr>
-    </w:p>
-    <w:p>
-      <w:r>
-        <w:rPr>
-          <w:rFonts w:hint="eastAsia"/>
-        </w:rPr>
-        <w:t>最后通过</w:t>
-      </w:r>
-      <w:r>
-        <w:t>INSERT OVERWRITE更新拉链表，把历史数据和最新数据一起写回</w:t>
-      </w:r>
-      <w:r>
-        <w:rPr>
-          <w:rFonts w:hint="eastAsia"/>
-        </w:rPr>
-        <w:t>（</w:t>
-      </w:r>
-      <w:r>
-        <w:t>UNION ALL</w:t>
-      </w:r>
-      <w:r>
-        <w:rPr>
-          <w:rFonts w:hint="eastAsia"/>
-        </w:rPr>
-        <w:t>）</w:t>
-      </w:r>
-      <w:r>
-        <w:t>。</w:t>
-      </w:r>
-    </w:p>
-    <w:p>
-      <w:r>
-        <w:rPr>
-          <w:rFonts w:hint="eastAsia"/>
-        </w:rPr>
-        <w:t>我理解拉链表最大的作用，就是既能查询当前最新的数据，又能保留历史变化记录。像保险项目里面</w:t>
-      </w:r>
-      <w:r>
-        <w:rPr>
-          <w:rFonts w:hint="eastAsia"/>
-        </w:rPr>
-        <w:t>客户归属、客户等级这些信息都会变化，所以比较适合用拉链表来管理</w:t>
-      </w:r>
-      <w:r>
-        <w:t>。</w:t>
-      </w:r>
-    </w:p>
-    <w:p>
-      <w:pPr>
-        <w:pStyle w:val="3"/>
-      </w:pPr>
-      <w:r>
-        <w:rPr>
-          <w:rFonts w:hint="eastAsia"/>
-          <w:highlight w:val="yellow"/>
-        </w:rPr>
-        <w:t>数仓建模</w:t>
-      </w:r>
-      <w:r>
-        <w:rPr>
-          <w:highlight w:val="yellow"/>
-        </w:rPr>
+        <w:pStyle w:val="4"/>
+      </w:pPr>
+      <w:r>
+        <w:t>M</w:t>
+      </w:r>
+      <w:r>
+        <w:t>apping</w:t>
+      </w:r>
+    </w:p>
+    <w:p>
+      <w:r>
+        <w:rPr>
+          <w:rFonts w:hint="eastAsia"/>
+        </w:rPr>
+        <w:t>本质：描述数据从来源到目标的“流转地图”，记录字段级血缘关系</w:t>
+      </w:r>
+    </w:p>
+    <w:p>
+      <w:r>
+        <w:t>1 目标字段 DM、DWS层表结构</w:t>
+      </w:r>
+    </w:p>
+    <w:p>
+      <w:r>
+        <w:t>2 来源字段 ODS、DWD层字段</w:t>
+      </w:r>
+    </w:p>
+    <w:p>
+      <w:r>
+        <w:t>3 转换规则 空值处理NVL、类型转换CAST、计算逻辑SUM/CASE WHEN</w:t>
+      </w:r>
+    </w:p>
+    <w:p>
+      <w:r>
+        <w:t>4 业务口径说明 如“</w:t>
+      </w:r>
+      <w:r>
+        <w:rPr>
+          <w:rFonts w:hint="eastAsia"/>
+        </w:rPr>
+        <w:t>佣金=保费*提点</w:t>
+      </w:r>
+    </w:p>
+    <w:p/>
+    <w:p>
+      <w:pPr>
+        <w:pStyle w:val="4"/>
+      </w:pPr>
+      <w:r>
+        <w:rPr>
+          <w:rFonts w:hint="eastAsia"/>
+        </w:rPr>
+        <w:t>宽表建模</w:t>
+      </w:r>
+    </w:p>
+    <w:p>
+      <w:r>
+        <w:rPr>
+          <w:rFonts w:hint="eastAsia"/>
+        </w:rPr>
+        <w:t>本质：将多个维度表的属性冗余到事实表中，形成“大宽表”，避免查询时多次</w:t>
+      </w:r>
+      <w:r>
+        <w:t>JOIN</w:t>
+      </w:r>
+    </w:p>
+    <w:p>
+      <w:r>
+        <w:lastRenderedPageBreak/>
+        <w:t>1 选择公共粒度：如按</w:t>
+      </w:r>
+      <w:r>
+        <w:rPr>
+          <w:rFonts w:hint="eastAsia"/>
+        </w:rPr>
+        <w:t>customer</w:t>
+      </w:r>
+      <w:r>
+        <w:t>_id</w:t>
+      </w:r>
+      <w:r>
+        <w:rPr>
+          <w:rFonts w:hint="eastAsia"/>
+        </w:rPr>
+        <w:t>（客户）</w:t>
+      </w:r>
+      <w:r>
+        <w:t>+</w:t>
+      </w:r>
+      <w:r>
+        <w:rPr>
+          <w:rFonts w:hint="eastAsia"/>
+        </w:rPr>
+        <w:t>agent_id</w:t>
+      </w:r>
+      <w:r>
         <w:t xml:space="preserve"> </w:t>
       </w:r>
       <w:r>
-        <w:rPr>
-          <w:highlight w:val="yellow"/>
-        </w:rPr>
-        <w:t xml:space="preserve">= </w:t>
-      </w:r>
-      <w:r>
-        <w:rPr>
-          <w:highlight w:val="yellow"/>
-        </w:rPr>
-        <w:t>mapping与宽表建模＋维度模型</w:t>
-      </w:r>
-      <w:r>
-        <w:rPr>
-          <w:rFonts w:hint="eastAsia"/>
-          <w:highlight w:val="yellow"/>
-        </w:rPr>
-        <w:t>（事务表+维度表）</w:t>
-      </w:r>
-    </w:p>
-    <w:p>
-      <w:pPr>
-        <w:rPr>
-          <w:rFonts w:hint="eastAsia"/>
-        </w:rPr>
-      </w:pPr>
-      <w:r>
-        <w:t>在数仓设计和编写 Mapping 文档时，我们会遵循三个一致原则：</w:t>
-      </w:r>
-      <w:r>
-        <w:rPr>
-          <w:rStyle w:val="aa"/>
-        </w:rPr>
-        <w:t>业务过程相同、统计周期相同、统计粒度相同</w:t>
-      </w:r>
-      <w:r>
-        <w:t>。业务过程相同是指统计的是同一类业务，例如承保或理赔；统计周期相同是指统计口径一致，例如都按天或都按月；统计粒度相同是指一行数据代表的业务对象一致，例如都按客户、按保单或按收展员统计。只有满足这三个条件，数据才能合理设计到同一张事实表或宽表中，避免口径不一致和重复统计。</w:t>
-      </w:r>
-    </w:p>
+        <w:t>(</w:t>
+      </w:r>
+      <w:r>
+        <w:rPr>
+          <w:rFonts w:hint="eastAsia"/>
+        </w:rPr>
+        <w:t>收展员</w:t>
+      </w:r>
+      <w:r>
+        <w:t>)</w:t>
+      </w:r>
+      <w:r>
+        <w:t>+ds组合，保证每行唯一。</w:t>
+      </w:r>
+    </w:p>
+    <w:p>
+      <w:r>
+        <w:t xml:space="preserve">2 </w:t>
+      </w:r>
+      <w:r>
+        <w:t>冗余常用维度属性：</w:t>
+      </w:r>
+      <w:r>
+        <w:rPr>
+          <w:rFonts w:hint="eastAsia"/>
+        </w:rPr>
+        <w:t>受益人、被投保人</w:t>
+      </w:r>
+      <w:r>
+        <w:t>、</w:t>
+      </w:r>
+      <w:r>
+        <w:rPr>
+          <w:rFonts w:hint="eastAsia"/>
+        </w:rPr>
+        <w:t>产品</w:t>
+      </w:r>
+      <w:r>
+        <w:t>名称、地区名称等直接存入宽表</w:t>
+      </w:r>
+    </w:p>
+    <w:p>
+      <w:r>
+        <w:t>3 预计算轻度聚合：如</w:t>
+      </w:r>
+      <w:r>
+        <w:t>sum(</w:t>
+      </w:r>
+      <w:r>
+        <w:rPr>
+          <w:rFonts w:hint="eastAsia"/>
+        </w:rPr>
+        <w:t>fyc_</w:t>
+      </w:r>
+      <w:r>
+        <w:t>amount</w:t>
+      </w:r>
+      <w:r>
+        <w:t>)、</w:t>
+      </w:r>
+      <w:r>
+        <w:t xml:space="preserve">count(distinct </w:t>
+      </w:r>
+      <w:r>
+        <w:rPr>
+          <w:rFonts w:hint="eastAsia"/>
+        </w:rPr>
+        <w:t>customer</w:t>
+      </w:r>
+      <w:r>
+        <w:t>_id</w:t>
+      </w:r>
+      <w:r>
+        <w:t>)，为DM层加速</w:t>
+      </w:r>
+    </w:p>
+    <w:p/>
+    <w:p>
+      <w:r>
+        <w:rPr>
+          <w:rFonts w:hint="eastAsia"/>
+        </w:rPr>
+        <w:t>统计本月成交用户：</w:t>
+      </w:r>
+    </w:p>
+    <w:p>
+      <w:r>
+        <w:rPr>
+          <w:rFonts w:hint="eastAsia"/>
+        </w:rPr>
+        <w:t>有多少客户</w:t>
+      </w:r>
+    </w:p>
+    <w:p>
+      <w:r>
+        <w:rPr>
+          <w:rFonts w:hint="eastAsia"/>
+        </w:rPr>
+        <w:t>有多少投保客户</w:t>
+      </w:r>
+    </w:p>
+    <w:p>
+      <w:r>
+        <w:rPr>
+          <w:rFonts w:hint="eastAsia"/>
+        </w:rPr>
+        <w:t>有多少活跃客户</w:t>
+      </w:r>
+    </w:p>
+    <w:p>
+      <w:r>
+        <w:rPr>
+          <w:rFonts w:hint="eastAsia"/>
+        </w:rPr>
+        <w:t>有多少收展服务客户</w:t>
+      </w:r>
+    </w:p>
+    <w:p>
+      <w:r>
+        <w:rPr>
+          <w:rFonts w:hint="eastAsia"/>
+        </w:rPr>
+        <w:t>有多少成交客户</w:t>
+      </w:r>
+    </w:p>
+    <w:p>
+      <w:r>
+        <w:rPr>
+          <w:rFonts w:hint="eastAsia"/>
+        </w:rPr>
+        <w:t>优点：查询性能好（减少</w:t>
+      </w:r>
+      <w:r>
+        <w:t>JOIN），易理解（一张表涵盖所有分析维度）</w:t>
+      </w:r>
+    </w:p>
+    <w:p/>
     <w:p>
       <w:pPr>
         <w:pStyle w:val="4"/>
       </w:pPr>
       <w:r>
-        <w:rPr>
-          <w:rFonts w:hint="eastAsia"/>
-        </w:rPr>
-        <w:lastRenderedPageBreak/>
-        <w:t>数仓建模流程逻辑</w:t>
-      </w:r>
-    </w:p>
-    <w:p>
-      <w:r>
-        <w:t xml:space="preserve">1 确定目标表结构信息 </w:t>
-      </w:r>
-    </w:p>
-    <w:p>
-      <w:pPr>
-        <w:rPr>
-          <w:rFonts w:hint="eastAsia"/>
-        </w:rPr>
-      </w:pPr>
-      <w:r>
-        <w:rPr>
-          <w:rFonts w:hint="eastAsia"/>
-        </w:rPr>
-        <w:t>从</w:t>
-      </w:r>
-      <w:r>
-        <w:t>BI确定需要的目标表结构事务和维度字段</w:t>
-      </w:r>
-    </w:p>
-    <w:p>
-      <w:r>
-        <w:t>2 调研梳理来源表信息</w:t>
-      </w:r>
-    </w:p>
-    <w:p>
-      <w:pPr>
-        <w:rPr>
-          <w:rFonts w:hint="eastAsia"/>
-        </w:rPr>
-      </w:pPr>
-      <w:r>
-        <w:rPr>
-          <w:rFonts w:hint="eastAsia"/>
-        </w:rPr>
-        <w:t>在确定好事务和维度字段之后从后端数据库整理事务和各个维度相应的表</w:t>
-      </w:r>
-    </w:p>
-    <w:p>
-      <w:r>
-        <w:t>3 调研确认应用业务口径</w:t>
-      </w:r>
-    </w:p>
-    <w:p>
-      <w:pPr>
-        <w:rPr>
-          <w:rFonts w:hint="eastAsia"/>
-        </w:rPr>
-      </w:pPr>
-      <w:r>
-        <w:rPr>
-          <w:rFonts w:hint="eastAsia"/>
-        </w:rPr>
-        <w:t>调研事务需要使用什么方法去输出需要显示的方式</w:t>
-      </w:r>
-    </w:p>
-    <w:p>
-      <w:r>
-        <w:t>4 基于模型做取值映射分析</w:t>
-      </w:r>
-    </w:p>
-    <w:p>
-      <w:r>
-        <w:rPr>
-          <w:rFonts w:hint="eastAsia"/>
-        </w:rPr>
-        <w:t>上面三步完成之后对后端数据库获取的数据在</w:t>
-      </w:r>
-      <w:r>
-        <w:t>dm层进行映射到相应需要输出的字段</w:t>
-      </w:r>
-    </w:p>
-    <w:p/>
-    <w:p>
-      <w:pPr>
-        <w:pStyle w:val="4"/>
-        <w:rPr>
-          <w:rFonts w:hint="eastAsia"/>
-        </w:rPr>
-      </w:pPr>
-      <w:r>
-        <w:t>M</w:t>
-      </w:r>
-      <w:r>
-        <w:t>apping</w:t>
-      </w:r>
-    </w:p>
-    <w:p>
-      <w:r>
-        <w:rPr>
-          <w:rFonts w:hint="eastAsia"/>
-        </w:rPr>
-        <w:t>本质：描述数据从来源到目标的“流转地图”，记录字段级血缘关系</w:t>
-      </w:r>
-    </w:p>
-    <w:p>
-      <w:r>
-        <w:t>1 目标字段 DM、DWS层表结构</w:t>
-      </w:r>
-    </w:p>
-    <w:p>
-      <w:r>
-        <w:t>2 来源字段 ODS、DWD层字段</w:t>
-      </w:r>
-    </w:p>
-    <w:p>
-      <w:r>
-        <w:t>3 转换规则 空值处理NVL、类型转换CAST、计算逻辑SUM/CASE WHEN</w:t>
-      </w:r>
-    </w:p>
-    <w:p>
-      <w:pPr>
-        <w:rPr>
-          <w:rFonts w:hint="eastAsia"/>
-        </w:rPr>
-      </w:pPr>
-      <w:r>
-        <w:t>4 业务口径说明 如“</w:t>
-      </w:r>
-      <w:r>
-        <w:rPr>
-          <w:rFonts w:hint="eastAsia"/>
-        </w:rPr>
-        <w:t>佣金=保费*提点</w:t>
-      </w:r>
-    </w:p>
-    <w:p/>
-    <w:p>
-      <w:pPr>
-        <w:pStyle w:val="4"/>
-      </w:pPr>
-      <w:r>
-        <w:rPr>
-          <w:rFonts w:hint="eastAsia"/>
-        </w:rPr>
-        <w:t>宽表建模</w:t>
-      </w:r>
-    </w:p>
-    <w:p>
-      <w:r>
-        <w:rPr>
-          <w:rFonts w:hint="eastAsia"/>
-        </w:rPr>
-        <w:t>本质：将多个维度表的属性冗余到事实表中，形成“大宽表”，避免查询时多次</w:t>
-      </w:r>
-      <w:r>
-        <w:t>JOIN</w:t>
-      </w:r>
-    </w:p>
-    <w:p>
-      <w:r>
-        <w:t>1 选择公共粒度：如按</w:t>
-      </w:r>
-      <w:r>
-        <w:rPr>
-          <w:rFonts w:hint="eastAsia"/>
-        </w:rPr>
-        <w:t>customer</w:t>
-      </w:r>
-      <w:r>
-        <w:t>_id</w:t>
-      </w:r>
-      <w:r>
-        <w:rPr>
-          <w:rFonts w:hint="eastAsia"/>
-        </w:rPr>
-        <w:t>（客户）</w:t>
-      </w:r>
-      <w:r>
-        <w:t>+</w:t>
-      </w:r>
-      <w:r>
-        <w:rPr>
-          <w:rFonts w:hint="eastAsia"/>
-        </w:rPr>
-        <w:t>agent_id</w:t>
-      </w:r>
-      <w:r>
-        <w:t xml:space="preserve"> </w:t>
-      </w:r>
-      <w:r>
-        <w:t>(</w:t>
-      </w:r>
-      <w:r>
-        <w:rPr>
-          <w:rFonts w:hint="eastAsia"/>
-        </w:rPr>
-        <w:t>收展员</w:t>
-      </w:r>
-      <w:r>
-        <w:t>)</w:t>
-      </w:r>
-      <w:r>
-        <w:t>+ds组合，保证每行唯一。</w:t>
-      </w:r>
-    </w:p>
-    <w:p>
-      <w:r>
-        <w:t xml:space="preserve">2 </w:t>
-      </w:r>
-      <w:r>
-        <w:t>冗余常用维度属性：</w:t>
-      </w:r>
-      <w:r>
-        <w:rPr>
-          <w:rFonts w:hint="eastAsia"/>
-        </w:rPr>
-        <w:t>受益人、被投保人</w:t>
-      </w:r>
-      <w:r>
-        <w:t>、</w:t>
-      </w:r>
-      <w:r>
-        <w:rPr>
-          <w:rFonts w:hint="eastAsia"/>
-        </w:rPr>
-        <w:t>产品</w:t>
-      </w:r>
-      <w:r>
-        <w:t>名称、地区名称等直接存入宽表</w:t>
-      </w:r>
-    </w:p>
-    <w:p>
-      <w:r>
-        <w:t>3 预计算轻度聚合：如</w:t>
-      </w:r>
-      <w:r>
-        <w:t>sum(</w:t>
-      </w:r>
-      <w:r>
-        <w:rPr>
-          <w:rFonts w:hint="eastAsia"/>
-        </w:rPr>
-        <w:t>fyc_</w:t>
-      </w:r>
-      <w:r>
-        <w:t>amount</w:t>
-      </w:r>
-      <w:r>
-        <w:t>)、</w:t>
-      </w:r>
-      <w:r>
-        <w:t xml:space="preserve">count(distinct </w:t>
-      </w:r>
-      <w:r>
-        <w:rPr>
-          <w:rFonts w:hint="eastAsia"/>
-        </w:rPr>
-        <w:t>customer</w:t>
-      </w:r>
-      <w:r>
-        <w:t>_id</w:t>
-      </w:r>
-      <w:r>
-        <w:t>)，为DM层加速</w:t>
-      </w:r>
-    </w:p>
-    <w:p/>
-    <w:p>
-      <w:pPr>
-        <w:rPr>
-          <w:rFonts w:hint="eastAsia"/>
-        </w:rPr>
-      </w:pPr>
-      <w:r>
-        <w:rPr>
-          <w:rFonts w:hint="eastAsia"/>
-        </w:rPr>
-        <w:t>统计本月成交用户：</w:t>
-      </w:r>
-    </w:p>
-    <w:p>
-      <w:r>
-        <w:rPr>
-          <w:rFonts w:hint="eastAsia"/>
-        </w:rPr>
-        <w:t>有多少客户</w:t>
-      </w:r>
-    </w:p>
-    <w:p>
-      <w:r>
-        <w:rPr>
-          <w:rFonts w:hint="eastAsia"/>
-        </w:rPr>
-        <w:t>有多少投保客户</w:t>
-      </w:r>
-    </w:p>
-    <w:p>
-      <w:r>
-        <w:rPr>
-          <w:rFonts w:hint="eastAsia"/>
-        </w:rPr>
-        <w:t>有多少活跃客户</w:t>
-      </w:r>
-    </w:p>
-    <w:p>
-      <w:r>
-        <w:rPr>
-          <w:rFonts w:hint="eastAsia"/>
-        </w:rPr>
-        <w:t>有多少收展服务客户</w:t>
-      </w:r>
-    </w:p>
-    <w:p>
-      <w:pPr>
-        <w:rPr>
-          <w:rFonts w:hint="eastAsia"/>
-        </w:rPr>
-      </w:pPr>
-      <w:r>
-        <w:rPr>
-          <w:rFonts w:hint="eastAsia"/>
-        </w:rPr>
-        <w:t>有多少成交客户</w:t>
-      </w:r>
-    </w:p>
-    <w:p>
-      <w:r>
-        <w:rPr>
-          <w:rFonts w:hint="eastAsia"/>
-        </w:rPr>
-        <w:t>优点：查询性能好（减少</w:t>
-      </w:r>
-      <w:r>
-        <w:t>JOIN），易理解（一张表涵盖所有分析维度）</w:t>
-      </w:r>
-    </w:p>
-    <w:p/>
-    <w:p>
-      <w:pPr>
-        <w:pStyle w:val="4"/>
-      </w:pPr>
-      <w:r>
         <w:t>维度模型</w:t>
       </w:r>
     </w:p>
@@ -6362,17 +6052,11 @@
       </w:r>
     </w:p>
     <w:p>
-      <w:pPr>
-        <w:rPr>
-          <w:rFonts w:hint="eastAsia"/>
-        </w:rPr>
-      </w:pPr>
       <w:r>
         <w:rPr>
           <w:rFonts w:hint="eastAsia"/>
           <w:b/>
         </w:rPr>
-        <w:lastRenderedPageBreak/>
         <w:t>选择业务过程</w:t>
       </w:r>
       <w:r>
@@ -6416,11 +6100,6 @@
       </w:r>
     </w:p>
     <w:p>
-      <w:pPr>
-        <w:rPr>
-          <w:rFonts w:hint="eastAsia"/>
-        </w:rPr>
-      </w:pPr>
       <w:r>
         <w:rPr>
           <w:rFonts w:hint="eastAsia"/>
@@ -6535,11 +6214,6 @@
       </w:r>
     </w:p>
     <w:p>
-      <w:pPr>
-        <w:rPr>
-          <w:rFonts w:hint="eastAsia"/>
-        </w:rPr>
-      </w:pPr>
       <w:r>
         <w:rPr>
           <w:rFonts w:hint="eastAsia"/>
@@ -6551,20 +6225,8 @@
         <w:t xml:space="preserve"> 尽可能丰富地添加用于过滤、分组和报表展示的属性字段。如果属性会随时间发生变化，就引入拉链表机制（SCD）来处理历史状态。</w:t>
       </w:r>
     </w:p>
-    <w:p>
-      <w:pPr>
-        <w:rPr>
-          <w:rFonts w:hint="eastAsia"/>
-        </w:rPr>
-      </w:pPr>
-    </w:p>
-    <w:p>
-      <w:pPr>
-        <w:rPr>
-          <w:rFonts w:hint="eastAsia"/>
-        </w:rPr>
-      </w:pPr>
-    </w:p>
+    <w:p/>
+    <w:p/>
     <w:p>
       <w:pPr>
         <w:pStyle w:val="3"/>
@@ -6592,11 +6254,9 @@
     <w:p>
       <w:pPr>
         <w:pStyle w:val="3"/>
-        <w:rPr>
-          <w:rFonts w:hint="eastAsia"/>
-        </w:rPr>
-      </w:pPr>
-      <w:r>
+      </w:pPr>
+      <w:r>
+        <w:lastRenderedPageBreak/>
         <w:t xml:space="preserve">15 </w:t>
       </w:r>
       <w:r>
@@ -6703,11 +6363,6 @@
       </w:r>
     </w:p>
     <w:p>
-      <w:pPr>
-        <w:rPr>
-          <w:rFonts w:hint="eastAsia"/>
-        </w:rPr>
-      </w:pPr>
       <w:r>
         <w:tab/>
       </w:r>
@@ -6721,18 +6376,36 @@
         <w:rPr>
           <w:rFonts w:hint="eastAsia"/>
         </w:rPr>
-        <w:lastRenderedPageBreak/>
         <w:t>负载均衡</w:t>
       </w:r>
     </w:p>
     <w:p>
       <w:pPr>
+        <w:rPr>
+          <w:rStyle w:val="aa"/>
+          <w:rFonts w:ascii="Segoe UI" w:hAnsi="Segoe UI" w:cs="Segoe UI"/>
+          <w:color w:val="0F1115"/>
+          <w:shd w:val="clear" w:color="auto" w:fill="FFFFFF"/>
+        </w:rPr>
+      </w:pPr>
+      <w:r>
         <w:rPr>
           <w:rStyle w:val="aa"/>
           <w:rFonts w:ascii="Segoe UI" w:hAnsi="Segoe UI" w:cs="Segoe UI" w:hint="eastAsia"/>
           <w:color w:val="0F1115"/>
           <w:shd w:val="clear" w:color="auto" w:fill="FFFFFF"/>
         </w:rPr>
+        <w:t>是一种将网络流量或工作负载按照某种策略分发到多个服务器（或服务实例）上的技术，旨在优化资源利用率、最大化吞吐量、最小化响应时间，并避免单点过载。</w:t>
+      </w:r>
+    </w:p>
+    <w:p>
+      <w:pPr>
+        <w:rPr>
+          <w:rStyle w:val="aa"/>
+          <w:rFonts w:ascii="Segoe UI" w:hAnsi="Segoe UI" w:cs="Segoe UI"/>
+          <w:color w:val="0F1115"/>
+          <w:shd w:val="clear" w:color="auto" w:fill="FFFFFF"/>
+        </w:rPr>
       </w:pPr>
       <w:r>
         <w:rPr>
@@ -6741,7 +6414,7 @@
           <w:color w:val="0F1115"/>
           <w:shd w:val="clear" w:color="auto" w:fill="FFFFFF"/>
         </w:rPr>
-        <w:t>是一种将网络流量或工作负载按照某种策略分发到多个服务器（或服务实例）上的技术，旨在优化资源利用率、最大化吞吐量、最小化响应时间，并避免单点过载。</w:t>
+        <w:t>你可以把它想象成大型超市的收银台：如果只开一个收银台，排队就会很长；如果根据排队人数动态开启多个收银台（并让排队最短的顾客去空闲的收银台），整体结账效率就会大幅提升——这就是负载均衡的直观体现。</w:t>
       </w:r>
     </w:p>
     <w:p>
@@ -6753,32 +6426,8 @@
           <w:shd w:val="clear" w:color="auto" w:fill="FFFFFF"/>
         </w:rPr>
       </w:pPr>
-      <w:r>
-        <w:rPr>
-          <w:rStyle w:val="aa"/>
-          <w:rFonts w:ascii="Segoe UI" w:hAnsi="Segoe UI" w:cs="Segoe UI" w:hint="eastAsia"/>
-          <w:color w:val="0F1115"/>
-          <w:shd w:val="clear" w:color="auto" w:fill="FFFFFF"/>
-        </w:rPr>
-        <w:t>你可以把它想象成大型超市的收银台：如果只开一个收银台，排队就会很长；如果根据排队人数动态开启多个收银台（并让排队最短的顾客去空闲的收银台），整体结账效率就会大幅提升——这就是负载均衡的直观体现。</w:t>
-      </w:r>
-    </w:p>
-    <w:p>
-      <w:pPr>
-        <w:rPr>
-          <w:rStyle w:val="aa"/>
-          <w:rFonts w:ascii="Segoe UI" w:hAnsi="Segoe UI" w:cs="Segoe UI" w:hint="eastAsia"/>
-          <w:color w:val="0F1115"/>
-          <w:shd w:val="clear" w:color="auto" w:fill="FFFFFF"/>
-        </w:rPr>
-      </w:pPr>
-    </w:p>
-    <w:p>
-      <w:pPr>
-        <w:rPr>
-          <w:rFonts w:hint="eastAsia"/>
-        </w:rPr>
-      </w:pPr>
+    </w:p>
+    <w:p>
       <w:r>
         <w:rPr>
           <w:rStyle w:val="aa"/>
@@ -6978,20 +6627,12 @@
     <w:p>
       <w:pPr>
         <w:pStyle w:val="4"/>
-        <w:rPr>
-          <w:rFonts w:hint="eastAsia"/>
-        </w:rPr>
       </w:pPr>
       <w:r>
         <w:t>MySQL 索引失效的经典场景定义</w:t>
       </w:r>
     </w:p>
     <w:p>
-      <w:pPr>
-        <w:rPr>
-          <w:rFonts w:hint="eastAsia"/>
-        </w:rPr>
-      </w:pPr>
       <w:r>
         <w:rPr>
           <w:highlight w:val="yellow"/>
@@ -7000,11 +6641,6 @@
       </w:r>
     </w:p>
     <w:p>
-      <w:pPr>
-        <w:rPr>
-          <w:rFonts w:hint="eastAsia"/>
-        </w:rPr>
-      </w:pPr>
       <w:r>
         <w:rPr>
           <w:rFonts w:hint="eastAsia"/>
@@ -7013,11 +6649,6 @@
       </w:r>
     </w:p>
     <w:p>
-      <w:pPr>
-        <w:rPr>
-          <w:rFonts w:hint="eastAsia"/>
-        </w:rPr>
-      </w:pPr>
       <w:r>
         <w:rPr>
           <w:highlight w:val="yellow"/>
@@ -7026,11 +6657,6 @@
       </w:r>
     </w:p>
     <w:p>
-      <w:pPr>
-        <w:rPr>
-          <w:rFonts w:hint="eastAsia"/>
-        </w:rPr>
-      </w:pPr>
       <w:r>
         <w:rPr>
           <w:rFonts w:hint="eastAsia"/>
@@ -7042,24 +6668,15 @@
       </w:r>
     </w:p>
     <w:p>
-      <w:pPr>
-        <w:rPr>
-          <w:rFonts w:hint="eastAsia"/>
-        </w:rPr>
-      </w:pPr>
       <w:r>
         <w:rPr>
           <w:highlight w:val="yellow"/>
         </w:rPr>
+        <w:lastRenderedPageBreak/>
         <w:t>3. 索引列上使用函数或表达式计算失效</w:t>
       </w:r>
     </w:p>
     <w:p>
-      <w:pPr>
-        <w:rPr>
-          <w:rFonts w:hint="eastAsia"/>
-        </w:rPr>
-      </w:pPr>
       <w:r>
         <w:rPr>
           <w:rFonts w:hint="eastAsia"/>
@@ -7071,11 +6688,6 @@
       </w:r>
     </w:p>
     <w:p>
-      <w:pPr>
-        <w:rPr>
-          <w:rFonts w:hint="eastAsia"/>
-        </w:rPr>
-      </w:pPr>
       <w:r>
         <w:rPr>
           <w:highlight w:val="yellow"/>
@@ -7084,21 +6696,11 @@
       </w:r>
     </w:p>
     <w:p>
-      <w:pPr>
-        <w:rPr>
-          <w:rFonts w:hint="eastAsia"/>
-        </w:rPr>
-      </w:pPr>
       <w:r>
         <w:t>B+Tree 索引按照从左到右的顺序排列，当 LIKE 模式以通配符 % 开头时，索引的左侧无法确定起点，导致无法使用索引进行范围查找，索引失效。</w:t>
       </w:r>
     </w:p>
     <w:p>
-      <w:pPr>
-        <w:rPr>
-          <w:rFonts w:hint="eastAsia"/>
-        </w:rPr>
-      </w:pPr>
       <w:r>
         <w:rPr>
           <w:highlight w:val="yellow"/>
@@ -7125,13 +6727,7 @@
     </w:p>
     <w:p/>
     <w:p/>
-    <w:p>
-      <w:pPr>
-        <w:rPr>
-          <w:rFonts w:hint="eastAsia"/>
-        </w:rPr>
-      </w:pPr>
-    </w:p>
+    <w:p/>
     <w:p>
       <w:pPr>
         <w:pStyle w:val="3"/>
@@ -7140,7 +6736,6 @@
         <w:rPr>
           <w:rFonts w:hint="eastAsia"/>
         </w:rPr>
-        <w:lastRenderedPageBreak/>
         <w:t>数据治理实现三化</w:t>
       </w:r>
       <w:r>
@@ -7236,13 +6831,7 @@
         <w:t xml:space="preserve"> 当事人、产品、协议、事件、资产、财务、机构、地域、营销、渠道</w:t>
       </w:r>
     </w:p>
-    <w:p>
-      <w:pPr>
-        <w:rPr>
-          <w:rFonts w:hint="eastAsia"/>
-        </w:rPr>
-      </w:pPr>
-    </w:p>
+    <w:p/>
     <w:p>
       <w:pPr>
         <w:pStyle w:val="3"/>
@@ -7289,6 +6878,7 @@
         <w:jc w:val="center"/>
       </w:pPr>
       <w:r>
+        <w:lastRenderedPageBreak/>
         <w:t>H</w:t>
       </w:r>
       <w:r>
@@ -7306,196 +6896,98 @@
         <w:pStyle w:val="4"/>
       </w:pPr>
       <w:r>
-        <w:rPr>
-          <w:rFonts w:hint="eastAsia"/>
-        </w:rPr>
-        <w:t>hive</w:t>
-      </w:r>
-    </w:p>
-    <w:p>
-      <w:r>
-        <w:rPr>
-          <w:rFonts w:hint="eastAsia"/>
-        </w:rPr>
-        <w:t>解析器去</w:t>
-      </w:r>
-      <w:r>
-        <w:t>ms获取元数据到编译器</w:t>
-      </w:r>
-    </w:p>
-    <w:p>
-      <w:r>
-        <w:rPr>
-          <w:rFonts w:hint="eastAsia"/>
-        </w:rPr>
-        <w:t>编译器（编译执行计划）后给优化器浪费硬件资源最少地执行计划给执行器</w:t>
-      </w:r>
-      <w:r>
-        <w:t xml:space="preserve"> </w:t>
-      </w:r>
-    </w:p>
-    <w:p>
-      <w:pPr>
-        <w:rPr>
-          <w:rFonts w:hint="eastAsia"/>
-        </w:rPr>
-      </w:pPr>
-      <w:r>
-        <w:rPr>
-          <w:rFonts w:hint="eastAsia"/>
-        </w:rPr>
-        <w:t>执行器翻译语句给</w:t>
-      </w:r>
-      <w:r>
-        <w:t>mr执行计算</w:t>
+        <w:t>外部表</w:t>
+      </w:r>
+    </w:p>
+    <w:p>
+      <w:r>
+        <w:rPr>
+          <w:rFonts w:hint="eastAsia"/>
+        </w:rPr>
+        <w:t>先创建再删除再创建一模一样的表可以找到原来的真实数据</w:t>
+      </w:r>
+    </w:p>
+    <w:p>
+      <w:r>
+        <w:t>--如果非事务表之类的想插入或者修改数据</w:t>
+      </w:r>
+    </w:p>
+    <w:p>
+      <w:r>
+        <w:rPr>
+          <w:rFonts w:hint="eastAsia"/>
+        </w:rPr>
+        <w:t>可以先查询出</w:t>
+      </w:r>
+      <w:r>
+        <w:t>hive表中的数据或者先用查询语句修改数据集后再通过overwrite</w:t>
+      </w:r>
+    </w:p>
+    <w:p>
+      <w:r>
+        <w:rPr>
+          <w:rFonts w:hint="eastAsia"/>
+        </w:rPr>
+        <w:t>覆盖原表从而达到</w:t>
+      </w:r>
+      <w:r>
+        <w:t>ddl的update ddl更新效果</w:t>
       </w:r>
     </w:p>
     <w:p/>
     <w:p>
-      <w:r>
-        <w:rPr>
-          <w:rFonts w:hint="eastAsia"/>
-        </w:rPr>
-        <w:t>建表当中</w:t>
-      </w:r>
-      <w:r>
-        <w:t xml:space="preserve"> 冒号和下划线、空格之类的都是元数据</w:t>
-      </w:r>
-    </w:p>
-    <w:p>
-      <w:r>
-        <w:t>struct中key是元数据 values是真实数据</w:t>
-      </w:r>
-    </w:p>
-    <w:p>
-      <w:pPr>
-        <w:rPr>
-          <w:rFonts w:hint="eastAsia"/>
-        </w:rPr>
-      </w:pPr>
-    </w:p>
-    <w:p>
       <w:pPr>
         <w:pStyle w:val="4"/>
       </w:pPr>
       <w:r>
-        <w:lastRenderedPageBreak/>
-        <w:t>外部表</w:t>
-      </w:r>
-    </w:p>
-    <w:p>
-      <w:pPr>
-        <w:rPr>
-          <w:rFonts w:hint="eastAsia"/>
-        </w:rPr>
-      </w:pPr>
-      <w:r>
-        <w:rPr>
-          <w:rFonts w:hint="eastAsia"/>
-        </w:rPr>
-        <w:t>先创建再删除再创建一模一样的表可以找到原来的真实数据</w:t>
-      </w:r>
-    </w:p>
-    <w:p>
-      <w:r>
-        <w:t>--如果非事务表之类的想插入或者修改数据</w:t>
-      </w:r>
-    </w:p>
-    <w:p>
-      <w:r>
-        <w:rPr>
-          <w:rFonts w:hint="eastAsia"/>
-        </w:rPr>
-        <w:t>可以先查询出</w:t>
-      </w:r>
-      <w:r>
-        <w:t>hive表中的数据或者先用查询语句修改数据集后再通过overwrite</w:t>
-      </w:r>
-    </w:p>
-    <w:p>
-      <w:pPr>
-        <w:rPr>
-          <w:rFonts w:hint="eastAsia"/>
-        </w:rPr>
-      </w:pPr>
-      <w:r>
-        <w:rPr>
-          <w:rFonts w:hint="eastAsia"/>
-        </w:rPr>
-        <w:t>覆盖原表从而达到</w:t>
-      </w:r>
-      <w:r>
-        <w:t>ddl的update ddl更新效果</w:t>
+        <w:rPr>
+          <w:rFonts w:hint="eastAsia"/>
+        </w:rPr>
+        <w:t>分区分桶的区别</w:t>
+      </w:r>
+    </w:p>
+    <w:p>
+      <w:r>
+        <w:rPr>
+          <w:rFonts w:hint="eastAsia"/>
+        </w:rPr>
+        <w:t>分区扫描</w:t>
+      </w:r>
+      <w:r>
+        <w:t xml:space="preserve"> 加快扫描 分区列相当于一个文件</w:t>
+      </w:r>
+    </w:p>
+    <w:p>
+      <w:r>
+        <w:rPr>
+          <w:rFonts w:hint="eastAsia"/>
+        </w:rPr>
+        <w:t>分区就是分目录加快查询速率</w:t>
+      </w:r>
+      <w:r>
+        <w:t xml:space="preserve"> 分桶就是分文件提高表关联速度</w:t>
+      </w:r>
+    </w:p>
+    <w:p>
+      <w:r>
+        <w:rPr>
+          <w:rFonts w:hint="eastAsia"/>
+        </w:rPr>
+        <w:t>分桶字段是真实存在于数据文件中</w:t>
+      </w:r>
+    </w:p>
+    <w:p>
+      <w:r>
+        <w:rPr>
+          <w:rFonts w:hint="eastAsia"/>
+        </w:rPr>
+        <w:t>分桶</w:t>
+      </w:r>
+      <w:r>
+        <w:t>smb join  一个桶代表一系列文件</w:t>
       </w:r>
     </w:p>
     <w:p/>
-    <w:p>
-      <w:pPr>
-        <w:pStyle w:val="4"/>
-        <w:rPr>
-          <w:rFonts w:hint="eastAsia"/>
-        </w:rPr>
-      </w:pPr>
-      <w:r>
-        <w:rPr>
-          <w:rFonts w:hint="eastAsia"/>
-        </w:rPr>
-        <w:t>分区分桶的区别</w:t>
-      </w:r>
-    </w:p>
-    <w:p>
-      <w:r>
-        <w:rPr>
-          <w:rFonts w:hint="eastAsia"/>
-        </w:rPr>
-        <w:t>分区扫描</w:t>
-      </w:r>
-      <w:r>
-        <w:t xml:space="preserve"> 加快扫描 分区列相当于一个文件</w:t>
-      </w:r>
-    </w:p>
-    <w:p>
-      <w:pPr>
-        <w:rPr>
-          <w:rFonts w:hint="eastAsia"/>
-        </w:rPr>
-      </w:pPr>
-      <w:r>
-        <w:rPr>
-          <w:rFonts w:hint="eastAsia"/>
-        </w:rPr>
-        <w:t>分区就是分目录加快查询速率</w:t>
-      </w:r>
-      <w:r>
-        <w:t xml:space="preserve"> 分桶就是分文件提高表关联速度</w:t>
-      </w:r>
-    </w:p>
-    <w:p>
-      <w:r>
-        <w:rPr>
-          <w:rFonts w:hint="eastAsia"/>
-        </w:rPr>
-        <w:t>分桶字段是真实存在于数据文件中</w:t>
-      </w:r>
-    </w:p>
-    <w:p>
-      <w:r>
-        <w:rPr>
-          <w:rFonts w:hint="eastAsia"/>
-        </w:rPr>
-        <w:t>分桶</w:t>
-      </w:r>
-      <w:r>
-        <w:t>smb join  一个桶代表一系列文件</w:t>
-      </w:r>
-    </w:p>
-    <w:p>
-      <w:pPr>
-        <w:rPr>
-          <w:rFonts w:hint="eastAsia"/>
-        </w:rPr>
-      </w:pPr>
-    </w:p>
     <w:p>
       <w:pPr>
         <w:pStyle w:val="4"/>
@@ -7630,6 +7122,7 @@
           <w:rStyle w:val="30"/>
           <w:rFonts w:hint="eastAsia"/>
         </w:rPr>
+        <w:lastRenderedPageBreak/>
         <w:t>维度</w:t>
       </w:r>
       <w:r>
@@ -7667,13 +7160,7 @@
         <w:t>主要是星型模型.</w:t>
       </w:r>
     </w:p>
-    <w:p>
-      <w:pPr>
-        <w:rPr>
-          <w:rFonts w:hint="eastAsia"/>
-        </w:rPr>
-      </w:pPr>
-    </w:p>
+    <w:p/>
     <w:p>
       <w:pPr>
         <w:pStyle w:val="4"/>
@@ -7709,9 +7196,6 @@
     <w:p>
       <w:pPr>
         <w:pStyle w:val="4"/>
-        <w:rPr>
-          <w:rFonts w:hint="eastAsia"/>
-        </w:rPr>
       </w:pPr>
       <w:r>
         <w:t>hive排序</w:t>
@@ -7795,13 +7279,7 @@
         <w:t>cluster by是 distri by 与sort by 结合 字段要相同才能用</w:t>
       </w:r>
     </w:p>
-    <w:p>
-      <w:pPr>
-        <w:rPr>
-          <w:rFonts w:hint="eastAsia"/>
-        </w:rPr>
-      </w:pPr>
-    </w:p>
+    <w:p/>
     <w:p>
       <w:pPr>
         <w:pStyle w:val="1"/>
@@ -7819,11 +7297,6 @@
       </w:r>
     </w:p>
     <w:p>
-      <w:pPr>
-        <w:rPr>
-          <w:rFonts w:hint="eastAsia"/>
-        </w:rPr>
-      </w:pPr>
       <w:r>
         <w:rPr>
           <w:rFonts w:hint="eastAsia"/>
@@ -7844,11 +7317,6 @@
       </w:r>
     </w:p>
     <w:p>
-      <w:pPr>
-        <w:rPr>
-          <w:rFonts w:hint="eastAsia"/>
-        </w:rPr>
-      </w:pPr>
       <w:r>
         <w:rPr>
           <w:noProof/>
@@ -7891,11 +7359,6 @@
       </w:r>
     </w:p>
     <w:p>
-      <w:pPr>
-        <w:rPr>
-          <w:rFonts w:hint="eastAsia"/>
-        </w:rPr>
-      </w:pPr>
       <w:r>
         <w:rPr>
           <w:rFonts w:hint="eastAsia"/>
@@ -7922,11 +7385,6 @@
       </w:r>
     </w:p>
     <w:p>
-      <w:pPr>
-        <w:rPr>
-          <w:rFonts w:hint="eastAsia"/>
-        </w:rPr>
-      </w:pPr>
       <w:r>
         <w:rPr>
           <w:noProof/>
@@ -8170,27 +7628,21 @@
     <w:p>
       <w:pPr>
         <w:rPr>
+          <w:rFonts w:ascii="宋体" w:eastAsia="宋体" w:hAnsi="宋体"/>
+          <w:sz w:val="24"/>
+          <w:szCs w:val="24"/>
+        </w:rPr>
+      </w:pPr>
+      <w:r>
+        <w:rPr>
           <w:rFonts w:ascii="宋体" w:eastAsia="宋体" w:hAnsi="宋体" w:hint="eastAsia"/>
           <w:sz w:val="24"/>
           <w:szCs w:val="24"/>
         </w:rPr>
-      </w:pPr>
-      <w:r>
-        <w:rPr>
-          <w:rFonts w:ascii="宋体" w:eastAsia="宋体" w:hAnsi="宋体" w:hint="eastAsia"/>
-          <w:sz w:val="24"/>
-          <w:szCs w:val="24"/>
-        </w:rPr>
         <w:t>排序字段建立联合索引，不必要的排序直接删掉</w:t>
       </w:r>
     </w:p>
-    <w:p>
-      <w:pPr>
-        <w:rPr>
-          <w:rFonts w:hint="eastAsia"/>
-        </w:rPr>
-      </w:pPr>
-    </w:p>
+    <w:p/>
     <w:p>
       <w:pPr>
         <w:pStyle w:val="1"/>
@@ -8326,11 +7778,6 @@
       </w:r>
     </w:p>
     <w:p>
-      <w:pPr>
-        <w:rPr>
-          <w:rFonts w:hint="eastAsia"/>
-        </w:rPr>
-      </w:pPr>
       <w:r>
         <w:lastRenderedPageBreak/>
         <w:t xml:space="preserve">4 </w:t>
@@ -8458,11 +7905,6 @@
       </w:r>
     </w:p>
     <w:p>
-      <w:pPr>
-        <w:rPr>
-          <w:rFonts w:hint="eastAsia"/>
-        </w:rPr>
-      </w:pPr>
       <w:r>
         <w:rPr>
           <w:rFonts w:hint="eastAsia"/>
@@ -8474,11 +7916,6 @@
       </w:r>
     </w:p>
     <w:p>
-      <w:pPr>
-        <w:rPr>
-          <w:rFonts w:hint="eastAsia"/>
-        </w:rPr>
-      </w:pPr>
       <w:r>
         <w:rPr>
           <w:rFonts w:hint="eastAsia"/>
@@ -12554,6 +11991,7 @@
   <w:style w:type="character" w:default="1" w:styleId="a0">
     <w:name w:val="Default Paragraph Font"/>
     <w:uiPriority w:val="1"/>
+    <w:semiHidden/>
     <w:unhideWhenUsed/>
   </w:style>
   <w:style w:type="table" w:default="1" w:styleId="a1">

--- a/毛智明-小作文.docx
+++ b/毛智明-小作文.docx
@@ -111,7 +111,16 @@
         <w:t>3</w:t>
       </w:r>
       <w:r>
-        <w:t>年左右的数据仓库开发经验</w:t>
+        <w:t>年左右的</w:t>
+      </w:r>
+      <w:r>
+        <w:rPr>
+          <w:rFonts w:hint="eastAsia"/>
+        </w:rPr>
+        <w:t>大数据</w:t>
+      </w:r>
+      <w:r>
+        <w:t>开发经验</w:t>
       </w:r>
       <w:r>
         <w:rPr>
@@ -123,7 +132,7 @@
         <w:rPr>
           <w:rFonts w:hint="eastAsia"/>
         </w:rPr>
-        <w:t>。</w:t>
+        <w:t>的项目。</w:t>
       </w:r>
     </w:p>
     <w:p>
@@ -131,7 +140,20 @@
         <w:rPr>
           <w:highlight w:val="yellow"/>
         </w:rPr>
-        <w:t>项目方面，我前后参与过两个比较完整的保险数仓项目，主要围绕保险经营分析和客户画像方向。比如华安财险收展人员经营考核数仓项目，主要支撑代理人业绩考核、团队经营分析；还有都帮财险客户画像与精准营销数仓项目，主要用于客户标签加工和营销分析。这些项目中，我主要负责从数据同步、ODS贴源、DWD清洗、DWS主题建模，到ADS指标加工、调度配置和报表展示的全流程开发。技术栈方面主要涉及H</w:t>
+        <w:t>项目方面，我前后参与过两个比较完整的保险</w:t>
+      </w:r>
+      <w:r>
+        <w:rPr>
+          <w:rFonts w:hint="eastAsia"/>
+          <w:highlight w:val="yellow"/>
+        </w:rPr>
+        <w:t>大数据</w:t>
+      </w:r>
+      <w:r>
+        <w:rPr>
+          <w:highlight w:val="yellow"/>
+        </w:rPr>
+        <w:t>项目，主要围绕保险经营分析和客户画像方向。比如华安财险收展人员经营考核数仓项目，主要支撑代理人业绩考核、团队经营分析；还有都帮财险客户画像与精准营销数仓项目，主要用于客户标签加工和营销分析。这些项目中，我主要负责从数据同步、ODS贴源、DWD清洗、DWS主题建模，到ADS指标加工、调度配置和报表展示的全流程开发。技术栈方面主要涉及H</w:t>
       </w:r>
       <w:r>
         <w:rPr>
@@ -470,8 +492,10 @@
         <w:rPr>
           <w:highlight w:val="yellow"/>
         </w:rPr>
-        <w:t>DWS→ADS层，按业务考核指标加工结果集：包括按月汇总FYC判定达星并用 LAG 窗口函数计算连续未达星月数，按日累计新人件数与FYC判定达Q并预测月末达成概率，以及多粒度聚合有效拜访数、续保触达率等过程指标，输出全员考核结果表，提供给 FineReport 制作驾驶舱与报表，并对接HR薪酬系统实现绩效自动计算。</w:t>
-      </w:r>
+        <w:t>DWS→ADS层</w:t>
+      </w:r>
+      <w:bookmarkStart w:id="0" w:name="_GoBack"/>
+      <w:bookmarkEnd w:id="0"/>
     </w:p>
     <w:p/>
     <w:p>
@@ -625,6 +649,17 @@
       </w:r>
     </w:p>
     <w:p>
+      <w:pPr>
+        <w:rPr>
+          <w:noProof/>
+        </w:rPr>
+      </w:pPr>
+      <w:r>
+        <w:rPr>
+          <w:noProof/>
+        </w:rPr>
+        <w:t>4</w:t>
+      </w:r>
       <w:r>
         <w:rPr>
           <w:noProof/>
@@ -668,6 +703,140 @@
     </w:p>
     <w:p>
       <w:pPr>
+        <w:pStyle w:val="2"/>
+        <w:rPr>
+          <w:noProof/>
+        </w:rPr>
+      </w:pPr>
+      <w:r>
+        <w:rPr>
+          <w:rFonts w:hint="eastAsia"/>
+          <w:noProof/>
+        </w:rPr>
+        <w:t>核心系统</w:t>
+      </w:r>
+    </w:p>
+    <w:p>
+      <w:pPr>
+        <w:rPr>
+          <w:b/>
+          <w:bCs/>
+        </w:rPr>
+      </w:pPr>
+      <w:r>
+        <w:rPr>
+          <w:b/>
+          <w:bCs/>
+        </w:rPr>
+        <w:t>财险常见核心系统</w:t>
+      </w:r>
+    </w:p>
+    <w:p>
+      <w:pPr>
+        <w:numPr>
+          <w:ilvl w:val="0"/>
+          <w:numId w:val="27"/>
+        </w:numPr>
+      </w:pPr>
+      <w:r>
+        <w:rPr>
+          <w:b/>
+          <w:bCs/>
+        </w:rPr>
+        <w:t>PAS（Policy Administration System）</w:t>
+      </w:r>
+      <w:r>
+        <w:t>：</w:t>
+      </w:r>
+      <w:r>
+        <w:rPr>
+          <w:b/>
+          <w:bCs/>
+        </w:rPr>
+        <w:t>保单管理系统</w:t>
+      </w:r>
+      <w:r>
+        <w:t xml:space="preserve">（最核心） </w:t>
+      </w:r>
+    </w:p>
+    <w:p>
+      <w:pPr>
+        <w:numPr>
+          <w:ilvl w:val="0"/>
+          <w:numId w:val="27"/>
+        </w:numPr>
+      </w:pPr>
+      <w:r>
+        <w:rPr>
+          <w:b/>
+          <w:bCs/>
+        </w:rPr>
+        <w:t>UW（Underwriting System）</w:t>
+      </w:r>
+      <w:r>
+        <w:t xml:space="preserve">：承保/核保系统 </w:t>
+      </w:r>
+    </w:p>
+    <w:p>
+      <w:pPr>
+        <w:numPr>
+          <w:ilvl w:val="0"/>
+          <w:numId w:val="27"/>
+        </w:numPr>
+      </w:pPr>
+      <w:r>
+        <w:rPr>
+          <w:b/>
+          <w:bCs/>
+        </w:rPr>
+        <w:t>CMS（Claims Management System）</w:t>
+      </w:r>
+      <w:r>
+        <w:t xml:space="preserve">：理赔系统 </w:t>
+      </w:r>
+    </w:p>
+    <w:p>
+      <w:pPr>
+        <w:numPr>
+          <w:ilvl w:val="0"/>
+          <w:numId w:val="27"/>
+        </w:numPr>
+      </w:pPr>
+      <w:r>
+        <w:rPr>
+          <w:b/>
+          <w:bCs/>
+        </w:rPr>
+        <w:lastRenderedPageBreak/>
+        <w:t>Billing System</w:t>
+      </w:r>
+      <w:r>
+        <w:t xml:space="preserve">：收付费系统 </w:t>
+      </w:r>
+    </w:p>
+    <w:p>
+      <w:pPr>
+        <w:numPr>
+          <w:ilvl w:val="0"/>
+          <w:numId w:val="27"/>
+        </w:numPr>
+        <w:rPr>
+          <w:rFonts w:hint="eastAsia"/>
+        </w:rPr>
+      </w:pPr>
+      <w:r>
+        <w:rPr>
+          <w:b/>
+          <w:bCs/>
+        </w:rPr>
+        <w:t>CRM（Customer Relationship Management）</w:t>
+      </w:r>
+      <w:r>
+        <w:t>：客户管理系统</w:t>
+      </w:r>
+    </w:p>
+    <w:p>
+      <w:pPr>
         <w:pStyle w:val="3"/>
       </w:pPr>
       <w:r>
@@ -740,7 +909,6 @@
         <w:pStyle w:val="4"/>
       </w:pPr>
       <w:r>
-        <w:lastRenderedPageBreak/>
         <w:t>考核主题</w:t>
       </w:r>
     </w:p>
@@ -1056,6 +1224,7 @@
         <w:rPr>
           <w:rFonts w:hint="eastAsia"/>
         </w:rPr>
+        <w:lastRenderedPageBreak/>
         <w:t>客户</w:t>
       </w:r>
     </w:p>
@@ -1151,7 +1320,6 @@
         <w:rPr>
           <w:b/>
         </w:rPr>
-        <w:lastRenderedPageBreak/>
         <w:t>常见指标</w:t>
       </w:r>
       <w:r>
@@ -1504,7 +1672,6 @@
           <w:b/>
           <w:sz w:val="22"/>
         </w:rPr>
-        <w:lastRenderedPageBreak/>
         <w:t>来源系统</w:t>
       </w:r>
       <w:r>
@@ -1978,6 +2145,7 @@
           <w:b/>
           <w:sz w:val="22"/>
         </w:rPr>
+        <w:lastRenderedPageBreak/>
         <w:t>数据口径</w:t>
       </w:r>
     </w:p>
@@ -2177,7 +2345,6 @@
         <w:rPr>
           <w:rFonts w:hint="eastAsia"/>
         </w:rPr>
-        <w:lastRenderedPageBreak/>
         <w:t>有效拜访人数</w:t>
       </w:r>
     </w:p>
@@ -2261,8 +2428,8 @@
           <w:sz w:val="22"/>
         </w:rPr>
       </w:pPr>
-      <w:bookmarkStart w:id="0" w:name="OLE_LINK1"/>
-      <w:bookmarkStart w:id="1" w:name="OLE_LINK2"/>
+      <w:bookmarkStart w:id="1" w:name="OLE_LINK1"/>
+      <w:bookmarkStart w:id="2" w:name="OLE_LINK2"/>
       <w:r>
         <w:rPr>
           <w:rFonts w:hint="eastAsia"/>
@@ -2272,8 +2439,8 @@
         <w:t>数据口径</w:t>
       </w:r>
     </w:p>
-    <w:bookmarkEnd w:id="0"/>
     <w:bookmarkEnd w:id="1"/>
+    <w:bookmarkEnd w:id="2"/>
     <w:p>
       <w:pPr>
         <w:numPr>
@@ -2486,7 +2653,14 @@
         <w:rPr>
           <w:rFonts w:hint="eastAsia"/>
         </w:rPr>
-        <w:t>未达每周拜访数的收展员</w:t>
+        <w:t>未达每周拜访数的收展</w:t>
+      </w:r>
+      <w:r>
+        <w:rPr>
+          <w:rFonts w:hint="eastAsia"/>
+        </w:rPr>
+        <w:lastRenderedPageBreak/>
+        <w:t>员</w:t>
       </w:r>
       <w:r>
         <w:rPr>
@@ -2713,172 +2887,225 @@
         <w:rPr>
           <w:rFonts w:hint="eastAsia"/>
         </w:rPr>
+        <w:t>关键字段详细设计</w:t>
+      </w:r>
+    </w:p>
+    <w:p>
+      <w:r>
+        <w:t>1. 达星（is_daxing）与达Q（is_daq）</w:t>
+      </w:r>
+    </w:p>
+    <w:p>
+      <w:r>
+        <w:rPr>
+          <w:rFonts w:hint="eastAsia"/>
+        </w:rPr>
+        <w:t>这两个指标本质上都是月度业绩达标判定，区别在于阈值不同。</w:t>
+      </w:r>
+    </w:p>
+    <w:p>
+      <w:r>
+        <w:rPr>
+          <w:rFonts w:hint="eastAsia"/>
+        </w:rPr>
+        <w:t>达星通常代表更高层级的业绩荣誉（如月度</w:t>
+      </w:r>
+      <w:r>
+        <w:t>FYC ≥ 3000元），在部分保险公司还涉及星级人力津贴、养老基金计提等利益。</w:t>
+      </w:r>
+    </w:p>
+    <w:p>
+      <w:r>
+        <w:rPr>
+          <w:rFonts w:hint="eastAsia"/>
+        </w:rPr>
+        <w:t>达</w:t>
+      </w:r>
+      <w:r>
+        <w:t>Q通常是新人转正或维持最低考核标准的门槛（如月度FYC ≥ 1800元）。</w:t>
+      </w:r>
+    </w:p>
+    <w:p>
+      <w:r>
+        <w:t>FYC（First Year Commission，首年佣金） 是保险行业的标准概念，来自承保系统的保单佣金字段。</w:t>
+      </w:r>
+    </w:p>
+    <w:p>
+      <w:r>
+        <w:rPr>
+          <w:rFonts w:hint="eastAsia"/>
+        </w:rPr>
+        <w:t>统计周期：达星和达</w:t>
+      </w:r>
+      <w:r>
+        <w:t>Q均为月度考核指标，在Mapping中需明确按自然月汇总。</w:t>
+      </w:r>
+    </w:p>
+    <w:p>
+      <w:r>
+        <w:t>2. 有效拜访（valid_visit_cnt）</w:t>
+      </w:r>
+    </w:p>
+    <w:p>
+      <w:r>
+        <w:rPr>
+          <w:rFonts w:hint="eastAsia"/>
+        </w:rPr>
+        <w:t>这是典型的活动量管理指标，核心难点在于“有效”的定义。</w:t>
+      </w:r>
+    </w:p>
+    <w:p>
+      <w:r>
+        <w:rPr>
+          <w:rFonts w:hint="eastAsia"/>
+        </w:rPr>
+        <w:t>有效拜访的通用定义：面对面拜访且能将销售流程推进到计划书制作</w:t>
+      </w:r>
+      <w:r>
+        <w:t>/递送、促成、签单或有效资料收集等环节。</w:t>
+      </w:r>
+    </w:p>
+    <w:p>
+      <w:r>
+        <w:rPr>
+          <w:rFonts w:hint="eastAsia"/>
+        </w:rPr>
+        <w:t>来源表：通常来自</w:t>
+      </w:r>
+      <w:r>
+        <w:t>CRM系统或专门的活动量管理系统，记录每次拜访的类型、客户、结果等。</w:t>
+      </w:r>
+    </w:p>
+    <w:p>
+      <w:r>
+        <w:rPr>
+          <w:rFonts w:hint="eastAsia"/>
+        </w:rPr>
+        <w:t>统计周期：通常为月度或周度，在</w:t>
+      </w:r>
+      <w:r>
+        <w:t>Mapping中需根据业务需求明确统计周期。</w:t>
+      </w:r>
+    </w:p>
+    <w:p>
+      <w:r>
+        <w:t>3. 有效参会率（valid_attend_rate）</w:t>
+      </w:r>
+    </w:p>
+    <w:p>
+      <w:r>
+        <w:rPr>
+          <w:rFonts w:hint="eastAsia"/>
+        </w:rPr>
+        <w:t>这是典型的日常行为管理指标，核心难点在于“参会”和“有效”的定义。</w:t>
+      </w:r>
+    </w:p>
+    <w:p>
+      <w:r>
+        <w:rPr>
+          <w:rFonts w:hint="eastAsia"/>
+        </w:rPr>
+        <w:t>参会率通用公式：实到次数</w:t>
+      </w:r>
+      <w:r>
+        <w:t xml:space="preserve"> ÷ (应参会天数 - 免参会天数) × 100%。</w:t>
+      </w:r>
+    </w:p>
+    <w:p>
+      <w:r>
+        <w:rPr>
+          <w:rFonts w:hint="eastAsia"/>
+        </w:rPr>
+        <w:t>应参会天数：通常为国家法定工作日，具体由公司制度规定。</w:t>
+      </w:r>
+    </w:p>
+    <w:p>
+      <w:r>
+        <w:rPr>
+          <w:rFonts w:hint="eastAsia"/>
+        </w:rPr>
+        <w:t>有效参会：指参加职场早会及公司</w:t>
+      </w:r>
+      <w:r>
+        <w:t>/部门正式会议，需排除培训、团建等活动。</w:t>
+      </w:r>
+    </w:p>
+    <w:p>
+      <w:r>
+        <w:rPr>
+          <w:rFonts w:hint="eastAsia"/>
+        </w:rPr>
+        <w:t>常见考核阈值：参会率</w:t>
+      </w:r>
+      <w:r>
+        <w:t>&lt;80%则新人津贴系数为0；参会率&lt;60%则品管得分一票否决。</w:t>
+      </w:r>
+    </w:p>
+    <w:p>
+      <w:r>
+        <w:rPr>
+          <w:rFonts w:hint="eastAsia"/>
+        </w:rPr>
+        <w:t xml:space="preserve">4． 保费字段 </w:t>
+      </w:r>
+      <w:r>
+        <w:t>premium</w:t>
+      </w:r>
+    </w:p>
+    <w:p>
+      <w:pPr>
+        <w:pStyle w:val="3"/>
+      </w:pPr>
+      <w:r>
+        <w:rPr>
+          <w:rFonts w:hint="eastAsia"/>
+        </w:rPr>
+        <w:t>注意事项</w:t>
+      </w:r>
+    </w:p>
+    <w:p>
+      <w:r>
+        <w:rPr>
+          <w:rFonts w:hint="eastAsia"/>
+        </w:rPr>
+        <w:t>业务口径确认是前提：达星</w:t>
+      </w:r>
+      <w:r>
+        <w:t>/达Q的FYC阈值、有效拜访的判定标准、参会率的应参会天数定义等，都必须与业务方（甲方）正式确认并写入Mapping文档的“业务口径说明”列。</w:t>
+      </w:r>
+    </w:p>
+    <w:p>
+      <w:r>
+        <w:rPr>
+          <w:rFonts w:hint="eastAsia"/>
+        </w:rPr>
+        <w:t>注意数据去重：有效拜访统计时，需用</w:t>
+      </w:r>
+      <w:r>
+        <w:t>COUNT(DISTINCT visit_id)避免重复计数；达星/达Q按月汇总时，需按agent_id + 月份分组汇总。</w:t>
+      </w:r>
+    </w:p>
+    <w:p>
+      <w:r>
+        <w:rPr>
+          <w:rFonts w:hint="eastAsia"/>
+        </w:rPr>
+        <w:t>注意时间边界：达星</w:t>
+      </w:r>
+      <w:r>
+        <w:t>/达Q为月度指标，需明确统计周期（自然月）；参会率通常为月度，有效拜访可能是周度或月度，需在口径中明确。</w:t>
+      </w:r>
+    </w:p>
+    <w:p>
+      <w:r>
+        <w:t>NULL值处理：无拜访记录或无保单的代理人，对应指标应设为0或NULL，并在口径中说</w:t>
+      </w:r>
+      <w:r>
         <w:lastRenderedPageBreak/>
-        <w:t>关键字段详细设计</w:t>
-      </w:r>
-    </w:p>
-    <w:p>
-      <w:r>
-        <w:t>1. 达星（is_daxing）与达Q（is_daq）</w:t>
-      </w:r>
-    </w:p>
-    <w:p>
-      <w:r>
-        <w:rPr>
-          <w:rFonts w:hint="eastAsia"/>
-        </w:rPr>
-        <w:t>这两个指标本质上都是月度业绩达标判定，区别在于阈值不同。</w:t>
-      </w:r>
-    </w:p>
-    <w:p>
-      <w:r>
-        <w:rPr>
-          <w:rFonts w:hint="eastAsia"/>
-        </w:rPr>
-        <w:t>达星通常代表更高层级的业绩荣誉（如月度</w:t>
-      </w:r>
-      <w:r>
-        <w:t>FYC ≥ 3000元），在部分保险公司还涉及星级人力津贴、养老基金计提等利益。</w:t>
-      </w:r>
-    </w:p>
-    <w:p>
-      <w:r>
-        <w:rPr>
-          <w:rFonts w:hint="eastAsia"/>
-        </w:rPr>
-        <w:t>达</w:t>
-      </w:r>
-      <w:r>
-        <w:t>Q通常是新人转正或维持最低考核标准的门槛（如月度FYC ≥ 1800元）。</w:t>
-      </w:r>
-    </w:p>
-    <w:p>
-      <w:r>
-        <w:t>FYC（First Year Commission，首年佣金） 是保险行业的标准概念，来自承保系统的保单佣金字段。</w:t>
-      </w:r>
-    </w:p>
-    <w:p>
-      <w:r>
-        <w:rPr>
-          <w:rFonts w:hint="eastAsia"/>
-        </w:rPr>
-        <w:t>统计周期：达星和达</w:t>
-      </w:r>
-      <w:r>
-        <w:t>Q均为月度考核指标，在Mapping中需明确按自然月汇总。</w:t>
-      </w:r>
-    </w:p>
-    <w:p>
-      <w:r>
-        <w:t>2. 有效拜访（valid_visit_cnt）</w:t>
-      </w:r>
-    </w:p>
-    <w:p>
-      <w:r>
-        <w:rPr>
-          <w:rFonts w:hint="eastAsia"/>
-        </w:rPr>
-        <w:t>这是典型的活动量管理指标，核心难点在于“有效”的定义。</w:t>
-      </w:r>
-    </w:p>
-    <w:p>
-      <w:r>
-        <w:rPr>
-          <w:rFonts w:hint="eastAsia"/>
-        </w:rPr>
-        <w:t>有效拜访的通用定义：面对面拜访且能将销售流程推进到计划书制作</w:t>
-      </w:r>
-      <w:r>
-        <w:t>/递送、促成、签单或有效资料收集等环节。</w:t>
-      </w:r>
-    </w:p>
-    <w:p>
-      <w:r>
-        <w:rPr>
-          <w:rFonts w:hint="eastAsia"/>
-        </w:rPr>
-        <w:t>来源表：通常来自</w:t>
-      </w:r>
-      <w:r>
-        <w:t>CRM系统或专门的活动量管理系统，记录每次拜访的类型、客户、结果等。</w:t>
-      </w:r>
-    </w:p>
-    <w:p>
-      <w:r>
-        <w:rPr>
-          <w:rFonts w:hint="eastAsia"/>
-        </w:rPr>
-        <w:t>统计周期：通常为月度或周度，在</w:t>
-      </w:r>
-      <w:r>
-        <w:t>Mapping中需根据业务需求明确统计周期。</w:t>
-      </w:r>
-    </w:p>
-    <w:p>
-      <w:r>
-        <w:t>3. 有效参会率（valid_attend_rate）</w:t>
-      </w:r>
-    </w:p>
-    <w:p>
-      <w:r>
-        <w:rPr>
-          <w:rFonts w:hint="eastAsia"/>
-        </w:rPr>
-        <w:t>这是典型的日常行为管理指标，核心难点在于“参会”和“有效”的定义。</w:t>
-      </w:r>
-    </w:p>
-    <w:p>
-      <w:r>
-        <w:rPr>
-          <w:rFonts w:hint="eastAsia"/>
-        </w:rPr>
-        <w:t>参会率通用公式：实到次数</w:t>
-      </w:r>
-      <w:r>
-        <w:t xml:space="preserve"> ÷ (应参会天数 - 免参会天数) × 100%。</w:t>
-      </w:r>
-    </w:p>
-    <w:p>
-      <w:r>
-        <w:rPr>
-          <w:rFonts w:hint="eastAsia"/>
-        </w:rPr>
-        <w:t>应参会天数：通常为国家法定工作日，具体由公司制度规定。</w:t>
-      </w:r>
-    </w:p>
-    <w:p>
-      <w:r>
-        <w:rPr>
-          <w:rFonts w:hint="eastAsia"/>
-        </w:rPr>
-        <w:t>有效参会：指参加职场早会及公司</w:t>
-      </w:r>
-      <w:r>
-        <w:t>/部门正式会议，需排除培训、团建等活动。</w:t>
-      </w:r>
-    </w:p>
-    <w:p>
-      <w:r>
-        <w:rPr>
-          <w:rFonts w:hint="eastAsia"/>
-        </w:rPr>
-        <w:t>常见考核阈值：参会率</w:t>
-      </w:r>
-      <w:r>
-        <w:t>&lt;80%则新人津贴系数为0；参会率&lt;60%则品管得分一票否决。</w:t>
-      </w:r>
-    </w:p>
-    <w:p>
-      <w:r>
-        <w:rPr>
-          <w:rFonts w:hint="eastAsia"/>
-        </w:rPr>
-        <w:t xml:space="preserve">4． 保费字段 </w:t>
-      </w:r>
-      <w:r>
-        <w:t>premium</w:t>
-      </w:r>
-    </w:p>
+        <w:t>明（例如“无拜访记录则有效拜访次数=0”）。</w:t>
+      </w:r>
+    </w:p>
+    <w:p/>
     <w:p>
       <w:pPr>
         <w:pStyle w:val="3"/>
@@ -2886,271 +3113,221 @@
       <w:r>
         <w:rPr>
           <w:rFonts w:hint="eastAsia"/>
-        </w:rPr>
-        <w:t>注意事项</w:t>
-      </w:r>
-    </w:p>
-    <w:p>
-      <w:r>
-        <w:rPr>
-          <w:rFonts w:hint="eastAsia"/>
-        </w:rPr>
-        <w:t>业务口径确认是前提：达星</w:t>
-      </w:r>
-      <w:r>
-        <w:t>/达Q的FYC阈值、有效拜访的判定标准、参会率的应参会天数定义等，都必须与业务方（甲方）正式确认并写入Mapping文档的“业务口径说明”列。</w:t>
-      </w:r>
-    </w:p>
-    <w:p>
-      <w:r>
-        <w:rPr>
-          <w:rFonts w:hint="eastAsia"/>
-        </w:rPr>
-        <w:t>注意数据去重：有效拜访统计时，需用</w:t>
-      </w:r>
-      <w:r>
-        <w:t>COUNT(DISTINCT visit_id)避免重复计数；达星/达Q按月汇总时，需按agent_id + 月份分组汇总。</w:t>
-      </w:r>
-    </w:p>
-    <w:p>
-      <w:r>
-        <w:rPr>
-          <w:rFonts w:hint="eastAsia"/>
-        </w:rPr>
-        <w:t>注意时间边界：达星</w:t>
-      </w:r>
-      <w:r>
-        <w:t>/达Q为月度指标，需明确统计周期（自然月）；参会率通常为月度，有效拜访可能是周度或月度，需在口径中明确。</w:t>
-      </w:r>
-    </w:p>
-    <w:p>
-      <w:r>
-        <w:t>NULL值处理：无拜访记录或无保单的代理人，对应指标应设为0或NULL，并在口径中说明（例如“无拜访记录则有效拜访次数=0”）。</w:t>
+          <w:highlight w:val="yellow"/>
+        </w:rPr>
+        <w:t>日常</w:t>
+      </w:r>
+      <w:r>
+        <w:rPr>
+          <w:rFonts w:hint="eastAsia"/>
+          <w:highlight w:val="yellow"/>
+        </w:rPr>
+        <w:t>工作中遇到</w:t>
+      </w:r>
+      <w:r>
+        <w:rPr>
+          <w:rFonts w:hint="eastAsia"/>
+          <w:highlight w:val="yellow"/>
+        </w:rPr>
+        <w:t>的问题</w:t>
+      </w:r>
+    </w:p>
+    <w:p>
+      <w:pPr>
+        <w:pStyle w:val="4"/>
+        <w:rPr>
+          <w:b w:val="0"/>
+        </w:rPr>
+      </w:pPr>
+      <w:r>
+        <w:rPr>
+          <w:rStyle w:val="40"/>
+          <w:rFonts w:hint="eastAsia"/>
+          <w:b/>
+        </w:rPr>
+        <w:t>项目难点这块</w:t>
+      </w:r>
+    </w:p>
+    <w:p>
+      <w:r>
+        <w:rPr>
+          <w:rFonts w:hint="eastAsia"/>
+        </w:rPr>
+        <w:t>主要有两个。第一个难点是考核指标口径统一复杂，销售管理部、人力资源部、保费部对达星等指标的理解不一致，且新老收展员考核规则差异大，我们采用自上而下定框架、自下而上逐项对齐的方法，最终输出经各部门签字确认的</w:t>
+      </w:r>
+      <w:r>
+        <w:t>Mapping文档并存入SVN管理。第二个难点是数据质量保障难度高，源端存在员工号不一致、GPS缺失、退保标记滞后等问题，CRM与手工台账也常对不上，我在DWD层设计了工号补零对齐、佣金非负校验、GPS空值填充、重复保单去重等清洗逻辑，并建立每日稽核脚本校验FYC总额一致性和关键字段空值率，发</w:t>
+      </w:r>
+      <w:r>
+        <w:rPr>
+          <w:rFonts w:hint="eastAsia"/>
+        </w:rPr>
+        <w:t>现问题自动告警。</w:t>
       </w:r>
     </w:p>
     <w:p/>
     <w:p>
       <w:pPr>
-        <w:pStyle w:val="3"/>
-      </w:pPr>
-      <w:r>
-        <w:rPr>
-          <w:rFonts w:hint="eastAsia"/>
-          <w:highlight w:val="yellow"/>
+        <w:pStyle w:val="4"/>
+      </w:pPr>
+      <w:r>
+        <w:rPr>
+          <w:rFonts w:hint="eastAsia"/>
+        </w:rPr>
+        <w:t>重点1)</w:t>
+      </w:r>
+      <w:r>
+        <w:rPr>
+          <w:rFonts w:hint="eastAsia"/>
+        </w:rPr>
+        <w:t>客户重复、保费统计异常</w:t>
+      </w:r>
+    </w:p>
+    <w:p>
+      <w:r>
+        <w:rPr>
+          <w:rFonts w:hint="eastAsia"/>
+        </w:rPr>
+        <w:t>客户重复、保费统计异常（数据标准化问题）</w:t>
+      </w:r>
+    </w:p>
+    <w:p>
+      <w:r>
+        <w:rPr>
+          <w:rFonts w:hint="eastAsia"/>
+        </w:rPr>
+        <w:t>还有一个问题也是在收展人员经营考核项目里面遇到的。</w:t>
+      </w:r>
+    </w:p>
+    <w:p>
+      <w:r>
+        <w:rPr>
+          <w:rFonts w:hint="eastAsia"/>
+        </w:rPr>
+        <w:t>当时我们需要统计收展人员服务客户</w:t>
+      </w:r>
+      <w:r>
+        <w:rPr>
+          <w:rFonts w:hint="eastAsia"/>
+        </w:rPr>
+        <w:t>的</w:t>
+      </w:r>
+      <w:r>
+        <w:rPr>
+          <w:rFonts w:hint="eastAsia"/>
+        </w:rPr>
+        <w:t>数</w:t>
+      </w:r>
+      <w:r>
+        <w:rPr>
+          <w:rFonts w:hint="eastAsia"/>
+        </w:rPr>
+        <w:t>量</w:t>
+      </w:r>
+      <w:r>
+        <w:rPr>
+          <w:rFonts w:hint="eastAsia"/>
+        </w:rPr>
+        <w:t>、累计保费、续保客户这些经营指标。</w:t>
+      </w:r>
+    </w:p>
+    <w:p>
+      <w:r>
+        <w:rPr>
+          <w:rFonts w:hint="eastAsia"/>
+        </w:rPr>
+        <w:t>后来业务验收的时候发现，客户数量和保费金额跟业务部门统计的数据存在差异。</w:t>
+      </w:r>
+    </w:p>
+    <w:p>
+      <w:r>
+        <w:rPr>
+          <w:rFonts w:hint="eastAsia"/>
+        </w:rPr>
+        <w:t>我们先把报表数据和源系统进行对比，最后发现问题主要出现在客户手机号和保费字段上。</w:t>
+      </w:r>
+    </w:p>
+    <w:p>
+      <w:r>
+        <w:rPr>
+          <w:rFonts w:hint="eastAsia"/>
+        </w:rPr>
+        <w:t>不同业务系统保存手机号的格式不一样，有的是</w:t>
+      </w:r>
+      <w:r>
+        <w:t>11位手机号，有的带+86前缀，还有的带横杠，甚至还有NULL、空字符串这些情况，所以同一个客户没有识别成同一个人。</w:t>
+      </w:r>
+    </w:p>
+    <w:p/>
+    <w:p>
+      <w:r>
+        <w:rPr>
+          <w:rFonts w:hint="eastAsia"/>
+        </w:rPr>
+        <w:t>另外保费金额也有问题，有些业务系统存的是</w:t>
+      </w:r>
+      <w:r>
+        <w:t>"元"，有些存的是"分"，导致部分报表金额直接放大了一百倍。</w:t>
+      </w:r>
+    </w:p>
+    <w:p/>
+    <w:p>
+      <w:r>
+        <w:rPr>
+          <w:rFonts w:hint="eastAsia"/>
+        </w:rPr>
+        <w:t>后来我们就在</w:t>
+      </w:r>
+      <w:r>
+        <w:t>DWD层统一做数据标准化处理，手机号统一去掉特殊字符和+86前缀，只保留11位手机号，不符合规则的数据统一标记异常；空字符串和字符串NULL统一转换成真正的NULL。</w:t>
+      </w:r>
+    </w:p>
+    <w:p/>
+    <w:p>
+      <w:r>
+        <w:rPr>
+          <w:rFonts w:hint="eastAsia"/>
+        </w:rPr>
+        <w:t>保费这块，我们和业务确认口径以后，统一把金额转换成</w:t>
+      </w:r>
+      <w:r>
+        <w:t>"元"，并在字段说明中明确金额单位。之后客户数量和保费指标就和业务保持一致了。</w:t>
+      </w:r>
+    </w:p>
+    <w:p/>
+    <w:p>
+      <w:pPr>
+        <w:pStyle w:val="4"/>
+      </w:pPr>
+      <w:r>
+        <w:rPr>
+          <w:rFonts w:hint="eastAsia"/>
+        </w:rPr>
+        <w:t>重点2)</w:t>
+      </w:r>
+      <w:r>
+        <w:t>Hive任务执行很慢（数据倾斜）</w:t>
+      </w:r>
+    </w:p>
+    <w:p>
+      <w:r>
+        <w:t>Hive任务执行很慢（数据倾斜）</w:t>
+      </w:r>
+    </w:p>
+    <w:p>
+      <w:r>
+        <w:rPr>
+          <w:rFonts w:hint="eastAsia"/>
+        </w:rPr>
+        <w:t>还有一次是在开发收展人员经营分析宽表的时候。</w:t>
+      </w:r>
+    </w:p>
+    <w:p>
+      <w:r>
+        <w:rPr>
+          <w:rFonts w:hint="eastAsia"/>
         </w:rPr>
         <w:lastRenderedPageBreak/>
-        <w:t>日常</w:t>
-      </w:r>
-      <w:r>
-        <w:rPr>
-          <w:rFonts w:hint="eastAsia"/>
-          <w:highlight w:val="yellow"/>
-        </w:rPr>
-        <w:t>工作中遇到</w:t>
-      </w:r>
-      <w:r>
-        <w:rPr>
-          <w:rFonts w:hint="eastAsia"/>
-          <w:highlight w:val="yellow"/>
-        </w:rPr>
-        <w:t>的问题</w:t>
-      </w:r>
-    </w:p>
-    <w:p>
-      <w:pPr>
-        <w:pStyle w:val="4"/>
-        <w:rPr>
-          <w:b w:val="0"/>
-        </w:rPr>
-      </w:pPr>
-      <w:r>
-        <w:rPr>
-          <w:rStyle w:val="40"/>
-          <w:rFonts w:hint="eastAsia"/>
-          <w:b/>
-        </w:rPr>
-        <w:t>项目难点这块</w:t>
-      </w:r>
-    </w:p>
-    <w:p>
-      <w:r>
-        <w:rPr>
-          <w:rFonts w:hint="eastAsia"/>
-        </w:rPr>
-        <w:t>主要有两个。第一个难点是考核指标口径统一复杂，销售管理部、人力资源部、保费部对达星等指标的理解不一致，且新老收展员考核规则差异大，我们采用自上而下定框架、自下而上逐项对齐的方法，最终输出经各部门签字确认的</w:t>
-      </w:r>
-      <w:r>
-        <w:t>Mapping文档并存入SVN管理。第二个难点是数据质量保障难度高，源端存在员工号不一致、GPS缺失、退保标记滞后等问题，CRM与手工台账也常对不上，我在DWD层设计了工号补零对齐、佣金非负校验、GPS空值填充、重复保单去重等清洗逻辑，并建立每日稽核脚本校验FYC总额一致性和关键字段空值率，发</w:t>
-      </w:r>
-      <w:r>
-        <w:rPr>
-          <w:rFonts w:hint="eastAsia"/>
-        </w:rPr>
-        <w:t>现问题自动告警。</w:t>
-      </w:r>
-    </w:p>
-    <w:p/>
-    <w:p>
-      <w:pPr>
-        <w:pStyle w:val="4"/>
-      </w:pPr>
-      <w:r>
-        <w:rPr>
-          <w:rFonts w:hint="eastAsia"/>
-        </w:rPr>
-        <w:t>重点1)</w:t>
-      </w:r>
-      <w:r>
-        <w:rPr>
-          <w:rFonts w:hint="eastAsia"/>
-        </w:rPr>
-        <w:t>客户重复、保费统计异常</w:t>
-      </w:r>
-    </w:p>
-    <w:p>
-      <w:r>
-        <w:rPr>
-          <w:rFonts w:hint="eastAsia"/>
-        </w:rPr>
-        <w:t>客户重复、保费统计异常（数据标准化问题）</w:t>
-      </w:r>
-    </w:p>
-    <w:p>
-      <w:r>
-        <w:rPr>
-          <w:rFonts w:hint="eastAsia"/>
-        </w:rPr>
-        <w:t>还有一个问题也是在收展人员经营考核项目里面遇到的。</w:t>
-      </w:r>
-    </w:p>
-    <w:p>
-      <w:r>
-        <w:rPr>
-          <w:rFonts w:hint="eastAsia"/>
-        </w:rPr>
-        <w:t>当时我们需要统计收展人员服务客户</w:t>
-      </w:r>
-      <w:r>
-        <w:rPr>
-          <w:rFonts w:hint="eastAsia"/>
-        </w:rPr>
-        <w:t>的</w:t>
-      </w:r>
-      <w:r>
-        <w:rPr>
-          <w:rFonts w:hint="eastAsia"/>
-        </w:rPr>
-        <w:t>数</w:t>
-      </w:r>
-      <w:r>
-        <w:rPr>
-          <w:rFonts w:hint="eastAsia"/>
-        </w:rPr>
-        <w:t>量</w:t>
-      </w:r>
-      <w:r>
-        <w:rPr>
-          <w:rFonts w:hint="eastAsia"/>
-        </w:rPr>
-        <w:t>、累计保费、续保客户这些经营指标。</w:t>
-      </w:r>
-    </w:p>
-    <w:p>
-      <w:r>
-        <w:rPr>
-          <w:rFonts w:hint="eastAsia"/>
-        </w:rPr>
-        <w:t>后来业务验收的时候发现，客户数量和保费金额跟业务部门统计的数据存在差异。</w:t>
-      </w:r>
-    </w:p>
-    <w:p>
-      <w:r>
-        <w:rPr>
-          <w:rFonts w:hint="eastAsia"/>
-        </w:rPr>
-        <w:t>我们先把报表数据和源系统进行对比，最后发现问题主要出现在客户手机号和保费字段上。</w:t>
-      </w:r>
-    </w:p>
-    <w:p>
-      <w:r>
-        <w:rPr>
-          <w:rFonts w:hint="eastAsia"/>
-        </w:rPr>
-        <w:t>不同业务系统保存手机号的格式不一样，有的是</w:t>
-      </w:r>
-      <w:r>
-        <w:t>11位手机号，有的带+86前缀，还有的带横杠，甚至还有NULL、空字符串这些情况，所以同一个客户没有识别成同一个人。</w:t>
-      </w:r>
-    </w:p>
-    <w:p/>
-    <w:p>
-      <w:r>
-        <w:rPr>
-          <w:rFonts w:hint="eastAsia"/>
-        </w:rPr>
-        <w:t>另外保费金额也有问题，有些业务系统存的是</w:t>
-      </w:r>
-      <w:r>
-        <w:t>"元"，有些存的是"分"，导致部分报表金额直接放大了一百倍。</w:t>
-      </w:r>
-    </w:p>
-    <w:p/>
-    <w:p>
-      <w:r>
-        <w:rPr>
-          <w:rFonts w:hint="eastAsia"/>
-        </w:rPr>
-        <w:t>后来我们就在</w:t>
-      </w:r>
-      <w:r>
-        <w:t>DWD层统一做数据标准化处理，手机号统一去掉特殊字符和+86前缀，只保留11位手机号，不符合规则的数据统一标记异常；空字符串和字符串NULL统一转换成真正的NULL。</w:t>
-      </w:r>
-    </w:p>
-    <w:p/>
-    <w:p>
-      <w:r>
-        <w:rPr>
-          <w:rFonts w:hint="eastAsia"/>
-        </w:rPr>
-        <w:t>保费这块，我们和业务确认口径以后，统一把金额转换成</w:t>
-      </w:r>
-      <w:r>
-        <w:t>"元"，并在字段说明中明确金额单位。之后客户数量和保费指标就和业务保持一致了。</w:t>
-      </w:r>
-    </w:p>
-    <w:p/>
-    <w:p>
-      <w:pPr>
-        <w:pStyle w:val="4"/>
-      </w:pPr>
-      <w:r>
-        <w:rPr>
-          <w:rFonts w:hint="eastAsia"/>
-        </w:rPr>
-        <w:t>重点2)</w:t>
-      </w:r>
-      <w:r>
-        <w:t>Hive任务执行很慢（数据倾斜）</w:t>
-      </w:r>
-    </w:p>
-    <w:p>
-      <w:r>
-        <w:t>Hive任务执行很慢（数据倾斜）</w:t>
-      </w:r>
-    </w:p>
-    <w:p>
-      <w:r>
-        <w:rPr>
-          <w:rFonts w:hint="eastAsia"/>
-        </w:rPr>
-        <w:t>还有一次是在开发收展人员经营分析宽表的时候。</w:t>
-      </w:r>
-    </w:p>
-    <w:p>
-      <w:r>
-        <w:rPr>
-          <w:rFonts w:hint="eastAsia"/>
-        </w:rPr>
         <w:t>当时需要把保单事实表和收展人员维度表做关联，正常情况下几十分钟就能跑完，但是有一次任务一直卡在</w:t>
       </w:r>
       <w:r>
@@ -3165,11 +3342,7 @@
         <w:t>一开始我们怀疑是不是集群资源不足，后来查看</w:t>
       </w:r>
       <w:r>
-        <w:t>Hive执行日志和任务运行情况，发现其实</w:t>
-      </w:r>
-      <w:r>
-        <w:lastRenderedPageBreak/>
-        <w:t>是数据倾斜导致的。</w:t>
+        <w:t>Hive执行日志和任务运行情况，发现其实是数据倾斜导致的。</w:t>
       </w:r>
     </w:p>
     <w:p>
@@ -3442,6 +3615,7 @@
         <w:rPr>
           <w:rFonts w:hint="eastAsia"/>
         </w:rPr>
+        <w:lastRenderedPageBreak/>
         <w:t>第二个项目</w:t>
       </w:r>
     </w:p>
@@ -3450,102 +3624,99 @@
         <w:rPr>
           <w:rFonts w:hint="eastAsia"/>
         </w:rPr>
-        <w:t>对都邦财险个人客户集中统一分析，从不同系统当中对齐业务口径，对客户实行场景化精准</w:t>
-      </w:r>
-      <w:r>
-        <w:rPr>
-          <w:rFonts w:hint="eastAsia"/>
-        </w:rPr>
+        <w:t>对都邦财险个人客户集中统一分析，从不同系统当中对齐业务口径，对客户实行场景化精准营销。</w:t>
+      </w:r>
+    </w:p>
+    <w:p/>
+    <w:p>
+      <w:r>
+        <w:rPr>
+          <w:rFonts w:hint="eastAsia"/>
+        </w:rPr>
+        <w:t>项目整体流程是这样的：第一阶段是需求调研与规划，我们对接了市场部、续期部、理赔部、客服部，逐一确认客户价值分、续保意向评分、产品偏好、理赔风险、流失预警等标签的计算口径与更新频率，输出了需求规格说明书，同时完成了</w:t>
+      </w:r>
+      <w:r>
+        <w:t>MaxCompute数仓分层设计和ODS到ADS各层表结构设计，统一了以客户ID为核心的打通规则。第二阶段是数据接入与ETL开发，我使用DataX从承保、理赔、续期、客服工单、官网埋点5套系统抽取数据到MaxCompute ODS层，在DWD层完成清洗脱敏和客户全景宽表构建，在DWS层完成RFM价值</w:t>
+      </w:r>
+      <w:r>
+        <w:rPr>
+          <w:rFonts w:hint="eastAsia"/>
+        </w:rPr>
+        <w:t>分层、续保意向、产品偏好、理赔风险、流失预警等标签计算，最后在</w:t>
+      </w:r>
+      <w:r>
+        <w:t>ADS层输出客户标签宽表和分群推荐表，并用Quick BI开发了画像看板、分群地图、流失预警图等10余张报表。第三阶段是调度配置与测试上线，我利用DataWorks配置全链路ETL任务调度，保障每日T+1数据刷新，最后独立完成自测并协助SIT集成测试。</w:t>
+      </w:r>
+    </w:p>
+    <w:p/>
+    <w:p>
+      <w:r>
+        <w:rPr>
+          <w:rFonts w:hint="eastAsia"/>
+        </w:rPr>
+        <w:t>项目难点这块，主要有两个。第一个难点是标签口径统一复杂，市场、续期、理赔等部门对客户标签的定义和划分标准不一致，跨部门对齐成本高，我们采用自上而下定框架、自下而上按数据可算性填充的方法，形成可配置的标签模型。第二个难点是数据质量保障难度高，源端存在客户信息缺失、历史数据不一致、日志无效流量等问题，影响画像准确性，我在</w:t>
+      </w:r>
+      <w:r>
+        <w:t>DWD层设计了校验脱敏、去重过滤等清洗逻辑，并建立了标签覆盖率、ID打通率等质量稽核规则，确保标签准确率不低于95%</w:t>
+      </w:r>
+      <w:r>
+        <w:t>。</w:t>
+      </w:r>
+    </w:p>
+    <w:p>
+      <w:pPr>
+        <w:pStyle w:val="2"/>
+      </w:pPr>
+      <w:r>
+        <w:rPr>
+          <w:rFonts w:hint="eastAsia"/>
+        </w:rPr>
+        <w:t>第三个项目</w:t>
+      </w:r>
+    </w:p>
+    <w:p>
+      <w:r>
+        <w:rPr>
+          <w:rFonts w:hint="eastAsia"/>
+        </w:rPr>
+        <w:t>项目整体流程是这样的：第一阶段是需求调研与指标口径对齐，我们对接了信贷管理部、风险管理部、人力资源部等部门，逐一确认累计贷款发放额、不良贷款率、逾期率、拨备覆盖率等核心考核指标的计算口径与统计维度，输出了需求规格说明书和</w:t>
+      </w:r>
+      <w:r>
+        <w:t>ODS到ADS四层Mapping文档，同时统一了联社编码、贷款五级分类、客户经理工号等主数据标准。第二阶段是数据接入与ETL开发，我使用Sqoop将源端OceanBase中的核心业务与信贷管理系统数据全量及增量抽取至Hadoop HDFS，并加载到Hive ODS层，同时抽取MySQL辅助数</w:t>
+      </w:r>
+      <w:r>
+        <w:rPr>
+          <w:rFonts w:hint="eastAsia"/>
+        </w:rPr>
+        <w:t>据，在</w:t>
+      </w:r>
+      <w:r>
+        <w:t>DWD层构建覆盖放款、还款、分类、担保的贷款全生命周期明细宽表，在DWS层完成累计放款额、贷款余额、不良率、逾期率、拨备覆盖率及客户经理绩效分等指标汇总，最后在ADS层输出业绩考核表与资产质量监控表，并用FineReport连接Hive开发了信贷投放进度、不良率趋势、联社资产质量排名、监管报送指标等看板，SQL脚本与报表模板通过SVN管理。第三阶段是调度配置与测试上线，我利用Airflow编排全链路DAG工作流，实现每日自动调度与告警，并编写Shell脚本配合Hive SQL进行贷款总额一致性与不良率</w:t>
+      </w:r>
+      <w:r>
+        <w:rPr>
+          <w:rFonts w:hint="eastAsia"/>
+        </w:rPr>
+        <w:t>口径合规性稽核，每日跑批后输出质量报告，最后独立完成自测并协助</w:t>
+      </w:r>
+      <w:r>
+        <w:t>SIT集成测试。</w:t>
+      </w:r>
+    </w:p>
+    <w:p/>
+    <w:p>
+      <w:r>
+        <w:rPr>
+          <w:rFonts w:hint="eastAsia"/>
+        </w:rPr>
+        <w:t>项目难点这块，主要有两个。第一个难点是信贷指标口径统一复杂，信贷、风控、人力等部门对不良率、逾期率等指标的理解存在差异，比如不良贷款是否纳入展期或借新还旧情形，五级分类标准是否参照最新监管要求等，跨部门对齐成本高。我们的应对策略是采用自上而下定框架、自下而上逐项确认的方法，最终输出各部门签字确认的</w:t>
+      </w:r>
+      <w:r>
+        <w:t>Mapping文档。第二个</w:t>
+      </w:r>
+      <w:r>
         <w:lastRenderedPageBreak/>
-        <w:t>营销。</w:t>
-      </w:r>
-    </w:p>
-    <w:p/>
-    <w:p>
-      <w:r>
-        <w:rPr>
-          <w:rFonts w:hint="eastAsia"/>
-        </w:rPr>
-        <w:t>项目整体流程是这样的：第一阶段是需求调研与规划，我们对接了市场部、续期部、理赔部、客服部，逐一确认客户价值分、续保意向评分、产品偏好、理赔风险、流失预警等标签的计算口径与更新频率，输出了需求规格说明书，同时完成了</w:t>
-      </w:r>
-      <w:r>
-        <w:t>MaxCompute数仓分层设计和ODS到ADS各层表结构设计，统一了以客户ID为核心的打通规则。第二阶段是数据接入与ETL开发，我使用DataX从承保、理赔、续期、客服工单、官网埋点5套系统抽取数据到MaxCompute ODS层，在DWD层完成清洗脱敏和客户全景宽表构建，在DWS层完成RFM价值</w:t>
-      </w:r>
-      <w:r>
-        <w:rPr>
-          <w:rFonts w:hint="eastAsia"/>
-        </w:rPr>
-        <w:t>分层、续保意向、产品偏好、理赔风险、流失预警等标签计算，最后在</w:t>
-      </w:r>
-      <w:r>
-        <w:t>ADS层输出客户标签宽表和分群推荐表，并用Quick BI开发了画像看板、分群地图、流失预警图等10余张报表。第三阶段是调度配置与测试上线，我利用DataWorks配置全链路ETL任务调度，保障每日T+1数据刷新，最后独立完成自测并协助SIT集成测试。</w:t>
-      </w:r>
-    </w:p>
-    <w:p/>
-    <w:p>
-      <w:r>
-        <w:rPr>
-          <w:rFonts w:hint="eastAsia"/>
-        </w:rPr>
-        <w:t>项目难点这块，主要有两个。第一个难点是标签口径统一复杂，市场、续期、理赔等部门对客户标签的定义和划分标准不一致，跨部门对齐成本高，我们采用自上而下定框架、自下而上按数据可算性填充的方法，形成可配置的标签模型。第二个难点是数据质量保障难度高，源端存在客户信息缺失、历史数据不一致、日志无效流量等问题，影响画像准确性，我在</w:t>
-      </w:r>
-      <w:r>
-        <w:t>DWD层设计了校验脱敏、去重过滤等清洗逻辑，并建立了标签覆盖率、ID打通率等质量稽核规则，确保标签准确率不低于95%</w:t>
-      </w:r>
-      <w:r>
-        <w:t>。</w:t>
-      </w:r>
-    </w:p>
-    <w:p>
-      <w:pPr>
-        <w:pStyle w:val="2"/>
-      </w:pPr>
-      <w:r>
-        <w:rPr>
-          <w:rFonts w:hint="eastAsia"/>
-        </w:rPr>
-        <w:t>第三个项目</w:t>
-      </w:r>
-    </w:p>
-    <w:p>
-      <w:r>
-        <w:rPr>
-          <w:rFonts w:hint="eastAsia"/>
-        </w:rPr>
-        <w:t>项目整体流程是这样的：第一阶段是需求调研与指标口径对齐，我们对接了信贷管理部、风险管理部、人力资源部等部门，逐一确认累计贷款发放额、不良贷款率、逾期率、拨备覆盖率等核心考核指标的计算口径与统计维度，输出了需求规格说明书和</w:t>
-      </w:r>
-      <w:r>
-        <w:t>ODS到ADS四层Mapping文档，同时统一了联社编码、贷款五级分类、客户经理工号等主数据标准。第二阶段是数据接入与ETL开发，我使用Sqoop将源端OceanBase中的核心业务与信贷管理系统数据全量及增量抽取至Hadoop HDFS，并加载到Hive ODS层，同时抽取MySQL辅助数</w:t>
-      </w:r>
-      <w:r>
-        <w:rPr>
-          <w:rFonts w:hint="eastAsia"/>
-        </w:rPr>
-        <w:t>据，在</w:t>
-      </w:r>
-      <w:r>
-        <w:t>DWD层构建覆盖放款、还款、分类、担保的贷款全生命周期明细宽表，在DWS层完成累计放款额、贷款余额、不良率、逾期率、拨备覆盖率及客户经理绩效分等指标汇总，最后在ADS层输出业绩考核表与资产质量监控表，并用FineReport连接Hive开发了信贷投放进度、不良率趋势、联社资产质量排名、监管报送指标等看板，SQL脚本与报表模板通过SVN管理。第三阶段是调度配置与测试上线，我利用Airflow编排全链路DAG工作流，实现每日自动调度与告警，并编写Shell脚本配合Hive SQL进行贷款总额一致性与不良率</w:t>
-      </w:r>
-      <w:r>
-        <w:rPr>
-          <w:rFonts w:hint="eastAsia"/>
-        </w:rPr>
-        <w:t>口径合规性稽核，每日跑批后输出质量报告，最后独立完成自测并协助</w:t>
-      </w:r>
-      <w:r>
-        <w:t>SIT集成测试。</w:t>
-      </w:r>
-    </w:p>
-    <w:p/>
-    <w:p>
-      <w:r>
-        <w:rPr>
-          <w:rFonts w:hint="eastAsia"/>
-        </w:rPr>
-        <w:t>项目难点这块，主要有两个。第一个难点是信贷指标口径统一复杂，信贷、风控、人力等部门对不良率、逾期率等指标的理解存在差异，比如不良贷款是否纳入展期或借新还旧情形，五级分类标准是否参照最新监管要求等，跨部门对齐成本高。我们的应对策略是采用自上而下定框架、自下而上逐项确认的方法，最终输出各部门签字确认的</w:t>
-      </w:r>
-      <w:r>
-        <w:t>Mapping文档。第二个难点是数据质量保障难度高，源端OceanBase和MySQL系统中存在贷款状态更新滞后、五级分类缺失、历史数据迁移不完整等问题，直接影响不良率和拨备覆盖率的准确性。我的应对策略是在DWD层</w:t>
+        <w:t>难点是数据质量保障难度高，源端OceanBase和MySQL系统中存在贷款状态更新滞后、五级分类缺失、历史数据迁移不完整等问题，直接影响不良率和拨备覆盖率的准确性。我的应对策略是在DWD层</w:t>
       </w:r>
       <w:r>
         <w:rPr>
@@ -3709,6 +3880,7 @@
         <w:rPr>
           <w:rFonts w:hint="eastAsia"/>
         </w:rPr>
+        <w:lastRenderedPageBreak/>
         <w:t>字段计算口径，例如保费为空置</w:t>
       </w:r>
       <w:r>
@@ -3726,7 +3898,6 @@
         <w:pStyle w:val="4"/>
       </w:pPr>
       <w:r>
-        <w:lastRenderedPageBreak/>
         <w:t>Mapping谁写的？</w:t>
       </w:r>
     </w:p>
@@ -5024,10 +5195,7 @@
         <w:t>12.explain查看执行计划</w:t>
       </w:r>
     </w:p>
-    <w:p>
-      <w:bookmarkStart w:id="2" w:name="_GoBack"/>
-      <w:bookmarkEnd w:id="2"/>
-    </w:p>
+    <w:p/>
     <w:p>
       <w:pPr>
         <w:pStyle w:val="3"/>
@@ -9096,6 +9264,155 @@
     </w:lvl>
   </w:abstractNum>
   <w:abstractNum w:abstractNumId="9" w15:restartNumberingAfterBreak="0">
+    <w:nsid w:val="45145CCF"/>
+    <w:multiLevelType w:val="multilevel"/>
+    <w:tmpl w:val="7BA01A7A"/>
+    <w:lvl w:ilvl="0">
+      <w:start w:val="1"/>
+      <w:numFmt w:val="bullet"/>
+      <w:lvlText w:val=""/>
+      <w:lvlJc w:val="left"/>
+      <w:pPr>
+        <w:tabs>
+          <w:tab w:val="num" w:pos="720"/>
+        </w:tabs>
+        <w:ind w:left="720" w:hanging="360"/>
+      </w:pPr>
+      <w:rPr>
+        <w:rFonts w:ascii="Symbol" w:hAnsi="Symbol" w:hint="default"/>
+        <w:sz w:val="20"/>
+      </w:rPr>
+    </w:lvl>
+    <w:lvl w:ilvl="1" w:tentative="1">
+      <w:start w:val="1"/>
+      <w:numFmt w:val="bullet"/>
+      <w:lvlText w:val="o"/>
+      <w:lvlJc w:val="left"/>
+      <w:pPr>
+        <w:tabs>
+          <w:tab w:val="num" w:pos="1440"/>
+        </w:tabs>
+        <w:ind w:left="1440" w:hanging="360"/>
+      </w:pPr>
+      <w:rPr>
+        <w:rFonts w:ascii="Courier New" w:hAnsi="Courier New" w:hint="default"/>
+        <w:sz w:val="20"/>
+      </w:rPr>
+    </w:lvl>
+    <w:lvl w:ilvl="2" w:tentative="1">
+      <w:start w:val="1"/>
+      <w:numFmt w:val="bullet"/>
+      <w:lvlText w:val=""/>
+      <w:lvlJc w:val="left"/>
+      <w:pPr>
+        <w:tabs>
+          <w:tab w:val="num" w:pos="2160"/>
+        </w:tabs>
+        <w:ind w:left="2160" w:hanging="360"/>
+      </w:pPr>
+      <w:rPr>
+        <w:rFonts w:ascii="Wingdings" w:hAnsi="Wingdings" w:hint="default"/>
+        <w:sz w:val="20"/>
+      </w:rPr>
+    </w:lvl>
+    <w:lvl w:ilvl="3" w:tentative="1">
+      <w:start w:val="1"/>
+      <w:numFmt w:val="bullet"/>
+      <w:lvlText w:val=""/>
+      <w:lvlJc w:val="left"/>
+      <w:pPr>
+        <w:tabs>
+          <w:tab w:val="num" w:pos="2880"/>
+        </w:tabs>
+        <w:ind w:left="2880" w:hanging="360"/>
+      </w:pPr>
+      <w:rPr>
+        <w:rFonts w:ascii="Wingdings" w:hAnsi="Wingdings" w:hint="default"/>
+        <w:sz w:val="20"/>
+      </w:rPr>
+    </w:lvl>
+    <w:lvl w:ilvl="4" w:tentative="1">
+      <w:start w:val="1"/>
+      <w:numFmt w:val="bullet"/>
+      <w:lvlText w:val=""/>
+      <w:lvlJc w:val="left"/>
+      <w:pPr>
+        <w:tabs>
+          <w:tab w:val="num" w:pos="3600"/>
+        </w:tabs>
+        <w:ind w:left="3600" w:hanging="360"/>
+      </w:pPr>
+      <w:rPr>
+        <w:rFonts w:ascii="Wingdings" w:hAnsi="Wingdings" w:hint="default"/>
+        <w:sz w:val="20"/>
+      </w:rPr>
+    </w:lvl>
+    <w:lvl w:ilvl="5" w:tentative="1">
+      <w:start w:val="1"/>
+      <w:numFmt w:val="bullet"/>
+      <w:lvlText w:val=""/>
+      <w:lvlJc w:val="left"/>
+      <w:pPr>
+        <w:tabs>
+          <w:tab w:val="num" w:pos="4320"/>
+        </w:tabs>
+        <w:ind w:left="4320" w:hanging="360"/>
+      </w:pPr>
+      <w:rPr>
+        <w:rFonts w:ascii="Wingdings" w:hAnsi="Wingdings" w:hint="default"/>
+        <w:sz w:val="20"/>
+      </w:rPr>
+    </w:lvl>
+    <w:lvl w:ilvl="6" w:tentative="1">
+      <w:start w:val="1"/>
+      <w:numFmt w:val="bullet"/>
+      <w:lvlText w:val=""/>
+      <w:lvlJc w:val="left"/>
+      <w:pPr>
+        <w:tabs>
+          <w:tab w:val="num" w:pos="5040"/>
+        </w:tabs>
+        <w:ind w:left="5040" w:hanging="360"/>
+      </w:pPr>
+      <w:rPr>
+        <w:rFonts w:ascii="Wingdings" w:hAnsi="Wingdings" w:hint="default"/>
+        <w:sz w:val="20"/>
+      </w:rPr>
+    </w:lvl>
+    <w:lvl w:ilvl="7" w:tentative="1">
+      <w:start w:val="1"/>
+      <w:numFmt w:val="bullet"/>
+      <w:lvlText w:val=""/>
+      <w:lvlJc w:val="left"/>
+      <w:pPr>
+        <w:tabs>
+          <w:tab w:val="num" w:pos="5760"/>
+        </w:tabs>
+        <w:ind w:left="5760" w:hanging="360"/>
+      </w:pPr>
+      <w:rPr>
+        <w:rFonts w:ascii="Wingdings" w:hAnsi="Wingdings" w:hint="default"/>
+        <w:sz w:val="20"/>
+      </w:rPr>
+    </w:lvl>
+    <w:lvl w:ilvl="8" w:tentative="1">
+      <w:start w:val="1"/>
+      <w:numFmt w:val="bullet"/>
+      <w:lvlText w:val=""/>
+      <w:lvlJc w:val="left"/>
+      <w:pPr>
+        <w:tabs>
+          <w:tab w:val="num" w:pos="6480"/>
+        </w:tabs>
+        <w:ind w:left="6480" w:hanging="360"/>
+      </w:pPr>
+      <w:rPr>
+        <w:rFonts w:ascii="Wingdings" w:hAnsi="Wingdings" w:hint="default"/>
+        <w:sz w:val="20"/>
+      </w:rPr>
+    </w:lvl>
+  </w:abstractNum>
+  <w:abstractNum w:abstractNumId="10" w15:restartNumberingAfterBreak="0">
     <w:nsid w:val="4AAF58F7"/>
     <w:multiLevelType w:val="hybridMultilevel"/>
     <w:tmpl w:val="239EA9AE"/>
@@ -9184,7 +9501,7 @@
       </w:pPr>
     </w:lvl>
   </w:abstractNum>
-  <w:abstractNum w:abstractNumId="10" w15:restartNumberingAfterBreak="0">
+  <w:abstractNum w:abstractNumId="11" w15:restartNumberingAfterBreak="0">
     <w:nsid w:val="4BCF1675"/>
     <w:multiLevelType w:val="hybridMultilevel"/>
     <w:tmpl w:val="5F34C9F8"/>
@@ -9273,7 +9590,7 @@
       </w:pPr>
     </w:lvl>
   </w:abstractNum>
-  <w:abstractNum w:abstractNumId="11" w15:restartNumberingAfterBreak="0">
+  <w:abstractNum w:abstractNumId="12" w15:restartNumberingAfterBreak="0">
     <w:nsid w:val="4D1B39E1"/>
     <w:multiLevelType w:val="multilevel"/>
     <w:tmpl w:val="65BC48B4"/>
@@ -9422,7 +9739,7 @@
       </w:rPr>
     </w:lvl>
   </w:abstractNum>
-  <w:abstractNum w:abstractNumId="12" w15:restartNumberingAfterBreak="0">
+  <w:abstractNum w:abstractNumId="13" w15:restartNumberingAfterBreak="0">
     <w:nsid w:val="4DD07138"/>
     <w:multiLevelType w:val="multilevel"/>
     <w:tmpl w:val="5F6E6D62"/>
@@ -9571,7 +9888,7 @@
       </w:rPr>
     </w:lvl>
   </w:abstractNum>
-  <w:abstractNum w:abstractNumId="13" w15:restartNumberingAfterBreak="0">
+  <w:abstractNum w:abstractNumId="14" w15:restartNumberingAfterBreak="0">
     <w:nsid w:val="51282F0E"/>
     <w:multiLevelType w:val="multilevel"/>
     <w:tmpl w:val="D258F692"/>
@@ -9720,7 +10037,7 @@
       </w:rPr>
     </w:lvl>
   </w:abstractNum>
-  <w:abstractNum w:abstractNumId="14" w15:restartNumberingAfterBreak="0">
+  <w:abstractNum w:abstractNumId="15" w15:restartNumberingAfterBreak="0">
     <w:nsid w:val="52FC495E"/>
     <w:multiLevelType w:val="hybridMultilevel"/>
     <w:tmpl w:val="AE20B51E"/>
@@ -9833,7 +10150,7 @@
       </w:rPr>
     </w:lvl>
   </w:abstractNum>
-  <w:abstractNum w:abstractNumId="15" w15:restartNumberingAfterBreak="0">
+  <w:abstractNum w:abstractNumId="16" w15:restartNumberingAfterBreak="0">
     <w:nsid w:val="575814F2"/>
     <w:multiLevelType w:val="multilevel"/>
     <w:tmpl w:val="90B28CD8"/>
@@ -9982,7 +10299,7 @@
       </w:rPr>
     </w:lvl>
   </w:abstractNum>
-  <w:abstractNum w:abstractNumId="16" w15:restartNumberingAfterBreak="0">
+  <w:abstractNum w:abstractNumId="17" w15:restartNumberingAfterBreak="0">
     <w:nsid w:val="5E837FB2"/>
     <w:multiLevelType w:val="multilevel"/>
     <w:tmpl w:val="639A9DFA"/>
@@ -10131,7 +10448,7 @@
       </w:rPr>
     </w:lvl>
   </w:abstractNum>
-  <w:abstractNum w:abstractNumId="17" w15:restartNumberingAfterBreak="0">
+  <w:abstractNum w:abstractNumId="18" w15:restartNumberingAfterBreak="0">
     <w:nsid w:val="63D47DC9"/>
     <w:multiLevelType w:val="multilevel"/>
     <w:tmpl w:val="D5EC6692"/>
@@ -10280,7 +10597,7 @@
       </w:rPr>
     </w:lvl>
   </w:abstractNum>
-  <w:abstractNum w:abstractNumId="18" w15:restartNumberingAfterBreak="0">
+  <w:abstractNum w:abstractNumId="19" w15:restartNumberingAfterBreak="0">
     <w:nsid w:val="6435232B"/>
     <w:multiLevelType w:val="multilevel"/>
     <w:tmpl w:val="AF18C9E6"/>
@@ -10429,7 +10746,7 @@
       </w:rPr>
     </w:lvl>
   </w:abstractNum>
-  <w:abstractNum w:abstractNumId="19" w15:restartNumberingAfterBreak="0">
+  <w:abstractNum w:abstractNumId="20" w15:restartNumberingAfterBreak="0">
     <w:nsid w:val="660B0642"/>
     <w:multiLevelType w:val="multilevel"/>
     <w:tmpl w:val="97844D14"/>
@@ -10578,7 +10895,7 @@
       </w:rPr>
     </w:lvl>
   </w:abstractNum>
-  <w:abstractNum w:abstractNumId="20" w15:restartNumberingAfterBreak="0">
+  <w:abstractNum w:abstractNumId="21" w15:restartNumberingAfterBreak="0">
     <w:nsid w:val="6AB86220"/>
     <w:multiLevelType w:val="hybridMultilevel"/>
     <w:tmpl w:val="4B28B70C"/>
@@ -10691,7 +11008,7 @@
       </w:rPr>
     </w:lvl>
   </w:abstractNum>
-  <w:abstractNum w:abstractNumId="21" w15:restartNumberingAfterBreak="0">
+  <w:abstractNum w:abstractNumId="22" w15:restartNumberingAfterBreak="0">
     <w:nsid w:val="75F87E5C"/>
     <w:multiLevelType w:val="hybridMultilevel"/>
     <w:tmpl w:val="E1787724"/>
@@ -10804,7 +11121,7 @@
       </w:rPr>
     </w:lvl>
   </w:abstractNum>
-  <w:abstractNum w:abstractNumId="22" w15:restartNumberingAfterBreak="0">
+  <w:abstractNum w:abstractNumId="23" w15:restartNumberingAfterBreak="0">
     <w:nsid w:val="77F711DF"/>
     <w:multiLevelType w:val="multilevel"/>
     <w:tmpl w:val="7B2A8C4A"/>
@@ -10953,7 +11270,7 @@
       </w:rPr>
     </w:lvl>
   </w:abstractNum>
-  <w:abstractNum w:abstractNumId="23" w15:restartNumberingAfterBreak="0">
+  <w:abstractNum w:abstractNumId="24" w15:restartNumberingAfterBreak="0">
     <w:nsid w:val="781E676C"/>
     <w:multiLevelType w:val="multilevel"/>
     <w:tmpl w:val="CB287360"/>
@@ -11102,7 +11419,7 @@
       </w:rPr>
     </w:lvl>
   </w:abstractNum>
-  <w:abstractNum w:abstractNumId="24" w15:restartNumberingAfterBreak="0">
+  <w:abstractNum w:abstractNumId="25" w15:restartNumberingAfterBreak="0">
     <w:nsid w:val="7C4E7D79"/>
     <w:multiLevelType w:val="multilevel"/>
     <w:tmpl w:val="D9B2024E"/>
@@ -11251,7 +11568,7 @@
       </w:rPr>
     </w:lvl>
   </w:abstractNum>
-  <w:abstractNum w:abstractNumId="25" w15:restartNumberingAfterBreak="0">
+  <w:abstractNum w:abstractNumId="26" w15:restartNumberingAfterBreak="0">
     <w:nsid w:val="7C762048"/>
     <w:multiLevelType w:val="multilevel"/>
     <w:tmpl w:val="52C84C26"/>
@@ -11401,28 +11718,28 @@
     </w:lvl>
   </w:abstractNum>
   <w:num w:numId="1">
-    <w:abstractNumId w:val="10"/>
+    <w:abstractNumId w:val="11"/>
   </w:num>
   <w:num w:numId="2">
-    <w:abstractNumId w:val="13"/>
+    <w:abstractNumId w:val="14"/>
   </w:num>
   <w:num w:numId="3">
-    <w:abstractNumId w:val="18"/>
+    <w:abstractNumId w:val="19"/>
   </w:num>
   <w:num w:numId="4">
     <w:abstractNumId w:val="8"/>
   </w:num>
   <w:num w:numId="5">
-    <w:abstractNumId w:val="16"/>
+    <w:abstractNumId w:val="17"/>
   </w:num>
   <w:num w:numId="6">
     <w:abstractNumId w:val="2"/>
   </w:num>
   <w:num w:numId="7">
-    <w:abstractNumId w:val="9"/>
+    <w:abstractNumId w:val="10"/>
   </w:num>
   <w:num w:numId="8">
-    <w:abstractNumId w:val="20"/>
+    <w:abstractNumId w:val="21"/>
   </w:num>
   <w:num w:numId="9">
     <w:abstractNumId w:val="4"/>
@@ -11431,52 +11748,55 @@
     <w:abstractNumId w:val="7"/>
   </w:num>
   <w:num w:numId="11">
-    <w:abstractNumId w:val="14"/>
+    <w:abstractNumId w:val="15"/>
   </w:num>
   <w:num w:numId="12">
     <w:abstractNumId w:val="0"/>
   </w:num>
   <w:num w:numId="13">
-    <w:abstractNumId w:val="21"/>
+    <w:abstractNumId w:val="22"/>
   </w:num>
   <w:num w:numId="14">
-    <w:abstractNumId w:val="22"/>
+    <w:abstractNumId w:val="23"/>
   </w:num>
   <w:num w:numId="15">
     <w:abstractNumId w:val="5"/>
   </w:num>
   <w:num w:numId="16">
-    <w:abstractNumId w:val="15"/>
+    <w:abstractNumId w:val="16"/>
   </w:num>
   <w:num w:numId="17">
-    <w:abstractNumId w:val="12"/>
+    <w:abstractNumId w:val="13"/>
   </w:num>
   <w:num w:numId="18">
-    <w:abstractNumId w:val="24"/>
+    <w:abstractNumId w:val="25"/>
   </w:num>
   <w:num w:numId="19">
-    <w:abstractNumId w:val="17"/>
+    <w:abstractNumId w:val="18"/>
   </w:num>
   <w:num w:numId="20">
     <w:abstractNumId w:val="6"/>
   </w:num>
   <w:num w:numId="21">
-    <w:abstractNumId w:val="19"/>
+    <w:abstractNumId w:val="20"/>
   </w:num>
   <w:num w:numId="22">
-    <w:abstractNumId w:val="23"/>
+    <w:abstractNumId w:val="24"/>
   </w:num>
   <w:num w:numId="23">
-    <w:abstractNumId w:val="11"/>
+    <w:abstractNumId w:val="12"/>
   </w:num>
   <w:num w:numId="24">
     <w:abstractNumId w:val="1"/>
   </w:num>
   <w:num w:numId="25">
-    <w:abstractNumId w:val="25"/>
+    <w:abstractNumId w:val="26"/>
   </w:num>
   <w:num w:numId="26">
     <w:abstractNumId w:val="3"/>
+  </w:num>
+  <w:num w:numId="27">
+    <w:abstractNumId w:val="9"/>
   </w:num>
 </w:numbering>
 </file>
@@ -11991,7 +12311,6 @@
   <w:style w:type="character" w:default="1" w:styleId="a0">
     <w:name w:val="Default Paragraph Font"/>
     <w:uiPriority w:val="1"/>
-    <w:semiHidden/>
     <w:unhideWhenUsed/>
   </w:style>
   <w:style w:type="table" w:default="1" w:styleId="a1">

--- a/毛智明-小作文.docx
+++ b/毛智明-小作文.docx
@@ -99,19 +99,31 @@
         </w:rPr>
         <w:t>。</w:t>
       </w:r>
-    </w:p>
-    <w:p>
-      <w:r>
-        <w:rPr>
-          <w:rFonts w:hint="eastAsia"/>
-        </w:rPr>
-        <w:t>我有</w:t>
-      </w:r>
-      <w:r>
-        <w:t>3</w:t>
-      </w:r>
-      <w:r>
-        <w:t>年左右的</w:t>
+      <w:r>
+        <w:rPr>
+          <w:rFonts w:hint="eastAsia"/>
+          <w:highlight w:val="yellow"/>
+        </w:rPr>
+        <w:t>工作内容</w:t>
+      </w:r>
+      <w:r>
+        <w:rPr>
+          <w:rFonts w:hint="eastAsia"/>
+          <w:highlight w:val="yellow"/>
+        </w:rPr>
+        <w:t>主要是在离线数仓、hive生态这块</w:t>
+      </w:r>
+      <w:r>
+        <w:rPr>
+          <w:rFonts w:hint="eastAsia"/>
+          <w:highlight w:val="yellow"/>
+        </w:rPr>
+        <w:t>的项目。</w:t>
+      </w:r>
+    </w:p>
+    <w:p>
+      <w:r>
+        <w:t>项目方面，我前后参与过两个比较完整的保险</w:t>
       </w:r>
       <w:r>
         <w:rPr>
@@ -120,52 +132,39 @@
         <w:t>大数据</w:t>
       </w:r>
       <w:r>
-        <w:t>开发经验</w:t>
-      </w:r>
-      <w:r>
-        <w:rPr>
-          <w:rFonts w:hint="eastAsia"/>
-        </w:rPr>
-        <w:t>，主要是在离线数仓、hive生态这块</w:t>
-      </w:r>
-      <w:r>
-        <w:rPr>
-          <w:rFonts w:hint="eastAsia"/>
-        </w:rPr>
-        <w:t>的项目。</w:t>
-      </w:r>
-    </w:p>
-    <w:p>
+        <w:t>项目，主要围绕保险经营分析和客户画像方向。比如华安财险收展人员经营考核数仓项目，主要支撑代理人业绩考核、团队经营分析；还有都帮财险客户画像与精准营销数仓项目，主要用于客户标签加工和营销分析。</w:t>
+      </w:r>
       <w:r>
         <w:rPr>
           <w:highlight w:val="yellow"/>
         </w:rPr>
-        <w:t>项目方面，我前后参与过两个比较完整的保险</w:t>
+        <w:t>这些项目中，我主要</w:t>
       </w:r>
       <w:r>
         <w:rPr>
           <w:rFonts w:hint="eastAsia"/>
           <w:highlight w:val="yellow"/>
         </w:rPr>
-        <w:t>大数据</w:t>
+        <w:t>参与了</w:t>
       </w:r>
       <w:r>
         <w:rPr>
           <w:highlight w:val="yellow"/>
         </w:rPr>
-        <w:t>项目，主要围绕保险经营分析和客户画像方向。比如华安财险收展人员经营考核数仓项目，主要支撑代理人业绩考核、团队经营分析；还有都帮财险客户画像与精准营销数仓项目，主要用于客户标签加工和营销分析。这些项目中，我主要负责从数据同步、ODS贴源、DWD清洗、DWS主题建模，到ADS指标加工、调度配置和报表展示的全流程开发。技术栈方面主要涉及H</w:t>
-      </w:r>
-      <w:r>
-        <w:rPr>
+        <w:t>从数据同步、ODS贴源、DWD清洗、DWS主题建模，到ADS指标</w:t>
+      </w:r>
+      <w:r>
+        <w:rPr>
+          <w:rFonts w:hint="eastAsia"/>
           <w:highlight w:val="yellow"/>
         </w:rPr>
-        <w:tab/>
+        <w:t>的</w:t>
       </w:r>
       <w:r>
         <w:rPr>
           <w:highlight w:val="yellow"/>
         </w:rPr>
-        <w:t>adoop、Hive、MaxCompute、DataX、DataWorks、DolphinScheduler、FineReport等，基本完整参与了离线数仓从数据接入到业务应用的整个链路。</w:t>
+        <w:t>全流程开发。技术栈方面主要涉及Hadoop、Hive、MaxCompute、DataX、DataWorks、DolphinScheduler、FineReport等，基本完整参与了离线数仓从数据接入到业务应用的整个链路。</w:t>
       </w:r>
     </w:p>
     <w:p>
@@ -190,7 +189,19 @@
         <w:rPr>
           <w:rFonts w:hint="eastAsia"/>
         </w:rPr>
-        <w:t>目主要就是以统计收展员在日常工作当中的展业和销售方面的业务统计，</w:t>
+        <w:t>目主要就</w:t>
+      </w:r>
+      <w:r>
+        <w:rPr>
+          <w:rFonts w:hint="eastAsia"/>
+        </w:rPr>
+        <w:t xml:space="preserve"> </w:t>
+      </w:r>
+      <w:r>
+        <w:rPr>
+          <w:rFonts w:hint="eastAsia"/>
+        </w:rPr>
+        <w:t>是以统计收展员在日常工作当中的展业和销售方面的业务统计，</w:t>
       </w:r>
       <w:r>
         <w:rPr>
@@ -224,8 +235,10 @@
           <w:szCs w:val="21"/>
           <w:highlight w:val="yellow"/>
         </w:rPr>
-        <w:t>8</w:t>
-      </w:r>
+        <w:t>7</w:t>
+      </w:r>
+      <w:bookmarkStart w:id="0" w:name="_GoBack"/>
+      <w:bookmarkEnd w:id="0"/>
       <w:r>
         <w:rPr>
           <w:rFonts w:ascii="Segoe UI" w:hAnsi="Segoe UI" w:cs="Segoe UI"/>
@@ -300,12 +313,30 @@
       </w:r>
       <w:r>
         <w:rPr>
+          <w:rFonts w:ascii="Segoe UI" w:hAnsi="Segoe UI" w:cs="Segoe UI"/>
+          <w:color w:val="0F1115"/>
+          <w:szCs w:val="21"/>
+          <w:highlight w:val="yellow"/>
+        </w:rPr>
+        <w:t>1</w:t>
+      </w:r>
+      <w:r>
+        <w:rPr>
           <w:rFonts w:ascii="Segoe UI" w:hAnsi="Segoe UI" w:cs="Segoe UI" w:hint="eastAsia"/>
           <w:color w:val="0F1115"/>
           <w:szCs w:val="21"/>
           <w:highlight w:val="yellow"/>
         </w:rPr>
-        <w:t>2</w:t>
+        <w:t>人做需求分析，</w:t>
+      </w:r>
+      <w:r>
+        <w:rPr>
+          <w:rFonts w:ascii="Segoe UI" w:hAnsi="Segoe UI" w:cs="Segoe UI"/>
+          <w:color w:val="0F1115"/>
+          <w:szCs w:val="21"/>
+          <w:highlight w:val="yellow"/>
+        </w:rPr>
+        <w:t>4</w:t>
       </w:r>
       <w:r>
         <w:rPr>
@@ -314,16 +345,7 @@
           <w:szCs w:val="21"/>
           <w:highlight w:val="yellow"/>
         </w:rPr>
-        <w:t>人做需求分析，</w:t>
-      </w:r>
-      <w:r>
-        <w:rPr>
-          <w:rFonts w:ascii="Segoe UI" w:hAnsi="Segoe UI" w:cs="Segoe UI"/>
-          <w:color w:val="0F1115"/>
-          <w:szCs w:val="21"/>
-          <w:highlight w:val="yellow"/>
-        </w:rPr>
-        <w:t>4</w:t>
+        <w:t>人做数据开发</w:t>
       </w:r>
       <w:r>
         <w:rPr>
@@ -332,7 +354,7 @@
           <w:szCs w:val="21"/>
           <w:highlight w:val="yellow"/>
         </w:rPr>
-        <w:t>人做数据开发</w:t>
+        <w:t>，</w:t>
       </w:r>
       <w:r>
         <w:rPr>
@@ -341,7 +363,7 @@
           <w:szCs w:val="21"/>
           <w:highlight w:val="yellow"/>
         </w:rPr>
-        <w:t>，</w:t>
+        <w:t>1</w:t>
       </w:r>
       <w:r>
         <w:rPr>
@@ -350,15 +372,6 @@
           <w:szCs w:val="21"/>
           <w:highlight w:val="yellow"/>
         </w:rPr>
-        <w:t>1</w:t>
-      </w:r>
-      <w:r>
-        <w:rPr>
-          <w:rFonts w:ascii="Segoe UI" w:hAnsi="Segoe UI" w:cs="Segoe UI" w:hint="eastAsia"/>
-          <w:color w:val="0F1115"/>
-          <w:szCs w:val="21"/>
-          <w:highlight w:val="yellow"/>
-        </w:rPr>
         <w:t>人做运维</w:t>
       </w:r>
     </w:p>
@@ -447,11 +460,16 @@
     </w:p>
     <w:p/>
     <w:p>
-      <w:r>
-        <w:rPr>
-          <w:rFonts w:hint="eastAsia"/>
+      <w:pPr>
+        <w:rPr>
           <w:highlight w:val="yellow"/>
         </w:rPr>
+      </w:pPr>
+      <w:r>
+        <w:rPr>
+          <w:rFonts w:hint="eastAsia"/>
+          <w:highlight w:val="yellow"/>
+        </w:rPr>
         <w:t>在</w:t>
       </w:r>
       <w:r>
@@ -472,30 +490,36 @@
         <w:rPr>
           <w:highlight w:val="yellow"/>
         </w:rPr>
-        <w:t xml:space="preserve"> DataX 将各源系统数据全量/增量同步到 Hadoop HDFS，在 </w:t>
-      </w:r>
-      <w:r>
-        <w:rPr>
+        <w:t xml:space="preserve"> DataX 将各源系统数据全量/增量同步到 Hadoop HDFS，在 Hive 中建立ODS贴源层，由 DolphinScheduler 统一调度执行。在ODS→DWD层，</w:t>
+      </w:r>
+      <w:r>
+        <w:rPr>
+          <w:rFonts w:hint="eastAsia"/>
           <w:highlight w:val="yellow"/>
         </w:rPr>
+        <w:t>用自</w:t>
+      </w:r>
+      <w:r>
+        <w:rPr>
+          <w:rFonts w:hint="eastAsia"/>
+          <w:highlight w:val="yellow"/>
+        </w:rPr>
         <w:lastRenderedPageBreak/>
-        <w:t>Hive 中建立ODS贴源层，由 DolphinScheduler 统一调度执行。在ODS→DWD层，我通过 HUE 编写和调试 Hive SQL，完成数据清洗（去重、空值处理）、敏感字段脱敏（用UDF对手机号、身份证号哈希加密），并去除边缘字段，保证数据安全与可用性。随后在DWD→DWS层，关联多张事实表与维度表（如代理人信息表、客户经营表、投保单信息表），构建以人力、渠道、客户、产品为核心的宽表，并做轻度汇总（如团</w:t>
-      </w:r>
-      <w:r>
-        <w:rPr>
-          <w:rFonts w:hint="eastAsia"/>
+        <w:t>定义函数对数据进行清洗</w:t>
+      </w:r>
+      <w:r>
+        <w:rPr>
           <w:highlight w:val="yellow"/>
         </w:rPr>
-        <w:t>队累计保费、累计佣金、有效拜访人数等）。最后在</w:t>
-      </w:r>
-      <w:r>
-        <w:rPr>
+        <w:t>。随后在DWD→DWS层，关联多张事实表与维度表（如代理人信息表、客户经营表、投保单信息表），构建以人力、渠道、客户、产品为核心的宽表，并做轻度汇总（如团</w:t>
+      </w:r>
+      <w:r>
+        <w:rPr>
+          <w:rFonts w:hint="eastAsia"/>
           <w:highlight w:val="yellow"/>
         </w:rPr>
-        <w:t>DWS→ADS层</w:t>
-      </w:r>
-      <w:bookmarkStart w:id="0" w:name="_GoBack"/>
-      <w:bookmarkEnd w:id="0"/>
+        <w:t>队累计保费、累计佣金、有效拜访人数等）。</w:t>
+      </w:r>
     </w:p>
     <w:p/>
     <w:p>
@@ -703,7 +727,7 @@
     </w:p>
     <w:p>
       <w:pPr>
-        <w:pStyle w:val="2"/>
+        <w:pStyle w:val="3"/>
         <w:rPr>
           <w:noProof/>
         </w:rPr>
@@ -1608,12 +1632,14 @@
           <w:ilvl w:val="0"/>
           <w:numId w:val="23"/>
         </w:numPr>
+        <w:rPr>
+          <w:rFonts w:hint="eastAsia"/>
+        </w:rPr>
       </w:pPr>
       <w:r>
         <w:t xml:space="preserve">团队排名 </w:t>
       </w:r>
     </w:p>
-    <w:p/>
     <w:p>
       <w:pPr>
         <w:pStyle w:val="3"/>
@@ -1622,6 +1648,7 @@
         <w:rPr>
           <w:rFonts w:hint="eastAsia"/>
         </w:rPr>
+        <w:lastRenderedPageBreak/>
         <w:t>具体</w:t>
       </w:r>
       <w:r>
@@ -2145,7 +2172,6 @@
           <w:b/>
           <w:sz w:val="22"/>
         </w:rPr>
-        <w:lastRenderedPageBreak/>
         <w:t>数据口径</w:t>
       </w:r>
     </w:p>
@@ -2168,6 +2194,7 @@
         </w:numPr>
       </w:pPr>
       <w:r>
+        <w:lastRenderedPageBreak/>
         <w:t>判断标准：保护期内累计举绩件数 ≥ 达Q</w:t>
       </w:r>
       <w:r>
@@ -2653,14 +2680,7 @@
         <w:rPr>
           <w:rFonts w:hint="eastAsia"/>
         </w:rPr>
-        <w:t>未达每周拜访数的收展</w:t>
-      </w:r>
-      <w:r>
-        <w:rPr>
-          <w:rFonts w:hint="eastAsia"/>
-        </w:rPr>
-        <w:lastRenderedPageBreak/>
-        <w:t>员</w:t>
+        <w:t>未达每周拜访数的收展员</w:t>
       </w:r>
       <w:r>
         <w:rPr>
@@ -2683,6 +2703,7 @@
           <w:b/>
           <w:sz w:val="22"/>
         </w:rPr>
+        <w:lastRenderedPageBreak/>
         <w:t>数据口径</w:t>
       </w:r>
     </w:p>
@@ -3098,75 +3119,201 @@
     </w:p>
     <w:p>
       <w:r>
-        <w:t>NULL值处理：无拜访记录或无保单的代理人，对应指标应设为0或NULL，并在口径中说</w:t>
-      </w:r>
-      <w:r>
+        <w:t>NULL值处理：无拜访记录或无保单的代理人，对应指标应设为0或NULL，并在口径中说明（例如“无拜访记录则有效拜访次数=0”）。</w:t>
+      </w:r>
+    </w:p>
+    <w:p/>
+    <w:p>
+      <w:pPr>
+        <w:pStyle w:val="3"/>
+      </w:pPr>
+      <w:r>
+        <w:rPr>
+          <w:rFonts w:hint="eastAsia"/>
+          <w:highlight w:val="yellow"/>
+        </w:rPr>
         <w:lastRenderedPageBreak/>
-        <w:t>明（例如“无拜访记录则有效拜访次数=0”）。</w:t>
+        <w:t>日常</w:t>
+      </w:r>
+      <w:r>
+        <w:rPr>
+          <w:rFonts w:hint="eastAsia"/>
+          <w:highlight w:val="yellow"/>
+        </w:rPr>
+        <w:t>工作中遇到</w:t>
+      </w:r>
+      <w:r>
+        <w:rPr>
+          <w:rFonts w:hint="eastAsia"/>
+          <w:highlight w:val="yellow"/>
+        </w:rPr>
+        <w:t>的问题</w:t>
+      </w:r>
+    </w:p>
+    <w:p>
+      <w:pPr>
+        <w:pStyle w:val="4"/>
+        <w:rPr>
+          <w:b w:val="0"/>
+        </w:rPr>
+      </w:pPr>
+      <w:r>
+        <w:rPr>
+          <w:rStyle w:val="40"/>
+          <w:rFonts w:hint="eastAsia"/>
+          <w:b/>
+        </w:rPr>
+        <w:t>项目难点这块</w:t>
+      </w:r>
+    </w:p>
+    <w:p>
+      <w:r>
+        <w:rPr>
+          <w:rFonts w:hint="eastAsia"/>
+        </w:rPr>
+        <w:t>主要有两个。第一个难点是考核指标口径统一复杂，销售管理部、人力资源部、保费部对达星等指标的理解不一致，且新老收展员考核规则差异大，我们采用自上而下定框架、自下而上逐项对齐的方法，最终输出经各部门签字确认的</w:t>
+      </w:r>
+      <w:r>
+        <w:t>Mapping文档并存入SVN管理。第二个难点是数据质量保障难度高，源端存在员工号不一致、GPS缺失、退保标记滞后等问题，CRM与手工台账也常对不上，我在DWD层设计了工号补零对齐、佣金非负校验、GPS空值填充、重复保单去重等清洗逻辑，并建立每日稽核脚本校验FYC总额一致性和关键字段空值率，发</w:t>
+      </w:r>
+      <w:r>
+        <w:rPr>
+          <w:rFonts w:hint="eastAsia"/>
+        </w:rPr>
+        <w:t>现问题自动告警。</w:t>
       </w:r>
     </w:p>
     <w:p/>
     <w:p>
       <w:pPr>
-        <w:pStyle w:val="3"/>
-      </w:pPr>
-      <w:r>
-        <w:rPr>
-          <w:rFonts w:hint="eastAsia"/>
-          <w:highlight w:val="yellow"/>
-        </w:rPr>
-        <w:t>日常</w:t>
-      </w:r>
-      <w:r>
-        <w:rPr>
-          <w:rFonts w:hint="eastAsia"/>
-          <w:highlight w:val="yellow"/>
-        </w:rPr>
-        <w:t>工作中遇到</w:t>
-      </w:r>
-      <w:r>
-        <w:rPr>
-          <w:rFonts w:hint="eastAsia"/>
-          <w:highlight w:val="yellow"/>
-        </w:rPr>
-        <w:t>的问题</w:t>
-      </w:r>
-    </w:p>
-    <w:p>
-      <w:pPr>
         <w:pStyle w:val="4"/>
-        <w:rPr>
-          <w:b w:val="0"/>
-        </w:rPr>
-      </w:pPr>
-      <w:r>
-        <w:rPr>
-          <w:rStyle w:val="40"/>
-          <w:rFonts w:hint="eastAsia"/>
-          <w:b/>
-        </w:rPr>
-        <w:t>项目难点这块</w:t>
-      </w:r>
-    </w:p>
-    <w:p>
-      <w:r>
-        <w:rPr>
-          <w:rFonts w:hint="eastAsia"/>
-        </w:rPr>
-        <w:t>主要有两个。第一个难点是考核指标口径统一复杂，销售管理部、人力资源部、保费部对达星等指标的理解不一致，且新老收展员考核规则差异大，我们采用自上而下定框架、自下而上逐项对齐的方法，最终输出经各部门签字确认的</w:t>
-      </w:r>
-      <w:r>
-        <w:t>Mapping文档并存入SVN管理。第二个难点是数据质量保障难度高，源端存在员工号不一致、GPS缺失、退保标记滞后等问题，CRM与手工台账也常对不上，我在DWD层设计了工号补零对齐、佣金非负校验、GPS空值填充、重复保单去重等清洗逻辑，并建立每日稽核脚本校验FYC总额一致性和关键字段空值率，发</w:t>
-      </w:r>
-      <w:r>
-        <w:rPr>
-          <w:rFonts w:hint="eastAsia"/>
-        </w:rPr>
-        <w:t>现问题自动告警。</w:t>
+      </w:pPr>
+      <w:r>
+        <w:rPr>
+          <w:rFonts w:hint="eastAsia"/>
+        </w:rPr>
+        <w:t>重点1)</w:t>
+      </w:r>
+      <w:r>
+        <w:rPr>
+          <w:rFonts w:hint="eastAsia"/>
+        </w:rPr>
+        <w:t>客户重复、保费统计异常</w:t>
+      </w:r>
+    </w:p>
+    <w:p>
+      <w:r>
+        <w:rPr>
+          <w:rFonts w:hint="eastAsia"/>
+        </w:rPr>
+        <w:t>客户重复、保费统计异常（数据标准化问题）</w:t>
+      </w:r>
+    </w:p>
+    <w:p>
+      <w:r>
+        <w:rPr>
+          <w:rFonts w:hint="eastAsia"/>
+        </w:rPr>
+        <w:t>还有一个问题也是在收展人员经营考核项目里面遇到的。</w:t>
+      </w:r>
+    </w:p>
+    <w:p>
+      <w:r>
+        <w:rPr>
+          <w:rFonts w:hint="eastAsia"/>
+        </w:rPr>
+        <w:t>当时我们需要统计收展人员服务客户</w:t>
+      </w:r>
+      <w:r>
+        <w:rPr>
+          <w:rFonts w:hint="eastAsia"/>
+        </w:rPr>
+        <w:t>的</w:t>
+      </w:r>
+      <w:r>
+        <w:rPr>
+          <w:rFonts w:hint="eastAsia"/>
+        </w:rPr>
+        <w:t>数</w:t>
+      </w:r>
+      <w:r>
+        <w:rPr>
+          <w:rFonts w:hint="eastAsia"/>
+        </w:rPr>
+        <w:t>量</w:t>
+      </w:r>
+      <w:r>
+        <w:rPr>
+          <w:rFonts w:hint="eastAsia"/>
+        </w:rPr>
+        <w:t>、累计保费、续保客户这些经营指标。</w:t>
+      </w:r>
+    </w:p>
+    <w:p>
+      <w:r>
+        <w:rPr>
+          <w:rFonts w:hint="eastAsia"/>
+        </w:rPr>
+        <w:t>后来业务验收的时候发现，客户数量和保费金额跟业务部门统计的数据存在差异。</w:t>
+      </w:r>
+    </w:p>
+    <w:p>
+      <w:r>
+        <w:rPr>
+          <w:rFonts w:hint="eastAsia"/>
+        </w:rPr>
+        <w:t>我们先把报表数据和源系统进行对比，最后发现问题主要出现在客户手机号和保费字段上。</w:t>
+      </w:r>
+    </w:p>
+    <w:p>
+      <w:r>
+        <w:rPr>
+          <w:rFonts w:hint="eastAsia"/>
+        </w:rPr>
+        <w:t>不同业务系统保存手机号的格式不一样，有的是</w:t>
+      </w:r>
+      <w:r>
+        <w:t>11位手机号，有的带+86前缀，还有的带横杠，甚至还有NULL、空字符串这些情况，所以同一个客户没有识别成同一个人。</w:t>
       </w:r>
     </w:p>
     <w:p/>
     <w:p>
+      <w:r>
+        <w:rPr>
+          <w:rFonts w:hint="eastAsia"/>
+        </w:rPr>
+        <w:t>另外保费金额也有问题，有些业务系统存的是</w:t>
+      </w:r>
+      <w:r>
+        <w:t>"元"，有些存的是"分"，导致部分报表金额直接放大了一百倍。</w:t>
+      </w:r>
+    </w:p>
+    <w:p/>
+    <w:p>
+      <w:r>
+        <w:rPr>
+          <w:rFonts w:hint="eastAsia"/>
+        </w:rPr>
+        <w:t>后来我们就在</w:t>
+      </w:r>
+      <w:r>
+        <w:t>DWD层统一做数据标准化处理，手机号统一去掉特殊字符和+86前缀，只保留11位手机号，不符合规则的数据统一标记异常；空字符串和字符串NULL统一转换成真正的NULL。</w:t>
+      </w:r>
+    </w:p>
+    <w:p/>
+    <w:p>
+      <w:r>
+        <w:rPr>
+          <w:rFonts w:hint="eastAsia"/>
+        </w:rPr>
+        <w:t>保费这块，我们和业务确认口径以后，统一把金额转换成</w:t>
+      </w:r>
+      <w:r>
+        <w:t>"元"，并在字段说明中明确金额单位。之后客户数量和保费指标就和业务保持一致了。</w:t>
+      </w:r>
+    </w:p>
+    <w:p/>
+    <w:p>
       <w:pPr>
         <w:pStyle w:val="4"/>
       </w:pPr>
@@ -3174,135 +3321,6 @@
         <w:rPr>
           <w:rFonts w:hint="eastAsia"/>
         </w:rPr>
-        <w:t>重点1)</w:t>
-      </w:r>
-      <w:r>
-        <w:rPr>
-          <w:rFonts w:hint="eastAsia"/>
-        </w:rPr>
-        <w:t>客户重复、保费统计异常</w:t>
-      </w:r>
-    </w:p>
-    <w:p>
-      <w:r>
-        <w:rPr>
-          <w:rFonts w:hint="eastAsia"/>
-        </w:rPr>
-        <w:t>客户重复、保费统计异常（数据标准化问题）</w:t>
-      </w:r>
-    </w:p>
-    <w:p>
-      <w:r>
-        <w:rPr>
-          <w:rFonts w:hint="eastAsia"/>
-        </w:rPr>
-        <w:t>还有一个问题也是在收展人员经营考核项目里面遇到的。</w:t>
-      </w:r>
-    </w:p>
-    <w:p>
-      <w:r>
-        <w:rPr>
-          <w:rFonts w:hint="eastAsia"/>
-        </w:rPr>
-        <w:t>当时我们需要统计收展人员服务客户</w:t>
-      </w:r>
-      <w:r>
-        <w:rPr>
-          <w:rFonts w:hint="eastAsia"/>
-        </w:rPr>
-        <w:t>的</w:t>
-      </w:r>
-      <w:r>
-        <w:rPr>
-          <w:rFonts w:hint="eastAsia"/>
-        </w:rPr>
-        <w:t>数</w:t>
-      </w:r>
-      <w:r>
-        <w:rPr>
-          <w:rFonts w:hint="eastAsia"/>
-        </w:rPr>
-        <w:t>量</w:t>
-      </w:r>
-      <w:r>
-        <w:rPr>
-          <w:rFonts w:hint="eastAsia"/>
-        </w:rPr>
-        <w:t>、累计保费、续保客户这些经营指标。</w:t>
-      </w:r>
-    </w:p>
-    <w:p>
-      <w:r>
-        <w:rPr>
-          <w:rFonts w:hint="eastAsia"/>
-        </w:rPr>
-        <w:t>后来业务验收的时候发现，客户数量和保费金额跟业务部门统计的数据存在差异。</w:t>
-      </w:r>
-    </w:p>
-    <w:p>
-      <w:r>
-        <w:rPr>
-          <w:rFonts w:hint="eastAsia"/>
-        </w:rPr>
-        <w:t>我们先把报表数据和源系统进行对比，最后发现问题主要出现在客户手机号和保费字段上。</w:t>
-      </w:r>
-    </w:p>
-    <w:p>
-      <w:r>
-        <w:rPr>
-          <w:rFonts w:hint="eastAsia"/>
-        </w:rPr>
-        <w:t>不同业务系统保存手机号的格式不一样，有的是</w:t>
-      </w:r>
-      <w:r>
-        <w:t>11位手机号，有的带+86前缀，还有的带横杠，甚至还有NULL、空字符串这些情况，所以同一个客户没有识别成同一个人。</w:t>
-      </w:r>
-    </w:p>
-    <w:p/>
-    <w:p>
-      <w:r>
-        <w:rPr>
-          <w:rFonts w:hint="eastAsia"/>
-        </w:rPr>
-        <w:t>另外保费金额也有问题，有些业务系统存的是</w:t>
-      </w:r>
-      <w:r>
-        <w:t>"元"，有些存的是"分"，导致部分报表金额直接放大了一百倍。</w:t>
-      </w:r>
-    </w:p>
-    <w:p/>
-    <w:p>
-      <w:r>
-        <w:rPr>
-          <w:rFonts w:hint="eastAsia"/>
-        </w:rPr>
-        <w:t>后来我们就在</w:t>
-      </w:r>
-      <w:r>
-        <w:t>DWD层统一做数据标准化处理，手机号统一去掉特殊字符和+86前缀，只保留11位手机号，不符合规则的数据统一标记异常；空字符串和字符串NULL统一转换成真正的NULL。</w:t>
-      </w:r>
-    </w:p>
-    <w:p/>
-    <w:p>
-      <w:r>
-        <w:rPr>
-          <w:rFonts w:hint="eastAsia"/>
-        </w:rPr>
-        <w:t>保费这块，我们和业务确认口径以后，统一把金额转换成</w:t>
-      </w:r>
-      <w:r>
-        <w:t>"元"，并在字段说明中明确金额单位。之后客户数量和保费指标就和业务保持一致了。</w:t>
-      </w:r>
-    </w:p>
-    <w:p/>
-    <w:p>
-      <w:pPr>
-        <w:pStyle w:val="4"/>
-      </w:pPr>
-      <w:r>
-        <w:rPr>
-          <w:rFonts w:hint="eastAsia"/>
-        </w:rPr>
         <w:t>重点2)</w:t>
       </w:r>
       <w:r>
@@ -3327,22 +3345,25 @@
         <w:rPr>
           <w:rFonts w:hint="eastAsia"/>
         </w:rPr>
+        <w:t>当时需要把保单事实表和收展人员维度表做关联，正常情况下几十分钟就能跑完，但是有一次任务一直卡在</w:t>
+      </w:r>
+      <w:r>
+        <w:t>99%，两个多小时都没有结束。</w:t>
+      </w:r>
+    </w:p>
+    <w:p>
+      <w:r>
+        <w:rPr>
+          <w:rFonts w:hint="eastAsia"/>
+        </w:rPr>
+        <w:t>一开始我们怀疑是不是集群资源不足，后来查看</w:t>
+      </w:r>
+      <w:r>
+        <w:t>Hive执行日志和任务运行情况，发现其实</w:t>
+      </w:r>
+      <w:r>
         <w:lastRenderedPageBreak/>
-        <w:t>当时需要把保单事实表和收展人员维度表做关联，正常情况下几十分钟就能跑完，但是有一次任务一直卡在</w:t>
-      </w:r>
-      <w:r>
-        <w:t>99%，两个多小时都没有结束。</w:t>
-      </w:r>
-    </w:p>
-    <w:p>
-      <w:r>
-        <w:rPr>
-          <w:rFonts w:hint="eastAsia"/>
-        </w:rPr>
-        <w:t>一开始我们怀疑是不是集群资源不足，后来查看</w:t>
-      </w:r>
-      <w:r>
-        <w:t>Hive执行日志和任务运行情况，发现其实是数据倾斜导致的。</w:t>
+        <w:t>是数据倾斜导致的。</w:t>
       </w:r>
     </w:p>
     <w:p>
@@ -3615,16 +3636,22 @@
         <w:rPr>
           <w:rFonts w:hint="eastAsia"/>
         </w:rPr>
+        <w:t>第二个项目</w:t>
+      </w:r>
+    </w:p>
+    <w:p>
+      <w:r>
+        <w:rPr>
+          <w:rFonts w:hint="eastAsia"/>
+        </w:rPr>
+        <w:t>对都邦财险个人客户集中统一分析，从不同系统当中对齐业务口径，对客户实行场景化精准</w:t>
+      </w:r>
+      <w:r>
+        <w:rPr>
+          <w:rFonts w:hint="eastAsia"/>
+        </w:rPr>
         <w:lastRenderedPageBreak/>
-        <w:t>第二个项目</w:t>
-      </w:r>
-    </w:p>
-    <w:p>
-      <w:r>
-        <w:rPr>
-          <w:rFonts w:hint="eastAsia"/>
-        </w:rPr>
-        <w:t>对都邦财险个人客户集中统一分析，从不同系统当中对齐业务口径，对客户实行场景化精准营销。</w:t>
+        <w:t>营销。</w:t>
       </w:r>
     </w:p>
     <w:p/>
@@ -3712,256 +3739,210 @@
         <w:t>项目难点这块，主要有两个。第一个难点是信贷指标口径统一复杂，信贷、风控、人力等部门对不良率、逾期率等指标的理解存在差异，比如不良贷款是否纳入展期或借新还旧情形，五级分类标准是否参照最新监管要求等，跨部门对齐成本高。我们的应对策略是采用自上而下定框架、自下而上逐项确认的方法，最终输出各部门签字确认的</w:t>
       </w:r>
       <w:r>
-        <w:t>Mapping文档。第二个</w:t>
+        <w:t>Mapping文档。第二个难点是数据质量保障难度高，源端OceanBase和MySQL系统中存在贷款状态更新滞后、五级分类缺失、历史数据迁移不完整等问题，直接影响不良率和拨备覆盖率的准确性。我的应对策略是在DWD层</w:t>
+      </w:r>
+      <w:r>
+        <w:rPr>
+          <w:rFonts w:hint="eastAsia"/>
+        </w:rPr>
+        <w:t>设计贷款状态校验、五级分类补全、重复记录去重等清洗逻辑，并通过每日稽核脚本校验关键指标的一致性，确保监管报送数据的准确率。</w:t>
+      </w:r>
+    </w:p>
+    <w:p/>
+    <w:p>
+      <w:pPr>
+        <w:pStyle w:val="1"/>
+      </w:pPr>
+      <w:r>
+        <w:rPr>
+          <w:rFonts w:hint="eastAsia"/>
+        </w:rPr>
+        <w:t>面试</w:t>
+      </w:r>
+      <w:r>
+        <w:rPr>
+          <w:rFonts w:hint="eastAsia"/>
+        </w:rPr>
+        <w:t>可能问题</w:t>
+      </w:r>
+    </w:p>
+    <w:p>
+      <w:pPr>
+        <w:pStyle w:val="4"/>
+      </w:pPr>
+      <w:r>
+        <w:t>介绍一下DataWorks</w:t>
+      </w:r>
+    </w:p>
+    <w:p>
+      <w:r>
+        <w:t>DataWorks是阿里云提供的一站式数据</w:t>
+      </w:r>
+      <w:r>
+        <w:t>开发治理平台，主要用于大数据开发、数据集成、任务调度和运维管理</w:t>
+      </w:r>
+      <w:r>
+        <w:rPr>
+          <w:rFonts w:hint="eastAsia"/>
+        </w:rPr>
+        <w:t>，有用DI、Datastudio等</w:t>
+      </w:r>
+      <w:r>
+        <w:rPr>
+          <w:rFonts w:hint="eastAsia"/>
+        </w:rPr>
+        <w:t>。</w:t>
+      </w:r>
+    </w:p>
+    <w:p>
+      <w:pPr>
+        <w:pStyle w:val="4"/>
+      </w:pPr>
+      <w:r>
+        <w:t>DataWorks离线任务切分键怎么选择？</w:t>
+      </w:r>
+    </w:p>
+    <w:p>
+      <w:r>
+        <w:t>DataWorks离线同步大表时，如果开启并发读取，会根据切分键把数据拆分成多个Task并行同步。</w:t>
+      </w:r>
+    </w:p>
+    <w:p>
+      <w:pPr>
+        <w:rPr>
+          <w:rFonts w:hint="eastAsia"/>
+        </w:rPr>
+      </w:pPr>
+      <w:r>
+        <w:t>切分键一般选择数据分布比较均匀、区分度高的字段，这样可以让多个同步任务的数据量比较平均，提高同步效率。</w:t>
+      </w:r>
+    </w:p>
+    <w:p>
+      <w:pPr>
+        <w:pStyle w:val="4"/>
+      </w:pPr>
+      <w:r>
+        <w:rPr>
+          <w:rFonts w:hint="eastAsia"/>
+        </w:rPr>
+        <w:t>怎么确认字段来源？</w:t>
+      </w:r>
+    </w:p>
+    <w:p>
+      <w:r>
+        <w:rPr>
+          <w:rFonts w:hint="eastAsia"/>
+        </w:rPr>
+        <w:t>我们先根据需求文档确定业务指标，然后和甲方业务、</w:t>
+      </w:r>
+      <w:r>
+        <w:t>IT一起确认数据来源。比如客户信息来自CRM，保单信息来自核心承保系统，佣金来自佣金系统，最终在Mapping文档里明确每个目标字段对应哪个源表、哪个源字段。</w:t>
+      </w:r>
+    </w:p>
+    <w:p>
+      <w:pPr>
+        <w:pStyle w:val="4"/>
+      </w:pPr>
+      <w:r>
+        <w:rPr>
+          <w:rFonts w:hint="eastAsia"/>
+        </w:rPr>
+        <w:t>你具体写了哪些内容？</w:t>
+      </w:r>
+    </w:p>
+    <w:p>
+      <w:r>
+        <w:rPr>
+          <w:rFonts w:hint="eastAsia"/>
+        </w:rPr>
+        <w:t>我主要负责的是字段级别的内容，比如：</w:t>
+      </w:r>
+    </w:p>
+    <w:p>
+      <w:r>
+        <w:rPr>
+          <w:rFonts w:hint="eastAsia"/>
+        </w:rPr>
+        <w:t>源字段来自哪张表、哪个字段；</w:t>
+      </w:r>
+    </w:p>
+    <w:p>
+      <w:r>
+        <w:rPr>
+          <w:rFonts w:hint="eastAsia"/>
+        </w:rPr>
+        <w:t>对应目标表的哪个字段；</w:t>
+      </w:r>
+    </w:p>
+    <w:p>
+      <w:r>
+        <w:rPr>
+          <w:rFonts w:hint="eastAsia"/>
+        </w:rPr>
+        <w:t>是否需要类型转换；</w:t>
+      </w:r>
+    </w:p>
+    <w:p>
+      <w:r>
+        <w:rPr>
+          <w:rFonts w:hint="eastAsia"/>
+        </w:rPr>
+        <w:t>是否需要脱敏；</w:t>
+      </w:r>
+    </w:p>
+    <w:p>
+      <w:r>
+        <w:rPr>
+          <w:rFonts w:hint="eastAsia"/>
+        </w:rPr>
+        <w:t>是否需要过滤空值或异常值；</w:t>
+      </w:r>
+    </w:p>
+    <w:p>
+      <w:r>
+        <w:rPr>
+          <w:rFonts w:hint="eastAsia"/>
+        </w:rPr>
+        <w:t>字段计算口径，例如保费为空置</w:t>
+      </w:r>
+      <w:r>
+        <w:t>0、手机号统一格式等。</w:t>
+      </w:r>
+    </w:p>
+    <w:p>
+      <w:r>
+        <w:t>Mapping确认之后，我就按照文档去开发Hive SQL。</w:t>
+      </w:r>
+    </w:p>
+    <w:p/>
+    <w:p>
+      <w:pPr>
+        <w:pStyle w:val="4"/>
+      </w:pPr>
+      <w:r>
+        <w:t>Mapping谁写的？</w:t>
+      </w:r>
+    </w:p>
+    <w:p>
+      <w:pPr>
+        <w:rPr>
+          <w:rFonts w:hint="eastAsia"/>
+        </w:rPr>
+      </w:pPr>
+      <w:r>
+        <w:rPr>
+          <w:rFonts w:hint="eastAsia"/>
+        </w:rPr>
+        <w:t>我们项目一般是数据架构或者项目负责人先确定整体模板和表结构，我会负责自己负责模块的</w:t>
+      </w:r>
+      <w:r>
+        <w:t>Mapping内容，比如客户主题、保单主题相关字段，把源字段、目标字段、转换规则、</w:t>
       </w:r>
       <w:r>
         <w:lastRenderedPageBreak/>
-        <w:t>难点是数据质量保障难度高，源端OceanBase和MySQL系统中存在贷款状态更新滞后、五级分类缺失、历史数据迁移不完整等问题，直接影响不良率和拨备覆盖率的准确性。我的应对策略是在DWD层</w:t>
-      </w:r>
-      <w:r>
-        <w:rPr>
-          <w:rFonts w:hint="eastAsia"/>
-        </w:rPr>
-        <w:t>设计贷款状态校验、五级分类补全、重复记录去重等清洗逻辑，并通过每日稽核脚本校验关键指标的一致性，确保监管报送数据的准确率。</w:t>
-      </w:r>
-    </w:p>
-    <w:p/>
-    <w:p>
-      <w:pPr>
-        <w:pStyle w:val="1"/>
-      </w:pPr>
-      <w:r>
-        <w:rPr>
-          <w:rFonts w:hint="eastAsia"/>
-        </w:rPr>
-        <w:t>面试</w:t>
-      </w:r>
-      <w:r>
-        <w:rPr>
-          <w:rFonts w:hint="eastAsia"/>
-        </w:rPr>
-        <w:t>可能问题</w:t>
-      </w:r>
-    </w:p>
-    <w:p>
-      <w:pPr>
-        <w:pStyle w:val="4"/>
-      </w:pPr>
-      <w:r>
-        <w:t>介绍一下DataWorks</w:t>
-      </w:r>
-    </w:p>
-    <w:p>
-      <w:r>
-        <w:t>DataWorks是阿里云提供的一站式数据</w:t>
-      </w:r>
-      <w:r>
-        <w:t>开发治理平台，主要用于大数据开发、数据集成、任务调度和运维管理</w:t>
-      </w:r>
-      <w:r>
-        <w:rPr>
-          <w:rFonts w:hint="eastAsia"/>
-        </w:rPr>
-        <w:t>，有用DI、Datastudio等</w:t>
-      </w:r>
-      <w:r>
-        <w:rPr>
-          <w:rFonts w:hint="eastAsia"/>
-        </w:rPr>
-        <w:t>。</w:t>
-      </w:r>
-    </w:p>
-    <w:p>
-      <w:pPr>
-        <w:pStyle w:val="4"/>
-      </w:pPr>
-      <w:r>
-        <w:t>DataWorks离线任务切分键怎么选择？</w:t>
-      </w:r>
-    </w:p>
-    <w:p>
-      <w:r>
-        <w:t>DataWorks离线同步大表时，如果开启并发读取，会根据切分键把数据拆分成多个Task并行同步。</w:t>
-      </w:r>
-    </w:p>
-    <w:p>
-      <w:r>
-        <w:t>切分键一般选择数据分布比较均匀、区分度高的字段，这样可以让多个同步任务的数据量比较平均，提高同步效率。</w:t>
-      </w:r>
-    </w:p>
-    <w:p/>
-    <w:p/>
-    <w:p/>
-    <w:p>
-      <w:pPr>
-        <w:pStyle w:val="4"/>
-      </w:pPr>
-      <w:r>
-        <w:rPr>
-          <w:rFonts w:hint="eastAsia"/>
-        </w:rPr>
-        <w:t>怎么确认字段来源？</w:t>
-      </w:r>
-    </w:p>
-    <w:p>
-      <w:r>
-        <w:rPr>
-          <w:rFonts w:hint="eastAsia"/>
-        </w:rPr>
-        <w:t>我们先根据需求文档确定业务指标，然后和甲方业务、</w:t>
-      </w:r>
-      <w:r>
-        <w:t>IT一起确认数据来源。比如客户信息来自CRM，保单信息来自核心承保系统，佣金来自佣金系统，最终在Mapping文档里明确每个目标字段对应哪个源表、哪个源字段。</w:t>
-      </w:r>
-    </w:p>
-    <w:p/>
-    <w:p/>
-    <w:p>
-      <w:pPr>
-        <w:pStyle w:val="4"/>
-      </w:pPr>
-      <w:r>
-        <w:rPr>
-          <w:rFonts w:hint="eastAsia"/>
-        </w:rPr>
-        <w:t>你具体写了哪些内容？</w:t>
-      </w:r>
-    </w:p>
-    <w:p>
-      <w:r>
-        <w:rPr>
-          <w:rFonts w:hint="eastAsia"/>
-        </w:rPr>
-        <w:t>我主要负责的是字段级别的内容，比如：</w:t>
-      </w:r>
-    </w:p>
-    <w:p>
-      <w:r>
-        <w:rPr>
-          <w:rFonts w:hint="eastAsia"/>
-        </w:rPr>
-        <w:t>源字段来自哪张表、哪个字段；</w:t>
-      </w:r>
-    </w:p>
-    <w:p>
-      <w:r>
-        <w:rPr>
-          <w:rFonts w:hint="eastAsia"/>
-        </w:rPr>
-        <w:t>对应目标表的哪个字段；</w:t>
-      </w:r>
-    </w:p>
-    <w:p>
-      <w:r>
-        <w:rPr>
-          <w:rFonts w:hint="eastAsia"/>
-        </w:rPr>
-        <w:t>是否需要类型转换；</w:t>
-      </w:r>
-    </w:p>
-    <w:p>
-      <w:r>
-        <w:rPr>
-          <w:rFonts w:hint="eastAsia"/>
-        </w:rPr>
-        <w:t>是否需要脱敏；</w:t>
-      </w:r>
-    </w:p>
-    <w:p>
-      <w:r>
-        <w:rPr>
-          <w:rFonts w:hint="eastAsia"/>
-        </w:rPr>
-        <w:t>是否需要过滤空值或异常值；</w:t>
-      </w:r>
-    </w:p>
-    <w:p>
-      <w:r>
-        <w:rPr>
-          <w:rFonts w:hint="eastAsia"/>
-        </w:rPr>
-        <w:lastRenderedPageBreak/>
-        <w:t>字段计算口径，例如保费为空置</w:t>
-      </w:r>
-      <w:r>
-        <w:t>0、手机号统一格式等。</w:t>
-      </w:r>
-    </w:p>
-    <w:p>
-      <w:r>
-        <w:t>Mapping确认之后，我就按照文档去开发Hive SQL。</w:t>
-      </w:r>
-    </w:p>
-    <w:p/>
-    <w:p>
-      <w:pPr>
-        <w:pStyle w:val="4"/>
-      </w:pPr>
-      <w:r>
-        <w:t>Mapping谁写的？</w:t>
-      </w:r>
-    </w:p>
-    <w:p>
-      <w:r>
-        <w:rPr>
-          <w:rFonts w:hint="eastAsia"/>
-        </w:rPr>
-        <w:t>我们项目一般是数据架构或者项目负责人先确定整体模板和表结构，我会负责自己负责模块的</w:t>
-      </w:r>
-      <w:r>
-        <w:t>Mapping内容，比如客户主题、保单主题相关字段，把源字段、目标字段、转换规则、过滤规则这些补充完整，然后和业务、测试一起确认。</w:t>
-      </w:r>
-    </w:p>
-    <w:p>
-      <w:pPr>
-        <w:pStyle w:val="4"/>
-      </w:pPr>
-      <w:r>
-        <w:rPr>
-          <w:rFonts w:hint="eastAsia"/>
-        </w:rPr>
-        <w:t>业务口径问题</w:t>
-      </w:r>
-    </w:p>
-    <w:p>
-      <w:r>
-        <w:rPr>
-          <w:rFonts w:hint="eastAsia"/>
-        </w:rPr>
-        <w:t>有一次做收展人员经营考核报表的时候，业务部门反馈我们的有效客户数比他们少了几十个。</w:t>
-      </w:r>
-    </w:p>
-    <w:p>
-      <w:r>
-        <w:rPr>
-          <w:rFonts w:hint="eastAsia"/>
-        </w:rPr>
-        <w:t>一开始大家都觉得是</w:t>
-      </w:r>
-      <w:r>
-        <w:t>SQL写错了，我们把数据一条一条核对以后才发现，其实是双方对"有效客户"的定义不一样。</w:t>
-      </w:r>
-    </w:p>
-    <w:p>
-      <w:r>
-        <w:rPr>
-          <w:rFonts w:hint="eastAsia"/>
-        </w:rPr>
-        <w:t>我们最开始统计的是保单生效客户，而业务部门统计的是保单生效并且没有退保的客户，所以最终结果存在差异。</w:t>
-      </w:r>
-    </w:p>
-    <w:p>
-      <w:r>
-        <w:rPr>
-          <w:rFonts w:hint="eastAsia"/>
-        </w:rPr>
-        <w:t>后来我们重新和业务确认指标口径，在</w:t>
-      </w:r>
-      <w:r>
-        <w:t>DWS层增加了有效客户的统一判断逻辑，并把口径同步更新到Mapping文档，后面所有报表都按照统一标准计算，之后就没有再出现类似的问题了。</w:t>
-      </w:r>
-    </w:p>
-    <w:p/>
+        <w:t>过滤规则这些补充完整，然后和业务、测试一起确认。</w:t>
+      </w:r>
+    </w:p>
     <w:p>
       <w:pPr>
         <w:pStyle w:val="3"/>
@@ -4057,7 +4038,6 @@
         <w:rPr>
           <w:noProof/>
         </w:rPr>
-        <w:lastRenderedPageBreak/>
         <w:drawing>
           <wp:inline distT="0" distB="0" distL="0" distR="0" wp14:anchorId="16143567" wp14:editId="287C5E86">
             <wp:extent cx="5453984" cy="2453833"/>
@@ -4197,10 +4177,16 @@
         <w:rPr>
           <w:rFonts w:hint="eastAsia"/>
         </w:rPr>
+        <w:lastRenderedPageBreak/>
         <w:t>延毕问题</w:t>
       </w:r>
     </w:p>
     <w:p>
+      <w:pPr>
+        <w:rPr>
+          <w:rFonts w:hint="eastAsia"/>
+        </w:rPr>
+      </w:pPr>
       <w:r>
         <w:rPr>
           <w:rFonts w:hint="eastAsia"/>
@@ -4211,7 +4197,6 @@
         <w:t xml:space="preserve"> 项目正好赶上要投产 所以没空去考那门试 导致延毕</w:t>
       </w:r>
     </w:p>
-    <w:p/>
     <w:p>
       <w:pPr>
         <w:pStyle w:val="1"/>
@@ -4306,7 +4291,6 @@
     </w:p>
     <w:p>
       <w:r>
-        <w:lastRenderedPageBreak/>
         <w:t>每行代表一笔佣金发放的明细记录。颗粒度为</w:t>
       </w:r>
       <w:r>
@@ -4415,6 +4399,7 @@
           <w:b/>
           <w:bCs/>
         </w:rPr>
+        <w:lastRenderedPageBreak/>
         <w:t>4. 时间维度表</w:t>
       </w:r>
     </w:p>
@@ -4800,7 +4785,6 @@
                 <w:b/>
                 <w:bCs/>
               </w:rPr>
-              <w:lastRenderedPageBreak/>
               <w:t>典型字段</w:t>
             </w:r>
           </w:p>
@@ -4865,6 +4849,11 @@
       </w:r>
     </w:p>
     <w:p>
+      <w:pPr>
+        <w:rPr>
+          <w:rFonts w:hint="eastAsia"/>
+        </w:rPr>
+      </w:pPr>
       <w:r>
         <w:t>针对大宽表多表连接导致的性能瓶颈，采用按“代理人团队”字段进行分桶处理，将大任务拆分为多个并行子任务，减少全表扫描与Shuffle开销，显著提升Hive查询效率</w:t>
       </w:r>
@@ -4875,8 +4864,6 @@
         <w:t>。</w:t>
       </w:r>
     </w:p>
-    <w:p/>
-    <w:p/>
     <w:p>
       <w:pPr>
         <w:pStyle w:val="2"/>
@@ -4933,6 +4920,11 @@
       </w:r>
     </w:p>
     <w:p>
+      <w:pPr>
+        <w:rPr>
+          <w:rFonts w:hint="eastAsia"/>
+        </w:rPr>
+      </w:pPr>
       <w:r>
         <w:rPr>
           <w:rFonts w:hint="eastAsia"/>
@@ -4940,43 +4932,12 @@
         <w:t>优化器会选择消耗硬件资源最少的方式分配给执行器执行查询语句</w:t>
       </w:r>
     </w:p>
-    <w:p/>
     <w:p>
       <w:pPr>
         <w:pStyle w:val="3"/>
       </w:pPr>
       <w:r>
-        <w:t>2.什么是SMB join？</w:t>
-      </w:r>
-    </w:p>
-    <w:p>
-      <w:r>
-        <w:rPr>
-          <w:rFonts w:hint="eastAsia"/>
-        </w:rPr>
-        <w:t>将</w:t>
-      </w:r>
-      <w:r>
-        <w:t xml:space="preserve">a b表的sid进行分桶且开启roc 分桶后排序 分桶后ab表的数据是一一对应的 </w:t>
-      </w:r>
-    </w:p>
-    <w:p>
-      <w:r>
-        <w:rPr>
-          <w:rFonts w:hint="eastAsia"/>
-        </w:rPr>
-        <w:t>这样操作可以减少在合并表的时候极大减少对于硬件资源的占用</w:t>
-      </w:r>
-      <w:r>
-        <w:t xml:space="preserve"> 并且会极大加快join速度 </w:t>
-      </w:r>
-    </w:p>
-    <w:p/>
-    <w:p>
-      <w:pPr>
-        <w:pStyle w:val="3"/>
-      </w:pPr>
-      <w:r>
+        <w:lastRenderedPageBreak/>
         <w:t>3.Hive调优的方向有哪些 sql调优</w:t>
       </w:r>
     </w:p>
@@ -5089,15 +5050,7 @@
           <w:b/>
           <w:bCs/>
         </w:rPr>
-        <w:t>7.group by代替distinct，比如统计交易流水表每天交易的客户数，将count(distinct cust_no)</w:t>
-      </w:r>
-      <w:r>
-        <w:rPr>
-          <w:b/>
-          <w:bCs/>
-        </w:rPr>
-        <w:lastRenderedPageBreak/>
-        <w:t>改成count group by cust_no</w:t>
+        <w:t>7.group by代替distinct，比如统计交易流水表每天交易的客户数，将count(distinct cust_no)改成count group by cust_no</w:t>
       </w:r>
     </w:p>
     <w:p>
@@ -5271,6 +5224,7 @@
     </w:p>
     <w:p>
       <w:r>
+        <w:lastRenderedPageBreak/>
         <w:t>set hive.optimize.skewjoin = true;</w:t>
       </w:r>
     </w:p>
@@ -5349,11 +5303,7 @@
     <w:p>
       <w:r>
         <w:tab/>
-        <w:t>2 count（distinct）引发的数据倾斜：使用group by+count语句代替；第一层select通过group by语句对字段去重操作，第二层select再通过count语句统计个数；select count(字</w:t>
-      </w:r>
-      <w:r>
-        <w:lastRenderedPageBreak/>
-        <w:t>段) from (select 字段 from table group by 字段) t;</w:t>
+        <w:t>2 count（distinct）引发的数据倾斜：使用group by+count语句代替；第一层select通过group by语句对字段去重操作，第二层select再通过count语句统计个数；select count(字段) from (select 字段 from table group by 字段) t;</w:t>
       </w:r>
     </w:p>
     <w:p>
@@ -5508,6 +5458,7 @@
     </w:p>
     <w:p>
       <w:r>
+        <w:lastRenderedPageBreak/>
         <w:t>row number 连续不重复</w:t>
       </w:r>
       <w:r>
@@ -5729,6 +5680,7 @@
     </w:p>
     <w:p>
       <w:r>
+        <w:lastRenderedPageBreak/>
         <w:t>3 位置 公共维度表</w:t>
       </w:r>
     </w:p>
@@ -5779,112 +5731,222 @@
         <w:rPr>
           <w:rFonts w:hint="eastAsia"/>
         </w:rPr>
-        <w:t>如果数据没有变化，就继续保留；如果数据发生了修改，就把原来那条记录的结束日期改成</w:t>
-      </w:r>
-      <w:r>
-        <w:rPr>
-          <w:rFonts w:hint="eastAsia"/>
-        </w:rPr>
+        <w:t>如果数据没有变化，就继续保留；如果数据发生了修改，就把原来那条记录的结束日期改成昨天，再新增一条最新的数据，开始日期也是昨天，结束日期还是</w:t>
+      </w:r>
+      <w:r>
+        <w:t>9999-12-31，表示当前生效；如果是新增数据，就直接插入一条新的生效记录。</w:t>
+      </w:r>
+    </w:p>
+    <w:p/>
+    <w:p>
+      <w:r>
+        <w:rPr>
+          <w:rFonts w:hint="eastAsia"/>
+        </w:rPr>
+        <w:t>最后通过</w:t>
+      </w:r>
+      <w:r>
+        <w:t>INSERT OVERWRITE更新拉链表，把历史数据和最新数据一起写回</w:t>
+      </w:r>
+      <w:r>
+        <w:rPr>
+          <w:rFonts w:hint="eastAsia"/>
+        </w:rPr>
+        <w:t>（</w:t>
+      </w:r>
+      <w:r>
+        <w:t>UNION ALL</w:t>
+      </w:r>
+      <w:r>
+        <w:rPr>
+          <w:rFonts w:hint="eastAsia"/>
+        </w:rPr>
+        <w:t>）</w:t>
+      </w:r>
+      <w:r>
+        <w:t>。</w:t>
+      </w:r>
+    </w:p>
+    <w:p>
+      <w:r>
+        <w:rPr>
+          <w:rFonts w:hint="eastAsia"/>
+        </w:rPr>
+        <w:t>我理解拉链表最大的作用，就是既能查询当前最新的数据，又能保留历史变化记录。像保险项目里面客户归属、客户等级这些信息都会变化，所以比较适合用拉链表来管理</w:t>
+      </w:r>
+      <w:r>
+        <w:t>。</w:t>
+      </w:r>
+    </w:p>
+    <w:p>
+      <w:pPr>
+        <w:pStyle w:val="3"/>
+      </w:pPr>
+      <w:r>
+        <w:rPr>
+          <w:rFonts w:hint="eastAsia"/>
+          <w:highlight w:val="yellow"/>
+        </w:rPr>
+        <w:t>数仓建模</w:t>
+      </w:r>
+      <w:r>
+        <w:rPr>
+          <w:highlight w:val="yellow"/>
+        </w:rPr>
+        <w:t xml:space="preserve"> </w:t>
+      </w:r>
+      <w:r>
+        <w:rPr>
+          <w:highlight w:val="yellow"/>
+        </w:rPr>
+        <w:t xml:space="preserve">= </w:t>
+      </w:r>
+      <w:r>
+        <w:rPr>
+          <w:highlight w:val="yellow"/>
+        </w:rPr>
+        <w:t>mapping与宽表建模＋维度模型</w:t>
+      </w:r>
+      <w:r>
+        <w:rPr>
+          <w:rFonts w:hint="eastAsia"/>
+          <w:highlight w:val="yellow"/>
+        </w:rPr>
+        <w:t>（事务表+维度表）</w:t>
+      </w:r>
+    </w:p>
+    <w:p>
+      <w:r>
+        <w:t>在数仓设计和编写 Mapping 文档时，我们会遵循三个一致原则：</w:t>
+      </w:r>
+      <w:r>
+        <w:rPr>
+          <w:rStyle w:val="aa"/>
+        </w:rPr>
+        <w:t>业务过程相同、统计周期相同、统计粒度相同</w:t>
+      </w:r>
+      <w:r>
+        <w:t>。业务过程相同是指统计的是同一类业务，例如承保或理赔；统计周期相同是指统计口径一致，例如都按天或都按月；统计粒度相同是指一行数据代表的业务对象一致，例如都按客户、按保单或按收展员统计。只有满足这三个条件，数据才能合理设计到同一张事实表或宽表中，避免口径不一致和重复统计。</w:t>
+      </w:r>
+    </w:p>
+    <w:p>
+      <w:pPr>
+        <w:pStyle w:val="4"/>
+      </w:pPr>
+      <w:r>
+        <w:rPr>
+          <w:rFonts w:hint="eastAsia"/>
+        </w:rPr>
+        <w:t>数仓建模流程逻辑</w:t>
+      </w:r>
+    </w:p>
+    <w:p>
+      <w:r>
+        <w:t xml:space="preserve">1 确定目标表结构信息 </w:t>
+      </w:r>
+    </w:p>
+    <w:p>
+      <w:r>
+        <w:rPr>
+          <w:rFonts w:hint="eastAsia"/>
+        </w:rPr>
+        <w:t>从</w:t>
+      </w:r>
+      <w:r>
+        <w:t>BI确定需要的目标表结构事务和维度字段</w:t>
+      </w:r>
+    </w:p>
+    <w:p>
+      <w:r>
+        <w:t>2 调研梳理来源表信息</w:t>
+      </w:r>
+    </w:p>
+    <w:p>
+      <w:r>
+        <w:rPr>
+          <w:rFonts w:hint="eastAsia"/>
+        </w:rPr>
+        <w:t>在确定好事务和维度字段之后从后端数据库整理事务和各个维度相应的表</w:t>
+      </w:r>
+    </w:p>
+    <w:p>
+      <w:r>
+        <w:t>3 调研确认应用业务口径</w:t>
+      </w:r>
+    </w:p>
+    <w:p>
+      <w:r>
+        <w:rPr>
+          <w:rFonts w:hint="eastAsia"/>
+        </w:rPr>
+        <w:t>调研事务需要使用什么方法去输出需要显示的方式</w:t>
+      </w:r>
+    </w:p>
+    <w:p>
+      <w:r>
+        <w:t>4 基于模型做取值映射分析</w:t>
+      </w:r>
+    </w:p>
+    <w:p>
+      <w:r>
+        <w:rPr>
+          <w:rFonts w:hint="eastAsia"/>
+        </w:rPr>
+        <w:t>上面三步完成之后对后端数据库获取的数据在</w:t>
+      </w:r>
+      <w:r>
+        <w:t>dm层进行映射到相应需要输出的字段</w:t>
+      </w:r>
+    </w:p>
+    <w:p/>
+    <w:p>
+      <w:pPr>
+        <w:pStyle w:val="4"/>
+      </w:pPr>
+      <w:r>
         <w:lastRenderedPageBreak/>
-        <w:t>昨天，再新增一条最新的数据，开始日期也是昨天，结束日期还是</w:t>
-      </w:r>
-      <w:r>
-        <w:t>9999-12-31，表示当前生效；如果是新增数据，就直接插入一条新的生效记录。</w:t>
+        <w:t>M</w:t>
+      </w:r>
+      <w:r>
+        <w:t>apping</w:t>
+      </w:r>
+    </w:p>
+    <w:p>
+      <w:r>
+        <w:rPr>
+          <w:rFonts w:hint="eastAsia"/>
+        </w:rPr>
+        <w:t>本质：描述数据从来源到目标的“流转地图”，记录字段级血缘关系</w:t>
+      </w:r>
+    </w:p>
+    <w:p>
+      <w:r>
+        <w:t>1 目标字段 DM、DWS层表结构</w:t>
+      </w:r>
+    </w:p>
+    <w:p>
+      <w:r>
+        <w:t>2 来源字段 ODS、DWD层字段</w:t>
+      </w:r>
+    </w:p>
+    <w:p>
+      <w:r>
+        <w:t>3 转换规则 空值处理NVL、类型转换CAST、计算逻辑SUM/CASE WHEN</w:t>
+      </w:r>
+    </w:p>
+    <w:p>
+      <w:r>
+        <w:t>4 业务口径说明 如“</w:t>
+      </w:r>
+      <w:r>
+        <w:rPr>
+          <w:rFonts w:hint="eastAsia"/>
+        </w:rPr>
+        <w:t>佣金=保费*提点</w:t>
       </w:r>
     </w:p>
     <w:p/>
     <w:p>
-      <w:r>
-        <w:rPr>
-          <w:rFonts w:hint="eastAsia"/>
-        </w:rPr>
-        <w:t>最后通过</w:t>
-      </w:r>
-      <w:r>
-        <w:t>INSERT OVERWRITE更新拉链表，把历史数据和最新数据一起写回</w:t>
-      </w:r>
-      <w:r>
-        <w:rPr>
-          <w:rFonts w:hint="eastAsia"/>
-        </w:rPr>
-        <w:t>（</w:t>
-      </w:r>
-      <w:r>
-        <w:t>UNION ALL</w:t>
-      </w:r>
-      <w:r>
-        <w:rPr>
-          <w:rFonts w:hint="eastAsia"/>
-        </w:rPr>
-        <w:t>）</w:t>
-      </w:r>
-      <w:r>
-        <w:t>。</w:t>
-      </w:r>
-    </w:p>
-    <w:p>
-      <w:r>
-        <w:rPr>
-          <w:rFonts w:hint="eastAsia"/>
-        </w:rPr>
-        <w:t>我理解拉链表最大的作用，就是既能查询当前最新的数据，又能保留历史变化记录。像保险项目里面客户归属、客户等级这些信息都会变化，所以比较适合用拉链表来管理</w:t>
-      </w:r>
-      <w:r>
-        <w:t>。</w:t>
-      </w:r>
-    </w:p>
-    <w:p>
-      <w:pPr>
-        <w:pStyle w:val="3"/>
-      </w:pPr>
-      <w:r>
-        <w:rPr>
-          <w:rFonts w:hint="eastAsia"/>
-          <w:highlight w:val="yellow"/>
-        </w:rPr>
-        <w:t>数仓建模</w:t>
-      </w:r>
-      <w:r>
-        <w:rPr>
-          <w:highlight w:val="yellow"/>
-        </w:rPr>
-        <w:t xml:space="preserve"> </w:t>
-      </w:r>
-      <w:r>
-        <w:rPr>
-          <w:highlight w:val="yellow"/>
-        </w:rPr>
-        <w:t xml:space="preserve">= </w:t>
-      </w:r>
-      <w:r>
-        <w:rPr>
-          <w:highlight w:val="yellow"/>
-        </w:rPr>
-        <w:t>mapping与宽表建模＋维度模型</w:t>
-      </w:r>
-      <w:r>
-        <w:rPr>
-          <w:rFonts w:hint="eastAsia"/>
-          <w:highlight w:val="yellow"/>
-        </w:rPr>
-        <w:t>（事务表+维度表）</w:t>
-      </w:r>
-    </w:p>
-    <w:p>
-      <w:r>
-        <w:t>在数仓设计和编写 Mapping 文档时，我们会遵循三个一致原则：</w:t>
-      </w:r>
-      <w:r>
-        <w:rPr>
-          <w:rStyle w:val="aa"/>
-        </w:rPr>
-        <w:t>业务过程相同、统计周期相同、统计粒度相同</w:t>
-      </w:r>
-      <w:r>
-        <w:t>。业务过程相同是指统计的是同一类业务，例如承保或理赔；统计周期相同是指统计口径一致，例如都按天或都按月；统计粒度相同是指一行数据代表的业务对象一致，例如都按客户、按保单或按收展员统计。只有满足这三个条件，数据才能合理设计到同一张事实表或宽表中，避免口径不一致和重复统计。</w:t>
-      </w:r>
-    </w:p>
-    <w:p>
       <w:pPr>
         <w:pStyle w:val="4"/>
       </w:pPr>
@@ -5892,122 +5954,6 @@
         <w:rPr>
           <w:rFonts w:hint="eastAsia"/>
         </w:rPr>
-        <w:t>数仓建模流程逻辑</w:t>
-      </w:r>
-    </w:p>
-    <w:p>
-      <w:r>
-        <w:t xml:space="preserve">1 确定目标表结构信息 </w:t>
-      </w:r>
-    </w:p>
-    <w:p>
-      <w:r>
-        <w:rPr>
-          <w:rFonts w:hint="eastAsia"/>
-        </w:rPr>
-        <w:t>从</w:t>
-      </w:r>
-      <w:r>
-        <w:t>BI确定需要的目标表结构事务和维度字段</w:t>
-      </w:r>
-    </w:p>
-    <w:p>
-      <w:r>
-        <w:t>2 调研梳理来源表信息</w:t>
-      </w:r>
-    </w:p>
-    <w:p>
-      <w:r>
-        <w:rPr>
-          <w:rFonts w:hint="eastAsia"/>
-        </w:rPr>
-        <w:t>在确定好事务和维度字段之后从后端数据库整理事务和各个维度相应的表</w:t>
-      </w:r>
-    </w:p>
-    <w:p>
-      <w:r>
-        <w:t>3 调研确认应用业务口径</w:t>
-      </w:r>
-    </w:p>
-    <w:p>
-      <w:r>
-        <w:rPr>
-          <w:rFonts w:hint="eastAsia"/>
-        </w:rPr>
-        <w:t>调研事务需要使用什么方法去输出需要显示的方式</w:t>
-      </w:r>
-    </w:p>
-    <w:p>
-      <w:r>
-        <w:t>4 基于模型做取值映射分析</w:t>
-      </w:r>
-    </w:p>
-    <w:p>
-      <w:r>
-        <w:rPr>
-          <w:rFonts w:hint="eastAsia"/>
-        </w:rPr>
-        <w:t>上面三步完成之后对后端数据库获取的数据在</w:t>
-      </w:r>
-      <w:r>
-        <w:t>dm层进行映射到相应需要输出的字段</w:t>
-      </w:r>
-    </w:p>
-    <w:p/>
-    <w:p>
-      <w:pPr>
-        <w:pStyle w:val="4"/>
-      </w:pPr>
-      <w:r>
-        <w:t>M</w:t>
-      </w:r>
-      <w:r>
-        <w:t>apping</w:t>
-      </w:r>
-    </w:p>
-    <w:p>
-      <w:r>
-        <w:rPr>
-          <w:rFonts w:hint="eastAsia"/>
-        </w:rPr>
-        <w:t>本质：描述数据从来源到目标的“流转地图”，记录字段级血缘关系</w:t>
-      </w:r>
-    </w:p>
-    <w:p>
-      <w:r>
-        <w:t>1 目标字段 DM、DWS层表结构</w:t>
-      </w:r>
-    </w:p>
-    <w:p>
-      <w:r>
-        <w:t>2 来源字段 ODS、DWD层字段</w:t>
-      </w:r>
-    </w:p>
-    <w:p>
-      <w:r>
-        <w:t>3 转换规则 空值处理NVL、类型转换CAST、计算逻辑SUM/CASE WHEN</w:t>
-      </w:r>
-    </w:p>
-    <w:p>
-      <w:r>
-        <w:t>4 业务口径说明 如“</w:t>
-      </w:r>
-      <w:r>
-        <w:rPr>
-          <w:rFonts w:hint="eastAsia"/>
-        </w:rPr>
-        <w:t>佣金=保费*提点</w:t>
-      </w:r>
-    </w:p>
-    <w:p/>
-    <w:p>
-      <w:pPr>
-        <w:pStyle w:val="4"/>
-      </w:pPr>
-      <w:r>
-        <w:rPr>
-          <w:rFonts w:hint="eastAsia"/>
-        </w:rPr>
         <w:t>宽表建模</w:t>
       </w:r>
     </w:p>
@@ -6024,7 +5970,6 @@
     </w:p>
     <w:p>
       <w:r>
-        <w:lastRenderedPageBreak/>
         <w:t>1 选择公共粒度：如按</w:t>
       </w:r>
       <w:r>
@@ -6382,49 +6327,28 @@
       </w:r>
     </w:p>
     <w:p>
+      <w:pPr>
+        <w:rPr>
+          <w:rFonts w:hint="eastAsia"/>
+        </w:rPr>
+      </w:pPr>
       <w:r>
         <w:rPr>
           <w:rFonts w:hint="eastAsia"/>
           <w:b/>
         </w:rPr>
+        <w:lastRenderedPageBreak/>
         <w:t>确定维度属性</w:t>
       </w:r>
       <w:r>
         <w:t xml:space="preserve"> 尽可能丰富地添加用于过滤、分组和报表展示的属性字段。如果属性会随时间发生变化，就引入拉链表机制（SCD）来处理历史状态。</w:t>
       </w:r>
     </w:p>
-    <w:p/>
-    <w:p/>
     <w:p>
       <w:pPr>
         <w:pStyle w:val="3"/>
       </w:pPr>
       <w:r>
-        <w:t>14 7-9个银行系统名称</w:t>
-      </w:r>
-    </w:p>
-    <w:p>
-      <w:r>
-        <w:t>cbs核心系统（核心业务）、ecif（客户管理系统）</w:t>
-      </w:r>
-    </w:p>
-    <w:p>
-      <w:r>
-        <w:t>ccp（信用卡系统）、bbs（票据系统）、ccs（对公信贷管理系统）</w:t>
-      </w:r>
-    </w:p>
-    <w:p>
-      <w:r>
-        <w:t>pcs（零售信贷系统）、nbs（网上银行系统）</w:t>
-      </w:r>
-    </w:p>
-    <w:p/>
-    <w:p>
-      <w:pPr>
-        <w:pStyle w:val="3"/>
-      </w:pPr>
-      <w:r>
-        <w:lastRenderedPageBreak/>
         <w:t xml:space="preserve">15 </w:t>
       </w:r>
       <w:r>
@@ -6531,11 +6455,15 @@
       </w:r>
     </w:p>
     <w:p>
+      <w:pPr>
+        <w:rPr>
+          <w:rFonts w:hint="eastAsia"/>
+        </w:rPr>
+      </w:pPr>
       <w:r>
         <w:tab/>
       </w:r>
     </w:p>
-    <w:p/>
     <w:p>
       <w:pPr>
         <w:pStyle w:val="3"/>
@@ -6821,6 +6749,7 @@
         <w:rPr>
           <w:highlight w:val="yellow"/>
         </w:rPr>
+        <w:lastRenderedPageBreak/>
         <w:t>2. 隐式类型转换失效</w:t>
       </w:r>
     </w:p>
@@ -6840,7 +6769,6 @@
         <w:rPr>
           <w:highlight w:val="yellow"/>
         </w:rPr>
-        <w:lastRenderedPageBreak/>
         <w:t>3. 索引列上使用函数或表达式计算失效</w:t>
       </w:r>
     </w:p>
@@ -6974,6 +6902,11 @@
       </w:r>
     </w:p>
     <w:p>
+      <w:pPr>
+        <w:rPr>
+          <w:rFonts w:hint="eastAsia"/>
+        </w:rPr>
+      </w:pPr>
       <w:r>
         <w:rPr>
           <w:rFonts w:hint="eastAsia"/>
@@ -6981,25 +6914,6 @@
         <w:t>无需人工干预即可产出可信数据。目标是“降本增效、释放人力”。）</w:t>
       </w:r>
     </w:p>
-    <w:p/>
-    <w:p/>
-    <w:p>
-      <w:r>
-        <w:t>16 银行主题 四个主题 每个主题下面还有二三级主题详细 看连接 https://www.cnblogs.com/zourui4271/p/13877676.html</w:t>
-      </w:r>
-    </w:p>
-    <w:p>
-      <w:r>
-        <w:rPr>
-          <w:rFonts w:hint="eastAsia"/>
-        </w:rPr>
-        <w:t>十大金融主题</w:t>
-      </w:r>
-      <w:r>
-        <w:t xml:space="preserve"> 当事人、产品、协议、事件、资产、财务、机构、地域、营销、渠道</w:t>
-      </w:r>
-    </w:p>
-    <w:p/>
     <w:p>
       <w:pPr>
         <w:pStyle w:val="3"/>
@@ -7018,6 +6932,11 @@
       </w:r>
     </w:p>
     <w:p>
+      <w:pPr>
+        <w:rPr>
+          <w:rFonts w:hint="eastAsia"/>
+        </w:rPr>
+      </w:pPr>
       <w:r>
         <w:rPr>
           <w:rFonts w:hint="eastAsia"/>
@@ -7034,8 +6953,6 @@
         <w:t xml:space="preserve"> 贴源层使用parque 其他层使用textfile</w:t>
       </w:r>
     </w:p>
-    <w:p/>
-    <w:p/>
     <w:p>
       <w:pPr>
         <w:pStyle w:val="1"/>
@@ -7046,45 +6963,45 @@
         <w:jc w:val="center"/>
       </w:pPr>
       <w:r>
+        <w:t>H</w:t>
+      </w:r>
+      <w:r>
+        <w:t>ive</w:t>
+      </w:r>
+      <w:r>
+        <w:rPr>
+          <w:rFonts w:hint="eastAsia"/>
+        </w:rPr>
+        <w:t>有关内容</w:t>
+      </w:r>
+    </w:p>
+    <w:p>
+      <w:pPr>
+        <w:pStyle w:val="4"/>
+      </w:pPr>
+      <w:r>
+        <w:t>外部表</w:t>
+      </w:r>
+    </w:p>
+    <w:p>
+      <w:r>
+        <w:rPr>
+          <w:rFonts w:hint="eastAsia"/>
+        </w:rPr>
+        <w:t>先创建再删除再创建一模一样的表可以找到原来的真实数据</w:t>
+      </w:r>
+    </w:p>
+    <w:p>
+      <w:r>
+        <w:t>--如果非事务表之类的想插入或者修改数据</w:t>
+      </w:r>
+    </w:p>
+    <w:p>
+      <w:r>
+        <w:rPr>
+          <w:rFonts w:hint="eastAsia"/>
+        </w:rPr>
         <w:lastRenderedPageBreak/>
-        <w:t>H</w:t>
-      </w:r>
-      <w:r>
-        <w:t>ive</w:t>
-      </w:r>
-      <w:r>
-        <w:rPr>
-          <w:rFonts w:hint="eastAsia"/>
-        </w:rPr>
-        <w:t>有关内容</w:t>
-      </w:r>
-    </w:p>
-    <w:p>
-      <w:pPr>
-        <w:pStyle w:val="4"/>
-      </w:pPr>
-      <w:r>
-        <w:t>外部表</w:t>
-      </w:r>
-    </w:p>
-    <w:p>
-      <w:r>
-        <w:rPr>
-          <w:rFonts w:hint="eastAsia"/>
-        </w:rPr>
-        <w:t>先创建再删除再创建一模一样的表可以找到原来的真实数据</w:t>
-      </w:r>
-    </w:p>
-    <w:p>
-      <w:r>
-        <w:t>--如果非事务表之类的想插入或者修改数据</w:t>
-      </w:r>
-    </w:p>
-    <w:p>
-      <w:r>
-        <w:rPr>
-          <w:rFonts w:hint="eastAsia"/>
-        </w:rPr>
         <w:t>可以先查询出</w:t>
       </w:r>
       <w:r>
@@ -7290,7 +7207,6 @@
           <w:rStyle w:val="30"/>
           <w:rFonts w:hint="eastAsia"/>
         </w:rPr>
-        <w:lastRenderedPageBreak/>
         <w:t>维度</w:t>
       </w:r>
       <w:r>
@@ -7334,6 +7250,7 @@
         <w:pStyle w:val="4"/>
       </w:pPr>
       <w:r>
+        <w:lastRenderedPageBreak/>
         <w:t>exists与in子查询的区别</w:t>
       </w:r>
     </w:p>
@@ -7349,6 +7266,11 @@
       </w:r>
     </w:p>
     <w:p>
+      <w:pPr>
+        <w:rPr>
+          <w:rFonts w:hint="eastAsia"/>
+        </w:rPr>
+      </w:pPr>
       <w:r>
         <w:rPr>
           <w:rFonts w:hint="eastAsia"/>
@@ -7359,8 +7281,6 @@
         <w:t xml:space="preserve"> 用in子查询</w:t>
       </w:r>
     </w:p>
-    <w:p/>
-    <w:p/>
     <w:p>
       <w:pPr>
         <w:pStyle w:val="4"/>
@@ -7557,7 +7477,6 @@
         <w:rPr>
           <w:noProof/>
         </w:rPr>
-        <w:lastRenderedPageBreak/>
         <w:drawing>
           <wp:inline distT="0" distB="0" distL="0" distR="0" wp14:anchorId="12637271" wp14:editId="7F03A133">
             <wp:extent cx="5410200" cy="1637522"/>
@@ -7600,6 +7519,7 @@
         <w:rPr>
           <w:noProof/>
         </w:rPr>
+        <w:lastRenderedPageBreak/>
         <w:drawing>
           <wp:inline distT="0" distB="0" distL="0" distR="0" wp14:anchorId="4416213E" wp14:editId="673E872C">
             <wp:extent cx="5274310" cy="1383175"/>
@@ -7947,7 +7867,6 @@
     </w:p>
     <w:p>
       <w:r>
-        <w:lastRenderedPageBreak/>
         <w:t xml:space="preserve">4 </w:t>
       </w:r>
       <w:r>
@@ -7973,6 +7892,7 @@
         <w:rPr>
           <w:rFonts w:hint="eastAsia"/>
         </w:rPr>
+        <w:lastRenderedPageBreak/>
         <w:t>存储过程异常有哪些？</w:t>
       </w:r>
     </w:p>

--- a/毛智明-小作文.docx
+++ b/毛智明-小作文.docx
@@ -97,7 +97,7 @@
           <w:rFonts w:hint="eastAsia"/>
           <w:highlight w:val="yellow"/>
         </w:rPr>
-        <w:t>。</w:t>
+        <w:t>，</w:t>
       </w:r>
       <w:r>
         <w:rPr>
@@ -123,7 +123,10 @@
     </w:p>
     <w:p>
       <w:r>
-        <w:t>项目方面，我前后参与过两个比较完整的保险</w:t>
+        <w:t>项目方面，我</w:t>
+      </w:r>
+      <w:r>
+        <w:t>参与过两个比较完整的保险</w:t>
       </w:r>
       <w:r>
         <w:rPr>
@@ -149,9 +152,18 @@
       </w:r>
       <w:r>
         <w:rPr>
+          <w:rFonts w:hint="eastAsia"/>
           <w:highlight w:val="yellow"/>
         </w:rPr>
-        <w:t>从数据同步、ODS贴源、DWD清洗、DWS主题建模，到ADS指标</w:t>
+        <w:t>mapping宽表建模、</w:t>
+      </w:r>
+      <w:bookmarkStart w:id="0" w:name="_GoBack"/>
+      <w:bookmarkEnd w:id="0"/>
+      <w:r>
+        <w:rPr>
+          <w:highlight w:val="yellow"/>
+        </w:rPr>
+        <w:t>ODS到ADS指标</w:t>
       </w:r>
       <w:r>
         <w:rPr>
@@ -237,8 +249,6 @@
         </w:rPr>
         <w:t>7</w:t>
       </w:r>
-      <w:bookmarkStart w:id="0" w:name="_GoBack"/>
-      <w:bookmarkEnd w:id="0"/>
       <w:r>
         <w:rPr>
           <w:rFonts w:ascii="Segoe UI" w:hAnsi="Segoe UI" w:cs="Segoe UI"/>
@@ -497,21 +507,20 @@
           <w:rFonts w:hint="eastAsia"/>
           <w:highlight w:val="yellow"/>
         </w:rPr>
-        <w:t>用自</w:t>
-      </w:r>
-      <w:r>
-        <w:rPr>
-          <w:rFonts w:hint="eastAsia"/>
+        <w:t>用自定义函数对数据进行清洗</w:t>
+      </w:r>
+      <w:r>
+        <w:rPr>
           <w:highlight w:val="yellow"/>
         </w:rPr>
+        <w:t>。随后在DWD→DWS层，关联多张事实表与维度表（如代理人信</w:t>
+      </w:r>
+      <w:r>
+        <w:rPr>
+          <w:highlight w:val="yellow"/>
+        </w:rPr>
         <w:lastRenderedPageBreak/>
-        <w:t>定义函数对数据进行清洗</w:t>
-      </w:r>
-      <w:r>
-        <w:rPr>
-          <w:highlight w:val="yellow"/>
-        </w:rPr>
-        <w:t>。随后在DWD→DWS层，关联多张事实表与维度表（如代理人信息表、客户经营表、投保单信息表），构建以人力、渠道、客户、产品为核心的宽表，并做轻度汇总（如团</w:t>
+        <w:t>息表、客户经营表、投保单信息表），构建以人力、渠道、客户、产品为核心的宽表，并做轻度汇总（如团</w:t>
       </w:r>
       <w:r>
         <w:rPr>
